--- a/Отчёт.docx
+++ b/Отчёт.docx
@@ -15,6 +15,7 @@
       </w:pPr>
       <w:bookmarkStart w:id="0" w:name="_Toc109593980"/>
       <w:bookmarkStart w:id="1" w:name="_Toc109595473"/>
+      <w:bookmarkStart w:id="2" w:name="_Toc109596775"/>
       <w:r>
         <w:rPr>
           <w:rFonts w:ascii="Times New Roman" w:hAnsi="Times New Roman" w:cs="Times New Roman"/>
@@ -23,6 +24,7 @@
       </w:r>
       <w:bookmarkEnd w:id="0"/>
       <w:bookmarkEnd w:id="1"/>
+      <w:bookmarkEnd w:id="2"/>
     </w:p>
     <w:p>
       <w:pPr>
@@ -120,8 +122,9 @@
           <w:szCs w:val="24"/>
         </w:rPr>
       </w:pPr>
-      <w:bookmarkStart w:id="2" w:name="_Toc109593981"/>
-      <w:bookmarkStart w:id="3" w:name="_Toc109595474"/>
+      <w:bookmarkStart w:id="3" w:name="_Toc109593981"/>
+      <w:bookmarkStart w:id="4" w:name="_Toc109595474"/>
+      <w:bookmarkStart w:id="5" w:name="_Toc109596776"/>
       <w:r>
         <w:rPr>
           <w:rFonts w:ascii="Times New Roman" w:hAnsi="Times New Roman" w:cs="Times New Roman"/>
@@ -130,8 +133,9 @@
         </w:rPr>
         <w:t>НИЖЕГОРОДСКИЙ ГОСУДАРСТВЕННЫЙ ТЕХНИЧЕСКИЙ</w:t>
       </w:r>
-      <w:bookmarkEnd w:id="2"/>
       <w:bookmarkEnd w:id="3"/>
+      <w:bookmarkEnd w:id="4"/>
+      <w:bookmarkEnd w:id="5"/>
     </w:p>
     <w:p>
       <w:pPr>
@@ -219,8 +223,9 @@
           <w:szCs w:val="36"/>
         </w:rPr>
       </w:pPr>
-      <w:bookmarkStart w:id="4" w:name="_Toc109593982"/>
-      <w:bookmarkStart w:id="5" w:name="_Toc109595475"/>
+      <w:bookmarkStart w:id="6" w:name="_Toc109593982"/>
+      <w:bookmarkStart w:id="7" w:name="_Toc109595475"/>
+      <w:bookmarkStart w:id="8" w:name="_Toc109596777"/>
       <w:r>
         <w:rPr>
           <w:rFonts w:ascii="Times New Roman" w:hAnsi="Times New Roman" w:cs="Times New Roman"/>
@@ -229,8 +234,9 @@
         </w:rPr>
         <w:t>ОТЧЕТ</w:t>
       </w:r>
-      <w:bookmarkEnd w:id="4"/>
-      <w:bookmarkEnd w:id="5"/>
+      <w:bookmarkEnd w:id="6"/>
+      <w:bookmarkEnd w:id="7"/>
+      <w:bookmarkEnd w:id="8"/>
     </w:p>
     <w:p>
       <w:pPr>
@@ -322,16 +328,18 @@
           <w:rFonts w:ascii="Times New Roman" w:hAnsi="Times New Roman" w:cs="Times New Roman"/>
         </w:rPr>
       </w:pPr>
-      <w:bookmarkStart w:id="6" w:name="_Toc109593983"/>
-      <w:bookmarkStart w:id="7" w:name="_Toc109595476"/>
+      <w:bookmarkStart w:id="9" w:name="_Toc109593983"/>
+      <w:bookmarkStart w:id="10" w:name="_Toc109595476"/>
+      <w:bookmarkStart w:id="11" w:name="_Toc109596778"/>
       <w:r>
         <w:rPr>
           <w:rFonts w:ascii="Times New Roman" w:hAnsi="Times New Roman" w:cs="Times New Roman"/>
         </w:rPr>
         <w:t>РУКОВОДИТЕЛЬ:</w:t>
       </w:r>
-      <w:bookmarkEnd w:id="6"/>
-      <w:bookmarkEnd w:id="7"/>
+      <w:bookmarkEnd w:id="9"/>
+      <w:bookmarkEnd w:id="10"/>
+      <w:bookmarkEnd w:id="11"/>
     </w:p>
     <w:p>
       <w:pPr>
@@ -368,13 +376,28 @@
           <w:rFonts w:ascii="Times New Roman" w:hAnsi="Times New Roman" w:cs="Times New Roman"/>
           <w:u w:val="single"/>
         </w:rPr>
-        <w:t xml:space="preserve"> Д.В,</w:t>
-      </w:r>
-      <w:r>
-        <w:rPr>
-          <w:rFonts w:ascii="Times New Roman" w:hAnsi="Times New Roman" w:cs="Times New Roman"/>
-        </w:rPr>
-        <w:t>__</w:t>
+        <w:t xml:space="preserve"> </w:t>
+      </w:r>
+      <w:proofErr w:type="gramStart"/>
+      <w:r>
+        <w:rPr>
+          <w:rFonts w:ascii="Times New Roman" w:hAnsi="Times New Roman" w:cs="Times New Roman"/>
+          <w:u w:val="single"/>
+        </w:rPr>
+        <w:t>Д.В,</w:t>
+      </w:r>
+      <w:r>
+        <w:rPr>
+          <w:rFonts w:ascii="Times New Roman" w:hAnsi="Times New Roman" w:cs="Times New Roman"/>
+        </w:rPr>
+        <w:t>_</w:t>
+      </w:r>
+      <w:proofErr w:type="gramEnd"/>
+      <w:r>
+        <w:rPr>
+          <w:rFonts w:ascii="Times New Roman" w:hAnsi="Times New Roman" w:cs="Times New Roman"/>
+        </w:rPr>
+        <w:t>_</w:t>
       </w:r>
     </w:p>
     <w:p>
@@ -440,8 +463,9 @@
           <w:rFonts w:ascii="Times New Roman" w:hAnsi="Times New Roman" w:cs="Times New Roman"/>
         </w:rPr>
       </w:pPr>
-      <w:bookmarkStart w:id="8" w:name="_Toc109593984"/>
-      <w:bookmarkStart w:id="9" w:name="_Toc109595477"/>
+      <w:bookmarkStart w:id="12" w:name="_Toc109593984"/>
+      <w:bookmarkStart w:id="13" w:name="_Toc109595477"/>
+      <w:bookmarkStart w:id="14" w:name="_Toc109596779"/>
       <w:r>
         <w:rPr>
           <w:rFonts w:ascii="Times New Roman" w:hAnsi="Times New Roman" w:cs="Times New Roman"/>
@@ -460,8 +484,9 @@
         </w:rPr>
         <w:t>:</w:t>
       </w:r>
-      <w:bookmarkEnd w:id="8"/>
-      <w:bookmarkEnd w:id="9"/>
+      <w:bookmarkEnd w:id="12"/>
+      <w:bookmarkEnd w:id="13"/>
+      <w:bookmarkEnd w:id="14"/>
     </w:p>
     <w:p>
       <w:pPr>
@@ -729,40 +754,401 @@
     </w:p>
     <w:p>
       <w:pPr>
-        <w:rPr>
-          <w:rFonts w:ascii="Times New Roman" w:hAnsi="Times New Roman" w:cs="Times New Roman"/>
-        </w:rPr>
-      </w:pPr>
-      <w:r>
-        <w:rPr>
-          <w:rFonts w:ascii="Times New Roman" w:hAnsi="Times New Roman" w:cs="Times New Roman"/>
+        <w:spacing w:line="360" w:lineRule="auto"/>
+        <w:rPr>
+          <w:rFonts w:ascii="Times New Roman" w:hAnsi="Times New Roman" w:cs="Times New Roman"/>
+          <w:sz w:val="28"/>
+          <w:szCs w:val="28"/>
+        </w:rPr>
+      </w:pPr>
+      <w:r>
+        <w:rPr>
+          <w:rFonts w:ascii="Times New Roman" w:hAnsi="Times New Roman" w:cs="Times New Roman"/>
+          <w:sz w:val="28"/>
+          <w:szCs w:val="28"/>
         </w:rPr>
         <w:t>Цель работы</w:t>
       </w:r>
     </w:p>
     <w:p>
       <w:pPr>
-        <w:rPr>
-          <w:rFonts w:ascii="Times New Roman" w:hAnsi="Times New Roman" w:cs="Times New Roman"/>
-        </w:rPr>
-      </w:pPr>
-    </w:p>
-    <w:p>
-      <w:pPr>
         <w:spacing w:line="360" w:lineRule="auto"/>
         <w:rPr>
           <w:rFonts w:ascii="Times New Roman" w:hAnsi="Times New Roman" w:cs="Times New Roman"/>
-        </w:rPr>
-      </w:pPr>
-      <w:r>
-        <w:rPr>
-          <w:rFonts w:ascii="Times New Roman" w:hAnsi="Times New Roman" w:cs="Times New Roman"/>
+          <w:sz w:val="24"/>
+          <w:szCs w:val="24"/>
+        </w:rPr>
+      </w:pPr>
+      <w:r>
+        <w:rPr>
+          <w:rFonts w:ascii="Times New Roman" w:hAnsi="Times New Roman" w:cs="Times New Roman"/>
+          <w:sz w:val="24"/>
+          <w:szCs w:val="24"/>
+        </w:rPr>
+        <w:t>Создание цифровой игры</w:t>
+      </w:r>
+      <w:r>
+        <w:rPr>
+          <w:rFonts w:ascii="Times New Roman" w:hAnsi="Times New Roman" w:cs="Times New Roman"/>
+          <w:sz w:val="24"/>
+          <w:szCs w:val="24"/>
+        </w:rPr>
+        <w:t>, получение навыков проектирования и написания программного обеспечения</w:t>
+      </w:r>
+      <w:r>
+        <w:rPr>
+          <w:rFonts w:ascii="Times New Roman" w:hAnsi="Times New Roman" w:cs="Times New Roman"/>
+          <w:sz w:val="24"/>
+          <w:szCs w:val="24"/>
+        </w:rPr>
+        <w:t>, знакомство с инструментами и технологиями разработки компьютерных игр.</w:t>
+      </w:r>
+    </w:p>
+    <w:p>
+      <w:pPr>
+        <w:spacing w:line="360" w:lineRule="auto"/>
+        <w:rPr>
+          <w:rFonts w:ascii="Times New Roman" w:hAnsi="Times New Roman" w:cs="Times New Roman"/>
+        </w:rPr>
+      </w:pPr>
+    </w:p>
+    <w:p>
+      <w:pPr>
+        <w:spacing w:line="360" w:lineRule="auto"/>
+        <w:rPr>
+          <w:rFonts w:ascii="Times New Roman" w:hAnsi="Times New Roman" w:cs="Times New Roman"/>
+          <w:sz w:val="28"/>
+          <w:szCs w:val="28"/>
+        </w:rPr>
+      </w:pPr>
+      <w:r>
+        <w:rPr>
+          <w:rFonts w:ascii="Times New Roman" w:hAnsi="Times New Roman" w:cs="Times New Roman"/>
+          <w:sz w:val="28"/>
+          <w:szCs w:val="28"/>
         </w:rPr>
         <w:t>Аннотация</w:t>
       </w:r>
-      <w:r>
-        <w:rPr>
-          <w:rFonts w:ascii="Times New Roman" w:hAnsi="Times New Roman" w:cs="Times New Roman"/>
+    </w:p>
+    <w:p>
+      <w:pPr>
+        <w:spacing w:line="360" w:lineRule="auto"/>
+        <w:rPr>
+          <w:rFonts w:ascii="Times New Roman" w:hAnsi="Times New Roman" w:cs="Times New Roman"/>
+          <w:color w:val="000000"/>
+          <w:sz w:val="24"/>
+          <w:szCs w:val="24"/>
+          <w:shd w:val="clear" w:color="auto" w:fill="FFFFFF"/>
+        </w:rPr>
+      </w:pPr>
+      <w:r>
+        <w:rPr>
+          <w:rFonts w:ascii="Times New Roman" w:hAnsi="Times New Roman" w:cs="Times New Roman"/>
+          <w:color w:val="000000"/>
+          <w:sz w:val="24"/>
+          <w:szCs w:val="24"/>
+          <w:shd w:val="clear" w:color="auto" w:fill="FFFFFF"/>
+        </w:rPr>
+        <w:t>Представленная работа состоит из</w:t>
+      </w:r>
+      <w:r>
+        <w:rPr>
+          <w:rFonts w:ascii="Times New Roman" w:hAnsi="Times New Roman" w:cs="Times New Roman"/>
+          <w:color w:val="000000"/>
+          <w:sz w:val="24"/>
+          <w:szCs w:val="24"/>
+          <w:shd w:val="clear" w:color="auto" w:fill="FFFFFF"/>
+        </w:rPr>
+        <w:t xml:space="preserve"> пяти глав</w:t>
+      </w:r>
+      <w:r>
+        <w:rPr>
+          <w:rFonts w:ascii="Times New Roman" w:hAnsi="Times New Roman" w:cs="Times New Roman"/>
+          <w:color w:val="000000"/>
+          <w:sz w:val="24"/>
+          <w:szCs w:val="24"/>
+          <w:shd w:val="clear" w:color="auto" w:fill="FFFFFF"/>
+        </w:rPr>
+        <w:t>, заключения, списка литературных источников и приложений. В первой части работы</w:t>
+      </w:r>
+      <w:r>
+        <w:rPr>
+          <w:rFonts w:ascii="Times New Roman" w:hAnsi="Times New Roman" w:cs="Times New Roman"/>
+          <w:color w:val="000000"/>
+          <w:sz w:val="24"/>
+          <w:szCs w:val="24"/>
+          <w:shd w:val="clear" w:color="auto" w:fill="FFFFFF"/>
+        </w:rPr>
+        <w:t xml:space="preserve"> </w:t>
+      </w:r>
+      <w:r>
+        <w:rPr>
+          <w:rFonts w:ascii="Times New Roman" w:hAnsi="Times New Roman" w:cs="Times New Roman"/>
+          <w:color w:val="000000"/>
+          <w:sz w:val="24"/>
+          <w:szCs w:val="24"/>
+          <w:shd w:val="clear" w:color="auto" w:fill="FFFFFF"/>
+        </w:rPr>
+        <w:t>изложено содержание игры</w:t>
+      </w:r>
+      <w:r>
+        <w:rPr>
+          <w:rFonts w:ascii="Times New Roman" w:hAnsi="Times New Roman" w:cs="Times New Roman"/>
+          <w:color w:val="000000"/>
+          <w:sz w:val="24"/>
+          <w:szCs w:val="24"/>
+          <w:shd w:val="clear" w:color="auto" w:fill="FFFFFF"/>
+        </w:rPr>
+        <w:t xml:space="preserve"> – её правила, цели игроков</w:t>
+      </w:r>
+      <w:r>
+        <w:rPr>
+          <w:rFonts w:ascii="Times New Roman" w:hAnsi="Times New Roman" w:cs="Times New Roman"/>
+          <w:color w:val="000000"/>
+          <w:sz w:val="24"/>
+          <w:szCs w:val="24"/>
+          <w:shd w:val="clear" w:color="auto" w:fill="FFFFFF"/>
+        </w:rPr>
+        <w:t>.</w:t>
+      </w:r>
+      <w:r>
+        <w:rPr>
+          <w:rFonts w:ascii="Times New Roman" w:hAnsi="Times New Roman" w:cs="Times New Roman"/>
+          <w:color w:val="000000"/>
+          <w:sz w:val="24"/>
+          <w:szCs w:val="24"/>
+          <w:shd w:val="clear" w:color="auto" w:fill="FFFFFF"/>
+        </w:rPr>
+        <w:t xml:space="preserve"> </w:t>
+      </w:r>
+      <w:r>
+        <w:rPr>
+          <w:rFonts w:ascii="Times New Roman" w:hAnsi="Times New Roman" w:cs="Times New Roman"/>
+          <w:color w:val="000000"/>
+          <w:sz w:val="24"/>
+          <w:szCs w:val="24"/>
+          <w:shd w:val="clear" w:color="auto" w:fill="FFFFFF"/>
+        </w:rPr>
+        <w:t xml:space="preserve">Во второй главе описывается </w:t>
+      </w:r>
+      <w:r>
+        <w:rPr>
+          <w:rFonts w:ascii="Times New Roman" w:hAnsi="Times New Roman" w:cs="Times New Roman"/>
+          <w:color w:val="000000"/>
+          <w:sz w:val="24"/>
+          <w:szCs w:val="24"/>
+          <w:shd w:val="clear" w:color="auto" w:fill="FFFFFF"/>
+        </w:rPr>
+        <w:t>технология,</w:t>
+      </w:r>
+      <w:r>
+        <w:rPr>
+          <w:rFonts w:ascii="Times New Roman" w:hAnsi="Times New Roman" w:cs="Times New Roman"/>
+          <w:color w:val="000000"/>
+          <w:sz w:val="24"/>
+          <w:szCs w:val="24"/>
+          <w:shd w:val="clear" w:color="auto" w:fill="FFFFFF"/>
+        </w:rPr>
+        <w:t xml:space="preserve"> на которой она сделана.</w:t>
+      </w:r>
+      <w:r>
+        <w:rPr>
+          <w:rFonts w:ascii="Times New Roman" w:hAnsi="Times New Roman" w:cs="Times New Roman"/>
+          <w:color w:val="000000"/>
+          <w:sz w:val="24"/>
+          <w:szCs w:val="24"/>
+          <w:shd w:val="clear" w:color="auto" w:fill="FFFFFF"/>
+        </w:rPr>
+        <w:br/>
+      </w:r>
+      <w:r>
+        <w:rPr>
+          <w:rFonts w:ascii="Times New Roman" w:hAnsi="Times New Roman" w:cs="Times New Roman"/>
+          <w:color w:val="000000"/>
+          <w:sz w:val="24"/>
+          <w:szCs w:val="24"/>
+          <w:shd w:val="clear" w:color="auto" w:fill="FFFFFF"/>
+        </w:rPr>
+        <w:t>В</w:t>
+      </w:r>
+      <w:r>
+        <w:rPr>
+          <w:rFonts w:ascii="Times New Roman" w:hAnsi="Times New Roman" w:cs="Times New Roman"/>
+          <w:color w:val="000000"/>
+          <w:sz w:val="24"/>
+          <w:szCs w:val="24"/>
+          <w:shd w:val="clear" w:color="auto" w:fill="FFFFFF"/>
+        </w:rPr>
+        <w:t xml:space="preserve"> третьей главе приведена структура </w:t>
+      </w:r>
+      <w:r>
+        <w:rPr>
+          <w:rFonts w:ascii="Times New Roman" w:hAnsi="Times New Roman" w:cs="Times New Roman"/>
+          <w:color w:val="000000"/>
+          <w:sz w:val="24"/>
+          <w:szCs w:val="24"/>
+          <w:shd w:val="clear" w:color="auto" w:fill="FFFFFF"/>
+        </w:rPr>
+        <w:t>игры с точки зрения программной реализации.</w:t>
+      </w:r>
+      <w:r>
+        <w:rPr>
+          <w:rFonts w:ascii="Times New Roman" w:hAnsi="Times New Roman" w:cs="Times New Roman"/>
+          <w:color w:val="000000"/>
+          <w:sz w:val="24"/>
+          <w:szCs w:val="24"/>
+          <w:shd w:val="clear" w:color="auto" w:fill="FFFFFF"/>
+        </w:rPr>
+        <w:br/>
+        <w:t>Четвертая глава</w:t>
+      </w:r>
+      <w:r>
+        <w:rPr>
+          <w:rFonts w:ascii="Times New Roman" w:hAnsi="Times New Roman" w:cs="Times New Roman"/>
+          <w:color w:val="000000"/>
+          <w:sz w:val="24"/>
+          <w:szCs w:val="24"/>
+          <w:shd w:val="clear" w:color="auto" w:fill="FFFFFF"/>
+        </w:rPr>
+        <w:t xml:space="preserve"> – </w:t>
+      </w:r>
+      <w:r>
+        <w:rPr>
+          <w:rFonts w:ascii="Times New Roman" w:hAnsi="Times New Roman" w:cs="Times New Roman"/>
+          <w:color w:val="000000"/>
+          <w:sz w:val="24"/>
+          <w:szCs w:val="24"/>
+          <w:shd w:val="clear" w:color="auto" w:fill="FFFFFF"/>
+        </w:rPr>
+        <w:t>описание важных для игровой механики алгоритмов.</w:t>
+      </w:r>
+      <w:r>
+        <w:rPr>
+          <w:rFonts w:ascii="Times New Roman" w:hAnsi="Times New Roman" w:cs="Times New Roman"/>
+          <w:color w:val="000000"/>
+          <w:sz w:val="24"/>
+          <w:szCs w:val="24"/>
+          <w:shd w:val="clear" w:color="auto" w:fill="FFFFFF"/>
+        </w:rPr>
+        <w:br/>
+        <w:t xml:space="preserve">В пятой главе - описание сетевого кода. </w:t>
+      </w:r>
+      <w:r>
+        <w:rPr>
+          <w:rFonts w:ascii="Times New Roman" w:hAnsi="Times New Roman" w:cs="Times New Roman"/>
+          <w:color w:val="000000"/>
+          <w:sz w:val="24"/>
+          <w:szCs w:val="24"/>
+          <w:shd w:val="clear" w:color="auto" w:fill="FFFFFF"/>
+        </w:rPr>
+        <w:t xml:space="preserve">Работа состоит из </w:t>
+      </w:r>
+      <w:r>
+        <w:rPr>
+          <w:rFonts w:ascii="Times New Roman" w:hAnsi="Times New Roman" w:cs="Times New Roman"/>
+          <w:color w:val="000000"/>
+          <w:sz w:val="24"/>
+          <w:szCs w:val="24"/>
+          <w:shd w:val="clear" w:color="auto" w:fill="FFFFFF"/>
+          <w:lang w:val="en-US"/>
+        </w:rPr>
+        <w:t>n</w:t>
+      </w:r>
+      <w:r>
+        <w:rPr>
+          <w:rFonts w:ascii="Times New Roman" w:hAnsi="Times New Roman" w:cs="Times New Roman"/>
+          <w:color w:val="000000"/>
+          <w:sz w:val="24"/>
+          <w:szCs w:val="24"/>
+          <w:shd w:val="clear" w:color="auto" w:fill="FFFFFF"/>
+        </w:rPr>
+        <w:t xml:space="preserve"> страницы, содержит </w:t>
+      </w:r>
+      <w:r>
+        <w:rPr>
+          <w:rFonts w:ascii="Times New Roman" w:hAnsi="Times New Roman" w:cs="Times New Roman"/>
+          <w:color w:val="000000"/>
+          <w:sz w:val="24"/>
+          <w:szCs w:val="24"/>
+          <w:shd w:val="clear" w:color="auto" w:fill="FFFFFF"/>
+          <w:lang w:val="en-US"/>
+        </w:rPr>
+        <w:t>n</w:t>
+      </w:r>
+      <w:r>
+        <w:rPr>
+          <w:rFonts w:ascii="Times New Roman" w:hAnsi="Times New Roman" w:cs="Times New Roman"/>
+          <w:color w:val="000000"/>
+          <w:sz w:val="24"/>
+          <w:szCs w:val="24"/>
+          <w:shd w:val="clear" w:color="auto" w:fill="FFFFFF"/>
+        </w:rPr>
+        <w:t xml:space="preserve"> литературных источника, </w:t>
+      </w:r>
+      <w:r>
+        <w:rPr>
+          <w:rFonts w:ascii="Times New Roman" w:hAnsi="Times New Roman" w:cs="Times New Roman"/>
+          <w:color w:val="000000"/>
+          <w:sz w:val="24"/>
+          <w:szCs w:val="24"/>
+          <w:shd w:val="clear" w:color="auto" w:fill="FFFFFF"/>
+          <w:lang w:val="en-US"/>
+        </w:rPr>
+        <w:t>n</w:t>
+      </w:r>
+      <w:r>
+        <w:rPr>
+          <w:rFonts w:ascii="Times New Roman" w:hAnsi="Times New Roman" w:cs="Times New Roman"/>
+          <w:color w:val="000000"/>
+          <w:sz w:val="24"/>
+          <w:szCs w:val="24"/>
+          <w:shd w:val="clear" w:color="auto" w:fill="FFFFFF"/>
+        </w:rPr>
+        <w:t xml:space="preserve"> </w:t>
+      </w:r>
+      <w:r>
+        <w:rPr>
+          <w:rFonts w:ascii="Times New Roman" w:hAnsi="Times New Roman" w:cs="Times New Roman"/>
+          <w:color w:val="000000"/>
+          <w:sz w:val="24"/>
+          <w:szCs w:val="24"/>
+          <w:shd w:val="clear" w:color="auto" w:fill="FFFFFF"/>
+        </w:rPr>
+        <w:t>приложений.</w:t>
+      </w:r>
+      <w:r>
+        <w:rPr>
+          <w:rFonts w:ascii="Times New Roman" w:hAnsi="Times New Roman" w:cs="Times New Roman"/>
+          <w:color w:val="000000"/>
+          <w:sz w:val="24"/>
+          <w:szCs w:val="24"/>
+        </w:rPr>
+        <w:br/>
+      </w:r>
+      <w:r>
+        <w:rPr>
+          <w:rFonts w:ascii="Times New Roman" w:hAnsi="Times New Roman" w:cs="Times New Roman"/>
+          <w:color w:val="000000"/>
+          <w:sz w:val="24"/>
+          <w:szCs w:val="24"/>
+        </w:rPr>
+        <w:br/>
+      </w:r>
+    </w:p>
+    <w:p>
+      <w:pPr>
+        <w:spacing w:line="360" w:lineRule="auto"/>
+        <w:rPr>
+          <w:rFonts w:ascii="Times New Roman" w:hAnsi="Times New Roman" w:cs="Times New Roman"/>
+          <w:sz w:val="24"/>
+          <w:szCs w:val="24"/>
+        </w:rPr>
+      </w:pPr>
+      <w:r>
+        <w:rPr>
+          <w:rFonts w:ascii="Times New Roman" w:hAnsi="Times New Roman" w:cs="Times New Roman"/>
+          <w:sz w:val="24"/>
+          <w:szCs w:val="24"/>
         </w:rPr>
         <w:br w:type="page"/>
       </w:r>
@@ -770,9 +1156,11 @@
     <w:sdt>
       <w:sdtPr>
         <w:rPr>
-          <w:rFonts w:ascii="Times New Roman" w:hAnsi="Times New Roman" w:cs="Times New Roman"/>
-          <w:sz w:val="24"/>
-          <w:szCs w:val="24"/>
+          <w:rFonts w:ascii="Times New Roman" w:eastAsiaTheme="minorHAnsi" w:hAnsi="Times New Roman" w:cs="Times New Roman"/>
+          <w:color w:val="auto"/>
+          <w:sz w:val="24"/>
+          <w:szCs w:val="24"/>
+          <w:lang w:eastAsia="en-US"/>
         </w:rPr>
         <w:id w:val="674001711"/>
         <w:docPartObj>
@@ -782,13 +1170,11 @@
       </w:sdtPr>
       <w:sdtEndPr>
         <w:rPr>
-          <w:rFonts w:asciiTheme="minorHAnsi" w:eastAsiaTheme="minorHAnsi" w:hAnsiTheme="minorHAnsi" w:cstheme="minorBidi"/>
+          <w:rFonts w:asciiTheme="minorHAnsi" w:hAnsiTheme="minorHAnsi" w:cstheme="minorBidi"/>
           <w:b/>
           <w:bCs/>
-          <w:color w:val="auto"/>
           <w:sz w:val="22"/>
           <w:szCs w:val="22"/>
-          <w:lang w:eastAsia="en-US"/>
         </w:rPr>
       </w:sdtEndPr>
       <w:sdtContent>
@@ -796,11 +1182,7 @@
           <w:pPr>
             <w:pStyle w:val="a8"/>
             <w:rPr>
-              <w:rFonts w:ascii="Times New Roman" w:hAnsi="Times New Roman" w:cs="Times New Roman"/>
               <w:noProof/>
-              <w:color w:val="auto"/>
-              <w:sz w:val="24"/>
-              <w:szCs w:val="24"/>
             </w:rPr>
           </w:pPr>
           <w:r>
@@ -845,90 +1227,81 @@
               <w:tab w:val="right" w:leader="dot" w:pos="9345"/>
             </w:tabs>
             <w:rPr>
-              <w:rFonts w:ascii="Times New Roman" w:eastAsiaTheme="minorEastAsia" w:hAnsi="Times New Roman" w:cs="Times New Roman"/>
+              <w:rFonts w:eastAsiaTheme="minorEastAsia"/>
               <w:noProof/>
-              <w:sz w:val="24"/>
-              <w:szCs w:val="24"/>
               <w:lang w:eastAsia="ru-RU"/>
             </w:rPr>
           </w:pPr>
-          <w:hyperlink w:anchor="_Toc109595478" w:history="1">
+          <w:hyperlink w:anchor="_Toc109596780" w:history="1">
             <w:r>
               <w:rPr>
                 <w:rStyle w:val="a9"/>
                 <w:rFonts w:ascii="Times New Roman" w:hAnsi="Times New Roman" w:cs="Times New Roman"/>
                 <w:noProof/>
-                <w:sz w:val="24"/>
-                <w:szCs w:val="24"/>
-              </w:rPr>
-              <w:t>1.Описание  игры</w:t>
-            </w:r>
-            <w:r>
-              <w:rPr>
+              </w:rPr>
+              <w:t>1.</w:t>
+            </w:r>
+            <w:r>
+              <w:rPr>
+                <w:rFonts w:eastAsiaTheme="minorEastAsia"/>
+                <w:noProof/>
+                <w:lang w:eastAsia="ru-RU"/>
+              </w:rPr>
+              <w:tab/>
+            </w:r>
+            <w:r>
+              <w:rPr>
+                <w:rStyle w:val="a9"/>
                 <w:rFonts w:ascii="Times New Roman" w:hAnsi="Times New Roman" w:cs="Times New Roman"/>
                 <w:noProof/>
-                <w:webHidden/>
-                <w:sz w:val="24"/>
-                <w:szCs w:val="24"/>
+              </w:rPr>
+              <w:t>Описание  игры</w:t>
+            </w:r>
+            <w:r>
+              <w:rPr>
+                <w:noProof/>
+                <w:webHidden/>
               </w:rPr>
               <w:tab/>
             </w:r>
             <w:r>
               <w:rPr>
-                <w:rFonts w:ascii="Times New Roman" w:hAnsi="Times New Roman" w:cs="Times New Roman"/>
-                <w:noProof/>
-                <w:webHidden/>
-                <w:sz w:val="24"/>
-                <w:szCs w:val="24"/>
+                <w:noProof/>
+                <w:webHidden/>
               </w:rPr>
               <w:fldChar w:fldCharType="begin"/>
             </w:r>
             <w:r>
               <w:rPr>
-                <w:rFonts w:ascii="Times New Roman" w:hAnsi="Times New Roman" w:cs="Times New Roman"/>
-                <w:noProof/>
-                <w:webHidden/>
-                <w:sz w:val="24"/>
-                <w:szCs w:val="24"/>
-              </w:rPr>
-              <w:instrText xml:space="preserve"> PAGEREF _Toc109595478 \h </w:instrText>
-            </w:r>
-            <w:r>
-              <w:rPr>
-                <w:rFonts w:ascii="Times New Roman" w:hAnsi="Times New Roman" w:cs="Times New Roman"/>
-                <w:noProof/>
-                <w:webHidden/>
-                <w:sz w:val="24"/>
-                <w:szCs w:val="24"/>
-              </w:rPr>
-            </w:r>
-            <w:r>
-              <w:rPr>
-                <w:rFonts w:ascii="Times New Roman" w:hAnsi="Times New Roman" w:cs="Times New Roman"/>
-                <w:noProof/>
-                <w:webHidden/>
-                <w:sz w:val="24"/>
-                <w:szCs w:val="24"/>
+                <w:noProof/>
+                <w:webHidden/>
+              </w:rPr>
+              <w:instrText xml:space="preserve"> PAGEREF _Toc109596780 \h </w:instrText>
+            </w:r>
+            <w:r>
+              <w:rPr>
+                <w:noProof/>
+                <w:webHidden/>
+              </w:rPr>
+            </w:r>
+            <w:r>
+              <w:rPr>
+                <w:noProof/>
+                <w:webHidden/>
               </w:rPr>
               <w:fldChar w:fldCharType="separate"/>
             </w:r>
             <w:r>
               <w:rPr>
-                <w:rFonts w:ascii="Times New Roman" w:hAnsi="Times New Roman" w:cs="Times New Roman"/>
-                <w:noProof/>
-                <w:webHidden/>
-                <w:sz w:val="24"/>
-                <w:szCs w:val="24"/>
+                <w:noProof/>
+                <w:webHidden/>
               </w:rPr>
               <w:t>4</w:t>
             </w:r>
             <w:r>
               <w:rPr>
-                <w:rFonts w:ascii="Times New Roman" w:hAnsi="Times New Roman" w:cs="Times New Roman"/>
-                <w:noProof/>
-                <w:webHidden/>
-                <w:sz w:val="24"/>
-                <w:szCs w:val="24"/>
+                <w:noProof/>
+                <w:webHidden/>
               </w:rPr>
               <w:fldChar w:fldCharType="end"/>
             </w:r>
@@ -942,90 +1315,81 @@
               <w:tab w:val="right" w:leader="dot" w:pos="9345"/>
             </w:tabs>
             <w:rPr>
-              <w:rFonts w:ascii="Times New Roman" w:eastAsiaTheme="minorEastAsia" w:hAnsi="Times New Roman" w:cs="Times New Roman"/>
+              <w:rFonts w:eastAsiaTheme="minorEastAsia"/>
               <w:noProof/>
-              <w:sz w:val="24"/>
-              <w:szCs w:val="24"/>
               <w:lang w:eastAsia="ru-RU"/>
             </w:rPr>
           </w:pPr>
-          <w:hyperlink w:anchor="_Toc109595479" w:history="1">
+          <w:hyperlink w:anchor="_Toc109596781" w:history="1">
             <w:r>
               <w:rPr>
                 <w:rStyle w:val="a9"/>
                 <w:rFonts w:ascii="Times New Roman" w:hAnsi="Times New Roman" w:cs="Times New Roman"/>
                 <w:noProof/>
-                <w:sz w:val="24"/>
-                <w:szCs w:val="24"/>
-              </w:rPr>
-              <w:t>1.1.Игровая доска</w:t>
-            </w:r>
-            <w:r>
-              <w:rPr>
+              </w:rPr>
+              <w:t>1.1.</w:t>
+            </w:r>
+            <w:r>
+              <w:rPr>
+                <w:rFonts w:eastAsiaTheme="minorEastAsia"/>
+                <w:noProof/>
+                <w:lang w:eastAsia="ru-RU"/>
+              </w:rPr>
+              <w:tab/>
+            </w:r>
+            <w:r>
+              <w:rPr>
+                <w:rStyle w:val="a9"/>
                 <w:rFonts w:ascii="Times New Roman" w:hAnsi="Times New Roman" w:cs="Times New Roman"/>
                 <w:noProof/>
-                <w:webHidden/>
-                <w:sz w:val="24"/>
-                <w:szCs w:val="24"/>
+              </w:rPr>
+              <w:t>Игровая доска</w:t>
+            </w:r>
+            <w:r>
+              <w:rPr>
+                <w:noProof/>
+                <w:webHidden/>
               </w:rPr>
               <w:tab/>
             </w:r>
             <w:r>
               <w:rPr>
-                <w:rFonts w:ascii="Times New Roman" w:hAnsi="Times New Roman" w:cs="Times New Roman"/>
-                <w:noProof/>
-                <w:webHidden/>
-                <w:sz w:val="24"/>
-                <w:szCs w:val="24"/>
+                <w:noProof/>
+                <w:webHidden/>
               </w:rPr>
               <w:fldChar w:fldCharType="begin"/>
             </w:r>
             <w:r>
               <w:rPr>
-                <w:rFonts w:ascii="Times New Roman" w:hAnsi="Times New Roman" w:cs="Times New Roman"/>
-                <w:noProof/>
-                <w:webHidden/>
-                <w:sz w:val="24"/>
-                <w:szCs w:val="24"/>
-              </w:rPr>
-              <w:instrText xml:space="preserve"> PAGEREF _Toc109595479 \h </w:instrText>
-            </w:r>
-            <w:r>
-              <w:rPr>
-                <w:rFonts w:ascii="Times New Roman" w:hAnsi="Times New Roman" w:cs="Times New Roman"/>
-                <w:noProof/>
-                <w:webHidden/>
-                <w:sz w:val="24"/>
-                <w:szCs w:val="24"/>
-              </w:rPr>
-            </w:r>
-            <w:r>
-              <w:rPr>
-                <w:rFonts w:ascii="Times New Roman" w:hAnsi="Times New Roman" w:cs="Times New Roman"/>
-                <w:noProof/>
-                <w:webHidden/>
-                <w:sz w:val="24"/>
-                <w:szCs w:val="24"/>
+                <w:noProof/>
+                <w:webHidden/>
+              </w:rPr>
+              <w:instrText xml:space="preserve"> PAGEREF _Toc109596781 \h </w:instrText>
+            </w:r>
+            <w:r>
+              <w:rPr>
+                <w:noProof/>
+                <w:webHidden/>
+              </w:rPr>
+            </w:r>
+            <w:r>
+              <w:rPr>
+                <w:noProof/>
+                <w:webHidden/>
               </w:rPr>
               <w:fldChar w:fldCharType="separate"/>
             </w:r>
             <w:r>
               <w:rPr>
-                <w:rFonts w:ascii="Times New Roman" w:hAnsi="Times New Roman" w:cs="Times New Roman"/>
-                <w:noProof/>
-                <w:webHidden/>
-                <w:sz w:val="24"/>
-                <w:szCs w:val="24"/>
+                <w:noProof/>
+                <w:webHidden/>
               </w:rPr>
               <w:t>4</w:t>
             </w:r>
             <w:r>
               <w:rPr>
-                <w:rFonts w:ascii="Times New Roman" w:hAnsi="Times New Roman" w:cs="Times New Roman"/>
-                <w:noProof/>
-                <w:webHidden/>
-                <w:sz w:val="24"/>
-                <w:szCs w:val="24"/>
+                <w:noProof/>
+                <w:webHidden/>
               </w:rPr>
               <w:fldChar w:fldCharType="end"/>
             </w:r>
@@ -1039,90 +1403,81 @@
               <w:tab w:val="right" w:leader="dot" w:pos="9345"/>
             </w:tabs>
             <w:rPr>
-              <w:rFonts w:ascii="Times New Roman" w:eastAsiaTheme="minorEastAsia" w:hAnsi="Times New Roman" w:cs="Times New Roman"/>
+              <w:rFonts w:eastAsiaTheme="minorEastAsia"/>
               <w:noProof/>
-              <w:sz w:val="24"/>
-              <w:szCs w:val="24"/>
               <w:lang w:eastAsia="ru-RU"/>
             </w:rPr>
           </w:pPr>
-          <w:hyperlink w:anchor="_Toc109595480" w:history="1">
+          <w:hyperlink w:anchor="_Toc109596782" w:history="1">
             <w:r>
               <w:rPr>
                 <w:rStyle w:val="a9"/>
                 <w:rFonts w:ascii="Times New Roman" w:hAnsi="Times New Roman" w:cs="Times New Roman"/>
                 <w:noProof/>
-                <w:sz w:val="24"/>
-                <w:szCs w:val="24"/>
-              </w:rPr>
-              <w:t>1.2.Правила</w:t>
-            </w:r>
-            <w:r>
-              <w:rPr>
+              </w:rPr>
+              <w:t>1.2.</w:t>
+            </w:r>
+            <w:r>
+              <w:rPr>
+                <w:rFonts w:eastAsiaTheme="minorEastAsia"/>
+                <w:noProof/>
+                <w:lang w:eastAsia="ru-RU"/>
+              </w:rPr>
+              <w:tab/>
+            </w:r>
+            <w:r>
+              <w:rPr>
+                <w:rStyle w:val="a9"/>
                 <w:rFonts w:ascii="Times New Roman" w:hAnsi="Times New Roman" w:cs="Times New Roman"/>
                 <w:noProof/>
-                <w:webHidden/>
-                <w:sz w:val="24"/>
-                <w:szCs w:val="24"/>
+              </w:rPr>
+              <w:t>Правила</w:t>
+            </w:r>
+            <w:r>
+              <w:rPr>
+                <w:noProof/>
+                <w:webHidden/>
               </w:rPr>
               <w:tab/>
             </w:r>
             <w:r>
               <w:rPr>
-                <w:rFonts w:ascii="Times New Roman" w:hAnsi="Times New Roman" w:cs="Times New Roman"/>
-                <w:noProof/>
-                <w:webHidden/>
-                <w:sz w:val="24"/>
-                <w:szCs w:val="24"/>
+                <w:noProof/>
+                <w:webHidden/>
               </w:rPr>
               <w:fldChar w:fldCharType="begin"/>
             </w:r>
             <w:r>
               <w:rPr>
-                <w:rFonts w:ascii="Times New Roman" w:hAnsi="Times New Roman" w:cs="Times New Roman"/>
-                <w:noProof/>
-                <w:webHidden/>
-                <w:sz w:val="24"/>
-                <w:szCs w:val="24"/>
-              </w:rPr>
-              <w:instrText xml:space="preserve"> PAGEREF _Toc109595480 \h </w:instrText>
-            </w:r>
-            <w:r>
-              <w:rPr>
-                <w:rFonts w:ascii="Times New Roman" w:hAnsi="Times New Roman" w:cs="Times New Roman"/>
-                <w:noProof/>
-                <w:webHidden/>
-                <w:sz w:val="24"/>
-                <w:szCs w:val="24"/>
-              </w:rPr>
-            </w:r>
-            <w:r>
-              <w:rPr>
-                <w:rFonts w:ascii="Times New Roman" w:hAnsi="Times New Roman" w:cs="Times New Roman"/>
-                <w:noProof/>
-                <w:webHidden/>
-                <w:sz w:val="24"/>
-                <w:szCs w:val="24"/>
+                <w:noProof/>
+                <w:webHidden/>
+              </w:rPr>
+              <w:instrText xml:space="preserve"> PAGEREF _Toc109596782 \h </w:instrText>
+            </w:r>
+            <w:r>
+              <w:rPr>
+                <w:noProof/>
+                <w:webHidden/>
+              </w:rPr>
+            </w:r>
+            <w:r>
+              <w:rPr>
+                <w:noProof/>
+                <w:webHidden/>
               </w:rPr>
               <w:fldChar w:fldCharType="separate"/>
             </w:r>
             <w:r>
               <w:rPr>
-                <w:rFonts w:ascii="Times New Roman" w:hAnsi="Times New Roman" w:cs="Times New Roman"/>
-                <w:noProof/>
-                <w:webHidden/>
-                <w:sz w:val="24"/>
-                <w:szCs w:val="24"/>
+                <w:noProof/>
+                <w:webHidden/>
               </w:rPr>
               <w:t>4</w:t>
             </w:r>
             <w:r>
               <w:rPr>
-                <w:rFonts w:ascii="Times New Roman" w:hAnsi="Times New Roman" w:cs="Times New Roman"/>
-                <w:noProof/>
-                <w:webHidden/>
-                <w:sz w:val="24"/>
-                <w:szCs w:val="24"/>
+                <w:noProof/>
+                <w:webHidden/>
               </w:rPr>
               <w:fldChar w:fldCharType="end"/>
             </w:r>
@@ -1136,90 +1491,81 @@
               <w:tab w:val="right" w:leader="dot" w:pos="9345"/>
             </w:tabs>
             <w:rPr>
-              <w:rFonts w:ascii="Times New Roman" w:eastAsiaTheme="minorEastAsia" w:hAnsi="Times New Roman" w:cs="Times New Roman"/>
+              <w:rFonts w:eastAsiaTheme="minorEastAsia"/>
               <w:noProof/>
-              <w:sz w:val="24"/>
-              <w:szCs w:val="24"/>
               <w:lang w:eastAsia="ru-RU"/>
             </w:rPr>
           </w:pPr>
-          <w:hyperlink w:anchor="_Toc109595481" w:history="1">
+          <w:hyperlink w:anchor="_Toc109596783" w:history="1">
             <w:r>
               <w:rPr>
                 <w:rStyle w:val="a9"/>
                 <w:rFonts w:ascii="Times New Roman" w:hAnsi="Times New Roman" w:cs="Times New Roman"/>
                 <w:noProof/>
-                <w:sz w:val="24"/>
-                <w:szCs w:val="24"/>
-              </w:rPr>
-              <w:t>1.3.Фигуры</w:t>
-            </w:r>
-            <w:r>
-              <w:rPr>
+              </w:rPr>
+              <w:t>1.3.</w:t>
+            </w:r>
+            <w:r>
+              <w:rPr>
+                <w:rFonts w:eastAsiaTheme="minorEastAsia"/>
+                <w:noProof/>
+                <w:lang w:eastAsia="ru-RU"/>
+              </w:rPr>
+              <w:tab/>
+            </w:r>
+            <w:r>
+              <w:rPr>
+                <w:rStyle w:val="a9"/>
                 <w:rFonts w:ascii="Times New Roman" w:hAnsi="Times New Roman" w:cs="Times New Roman"/>
                 <w:noProof/>
-                <w:webHidden/>
-                <w:sz w:val="24"/>
-                <w:szCs w:val="24"/>
+              </w:rPr>
+              <w:t>Фигуры</w:t>
+            </w:r>
+            <w:r>
+              <w:rPr>
+                <w:noProof/>
+                <w:webHidden/>
               </w:rPr>
               <w:tab/>
             </w:r>
             <w:r>
               <w:rPr>
-                <w:rFonts w:ascii="Times New Roman" w:hAnsi="Times New Roman" w:cs="Times New Roman"/>
-                <w:noProof/>
-                <w:webHidden/>
-                <w:sz w:val="24"/>
-                <w:szCs w:val="24"/>
+                <w:noProof/>
+                <w:webHidden/>
               </w:rPr>
               <w:fldChar w:fldCharType="begin"/>
             </w:r>
             <w:r>
               <w:rPr>
-                <w:rFonts w:ascii="Times New Roman" w:hAnsi="Times New Roman" w:cs="Times New Roman"/>
-                <w:noProof/>
-                <w:webHidden/>
-                <w:sz w:val="24"/>
-                <w:szCs w:val="24"/>
-              </w:rPr>
-              <w:instrText xml:space="preserve"> PAGEREF _Toc109595481 \h </w:instrText>
-            </w:r>
-            <w:r>
-              <w:rPr>
-                <w:rFonts w:ascii="Times New Roman" w:hAnsi="Times New Roman" w:cs="Times New Roman"/>
-                <w:noProof/>
-                <w:webHidden/>
-                <w:sz w:val="24"/>
-                <w:szCs w:val="24"/>
-              </w:rPr>
-            </w:r>
-            <w:r>
-              <w:rPr>
-                <w:rFonts w:ascii="Times New Roman" w:hAnsi="Times New Roman" w:cs="Times New Roman"/>
-                <w:noProof/>
-                <w:webHidden/>
-                <w:sz w:val="24"/>
-                <w:szCs w:val="24"/>
+                <w:noProof/>
+                <w:webHidden/>
+              </w:rPr>
+              <w:instrText xml:space="preserve"> PAGEREF _Toc109596783 \h </w:instrText>
+            </w:r>
+            <w:r>
+              <w:rPr>
+                <w:noProof/>
+                <w:webHidden/>
+              </w:rPr>
+            </w:r>
+            <w:r>
+              <w:rPr>
+                <w:noProof/>
+                <w:webHidden/>
               </w:rPr>
               <w:fldChar w:fldCharType="separate"/>
             </w:r>
             <w:r>
               <w:rPr>
-                <w:rFonts w:ascii="Times New Roman" w:hAnsi="Times New Roman" w:cs="Times New Roman"/>
-                <w:noProof/>
-                <w:webHidden/>
-                <w:sz w:val="24"/>
-                <w:szCs w:val="24"/>
+                <w:noProof/>
+                <w:webHidden/>
               </w:rPr>
               <w:t>4</w:t>
             </w:r>
             <w:r>
               <w:rPr>
-                <w:rFonts w:ascii="Times New Roman" w:hAnsi="Times New Roman" w:cs="Times New Roman"/>
-                <w:noProof/>
-                <w:webHidden/>
-                <w:sz w:val="24"/>
-                <w:szCs w:val="24"/>
+                <w:noProof/>
+                <w:webHidden/>
               </w:rPr>
               <w:fldChar w:fldCharType="end"/>
             </w:r>
@@ -1233,90 +1579,81 @@
               <w:tab w:val="right" w:leader="dot" w:pos="9345"/>
             </w:tabs>
             <w:rPr>
-              <w:rFonts w:ascii="Times New Roman" w:eastAsiaTheme="minorEastAsia" w:hAnsi="Times New Roman" w:cs="Times New Roman"/>
+              <w:rFonts w:eastAsiaTheme="minorEastAsia"/>
               <w:noProof/>
-              <w:sz w:val="24"/>
-              <w:szCs w:val="24"/>
               <w:lang w:eastAsia="ru-RU"/>
             </w:rPr>
           </w:pPr>
-          <w:hyperlink w:anchor="_Toc109595482" w:history="1">
+          <w:hyperlink w:anchor="_Toc109596784" w:history="1">
             <w:r>
               <w:rPr>
                 <w:rStyle w:val="a9"/>
                 <w:rFonts w:ascii="Times New Roman" w:hAnsi="Times New Roman" w:cs="Times New Roman"/>
                 <w:noProof/>
-                <w:sz w:val="24"/>
-                <w:szCs w:val="24"/>
-              </w:rPr>
-              <w:t>2.Выбор технологии и ее обоснование</w:t>
-            </w:r>
-            <w:r>
-              <w:rPr>
+              </w:rPr>
+              <w:t>2.</w:t>
+            </w:r>
+            <w:r>
+              <w:rPr>
+                <w:rFonts w:eastAsiaTheme="minorEastAsia"/>
+                <w:noProof/>
+                <w:lang w:eastAsia="ru-RU"/>
+              </w:rPr>
+              <w:tab/>
+            </w:r>
+            <w:r>
+              <w:rPr>
+                <w:rStyle w:val="a9"/>
                 <w:rFonts w:ascii="Times New Roman" w:hAnsi="Times New Roman" w:cs="Times New Roman"/>
                 <w:noProof/>
-                <w:webHidden/>
-                <w:sz w:val="24"/>
-                <w:szCs w:val="24"/>
+              </w:rPr>
+              <w:t>Выбор технологии и ее обоснование</w:t>
+            </w:r>
+            <w:r>
+              <w:rPr>
+                <w:noProof/>
+                <w:webHidden/>
               </w:rPr>
               <w:tab/>
             </w:r>
             <w:r>
               <w:rPr>
-                <w:rFonts w:ascii="Times New Roman" w:hAnsi="Times New Roman" w:cs="Times New Roman"/>
-                <w:noProof/>
-                <w:webHidden/>
-                <w:sz w:val="24"/>
-                <w:szCs w:val="24"/>
+                <w:noProof/>
+                <w:webHidden/>
               </w:rPr>
               <w:fldChar w:fldCharType="begin"/>
             </w:r>
             <w:r>
               <w:rPr>
-                <w:rFonts w:ascii="Times New Roman" w:hAnsi="Times New Roman" w:cs="Times New Roman"/>
-                <w:noProof/>
-                <w:webHidden/>
-                <w:sz w:val="24"/>
-                <w:szCs w:val="24"/>
-              </w:rPr>
-              <w:instrText xml:space="preserve"> PAGEREF _Toc109595482 \h </w:instrText>
-            </w:r>
-            <w:r>
-              <w:rPr>
-                <w:rFonts w:ascii="Times New Roman" w:hAnsi="Times New Roman" w:cs="Times New Roman"/>
-                <w:noProof/>
-                <w:webHidden/>
-                <w:sz w:val="24"/>
-                <w:szCs w:val="24"/>
-              </w:rPr>
-            </w:r>
-            <w:r>
-              <w:rPr>
-                <w:rFonts w:ascii="Times New Roman" w:hAnsi="Times New Roman" w:cs="Times New Roman"/>
-                <w:noProof/>
-                <w:webHidden/>
-                <w:sz w:val="24"/>
-                <w:szCs w:val="24"/>
+                <w:noProof/>
+                <w:webHidden/>
+              </w:rPr>
+              <w:instrText xml:space="preserve"> PAGEREF _Toc109596784 \h </w:instrText>
+            </w:r>
+            <w:r>
+              <w:rPr>
+                <w:noProof/>
+                <w:webHidden/>
+              </w:rPr>
+            </w:r>
+            <w:r>
+              <w:rPr>
+                <w:noProof/>
+                <w:webHidden/>
               </w:rPr>
               <w:fldChar w:fldCharType="separate"/>
             </w:r>
             <w:r>
               <w:rPr>
-                <w:rFonts w:ascii="Times New Roman" w:hAnsi="Times New Roman" w:cs="Times New Roman"/>
-                <w:noProof/>
-                <w:webHidden/>
-                <w:sz w:val="24"/>
-                <w:szCs w:val="24"/>
+                <w:noProof/>
+                <w:webHidden/>
               </w:rPr>
               <w:t>4</w:t>
             </w:r>
             <w:r>
               <w:rPr>
-                <w:rFonts w:ascii="Times New Roman" w:hAnsi="Times New Roman" w:cs="Times New Roman"/>
-                <w:noProof/>
-                <w:webHidden/>
-                <w:sz w:val="24"/>
-                <w:szCs w:val="24"/>
+                <w:noProof/>
+                <w:webHidden/>
               </w:rPr>
               <w:fldChar w:fldCharType="end"/>
             </w:r>
@@ -1330,90 +1667,81 @@
               <w:tab w:val="right" w:leader="dot" w:pos="9345"/>
             </w:tabs>
             <w:rPr>
-              <w:rFonts w:ascii="Times New Roman" w:eastAsiaTheme="minorEastAsia" w:hAnsi="Times New Roman" w:cs="Times New Roman"/>
+              <w:rFonts w:eastAsiaTheme="minorEastAsia"/>
               <w:noProof/>
-              <w:sz w:val="24"/>
-              <w:szCs w:val="24"/>
               <w:lang w:eastAsia="ru-RU"/>
             </w:rPr>
           </w:pPr>
-          <w:hyperlink w:anchor="_Toc109595483" w:history="1">
+          <w:hyperlink w:anchor="_Toc109596785" w:history="1">
             <w:r>
               <w:rPr>
                 <w:rStyle w:val="a9"/>
                 <w:rFonts w:ascii="Times New Roman" w:hAnsi="Times New Roman" w:cs="Times New Roman"/>
                 <w:noProof/>
-                <w:sz w:val="24"/>
-                <w:szCs w:val="24"/>
-              </w:rPr>
-              <w:t>3.Структура разработанного приложения</w:t>
-            </w:r>
-            <w:r>
-              <w:rPr>
+              </w:rPr>
+              <w:t>3.</w:t>
+            </w:r>
+            <w:r>
+              <w:rPr>
+                <w:rFonts w:eastAsiaTheme="minorEastAsia"/>
+                <w:noProof/>
+                <w:lang w:eastAsia="ru-RU"/>
+              </w:rPr>
+              <w:tab/>
+            </w:r>
+            <w:r>
+              <w:rPr>
+                <w:rStyle w:val="a9"/>
                 <w:rFonts w:ascii="Times New Roman" w:hAnsi="Times New Roman" w:cs="Times New Roman"/>
                 <w:noProof/>
-                <w:webHidden/>
-                <w:sz w:val="24"/>
-                <w:szCs w:val="24"/>
+              </w:rPr>
+              <w:t>Структура разработанного приложения</w:t>
+            </w:r>
+            <w:r>
+              <w:rPr>
+                <w:noProof/>
+                <w:webHidden/>
               </w:rPr>
               <w:tab/>
             </w:r>
             <w:r>
               <w:rPr>
-                <w:rFonts w:ascii="Times New Roman" w:hAnsi="Times New Roman" w:cs="Times New Roman"/>
-                <w:noProof/>
-                <w:webHidden/>
-                <w:sz w:val="24"/>
-                <w:szCs w:val="24"/>
+                <w:noProof/>
+                <w:webHidden/>
               </w:rPr>
               <w:fldChar w:fldCharType="begin"/>
             </w:r>
             <w:r>
               <w:rPr>
-                <w:rFonts w:ascii="Times New Roman" w:hAnsi="Times New Roman" w:cs="Times New Roman"/>
-                <w:noProof/>
-                <w:webHidden/>
-                <w:sz w:val="24"/>
-                <w:szCs w:val="24"/>
-              </w:rPr>
-              <w:instrText xml:space="preserve"> PAGEREF _Toc109595483 \h </w:instrText>
-            </w:r>
-            <w:r>
-              <w:rPr>
-                <w:rFonts w:ascii="Times New Roman" w:hAnsi="Times New Roman" w:cs="Times New Roman"/>
-                <w:noProof/>
-                <w:webHidden/>
-                <w:sz w:val="24"/>
-                <w:szCs w:val="24"/>
-              </w:rPr>
-            </w:r>
-            <w:r>
-              <w:rPr>
-                <w:rFonts w:ascii="Times New Roman" w:hAnsi="Times New Roman" w:cs="Times New Roman"/>
-                <w:noProof/>
-                <w:webHidden/>
-                <w:sz w:val="24"/>
-                <w:szCs w:val="24"/>
+                <w:noProof/>
+                <w:webHidden/>
+              </w:rPr>
+              <w:instrText xml:space="preserve"> PAGEREF _Toc109596785 \h </w:instrText>
+            </w:r>
+            <w:r>
+              <w:rPr>
+                <w:noProof/>
+                <w:webHidden/>
+              </w:rPr>
+            </w:r>
+            <w:r>
+              <w:rPr>
+                <w:noProof/>
+                <w:webHidden/>
               </w:rPr>
               <w:fldChar w:fldCharType="separate"/>
             </w:r>
             <w:r>
               <w:rPr>
-                <w:rFonts w:ascii="Times New Roman" w:hAnsi="Times New Roman" w:cs="Times New Roman"/>
-                <w:noProof/>
-                <w:webHidden/>
-                <w:sz w:val="24"/>
-                <w:szCs w:val="24"/>
+                <w:noProof/>
+                <w:webHidden/>
               </w:rPr>
               <w:t>4</w:t>
             </w:r>
             <w:r>
               <w:rPr>
-                <w:rFonts w:ascii="Times New Roman" w:hAnsi="Times New Roman" w:cs="Times New Roman"/>
-                <w:noProof/>
-                <w:webHidden/>
-                <w:sz w:val="24"/>
-                <w:szCs w:val="24"/>
+                <w:noProof/>
+                <w:webHidden/>
               </w:rPr>
               <w:fldChar w:fldCharType="end"/>
             </w:r>
@@ -1427,90 +1755,81 @@
               <w:tab w:val="right" w:leader="dot" w:pos="9345"/>
             </w:tabs>
             <w:rPr>
-              <w:rFonts w:ascii="Times New Roman" w:eastAsiaTheme="minorEastAsia" w:hAnsi="Times New Roman" w:cs="Times New Roman"/>
+              <w:rFonts w:eastAsiaTheme="minorEastAsia"/>
               <w:noProof/>
-              <w:sz w:val="24"/>
-              <w:szCs w:val="24"/>
               <w:lang w:eastAsia="ru-RU"/>
             </w:rPr>
           </w:pPr>
-          <w:hyperlink w:anchor="_Toc109595484" w:history="1">
+          <w:hyperlink w:anchor="_Toc109596786" w:history="1">
             <w:r>
               <w:rPr>
                 <w:rStyle w:val="a9"/>
                 <w:rFonts w:ascii="Times New Roman" w:hAnsi="Times New Roman" w:cs="Times New Roman"/>
                 <w:noProof/>
-                <w:sz w:val="24"/>
-                <w:szCs w:val="24"/>
-              </w:rPr>
-              <w:t>3.1.Архитектура</w:t>
-            </w:r>
-            <w:r>
-              <w:rPr>
+              </w:rPr>
+              <w:t>3.1.</w:t>
+            </w:r>
+            <w:r>
+              <w:rPr>
+                <w:rFonts w:eastAsiaTheme="minorEastAsia"/>
+                <w:noProof/>
+                <w:lang w:eastAsia="ru-RU"/>
+              </w:rPr>
+              <w:tab/>
+            </w:r>
+            <w:r>
+              <w:rPr>
+                <w:rStyle w:val="a9"/>
                 <w:rFonts w:ascii="Times New Roman" w:hAnsi="Times New Roman" w:cs="Times New Roman"/>
                 <w:noProof/>
-                <w:webHidden/>
-                <w:sz w:val="24"/>
-                <w:szCs w:val="24"/>
+              </w:rPr>
+              <w:t>Архитектура</w:t>
+            </w:r>
+            <w:r>
+              <w:rPr>
+                <w:noProof/>
+                <w:webHidden/>
               </w:rPr>
               <w:tab/>
             </w:r>
             <w:r>
               <w:rPr>
-                <w:rFonts w:ascii="Times New Roman" w:hAnsi="Times New Roman" w:cs="Times New Roman"/>
-                <w:noProof/>
-                <w:webHidden/>
-                <w:sz w:val="24"/>
-                <w:szCs w:val="24"/>
+                <w:noProof/>
+                <w:webHidden/>
               </w:rPr>
               <w:fldChar w:fldCharType="begin"/>
             </w:r>
             <w:r>
               <w:rPr>
-                <w:rFonts w:ascii="Times New Roman" w:hAnsi="Times New Roman" w:cs="Times New Roman"/>
-                <w:noProof/>
-                <w:webHidden/>
-                <w:sz w:val="24"/>
-                <w:szCs w:val="24"/>
-              </w:rPr>
-              <w:instrText xml:space="preserve"> PAGEREF _Toc109595484 \h </w:instrText>
-            </w:r>
-            <w:r>
-              <w:rPr>
-                <w:rFonts w:ascii="Times New Roman" w:hAnsi="Times New Roman" w:cs="Times New Roman"/>
-                <w:noProof/>
-                <w:webHidden/>
-                <w:sz w:val="24"/>
-                <w:szCs w:val="24"/>
-              </w:rPr>
-            </w:r>
-            <w:r>
-              <w:rPr>
-                <w:rFonts w:ascii="Times New Roman" w:hAnsi="Times New Roman" w:cs="Times New Roman"/>
-                <w:noProof/>
-                <w:webHidden/>
-                <w:sz w:val="24"/>
-                <w:szCs w:val="24"/>
+                <w:noProof/>
+                <w:webHidden/>
+              </w:rPr>
+              <w:instrText xml:space="preserve"> PAGEREF _Toc109596786 \h </w:instrText>
+            </w:r>
+            <w:r>
+              <w:rPr>
+                <w:noProof/>
+                <w:webHidden/>
+              </w:rPr>
+            </w:r>
+            <w:r>
+              <w:rPr>
+                <w:noProof/>
+                <w:webHidden/>
               </w:rPr>
               <w:fldChar w:fldCharType="separate"/>
             </w:r>
             <w:r>
               <w:rPr>
-                <w:rFonts w:ascii="Times New Roman" w:hAnsi="Times New Roman" w:cs="Times New Roman"/>
-                <w:noProof/>
-                <w:webHidden/>
-                <w:sz w:val="24"/>
-                <w:szCs w:val="24"/>
+                <w:noProof/>
+                <w:webHidden/>
               </w:rPr>
               <w:t>4</w:t>
             </w:r>
             <w:r>
               <w:rPr>
-                <w:rFonts w:ascii="Times New Roman" w:hAnsi="Times New Roman" w:cs="Times New Roman"/>
-                <w:noProof/>
-                <w:webHidden/>
-                <w:sz w:val="24"/>
-                <w:szCs w:val="24"/>
+                <w:noProof/>
+                <w:webHidden/>
               </w:rPr>
               <w:fldChar w:fldCharType="end"/>
             </w:r>
@@ -1524,101 +1843,90 @@
               <w:tab w:val="right" w:leader="dot" w:pos="9345"/>
             </w:tabs>
             <w:rPr>
-              <w:rFonts w:ascii="Times New Roman" w:eastAsiaTheme="minorEastAsia" w:hAnsi="Times New Roman" w:cs="Times New Roman"/>
+              <w:rFonts w:eastAsiaTheme="minorEastAsia"/>
               <w:noProof/>
-              <w:sz w:val="24"/>
-              <w:szCs w:val="24"/>
               <w:lang w:eastAsia="ru-RU"/>
             </w:rPr>
           </w:pPr>
-          <w:hyperlink w:anchor="_Toc109595485" w:history="1">
+          <w:hyperlink w:anchor="_Toc109596787" w:history="1">
             <w:r>
               <w:rPr>
                 <w:rStyle w:val="a9"/>
                 <w:rFonts w:ascii="Times New Roman" w:hAnsi="Times New Roman" w:cs="Times New Roman"/>
                 <w:noProof/>
-                <w:sz w:val="24"/>
-                <w:szCs w:val="24"/>
-              </w:rPr>
-              <w:t xml:space="preserve">3.1.1.Паттерн </w:t>
+              </w:rPr>
+              <w:t>3.1.1.</w:t>
+            </w:r>
+            <w:r>
+              <w:rPr>
+                <w:rFonts w:eastAsiaTheme="minorEastAsia"/>
+                <w:noProof/>
+                <w:lang w:eastAsia="ru-RU"/>
+              </w:rPr>
+              <w:tab/>
             </w:r>
             <w:r>
               <w:rPr>
                 <w:rStyle w:val="a9"/>
                 <w:rFonts w:ascii="Times New Roman" w:hAnsi="Times New Roman" w:cs="Times New Roman"/>
                 <w:noProof/>
-                <w:sz w:val="24"/>
-                <w:szCs w:val="24"/>
+              </w:rPr>
+              <w:t xml:space="preserve">Паттерн </w:t>
+            </w:r>
+            <w:r>
+              <w:rPr>
+                <w:rStyle w:val="a9"/>
+                <w:rFonts w:ascii="Times New Roman" w:hAnsi="Times New Roman" w:cs="Times New Roman"/>
+                <w:noProof/>
                 <w:lang w:val="en-US"/>
               </w:rPr>
               <w:t>MVC</w:t>
             </w:r>
             <w:r>
               <w:rPr>
-                <w:rFonts w:ascii="Times New Roman" w:hAnsi="Times New Roman" w:cs="Times New Roman"/>
-                <w:noProof/>
-                <w:webHidden/>
-                <w:sz w:val="24"/>
-                <w:szCs w:val="24"/>
+                <w:noProof/>
+                <w:webHidden/>
               </w:rPr>
               <w:tab/>
             </w:r>
             <w:r>
               <w:rPr>
-                <w:rFonts w:ascii="Times New Roman" w:hAnsi="Times New Roman" w:cs="Times New Roman"/>
-                <w:noProof/>
-                <w:webHidden/>
-                <w:sz w:val="24"/>
-                <w:szCs w:val="24"/>
+                <w:noProof/>
+                <w:webHidden/>
               </w:rPr>
               <w:fldChar w:fldCharType="begin"/>
             </w:r>
             <w:r>
               <w:rPr>
-                <w:rFonts w:ascii="Times New Roman" w:hAnsi="Times New Roman" w:cs="Times New Roman"/>
-                <w:noProof/>
-                <w:webHidden/>
-                <w:sz w:val="24"/>
-                <w:szCs w:val="24"/>
-              </w:rPr>
-              <w:instrText xml:space="preserve"> PAGEREF _Toc109595485 \h </w:instrText>
-            </w:r>
-            <w:r>
-              <w:rPr>
-                <w:rFonts w:ascii="Times New Roman" w:hAnsi="Times New Roman" w:cs="Times New Roman"/>
-                <w:noProof/>
-                <w:webHidden/>
-                <w:sz w:val="24"/>
-                <w:szCs w:val="24"/>
-              </w:rPr>
-            </w:r>
-            <w:r>
-              <w:rPr>
-                <w:rFonts w:ascii="Times New Roman" w:hAnsi="Times New Roman" w:cs="Times New Roman"/>
-                <w:noProof/>
-                <w:webHidden/>
-                <w:sz w:val="24"/>
-                <w:szCs w:val="24"/>
+                <w:noProof/>
+                <w:webHidden/>
+              </w:rPr>
+              <w:instrText xml:space="preserve"> PAGEREF _Toc109596787 \h </w:instrText>
+            </w:r>
+            <w:r>
+              <w:rPr>
+                <w:noProof/>
+                <w:webHidden/>
+              </w:rPr>
+            </w:r>
+            <w:r>
+              <w:rPr>
+                <w:noProof/>
+                <w:webHidden/>
               </w:rPr>
               <w:fldChar w:fldCharType="separate"/>
             </w:r>
             <w:r>
               <w:rPr>
-                <w:rFonts w:ascii="Times New Roman" w:hAnsi="Times New Roman" w:cs="Times New Roman"/>
-                <w:noProof/>
-                <w:webHidden/>
-                <w:sz w:val="24"/>
-                <w:szCs w:val="24"/>
+                <w:noProof/>
+                <w:webHidden/>
               </w:rPr>
               <w:t>4</w:t>
             </w:r>
             <w:r>
               <w:rPr>
-                <w:rFonts w:ascii="Times New Roman" w:hAnsi="Times New Roman" w:cs="Times New Roman"/>
-                <w:noProof/>
-                <w:webHidden/>
-                <w:sz w:val="24"/>
-                <w:szCs w:val="24"/>
+                <w:noProof/>
+                <w:webHidden/>
               </w:rPr>
               <w:fldChar w:fldCharType="end"/>
             </w:r>
@@ -1632,90 +1940,81 @@
               <w:tab w:val="right" w:leader="dot" w:pos="9345"/>
             </w:tabs>
             <w:rPr>
-              <w:rFonts w:ascii="Times New Roman" w:eastAsiaTheme="minorEastAsia" w:hAnsi="Times New Roman" w:cs="Times New Roman"/>
+              <w:rFonts w:eastAsiaTheme="minorEastAsia"/>
               <w:noProof/>
-              <w:sz w:val="24"/>
-              <w:szCs w:val="24"/>
               <w:lang w:eastAsia="ru-RU"/>
             </w:rPr>
           </w:pPr>
-          <w:hyperlink w:anchor="_Toc109595486" w:history="1">
+          <w:hyperlink w:anchor="_Toc109596788" w:history="1">
             <w:r>
               <w:rPr>
                 <w:rStyle w:val="a9"/>
                 <w:rFonts w:ascii="Times New Roman" w:hAnsi="Times New Roman" w:cs="Times New Roman"/>
                 <w:noProof/>
-                <w:sz w:val="24"/>
-                <w:szCs w:val="24"/>
-              </w:rPr>
-              <w:t>3.1.2.Обоснование выбора архитектурного паттерна</w:t>
-            </w:r>
-            <w:r>
-              <w:rPr>
+              </w:rPr>
+              <w:t>3.1.2.</w:t>
+            </w:r>
+            <w:r>
+              <w:rPr>
+                <w:rFonts w:eastAsiaTheme="minorEastAsia"/>
+                <w:noProof/>
+                <w:lang w:eastAsia="ru-RU"/>
+              </w:rPr>
+              <w:tab/>
+            </w:r>
+            <w:r>
+              <w:rPr>
+                <w:rStyle w:val="a9"/>
                 <w:rFonts w:ascii="Times New Roman" w:hAnsi="Times New Roman" w:cs="Times New Roman"/>
                 <w:noProof/>
-                <w:webHidden/>
-                <w:sz w:val="24"/>
-                <w:szCs w:val="24"/>
+              </w:rPr>
+              <w:t>Обоснование выбора архитектурного паттерна</w:t>
+            </w:r>
+            <w:r>
+              <w:rPr>
+                <w:noProof/>
+                <w:webHidden/>
               </w:rPr>
               <w:tab/>
             </w:r>
             <w:r>
               <w:rPr>
-                <w:rFonts w:ascii="Times New Roman" w:hAnsi="Times New Roman" w:cs="Times New Roman"/>
-                <w:noProof/>
-                <w:webHidden/>
-                <w:sz w:val="24"/>
-                <w:szCs w:val="24"/>
+                <w:noProof/>
+                <w:webHidden/>
               </w:rPr>
               <w:fldChar w:fldCharType="begin"/>
             </w:r>
             <w:r>
               <w:rPr>
-                <w:rFonts w:ascii="Times New Roman" w:hAnsi="Times New Roman" w:cs="Times New Roman"/>
-                <w:noProof/>
-                <w:webHidden/>
-                <w:sz w:val="24"/>
-                <w:szCs w:val="24"/>
-              </w:rPr>
-              <w:instrText xml:space="preserve"> PAGEREF _Toc109595486 \h </w:instrText>
-            </w:r>
-            <w:r>
-              <w:rPr>
-                <w:rFonts w:ascii="Times New Roman" w:hAnsi="Times New Roman" w:cs="Times New Roman"/>
-                <w:noProof/>
-                <w:webHidden/>
-                <w:sz w:val="24"/>
-                <w:szCs w:val="24"/>
-              </w:rPr>
-            </w:r>
-            <w:r>
-              <w:rPr>
-                <w:rFonts w:ascii="Times New Roman" w:hAnsi="Times New Roman" w:cs="Times New Roman"/>
-                <w:noProof/>
-                <w:webHidden/>
-                <w:sz w:val="24"/>
-                <w:szCs w:val="24"/>
+                <w:noProof/>
+                <w:webHidden/>
+              </w:rPr>
+              <w:instrText xml:space="preserve"> PAGEREF _Toc109596788 \h </w:instrText>
+            </w:r>
+            <w:r>
+              <w:rPr>
+                <w:noProof/>
+                <w:webHidden/>
+              </w:rPr>
+            </w:r>
+            <w:r>
+              <w:rPr>
+                <w:noProof/>
+                <w:webHidden/>
               </w:rPr>
               <w:fldChar w:fldCharType="separate"/>
             </w:r>
             <w:r>
               <w:rPr>
-                <w:rFonts w:ascii="Times New Roman" w:hAnsi="Times New Roman" w:cs="Times New Roman"/>
-                <w:noProof/>
-                <w:webHidden/>
-                <w:sz w:val="24"/>
-                <w:szCs w:val="24"/>
+                <w:noProof/>
+                <w:webHidden/>
               </w:rPr>
               <w:t>4</w:t>
             </w:r>
             <w:r>
               <w:rPr>
-                <w:rFonts w:ascii="Times New Roman" w:hAnsi="Times New Roman" w:cs="Times New Roman"/>
-                <w:noProof/>
-                <w:webHidden/>
-                <w:sz w:val="24"/>
-                <w:szCs w:val="24"/>
+                <w:noProof/>
+                <w:webHidden/>
               </w:rPr>
               <w:fldChar w:fldCharType="end"/>
             </w:r>
@@ -1729,90 +2028,81 @@
               <w:tab w:val="right" w:leader="dot" w:pos="9345"/>
             </w:tabs>
             <w:rPr>
-              <w:rFonts w:ascii="Times New Roman" w:eastAsiaTheme="minorEastAsia" w:hAnsi="Times New Roman" w:cs="Times New Roman"/>
+              <w:rFonts w:eastAsiaTheme="minorEastAsia"/>
               <w:noProof/>
-              <w:sz w:val="24"/>
-              <w:szCs w:val="24"/>
               <w:lang w:eastAsia="ru-RU"/>
             </w:rPr>
           </w:pPr>
-          <w:hyperlink w:anchor="_Toc109595487" w:history="1">
+          <w:hyperlink w:anchor="_Toc109596789" w:history="1">
             <w:r>
               <w:rPr>
                 <w:rStyle w:val="a9"/>
                 <w:rFonts w:ascii="Times New Roman" w:hAnsi="Times New Roman" w:cs="Times New Roman"/>
                 <w:noProof/>
-                <w:sz w:val="24"/>
-                <w:szCs w:val="24"/>
-              </w:rPr>
-              <w:t>3.2.Модель</w:t>
-            </w:r>
-            <w:r>
-              <w:rPr>
+              </w:rPr>
+              <w:t>3.2.</w:t>
+            </w:r>
+            <w:r>
+              <w:rPr>
+                <w:rFonts w:eastAsiaTheme="minorEastAsia"/>
+                <w:noProof/>
+                <w:lang w:eastAsia="ru-RU"/>
+              </w:rPr>
+              <w:tab/>
+            </w:r>
+            <w:r>
+              <w:rPr>
+                <w:rStyle w:val="a9"/>
                 <w:rFonts w:ascii="Times New Roman" w:hAnsi="Times New Roman" w:cs="Times New Roman"/>
                 <w:noProof/>
-                <w:webHidden/>
-                <w:sz w:val="24"/>
-                <w:szCs w:val="24"/>
+              </w:rPr>
+              <w:t>Модель</w:t>
+            </w:r>
+            <w:r>
+              <w:rPr>
+                <w:noProof/>
+                <w:webHidden/>
               </w:rPr>
               <w:tab/>
             </w:r>
             <w:r>
               <w:rPr>
-                <w:rFonts w:ascii="Times New Roman" w:hAnsi="Times New Roman" w:cs="Times New Roman"/>
-                <w:noProof/>
-                <w:webHidden/>
-                <w:sz w:val="24"/>
-                <w:szCs w:val="24"/>
+                <w:noProof/>
+                <w:webHidden/>
               </w:rPr>
               <w:fldChar w:fldCharType="begin"/>
             </w:r>
             <w:r>
               <w:rPr>
-                <w:rFonts w:ascii="Times New Roman" w:hAnsi="Times New Roman" w:cs="Times New Roman"/>
-                <w:noProof/>
-                <w:webHidden/>
-                <w:sz w:val="24"/>
-                <w:szCs w:val="24"/>
-              </w:rPr>
-              <w:instrText xml:space="preserve"> PAGEREF _Toc109595487 \h </w:instrText>
-            </w:r>
-            <w:r>
-              <w:rPr>
-                <w:rFonts w:ascii="Times New Roman" w:hAnsi="Times New Roman" w:cs="Times New Roman"/>
-                <w:noProof/>
-                <w:webHidden/>
-                <w:sz w:val="24"/>
-                <w:szCs w:val="24"/>
-              </w:rPr>
-            </w:r>
-            <w:r>
-              <w:rPr>
-                <w:rFonts w:ascii="Times New Roman" w:hAnsi="Times New Roman" w:cs="Times New Roman"/>
-                <w:noProof/>
-                <w:webHidden/>
-                <w:sz w:val="24"/>
-                <w:szCs w:val="24"/>
+                <w:noProof/>
+                <w:webHidden/>
+              </w:rPr>
+              <w:instrText xml:space="preserve"> PAGEREF _Toc109596789 \h </w:instrText>
+            </w:r>
+            <w:r>
+              <w:rPr>
+                <w:noProof/>
+                <w:webHidden/>
+              </w:rPr>
+            </w:r>
+            <w:r>
+              <w:rPr>
+                <w:noProof/>
+                <w:webHidden/>
               </w:rPr>
               <w:fldChar w:fldCharType="separate"/>
             </w:r>
             <w:r>
               <w:rPr>
-                <w:rFonts w:ascii="Times New Roman" w:hAnsi="Times New Roman" w:cs="Times New Roman"/>
-                <w:noProof/>
-                <w:webHidden/>
-                <w:sz w:val="24"/>
-                <w:szCs w:val="24"/>
+                <w:noProof/>
+                <w:webHidden/>
               </w:rPr>
               <w:t>4</w:t>
             </w:r>
             <w:r>
               <w:rPr>
-                <w:rFonts w:ascii="Times New Roman" w:hAnsi="Times New Roman" w:cs="Times New Roman"/>
-                <w:noProof/>
-                <w:webHidden/>
-                <w:sz w:val="24"/>
-                <w:szCs w:val="24"/>
+                <w:noProof/>
+                <w:webHidden/>
               </w:rPr>
               <w:fldChar w:fldCharType="end"/>
             </w:r>
@@ -1826,90 +2116,81 @@
               <w:tab w:val="right" w:leader="dot" w:pos="9345"/>
             </w:tabs>
             <w:rPr>
-              <w:rFonts w:ascii="Times New Roman" w:eastAsiaTheme="minorEastAsia" w:hAnsi="Times New Roman" w:cs="Times New Roman"/>
+              <w:rFonts w:eastAsiaTheme="minorEastAsia"/>
               <w:noProof/>
-              <w:sz w:val="24"/>
-              <w:szCs w:val="24"/>
               <w:lang w:eastAsia="ru-RU"/>
             </w:rPr>
           </w:pPr>
-          <w:hyperlink w:anchor="_Toc109595488" w:history="1">
+          <w:hyperlink w:anchor="_Toc109596790" w:history="1">
             <w:r>
               <w:rPr>
                 <w:rStyle w:val="a9"/>
                 <w:rFonts w:ascii="Times New Roman" w:hAnsi="Times New Roman" w:cs="Times New Roman"/>
                 <w:noProof/>
-                <w:sz w:val="24"/>
-                <w:szCs w:val="24"/>
-              </w:rPr>
-              <w:t>3.2.1.Структура модуля</w:t>
-            </w:r>
-            <w:r>
-              <w:rPr>
+              </w:rPr>
+              <w:t>3.2.1.</w:t>
+            </w:r>
+            <w:r>
+              <w:rPr>
+                <w:rFonts w:eastAsiaTheme="minorEastAsia"/>
+                <w:noProof/>
+                <w:lang w:eastAsia="ru-RU"/>
+              </w:rPr>
+              <w:tab/>
+            </w:r>
+            <w:r>
+              <w:rPr>
+                <w:rStyle w:val="a9"/>
                 <w:rFonts w:ascii="Times New Roman" w:hAnsi="Times New Roman" w:cs="Times New Roman"/>
                 <w:noProof/>
-                <w:webHidden/>
-                <w:sz w:val="24"/>
-                <w:szCs w:val="24"/>
+              </w:rPr>
+              <w:t>Структура модуля</w:t>
+            </w:r>
+            <w:r>
+              <w:rPr>
+                <w:noProof/>
+                <w:webHidden/>
               </w:rPr>
               <w:tab/>
             </w:r>
             <w:r>
               <w:rPr>
-                <w:rFonts w:ascii="Times New Roman" w:hAnsi="Times New Roman" w:cs="Times New Roman"/>
-                <w:noProof/>
-                <w:webHidden/>
-                <w:sz w:val="24"/>
-                <w:szCs w:val="24"/>
+                <w:noProof/>
+                <w:webHidden/>
               </w:rPr>
               <w:fldChar w:fldCharType="begin"/>
             </w:r>
             <w:r>
               <w:rPr>
-                <w:rFonts w:ascii="Times New Roman" w:hAnsi="Times New Roman" w:cs="Times New Roman"/>
-                <w:noProof/>
-                <w:webHidden/>
-                <w:sz w:val="24"/>
-                <w:szCs w:val="24"/>
-              </w:rPr>
-              <w:instrText xml:space="preserve"> PAGEREF _Toc109595488 \h </w:instrText>
-            </w:r>
-            <w:r>
-              <w:rPr>
-                <w:rFonts w:ascii="Times New Roman" w:hAnsi="Times New Roman" w:cs="Times New Roman"/>
-                <w:noProof/>
-                <w:webHidden/>
-                <w:sz w:val="24"/>
-                <w:szCs w:val="24"/>
-              </w:rPr>
-            </w:r>
-            <w:r>
-              <w:rPr>
-                <w:rFonts w:ascii="Times New Roman" w:hAnsi="Times New Roman" w:cs="Times New Roman"/>
-                <w:noProof/>
-                <w:webHidden/>
-                <w:sz w:val="24"/>
-                <w:szCs w:val="24"/>
+                <w:noProof/>
+                <w:webHidden/>
+              </w:rPr>
+              <w:instrText xml:space="preserve"> PAGEREF _Toc109596790 \h </w:instrText>
+            </w:r>
+            <w:r>
+              <w:rPr>
+                <w:noProof/>
+                <w:webHidden/>
+              </w:rPr>
+            </w:r>
+            <w:r>
+              <w:rPr>
+                <w:noProof/>
+                <w:webHidden/>
               </w:rPr>
               <w:fldChar w:fldCharType="separate"/>
             </w:r>
             <w:r>
               <w:rPr>
-                <w:rFonts w:ascii="Times New Roman" w:hAnsi="Times New Roman" w:cs="Times New Roman"/>
-                <w:noProof/>
-                <w:webHidden/>
-                <w:sz w:val="24"/>
-                <w:szCs w:val="24"/>
+                <w:noProof/>
+                <w:webHidden/>
               </w:rPr>
               <w:t>4</w:t>
             </w:r>
             <w:r>
               <w:rPr>
-                <w:rFonts w:ascii="Times New Roman" w:hAnsi="Times New Roman" w:cs="Times New Roman"/>
-                <w:noProof/>
-                <w:webHidden/>
-                <w:sz w:val="24"/>
-                <w:szCs w:val="24"/>
+                <w:noProof/>
+                <w:webHidden/>
               </w:rPr>
               <w:fldChar w:fldCharType="end"/>
             </w:r>
@@ -1923,90 +2204,81 @@
               <w:tab w:val="right" w:leader="dot" w:pos="9345"/>
             </w:tabs>
             <w:rPr>
-              <w:rFonts w:ascii="Times New Roman" w:eastAsiaTheme="minorEastAsia" w:hAnsi="Times New Roman" w:cs="Times New Roman"/>
+              <w:rFonts w:eastAsiaTheme="minorEastAsia"/>
               <w:noProof/>
-              <w:sz w:val="24"/>
-              <w:szCs w:val="24"/>
               <w:lang w:eastAsia="ru-RU"/>
             </w:rPr>
           </w:pPr>
-          <w:hyperlink w:anchor="_Toc109595489" w:history="1">
+          <w:hyperlink w:anchor="_Toc109596791" w:history="1">
             <w:r>
               <w:rPr>
                 <w:rStyle w:val="a9"/>
                 <w:rFonts w:ascii="Times New Roman" w:hAnsi="Times New Roman" w:cs="Times New Roman"/>
                 <w:noProof/>
-                <w:sz w:val="24"/>
-                <w:szCs w:val="24"/>
-              </w:rPr>
-              <w:t>3.2.2.Основные классы</w:t>
-            </w:r>
-            <w:r>
-              <w:rPr>
+              </w:rPr>
+              <w:t>3.2.2.</w:t>
+            </w:r>
+            <w:r>
+              <w:rPr>
+                <w:rFonts w:eastAsiaTheme="minorEastAsia"/>
+                <w:noProof/>
+                <w:lang w:eastAsia="ru-RU"/>
+              </w:rPr>
+              <w:tab/>
+            </w:r>
+            <w:r>
+              <w:rPr>
+                <w:rStyle w:val="a9"/>
                 <w:rFonts w:ascii="Times New Roman" w:hAnsi="Times New Roman" w:cs="Times New Roman"/>
                 <w:noProof/>
-                <w:webHidden/>
-                <w:sz w:val="24"/>
-                <w:szCs w:val="24"/>
+              </w:rPr>
+              <w:t>Основные классы</w:t>
+            </w:r>
+            <w:r>
+              <w:rPr>
+                <w:noProof/>
+                <w:webHidden/>
               </w:rPr>
               <w:tab/>
             </w:r>
             <w:r>
               <w:rPr>
-                <w:rFonts w:ascii="Times New Roman" w:hAnsi="Times New Roman" w:cs="Times New Roman"/>
-                <w:noProof/>
-                <w:webHidden/>
-                <w:sz w:val="24"/>
-                <w:szCs w:val="24"/>
+                <w:noProof/>
+                <w:webHidden/>
               </w:rPr>
               <w:fldChar w:fldCharType="begin"/>
             </w:r>
             <w:r>
               <w:rPr>
-                <w:rFonts w:ascii="Times New Roman" w:hAnsi="Times New Roman" w:cs="Times New Roman"/>
-                <w:noProof/>
-                <w:webHidden/>
-                <w:sz w:val="24"/>
-                <w:szCs w:val="24"/>
-              </w:rPr>
-              <w:instrText xml:space="preserve"> PAGEREF _Toc109595489 \h </w:instrText>
-            </w:r>
-            <w:r>
-              <w:rPr>
-                <w:rFonts w:ascii="Times New Roman" w:hAnsi="Times New Roman" w:cs="Times New Roman"/>
-                <w:noProof/>
-                <w:webHidden/>
-                <w:sz w:val="24"/>
-                <w:szCs w:val="24"/>
-              </w:rPr>
-            </w:r>
-            <w:r>
-              <w:rPr>
-                <w:rFonts w:ascii="Times New Roman" w:hAnsi="Times New Roman" w:cs="Times New Roman"/>
-                <w:noProof/>
-                <w:webHidden/>
-                <w:sz w:val="24"/>
-                <w:szCs w:val="24"/>
+                <w:noProof/>
+                <w:webHidden/>
+              </w:rPr>
+              <w:instrText xml:space="preserve"> PAGEREF _Toc109596791 \h </w:instrText>
+            </w:r>
+            <w:r>
+              <w:rPr>
+                <w:noProof/>
+                <w:webHidden/>
+              </w:rPr>
+            </w:r>
+            <w:r>
+              <w:rPr>
+                <w:noProof/>
+                <w:webHidden/>
               </w:rPr>
               <w:fldChar w:fldCharType="separate"/>
             </w:r>
             <w:r>
               <w:rPr>
-                <w:rFonts w:ascii="Times New Roman" w:hAnsi="Times New Roman" w:cs="Times New Roman"/>
-                <w:noProof/>
-                <w:webHidden/>
-                <w:sz w:val="24"/>
-                <w:szCs w:val="24"/>
+                <w:noProof/>
+                <w:webHidden/>
               </w:rPr>
               <w:t>4</w:t>
             </w:r>
             <w:r>
               <w:rPr>
-                <w:rFonts w:ascii="Times New Roman" w:hAnsi="Times New Roman" w:cs="Times New Roman"/>
-                <w:noProof/>
-                <w:webHidden/>
-                <w:sz w:val="24"/>
-                <w:szCs w:val="24"/>
+                <w:noProof/>
+                <w:webHidden/>
               </w:rPr>
               <w:fldChar w:fldCharType="end"/>
             </w:r>
@@ -2020,90 +2292,81 @@
               <w:tab w:val="right" w:leader="dot" w:pos="9345"/>
             </w:tabs>
             <w:rPr>
-              <w:rFonts w:ascii="Times New Roman" w:eastAsiaTheme="minorEastAsia" w:hAnsi="Times New Roman" w:cs="Times New Roman"/>
+              <w:rFonts w:eastAsiaTheme="minorEastAsia"/>
               <w:noProof/>
-              <w:sz w:val="24"/>
-              <w:szCs w:val="24"/>
               <w:lang w:eastAsia="ru-RU"/>
             </w:rPr>
           </w:pPr>
-          <w:hyperlink w:anchor="_Toc109595490" w:history="1">
+          <w:hyperlink w:anchor="_Toc109596792" w:history="1">
             <w:r>
               <w:rPr>
                 <w:rStyle w:val="a9"/>
                 <w:rFonts w:ascii="Times New Roman" w:hAnsi="Times New Roman" w:cs="Times New Roman"/>
                 <w:noProof/>
-                <w:sz w:val="24"/>
-                <w:szCs w:val="24"/>
-              </w:rPr>
-              <w:t>3.3.Контроллеры</w:t>
-            </w:r>
-            <w:r>
-              <w:rPr>
+              </w:rPr>
+              <w:t>3.3.</w:t>
+            </w:r>
+            <w:r>
+              <w:rPr>
+                <w:rFonts w:eastAsiaTheme="minorEastAsia"/>
+                <w:noProof/>
+                <w:lang w:eastAsia="ru-RU"/>
+              </w:rPr>
+              <w:tab/>
+            </w:r>
+            <w:r>
+              <w:rPr>
+                <w:rStyle w:val="a9"/>
                 <w:rFonts w:ascii="Times New Roman" w:hAnsi="Times New Roman" w:cs="Times New Roman"/>
                 <w:noProof/>
-                <w:webHidden/>
-                <w:sz w:val="24"/>
-                <w:szCs w:val="24"/>
+              </w:rPr>
+              <w:t>Контроллеры</w:t>
+            </w:r>
+            <w:r>
+              <w:rPr>
+                <w:noProof/>
+                <w:webHidden/>
               </w:rPr>
               <w:tab/>
             </w:r>
             <w:r>
               <w:rPr>
-                <w:rFonts w:ascii="Times New Roman" w:hAnsi="Times New Roman" w:cs="Times New Roman"/>
-                <w:noProof/>
-                <w:webHidden/>
-                <w:sz w:val="24"/>
-                <w:szCs w:val="24"/>
+                <w:noProof/>
+                <w:webHidden/>
               </w:rPr>
               <w:fldChar w:fldCharType="begin"/>
             </w:r>
             <w:r>
               <w:rPr>
-                <w:rFonts w:ascii="Times New Roman" w:hAnsi="Times New Roman" w:cs="Times New Roman"/>
-                <w:noProof/>
-                <w:webHidden/>
-                <w:sz w:val="24"/>
-                <w:szCs w:val="24"/>
-              </w:rPr>
-              <w:instrText xml:space="preserve"> PAGEREF _Toc109595490 \h </w:instrText>
-            </w:r>
-            <w:r>
-              <w:rPr>
-                <w:rFonts w:ascii="Times New Roman" w:hAnsi="Times New Roman" w:cs="Times New Roman"/>
-                <w:noProof/>
-                <w:webHidden/>
-                <w:sz w:val="24"/>
-                <w:szCs w:val="24"/>
-              </w:rPr>
-            </w:r>
-            <w:r>
-              <w:rPr>
-                <w:rFonts w:ascii="Times New Roman" w:hAnsi="Times New Roman" w:cs="Times New Roman"/>
-                <w:noProof/>
-                <w:webHidden/>
-                <w:sz w:val="24"/>
-                <w:szCs w:val="24"/>
+                <w:noProof/>
+                <w:webHidden/>
+              </w:rPr>
+              <w:instrText xml:space="preserve"> PAGEREF _Toc109596792 \h </w:instrText>
+            </w:r>
+            <w:r>
+              <w:rPr>
+                <w:noProof/>
+                <w:webHidden/>
+              </w:rPr>
+            </w:r>
+            <w:r>
+              <w:rPr>
+                <w:noProof/>
+                <w:webHidden/>
               </w:rPr>
               <w:fldChar w:fldCharType="separate"/>
             </w:r>
             <w:r>
               <w:rPr>
-                <w:rFonts w:ascii="Times New Roman" w:hAnsi="Times New Roman" w:cs="Times New Roman"/>
-                <w:noProof/>
-                <w:webHidden/>
-                <w:sz w:val="24"/>
-                <w:szCs w:val="24"/>
+                <w:noProof/>
+                <w:webHidden/>
               </w:rPr>
               <w:t>4</w:t>
             </w:r>
             <w:r>
               <w:rPr>
-                <w:rFonts w:ascii="Times New Roman" w:hAnsi="Times New Roman" w:cs="Times New Roman"/>
-                <w:noProof/>
-                <w:webHidden/>
-                <w:sz w:val="24"/>
-                <w:szCs w:val="24"/>
+                <w:noProof/>
+                <w:webHidden/>
               </w:rPr>
               <w:fldChar w:fldCharType="end"/>
             </w:r>
@@ -2117,90 +2380,81 @@
               <w:tab w:val="right" w:leader="dot" w:pos="9345"/>
             </w:tabs>
             <w:rPr>
-              <w:rFonts w:ascii="Times New Roman" w:eastAsiaTheme="minorEastAsia" w:hAnsi="Times New Roman" w:cs="Times New Roman"/>
+              <w:rFonts w:eastAsiaTheme="minorEastAsia"/>
               <w:noProof/>
-              <w:sz w:val="24"/>
-              <w:szCs w:val="24"/>
               <w:lang w:eastAsia="ru-RU"/>
             </w:rPr>
           </w:pPr>
-          <w:hyperlink w:anchor="_Toc109595491" w:history="1">
+          <w:hyperlink w:anchor="_Toc109596793" w:history="1">
             <w:r>
               <w:rPr>
                 <w:rStyle w:val="a9"/>
                 <w:rFonts w:ascii="Times New Roman" w:hAnsi="Times New Roman" w:cs="Times New Roman"/>
                 <w:noProof/>
-                <w:sz w:val="24"/>
-                <w:szCs w:val="24"/>
-              </w:rPr>
-              <w:t>3.3.1.Структура модуля</w:t>
-            </w:r>
-            <w:r>
-              <w:rPr>
+              </w:rPr>
+              <w:t>3.3.1.</w:t>
+            </w:r>
+            <w:r>
+              <w:rPr>
+                <w:rFonts w:eastAsiaTheme="minorEastAsia"/>
+                <w:noProof/>
+                <w:lang w:eastAsia="ru-RU"/>
+              </w:rPr>
+              <w:tab/>
+            </w:r>
+            <w:r>
+              <w:rPr>
+                <w:rStyle w:val="a9"/>
                 <w:rFonts w:ascii="Times New Roman" w:hAnsi="Times New Roman" w:cs="Times New Roman"/>
                 <w:noProof/>
-                <w:webHidden/>
-                <w:sz w:val="24"/>
-                <w:szCs w:val="24"/>
+              </w:rPr>
+              <w:t>Структура модуля</w:t>
+            </w:r>
+            <w:r>
+              <w:rPr>
+                <w:noProof/>
+                <w:webHidden/>
               </w:rPr>
               <w:tab/>
             </w:r>
             <w:r>
               <w:rPr>
-                <w:rFonts w:ascii="Times New Roman" w:hAnsi="Times New Roman" w:cs="Times New Roman"/>
-                <w:noProof/>
-                <w:webHidden/>
-                <w:sz w:val="24"/>
-                <w:szCs w:val="24"/>
+                <w:noProof/>
+                <w:webHidden/>
               </w:rPr>
               <w:fldChar w:fldCharType="begin"/>
             </w:r>
             <w:r>
               <w:rPr>
-                <w:rFonts w:ascii="Times New Roman" w:hAnsi="Times New Roman" w:cs="Times New Roman"/>
-                <w:noProof/>
-                <w:webHidden/>
-                <w:sz w:val="24"/>
-                <w:szCs w:val="24"/>
-              </w:rPr>
-              <w:instrText xml:space="preserve"> PAGEREF _Toc109595491 \h </w:instrText>
-            </w:r>
-            <w:r>
-              <w:rPr>
-                <w:rFonts w:ascii="Times New Roman" w:hAnsi="Times New Roman" w:cs="Times New Roman"/>
-                <w:noProof/>
-                <w:webHidden/>
-                <w:sz w:val="24"/>
-                <w:szCs w:val="24"/>
-              </w:rPr>
-            </w:r>
-            <w:r>
-              <w:rPr>
-                <w:rFonts w:ascii="Times New Roman" w:hAnsi="Times New Roman" w:cs="Times New Roman"/>
-                <w:noProof/>
-                <w:webHidden/>
-                <w:sz w:val="24"/>
-                <w:szCs w:val="24"/>
+                <w:noProof/>
+                <w:webHidden/>
+              </w:rPr>
+              <w:instrText xml:space="preserve"> PAGEREF _Toc109596793 \h </w:instrText>
+            </w:r>
+            <w:r>
+              <w:rPr>
+                <w:noProof/>
+                <w:webHidden/>
+              </w:rPr>
+            </w:r>
+            <w:r>
+              <w:rPr>
+                <w:noProof/>
+                <w:webHidden/>
               </w:rPr>
               <w:fldChar w:fldCharType="separate"/>
             </w:r>
             <w:r>
               <w:rPr>
-                <w:rFonts w:ascii="Times New Roman" w:hAnsi="Times New Roman" w:cs="Times New Roman"/>
-                <w:noProof/>
-                <w:webHidden/>
-                <w:sz w:val="24"/>
-                <w:szCs w:val="24"/>
+                <w:noProof/>
+                <w:webHidden/>
               </w:rPr>
               <w:t>4</w:t>
             </w:r>
             <w:r>
               <w:rPr>
-                <w:rFonts w:ascii="Times New Roman" w:hAnsi="Times New Roman" w:cs="Times New Roman"/>
-                <w:noProof/>
-                <w:webHidden/>
-                <w:sz w:val="24"/>
-                <w:szCs w:val="24"/>
+                <w:noProof/>
+                <w:webHidden/>
               </w:rPr>
               <w:fldChar w:fldCharType="end"/>
             </w:r>
@@ -2214,90 +2468,81 @@
               <w:tab w:val="right" w:leader="dot" w:pos="9345"/>
             </w:tabs>
             <w:rPr>
-              <w:rFonts w:ascii="Times New Roman" w:eastAsiaTheme="minorEastAsia" w:hAnsi="Times New Roman" w:cs="Times New Roman"/>
+              <w:rFonts w:eastAsiaTheme="minorEastAsia"/>
               <w:noProof/>
-              <w:sz w:val="24"/>
-              <w:szCs w:val="24"/>
               <w:lang w:eastAsia="ru-RU"/>
             </w:rPr>
           </w:pPr>
-          <w:hyperlink w:anchor="_Toc109595492" w:history="1">
+          <w:hyperlink w:anchor="_Toc109596794" w:history="1">
             <w:r>
               <w:rPr>
                 <w:rStyle w:val="a9"/>
                 <w:rFonts w:ascii="Times New Roman" w:hAnsi="Times New Roman" w:cs="Times New Roman"/>
                 <w:noProof/>
-                <w:sz w:val="24"/>
-                <w:szCs w:val="24"/>
-              </w:rPr>
-              <w:t>3.3.2.Основные классы</w:t>
-            </w:r>
-            <w:r>
-              <w:rPr>
+              </w:rPr>
+              <w:t>3.3.2.</w:t>
+            </w:r>
+            <w:r>
+              <w:rPr>
+                <w:rFonts w:eastAsiaTheme="minorEastAsia"/>
+                <w:noProof/>
+                <w:lang w:eastAsia="ru-RU"/>
+              </w:rPr>
+              <w:tab/>
+            </w:r>
+            <w:r>
+              <w:rPr>
+                <w:rStyle w:val="a9"/>
                 <w:rFonts w:ascii="Times New Roman" w:hAnsi="Times New Roman" w:cs="Times New Roman"/>
                 <w:noProof/>
-                <w:webHidden/>
-                <w:sz w:val="24"/>
-                <w:szCs w:val="24"/>
+              </w:rPr>
+              <w:t>Основные классы</w:t>
+            </w:r>
+            <w:r>
+              <w:rPr>
+                <w:noProof/>
+                <w:webHidden/>
               </w:rPr>
               <w:tab/>
             </w:r>
             <w:r>
               <w:rPr>
-                <w:rFonts w:ascii="Times New Roman" w:hAnsi="Times New Roman" w:cs="Times New Roman"/>
-                <w:noProof/>
-                <w:webHidden/>
-                <w:sz w:val="24"/>
-                <w:szCs w:val="24"/>
+                <w:noProof/>
+                <w:webHidden/>
               </w:rPr>
               <w:fldChar w:fldCharType="begin"/>
             </w:r>
             <w:r>
               <w:rPr>
-                <w:rFonts w:ascii="Times New Roman" w:hAnsi="Times New Roman" w:cs="Times New Roman"/>
-                <w:noProof/>
-                <w:webHidden/>
-                <w:sz w:val="24"/>
-                <w:szCs w:val="24"/>
-              </w:rPr>
-              <w:instrText xml:space="preserve"> PAGEREF _Toc109595492 \h </w:instrText>
-            </w:r>
-            <w:r>
-              <w:rPr>
-                <w:rFonts w:ascii="Times New Roman" w:hAnsi="Times New Roman" w:cs="Times New Roman"/>
-                <w:noProof/>
-                <w:webHidden/>
-                <w:sz w:val="24"/>
-                <w:szCs w:val="24"/>
-              </w:rPr>
-            </w:r>
-            <w:r>
-              <w:rPr>
-                <w:rFonts w:ascii="Times New Roman" w:hAnsi="Times New Roman" w:cs="Times New Roman"/>
-                <w:noProof/>
-                <w:webHidden/>
-                <w:sz w:val="24"/>
-                <w:szCs w:val="24"/>
+                <w:noProof/>
+                <w:webHidden/>
+              </w:rPr>
+              <w:instrText xml:space="preserve"> PAGEREF _Toc109596794 \h </w:instrText>
+            </w:r>
+            <w:r>
+              <w:rPr>
+                <w:noProof/>
+                <w:webHidden/>
+              </w:rPr>
+            </w:r>
+            <w:r>
+              <w:rPr>
+                <w:noProof/>
+                <w:webHidden/>
               </w:rPr>
               <w:fldChar w:fldCharType="separate"/>
             </w:r>
             <w:r>
               <w:rPr>
-                <w:rFonts w:ascii="Times New Roman" w:hAnsi="Times New Roman" w:cs="Times New Roman"/>
-                <w:noProof/>
-                <w:webHidden/>
-                <w:sz w:val="24"/>
-                <w:szCs w:val="24"/>
+                <w:noProof/>
+                <w:webHidden/>
               </w:rPr>
               <w:t>4</w:t>
             </w:r>
             <w:r>
               <w:rPr>
-                <w:rFonts w:ascii="Times New Roman" w:hAnsi="Times New Roman" w:cs="Times New Roman"/>
-                <w:noProof/>
-                <w:webHidden/>
-                <w:sz w:val="24"/>
-                <w:szCs w:val="24"/>
+                <w:noProof/>
+                <w:webHidden/>
               </w:rPr>
               <w:fldChar w:fldCharType="end"/>
             </w:r>
@@ -2311,90 +2556,81 @@
               <w:tab w:val="right" w:leader="dot" w:pos="9345"/>
             </w:tabs>
             <w:rPr>
-              <w:rFonts w:ascii="Times New Roman" w:eastAsiaTheme="minorEastAsia" w:hAnsi="Times New Roman" w:cs="Times New Roman"/>
+              <w:rFonts w:eastAsiaTheme="minorEastAsia"/>
               <w:noProof/>
-              <w:sz w:val="24"/>
-              <w:szCs w:val="24"/>
               <w:lang w:eastAsia="ru-RU"/>
             </w:rPr>
           </w:pPr>
-          <w:hyperlink w:anchor="_Toc109595493" w:history="1">
+          <w:hyperlink w:anchor="_Toc109596795" w:history="1">
             <w:r>
               <w:rPr>
                 <w:rStyle w:val="a9"/>
                 <w:rFonts w:ascii="Times New Roman" w:hAnsi="Times New Roman" w:cs="Times New Roman"/>
                 <w:noProof/>
-                <w:sz w:val="24"/>
-                <w:szCs w:val="24"/>
-              </w:rPr>
-              <w:t>3.4.Представление</w:t>
-            </w:r>
-            <w:r>
-              <w:rPr>
+              </w:rPr>
+              <w:t>3.4.</w:t>
+            </w:r>
+            <w:r>
+              <w:rPr>
+                <w:rFonts w:eastAsiaTheme="minorEastAsia"/>
+                <w:noProof/>
+                <w:lang w:eastAsia="ru-RU"/>
+              </w:rPr>
+              <w:tab/>
+            </w:r>
+            <w:r>
+              <w:rPr>
+                <w:rStyle w:val="a9"/>
                 <w:rFonts w:ascii="Times New Roman" w:hAnsi="Times New Roman" w:cs="Times New Roman"/>
                 <w:noProof/>
-                <w:webHidden/>
-                <w:sz w:val="24"/>
-                <w:szCs w:val="24"/>
+              </w:rPr>
+              <w:t>Представление</w:t>
+            </w:r>
+            <w:r>
+              <w:rPr>
+                <w:noProof/>
+                <w:webHidden/>
               </w:rPr>
               <w:tab/>
             </w:r>
             <w:r>
               <w:rPr>
-                <w:rFonts w:ascii="Times New Roman" w:hAnsi="Times New Roman" w:cs="Times New Roman"/>
-                <w:noProof/>
-                <w:webHidden/>
-                <w:sz w:val="24"/>
-                <w:szCs w:val="24"/>
+                <w:noProof/>
+                <w:webHidden/>
               </w:rPr>
               <w:fldChar w:fldCharType="begin"/>
             </w:r>
             <w:r>
               <w:rPr>
-                <w:rFonts w:ascii="Times New Roman" w:hAnsi="Times New Roman" w:cs="Times New Roman"/>
-                <w:noProof/>
-                <w:webHidden/>
-                <w:sz w:val="24"/>
-                <w:szCs w:val="24"/>
-              </w:rPr>
-              <w:instrText xml:space="preserve"> PAGEREF _Toc109595493 \h </w:instrText>
-            </w:r>
-            <w:r>
-              <w:rPr>
-                <w:rFonts w:ascii="Times New Roman" w:hAnsi="Times New Roman" w:cs="Times New Roman"/>
-                <w:noProof/>
-                <w:webHidden/>
-                <w:sz w:val="24"/>
-                <w:szCs w:val="24"/>
-              </w:rPr>
-            </w:r>
-            <w:r>
-              <w:rPr>
-                <w:rFonts w:ascii="Times New Roman" w:hAnsi="Times New Roman" w:cs="Times New Roman"/>
-                <w:noProof/>
-                <w:webHidden/>
-                <w:sz w:val="24"/>
-                <w:szCs w:val="24"/>
+                <w:noProof/>
+                <w:webHidden/>
+              </w:rPr>
+              <w:instrText xml:space="preserve"> PAGEREF _Toc109596795 \h </w:instrText>
+            </w:r>
+            <w:r>
+              <w:rPr>
+                <w:noProof/>
+                <w:webHidden/>
+              </w:rPr>
+            </w:r>
+            <w:r>
+              <w:rPr>
+                <w:noProof/>
+                <w:webHidden/>
               </w:rPr>
               <w:fldChar w:fldCharType="separate"/>
             </w:r>
             <w:r>
               <w:rPr>
-                <w:rFonts w:ascii="Times New Roman" w:hAnsi="Times New Roman" w:cs="Times New Roman"/>
-                <w:noProof/>
-                <w:webHidden/>
-                <w:sz w:val="24"/>
-                <w:szCs w:val="24"/>
+                <w:noProof/>
+                <w:webHidden/>
               </w:rPr>
               <w:t>4</w:t>
             </w:r>
             <w:r>
               <w:rPr>
-                <w:rFonts w:ascii="Times New Roman" w:hAnsi="Times New Roman" w:cs="Times New Roman"/>
-                <w:noProof/>
-                <w:webHidden/>
-                <w:sz w:val="24"/>
-                <w:szCs w:val="24"/>
+                <w:noProof/>
+                <w:webHidden/>
               </w:rPr>
               <w:fldChar w:fldCharType="end"/>
             </w:r>
@@ -2408,90 +2644,81 @@
               <w:tab w:val="right" w:leader="dot" w:pos="9345"/>
             </w:tabs>
             <w:rPr>
-              <w:rFonts w:ascii="Times New Roman" w:eastAsiaTheme="minorEastAsia" w:hAnsi="Times New Roman" w:cs="Times New Roman"/>
+              <w:rFonts w:eastAsiaTheme="minorEastAsia"/>
               <w:noProof/>
-              <w:sz w:val="24"/>
-              <w:szCs w:val="24"/>
               <w:lang w:eastAsia="ru-RU"/>
             </w:rPr>
           </w:pPr>
-          <w:hyperlink w:anchor="_Toc109595494" w:history="1">
+          <w:hyperlink w:anchor="_Toc109596796" w:history="1">
             <w:r>
               <w:rPr>
                 <w:rStyle w:val="a9"/>
                 <w:rFonts w:ascii="Times New Roman" w:hAnsi="Times New Roman" w:cs="Times New Roman"/>
                 <w:noProof/>
-                <w:sz w:val="24"/>
-                <w:szCs w:val="24"/>
-              </w:rPr>
-              <w:t>3.4.1.Структура модуля</w:t>
-            </w:r>
-            <w:r>
-              <w:rPr>
+              </w:rPr>
+              <w:t>3.4.1.</w:t>
+            </w:r>
+            <w:r>
+              <w:rPr>
+                <w:rFonts w:eastAsiaTheme="minorEastAsia"/>
+                <w:noProof/>
+                <w:lang w:eastAsia="ru-RU"/>
+              </w:rPr>
+              <w:tab/>
+            </w:r>
+            <w:r>
+              <w:rPr>
+                <w:rStyle w:val="a9"/>
                 <w:rFonts w:ascii="Times New Roman" w:hAnsi="Times New Roman" w:cs="Times New Roman"/>
                 <w:noProof/>
-                <w:webHidden/>
-                <w:sz w:val="24"/>
-                <w:szCs w:val="24"/>
+              </w:rPr>
+              <w:t>Структура модуля</w:t>
+            </w:r>
+            <w:r>
+              <w:rPr>
+                <w:noProof/>
+                <w:webHidden/>
               </w:rPr>
               <w:tab/>
             </w:r>
             <w:r>
               <w:rPr>
-                <w:rFonts w:ascii="Times New Roman" w:hAnsi="Times New Roman" w:cs="Times New Roman"/>
-                <w:noProof/>
-                <w:webHidden/>
-                <w:sz w:val="24"/>
-                <w:szCs w:val="24"/>
+                <w:noProof/>
+                <w:webHidden/>
               </w:rPr>
               <w:fldChar w:fldCharType="begin"/>
             </w:r>
             <w:r>
               <w:rPr>
-                <w:rFonts w:ascii="Times New Roman" w:hAnsi="Times New Roman" w:cs="Times New Roman"/>
-                <w:noProof/>
-                <w:webHidden/>
-                <w:sz w:val="24"/>
-                <w:szCs w:val="24"/>
-              </w:rPr>
-              <w:instrText xml:space="preserve"> PAGEREF _Toc109595494 \h </w:instrText>
-            </w:r>
-            <w:r>
-              <w:rPr>
-                <w:rFonts w:ascii="Times New Roman" w:hAnsi="Times New Roman" w:cs="Times New Roman"/>
-                <w:noProof/>
-                <w:webHidden/>
-                <w:sz w:val="24"/>
-                <w:szCs w:val="24"/>
-              </w:rPr>
-            </w:r>
-            <w:r>
-              <w:rPr>
-                <w:rFonts w:ascii="Times New Roman" w:hAnsi="Times New Roman" w:cs="Times New Roman"/>
-                <w:noProof/>
-                <w:webHidden/>
-                <w:sz w:val="24"/>
-                <w:szCs w:val="24"/>
+                <w:noProof/>
+                <w:webHidden/>
+              </w:rPr>
+              <w:instrText xml:space="preserve"> PAGEREF _Toc109596796 \h </w:instrText>
+            </w:r>
+            <w:r>
+              <w:rPr>
+                <w:noProof/>
+                <w:webHidden/>
+              </w:rPr>
+            </w:r>
+            <w:r>
+              <w:rPr>
+                <w:noProof/>
+                <w:webHidden/>
               </w:rPr>
               <w:fldChar w:fldCharType="separate"/>
             </w:r>
             <w:r>
               <w:rPr>
-                <w:rFonts w:ascii="Times New Roman" w:hAnsi="Times New Roman" w:cs="Times New Roman"/>
-                <w:noProof/>
-                <w:webHidden/>
-                <w:sz w:val="24"/>
-                <w:szCs w:val="24"/>
+                <w:noProof/>
+                <w:webHidden/>
               </w:rPr>
               <w:t>4</w:t>
             </w:r>
             <w:r>
               <w:rPr>
-                <w:rFonts w:ascii="Times New Roman" w:hAnsi="Times New Roman" w:cs="Times New Roman"/>
-                <w:noProof/>
-                <w:webHidden/>
-                <w:sz w:val="24"/>
-                <w:szCs w:val="24"/>
+                <w:noProof/>
+                <w:webHidden/>
               </w:rPr>
               <w:fldChar w:fldCharType="end"/>
             </w:r>
@@ -2505,90 +2732,81 @@
               <w:tab w:val="right" w:leader="dot" w:pos="9345"/>
             </w:tabs>
             <w:rPr>
-              <w:rFonts w:ascii="Times New Roman" w:eastAsiaTheme="minorEastAsia" w:hAnsi="Times New Roman" w:cs="Times New Roman"/>
+              <w:rFonts w:eastAsiaTheme="minorEastAsia"/>
               <w:noProof/>
-              <w:sz w:val="24"/>
-              <w:szCs w:val="24"/>
               <w:lang w:eastAsia="ru-RU"/>
             </w:rPr>
           </w:pPr>
-          <w:hyperlink w:anchor="_Toc109595495" w:history="1">
+          <w:hyperlink w:anchor="_Toc109596797" w:history="1">
             <w:r>
               <w:rPr>
                 <w:rStyle w:val="a9"/>
                 <w:rFonts w:ascii="Times New Roman" w:hAnsi="Times New Roman" w:cs="Times New Roman"/>
                 <w:noProof/>
-                <w:sz w:val="24"/>
-                <w:szCs w:val="24"/>
-              </w:rPr>
-              <w:t>3.4.2.Основные классы</w:t>
-            </w:r>
-            <w:r>
-              <w:rPr>
+              </w:rPr>
+              <w:t>3.4.2.</w:t>
+            </w:r>
+            <w:r>
+              <w:rPr>
+                <w:rFonts w:eastAsiaTheme="minorEastAsia"/>
+                <w:noProof/>
+                <w:lang w:eastAsia="ru-RU"/>
+              </w:rPr>
+              <w:tab/>
+            </w:r>
+            <w:r>
+              <w:rPr>
+                <w:rStyle w:val="a9"/>
                 <w:rFonts w:ascii="Times New Roman" w:hAnsi="Times New Roman" w:cs="Times New Roman"/>
                 <w:noProof/>
-                <w:webHidden/>
-                <w:sz w:val="24"/>
-                <w:szCs w:val="24"/>
+              </w:rPr>
+              <w:t>Основные классы</w:t>
+            </w:r>
+            <w:r>
+              <w:rPr>
+                <w:noProof/>
+                <w:webHidden/>
               </w:rPr>
               <w:tab/>
             </w:r>
             <w:r>
               <w:rPr>
-                <w:rFonts w:ascii="Times New Roman" w:hAnsi="Times New Roman" w:cs="Times New Roman"/>
-                <w:noProof/>
-                <w:webHidden/>
-                <w:sz w:val="24"/>
-                <w:szCs w:val="24"/>
+                <w:noProof/>
+                <w:webHidden/>
               </w:rPr>
               <w:fldChar w:fldCharType="begin"/>
             </w:r>
             <w:r>
               <w:rPr>
-                <w:rFonts w:ascii="Times New Roman" w:hAnsi="Times New Roman" w:cs="Times New Roman"/>
-                <w:noProof/>
-                <w:webHidden/>
-                <w:sz w:val="24"/>
-                <w:szCs w:val="24"/>
-              </w:rPr>
-              <w:instrText xml:space="preserve"> PAGEREF _Toc109595495 \h </w:instrText>
-            </w:r>
-            <w:r>
-              <w:rPr>
-                <w:rFonts w:ascii="Times New Roman" w:hAnsi="Times New Roman" w:cs="Times New Roman"/>
-                <w:noProof/>
-                <w:webHidden/>
-                <w:sz w:val="24"/>
-                <w:szCs w:val="24"/>
-              </w:rPr>
-            </w:r>
-            <w:r>
-              <w:rPr>
-                <w:rFonts w:ascii="Times New Roman" w:hAnsi="Times New Roman" w:cs="Times New Roman"/>
-                <w:noProof/>
-                <w:webHidden/>
-                <w:sz w:val="24"/>
-                <w:szCs w:val="24"/>
+                <w:noProof/>
+                <w:webHidden/>
+              </w:rPr>
+              <w:instrText xml:space="preserve"> PAGEREF _Toc109596797 \h </w:instrText>
+            </w:r>
+            <w:r>
+              <w:rPr>
+                <w:noProof/>
+                <w:webHidden/>
+              </w:rPr>
+            </w:r>
+            <w:r>
+              <w:rPr>
+                <w:noProof/>
+                <w:webHidden/>
               </w:rPr>
               <w:fldChar w:fldCharType="separate"/>
             </w:r>
             <w:r>
               <w:rPr>
-                <w:rFonts w:ascii="Times New Roman" w:hAnsi="Times New Roman" w:cs="Times New Roman"/>
-                <w:noProof/>
-                <w:webHidden/>
-                <w:sz w:val="24"/>
-                <w:szCs w:val="24"/>
+                <w:noProof/>
+                <w:webHidden/>
               </w:rPr>
               <w:t>4</w:t>
             </w:r>
             <w:r>
               <w:rPr>
-                <w:rFonts w:ascii="Times New Roman" w:hAnsi="Times New Roman" w:cs="Times New Roman"/>
-                <w:noProof/>
-                <w:webHidden/>
-                <w:sz w:val="24"/>
-                <w:szCs w:val="24"/>
+                <w:noProof/>
+                <w:webHidden/>
               </w:rPr>
               <w:fldChar w:fldCharType="end"/>
             </w:r>
@@ -2602,90 +2820,81 @@
               <w:tab w:val="right" w:leader="dot" w:pos="9345"/>
             </w:tabs>
             <w:rPr>
-              <w:rFonts w:ascii="Times New Roman" w:eastAsiaTheme="minorEastAsia" w:hAnsi="Times New Roman" w:cs="Times New Roman"/>
+              <w:rFonts w:eastAsiaTheme="minorEastAsia"/>
               <w:noProof/>
-              <w:sz w:val="24"/>
-              <w:szCs w:val="24"/>
               <w:lang w:eastAsia="ru-RU"/>
             </w:rPr>
           </w:pPr>
-          <w:hyperlink w:anchor="_Toc109595496" w:history="1">
+          <w:hyperlink w:anchor="_Toc109596798" w:history="1">
             <w:r>
               <w:rPr>
                 <w:rStyle w:val="a9"/>
                 <w:rFonts w:ascii="Times New Roman" w:hAnsi="Times New Roman" w:cs="Times New Roman"/>
                 <w:noProof/>
-                <w:sz w:val="24"/>
-                <w:szCs w:val="24"/>
-              </w:rPr>
-              <w:t>4.Алгоритмы игровой логики</w:t>
-            </w:r>
-            <w:r>
-              <w:rPr>
+              </w:rPr>
+              <w:t>4.</w:t>
+            </w:r>
+            <w:r>
+              <w:rPr>
+                <w:rFonts w:eastAsiaTheme="minorEastAsia"/>
+                <w:noProof/>
+                <w:lang w:eastAsia="ru-RU"/>
+              </w:rPr>
+              <w:tab/>
+            </w:r>
+            <w:r>
+              <w:rPr>
+                <w:rStyle w:val="a9"/>
                 <w:rFonts w:ascii="Times New Roman" w:hAnsi="Times New Roman" w:cs="Times New Roman"/>
                 <w:noProof/>
-                <w:webHidden/>
-                <w:sz w:val="24"/>
-                <w:szCs w:val="24"/>
+              </w:rPr>
+              <w:t>Алгоритмы игровой логики</w:t>
+            </w:r>
+            <w:r>
+              <w:rPr>
+                <w:noProof/>
+                <w:webHidden/>
               </w:rPr>
               <w:tab/>
             </w:r>
             <w:r>
               <w:rPr>
-                <w:rFonts w:ascii="Times New Roman" w:hAnsi="Times New Roman" w:cs="Times New Roman"/>
-                <w:noProof/>
-                <w:webHidden/>
-                <w:sz w:val="24"/>
-                <w:szCs w:val="24"/>
+                <w:noProof/>
+                <w:webHidden/>
               </w:rPr>
               <w:fldChar w:fldCharType="begin"/>
             </w:r>
             <w:r>
               <w:rPr>
-                <w:rFonts w:ascii="Times New Roman" w:hAnsi="Times New Roman" w:cs="Times New Roman"/>
-                <w:noProof/>
-                <w:webHidden/>
-                <w:sz w:val="24"/>
-                <w:szCs w:val="24"/>
-              </w:rPr>
-              <w:instrText xml:space="preserve"> PAGEREF _Toc109595496 \h </w:instrText>
-            </w:r>
-            <w:r>
-              <w:rPr>
-                <w:rFonts w:ascii="Times New Roman" w:hAnsi="Times New Roman" w:cs="Times New Roman"/>
-                <w:noProof/>
-                <w:webHidden/>
-                <w:sz w:val="24"/>
-                <w:szCs w:val="24"/>
-              </w:rPr>
-            </w:r>
-            <w:r>
-              <w:rPr>
-                <w:rFonts w:ascii="Times New Roman" w:hAnsi="Times New Roman" w:cs="Times New Roman"/>
-                <w:noProof/>
-                <w:webHidden/>
-                <w:sz w:val="24"/>
-                <w:szCs w:val="24"/>
+                <w:noProof/>
+                <w:webHidden/>
+              </w:rPr>
+              <w:instrText xml:space="preserve"> PAGEREF _Toc109596798 \h </w:instrText>
+            </w:r>
+            <w:r>
+              <w:rPr>
+                <w:noProof/>
+                <w:webHidden/>
+              </w:rPr>
+            </w:r>
+            <w:r>
+              <w:rPr>
+                <w:noProof/>
+                <w:webHidden/>
               </w:rPr>
               <w:fldChar w:fldCharType="separate"/>
             </w:r>
             <w:r>
               <w:rPr>
-                <w:rFonts w:ascii="Times New Roman" w:hAnsi="Times New Roman" w:cs="Times New Roman"/>
-                <w:noProof/>
-                <w:webHidden/>
-                <w:sz w:val="24"/>
-                <w:szCs w:val="24"/>
+                <w:noProof/>
+                <w:webHidden/>
               </w:rPr>
               <w:t>4</w:t>
             </w:r>
             <w:r>
               <w:rPr>
-                <w:rFonts w:ascii="Times New Roman" w:hAnsi="Times New Roman" w:cs="Times New Roman"/>
-                <w:noProof/>
-                <w:webHidden/>
-                <w:sz w:val="24"/>
-                <w:szCs w:val="24"/>
+                <w:noProof/>
+                <w:webHidden/>
               </w:rPr>
               <w:fldChar w:fldCharType="end"/>
             </w:r>
@@ -2699,90 +2908,81 @@
               <w:tab w:val="right" w:leader="dot" w:pos="9345"/>
             </w:tabs>
             <w:rPr>
-              <w:rFonts w:ascii="Times New Roman" w:eastAsiaTheme="minorEastAsia" w:hAnsi="Times New Roman" w:cs="Times New Roman"/>
+              <w:rFonts w:eastAsiaTheme="minorEastAsia"/>
               <w:noProof/>
-              <w:sz w:val="24"/>
-              <w:szCs w:val="24"/>
               <w:lang w:eastAsia="ru-RU"/>
             </w:rPr>
           </w:pPr>
-          <w:hyperlink w:anchor="_Toc109595497" w:history="1">
+          <w:hyperlink w:anchor="_Toc109596799" w:history="1">
             <w:r>
               <w:rPr>
                 <w:rStyle w:val="a9"/>
                 <w:rFonts w:ascii="Times New Roman" w:hAnsi="Times New Roman" w:cs="Times New Roman"/>
                 <w:noProof/>
-                <w:sz w:val="24"/>
-                <w:szCs w:val="24"/>
-              </w:rPr>
-              <w:t>4.1.Фигуры</w:t>
-            </w:r>
-            <w:r>
-              <w:rPr>
+              </w:rPr>
+              <w:t>4.1.</w:t>
+            </w:r>
+            <w:r>
+              <w:rPr>
+                <w:rFonts w:eastAsiaTheme="minorEastAsia"/>
+                <w:noProof/>
+                <w:lang w:eastAsia="ru-RU"/>
+              </w:rPr>
+              <w:tab/>
+            </w:r>
+            <w:r>
+              <w:rPr>
+                <w:rStyle w:val="a9"/>
                 <w:rFonts w:ascii="Times New Roman" w:hAnsi="Times New Roman" w:cs="Times New Roman"/>
                 <w:noProof/>
-                <w:webHidden/>
-                <w:sz w:val="24"/>
-                <w:szCs w:val="24"/>
+              </w:rPr>
+              <w:t>Фигуры</w:t>
+            </w:r>
+            <w:r>
+              <w:rPr>
+                <w:noProof/>
+                <w:webHidden/>
               </w:rPr>
               <w:tab/>
             </w:r>
             <w:r>
               <w:rPr>
-                <w:rFonts w:ascii="Times New Roman" w:hAnsi="Times New Roman" w:cs="Times New Roman"/>
-                <w:noProof/>
-                <w:webHidden/>
-                <w:sz w:val="24"/>
-                <w:szCs w:val="24"/>
+                <w:noProof/>
+                <w:webHidden/>
               </w:rPr>
               <w:fldChar w:fldCharType="begin"/>
             </w:r>
             <w:r>
               <w:rPr>
-                <w:rFonts w:ascii="Times New Roman" w:hAnsi="Times New Roman" w:cs="Times New Roman"/>
-                <w:noProof/>
-                <w:webHidden/>
-                <w:sz w:val="24"/>
-                <w:szCs w:val="24"/>
-              </w:rPr>
-              <w:instrText xml:space="preserve"> PAGEREF _Toc109595497 \h </w:instrText>
-            </w:r>
-            <w:r>
-              <w:rPr>
-                <w:rFonts w:ascii="Times New Roman" w:hAnsi="Times New Roman" w:cs="Times New Roman"/>
-                <w:noProof/>
-                <w:webHidden/>
-                <w:sz w:val="24"/>
-                <w:szCs w:val="24"/>
-              </w:rPr>
-            </w:r>
-            <w:r>
-              <w:rPr>
-                <w:rFonts w:ascii="Times New Roman" w:hAnsi="Times New Roman" w:cs="Times New Roman"/>
-                <w:noProof/>
-                <w:webHidden/>
-                <w:sz w:val="24"/>
-                <w:szCs w:val="24"/>
+                <w:noProof/>
+                <w:webHidden/>
+              </w:rPr>
+              <w:instrText xml:space="preserve"> PAGEREF _Toc109596799 \h </w:instrText>
+            </w:r>
+            <w:r>
+              <w:rPr>
+                <w:noProof/>
+                <w:webHidden/>
+              </w:rPr>
+            </w:r>
+            <w:r>
+              <w:rPr>
+                <w:noProof/>
+                <w:webHidden/>
               </w:rPr>
               <w:fldChar w:fldCharType="separate"/>
             </w:r>
             <w:r>
               <w:rPr>
-                <w:rFonts w:ascii="Times New Roman" w:hAnsi="Times New Roman" w:cs="Times New Roman"/>
-                <w:noProof/>
-                <w:webHidden/>
-                <w:sz w:val="24"/>
-                <w:szCs w:val="24"/>
+                <w:noProof/>
+                <w:webHidden/>
               </w:rPr>
               <w:t>4</w:t>
             </w:r>
             <w:r>
               <w:rPr>
-                <w:rFonts w:ascii="Times New Roman" w:hAnsi="Times New Roman" w:cs="Times New Roman"/>
-                <w:noProof/>
-                <w:webHidden/>
-                <w:sz w:val="24"/>
-                <w:szCs w:val="24"/>
+                <w:noProof/>
+                <w:webHidden/>
               </w:rPr>
               <w:fldChar w:fldCharType="end"/>
             </w:r>
@@ -2796,90 +2996,345 @@
               <w:tab w:val="right" w:leader="dot" w:pos="9345"/>
             </w:tabs>
             <w:rPr>
-              <w:rFonts w:ascii="Times New Roman" w:eastAsiaTheme="minorEastAsia" w:hAnsi="Times New Roman" w:cs="Times New Roman"/>
+              <w:rFonts w:eastAsiaTheme="minorEastAsia"/>
               <w:noProof/>
-              <w:sz w:val="24"/>
-              <w:szCs w:val="24"/>
               <w:lang w:eastAsia="ru-RU"/>
             </w:rPr>
           </w:pPr>
-          <w:hyperlink w:anchor="_Toc109595498" w:history="1">
+          <w:hyperlink w:anchor="_Toc109596800" w:history="1">
             <w:r>
               <w:rPr>
                 <w:rStyle w:val="a9"/>
                 <w:rFonts w:ascii="Times New Roman" w:hAnsi="Times New Roman" w:cs="Times New Roman"/>
                 <w:noProof/>
-                <w:sz w:val="24"/>
-                <w:szCs w:val="24"/>
-              </w:rPr>
-              <w:t>4.2.Игровая доска</w:t>
-            </w:r>
-            <w:r>
-              <w:rPr>
+              </w:rPr>
+              <w:t>4.2.</w:t>
+            </w:r>
+            <w:r>
+              <w:rPr>
+                <w:rFonts w:eastAsiaTheme="minorEastAsia"/>
+                <w:noProof/>
+                <w:lang w:eastAsia="ru-RU"/>
+              </w:rPr>
+              <w:tab/>
+            </w:r>
+            <w:r>
+              <w:rPr>
+                <w:rStyle w:val="a9"/>
                 <w:rFonts w:ascii="Times New Roman" w:hAnsi="Times New Roman" w:cs="Times New Roman"/>
                 <w:noProof/>
-                <w:webHidden/>
-                <w:sz w:val="24"/>
-                <w:szCs w:val="24"/>
+              </w:rPr>
+              <w:t>Игровая доска</w:t>
+            </w:r>
+            <w:r>
+              <w:rPr>
+                <w:noProof/>
+                <w:webHidden/>
               </w:rPr>
               <w:tab/>
             </w:r>
             <w:r>
               <w:rPr>
+                <w:noProof/>
+                <w:webHidden/>
+              </w:rPr>
+              <w:fldChar w:fldCharType="begin"/>
+            </w:r>
+            <w:r>
+              <w:rPr>
+                <w:noProof/>
+                <w:webHidden/>
+              </w:rPr>
+              <w:instrText xml:space="preserve"> PAGEREF _Toc109596800 \h </w:instrText>
+            </w:r>
+            <w:r>
+              <w:rPr>
+                <w:noProof/>
+                <w:webHidden/>
+              </w:rPr>
+            </w:r>
+            <w:r>
+              <w:rPr>
+                <w:noProof/>
+                <w:webHidden/>
+              </w:rPr>
+              <w:fldChar w:fldCharType="separate"/>
+            </w:r>
+            <w:r>
+              <w:rPr>
+                <w:noProof/>
+                <w:webHidden/>
+              </w:rPr>
+              <w:t>4</w:t>
+            </w:r>
+            <w:r>
+              <w:rPr>
+                <w:noProof/>
+                <w:webHidden/>
+              </w:rPr>
+              <w:fldChar w:fldCharType="end"/>
+            </w:r>
+          </w:hyperlink>
+        </w:p>
+        <w:p>
+          <w:pPr>
+            <w:pStyle w:val="11"/>
+            <w:tabs>
+              <w:tab w:val="left" w:pos="660"/>
+              <w:tab w:val="right" w:leader="dot" w:pos="9345"/>
+            </w:tabs>
+            <w:rPr>
+              <w:rFonts w:eastAsiaTheme="minorEastAsia"/>
+              <w:noProof/>
+              <w:lang w:eastAsia="ru-RU"/>
+            </w:rPr>
+          </w:pPr>
+          <w:hyperlink w:anchor="_Toc109596801" w:history="1">
+            <w:r>
+              <w:rPr>
+                <w:rStyle w:val="a9"/>
                 <w:rFonts w:ascii="Times New Roman" w:hAnsi="Times New Roman" w:cs="Times New Roman"/>
                 <w:noProof/>
-                <w:webHidden/>
-                <w:sz w:val="24"/>
-                <w:szCs w:val="24"/>
+              </w:rPr>
+              <w:t>4.3.</w:t>
+            </w:r>
+            <w:r>
+              <w:rPr>
+                <w:rFonts w:eastAsiaTheme="minorEastAsia"/>
+                <w:noProof/>
+                <w:lang w:eastAsia="ru-RU"/>
+              </w:rPr>
+              <w:tab/>
+            </w:r>
+            <w:r>
+              <w:rPr>
+                <w:rStyle w:val="a9"/>
+                <w:rFonts w:ascii="Times New Roman" w:hAnsi="Times New Roman" w:cs="Times New Roman"/>
+                <w:noProof/>
+              </w:rPr>
+              <w:t>Алгоритм искусственного интелекта</w:t>
+            </w:r>
+            <w:r>
+              <w:rPr>
+                <w:noProof/>
+                <w:webHidden/>
+              </w:rPr>
+              <w:tab/>
+            </w:r>
+            <w:r>
+              <w:rPr>
+                <w:noProof/>
+                <w:webHidden/>
               </w:rPr>
               <w:fldChar w:fldCharType="begin"/>
             </w:r>
             <w:r>
               <w:rPr>
+                <w:noProof/>
+                <w:webHidden/>
+              </w:rPr>
+              <w:instrText xml:space="preserve"> PAGEREF _Toc109596801 \h </w:instrText>
+            </w:r>
+            <w:r>
+              <w:rPr>
+                <w:noProof/>
+                <w:webHidden/>
+              </w:rPr>
+            </w:r>
+            <w:r>
+              <w:rPr>
+                <w:noProof/>
+                <w:webHidden/>
+              </w:rPr>
+              <w:fldChar w:fldCharType="separate"/>
+            </w:r>
+            <w:r>
+              <w:rPr>
+                <w:noProof/>
+                <w:webHidden/>
+              </w:rPr>
+              <w:t>4</w:t>
+            </w:r>
+            <w:r>
+              <w:rPr>
+                <w:noProof/>
+                <w:webHidden/>
+              </w:rPr>
+              <w:fldChar w:fldCharType="end"/>
+            </w:r>
+          </w:hyperlink>
+        </w:p>
+        <w:p>
+          <w:pPr>
+            <w:pStyle w:val="21"/>
+            <w:tabs>
+              <w:tab w:val="left" w:pos="1100"/>
+              <w:tab w:val="right" w:leader="dot" w:pos="9345"/>
+            </w:tabs>
+            <w:rPr>
+              <w:rFonts w:eastAsiaTheme="minorEastAsia"/>
+              <w:noProof/>
+              <w:lang w:eastAsia="ru-RU"/>
+            </w:rPr>
+          </w:pPr>
+          <w:hyperlink w:anchor="_Toc109596802" w:history="1">
+            <w:r>
+              <w:rPr>
+                <w:rStyle w:val="a9"/>
                 <w:rFonts w:ascii="Times New Roman" w:hAnsi="Times New Roman" w:cs="Times New Roman"/>
                 <w:noProof/>
-                <w:webHidden/>
-                <w:sz w:val="24"/>
-                <w:szCs w:val="24"/>
-              </w:rPr>
-              <w:instrText xml:space="preserve"> PAGEREF _Toc109595498 \h </w:instrText>
-            </w:r>
-            <w:r>
-              <w:rPr>
+              </w:rPr>
+              <w:t>4.3.1.</w:t>
+            </w:r>
+            <w:r>
+              <w:rPr>
+                <w:rFonts w:eastAsiaTheme="minorEastAsia"/>
+                <w:noProof/>
+                <w:lang w:eastAsia="ru-RU"/>
+              </w:rPr>
+              <w:tab/>
+            </w:r>
+            <w:r>
+              <w:rPr>
+                <w:rStyle w:val="a9"/>
                 <w:rFonts w:ascii="Times New Roman" w:hAnsi="Times New Roman" w:cs="Times New Roman"/>
                 <w:noProof/>
-                <w:webHidden/>
-                <w:sz w:val="24"/>
-                <w:szCs w:val="24"/>
-              </w:rPr>
-            </w:r>
-            <w:r>
-              <w:rPr>
+              </w:rPr>
+              <w:t>Минимакс</w:t>
+            </w:r>
+            <w:r>
+              <w:rPr>
+                <w:noProof/>
+                <w:webHidden/>
+              </w:rPr>
+              <w:tab/>
+            </w:r>
+            <w:r>
+              <w:rPr>
+                <w:noProof/>
+                <w:webHidden/>
+              </w:rPr>
+              <w:fldChar w:fldCharType="begin"/>
+            </w:r>
+            <w:r>
+              <w:rPr>
+                <w:noProof/>
+                <w:webHidden/>
+              </w:rPr>
+              <w:instrText xml:space="preserve"> PAGEREF _Toc109596802 \h </w:instrText>
+            </w:r>
+            <w:r>
+              <w:rPr>
+                <w:noProof/>
+                <w:webHidden/>
+              </w:rPr>
+            </w:r>
+            <w:r>
+              <w:rPr>
+                <w:noProof/>
+                <w:webHidden/>
+              </w:rPr>
+              <w:fldChar w:fldCharType="separate"/>
+            </w:r>
+            <w:r>
+              <w:rPr>
+                <w:noProof/>
+                <w:webHidden/>
+              </w:rPr>
+              <w:t>4</w:t>
+            </w:r>
+            <w:r>
+              <w:rPr>
+                <w:noProof/>
+                <w:webHidden/>
+              </w:rPr>
+              <w:fldChar w:fldCharType="end"/>
+            </w:r>
+          </w:hyperlink>
+        </w:p>
+        <w:p>
+          <w:pPr>
+            <w:pStyle w:val="21"/>
+            <w:tabs>
+              <w:tab w:val="left" w:pos="1100"/>
+              <w:tab w:val="right" w:leader="dot" w:pos="9345"/>
+            </w:tabs>
+            <w:rPr>
+              <w:rFonts w:eastAsiaTheme="minorEastAsia"/>
+              <w:noProof/>
+              <w:lang w:eastAsia="ru-RU"/>
+            </w:rPr>
+          </w:pPr>
+          <w:hyperlink w:anchor="_Toc109596803" w:history="1">
+            <w:r>
+              <w:rPr>
+                <w:rStyle w:val="a9"/>
                 <w:rFonts w:ascii="Times New Roman" w:hAnsi="Times New Roman" w:cs="Times New Roman"/>
                 <w:noProof/>
-                <w:webHidden/>
-                <w:sz w:val="24"/>
-                <w:szCs w:val="24"/>
+              </w:rPr>
+              <w:t>4.3.2.</w:t>
+            </w:r>
+            <w:r>
+              <w:rPr>
+                <w:rFonts w:eastAsiaTheme="minorEastAsia"/>
+                <w:noProof/>
+                <w:lang w:eastAsia="ru-RU"/>
+              </w:rPr>
+              <w:tab/>
+            </w:r>
+            <w:r>
+              <w:rPr>
+                <w:rStyle w:val="a9"/>
+                <w:rFonts w:ascii="Times New Roman" w:hAnsi="Times New Roman" w:cs="Times New Roman"/>
+                <w:noProof/>
+              </w:rPr>
+              <w:t>Оптимизации</w:t>
+            </w:r>
+            <w:r>
+              <w:rPr>
+                <w:noProof/>
+                <w:webHidden/>
+              </w:rPr>
+              <w:tab/>
+            </w:r>
+            <w:r>
+              <w:rPr>
+                <w:noProof/>
+                <w:webHidden/>
+              </w:rPr>
+              <w:fldChar w:fldCharType="begin"/>
+            </w:r>
+            <w:r>
+              <w:rPr>
+                <w:noProof/>
+                <w:webHidden/>
+              </w:rPr>
+              <w:instrText xml:space="preserve"> PAGEREF _Toc109596803 \h </w:instrText>
+            </w:r>
+            <w:r>
+              <w:rPr>
+                <w:noProof/>
+                <w:webHidden/>
+              </w:rPr>
+            </w:r>
+            <w:r>
+              <w:rPr>
+                <w:noProof/>
+                <w:webHidden/>
               </w:rPr>
               <w:fldChar w:fldCharType="separate"/>
             </w:r>
             <w:r>
               <w:rPr>
-                <w:rFonts w:ascii="Times New Roman" w:hAnsi="Times New Roman" w:cs="Times New Roman"/>
-                <w:noProof/>
-                <w:webHidden/>
-                <w:sz w:val="24"/>
-                <w:szCs w:val="24"/>
+                <w:noProof/>
+                <w:webHidden/>
               </w:rPr>
               <w:t>4</w:t>
             </w:r>
             <w:r>
               <w:rPr>
-                <w:rFonts w:ascii="Times New Roman" w:hAnsi="Times New Roman" w:cs="Times New Roman"/>
-                <w:noProof/>
-                <w:webHidden/>
-                <w:sz w:val="24"/>
-                <w:szCs w:val="24"/>
+                <w:noProof/>
+                <w:webHidden/>
               </w:rPr>
               <w:fldChar w:fldCharType="end"/>
             </w:r>
@@ -2893,284 +3348,81 @@
               <w:tab w:val="right" w:leader="dot" w:pos="9345"/>
             </w:tabs>
             <w:rPr>
-              <w:rFonts w:ascii="Times New Roman" w:eastAsiaTheme="minorEastAsia" w:hAnsi="Times New Roman" w:cs="Times New Roman"/>
+              <w:rFonts w:eastAsiaTheme="minorEastAsia"/>
               <w:noProof/>
-              <w:sz w:val="24"/>
-              <w:szCs w:val="24"/>
               <w:lang w:eastAsia="ru-RU"/>
             </w:rPr>
           </w:pPr>
-          <w:hyperlink w:anchor="_Toc109595499" w:history="1">
+          <w:hyperlink w:anchor="_Toc109596804" w:history="1">
             <w:r>
               <w:rPr>
                 <w:rStyle w:val="a9"/>
                 <w:rFonts w:ascii="Times New Roman" w:hAnsi="Times New Roman" w:cs="Times New Roman"/>
                 <w:noProof/>
-                <w:sz w:val="24"/>
-                <w:szCs w:val="24"/>
-              </w:rPr>
-              <w:t>5.Алгоритм искусственного интелекта</w:t>
-            </w:r>
-            <w:r>
-              <w:rPr>
-                <w:rFonts w:ascii="Times New Roman" w:hAnsi="Times New Roman" w:cs="Times New Roman"/>
-                <w:noProof/>
-                <w:webHidden/>
-                <w:sz w:val="24"/>
-                <w:szCs w:val="24"/>
+              </w:rPr>
+              <w:t>5.</w:t>
+            </w:r>
+            <w:r>
+              <w:rPr>
+                <w:rFonts w:eastAsiaTheme="minorEastAsia"/>
+                <w:noProof/>
+                <w:lang w:eastAsia="ru-RU"/>
               </w:rPr>
               <w:tab/>
             </w:r>
-            <w:r>
-              <w:rPr>
-                <w:rFonts w:ascii="Times New Roman" w:hAnsi="Times New Roman" w:cs="Times New Roman"/>
-                <w:noProof/>
-                <w:webHidden/>
-                <w:sz w:val="24"/>
-                <w:szCs w:val="24"/>
-              </w:rPr>
-              <w:fldChar w:fldCharType="begin"/>
-            </w:r>
-            <w:r>
-              <w:rPr>
-                <w:rFonts w:ascii="Times New Roman" w:hAnsi="Times New Roman" w:cs="Times New Roman"/>
-                <w:noProof/>
-                <w:webHidden/>
-                <w:sz w:val="24"/>
-                <w:szCs w:val="24"/>
-              </w:rPr>
-              <w:instrText xml:space="preserve"> PAGEREF _Toc109595499 \h </w:instrText>
-            </w:r>
-            <w:r>
-              <w:rPr>
-                <w:rFonts w:ascii="Times New Roman" w:hAnsi="Times New Roman" w:cs="Times New Roman"/>
-                <w:noProof/>
-                <w:webHidden/>
-                <w:sz w:val="24"/>
-                <w:szCs w:val="24"/>
-              </w:rPr>
-            </w:r>
-            <w:r>
-              <w:rPr>
-                <w:rFonts w:ascii="Times New Roman" w:hAnsi="Times New Roman" w:cs="Times New Roman"/>
-                <w:noProof/>
-                <w:webHidden/>
-                <w:sz w:val="24"/>
-                <w:szCs w:val="24"/>
-              </w:rPr>
-              <w:fldChar w:fldCharType="separate"/>
-            </w:r>
-            <w:r>
-              <w:rPr>
-                <w:rFonts w:ascii="Times New Roman" w:hAnsi="Times New Roman" w:cs="Times New Roman"/>
-                <w:noProof/>
-                <w:webHidden/>
-                <w:sz w:val="24"/>
-                <w:szCs w:val="24"/>
-              </w:rPr>
-              <w:t>4</w:t>
-            </w:r>
-            <w:r>
-              <w:rPr>
-                <w:rFonts w:ascii="Times New Roman" w:hAnsi="Times New Roman" w:cs="Times New Roman"/>
-                <w:noProof/>
-                <w:webHidden/>
-                <w:sz w:val="24"/>
-                <w:szCs w:val="24"/>
-              </w:rPr>
-              <w:fldChar w:fldCharType="end"/>
-            </w:r>
-          </w:hyperlink>
-        </w:p>
-        <w:p>
-          <w:pPr>
-            <w:pStyle w:val="21"/>
-            <w:tabs>
-              <w:tab w:val="left" w:pos="660"/>
-              <w:tab w:val="right" w:leader="dot" w:pos="9345"/>
-            </w:tabs>
-            <w:rPr>
-              <w:rFonts w:ascii="Times New Roman" w:eastAsiaTheme="minorEastAsia" w:hAnsi="Times New Roman" w:cs="Times New Roman"/>
-              <w:noProof/>
-              <w:sz w:val="24"/>
-              <w:szCs w:val="24"/>
-              <w:lang w:eastAsia="ru-RU"/>
-            </w:rPr>
-          </w:pPr>
-          <w:hyperlink w:anchor="_Toc109595500" w:history="1">
             <w:r>
               <w:rPr>
                 <w:rStyle w:val="a9"/>
                 <w:rFonts w:ascii="Times New Roman" w:hAnsi="Times New Roman" w:cs="Times New Roman"/>
                 <w:noProof/>
-                <w:sz w:val="24"/>
-                <w:szCs w:val="24"/>
-              </w:rPr>
-              <w:t>6.Минимакс</w:t>
-            </w:r>
-            <w:r>
-              <w:rPr>
-                <w:rFonts w:ascii="Times New Roman" w:hAnsi="Times New Roman" w:cs="Times New Roman"/>
-                <w:noProof/>
-                <w:webHidden/>
-                <w:sz w:val="24"/>
-                <w:szCs w:val="24"/>
+              </w:rPr>
+              <w:t>Сетевая часть</w:t>
+            </w:r>
+            <w:r>
+              <w:rPr>
+                <w:noProof/>
+                <w:webHidden/>
               </w:rPr>
               <w:tab/>
             </w:r>
             <w:r>
               <w:rPr>
-                <w:rFonts w:ascii="Times New Roman" w:hAnsi="Times New Roman" w:cs="Times New Roman"/>
-                <w:noProof/>
-                <w:webHidden/>
-                <w:sz w:val="24"/>
-                <w:szCs w:val="24"/>
+                <w:noProof/>
+                <w:webHidden/>
               </w:rPr>
               <w:fldChar w:fldCharType="begin"/>
             </w:r>
             <w:r>
               <w:rPr>
-                <w:rFonts w:ascii="Times New Roman" w:hAnsi="Times New Roman" w:cs="Times New Roman"/>
-                <w:noProof/>
-                <w:webHidden/>
-                <w:sz w:val="24"/>
-                <w:szCs w:val="24"/>
-              </w:rPr>
-              <w:instrText xml:space="preserve"> PAGEREF _Toc109595500 \h </w:instrText>
-            </w:r>
-            <w:r>
-              <w:rPr>
-                <w:rFonts w:ascii="Times New Roman" w:hAnsi="Times New Roman" w:cs="Times New Roman"/>
-                <w:noProof/>
-                <w:webHidden/>
-                <w:sz w:val="24"/>
-                <w:szCs w:val="24"/>
-              </w:rPr>
-            </w:r>
-            <w:r>
-              <w:rPr>
-                <w:rFonts w:ascii="Times New Roman" w:hAnsi="Times New Roman" w:cs="Times New Roman"/>
-                <w:noProof/>
-                <w:webHidden/>
-                <w:sz w:val="24"/>
-                <w:szCs w:val="24"/>
+                <w:noProof/>
+                <w:webHidden/>
+              </w:rPr>
+              <w:instrText xml:space="preserve"> PAGEREF _Toc109596804 \h </w:instrText>
+            </w:r>
+            <w:r>
+              <w:rPr>
+                <w:noProof/>
+                <w:webHidden/>
+              </w:rPr>
+            </w:r>
+            <w:r>
+              <w:rPr>
+                <w:noProof/>
+                <w:webHidden/>
               </w:rPr>
               <w:fldChar w:fldCharType="separate"/>
             </w:r>
             <w:r>
               <w:rPr>
-                <w:rFonts w:ascii="Times New Roman" w:hAnsi="Times New Roman" w:cs="Times New Roman"/>
-                <w:noProof/>
-                <w:webHidden/>
-                <w:sz w:val="24"/>
-                <w:szCs w:val="24"/>
+                <w:noProof/>
+                <w:webHidden/>
               </w:rPr>
               <w:t>4</w:t>
             </w:r>
             <w:r>
               <w:rPr>
-                <w:rFonts w:ascii="Times New Roman" w:hAnsi="Times New Roman" w:cs="Times New Roman"/>
-                <w:noProof/>
-                <w:webHidden/>
-                <w:sz w:val="24"/>
-                <w:szCs w:val="24"/>
-              </w:rPr>
-              <w:fldChar w:fldCharType="end"/>
-            </w:r>
-          </w:hyperlink>
-        </w:p>
-        <w:p>
-          <w:pPr>
-            <w:pStyle w:val="21"/>
-            <w:tabs>
-              <w:tab w:val="left" w:pos="660"/>
-              <w:tab w:val="right" w:leader="dot" w:pos="9345"/>
-            </w:tabs>
-            <w:rPr>
-              <w:rFonts w:ascii="Times New Roman" w:eastAsiaTheme="minorEastAsia" w:hAnsi="Times New Roman" w:cs="Times New Roman"/>
-              <w:noProof/>
-              <w:sz w:val="24"/>
-              <w:szCs w:val="24"/>
-              <w:lang w:eastAsia="ru-RU"/>
-            </w:rPr>
-          </w:pPr>
-          <w:hyperlink w:anchor="_Toc109595501" w:history="1">
-            <w:r>
-              <w:rPr>
-                <w:rStyle w:val="a9"/>
-                <w:rFonts w:ascii="Times New Roman" w:hAnsi="Times New Roman" w:cs="Times New Roman"/>
-                <w:noProof/>
-                <w:sz w:val="24"/>
-                <w:szCs w:val="24"/>
-              </w:rPr>
-              <w:t>7.Оптимизации</w:t>
-            </w:r>
-            <w:r>
-              <w:rPr>
-                <w:rFonts w:ascii="Times New Roman" w:hAnsi="Times New Roman" w:cs="Times New Roman"/>
-                <w:noProof/>
-                <w:webHidden/>
-                <w:sz w:val="24"/>
-                <w:szCs w:val="24"/>
-              </w:rPr>
-              <w:tab/>
-            </w:r>
-            <w:r>
-              <w:rPr>
-                <w:rFonts w:ascii="Times New Roman" w:hAnsi="Times New Roman" w:cs="Times New Roman"/>
-                <w:noProof/>
-                <w:webHidden/>
-                <w:sz w:val="24"/>
-                <w:szCs w:val="24"/>
-              </w:rPr>
-              <w:fldChar w:fldCharType="begin"/>
-            </w:r>
-            <w:r>
-              <w:rPr>
-                <w:rFonts w:ascii="Times New Roman" w:hAnsi="Times New Roman" w:cs="Times New Roman"/>
-                <w:noProof/>
-                <w:webHidden/>
-                <w:sz w:val="24"/>
-                <w:szCs w:val="24"/>
-              </w:rPr>
-              <w:instrText xml:space="preserve"> PAGEREF _Toc109595501 \h </w:instrText>
-            </w:r>
-            <w:r>
-              <w:rPr>
-                <w:rFonts w:ascii="Times New Roman" w:hAnsi="Times New Roman" w:cs="Times New Roman"/>
-                <w:noProof/>
-                <w:webHidden/>
-                <w:sz w:val="24"/>
-                <w:szCs w:val="24"/>
-              </w:rPr>
-            </w:r>
-            <w:r>
-              <w:rPr>
-                <w:rFonts w:ascii="Times New Roman" w:hAnsi="Times New Roman" w:cs="Times New Roman"/>
-                <w:noProof/>
-                <w:webHidden/>
-                <w:sz w:val="24"/>
-                <w:szCs w:val="24"/>
-              </w:rPr>
-              <w:fldChar w:fldCharType="separate"/>
-            </w:r>
-            <w:r>
-              <w:rPr>
-                <w:rFonts w:ascii="Times New Roman" w:hAnsi="Times New Roman" w:cs="Times New Roman"/>
-                <w:noProof/>
-                <w:webHidden/>
-                <w:sz w:val="24"/>
-                <w:szCs w:val="24"/>
-              </w:rPr>
-              <w:t>4</w:t>
-            </w:r>
-            <w:r>
-              <w:rPr>
-                <w:rFonts w:ascii="Times New Roman" w:hAnsi="Times New Roman" w:cs="Times New Roman"/>
-                <w:noProof/>
-                <w:webHidden/>
-                <w:sz w:val="24"/>
-                <w:szCs w:val="24"/>
+                <w:noProof/>
+                <w:webHidden/>
               </w:rPr>
               <w:fldChar w:fldCharType="end"/>
             </w:r>
@@ -3184,90 +3436,81 @@
               <w:tab w:val="right" w:leader="dot" w:pos="9345"/>
             </w:tabs>
             <w:rPr>
-              <w:rFonts w:ascii="Times New Roman" w:eastAsiaTheme="minorEastAsia" w:hAnsi="Times New Roman" w:cs="Times New Roman"/>
+              <w:rFonts w:eastAsiaTheme="minorEastAsia"/>
               <w:noProof/>
-              <w:sz w:val="24"/>
-              <w:szCs w:val="24"/>
               <w:lang w:eastAsia="ru-RU"/>
             </w:rPr>
           </w:pPr>
-          <w:hyperlink w:anchor="_Toc109595502" w:history="1">
+          <w:hyperlink w:anchor="_Toc109596805" w:history="1">
             <w:r>
               <w:rPr>
                 <w:rStyle w:val="a9"/>
                 <w:rFonts w:ascii="Times New Roman" w:hAnsi="Times New Roman" w:cs="Times New Roman"/>
                 <w:noProof/>
-                <w:sz w:val="24"/>
-                <w:szCs w:val="24"/>
-              </w:rPr>
-              <w:t>8.Сетевая часть</w:t>
-            </w:r>
-            <w:r>
-              <w:rPr>
+              </w:rPr>
+              <w:t>6.</w:t>
+            </w:r>
+            <w:r>
+              <w:rPr>
+                <w:rFonts w:eastAsiaTheme="minorEastAsia"/>
+                <w:noProof/>
+                <w:lang w:eastAsia="ru-RU"/>
+              </w:rPr>
+              <w:tab/>
+            </w:r>
+            <w:r>
+              <w:rPr>
+                <w:rStyle w:val="a9"/>
                 <w:rFonts w:ascii="Times New Roman" w:hAnsi="Times New Roman" w:cs="Times New Roman"/>
                 <w:noProof/>
-                <w:webHidden/>
-                <w:sz w:val="24"/>
-                <w:szCs w:val="24"/>
+              </w:rPr>
+              <w:t>Заключение</w:t>
+            </w:r>
+            <w:r>
+              <w:rPr>
+                <w:noProof/>
+                <w:webHidden/>
               </w:rPr>
               <w:tab/>
             </w:r>
             <w:r>
               <w:rPr>
-                <w:rFonts w:ascii="Times New Roman" w:hAnsi="Times New Roman" w:cs="Times New Roman"/>
-                <w:noProof/>
-                <w:webHidden/>
-                <w:sz w:val="24"/>
-                <w:szCs w:val="24"/>
+                <w:noProof/>
+                <w:webHidden/>
               </w:rPr>
               <w:fldChar w:fldCharType="begin"/>
             </w:r>
             <w:r>
               <w:rPr>
-                <w:rFonts w:ascii="Times New Roman" w:hAnsi="Times New Roman" w:cs="Times New Roman"/>
-                <w:noProof/>
-                <w:webHidden/>
-                <w:sz w:val="24"/>
-                <w:szCs w:val="24"/>
-              </w:rPr>
-              <w:instrText xml:space="preserve"> PAGEREF _Toc109595502 \h </w:instrText>
-            </w:r>
-            <w:r>
-              <w:rPr>
-                <w:rFonts w:ascii="Times New Roman" w:hAnsi="Times New Roman" w:cs="Times New Roman"/>
-                <w:noProof/>
-                <w:webHidden/>
-                <w:sz w:val="24"/>
-                <w:szCs w:val="24"/>
-              </w:rPr>
-            </w:r>
-            <w:r>
-              <w:rPr>
-                <w:rFonts w:ascii="Times New Roman" w:hAnsi="Times New Roman" w:cs="Times New Roman"/>
-                <w:noProof/>
-                <w:webHidden/>
-                <w:sz w:val="24"/>
-                <w:szCs w:val="24"/>
+                <w:noProof/>
+                <w:webHidden/>
+              </w:rPr>
+              <w:instrText xml:space="preserve"> PAGEREF _Toc109596805 \h </w:instrText>
+            </w:r>
+            <w:r>
+              <w:rPr>
+                <w:noProof/>
+                <w:webHidden/>
+              </w:rPr>
+            </w:r>
+            <w:r>
+              <w:rPr>
+                <w:noProof/>
+                <w:webHidden/>
               </w:rPr>
               <w:fldChar w:fldCharType="separate"/>
             </w:r>
             <w:r>
               <w:rPr>
-                <w:rFonts w:ascii="Times New Roman" w:hAnsi="Times New Roman" w:cs="Times New Roman"/>
-                <w:noProof/>
-                <w:webHidden/>
-                <w:sz w:val="24"/>
-                <w:szCs w:val="24"/>
+                <w:noProof/>
+                <w:webHidden/>
               </w:rPr>
               <w:t>4</w:t>
             </w:r>
             <w:r>
               <w:rPr>
-                <w:rFonts w:ascii="Times New Roman" w:hAnsi="Times New Roman" w:cs="Times New Roman"/>
-                <w:noProof/>
-                <w:webHidden/>
-                <w:sz w:val="24"/>
-                <w:szCs w:val="24"/>
+                <w:noProof/>
+                <w:webHidden/>
               </w:rPr>
               <w:fldChar w:fldCharType="end"/>
             </w:r>
@@ -3281,90 +3524,81 @@
               <w:tab w:val="right" w:leader="dot" w:pos="9345"/>
             </w:tabs>
             <w:rPr>
-              <w:rFonts w:ascii="Times New Roman" w:eastAsiaTheme="minorEastAsia" w:hAnsi="Times New Roman" w:cs="Times New Roman"/>
+              <w:rFonts w:eastAsiaTheme="minorEastAsia"/>
               <w:noProof/>
-              <w:sz w:val="24"/>
-              <w:szCs w:val="24"/>
               <w:lang w:eastAsia="ru-RU"/>
             </w:rPr>
           </w:pPr>
-          <w:hyperlink w:anchor="_Toc109595503" w:history="1">
+          <w:hyperlink w:anchor="_Toc109596806" w:history="1">
             <w:r>
               <w:rPr>
                 <w:rStyle w:val="a9"/>
                 <w:rFonts w:ascii="Times New Roman" w:hAnsi="Times New Roman" w:cs="Times New Roman"/>
                 <w:noProof/>
-                <w:sz w:val="24"/>
-                <w:szCs w:val="24"/>
-              </w:rPr>
-              <w:t>9.Заключение</w:t>
-            </w:r>
-            <w:r>
-              <w:rPr>
+              </w:rPr>
+              <w:t>7.</w:t>
+            </w:r>
+            <w:r>
+              <w:rPr>
+                <w:rFonts w:eastAsiaTheme="minorEastAsia"/>
+                <w:noProof/>
+                <w:lang w:eastAsia="ru-RU"/>
+              </w:rPr>
+              <w:tab/>
+            </w:r>
+            <w:r>
+              <w:rPr>
+                <w:rStyle w:val="a9"/>
                 <w:rFonts w:ascii="Times New Roman" w:hAnsi="Times New Roman" w:cs="Times New Roman"/>
                 <w:noProof/>
-                <w:webHidden/>
-                <w:sz w:val="24"/>
-                <w:szCs w:val="24"/>
+              </w:rPr>
+              <w:t>Приложение</w:t>
+            </w:r>
+            <w:r>
+              <w:rPr>
+                <w:noProof/>
+                <w:webHidden/>
               </w:rPr>
               <w:tab/>
             </w:r>
             <w:r>
               <w:rPr>
-                <w:rFonts w:ascii="Times New Roman" w:hAnsi="Times New Roman" w:cs="Times New Roman"/>
-                <w:noProof/>
-                <w:webHidden/>
-                <w:sz w:val="24"/>
-                <w:szCs w:val="24"/>
+                <w:noProof/>
+                <w:webHidden/>
               </w:rPr>
               <w:fldChar w:fldCharType="begin"/>
             </w:r>
             <w:r>
               <w:rPr>
-                <w:rFonts w:ascii="Times New Roman" w:hAnsi="Times New Roman" w:cs="Times New Roman"/>
-                <w:noProof/>
-                <w:webHidden/>
-                <w:sz w:val="24"/>
-                <w:szCs w:val="24"/>
-              </w:rPr>
-              <w:instrText xml:space="preserve"> PAGEREF _Toc109595503 \h </w:instrText>
-            </w:r>
-            <w:r>
-              <w:rPr>
-                <w:rFonts w:ascii="Times New Roman" w:hAnsi="Times New Roman" w:cs="Times New Roman"/>
-                <w:noProof/>
-                <w:webHidden/>
-                <w:sz w:val="24"/>
-                <w:szCs w:val="24"/>
-              </w:rPr>
-            </w:r>
-            <w:r>
-              <w:rPr>
-                <w:rFonts w:ascii="Times New Roman" w:hAnsi="Times New Roman" w:cs="Times New Roman"/>
-                <w:noProof/>
-                <w:webHidden/>
-                <w:sz w:val="24"/>
-                <w:szCs w:val="24"/>
+                <w:noProof/>
+                <w:webHidden/>
+              </w:rPr>
+              <w:instrText xml:space="preserve"> PAGEREF _Toc109596806 \h </w:instrText>
+            </w:r>
+            <w:r>
+              <w:rPr>
+                <w:noProof/>
+                <w:webHidden/>
+              </w:rPr>
+            </w:r>
+            <w:r>
+              <w:rPr>
+                <w:noProof/>
+                <w:webHidden/>
               </w:rPr>
               <w:fldChar w:fldCharType="separate"/>
             </w:r>
             <w:r>
               <w:rPr>
-                <w:rFonts w:ascii="Times New Roman" w:hAnsi="Times New Roman" w:cs="Times New Roman"/>
-                <w:noProof/>
-                <w:webHidden/>
-                <w:sz w:val="24"/>
-                <w:szCs w:val="24"/>
+                <w:noProof/>
+                <w:webHidden/>
               </w:rPr>
               <w:t>4</w:t>
             </w:r>
             <w:r>
               <w:rPr>
-                <w:rFonts w:ascii="Times New Roman" w:hAnsi="Times New Roman" w:cs="Times New Roman"/>
-                <w:noProof/>
-                <w:webHidden/>
-                <w:sz w:val="24"/>
-                <w:szCs w:val="24"/>
+                <w:noProof/>
+                <w:webHidden/>
               </w:rPr>
               <w:fldChar w:fldCharType="end"/>
             </w:r>
@@ -3374,191 +3608,85 @@
           <w:pPr>
             <w:pStyle w:val="11"/>
             <w:tabs>
-              <w:tab w:val="left" w:pos="660"/>
+              <w:tab w:val="left" w:pos="440"/>
               <w:tab w:val="right" w:leader="dot" w:pos="9345"/>
             </w:tabs>
             <w:rPr>
-              <w:rFonts w:ascii="Times New Roman" w:eastAsiaTheme="minorEastAsia" w:hAnsi="Times New Roman" w:cs="Times New Roman"/>
+              <w:rFonts w:eastAsiaTheme="minorEastAsia"/>
               <w:noProof/>
-              <w:sz w:val="24"/>
-              <w:szCs w:val="24"/>
               <w:lang w:eastAsia="ru-RU"/>
             </w:rPr>
           </w:pPr>
-          <w:hyperlink w:anchor="_Toc109595504" w:history="1">
+          <w:hyperlink w:anchor="_Toc109596807" w:history="1">
             <w:r>
               <w:rPr>
                 <w:rStyle w:val="a9"/>
                 <w:rFonts w:ascii="Times New Roman" w:hAnsi="Times New Roman" w:cs="Times New Roman"/>
                 <w:noProof/>
-                <w:sz w:val="24"/>
-                <w:szCs w:val="24"/>
-              </w:rPr>
-              <w:t>10.Приложение</w:t>
-            </w:r>
-            <w:r>
-              <w:rPr>
-                <w:rFonts w:ascii="Times New Roman" w:hAnsi="Times New Roman" w:cs="Times New Roman"/>
-                <w:noProof/>
-                <w:webHidden/>
-                <w:sz w:val="24"/>
-                <w:szCs w:val="24"/>
+              </w:rPr>
+              <w:t>8.</w:t>
+            </w:r>
+            <w:r>
+              <w:rPr>
+                <w:rFonts w:eastAsiaTheme="minorEastAsia"/>
+                <w:noProof/>
+                <w:lang w:eastAsia="ru-RU"/>
               </w:rPr>
               <w:tab/>
             </w:r>
-            <w:r>
-              <w:rPr>
-                <w:rFonts w:ascii="Times New Roman" w:hAnsi="Times New Roman" w:cs="Times New Roman"/>
-                <w:noProof/>
-                <w:webHidden/>
-                <w:sz w:val="24"/>
-                <w:szCs w:val="24"/>
-              </w:rPr>
-              <w:fldChar w:fldCharType="begin"/>
-            </w:r>
-            <w:r>
-              <w:rPr>
-                <w:rFonts w:ascii="Times New Roman" w:hAnsi="Times New Roman" w:cs="Times New Roman"/>
-                <w:noProof/>
-                <w:webHidden/>
-                <w:sz w:val="24"/>
-                <w:szCs w:val="24"/>
-              </w:rPr>
-              <w:instrText xml:space="preserve"> PAGEREF _Toc109595504 \h </w:instrText>
-            </w:r>
-            <w:r>
-              <w:rPr>
-                <w:rFonts w:ascii="Times New Roman" w:hAnsi="Times New Roman" w:cs="Times New Roman"/>
-                <w:noProof/>
-                <w:webHidden/>
-                <w:sz w:val="24"/>
-                <w:szCs w:val="24"/>
-              </w:rPr>
-            </w:r>
-            <w:r>
-              <w:rPr>
-                <w:rFonts w:ascii="Times New Roman" w:hAnsi="Times New Roman" w:cs="Times New Roman"/>
-                <w:noProof/>
-                <w:webHidden/>
-                <w:sz w:val="24"/>
-                <w:szCs w:val="24"/>
-              </w:rPr>
-              <w:fldChar w:fldCharType="separate"/>
-            </w:r>
-            <w:r>
-              <w:rPr>
-                <w:rFonts w:ascii="Times New Roman" w:hAnsi="Times New Roman" w:cs="Times New Roman"/>
-                <w:noProof/>
-                <w:webHidden/>
-                <w:sz w:val="24"/>
-                <w:szCs w:val="24"/>
-              </w:rPr>
-              <w:t>4</w:t>
-            </w:r>
-            <w:r>
-              <w:rPr>
-                <w:rFonts w:ascii="Times New Roman" w:hAnsi="Times New Roman" w:cs="Times New Roman"/>
-                <w:noProof/>
-                <w:webHidden/>
-                <w:sz w:val="24"/>
-                <w:szCs w:val="24"/>
-              </w:rPr>
-              <w:fldChar w:fldCharType="end"/>
-            </w:r>
-          </w:hyperlink>
-        </w:p>
-        <w:p>
-          <w:pPr>
-            <w:pStyle w:val="11"/>
-            <w:tabs>
-              <w:tab w:val="left" w:pos="660"/>
-              <w:tab w:val="right" w:leader="dot" w:pos="9345"/>
-            </w:tabs>
-            <w:rPr>
-              <w:rFonts w:ascii="Times New Roman" w:eastAsiaTheme="minorEastAsia" w:hAnsi="Times New Roman" w:cs="Times New Roman"/>
-              <w:noProof/>
-              <w:sz w:val="24"/>
-              <w:szCs w:val="24"/>
-              <w:lang w:eastAsia="ru-RU"/>
-            </w:rPr>
-          </w:pPr>
-          <w:hyperlink w:anchor="_Toc109595505" w:history="1">
             <w:r>
               <w:rPr>
                 <w:rStyle w:val="a9"/>
                 <w:rFonts w:ascii="Times New Roman" w:hAnsi="Times New Roman" w:cs="Times New Roman"/>
                 <w:noProof/>
-                <w:sz w:val="24"/>
-                <w:szCs w:val="24"/>
-              </w:rPr>
-              <w:t>11.Список литературы</w:t>
-            </w:r>
-            <w:r>
-              <w:rPr>
-                <w:rFonts w:ascii="Times New Roman" w:hAnsi="Times New Roman" w:cs="Times New Roman"/>
-                <w:noProof/>
-                <w:webHidden/>
-                <w:sz w:val="24"/>
-                <w:szCs w:val="24"/>
+              </w:rPr>
+              <w:t>Список литературы</w:t>
+            </w:r>
+            <w:r>
+              <w:rPr>
+                <w:noProof/>
+                <w:webHidden/>
               </w:rPr>
               <w:tab/>
             </w:r>
             <w:r>
               <w:rPr>
-                <w:rFonts w:ascii="Times New Roman" w:hAnsi="Times New Roman" w:cs="Times New Roman"/>
-                <w:noProof/>
-                <w:webHidden/>
-                <w:sz w:val="24"/>
-                <w:szCs w:val="24"/>
+                <w:noProof/>
+                <w:webHidden/>
               </w:rPr>
               <w:fldChar w:fldCharType="begin"/>
             </w:r>
             <w:r>
               <w:rPr>
-                <w:rFonts w:ascii="Times New Roman" w:hAnsi="Times New Roman" w:cs="Times New Roman"/>
-                <w:noProof/>
-                <w:webHidden/>
-                <w:sz w:val="24"/>
-                <w:szCs w:val="24"/>
-              </w:rPr>
-              <w:instrText xml:space="preserve"> PAGEREF _Toc109595505 \h </w:instrText>
-            </w:r>
-            <w:r>
-              <w:rPr>
-                <w:rFonts w:ascii="Times New Roman" w:hAnsi="Times New Roman" w:cs="Times New Roman"/>
-                <w:noProof/>
-                <w:webHidden/>
-                <w:sz w:val="24"/>
-                <w:szCs w:val="24"/>
-              </w:rPr>
-            </w:r>
-            <w:r>
-              <w:rPr>
-                <w:rFonts w:ascii="Times New Roman" w:hAnsi="Times New Roman" w:cs="Times New Roman"/>
-                <w:noProof/>
-                <w:webHidden/>
-                <w:sz w:val="24"/>
-                <w:szCs w:val="24"/>
+                <w:noProof/>
+                <w:webHidden/>
+              </w:rPr>
+              <w:instrText xml:space="preserve"> PAGEREF _Toc109596807 \h </w:instrText>
+            </w:r>
+            <w:r>
+              <w:rPr>
+                <w:noProof/>
+                <w:webHidden/>
+              </w:rPr>
+            </w:r>
+            <w:r>
+              <w:rPr>
+                <w:noProof/>
+                <w:webHidden/>
               </w:rPr>
               <w:fldChar w:fldCharType="separate"/>
             </w:r>
             <w:r>
               <w:rPr>
-                <w:rFonts w:ascii="Times New Roman" w:hAnsi="Times New Roman" w:cs="Times New Roman"/>
-                <w:noProof/>
-                <w:webHidden/>
-                <w:sz w:val="24"/>
-                <w:szCs w:val="24"/>
+                <w:noProof/>
+                <w:webHidden/>
               </w:rPr>
               <w:t>4</w:t>
             </w:r>
             <w:r>
               <w:rPr>
-                <w:rFonts w:ascii="Times New Roman" w:hAnsi="Times New Roman" w:cs="Times New Roman"/>
-                <w:noProof/>
-                <w:webHidden/>
-                <w:sz w:val="24"/>
-                <w:szCs w:val="24"/>
+                <w:noProof/>
+                <w:webHidden/>
               </w:rPr>
               <w:fldChar w:fldCharType="end"/>
             </w:r>
@@ -3635,7 +3763,8 @@
           <w:szCs w:val="28"/>
         </w:rPr>
       </w:pPr>
-      <w:bookmarkStart w:id="10" w:name="_Toc109595478"/>
+      <w:bookmarkStart w:id="15" w:name="_Toc109596780"/>
+      <w:proofErr w:type="gramStart"/>
       <w:r>
         <w:rPr>
           <w:rFonts w:ascii="Times New Roman" w:hAnsi="Times New Roman" w:cs="Times New Roman"/>
@@ -3664,7 +3793,91 @@
         </w:rPr>
         <w:t>ние  игры</w:t>
       </w:r>
-      <w:bookmarkEnd w:id="10"/>
+      <w:bookmarkEnd w:id="15"/>
+      <w:proofErr w:type="gramEnd"/>
+    </w:p>
+    <w:p>
+      <w:pPr>
+        <w:rPr>
+          <w:rFonts w:ascii="Times New Roman" w:hAnsi="Times New Roman" w:cs="Times New Roman"/>
+          <w:sz w:val="24"/>
+          <w:szCs w:val="24"/>
+        </w:rPr>
+      </w:pPr>
+      <w:r>
+        <w:rPr>
+          <w:rFonts w:ascii="Times New Roman" w:hAnsi="Times New Roman" w:cs="Times New Roman"/>
+          <w:sz w:val="24"/>
+          <w:szCs w:val="24"/>
+        </w:rPr>
+        <w:t xml:space="preserve">Разрабатываемое приложение – цифровая, настольная игра </w:t>
+      </w:r>
+      <w:r>
+        <w:rPr>
+          <w:rFonts w:ascii="Times New Roman" w:hAnsi="Times New Roman" w:cs="Times New Roman"/>
+          <w:sz w:val="24"/>
+          <w:szCs w:val="24"/>
+        </w:rPr>
+        <w:t xml:space="preserve">на захват территории, </w:t>
+      </w:r>
+      <w:r>
+        <w:rPr>
+          <w:rFonts w:ascii="Times New Roman" w:hAnsi="Times New Roman" w:cs="Times New Roman"/>
+          <w:sz w:val="24"/>
+          <w:szCs w:val="24"/>
+        </w:rPr>
+        <w:t>рассчитанная на 2 – 4 человек.</w:t>
+      </w:r>
+      <w:r>
+        <w:rPr>
+          <w:rFonts w:ascii="Times New Roman" w:hAnsi="Times New Roman" w:cs="Times New Roman"/>
+          <w:sz w:val="24"/>
+          <w:szCs w:val="24"/>
+        </w:rPr>
+        <w:t xml:space="preserve"> </w:t>
+      </w:r>
+      <w:r>
+        <w:rPr>
+          <w:rFonts w:ascii="Times New Roman" w:hAnsi="Times New Roman" w:cs="Times New Roman"/>
+          <w:sz w:val="24"/>
+          <w:szCs w:val="24"/>
+        </w:rPr>
+        <w:t>Есть возможность игры нескольких людей с одного устройства</w:t>
+      </w:r>
+      <w:r>
+        <w:rPr>
+          <w:rFonts w:ascii="Times New Roman" w:hAnsi="Times New Roman" w:cs="Times New Roman"/>
+          <w:sz w:val="24"/>
+          <w:szCs w:val="24"/>
+        </w:rPr>
+        <w:t xml:space="preserve">, игры человека против </w:t>
+      </w:r>
+      <w:r>
+        <w:rPr>
+          <w:rFonts w:ascii="Times New Roman" w:hAnsi="Times New Roman" w:cs="Times New Roman"/>
+          <w:sz w:val="24"/>
+          <w:szCs w:val="24"/>
+          <w:lang w:val="en-US"/>
+        </w:rPr>
+        <w:t>AI</w:t>
+      </w:r>
+      <w:r>
+        <w:rPr>
+          <w:rFonts w:ascii="Times New Roman" w:hAnsi="Times New Roman" w:cs="Times New Roman"/>
+          <w:sz w:val="24"/>
+          <w:szCs w:val="24"/>
+        </w:rPr>
+        <w:t>, а также игры нескольких людей по сети.</w:t>
+      </w:r>
+    </w:p>
+    <w:p>
+      <w:pPr>
+        <w:rPr>
+          <w:rFonts w:ascii="Times New Roman" w:hAnsi="Times New Roman" w:cs="Times New Roman"/>
+          <w:sz w:val="24"/>
+          <w:szCs w:val="24"/>
+        </w:rPr>
+      </w:pPr>
     </w:p>
     <w:p>
       <w:pPr>
@@ -3680,7 +3893,7 @@
           <w:szCs w:val="28"/>
         </w:rPr>
       </w:pPr>
-      <w:bookmarkStart w:id="11" w:name="_Toc109595479"/>
+      <w:bookmarkStart w:id="16" w:name="_Toc109596781"/>
       <w:r>
         <w:rPr>
           <w:rFonts w:ascii="Times New Roman" w:hAnsi="Times New Roman" w:cs="Times New Roman"/>
@@ -3690,14 +3903,381 @@
         </w:rPr>
         <w:t>Игровая доска</w:t>
       </w:r>
-      <w:bookmarkEnd w:id="11"/>
+      <w:bookmarkEnd w:id="16"/>
+    </w:p>
+    <w:p>
+      <w:pPr>
+        <w:rPr>
+          <w:rFonts w:ascii="Times New Roman" w:hAnsi="Times New Roman" w:cs="Times New Roman"/>
+          <w:sz w:val="24"/>
+          <w:szCs w:val="24"/>
+        </w:rPr>
+      </w:pPr>
+      <w:r>
+        <w:rPr>
+          <w:rFonts w:ascii="Times New Roman" w:hAnsi="Times New Roman" w:cs="Times New Roman"/>
+          <w:sz w:val="24"/>
+          <w:szCs w:val="24"/>
+        </w:rPr>
+        <w:t xml:space="preserve">Игровая доска представляет из себя поле </w:t>
+      </w:r>
+      <w:r>
+        <w:rPr>
+          <w:rFonts w:ascii="Times New Roman" w:hAnsi="Times New Roman" w:cs="Times New Roman"/>
+          <w:sz w:val="24"/>
+          <w:szCs w:val="24"/>
+          <w:lang w:val="en-US"/>
+        </w:rPr>
+        <w:t>n</w:t>
+      </w:r>
+      <w:r>
+        <w:rPr>
+          <w:rFonts w:ascii="Times New Roman" w:hAnsi="Times New Roman" w:cs="Times New Roman"/>
+          <w:sz w:val="24"/>
+          <w:szCs w:val="24"/>
+        </w:rPr>
+        <w:t xml:space="preserve"> на </w:t>
+      </w:r>
+      <w:r>
+        <w:rPr>
+          <w:rFonts w:ascii="Times New Roman" w:hAnsi="Times New Roman" w:cs="Times New Roman"/>
+          <w:sz w:val="24"/>
+          <w:szCs w:val="24"/>
+          <w:lang w:val="en-US"/>
+        </w:rPr>
+        <w:t>n</w:t>
+      </w:r>
+      <w:r>
+        <w:rPr>
+          <w:rFonts w:ascii="Times New Roman" w:hAnsi="Times New Roman" w:cs="Times New Roman"/>
+          <w:sz w:val="24"/>
+          <w:szCs w:val="24"/>
+        </w:rPr>
+        <w:t xml:space="preserve"> квадратных клеток, где каждая клетка изначально окрашена в белый цвет. Если на клетке оказывается фигура игрока, то клетка принимает цвет </w:t>
+      </w:r>
+      <w:r>
+        <w:rPr>
+          <w:rFonts w:ascii="Times New Roman" w:hAnsi="Times New Roman" w:cs="Times New Roman"/>
+          <w:sz w:val="24"/>
+          <w:szCs w:val="24"/>
+        </w:rPr>
+        <w:t>этого игрока и считается,</w:t>
+      </w:r>
+      <w:r>
+        <w:rPr>
+          <w:rFonts w:ascii="Times New Roman" w:hAnsi="Times New Roman" w:cs="Times New Roman"/>
+          <w:sz w:val="24"/>
+          <w:szCs w:val="24"/>
+        </w:rPr>
+        <w:t xml:space="preserve"> что эта клетка под его контролем.</w:t>
+      </w:r>
+    </w:p>
+    <w:p>
+      <w:pPr>
+        <w:pStyle w:val="3"/>
+        <w:numPr>
+          <w:ilvl w:val="1"/>
+          <w:numId w:val="4"/>
+        </w:numPr>
+        <w:rPr>
+          <w:rFonts w:ascii="Times New Roman" w:hAnsi="Times New Roman" w:cs="Times New Roman"/>
+          <w:color w:val="auto"/>
+          <w:sz w:val="28"/>
+          <w:szCs w:val="28"/>
+        </w:rPr>
+      </w:pPr>
+      <w:r>
+        <w:rPr>
+          <w:rFonts w:ascii="Times New Roman" w:hAnsi="Times New Roman" w:cs="Times New Roman"/>
+          <w:color w:val="auto"/>
+          <w:sz w:val="28"/>
+          <w:szCs w:val="28"/>
+        </w:rPr>
+        <w:t>Фигуры</w:t>
+      </w:r>
+    </w:p>
+    <w:p>
+      <w:pPr>
+        <w:rPr>
+          <w:rFonts w:ascii="Times New Roman" w:hAnsi="Times New Roman" w:cs="Times New Roman"/>
+          <w:sz w:val="24"/>
+          <w:szCs w:val="24"/>
+        </w:rPr>
+      </w:pPr>
+      <w:r>
+        <w:rPr>
+          <w:rFonts w:ascii="Times New Roman" w:hAnsi="Times New Roman" w:cs="Times New Roman"/>
+          <w:sz w:val="24"/>
+          <w:szCs w:val="24"/>
+        </w:rPr>
+        <w:t>Игрок изначально име</w:t>
+      </w:r>
+      <w:r>
+        <w:rPr>
+          <w:rFonts w:ascii="Times New Roman" w:hAnsi="Times New Roman" w:cs="Times New Roman"/>
+          <w:sz w:val="24"/>
+          <w:szCs w:val="24"/>
+        </w:rPr>
+        <w:t>ет</w:t>
+      </w:r>
+      <w:r>
+        <w:rPr>
+          <w:rFonts w:ascii="Times New Roman" w:hAnsi="Times New Roman" w:cs="Times New Roman"/>
+          <w:sz w:val="24"/>
+          <w:szCs w:val="24"/>
+        </w:rPr>
+        <w:t xml:space="preserve"> некоторы</w:t>
+      </w:r>
+      <w:r>
+        <w:rPr>
+          <w:rFonts w:ascii="Times New Roman" w:hAnsi="Times New Roman" w:cs="Times New Roman"/>
+          <w:sz w:val="24"/>
+          <w:szCs w:val="24"/>
+        </w:rPr>
+        <w:t>й</w:t>
+      </w:r>
+      <w:r>
+        <w:rPr>
+          <w:rFonts w:ascii="Times New Roman" w:hAnsi="Times New Roman" w:cs="Times New Roman"/>
+          <w:sz w:val="24"/>
+          <w:szCs w:val="24"/>
+        </w:rPr>
+        <w:t xml:space="preserve"> набор фигур</w:t>
+      </w:r>
+      <w:r>
+        <w:rPr>
+          <w:rFonts w:ascii="Times New Roman" w:hAnsi="Times New Roman" w:cs="Times New Roman"/>
+          <w:sz w:val="24"/>
+          <w:szCs w:val="24"/>
+        </w:rPr>
+        <w:t>, который расставлен в углу игровой доски.</w:t>
+      </w:r>
+      <w:r>
+        <w:rPr>
+          <w:rFonts w:ascii="Times New Roman" w:hAnsi="Times New Roman" w:cs="Times New Roman"/>
+          <w:sz w:val="24"/>
+          <w:szCs w:val="24"/>
+        </w:rPr>
+        <w:t xml:space="preserve"> </w:t>
+      </w:r>
+      <w:r>
+        <w:rPr>
+          <w:rFonts w:ascii="Times New Roman" w:hAnsi="Times New Roman" w:cs="Times New Roman"/>
+          <w:sz w:val="24"/>
+          <w:szCs w:val="24"/>
+        </w:rPr>
+        <w:t>Разные фигуры имеют разные паттерны передвижения по игровой доске. Некоторые фигуры могут перекрашивать вражеские клетки</w:t>
+      </w:r>
+      <w:r>
+        <w:rPr>
+          <w:rFonts w:ascii="Times New Roman" w:hAnsi="Times New Roman" w:cs="Times New Roman"/>
+          <w:sz w:val="24"/>
+          <w:szCs w:val="24"/>
+        </w:rPr>
+        <w:t xml:space="preserve">, </w:t>
+      </w:r>
+      <w:r>
+        <w:rPr>
+          <w:rFonts w:ascii="Times New Roman" w:hAnsi="Times New Roman" w:cs="Times New Roman"/>
+          <w:sz w:val="24"/>
+          <w:szCs w:val="24"/>
+        </w:rPr>
+        <w:t>некоторые фигуры могут есть вражеские фигуры.</w:t>
+      </w:r>
+      <w:r>
+        <w:rPr>
+          <w:rFonts w:ascii="Times New Roman" w:hAnsi="Times New Roman" w:cs="Times New Roman"/>
+          <w:sz w:val="24"/>
+          <w:szCs w:val="24"/>
+        </w:rPr>
+        <w:t xml:space="preserve"> </w:t>
+      </w:r>
+      <w:r>
+        <w:rPr>
+          <w:rFonts w:ascii="Times New Roman" w:hAnsi="Times New Roman" w:cs="Times New Roman"/>
+          <w:sz w:val="24"/>
+          <w:szCs w:val="24"/>
+        </w:rPr>
+        <w:t>Ниже представлена таблица реализованных фигур, паттерны их ходов, возможности перекрашивания вражеских клеток и поедания фигур:</w:t>
+      </w:r>
+    </w:p>
+    <w:p>
+      <w:pPr>
+        <w:pStyle w:val="3"/>
+        <w:numPr>
+          <w:ilvl w:val="1"/>
+          <w:numId w:val="4"/>
+        </w:numPr>
+        <w:rPr>
+          <w:rFonts w:ascii="Times New Roman" w:hAnsi="Times New Roman" w:cs="Times New Roman"/>
+          <w:color w:val="auto"/>
+          <w:sz w:val="28"/>
+          <w:szCs w:val="28"/>
+        </w:rPr>
+      </w:pPr>
+      <w:r>
+        <w:rPr>
+          <w:rFonts w:ascii="Times New Roman" w:hAnsi="Times New Roman" w:cs="Times New Roman"/>
+          <w:color w:val="auto"/>
+          <w:sz w:val="28"/>
+          <w:szCs w:val="28"/>
+        </w:rPr>
+        <w:t>Правила игры</w:t>
+      </w:r>
+    </w:p>
+    <w:p>
+      <w:pPr>
+        <w:rPr>
+          <w:rFonts w:ascii="Times New Roman" w:hAnsi="Times New Roman" w:cs="Times New Roman"/>
+          <w:sz w:val="24"/>
+          <w:szCs w:val="24"/>
+        </w:rPr>
+      </w:pPr>
+      <w:r>
+        <w:rPr>
+          <w:rFonts w:ascii="Times New Roman" w:hAnsi="Times New Roman" w:cs="Times New Roman"/>
+          <w:sz w:val="24"/>
+          <w:szCs w:val="24"/>
+        </w:rPr>
+        <w:t>Игроки ходят поочередно, захватывая</w:t>
+      </w:r>
+      <w:r>
+        <w:rPr>
+          <w:rFonts w:ascii="Times New Roman" w:hAnsi="Times New Roman" w:cs="Times New Roman"/>
+          <w:sz w:val="24"/>
+          <w:szCs w:val="24"/>
+        </w:rPr>
+        <w:t xml:space="preserve"> </w:t>
+      </w:r>
+      <w:r>
+        <w:rPr>
+          <w:rFonts w:ascii="Times New Roman" w:hAnsi="Times New Roman" w:cs="Times New Roman"/>
+          <w:sz w:val="24"/>
+          <w:szCs w:val="24"/>
+        </w:rPr>
+        <w:t>территорию игровой доски. Цель игроков – захватить самую большую территорию.</w:t>
+      </w:r>
+      <w:r>
+        <w:rPr>
+          <w:rFonts w:ascii="Times New Roman" w:hAnsi="Times New Roman" w:cs="Times New Roman"/>
+          <w:sz w:val="24"/>
+          <w:szCs w:val="24"/>
+        </w:rPr>
+        <w:t xml:space="preserve"> Игра заканчивается, когда на доске не остается белых клеток. Побеждает тот игрок, в чей цвет окрашено больше всего клеток.</w:t>
+      </w:r>
+    </w:p>
+    <w:p>
+      <w:pPr>
+        <w:rPr>
+          <w:rFonts w:ascii="Times New Roman" w:hAnsi="Times New Roman" w:cs="Times New Roman"/>
+          <w:sz w:val="24"/>
+          <w:szCs w:val="24"/>
+        </w:rPr>
+      </w:pPr>
+      <w:r>
+        <w:rPr>
+          <w:rFonts w:ascii="Times New Roman" w:hAnsi="Times New Roman" w:cs="Times New Roman"/>
+          <w:sz w:val="24"/>
+          <w:szCs w:val="24"/>
+        </w:rPr>
+        <w:t>Если игрок захватил квадратную область 3 на 3 клетки, то все эти клетки считаются окончательно захваченными. Они перекрашиваются в темный цвет игрока, и вражеские фигуры больше не могут на них ходить.</w:t>
+      </w:r>
+    </w:p>
+    <w:p>
+      <w:pPr>
+        <w:pStyle w:val="1"/>
+        <w:numPr>
+          <w:ilvl w:val="0"/>
+          <w:numId w:val="4"/>
+        </w:numPr>
+        <w:rPr>
+          <w:rFonts w:ascii="Times New Roman" w:hAnsi="Times New Roman" w:cs="Times New Roman"/>
+          <w:color w:val="auto"/>
+          <w:sz w:val="28"/>
+          <w:szCs w:val="28"/>
+        </w:rPr>
+      </w:pPr>
+      <w:bookmarkStart w:id="17" w:name="_Toc109596784"/>
+      <w:r>
+        <w:rPr>
+          <w:rFonts w:ascii="Times New Roman" w:hAnsi="Times New Roman" w:cs="Times New Roman"/>
+          <w:color w:val="auto"/>
+          <w:sz w:val="28"/>
+          <w:szCs w:val="28"/>
+        </w:rPr>
+        <w:lastRenderedPageBreak/>
+        <w:t>Выб</w:t>
+      </w:r>
+      <w:r>
+        <w:rPr>
+          <w:rFonts w:ascii="Times New Roman" w:hAnsi="Times New Roman" w:cs="Times New Roman"/>
+          <w:color w:val="auto"/>
+          <w:sz w:val="28"/>
+          <w:szCs w:val="28"/>
+        </w:rPr>
+        <w:t>ор</w:t>
+      </w:r>
+      <w:r>
+        <w:rPr>
+          <w:rFonts w:ascii="Times New Roman" w:hAnsi="Times New Roman" w:cs="Times New Roman"/>
+          <w:color w:val="auto"/>
+          <w:sz w:val="28"/>
+          <w:szCs w:val="28"/>
+        </w:rPr>
+        <w:t xml:space="preserve"> технологи</w:t>
+      </w:r>
+      <w:r>
+        <w:rPr>
+          <w:rFonts w:ascii="Times New Roman" w:hAnsi="Times New Roman" w:cs="Times New Roman"/>
+          <w:color w:val="auto"/>
+          <w:sz w:val="28"/>
+          <w:szCs w:val="28"/>
+        </w:rPr>
+        <w:t>и</w:t>
+      </w:r>
+      <w:r>
+        <w:rPr>
+          <w:rFonts w:ascii="Times New Roman" w:hAnsi="Times New Roman" w:cs="Times New Roman"/>
+          <w:color w:val="auto"/>
+          <w:sz w:val="28"/>
+          <w:szCs w:val="28"/>
+        </w:rPr>
+        <w:t xml:space="preserve"> и ее обоснование</w:t>
+      </w:r>
+      <w:bookmarkEnd w:id="17"/>
+    </w:p>
+    <w:p>
+      <w:pPr>
+        <w:pStyle w:val="1"/>
+        <w:numPr>
+          <w:ilvl w:val="0"/>
+          <w:numId w:val="4"/>
+        </w:numPr>
+        <w:rPr>
+          <w:rFonts w:ascii="Times New Roman" w:hAnsi="Times New Roman" w:cs="Times New Roman"/>
+          <w:color w:val="auto"/>
+          <w:sz w:val="28"/>
+          <w:szCs w:val="28"/>
+        </w:rPr>
+      </w:pPr>
+      <w:bookmarkStart w:id="18" w:name="_Toc109596785"/>
+      <w:r>
+        <w:rPr>
+          <w:rFonts w:ascii="Times New Roman" w:hAnsi="Times New Roman" w:cs="Times New Roman"/>
+          <w:color w:val="auto"/>
+          <w:sz w:val="28"/>
+          <w:szCs w:val="28"/>
+        </w:rPr>
+        <w:t>Структура разработанного приложения</w:t>
+      </w:r>
+      <w:bookmarkEnd w:id="18"/>
     </w:p>
     <w:p>
       <w:pPr>
         <w:pStyle w:val="2"/>
         <w:numPr>
           <w:ilvl w:val="1"/>
-          <w:numId w:val="3"/>
+          <w:numId w:val="4"/>
         </w:numPr>
         <w:rPr>
           <w:rFonts w:ascii="Times New Roman" w:hAnsi="Times New Roman" w:cs="Times New Roman"/>
@@ -3706,7 +4286,7 @@
           <w:szCs w:val="28"/>
         </w:rPr>
       </w:pPr>
-      <w:bookmarkStart w:id="12" w:name="_Toc109595480"/>
+      <w:bookmarkStart w:id="19" w:name="_Toc109596786"/>
       <w:r>
         <w:rPr>
           <w:rFonts w:ascii="Times New Roman" w:hAnsi="Times New Roman" w:cs="Times New Roman"/>
@@ -3714,16 +4294,87 @@
           <w:sz w:val="28"/>
           <w:szCs w:val="28"/>
         </w:rPr>
-        <w:t>Правила</w:t>
-      </w:r>
-      <w:bookmarkEnd w:id="12"/>
+        <w:t>Архитектура</w:t>
+      </w:r>
+      <w:bookmarkEnd w:id="19"/>
     </w:p>
     <w:p>
       <w:pPr>
         <w:pStyle w:val="3"/>
         <w:numPr>
+          <w:ilvl w:val="2"/>
+          <w:numId w:val="4"/>
+        </w:numPr>
+        <w:rPr>
+          <w:rFonts w:ascii="Times New Roman" w:hAnsi="Times New Roman" w:cs="Times New Roman"/>
+          <w:color w:val="auto"/>
+          <w:sz w:val="28"/>
+          <w:szCs w:val="28"/>
+        </w:rPr>
+      </w:pPr>
+      <w:bookmarkStart w:id="20" w:name="_Toc109596787"/>
+      <w:r>
+        <w:rPr>
+          <w:rFonts w:ascii="Times New Roman" w:hAnsi="Times New Roman" w:cs="Times New Roman"/>
+          <w:color w:val="auto"/>
+          <w:sz w:val="28"/>
+          <w:szCs w:val="28"/>
+        </w:rPr>
+        <w:t xml:space="preserve">Паттерн </w:t>
+      </w:r>
+      <w:r>
+        <w:rPr>
+          <w:rFonts w:ascii="Times New Roman" w:hAnsi="Times New Roman" w:cs="Times New Roman"/>
+          <w:color w:val="auto"/>
+          <w:sz w:val="28"/>
+          <w:szCs w:val="28"/>
+          <w:lang w:val="en-US"/>
+        </w:rPr>
+        <w:t>MVC</w:t>
+      </w:r>
+      <w:bookmarkEnd w:id="20"/>
+    </w:p>
+    <w:p>
+      <w:pPr>
+        <w:pStyle w:val="3"/>
+        <w:numPr>
+          <w:ilvl w:val="2"/>
+          <w:numId w:val="4"/>
+        </w:numPr>
+        <w:rPr>
+          <w:rFonts w:ascii="Times New Roman" w:hAnsi="Times New Roman" w:cs="Times New Roman"/>
+          <w:color w:val="auto"/>
+          <w:sz w:val="28"/>
+          <w:szCs w:val="28"/>
+        </w:rPr>
+      </w:pPr>
+      <w:bookmarkStart w:id="21" w:name="_Toc109596788"/>
+      <w:r>
+        <w:rPr>
+          <w:rFonts w:ascii="Times New Roman" w:hAnsi="Times New Roman" w:cs="Times New Roman"/>
+          <w:color w:val="auto"/>
+          <w:sz w:val="28"/>
+          <w:szCs w:val="28"/>
+        </w:rPr>
+        <w:t>Обоснование выбора</w:t>
+      </w:r>
+      <w:r>
+        <w:rPr>
+          <w:rFonts w:ascii="Times New Roman" w:hAnsi="Times New Roman" w:cs="Times New Roman"/>
+          <w:color w:val="auto"/>
+          <w:sz w:val="28"/>
+          <w:szCs w:val="28"/>
+        </w:rPr>
+        <w:t xml:space="preserve"> архитектурного паттерна</w:t>
+      </w:r>
+      <w:bookmarkEnd w:id="21"/>
+    </w:p>
+    <w:p>
+      <w:pPr>
+        <w:pStyle w:val="2"/>
+        <w:numPr>
           <w:ilvl w:val="1"/>
-          <w:numId w:val="3"/>
+          <w:numId w:val="4"/>
         </w:numPr>
         <w:rPr>
           <w:rFonts w:ascii="Times New Roman" w:hAnsi="Times New Roman" w:cs="Times New Roman"/>
@@ -3732,7 +4383,7 @@
           <w:szCs w:val="28"/>
         </w:rPr>
       </w:pPr>
-      <w:bookmarkStart w:id="13" w:name="_Toc109595481"/>
+      <w:bookmarkStart w:id="22" w:name="_Toc109596789"/>
       <w:r>
         <w:rPr>
           <w:rFonts w:ascii="Times New Roman" w:hAnsi="Times New Roman" w:cs="Times New Roman"/>
@@ -3740,16 +4391,224 @@
           <w:sz w:val="28"/>
           <w:szCs w:val="28"/>
         </w:rPr>
-        <w:t>Фигуры</w:t>
-      </w:r>
-      <w:bookmarkEnd w:id="13"/>
+        <w:t>Модель</w:t>
+      </w:r>
+      <w:bookmarkEnd w:id="22"/>
+    </w:p>
+    <w:p>
+      <w:pPr>
+        <w:pStyle w:val="3"/>
+        <w:numPr>
+          <w:ilvl w:val="2"/>
+          <w:numId w:val="4"/>
+        </w:numPr>
+        <w:rPr>
+          <w:rFonts w:ascii="Times New Roman" w:hAnsi="Times New Roman" w:cs="Times New Roman"/>
+          <w:color w:val="auto"/>
+          <w:sz w:val="28"/>
+          <w:szCs w:val="28"/>
+        </w:rPr>
+      </w:pPr>
+      <w:bookmarkStart w:id="23" w:name="_Toc109596790"/>
+      <w:r>
+        <w:rPr>
+          <w:rFonts w:ascii="Times New Roman" w:hAnsi="Times New Roman" w:cs="Times New Roman"/>
+          <w:color w:val="auto"/>
+          <w:sz w:val="28"/>
+          <w:szCs w:val="28"/>
+        </w:rPr>
+        <w:t>Структура модуля</w:t>
+      </w:r>
+      <w:bookmarkEnd w:id="23"/>
+    </w:p>
+    <w:p>
+      <w:pPr>
+        <w:pStyle w:val="3"/>
+        <w:numPr>
+          <w:ilvl w:val="2"/>
+          <w:numId w:val="4"/>
+        </w:numPr>
+        <w:rPr>
+          <w:rFonts w:ascii="Times New Roman" w:hAnsi="Times New Roman" w:cs="Times New Roman"/>
+          <w:color w:val="auto"/>
+          <w:sz w:val="28"/>
+          <w:szCs w:val="28"/>
+        </w:rPr>
+      </w:pPr>
+      <w:bookmarkStart w:id="24" w:name="_Toc109596791"/>
+      <w:r>
+        <w:rPr>
+          <w:rFonts w:ascii="Times New Roman" w:hAnsi="Times New Roman" w:cs="Times New Roman"/>
+          <w:color w:val="auto"/>
+          <w:sz w:val="28"/>
+          <w:szCs w:val="28"/>
+        </w:rPr>
+        <w:t>Основные классы</w:t>
+      </w:r>
+      <w:bookmarkEnd w:id="24"/>
+    </w:p>
+    <w:p>
+      <w:pPr>
+        <w:pStyle w:val="2"/>
+        <w:numPr>
+          <w:ilvl w:val="1"/>
+          <w:numId w:val="4"/>
+        </w:numPr>
+        <w:rPr>
+          <w:rFonts w:ascii="Times New Roman" w:hAnsi="Times New Roman" w:cs="Times New Roman"/>
+          <w:color w:val="auto"/>
+          <w:sz w:val="28"/>
+          <w:szCs w:val="28"/>
+        </w:rPr>
+      </w:pPr>
+      <w:bookmarkStart w:id="25" w:name="_Toc109596792"/>
+      <w:r>
+        <w:rPr>
+          <w:rFonts w:ascii="Times New Roman" w:hAnsi="Times New Roman" w:cs="Times New Roman"/>
+          <w:color w:val="auto"/>
+          <w:sz w:val="28"/>
+          <w:szCs w:val="28"/>
+        </w:rPr>
+        <w:t>Контроллеры</w:t>
+      </w:r>
+      <w:bookmarkEnd w:id="25"/>
+    </w:p>
+    <w:p>
+      <w:pPr>
+        <w:pStyle w:val="3"/>
+        <w:numPr>
+          <w:ilvl w:val="2"/>
+          <w:numId w:val="4"/>
+        </w:numPr>
+        <w:rPr>
+          <w:rFonts w:ascii="Times New Roman" w:hAnsi="Times New Roman" w:cs="Times New Roman"/>
+          <w:color w:val="auto"/>
+          <w:sz w:val="28"/>
+          <w:szCs w:val="28"/>
+        </w:rPr>
+      </w:pPr>
+      <w:bookmarkStart w:id="26" w:name="_Toc109596793"/>
+      <w:r>
+        <w:rPr>
+          <w:rFonts w:ascii="Times New Roman" w:hAnsi="Times New Roman" w:cs="Times New Roman"/>
+          <w:color w:val="auto"/>
+          <w:sz w:val="28"/>
+          <w:szCs w:val="28"/>
+        </w:rPr>
+        <w:t>Структура модуля</w:t>
+      </w:r>
+      <w:bookmarkEnd w:id="26"/>
+    </w:p>
+    <w:p>
+      <w:pPr>
+        <w:pStyle w:val="3"/>
+        <w:numPr>
+          <w:ilvl w:val="2"/>
+          <w:numId w:val="4"/>
+        </w:numPr>
+        <w:rPr>
+          <w:rFonts w:ascii="Times New Roman" w:hAnsi="Times New Roman" w:cs="Times New Roman"/>
+          <w:color w:val="auto"/>
+          <w:sz w:val="28"/>
+          <w:szCs w:val="28"/>
+        </w:rPr>
+      </w:pPr>
+      <w:bookmarkStart w:id="27" w:name="_Toc109596794"/>
+      <w:r>
+        <w:rPr>
+          <w:rFonts w:ascii="Times New Roman" w:hAnsi="Times New Roman" w:cs="Times New Roman"/>
+          <w:color w:val="auto"/>
+          <w:sz w:val="28"/>
+          <w:szCs w:val="28"/>
+        </w:rPr>
+        <w:t>Основные классы</w:t>
+      </w:r>
+      <w:bookmarkEnd w:id="27"/>
+    </w:p>
+    <w:p>
+      <w:pPr>
+        <w:pStyle w:val="2"/>
+        <w:numPr>
+          <w:ilvl w:val="1"/>
+          <w:numId w:val="4"/>
+        </w:numPr>
+        <w:rPr>
+          <w:rFonts w:ascii="Times New Roman" w:hAnsi="Times New Roman" w:cs="Times New Roman"/>
+          <w:color w:val="auto"/>
+          <w:sz w:val="28"/>
+          <w:szCs w:val="28"/>
+        </w:rPr>
+      </w:pPr>
+      <w:bookmarkStart w:id="28" w:name="_Toc109596795"/>
+      <w:r>
+        <w:rPr>
+          <w:rFonts w:ascii="Times New Roman" w:hAnsi="Times New Roman" w:cs="Times New Roman"/>
+          <w:color w:val="auto"/>
+          <w:sz w:val="28"/>
+          <w:szCs w:val="28"/>
+        </w:rPr>
+        <w:t>Представление</w:t>
+      </w:r>
+      <w:bookmarkEnd w:id="28"/>
+    </w:p>
+    <w:p>
+      <w:pPr>
+        <w:pStyle w:val="3"/>
+        <w:numPr>
+          <w:ilvl w:val="2"/>
+          <w:numId w:val="4"/>
+        </w:numPr>
+        <w:rPr>
+          <w:rFonts w:ascii="Times New Roman" w:hAnsi="Times New Roman" w:cs="Times New Roman"/>
+          <w:color w:val="auto"/>
+          <w:sz w:val="28"/>
+          <w:szCs w:val="28"/>
+        </w:rPr>
+      </w:pPr>
+      <w:bookmarkStart w:id="29" w:name="_Toc109596796"/>
+      <w:r>
+        <w:rPr>
+          <w:rFonts w:ascii="Times New Roman" w:hAnsi="Times New Roman" w:cs="Times New Roman"/>
+          <w:color w:val="auto"/>
+          <w:sz w:val="28"/>
+          <w:szCs w:val="28"/>
+        </w:rPr>
+        <w:t>Структура модуля</w:t>
+      </w:r>
+      <w:bookmarkEnd w:id="29"/>
+    </w:p>
+    <w:p>
+      <w:pPr>
+        <w:pStyle w:val="3"/>
+        <w:numPr>
+          <w:ilvl w:val="2"/>
+          <w:numId w:val="4"/>
+        </w:numPr>
+        <w:rPr>
+          <w:rFonts w:ascii="Times New Roman" w:hAnsi="Times New Roman" w:cs="Times New Roman"/>
+          <w:color w:val="auto"/>
+          <w:sz w:val="28"/>
+          <w:szCs w:val="28"/>
+        </w:rPr>
+      </w:pPr>
+      <w:bookmarkStart w:id="30" w:name="_Toc109596797"/>
+      <w:r>
+        <w:rPr>
+          <w:rFonts w:ascii="Times New Roman" w:hAnsi="Times New Roman" w:cs="Times New Roman"/>
+          <w:color w:val="auto"/>
+          <w:sz w:val="28"/>
+          <w:szCs w:val="28"/>
+        </w:rPr>
+        <w:t>Основные классы</w:t>
+      </w:r>
+      <w:bookmarkEnd w:id="30"/>
     </w:p>
     <w:p>
       <w:pPr>
         <w:pStyle w:val="1"/>
         <w:numPr>
           <w:ilvl w:val="0"/>
-          <w:numId w:val="3"/>
+          <w:numId w:val="4"/>
         </w:numPr>
         <w:rPr>
           <w:rFonts w:ascii="Times New Roman" w:hAnsi="Times New Roman" w:cs="Times New Roman"/>
@@ -3758,7 +4617,7 @@
           <w:szCs w:val="28"/>
         </w:rPr>
       </w:pPr>
-      <w:bookmarkStart w:id="14" w:name="_Toc109595482"/>
+      <w:bookmarkStart w:id="31" w:name="_Toc109596798"/>
       <w:r>
         <w:rPr>
           <w:rFonts w:ascii="Times New Roman" w:hAnsi="Times New Roman" w:cs="Times New Roman"/>
@@ -3766,17 +4625,25 @@
           <w:sz w:val="28"/>
           <w:szCs w:val="28"/>
         </w:rPr>
-        <w:t>Выб</w:t>
-      </w:r>
-      <w:r>
+        <w:t>Алгоритмы игровой логики</w:t>
+      </w:r>
+      <w:bookmarkEnd w:id="31"/>
+    </w:p>
+    <w:p>
+      <w:pPr>
+        <w:pStyle w:val="2"/>
+        <w:numPr>
+          <w:ilvl w:val="1"/>
+          <w:numId w:val="4"/>
+        </w:numPr>
         <w:rPr>
           <w:rFonts w:ascii="Times New Roman" w:hAnsi="Times New Roman" w:cs="Times New Roman"/>
           <w:color w:val="auto"/>
           <w:sz w:val="28"/>
           <w:szCs w:val="28"/>
         </w:rPr>
-        <w:t>ор</w:t>
-      </w:r>
+      </w:pPr>
+      <w:bookmarkStart w:id="32" w:name="_Toc109596799"/>
       <w:r>
         <w:rPr>
           <w:rFonts w:ascii="Times New Roman" w:hAnsi="Times New Roman" w:cs="Times New Roman"/>
@@ -3784,17 +4651,25 @@
           <w:sz w:val="28"/>
           <w:szCs w:val="28"/>
         </w:rPr>
-        <w:t xml:space="preserve"> технологи</w:t>
-      </w:r>
-      <w:r>
+        <w:t>Фигуры</w:t>
+      </w:r>
+      <w:bookmarkEnd w:id="32"/>
+    </w:p>
+    <w:p>
+      <w:pPr>
+        <w:pStyle w:val="2"/>
+        <w:numPr>
+          <w:ilvl w:val="1"/>
+          <w:numId w:val="4"/>
+        </w:numPr>
         <w:rPr>
           <w:rFonts w:ascii="Times New Roman" w:hAnsi="Times New Roman" w:cs="Times New Roman"/>
           <w:color w:val="auto"/>
           <w:sz w:val="28"/>
           <w:szCs w:val="28"/>
         </w:rPr>
-        <w:t>и</w:t>
-      </w:r>
+      </w:pPr>
+      <w:bookmarkStart w:id="33" w:name="_Toc109596800"/>
       <w:r>
         <w:rPr>
           <w:rFonts w:ascii="Times New Roman" w:hAnsi="Times New Roman" w:cs="Times New Roman"/>
@@ -3802,16 +4677,105 @@
           <w:sz w:val="28"/>
           <w:szCs w:val="28"/>
         </w:rPr>
-        <w:t xml:space="preserve"> и ее обоснование</w:t>
-      </w:r>
-      <w:bookmarkEnd w:id="14"/>
+        <w:t>Игровая доска</w:t>
+      </w:r>
+      <w:bookmarkEnd w:id="33"/>
+    </w:p>
+    <w:p>
+      <w:pPr>
+        <w:pStyle w:val="1"/>
+        <w:numPr>
+          <w:ilvl w:val="1"/>
+          <w:numId w:val="4"/>
+        </w:numPr>
+        <w:rPr>
+          <w:rFonts w:ascii="Times New Roman" w:hAnsi="Times New Roman" w:cs="Times New Roman"/>
+          <w:color w:val="auto"/>
+          <w:sz w:val="28"/>
+          <w:szCs w:val="28"/>
+        </w:rPr>
+      </w:pPr>
+      <w:bookmarkStart w:id="34" w:name="_Toc109596801"/>
+      <w:r>
+        <w:rPr>
+          <w:rFonts w:ascii="Times New Roman" w:hAnsi="Times New Roman" w:cs="Times New Roman"/>
+          <w:color w:val="auto"/>
+          <w:sz w:val="28"/>
+          <w:szCs w:val="28"/>
+        </w:rPr>
+        <w:t xml:space="preserve">Алгоритм искусственного </w:t>
+      </w:r>
+      <w:proofErr w:type="spellStart"/>
+      <w:r>
+        <w:rPr>
+          <w:rFonts w:ascii="Times New Roman" w:hAnsi="Times New Roman" w:cs="Times New Roman"/>
+          <w:color w:val="auto"/>
+          <w:sz w:val="28"/>
+          <w:szCs w:val="28"/>
+        </w:rPr>
+        <w:t>интелекта</w:t>
+      </w:r>
+      <w:bookmarkEnd w:id="34"/>
+      <w:proofErr w:type="spellEnd"/>
+    </w:p>
+    <w:p>
+      <w:pPr>
+        <w:pStyle w:val="2"/>
+        <w:numPr>
+          <w:ilvl w:val="2"/>
+          <w:numId w:val="4"/>
+        </w:numPr>
+        <w:rPr>
+          <w:rFonts w:ascii="Times New Roman" w:hAnsi="Times New Roman" w:cs="Times New Roman"/>
+          <w:color w:val="auto"/>
+          <w:sz w:val="28"/>
+          <w:szCs w:val="28"/>
+        </w:rPr>
+      </w:pPr>
+      <w:bookmarkStart w:id="35" w:name="_Toc109596802"/>
+      <w:r>
+        <w:rPr>
+          <w:rFonts w:ascii="Times New Roman" w:hAnsi="Times New Roman" w:cs="Times New Roman"/>
+          <w:color w:val="auto"/>
+          <w:sz w:val="28"/>
+          <w:szCs w:val="28"/>
+        </w:rPr>
+        <w:t>Минимакс</w:t>
+      </w:r>
+      <w:bookmarkEnd w:id="35"/>
+    </w:p>
+    <w:p>
+      <w:pPr>
+        <w:pStyle w:val="2"/>
+        <w:numPr>
+          <w:ilvl w:val="2"/>
+          <w:numId w:val="4"/>
+        </w:numPr>
+        <w:rPr>
+          <w:rFonts w:ascii="Times New Roman" w:hAnsi="Times New Roman" w:cs="Times New Roman"/>
+          <w:color w:val="auto"/>
+          <w:sz w:val="28"/>
+          <w:szCs w:val="28"/>
+        </w:rPr>
+      </w:pPr>
+      <w:bookmarkStart w:id="36" w:name="_Toc109596803"/>
+      <w:r>
+        <w:rPr>
+          <w:rFonts w:ascii="Times New Roman" w:hAnsi="Times New Roman" w:cs="Times New Roman"/>
+          <w:color w:val="auto"/>
+          <w:sz w:val="28"/>
+          <w:szCs w:val="28"/>
+        </w:rPr>
+        <w:t>Оптимизации</w:t>
+      </w:r>
+      <w:bookmarkEnd w:id="36"/>
     </w:p>
     <w:p>
       <w:pPr>
         <w:pStyle w:val="1"/>
         <w:numPr>
           <w:ilvl w:val="0"/>
-          <w:numId w:val="3"/>
+          <w:numId w:val="4"/>
         </w:numPr>
         <w:rPr>
           <w:rFonts w:ascii="Times New Roman" w:hAnsi="Times New Roman" w:cs="Times New Roman"/>
@@ -3820,7 +4784,7 @@
           <w:szCs w:val="28"/>
         </w:rPr>
       </w:pPr>
-      <w:bookmarkStart w:id="15" w:name="_Toc109595483"/>
+      <w:bookmarkStart w:id="37" w:name="_Toc109596804"/>
       <w:r>
         <w:rPr>
           <w:rFonts w:ascii="Times New Roman" w:hAnsi="Times New Roman" w:cs="Times New Roman"/>
@@ -3828,347 +4792,16 @@
           <w:sz w:val="28"/>
           <w:szCs w:val="28"/>
         </w:rPr>
-        <w:t>Структура разработанного приложения</w:t>
-      </w:r>
-      <w:bookmarkEnd w:id="15"/>
-    </w:p>
-    <w:p>
-      <w:pPr>
-        <w:pStyle w:val="2"/>
-        <w:numPr>
-          <w:ilvl w:val="1"/>
-          <w:numId w:val="3"/>
-        </w:numPr>
-        <w:rPr>
-          <w:rFonts w:ascii="Times New Roman" w:hAnsi="Times New Roman" w:cs="Times New Roman"/>
-          <w:color w:val="auto"/>
-          <w:sz w:val="28"/>
-          <w:szCs w:val="28"/>
-        </w:rPr>
-      </w:pPr>
-      <w:bookmarkStart w:id="16" w:name="_Toc109595484"/>
-      <w:r>
-        <w:rPr>
-          <w:rFonts w:ascii="Times New Roman" w:hAnsi="Times New Roman" w:cs="Times New Roman"/>
-          <w:color w:val="auto"/>
-          <w:sz w:val="28"/>
-          <w:szCs w:val="28"/>
-        </w:rPr>
-        <w:t>Архитектура</w:t>
-      </w:r>
-      <w:bookmarkEnd w:id="16"/>
-    </w:p>
-    <w:p>
-      <w:pPr>
-        <w:pStyle w:val="3"/>
-        <w:numPr>
-          <w:ilvl w:val="2"/>
-          <w:numId w:val="3"/>
-        </w:numPr>
-        <w:rPr>
-          <w:rFonts w:ascii="Times New Roman" w:hAnsi="Times New Roman" w:cs="Times New Roman"/>
-          <w:color w:val="auto"/>
-          <w:sz w:val="28"/>
-          <w:szCs w:val="28"/>
-        </w:rPr>
-      </w:pPr>
-      <w:bookmarkStart w:id="17" w:name="_Toc109595485"/>
-      <w:r>
-        <w:rPr>
-          <w:rFonts w:ascii="Times New Roman" w:hAnsi="Times New Roman" w:cs="Times New Roman"/>
-          <w:color w:val="auto"/>
-          <w:sz w:val="28"/>
-          <w:szCs w:val="28"/>
-        </w:rPr>
-        <w:t xml:space="preserve">Паттерн </w:t>
-      </w:r>
-      <w:r>
-        <w:rPr>
-          <w:rFonts w:ascii="Times New Roman" w:hAnsi="Times New Roman" w:cs="Times New Roman"/>
-          <w:color w:val="auto"/>
-          <w:sz w:val="28"/>
-          <w:szCs w:val="28"/>
-          <w:lang w:val="en-US"/>
-        </w:rPr>
-        <w:t>MVC</w:t>
-      </w:r>
-      <w:bookmarkEnd w:id="17"/>
-    </w:p>
-    <w:p>
-      <w:pPr>
-        <w:pStyle w:val="3"/>
-        <w:numPr>
-          <w:ilvl w:val="2"/>
-          <w:numId w:val="3"/>
-        </w:numPr>
-        <w:rPr>
-          <w:rFonts w:ascii="Times New Roman" w:hAnsi="Times New Roman" w:cs="Times New Roman"/>
-          <w:color w:val="auto"/>
-          <w:sz w:val="28"/>
-          <w:szCs w:val="28"/>
-        </w:rPr>
-      </w:pPr>
-      <w:bookmarkStart w:id="18" w:name="_Toc109595486"/>
-      <w:r>
-        <w:rPr>
-          <w:rFonts w:ascii="Times New Roman" w:hAnsi="Times New Roman" w:cs="Times New Roman"/>
-          <w:color w:val="auto"/>
-          <w:sz w:val="28"/>
-          <w:szCs w:val="28"/>
-        </w:rPr>
-        <w:t>Обоснование выбора</w:t>
-      </w:r>
-      <w:r>
-        <w:rPr>
-          <w:rFonts w:ascii="Times New Roman" w:hAnsi="Times New Roman" w:cs="Times New Roman"/>
-          <w:color w:val="auto"/>
-          <w:sz w:val="28"/>
-          <w:szCs w:val="28"/>
-        </w:rPr>
-        <w:t xml:space="preserve"> архитектурного паттерна</w:t>
-      </w:r>
-      <w:bookmarkEnd w:id="18"/>
-    </w:p>
-    <w:p>
-      <w:pPr>
-        <w:pStyle w:val="2"/>
-        <w:numPr>
-          <w:ilvl w:val="1"/>
-          <w:numId w:val="3"/>
-        </w:numPr>
-        <w:rPr>
-          <w:rFonts w:ascii="Times New Roman" w:hAnsi="Times New Roman" w:cs="Times New Roman"/>
-          <w:color w:val="auto"/>
-          <w:sz w:val="28"/>
-          <w:szCs w:val="28"/>
-        </w:rPr>
-      </w:pPr>
-      <w:bookmarkStart w:id="19" w:name="_Toc109595487"/>
-      <w:r>
-        <w:rPr>
-          <w:rFonts w:ascii="Times New Roman" w:hAnsi="Times New Roman" w:cs="Times New Roman"/>
-          <w:color w:val="auto"/>
-          <w:sz w:val="28"/>
-          <w:szCs w:val="28"/>
-        </w:rPr>
-        <w:t>Модель</w:t>
-      </w:r>
-      <w:bookmarkEnd w:id="19"/>
-    </w:p>
-    <w:p>
-      <w:pPr>
-        <w:pStyle w:val="3"/>
-        <w:numPr>
-          <w:ilvl w:val="2"/>
-          <w:numId w:val="3"/>
-        </w:numPr>
-        <w:rPr>
-          <w:rFonts w:ascii="Times New Roman" w:hAnsi="Times New Roman" w:cs="Times New Roman"/>
-          <w:color w:val="auto"/>
-          <w:sz w:val="28"/>
-          <w:szCs w:val="28"/>
-        </w:rPr>
-      </w:pPr>
-      <w:bookmarkStart w:id="20" w:name="_Toc109595488"/>
-      <w:r>
-        <w:rPr>
-          <w:rFonts w:ascii="Times New Roman" w:hAnsi="Times New Roman" w:cs="Times New Roman"/>
-          <w:color w:val="auto"/>
-          <w:sz w:val="28"/>
-          <w:szCs w:val="28"/>
-        </w:rPr>
-        <w:t>Структура модуля</w:t>
-      </w:r>
-      <w:bookmarkEnd w:id="20"/>
-    </w:p>
-    <w:p>
-      <w:pPr>
-        <w:pStyle w:val="3"/>
-        <w:numPr>
-          <w:ilvl w:val="2"/>
-          <w:numId w:val="3"/>
-        </w:numPr>
-        <w:rPr>
-          <w:rFonts w:ascii="Times New Roman" w:hAnsi="Times New Roman" w:cs="Times New Roman"/>
-          <w:color w:val="auto"/>
-          <w:sz w:val="28"/>
-          <w:szCs w:val="28"/>
-        </w:rPr>
-      </w:pPr>
-      <w:bookmarkStart w:id="21" w:name="_Toc109595489"/>
-      <w:r>
-        <w:rPr>
-          <w:rFonts w:ascii="Times New Roman" w:hAnsi="Times New Roman" w:cs="Times New Roman"/>
-          <w:color w:val="auto"/>
-          <w:sz w:val="28"/>
-          <w:szCs w:val="28"/>
-        </w:rPr>
-        <w:t>Основные классы</w:t>
-      </w:r>
-      <w:bookmarkEnd w:id="21"/>
-    </w:p>
-    <w:p>
-      <w:pPr>
-        <w:pStyle w:val="2"/>
-        <w:numPr>
-          <w:ilvl w:val="1"/>
-          <w:numId w:val="3"/>
-        </w:numPr>
-        <w:rPr>
-          <w:rFonts w:ascii="Times New Roman" w:hAnsi="Times New Roman" w:cs="Times New Roman"/>
-          <w:color w:val="auto"/>
-          <w:sz w:val="28"/>
-          <w:szCs w:val="28"/>
-        </w:rPr>
-      </w:pPr>
-      <w:bookmarkStart w:id="22" w:name="_Toc109595490"/>
-      <w:r>
-        <w:rPr>
-          <w:rFonts w:ascii="Times New Roman" w:hAnsi="Times New Roman" w:cs="Times New Roman"/>
-          <w:color w:val="auto"/>
-          <w:sz w:val="28"/>
-          <w:szCs w:val="28"/>
-        </w:rPr>
-        <w:t>Контроллеры</w:t>
-      </w:r>
-      <w:bookmarkEnd w:id="22"/>
-    </w:p>
-    <w:p>
-      <w:pPr>
-        <w:pStyle w:val="3"/>
-        <w:numPr>
-          <w:ilvl w:val="2"/>
-          <w:numId w:val="3"/>
-        </w:numPr>
-        <w:rPr>
-          <w:rFonts w:ascii="Times New Roman" w:hAnsi="Times New Roman" w:cs="Times New Roman"/>
-          <w:color w:val="auto"/>
-          <w:sz w:val="28"/>
-          <w:szCs w:val="28"/>
-        </w:rPr>
-      </w:pPr>
-      <w:bookmarkStart w:id="23" w:name="_Toc109595491"/>
-      <w:r>
-        <w:rPr>
-          <w:rFonts w:ascii="Times New Roman" w:hAnsi="Times New Roman" w:cs="Times New Roman"/>
-          <w:color w:val="auto"/>
-          <w:sz w:val="28"/>
-          <w:szCs w:val="28"/>
-        </w:rPr>
-        <w:t>Структура модуля</w:t>
-      </w:r>
-      <w:bookmarkEnd w:id="23"/>
-    </w:p>
-    <w:p>
-      <w:pPr>
-        <w:pStyle w:val="3"/>
-        <w:numPr>
-          <w:ilvl w:val="2"/>
-          <w:numId w:val="3"/>
-        </w:numPr>
-        <w:rPr>
-          <w:rFonts w:ascii="Times New Roman" w:hAnsi="Times New Roman" w:cs="Times New Roman"/>
-          <w:color w:val="auto"/>
-          <w:sz w:val="28"/>
-          <w:szCs w:val="28"/>
-        </w:rPr>
-      </w:pPr>
-      <w:bookmarkStart w:id="24" w:name="_Toc109595492"/>
-      <w:r>
-        <w:rPr>
-          <w:rFonts w:ascii="Times New Roman" w:hAnsi="Times New Roman" w:cs="Times New Roman"/>
-          <w:color w:val="auto"/>
-          <w:sz w:val="28"/>
-          <w:szCs w:val="28"/>
-        </w:rPr>
-        <w:t>Основные классы</w:t>
-      </w:r>
-      <w:bookmarkEnd w:id="24"/>
-    </w:p>
-    <w:p>
-      <w:pPr>
-        <w:pStyle w:val="2"/>
-        <w:numPr>
-          <w:ilvl w:val="1"/>
-          <w:numId w:val="3"/>
-        </w:numPr>
-        <w:rPr>
-          <w:rFonts w:ascii="Times New Roman" w:hAnsi="Times New Roman" w:cs="Times New Roman"/>
-          <w:color w:val="auto"/>
-          <w:sz w:val="28"/>
-          <w:szCs w:val="28"/>
-        </w:rPr>
-      </w:pPr>
-      <w:bookmarkStart w:id="25" w:name="_Toc109595493"/>
-      <w:r>
-        <w:rPr>
-          <w:rFonts w:ascii="Times New Roman" w:hAnsi="Times New Roman" w:cs="Times New Roman"/>
-          <w:color w:val="auto"/>
-          <w:sz w:val="28"/>
-          <w:szCs w:val="28"/>
-        </w:rPr>
-        <w:t>Представление</w:t>
-      </w:r>
-      <w:bookmarkEnd w:id="25"/>
-    </w:p>
-    <w:p>
-      <w:pPr>
-        <w:pStyle w:val="3"/>
-        <w:numPr>
-          <w:ilvl w:val="2"/>
-          <w:numId w:val="3"/>
-        </w:numPr>
-        <w:rPr>
-          <w:rFonts w:ascii="Times New Roman" w:hAnsi="Times New Roman" w:cs="Times New Roman"/>
-          <w:color w:val="auto"/>
-          <w:sz w:val="28"/>
-          <w:szCs w:val="28"/>
-        </w:rPr>
-      </w:pPr>
-      <w:bookmarkStart w:id="26" w:name="_Toc109595494"/>
-      <w:r>
-        <w:rPr>
-          <w:rFonts w:ascii="Times New Roman" w:hAnsi="Times New Roman" w:cs="Times New Roman"/>
-          <w:color w:val="auto"/>
-          <w:sz w:val="28"/>
-          <w:szCs w:val="28"/>
-        </w:rPr>
-        <w:t>Структура модуля</w:t>
-      </w:r>
-      <w:bookmarkEnd w:id="26"/>
-    </w:p>
-    <w:p>
-      <w:pPr>
-        <w:pStyle w:val="3"/>
-        <w:numPr>
-          <w:ilvl w:val="2"/>
-          <w:numId w:val="3"/>
-        </w:numPr>
-        <w:rPr>
-          <w:rFonts w:ascii="Times New Roman" w:hAnsi="Times New Roman" w:cs="Times New Roman"/>
-          <w:color w:val="auto"/>
-          <w:sz w:val="28"/>
-          <w:szCs w:val="28"/>
-        </w:rPr>
-      </w:pPr>
-      <w:bookmarkStart w:id="27" w:name="_Toc109595495"/>
-      <w:r>
-        <w:rPr>
-          <w:rFonts w:ascii="Times New Roman" w:hAnsi="Times New Roman" w:cs="Times New Roman"/>
-          <w:color w:val="auto"/>
-          <w:sz w:val="28"/>
-          <w:szCs w:val="28"/>
-        </w:rPr>
-        <w:t>Основные классы</w:t>
-      </w:r>
-      <w:bookmarkEnd w:id="27"/>
+        <w:t>Сетевая часть</w:t>
+      </w:r>
+      <w:bookmarkEnd w:id="37"/>
     </w:p>
     <w:p>
       <w:pPr>
         <w:pStyle w:val="1"/>
         <w:numPr>
           <w:ilvl w:val="0"/>
-          <w:numId w:val="3"/>
+          <w:numId w:val="4"/>
         </w:numPr>
         <w:rPr>
           <w:rFonts w:ascii="Times New Roman" w:hAnsi="Times New Roman" w:cs="Times New Roman"/>
@@ -4177,7 +4810,7 @@
           <w:szCs w:val="28"/>
         </w:rPr>
       </w:pPr>
-      <w:bookmarkStart w:id="28" w:name="_Toc109595496"/>
+      <w:bookmarkStart w:id="38" w:name="_Toc109596805"/>
       <w:r>
         <w:rPr>
           <w:rFonts w:ascii="Times New Roman" w:hAnsi="Times New Roman" w:cs="Times New Roman"/>
@@ -4185,68 +4818,16 @@
           <w:sz w:val="28"/>
           <w:szCs w:val="28"/>
         </w:rPr>
-        <w:t>Алгоритмы игровой логики</w:t>
-      </w:r>
-      <w:bookmarkEnd w:id="28"/>
-    </w:p>
-    <w:p>
-      <w:pPr>
-        <w:pStyle w:val="2"/>
-        <w:numPr>
-          <w:ilvl w:val="1"/>
-          <w:numId w:val="3"/>
-        </w:numPr>
-        <w:rPr>
-          <w:rFonts w:ascii="Times New Roman" w:hAnsi="Times New Roman" w:cs="Times New Roman"/>
-          <w:color w:val="auto"/>
-          <w:sz w:val="28"/>
-          <w:szCs w:val="28"/>
-        </w:rPr>
-      </w:pPr>
-      <w:bookmarkStart w:id="29" w:name="_Toc109595497"/>
-      <w:r>
-        <w:rPr>
-          <w:rFonts w:ascii="Times New Roman" w:hAnsi="Times New Roman" w:cs="Times New Roman"/>
-          <w:color w:val="auto"/>
-          <w:sz w:val="28"/>
-          <w:szCs w:val="28"/>
-        </w:rPr>
-        <w:t>Фигуры</w:t>
-      </w:r>
-      <w:bookmarkEnd w:id="29"/>
-    </w:p>
-    <w:p>
-      <w:pPr>
-        <w:pStyle w:val="2"/>
-        <w:numPr>
-          <w:ilvl w:val="1"/>
-          <w:numId w:val="3"/>
-        </w:numPr>
-        <w:rPr>
-          <w:rFonts w:ascii="Times New Roman" w:hAnsi="Times New Roman" w:cs="Times New Roman"/>
-          <w:color w:val="auto"/>
-          <w:sz w:val="28"/>
-          <w:szCs w:val="28"/>
-        </w:rPr>
-      </w:pPr>
-      <w:bookmarkStart w:id="30" w:name="_Toc109595498"/>
-      <w:r>
-        <w:rPr>
-          <w:rFonts w:ascii="Times New Roman" w:hAnsi="Times New Roman" w:cs="Times New Roman"/>
-          <w:color w:val="auto"/>
-          <w:sz w:val="28"/>
-          <w:szCs w:val="28"/>
-        </w:rPr>
-        <w:t>Игровая доска</w:t>
-      </w:r>
-      <w:bookmarkEnd w:id="30"/>
+        <w:t>Заключение</w:t>
+      </w:r>
+      <w:bookmarkEnd w:id="38"/>
     </w:p>
     <w:p>
       <w:pPr>
         <w:pStyle w:val="1"/>
         <w:numPr>
           <w:ilvl w:val="0"/>
-          <w:numId w:val="3"/>
+          <w:numId w:val="4"/>
         </w:numPr>
         <w:rPr>
           <w:rFonts w:ascii="Times New Roman" w:hAnsi="Times New Roman" w:cs="Times New Roman"/>
@@ -4255,7 +4836,7 @@
           <w:szCs w:val="28"/>
         </w:rPr>
       </w:pPr>
-      <w:bookmarkStart w:id="31" w:name="_Toc109595499"/>
+      <w:bookmarkStart w:id="39" w:name="_Toc109596806"/>
       <w:r>
         <w:rPr>
           <w:rFonts w:ascii="Times New Roman" w:hAnsi="Times New Roman" w:cs="Times New Roman"/>
@@ -4263,79 +4844,16 @@
           <w:sz w:val="28"/>
           <w:szCs w:val="28"/>
         </w:rPr>
-        <w:t xml:space="preserve">Алгоритм искусственного </w:t>
-      </w:r>
-      <w:proofErr w:type="spellStart"/>
-      <w:r>
-        <w:rPr>
-          <w:rFonts w:ascii="Times New Roman" w:hAnsi="Times New Roman" w:cs="Times New Roman"/>
-          <w:color w:val="auto"/>
-          <w:sz w:val="28"/>
-          <w:szCs w:val="28"/>
-        </w:rPr>
-        <w:t>интелекта</w:t>
-      </w:r>
-      <w:bookmarkEnd w:id="31"/>
-      <w:proofErr w:type="spellEnd"/>
-    </w:p>
-    <w:p>
-      <w:pPr>
-        <w:pStyle w:val="2"/>
-        <w:numPr>
-          <w:ilvl w:val="0"/>
-          <w:numId w:val="3"/>
-        </w:numPr>
-        <w:rPr>
-          <w:rFonts w:ascii="Times New Roman" w:hAnsi="Times New Roman" w:cs="Times New Roman"/>
-          <w:color w:val="auto"/>
-          <w:sz w:val="28"/>
-          <w:szCs w:val="28"/>
-        </w:rPr>
-      </w:pPr>
-      <w:bookmarkStart w:id="32" w:name="_Toc109595500"/>
-      <w:r>
-        <w:rPr>
-          <w:rFonts w:ascii="Times New Roman" w:hAnsi="Times New Roman" w:cs="Times New Roman"/>
-          <w:color w:val="auto"/>
-          <w:sz w:val="28"/>
-          <w:szCs w:val="28"/>
-        </w:rPr>
-        <w:t>Минимакс</w:t>
-      </w:r>
-      <w:bookmarkEnd w:id="32"/>
-    </w:p>
-    <w:p>
-      <w:pPr>
-        <w:pStyle w:val="2"/>
-        <w:numPr>
-          <w:ilvl w:val="0"/>
-          <w:numId w:val="3"/>
-        </w:numPr>
-        <w:rPr>
-          <w:rFonts w:ascii="Times New Roman" w:hAnsi="Times New Roman" w:cs="Times New Roman"/>
-          <w:color w:val="auto"/>
-          <w:sz w:val="28"/>
-          <w:szCs w:val="28"/>
-        </w:rPr>
-      </w:pPr>
-      <w:bookmarkStart w:id="33" w:name="_Toc109595501"/>
-      <w:r>
-        <w:rPr>
-          <w:rFonts w:ascii="Times New Roman" w:hAnsi="Times New Roman" w:cs="Times New Roman"/>
-          <w:color w:val="auto"/>
-          <w:sz w:val="28"/>
-          <w:szCs w:val="28"/>
-        </w:rPr>
-        <w:t>Оптимизации</w:t>
-      </w:r>
-      <w:bookmarkEnd w:id="33"/>
+        <w:t>Приложение</w:t>
+      </w:r>
+      <w:bookmarkEnd w:id="39"/>
     </w:p>
     <w:p>
       <w:pPr>
         <w:pStyle w:val="1"/>
         <w:numPr>
           <w:ilvl w:val="0"/>
-          <w:numId w:val="3"/>
+          <w:numId w:val="4"/>
         </w:numPr>
         <w:rPr>
           <w:rFonts w:ascii="Times New Roman" w:hAnsi="Times New Roman" w:cs="Times New Roman"/>
@@ -4344,7 +4862,7 @@
           <w:szCs w:val="28"/>
         </w:rPr>
       </w:pPr>
-      <w:bookmarkStart w:id="34" w:name="_Toc109595502"/>
+      <w:bookmarkStart w:id="40" w:name="_Toc109596807"/>
       <w:r>
         <w:rPr>
           <w:rFonts w:ascii="Times New Roman" w:hAnsi="Times New Roman" w:cs="Times New Roman"/>
@@ -4352,87 +4870,9 @@
           <w:sz w:val="28"/>
           <w:szCs w:val="28"/>
         </w:rPr>
-        <w:t>Сетевая часть</w:t>
-      </w:r>
-      <w:bookmarkEnd w:id="34"/>
-    </w:p>
-    <w:p>
-      <w:pPr>
-        <w:pStyle w:val="1"/>
-        <w:numPr>
-          <w:ilvl w:val="0"/>
-          <w:numId w:val="3"/>
-        </w:numPr>
-        <w:rPr>
-          <w:rFonts w:ascii="Times New Roman" w:hAnsi="Times New Roman" w:cs="Times New Roman"/>
-          <w:color w:val="auto"/>
-          <w:sz w:val="28"/>
-          <w:szCs w:val="28"/>
-        </w:rPr>
-      </w:pPr>
-      <w:bookmarkStart w:id="35" w:name="_Toc109595503"/>
-      <w:r>
-        <w:rPr>
-          <w:rFonts w:ascii="Times New Roman" w:hAnsi="Times New Roman" w:cs="Times New Roman"/>
-          <w:color w:val="auto"/>
-          <w:sz w:val="28"/>
-          <w:szCs w:val="28"/>
-        </w:rPr>
-        <w:t>Заключение</w:t>
-      </w:r>
-      <w:bookmarkEnd w:id="35"/>
-    </w:p>
-    <w:p>
-      <w:pPr>
-        <w:pStyle w:val="1"/>
-        <w:numPr>
-          <w:ilvl w:val="0"/>
-          <w:numId w:val="3"/>
-        </w:numPr>
-        <w:rPr>
-          <w:rFonts w:ascii="Times New Roman" w:hAnsi="Times New Roman" w:cs="Times New Roman"/>
-          <w:color w:val="auto"/>
-          <w:sz w:val="28"/>
-          <w:szCs w:val="28"/>
-        </w:rPr>
-      </w:pPr>
-      <w:bookmarkStart w:id="36" w:name="_Toc109595504"/>
-      <w:r>
-        <w:rPr>
-          <w:rFonts w:ascii="Times New Roman" w:hAnsi="Times New Roman" w:cs="Times New Roman"/>
-          <w:color w:val="auto"/>
-          <w:sz w:val="28"/>
-          <w:szCs w:val="28"/>
-        </w:rPr>
-        <w:t>Приложение</w:t>
-      </w:r>
-      <w:bookmarkEnd w:id="36"/>
-    </w:p>
-    <w:p>
-      <w:pPr>
-        <w:pStyle w:val="1"/>
-        <w:numPr>
-          <w:ilvl w:val="0"/>
-          <w:numId w:val="3"/>
-        </w:numPr>
-        <w:rPr>
-          <w:rFonts w:ascii="Times New Roman" w:hAnsi="Times New Roman" w:cs="Times New Roman"/>
-          <w:color w:val="auto"/>
-          <w:sz w:val="28"/>
-          <w:szCs w:val="28"/>
-        </w:rPr>
-      </w:pPr>
-      <w:bookmarkStart w:id="37" w:name="_Toc109595505"/>
-      <w:r>
-        <w:rPr>
-          <w:rFonts w:ascii="Times New Roman" w:hAnsi="Times New Roman" w:cs="Times New Roman"/>
-          <w:color w:val="auto"/>
-          <w:sz w:val="28"/>
-          <w:szCs w:val="28"/>
-        </w:rPr>
         <w:t>Список литературы</w:t>
       </w:r>
-      <w:bookmarkEnd w:id="37"/>
+      <w:bookmarkEnd w:id="40"/>
     </w:p>
     <w:p>
       <w:pPr>
@@ -4446,139 +4886,6 @@
         <w:rPr>
           <w:rFonts w:ascii="Times New Roman" w:hAnsi="Times New Roman" w:cs="Times New Roman"/>
           <w:lang w:val="en-US"/>
-        </w:rPr>
-      </w:pPr>
-    </w:p>
-    <w:p>
-      <w:pPr>
-        <w:rPr>
-          <w:rFonts w:ascii="Times New Roman" w:hAnsi="Times New Roman" w:cs="Times New Roman"/>
-        </w:rPr>
-      </w:pPr>
-    </w:p>
-    <w:p>
-      <w:pPr>
-        <w:rPr>
-          <w:rFonts w:ascii="Times New Roman" w:hAnsi="Times New Roman" w:cs="Times New Roman"/>
-        </w:rPr>
-      </w:pPr>
-    </w:p>
-    <w:p>
-      <w:pPr>
-        <w:rPr>
-          <w:rFonts w:ascii="Times New Roman" w:hAnsi="Times New Roman" w:cs="Times New Roman"/>
-        </w:rPr>
-      </w:pPr>
-    </w:p>
-    <w:p>
-      <w:pPr>
-        <w:rPr>
-          <w:rFonts w:ascii="Times New Roman" w:hAnsi="Times New Roman" w:cs="Times New Roman"/>
-        </w:rPr>
-      </w:pPr>
-    </w:p>
-    <w:p>
-      <w:pPr>
-        <w:rPr>
-          <w:rFonts w:ascii="Times New Roman" w:hAnsi="Times New Roman" w:cs="Times New Roman"/>
-        </w:rPr>
-      </w:pPr>
-    </w:p>
-    <w:p>
-      <w:pPr>
-        <w:rPr>
-          <w:rFonts w:ascii="Times New Roman" w:hAnsi="Times New Roman" w:cs="Times New Roman"/>
-        </w:rPr>
-      </w:pPr>
-    </w:p>
-    <w:p>
-      <w:pPr>
-        <w:rPr>
-          <w:rFonts w:ascii="Times New Roman" w:hAnsi="Times New Roman" w:cs="Times New Roman"/>
-        </w:rPr>
-      </w:pPr>
-    </w:p>
-    <w:p>
-      <w:pPr>
-        <w:rPr>
-          <w:rFonts w:ascii="Times New Roman" w:hAnsi="Times New Roman" w:cs="Times New Roman"/>
-        </w:rPr>
-      </w:pPr>
-    </w:p>
-    <w:p>
-      <w:pPr>
-        <w:rPr>
-          <w:rFonts w:ascii="Times New Roman" w:hAnsi="Times New Roman" w:cs="Times New Roman"/>
-        </w:rPr>
-      </w:pPr>
-    </w:p>
-    <w:p>
-      <w:pPr>
-        <w:rPr>
-          <w:rFonts w:ascii="Times New Roman" w:hAnsi="Times New Roman" w:cs="Times New Roman"/>
-        </w:rPr>
-      </w:pPr>
-    </w:p>
-    <w:p>
-      <w:pPr>
-        <w:rPr>
-          <w:rFonts w:ascii="Times New Roman" w:hAnsi="Times New Roman" w:cs="Times New Roman"/>
-        </w:rPr>
-      </w:pPr>
-    </w:p>
-    <w:p>
-      <w:pPr>
-        <w:rPr>
-          <w:rFonts w:ascii="Times New Roman" w:hAnsi="Times New Roman" w:cs="Times New Roman"/>
-        </w:rPr>
-      </w:pPr>
-    </w:p>
-    <w:p>
-      <w:pPr>
-        <w:rPr>
-          <w:rFonts w:ascii="Times New Roman" w:hAnsi="Times New Roman" w:cs="Times New Roman"/>
-        </w:rPr>
-      </w:pPr>
-    </w:p>
-    <w:p>
-      <w:pPr>
-        <w:rPr>
-          <w:rFonts w:ascii="Times New Roman" w:hAnsi="Times New Roman" w:cs="Times New Roman"/>
-        </w:rPr>
-      </w:pPr>
-    </w:p>
-    <w:p>
-      <w:pPr>
-        <w:rPr>
-          <w:rFonts w:ascii="Times New Roman" w:hAnsi="Times New Roman" w:cs="Times New Roman"/>
-        </w:rPr>
-      </w:pPr>
-    </w:p>
-    <w:p>
-      <w:pPr>
-        <w:rPr>
-          <w:rFonts w:ascii="Times New Roman" w:hAnsi="Times New Roman" w:cs="Times New Roman"/>
-        </w:rPr>
-      </w:pPr>
-    </w:p>
-    <w:p>
-      <w:pPr>
-        <w:rPr>
-          <w:rFonts w:ascii="Times New Roman" w:hAnsi="Times New Roman" w:cs="Times New Roman"/>
-        </w:rPr>
-      </w:pPr>
-    </w:p>
-    <w:p>
-      <w:pPr>
-        <w:rPr>
-          <w:rFonts w:ascii="Times New Roman" w:hAnsi="Times New Roman" w:cs="Times New Roman"/>
-        </w:rPr>
-      </w:pPr>
-    </w:p>
-    <w:p>
-      <w:pPr>
-        <w:rPr>
-          <w:rFonts w:ascii="Times New Roman" w:hAnsi="Times New Roman" w:cs="Times New Roman"/>
         </w:rPr>
       </w:pPr>
     </w:p>
@@ -4858,6 +5165,92 @@
 <file path=word/numbering.xml><?xml version="1.0" encoding="utf-8"?>
 <w:numbering xmlns:wpc="http://schemas.microsoft.com/office/word/2010/wordprocessingCanvas" xmlns:cx="http://schemas.microsoft.com/office/drawing/2014/chartex" xmlns:cx1="http://schemas.microsoft.com/office/drawing/2015/9/8/chartex" xmlns:cx2="http://schemas.microsoft.com/office/drawing/2015/10/21/chartex" xmlns:cx3="http://schemas.microsoft.com/office/drawing/2016/5/9/chartex" xmlns:cx4="http://schemas.microsoft.com/office/drawing/2016/5/10/chartex" xmlns:cx5="http://schemas.microsoft.com/office/drawing/2016/5/11/chartex" xmlns:cx6="http://schemas.microsoft.com/office/drawing/2016/5/12/chartex" xmlns:cx7="http://schemas.microsoft.com/office/drawing/2016/5/13/chartex" xmlns:cx8="http://schemas.microsoft.com/office/drawing/2016/5/14/chartex" xmlns:mc="http://schemas.openxmlformats.org/markup-compatibility/2006" xmlns:aink="http://schemas.microsoft.com/office/drawing/2016/ink" xmlns:am3d="http://schemas.microsoft.com/office/drawing/2017/model3d" xmlns:o="urn:schemas-microsoft-com:office:office" xmlns:oel="http://schemas.microsoft.com/office/2019/extlst" xmlns:r="http://schemas.openxmlformats.org/officeDocument/2006/relationships" xmlns:m="http://schemas.openxmlformats.org/officeDocument/2006/math" xmlns:v="urn:schemas-microsoft-com:vml" xmlns:wp14="http://schemas.microsoft.com/office/word/2010/wordprocessingDrawing" xmlns:wp="http://schemas.openxmlformats.org/drawingml/2006/wordprocessingDrawing" xmlns:w10="urn:schemas-microsoft-com:office:word" xmlns:w="http://schemas.openxmlformats.org/wordprocessingml/2006/main" xmlns:w14="http://schemas.microsoft.com/office/word/2010/wordml" xmlns:w15="http://schemas.microsoft.com/office/word/2012/wordml" xmlns:w16cex="http://schemas.microsoft.com/office/word/2018/wordml/cex" xmlns:w16cid="http://schemas.microsoft.com/office/word/2016/wordml/cid" xmlns:w16="http://schemas.microsoft.com/office/word/2018/wordml" xmlns:w16sdtdh="http://schemas.microsoft.com/office/word/2020/wordml/sdtdatahash" xmlns:w16se="http://schemas.microsoft.com/office/word/2015/wordml/symex" xmlns:wpg="http://schemas.microsoft.com/office/word/2010/wordprocessingGroup" xmlns:wpi="http://schemas.microsoft.com/office/word/2010/wordprocessingInk" xmlns:wne="http://schemas.microsoft.com/office/word/2006/wordml" xmlns:wps="http://schemas.microsoft.com/office/word/2010/wordprocessingShape" mc:Ignorable="w14 w15 w16se w16cid w16 w16cex w16sdtdh wp14">
   <w:abstractNum w:abstractNumId="0" w15:restartNumberingAfterBreak="0">
+    <w:nsid w:val="29671465"/>
+    <w:multiLevelType w:val="multilevel"/>
+    <w:tmpl w:val="0419001F"/>
+    <w:lvl w:ilvl="0">
+      <w:start w:val="1"/>
+      <w:numFmt w:val="decimal"/>
+      <w:lvlText w:val="%1."/>
+      <w:lvlJc w:val="left"/>
+      <w:pPr>
+        <w:ind w:left="360" w:hanging="360"/>
+      </w:pPr>
+    </w:lvl>
+    <w:lvl w:ilvl="1">
+      <w:start w:val="1"/>
+      <w:numFmt w:val="decimal"/>
+      <w:lvlText w:val="%1.%2."/>
+      <w:lvlJc w:val="left"/>
+      <w:pPr>
+        <w:ind w:left="792" w:hanging="432"/>
+      </w:pPr>
+    </w:lvl>
+    <w:lvl w:ilvl="2">
+      <w:start w:val="1"/>
+      <w:numFmt w:val="decimal"/>
+      <w:lvlText w:val="%1.%2.%3."/>
+      <w:lvlJc w:val="left"/>
+      <w:pPr>
+        <w:ind w:left="1224" w:hanging="504"/>
+      </w:pPr>
+    </w:lvl>
+    <w:lvl w:ilvl="3">
+      <w:start w:val="1"/>
+      <w:numFmt w:val="decimal"/>
+      <w:lvlText w:val="%1.%2.%3.%4."/>
+      <w:lvlJc w:val="left"/>
+      <w:pPr>
+        <w:ind w:left="1728" w:hanging="648"/>
+      </w:pPr>
+    </w:lvl>
+    <w:lvl w:ilvl="4">
+      <w:start w:val="1"/>
+      <w:numFmt w:val="decimal"/>
+      <w:lvlText w:val="%1.%2.%3.%4.%5."/>
+      <w:lvlJc w:val="left"/>
+      <w:pPr>
+        <w:ind w:left="2232" w:hanging="792"/>
+      </w:pPr>
+    </w:lvl>
+    <w:lvl w:ilvl="5">
+      <w:start w:val="1"/>
+      <w:numFmt w:val="decimal"/>
+      <w:lvlText w:val="%1.%2.%3.%4.%5.%6."/>
+      <w:lvlJc w:val="left"/>
+      <w:pPr>
+        <w:ind w:left="2736" w:hanging="936"/>
+      </w:pPr>
+    </w:lvl>
+    <w:lvl w:ilvl="6">
+      <w:start w:val="1"/>
+      <w:numFmt w:val="decimal"/>
+      <w:lvlText w:val="%1.%2.%3.%4.%5.%6.%7."/>
+      <w:lvlJc w:val="left"/>
+      <w:pPr>
+        <w:ind w:left="3240" w:hanging="1080"/>
+      </w:pPr>
+    </w:lvl>
+    <w:lvl w:ilvl="7">
+      <w:start w:val="1"/>
+      <w:numFmt w:val="decimal"/>
+      <w:lvlText w:val="%1.%2.%3.%4.%5.%6.%7.%8."/>
+      <w:lvlJc w:val="left"/>
+      <w:pPr>
+        <w:ind w:left="3744" w:hanging="1224"/>
+      </w:pPr>
+    </w:lvl>
+    <w:lvl w:ilvl="8">
+      <w:start w:val="1"/>
+      <w:numFmt w:val="decimal"/>
+      <w:lvlText w:val="%1.%2.%3.%4.%5.%6.%7.%8.%9."/>
+      <w:lvlJc w:val="left"/>
+      <w:pPr>
+        <w:ind w:left="4320" w:hanging="1440"/>
+      </w:pPr>
+    </w:lvl>
+  </w:abstractNum>
+  <w:abstractNum w:abstractNumId="1" w15:restartNumberingAfterBreak="0">
     <w:nsid w:val="4A322F11"/>
     <w:multiLevelType w:val="multilevel"/>
     <w:tmpl w:val="0419001F"/>
@@ -4943,7 +5336,7 @@
       </w:pPr>
     </w:lvl>
   </w:abstractNum>
-  <w:abstractNum w:abstractNumId="1" w15:restartNumberingAfterBreak="0">
+  <w:abstractNum w:abstractNumId="2" w15:restartNumberingAfterBreak="0">
     <w:nsid w:val="4EC92804"/>
     <w:multiLevelType w:val="multilevel"/>
     <w:tmpl w:val="0419001F"/>
@@ -5029,7 +5422,7 @@
       </w:pPr>
     </w:lvl>
   </w:abstractNum>
-  <w:abstractNum w:abstractNumId="2" w15:restartNumberingAfterBreak="0">
+  <w:abstractNum w:abstractNumId="3" w15:restartNumberingAfterBreak="0">
     <w:nsid w:val="621100FA"/>
     <w:multiLevelType w:val="multilevel"/>
     <w:tmpl w:val="3DCAC3CE"/>
@@ -5143,13 +5536,16 @@
     </w:lvl>
   </w:abstractNum>
   <w:num w:numId="1" w16cid:durableId="597443718">
+    <w:abstractNumId w:val="3"/>
+  </w:num>
+  <w:num w:numId="2" w16cid:durableId="371611008">
+    <w:abstractNumId w:val="1"/>
+  </w:num>
+  <w:num w:numId="3" w16cid:durableId="1714958610">
     <w:abstractNumId w:val="2"/>
   </w:num>
-  <w:num w:numId="2" w16cid:durableId="371611008">
+  <w:num w:numId="4" w16cid:durableId="209195314">
     <w:abstractNumId w:val="0"/>
-  </w:num>
-  <w:num w:numId="3" w16cid:durableId="1714958610">
-    <w:abstractNumId w:val="1"/>
   </w:num>
 </w:numbering>
 </file>
@@ -5806,6 +6202,45 @@
       <w:ind w:left="440"/>
     </w:pPr>
   </w:style>
+  <w:style w:type="paragraph" w:styleId="aa">
+    <w:name w:val="endnote text"/>
+    <w:basedOn w:val="a"/>
+    <w:link w:val="ab"/>
+    <w:uiPriority w:val="99"/>
+    <w:semiHidden/>
+    <w:unhideWhenUsed/>
+    <w:rsid w:val="00A2124B"/>
+    <w:pPr>
+      <w:spacing w:after="0" w:line="240" w:lineRule="auto"/>
+    </w:pPr>
+    <w:rPr>
+      <w:sz w:val="20"/>
+      <w:szCs w:val="20"/>
+    </w:rPr>
+  </w:style>
+  <w:style w:type="character" w:customStyle="1" w:styleId="ab">
+    <w:name w:val="Текст концевой сноски Знак"/>
+    <w:basedOn w:val="a0"/>
+    <w:link w:val="aa"/>
+    <w:uiPriority w:val="99"/>
+    <w:semiHidden/>
+    <w:rsid w:val="00A2124B"/>
+    <w:rPr>
+      <w:sz w:val="20"/>
+      <w:szCs w:val="20"/>
+    </w:rPr>
+  </w:style>
+  <w:style w:type="character" w:styleId="ac">
+    <w:name w:val="endnote reference"/>
+    <w:basedOn w:val="a0"/>
+    <w:uiPriority w:val="99"/>
+    <w:semiHidden/>
+    <w:unhideWhenUsed/>
+    <w:rsid w:val="00A2124B"/>
+    <w:rPr>
+      <w:vertAlign w:val="superscript"/>
+    </w:rPr>
+  </w:style>
 </w:styles>
 </file>
 

--- a/Отчёт.docx
+++ b/Отчёт.docx
@@ -500,21 +500,7 @@
         <w:rPr>
           <w:rFonts w:ascii="Times New Roman" w:hAnsi="Times New Roman" w:cs="Times New Roman"/>
         </w:rPr>
-        <w:t xml:space="preserve">________________         </w:t>
-      </w:r>
-      <w:proofErr w:type="spellStart"/>
-      <w:r>
-        <w:rPr>
-          <w:rFonts w:ascii="Times New Roman" w:hAnsi="Times New Roman" w:cs="Times New Roman"/>
-        </w:rPr>
-        <w:t>Корязин</w:t>
-      </w:r>
-      <w:proofErr w:type="spellEnd"/>
-      <w:r>
-        <w:rPr>
-          <w:rFonts w:ascii="Times New Roman" w:hAnsi="Times New Roman" w:cs="Times New Roman"/>
-        </w:rPr>
-        <w:t xml:space="preserve"> Е.А.</w:t>
+        <w:t>________________         Корязин Е.А.</w:t>
       </w:r>
       <w:r>
         <w:rPr>
@@ -1173,8 +1159,6 @@
           <w:rFonts w:asciiTheme="minorHAnsi" w:hAnsiTheme="minorHAnsi" w:cstheme="minorBidi"/>
           <w:b/>
           <w:bCs/>
-          <w:sz w:val="22"/>
-          <w:szCs w:val="22"/>
         </w:rPr>
       </w:sdtEndPr>
       <w:sdtContent>
@@ -1183,6 +1167,8 @@
             <w:pStyle w:val="a8"/>
             <w:rPr>
               <w:noProof/>
+              <w:sz w:val="24"/>
+              <w:szCs w:val="24"/>
             </w:rPr>
           </w:pPr>
           <w:r>
@@ -1229,6 +1215,8 @@
             <w:rPr>
               <w:rFonts w:eastAsiaTheme="minorEastAsia"/>
               <w:noProof/>
+              <w:sz w:val="24"/>
+              <w:szCs w:val="24"/>
               <w:lang w:eastAsia="ru-RU"/>
             </w:rPr>
           </w:pPr>
@@ -1238,6 +1226,8 @@
                 <w:rStyle w:val="a9"/>
                 <w:rFonts w:ascii="Times New Roman" w:hAnsi="Times New Roman" w:cs="Times New Roman"/>
                 <w:noProof/>
+                <w:sz w:val="24"/>
+                <w:szCs w:val="24"/>
               </w:rPr>
               <w:t>1.</w:t>
             </w:r>
@@ -1245,6 +1235,8 @@
               <w:rPr>
                 <w:rFonts w:eastAsiaTheme="minorEastAsia"/>
                 <w:noProof/>
+                <w:sz w:val="24"/>
+                <w:szCs w:val="24"/>
                 <w:lang w:eastAsia="ru-RU"/>
               </w:rPr>
               <w:tab/>
@@ -1254,6 +1246,8 @@
                 <w:rStyle w:val="a9"/>
                 <w:rFonts w:ascii="Times New Roman" w:hAnsi="Times New Roman" w:cs="Times New Roman"/>
                 <w:noProof/>
+                <w:sz w:val="24"/>
+                <w:szCs w:val="24"/>
               </w:rPr>
               <w:t>Описание  игры</w:t>
             </w:r>
@@ -1261,6 +1255,8 @@
               <w:rPr>
                 <w:noProof/>
                 <w:webHidden/>
+                <w:sz w:val="24"/>
+                <w:szCs w:val="24"/>
               </w:rPr>
               <w:tab/>
             </w:r>
@@ -1268,6 +1264,8 @@
               <w:rPr>
                 <w:noProof/>
                 <w:webHidden/>
+                <w:sz w:val="24"/>
+                <w:szCs w:val="24"/>
               </w:rPr>
               <w:fldChar w:fldCharType="begin"/>
             </w:r>
@@ -1275,6 +1273,8 @@
               <w:rPr>
                 <w:noProof/>
                 <w:webHidden/>
+                <w:sz w:val="24"/>
+                <w:szCs w:val="24"/>
               </w:rPr>
               <w:instrText xml:space="preserve"> PAGEREF _Toc109596780 \h </w:instrText>
             </w:r>
@@ -1282,12 +1282,16 @@
               <w:rPr>
                 <w:noProof/>
                 <w:webHidden/>
-              </w:rPr>
-            </w:r>
-            <w:r>
-              <w:rPr>
-                <w:noProof/>
-                <w:webHidden/>
+                <w:sz w:val="24"/>
+                <w:szCs w:val="24"/>
+              </w:rPr>
+            </w:r>
+            <w:r>
+              <w:rPr>
+                <w:noProof/>
+                <w:webHidden/>
+                <w:sz w:val="24"/>
+                <w:szCs w:val="24"/>
               </w:rPr>
               <w:fldChar w:fldCharType="separate"/>
             </w:r>
@@ -1295,6 +1299,8 @@
               <w:rPr>
                 <w:noProof/>
                 <w:webHidden/>
+                <w:sz w:val="24"/>
+                <w:szCs w:val="24"/>
               </w:rPr>
               <w:t>4</w:t>
             </w:r>
@@ -1302,6 +1308,8 @@
               <w:rPr>
                 <w:noProof/>
                 <w:webHidden/>
+                <w:sz w:val="24"/>
+                <w:szCs w:val="24"/>
               </w:rPr>
               <w:fldChar w:fldCharType="end"/>
             </w:r>
@@ -1317,6 +1325,8 @@
             <w:rPr>
               <w:rFonts w:eastAsiaTheme="minorEastAsia"/>
               <w:noProof/>
+              <w:sz w:val="24"/>
+              <w:szCs w:val="24"/>
               <w:lang w:eastAsia="ru-RU"/>
             </w:rPr>
           </w:pPr>
@@ -1326,6 +1336,8 @@
                 <w:rStyle w:val="a9"/>
                 <w:rFonts w:ascii="Times New Roman" w:hAnsi="Times New Roman" w:cs="Times New Roman"/>
                 <w:noProof/>
+                <w:sz w:val="24"/>
+                <w:szCs w:val="24"/>
               </w:rPr>
               <w:t>1.1.</w:t>
             </w:r>
@@ -1333,6 +1345,8 @@
               <w:rPr>
                 <w:rFonts w:eastAsiaTheme="minorEastAsia"/>
                 <w:noProof/>
+                <w:sz w:val="24"/>
+                <w:szCs w:val="24"/>
                 <w:lang w:eastAsia="ru-RU"/>
               </w:rPr>
               <w:tab/>
@@ -1342,6 +1356,8 @@
                 <w:rStyle w:val="a9"/>
                 <w:rFonts w:ascii="Times New Roman" w:hAnsi="Times New Roman" w:cs="Times New Roman"/>
                 <w:noProof/>
+                <w:sz w:val="24"/>
+                <w:szCs w:val="24"/>
               </w:rPr>
               <w:t>Игровая доска</w:t>
             </w:r>
@@ -1349,6 +1365,8 @@
               <w:rPr>
                 <w:noProof/>
                 <w:webHidden/>
+                <w:sz w:val="24"/>
+                <w:szCs w:val="24"/>
               </w:rPr>
               <w:tab/>
             </w:r>
@@ -1356,6 +1374,8 @@
               <w:rPr>
                 <w:noProof/>
                 <w:webHidden/>
+                <w:sz w:val="24"/>
+                <w:szCs w:val="24"/>
               </w:rPr>
               <w:fldChar w:fldCharType="begin"/>
             </w:r>
@@ -1363,6 +1383,8 @@
               <w:rPr>
                 <w:noProof/>
                 <w:webHidden/>
+                <w:sz w:val="24"/>
+                <w:szCs w:val="24"/>
               </w:rPr>
               <w:instrText xml:space="preserve"> PAGEREF _Toc109596781 \h </w:instrText>
             </w:r>
@@ -1370,12 +1392,16 @@
               <w:rPr>
                 <w:noProof/>
                 <w:webHidden/>
-              </w:rPr>
-            </w:r>
-            <w:r>
-              <w:rPr>
-                <w:noProof/>
-                <w:webHidden/>
+                <w:sz w:val="24"/>
+                <w:szCs w:val="24"/>
+              </w:rPr>
+            </w:r>
+            <w:r>
+              <w:rPr>
+                <w:noProof/>
+                <w:webHidden/>
+                <w:sz w:val="24"/>
+                <w:szCs w:val="24"/>
               </w:rPr>
               <w:fldChar w:fldCharType="separate"/>
             </w:r>
@@ -1383,6 +1409,8 @@
               <w:rPr>
                 <w:noProof/>
                 <w:webHidden/>
+                <w:sz w:val="24"/>
+                <w:szCs w:val="24"/>
               </w:rPr>
               <w:t>4</w:t>
             </w:r>
@@ -1390,6 +1418,8 @@
               <w:rPr>
                 <w:noProof/>
                 <w:webHidden/>
+                <w:sz w:val="24"/>
+                <w:szCs w:val="24"/>
               </w:rPr>
               <w:fldChar w:fldCharType="end"/>
             </w:r>
@@ -1405,6 +1435,8 @@
             <w:rPr>
               <w:rFonts w:eastAsiaTheme="minorEastAsia"/>
               <w:noProof/>
+              <w:sz w:val="24"/>
+              <w:szCs w:val="24"/>
               <w:lang w:eastAsia="ru-RU"/>
             </w:rPr>
           </w:pPr>
@@ -1414,6 +1446,8 @@
                 <w:rStyle w:val="a9"/>
                 <w:rFonts w:ascii="Times New Roman" w:hAnsi="Times New Roman" w:cs="Times New Roman"/>
                 <w:noProof/>
+                <w:sz w:val="24"/>
+                <w:szCs w:val="24"/>
               </w:rPr>
               <w:t>1.2.</w:t>
             </w:r>
@@ -1421,6 +1455,8 @@
               <w:rPr>
                 <w:rFonts w:eastAsiaTheme="minorEastAsia"/>
                 <w:noProof/>
+                <w:sz w:val="24"/>
+                <w:szCs w:val="24"/>
                 <w:lang w:eastAsia="ru-RU"/>
               </w:rPr>
               <w:tab/>
@@ -1430,6 +1466,8 @@
                 <w:rStyle w:val="a9"/>
                 <w:rFonts w:ascii="Times New Roman" w:hAnsi="Times New Roman" w:cs="Times New Roman"/>
                 <w:noProof/>
+                <w:sz w:val="24"/>
+                <w:szCs w:val="24"/>
               </w:rPr>
               <w:t>Правила</w:t>
             </w:r>
@@ -1437,6 +1475,8 @@
               <w:rPr>
                 <w:noProof/>
                 <w:webHidden/>
+                <w:sz w:val="24"/>
+                <w:szCs w:val="24"/>
               </w:rPr>
               <w:tab/>
             </w:r>
@@ -1444,6 +1484,8 @@
               <w:rPr>
                 <w:noProof/>
                 <w:webHidden/>
+                <w:sz w:val="24"/>
+                <w:szCs w:val="24"/>
               </w:rPr>
               <w:fldChar w:fldCharType="begin"/>
             </w:r>
@@ -1451,6 +1493,8 @@
               <w:rPr>
                 <w:noProof/>
                 <w:webHidden/>
+                <w:sz w:val="24"/>
+                <w:szCs w:val="24"/>
               </w:rPr>
               <w:instrText xml:space="preserve"> PAGEREF _Toc109596782 \h </w:instrText>
             </w:r>
@@ -1458,12 +1502,16 @@
               <w:rPr>
                 <w:noProof/>
                 <w:webHidden/>
-              </w:rPr>
-            </w:r>
-            <w:r>
-              <w:rPr>
-                <w:noProof/>
-                <w:webHidden/>
+                <w:sz w:val="24"/>
+                <w:szCs w:val="24"/>
+              </w:rPr>
+            </w:r>
+            <w:r>
+              <w:rPr>
+                <w:noProof/>
+                <w:webHidden/>
+                <w:sz w:val="24"/>
+                <w:szCs w:val="24"/>
               </w:rPr>
               <w:fldChar w:fldCharType="separate"/>
             </w:r>
@@ -1471,6 +1519,8 @@
               <w:rPr>
                 <w:noProof/>
                 <w:webHidden/>
+                <w:sz w:val="24"/>
+                <w:szCs w:val="24"/>
               </w:rPr>
               <w:t>4</w:t>
             </w:r>
@@ -1478,6 +1528,8 @@
               <w:rPr>
                 <w:noProof/>
                 <w:webHidden/>
+                <w:sz w:val="24"/>
+                <w:szCs w:val="24"/>
               </w:rPr>
               <w:fldChar w:fldCharType="end"/>
             </w:r>
@@ -1487,12 +1539,14 @@
           <w:pPr>
             <w:pStyle w:val="31"/>
             <w:tabs>
-              <w:tab w:val="left" w:pos="1100"/>
+              <w:tab w:val="left" w:pos="851"/>
               <w:tab w:val="right" w:leader="dot" w:pos="9345"/>
             </w:tabs>
             <w:rPr>
               <w:rFonts w:eastAsiaTheme="minorEastAsia"/>
               <w:noProof/>
+              <w:sz w:val="24"/>
+              <w:szCs w:val="24"/>
               <w:lang w:eastAsia="ru-RU"/>
             </w:rPr>
           </w:pPr>
@@ -1502,6 +1556,8 @@
                 <w:rStyle w:val="a9"/>
                 <w:rFonts w:ascii="Times New Roman" w:hAnsi="Times New Roman" w:cs="Times New Roman"/>
                 <w:noProof/>
+                <w:sz w:val="24"/>
+                <w:szCs w:val="24"/>
               </w:rPr>
               <w:t>1.3.</w:t>
             </w:r>
@@ -1509,6 +1565,8 @@
               <w:rPr>
                 <w:rFonts w:eastAsiaTheme="minorEastAsia"/>
                 <w:noProof/>
+                <w:sz w:val="24"/>
+                <w:szCs w:val="24"/>
                 <w:lang w:eastAsia="ru-RU"/>
               </w:rPr>
               <w:tab/>
@@ -1518,6 +1576,8 @@
                 <w:rStyle w:val="a9"/>
                 <w:rFonts w:ascii="Times New Roman" w:hAnsi="Times New Roman" w:cs="Times New Roman"/>
                 <w:noProof/>
+                <w:sz w:val="24"/>
+                <w:szCs w:val="24"/>
               </w:rPr>
               <w:t>Фигуры</w:t>
             </w:r>
@@ -1525,6 +1585,8 @@
               <w:rPr>
                 <w:noProof/>
                 <w:webHidden/>
+                <w:sz w:val="24"/>
+                <w:szCs w:val="24"/>
               </w:rPr>
               <w:tab/>
             </w:r>
@@ -1532,6 +1594,8 @@
               <w:rPr>
                 <w:noProof/>
                 <w:webHidden/>
+                <w:sz w:val="24"/>
+                <w:szCs w:val="24"/>
               </w:rPr>
               <w:fldChar w:fldCharType="begin"/>
             </w:r>
@@ -1539,6 +1603,8 @@
               <w:rPr>
                 <w:noProof/>
                 <w:webHidden/>
+                <w:sz w:val="24"/>
+                <w:szCs w:val="24"/>
               </w:rPr>
               <w:instrText xml:space="preserve"> PAGEREF _Toc109596783 \h </w:instrText>
             </w:r>
@@ -1546,12 +1612,16 @@
               <w:rPr>
                 <w:noProof/>
                 <w:webHidden/>
-              </w:rPr>
-            </w:r>
-            <w:r>
-              <w:rPr>
-                <w:noProof/>
-                <w:webHidden/>
+                <w:sz w:val="24"/>
+                <w:szCs w:val="24"/>
+              </w:rPr>
+            </w:r>
+            <w:r>
+              <w:rPr>
+                <w:noProof/>
+                <w:webHidden/>
+                <w:sz w:val="24"/>
+                <w:szCs w:val="24"/>
               </w:rPr>
               <w:fldChar w:fldCharType="separate"/>
             </w:r>
@@ -1559,6 +1629,8 @@
               <w:rPr>
                 <w:noProof/>
                 <w:webHidden/>
+                <w:sz w:val="24"/>
+                <w:szCs w:val="24"/>
               </w:rPr>
               <w:t>4</w:t>
             </w:r>
@@ -1566,6 +1638,8 @@
               <w:rPr>
                 <w:noProof/>
                 <w:webHidden/>
+                <w:sz w:val="24"/>
+                <w:szCs w:val="24"/>
               </w:rPr>
               <w:fldChar w:fldCharType="end"/>
             </w:r>
@@ -1581,6 +1655,8 @@
             <w:rPr>
               <w:rFonts w:eastAsiaTheme="minorEastAsia"/>
               <w:noProof/>
+              <w:sz w:val="24"/>
+              <w:szCs w:val="24"/>
               <w:lang w:eastAsia="ru-RU"/>
             </w:rPr>
           </w:pPr>
@@ -1590,6 +1666,8 @@
                 <w:rStyle w:val="a9"/>
                 <w:rFonts w:ascii="Times New Roman" w:hAnsi="Times New Roman" w:cs="Times New Roman"/>
                 <w:noProof/>
+                <w:sz w:val="24"/>
+                <w:szCs w:val="24"/>
               </w:rPr>
               <w:t>2.</w:t>
             </w:r>
@@ -1597,6 +1675,8 @@
               <w:rPr>
                 <w:rFonts w:eastAsiaTheme="minorEastAsia"/>
                 <w:noProof/>
+                <w:sz w:val="24"/>
+                <w:szCs w:val="24"/>
                 <w:lang w:eastAsia="ru-RU"/>
               </w:rPr>
               <w:tab/>
@@ -1606,6 +1686,8 @@
                 <w:rStyle w:val="a9"/>
                 <w:rFonts w:ascii="Times New Roman" w:hAnsi="Times New Roman" w:cs="Times New Roman"/>
                 <w:noProof/>
+                <w:sz w:val="24"/>
+                <w:szCs w:val="24"/>
               </w:rPr>
               <w:t>Выбор технологии и ее обоснование</w:t>
             </w:r>
@@ -1613,6 +1695,8 @@
               <w:rPr>
                 <w:noProof/>
                 <w:webHidden/>
+                <w:sz w:val="24"/>
+                <w:szCs w:val="24"/>
               </w:rPr>
               <w:tab/>
             </w:r>
@@ -1620,6 +1704,8 @@
               <w:rPr>
                 <w:noProof/>
                 <w:webHidden/>
+                <w:sz w:val="24"/>
+                <w:szCs w:val="24"/>
               </w:rPr>
               <w:fldChar w:fldCharType="begin"/>
             </w:r>
@@ -1627,6 +1713,8 @@
               <w:rPr>
                 <w:noProof/>
                 <w:webHidden/>
+                <w:sz w:val="24"/>
+                <w:szCs w:val="24"/>
               </w:rPr>
               <w:instrText xml:space="preserve"> PAGEREF _Toc109596784 \h </w:instrText>
             </w:r>
@@ -1634,12 +1722,16 @@
               <w:rPr>
                 <w:noProof/>
                 <w:webHidden/>
-              </w:rPr>
-            </w:r>
-            <w:r>
-              <w:rPr>
-                <w:noProof/>
-                <w:webHidden/>
+                <w:sz w:val="24"/>
+                <w:szCs w:val="24"/>
+              </w:rPr>
+            </w:r>
+            <w:r>
+              <w:rPr>
+                <w:noProof/>
+                <w:webHidden/>
+                <w:sz w:val="24"/>
+                <w:szCs w:val="24"/>
               </w:rPr>
               <w:fldChar w:fldCharType="separate"/>
             </w:r>
@@ -1647,6 +1739,8 @@
               <w:rPr>
                 <w:noProof/>
                 <w:webHidden/>
+                <w:sz w:val="24"/>
+                <w:szCs w:val="24"/>
               </w:rPr>
               <w:t>4</w:t>
             </w:r>
@@ -1654,6 +1748,8 @@
               <w:rPr>
                 <w:noProof/>
                 <w:webHidden/>
+                <w:sz w:val="24"/>
+                <w:szCs w:val="24"/>
               </w:rPr>
               <w:fldChar w:fldCharType="end"/>
             </w:r>
@@ -1669,6 +1765,8 @@
             <w:rPr>
               <w:rFonts w:eastAsiaTheme="minorEastAsia"/>
               <w:noProof/>
+              <w:sz w:val="24"/>
+              <w:szCs w:val="24"/>
               <w:lang w:eastAsia="ru-RU"/>
             </w:rPr>
           </w:pPr>
@@ -1678,6 +1776,8 @@
                 <w:rStyle w:val="a9"/>
                 <w:rFonts w:ascii="Times New Roman" w:hAnsi="Times New Roman" w:cs="Times New Roman"/>
                 <w:noProof/>
+                <w:sz w:val="24"/>
+                <w:szCs w:val="24"/>
               </w:rPr>
               <w:t>3.</w:t>
             </w:r>
@@ -1685,6 +1785,8 @@
               <w:rPr>
                 <w:rFonts w:eastAsiaTheme="minorEastAsia"/>
                 <w:noProof/>
+                <w:sz w:val="24"/>
+                <w:szCs w:val="24"/>
                 <w:lang w:eastAsia="ru-RU"/>
               </w:rPr>
               <w:tab/>
@@ -1694,6 +1796,8 @@
                 <w:rStyle w:val="a9"/>
                 <w:rFonts w:ascii="Times New Roman" w:hAnsi="Times New Roman" w:cs="Times New Roman"/>
                 <w:noProof/>
+                <w:sz w:val="24"/>
+                <w:szCs w:val="24"/>
               </w:rPr>
               <w:t>Структура разработанного приложения</w:t>
             </w:r>
@@ -1701,6 +1805,8 @@
               <w:rPr>
                 <w:noProof/>
                 <w:webHidden/>
+                <w:sz w:val="24"/>
+                <w:szCs w:val="24"/>
               </w:rPr>
               <w:tab/>
             </w:r>
@@ -1708,6 +1814,8 @@
               <w:rPr>
                 <w:noProof/>
                 <w:webHidden/>
+                <w:sz w:val="24"/>
+                <w:szCs w:val="24"/>
               </w:rPr>
               <w:fldChar w:fldCharType="begin"/>
             </w:r>
@@ -1715,6 +1823,8 @@
               <w:rPr>
                 <w:noProof/>
                 <w:webHidden/>
+                <w:sz w:val="24"/>
+                <w:szCs w:val="24"/>
               </w:rPr>
               <w:instrText xml:space="preserve"> PAGEREF _Toc109596785 \h </w:instrText>
             </w:r>
@@ -1722,12 +1832,16 @@
               <w:rPr>
                 <w:noProof/>
                 <w:webHidden/>
-              </w:rPr>
-            </w:r>
-            <w:r>
-              <w:rPr>
-                <w:noProof/>
-                <w:webHidden/>
+                <w:sz w:val="24"/>
+                <w:szCs w:val="24"/>
+              </w:rPr>
+            </w:r>
+            <w:r>
+              <w:rPr>
+                <w:noProof/>
+                <w:webHidden/>
+                <w:sz w:val="24"/>
+                <w:szCs w:val="24"/>
               </w:rPr>
               <w:fldChar w:fldCharType="separate"/>
             </w:r>
@@ -1735,6 +1849,8 @@
               <w:rPr>
                 <w:noProof/>
                 <w:webHidden/>
+                <w:sz w:val="24"/>
+                <w:szCs w:val="24"/>
               </w:rPr>
               <w:t>4</w:t>
             </w:r>
@@ -1742,6 +1858,8 @@
               <w:rPr>
                 <w:noProof/>
                 <w:webHidden/>
+                <w:sz w:val="24"/>
+                <w:szCs w:val="24"/>
               </w:rPr>
               <w:fldChar w:fldCharType="end"/>
             </w:r>
@@ -1757,6 +1875,8 @@
             <w:rPr>
               <w:rFonts w:eastAsiaTheme="minorEastAsia"/>
               <w:noProof/>
+              <w:sz w:val="24"/>
+              <w:szCs w:val="24"/>
               <w:lang w:eastAsia="ru-RU"/>
             </w:rPr>
           </w:pPr>
@@ -1766,6 +1886,8 @@
                 <w:rStyle w:val="a9"/>
                 <w:rFonts w:ascii="Times New Roman" w:hAnsi="Times New Roman" w:cs="Times New Roman"/>
                 <w:noProof/>
+                <w:sz w:val="24"/>
+                <w:szCs w:val="24"/>
               </w:rPr>
               <w:t>3.1.</w:t>
             </w:r>
@@ -1773,6 +1895,8 @@
               <w:rPr>
                 <w:rFonts w:eastAsiaTheme="minorEastAsia"/>
                 <w:noProof/>
+                <w:sz w:val="24"/>
+                <w:szCs w:val="24"/>
                 <w:lang w:eastAsia="ru-RU"/>
               </w:rPr>
               <w:tab/>
@@ -1782,6 +1906,8 @@
                 <w:rStyle w:val="a9"/>
                 <w:rFonts w:ascii="Times New Roman" w:hAnsi="Times New Roman" w:cs="Times New Roman"/>
                 <w:noProof/>
+                <w:sz w:val="24"/>
+                <w:szCs w:val="24"/>
               </w:rPr>
               <w:t>Архитектура</w:t>
             </w:r>
@@ -1789,6 +1915,8 @@
               <w:rPr>
                 <w:noProof/>
                 <w:webHidden/>
+                <w:sz w:val="24"/>
+                <w:szCs w:val="24"/>
               </w:rPr>
               <w:tab/>
             </w:r>
@@ -1796,6 +1924,8 @@
               <w:rPr>
                 <w:noProof/>
                 <w:webHidden/>
+                <w:sz w:val="24"/>
+                <w:szCs w:val="24"/>
               </w:rPr>
               <w:fldChar w:fldCharType="begin"/>
             </w:r>
@@ -1803,6 +1933,8 @@
               <w:rPr>
                 <w:noProof/>
                 <w:webHidden/>
+                <w:sz w:val="24"/>
+                <w:szCs w:val="24"/>
               </w:rPr>
               <w:instrText xml:space="preserve"> PAGEREF _Toc109596786 \h </w:instrText>
             </w:r>
@@ -1810,12 +1942,16 @@
               <w:rPr>
                 <w:noProof/>
                 <w:webHidden/>
-              </w:rPr>
-            </w:r>
-            <w:r>
-              <w:rPr>
-                <w:noProof/>
-                <w:webHidden/>
+                <w:sz w:val="24"/>
+                <w:szCs w:val="24"/>
+              </w:rPr>
+            </w:r>
+            <w:r>
+              <w:rPr>
+                <w:noProof/>
+                <w:webHidden/>
+                <w:sz w:val="24"/>
+                <w:szCs w:val="24"/>
               </w:rPr>
               <w:fldChar w:fldCharType="separate"/>
             </w:r>
@@ -1823,6 +1959,8 @@
               <w:rPr>
                 <w:noProof/>
                 <w:webHidden/>
+                <w:sz w:val="24"/>
+                <w:szCs w:val="24"/>
               </w:rPr>
               <w:t>4</w:t>
             </w:r>
@@ -1830,6 +1968,8 @@
               <w:rPr>
                 <w:noProof/>
                 <w:webHidden/>
+                <w:sz w:val="24"/>
+                <w:szCs w:val="24"/>
               </w:rPr>
               <w:fldChar w:fldCharType="end"/>
             </w:r>
@@ -1845,6 +1985,8 @@
             <w:rPr>
               <w:rFonts w:eastAsiaTheme="minorEastAsia"/>
               <w:noProof/>
+              <w:sz w:val="24"/>
+              <w:szCs w:val="24"/>
               <w:lang w:eastAsia="ru-RU"/>
             </w:rPr>
           </w:pPr>
@@ -1854,6 +1996,8 @@
                 <w:rStyle w:val="a9"/>
                 <w:rFonts w:ascii="Times New Roman" w:hAnsi="Times New Roman" w:cs="Times New Roman"/>
                 <w:noProof/>
+                <w:sz w:val="24"/>
+                <w:szCs w:val="24"/>
               </w:rPr>
               <w:t>3.1.1.</w:t>
             </w:r>
@@ -1861,6 +2005,8 @@
               <w:rPr>
                 <w:rFonts w:eastAsiaTheme="minorEastAsia"/>
                 <w:noProof/>
+                <w:sz w:val="24"/>
+                <w:szCs w:val="24"/>
                 <w:lang w:eastAsia="ru-RU"/>
               </w:rPr>
               <w:tab/>
@@ -1870,6 +2016,8 @@
                 <w:rStyle w:val="a9"/>
                 <w:rFonts w:ascii="Times New Roman" w:hAnsi="Times New Roman" w:cs="Times New Roman"/>
                 <w:noProof/>
+                <w:sz w:val="24"/>
+                <w:szCs w:val="24"/>
               </w:rPr>
               <w:t xml:space="preserve">Паттерн </w:t>
             </w:r>
@@ -1878,6 +2026,8 @@
                 <w:rStyle w:val="a9"/>
                 <w:rFonts w:ascii="Times New Roman" w:hAnsi="Times New Roman" w:cs="Times New Roman"/>
                 <w:noProof/>
+                <w:sz w:val="24"/>
+                <w:szCs w:val="24"/>
                 <w:lang w:val="en-US"/>
               </w:rPr>
               <w:t>MVC</w:t>
@@ -1886,6 +2036,8 @@
               <w:rPr>
                 <w:noProof/>
                 <w:webHidden/>
+                <w:sz w:val="24"/>
+                <w:szCs w:val="24"/>
               </w:rPr>
               <w:tab/>
             </w:r>
@@ -1893,6 +2045,8 @@
               <w:rPr>
                 <w:noProof/>
                 <w:webHidden/>
+                <w:sz w:val="24"/>
+                <w:szCs w:val="24"/>
               </w:rPr>
               <w:fldChar w:fldCharType="begin"/>
             </w:r>
@@ -1900,6 +2054,8 @@
               <w:rPr>
                 <w:noProof/>
                 <w:webHidden/>
+                <w:sz w:val="24"/>
+                <w:szCs w:val="24"/>
               </w:rPr>
               <w:instrText xml:space="preserve"> PAGEREF _Toc109596787 \h </w:instrText>
             </w:r>
@@ -1907,12 +2063,16 @@
               <w:rPr>
                 <w:noProof/>
                 <w:webHidden/>
-              </w:rPr>
-            </w:r>
-            <w:r>
-              <w:rPr>
-                <w:noProof/>
-                <w:webHidden/>
+                <w:sz w:val="24"/>
+                <w:szCs w:val="24"/>
+              </w:rPr>
+            </w:r>
+            <w:r>
+              <w:rPr>
+                <w:noProof/>
+                <w:webHidden/>
+                <w:sz w:val="24"/>
+                <w:szCs w:val="24"/>
               </w:rPr>
               <w:fldChar w:fldCharType="separate"/>
             </w:r>
@@ -1920,6 +2080,8 @@
               <w:rPr>
                 <w:noProof/>
                 <w:webHidden/>
+                <w:sz w:val="24"/>
+                <w:szCs w:val="24"/>
               </w:rPr>
               <w:t>4</w:t>
             </w:r>
@@ -1927,6 +2089,8 @@
               <w:rPr>
                 <w:noProof/>
                 <w:webHidden/>
+                <w:sz w:val="24"/>
+                <w:szCs w:val="24"/>
               </w:rPr>
               <w:fldChar w:fldCharType="end"/>
             </w:r>
@@ -1942,6 +2106,8 @@
             <w:rPr>
               <w:rFonts w:eastAsiaTheme="minorEastAsia"/>
               <w:noProof/>
+              <w:sz w:val="24"/>
+              <w:szCs w:val="24"/>
               <w:lang w:eastAsia="ru-RU"/>
             </w:rPr>
           </w:pPr>
@@ -1951,6 +2117,8 @@
                 <w:rStyle w:val="a9"/>
                 <w:rFonts w:ascii="Times New Roman" w:hAnsi="Times New Roman" w:cs="Times New Roman"/>
                 <w:noProof/>
+                <w:sz w:val="24"/>
+                <w:szCs w:val="24"/>
               </w:rPr>
               <w:t>3.1.2.</w:t>
             </w:r>
@@ -1958,6 +2126,8 @@
               <w:rPr>
                 <w:rFonts w:eastAsiaTheme="minorEastAsia"/>
                 <w:noProof/>
+                <w:sz w:val="24"/>
+                <w:szCs w:val="24"/>
                 <w:lang w:eastAsia="ru-RU"/>
               </w:rPr>
               <w:tab/>
@@ -1967,6 +2137,8 @@
                 <w:rStyle w:val="a9"/>
                 <w:rFonts w:ascii="Times New Roman" w:hAnsi="Times New Roman" w:cs="Times New Roman"/>
                 <w:noProof/>
+                <w:sz w:val="24"/>
+                <w:szCs w:val="24"/>
               </w:rPr>
               <w:t>Обоснование выбора архитектурного паттерна</w:t>
             </w:r>
@@ -1974,6 +2146,8 @@
               <w:rPr>
                 <w:noProof/>
                 <w:webHidden/>
+                <w:sz w:val="24"/>
+                <w:szCs w:val="24"/>
               </w:rPr>
               <w:tab/>
             </w:r>
@@ -1981,6 +2155,8 @@
               <w:rPr>
                 <w:noProof/>
                 <w:webHidden/>
+                <w:sz w:val="24"/>
+                <w:szCs w:val="24"/>
               </w:rPr>
               <w:fldChar w:fldCharType="begin"/>
             </w:r>
@@ -1988,6 +2164,8 @@
               <w:rPr>
                 <w:noProof/>
                 <w:webHidden/>
+                <w:sz w:val="24"/>
+                <w:szCs w:val="24"/>
               </w:rPr>
               <w:instrText xml:space="preserve"> PAGEREF _Toc109596788 \h </w:instrText>
             </w:r>
@@ -1995,12 +2173,16 @@
               <w:rPr>
                 <w:noProof/>
                 <w:webHidden/>
-              </w:rPr>
-            </w:r>
-            <w:r>
-              <w:rPr>
-                <w:noProof/>
-                <w:webHidden/>
+                <w:sz w:val="24"/>
+                <w:szCs w:val="24"/>
+              </w:rPr>
+            </w:r>
+            <w:r>
+              <w:rPr>
+                <w:noProof/>
+                <w:webHidden/>
+                <w:sz w:val="24"/>
+                <w:szCs w:val="24"/>
               </w:rPr>
               <w:fldChar w:fldCharType="separate"/>
             </w:r>
@@ -2008,6 +2190,8 @@
               <w:rPr>
                 <w:noProof/>
                 <w:webHidden/>
+                <w:sz w:val="24"/>
+                <w:szCs w:val="24"/>
               </w:rPr>
               <w:t>4</w:t>
             </w:r>
@@ -2015,6 +2199,8 @@
               <w:rPr>
                 <w:noProof/>
                 <w:webHidden/>
+                <w:sz w:val="24"/>
+                <w:szCs w:val="24"/>
               </w:rPr>
               <w:fldChar w:fldCharType="end"/>
             </w:r>
@@ -2030,6 +2216,8 @@
             <w:rPr>
               <w:rFonts w:eastAsiaTheme="minorEastAsia"/>
               <w:noProof/>
+              <w:sz w:val="24"/>
+              <w:szCs w:val="24"/>
               <w:lang w:eastAsia="ru-RU"/>
             </w:rPr>
           </w:pPr>
@@ -2039,6 +2227,8 @@
                 <w:rStyle w:val="a9"/>
                 <w:rFonts w:ascii="Times New Roman" w:hAnsi="Times New Roman" w:cs="Times New Roman"/>
                 <w:noProof/>
+                <w:sz w:val="24"/>
+                <w:szCs w:val="24"/>
               </w:rPr>
               <w:t>3.2.</w:t>
             </w:r>
@@ -2046,6 +2236,8 @@
               <w:rPr>
                 <w:rFonts w:eastAsiaTheme="minorEastAsia"/>
                 <w:noProof/>
+                <w:sz w:val="24"/>
+                <w:szCs w:val="24"/>
                 <w:lang w:eastAsia="ru-RU"/>
               </w:rPr>
               <w:tab/>
@@ -2055,6 +2247,8 @@
                 <w:rStyle w:val="a9"/>
                 <w:rFonts w:ascii="Times New Roman" w:hAnsi="Times New Roman" w:cs="Times New Roman"/>
                 <w:noProof/>
+                <w:sz w:val="24"/>
+                <w:szCs w:val="24"/>
               </w:rPr>
               <w:t>Модель</w:t>
             </w:r>
@@ -2062,6 +2256,8 @@
               <w:rPr>
                 <w:noProof/>
                 <w:webHidden/>
+                <w:sz w:val="24"/>
+                <w:szCs w:val="24"/>
               </w:rPr>
               <w:tab/>
             </w:r>
@@ -2069,6 +2265,8 @@
               <w:rPr>
                 <w:noProof/>
                 <w:webHidden/>
+                <w:sz w:val="24"/>
+                <w:szCs w:val="24"/>
               </w:rPr>
               <w:fldChar w:fldCharType="begin"/>
             </w:r>
@@ -2076,6 +2274,8 @@
               <w:rPr>
                 <w:noProof/>
                 <w:webHidden/>
+                <w:sz w:val="24"/>
+                <w:szCs w:val="24"/>
               </w:rPr>
               <w:instrText xml:space="preserve"> PAGEREF _Toc109596789 \h </w:instrText>
             </w:r>
@@ -2083,12 +2283,16 @@
               <w:rPr>
                 <w:noProof/>
                 <w:webHidden/>
-              </w:rPr>
-            </w:r>
-            <w:r>
-              <w:rPr>
-                <w:noProof/>
-                <w:webHidden/>
+                <w:sz w:val="24"/>
+                <w:szCs w:val="24"/>
+              </w:rPr>
+            </w:r>
+            <w:r>
+              <w:rPr>
+                <w:noProof/>
+                <w:webHidden/>
+                <w:sz w:val="24"/>
+                <w:szCs w:val="24"/>
               </w:rPr>
               <w:fldChar w:fldCharType="separate"/>
             </w:r>
@@ -2096,6 +2300,8 @@
               <w:rPr>
                 <w:noProof/>
                 <w:webHidden/>
+                <w:sz w:val="24"/>
+                <w:szCs w:val="24"/>
               </w:rPr>
               <w:t>4</w:t>
             </w:r>
@@ -2103,6 +2309,8 @@
               <w:rPr>
                 <w:noProof/>
                 <w:webHidden/>
+                <w:sz w:val="24"/>
+                <w:szCs w:val="24"/>
               </w:rPr>
               <w:fldChar w:fldCharType="end"/>
             </w:r>
@@ -2118,6 +2326,8 @@
             <w:rPr>
               <w:rFonts w:eastAsiaTheme="minorEastAsia"/>
               <w:noProof/>
+              <w:sz w:val="24"/>
+              <w:szCs w:val="24"/>
               <w:lang w:eastAsia="ru-RU"/>
             </w:rPr>
           </w:pPr>
@@ -2127,6 +2337,8 @@
                 <w:rStyle w:val="a9"/>
                 <w:rFonts w:ascii="Times New Roman" w:hAnsi="Times New Roman" w:cs="Times New Roman"/>
                 <w:noProof/>
+                <w:sz w:val="24"/>
+                <w:szCs w:val="24"/>
               </w:rPr>
               <w:t>3.2.1.</w:t>
             </w:r>
@@ -2134,6 +2346,8 @@
               <w:rPr>
                 <w:rFonts w:eastAsiaTheme="minorEastAsia"/>
                 <w:noProof/>
+                <w:sz w:val="24"/>
+                <w:szCs w:val="24"/>
                 <w:lang w:eastAsia="ru-RU"/>
               </w:rPr>
               <w:tab/>
@@ -2143,6 +2357,8 @@
                 <w:rStyle w:val="a9"/>
                 <w:rFonts w:ascii="Times New Roman" w:hAnsi="Times New Roman" w:cs="Times New Roman"/>
                 <w:noProof/>
+                <w:sz w:val="24"/>
+                <w:szCs w:val="24"/>
               </w:rPr>
               <w:t>Структура модуля</w:t>
             </w:r>
@@ -2150,6 +2366,8 @@
               <w:rPr>
                 <w:noProof/>
                 <w:webHidden/>
+                <w:sz w:val="24"/>
+                <w:szCs w:val="24"/>
               </w:rPr>
               <w:tab/>
             </w:r>
@@ -2157,6 +2375,8 @@
               <w:rPr>
                 <w:noProof/>
                 <w:webHidden/>
+                <w:sz w:val="24"/>
+                <w:szCs w:val="24"/>
               </w:rPr>
               <w:fldChar w:fldCharType="begin"/>
             </w:r>
@@ -2164,6 +2384,8 @@
               <w:rPr>
                 <w:noProof/>
                 <w:webHidden/>
+                <w:sz w:val="24"/>
+                <w:szCs w:val="24"/>
               </w:rPr>
               <w:instrText xml:space="preserve"> PAGEREF _Toc109596790 \h </w:instrText>
             </w:r>
@@ -2171,12 +2393,16 @@
               <w:rPr>
                 <w:noProof/>
                 <w:webHidden/>
-              </w:rPr>
-            </w:r>
-            <w:r>
-              <w:rPr>
-                <w:noProof/>
-                <w:webHidden/>
+                <w:sz w:val="24"/>
+                <w:szCs w:val="24"/>
+              </w:rPr>
+            </w:r>
+            <w:r>
+              <w:rPr>
+                <w:noProof/>
+                <w:webHidden/>
+                <w:sz w:val="24"/>
+                <w:szCs w:val="24"/>
               </w:rPr>
               <w:fldChar w:fldCharType="separate"/>
             </w:r>
@@ -2184,6 +2410,8 @@
               <w:rPr>
                 <w:noProof/>
                 <w:webHidden/>
+                <w:sz w:val="24"/>
+                <w:szCs w:val="24"/>
               </w:rPr>
               <w:t>4</w:t>
             </w:r>
@@ -2191,6 +2419,8 @@
               <w:rPr>
                 <w:noProof/>
                 <w:webHidden/>
+                <w:sz w:val="24"/>
+                <w:szCs w:val="24"/>
               </w:rPr>
               <w:fldChar w:fldCharType="end"/>
             </w:r>
@@ -2206,6 +2436,8 @@
             <w:rPr>
               <w:rFonts w:eastAsiaTheme="minorEastAsia"/>
               <w:noProof/>
+              <w:sz w:val="24"/>
+              <w:szCs w:val="24"/>
               <w:lang w:eastAsia="ru-RU"/>
             </w:rPr>
           </w:pPr>
@@ -2215,6 +2447,8 @@
                 <w:rStyle w:val="a9"/>
                 <w:rFonts w:ascii="Times New Roman" w:hAnsi="Times New Roman" w:cs="Times New Roman"/>
                 <w:noProof/>
+                <w:sz w:val="24"/>
+                <w:szCs w:val="24"/>
               </w:rPr>
               <w:t>3.2.2.</w:t>
             </w:r>
@@ -2222,6 +2456,8 @@
               <w:rPr>
                 <w:rFonts w:eastAsiaTheme="minorEastAsia"/>
                 <w:noProof/>
+                <w:sz w:val="24"/>
+                <w:szCs w:val="24"/>
                 <w:lang w:eastAsia="ru-RU"/>
               </w:rPr>
               <w:tab/>
@@ -2231,6 +2467,8 @@
                 <w:rStyle w:val="a9"/>
                 <w:rFonts w:ascii="Times New Roman" w:hAnsi="Times New Roman" w:cs="Times New Roman"/>
                 <w:noProof/>
+                <w:sz w:val="24"/>
+                <w:szCs w:val="24"/>
               </w:rPr>
               <w:t>Основные классы</w:t>
             </w:r>
@@ -2238,6 +2476,8 @@
               <w:rPr>
                 <w:noProof/>
                 <w:webHidden/>
+                <w:sz w:val="24"/>
+                <w:szCs w:val="24"/>
               </w:rPr>
               <w:tab/>
             </w:r>
@@ -2245,6 +2485,8 @@
               <w:rPr>
                 <w:noProof/>
                 <w:webHidden/>
+                <w:sz w:val="24"/>
+                <w:szCs w:val="24"/>
               </w:rPr>
               <w:fldChar w:fldCharType="begin"/>
             </w:r>
@@ -2252,6 +2494,8 @@
               <w:rPr>
                 <w:noProof/>
                 <w:webHidden/>
+                <w:sz w:val="24"/>
+                <w:szCs w:val="24"/>
               </w:rPr>
               <w:instrText xml:space="preserve"> PAGEREF _Toc109596791 \h </w:instrText>
             </w:r>
@@ -2259,12 +2503,16 @@
               <w:rPr>
                 <w:noProof/>
                 <w:webHidden/>
-              </w:rPr>
-            </w:r>
-            <w:r>
-              <w:rPr>
-                <w:noProof/>
-                <w:webHidden/>
+                <w:sz w:val="24"/>
+                <w:szCs w:val="24"/>
+              </w:rPr>
+            </w:r>
+            <w:r>
+              <w:rPr>
+                <w:noProof/>
+                <w:webHidden/>
+                <w:sz w:val="24"/>
+                <w:szCs w:val="24"/>
               </w:rPr>
               <w:fldChar w:fldCharType="separate"/>
             </w:r>
@@ -2272,6 +2520,8 @@
               <w:rPr>
                 <w:noProof/>
                 <w:webHidden/>
+                <w:sz w:val="24"/>
+                <w:szCs w:val="24"/>
               </w:rPr>
               <w:t>4</w:t>
             </w:r>
@@ -2279,6 +2529,8 @@
               <w:rPr>
                 <w:noProof/>
                 <w:webHidden/>
+                <w:sz w:val="24"/>
+                <w:szCs w:val="24"/>
               </w:rPr>
               <w:fldChar w:fldCharType="end"/>
             </w:r>
@@ -2294,6 +2546,8 @@
             <w:rPr>
               <w:rFonts w:eastAsiaTheme="minorEastAsia"/>
               <w:noProof/>
+              <w:sz w:val="24"/>
+              <w:szCs w:val="24"/>
               <w:lang w:eastAsia="ru-RU"/>
             </w:rPr>
           </w:pPr>
@@ -2303,6 +2557,8 @@
                 <w:rStyle w:val="a9"/>
                 <w:rFonts w:ascii="Times New Roman" w:hAnsi="Times New Roman" w:cs="Times New Roman"/>
                 <w:noProof/>
+                <w:sz w:val="24"/>
+                <w:szCs w:val="24"/>
               </w:rPr>
               <w:t>3.3.</w:t>
             </w:r>
@@ -2310,6 +2566,8 @@
               <w:rPr>
                 <w:rFonts w:eastAsiaTheme="minorEastAsia"/>
                 <w:noProof/>
+                <w:sz w:val="24"/>
+                <w:szCs w:val="24"/>
                 <w:lang w:eastAsia="ru-RU"/>
               </w:rPr>
               <w:tab/>
@@ -2319,6 +2577,8 @@
                 <w:rStyle w:val="a9"/>
                 <w:rFonts w:ascii="Times New Roman" w:hAnsi="Times New Roman" w:cs="Times New Roman"/>
                 <w:noProof/>
+                <w:sz w:val="24"/>
+                <w:szCs w:val="24"/>
               </w:rPr>
               <w:t>Контроллеры</w:t>
             </w:r>
@@ -2326,6 +2586,8 @@
               <w:rPr>
                 <w:noProof/>
                 <w:webHidden/>
+                <w:sz w:val="24"/>
+                <w:szCs w:val="24"/>
               </w:rPr>
               <w:tab/>
             </w:r>
@@ -2333,6 +2595,8 @@
               <w:rPr>
                 <w:noProof/>
                 <w:webHidden/>
+                <w:sz w:val="24"/>
+                <w:szCs w:val="24"/>
               </w:rPr>
               <w:fldChar w:fldCharType="begin"/>
             </w:r>
@@ -2340,6 +2604,8 @@
               <w:rPr>
                 <w:noProof/>
                 <w:webHidden/>
+                <w:sz w:val="24"/>
+                <w:szCs w:val="24"/>
               </w:rPr>
               <w:instrText xml:space="preserve"> PAGEREF _Toc109596792 \h </w:instrText>
             </w:r>
@@ -2347,12 +2613,16 @@
               <w:rPr>
                 <w:noProof/>
                 <w:webHidden/>
-              </w:rPr>
-            </w:r>
-            <w:r>
-              <w:rPr>
-                <w:noProof/>
-                <w:webHidden/>
+                <w:sz w:val="24"/>
+                <w:szCs w:val="24"/>
+              </w:rPr>
+            </w:r>
+            <w:r>
+              <w:rPr>
+                <w:noProof/>
+                <w:webHidden/>
+                <w:sz w:val="24"/>
+                <w:szCs w:val="24"/>
               </w:rPr>
               <w:fldChar w:fldCharType="separate"/>
             </w:r>
@@ -2360,6 +2630,8 @@
               <w:rPr>
                 <w:noProof/>
                 <w:webHidden/>
+                <w:sz w:val="24"/>
+                <w:szCs w:val="24"/>
               </w:rPr>
               <w:t>4</w:t>
             </w:r>
@@ -2367,6 +2639,8 @@
               <w:rPr>
                 <w:noProof/>
                 <w:webHidden/>
+                <w:sz w:val="24"/>
+                <w:szCs w:val="24"/>
               </w:rPr>
               <w:fldChar w:fldCharType="end"/>
             </w:r>
@@ -2382,6 +2656,8 @@
             <w:rPr>
               <w:rFonts w:eastAsiaTheme="minorEastAsia"/>
               <w:noProof/>
+              <w:sz w:val="24"/>
+              <w:szCs w:val="24"/>
               <w:lang w:eastAsia="ru-RU"/>
             </w:rPr>
           </w:pPr>
@@ -2391,6 +2667,8 @@
                 <w:rStyle w:val="a9"/>
                 <w:rFonts w:ascii="Times New Roman" w:hAnsi="Times New Roman" w:cs="Times New Roman"/>
                 <w:noProof/>
+                <w:sz w:val="24"/>
+                <w:szCs w:val="24"/>
               </w:rPr>
               <w:t>3.3.1.</w:t>
             </w:r>
@@ -2398,6 +2676,8 @@
               <w:rPr>
                 <w:rFonts w:eastAsiaTheme="minorEastAsia"/>
                 <w:noProof/>
+                <w:sz w:val="24"/>
+                <w:szCs w:val="24"/>
                 <w:lang w:eastAsia="ru-RU"/>
               </w:rPr>
               <w:tab/>
@@ -2407,6 +2687,8 @@
                 <w:rStyle w:val="a9"/>
                 <w:rFonts w:ascii="Times New Roman" w:hAnsi="Times New Roman" w:cs="Times New Roman"/>
                 <w:noProof/>
+                <w:sz w:val="24"/>
+                <w:szCs w:val="24"/>
               </w:rPr>
               <w:t>Структура модуля</w:t>
             </w:r>
@@ -2414,6 +2696,8 @@
               <w:rPr>
                 <w:noProof/>
                 <w:webHidden/>
+                <w:sz w:val="24"/>
+                <w:szCs w:val="24"/>
               </w:rPr>
               <w:tab/>
             </w:r>
@@ -2421,6 +2705,8 @@
               <w:rPr>
                 <w:noProof/>
                 <w:webHidden/>
+                <w:sz w:val="24"/>
+                <w:szCs w:val="24"/>
               </w:rPr>
               <w:fldChar w:fldCharType="begin"/>
             </w:r>
@@ -2428,6 +2714,8 @@
               <w:rPr>
                 <w:noProof/>
                 <w:webHidden/>
+                <w:sz w:val="24"/>
+                <w:szCs w:val="24"/>
               </w:rPr>
               <w:instrText xml:space="preserve"> PAGEREF _Toc109596793 \h </w:instrText>
             </w:r>
@@ -2435,12 +2723,16 @@
               <w:rPr>
                 <w:noProof/>
                 <w:webHidden/>
-              </w:rPr>
-            </w:r>
-            <w:r>
-              <w:rPr>
-                <w:noProof/>
-                <w:webHidden/>
+                <w:sz w:val="24"/>
+                <w:szCs w:val="24"/>
+              </w:rPr>
+            </w:r>
+            <w:r>
+              <w:rPr>
+                <w:noProof/>
+                <w:webHidden/>
+                <w:sz w:val="24"/>
+                <w:szCs w:val="24"/>
               </w:rPr>
               <w:fldChar w:fldCharType="separate"/>
             </w:r>
@@ -2448,6 +2740,8 @@
               <w:rPr>
                 <w:noProof/>
                 <w:webHidden/>
+                <w:sz w:val="24"/>
+                <w:szCs w:val="24"/>
               </w:rPr>
               <w:t>4</w:t>
             </w:r>
@@ -2455,6 +2749,8 @@
               <w:rPr>
                 <w:noProof/>
                 <w:webHidden/>
+                <w:sz w:val="24"/>
+                <w:szCs w:val="24"/>
               </w:rPr>
               <w:fldChar w:fldCharType="end"/>
             </w:r>
@@ -2470,6 +2766,8 @@
             <w:rPr>
               <w:rFonts w:eastAsiaTheme="minorEastAsia"/>
               <w:noProof/>
+              <w:sz w:val="24"/>
+              <w:szCs w:val="24"/>
               <w:lang w:eastAsia="ru-RU"/>
             </w:rPr>
           </w:pPr>
@@ -2479,6 +2777,8 @@
                 <w:rStyle w:val="a9"/>
                 <w:rFonts w:ascii="Times New Roman" w:hAnsi="Times New Roman" w:cs="Times New Roman"/>
                 <w:noProof/>
+                <w:sz w:val="24"/>
+                <w:szCs w:val="24"/>
               </w:rPr>
               <w:t>3.3.2.</w:t>
             </w:r>
@@ -2486,6 +2786,8 @@
               <w:rPr>
                 <w:rFonts w:eastAsiaTheme="minorEastAsia"/>
                 <w:noProof/>
+                <w:sz w:val="24"/>
+                <w:szCs w:val="24"/>
                 <w:lang w:eastAsia="ru-RU"/>
               </w:rPr>
               <w:tab/>
@@ -2495,6 +2797,8 @@
                 <w:rStyle w:val="a9"/>
                 <w:rFonts w:ascii="Times New Roman" w:hAnsi="Times New Roman" w:cs="Times New Roman"/>
                 <w:noProof/>
+                <w:sz w:val="24"/>
+                <w:szCs w:val="24"/>
               </w:rPr>
               <w:t>Основные классы</w:t>
             </w:r>
@@ -2502,6 +2806,8 @@
               <w:rPr>
                 <w:noProof/>
                 <w:webHidden/>
+                <w:sz w:val="24"/>
+                <w:szCs w:val="24"/>
               </w:rPr>
               <w:tab/>
             </w:r>
@@ -2509,6 +2815,8 @@
               <w:rPr>
                 <w:noProof/>
                 <w:webHidden/>
+                <w:sz w:val="24"/>
+                <w:szCs w:val="24"/>
               </w:rPr>
               <w:fldChar w:fldCharType="begin"/>
             </w:r>
@@ -2516,6 +2824,8 @@
               <w:rPr>
                 <w:noProof/>
                 <w:webHidden/>
+                <w:sz w:val="24"/>
+                <w:szCs w:val="24"/>
               </w:rPr>
               <w:instrText xml:space="preserve"> PAGEREF _Toc109596794 \h </w:instrText>
             </w:r>
@@ -2523,12 +2833,16 @@
               <w:rPr>
                 <w:noProof/>
                 <w:webHidden/>
-              </w:rPr>
-            </w:r>
-            <w:r>
-              <w:rPr>
-                <w:noProof/>
-                <w:webHidden/>
+                <w:sz w:val="24"/>
+                <w:szCs w:val="24"/>
+              </w:rPr>
+            </w:r>
+            <w:r>
+              <w:rPr>
+                <w:noProof/>
+                <w:webHidden/>
+                <w:sz w:val="24"/>
+                <w:szCs w:val="24"/>
               </w:rPr>
               <w:fldChar w:fldCharType="separate"/>
             </w:r>
@@ -2536,6 +2850,8 @@
               <w:rPr>
                 <w:noProof/>
                 <w:webHidden/>
+                <w:sz w:val="24"/>
+                <w:szCs w:val="24"/>
               </w:rPr>
               <w:t>4</w:t>
             </w:r>
@@ -2543,6 +2859,8 @@
               <w:rPr>
                 <w:noProof/>
                 <w:webHidden/>
+                <w:sz w:val="24"/>
+                <w:szCs w:val="24"/>
               </w:rPr>
               <w:fldChar w:fldCharType="end"/>
             </w:r>
@@ -2558,6 +2876,8 @@
             <w:rPr>
               <w:rFonts w:eastAsiaTheme="minorEastAsia"/>
               <w:noProof/>
+              <w:sz w:val="24"/>
+              <w:szCs w:val="24"/>
               <w:lang w:eastAsia="ru-RU"/>
             </w:rPr>
           </w:pPr>
@@ -2567,6 +2887,8 @@
                 <w:rStyle w:val="a9"/>
                 <w:rFonts w:ascii="Times New Roman" w:hAnsi="Times New Roman" w:cs="Times New Roman"/>
                 <w:noProof/>
+                <w:sz w:val="24"/>
+                <w:szCs w:val="24"/>
               </w:rPr>
               <w:t>3.4.</w:t>
             </w:r>
@@ -2574,6 +2896,8 @@
               <w:rPr>
                 <w:rFonts w:eastAsiaTheme="minorEastAsia"/>
                 <w:noProof/>
+                <w:sz w:val="24"/>
+                <w:szCs w:val="24"/>
                 <w:lang w:eastAsia="ru-RU"/>
               </w:rPr>
               <w:tab/>
@@ -2583,6 +2907,8 @@
                 <w:rStyle w:val="a9"/>
                 <w:rFonts w:ascii="Times New Roman" w:hAnsi="Times New Roman" w:cs="Times New Roman"/>
                 <w:noProof/>
+                <w:sz w:val="24"/>
+                <w:szCs w:val="24"/>
               </w:rPr>
               <w:t>Представление</w:t>
             </w:r>
@@ -2590,6 +2916,8 @@
               <w:rPr>
                 <w:noProof/>
                 <w:webHidden/>
+                <w:sz w:val="24"/>
+                <w:szCs w:val="24"/>
               </w:rPr>
               <w:tab/>
             </w:r>
@@ -2597,6 +2925,8 @@
               <w:rPr>
                 <w:noProof/>
                 <w:webHidden/>
+                <w:sz w:val="24"/>
+                <w:szCs w:val="24"/>
               </w:rPr>
               <w:fldChar w:fldCharType="begin"/>
             </w:r>
@@ -2604,6 +2934,8 @@
               <w:rPr>
                 <w:noProof/>
                 <w:webHidden/>
+                <w:sz w:val="24"/>
+                <w:szCs w:val="24"/>
               </w:rPr>
               <w:instrText xml:space="preserve"> PAGEREF _Toc109596795 \h </w:instrText>
             </w:r>
@@ -2611,12 +2943,16 @@
               <w:rPr>
                 <w:noProof/>
                 <w:webHidden/>
-              </w:rPr>
-            </w:r>
-            <w:r>
-              <w:rPr>
-                <w:noProof/>
-                <w:webHidden/>
+                <w:sz w:val="24"/>
+                <w:szCs w:val="24"/>
+              </w:rPr>
+            </w:r>
+            <w:r>
+              <w:rPr>
+                <w:noProof/>
+                <w:webHidden/>
+                <w:sz w:val="24"/>
+                <w:szCs w:val="24"/>
               </w:rPr>
               <w:fldChar w:fldCharType="separate"/>
             </w:r>
@@ -2624,6 +2960,8 @@
               <w:rPr>
                 <w:noProof/>
                 <w:webHidden/>
+                <w:sz w:val="24"/>
+                <w:szCs w:val="24"/>
               </w:rPr>
               <w:t>4</w:t>
             </w:r>
@@ -2631,6 +2969,8 @@
               <w:rPr>
                 <w:noProof/>
                 <w:webHidden/>
+                <w:sz w:val="24"/>
+                <w:szCs w:val="24"/>
               </w:rPr>
               <w:fldChar w:fldCharType="end"/>
             </w:r>
@@ -2646,6 +2986,8 @@
             <w:rPr>
               <w:rFonts w:eastAsiaTheme="minorEastAsia"/>
               <w:noProof/>
+              <w:sz w:val="24"/>
+              <w:szCs w:val="24"/>
               <w:lang w:eastAsia="ru-RU"/>
             </w:rPr>
           </w:pPr>
@@ -2655,6 +2997,8 @@
                 <w:rStyle w:val="a9"/>
                 <w:rFonts w:ascii="Times New Roman" w:hAnsi="Times New Roman" w:cs="Times New Roman"/>
                 <w:noProof/>
+                <w:sz w:val="24"/>
+                <w:szCs w:val="24"/>
               </w:rPr>
               <w:t>3.4.1.</w:t>
             </w:r>
@@ -2662,6 +3006,8 @@
               <w:rPr>
                 <w:rFonts w:eastAsiaTheme="minorEastAsia"/>
                 <w:noProof/>
+                <w:sz w:val="24"/>
+                <w:szCs w:val="24"/>
                 <w:lang w:eastAsia="ru-RU"/>
               </w:rPr>
               <w:tab/>
@@ -2671,6 +3017,8 @@
                 <w:rStyle w:val="a9"/>
                 <w:rFonts w:ascii="Times New Roman" w:hAnsi="Times New Roman" w:cs="Times New Roman"/>
                 <w:noProof/>
+                <w:sz w:val="24"/>
+                <w:szCs w:val="24"/>
               </w:rPr>
               <w:t>Структура модуля</w:t>
             </w:r>
@@ -2678,6 +3026,8 @@
               <w:rPr>
                 <w:noProof/>
                 <w:webHidden/>
+                <w:sz w:val="24"/>
+                <w:szCs w:val="24"/>
               </w:rPr>
               <w:tab/>
             </w:r>
@@ -2685,6 +3035,8 @@
               <w:rPr>
                 <w:noProof/>
                 <w:webHidden/>
+                <w:sz w:val="24"/>
+                <w:szCs w:val="24"/>
               </w:rPr>
               <w:fldChar w:fldCharType="begin"/>
             </w:r>
@@ -2692,6 +3044,8 @@
               <w:rPr>
                 <w:noProof/>
                 <w:webHidden/>
+                <w:sz w:val="24"/>
+                <w:szCs w:val="24"/>
               </w:rPr>
               <w:instrText xml:space="preserve"> PAGEREF _Toc109596796 \h </w:instrText>
             </w:r>
@@ -2699,12 +3053,16 @@
               <w:rPr>
                 <w:noProof/>
                 <w:webHidden/>
-              </w:rPr>
-            </w:r>
-            <w:r>
-              <w:rPr>
-                <w:noProof/>
-                <w:webHidden/>
+                <w:sz w:val="24"/>
+                <w:szCs w:val="24"/>
+              </w:rPr>
+            </w:r>
+            <w:r>
+              <w:rPr>
+                <w:noProof/>
+                <w:webHidden/>
+                <w:sz w:val="24"/>
+                <w:szCs w:val="24"/>
               </w:rPr>
               <w:fldChar w:fldCharType="separate"/>
             </w:r>
@@ -2712,6 +3070,8 @@
               <w:rPr>
                 <w:noProof/>
                 <w:webHidden/>
+                <w:sz w:val="24"/>
+                <w:szCs w:val="24"/>
               </w:rPr>
               <w:t>4</w:t>
             </w:r>
@@ -2719,6 +3079,8 @@
               <w:rPr>
                 <w:noProof/>
                 <w:webHidden/>
+                <w:sz w:val="24"/>
+                <w:szCs w:val="24"/>
               </w:rPr>
               <w:fldChar w:fldCharType="end"/>
             </w:r>
@@ -2734,6 +3096,8 @@
             <w:rPr>
               <w:rFonts w:eastAsiaTheme="minorEastAsia"/>
               <w:noProof/>
+              <w:sz w:val="24"/>
+              <w:szCs w:val="24"/>
               <w:lang w:eastAsia="ru-RU"/>
             </w:rPr>
           </w:pPr>
@@ -2743,6 +3107,8 @@
                 <w:rStyle w:val="a9"/>
                 <w:rFonts w:ascii="Times New Roman" w:hAnsi="Times New Roman" w:cs="Times New Roman"/>
                 <w:noProof/>
+                <w:sz w:val="24"/>
+                <w:szCs w:val="24"/>
               </w:rPr>
               <w:t>3.4.2.</w:t>
             </w:r>
@@ -2750,6 +3116,8 @@
               <w:rPr>
                 <w:rFonts w:eastAsiaTheme="minorEastAsia"/>
                 <w:noProof/>
+                <w:sz w:val="24"/>
+                <w:szCs w:val="24"/>
                 <w:lang w:eastAsia="ru-RU"/>
               </w:rPr>
               <w:tab/>
@@ -2759,6 +3127,8 @@
                 <w:rStyle w:val="a9"/>
                 <w:rFonts w:ascii="Times New Roman" w:hAnsi="Times New Roman" w:cs="Times New Roman"/>
                 <w:noProof/>
+                <w:sz w:val="24"/>
+                <w:szCs w:val="24"/>
               </w:rPr>
               <w:t>Основные классы</w:t>
             </w:r>
@@ -2766,6 +3136,8 @@
               <w:rPr>
                 <w:noProof/>
                 <w:webHidden/>
+                <w:sz w:val="24"/>
+                <w:szCs w:val="24"/>
               </w:rPr>
               <w:tab/>
             </w:r>
@@ -2773,6 +3145,8 @@
               <w:rPr>
                 <w:noProof/>
                 <w:webHidden/>
+                <w:sz w:val="24"/>
+                <w:szCs w:val="24"/>
               </w:rPr>
               <w:fldChar w:fldCharType="begin"/>
             </w:r>
@@ -2780,6 +3154,8 @@
               <w:rPr>
                 <w:noProof/>
                 <w:webHidden/>
+                <w:sz w:val="24"/>
+                <w:szCs w:val="24"/>
               </w:rPr>
               <w:instrText xml:space="preserve"> PAGEREF _Toc109596797 \h </w:instrText>
             </w:r>
@@ -2787,12 +3163,16 @@
               <w:rPr>
                 <w:noProof/>
                 <w:webHidden/>
-              </w:rPr>
-            </w:r>
-            <w:r>
-              <w:rPr>
-                <w:noProof/>
-                <w:webHidden/>
+                <w:sz w:val="24"/>
+                <w:szCs w:val="24"/>
+              </w:rPr>
+            </w:r>
+            <w:r>
+              <w:rPr>
+                <w:noProof/>
+                <w:webHidden/>
+                <w:sz w:val="24"/>
+                <w:szCs w:val="24"/>
               </w:rPr>
               <w:fldChar w:fldCharType="separate"/>
             </w:r>
@@ -2800,6 +3180,8 @@
               <w:rPr>
                 <w:noProof/>
                 <w:webHidden/>
+                <w:sz w:val="24"/>
+                <w:szCs w:val="24"/>
               </w:rPr>
               <w:t>4</w:t>
             </w:r>
@@ -2807,6 +3189,8 @@
               <w:rPr>
                 <w:noProof/>
                 <w:webHidden/>
+                <w:sz w:val="24"/>
+                <w:szCs w:val="24"/>
               </w:rPr>
               <w:fldChar w:fldCharType="end"/>
             </w:r>
@@ -2822,6 +3206,8 @@
             <w:rPr>
               <w:rFonts w:eastAsiaTheme="minorEastAsia"/>
               <w:noProof/>
+              <w:sz w:val="24"/>
+              <w:szCs w:val="24"/>
               <w:lang w:eastAsia="ru-RU"/>
             </w:rPr>
           </w:pPr>
@@ -2831,6 +3217,8 @@
                 <w:rStyle w:val="a9"/>
                 <w:rFonts w:ascii="Times New Roman" w:hAnsi="Times New Roman" w:cs="Times New Roman"/>
                 <w:noProof/>
+                <w:sz w:val="24"/>
+                <w:szCs w:val="24"/>
               </w:rPr>
               <w:t>4.</w:t>
             </w:r>
@@ -2838,6 +3226,8 @@
               <w:rPr>
                 <w:rFonts w:eastAsiaTheme="minorEastAsia"/>
                 <w:noProof/>
+                <w:sz w:val="24"/>
+                <w:szCs w:val="24"/>
                 <w:lang w:eastAsia="ru-RU"/>
               </w:rPr>
               <w:tab/>
@@ -2847,6 +3237,8 @@
                 <w:rStyle w:val="a9"/>
                 <w:rFonts w:ascii="Times New Roman" w:hAnsi="Times New Roman" w:cs="Times New Roman"/>
                 <w:noProof/>
+                <w:sz w:val="24"/>
+                <w:szCs w:val="24"/>
               </w:rPr>
               <w:t>Алгоритмы игровой логики</w:t>
             </w:r>
@@ -2854,6 +3246,8 @@
               <w:rPr>
                 <w:noProof/>
                 <w:webHidden/>
+                <w:sz w:val="24"/>
+                <w:szCs w:val="24"/>
               </w:rPr>
               <w:tab/>
             </w:r>
@@ -2861,6 +3255,8 @@
               <w:rPr>
                 <w:noProof/>
                 <w:webHidden/>
+                <w:sz w:val="24"/>
+                <w:szCs w:val="24"/>
               </w:rPr>
               <w:fldChar w:fldCharType="begin"/>
             </w:r>
@@ -2868,6 +3264,8 @@
               <w:rPr>
                 <w:noProof/>
                 <w:webHidden/>
+                <w:sz w:val="24"/>
+                <w:szCs w:val="24"/>
               </w:rPr>
               <w:instrText xml:space="preserve"> PAGEREF _Toc109596798 \h </w:instrText>
             </w:r>
@@ -2875,12 +3273,16 @@
               <w:rPr>
                 <w:noProof/>
                 <w:webHidden/>
-              </w:rPr>
-            </w:r>
-            <w:r>
-              <w:rPr>
-                <w:noProof/>
-                <w:webHidden/>
+                <w:sz w:val="24"/>
+                <w:szCs w:val="24"/>
+              </w:rPr>
+            </w:r>
+            <w:r>
+              <w:rPr>
+                <w:noProof/>
+                <w:webHidden/>
+                <w:sz w:val="24"/>
+                <w:szCs w:val="24"/>
               </w:rPr>
               <w:fldChar w:fldCharType="separate"/>
             </w:r>
@@ -2888,6 +3290,8 @@
               <w:rPr>
                 <w:noProof/>
                 <w:webHidden/>
+                <w:sz w:val="24"/>
+                <w:szCs w:val="24"/>
               </w:rPr>
               <w:t>4</w:t>
             </w:r>
@@ -2895,6 +3299,8 @@
               <w:rPr>
                 <w:noProof/>
                 <w:webHidden/>
+                <w:sz w:val="24"/>
+                <w:szCs w:val="24"/>
               </w:rPr>
               <w:fldChar w:fldCharType="end"/>
             </w:r>
@@ -2910,6 +3316,8 @@
             <w:rPr>
               <w:rFonts w:eastAsiaTheme="minorEastAsia"/>
               <w:noProof/>
+              <w:sz w:val="24"/>
+              <w:szCs w:val="24"/>
               <w:lang w:eastAsia="ru-RU"/>
             </w:rPr>
           </w:pPr>
@@ -2919,6 +3327,8 @@
                 <w:rStyle w:val="a9"/>
                 <w:rFonts w:ascii="Times New Roman" w:hAnsi="Times New Roman" w:cs="Times New Roman"/>
                 <w:noProof/>
+                <w:sz w:val="24"/>
+                <w:szCs w:val="24"/>
               </w:rPr>
               <w:t>4.1.</w:t>
             </w:r>
@@ -2926,6 +3336,8 @@
               <w:rPr>
                 <w:rFonts w:eastAsiaTheme="minorEastAsia"/>
                 <w:noProof/>
+                <w:sz w:val="24"/>
+                <w:szCs w:val="24"/>
                 <w:lang w:eastAsia="ru-RU"/>
               </w:rPr>
               <w:tab/>
@@ -2935,6 +3347,8 @@
                 <w:rStyle w:val="a9"/>
                 <w:rFonts w:ascii="Times New Roman" w:hAnsi="Times New Roman" w:cs="Times New Roman"/>
                 <w:noProof/>
+                <w:sz w:val="24"/>
+                <w:szCs w:val="24"/>
               </w:rPr>
               <w:t>Фигуры</w:t>
             </w:r>
@@ -2942,6 +3356,8 @@
               <w:rPr>
                 <w:noProof/>
                 <w:webHidden/>
+                <w:sz w:val="24"/>
+                <w:szCs w:val="24"/>
               </w:rPr>
               <w:tab/>
             </w:r>
@@ -2949,6 +3365,8 @@
               <w:rPr>
                 <w:noProof/>
                 <w:webHidden/>
+                <w:sz w:val="24"/>
+                <w:szCs w:val="24"/>
               </w:rPr>
               <w:fldChar w:fldCharType="begin"/>
             </w:r>
@@ -2956,6 +3374,8 @@
               <w:rPr>
                 <w:noProof/>
                 <w:webHidden/>
+                <w:sz w:val="24"/>
+                <w:szCs w:val="24"/>
               </w:rPr>
               <w:instrText xml:space="preserve"> PAGEREF _Toc109596799 \h </w:instrText>
             </w:r>
@@ -2963,12 +3383,16 @@
               <w:rPr>
                 <w:noProof/>
                 <w:webHidden/>
-              </w:rPr>
-            </w:r>
-            <w:r>
-              <w:rPr>
-                <w:noProof/>
-                <w:webHidden/>
+                <w:sz w:val="24"/>
+                <w:szCs w:val="24"/>
+              </w:rPr>
+            </w:r>
+            <w:r>
+              <w:rPr>
+                <w:noProof/>
+                <w:webHidden/>
+                <w:sz w:val="24"/>
+                <w:szCs w:val="24"/>
               </w:rPr>
               <w:fldChar w:fldCharType="separate"/>
             </w:r>
@@ -2976,6 +3400,8 @@
               <w:rPr>
                 <w:noProof/>
                 <w:webHidden/>
+                <w:sz w:val="24"/>
+                <w:szCs w:val="24"/>
               </w:rPr>
               <w:t>4</w:t>
             </w:r>
@@ -2983,6 +3409,8 @@
               <w:rPr>
                 <w:noProof/>
                 <w:webHidden/>
+                <w:sz w:val="24"/>
+                <w:szCs w:val="24"/>
               </w:rPr>
               <w:fldChar w:fldCharType="end"/>
             </w:r>
@@ -2998,6 +3426,8 @@
             <w:rPr>
               <w:rFonts w:eastAsiaTheme="minorEastAsia"/>
               <w:noProof/>
+              <w:sz w:val="24"/>
+              <w:szCs w:val="24"/>
               <w:lang w:eastAsia="ru-RU"/>
             </w:rPr>
           </w:pPr>
@@ -3007,6 +3437,8 @@
                 <w:rStyle w:val="a9"/>
                 <w:rFonts w:ascii="Times New Roman" w:hAnsi="Times New Roman" w:cs="Times New Roman"/>
                 <w:noProof/>
+                <w:sz w:val="24"/>
+                <w:szCs w:val="24"/>
               </w:rPr>
               <w:t>4.2.</w:t>
             </w:r>
@@ -3014,6 +3446,8 @@
               <w:rPr>
                 <w:rFonts w:eastAsiaTheme="minorEastAsia"/>
                 <w:noProof/>
+                <w:sz w:val="24"/>
+                <w:szCs w:val="24"/>
                 <w:lang w:eastAsia="ru-RU"/>
               </w:rPr>
               <w:tab/>
@@ -3023,6 +3457,8 @@
                 <w:rStyle w:val="a9"/>
                 <w:rFonts w:ascii="Times New Roman" w:hAnsi="Times New Roman" w:cs="Times New Roman"/>
                 <w:noProof/>
+                <w:sz w:val="24"/>
+                <w:szCs w:val="24"/>
               </w:rPr>
               <w:t>Игровая доска</w:t>
             </w:r>
@@ -3030,6 +3466,8 @@
               <w:rPr>
                 <w:noProof/>
                 <w:webHidden/>
+                <w:sz w:val="24"/>
+                <w:szCs w:val="24"/>
               </w:rPr>
               <w:tab/>
             </w:r>
@@ -3037,6 +3475,8 @@
               <w:rPr>
                 <w:noProof/>
                 <w:webHidden/>
+                <w:sz w:val="24"/>
+                <w:szCs w:val="24"/>
               </w:rPr>
               <w:fldChar w:fldCharType="begin"/>
             </w:r>
@@ -3044,6 +3484,8 @@
               <w:rPr>
                 <w:noProof/>
                 <w:webHidden/>
+                <w:sz w:val="24"/>
+                <w:szCs w:val="24"/>
               </w:rPr>
               <w:instrText xml:space="preserve"> PAGEREF _Toc109596800 \h </w:instrText>
             </w:r>
@@ -3051,12 +3493,16 @@
               <w:rPr>
                 <w:noProof/>
                 <w:webHidden/>
-              </w:rPr>
-            </w:r>
-            <w:r>
-              <w:rPr>
-                <w:noProof/>
-                <w:webHidden/>
+                <w:sz w:val="24"/>
+                <w:szCs w:val="24"/>
+              </w:rPr>
+            </w:r>
+            <w:r>
+              <w:rPr>
+                <w:noProof/>
+                <w:webHidden/>
+                <w:sz w:val="24"/>
+                <w:szCs w:val="24"/>
               </w:rPr>
               <w:fldChar w:fldCharType="separate"/>
             </w:r>
@@ -3064,6 +3510,8 @@
               <w:rPr>
                 <w:noProof/>
                 <w:webHidden/>
+                <w:sz w:val="24"/>
+                <w:szCs w:val="24"/>
               </w:rPr>
               <w:t>4</w:t>
             </w:r>
@@ -3071,6 +3519,8 @@
               <w:rPr>
                 <w:noProof/>
                 <w:webHidden/>
+                <w:sz w:val="24"/>
+                <w:szCs w:val="24"/>
               </w:rPr>
               <w:fldChar w:fldCharType="end"/>
             </w:r>
@@ -3086,6 +3536,8 @@
             <w:rPr>
               <w:rFonts w:eastAsiaTheme="minorEastAsia"/>
               <w:noProof/>
+              <w:sz w:val="24"/>
+              <w:szCs w:val="24"/>
               <w:lang w:eastAsia="ru-RU"/>
             </w:rPr>
           </w:pPr>
@@ -3095,6 +3547,8 @@
                 <w:rStyle w:val="a9"/>
                 <w:rFonts w:ascii="Times New Roman" w:hAnsi="Times New Roman" w:cs="Times New Roman"/>
                 <w:noProof/>
+                <w:sz w:val="24"/>
+                <w:szCs w:val="24"/>
               </w:rPr>
               <w:t>4.3.</w:t>
             </w:r>
@@ -3102,6 +3556,8 @@
               <w:rPr>
                 <w:rFonts w:eastAsiaTheme="minorEastAsia"/>
                 <w:noProof/>
+                <w:sz w:val="24"/>
+                <w:szCs w:val="24"/>
                 <w:lang w:eastAsia="ru-RU"/>
               </w:rPr>
               <w:tab/>
@@ -3111,6 +3567,8 @@
                 <w:rStyle w:val="a9"/>
                 <w:rFonts w:ascii="Times New Roman" w:hAnsi="Times New Roman" w:cs="Times New Roman"/>
                 <w:noProof/>
+                <w:sz w:val="24"/>
+                <w:szCs w:val="24"/>
               </w:rPr>
               <w:t>Алгоритм искусственного интелекта</w:t>
             </w:r>
@@ -3118,6 +3576,8 @@
               <w:rPr>
                 <w:noProof/>
                 <w:webHidden/>
+                <w:sz w:val="24"/>
+                <w:szCs w:val="24"/>
               </w:rPr>
               <w:tab/>
             </w:r>
@@ -3125,6 +3585,8 @@
               <w:rPr>
                 <w:noProof/>
                 <w:webHidden/>
+                <w:sz w:val="24"/>
+                <w:szCs w:val="24"/>
               </w:rPr>
               <w:fldChar w:fldCharType="begin"/>
             </w:r>
@@ -3132,6 +3594,8 @@
               <w:rPr>
                 <w:noProof/>
                 <w:webHidden/>
+                <w:sz w:val="24"/>
+                <w:szCs w:val="24"/>
               </w:rPr>
               <w:instrText xml:space="preserve"> PAGEREF _Toc109596801 \h </w:instrText>
             </w:r>
@@ -3139,12 +3603,16 @@
               <w:rPr>
                 <w:noProof/>
                 <w:webHidden/>
-              </w:rPr>
-            </w:r>
-            <w:r>
-              <w:rPr>
-                <w:noProof/>
-                <w:webHidden/>
+                <w:sz w:val="24"/>
+                <w:szCs w:val="24"/>
+              </w:rPr>
+            </w:r>
+            <w:r>
+              <w:rPr>
+                <w:noProof/>
+                <w:webHidden/>
+                <w:sz w:val="24"/>
+                <w:szCs w:val="24"/>
               </w:rPr>
               <w:fldChar w:fldCharType="separate"/>
             </w:r>
@@ -3152,6 +3620,8 @@
               <w:rPr>
                 <w:noProof/>
                 <w:webHidden/>
+                <w:sz w:val="24"/>
+                <w:szCs w:val="24"/>
               </w:rPr>
               <w:t>4</w:t>
             </w:r>
@@ -3159,6 +3629,8 @@
               <w:rPr>
                 <w:noProof/>
                 <w:webHidden/>
+                <w:sz w:val="24"/>
+                <w:szCs w:val="24"/>
               </w:rPr>
               <w:fldChar w:fldCharType="end"/>
             </w:r>
@@ -3174,6 +3646,8 @@
             <w:rPr>
               <w:rFonts w:eastAsiaTheme="minorEastAsia"/>
               <w:noProof/>
+              <w:sz w:val="24"/>
+              <w:szCs w:val="24"/>
               <w:lang w:eastAsia="ru-RU"/>
             </w:rPr>
           </w:pPr>
@@ -3183,6 +3657,8 @@
                 <w:rStyle w:val="a9"/>
                 <w:rFonts w:ascii="Times New Roman" w:hAnsi="Times New Roman" w:cs="Times New Roman"/>
                 <w:noProof/>
+                <w:sz w:val="24"/>
+                <w:szCs w:val="24"/>
               </w:rPr>
               <w:t>4.3.1.</w:t>
             </w:r>
@@ -3190,6 +3666,8 @@
               <w:rPr>
                 <w:rFonts w:eastAsiaTheme="minorEastAsia"/>
                 <w:noProof/>
+                <w:sz w:val="24"/>
+                <w:szCs w:val="24"/>
                 <w:lang w:eastAsia="ru-RU"/>
               </w:rPr>
               <w:tab/>
@@ -3199,6 +3677,8 @@
                 <w:rStyle w:val="a9"/>
                 <w:rFonts w:ascii="Times New Roman" w:hAnsi="Times New Roman" w:cs="Times New Roman"/>
                 <w:noProof/>
+                <w:sz w:val="24"/>
+                <w:szCs w:val="24"/>
               </w:rPr>
               <w:t>Минимакс</w:t>
             </w:r>
@@ -3206,6 +3686,8 @@
               <w:rPr>
                 <w:noProof/>
                 <w:webHidden/>
+                <w:sz w:val="24"/>
+                <w:szCs w:val="24"/>
               </w:rPr>
               <w:tab/>
             </w:r>
@@ -3213,6 +3695,8 @@
               <w:rPr>
                 <w:noProof/>
                 <w:webHidden/>
+                <w:sz w:val="24"/>
+                <w:szCs w:val="24"/>
               </w:rPr>
               <w:fldChar w:fldCharType="begin"/>
             </w:r>
@@ -3220,6 +3704,8 @@
               <w:rPr>
                 <w:noProof/>
                 <w:webHidden/>
+                <w:sz w:val="24"/>
+                <w:szCs w:val="24"/>
               </w:rPr>
               <w:instrText xml:space="preserve"> PAGEREF _Toc109596802 \h </w:instrText>
             </w:r>
@@ -3227,12 +3713,16 @@
               <w:rPr>
                 <w:noProof/>
                 <w:webHidden/>
-              </w:rPr>
-            </w:r>
-            <w:r>
-              <w:rPr>
-                <w:noProof/>
-                <w:webHidden/>
+                <w:sz w:val="24"/>
+                <w:szCs w:val="24"/>
+              </w:rPr>
+            </w:r>
+            <w:r>
+              <w:rPr>
+                <w:noProof/>
+                <w:webHidden/>
+                <w:sz w:val="24"/>
+                <w:szCs w:val="24"/>
               </w:rPr>
               <w:fldChar w:fldCharType="separate"/>
             </w:r>
@@ -3240,6 +3730,8 @@
               <w:rPr>
                 <w:noProof/>
                 <w:webHidden/>
+                <w:sz w:val="24"/>
+                <w:szCs w:val="24"/>
               </w:rPr>
               <w:t>4</w:t>
             </w:r>
@@ -3247,6 +3739,8 @@
               <w:rPr>
                 <w:noProof/>
                 <w:webHidden/>
+                <w:sz w:val="24"/>
+                <w:szCs w:val="24"/>
               </w:rPr>
               <w:fldChar w:fldCharType="end"/>
             </w:r>
@@ -3262,6 +3756,8 @@
             <w:rPr>
               <w:rFonts w:eastAsiaTheme="minorEastAsia"/>
               <w:noProof/>
+              <w:sz w:val="24"/>
+              <w:szCs w:val="24"/>
               <w:lang w:eastAsia="ru-RU"/>
             </w:rPr>
           </w:pPr>
@@ -3271,6 +3767,8 @@
                 <w:rStyle w:val="a9"/>
                 <w:rFonts w:ascii="Times New Roman" w:hAnsi="Times New Roman" w:cs="Times New Roman"/>
                 <w:noProof/>
+                <w:sz w:val="24"/>
+                <w:szCs w:val="24"/>
               </w:rPr>
               <w:t>4.3.2.</w:t>
             </w:r>
@@ -3278,6 +3776,8 @@
               <w:rPr>
                 <w:rFonts w:eastAsiaTheme="minorEastAsia"/>
                 <w:noProof/>
+                <w:sz w:val="24"/>
+                <w:szCs w:val="24"/>
                 <w:lang w:eastAsia="ru-RU"/>
               </w:rPr>
               <w:tab/>
@@ -3287,6 +3787,8 @@
                 <w:rStyle w:val="a9"/>
                 <w:rFonts w:ascii="Times New Roman" w:hAnsi="Times New Roman" w:cs="Times New Roman"/>
                 <w:noProof/>
+                <w:sz w:val="24"/>
+                <w:szCs w:val="24"/>
               </w:rPr>
               <w:t>Оптимизации</w:t>
             </w:r>
@@ -3294,6 +3796,8 @@
               <w:rPr>
                 <w:noProof/>
                 <w:webHidden/>
+                <w:sz w:val="24"/>
+                <w:szCs w:val="24"/>
               </w:rPr>
               <w:tab/>
             </w:r>
@@ -3301,6 +3805,8 @@
               <w:rPr>
                 <w:noProof/>
                 <w:webHidden/>
+                <w:sz w:val="24"/>
+                <w:szCs w:val="24"/>
               </w:rPr>
               <w:fldChar w:fldCharType="begin"/>
             </w:r>
@@ -3308,6 +3814,8 @@
               <w:rPr>
                 <w:noProof/>
                 <w:webHidden/>
+                <w:sz w:val="24"/>
+                <w:szCs w:val="24"/>
               </w:rPr>
               <w:instrText xml:space="preserve"> PAGEREF _Toc109596803 \h </w:instrText>
             </w:r>
@@ -3315,12 +3823,16 @@
               <w:rPr>
                 <w:noProof/>
                 <w:webHidden/>
-              </w:rPr>
-            </w:r>
-            <w:r>
-              <w:rPr>
-                <w:noProof/>
-                <w:webHidden/>
+                <w:sz w:val="24"/>
+                <w:szCs w:val="24"/>
+              </w:rPr>
+            </w:r>
+            <w:r>
+              <w:rPr>
+                <w:noProof/>
+                <w:webHidden/>
+                <w:sz w:val="24"/>
+                <w:szCs w:val="24"/>
               </w:rPr>
               <w:fldChar w:fldCharType="separate"/>
             </w:r>
@@ -3328,6 +3840,8 @@
               <w:rPr>
                 <w:noProof/>
                 <w:webHidden/>
+                <w:sz w:val="24"/>
+                <w:szCs w:val="24"/>
               </w:rPr>
               <w:t>4</w:t>
             </w:r>
@@ -3335,6 +3849,8 @@
               <w:rPr>
                 <w:noProof/>
                 <w:webHidden/>
+                <w:sz w:val="24"/>
+                <w:szCs w:val="24"/>
               </w:rPr>
               <w:fldChar w:fldCharType="end"/>
             </w:r>
@@ -3350,6 +3866,8 @@
             <w:rPr>
               <w:rFonts w:eastAsiaTheme="minorEastAsia"/>
               <w:noProof/>
+              <w:sz w:val="24"/>
+              <w:szCs w:val="24"/>
               <w:lang w:eastAsia="ru-RU"/>
             </w:rPr>
           </w:pPr>
@@ -3359,6 +3877,8 @@
                 <w:rStyle w:val="a9"/>
                 <w:rFonts w:ascii="Times New Roman" w:hAnsi="Times New Roman" w:cs="Times New Roman"/>
                 <w:noProof/>
+                <w:sz w:val="24"/>
+                <w:szCs w:val="24"/>
               </w:rPr>
               <w:t>5.</w:t>
             </w:r>
@@ -3366,6 +3886,8 @@
               <w:rPr>
                 <w:rFonts w:eastAsiaTheme="minorEastAsia"/>
                 <w:noProof/>
+                <w:sz w:val="24"/>
+                <w:szCs w:val="24"/>
                 <w:lang w:eastAsia="ru-RU"/>
               </w:rPr>
               <w:tab/>
@@ -3375,6 +3897,8 @@
                 <w:rStyle w:val="a9"/>
                 <w:rFonts w:ascii="Times New Roman" w:hAnsi="Times New Roman" w:cs="Times New Roman"/>
                 <w:noProof/>
+                <w:sz w:val="24"/>
+                <w:szCs w:val="24"/>
               </w:rPr>
               <w:t>Сетевая часть</w:t>
             </w:r>
@@ -3382,6 +3906,8 @@
               <w:rPr>
                 <w:noProof/>
                 <w:webHidden/>
+                <w:sz w:val="24"/>
+                <w:szCs w:val="24"/>
               </w:rPr>
               <w:tab/>
             </w:r>
@@ -3389,6 +3915,8 @@
               <w:rPr>
                 <w:noProof/>
                 <w:webHidden/>
+                <w:sz w:val="24"/>
+                <w:szCs w:val="24"/>
               </w:rPr>
               <w:fldChar w:fldCharType="begin"/>
             </w:r>
@@ -3396,6 +3924,8 @@
               <w:rPr>
                 <w:noProof/>
                 <w:webHidden/>
+                <w:sz w:val="24"/>
+                <w:szCs w:val="24"/>
               </w:rPr>
               <w:instrText xml:space="preserve"> PAGEREF _Toc109596804 \h </w:instrText>
             </w:r>
@@ -3403,12 +3933,16 @@
               <w:rPr>
                 <w:noProof/>
                 <w:webHidden/>
-              </w:rPr>
-            </w:r>
-            <w:r>
-              <w:rPr>
-                <w:noProof/>
-                <w:webHidden/>
+                <w:sz w:val="24"/>
+                <w:szCs w:val="24"/>
+              </w:rPr>
+            </w:r>
+            <w:r>
+              <w:rPr>
+                <w:noProof/>
+                <w:webHidden/>
+                <w:sz w:val="24"/>
+                <w:szCs w:val="24"/>
               </w:rPr>
               <w:fldChar w:fldCharType="separate"/>
             </w:r>
@@ -3416,6 +3950,8 @@
               <w:rPr>
                 <w:noProof/>
                 <w:webHidden/>
+                <w:sz w:val="24"/>
+                <w:szCs w:val="24"/>
               </w:rPr>
               <w:t>4</w:t>
             </w:r>
@@ -3423,6 +3959,8 @@
               <w:rPr>
                 <w:noProof/>
                 <w:webHidden/>
+                <w:sz w:val="24"/>
+                <w:szCs w:val="24"/>
               </w:rPr>
               <w:fldChar w:fldCharType="end"/>
             </w:r>
@@ -3438,6 +3976,8 @@
             <w:rPr>
               <w:rFonts w:eastAsiaTheme="minorEastAsia"/>
               <w:noProof/>
+              <w:sz w:val="24"/>
+              <w:szCs w:val="24"/>
               <w:lang w:eastAsia="ru-RU"/>
             </w:rPr>
           </w:pPr>
@@ -3447,6 +3987,8 @@
                 <w:rStyle w:val="a9"/>
                 <w:rFonts w:ascii="Times New Roman" w:hAnsi="Times New Roman" w:cs="Times New Roman"/>
                 <w:noProof/>
+                <w:sz w:val="24"/>
+                <w:szCs w:val="24"/>
               </w:rPr>
               <w:t>6.</w:t>
             </w:r>
@@ -3454,6 +3996,8 @@
               <w:rPr>
                 <w:rFonts w:eastAsiaTheme="minorEastAsia"/>
                 <w:noProof/>
+                <w:sz w:val="24"/>
+                <w:szCs w:val="24"/>
                 <w:lang w:eastAsia="ru-RU"/>
               </w:rPr>
               <w:tab/>
@@ -3463,6 +4007,8 @@
                 <w:rStyle w:val="a9"/>
                 <w:rFonts w:ascii="Times New Roman" w:hAnsi="Times New Roman" w:cs="Times New Roman"/>
                 <w:noProof/>
+                <w:sz w:val="24"/>
+                <w:szCs w:val="24"/>
               </w:rPr>
               <w:t>Заключение</w:t>
             </w:r>
@@ -3470,6 +4016,8 @@
               <w:rPr>
                 <w:noProof/>
                 <w:webHidden/>
+                <w:sz w:val="24"/>
+                <w:szCs w:val="24"/>
               </w:rPr>
               <w:tab/>
             </w:r>
@@ -3477,6 +4025,8 @@
               <w:rPr>
                 <w:noProof/>
                 <w:webHidden/>
+                <w:sz w:val="24"/>
+                <w:szCs w:val="24"/>
               </w:rPr>
               <w:fldChar w:fldCharType="begin"/>
             </w:r>
@@ -3484,6 +4034,8 @@
               <w:rPr>
                 <w:noProof/>
                 <w:webHidden/>
+                <w:sz w:val="24"/>
+                <w:szCs w:val="24"/>
               </w:rPr>
               <w:instrText xml:space="preserve"> PAGEREF _Toc109596805 \h </w:instrText>
             </w:r>
@@ -3491,12 +4043,16 @@
               <w:rPr>
                 <w:noProof/>
                 <w:webHidden/>
-              </w:rPr>
-            </w:r>
-            <w:r>
-              <w:rPr>
-                <w:noProof/>
-                <w:webHidden/>
+                <w:sz w:val="24"/>
+                <w:szCs w:val="24"/>
+              </w:rPr>
+            </w:r>
+            <w:r>
+              <w:rPr>
+                <w:noProof/>
+                <w:webHidden/>
+                <w:sz w:val="24"/>
+                <w:szCs w:val="24"/>
               </w:rPr>
               <w:fldChar w:fldCharType="separate"/>
             </w:r>
@@ -3504,6 +4060,8 @@
               <w:rPr>
                 <w:noProof/>
                 <w:webHidden/>
+                <w:sz w:val="24"/>
+                <w:szCs w:val="24"/>
               </w:rPr>
               <w:t>4</w:t>
             </w:r>
@@ -3511,6 +4069,8 @@
               <w:rPr>
                 <w:noProof/>
                 <w:webHidden/>
+                <w:sz w:val="24"/>
+                <w:szCs w:val="24"/>
               </w:rPr>
               <w:fldChar w:fldCharType="end"/>
             </w:r>
@@ -3526,6 +4086,8 @@
             <w:rPr>
               <w:rFonts w:eastAsiaTheme="minorEastAsia"/>
               <w:noProof/>
+              <w:sz w:val="24"/>
+              <w:szCs w:val="24"/>
               <w:lang w:eastAsia="ru-RU"/>
             </w:rPr>
           </w:pPr>
@@ -3535,6 +4097,8 @@
                 <w:rStyle w:val="a9"/>
                 <w:rFonts w:ascii="Times New Roman" w:hAnsi="Times New Roman" w:cs="Times New Roman"/>
                 <w:noProof/>
+                <w:sz w:val="24"/>
+                <w:szCs w:val="24"/>
               </w:rPr>
               <w:t>7.</w:t>
             </w:r>
@@ -3542,6 +4106,8 @@
               <w:rPr>
                 <w:rFonts w:eastAsiaTheme="minorEastAsia"/>
                 <w:noProof/>
+                <w:sz w:val="24"/>
+                <w:szCs w:val="24"/>
                 <w:lang w:eastAsia="ru-RU"/>
               </w:rPr>
               <w:tab/>
@@ -3551,6 +4117,8 @@
                 <w:rStyle w:val="a9"/>
                 <w:rFonts w:ascii="Times New Roman" w:hAnsi="Times New Roman" w:cs="Times New Roman"/>
                 <w:noProof/>
+                <w:sz w:val="24"/>
+                <w:szCs w:val="24"/>
               </w:rPr>
               <w:t>Приложение</w:t>
             </w:r>
@@ -3558,6 +4126,8 @@
               <w:rPr>
                 <w:noProof/>
                 <w:webHidden/>
+                <w:sz w:val="24"/>
+                <w:szCs w:val="24"/>
               </w:rPr>
               <w:tab/>
             </w:r>
@@ -3565,6 +4135,8 @@
               <w:rPr>
                 <w:noProof/>
                 <w:webHidden/>
+                <w:sz w:val="24"/>
+                <w:szCs w:val="24"/>
               </w:rPr>
               <w:fldChar w:fldCharType="begin"/>
             </w:r>
@@ -3572,6 +4144,8 @@
               <w:rPr>
                 <w:noProof/>
                 <w:webHidden/>
+                <w:sz w:val="24"/>
+                <w:szCs w:val="24"/>
               </w:rPr>
               <w:instrText xml:space="preserve"> PAGEREF _Toc109596806 \h </w:instrText>
             </w:r>
@@ -3579,12 +4153,16 @@
               <w:rPr>
                 <w:noProof/>
                 <w:webHidden/>
-              </w:rPr>
-            </w:r>
-            <w:r>
-              <w:rPr>
-                <w:noProof/>
-                <w:webHidden/>
+                <w:sz w:val="24"/>
+                <w:szCs w:val="24"/>
+              </w:rPr>
+            </w:r>
+            <w:r>
+              <w:rPr>
+                <w:noProof/>
+                <w:webHidden/>
+                <w:sz w:val="24"/>
+                <w:szCs w:val="24"/>
               </w:rPr>
               <w:fldChar w:fldCharType="separate"/>
             </w:r>
@@ -3592,6 +4170,8 @@
               <w:rPr>
                 <w:noProof/>
                 <w:webHidden/>
+                <w:sz w:val="24"/>
+                <w:szCs w:val="24"/>
               </w:rPr>
               <w:t>4</w:t>
             </w:r>
@@ -3599,6 +4179,8 @@
               <w:rPr>
                 <w:noProof/>
                 <w:webHidden/>
+                <w:sz w:val="24"/>
+                <w:szCs w:val="24"/>
               </w:rPr>
               <w:fldChar w:fldCharType="end"/>
             </w:r>
@@ -3614,6 +4196,8 @@
             <w:rPr>
               <w:rFonts w:eastAsiaTheme="minorEastAsia"/>
               <w:noProof/>
+              <w:sz w:val="24"/>
+              <w:szCs w:val="24"/>
               <w:lang w:eastAsia="ru-RU"/>
             </w:rPr>
           </w:pPr>
@@ -3623,6 +4207,8 @@
                 <w:rStyle w:val="a9"/>
                 <w:rFonts w:ascii="Times New Roman" w:hAnsi="Times New Roman" w:cs="Times New Roman"/>
                 <w:noProof/>
+                <w:sz w:val="24"/>
+                <w:szCs w:val="24"/>
               </w:rPr>
               <w:t>8.</w:t>
             </w:r>
@@ -3630,6 +4216,8 @@
               <w:rPr>
                 <w:rFonts w:eastAsiaTheme="minorEastAsia"/>
                 <w:noProof/>
+                <w:sz w:val="24"/>
+                <w:szCs w:val="24"/>
                 <w:lang w:eastAsia="ru-RU"/>
               </w:rPr>
               <w:tab/>
@@ -3639,6 +4227,8 @@
                 <w:rStyle w:val="a9"/>
                 <w:rFonts w:ascii="Times New Roman" w:hAnsi="Times New Roman" w:cs="Times New Roman"/>
                 <w:noProof/>
+                <w:sz w:val="24"/>
+                <w:szCs w:val="24"/>
               </w:rPr>
               <w:t>Список литературы</w:t>
             </w:r>
@@ -3646,6 +4236,8 @@
               <w:rPr>
                 <w:noProof/>
                 <w:webHidden/>
+                <w:sz w:val="24"/>
+                <w:szCs w:val="24"/>
               </w:rPr>
               <w:tab/>
             </w:r>
@@ -3653,6 +4245,8 @@
               <w:rPr>
                 <w:noProof/>
                 <w:webHidden/>
+                <w:sz w:val="24"/>
+                <w:szCs w:val="24"/>
               </w:rPr>
               <w:fldChar w:fldCharType="begin"/>
             </w:r>
@@ -3660,6 +4254,8 @@
               <w:rPr>
                 <w:noProof/>
                 <w:webHidden/>
+                <w:sz w:val="24"/>
+                <w:szCs w:val="24"/>
               </w:rPr>
               <w:instrText xml:space="preserve"> PAGEREF _Toc109596807 \h </w:instrText>
             </w:r>
@@ -3667,12 +4263,16 @@
               <w:rPr>
                 <w:noProof/>
                 <w:webHidden/>
-              </w:rPr>
-            </w:r>
-            <w:r>
-              <w:rPr>
-                <w:noProof/>
-                <w:webHidden/>
+                <w:sz w:val="24"/>
+                <w:szCs w:val="24"/>
+              </w:rPr>
+            </w:r>
+            <w:r>
+              <w:rPr>
+                <w:noProof/>
+                <w:webHidden/>
+                <w:sz w:val="24"/>
+                <w:szCs w:val="24"/>
               </w:rPr>
               <w:fldChar w:fldCharType="separate"/>
             </w:r>
@@ -3680,6 +4280,8 @@
               <w:rPr>
                 <w:noProof/>
                 <w:webHidden/>
+                <w:sz w:val="24"/>
+                <w:szCs w:val="24"/>
               </w:rPr>
               <w:t>4</w:t>
             </w:r>
@@ -3687,12 +4289,20 @@
               <w:rPr>
                 <w:noProof/>
                 <w:webHidden/>
+                <w:sz w:val="24"/>
+                <w:szCs w:val="24"/>
               </w:rPr>
               <w:fldChar w:fldCharType="end"/>
             </w:r>
           </w:hyperlink>
         </w:p>
         <w:p>
+          <w:pPr>
+            <w:rPr>
+              <w:sz w:val="24"/>
+              <w:szCs w:val="24"/>
+            </w:rPr>
+          </w:pPr>
           <w:r>
             <w:rPr>
               <w:rFonts w:ascii="Times New Roman" w:hAnsi="Times New Roman" w:cs="Times New Roman"/>
@@ -3756,6 +4366,7 @@
           <w:ilvl w:val="0"/>
           <w:numId w:val="3"/>
         </w:numPr>
+        <w:spacing w:line="360" w:lineRule="auto"/>
         <w:rPr>
           <w:rFonts w:ascii="Times New Roman" w:hAnsi="Times New Roman" w:cs="Times New Roman"/>
           <w:color w:val="auto"/>
@@ -3763,8 +4374,6 @@
           <w:szCs w:val="28"/>
         </w:rPr>
       </w:pPr>
-      <w:bookmarkStart w:id="15" w:name="_Toc109596780"/>
-      <w:proofErr w:type="gramStart"/>
       <w:r>
         <w:rPr>
           <w:rFonts w:ascii="Times New Roman" w:hAnsi="Times New Roman" w:cs="Times New Roman"/>
@@ -3773,31 +4382,12 @@
           <w:szCs w:val="28"/>
         </w:rPr>
         <w:lastRenderedPageBreak/>
-        <w:t>Опис</w:t>
-      </w:r>
-      <w:r>
-        <w:rPr>
-          <w:rFonts w:ascii="Times New Roman" w:hAnsi="Times New Roman" w:cs="Times New Roman"/>
-          <w:color w:val="auto"/>
-          <w:sz w:val="28"/>
-          <w:szCs w:val="28"/>
-        </w:rPr>
-        <w:t>а</w:t>
-      </w:r>
-      <w:r>
-        <w:rPr>
-          <w:rFonts w:ascii="Times New Roman" w:hAnsi="Times New Roman" w:cs="Times New Roman"/>
-          <w:color w:val="auto"/>
-          <w:sz w:val="28"/>
-          <w:szCs w:val="28"/>
-        </w:rPr>
-        <w:t>ние  игры</w:t>
-      </w:r>
-      <w:bookmarkEnd w:id="15"/>
-      <w:proofErr w:type="gramEnd"/>
-    </w:p>
-    <w:p>
-      <w:pPr>
+        <w:t>Описание игры</w:t>
+      </w:r>
+    </w:p>
+    <w:p>
+      <w:pPr>
+        <w:spacing w:line="360" w:lineRule="auto"/>
         <w:rPr>
           <w:rFonts w:ascii="Times New Roman" w:hAnsi="Times New Roman" w:cs="Times New Roman"/>
           <w:sz w:val="24"/>
@@ -3872,6 +4462,7 @@
     </w:p>
     <w:p>
       <w:pPr>
+        <w:spacing w:line="360" w:lineRule="auto"/>
         <w:rPr>
           <w:rFonts w:ascii="Times New Roman" w:hAnsi="Times New Roman" w:cs="Times New Roman"/>
           <w:sz w:val="24"/>
@@ -3886,6 +4477,7 @@
           <w:ilvl w:val="1"/>
           <w:numId w:val="3"/>
         </w:numPr>
+        <w:spacing w:line="360" w:lineRule="auto"/>
         <w:rPr>
           <w:rFonts w:ascii="Times New Roman" w:hAnsi="Times New Roman" w:cs="Times New Roman"/>
           <w:color w:val="auto"/>
@@ -3893,20 +4485,31 @@
           <w:szCs w:val="28"/>
         </w:rPr>
       </w:pPr>
-      <w:bookmarkStart w:id="16" w:name="_Toc109596781"/>
+      <w:bookmarkStart w:id="15" w:name="_Toc109596781"/>
       <w:r>
         <w:rPr>
           <w:rFonts w:ascii="Times New Roman" w:hAnsi="Times New Roman" w:cs="Times New Roman"/>
           <w:color w:val="auto"/>
           <w:sz w:val="28"/>
           <w:szCs w:val="28"/>
+          <w:lang w:val="en-US"/>
+        </w:rPr>
+        <w:t xml:space="preserve"> </w:t>
+      </w:r>
+      <w:r>
+        <w:rPr>
+          <w:rFonts w:ascii="Times New Roman" w:hAnsi="Times New Roman" w:cs="Times New Roman"/>
+          <w:color w:val="auto"/>
+          <w:sz w:val="28"/>
+          <w:szCs w:val="28"/>
         </w:rPr>
         <w:t>Игровая доска</w:t>
       </w:r>
-      <w:bookmarkEnd w:id="16"/>
-    </w:p>
-    <w:p>
-      <w:pPr>
+      <w:bookmarkEnd w:id="15"/>
+    </w:p>
+    <w:p>
+      <w:pPr>
+        <w:spacing w:line="360" w:lineRule="auto"/>
         <w:rPr>
           <w:rFonts w:ascii="Times New Roman" w:hAnsi="Times New Roman" w:cs="Times New Roman"/>
           <w:sz w:val="24"/>
@@ -3971,6 +4574,16 @@
         </w:rPr>
         <w:t xml:space="preserve"> что эта клетка под его контролем.</w:t>
       </w:r>
+    </w:p>
+    <w:p>
+      <w:pPr>
+        <w:spacing w:line="360" w:lineRule="auto"/>
+        <w:rPr>
+          <w:rFonts w:ascii="Times New Roman" w:hAnsi="Times New Roman" w:cs="Times New Roman"/>
+          <w:sz w:val="24"/>
+          <w:szCs w:val="24"/>
+        </w:rPr>
+      </w:pPr>
     </w:p>
     <w:p>
       <w:pPr>
@@ -3979,6 +4592,7 @@
           <w:ilvl w:val="1"/>
           <w:numId w:val="4"/>
         </w:numPr>
+        <w:spacing w:line="360" w:lineRule="auto"/>
         <w:rPr>
           <w:rFonts w:ascii="Times New Roman" w:hAnsi="Times New Roman" w:cs="Times New Roman"/>
           <w:color w:val="auto"/>
@@ -3992,12 +4606,23 @@
           <w:color w:val="auto"/>
           <w:sz w:val="28"/>
           <w:szCs w:val="28"/>
+          <w:lang w:val="en-US"/>
+        </w:rPr>
+        <w:t xml:space="preserve"> </w:t>
+      </w:r>
+      <w:r>
+        <w:rPr>
+          <w:rFonts w:ascii="Times New Roman" w:hAnsi="Times New Roman" w:cs="Times New Roman"/>
+          <w:color w:val="auto"/>
+          <w:sz w:val="28"/>
+          <w:szCs w:val="28"/>
         </w:rPr>
         <w:t>Фигуры</w:t>
       </w:r>
     </w:p>
     <w:p>
       <w:pPr>
+        <w:spacing w:line="360" w:lineRule="auto"/>
         <w:rPr>
           <w:rFonts w:ascii="Times New Roman" w:hAnsi="Times New Roman" w:cs="Times New Roman"/>
           <w:sz w:val="24"/>
@@ -4100,6 +4725,16 @@
         </w:rPr>
         <w:t>Ниже представлена таблица реализованных фигур, паттерны их ходов, возможности перекрашивания вражеских клеток и поедания фигур:</w:t>
       </w:r>
+    </w:p>
+    <w:p>
+      <w:pPr>
+        <w:spacing w:line="360" w:lineRule="auto"/>
+        <w:rPr>
+          <w:rFonts w:ascii="Times New Roman" w:hAnsi="Times New Roman" w:cs="Times New Roman"/>
+          <w:sz w:val="24"/>
+          <w:szCs w:val="24"/>
+        </w:rPr>
+      </w:pPr>
     </w:p>
     <w:p>
       <w:pPr>
@@ -4108,6 +4743,7 @@
           <w:ilvl w:val="1"/>
           <w:numId w:val="4"/>
         </w:numPr>
+        <w:spacing w:line="360" w:lineRule="auto"/>
         <w:rPr>
           <w:rFonts w:ascii="Times New Roman" w:hAnsi="Times New Roman" w:cs="Times New Roman"/>
           <w:color w:val="auto"/>
@@ -4121,12 +4757,23 @@
           <w:color w:val="auto"/>
           <w:sz w:val="28"/>
           <w:szCs w:val="28"/>
+          <w:lang w:val="en-US"/>
+        </w:rPr>
+        <w:t xml:space="preserve"> </w:t>
+      </w:r>
+      <w:r>
+        <w:rPr>
+          <w:rFonts w:ascii="Times New Roman" w:hAnsi="Times New Roman" w:cs="Times New Roman"/>
+          <w:color w:val="auto"/>
+          <w:sz w:val="28"/>
+          <w:szCs w:val="28"/>
         </w:rPr>
         <w:t>Правила игры</w:t>
       </w:r>
     </w:p>
     <w:p>
       <w:pPr>
+        <w:spacing w:line="360" w:lineRule="auto"/>
         <w:rPr>
           <w:rFonts w:ascii="Times New Roman" w:hAnsi="Times New Roman" w:cs="Times New Roman"/>
           <w:sz w:val="24"/>
@@ -4165,15 +4812,14 @@
         </w:rPr>
         <w:t xml:space="preserve"> Игра заканчивается, когда на доске не остается белых клеток. Побеждает тот игрок, в чей цвет окрашено больше всего клеток.</w:t>
       </w:r>
-    </w:p>
-    <w:p>
-      <w:pPr>
-        <w:rPr>
-          <w:rFonts w:ascii="Times New Roman" w:hAnsi="Times New Roman" w:cs="Times New Roman"/>
-          <w:sz w:val="24"/>
-          <w:szCs w:val="24"/>
-        </w:rPr>
-      </w:pPr>
+      <w:r>
+        <w:rPr>
+          <w:rFonts w:ascii="Times New Roman" w:hAnsi="Times New Roman" w:cs="Times New Roman"/>
+          <w:sz w:val="24"/>
+          <w:szCs w:val="24"/>
+        </w:rPr>
+        <w:br/>
+      </w:r>
       <w:r>
         <w:rPr>
           <w:rFonts w:ascii="Times New Roman" w:hAnsi="Times New Roman" w:cs="Times New Roman"/>
@@ -4197,7 +4843,7 @@
           <w:szCs w:val="28"/>
         </w:rPr>
       </w:pPr>
-      <w:bookmarkStart w:id="17" w:name="_Toc109596784"/>
+      <w:bookmarkStart w:id="16" w:name="_Toc109596784"/>
       <w:r>
         <w:rPr>
           <w:rFonts w:ascii="Times New Roman" w:hAnsi="Times New Roman" w:cs="Times New Roman"/>
@@ -4244,7 +4890,7 @@
         </w:rPr>
         <w:t xml:space="preserve"> и ее обоснование</w:t>
       </w:r>
-      <w:bookmarkEnd w:id="17"/>
+      <w:bookmarkEnd w:id="16"/>
     </w:p>
     <w:p>
       <w:pPr>
@@ -4260,7 +4906,7 @@
           <w:szCs w:val="28"/>
         </w:rPr>
       </w:pPr>
-      <w:bookmarkStart w:id="18" w:name="_Toc109596785"/>
+      <w:bookmarkStart w:id="17" w:name="_Toc109596785"/>
       <w:r>
         <w:rPr>
           <w:rFonts w:ascii="Times New Roman" w:hAnsi="Times New Roman" w:cs="Times New Roman"/>
@@ -4270,7 +4916,7 @@
         </w:rPr>
         <w:t>Структура разработанного приложения</w:t>
       </w:r>
-      <w:bookmarkEnd w:id="18"/>
+      <w:bookmarkEnd w:id="17"/>
     </w:p>
     <w:p>
       <w:pPr>
@@ -4286,17 +4932,27 @@
           <w:szCs w:val="28"/>
         </w:rPr>
       </w:pPr>
-      <w:bookmarkStart w:id="19" w:name="_Toc109596786"/>
+      <w:bookmarkStart w:id="18" w:name="_Toc109596786"/>
       <w:r>
         <w:rPr>
           <w:rFonts w:ascii="Times New Roman" w:hAnsi="Times New Roman" w:cs="Times New Roman"/>
           <w:color w:val="auto"/>
           <w:sz w:val="28"/>
           <w:szCs w:val="28"/>
+          <w:lang w:val="en-US"/>
+        </w:rPr>
+        <w:t xml:space="preserve"> </w:t>
+      </w:r>
+      <w:r>
+        <w:rPr>
+          <w:rFonts w:ascii="Times New Roman" w:hAnsi="Times New Roman" w:cs="Times New Roman"/>
+          <w:color w:val="auto"/>
+          <w:sz w:val="28"/>
+          <w:szCs w:val="28"/>
         </w:rPr>
         <w:t>Архитектура</w:t>
       </w:r>
-      <w:bookmarkEnd w:id="19"/>
+      <w:bookmarkEnd w:id="18"/>
     </w:p>
     <w:p>
       <w:pPr>
@@ -4312,7 +4968,7 @@
           <w:szCs w:val="28"/>
         </w:rPr>
       </w:pPr>
-      <w:bookmarkStart w:id="20" w:name="_Toc109596787"/>
+      <w:bookmarkStart w:id="19" w:name="_Toc109596787"/>
       <w:r>
         <w:rPr>
           <w:rFonts w:ascii="Times New Roman" w:hAnsi="Times New Roman" w:cs="Times New Roman"/>
@@ -4332,7 +4988,7 @@
         </w:rPr>
         <w:t>MVC</w:t>
       </w:r>
-      <w:bookmarkEnd w:id="20"/>
+      <w:bookmarkEnd w:id="19"/>
     </w:p>
     <w:p>
       <w:pPr>
@@ -4348,7 +5004,7 @@
           <w:szCs w:val="28"/>
         </w:rPr>
       </w:pPr>
-      <w:bookmarkStart w:id="21" w:name="_Toc109596788"/>
+      <w:bookmarkStart w:id="20" w:name="_Toc109596788"/>
       <w:r>
         <w:rPr>
           <w:rFonts w:ascii="Times New Roman" w:hAnsi="Times New Roman" w:cs="Times New Roman"/>
@@ -4367,7 +5023,7 @@
         </w:rPr>
         <w:t xml:space="preserve"> архитектурного паттерна</w:t>
       </w:r>
-      <w:bookmarkEnd w:id="21"/>
+      <w:bookmarkEnd w:id="20"/>
     </w:p>
     <w:p>
       <w:pPr>
@@ -4383,17 +5039,27 @@
           <w:szCs w:val="28"/>
         </w:rPr>
       </w:pPr>
-      <w:bookmarkStart w:id="22" w:name="_Toc109596789"/>
+      <w:bookmarkStart w:id="21" w:name="_Toc109596789"/>
       <w:r>
         <w:rPr>
           <w:rFonts w:ascii="Times New Roman" w:hAnsi="Times New Roman" w:cs="Times New Roman"/>
           <w:color w:val="auto"/>
           <w:sz w:val="28"/>
           <w:szCs w:val="28"/>
+          <w:lang w:val="en-US"/>
+        </w:rPr>
+        <w:t xml:space="preserve"> </w:t>
+      </w:r>
+      <w:r>
+        <w:rPr>
+          <w:rFonts w:ascii="Times New Roman" w:hAnsi="Times New Roman" w:cs="Times New Roman"/>
+          <w:color w:val="auto"/>
+          <w:sz w:val="28"/>
+          <w:szCs w:val="28"/>
         </w:rPr>
         <w:t>Модель</w:t>
       </w:r>
-      <w:bookmarkEnd w:id="22"/>
+      <w:bookmarkEnd w:id="21"/>
     </w:p>
     <w:p>
       <w:pPr>
@@ -4409,7 +5075,7 @@
           <w:szCs w:val="28"/>
         </w:rPr>
       </w:pPr>
-      <w:bookmarkStart w:id="23" w:name="_Toc109596790"/>
+      <w:bookmarkStart w:id="22" w:name="_Toc109596790"/>
       <w:r>
         <w:rPr>
           <w:rFonts w:ascii="Times New Roman" w:hAnsi="Times New Roman" w:cs="Times New Roman"/>
@@ -4419,7 +5085,7 @@
         </w:rPr>
         <w:t>Структура модуля</w:t>
       </w:r>
-      <w:bookmarkEnd w:id="23"/>
+      <w:bookmarkEnd w:id="22"/>
     </w:p>
     <w:p>
       <w:pPr>
@@ -4435,7 +5101,7 @@
           <w:szCs w:val="28"/>
         </w:rPr>
       </w:pPr>
-      <w:bookmarkStart w:id="24" w:name="_Toc109596791"/>
+      <w:bookmarkStart w:id="23" w:name="_Toc109596791"/>
       <w:r>
         <w:rPr>
           <w:rFonts w:ascii="Times New Roman" w:hAnsi="Times New Roman" w:cs="Times New Roman"/>
@@ -4445,7 +5111,7 @@
         </w:rPr>
         <w:t>Основные классы</w:t>
       </w:r>
-      <w:bookmarkEnd w:id="24"/>
+      <w:bookmarkEnd w:id="23"/>
     </w:p>
     <w:p>
       <w:pPr>
@@ -4461,7 +5127,7 @@
           <w:szCs w:val="28"/>
         </w:rPr>
       </w:pPr>
-      <w:bookmarkStart w:id="25" w:name="_Toc109596792"/>
+      <w:bookmarkStart w:id="24" w:name="_Toc109596792"/>
       <w:r>
         <w:rPr>
           <w:rFonts w:ascii="Times New Roman" w:hAnsi="Times New Roman" w:cs="Times New Roman"/>
@@ -4471,7 +5137,7 @@
         </w:rPr>
         <w:t>Контроллеры</w:t>
       </w:r>
-      <w:bookmarkEnd w:id="25"/>
+      <w:bookmarkEnd w:id="24"/>
     </w:p>
     <w:p>
       <w:pPr>
@@ -4487,7 +5153,7 @@
           <w:szCs w:val="28"/>
         </w:rPr>
       </w:pPr>
-      <w:bookmarkStart w:id="26" w:name="_Toc109596793"/>
+      <w:bookmarkStart w:id="25" w:name="_Toc109596793"/>
       <w:r>
         <w:rPr>
           <w:rFonts w:ascii="Times New Roman" w:hAnsi="Times New Roman" w:cs="Times New Roman"/>
@@ -4497,7 +5163,7 @@
         </w:rPr>
         <w:t>Структура модуля</w:t>
       </w:r>
-      <w:bookmarkEnd w:id="26"/>
+      <w:bookmarkEnd w:id="25"/>
     </w:p>
     <w:p>
       <w:pPr>
@@ -4513,7 +5179,7 @@
           <w:szCs w:val="28"/>
         </w:rPr>
       </w:pPr>
-      <w:bookmarkStart w:id="27" w:name="_Toc109596794"/>
+      <w:bookmarkStart w:id="26" w:name="_Toc109596794"/>
       <w:r>
         <w:rPr>
           <w:rFonts w:ascii="Times New Roman" w:hAnsi="Times New Roman" w:cs="Times New Roman"/>
@@ -4523,7 +5189,7 @@
         </w:rPr>
         <w:t>Основные классы</w:t>
       </w:r>
-      <w:bookmarkEnd w:id="27"/>
+      <w:bookmarkEnd w:id="26"/>
     </w:p>
     <w:p>
       <w:pPr>
@@ -4539,7 +5205,7 @@
           <w:szCs w:val="28"/>
         </w:rPr>
       </w:pPr>
-      <w:bookmarkStart w:id="28" w:name="_Toc109596795"/>
+      <w:bookmarkStart w:id="27" w:name="_Toc109596795"/>
       <w:r>
         <w:rPr>
           <w:rFonts w:ascii="Times New Roman" w:hAnsi="Times New Roman" w:cs="Times New Roman"/>
@@ -4549,7 +5215,7 @@
         </w:rPr>
         <w:t>Представление</w:t>
       </w:r>
-      <w:bookmarkEnd w:id="28"/>
+      <w:bookmarkEnd w:id="27"/>
     </w:p>
     <w:p>
       <w:pPr>
@@ -4565,7 +5231,7 @@
           <w:szCs w:val="28"/>
         </w:rPr>
       </w:pPr>
-      <w:bookmarkStart w:id="29" w:name="_Toc109596796"/>
+      <w:bookmarkStart w:id="28" w:name="_Toc109596796"/>
       <w:r>
         <w:rPr>
           <w:rFonts w:ascii="Times New Roman" w:hAnsi="Times New Roman" w:cs="Times New Roman"/>
@@ -4575,7 +5241,7 @@
         </w:rPr>
         <w:t>Структура модуля</w:t>
       </w:r>
-      <w:bookmarkEnd w:id="29"/>
+      <w:bookmarkEnd w:id="28"/>
     </w:p>
     <w:p>
       <w:pPr>
@@ -4591,7 +5257,7 @@
           <w:szCs w:val="28"/>
         </w:rPr>
       </w:pPr>
-      <w:bookmarkStart w:id="30" w:name="_Toc109596797"/>
+      <w:bookmarkStart w:id="29" w:name="_Toc109596797"/>
       <w:r>
         <w:rPr>
           <w:rFonts w:ascii="Times New Roman" w:hAnsi="Times New Roman" w:cs="Times New Roman"/>
@@ -4601,7 +5267,7 @@
         </w:rPr>
         <w:t>Основные классы</w:t>
       </w:r>
-      <w:bookmarkEnd w:id="30"/>
+      <w:bookmarkEnd w:id="29"/>
     </w:p>
     <w:p>
       <w:pPr>
@@ -4617,7 +5283,7 @@
           <w:szCs w:val="28"/>
         </w:rPr>
       </w:pPr>
-      <w:bookmarkStart w:id="31" w:name="_Toc109596798"/>
+      <w:bookmarkStart w:id="30" w:name="_Toc109596798"/>
       <w:r>
         <w:rPr>
           <w:rFonts w:ascii="Times New Roman" w:hAnsi="Times New Roman" w:cs="Times New Roman"/>
@@ -4627,7 +5293,7 @@
         </w:rPr>
         <w:t>Алгоритмы игровой логики</w:t>
       </w:r>
-      <w:bookmarkEnd w:id="31"/>
+      <w:bookmarkEnd w:id="30"/>
     </w:p>
     <w:p>
       <w:pPr>
@@ -4643,17 +5309,27 @@
           <w:szCs w:val="28"/>
         </w:rPr>
       </w:pPr>
-      <w:bookmarkStart w:id="32" w:name="_Toc109596799"/>
+      <w:bookmarkStart w:id="31" w:name="_Toc109596799"/>
       <w:r>
         <w:rPr>
           <w:rFonts w:ascii="Times New Roman" w:hAnsi="Times New Roman" w:cs="Times New Roman"/>
           <w:color w:val="auto"/>
           <w:sz w:val="28"/>
           <w:szCs w:val="28"/>
+          <w:lang w:val="en-US"/>
+        </w:rPr>
+        <w:t xml:space="preserve"> </w:t>
+      </w:r>
+      <w:r>
+        <w:rPr>
+          <w:rFonts w:ascii="Times New Roman" w:hAnsi="Times New Roman" w:cs="Times New Roman"/>
+          <w:color w:val="auto"/>
+          <w:sz w:val="28"/>
+          <w:szCs w:val="28"/>
         </w:rPr>
         <w:t>Фигуры</w:t>
       </w:r>
-      <w:bookmarkEnd w:id="32"/>
+      <w:bookmarkEnd w:id="31"/>
     </w:p>
     <w:p>
       <w:pPr>
@@ -4669,17 +5345,27 @@
           <w:szCs w:val="28"/>
         </w:rPr>
       </w:pPr>
-      <w:bookmarkStart w:id="33" w:name="_Toc109596800"/>
+      <w:bookmarkStart w:id="32" w:name="_Toc109596800"/>
       <w:r>
         <w:rPr>
           <w:rFonts w:ascii="Times New Roman" w:hAnsi="Times New Roman" w:cs="Times New Roman"/>
           <w:color w:val="auto"/>
           <w:sz w:val="28"/>
           <w:szCs w:val="28"/>
+          <w:lang w:val="en-US"/>
+        </w:rPr>
+        <w:t xml:space="preserve"> </w:t>
+      </w:r>
+      <w:r>
+        <w:rPr>
+          <w:rFonts w:ascii="Times New Roman" w:hAnsi="Times New Roman" w:cs="Times New Roman"/>
+          <w:color w:val="auto"/>
+          <w:sz w:val="28"/>
+          <w:szCs w:val="28"/>
         </w:rPr>
         <w:t>Игровая доска</w:t>
       </w:r>
-      <w:bookmarkEnd w:id="33"/>
+      <w:bookmarkEnd w:id="32"/>
     </w:p>
     <w:p>
       <w:pPr>
@@ -4695,13 +5381,23 @@
           <w:szCs w:val="28"/>
         </w:rPr>
       </w:pPr>
-      <w:bookmarkStart w:id="34" w:name="_Toc109596801"/>
+      <w:bookmarkStart w:id="33" w:name="_Toc109596801"/>
       <w:r>
         <w:rPr>
           <w:rFonts w:ascii="Times New Roman" w:hAnsi="Times New Roman" w:cs="Times New Roman"/>
           <w:color w:val="auto"/>
           <w:sz w:val="28"/>
           <w:szCs w:val="28"/>
+          <w:lang w:val="en-US"/>
+        </w:rPr>
+        <w:t xml:space="preserve"> </w:t>
+      </w:r>
+      <w:r>
+        <w:rPr>
+          <w:rFonts w:ascii="Times New Roman" w:hAnsi="Times New Roman" w:cs="Times New Roman"/>
+          <w:color w:val="auto"/>
+          <w:sz w:val="28"/>
+          <w:szCs w:val="28"/>
         </w:rPr>
         <w:t xml:space="preserve">Алгоритм искусственного </w:t>
       </w:r>
@@ -4715,7 +5411,7 @@
         </w:rPr>
         <w:t>интелекта</w:t>
       </w:r>
-      <w:bookmarkEnd w:id="34"/>
+      <w:bookmarkEnd w:id="33"/>
       <w:proofErr w:type="spellEnd"/>
     </w:p>
     <w:p>
@@ -4732,7 +5428,7 @@
           <w:szCs w:val="28"/>
         </w:rPr>
       </w:pPr>
-      <w:bookmarkStart w:id="35" w:name="_Toc109596802"/>
+      <w:bookmarkStart w:id="34" w:name="_Toc109596802"/>
       <w:r>
         <w:rPr>
           <w:rFonts w:ascii="Times New Roman" w:hAnsi="Times New Roman" w:cs="Times New Roman"/>
@@ -4742,7 +5438,7 @@
         </w:rPr>
         <w:t>Минимакс</w:t>
       </w:r>
-      <w:bookmarkEnd w:id="35"/>
+      <w:bookmarkEnd w:id="34"/>
     </w:p>
     <w:p>
       <w:pPr>
@@ -4758,7 +5454,7 @@
           <w:szCs w:val="28"/>
         </w:rPr>
       </w:pPr>
-      <w:bookmarkStart w:id="36" w:name="_Toc109596803"/>
+      <w:bookmarkStart w:id="35" w:name="_Toc109596803"/>
       <w:r>
         <w:rPr>
           <w:rFonts w:ascii="Times New Roman" w:hAnsi="Times New Roman" w:cs="Times New Roman"/>
@@ -4768,7 +5464,7 @@
         </w:rPr>
         <w:t>Оптимизации</w:t>
       </w:r>
-      <w:bookmarkEnd w:id="36"/>
+      <w:bookmarkEnd w:id="35"/>
     </w:p>
     <w:p>
       <w:pPr>
@@ -4784,7 +5480,7 @@
           <w:szCs w:val="28"/>
         </w:rPr>
       </w:pPr>
-      <w:bookmarkStart w:id="37" w:name="_Toc109596804"/>
+      <w:bookmarkStart w:id="36" w:name="_Toc109596804"/>
       <w:r>
         <w:rPr>
           <w:rFonts w:ascii="Times New Roman" w:hAnsi="Times New Roman" w:cs="Times New Roman"/>
@@ -4794,7 +5490,7 @@
         </w:rPr>
         <w:t>Сетевая часть</w:t>
       </w:r>
-      <w:bookmarkEnd w:id="37"/>
+      <w:bookmarkEnd w:id="36"/>
     </w:p>
     <w:p>
       <w:pPr>
@@ -4810,7 +5506,7 @@
           <w:szCs w:val="28"/>
         </w:rPr>
       </w:pPr>
-      <w:bookmarkStart w:id="38" w:name="_Toc109596805"/>
+      <w:bookmarkStart w:id="37" w:name="_Toc109596805"/>
       <w:r>
         <w:rPr>
           <w:rFonts w:ascii="Times New Roman" w:hAnsi="Times New Roman" w:cs="Times New Roman"/>
@@ -4820,7 +5516,7 @@
         </w:rPr>
         <w:t>Заключение</w:t>
       </w:r>
-      <w:bookmarkEnd w:id="38"/>
+      <w:bookmarkEnd w:id="37"/>
     </w:p>
     <w:p>
       <w:pPr>
@@ -4836,7 +5532,7 @@
           <w:szCs w:val="28"/>
         </w:rPr>
       </w:pPr>
-      <w:bookmarkStart w:id="39" w:name="_Toc109596806"/>
+      <w:bookmarkStart w:id="38" w:name="_Toc109596806"/>
       <w:r>
         <w:rPr>
           <w:rFonts w:ascii="Times New Roman" w:hAnsi="Times New Roman" w:cs="Times New Roman"/>
@@ -4846,7 +5542,7 @@
         </w:rPr>
         <w:t>Приложение</w:t>
       </w:r>
-      <w:bookmarkEnd w:id="39"/>
+      <w:bookmarkEnd w:id="38"/>
     </w:p>
     <w:p>
       <w:pPr>
@@ -4862,7 +5558,7 @@
           <w:szCs w:val="28"/>
         </w:rPr>
       </w:pPr>
-      <w:bookmarkStart w:id="40" w:name="_Toc109596807"/>
+      <w:bookmarkStart w:id="39" w:name="_Toc109596807"/>
       <w:r>
         <w:rPr>
           <w:rFonts w:ascii="Times New Roman" w:hAnsi="Times New Roman" w:cs="Times New Roman"/>
@@ -4872,7 +5568,7 @@
         </w:rPr>
         <w:t>Список литературы</w:t>
       </w:r>
-      <w:bookmarkEnd w:id="40"/>
+      <w:bookmarkEnd w:id="39"/>
     </w:p>
     <w:p>
       <w:pPr>

--- a/Отчёт.docx
+++ b/Отчёт.docx
@@ -16,6 +16,7 @@
       <w:bookmarkStart w:id="0" w:name="_Toc109593980"/>
       <w:bookmarkStart w:id="1" w:name="_Toc109595473"/>
       <w:bookmarkStart w:id="2" w:name="_Toc109596775"/>
+      <w:bookmarkStart w:id="3" w:name="_Toc109658620"/>
       <w:r>
         <w:rPr>
           <w:rFonts w:ascii="Times New Roman" w:hAnsi="Times New Roman" w:cs="Times New Roman"/>
@@ -25,6 +26,7 @@
       <w:bookmarkEnd w:id="0"/>
       <w:bookmarkEnd w:id="1"/>
       <w:bookmarkEnd w:id="2"/>
+      <w:bookmarkEnd w:id="3"/>
     </w:p>
     <w:p>
       <w:pPr>
@@ -122,9 +124,10 @@
           <w:szCs w:val="24"/>
         </w:rPr>
       </w:pPr>
-      <w:bookmarkStart w:id="3" w:name="_Toc109593981"/>
-      <w:bookmarkStart w:id="4" w:name="_Toc109595474"/>
-      <w:bookmarkStart w:id="5" w:name="_Toc109596776"/>
+      <w:bookmarkStart w:id="4" w:name="_Toc109593981"/>
+      <w:bookmarkStart w:id="5" w:name="_Toc109595474"/>
+      <w:bookmarkStart w:id="6" w:name="_Toc109596776"/>
+      <w:bookmarkStart w:id="7" w:name="_Toc109658621"/>
       <w:r>
         <w:rPr>
           <w:rFonts w:ascii="Times New Roman" w:hAnsi="Times New Roman" w:cs="Times New Roman"/>
@@ -133,9 +136,10 @@
         </w:rPr>
         <w:t>НИЖЕГОРОДСКИЙ ГОСУДАРСТВЕННЫЙ ТЕХНИЧЕСКИЙ</w:t>
       </w:r>
-      <w:bookmarkEnd w:id="3"/>
       <w:bookmarkEnd w:id="4"/>
       <w:bookmarkEnd w:id="5"/>
+      <w:bookmarkEnd w:id="6"/>
+      <w:bookmarkEnd w:id="7"/>
     </w:p>
     <w:p>
       <w:pPr>
@@ -223,9 +227,10 @@
           <w:szCs w:val="36"/>
         </w:rPr>
       </w:pPr>
-      <w:bookmarkStart w:id="6" w:name="_Toc109593982"/>
-      <w:bookmarkStart w:id="7" w:name="_Toc109595475"/>
-      <w:bookmarkStart w:id="8" w:name="_Toc109596777"/>
+      <w:bookmarkStart w:id="8" w:name="_Toc109593982"/>
+      <w:bookmarkStart w:id="9" w:name="_Toc109595475"/>
+      <w:bookmarkStart w:id="10" w:name="_Toc109596777"/>
+      <w:bookmarkStart w:id="11" w:name="_Toc109658622"/>
       <w:r>
         <w:rPr>
           <w:rFonts w:ascii="Times New Roman" w:hAnsi="Times New Roman" w:cs="Times New Roman"/>
@@ -234,115 +239,118 @@
         </w:rPr>
         <w:t>ОТЧЕТ</w:t>
       </w:r>
-      <w:bookmarkEnd w:id="6"/>
-      <w:bookmarkEnd w:id="7"/>
       <w:bookmarkEnd w:id="8"/>
-    </w:p>
-    <w:p>
-      <w:pPr>
-        <w:spacing w:line="240" w:lineRule="auto"/>
-        <w:jc w:val="center"/>
-        <w:rPr>
-          <w:rFonts w:ascii="Times New Roman" w:hAnsi="Times New Roman" w:cs="Times New Roman"/>
-          <w:sz w:val="28"/>
-          <w:szCs w:val="28"/>
-        </w:rPr>
-      </w:pPr>
-      <w:r>
-        <w:rPr>
-          <w:rFonts w:ascii="Times New Roman" w:hAnsi="Times New Roman" w:cs="Times New Roman"/>
-          <w:sz w:val="28"/>
-          <w:szCs w:val="28"/>
-        </w:rPr>
-        <w:t>по летней практике</w:t>
-      </w:r>
-    </w:p>
-    <w:p>
-      <w:pPr>
-        <w:rPr>
-          <w:rFonts w:ascii="Times New Roman" w:hAnsi="Times New Roman" w:cs="Times New Roman"/>
-          <w:sz w:val="28"/>
-          <w:szCs w:val="28"/>
-        </w:rPr>
-      </w:pPr>
-    </w:p>
-    <w:p>
-      <w:pPr>
-        <w:rPr>
-          <w:rFonts w:ascii="Times New Roman" w:hAnsi="Times New Roman" w:cs="Times New Roman"/>
-          <w:sz w:val="28"/>
-          <w:szCs w:val="28"/>
-        </w:rPr>
-      </w:pPr>
-    </w:p>
-    <w:p>
-      <w:pPr>
-        <w:rPr>
-          <w:rFonts w:ascii="Times New Roman" w:hAnsi="Times New Roman" w:cs="Times New Roman"/>
-          <w:sz w:val="28"/>
-          <w:szCs w:val="28"/>
-        </w:rPr>
-      </w:pPr>
-    </w:p>
-    <w:p>
-      <w:pPr>
-        <w:rPr>
-          <w:rFonts w:ascii="Times New Roman" w:hAnsi="Times New Roman" w:cs="Times New Roman"/>
-          <w:sz w:val="28"/>
-          <w:szCs w:val="28"/>
-        </w:rPr>
-      </w:pPr>
-    </w:p>
-    <w:p>
-      <w:pPr>
-        <w:rPr>
-          <w:rFonts w:ascii="Times New Roman" w:hAnsi="Times New Roman" w:cs="Times New Roman"/>
-          <w:sz w:val="28"/>
-          <w:szCs w:val="28"/>
-        </w:rPr>
-      </w:pPr>
-    </w:p>
-    <w:p>
-      <w:pPr>
-        <w:rPr>
-          <w:rFonts w:ascii="Times New Roman" w:hAnsi="Times New Roman" w:cs="Times New Roman"/>
-          <w:sz w:val="28"/>
-          <w:szCs w:val="28"/>
-        </w:rPr>
-      </w:pPr>
-    </w:p>
-    <w:p>
-      <w:pPr>
-        <w:rPr>
-          <w:rFonts w:ascii="Times New Roman" w:hAnsi="Times New Roman" w:cs="Times New Roman"/>
-          <w:sz w:val="28"/>
-          <w:szCs w:val="28"/>
-        </w:rPr>
-      </w:pPr>
-    </w:p>
-    <w:p>
-      <w:pPr>
-        <w:ind w:left="4678"/>
-        <w:outlineLvl w:val="0"/>
-        <w:rPr>
-          <w:rFonts w:ascii="Times New Roman" w:hAnsi="Times New Roman" w:cs="Times New Roman"/>
-        </w:rPr>
-      </w:pPr>
-      <w:bookmarkStart w:id="9" w:name="_Toc109593983"/>
-      <w:bookmarkStart w:id="10" w:name="_Toc109595476"/>
-      <w:bookmarkStart w:id="11" w:name="_Toc109596778"/>
-      <w:r>
-        <w:rPr>
-          <w:rFonts w:ascii="Times New Roman" w:hAnsi="Times New Roman" w:cs="Times New Roman"/>
-        </w:rPr>
-        <w:t>РУКОВОДИТЕЛЬ:</w:t>
-      </w:r>
       <w:bookmarkEnd w:id="9"/>
       <w:bookmarkEnd w:id="10"/>
       <w:bookmarkEnd w:id="11"/>
     </w:p>
     <w:p>
       <w:pPr>
+        <w:spacing w:line="240" w:lineRule="auto"/>
+        <w:jc w:val="center"/>
+        <w:rPr>
+          <w:rFonts w:ascii="Times New Roman" w:hAnsi="Times New Roman" w:cs="Times New Roman"/>
+          <w:sz w:val="28"/>
+          <w:szCs w:val="28"/>
+        </w:rPr>
+      </w:pPr>
+      <w:r>
+        <w:rPr>
+          <w:rFonts w:ascii="Times New Roman" w:hAnsi="Times New Roman" w:cs="Times New Roman"/>
+          <w:sz w:val="28"/>
+          <w:szCs w:val="28"/>
+        </w:rPr>
+        <w:t>по летней практике</w:t>
+      </w:r>
+    </w:p>
+    <w:p>
+      <w:pPr>
+        <w:rPr>
+          <w:rFonts w:ascii="Times New Roman" w:hAnsi="Times New Roman" w:cs="Times New Roman"/>
+          <w:sz w:val="28"/>
+          <w:szCs w:val="28"/>
+        </w:rPr>
+      </w:pPr>
+    </w:p>
+    <w:p>
+      <w:pPr>
+        <w:rPr>
+          <w:rFonts w:ascii="Times New Roman" w:hAnsi="Times New Roman" w:cs="Times New Roman"/>
+          <w:sz w:val="28"/>
+          <w:szCs w:val="28"/>
+        </w:rPr>
+      </w:pPr>
+    </w:p>
+    <w:p>
+      <w:pPr>
+        <w:rPr>
+          <w:rFonts w:ascii="Times New Roman" w:hAnsi="Times New Roman" w:cs="Times New Roman"/>
+          <w:sz w:val="28"/>
+          <w:szCs w:val="28"/>
+        </w:rPr>
+      </w:pPr>
+    </w:p>
+    <w:p>
+      <w:pPr>
+        <w:rPr>
+          <w:rFonts w:ascii="Times New Roman" w:hAnsi="Times New Roman" w:cs="Times New Roman"/>
+          <w:sz w:val="28"/>
+          <w:szCs w:val="28"/>
+        </w:rPr>
+      </w:pPr>
+    </w:p>
+    <w:p>
+      <w:pPr>
+        <w:rPr>
+          <w:rFonts w:ascii="Times New Roman" w:hAnsi="Times New Roman" w:cs="Times New Roman"/>
+          <w:sz w:val="28"/>
+          <w:szCs w:val="28"/>
+        </w:rPr>
+      </w:pPr>
+    </w:p>
+    <w:p>
+      <w:pPr>
+        <w:rPr>
+          <w:rFonts w:ascii="Times New Roman" w:hAnsi="Times New Roman" w:cs="Times New Roman"/>
+          <w:sz w:val="28"/>
+          <w:szCs w:val="28"/>
+        </w:rPr>
+      </w:pPr>
+    </w:p>
+    <w:p>
+      <w:pPr>
+        <w:rPr>
+          <w:rFonts w:ascii="Times New Roman" w:hAnsi="Times New Roman" w:cs="Times New Roman"/>
+          <w:sz w:val="28"/>
+          <w:szCs w:val="28"/>
+        </w:rPr>
+      </w:pPr>
+    </w:p>
+    <w:p>
+      <w:pPr>
+        <w:ind w:left="4678"/>
+        <w:outlineLvl w:val="0"/>
+        <w:rPr>
+          <w:rFonts w:ascii="Times New Roman" w:hAnsi="Times New Roman" w:cs="Times New Roman"/>
+        </w:rPr>
+      </w:pPr>
+      <w:bookmarkStart w:id="12" w:name="_Toc109593983"/>
+      <w:bookmarkStart w:id="13" w:name="_Toc109595476"/>
+      <w:bookmarkStart w:id="14" w:name="_Toc109596778"/>
+      <w:bookmarkStart w:id="15" w:name="_Toc109658623"/>
+      <w:r>
+        <w:rPr>
+          <w:rFonts w:ascii="Times New Roman" w:hAnsi="Times New Roman" w:cs="Times New Roman"/>
+        </w:rPr>
+        <w:t>РУКОВОДИТЕЛЬ:</w:t>
+      </w:r>
+      <w:bookmarkEnd w:id="12"/>
+      <w:bookmarkEnd w:id="13"/>
+      <w:bookmarkEnd w:id="14"/>
+      <w:bookmarkEnd w:id="15"/>
+    </w:p>
+    <w:p>
+      <w:pPr>
         <w:spacing w:after="0" w:line="240" w:lineRule="auto"/>
         <w:ind w:left="4678"/>
         <w:rPr>
@@ -376,28 +384,13 @@
           <w:rFonts w:ascii="Times New Roman" w:hAnsi="Times New Roman" w:cs="Times New Roman"/>
           <w:u w:val="single"/>
         </w:rPr>
-        <w:t xml:space="preserve"> </w:t>
-      </w:r>
-      <w:proofErr w:type="gramStart"/>
-      <w:r>
-        <w:rPr>
-          <w:rFonts w:ascii="Times New Roman" w:hAnsi="Times New Roman" w:cs="Times New Roman"/>
-          <w:u w:val="single"/>
-        </w:rPr>
-        <w:t>Д.В,</w:t>
-      </w:r>
-      <w:r>
-        <w:rPr>
-          <w:rFonts w:ascii="Times New Roman" w:hAnsi="Times New Roman" w:cs="Times New Roman"/>
-        </w:rPr>
-        <w:t>_</w:t>
-      </w:r>
-      <w:proofErr w:type="gramEnd"/>
-      <w:r>
-        <w:rPr>
-          <w:rFonts w:ascii="Times New Roman" w:hAnsi="Times New Roman" w:cs="Times New Roman"/>
-        </w:rPr>
-        <w:t>_</w:t>
+        <w:t xml:space="preserve"> Д.В,</w:t>
+      </w:r>
+      <w:r>
+        <w:rPr>
+          <w:rFonts w:ascii="Times New Roman" w:hAnsi="Times New Roman" w:cs="Times New Roman"/>
+        </w:rPr>
+        <w:t>__</w:t>
       </w:r>
     </w:p>
     <w:p>
@@ -463,9 +456,10 @@
           <w:rFonts w:ascii="Times New Roman" w:hAnsi="Times New Roman" w:cs="Times New Roman"/>
         </w:rPr>
       </w:pPr>
-      <w:bookmarkStart w:id="12" w:name="_Toc109593984"/>
-      <w:bookmarkStart w:id="13" w:name="_Toc109595477"/>
-      <w:bookmarkStart w:id="14" w:name="_Toc109596779"/>
+      <w:bookmarkStart w:id="16" w:name="_Toc109593984"/>
+      <w:bookmarkStart w:id="17" w:name="_Toc109595477"/>
+      <w:bookmarkStart w:id="18" w:name="_Toc109596779"/>
+      <w:bookmarkStart w:id="19" w:name="_Toc109658624"/>
       <w:r>
         <w:rPr>
           <w:rFonts w:ascii="Times New Roman" w:hAnsi="Times New Roman" w:cs="Times New Roman"/>
@@ -484,9 +478,10 @@
         </w:rPr>
         <w:t>:</w:t>
       </w:r>
-      <w:bookmarkEnd w:id="12"/>
-      <w:bookmarkEnd w:id="13"/>
-      <w:bookmarkEnd w:id="14"/>
+      <w:bookmarkEnd w:id="16"/>
+      <w:bookmarkEnd w:id="17"/>
+      <w:bookmarkEnd w:id="18"/>
+      <w:bookmarkEnd w:id="19"/>
     </w:p>
     <w:p>
       <w:pPr>
@@ -1167,8 +1162,6 @@
             <w:pStyle w:val="a8"/>
             <w:rPr>
               <w:noProof/>
-              <w:sz w:val="24"/>
-              <w:szCs w:val="24"/>
             </w:rPr>
           </w:pPr>
           <w:r>
@@ -1207,7 +1200,7 @@
         </w:p>
         <w:p>
           <w:pPr>
-            <w:pStyle w:val="11"/>
+            <w:pStyle w:val="12"/>
             <w:tabs>
               <w:tab w:val="left" w:pos="440"/>
               <w:tab w:val="right" w:leader="dot" w:pos="9345"/>
@@ -1215,19 +1208,15 @@
             <w:rPr>
               <w:rFonts w:eastAsiaTheme="minorEastAsia"/>
               <w:noProof/>
-              <w:sz w:val="24"/>
-              <w:szCs w:val="24"/>
               <w:lang w:eastAsia="ru-RU"/>
             </w:rPr>
           </w:pPr>
-          <w:hyperlink w:anchor="_Toc109596780" w:history="1">
+          <w:hyperlink w:anchor="_Toc109658625" w:history="1">
             <w:r>
               <w:rPr>
                 <w:rStyle w:val="a9"/>
                 <w:rFonts w:ascii="Times New Roman" w:hAnsi="Times New Roman" w:cs="Times New Roman"/>
                 <w:noProof/>
-                <w:sz w:val="24"/>
-                <w:szCs w:val="24"/>
               </w:rPr>
               <w:t>1.</w:t>
             </w:r>
@@ -1235,8 +1224,6 @@
               <w:rPr>
                 <w:rFonts w:eastAsiaTheme="minorEastAsia"/>
                 <w:noProof/>
-                <w:sz w:val="24"/>
-                <w:szCs w:val="24"/>
                 <w:lang w:eastAsia="ru-RU"/>
               </w:rPr>
               <w:tab/>
@@ -1246,17 +1233,13 @@
                 <w:rStyle w:val="a9"/>
                 <w:rFonts w:ascii="Times New Roman" w:hAnsi="Times New Roman" w:cs="Times New Roman"/>
                 <w:noProof/>
-                <w:sz w:val="24"/>
-                <w:szCs w:val="24"/>
-              </w:rPr>
-              <w:t>Описание  игры</w:t>
-            </w:r>
-            <w:r>
-              <w:rPr>
-                <w:noProof/>
-                <w:webHidden/>
-                <w:sz w:val="24"/>
-                <w:szCs w:val="24"/>
+              </w:rPr>
+              <w:t>Описание игры</w:t>
+            </w:r>
+            <w:r>
+              <w:rPr>
+                <w:noProof/>
+                <w:webHidden/>
               </w:rPr>
               <w:tab/>
             </w:r>
@@ -1264,8 +1247,6 @@
               <w:rPr>
                 <w:noProof/>
                 <w:webHidden/>
-                <w:sz w:val="24"/>
-                <w:szCs w:val="24"/>
               </w:rPr>
               <w:fldChar w:fldCharType="begin"/>
             </w:r>
@@ -1273,25 +1254,19 @@
               <w:rPr>
                 <w:noProof/>
                 <w:webHidden/>
-                <w:sz w:val="24"/>
-                <w:szCs w:val="24"/>
-              </w:rPr>
-              <w:instrText xml:space="preserve"> PAGEREF _Toc109596780 \h </w:instrText>
-            </w:r>
-            <w:r>
-              <w:rPr>
-                <w:noProof/>
-                <w:webHidden/>
-                <w:sz w:val="24"/>
-                <w:szCs w:val="24"/>
-              </w:rPr>
-            </w:r>
-            <w:r>
-              <w:rPr>
-                <w:noProof/>
-                <w:webHidden/>
-                <w:sz w:val="24"/>
-                <w:szCs w:val="24"/>
+              </w:rPr>
+              <w:instrText xml:space="preserve"> PAGEREF _Toc109658625 \h </w:instrText>
+            </w:r>
+            <w:r>
+              <w:rPr>
+                <w:noProof/>
+                <w:webHidden/>
+              </w:rPr>
+            </w:r>
+            <w:r>
+              <w:rPr>
+                <w:noProof/>
+                <w:webHidden/>
               </w:rPr>
               <w:fldChar w:fldCharType="separate"/>
             </w:r>
@@ -1299,8 +1274,6 @@
               <w:rPr>
                 <w:noProof/>
                 <w:webHidden/>
-                <w:sz w:val="24"/>
-                <w:szCs w:val="24"/>
               </w:rPr>
               <w:t>4</w:t>
             </w:r>
@@ -1308,8 +1281,6 @@
               <w:rPr>
                 <w:noProof/>
                 <w:webHidden/>
-                <w:sz w:val="24"/>
-                <w:szCs w:val="24"/>
               </w:rPr>
               <w:fldChar w:fldCharType="end"/>
             </w:r>
@@ -1325,19 +1296,15 @@
             <w:rPr>
               <w:rFonts w:eastAsiaTheme="minorEastAsia"/>
               <w:noProof/>
-              <w:sz w:val="24"/>
-              <w:szCs w:val="24"/>
               <w:lang w:eastAsia="ru-RU"/>
             </w:rPr>
           </w:pPr>
-          <w:hyperlink w:anchor="_Toc109596781" w:history="1">
+          <w:hyperlink w:anchor="_Toc109658626" w:history="1">
             <w:r>
               <w:rPr>
                 <w:rStyle w:val="a9"/>
                 <w:rFonts w:ascii="Times New Roman" w:hAnsi="Times New Roman" w:cs="Times New Roman"/>
                 <w:noProof/>
-                <w:sz w:val="24"/>
-                <w:szCs w:val="24"/>
               </w:rPr>
               <w:t>1.1.</w:t>
             </w:r>
@@ -1345,8 +1312,6 @@
               <w:rPr>
                 <w:rFonts w:eastAsiaTheme="minorEastAsia"/>
                 <w:noProof/>
-                <w:sz w:val="24"/>
-                <w:szCs w:val="24"/>
                 <w:lang w:eastAsia="ru-RU"/>
               </w:rPr>
               <w:tab/>
@@ -1356,8 +1321,6 @@
                 <w:rStyle w:val="a9"/>
                 <w:rFonts w:ascii="Times New Roman" w:hAnsi="Times New Roman" w:cs="Times New Roman"/>
                 <w:noProof/>
-                <w:sz w:val="24"/>
-                <w:szCs w:val="24"/>
               </w:rPr>
               <w:t>Игровая доска</w:t>
             </w:r>
@@ -1365,8 +1328,6 @@
               <w:rPr>
                 <w:noProof/>
                 <w:webHidden/>
-                <w:sz w:val="24"/>
-                <w:szCs w:val="24"/>
               </w:rPr>
               <w:tab/>
             </w:r>
@@ -1374,8 +1335,6 @@
               <w:rPr>
                 <w:noProof/>
                 <w:webHidden/>
-                <w:sz w:val="24"/>
-                <w:szCs w:val="24"/>
               </w:rPr>
               <w:fldChar w:fldCharType="begin"/>
             </w:r>
@@ -1383,25 +1342,19 @@
               <w:rPr>
                 <w:noProof/>
                 <w:webHidden/>
-                <w:sz w:val="24"/>
-                <w:szCs w:val="24"/>
-              </w:rPr>
-              <w:instrText xml:space="preserve"> PAGEREF _Toc109596781 \h </w:instrText>
-            </w:r>
-            <w:r>
-              <w:rPr>
-                <w:noProof/>
-                <w:webHidden/>
-                <w:sz w:val="24"/>
-                <w:szCs w:val="24"/>
-              </w:rPr>
-            </w:r>
-            <w:r>
-              <w:rPr>
-                <w:noProof/>
-                <w:webHidden/>
-                <w:sz w:val="24"/>
-                <w:szCs w:val="24"/>
+              </w:rPr>
+              <w:instrText xml:space="preserve"> PAGEREF _Toc109658626 \h </w:instrText>
+            </w:r>
+            <w:r>
+              <w:rPr>
+                <w:noProof/>
+                <w:webHidden/>
+              </w:rPr>
+            </w:r>
+            <w:r>
+              <w:rPr>
+                <w:noProof/>
+                <w:webHidden/>
               </w:rPr>
               <w:fldChar w:fldCharType="separate"/>
             </w:r>
@@ -1409,8 +1362,6 @@
               <w:rPr>
                 <w:noProof/>
                 <w:webHidden/>
-                <w:sz w:val="24"/>
-                <w:szCs w:val="24"/>
               </w:rPr>
               <w:t>4</w:t>
             </w:r>
@@ -1418,8 +1369,358 @@
               <w:rPr>
                 <w:noProof/>
                 <w:webHidden/>
-                <w:sz w:val="24"/>
-                <w:szCs w:val="24"/>
+              </w:rPr>
+              <w:fldChar w:fldCharType="end"/>
+            </w:r>
+          </w:hyperlink>
+        </w:p>
+        <w:p>
+          <w:pPr>
+            <w:pStyle w:val="31"/>
+            <w:tabs>
+              <w:tab w:val="left" w:pos="1100"/>
+              <w:tab w:val="right" w:leader="dot" w:pos="9345"/>
+            </w:tabs>
+            <w:rPr>
+              <w:rFonts w:eastAsiaTheme="minorEastAsia"/>
+              <w:noProof/>
+              <w:lang w:eastAsia="ru-RU"/>
+            </w:rPr>
+          </w:pPr>
+          <w:hyperlink w:anchor="_Toc109658627" w:history="1">
+            <w:r>
+              <w:rPr>
+                <w:rStyle w:val="a9"/>
+                <w:rFonts w:ascii="Times New Roman" w:hAnsi="Times New Roman" w:cs="Times New Roman"/>
+                <w:noProof/>
+              </w:rPr>
+              <w:t>1.2.</w:t>
+            </w:r>
+            <w:r>
+              <w:rPr>
+                <w:rFonts w:eastAsiaTheme="minorEastAsia"/>
+                <w:noProof/>
+                <w:lang w:eastAsia="ru-RU"/>
+              </w:rPr>
+              <w:tab/>
+            </w:r>
+            <w:r>
+              <w:rPr>
+                <w:rStyle w:val="a9"/>
+                <w:rFonts w:ascii="Times New Roman" w:hAnsi="Times New Roman" w:cs="Times New Roman"/>
+                <w:noProof/>
+              </w:rPr>
+              <w:t>Фигуры</w:t>
+            </w:r>
+            <w:r>
+              <w:rPr>
+                <w:noProof/>
+                <w:webHidden/>
+              </w:rPr>
+              <w:tab/>
+            </w:r>
+            <w:r>
+              <w:rPr>
+                <w:noProof/>
+                <w:webHidden/>
+              </w:rPr>
+              <w:fldChar w:fldCharType="begin"/>
+            </w:r>
+            <w:r>
+              <w:rPr>
+                <w:noProof/>
+                <w:webHidden/>
+              </w:rPr>
+              <w:instrText xml:space="preserve"> PAGEREF _Toc109658627 \h </w:instrText>
+            </w:r>
+            <w:r>
+              <w:rPr>
+                <w:noProof/>
+                <w:webHidden/>
+              </w:rPr>
+            </w:r>
+            <w:r>
+              <w:rPr>
+                <w:noProof/>
+                <w:webHidden/>
+              </w:rPr>
+              <w:fldChar w:fldCharType="separate"/>
+            </w:r>
+            <w:r>
+              <w:rPr>
+                <w:noProof/>
+                <w:webHidden/>
+              </w:rPr>
+              <w:t>4</w:t>
+            </w:r>
+            <w:r>
+              <w:rPr>
+                <w:noProof/>
+                <w:webHidden/>
+              </w:rPr>
+              <w:fldChar w:fldCharType="end"/>
+            </w:r>
+          </w:hyperlink>
+        </w:p>
+        <w:p>
+          <w:pPr>
+            <w:pStyle w:val="31"/>
+            <w:tabs>
+              <w:tab w:val="left" w:pos="1100"/>
+              <w:tab w:val="right" w:leader="dot" w:pos="9345"/>
+            </w:tabs>
+            <w:rPr>
+              <w:rFonts w:eastAsiaTheme="minorEastAsia"/>
+              <w:noProof/>
+              <w:lang w:eastAsia="ru-RU"/>
+            </w:rPr>
+          </w:pPr>
+          <w:hyperlink w:anchor="_Toc109658628" w:history="1">
+            <w:r>
+              <w:rPr>
+                <w:rStyle w:val="a9"/>
+                <w:rFonts w:ascii="Times New Roman" w:hAnsi="Times New Roman" w:cs="Times New Roman"/>
+                <w:noProof/>
+              </w:rPr>
+              <w:t>1.3.</w:t>
+            </w:r>
+            <w:r>
+              <w:rPr>
+                <w:rFonts w:eastAsiaTheme="minorEastAsia"/>
+                <w:noProof/>
+                <w:lang w:eastAsia="ru-RU"/>
+              </w:rPr>
+              <w:tab/>
+            </w:r>
+            <w:r>
+              <w:rPr>
+                <w:rStyle w:val="a9"/>
+                <w:rFonts w:ascii="Times New Roman" w:hAnsi="Times New Roman" w:cs="Times New Roman"/>
+                <w:noProof/>
+              </w:rPr>
+              <w:t>Правила игры</w:t>
+            </w:r>
+            <w:r>
+              <w:rPr>
+                <w:noProof/>
+                <w:webHidden/>
+              </w:rPr>
+              <w:tab/>
+            </w:r>
+            <w:r>
+              <w:rPr>
+                <w:noProof/>
+                <w:webHidden/>
+              </w:rPr>
+              <w:fldChar w:fldCharType="begin"/>
+            </w:r>
+            <w:r>
+              <w:rPr>
+                <w:noProof/>
+                <w:webHidden/>
+              </w:rPr>
+              <w:instrText xml:space="preserve"> PAGEREF _Toc109658628 \h </w:instrText>
+            </w:r>
+            <w:r>
+              <w:rPr>
+                <w:noProof/>
+                <w:webHidden/>
+              </w:rPr>
+            </w:r>
+            <w:r>
+              <w:rPr>
+                <w:noProof/>
+                <w:webHidden/>
+              </w:rPr>
+              <w:fldChar w:fldCharType="separate"/>
+            </w:r>
+            <w:r>
+              <w:rPr>
+                <w:noProof/>
+                <w:webHidden/>
+              </w:rPr>
+              <w:t>4</w:t>
+            </w:r>
+            <w:r>
+              <w:rPr>
+                <w:noProof/>
+                <w:webHidden/>
+              </w:rPr>
+              <w:fldChar w:fldCharType="end"/>
+            </w:r>
+          </w:hyperlink>
+        </w:p>
+        <w:p>
+          <w:pPr>
+            <w:pStyle w:val="12"/>
+            <w:tabs>
+              <w:tab w:val="left" w:pos="440"/>
+              <w:tab w:val="right" w:leader="dot" w:pos="9345"/>
+            </w:tabs>
+            <w:rPr>
+              <w:rFonts w:eastAsiaTheme="minorEastAsia"/>
+              <w:noProof/>
+              <w:lang w:eastAsia="ru-RU"/>
+            </w:rPr>
+          </w:pPr>
+          <w:hyperlink w:anchor="_Toc109658629" w:history="1">
+            <w:r>
+              <w:rPr>
+                <w:rStyle w:val="a9"/>
+                <w:rFonts w:ascii="Times New Roman" w:hAnsi="Times New Roman" w:cs="Times New Roman"/>
+                <w:noProof/>
+              </w:rPr>
+              <w:t>2.</w:t>
+            </w:r>
+            <w:r>
+              <w:rPr>
+                <w:rFonts w:eastAsiaTheme="minorEastAsia"/>
+                <w:noProof/>
+                <w:lang w:eastAsia="ru-RU"/>
+              </w:rPr>
+              <w:tab/>
+            </w:r>
+            <w:r>
+              <w:rPr>
+                <w:rStyle w:val="a9"/>
+                <w:rFonts w:ascii="Times New Roman" w:hAnsi="Times New Roman" w:cs="Times New Roman"/>
+                <w:noProof/>
+              </w:rPr>
+              <w:t>Выбор технологии и ее обоснование</w:t>
+            </w:r>
+            <w:r>
+              <w:rPr>
+                <w:noProof/>
+                <w:webHidden/>
+              </w:rPr>
+              <w:tab/>
+            </w:r>
+            <w:r>
+              <w:rPr>
+                <w:noProof/>
+                <w:webHidden/>
+              </w:rPr>
+              <w:fldChar w:fldCharType="begin"/>
+            </w:r>
+            <w:r>
+              <w:rPr>
+                <w:noProof/>
+                <w:webHidden/>
+              </w:rPr>
+              <w:instrText xml:space="preserve"> PAGEREF _Toc109658629 \h </w:instrText>
+            </w:r>
+            <w:r>
+              <w:rPr>
+                <w:noProof/>
+                <w:webHidden/>
+              </w:rPr>
+            </w:r>
+            <w:r>
+              <w:rPr>
+                <w:noProof/>
+                <w:webHidden/>
+              </w:rPr>
+              <w:fldChar w:fldCharType="separate"/>
+            </w:r>
+            <w:r>
+              <w:rPr>
+                <w:noProof/>
+                <w:webHidden/>
+              </w:rPr>
+              <w:t>5</w:t>
+            </w:r>
+            <w:r>
+              <w:rPr>
+                <w:noProof/>
+                <w:webHidden/>
+              </w:rPr>
+              <w:fldChar w:fldCharType="end"/>
+            </w:r>
+          </w:hyperlink>
+        </w:p>
+        <w:p>
+          <w:pPr>
+            <w:pStyle w:val="12"/>
+            <w:tabs>
+              <w:tab w:val="left" w:pos="440"/>
+              <w:tab w:val="right" w:leader="dot" w:pos="9345"/>
+            </w:tabs>
+            <w:rPr>
+              <w:rFonts w:eastAsiaTheme="minorEastAsia"/>
+              <w:noProof/>
+              <w:lang w:eastAsia="ru-RU"/>
+            </w:rPr>
+          </w:pPr>
+          <w:hyperlink w:anchor="_Toc109658630" w:history="1">
+            <w:r>
+              <w:rPr>
+                <w:rStyle w:val="a9"/>
+                <w:rFonts w:ascii="Times New Roman" w:hAnsi="Times New Roman" w:cs="Times New Roman"/>
+                <w:noProof/>
+              </w:rPr>
+              <w:t>3.</w:t>
+            </w:r>
+            <w:r>
+              <w:rPr>
+                <w:rFonts w:eastAsiaTheme="minorEastAsia"/>
+                <w:noProof/>
+                <w:lang w:eastAsia="ru-RU"/>
+              </w:rPr>
+              <w:tab/>
+            </w:r>
+            <w:r>
+              <w:rPr>
+                <w:rStyle w:val="a9"/>
+                <w:rFonts w:ascii="Times New Roman" w:hAnsi="Times New Roman" w:cs="Times New Roman"/>
+                <w:noProof/>
+              </w:rPr>
+              <w:t>Структура разработанного приложения</w:t>
+            </w:r>
+            <w:r>
+              <w:rPr>
+                <w:noProof/>
+                <w:webHidden/>
+              </w:rPr>
+              <w:tab/>
+            </w:r>
+            <w:r>
+              <w:rPr>
+                <w:noProof/>
+                <w:webHidden/>
+              </w:rPr>
+              <w:fldChar w:fldCharType="begin"/>
+            </w:r>
+            <w:r>
+              <w:rPr>
+                <w:noProof/>
+                <w:webHidden/>
+              </w:rPr>
+              <w:instrText xml:space="preserve"> PAGEREF _Toc109658630 \h </w:instrText>
+            </w:r>
+            <w:r>
+              <w:rPr>
+                <w:noProof/>
+                <w:webHidden/>
+              </w:rPr>
+            </w:r>
+            <w:r>
+              <w:rPr>
+                <w:noProof/>
+                <w:webHidden/>
+              </w:rPr>
+              <w:fldChar w:fldCharType="separate"/>
+            </w:r>
+            <w:r>
+              <w:rPr>
+                <w:noProof/>
+                <w:webHidden/>
+              </w:rPr>
+              <w:t>5</w:t>
+            </w:r>
+            <w:r>
+              <w:rPr>
+                <w:noProof/>
+                <w:webHidden/>
               </w:rPr>
               <w:fldChar w:fldCharType="end"/>
             </w:r>
@@ -1435,28 +1736,22 @@
             <w:rPr>
               <w:rFonts w:eastAsiaTheme="minorEastAsia"/>
               <w:noProof/>
-              <w:sz w:val="24"/>
-              <w:szCs w:val="24"/>
               <w:lang w:eastAsia="ru-RU"/>
             </w:rPr>
           </w:pPr>
-          <w:hyperlink w:anchor="_Toc109596782" w:history="1">
+          <w:hyperlink w:anchor="_Toc109658631" w:history="1">
             <w:r>
               <w:rPr>
                 <w:rStyle w:val="a9"/>
                 <w:rFonts w:ascii="Times New Roman" w:hAnsi="Times New Roman" w:cs="Times New Roman"/>
                 <w:noProof/>
-                <w:sz w:val="24"/>
-                <w:szCs w:val="24"/>
-              </w:rPr>
-              <w:t>1.2.</w:t>
+              </w:rPr>
+              <w:t>3.1.</w:t>
             </w:r>
             <w:r>
               <w:rPr>
                 <w:rFonts w:eastAsiaTheme="minorEastAsia"/>
                 <w:noProof/>
-                <w:sz w:val="24"/>
-                <w:szCs w:val="24"/>
                 <w:lang w:eastAsia="ru-RU"/>
               </w:rPr>
               <w:tab/>
@@ -1466,17 +1761,13 @@
                 <w:rStyle w:val="a9"/>
                 <w:rFonts w:ascii="Times New Roman" w:hAnsi="Times New Roman" w:cs="Times New Roman"/>
                 <w:noProof/>
-                <w:sz w:val="24"/>
-                <w:szCs w:val="24"/>
-              </w:rPr>
-              <w:t>Правила</w:t>
-            </w:r>
-            <w:r>
-              <w:rPr>
-                <w:noProof/>
-                <w:webHidden/>
-                <w:sz w:val="24"/>
-                <w:szCs w:val="24"/>
+              </w:rPr>
+              <w:t>Архитектура</w:t>
+            </w:r>
+            <w:r>
+              <w:rPr>
+                <w:noProof/>
+                <w:webHidden/>
               </w:rPr>
               <w:tab/>
             </w:r>
@@ -1484,8 +1775,6 @@
               <w:rPr>
                 <w:noProof/>
                 <w:webHidden/>
-                <w:sz w:val="24"/>
-                <w:szCs w:val="24"/>
               </w:rPr>
               <w:fldChar w:fldCharType="begin"/>
             </w:r>
@@ -1493,25 +1782,19 @@
               <w:rPr>
                 <w:noProof/>
                 <w:webHidden/>
-                <w:sz w:val="24"/>
-                <w:szCs w:val="24"/>
-              </w:rPr>
-              <w:instrText xml:space="preserve"> PAGEREF _Toc109596782 \h </w:instrText>
-            </w:r>
-            <w:r>
-              <w:rPr>
-                <w:noProof/>
-                <w:webHidden/>
-                <w:sz w:val="24"/>
-                <w:szCs w:val="24"/>
-              </w:rPr>
-            </w:r>
-            <w:r>
-              <w:rPr>
-                <w:noProof/>
-                <w:webHidden/>
-                <w:sz w:val="24"/>
-                <w:szCs w:val="24"/>
+              </w:rPr>
+              <w:instrText xml:space="preserve"> PAGEREF _Toc109658631 \h </w:instrText>
+            </w:r>
+            <w:r>
+              <w:rPr>
+                <w:noProof/>
+                <w:webHidden/>
+              </w:rPr>
+            </w:r>
+            <w:r>
+              <w:rPr>
+                <w:noProof/>
+                <w:webHidden/>
               </w:rPr>
               <w:fldChar w:fldCharType="separate"/>
             </w:r>
@@ -1519,17 +1802,13 @@
               <w:rPr>
                 <w:noProof/>
                 <w:webHidden/>
-                <w:sz w:val="24"/>
-                <w:szCs w:val="24"/>
-              </w:rPr>
-              <w:t>4</w:t>
-            </w:r>
-            <w:r>
-              <w:rPr>
-                <w:noProof/>
-                <w:webHidden/>
-                <w:sz w:val="24"/>
-                <w:szCs w:val="24"/>
+              </w:rPr>
+              <w:t>5</w:t>
+            </w:r>
+            <w:r>
+              <w:rPr>
+                <w:noProof/>
+                <w:webHidden/>
               </w:rPr>
               <w:fldChar w:fldCharType="end"/>
             </w:r>
@@ -1539,34 +1818,28 @@
           <w:pPr>
             <w:pStyle w:val="31"/>
             <w:tabs>
-              <w:tab w:val="left" w:pos="851"/>
+              <w:tab w:val="left" w:pos="1320"/>
               <w:tab w:val="right" w:leader="dot" w:pos="9345"/>
             </w:tabs>
             <w:rPr>
               <w:rFonts w:eastAsiaTheme="minorEastAsia"/>
               <w:noProof/>
-              <w:sz w:val="24"/>
-              <w:szCs w:val="24"/>
               <w:lang w:eastAsia="ru-RU"/>
             </w:rPr>
           </w:pPr>
-          <w:hyperlink w:anchor="_Toc109596783" w:history="1">
+          <w:hyperlink w:anchor="_Toc109658632" w:history="1">
             <w:r>
               <w:rPr>
                 <w:rStyle w:val="a9"/>
                 <w:rFonts w:ascii="Times New Roman" w:hAnsi="Times New Roman" w:cs="Times New Roman"/>
                 <w:noProof/>
-                <w:sz w:val="24"/>
-                <w:szCs w:val="24"/>
-              </w:rPr>
-              <w:t>1.3.</w:t>
+              </w:rPr>
+              <w:t>3.1.1.</w:t>
             </w:r>
             <w:r>
               <w:rPr>
                 <w:rFonts w:eastAsiaTheme="minorEastAsia"/>
                 <w:noProof/>
-                <w:sz w:val="24"/>
-                <w:szCs w:val="24"/>
                 <w:lang w:eastAsia="ru-RU"/>
               </w:rPr>
               <w:tab/>
@@ -1576,17 +1849,22 @@
                 <w:rStyle w:val="a9"/>
                 <w:rFonts w:ascii="Times New Roman" w:hAnsi="Times New Roman" w:cs="Times New Roman"/>
                 <w:noProof/>
-                <w:sz w:val="24"/>
-                <w:szCs w:val="24"/>
-              </w:rPr>
-              <w:t>Фигуры</w:t>
-            </w:r>
-            <w:r>
-              <w:rPr>
-                <w:noProof/>
-                <w:webHidden/>
-                <w:sz w:val="24"/>
-                <w:szCs w:val="24"/>
+              </w:rPr>
+              <w:t xml:space="preserve">Паттерн </w:t>
+            </w:r>
+            <w:r>
+              <w:rPr>
+                <w:rStyle w:val="a9"/>
+                <w:rFonts w:ascii="Times New Roman" w:hAnsi="Times New Roman" w:cs="Times New Roman"/>
+                <w:noProof/>
+                <w:lang w:val="en-US"/>
+              </w:rPr>
+              <w:t>MVC</w:t>
+            </w:r>
+            <w:r>
+              <w:rPr>
+                <w:noProof/>
+                <w:webHidden/>
               </w:rPr>
               <w:tab/>
             </w:r>
@@ -1594,8 +1872,6 @@
               <w:rPr>
                 <w:noProof/>
                 <w:webHidden/>
-                <w:sz w:val="24"/>
-                <w:szCs w:val="24"/>
               </w:rPr>
               <w:fldChar w:fldCharType="begin"/>
             </w:r>
@@ -1603,25 +1879,19 @@
               <w:rPr>
                 <w:noProof/>
                 <w:webHidden/>
-                <w:sz w:val="24"/>
-                <w:szCs w:val="24"/>
-              </w:rPr>
-              <w:instrText xml:space="preserve"> PAGEREF _Toc109596783 \h </w:instrText>
-            </w:r>
-            <w:r>
-              <w:rPr>
-                <w:noProof/>
-                <w:webHidden/>
-                <w:sz w:val="24"/>
-                <w:szCs w:val="24"/>
-              </w:rPr>
-            </w:r>
-            <w:r>
-              <w:rPr>
-                <w:noProof/>
-                <w:webHidden/>
-                <w:sz w:val="24"/>
-                <w:szCs w:val="24"/>
+              </w:rPr>
+              <w:instrText xml:space="preserve"> PAGEREF _Toc109658632 \h </w:instrText>
+            </w:r>
+            <w:r>
+              <w:rPr>
+                <w:noProof/>
+                <w:webHidden/>
+              </w:rPr>
+            </w:r>
+            <w:r>
+              <w:rPr>
+                <w:noProof/>
+                <w:webHidden/>
               </w:rPr>
               <w:fldChar w:fldCharType="separate"/>
             </w:r>
@@ -1629,17 +1899,13 @@
               <w:rPr>
                 <w:noProof/>
                 <w:webHidden/>
-                <w:sz w:val="24"/>
-                <w:szCs w:val="24"/>
-              </w:rPr>
-              <w:t>4</w:t>
-            </w:r>
-            <w:r>
-              <w:rPr>
-                <w:noProof/>
-                <w:webHidden/>
-                <w:sz w:val="24"/>
-                <w:szCs w:val="24"/>
+              </w:rPr>
+              <w:t>5</w:t>
+            </w:r>
+            <w:r>
+              <w:rPr>
+                <w:noProof/>
+                <w:webHidden/>
               </w:rPr>
               <w:fldChar w:fldCharType="end"/>
             </w:r>
@@ -1647,36 +1913,30 @@
         </w:p>
         <w:p>
           <w:pPr>
-            <w:pStyle w:val="11"/>
+            <w:pStyle w:val="31"/>
             <w:tabs>
-              <w:tab w:val="left" w:pos="440"/>
+              <w:tab w:val="left" w:pos="1320"/>
               <w:tab w:val="right" w:leader="dot" w:pos="9345"/>
             </w:tabs>
             <w:rPr>
               <w:rFonts w:eastAsiaTheme="minorEastAsia"/>
               <w:noProof/>
-              <w:sz w:val="24"/>
-              <w:szCs w:val="24"/>
               <w:lang w:eastAsia="ru-RU"/>
             </w:rPr>
           </w:pPr>
-          <w:hyperlink w:anchor="_Toc109596784" w:history="1">
+          <w:hyperlink w:anchor="_Toc109658633" w:history="1">
             <w:r>
               <w:rPr>
                 <w:rStyle w:val="a9"/>
                 <w:rFonts w:ascii="Times New Roman" w:hAnsi="Times New Roman" w:cs="Times New Roman"/>
                 <w:noProof/>
-                <w:sz w:val="24"/>
-                <w:szCs w:val="24"/>
-              </w:rPr>
-              <w:t>2.</w:t>
+              </w:rPr>
+              <w:t>3.1.2.</w:t>
             </w:r>
             <w:r>
               <w:rPr>
                 <w:rFonts w:eastAsiaTheme="minorEastAsia"/>
                 <w:noProof/>
-                <w:sz w:val="24"/>
-                <w:szCs w:val="24"/>
                 <w:lang w:eastAsia="ru-RU"/>
               </w:rPr>
               <w:tab/>
@@ -1686,17 +1946,13 @@
                 <w:rStyle w:val="a9"/>
                 <w:rFonts w:ascii="Times New Roman" w:hAnsi="Times New Roman" w:cs="Times New Roman"/>
                 <w:noProof/>
-                <w:sz w:val="24"/>
-                <w:szCs w:val="24"/>
-              </w:rPr>
-              <w:t>Выбор технологии и ее обоснование</w:t>
-            </w:r>
-            <w:r>
-              <w:rPr>
-                <w:noProof/>
-                <w:webHidden/>
-                <w:sz w:val="24"/>
-                <w:szCs w:val="24"/>
+              </w:rPr>
+              <w:t>Обоснование выбора архитектурного паттерна</w:t>
+            </w:r>
+            <w:r>
+              <w:rPr>
+                <w:noProof/>
+                <w:webHidden/>
               </w:rPr>
               <w:tab/>
             </w:r>
@@ -1704,8 +1960,6 @@
               <w:rPr>
                 <w:noProof/>
                 <w:webHidden/>
-                <w:sz w:val="24"/>
-                <w:szCs w:val="24"/>
               </w:rPr>
               <w:fldChar w:fldCharType="begin"/>
             </w:r>
@@ -1713,25 +1967,19 @@
               <w:rPr>
                 <w:noProof/>
                 <w:webHidden/>
-                <w:sz w:val="24"/>
-                <w:szCs w:val="24"/>
-              </w:rPr>
-              <w:instrText xml:space="preserve"> PAGEREF _Toc109596784 \h </w:instrText>
-            </w:r>
-            <w:r>
-              <w:rPr>
-                <w:noProof/>
-                <w:webHidden/>
-                <w:sz w:val="24"/>
-                <w:szCs w:val="24"/>
-              </w:rPr>
-            </w:r>
-            <w:r>
-              <w:rPr>
-                <w:noProof/>
-                <w:webHidden/>
-                <w:sz w:val="24"/>
-                <w:szCs w:val="24"/>
+              </w:rPr>
+              <w:instrText xml:space="preserve"> PAGEREF _Toc109658633 \h </w:instrText>
+            </w:r>
+            <w:r>
+              <w:rPr>
+                <w:noProof/>
+                <w:webHidden/>
+              </w:rPr>
+            </w:r>
+            <w:r>
+              <w:rPr>
+                <w:noProof/>
+                <w:webHidden/>
               </w:rPr>
               <w:fldChar w:fldCharType="separate"/>
             </w:r>
@@ -1739,127 +1987,13 @@
               <w:rPr>
                 <w:noProof/>
                 <w:webHidden/>
-                <w:sz w:val="24"/>
-                <w:szCs w:val="24"/>
-              </w:rPr>
-              <w:t>4</w:t>
-            </w:r>
-            <w:r>
-              <w:rPr>
-                <w:noProof/>
-                <w:webHidden/>
-                <w:sz w:val="24"/>
-                <w:szCs w:val="24"/>
-              </w:rPr>
-              <w:fldChar w:fldCharType="end"/>
-            </w:r>
-          </w:hyperlink>
-        </w:p>
-        <w:p>
-          <w:pPr>
-            <w:pStyle w:val="11"/>
-            <w:tabs>
-              <w:tab w:val="left" w:pos="440"/>
-              <w:tab w:val="right" w:leader="dot" w:pos="9345"/>
-            </w:tabs>
-            <w:rPr>
-              <w:rFonts w:eastAsiaTheme="minorEastAsia"/>
-              <w:noProof/>
-              <w:sz w:val="24"/>
-              <w:szCs w:val="24"/>
-              <w:lang w:eastAsia="ru-RU"/>
-            </w:rPr>
-          </w:pPr>
-          <w:hyperlink w:anchor="_Toc109596785" w:history="1">
-            <w:r>
-              <w:rPr>
-                <w:rStyle w:val="a9"/>
-                <w:rFonts w:ascii="Times New Roman" w:hAnsi="Times New Roman" w:cs="Times New Roman"/>
-                <w:noProof/>
-                <w:sz w:val="24"/>
-                <w:szCs w:val="24"/>
-              </w:rPr>
-              <w:t>3.</w:t>
-            </w:r>
-            <w:r>
-              <w:rPr>
-                <w:rFonts w:eastAsiaTheme="minorEastAsia"/>
-                <w:noProof/>
-                <w:sz w:val="24"/>
-                <w:szCs w:val="24"/>
-                <w:lang w:eastAsia="ru-RU"/>
-              </w:rPr>
-              <w:tab/>
-            </w:r>
-            <w:r>
-              <w:rPr>
-                <w:rStyle w:val="a9"/>
-                <w:rFonts w:ascii="Times New Roman" w:hAnsi="Times New Roman" w:cs="Times New Roman"/>
-                <w:noProof/>
-                <w:sz w:val="24"/>
-                <w:szCs w:val="24"/>
-              </w:rPr>
-              <w:t>Структура разработанного приложения</w:t>
-            </w:r>
-            <w:r>
-              <w:rPr>
-                <w:noProof/>
-                <w:webHidden/>
-                <w:sz w:val="24"/>
-                <w:szCs w:val="24"/>
-              </w:rPr>
-              <w:tab/>
-            </w:r>
-            <w:r>
-              <w:rPr>
-                <w:noProof/>
-                <w:webHidden/>
-                <w:sz w:val="24"/>
-                <w:szCs w:val="24"/>
-              </w:rPr>
-              <w:fldChar w:fldCharType="begin"/>
-            </w:r>
-            <w:r>
-              <w:rPr>
-                <w:noProof/>
-                <w:webHidden/>
-                <w:sz w:val="24"/>
-                <w:szCs w:val="24"/>
-              </w:rPr>
-              <w:instrText xml:space="preserve"> PAGEREF _Toc109596785 \h </w:instrText>
-            </w:r>
-            <w:r>
-              <w:rPr>
-                <w:noProof/>
-                <w:webHidden/>
-                <w:sz w:val="24"/>
-                <w:szCs w:val="24"/>
-              </w:rPr>
-            </w:r>
-            <w:r>
-              <w:rPr>
-                <w:noProof/>
-                <w:webHidden/>
-                <w:sz w:val="24"/>
-                <w:szCs w:val="24"/>
-              </w:rPr>
-              <w:fldChar w:fldCharType="separate"/>
-            </w:r>
-            <w:r>
-              <w:rPr>
-                <w:noProof/>
-                <w:webHidden/>
-                <w:sz w:val="24"/>
-                <w:szCs w:val="24"/>
-              </w:rPr>
-              <w:t>4</w:t>
-            </w:r>
-            <w:r>
-              <w:rPr>
-                <w:noProof/>
-                <w:webHidden/>
-                <w:sz w:val="24"/>
-                <w:szCs w:val="24"/>
+              </w:rPr>
+              <w:t>5</w:t>
+            </w:r>
+            <w:r>
+              <w:rPr>
+                <w:noProof/>
+                <w:webHidden/>
               </w:rPr>
               <w:fldChar w:fldCharType="end"/>
             </w:r>
@@ -1875,28 +2009,22 @@
             <w:rPr>
               <w:rFonts w:eastAsiaTheme="minorEastAsia"/>
               <w:noProof/>
-              <w:sz w:val="24"/>
-              <w:szCs w:val="24"/>
               <w:lang w:eastAsia="ru-RU"/>
             </w:rPr>
           </w:pPr>
-          <w:hyperlink w:anchor="_Toc109596786" w:history="1">
+          <w:hyperlink w:anchor="_Toc109658634" w:history="1">
             <w:r>
               <w:rPr>
                 <w:rStyle w:val="a9"/>
                 <w:rFonts w:ascii="Times New Roman" w:hAnsi="Times New Roman" w:cs="Times New Roman"/>
                 <w:noProof/>
-                <w:sz w:val="24"/>
-                <w:szCs w:val="24"/>
-              </w:rPr>
-              <w:t>3.1.</w:t>
+              </w:rPr>
+              <w:t>3.2.</w:t>
             </w:r>
             <w:r>
               <w:rPr>
                 <w:rFonts w:eastAsiaTheme="minorEastAsia"/>
                 <w:noProof/>
-                <w:sz w:val="24"/>
-                <w:szCs w:val="24"/>
                 <w:lang w:eastAsia="ru-RU"/>
               </w:rPr>
               <w:tab/>
@@ -1906,17 +2034,13 @@
                 <w:rStyle w:val="a9"/>
                 <w:rFonts w:ascii="Times New Roman" w:hAnsi="Times New Roman" w:cs="Times New Roman"/>
                 <w:noProof/>
-                <w:sz w:val="24"/>
-                <w:szCs w:val="24"/>
-              </w:rPr>
-              <w:t>Архитектура</w:t>
-            </w:r>
-            <w:r>
-              <w:rPr>
-                <w:noProof/>
-                <w:webHidden/>
-                <w:sz w:val="24"/>
-                <w:szCs w:val="24"/>
+              </w:rPr>
+              <w:t>Модель</w:t>
+            </w:r>
+            <w:r>
+              <w:rPr>
+                <w:noProof/>
+                <w:webHidden/>
               </w:rPr>
               <w:tab/>
             </w:r>
@@ -1924,8 +2048,6 @@
               <w:rPr>
                 <w:noProof/>
                 <w:webHidden/>
-                <w:sz w:val="24"/>
-                <w:szCs w:val="24"/>
               </w:rPr>
               <w:fldChar w:fldCharType="begin"/>
             </w:r>
@@ -1933,25 +2055,19 @@
               <w:rPr>
                 <w:noProof/>
                 <w:webHidden/>
-                <w:sz w:val="24"/>
-                <w:szCs w:val="24"/>
-              </w:rPr>
-              <w:instrText xml:space="preserve"> PAGEREF _Toc109596786 \h </w:instrText>
-            </w:r>
-            <w:r>
-              <w:rPr>
-                <w:noProof/>
-                <w:webHidden/>
-                <w:sz w:val="24"/>
-                <w:szCs w:val="24"/>
-              </w:rPr>
-            </w:r>
-            <w:r>
-              <w:rPr>
-                <w:noProof/>
-                <w:webHidden/>
-                <w:sz w:val="24"/>
-                <w:szCs w:val="24"/>
+              </w:rPr>
+              <w:instrText xml:space="preserve"> PAGEREF _Toc109658634 \h </w:instrText>
+            </w:r>
+            <w:r>
+              <w:rPr>
+                <w:noProof/>
+                <w:webHidden/>
+              </w:rPr>
+            </w:r>
+            <w:r>
+              <w:rPr>
+                <w:noProof/>
+                <w:webHidden/>
               </w:rPr>
               <w:fldChar w:fldCharType="separate"/>
             </w:r>
@@ -1959,17 +2075,13 @@
               <w:rPr>
                 <w:noProof/>
                 <w:webHidden/>
-                <w:sz w:val="24"/>
-                <w:szCs w:val="24"/>
-              </w:rPr>
-              <w:t>4</w:t>
-            </w:r>
-            <w:r>
-              <w:rPr>
-                <w:noProof/>
-                <w:webHidden/>
-                <w:sz w:val="24"/>
-                <w:szCs w:val="24"/>
+              </w:rPr>
+              <w:t>5</w:t>
+            </w:r>
+            <w:r>
+              <w:rPr>
+                <w:noProof/>
+                <w:webHidden/>
               </w:rPr>
               <w:fldChar w:fldCharType="end"/>
             </w:r>
@@ -1985,28 +2097,22 @@
             <w:rPr>
               <w:rFonts w:eastAsiaTheme="minorEastAsia"/>
               <w:noProof/>
-              <w:sz w:val="24"/>
-              <w:szCs w:val="24"/>
               <w:lang w:eastAsia="ru-RU"/>
             </w:rPr>
           </w:pPr>
-          <w:hyperlink w:anchor="_Toc109596787" w:history="1">
+          <w:hyperlink w:anchor="_Toc109658635" w:history="1">
             <w:r>
               <w:rPr>
                 <w:rStyle w:val="a9"/>
                 <w:rFonts w:ascii="Times New Roman" w:hAnsi="Times New Roman" w:cs="Times New Roman"/>
                 <w:noProof/>
-                <w:sz w:val="24"/>
-                <w:szCs w:val="24"/>
-              </w:rPr>
-              <w:t>3.1.1.</w:t>
+              </w:rPr>
+              <w:t>3.2.1.</w:t>
             </w:r>
             <w:r>
               <w:rPr>
                 <w:rFonts w:eastAsiaTheme="minorEastAsia"/>
                 <w:noProof/>
-                <w:sz w:val="24"/>
-                <w:szCs w:val="24"/>
                 <w:lang w:eastAsia="ru-RU"/>
               </w:rPr>
               <w:tab/>
@@ -2016,28 +2122,13 @@
                 <w:rStyle w:val="a9"/>
                 <w:rFonts w:ascii="Times New Roman" w:hAnsi="Times New Roman" w:cs="Times New Roman"/>
                 <w:noProof/>
-                <w:sz w:val="24"/>
-                <w:szCs w:val="24"/>
-              </w:rPr>
-              <w:t xml:space="preserve">Паттерн </w:t>
-            </w:r>
-            <w:r>
-              <w:rPr>
-                <w:rStyle w:val="a9"/>
-                <w:rFonts w:ascii="Times New Roman" w:hAnsi="Times New Roman" w:cs="Times New Roman"/>
-                <w:noProof/>
-                <w:sz w:val="24"/>
-                <w:szCs w:val="24"/>
-                <w:lang w:val="en-US"/>
-              </w:rPr>
-              <w:t>MVC</w:t>
-            </w:r>
-            <w:r>
-              <w:rPr>
-                <w:noProof/>
-                <w:webHidden/>
-                <w:sz w:val="24"/>
-                <w:szCs w:val="24"/>
+              </w:rPr>
+              <w:t>Структура модуля</w:t>
+            </w:r>
+            <w:r>
+              <w:rPr>
+                <w:noProof/>
+                <w:webHidden/>
               </w:rPr>
               <w:tab/>
             </w:r>
@@ -2045,8 +2136,6 @@
               <w:rPr>
                 <w:noProof/>
                 <w:webHidden/>
-                <w:sz w:val="24"/>
-                <w:szCs w:val="24"/>
               </w:rPr>
               <w:fldChar w:fldCharType="begin"/>
             </w:r>
@@ -2054,25 +2143,19 @@
               <w:rPr>
                 <w:noProof/>
                 <w:webHidden/>
-                <w:sz w:val="24"/>
-                <w:szCs w:val="24"/>
-              </w:rPr>
-              <w:instrText xml:space="preserve"> PAGEREF _Toc109596787 \h </w:instrText>
-            </w:r>
-            <w:r>
-              <w:rPr>
-                <w:noProof/>
-                <w:webHidden/>
-                <w:sz w:val="24"/>
-                <w:szCs w:val="24"/>
-              </w:rPr>
-            </w:r>
-            <w:r>
-              <w:rPr>
-                <w:noProof/>
-                <w:webHidden/>
-                <w:sz w:val="24"/>
-                <w:szCs w:val="24"/>
+              </w:rPr>
+              <w:instrText xml:space="preserve"> PAGEREF _Toc109658635 \h </w:instrText>
+            </w:r>
+            <w:r>
+              <w:rPr>
+                <w:noProof/>
+                <w:webHidden/>
+              </w:rPr>
+            </w:r>
+            <w:r>
+              <w:rPr>
+                <w:noProof/>
+                <w:webHidden/>
               </w:rPr>
               <w:fldChar w:fldCharType="separate"/>
             </w:r>
@@ -2080,17 +2163,13 @@
               <w:rPr>
                 <w:noProof/>
                 <w:webHidden/>
-                <w:sz w:val="24"/>
-                <w:szCs w:val="24"/>
-              </w:rPr>
-              <w:t>4</w:t>
-            </w:r>
-            <w:r>
-              <w:rPr>
-                <w:noProof/>
-                <w:webHidden/>
-                <w:sz w:val="24"/>
-                <w:szCs w:val="24"/>
+              </w:rPr>
+              <w:t>5</w:t>
+            </w:r>
+            <w:r>
+              <w:rPr>
+                <w:noProof/>
+                <w:webHidden/>
               </w:rPr>
               <w:fldChar w:fldCharType="end"/>
             </w:r>
@@ -2106,28 +2185,22 @@
             <w:rPr>
               <w:rFonts w:eastAsiaTheme="minorEastAsia"/>
               <w:noProof/>
-              <w:sz w:val="24"/>
-              <w:szCs w:val="24"/>
               <w:lang w:eastAsia="ru-RU"/>
             </w:rPr>
           </w:pPr>
-          <w:hyperlink w:anchor="_Toc109596788" w:history="1">
+          <w:hyperlink w:anchor="_Toc109658636" w:history="1">
             <w:r>
               <w:rPr>
                 <w:rStyle w:val="a9"/>
                 <w:rFonts w:ascii="Times New Roman" w:hAnsi="Times New Roman" w:cs="Times New Roman"/>
                 <w:noProof/>
-                <w:sz w:val="24"/>
-                <w:szCs w:val="24"/>
-              </w:rPr>
-              <w:t>3.1.2.</w:t>
+              </w:rPr>
+              <w:t>3.2.2.</w:t>
             </w:r>
             <w:r>
               <w:rPr>
                 <w:rFonts w:eastAsiaTheme="minorEastAsia"/>
                 <w:noProof/>
-                <w:sz w:val="24"/>
-                <w:szCs w:val="24"/>
                 <w:lang w:eastAsia="ru-RU"/>
               </w:rPr>
               <w:tab/>
@@ -2137,17 +2210,13 @@
                 <w:rStyle w:val="a9"/>
                 <w:rFonts w:ascii="Times New Roman" w:hAnsi="Times New Roman" w:cs="Times New Roman"/>
                 <w:noProof/>
-                <w:sz w:val="24"/>
-                <w:szCs w:val="24"/>
-              </w:rPr>
-              <w:t>Обоснование выбора архитектурного паттерна</w:t>
-            </w:r>
-            <w:r>
-              <w:rPr>
-                <w:noProof/>
-                <w:webHidden/>
-                <w:sz w:val="24"/>
-                <w:szCs w:val="24"/>
+              </w:rPr>
+              <w:t>Основные классы</w:t>
+            </w:r>
+            <w:r>
+              <w:rPr>
+                <w:noProof/>
+                <w:webHidden/>
               </w:rPr>
               <w:tab/>
             </w:r>
@@ -2155,8 +2224,6 @@
               <w:rPr>
                 <w:noProof/>
                 <w:webHidden/>
-                <w:sz w:val="24"/>
-                <w:szCs w:val="24"/>
               </w:rPr>
               <w:fldChar w:fldCharType="begin"/>
             </w:r>
@@ -2164,25 +2231,19 @@
               <w:rPr>
                 <w:noProof/>
                 <w:webHidden/>
-                <w:sz w:val="24"/>
-                <w:szCs w:val="24"/>
-              </w:rPr>
-              <w:instrText xml:space="preserve"> PAGEREF _Toc109596788 \h </w:instrText>
-            </w:r>
-            <w:r>
-              <w:rPr>
-                <w:noProof/>
-                <w:webHidden/>
-                <w:sz w:val="24"/>
-                <w:szCs w:val="24"/>
-              </w:rPr>
-            </w:r>
-            <w:r>
-              <w:rPr>
-                <w:noProof/>
-                <w:webHidden/>
-                <w:sz w:val="24"/>
-                <w:szCs w:val="24"/>
+              </w:rPr>
+              <w:instrText xml:space="preserve"> PAGEREF _Toc109658636 \h </w:instrText>
+            </w:r>
+            <w:r>
+              <w:rPr>
+                <w:noProof/>
+                <w:webHidden/>
+              </w:rPr>
+            </w:r>
+            <w:r>
+              <w:rPr>
+                <w:noProof/>
+                <w:webHidden/>
               </w:rPr>
               <w:fldChar w:fldCharType="separate"/>
             </w:r>
@@ -2190,17 +2251,13 @@
               <w:rPr>
                 <w:noProof/>
                 <w:webHidden/>
-                <w:sz w:val="24"/>
-                <w:szCs w:val="24"/>
-              </w:rPr>
-              <w:t>4</w:t>
-            </w:r>
-            <w:r>
-              <w:rPr>
-                <w:noProof/>
-                <w:webHidden/>
-                <w:sz w:val="24"/>
-                <w:szCs w:val="24"/>
+              </w:rPr>
+              <w:t>5</w:t>
+            </w:r>
+            <w:r>
+              <w:rPr>
+                <w:noProof/>
+                <w:webHidden/>
               </w:rPr>
               <w:fldChar w:fldCharType="end"/>
             </w:r>
@@ -2216,28 +2273,22 @@
             <w:rPr>
               <w:rFonts w:eastAsiaTheme="minorEastAsia"/>
               <w:noProof/>
-              <w:sz w:val="24"/>
-              <w:szCs w:val="24"/>
               <w:lang w:eastAsia="ru-RU"/>
             </w:rPr>
           </w:pPr>
-          <w:hyperlink w:anchor="_Toc109596789" w:history="1">
+          <w:hyperlink w:anchor="_Toc109658637" w:history="1">
             <w:r>
               <w:rPr>
                 <w:rStyle w:val="a9"/>
                 <w:rFonts w:ascii="Times New Roman" w:hAnsi="Times New Roman" w:cs="Times New Roman"/>
                 <w:noProof/>
-                <w:sz w:val="24"/>
-                <w:szCs w:val="24"/>
-              </w:rPr>
-              <w:t>3.2.</w:t>
+              </w:rPr>
+              <w:t>3.3.</w:t>
             </w:r>
             <w:r>
               <w:rPr>
                 <w:rFonts w:eastAsiaTheme="minorEastAsia"/>
                 <w:noProof/>
-                <w:sz w:val="24"/>
-                <w:szCs w:val="24"/>
                 <w:lang w:eastAsia="ru-RU"/>
               </w:rPr>
               <w:tab/>
@@ -2247,17 +2298,13 @@
                 <w:rStyle w:val="a9"/>
                 <w:rFonts w:ascii="Times New Roman" w:hAnsi="Times New Roman" w:cs="Times New Roman"/>
                 <w:noProof/>
-                <w:sz w:val="24"/>
-                <w:szCs w:val="24"/>
-              </w:rPr>
-              <w:t>Модель</w:t>
-            </w:r>
-            <w:r>
-              <w:rPr>
-                <w:noProof/>
-                <w:webHidden/>
-                <w:sz w:val="24"/>
-                <w:szCs w:val="24"/>
+              </w:rPr>
+              <w:t>Контроллеры</w:t>
+            </w:r>
+            <w:r>
+              <w:rPr>
+                <w:noProof/>
+                <w:webHidden/>
               </w:rPr>
               <w:tab/>
             </w:r>
@@ -2265,8 +2312,6 @@
               <w:rPr>
                 <w:noProof/>
                 <w:webHidden/>
-                <w:sz w:val="24"/>
-                <w:szCs w:val="24"/>
               </w:rPr>
               <w:fldChar w:fldCharType="begin"/>
             </w:r>
@@ -2274,25 +2319,19 @@
               <w:rPr>
                 <w:noProof/>
                 <w:webHidden/>
-                <w:sz w:val="24"/>
-                <w:szCs w:val="24"/>
-              </w:rPr>
-              <w:instrText xml:space="preserve"> PAGEREF _Toc109596789 \h </w:instrText>
-            </w:r>
-            <w:r>
-              <w:rPr>
-                <w:noProof/>
-                <w:webHidden/>
-                <w:sz w:val="24"/>
-                <w:szCs w:val="24"/>
-              </w:rPr>
-            </w:r>
-            <w:r>
-              <w:rPr>
-                <w:noProof/>
-                <w:webHidden/>
-                <w:sz w:val="24"/>
-                <w:szCs w:val="24"/>
+              </w:rPr>
+              <w:instrText xml:space="preserve"> PAGEREF _Toc109658637 \h </w:instrText>
+            </w:r>
+            <w:r>
+              <w:rPr>
+                <w:noProof/>
+                <w:webHidden/>
+              </w:rPr>
+            </w:r>
+            <w:r>
+              <w:rPr>
+                <w:noProof/>
+                <w:webHidden/>
               </w:rPr>
               <w:fldChar w:fldCharType="separate"/>
             </w:r>
@@ -2300,17 +2339,13 @@
               <w:rPr>
                 <w:noProof/>
                 <w:webHidden/>
-                <w:sz w:val="24"/>
-                <w:szCs w:val="24"/>
-              </w:rPr>
-              <w:t>4</w:t>
-            </w:r>
-            <w:r>
-              <w:rPr>
-                <w:noProof/>
-                <w:webHidden/>
-                <w:sz w:val="24"/>
-                <w:szCs w:val="24"/>
+              </w:rPr>
+              <w:t>5</w:t>
+            </w:r>
+            <w:r>
+              <w:rPr>
+                <w:noProof/>
+                <w:webHidden/>
               </w:rPr>
               <w:fldChar w:fldCharType="end"/>
             </w:r>
@@ -2326,28 +2361,22 @@
             <w:rPr>
               <w:rFonts w:eastAsiaTheme="minorEastAsia"/>
               <w:noProof/>
-              <w:sz w:val="24"/>
-              <w:szCs w:val="24"/>
               <w:lang w:eastAsia="ru-RU"/>
             </w:rPr>
           </w:pPr>
-          <w:hyperlink w:anchor="_Toc109596790" w:history="1">
+          <w:hyperlink w:anchor="_Toc109658638" w:history="1">
             <w:r>
               <w:rPr>
                 <w:rStyle w:val="a9"/>
                 <w:rFonts w:ascii="Times New Roman" w:hAnsi="Times New Roman" w:cs="Times New Roman"/>
                 <w:noProof/>
-                <w:sz w:val="24"/>
-                <w:szCs w:val="24"/>
-              </w:rPr>
-              <w:t>3.2.1.</w:t>
+              </w:rPr>
+              <w:t>3.3.1.</w:t>
             </w:r>
             <w:r>
               <w:rPr>
                 <w:rFonts w:eastAsiaTheme="minorEastAsia"/>
                 <w:noProof/>
-                <w:sz w:val="24"/>
-                <w:szCs w:val="24"/>
                 <w:lang w:eastAsia="ru-RU"/>
               </w:rPr>
               <w:tab/>
@@ -2357,8 +2386,6 @@
                 <w:rStyle w:val="a9"/>
                 <w:rFonts w:ascii="Times New Roman" w:hAnsi="Times New Roman" w:cs="Times New Roman"/>
                 <w:noProof/>
-                <w:sz w:val="24"/>
-                <w:szCs w:val="24"/>
               </w:rPr>
               <w:t>Структура модуля</w:t>
             </w:r>
@@ -2366,8 +2393,6 @@
               <w:rPr>
                 <w:noProof/>
                 <w:webHidden/>
-                <w:sz w:val="24"/>
-                <w:szCs w:val="24"/>
               </w:rPr>
               <w:tab/>
             </w:r>
@@ -2375,8 +2400,6 @@
               <w:rPr>
                 <w:noProof/>
                 <w:webHidden/>
-                <w:sz w:val="24"/>
-                <w:szCs w:val="24"/>
               </w:rPr>
               <w:fldChar w:fldCharType="begin"/>
             </w:r>
@@ -2384,25 +2407,19 @@
               <w:rPr>
                 <w:noProof/>
                 <w:webHidden/>
-                <w:sz w:val="24"/>
-                <w:szCs w:val="24"/>
-              </w:rPr>
-              <w:instrText xml:space="preserve"> PAGEREF _Toc109596790 \h </w:instrText>
-            </w:r>
-            <w:r>
-              <w:rPr>
-                <w:noProof/>
-                <w:webHidden/>
-                <w:sz w:val="24"/>
-                <w:szCs w:val="24"/>
-              </w:rPr>
-            </w:r>
-            <w:r>
-              <w:rPr>
-                <w:noProof/>
-                <w:webHidden/>
-                <w:sz w:val="24"/>
-                <w:szCs w:val="24"/>
+              </w:rPr>
+              <w:instrText xml:space="preserve"> PAGEREF _Toc109658638 \h </w:instrText>
+            </w:r>
+            <w:r>
+              <w:rPr>
+                <w:noProof/>
+                <w:webHidden/>
+              </w:rPr>
+            </w:r>
+            <w:r>
+              <w:rPr>
+                <w:noProof/>
+                <w:webHidden/>
               </w:rPr>
               <w:fldChar w:fldCharType="separate"/>
             </w:r>
@@ -2410,17 +2427,13 @@
               <w:rPr>
                 <w:noProof/>
                 <w:webHidden/>
-                <w:sz w:val="24"/>
-                <w:szCs w:val="24"/>
-              </w:rPr>
-              <w:t>4</w:t>
-            </w:r>
-            <w:r>
-              <w:rPr>
-                <w:noProof/>
-                <w:webHidden/>
-                <w:sz w:val="24"/>
-                <w:szCs w:val="24"/>
+              </w:rPr>
+              <w:t>5</w:t>
+            </w:r>
+            <w:r>
+              <w:rPr>
+                <w:noProof/>
+                <w:webHidden/>
               </w:rPr>
               <w:fldChar w:fldCharType="end"/>
             </w:r>
@@ -2436,28 +2449,22 @@
             <w:rPr>
               <w:rFonts w:eastAsiaTheme="minorEastAsia"/>
               <w:noProof/>
-              <w:sz w:val="24"/>
-              <w:szCs w:val="24"/>
               <w:lang w:eastAsia="ru-RU"/>
             </w:rPr>
           </w:pPr>
-          <w:hyperlink w:anchor="_Toc109596791" w:history="1">
+          <w:hyperlink w:anchor="_Toc109658639" w:history="1">
             <w:r>
               <w:rPr>
                 <w:rStyle w:val="a9"/>
                 <w:rFonts w:ascii="Times New Roman" w:hAnsi="Times New Roman" w:cs="Times New Roman"/>
                 <w:noProof/>
-                <w:sz w:val="24"/>
-                <w:szCs w:val="24"/>
-              </w:rPr>
-              <w:t>3.2.2.</w:t>
+              </w:rPr>
+              <w:t>3.3.2.</w:t>
             </w:r>
             <w:r>
               <w:rPr>
                 <w:rFonts w:eastAsiaTheme="minorEastAsia"/>
                 <w:noProof/>
-                <w:sz w:val="24"/>
-                <w:szCs w:val="24"/>
                 <w:lang w:eastAsia="ru-RU"/>
               </w:rPr>
               <w:tab/>
@@ -2467,8 +2474,6 @@
                 <w:rStyle w:val="a9"/>
                 <w:rFonts w:ascii="Times New Roman" w:hAnsi="Times New Roman" w:cs="Times New Roman"/>
                 <w:noProof/>
-                <w:sz w:val="24"/>
-                <w:szCs w:val="24"/>
               </w:rPr>
               <w:t>Основные классы</w:t>
             </w:r>
@@ -2476,8 +2481,6 @@
               <w:rPr>
                 <w:noProof/>
                 <w:webHidden/>
-                <w:sz w:val="24"/>
-                <w:szCs w:val="24"/>
               </w:rPr>
               <w:tab/>
             </w:r>
@@ -2485,8 +2488,6 @@
               <w:rPr>
                 <w:noProof/>
                 <w:webHidden/>
-                <w:sz w:val="24"/>
-                <w:szCs w:val="24"/>
               </w:rPr>
               <w:fldChar w:fldCharType="begin"/>
             </w:r>
@@ -2494,25 +2495,19 @@
               <w:rPr>
                 <w:noProof/>
                 <w:webHidden/>
-                <w:sz w:val="24"/>
-                <w:szCs w:val="24"/>
-              </w:rPr>
-              <w:instrText xml:space="preserve"> PAGEREF _Toc109596791 \h </w:instrText>
-            </w:r>
-            <w:r>
-              <w:rPr>
-                <w:noProof/>
-                <w:webHidden/>
-                <w:sz w:val="24"/>
-                <w:szCs w:val="24"/>
-              </w:rPr>
-            </w:r>
-            <w:r>
-              <w:rPr>
-                <w:noProof/>
-                <w:webHidden/>
-                <w:sz w:val="24"/>
-                <w:szCs w:val="24"/>
+              </w:rPr>
+              <w:instrText xml:space="preserve"> PAGEREF _Toc109658639 \h </w:instrText>
+            </w:r>
+            <w:r>
+              <w:rPr>
+                <w:noProof/>
+                <w:webHidden/>
+              </w:rPr>
+            </w:r>
+            <w:r>
+              <w:rPr>
+                <w:noProof/>
+                <w:webHidden/>
               </w:rPr>
               <w:fldChar w:fldCharType="separate"/>
             </w:r>
@@ -2520,17 +2515,13 @@
               <w:rPr>
                 <w:noProof/>
                 <w:webHidden/>
-                <w:sz w:val="24"/>
-                <w:szCs w:val="24"/>
-              </w:rPr>
-              <w:t>4</w:t>
-            </w:r>
-            <w:r>
-              <w:rPr>
-                <w:noProof/>
-                <w:webHidden/>
-                <w:sz w:val="24"/>
-                <w:szCs w:val="24"/>
+              </w:rPr>
+              <w:t>5</w:t>
+            </w:r>
+            <w:r>
+              <w:rPr>
+                <w:noProof/>
+                <w:webHidden/>
               </w:rPr>
               <w:fldChar w:fldCharType="end"/>
             </w:r>
@@ -2546,28 +2537,22 @@
             <w:rPr>
               <w:rFonts w:eastAsiaTheme="minorEastAsia"/>
               <w:noProof/>
-              <w:sz w:val="24"/>
-              <w:szCs w:val="24"/>
               <w:lang w:eastAsia="ru-RU"/>
             </w:rPr>
           </w:pPr>
-          <w:hyperlink w:anchor="_Toc109596792" w:history="1">
+          <w:hyperlink w:anchor="_Toc109658640" w:history="1">
             <w:r>
               <w:rPr>
                 <w:rStyle w:val="a9"/>
                 <w:rFonts w:ascii="Times New Roman" w:hAnsi="Times New Roman" w:cs="Times New Roman"/>
                 <w:noProof/>
-                <w:sz w:val="24"/>
-                <w:szCs w:val="24"/>
-              </w:rPr>
-              <w:t>3.3.</w:t>
+              </w:rPr>
+              <w:t>3.4.</w:t>
             </w:r>
             <w:r>
               <w:rPr>
                 <w:rFonts w:eastAsiaTheme="minorEastAsia"/>
                 <w:noProof/>
-                <w:sz w:val="24"/>
-                <w:szCs w:val="24"/>
                 <w:lang w:eastAsia="ru-RU"/>
               </w:rPr>
               <w:tab/>
@@ -2577,17 +2562,13 @@
                 <w:rStyle w:val="a9"/>
                 <w:rFonts w:ascii="Times New Roman" w:hAnsi="Times New Roman" w:cs="Times New Roman"/>
                 <w:noProof/>
-                <w:sz w:val="24"/>
-                <w:szCs w:val="24"/>
-              </w:rPr>
-              <w:t>Контроллеры</w:t>
-            </w:r>
-            <w:r>
-              <w:rPr>
-                <w:noProof/>
-                <w:webHidden/>
-                <w:sz w:val="24"/>
-                <w:szCs w:val="24"/>
+              </w:rPr>
+              <w:t>Представление</w:t>
+            </w:r>
+            <w:r>
+              <w:rPr>
+                <w:noProof/>
+                <w:webHidden/>
               </w:rPr>
               <w:tab/>
             </w:r>
@@ -2595,8 +2576,6 @@
               <w:rPr>
                 <w:noProof/>
                 <w:webHidden/>
-                <w:sz w:val="24"/>
-                <w:szCs w:val="24"/>
               </w:rPr>
               <w:fldChar w:fldCharType="begin"/>
             </w:r>
@@ -2604,25 +2583,19 @@
               <w:rPr>
                 <w:noProof/>
                 <w:webHidden/>
-                <w:sz w:val="24"/>
-                <w:szCs w:val="24"/>
-              </w:rPr>
-              <w:instrText xml:space="preserve"> PAGEREF _Toc109596792 \h </w:instrText>
-            </w:r>
-            <w:r>
-              <w:rPr>
-                <w:noProof/>
-                <w:webHidden/>
-                <w:sz w:val="24"/>
-                <w:szCs w:val="24"/>
-              </w:rPr>
-            </w:r>
-            <w:r>
-              <w:rPr>
-                <w:noProof/>
-                <w:webHidden/>
-                <w:sz w:val="24"/>
-                <w:szCs w:val="24"/>
+              </w:rPr>
+              <w:instrText xml:space="preserve"> PAGEREF _Toc109658640 \h </w:instrText>
+            </w:r>
+            <w:r>
+              <w:rPr>
+                <w:noProof/>
+                <w:webHidden/>
+              </w:rPr>
+            </w:r>
+            <w:r>
+              <w:rPr>
+                <w:noProof/>
+                <w:webHidden/>
               </w:rPr>
               <w:fldChar w:fldCharType="separate"/>
             </w:r>
@@ -2630,17 +2603,13 @@
               <w:rPr>
                 <w:noProof/>
                 <w:webHidden/>
-                <w:sz w:val="24"/>
-                <w:szCs w:val="24"/>
-              </w:rPr>
-              <w:t>4</w:t>
-            </w:r>
-            <w:r>
-              <w:rPr>
-                <w:noProof/>
-                <w:webHidden/>
-                <w:sz w:val="24"/>
-                <w:szCs w:val="24"/>
+              </w:rPr>
+              <w:t>5</w:t>
+            </w:r>
+            <w:r>
+              <w:rPr>
+                <w:noProof/>
+                <w:webHidden/>
               </w:rPr>
               <w:fldChar w:fldCharType="end"/>
             </w:r>
@@ -2656,28 +2625,22 @@
             <w:rPr>
               <w:rFonts w:eastAsiaTheme="minorEastAsia"/>
               <w:noProof/>
-              <w:sz w:val="24"/>
-              <w:szCs w:val="24"/>
               <w:lang w:eastAsia="ru-RU"/>
             </w:rPr>
           </w:pPr>
-          <w:hyperlink w:anchor="_Toc109596793" w:history="1">
+          <w:hyperlink w:anchor="_Toc109658641" w:history="1">
             <w:r>
               <w:rPr>
                 <w:rStyle w:val="a9"/>
                 <w:rFonts w:ascii="Times New Roman" w:hAnsi="Times New Roman" w:cs="Times New Roman"/>
                 <w:noProof/>
-                <w:sz w:val="24"/>
-                <w:szCs w:val="24"/>
-              </w:rPr>
-              <w:t>3.3.1.</w:t>
+              </w:rPr>
+              <w:t>3.4.1.</w:t>
             </w:r>
             <w:r>
               <w:rPr>
                 <w:rFonts w:eastAsiaTheme="minorEastAsia"/>
                 <w:noProof/>
-                <w:sz w:val="24"/>
-                <w:szCs w:val="24"/>
                 <w:lang w:eastAsia="ru-RU"/>
               </w:rPr>
               <w:tab/>
@@ -2687,8 +2650,6 @@
                 <w:rStyle w:val="a9"/>
                 <w:rFonts w:ascii="Times New Roman" w:hAnsi="Times New Roman" w:cs="Times New Roman"/>
                 <w:noProof/>
-                <w:sz w:val="24"/>
-                <w:szCs w:val="24"/>
               </w:rPr>
               <w:t>Структура модуля</w:t>
             </w:r>
@@ -2696,8 +2657,6 @@
               <w:rPr>
                 <w:noProof/>
                 <w:webHidden/>
-                <w:sz w:val="24"/>
-                <w:szCs w:val="24"/>
               </w:rPr>
               <w:tab/>
             </w:r>
@@ -2705,8 +2664,6 @@
               <w:rPr>
                 <w:noProof/>
                 <w:webHidden/>
-                <w:sz w:val="24"/>
-                <w:szCs w:val="24"/>
               </w:rPr>
               <w:fldChar w:fldCharType="begin"/>
             </w:r>
@@ -2714,25 +2671,19 @@
               <w:rPr>
                 <w:noProof/>
                 <w:webHidden/>
-                <w:sz w:val="24"/>
-                <w:szCs w:val="24"/>
-              </w:rPr>
-              <w:instrText xml:space="preserve"> PAGEREF _Toc109596793 \h </w:instrText>
-            </w:r>
-            <w:r>
-              <w:rPr>
-                <w:noProof/>
-                <w:webHidden/>
-                <w:sz w:val="24"/>
-                <w:szCs w:val="24"/>
-              </w:rPr>
-            </w:r>
-            <w:r>
-              <w:rPr>
-                <w:noProof/>
-                <w:webHidden/>
-                <w:sz w:val="24"/>
-                <w:szCs w:val="24"/>
+              </w:rPr>
+              <w:instrText xml:space="preserve"> PAGEREF _Toc109658641 \h </w:instrText>
+            </w:r>
+            <w:r>
+              <w:rPr>
+                <w:noProof/>
+                <w:webHidden/>
+              </w:rPr>
+            </w:r>
+            <w:r>
+              <w:rPr>
+                <w:noProof/>
+                <w:webHidden/>
               </w:rPr>
               <w:fldChar w:fldCharType="separate"/>
             </w:r>
@@ -2740,17 +2691,13 @@
               <w:rPr>
                 <w:noProof/>
                 <w:webHidden/>
-                <w:sz w:val="24"/>
-                <w:szCs w:val="24"/>
-              </w:rPr>
-              <w:t>4</w:t>
-            </w:r>
-            <w:r>
-              <w:rPr>
-                <w:noProof/>
-                <w:webHidden/>
-                <w:sz w:val="24"/>
-                <w:szCs w:val="24"/>
+              </w:rPr>
+              <w:t>5</w:t>
+            </w:r>
+            <w:r>
+              <w:rPr>
+                <w:noProof/>
+                <w:webHidden/>
               </w:rPr>
               <w:fldChar w:fldCharType="end"/>
             </w:r>
@@ -2766,28 +2713,22 @@
             <w:rPr>
               <w:rFonts w:eastAsiaTheme="minorEastAsia"/>
               <w:noProof/>
-              <w:sz w:val="24"/>
-              <w:szCs w:val="24"/>
               <w:lang w:eastAsia="ru-RU"/>
             </w:rPr>
           </w:pPr>
-          <w:hyperlink w:anchor="_Toc109596794" w:history="1">
+          <w:hyperlink w:anchor="_Toc109658642" w:history="1">
             <w:r>
               <w:rPr>
                 <w:rStyle w:val="a9"/>
                 <w:rFonts w:ascii="Times New Roman" w:hAnsi="Times New Roman" w:cs="Times New Roman"/>
                 <w:noProof/>
-                <w:sz w:val="24"/>
-                <w:szCs w:val="24"/>
-              </w:rPr>
-              <w:t>3.3.2.</w:t>
+              </w:rPr>
+              <w:t>3.4.2.</w:t>
             </w:r>
             <w:r>
               <w:rPr>
                 <w:rFonts w:eastAsiaTheme="minorEastAsia"/>
                 <w:noProof/>
-                <w:sz w:val="24"/>
-                <w:szCs w:val="24"/>
                 <w:lang w:eastAsia="ru-RU"/>
               </w:rPr>
               <w:tab/>
@@ -2797,8 +2738,6 @@
                 <w:rStyle w:val="a9"/>
                 <w:rFonts w:ascii="Times New Roman" w:hAnsi="Times New Roman" w:cs="Times New Roman"/>
                 <w:noProof/>
-                <w:sz w:val="24"/>
-                <w:szCs w:val="24"/>
               </w:rPr>
               <w:t>Основные классы</w:t>
             </w:r>
@@ -2806,8 +2745,6 @@
               <w:rPr>
                 <w:noProof/>
                 <w:webHidden/>
-                <w:sz w:val="24"/>
-                <w:szCs w:val="24"/>
               </w:rPr>
               <w:tab/>
             </w:r>
@@ -2815,8 +2752,6 @@
               <w:rPr>
                 <w:noProof/>
                 <w:webHidden/>
-                <w:sz w:val="24"/>
-                <w:szCs w:val="24"/>
               </w:rPr>
               <w:fldChar w:fldCharType="begin"/>
             </w:r>
@@ -2824,25 +2759,19 @@
               <w:rPr>
                 <w:noProof/>
                 <w:webHidden/>
-                <w:sz w:val="24"/>
-                <w:szCs w:val="24"/>
-              </w:rPr>
-              <w:instrText xml:space="preserve"> PAGEREF _Toc109596794 \h </w:instrText>
-            </w:r>
-            <w:r>
-              <w:rPr>
-                <w:noProof/>
-                <w:webHidden/>
-                <w:sz w:val="24"/>
-                <w:szCs w:val="24"/>
-              </w:rPr>
-            </w:r>
-            <w:r>
-              <w:rPr>
-                <w:noProof/>
-                <w:webHidden/>
-                <w:sz w:val="24"/>
-                <w:szCs w:val="24"/>
+              </w:rPr>
+              <w:instrText xml:space="preserve"> PAGEREF _Toc109658642 \h </w:instrText>
+            </w:r>
+            <w:r>
+              <w:rPr>
+                <w:noProof/>
+                <w:webHidden/>
+              </w:rPr>
+            </w:r>
+            <w:r>
+              <w:rPr>
+                <w:noProof/>
+                <w:webHidden/>
               </w:rPr>
               <w:fldChar w:fldCharType="separate"/>
             </w:r>
@@ -2850,17 +2779,101 @@
               <w:rPr>
                 <w:noProof/>
                 <w:webHidden/>
-                <w:sz w:val="24"/>
-                <w:szCs w:val="24"/>
-              </w:rPr>
-              <w:t>4</w:t>
-            </w:r>
-            <w:r>
-              <w:rPr>
-                <w:noProof/>
-                <w:webHidden/>
-                <w:sz w:val="24"/>
-                <w:szCs w:val="24"/>
+              </w:rPr>
+              <w:t>5</w:t>
+            </w:r>
+            <w:r>
+              <w:rPr>
+                <w:noProof/>
+                <w:webHidden/>
+              </w:rPr>
+              <w:fldChar w:fldCharType="end"/>
+            </w:r>
+          </w:hyperlink>
+        </w:p>
+        <w:p>
+          <w:pPr>
+            <w:pStyle w:val="12"/>
+            <w:tabs>
+              <w:tab w:val="left" w:pos="440"/>
+              <w:tab w:val="right" w:leader="dot" w:pos="9345"/>
+            </w:tabs>
+            <w:rPr>
+              <w:rFonts w:eastAsiaTheme="minorEastAsia"/>
+              <w:noProof/>
+              <w:lang w:eastAsia="ru-RU"/>
+            </w:rPr>
+          </w:pPr>
+          <w:hyperlink w:anchor="_Toc109658643" w:history="1">
+            <w:r>
+              <w:rPr>
+                <w:rStyle w:val="a9"/>
+                <w:rFonts w:ascii="Times New Roman" w:hAnsi="Times New Roman" w:cs="Times New Roman"/>
+                <w:noProof/>
+              </w:rPr>
+              <w:t>4.</w:t>
+            </w:r>
+            <w:r>
+              <w:rPr>
+                <w:rFonts w:eastAsiaTheme="minorEastAsia"/>
+                <w:noProof/>
+                <w:lang w:eastAsia="ru-RU"/>
+              </w:rPr>
+              <w:tab/>
+            </w:r>
+            <w:r>
+              <w:rPr>
+                <w:rStyle w:val="a9"/>
+                <w:rFonts w:ascii="Times New Roman" w:hAnsi="Times New Roman" w:cs="Times New Roman"/>
+                <w:noProof/>
+              </w:rPr>
+              <w:t>Алгоритмы игровой логики</w:t>
+            </w:r>
+            <w:r>
+              <w:rPr>
+                <w:noProof/>
+                <w:webHidden/>
+              </w:rPr>
+              <w:tab/>
+            </w:r>
+            <w:r>
+              <w:rPr>
+                <w:noProof/>
+                <w:webHidden/>
+              </w:rPr>
+              <w:fldChar w:fldCharType="begin"/>
+            </w:r>
+            <w:r>
+              <w:rPr>
+                <w:noProof/>
+                <w:webHidden/>
+              </w:rPr>
+              <w:instrText xml:space="preserve"> PAGEREF _Toc109658643 \h </w:instrText>
+            </w:r>
+            <w:r>
+              <w:rPr>
+                <w:noProof/>
+                <w:webHidden/>
+              </w:rPr>
+            </w:r>
+            <w:r>
+              <w:rPr>
+                <w:noProof/>
+                <w:webHidden/>
+              </w:rPr>
+              <w:fldChar w:fldCharType="separate"/>
+            </w:r>
+            <w:r>
+              <w:rPr>
+                <w:noProof/>
+                <w:webHidden/>
+              </w:rPr>
+              <w:t>5</w:t>
+            </w:r>
+            <w:r>
+              <w:rPr>
+                <w:noProof/>
+                <w:webHidden/>
               </w:rPr>
               <w:fldChar w:fldCharType="end"/>
             </w:r>
@@ -2876,28 +2889,22 @@
             <w:rPr>
               <w:rFonts w:eastAsiaTheme="minorEastAsia"/>
               <w:noProof/>
-              <w:sz w:val="24"/>
-              <w:szCs w:val="24"/>
               <w:lang w:eastAsia="ru-RU"/>
             </w:rPr>
           </w:pPr>
-          <w:hyperlink w:anchor="_Toc109596795" w:history="1">
+          <w:hyperlink w:anchor="_Toc109658644" w:history="1">
             <w:r>
               <w:rPr>
                 <w:rStyle w:val="a9"/>
                 <w:rFonts w:ascii="Times New Roman" w:hAnsi="Times New Roman" w:cs="Times New Roman"/>
                 <w:noProof/>
-                <w:sz w:val="24"/>
-                <w:szCs w:val="24"/>
-              </w:rPr>
-              <w:t>3.4.</w:t>
+              </w:rPr>
+              <w:t>4.1.</w:t>
             </w:r>
             <w:r>
               <w:rPr>
                 <w:rFonts w:eastAsiaTheme="minorEastAsia"/>
                 <w:noProof/>
-                <w:sz w:val="24"/>
-                <w:szCs w:val="24"/>
                 <w:lang w:eastAsia="ru-RU"/>
               </w:rPr>
               <w:tab/>
@@ -2907,17 +2914,13 @@
                 <w:rStyle w:val="a9"/>
                 <w:rFonts w:ascii="Times New Roman" w:hAnsi="Times New Roman" w:cs="Times New Roman"/>
                 <w:noProof/>
-                <w:sz w:val="24"/>
-                <w:szCs w:val="24"/>
-              </w:rPr>
-              <w:t>Представление</w:t>
-            </w:r>
-            <w:r>
-              <w:rPr>
-                <w:noProof/>
-                <w:webHidden/>
-                <w:sz w:val="24"/>
-                <w:szCs w:val="24"/>
+              </w:rPr>
+              <w:t>Фигуры</w:t>
+            </w:r>
+            <w:r>
+              <w:rPr>
+                <w:noProof/>
+                <w:webHidden/>
               </w:rPr>
               <w:tab/>
             </w:r>
@@ -2925,8 +2928,6 @@
               <w:rPr>
                 <w:noProof/>
                 <w:webHidden/>
-                <w:sz w:val="24"/>
-                <w:szCs w:val="24"/>
               </w:rPr>
               <w:fldChar w:fldCharType="begin"/>
             </w:r>
@@ -2934,25 +2935,19 @@
               <w:rPr>
                 <w:noProof/>
                 <w:webHidden/>
-                <w:sz w:val="24"/>
-                <w:szCs w:val="24"/>
-              </w:rPr>
-              <w:instrText xml:space="preserve"> PAGEREF _Toc109596795 \h </w:instrText>
-            </w:r>
-            <w:r>
-              <w:rPr>
-                <w:noProof/>
-                <w:webHidden/>
-                <w:sz w:val="24"/>
-                <w:szCs w:val="24"/>
-              </w:rPr>
-            </w:r>
-            <w:r>
-              <w:rPr>
-                <w:noProof/>
-                <w:webHidden/>
-                <w:sz w:val="24"/>
-                <w:szCs w:val="24"/>
+              </w:rPr>
+              <w:instrText xml:space="preserve"> PAGEREF _Toc109658644 \h </w:instrText>
+            </w:r>
+            <w:r>
+              <w:rPr>
+                <w:noProof/>
+                <w:webHidden/>
+              </w:rPr>
+            </w:r>
+            <w:r>
+              <w:rPr>
+                <w:noProof/>
+                <w:webHidden/>
               </w:rPr>
               <w:fldChar w:fldCharType="separate"/>
             </w:r>
@@ -2960,347 +2955,13 @@
               <w:rPr>
                 <w:noProof/>
                 <w:webHidden/>
-                <w:sz w:val="24"/>
-                <w:szCs w:val="24"/>
-              </w:rPr>
-              <w:t>4</w:t>
-            </w:r>
-            <w:r>
-              <w:rPr>
-                <w:noProof/>
-                <w:webHidden/>
-                <w:sz w:val="24"/>
-                <w:szCs w:val="24"/>
-              </w:rPr>
-              <w:fldChar w:fldCharType="end"/>
-            </w:r>
-          </w:hyperlink>
-        </w:p>
-        <w:p>
-          <w:pPr>
-            <w:pStyle w:val="31"/>
-            <w:tabs>
-              <w:tab w:val="left" w:pos="1320"/>
-              <w:tab w:val="right" w:leader="dot" w:pos="9345"/>
-            </w:tabs>
-            <w:rPr>
-              <w:rFonts w:eastAsiaTheme="minorEastAsia"/>
-              <w:noProof/>
-              <w:sz w:val="24"/>
-              <w:szCs w:val="24"/>
-              <w:lang w:eastAsia="ru-RU"/>
-            </w:rPr>
-          </w:pPr>
-          <w:hyperlink w:anchor="_Toc109596796" w:history="1">
-            <w:r>
-              <w:rPr>
-                <w:rStyle w:val="a9"/>
-                <w:rFonts w:ascii="Times New Roman" w:hAnsi="Times New Roman" w:cs="Times New Roman"/>
-                <w:noProof/>
-                <w:sz w:val="24"/>
-                <w:szCs w:val="24"/>
-              </w:rPr>
-              <w:t>3.4.1.</w:t>
-            </w:r>
-            <w:r>
-              <w:rPr>
-                <w:rFonts w:eastAsiaTheme="minorEastAsia"/>
-                <w:noProof/>
-                <w:sz w:val="24"/>
-                <w:szCs w:val="24"/>
-                <w:lang w:eastAsia="ru-RU"/>
-              </w:rPr>
-              <w:tab/>
-            </w:r>
-            <w:r>
-              <w:rPr>
-                <w:rStyle w:val="a9"/>
-                <w:rFonts w:ascii="Times New Roman" w:hAnsi="Times New Roman" w:cs="Times New Roman"/>
-                <w:noProof/>
-                <w:sz w:val="24"/>
-                <w:szCs w:val="24"/>
-              </w:rPr>
-              <w:t>Структура модуля</w:t>
-            </w:r>
-            <w:r>
-              <w:rPr>
-                <w:noProof/>
-                <w:webHidden/>
-                <w:sz w:val="24"/>
-                <w:szCs w:val="24"/>
-              </w:rPr>
-              <w:tab/>
-            </w:r>
-            <w:r>
-              <w:rPr>
-                <w:noProof/>
-                <w:webHidden/>
-                <w:sz w:val="24"/>
-                <w:szCs w:val="24"/>
-              </w:rPr>
-              <w:fldChar w:fldCharType="begin"/>
-            </w:r>
-            <w:r>
-              <w:rPr>
-                <w:noProof/>
-                <w:webHidden/>
-                <w:sz w:val="24"/>
-                <w:szCs w:val="24"/>
-              </w:rPr>
-              <w:instrText xml:space="preserve"> PAGEREF _Toc109596796 \h </w:instrText>
-            </w:r>
-            <w:r>
-              <w:rPr>
-                <w:noProof/>
-                <w:webHidden/>
-                <w:sz w:val="24"/>
-                <w:szCs w:val="24"/>
-              </w:rPr>
-            </w:r>
-            <w:r>
-              <w:rPr>
-                <w:noProof/>
-                <w:webHidden/>
-                <w:sz w:val="24"/>
-                <w:szCs w:val="24"/>
-              </w:rPr>
-              <w:fldChar w:fldCharType="separate"/>
-            </w:r>
-            <w:r>
-              <w:rPr>
-                <w:noProof/>
-                <w:webHidden/>
-                <w:sz w:val="24"/>
-                <w:szCs w:val="24"/>
-              </w:rPr>
-              <w:t>4</w:t>
-            </w:r>
-            <w:r>
-              <w:rPr>
-                <w:noProof/>
-                <w:webHidden/>
-                <w:sz w:val="24"/>
-                <w:szCs w:val="24"/>
-              </w:rPr>
-              <w:fldChar w:fldCharType="end"/>
-            </w:r>
-          </w:hyperlink>
-        </w:p>
-        <w:p>
-          <w:pPr>
-            <w:pStyle w:val="31"/>
-            <w:tabs>
-              <w:tab w:val="left" w:pos="1320"/>
-              <w:tab w:val="right" w:leader="dot" w:pos="9345"/>
-            </w:tabs>
-            <w:rPr>
-              <w:rFonts w:eastAsiaTheme="minorEastAsia"/>
-              <w:noProof/>
-              <w:sz w:val="24"/>
-              <w:szCs w:val="24"/>
-              <w:lang w:eastAsia="ru-RU"/>
-            </w:rPr>
-          </w:pPr>
-          <w:hyperlink w:anchor="_Toc109596797" w:history="1">
-            <w:r>
-              <w:rPr>
-                <w:rStyle w:val="a9"/>
-                <w:rFonts w:ascii="Times New Roman" w:hAnsi="Times New Roman" w:cs="Times New Roman"/>
-                <w:noProof/>
-                <w:sz w:val="24"/>
-                <w:szCs w:val="24"/>
-              </w:rPr>
-              <w:t>3.4.2.</w:t>
-            </w:r>
-            <w:r>
-              <w:rPr>
-                <w:rFonts w:eastAsiaTheme="minorEastAsia"/>
-                <w:noProof/>
-                <w:sz w:val="24"/>
-                <w:szCs w:val="24"/>
-                <w:lang w:eastAsia="ru-RU"/>
-              </w:rPr>
-              <w:tab/>
-            </w:r>
-            <w:r>
-              <w:rPr>
-                <w:rStyle w:val="a9"/>
-                <w:rFonts w:ascii="Times New Roman" w:hAnsi="Times New Roman" w:cs="Times New Roman"/>
-                <w:noProof/>
-                <w:sz w:val="24"/>
-                <w:szCs w:val="24"/>
-              </w:rPr>
-              <w:t>Основные классы</w:t>
-            </w:r>
-            <w:r>
-              <w:rPr>
-                <w:noProof/>
-                <w:webHidden/>
-                <w:sz w:val="24"/>
-                <w:szCs w:val="24"/>
-              </w:rPr>
-              <w:tab/>
-            </w:r>
-            <w:r>
-              <w:rPr>
-                <w:noProof/>
-                <w:webHidden/>
-                <w:sz w:val="24"/>
-                <w:szCs w:val="24"/>
-              </w:rPr>
-              <w:fldChar w:fldCharType="begin"/>
-            </w:r>
-            <w:r>
-              <w:rPr>
-                <w:noProof/>
-                <w:webHidden/>
-                <w:sz w:val="24"/>
-                <w:szCs w:val="24"/>
-              </w:rPr>
-              <w:instrText xml:space="preserve"> PAGEREF _Toc109596797 \h </w:instrText>
-            </w:r>
-            <w:r>
-              <w:rPr>
-                <w:noProof/>
-                <w:webHidden/>
-                <w:sz w:val="24"/>
-                <w:szCs w:val="24"/>
-              </w:rPr>
-            </w:r>
-            <w:r>
-              <w:rPr>
-                <w:noProof/>
-                <w:webHidden/>
-                <w:sz w:val="24"/>
-                <w:szCs w:val="24"/>
-              </w:rPr>
-              <w:fldChar w:fldCharType="separate"/>
-            </w:r>
-            <w:r>
-              <w:rPr>
-                <w:noProof/>
-                <w:webHidden/>
-                <w:sz w:val="24"/>
-                <w:szCs w:val="24"/>
-              </w:rPr>
-              <w:t>4</w:t>
-            </w:r>
-            <w:r>
-              <w:rPr>
-                <w:noProof/>
-                <w:webHidden/>
-                <w:sz w:val="24"/>
-                <w:szCs w:val="24"/>
-              </w:rPr>
-              <w:fldChar w:fldCharType="end"/>
-            </w:r>
-          </w:hyperlink>
-        </w:p>
-        <w:p>
-          <w:pPr>
-            <w:pStyle w:val="11"/>
-            <w:tabs>
-              <w:tab w:val="left" w:pos="440"/>
-              <w:tab w:val="right" w:leader="dot" w:pos="9345"/>
-            </w:tabs>
-            <w:rPr>
-              <w:rFonts w:eastAsiaTheme="minorEastAsia"/>
-              <w:noProof/>
-              <w:sz w:val="24"/>
-              <w:szCs w:val="24"/>
-              <w:lang w:eastAsia="ru-RU"/>
-            </w:rPr>
-          </w:pPr>
-          <w:hyperlink w:anchor="_Toc109596798" w:history="1">
-            <w:r>
-              <w:rPr>
-                <w:rStyle w:val="a9"/>
-                <w:rFonts w:ascii="Times New Roman" w:hAnsi="Times New Roman" w:cs="Times New Roman"/>
-                <w:noProof/>
-                <w:sz w:val="24"/>
-                <w:szCs w:val="24"/>
-              </w:rPr>
-              <w:t>4.</w:t>
-            </w:r>
-            <w:r>
-              <w:rPr>
-                <w:rFonts w:eastAsiaTheme="minorEastAsia"/>
-                <w:noProof/>
-                <w:sz w:val="24"/>
-                <w:szCs w:val="24"/>
-                <w:lang w:eastAsia="ru-RU"/>
-              </w:rPr>
-              <w:tab/>
-            </w:r>
-            <w:r>
-              <w:rPr>
-                <w:rStyle w:val="a9"/>
-                <w:rFonts w:ascii="Times New Roman" w:hAnsi="Times New Roman" w:cs="Times New Roman"/>
-                <w:noProof/>
-                <w:sz w:val="24"/>
-                <w:szCs w:val="24"/>
-              </w:rPr>
-              <w:t>Алгоритмы игровой логики</w:t>
-            </w:r>
-            <w:r>
-              <w:rPr>
-                <w:noProof/>
-                <w:webHidden/>
-                <w:sz w:val="24"/>
-                <w:szCs w:val="24"/>
-              </w:rPr>
-              <w:tab/>
-            </w:r>
-            <w:r>
-              <w:rPr>
-                <w:noProof/>
-                <w:webHidden/>
-                <w:sz w:val="24"/>
-                <w:szCs w:val="24"/>
-              </w:rPr>
-              <w:fldChar w:fldCharType="begin"/>
-            </w:r>
-            <w:r>
-              <w:rPr>
-                <w:noProof/>
-                <w:webHidden/>
-                <w:sz w:val="24"/>
-                <w:szCs w:val="24"/>
-              </w:rPr>
-              <w:instrText xml:space="preserve"> PAGEREF _Toc109596798 \h </w:instrText>
-            </w:r>
-            <w:r>
-              <w:rPr>
-                <w:noProof/>
-                <w:webHidden/>
-                <w:sz w:val="24"/>
-                <w:szCs w:val="24"/>
-              </w:rPr>
-            </w:r>
-            <w:r>
-              <w:rPr>
-                <w:noProof/>
-                <w:webHidden/>
-                <w:sz w:val="24"/>
-                <w:szCs w:val="24"/>
-              </w:rPr>
-              <w:fldChar w:fldCharType="separate"/>
-            </w:r>
-            <w:r>
-              <w:rPr>
-                <w:noProof/>
-                <w:webHidden/>
-                <w:sz w:val="24"/>
-                <w:szCs w:val="24"/>
-              </w:rPr>
-              <w:t>4</w:t>
-            </w:r>
-            <w:r>
-              <w:rPr>
-                <w:noProof/>
-                <w:webHidden/>
-                <w:sz w:val="24"/>
-                <w:szCs w:val="24"/>
+              </w:rPr>
+              <w:t>5</w:t>
+            </w:r>
+            <w:r>
+              <w:rPr>
+                <w:noProof/>
+                <w:webHidden/>
               </w:rPr>
               <w:fldChar w:fldCharType="end"/>
             </w:r>
@@ -3316,28 +2977,22 @@
             <w:rPr>
               <w:rFonts w:eastAsiaTheme="minorEastAsia"/>
               <w:noProof/>
-              <w:sz w:val="24"/>
-              <w:szCs w:val="24"/>
               <w:lang w:eastAsia="ru-RU"/>
             </w:rPr>
           </w:pPr>
-          <w:hyperlink w:anchor="_Toc109596799" w:history="1">
+          <w:hyperlink w:anchor="_Toc109658645" w:history="1">
             <w:r>
               <w:rPr>
                 <w:rStyle w:val="a9"/>
                 <w:rFonts w:ascii="Times New Roman" w:hAnsi="Times New Roman" w:cs="Times New Roman"/>
                 <w:noProof/>
-                <w:sz w:val="24"/>
-                <w:szCs w:val="24"/>
-              </w:rPr>
-              <w:t>4.1.</w:t>
+              </w:rPr>
+              <w:t>4.2.</w:t>
             </w:r>
             <w:r>
               <w:rPr>
                 <w:rFonts w:eastAsiaTheme="minorEastAsia"/>
                 <w:noProof/>
-                <w:sz w:val="24"/>
-                <w:szCs w:val="24"/>
                 <w:lang w:eastAsia="ru-RU"/>
               </w:rPr>
               <w:tab/>
@@ -3347,17 +3002,13 @@
                 <w:rStyle w:val="a9"/>
                 <w:rFonts w:ascii="Times New Roman" w:hAnsi="Times New Roman" w:cs="Times New Roman"/>
                 <w:noProof/>
-                <w:sz w:val="24"/>
-                <w:szCs w:val="24"/>
-              </w:rPr>
-              <w:t>Фигуры</w:t>
-            </w:r>
-            <w:r>
-              <w:rPr>
-                <w:noProof/>
-                <w:webHidden/>
-                <w:sz w:val="24"/>
-                <w:szCs w:val="24"/>
+              </w:rPr>
+              <w:t>Игровая доска</w:t>
+            </w:r>
+            <w:r>
+              <w:rPr>
+                <w:noProof/>
+                <w:webHidden/>
               </w:rPr>
               <w:tab/>
             </w:r>
@@ -3365,8 +3016,6 @@
               <w:rPr>
                 <w:noProof/>
                 <w:webHidden/>
-                <w:sz w:val="24"/>
-                <w:szCs w:val="24"/>
               </w:rPr>
               <w:fldChar w:fldCharType="begin"/>
             </w:r>
@@ -3374,25 +3023,19 @@
               <w:rPr>
                 <w:noProof/>
                 <w:webHidden/>
-                <w:sz w:val="24"/>
-                <w:szCs w:val="24"/>
-              </w:rPr>
-              <w:instrText xml:space="preserve"> PAGEREF _Toc109596799 \h </w:instrText>
-            </w:r>
-            <w:r>
-              <w:rPr>
-                <w:noProof/>
-                <w:webHidden/>
-                <w:sz w:val="24"/>
-                <w:szCs w:val="24"/>
-              </w:rPr>
-            </w:r>
-            <w:r>
-              <w:rPr>
-                <w:noProof/>
-                <w:webHidden/>
-                <w:sz w:val="24"/>
-                <w:szCs w:val="24"/>
+              </w:rPr>
+              <w:instrText xml:space="preserve"> PAGEREF _Toc109658645 \h </w:instrText>
+            </w:r>
+            <w:r>
+              <w:rPr>
+                <w:noProof/>
+                <w:webHidden/>
+              </w:rPr>
+            </w:r>
+            <w:r>
+              <w:rPr>
+                <w:noProof/>
+                <w:webHidden/>
               </w:rPr>
               <w:fldChar w:fldCharType="separate"/>
             </w:r>
@@ -3400,17 +3043,13 @@
               <w:rPr>
                 <w:noProof/>
                 <w:webHidden/>
-                <w:sz w:val="24"/>
-                <w:szCs w:val="24"/>
-              </w:rPr>
-              <w:t>4</w:t>
-            </w:r>
-            <w:r>
-              <w:rPr>
-                <w:noProof/>
-                <w:webHidden/>
-                <w:sz w:val="24"/>
-                <w:szCs w:val="24"/>
+              </w:rPr>
+              <w:t>5</w:t>
+            </w:r>
+            <w:r>
+              <w:rPr>
+                <w:noProof/>
+                <w:webHidden/>
               </w:rPr>
               <w:fldChar w:fldCharType="end"/>
             </w:r>
@@ -3418,117 +3057,7 @@
         </w:p>
         <w:p>
           <w:pPr>
-            <w:pStyle w:val="21"/>
-            <w:tabs>
-              <w:tab w:val="left" w:pos="880"/>
-              <w:tab w:val="right" w:leader="dot" w:pos="9345"/>
-            </w:tabs>
-            <w:rPr>
-              <w:rFonts w:eastAsiaTheme="minorEastAsia"/>
-              <w:noProof/>
-              <w:sz w:val="24"/>
-              <w:szCs w:val="24"/>
-              <w:lang w:eastAsia="ru-RU"/>
-            </w:rPr>
-          </w:pPr>
-          <w:hyperlink w:anchor="_Toc109596800" w:history="1">
-            <w:r>
-              <w:rPr>
-                <w:rStyle w:val="a9"/>
-                <w:rFonts w:ascii="Times New Roman" w:hAnsi="Times New Roman" w:cs="Times New Roman"/>
-                <w:noProof/>
-                <w:sz w:val="24"/>
-                <w:szCs w:val="24"/>
-              </w:rPr>
-              <w:t>4.2.</w:t>
-            </w:r>
-            <w:r>
-              <w:rPr>
-                <w:rFonts w:eastAsiaTheme="minorEastAsia"/>
-                <w:noProof/>
-                <w:sz w:val="24"/>
-                <w:szCs w:val="24"/>
-                <w:lang w:eastAsia="ru-RU"/>
-              </w:rPr>
-              <w:tab/>
-            </w:r>
-            <w:r>
-              <w:rPr>
-                <w:rStyle w:val="a9"/>
-                <w:rFonts w:ascii="Times New Roman" w:hAnsi="Times New Roman" w:cs="Times New Roman"/>
-                <w:noProof/>
-                <w:sz w:val="24"/>
-                <w:szCs w:val="24"/>
-              </w:rPr>
-              <w:t>Игровая доска</w:t>
-            </w:r>
-            <w:r>
-              <w:rPr>
-                <w:noProof/>
-                <w:webHidden/>
-                <w:sz w:val="24"/>
-                <w:szCs w:val="24"/>
-              </w:rPr>
-              <w:tab/>
-            </w:r>
-            <w:r>
-              <w:rPr>
-                <w:noProof/>
-                <w:webHidden/>
-                <w:sz w:val="24"/>
-                <w:szCs w:val="24"/>
-              </w:rPr>
-              <w:fldChar w:fldCharType="begin"/>
-            </w:r>
-            <w:r>
-              <w:rPr>
-                <w:noProof/>
-                <w:webHidden/>
-                <w:sz w:val="24"/>
-                <w:szCs w:val="24"/>
-              </w:rPr>
-              <w:instrText xml:space="preserve"> PAGEREF _Toc109596800 \h </w:instrText>
-            </w:r>
-            <w:r>
-              <w:rPr>
-                <w:noProof/>
-                <w:webHidden/>
-                <w:sz w:val="24"/>
-                <w:szCs w:val="24"/>
-              </w:rPr>
-            </w:r>
-            <w:r>
-              <w:rPr>
-                <w:noProof/>
-                <w:webHidden/>
-                <w:sz w:val="24"/>
-                <w:szCs w:val="24"/>
-              </w:rPr>
-              <w:fldChar w:fldCharType="separate"/>
-            </w:r>
-            <w:r>
-              <w:rPr>
-                <w:noProof/>
-                <w:webHidden/>
-                <w:sz w:val="24"/>
-                <w:szCs w:val="24"/>
-              </w:rPr>
-              <w:t>4</w:t>
-            </w:r>
-            <w:r>
-              <w:rPr>
-                <w:noProof/>
-                <w:webHidden/>
-                <w:sz w:val="24"/>
-                <w:szCs w:val="24"/>
-              </w:rPr>
-              <w:fldChar w:fldCharType="end"/>
-            </w:r>
-          </w:hyperlink>
-        </w:p>
-        <w:p>
-          <w:pPr>
-            <w:pStyle w:val="11"/>
+            <w:pStyle w:val="12"/>
             <w:tabs>
               <w:tab w:val="left" w:pos="660"/>
               <w:tab w:val="right" w:leader="dot" w:pos="9345"/>
@@ -3536,19 +3065,15 @@
             <w:rPr>
               <w:rFonts w:eastAsiaTheme="minorEastAsia"/>
               <w:noProof/>
-              <w:sz w:val="24"/>
-              <w:szCs w:val="24"/>
               <w:lang w:eastAsia="ru-RU"/>
             </w:rPr>
           </w:pPr>
-          <w:hyperlink w:anchor="_Toc109596801" w:history="1">
+          <w:hyperlink w:anchor="_Toc109658646" w:history="1">
             <w:r>
               <w:rPr>
                 <w:rStyle w:val="a9"/>
                 <w:rFonts w:ascii="Times New Roman" w:hAnsi="Times New Roman" w:cs="Times New Roman"/>
                 <w:noProof/>
-                <w:sz w:val="24"/>
-                <w:szCs w:val="24"/>
               </w:rPr>
               <w:t>4.3.</w:t>
             </w:r>
@@ -3556,8 +3081,6 @@
               <w:rPr>
                 <w:rFonts w:eastAsiaTheme="minorEastAsia"/>
                 <w:noProof/>
-                <w:sz w:val="24"/>
-                <w:szCs w:val="24"/>
                 <w:lang w:eastAsia="ru-RU"/>
               </w:rPr>
               <w:tab/>
@@ -3567,8 +3090,6 @@
                 <w:rStyle w:val="a9"/>
                 <w:rFonts w:ascii="Times New Roman" w:hAnsi="Times New Roman" w:cs="Times New Roman"/>
                 <w:noProof/>
-                <w:sz w:val="24"/>
-                <w:szCs w:val="24"/>
               </w:rPr>
               <w:t>Алгоритм искусственного интелекта</w:t>
             </w:r>
@@ -3576,8 +3097,6 @@
               <w:rPr>
                 <w:noProof/>
                 <w:webHidden/>
-                <w:sz w:val="24"/>
-                <w:szCs w:val="24"/>
               </w:rPr>
               <w:tab/>
             </w:r>
@@ -3585,8 +3104,6 @@
               <w:rPr>
                 <w:noProof/>
                 <w:webHidden/>
-                <w:sz w:val="24"/>
-                <w:szCs w:val="24"/>
               </w:rPr>
               <w:fldChar w:fldCharType="begin"/>
             </w:r>
@@ -3594,25 +3111,19 @@
               <w:rPr>
                 <w:noProof/>
                 <w:webHidden/>
-                <w:sz w:val="24"/>
-                <w:szCs w:val="24"/>
-              </w:rPr>
-              <w:instrText xml:space="preserve"> PAGEREF _Toc109596801 \h </w:instrText>
-            </w:r>
-            <w:r>
-              <w:rPr>
-                <w:noProof/>
-                <w:webHidden/>
-                <w:sz w:val="24"/>
-                <w:szCs w:val="24"/>
-              </w:rPr>
-            </w:r>
-            <w:r>
-              <w:rPr>
-                <w:noProof/>
-                <w:webHidden/>
-                <w:sz w:val="24"/>
-                <w:szCs w:val="24"/>
+              </w:rPr>
+              <w:instrText xml:space="preserve"> PAGEREF _Toc109658646 \h </w:instrText>
+            </w:r>
+            <w:r>
+              <w:rPr>
+                <w:noProof/>
+                <w:webHidden/>
+              </w:rPr>
+            </w:r>
+            <w:r>
+              <w:rPr>
+                <w:noProof/>
+                <w:webHidden/>
               </w:rPr>
               <w:fldChar w:fldCharType="separate"/>
             </w:r>
@@ -3620,17 +3131,13 @@
               <w:rPr>
                 <w:noProof/>
                 <w:webHidden/>
-                <w:sz w:val="24"/>
-                <w:szCs w:val="24"/>
-              </w:rPr>
-              <w:t>4</w:t>
-            </w:r>
-            <w:r>
-              <w:rPr>
-                <w:noProof/>
-                <w:webHidden/>
-                <w:sz w:val="24"/>
-                <w:szCs w:val="24"/>
+              </w:rPr>
+              <w:t>5</w:t>
+            </w:r>
+            <w:r>
+              <w:rPr>
+                <w:noProof/>
+                <w:webHidden/>
               </w:rPr>
               <w:fldChar w:fldCharType="end"/>
             </w:r>
@@ -3646,19 +3153,15 @@
             <w:rPr>
               <w:rFonts w:eastAsiaTheme="minorEastAsia"/>
               <w:noProof/>
-              <w:sz w:val="24"/>
-              <w:szCs w:val="24"/>
               <w:lang w:eastAsia="ru-RU"/>
             </w:rPr>
           </w:pPr>
-          <w:hyperlink w:anchor="_Toc109596802" w:history="1">
+          <w:hyperlink w:anchor="_Toc109658647" w:history="1">
             <w:r>
               <w:rPr>
                 <w:rStyle w:val="a9"/>
                 <w:rFonts w:ascii="Times New Roman" w:hAnsi="Times New Roman" w:cs="Times New Roman"/>
                 <w:noProof/>
-                <w:sz w:val="24"/>
-                <w:szCs w:val="24"/>
               </w:rPr>
               <w:t>4.3.1.</w:t>
             </w:r>
@@ -3666,8 +3169,6 @@
               <w:rPr>
                 <w:rFonts w:eastAsiaTheme="minorEastAsia"/>
                 <w:noProof/>
-                <w:sz w:val="24"/>
-                <w:szCs w:val="24"/>
                 <w:lang w:eastAsia="ru-RU"/>
               </w:rPr>
               <w:tab/>
@@ -3677,8 +3178,6 @@
                 <w:rStyle w:val="a9"/>
                 <w:rFonts w:ascii="Times New Roman" w:hAnsi="Times New Roman" w:cs="Times New Roman"/>
                 <w:noProof/>
-                <w:sz w:val="24"/>
-                <w:szCs w:val="24"/>
               </w:rPr>
               <w:t>Минимакс</w:t>
             </w:r>
@@ -3686,8 +3185,6 @@
               <w:rPr>
                 <w:noProof/>
                 <w:webHidden/>
-                <w:sz w:val="24"/>
-                <w:szCs w:val="24"/>
               </w:rPr>
               <w:tab/>
             </w:r>
@@ -3695,8 +3192,6 @@
               <w:rPr>
                 <w:noProof/>
                 <w:webHidden/>
-                <w:sz w:val="24"/>
-                <w:szCs w:val="24"/>
               </w:rPr>
               <w:fldChar w:fldCharType="begin"/>
             </w:r>
@@ -3704,25 +3199,19 @@
               <w:rPr>
                 <w:noProof/>
                 <w:webHidden/>
-                <w:sz w:val="24"/>
-                <w:szCs w:val="24"/>
-              </w:rPr>
-              <w:instrText xml:space="preserve"> PAGEREF _Toc109596802 \h </w:instrText>
-            </w:r>
-            <w:r>
-              <w:rPr>
-                <w:noProof/>
-                <w:webHidden/>
-                <w:sz w:val="24"/>
-                <w:szCs w:val="24"/>
-              </w:rPr>
-            </w:r>
-            <w:r>
-              <w:rPr>
-                <w:noProof/>
-                <w:webHidden/>
-                <w:sz w:val="24"/>
-                <w:szCs w:val="24"/>
+              </w:rPr>
+              <w:instrText xml:space="preserve"> PAGEREF _Toc109658647 \h </w:instrText>
+            </w:r>
+            <w:r>
+              <w:rPr>
+                <w:noProof/>
+                <w:webHidden/>
+              </w:rPr>
+            </w:r>
+            <w:r>
+              <w:rPr>
+                <w:noProof/>
+                <w:webHidden/>
               </w:rPr>
               <w:fldChar w:fldCharType="separate"/>
             </w:r>
@@ -3730,17 +3219,13 @@
               <w:rPr>
                 <w:noProof/>
                 <w:webHidden/>
-                <w:sz w:val="24"/>
-                <w:szCs w:val="24"/>
-              </w:rPr>
-              <w:t>4</w:t>
-            </w:r>
-            <w:r>
-              <w:rPr>
-                <w:noProof/>
-                <w:webHidden/>
-                <w:sz w:val="24"/>
-                <w:szCs w:val="24"/>
+              </w:rPr>
+              <w:t>5</w:t>
+            </w:r>
+            <w:r>
+              <w:rPr>
+                <w:noProof/>
+                <w:webHidden/>
               </w:rPr>
               <w:fldChar w:fldCharType="end"/>
             </w:r>
@@ -3756,19 +3241,15 @@
             <w:rPr>
               <w:rFonts w:eastAsiaTheme="minorEastAsia"/>
               <w:noProof/>
-              <w:sz w:val="24"/>
-              <w:szCs w:val="24"/>
               <w:lang w:eastAsia="ru-RU"/>
             </w:rPr>
           </w:pPr>
-          <w:hyperlink w:anchor="_Toc109596803" w:history="1">
+          <w:hyperlink w:anchor="_Toc109658648" w:history="1">
             <w:r>
               <w:rPr>
                 <w:rStyle w:val="a9"/>
                 <w:rFonts w:ascii="Times New Roman" w:hAnsi="Times New Roman" w:cs="Times New Roman"/>
                 <w:noProof/>
-                <w:sz w:val="24"/>
-                <w:szCs w:val="24"/>
               </w:rPr>
               <w:t>4.3.2.</w:t>
             </w:r>
@@ -3776,8 +3257,6 @@
               <w:rPr>
                 <w:rFonts w:eastAsiaTheme="minorEastAsia"/>
                 <w:noProof/>
-                <w:sz w:val="24"/>
-                <w:szCs w:val="24"/>
                 <w:lang w:eastAsia="ru-RU"/>
               </w:rPr>
               <w:tab/>
@@ -3787,8 +3266,6 @@
                 <w:rStyle w:val="a9"/>
                 <w:rFonts w:ascii="Times New Roman" w:hAnsi="Times New Roman" w:cs="Times New Roman"/>
                 <w:noProof/>
-                <w:sz w:val="24"/>
-                <w:szCs w:val="24"/>
               </w:rPr>
               <w:t>Оптимизации</w:t>
             </w:r>
@@ -3796,8 +3273,6 @@
               <w:rPr>
                 <w:noProof/>
                 <w:webHidden/>
-                <w:sz w:val="24"/>
-                <w:szCs w:val="24"/>
               </w:rPr>
               <w:tab/>
             </w:r>
@@ -3805,8 +3280,6 @@
               <w:rPr>
                 <w:noProof/>
                 <w:webHidden/>
-                <w:sz w:val="24"/>
-                <w:szCs w:val="24"/>
               </w:rPr>
               <w:fldChar w:fldCharType="begin"/>
             </w:r>
@@ -3814,25 +3287,19 @@
               <w:rPr>
                 <w:noProof/>
                 <w:webHidden/>
-                <w:sz w:val="24"/>
-                <w:szCs w:val="24"/>
-              </w:rPr>
-              <w:instrText xml:space="preserve"> PAGEREF _Toc109596803 \h </w:instrText>
-            </w:r>
-            <w:r>
-              <w:rPr>
-                <w:noProof/>
-                <w:webHidden/>
-                <w:sz w:val="24"/>
-                <w:szCs w:val="24"/>
-              </w:rPr>
-            </w:r>
-            <w:r>
-              <w:rPr>
-                <w:noProof/>
-                <w:webHidden/>
-                <w:sz w:val="24"/>
-                <w:szCs w:val="24"/>
+              </w:rPr>
+              <w:instrText xml:space="preserve"> PAGEREF _Toc109658648 \h </w:instrText>
+            </w:r>
+            <w:r>
+              <w:rPr>
+                <w:noProof/>
+                <w:webHidden/>
+              </w:rPr>
+            </w:r>
+            <w:r>
+              <w:rPr>
+                <w:noProof/>
+                <w:webHidden/>
               </w:rPr>
               <w:fldChar w:fldCharType="separate"/>
             </w:r>
@@ -3840,17 +3307,13 @@
               <w:rPr>
                 <w:noProof/>
                 <w:webHidden/>
-                <w:sz w:val="24"/>
-                <w:szCs w:val="24"/>
-              </w:rPr>
-              <w:t>4</w:t>
-            </w:r>
-            <w:r>
-              <w:rPr>
-                <w:noProof/>
-                <w:webHidden/>
-                <w:sz w:val="24"/>
-                <w:szCs w:val="24"/>
+              </w:rPr>
+              <w:t>5</w:t>
+            </w:r>
+            <w:r>
+              <w:rPr>
+                <w:noProof/>
+                <w:webHidden/>
               </w:rPr>
               <w:fldChar w:fldCharType="end"/>
             </w:r>
@@ -3858,7 +3321,7 @@
         </w:p>
         <w:p>
           <w:pPr>
-            <w:pStyle w:val="11"/>
+            <w:pStyle w:val="12"/>
             <w:tabs>
               <w:tab w:val="left" w:pos="440"/>
               <w:tab w:val="right" w:leader="dot" w:pos="9345"/>
@@ -3866,19 +3329,15 @@
             <w:rPr>
               <w:rFonts w:eastAsiaTheme="minorEastAsia"/>
               <w:noProof/>
-              <w:sz w:val="24"/>
-              <w:szCs w:val="24"/>
               <w:lang w:eastAsia="ru-RU"/>
             </w:rPr>
           </w:pPr>
-          <w:hyperlink w:anchor="_Toc109596804" w:history="1">
+          <w:hyperlink w:anchor="_Toc109658649" w:history="1">
             <w:r>
               <w:rPr>
                 <w:rStyle w:val="a9"/>
                 <w:rFonts w:ascii="Times New Roman" w:hAnsi="Times New Roman" w:cs="Times New Roman"/>
                 <w:noProof/>
-                <w:sz w:val="24"/>
-                <w:szCs w:val="24"/>
               </w:rPr>
               <w:t>5.</w:t>
             </w:r>
@@ -3886,8 +3345,6 @@
               <w:rPr>
                 <w:rFonts w:eastAsiaTheme="minorEastAsia"/>
                 <w:noProof/>
-                <w:sz w:val="24"/>
-                <w:szCs w:val="24"/>
                 <w:lang w:eastAsia="ru-RU"/>
               </w:rPr>
               <w:tab/>
@@ -3897,8 +3354,6 @@
                 <w:rStyle w:val="a9"/>
                 <w:rFonts w:ascii="Times New Roman" w:hAnsi="Times New Roman" w:cs="Times New Roman"/>
                 <w:noProof/>
-                <w:sz w:val="24"/>
-                <w:szCs w:val="24"/>
               </w:rPr>
               <w:t>Сетевая часть</w:t>
             </w:r>
@@ -3906,8 +3361,6 @@
               <w:rPr>
                 <w:noProof/>
                 <w:webHidden/>
-                <w:sz w:val="24"/>
-                <w:szCs w:val="24"/>
               </w:rPr>
               <w:tab/>
             </w:r>
@@ -3915,8 +3368,6 @@
               <w:rPr>
                 <w:noProof/>
                 <w:webHidden/>
-                <w:sz w:val="24"/>
-                <w:szCs w:val="24"/>
               </w:rPr>
               <w:fldChar w:fldCharType="begin"/>
             </w:r>
@@ -3924,25 +3375,19 @@
               <w:rPr>
                 <w:noProof/>
                 <w:webHidden/>
-                <w:sz w:val="24"/>
-                <w:szCs w:val="24"/>
-              </w:rPr>
-              <w:instrText xml:space="preserve"> PAGEREF _Toc109596804 \h </w:instrText>
-            </w:r>
-            <w:r>
-              <w:rPr>
-                <w:noProof/>
-                <w:webHidden/>
-                <w:sz w:val="24"/>
-                <w:szCs w:val="24"/>
-              </w:rPr>
-            </w:r>
-            <w:r>
-              <w:rPr>
-                <w:noProof/>
-                <w:webHidden/>
-                <w:sz w:val="24"/>
-                <w:szCs w:val="24"/>
+              </w:rPr>
+              <w:instrText xml:space="preserve"> PAGEREF _Toc109658649 \h </w:instrText>
+            </w:r>
+            <w:r>
+              <w:rPr>
+                <w:noProof/>
+                <w:webHidden/>
+              </w:rPr>
+            </w:r>
+            <w:r>
+              <w:rPr>
+                <w:noProof/>
+                <w:webHidden/>
               </w:rPr>
               <w:fldChar w:fldCharType="separate"/>
             </w:r>
@@ -3950,17 +3395,13 @@
               <w:rPr>
                 <w:noProof/>
                 <w:webHidden/>
-                <w:sz w:val="24"/>
-                <w:szCs w:val="24"/>
-              </w:rPr>
-              <w:t>4</w:t>
-            </w:r>
-            <w:r>
-              <w:rPr>
-                <w:noProof/>
-                <w:webHidden/>
-                <w:sz w:val="24"/>
-                <w:szCs w:val="24"/>
+              </w:rPr>
+              <w:t>5</w:t>
+            </w:r>
+            <w:r>
+              <w:rPr>
+                <w:noProof/>
+                <w:webHidden/>
               </w:rPr>
               <w:fldChar w:fldCharType="end"/>
             </w:r>
@@ -3968,7 +3409,7 @@
         </w:p>
         <w:p>
           <w:pPr>
-            <w:pStyle w:val="11"/>
+            <w:pStyle w:val="12"/>
             <w:tabs>
               <w:tab w:val="left" w:pos="440"/>
               <w:tab w:val="right" w:leader="dot" w:pos="9345"/>
@@ -3976,19 +3417,15 @@
             <w:rPr>
               <w:rFonts w:eastAsiaTheme="minorEastAsia"/>
               <w:noProof/>
-              <w:sz w:val="24"/>
-              <w:szCs w:val="24"/>
               <w:lang w:eastAsia="ru-RU"/>
             </w:rPr>
           </w:pPr>
-          <w:hyperlink w:anchor="_Toc109596805" w:history="1">
+          <w:hyperlink w:anchor="_Toc109658650" w:history="1">
             <w:r>
               <w:rPr>
                 <w:rStyle w:val="a9"/>
                 <w:rFonts w:ascii="Times New Roman" w:hAnsi="Times New Roman" w:cs="Times New Roman"/>
                 <w:noProof/>
-                <w:sz w:val="24"/>
-                <w:szCs w:val="24"/>
               </w:rPr>
               <w:t>6.</w:t>
             </w:r>
@@ -3996,8 +3433,6 @@
               <w:rPr>
                 <w:rFonts w:eastAsiaTheme="minorEastAsia"/>
                 <w:noProof/>
-                <w:sz w:val="24"/>
-                <w:szCs w:val="24"/>
                 <w:lang w:eastAsia="ru-RU"/>
               </w:rPr>
               <w:tab/>
@@ -4007,8 +3442,6 @@
                 <w:rStyle w:val="a9"/>
                 <w:rFonts w:ascii="Times New Roman" w:hAnsi="Times New Roman" w:cs="Times New Roman"/>
                 <w:noProof/>
-                <w:sz w:val="24"/>
-                <w:szCs w:val="24"/>
               </w:rPr>
               <w:t>Заключение</w:t>
             </w:r>
@@ -4016,8 +3449,6 @@
               <w:rPr>
                 <w:noProof/>
                 <w:webHidden/>
-                <w:sz w:val="24"/>
-                <w:szCs w:val="24"/>
               </w:rPr>
               <w:tab/>
             </w:r>
@@ -4025,8 +3456,6 @@
               <w:rPr>
                 <w:noProof/>
                 <w:webHidden/>
-                <w:sz w:val="24"/>
-                <w:szCs w:val="24"/>
               </w:rPr>
               <w:fldChar w:fldCharType="begin"/>
             </w:r>
@@ -4034,25 +3463,19 @@
               <w:rPr>
                 <w:noProof/>
                 <w:webHidden/>
-                <w:sz w:val="24"/>
-                <w:szCs w:val="24"/>
-              </w:rPr>
-              <w:instrText xml:space="preserve"> PAGEREF _Toc109596805 \h </w:instrText>
-            </w:r>
-            <w:r>
-              <w:rPr>
-                <w:noProof/>
-                <w:webHidden/>
-                <w:sz w:val="24"/>
-                <w:szCs w:val="24"/>
-              </w:rPr>
-            </w:r>
-            <w:r>
-              <w:rPr>
-                <w:noProof/>
-                <w:webHidden/>
-                <w:sz w:val="24"/>
-                <w:szCs w:val="24"/>
+              </w:rPr>
+              <w:instrText xml:space="preserve"> PAGEREF _Toc109658650 \h </w:instrText>
+            </w:r>
+            <w:r>
+              <w:rPr>
+                <w:noProof/>
+                <w:webHidden/>
+              </w:rPr>
+            </w:r>
+            <w:r>
+              <w:rPr>
+                <w:noProof/>
+                <w:webHidden/>
               </w:rPr>
               <w:fldChar w:fldCharType="separate"/>
             </w:r>
@@ -4060,17 +3483,13 @@
               <w:rPr>
                 <w:noProof/>
                 <w:webHidden/>
-                <w:sz w:val="24"/>
-                <w:szCs w:val="24"/>
-              </w:rPr>
-              <w:t>4</w:t>
-            </w:r>
-            <w:r>
-              <w:rPr>
-                <w:noProof/>
-                <w:webHidden/>
-                <w:sz w:val="24"/>
-                <w:szCs w:val="24"/>
+              </w:rPr>
+              <w:t>5</w:t>
+            </w:r>
+            <w:r>
+              <w:rPr>
+                <w:noProof/>
+                <w:webHidden/>
               </w:rPr>
               <w:fldChar w:fldCharType="end"/>
             </w:r>
@@ -4078,7 +3497,7 @@
         </w:p>
         <w:p>
           <w:pPr>
-            <w:pStyle w:val="11"/>
+            <w:pStyle w:val="12"/>
             <w:tabs>
               <w:tab w:val="left" w:pos="440"/>
               <w:tab w:val="right" w:leader="dot" w:pos="9345"/>
@@ -4086,19 +3505,15 @@
             <w:rPr>
               <w:rFonts w:eastAsiaTheme="minorEastAsia"/>
               <w:noProof/>
-              <w:sz w:val="24"/>
-              <w:szCs w:val="24"/>
               <w:lang w:eastAsia="ru-RU"/>
             </w:rPr>
           </w:pPr>
-          <w:hyperlink w:anchor="_Toc109596806" w:history="1">
+          <w:hyperlink w:anchor="_Toc109658651" w:history="1">
             <w:r>
               <w:rPr>
                 <w:rStyle w:val="a9"/>
                 <w:rFonts w:ascii="Times New Roman" w:hAnsi="Times New Roman" w:cs="Times New Roman"/>
                 <w:noProof/>
-                <w:sz w:val="24"/>
-                <w:szCs w:val="24"/>
               </w:rPr>
               <w:t>7.</w:t>
             </w:r>
@@ -4106,8 +3521,6 @@
               <w:rPr>
                 <w:rFonts w:eastAsiaTheme="minorEastAsia"/>
                 <w:noProof/>
-                <w:sz w:val="24"/>
-                <w:szCs w:val="24"/>
                 <w:lang w:eastAsia="ru-RU"/>
               </w:rPr>
               <w:tab/>
@@ -4117,8 +3530,6 @@
                 <w:rStyle w:val="a9"/>
                 <w:rFonts w:ascii="Times New Roman" w:hAnsi="Times New Roman" w:cs="Times New Roman"/>
                 <w:noProof/>
-                <w:sz w:val="24"/>
-                <w:szCs w:val="24"/>
               </w:rPr>
               <w:t>Приложение</w:t>
             </w:r>
@@ -4126,8 +3537,6 @@
               <w:rPr>
                 <w:noProof/>
                 <w:webHidden/>
-                <w:sz w:val="24"/>
-                <w:szCs w:val="24"/>
               </w:rPr>
               <w:tab/>
             </w:r>
@@ -4135,8 +3544,6 @@
               <w:rPr>
                 <w:noProof/>
                 <w:webHidden/>
-                <w:sz w:val="24"/>
-                <w:szCs w:val="24"/>
               </w:rPr>
               <w:fldChar w:fldCharType="begin"/>
             </w:r>
@@ -4144,25 +3551,19 @@
               <w:rPr>
                 <w:noProof/>
                 <w:webHidden/>
-                <w:sz w:val="24"/>
-                <w:szCs w:val="24"/>
-              </w:rPr>
-              <w:instrText xml:space="preserve"> PAGEREF _Toc109596806 \h </w:instrText>
-            </w:r>
-            <w:r>
-              <w:rPr>
-                <w:noProof/>
-                <w:webHidden/>
-                <w:sz w:val="24"/>
-                <w:szCs w:val="24"/>
-              </w:rPr>
-            </w:r>
-            <w:r>
-              <w:rPr>
-                <w:noProof/>
-                <w:webHidden/>
-                <w:sz w:val="24"/>
-                <w:szCs w:val="24"/>
+              </w:rPr>
+              <w:instrText xml:space="preserve"> PAGEREF _Toc109658651 \h </w:instrText>
+            </w:r>
+            <w:r>
+              <w:rPr>
+                <w:noProof/>
+                <w:webHidden/>
+              </w:rPr>
+            </w:r>
+            <w:r>
+              <w:rPr>
+                <w:noProof/>
+                <w:webHidden/>
               </w:rPr>
               <w:fldChar w:fldCharType="separate"/>
             </w:r>
@@ -4170,17 +3571,13 @@
               <w:rPr>
                 <w:noProof/>
                 <w:webHidden/>
-                <w:sz w:val="24"/>
-                <w:szCs w:val="24"/>
-              </w:rPr>
-              <w:t>4</w:t>
-            </w:r>
-            <w:r>
-              <w:rPr>
-                <w:noProof/>
-                <w:webHidden/>
-                <w:sz w:val="24"/>
-                <w:szCs w:val="24"/>
+              </w:rPr>
+              <w:t>5</w:t>
+            </w:r>
+            <w:r>
+              <w:rPr>
+                <w:noProof/>
+                <w:webHidden/>
               </w:rPr>
               <w:fldChar w:fldCharType="end"/>
             </w:r>
@@ -4188,7 +3585,7 @@
         </w:p>
         <w:p>
           <w:pPr>
-            <w:pStyle w:val="11"/>
+            <w:pStyle w:val="12"/>
             <w:tabs>
               <w:tab w:val="left" w:pos="440"/>
               <w:tab w:val="right" w:leader="dot" w:pos="9345"/>
@@ -4196,19 +3593,15 @@
             <w:rPr>
               <w:rFonts w:eastAsiaTheme="minorEastAsia"/>
               <w:noProof/>
-              <w:sz w:val="24"/>
-              <w:szCs w:val="24"/>
               <w:lang w:eastAsia="ru-RU"/>
             </w:rPr>
           </w:pPr>
-          <w:hyperlink w:anchor="_Toc109596807" w:history="1">
+          <w:hyperlink w:anchor="_Toc109658652" w:history="1">
             <w:r>
               <w:rPr>
                 <w:rStyle w:val="a9"/>
                 <w:rFonts w:ascii="Times New Roman" w:hAnsi="Times New Roman" w:cs="Times New Roman"/>
                 <w:noProof/>
-                <w:sz w:val="24"/>
-                <w:szCs w:val="24"/>
               </w:rPr>
               <w:t>8.</w:t>
             </w:r>
@@ -4216,8 +3609,6 @@
               <w:rPr>
                 <w:rFonts w:eastAsiaTheme="minorEastAsia"/>
                 <w:noProof/>
-                <w:sz w:val="24"/>
-                <w:szCs w:val="24"/>
                 <w:lang w:eastAsia="ru-RU"/>
               </w:rPr>
               <w:tab/>
@@ -4227,8 +3618,6 @@
                 <w:rStyle w:val="a9"/>
                 <w:rFonts w:ascii="Times New Roman" w:hAnsi="Times New Roman" w:cs="Times New Roman"/>
                 <w:noProof/>
-                <w:sz w:val="24"/>
-                <w:szCs w:val="24"/>
               </w:rPr>
               <w:t>Список литературы</w:t>
             </w:r>
@@ -4236,8 +3625,6 @@
               <w:rPr>
                 <w:noProof/>
                 <w:webHidden/>
-                <w:sz w:val="24"/>
-                <w:szCs w:val="24"/>
               </w:rPr>
               <w:tab/>
             </w:r>
@@ -4245,8 +3632,6 @@
               <w:rPr>
                 <w:noProof/>
                 <w:webHidden/>
-                <w:sz w:val="24"/>
-                <w:szCs w:val="24"/>
               </w:rPr>
               <w:fldChar w:fldCharType="begin"/>
             </w:r>
@@ -4254,25 +3639,19 @@
               <w:rPr>
                 <w:noProof/>
                 <w:webHidden/>
-                <w:sz w:val="24"/>
-                <w:szCs w:val="24"/>
-              </w:rPr>
-              <w:instrText xml:space="preserve"> PAGEREF _Toc109596807 \h </w:instrText>
-            </w:r>
-            <w:r>
-              <w:rPr>
-                <w:noProof/>
-                <w:webHidden/>
-                <w:sz w:val="24"/>
-                <w:szCs w:val="24"/>
-              </w:rPr>
-            </w:r>
-            <w:r>
-              <w:rPr>
-                <w:noProof/>
-                <w:webHidden/>
-                <w:sz w:val="24"/>
-                <w:szCs w:val="24"/>
+              </w:rPr>
+              <w:instrText xml:space="preserve"> PAGEREF _Toc109658652 \h </w:instrText>
+            </w:r>
+            <w:r>
+              <w:rPr>
+                <w:noProof/>
+                <w:webHidden/>
+              </w:rPr>
+            </w:r>
+            <w:r>
+              <w:rPr>
+                <w:noProof/>
+                <w:webHidden/>
               </w:rPr>
               <w:fldChar w:fldCharType="separate"/>
             </w:r>
@@ -4280,17 +3659,13 @@
               <w:rPr>
                 <w:noProof/>
                 <w:webHidden/>
-                <w:sz w:val="24"/>
-                <w:szCs w:val="24"/>
-              </w:rPr>
-              <w:t>4</w:t>
-            </w:r>
-            <w:r>
-              <w:rPr>
-                <w:noProof/>
-                <w:webHidden/>
-                <w:sz w:val="24"/>
-                <w:szCs w:val="24"/>
+              </w:rPr>
+              <w:t>5</w:t>
+            </w:r>
+            <w:r>
+              <w:rPr>
+                <w:noProof/>
+                <w:webHidden/>
               </w:rPr>
               <w:fldChar w:fldCharType="end"/>
             </w:r>
@@ -4361,7 +3736,7 @@
     </w:p>
     <w:p>
       <w:pPr>
-        <w:pStyle w:val="1"/>
+        <w:pStyle w:val="10"/>
         <w:numPr>
           <w:ilvl w:val="0"/>
           <w:numId w:val="3"/>
@@ -4374,6 +3749,7 @@
           <w:szCs w:val="28"/>
         </w:rPr>
       </w:pPr>
+      <w:bookmarkStart w:id="20" w:name="_Toc109658625"/>
       <w:r>
         <w:rPr>
           <w:rFonts w:ascii="Times New Roman" w:hAnsi="Times New Roman" w:cs="Times New Roman"/>
@@ -4384,6 +3760,7 @@
         <w:lastRenderedPageBreak/>
         <w:t>Описание игры</w:t>
       </w:r>
+      <w:bookmarkEnd w:id="20"/>
     </w:p>
     <w:p>
       <w:pPr>
@@ -4485,94 +3862,191 @@
           <w:szCs w:val="28"/>
         </w:rPr>
       </w:pPr>
-      <w:bookmarkStart w:id="15" w:name="_Toc109596781"/>
-      <w:r>
-        <w:rPr>
-          <w:rFonts w:ascii="Times New Roman" w:hAnsi="Times New Roman" w:cs="Times New Roman"/>
-          <w:color w:val="auto"/>
-          <w:sz w:val="28"/>
-          <w:szCs w:val="28"/>
+      <w:r>
+        <w:rPr>
+          <w:rFonts w:ascii="Times New Roman" w:hAnsi="Times New Roman" w:cs="Times New Roman"/>
+          <w:color w:val="auto"/>
+          <w:sz w:val="28"/>
+          <w:szCs w:val="28"/>
+        </w:rPr>
+        <w:t xml:space="preserve"> </w:t>
+      </w:r>
+      <w:bookmarkStart w:id="21" w:name="_Toc109658626"/>
+      <w:r>
+        <w:rPr>
+          <w:rFonts w:ascii="Times New Roman" w:hAnsi="Times New Roman" w:cs="Times New Roman"/>
+          <w:color w:val="auto"/>
+          <w:sz w:val="28"/>
+          <w:szCs w:val="28"/>
+        </w:rPr>
+        <w:t>Игровая доска</w:t>
+      </w:r>
+      <w:bookmarkEnd w:id="21"/>
+    </w:p>
+    <w:p>
+      <w:pPr>
+        <w:spacing w:line="360" w:lineRule="auto"/>
+        <w:rPr>
+          <w:rFonts w:ascii="Times New Roman" w:hAnsi="Times New Roman" w:cs="Times New Roman"/>
+          <w:sz w:val="24"/>
+          <w:szCs w:val="24"/>
+        </w:rPr>
+      </w:pPr>
+      <w:r>
+        <w:rPr>
+          <w:rFonts w:ascii="Times New Roman" w:hAnsi="Times New Roman" w:cs="Times New Roman"/>
+          <w:sz w:val="24"/>
+          <w:szCs w:val="24"/>
+        </w:rPr>
+        <w:t xml:space="preserve">Игровая доска представляет из себя поле </w:t>
+      </w:r>
+      <w:r>
+        <w:rPr>
+          <w:rFonts w:ascii="Times New Roman" w:hAnsi="Times New Roman" w:cs="Times New Roman"/>
+          <w:sz w:val="24"/>
+          <w:szCs w:val="24"/>
           <w:lang w:val="en-US"/>
         </w:rPr>
-        <w:t xml:space="preserve"> </w:t>
-      </w:r>
-      <w:r>
-        <w:rPr>
-          <w:rFonts w:ascii="Times New Roman" w:hAnsi="Times New Roman" w:cs="Times New Roman"/>
-          <w:color w:val="auto"/>
-          <w:sz w:val="28"/>
-          <w:szCs w:val="28"/>
-        </w:rPr>
-        <w:t>Игровая доска</w:t>
-      </w:r>
-      <w:bookmarkEnd w:id="15"/>
-    </w:p>
-    <w:p>
-      <w:pPr>
+        <w:t>n</w:t>
+      </w:r>
+      <w:r>
+        <w:rPr>
+          <w:rFonts w:ascii="Times New Roman" w:hAnsi="Times New Roman" w:cs="Times New Roman"/>
+          <w:sz w:val="24"/>
+          <w:szCs w:val="24"/>
+        </w:rPr>
+        <w:t xml:space="preserve"> на </w:t>
+      </w:r>
+      <w:r>
+        <w:rPr>
+          <w:rFonts w:ascii="Times New Roman" w:hAnsi="Times New Roman" w:cs="Times New Roman"/>
+          <w:sz w:val="24"/>
+          <w:szCs w:val="24"/>
+          <w:lang w:val="en-US"/>
+        </w:rPr>
+        <w:t>n</w:t>
+      </w:r>
+      <w:r>
+        <w:rPr>
+          <w:rFonts w:ascii="Times New Roman" w:hAnsi="Times New Roman" w:cs="Times New Roman"/>
+          <w:sz w:val="24"/>
+          <w:szCs w:val="24"/>
+        </w:rPr>
+        <w:t xml:space="preserve"> квадратных клеток, где каждая клетка изначально окрашена в белый цвет. Если на клетке оказывается фигура игрока, то клетка принимает цвет </w:t>
+      </w:r>
+      <w:r>
+        <w:rPr>
+          <w:rFonts w:ascii="Times New Roman" w:hAnsi="Times New Roman" w:cs="Times New Roman"/>
+          <w:sz w:val="24"/>
+          <w:szCs w:val="24"/>
+        </w:rPr>
+        <w:t>этого игрока и считается,</w:t>
+      </w:r>
+      <w:r>
+        <w:rPr>
+          <w:rFonts w:ascii="Times New Roman" w:hAnsi="Times New Roman" w:cs="Times New Roman"/>
+          <w:sz w:val="24"/>
+          <w:szCs w:val="24"/>
+        </w:rPr>
+        <w:t xml:space="preserve"> что эта клетка под его контролем</w:t>
+      </w:r>
+      <w:r>
+        <w:rPr>
+          <w:rFonts w:ascii="Times New Roman" w:hAnsi="Times New Roman" w:cs="Times New Roman"/>
+          <w:sz w:val="24"/>
+          <w:szCs w:val="24"/>
+        </w:rPr>
+        <w:t xml:space="preserve">. </w:t>
+      </w:r>
+      <w:r>
+        <w:rPr>
+          <w:rFonts w:ascii="Times New Roman" w:hAnsi="Times New Roman" w:cs="Times New Roman"/>
+          <w:sz w:val="24"/>
+          <w:szCs w:val="24"/>
+          <w:highlight w:val="yellow"/>
+        </w:rPr>
+        <w:t>Пример игровой доски представлен на рисунке 1.1</w:t>
+      </w:r>
+    </w:p>
+    <w:p>
+      <w:pPr>
+        <w:keepNext/>
         <w:spacing w:line="360" w:lineRule="auto"/>
-        <w:rPr>
-          <w:rFonts w:ascii="Times New Roman" w:hAnsi="Times New Roman" w:cs="Times New Roman"/>
-          <w:sz w:val="24"/>
-          <w:szCs w:val="24"/>
-        </w:rPr>
-      </w:pPr>
-      <w:r>
-        <w:rPr>
-          <w:rFonts w:ascii="Times New Roman" w:hAnsi="Times New Roman" w:cs="Times New Roman"/>
-          <w:sz w:val="24"/>
-          <w:szCs w:val="24"/>
-        </w:rPr>
-        <w:t xml:space="preserve">Игровая доска представляет из себя поле </w:t>
-      </w:r>
-      <w:r>
-        <w:rPr>
-          <w:rFonts w:ascii="Times New Roman" w:hAnsi="Times New Roman" w:cs="Times New Roman"/>
-          <w:sz w:val="24"/>
-          <w:szCs w:val="24"/>
-          <w:lang w:val="en-US"/>
-        </w:rPr>
-        <w:t>n</w:t>
-      </w:r>
-      <w:r>
-        <w:rPr>
-          <w:rFonts w:ascii="Times New Roman" w:hAnsi="Times New Roman" w:cs="Times New Roman"/>
-          <w:sz w:val="24"/>
-          <w:szCs w:val="24"/>
-        </w:rPr>
-        <w:t xml:space="preserve"> на </w:t>
-      </w:r>
-      <w:r>
-        <w:rPr>
-          <w:rFonts w:ascii="Times New Roman" w:hAnsi="Times New Roman" w:cs="Times New Roman"/>
-          <w:sz w:val="24"/>
-          <w:szCs w:val="24"/>
-          <w:lang w:val="en-US"/>
-        </w:rPr>
-        <w:t>n</w:t>
-      </w:r>
-      <w:r>
-        <w:rPr>
-          <w:rFonts w:ascii="Times New Roman" w:hAnsi="Times New Roman" w:cs="Times New Roman"/>
-          <w:sz w:val="24"/>
-          <w:szCs w:val="24"/>
-        </w:rPr>
-        <w:t xml:space="preserve"> квадратных клеток, где каждая клетка изначально окрашена в белый цвет. Если на клетке оказывается фигура игрока, то клетка принимает цвет </w:t>
-      </w:r>
-      <w:r>
-        <w:rPr>
-          <w:rFonts w:ascii="Times New Roman" w:hAnsi="Times New Roman" w:cs="Times New Roman"/>
-          <w:sz w:val="24"/>
-          <w:szCs w:val="24"/>
-        </w:rPr>
-        <w:t>этого игрока и считается,</w:t>
-      </w:r>
-      <w:r>
-        <w:rPr>
-          <w:rFonts w:ascii="Times New Roman" w:hAnsi="Times New Roman" w:cs="Times New Roman"/>
-          <w:sz w:val="24"/>
-          <w:szCs w:val="24"/>
-        </w:rPr>
-        <w:t xml:space="preserve"> что эта клетка под его контролем.</w:t>
+        <w:jc w:val="center"/>
+      </w:pPr>
+      <w:r>
+        <w:rPr>
+          <w:rFonts w:ascii="Times New Roman" w:hAnsi="Times New Roman" w:cs="Times New Roman"/>
+          <w:noProof/>
+          <w:sz w:val="24"/>
+          <w:szCs w:val="24"/>
+        </w:rPr>
+        <w:drawing>
+          <wp:inline distT="0" distB="0" distL="0" distR="0" wp14:anchorId="13266F1B" wp14:editId="57B09B74">
+            <wp:extent cx="2880000" cy="2995200"/>
+            <wp:effectExtent l="0" t="0" r="0" b="0"/>
+            <wp:docPr id="1" name="Рисунок 1"/>
+            <wp:cNvGraphicFramePr>
+              <a:graphicFrameLocks xmlns:a="http://schemas.openxmlformats.org/drawingml/2006/main" noChangeAspect="1"/>
+            </wp:cNvGraphicFramePr>
+            <a:graphic xmlns:a="http://schemas.openxmlformats.org/drawingml/2006/main">
+              <a:graphicData uri="http://schemas.openxmlformats.org/drawingml/2006/picture">
+                <pic:pic xmlns:pic="http://schemas.openxmlformats.org/drawingml/2006/picture">
+                  <pic:nvPicPr>
+                    <pic:cNvPr id="0" name="Picture 1"/>
+                    <pic:cNvPicPr>
+                      <a:picLocks noChangeAspect="1" noChangeArrowheads="1"/>
+                    </pic:cNvPicPr>
+                  </pic:nvPicPr>
+                  <pic:blipFill>
+                    <a:blip r:embed="rId9" cstate="print">
+                      <a:extLst>
+                        <a:ext uri="{28A0092B-C50C-407E-A947-70E740481C1C}">
+                          <a14:useLocalDpi xmlns:a14="http://schemas.microsoft.com/office/drawing/2010/main" val="0"/>
+                        </a:ext>
+                      </a:extLst>
+                    </a:blip>
+                    <a:srcRect/>
+                    <a:stretch>
+                      <a:fillRect/>
+                    </a:stretch>
+                  </pic:blipFill>
+                  <pic:spPr bwMode="auto">
+                    <a:xfrm>
+                      <a:off x="0" y="0"/>
+                      <a:ext cx="2880000" cy="2995200"/>
+                    </a:xfrm>
+                    <a:prstGeom prst="rect">
+                      <a:avLst/>
+                    </a:prstGeom>
+                    <a:noFill/>
+                    <a:ln>
+                      <a:noFill/>
+                    </a:ln>
+                  </pic:spPr>
+                </pic:pic>
+              </a:graphicData>
+            </a:graphic>
+          </wp:inline>
+        </w:drawing>
+      </w:r>
+    </w:p>
+    <w:p>
+      <w:pPr>
+        <w:pStyle w:val="af7"/>
+        <w:rPr>
+          <w:sz w:val="28"/>
+          <w:szCs w:val="28"/>
+        </w:rPr>
+      </w:pPr>
+      <w:r>
+        <w:t>Рисунок 1.1</w:t>
+      </w:r>
+      <w:r>
+        <w:t>.</w:t>
+      </w:r>
+      <w:r>
+        <w:t xml:space="preserve"> – Пример доски</w:t>
       </w:r>
     </w:p>
     <w:p>
@@ -4590,7 +4064,7 @@
         <w:pStyle w:val="3"/>
         <w:numPr>
           <w:ilvl w:val="1"/>
-          <w:numId w:val="4"/>
+          <w:numId w:val="3"/>
         </w:numPr>
         <w:spacing w:line="360" w:lineRule="auto"/>
         <w:rPr>
@@ -4606,142 +4080,1692 @@
           <w:color w:val="auto"/>
           <w:sz w:val="28"/>
           <w:szCs w:val="28"/>
+        </w:rPr>
+        <w:t xml:space="preserve"> </w:t>
+      </w:r>
+      <w:bookmarkStart w:id="22" w:name="_Toc109658627"/>
+      <w:r>
+        <w:rPr>
+          <w:rFonts w:ascii="Times New Roman" w:hAnsi="Times New Roman" w:cs="Times New Roman"/>
+          <w:color w:val="auto"/>
+          <w:sz w:val="28"/>
+          <w:szCs w:val="28"/>
+        </w:rPr>
+        <w:t>Фигуры</w:t>
+      </w:r>
+      <w:bookmarkEnd w:id="22"/>
+    </w:p>
+    <w:p>
+      <w:pPr>
+        <w:spacing w:line="360" w:lineRule="auto"/>
+        <w:rPr>
+          <w:rFonts w:ascii="Times New Roman" w:hAnsi="Times New Roman" w:cs="Times New Roman"/>
+          <w:sz w:val="24"/>
+          <w:szCs w:val="24"/>
+        </w:rPr>
+      </w:pPr>
+      <w:r>
+        <w:rPr>
+          <w:rFonts w:ascii="Times New Roman" w:hAnsi="Times New Roman" w:cs="Times New Roman"/>
+          <w:sz w:val="24"/>
+          <w:szCs w:val="24"/>
+        </w:rPr>
+        <w:t>Игрок изначально име</w:t>
+      </w:r>
+      <w:r>
+        <w:rPr>
+          <w:rFonts w:ascii="Times New Roman" w:hAnsi="Times New Roman" w:cs="Times New Roman"/>
+          <w:sz w:val="24"/>
+          <w:szCs w:val="24"/>
+        </w:rPr>
+        <w:t>ет</w:t>
+      </w:r>
+      <w:r>
+        <w:rPr>
+          <w:rFonts w:ascii="Times New Roman" w:hAnsi="Times New Roman" w:cs="Times New Roman"/>
+          <w:sz w:val="24"/>
+          <w:szCs w:val="24"/>
+        </w:rPr>
+        <w:t xml:space="preserve"> некоторы</w:t>
+      </w:r>
+      <w:r>
+        <w:rPr>
+          <w:rFonts w:ascii="Times New Roman" w:hAnsi="Times New Roman" w:cs="Times New Roman"/>
+          <w:sz w:val="24"/>
+          <w:szCs w:val="24"/>
+        </w:rPr>
+        <w:t>й</w:t>
+      </w:r>
+      <w:r>
+        <w:rPr>
+          <w:rFonts w:ascii="Times New Roman" w:hAnsi="Times New Roman" w:cs="Times New Roman"/>
+          <w:sz w:val="24"/>
+          <w:szCs w:val="24"/>
+        </w:rPr>
+        <w:t xml:space="preserve"> набор фигур</w:t>
+      </w:r>
+      <w:r>
+        <w:rPr>
+          <w:rFonts w:ascii="Times New Roman" w:hAnsi="Times New Roman" w:cs="Times New Roman"/>
+          <w:sz w:val="24"/>
+          <w:szCs w:val="24"/>
+        </w:rPr>
+        <w:t>, который расставлен в углу игровой доски.</w:t>
+      </w:r>
+      <w:r>
+        <w:rPr>
+          <w:rFonts w:ascii="Times New Roman" w:hAnsi="Times New Roman" w:cs="Times New Roman"/>
+          <w:sz w:val="24"/>
+          <w:szCs w:val="24"/>
+        </w:rPr>
+        <w:t xml:space="preserve"> </w:t>
+      </w:r>
+      <w:r>
+        <w:rPr>
+          <w:rFonts w:ascii="Times New Roman" w:hAnsi="Times New Roman" w:cs="Times New Roman"/>
+          <w:sz w:val="24"/>
+          <w:szCs w:val="24"/>
+        </w:rPr>
+        <w:t>Разные фигуры имеют разные паттерны передвижения по игровой доске. Некоторые фигуры могут перекрашивать вражеские клетки</w:t>
+      </w:r>
+      <w:r>
+        <w:rPr>
+          <w:rFonts w:ascii="Times New Roman" w:hAnsi="Times New Roman" w:cs="Times New Roman"/>
+          <w:sz w:val="24"/>
+          <w:szCs w:val="24"/>
+        </w:rPr>
+        <w:t xml:space="preserve">, </w:t>
+      </w:r>
+      <w:r>
+        <w:rPr>
+          <w:rFonts w:ascii="Times New Roman" w:hAnsi="Times New Roman" w:cs="Times New Roman"/>
+          <w:sz w:val="24"/>
+          <w:szCs w:val="24"/>
+        </w:rPr>
+        <w:t>некоторые фигуры могут есть вражеские фигуры.</w:t>
+      </w:r>
+      <w:r>
+        <w:rPr>
+          <w:rFonts w:ascii="Times New Roman" w:hAnsi="Times New Roman" w:cs="Times New Roman"/>
+          <w:sz w:val="24"/>
+          <w:szCs w:val="24"/>
+        </w:rPr>
+        <w:t xml:space="preserve"> </w:t>
+      </w:r>
+      <w:r>
+        <w:rPr>
+          <w:rFonts w:ascii="Times New Roman" w:hAnsi="Times New Roman" w:cs="Times New Roman"/>
+          <w:sz w:val="24"/>
+          <w:szCs w:val="24"/>
+          <w:highlight w:val="yellow"/>
+        </w:rPr>
+        <w:t>Ниже представлена таблица реализованных фигур, паттерны их ходов, возможности перекрашивания вражеских клеток и поедания фигур</w:t>
+      </w:r>
+      <w:r>
+        <w:rPr>
+          <w:rFonts w:ascii="Times New Roman" w:hAnsi="Times New Roman" w:cs="Times New Roman"/>
+          <w:sz w:val="24"/>
+          <w:szCs w:val="24"/>
+        </w:rPr>
+        <w:t>.</w:t>
+      </w:r>
+    </w:p>
+    <w:p>
+      <w:pPr>
+        <w:pStyle w:val="3"/>
+        <w:numPr>
+          <w:ilvl w:val="2"/>
+          <w:numId w:val="3"/>
+        </w:numPr>
+        <w:spacing w:line="360" w:lineRule="auto"/>
+        <w:ind w:left="0" w:firstLine="720"/>
+        <w:rPr>
+          <w:rFonts w:ascii="Times New Roman" w:hAnsi="Times New Roman" w:cs="Times New Roman"/>
+          <w:color w:val="auto"/>
+        </w:rPr>
+      </w:pPr>
+      <w:r>
+        <w:rPr>
+          <w:rFonts w:ascii="Times New Roman" w:hAnsi="Times New Roman" w:cs="Times New Roman"/>
+          <w:color w:val="auto"/>
+          <w:sz w:val="28"/>
+          <w:szCs w:val="28"/>
+        </w:rPr>
+        <w:lastRenderedPageBreak/>
+        <w:t xml:space="preserve"> Король</w:t>
+      </w:r>
+      <w:r>
+        <w:rPr>
+          <w:rFonts w:ascii="Times New Roman" w:hAnsi="Times New Roman" w:cs="Times New Roman"/>
+          <w:color w:val="auto"/>
+          <w:sz w:val="28"/>
+          <w:szCs w:val="28"/>
+        </w:rPr>
+        <w:br/>
+      </w:r>
+      <w:r>
+        <w:rPr>
+          <w:rFonts w:ascii="Times New Roman" w:hAnsi="Times New Roman" w:cs="Times New Roman"/>
+          <w:color w:val="auto"/>
+          <w:highlight w:val="yellow"/>
+        </w:rPr>
+        <w:t>Король может наступить на любую клетку на карте, которая ему доступна</w:t>
+      </w:r>
+      <w:r>
+        <w:rPr>
+          <w:rFonts w:ascii="Times New Roman" w:hAnsi="Times New Roman" w:cs="Times New Roman"/>
+          <w:color w:val="auto"/>
+        </w:rPr>
+        <w:t xml:space="preserve"> </w:t>
+      </w:r>
+      <w:bookmarkStart w:id="23" w:name="_Toc109658628"/>
+      <w:r>
+        <w:rPr>
+          <w:rFonts w:ascii="Times New Roman" w:hAnsi="Times New Roman" w:cs="Times New Roman"/>
+          <w:color w:val="auto"/>
+          <w:highlight w:val="yellow"/>
+        </w:rPr>
+        <w:t>Пример на рисунке 1.2</w:t>
+      </w:r>
+    </w:p>
+    <w:p>
+      <w:pPr>
+        <w:keepNext/>
+        <w:jc w:val="center"/>
+      </w:pPr>
+      <w:r>
+        <w:rPr>
+          <w:noProof/>
+        </w:rPr>
+        <w:drawing>
+          <wp:inline distT="0" distB="0" distL="0" distR="0" wp14:anchorId="0E03750B" wp14:editId="620CC2E6">
+            <wp:extent cx="2880000" cy="3014297"/>
+            <wp:effectExtent l="0" t="0" r="0" b="0"/>
+            <wp:docPr id="6" name="Рисунок 6"/>
+            <wp:cNvGraphicFramePr>
+              <a:graphicFrameLocks xmlns:a="http://schemas.openxmlformats.org/drawingml/2006/main" noChangeAspect="1"/>
+            </wp:cNvGraphicFramePr>
+            <a:graphic xmlns:a="http://schemas.openxmlformats.org/drawingml/2006/main">
+              <a:graphicData uri="http://schemas.openxmlformats.org/drawingml/2006/picture">
+                <pic:pic xmlns:pic="http://schemas.openxmlformats.org/drawingml/2006/picture">
+                  <pic:nvPicPr>
+                    <pic:cNvPr id="0" name="Picture 5"/>
+                    <pic:cNvPicPr>
+                      <a:picLocks noChangeAspect="1" noChangeArrowheads="1"/>
+                    </pic:cNvPicPr>
+                  </pic:nvPicPr>
+                  <pic:blipFill>
+                    <a:blip r:embed="rId10" cstate="print">
+                      <a:extLst>
+                        <a:ext uri="{28A0092B-C50C-407E-A947-70E740481C1C}">
+                          <a14:useLocalDpi xmlns:a14="http://schemas.microsoft.com/office/drawing/2010/main" val="0"/>
+                        </a:ext>
+                      </a:extLst>
+                    </a:blip>
+                    <a:srcRect/>
+                    <a:stretch>
+                      <a:fillRect/>
+                    </a:stretch>
+                  </pic:blipFill>
+                  <pic:spPr bwMode="auto">
+                    <a:xfrm>
+                      <a:off x="0" y="0"/>
+                      <a:ext cx="2880000" cy="3014297"/>
+                    </a:xfrm>
+                    <a:prstGeom prst="rect">
+                      <a:avLst/>
+                    </a:prstGeom>
+                    <a:noFill/>
+                    <a:ln>
+                      <a:noFill/>
+                    </a:ln>
+                  </pic:spPr>
+                </pic:pic>
+              </a:graphicData>
+            </a:graphic>
+          </wp:inline>
+        </w:drawing>
+      </w:r>
+    </w:p>
+    <w:p>
+      <w:pPr>
+        <w:pStyle w:val="af7"/>
+      </w:pPr>
+      <w:r>
+        <w:t xml:space="preserve">Рисунок </w:t>
+      </w:r>
+      <w:fldSimple w:instr=" SEQ Рисунок \* ARABIC ">
+        <w:r>
+          <w:rPr>
+            <w:noProof/>
+          </w:rPr>
+          <w:t>1</w:t>
+        </w:r>
+      </w:fldSimple>
+      <w:r>
+        <w:rPr>
           <w:lang w:val="en-US"/>
         </w:rPr>
+        <w:t>.2</w:t>
+      </w:r>
+      <w:r>
+        <w:t>.</w:t>
+      </w:r>
+      <w:r>
+        <w:rPr>
+          <w:lang w:val="en-US"/>
+        </w:rPr>
         <w:t xml:space="preserve"> </w:t>
       </w:r>
       <w:r>
-        <w:rPr>
-          <w:rFonts w:ascii="Times New Roman" w:hAnsi="Times New Roman" w:cs="Times New Roman"/>
-          <w:color w:val="auto"/>
-          <w:sz w:val="28"/>
-          <w:szCs w:val="28"/>
-        </w:rPr>
-        <w:t>Фигуры</w:t>
-      </w:r>
-    </w:p>
-    <w:p>
-      <w:pPr>
+        <w:t>- паттерн ходьбы Короля</w:t>
+      </w:r>
+    </w:p>
+    <w:p/>
+    <w:p>
+      <w:pPr>
+        <w:pStyle w:val="3"/>
+        <w:numPr>
+          <w:ilvl w:val="2"/>
+          <w:numId w:val="3"/>
+        </w:numPr>
         <w:spacing w:line="360" w:lineRule="auto"/>
         <w:rPr>
           <w:rFonts w:ascii="Times New Roman" w:hAnsi="Times New Roman" w:cs="Times New Roman"/>
-          <w:sz w:val="24"/>
-          <w:szCs w:val="24"/>
-        </w:rPr>
-      </w:pPr>
-      <w:r>
-        <w:rPr>
-          <w:rFonts w:ascii="Times New Roman" w:hAnsi="Times New Roman" w:cs="Times New Roman"/>
-          <w:sz w:val="24"/>
-          <w:szCs w:val="24"/>
-        </w:rPr>
-        <w:t>Игрок изначально име</w:t>
-      </w:r>
-      <w:r>
-        <w:rPr>
-          <w:rFonts w:ascii="Times New Roman" w:hAnsi="Times New Roman" w:cs="Times New Roman"/>
-          <w:sz w:val="24"/>
-          <w:szCs w:val="24"/>
-        </w:rPr>
-        <w:t>ет</w:t>
-      </w:r>
-      <w:r>
-        <w:rPr>
-          <w:rFonts w:ascii="Times New Roman" w:hAnsi="Times New Roman" w:cs="Times New Roman"/>
-          <w:sz w:val="24"/>
-          <w:szCs w:val="24"/>
-        </w:rPr>
-        <w:t xml:space="preserve"> некоторы</w:t>
-      </w:r>
-      <w:r>
-        <w:rPr>
-          <w:rFonts w:ascii="Times New Roman" w:hAnsi="Times New Roman" w:cs="Times New Roman"/>
-          <w:sz w:val="24"/>
-          <w:szCs w:val="24"/>
-        </w:rPr>
-        <w:t>й</w:t>
-      </w:r>
-      <w:r>
-        <w:rPr>
-          <w:rFonts w:ascii="Times New Roman" w:hAnsi="Times New Roman" w:cs="Times New Roman"/>
-          <w:sz w:val="24"/>
-          <w:szCs w:val="24"/>
-        </w:rPr>
-        <w:t xml:space="preserve"> набор фигур</w:t>
-      </w:r>
-      <w:r>
-        <w:rPr>
-          <w:rFonts w:ascii="Times New Roman" w:hAnsi="Times New Roman" w:cs="Times New Roman"/>
-          <w:sz w:val="24"/>
-          <w:szCs w:val="24"/>
-        </w:rPr>
-        <w:t>, который расставлен в углу игровой доски.</w:t>
-      </w:r>
-      <w:r>
-        <w:rPr>
-          <w:rFonts w:ascii="Times New Roman" w:hAnsi="Times New Roman" w:cs="Times New Roman"/>
-          <w:sz w:val="24"/>
-          <w:szCs w:val="24"/>
+          <w:color w:val="auto"/>
+          <w:sz w:val="28"/>
+          <w:szCs w:val="28"/>
+        </w:rPr>
+      </w:pPr>
+      <w:r>
+        <w:rPr>
+          <w:rFonts w:ascii="Times New Roman" w:hAnsi="Times New Roman" w:cs="Times New Roman"/>
+          <w:color w:val="auto"/>
+          <w:sz w:val="28"/>
+          <w:szCs w:val="28"/>
+        </w:rPr>
+        <w:t>Королева</w:t>
+      </w:r>
+    </w:p>
+    <w:p>
+      <w:pPr>
+        <w:pStyle w:val="af2"/>
+        <w:rPr>
+          <w:rFonts w:cs="Times New Roman"/>
+        </w:rPr>
+      </w:pPr>
+      <w:r>
+        <w:rPr>
+          <w:highlight w:val="yellow"/>
+        </w:rPr>
+        <w:t>Королева может</w:t>
+      </w:r>
+      <w:r>
+        <w:rPr>
+          <w:highlight w:val="yellow"/>
+        </w:rPr>
+        <w:t xml:space="preserve"> ходить по диагонали</w:t>
+      </w:r>
+      <w:r>
+        <w:rPr>
+          <w:highlight w:val="yellow"/>
+        </w:rPr>
+        <w:t>, горизонтали</w:t>
+      </w:r>
+      <w:r>
+        <w:rPr>
+          <w:highlight w:val="yellow"/>
+        </w:rPr>
+        <w:t xml:space="preserve"> и вертикали в любые стороны куда может</w:t>
+      </w:r>
+      <w:r>
+        <w:rPr>
+          <w:highlight w:val="yellow"/>
+        </w:rPr>
+        <w:t>.</w:t>
+      </w:r>
+      <w:r>
+        <w:rPr>
+          <w:rFonts w:cs="Times New Roman"/>
+          <w:highlight w:val="yellow"/>
         </w:rPr>
         <w:t xml:space="preserve"> </w:t>
       </w:r>
       <w:r>
         <w:rPr>
-          <w:rFonts w:ascii="Times New Roman" w:hAnsi="Times New Roman" w:cs="Times New Roman"/>
-          <w:sz w:val="24"/>
-          <w:szCs w:val="24"/>
-        </w:rPr>
-        <w:t>Разные фигуры имеют разные паттерны передвижения по игровой доске. Некоторые фигуры могут перекрашивать вражеские клетки</w:t>
-      </w:r>
-      <w:r>
-        <w:rPr>
-          <w:rFonts w:ascii="Times New Roman" w:hAnsi="Times New Roman" w:cs="Times New Roman"/>
-          <w:sz w:val="24"/>
-          <w:szCs w:val="24"/>
-        </w:rPr>
-        <w:t xml:space="preserve">, </w:t>
-      </w:r>
-      <w:r>
-        <w:rPr>
-          <w:rFonts w:ascii="Times New Roman" w:hAnsi="Times New Roman" w:cs="Times New Roman"/>
-          <w:sz w:val="24"/>
-          <w:szCs w:val="24"/>
-        </w:rPr>
-        <w:t>некоторые фигуры могут есть вражеские фигуры.</w:t>
-      </w:r>
-      <w:r>
-        <w:rPr>
-          <w:rFonts w:ascii="Times New Roman" w:hAnsi="Times New Roman" w:cs="Times New Roman"/>
-          <w:sz w:val="24"/>
-          <w:szCs w:val="24"/>
+          <w:rFonts w:cs="Times New Roman"/>
+          <w:highlight w:val="yellow"/>
+        </w:rPr>
+        <w:t>Пример на рисунке 1.</w:t>
+      </w:r>
+      <w:r>
+        <w:rPr>
+          <w:rFonts w:cs="Times New Roman"/>
+        </w:rPr>
+        <w:t>3</w:t>
+      </w:r>
+    </w:p>
+    <w:p>
+      <w:pPr>
+        <w:pStyle w:val="af5"/>
+        <w:keepNext/>
+        <w:jc w:val="center"/>
+      </w:pPr>
+      <w:r>
+        <w:rPr>
+          <w:rFonts w:cs="Times New Roman"/>
+          <w:noProof/>
+        </w:rPr>
+        <w:drawing>
+          <wp:inline distT="0" distB="0" distL="0" distR="0" wp14:anchorId="4AF2EC39" wp14:editId="4DF63DC5">
+            <wp:extent cx="2880000" cy="3014297"/>
+            <wp:effectExtent l="0" t="0" r="0" b="0"/>
+            <wp:docPr id="7" name="Рисунок 7"/>
+            <wp:cNvGraphicFramePr>
+              <a:graphicFrameLocks xmlns:a="http://schemas.openxmlformats.org/drawingml/2006/main" noChangeAspect="1"/>
+            </wp:cNvGraphicFramePr>
+            <a:graphic xmlns:a="http://schemas.openxmlformats.org/drawingml/2006/main">
+              <a:graphicData uri="http://schemas.openxmlformats.org/drawingml/2006/picture">
+                <pic:pic xmlns:pic="http://schemas.openxmlformats.org/drawingml/2006/picture">
+                  <pic:nvPicPr>
+                    <pic:cNvPr id="0" name="Picture 6"/>
+                    <pic:cNvPicPr>
+                      <a:picLocks noChangeAspect="1" noChangeArrowheads="1"/>
+                    </pic:cNvPicPr>
+                  </pic:nvPicPr>
+                  <pic:blipFill>
+                    <a:blip r:embed="rId11" cstate="print">
+                      <a:extLst>
+                        <a:ext uri="{28A0092B-C50C-407E-A947-70E740481C1C}">
+                          <a14:useLocalDpi xmlns:a14="http://schemas.microsoft.com/office/drawing/2010/main" val="0"/>
+                        </a:ext>
+                      </a:extLst>
+                    </a:blip>
+                    <a:srcRect/>
+                    <a:stretch>
+                      <a:fillRect/>
+                    </a:stretch>
+                  </pic:blipFill>
+                  <pic:spPr bwMode="auto">
+                    <a:xfrm>
+                      <a:off x="0" y="0"/>
+                      <a:ext cx="2880000" cy="3014297"/>
+                    </a:xfrm>
+                    <a:prstGeom prst="rect">
+                      <a:avLst/>
+                    </a:prstGeom>
+                    <a:noFill/>
+                    <a:ln>
+                      <a:noFill/>
+                    </a:ln>
+                  </pic:spPr>
+                </pic:pic>
+              </a:graphicData>
+            </a:graphic>
+          </wp:inline>
+        </w:drawing>
+      </w:r>
+    </w:p>
+    <w:p>
+      <w:pPr>
+        <w:pStyle w:val="af7"/>
+      </w:pPr>
+      <w:r>
+        <w:t xml:space="preserve">Рисунок </w:t>
+      </w:r>
+      <w:r>
+        <w:t>1.3.</w:t>
+      </w:r>
+      <w:r>
+        <w:rPr>
+          <w:lang w:val="en-US"/>
         </w:rPr>
         <w:t xml:space="preserve"> </w:t>
       </w:r>
       <w:r>
-        <w:rPr>
-          <w:rFonts w:ascii="Times New Roman" w:hAnsi="Times New Roman" w:cs="Times New Roman"/>
-          <w:sz w:val="24"/>
-          <w:szCs w:val="24"/>
-        </w:rPr>
-        <w:t>Ниже представлена таблица реализованных фигур, паттерны их ходов, возможности перекрашивания вражеских клеток и поедания фигур:</w:t>
-      </w:r>
-    </w:p>
-    <w:p>
-      <w:pPr>
+        <w:t>- паттерн ходьбы Корол</w:t>
+      </w:r>
+      <w:r>
+        <w:t>евы</w:t>
+      </w:r>
+    </w:p>
+    <w:p>
+      <w:pPr>
+        <w:pStyle w:val="af2"/>
+      </w:pPr>
+    </w:p>
+    <w:p>
+      <w:pPr>
+        <w:pStyle w:val="3"/>
+        <w:numPr>
+          <w:ilvl w:val="2"/>
+          <w:numId w:val="3"/>
+        </w:numPr>
         <w:spacing w:line="360" w:lineRule="auto"/>
         <w:rPr>
           <w:rFonts w:ascii="Times New Roman" w:hAnsi="Times New Roman" w:cs="Times New Roman"/>
-          <w:sz w:val="24"/>
-          <w:szCs w:val="24"/>
-        </w:rPr>
-      </w:pPr>
-    </w:p>
+          <w:color w:val="auto"/>
+          <w:sz w:val="28"/>
+          <w:szCs w:val="28"/>
+        </w:rPr>
+      </w:pPr>
+      <w:r>
+        <w:rPr>
+          <w:rFonts w:ascii="Times New Roman" w:hAnsi="Times New Roman" w:cs="Times New Roman"/>
+          <w:color w:val="auto"/>
+          <w:sz w:val="28"/>
+          <w:szCs w:val="28"/>
+        </w:rPr>
+        <w:lastRenderedPageBreak/>
+        <w:t xml:space="preserve"> Конь</w:t>
+      </w:r>
+    </w:p>
+    <w:p>
+      <w:pPr>
+        <w:pStyle w:val="af2"/>
+        <w:rPr>
+          <w:rFonts w:cs="Times New Roman"/>
+        </w:rPr>
+      </w:pPr>
+      <w:r>
+        <w:rPr>
+          <w:highlight w:val="yellow"/>
+        </w:rPr>
+        <w:t>Конь ходит буквой Г</w:t>
+      </w:r>
+      <w:r>
+        <w:t xml:space="preserve">. </w:t>
+      </w:r>
+      <w:r>
+        <w:rPr>
+          <w:rFonts w:cs="Times New Roman"/>
+          <w:highlight w:val="yellow"/>
+        </w:rPr>
+        <w:t>Пример на рисунке 1.</w:t>
+      </w:r>
+      <w:r>
+        <w:rPr>
+          <w:rFonts w:cs="Times New Roman"/>
+        </w:rPr>
+        <w:t>4</w:t>
+      </w:r>
+    </w:p>
+    <w:p>
+      <w:pPr>
+        <w:pStyle w:val="af2"/>
+        <w:keepNext/>
+        <w:jc w:val="center"/>
+      </w:pPr>
+      <w:r>
+        <w:rPr>
+          <w:noProof/>
+        </w:rPr>
+        <w:drawing>
+          <wp:inline distT="0" distB="0" distL="0" distR="0" wp14:anchorId="36F3811A" wp14:editId="200868E0">
+            <wp:extent cx="2880000" cy="3014297"/>
+            <wp:effectExtent l="0" t="0" r="0" b="0"/>
+            <wp:docPr id="9" name="Рисунок 9"/>
+            <wp:cNvGraphicFramePr>
+              <a:graphicFrameLocks xmlns:a="http://schemas.openxmlformats.org/drawingml/2006/main" noChangeAspect="1"/>
+            </wp:cNvGraphicFramePr>
+            <a:graphic xmlns:a="http://schemas.openxmlformats.org/drawingml/2006/main">
+              <a:graphicData uri="http://schemas.openxmlformats.org/drawingml/2006/picture">
+                <pic:pic xmlns:pic="http://schemas.openxmlformats.org/drawingml/2006/picture">
+                  <pic:nvPicPr>
+                    <pic:cNvPr id="0" name="Picture 8"/>
+                    <pic:cNvPicPr>
+                      <a:picLocks noChangeAspect="1" noChangeArrowheads="1"/>
+                    </pic:cNvPicPr>
+                  </pic:nvPicPr>
+                  <pic:blipFill>
+                    <a:blip r:embed="rId12" cstate="print">
+                      <a:extLst>
+                        <a:ext uri="{28A0092B-C50C-407E-A947-70E740481C1C}">
+                          <a14:useLocalDpi xmlns:a14="http://schemas.microsoft.com/office/drawing/2010/main" val="0"/>
+                        </a:ext>
+                      </a:extLst>
+                    </a:blip>
+                    <a:srcRect/>
+                    <a:stretch>
+                      <a:fillRect/>
+                    </a:stretch>
+                  </pic:blipFill>
+                  <pic:spPr bwMode="auto">
+                    <a:xfrm>
+                      <a:off x="0" y="0"/>
+                      <a:ext cx="2880000" cy="3014297"/>
+                    </a:xfrm>
+                    <a:prstGeom prst="rect">
+                      <a:avLst/>
+                    </a:prstGeom>
+                    <a:noFill/>
+                    <a:ln>
+                      <a:noFill/>
+                    </a:ln>
+                  </pic:spPr>
+                </pic:pic>
+              </a:graphicData>
+            </a:graphic>
+          </wp:inline>
+        </w:drawing>
+      </w:r>
+    </w:p>
+    <w:p>
+      <w:pPr>
+        <w:pStyle w:val="af7"/>
+      </w:pPr>
+      <w:r>
+        <w:t xml:space="preserve">Рисунок </w:t>
+      </w:r>
+      <w:r>
+        <w:t>1</w:t>
+      </w:r>
+      <w:r>
+        <w:rPr>
+          <w:lang w:val="en-US"/>
+        </w:rPr>
+        <w:t>.</w:t>
+      </w:r>
+      <w:r>
+        <w:t>4</w:t>
+      </w:r>
+      <w:r>
+        <w:t>.</w:t>
+      </w:r>
+      <w:r>
+        <w:rPr>
+          <w:lang w:val="en-US"/>
+        </w:rPr>
+        <w:t xml:space="preserve"> </w:t>
+      </w:r>
+      <w:r>
+        <w:t xml:space="preserve">- паттерн ходьбы </w:t>
+      </w:r>
+      <w:r>
+        <w:t>Коня</w:t>
+      </w:r>
+    </w:p>
+    <w:p>
+      <w:pPr>
+        <w:pStyle w:val="af2"/>
+        <w:rPr>
+          <w:lang w:val="en-US"/>
+        </w:rPr>
+      </w:pPr>
+    </w:p>
+    <w:p>
+      <w:pPr>
+        <w:pStyle w:val="3"/>
+        <w:numPr>
+          <w:ilvl w:val="2"/>
+          <w:numId w:val="3"/>
+        </w:numPr>
+        <w:spacing w:line="360" w:lineRule="auto"/>
+        <w:rPr>
+          <w:rFonts w:ascii="Times New Roman" w:hAnsi="Times New Roman" w:cs="Times New Roman"/>
+          <w:color w:val="auto"/>
+          <w:sz w:val="28"/>
+          <w:szCs w:val="28"/>
+        </w:rPr>
+      </w:pPr>
+      <w:r>
+        <w:rPr>
+          <w:rFonts w:ascii="Times New Roman" w:hAnsi="Times New Roman" w:cs="Times New Roman"/>
+          <w:color w:val="auto"/>
+          <w:sz w:val="28"/>
+          <w:szCs w:val="28"/>
+        </w:rPr>
+        <w:t xml:space="preserve"> Ладья</w:t>
+      </w:r>
+    </w:p>
+    <w:p>
+      <w:pPr>
+        <w:pStyle w:val="af2"/>
+        <w:rPr>
+          <w:rFonts w:cs="Times New Roman"/>
+        </w:rPr>
+      </w:pPr>
+      <w:r>
+        <w:rPr>
+          <w:highlight w:val="yellow"/>
+        </w:rPr>
+        <w:t>Ходит по диагонали</w:t>
+      </w:r>
+      <w:r>
+        <w:t xml:space="preserve">. </w:t>
+      </w:r>
+      <w:r>
+        <w:rPr>
+          <w:rFonts w:cs="Times New Roman"/>
+          <w:highlight w:val="yellow"/>
+        </w:rPr>
+        <w:t>Пример на рисунке 1.</w:t>
+      </w:r>
+      <w:r>
+        <w:rPr>
+          <w:rFonts w:cs="Times New Roman"/>
+        </w:rPr>
+        <w:t>5</w:t>
+      </w:r>
+    </w:p>
+    <w:p>
+      <w:pPr>
+        <w:pStyle w:val="af2"/>
+        <w:keepNext/>
+        <w:jc w:val="center"/>
+      </w:pPr>
+      <w:r>
+        <w:rPr>
+          <w:noProof/>
+        </w:rPr>
+        <w:drawing>
+          <wp:inline distT="0" distB="0" distL="0" distR="0" wp14:anchorId="00112F92" wp14:editId="1EF82279">
+            <wp:extent cx="2880000" cy="3014577"/>
+            <wp:effectExtent l="0" t="0" r="0" b="0"/>
+            <wp:docPr id="10" name="Рисунок 10"/>
+            <wp:cNvGraphicFramePr>
+              <a:graphicFrameLocks xmlns:a="http://schemas.openxmlformats.org/drawingml/2006/main" noChangeAspect="1"/>
+            </wp:cNvGraphicFramePr>
+            <a:graphic xmlns:a="http://schemas.openxmlformats.org/drawingml/2006/main">
+              <a:graphicData uri="http://schemas.openxmlformats.org/drawingml/2006/picture">
+                <pic:pic xmlns:pic="http://schemas.openxmlformats.org/drawingml/2006/picture">
+                  <pic:nvPicPr>
+                    <pic:cNvPr id="0" name="Picture 9"/>
+                    <pic:cNvPicPr>
+                      <a:picLocks noChangeAspect="1" noChangeArrowheads="1"/>
+                    </pic:cNvPicPr>
+                  </pic:nvPicPr>
+                  <pic:blipFill>
+                    <a:blip r:embed="rId13" cstate="print">
+                      <a:extLst>
+                        <a:ext uri="{28A0092B-C50C-407E-A947-70E740481C1C}">
+                          <a14:useLocalDpi xmlns:a14="http://schemas.microsoft.com/office/drawing/2010/main" val="0"/>
+                        </a:ext>
+                      </a:extLst>
+                    </a:blip>
+                    <a:srcRect/>
+                    <a:stretch>
+                      <a:fillRect/>
+                    </a:stretch>
+                  </pic:blipFill>
+                  <pic:spPr bwMode="auto">
+                    <a:xfrm>
+                      <a:off x="0" y="0"/>
+                      <a:ext cx="2880000" cy="3014577"/>
+                    </a:xfrm>
+                    <a:prstGeom prst="rect">
+                      <a:avLst/>
+                    </a:prstGeom>
+                    <a:noFill/>
+                    <a:ln>
+                      <a:noFill/>
+                    </a:ln>
+                  </pic:spPr>
+                </pic:pic>
+              </a:graphicData>
+            </a:graphic>
+          </wp:inline>
+        </w:drawing>
+      </w:r>
+    </w:p>
+    <w:p>
+      <w:pPr>
+        <w:pStyle w:val="af7"/>
+      </w:pPr>
+      <w:r>
+        <w:t>Рисунок 1.5</w:t>
+      </w:r>
+      <w:r>
+        <w:t>.</w:t>
+      </w:r>
+      <w:r>
+        <w:t xml:space="preserve"> – паттерн ходьбы Ладьи</w:t>
+      </w:r>
+    </w:p>
+    <w:p>
+      <w:pPr>
+        <w:pStyle w:val="3"/>
+        <w:numPr>
+          <w:ilvl w:val="2"/>
+          <w:numId w:val="3"/>
+        </w:numPr>
+        <w:spacing w:line="360" w:lineRule="auto"/>
+        <w:rPr>
+          <w:rFonts w:ascii="Times New Roman" w:hAnsi="Times New Roman" w:cs="Times New Roman"/>
+          <w:color w:val="auto"/>
+          <w:sz w:val="28"/>
+          <w:szCs w:val="28"/>
+        </w:rPr>
+      </w:pPr>
+      <w:r>
+        <w:rPr>
+          <w:rFonts w:ascii="Times New Roman" w:hAnsi="Times New Roman" w:cs="Times New Roman"/>
+          <w:color w:val="auto"/>
+          <w:sz w:val="28"/>
+          <w:szCs w:val="28"/>
+        </w:rPr>
+        <w:t xml:space="preserve"> </w:t>
+      </w:r>
+      <w:r>
+        <w:rPr>
+          <w:rFonts w:ascii="Times New Roman" w:hAnsi="Times New Roman" w:cs="Times New Roman"/>
+          <w:color w:val="auto"/>
+          <w:sz w:val="28"/>
+          <w:szCs w:val="28"/>
+        </w:rPr>
+        <w:t>Слон</w:t>
+      </w:r>
+    </w:p>
+    <w:p>
+      <w:pPr>
+        <w:pStyle w:val="af2"/>
+        <w:rPr>
+          <w:rFonts w:cs="Times New Roman"/>
+        </w:rPr>
+      </w:pPr>
+      <w:r>
+        <w:rPr>
+          <w:highlight w:val="yellow"/>
+        </w:rPr>
+        <w:t>Ходит по вертикали и горизонтали</w:t>
+      </w:r>
+      <w:r>
+        <w:t xml:space="preserve">. </w:t>
+      </w:r>
+      <w:r>
+        <w:rPr>
+          <w:rFonts w:cs="Times New Roman"/>
+          <w:highlight w:val="yellow"/>
+        </w:rPr>
+        <w:t>Пример на рисунке 1.</w:t>
+      </w:r>
+      <w:r>
+        <w:rPr>
+          <w:rFonts w:cs="Times New Roman"/>
+        </w:rPr>
+        <w:t>6</w:t>
+      </w:r>
+    </w:p>
+    <w:p>
+      <w:pPr>
+        <w:pStyle w:val="af2"/>
+        <w:keepNext/>
+        <w:jc w:val="center"/>
+      </w:pPr>
+      <w:r>
+        <w:rPr>
+          <w:rFonts w:cs="Times New Roman"/>
+          <w:noProof/>
+        </w:rPr>
+        <w:lastRenderedPageBreak/>
+        <w:drawing>
+          <wp:inline distT="0" distB="0" distL="0" distR="0" wp14:anchorId="36A38562" wp14:editId="07DBC739">
+            <wp:extent cx="2880000" cy="3014297"/>
+            <wp:effectExtent l="0" t="0" r="0" b="0"/>
+            <wp:docPr id="11" name="Рисунок 11"/>
+            <wp:cNvGraphicFramePr>
+              <a:graphicFrameLocks xmlns:a="http://schemas.openxmlformats.org/drawingml/2006/main" noChangeAspect="1"/>
+            </wp:cNvGraphicFramePr>
+            <a:graphic xmlns:a="http://schemas.openxmlformats.org/drawingml/2006/main">
+              <a:graphicData uri="http://schemas.openxmlformats.org/drawingml/2006/picture">
+                <pic:pic xmlns:pic="http://schemas.openxmlformats.org/drawingml/2006/picture">
+                  <pic:nvPicPr>
+                    <pic:cNvPr id="0" name="Picture 10"/>
+                    <pic:cNvPicPr>
+                      <a:picLocks noChangeAspect="1" noChangeArrowheads="1"/>
+                    </pic:cNvPicPr>
+                  </pic:nvPicPr>
+                  <pic:blipFill>
+                    <a:blip r:embed="rId14" cstate="print">
+                      <a:extLst>
+                        <a:ext uri="{28A0092B-C50C-407E-A947-70E740481C1C}">
+                          <a14:useLocalDpi xmlns:a14="http://schemas.microsoft.com/office/drawing/2010/main" val="0"/>
+                        </a:ext>
+                      </a:extLst>
+                    </a:blip>
+                    <a:srcRect/>
+                    <a:stretch>
+                      <a:fillRect/>
+                    </a:stretch>
+                  </pic:blipFill>
+                  <pic:spPr bwMode="auto">
+                    <a:xfrm>
+                      <a:off x="0" y="0"/>
+                      <a:ext cx="2880000" cy="3014297"/>
+                    </a:xfrm>
+                    <a:prstGeom prst="rect">
+                      <a:avLst/>
+                    </a:prstGeom>
+                    <a:noFill/>
+                    <a:ln>
+                      <a:noFill/>
+                    </a:ln>
+                  </pic:spPr>
+                </pic:pic>
+              </a:graphicData>
+            </a:graphic>
+          </wp:inline>
+        </w:drawing>
+      </w:r>
+    </w:p>
+    <w:p>
+      <w:pPr>
+        <w:pStyle w:val="af7"/>
+        <w:rPr>
+          <w:rFonts w:cs="Times New Roman"/>
+        </w:rPr>
+      </w:pPr>
+      <w:r>
+        <w:t>Рисунок 1.6. – паттерн ходьбы Слона</w:t>
+      </w:r>
+    </w:p>
+    <w:p>
+      <w:pPr>
+        <w:pStyle w:val="af2"/>
+      </w:pPr>
+    </w:p>
+    <w:p>
+      <w:pPr>
+        <w:pStyle w:val="3"/>
+        <w:numPr>
+          <w:ilvl w:val="2"/>
+          <w:numId w:val="3"/>
+        </w:numPr>
+        <w:spacing w:line="360" w:lineRule="auto"/>
+        <w:rPr>
+          <w:rFonts w:ascii="Times New Roman" w:hAnsi="Times New Roman" w:cs="Times New Roman"/>
+          <w:color w:val="auto"/>
+          <w:sz w:val="28"/>
+          <w:szCs w:val="28"/>
+        </w:rPr>
+      </w:pPr>
+      <w:r>
+        <w:rPr>
+          <w:rFonts w:ascii="Times New Roman" w:hAnsi="Times New Roman" w:cs="Times New Roman"/>
+          <w:color w:val="auto"/>
+          <w:sz w:val="28"/>
+          <w:szCs w:val="28"/>
+        </w:rPr>
+        <w:t xml:space="preserve"> </w:t>
+      </w:r>
+      <w:r>
+        <w:rPr>
+          <w:rFonts w:ascii="Times New Roman" w:hAnsi="Times New Roman" w:cs="Times New Roman"/>
+          <w:color w:val="auto"/>
+          <w:sz w:val="28"/>
+          <w:szCs w:val="28"/>
+        </w:rPr>
+        <w:t>Пешка</w:t>
+      </w:r>
+    </w:p>
+    <w:p>
+      <w:pPr>
+        <w:pStyle w:val="af2"/>
+        <w:rPr>
+          <w:rFonts w:cs="Times New Roman"/>
+        </w:rPr>
+      </w:pPr>
+      <w:r>
+        <w:rPr>
+          <w:highlight w:val="yellow"/>
+        </w:rPr>
+        <w:t xml:space="preserve">Может ходить в радиусе 1 около </w:t>
+      </w:r>
+      <w:r>
+        <w:rPr>
+          <w:highlight w:val="yellow"/>
+        </w:rPr>
+        <w:t>себ</w:t>
+      </w:r>
+      <w:r>
+        <w:rPr>
+          <w:highlight w:val="yellow"/>
+        </w:rPr>
+        <w:t>я а еще может кушать другие фигуры</w:t>
+      </w:r>
+      <w:r>
+        <w:t xml:space="preserve">. </w:t>
+      </w:r>
+      <w:r>
+        <w:rPr>
+          <w:rFonts w:cs="Times New Roman"/>
+          <w:highlight w:val="yellow"/>
+        </w:rPr>
+        <w:t>Пример на рисунке 1.</w:t>
+      </w:r>
+      <w:r>
+        <w:rPr>
+          <w:rFonts w:cs="Times New Roman"/>
+        </w:rPr>
+        <w:t>7</w:t>
+      </w:r>
+    </w:p>
+    <w:p>
+      <w:pPr>
+        <w:pStyle w:val="af2"/>
+        <w:keepNext/>
+        <w:jc w:val="center"/>
+      </w:pPr>
+      <w:r>
+        <w:rPr>
+          <w:noProof/>
+        </w:rPr>
+        <w:drawing>
+          <wp:inline distT="0" distB="0" distL="0" distR="0" wp14:anchorId="03E80150" wp14:editId="0799D854">
+            <wp:extent cx="2880000" cy="3014297"/>
+            <wp:effectExtent l="0" t="0" r="0" b="0"/>
+            <wp:docPr id="12" name="Рисунок 12"/>
+            <wp:cNvGraphicFramePr>
+              <a:graphicFrameLocks xmlns:a="http://schemas.openxmlformats.org/drawingml/2006/main" noChangeAspect="1"/>
+            </wp:cNvGraphicFramePr>
+            <a:graphic xmlns:a="http://schemas.openxmlformats.org/drawingml/2006/main">
+              <a:graphicData uri="http://schemas.openxmlformats.org/drawingml/2006/picture">
+                <pic:pic xmlns:pic="http://schemas.openxmlformats.org/drawingml/2006/picture">
+                  <pic:nvPicPr>
+                    <pic:cNvPr id="0" name="Picture 11"/>
+                    <pic:cNvPicPr>
+                      <a:picLocks noChangeAspect="1" noChangeArrowheads="1"/>
+                    </pic:cNvPicPr>
+                  </pic:nvPicPr>
+                  <pic:blipFill>
+                    <a:blip r:embed="rId15" cstate="print">
+                      <a:extLst>
+                        <a:ext uri="{28A0092B-C50C-407E-A947-70E740481C1C}">
+                          <a14:useLocalDpi xmlns:a14="http://schemas.microsoft.com/office/drawing/2010/main" val="0"/>
+                        </a:ext>
+                      </a:extLst>
+                    </a:blip>
+                    <a:srcRect/>
+                    <a:stretch>
+                      <a:fillRect/>
+                    </a:stretch>
+                  </pic:blipFill>
+                  <pic:spPr bwMode="auto">
+                    <a:xfrm>
+                      <a:off x="0" y="0"/>
+                      <a:ext cx="2880000" cy="3014297"/>
+                    </a:xfrm>
+                    <a:prstGeom prst="rect">
+                      <a:avLst/>
+                    </a:prstGeom>
+                    <a:noFill/>
+                    <a:ln>
+                      <a:noFill/>
+                    </a:ln>
+                  </pic:spPr>
+                </pic:pic>
+              </a:graphicData>
+            </a:graphic>
+          </wp:inline>
+        </w:drawing>
+      </w:r>
+    </w:p>
+    <w:p>
+      <w:pPr>
+        <w:pStyle w:val="af7"/>
+      </w:pPr>
+      <w:r>
+        <w:t>Рисунок 1.7. – паттерн ходьбы Пешки</w:t>
+      </w:r>
+    </w:p>
+    <w:p>
+      <w:pPr>
+        <w:pStyle w:val="af2"/>
+      </w:pPr>
+    </w:p>
+    <w:p>
+      <w:pPr>
+        <w:pStyle w:val="af2"/>
+      </w:pPr>
+    </w:p>
+    <w:p>
+      <w:pPr>
+        <w:pStyle w:val="af2"/>
+        <w:rPr>
+          <w:lang w:val="en-US"/>
+        </w:rPr>
+      </w:pPr>
+    </w:p>
+    <w:p>
+      <w:pPr>
+        <w:pStyle w:val="3"/>
+        <w:numPr>
+          <w:ilvl w:val="2"/>
+          <w:numId w:val="3"/>
+        </w:numPr>
+        <w:spacing w:line="360" w:lineRule="auto"/>
+        <w:rPr>
+          <w:rFonts w:ascii="Times New Roman" w:hAnsi="Times New Roman" w:cs="Times New Roman"/>
+          <w:color w:val="auto"/>
+          <w:sz w:val="28"/>
+          <w:szCs w:val="28"/>
+        </w:rPr>
+      </w:pPr>
+      <w:r>
+        <w:rPr>
+          <w:rFonts w:ascii="Times New Roman" w:hAnsi="Times New Roman" w:cs="Times New Roman"/>
+          <w:color w:val="auto"/>
+          <w:sz w:val="28"/>
+          <w:szCs w:val="28"/>
+        </w:rPr>
+        <w:lastRenderedPageBreak/>
+        <w:t xml:space="preserve"> </w:t>
+      </w:r>
+      <w:r>
+        <w:rPr>
+          <w:rFonts w:ascii="Times New Roman" w:hAnsi="Times New Roman" w:cs="Times New Roman"/>
+          <w:color w:val="auto"/>
+          <w:sz w:val="28"/>
+          <w:szCs w:val="28"/>
+          <w:highlight w:val="yellow"/>
+        </w:rPr>
+        <w:t>Кто куда может наступать представлена в Таблице 1.1</w:t>
+      </w:r>
+    </w:p>
+    <w:p/>
+    <w:p>
+      <w:pPr>
+        <w:pStyle w:val="af7"/>
+      </w:pPr>
+      <w:r>
+        <w:t>Таблица 1.1</w:t>
+      </w:r>
+    </w:p>
+    <w:tbl>
+      <w:tblPr>
+        <w:tblStyle w:val="af4"/>
+        <w:tblW w:w="0" w:type="auto"/>
+        <w:tblLook w:val="04A0" w:firstRow="1" w:lastRow="0" w:firstColumn="1" w:lastColumn="0" w:noHBand="0" w:noVBand="1"/>
+      </w:tblPr>
+      <w:tblGrid>
+        <w:gridCol w:w="1117"/>
+        <w:gridCol w:w="1177"/>
+        <w:gridCol w:w="1499"/>
+        <w:gridCol w:w="1425"/>
+        <w:gridCol w:w="1499"/>
+        <w:gridCol w:w="1425"/>
+      </w:tblGrid>
+      <w:tr>
+        <w:tc>
+          <w:tcPr>
+            <w:tcW w:w="1117" w:type="dxa"/>
+          </w:tcPr>
+          <w:p>
+            <w:pPr>
+              <w:jc w:val="center"/>
+            </w:pPr>
+            <w:r>
+              <w:t>Имя</w:t>
+            </w:r>
+          </w:p>
+        </w:tc>
+        <w:tc>
+          <w:tcPr>
+            <w:tcW w:w="1177" w:type="dxa"/>
+          </w:tcPr>
+          <w:p>
+            <w:pPr>
+              <w:jc w:val="center"/>
+              <w:rPr>
+                <w:highlight w:val="yellow"/>
+              </w:rPr>
+            </w:pPr>
+            <w:r>
+              <w:rPr>
+                <w:highlight w:val="yellow"/>
+              </w:rPr>
+              <w:t>На пустые клетки</w:t>
+            </w:r>
+          </w:p>
+        </w:tc>
+        <w:tc>
+          <w:tcPr>
+            <w:tcW w:w="1499" w:type="dxa"/>
+          </w:tcPr>
+          <w:p>
+            <w:pPr>
+              <w:jc w:val="center"/>
+              <w:rPr>
+                <w:highlight w:val="yellow"/>
+              </w:rPr>
+            </w:pPr>
+            <w:r>
+              <w:rPr>
+                <w:highlight w:val="yellow"/>
+              </w:rPr>
+              <w:t>На свои закрашенные</w:t>
+            </w:r>
+          </w:p>
+        </w:tc>
+        <w:tc>
+          <w:tcPr>
+            <w:tcW w:w="1425" w:type="dxa"/>
+          </w:tcPr>
+          <w:p>
+            <w:pPr>
+              <w:jc w:val="center"/>
+              <w:rPr>
+                <w:highlight w:val="yellow"/>
+              </w:rPr>
+            </w:pPr>
+            <w:r>
+              <w:rPr>
+                <w:highlight w:val="yellow"/>
+              </w:rPr>
+              <w:t>На свои захваченные</w:t>
+            </w:r>
+          </w:p>
+        </w:tc>
+        <w:tc>
+          <w:tcPr>
+            <w:tcW w:w="1499" w:type="dxa"/>
+          </w:tcPr>
+          <w:p>
+            <w:pPr>
+              <w:jc w:val="center"/>
+              <w:rPr>
+                <w:highlight w:val="yellow"/>
+              </w:rPr>
+            </w:pPr>
+            <w:r>
+              <w:rPr>
+                <w:highlight w:val="yellow"/>
+              </w:rPr>
+              <w:t>На чужие закрашенные</w:t>
+            </w:r>
+          </w:p>
+        </w:tc>
+        <w:tc>
+          <w:tcPr>
+            <w:tcW w:w="1419" w:type="dxa"/>
+          </w:tcPr>
+          <w:p>
+            <w:pPr>
+              <w:jc w:val="center"/>
+              <w:rPr>
+                <w:highlight w:val="yellow"/>
+              </w:rPr>
+            </w:pPr>
+            <w:r>
+              <w:rPr>
+                <w:highlight w:val="yellow"/>
+              </w:rPr>
+              <w:t>На чужие захваченные</w:t>
+            </w:r>
+          </w:p>
+        </w:tc>
+      </w:tr>
+      <w:tr>
+        <w:tc>
+          <w:tcPr>
+            <w:tcW w:w="1117" w:type="dxa"/>
+          </w:tcPr>
+          <w:p>
+            <w:r>
+              <w:t>Король</w:t>
+            </w:r>
+          </w:p>
+        </w:tc>
+        <w:tc>
+          <w:tcPr>
+            <w:tcW w:w="1177" w:type="dxa"/>
+          </w:tcPr>
+          <w:p>
+            <w:pPr>
+              <w:jc w:val="center"/>
+            </w:pPr>
+            <w:r>
+              <w:t>+</w:t>
+            </w:r>
+          </w:p>
+        </w:tc>
+        <w:tc>
+          <w:tcPr>
+            <w:tcW w:w="1499" w:type="dxa"/>
+          </w:tcPr>
+          <w:p>
+            <w:pPr>
+              <w:jc w:val="center"/>
+            </w:pPr>
+            <w:r>
+              <w:t>+</w:t>
+            </w:r>
+          </w:p>
+        </w:tc>
+        <w:tc>
+          <w:tcPr>
+            <w:tcW w:w="1425" w:type="dxa"/>
+          </w:tcPr>
+          <w:p>
+            <w:pPr>
+              <w:jc w:val="center"/>
+            </w:pPr>
+            <w:r>
+              <w:t>+</w:t>
+            </w:r>
+          </w:p>
+        </w:tc>
+        <w:tc>
+          <w:tcPr>
+            <w:tcW w:w="1499" w:type="dxa"/>
+          </w:tcPr>
+          <w:p>
+            <w:pPr>
+              <w:jc w:val="center"/>
+            </w:pPr>
+            <w:r>
+              <w:t>-</w:t>
+            </w:r>
+          </w:p>
+        </w:tc>
+        <w:tc>
+          <w:tcPr>
+            <w:tcW w:w="1419" w:type="dxa"/>
+          </w:tcPr>
+          <w:p>
+            <w:pPr>
+              <w:jc w:val="center"/>
+            </w:pPr>
+            <w:r>
+              <w:t>-</w:t>
+            </w:r>
+          </w:p>
+        </w:tc>
+      </w:tr>
+      <w:tr>
+        <w:tc>
+          <w:tcPr>
+            <w:tcW w:w="1117" w:type="dxa"/>
+          </w:tcPr>
+          <w:p>
+            <w:r>
+              <w:t>Королева</w:t>
+            </w:r>
+          </w:p>
+        </w:tc>
+        <w:tc>
+          <w:tcPr>
+            <w:tcW w:w="1177" w:type="dxa"/>
+          </w:tcPr>
+          <w:p>
+            <w:pPr>
+              <w:jc w:val="center"/>
+            </w:pPr>
+            <w:r>
+              <w:t>+</w:t>
+            </w:r>
+          </w:p>
+        </w:tc>
+        <w:tc>
+          <w:tcPr>
+            <w:tcW w:w="1499" w:type="dxa"/>
+          </w:tcPr>
+          <w:p>
+            <w:pPr>
+              <w:jc w:val="center"/>
+            </w:pPr>
+            <w:r>
+              <w:t>+</w:t>
+            </w:r>
+          </w:p>
+        </w:tc>
+        <w:tc>
+          <w:tcPr>
+            <w:tcW w:w="1425" w:type="dxa"/>
+          </w:tcPr>
+          <w:p>
+            <w:pPr>
+              <w:jc w:val="center"/>
+            </w:pPr>
+            <w:r>
+              <w:t>+</w:t>
+            </w:r>
+          </w:p>
+        </w:tc>
+        <w:tc>
+          <w:tcPr>
+            <w:tcW w:w="1499" w:type="dxa"/>
+          </w:tcPr>
+          <w:p>
+            <w:pPr>
+              <w:jc w:val="center"/>
+            </w:pPr>
+            <w:r>
+              <w:t>-</w:t>
+            </w:r>
+          </w:p>
+        </w:tc>
+        <w:tc>
+          <w:tcPr>
+            <w:tcW w:w="1419" w:type="dxa"/>
+          </w:tcPr>
+          <w:p>
+            <w:pPr>
+              <w:jc w:val="center"/>
+            </w:pPr>
+            <w:r>
+              <w:t>-</w:t>
+            </w:r>
+          </w:p>
+        </w:tc>
+      </w:tr>
+      <w:tr>
+        <w:tc>
+          <w:tcPr>
+            <w:tcW w:w="1117" w:type="dxa"/>
+          </w:tcPr>
+          <w:p>
+            <w:r>
+              <w:t>Конь</w:t>
+            </w:r>
+          </w:p>
+        </w:tc>
+        <w:tc>
+          <w:tcPr>
+            <w:tcW w:w="1177" w:type="dxa"/>
+          </w:tcPr>
+          <w:p>
+            <w:pPr>
+              <w:jc w:val="center"/>
+            </w:pPr>
+            <w:r>
+              <w:t>+</w:t>
+            </w:r>
+          </w:p>
+        </w:tc>
+        <w:tc>
+          <w:tcPr>
+            <w:tcW w:w="1499" w:type="dxa"/>
+          </w:tcPr>
+          <w:p>
+            <w:pPr>
+              <w:jc w:val="center"/>
+            </w:pPr>
+            <w:r>
+              <w:t>+</w:t>
+            </w:r>
+          </w:p>
+        </w:tc>
+        <w:tc>
+          <w:tcPr>
+            <w:tcW w:w="1425" w:type="dxa"/>
+          </w:tcPr>
+          <w:p>
+            <w:pPr>
+              <w:jc w:val="center"/>
+            </w:pPr>
+            <w:r>
+              <w:t>+</w:t>
+            </w:r>
+          </w:p>
+        </w:tc>
+        <w:tc>
+          <w:tcPr>
+            <w:tcW w:w="1499" w:type="dxa"/>
+          </w:tcPr>
+          <w:p>
+            <w:pPr>
+              <w:jc w:val="center"/>
+            </w:pPr>
+            <w:r>
+              <w:t>+</w:t>
+            </w:r>
+          </w:p>
+        </w:tc>
+        <w:tc>
+          <w:tcPr>
+            <w:tcW w:w="1419" w:type="dxa"/>
+          </w:tcPr>
+          <w:p>
+            <w:pPr>
+              <w:jc w:val="center"/>
+            </w:pPr>
+            <w:r>
+              <w:t>-</w:t>
+            </w:r>
+          </w:p>
+        </w:tc>
+      </w:tr>
+      <w:tr>
+        <w:tc>
+          <w:tcPr>
+            <w:tcW w:w="1117" w:type="dxa"/>
+          </w:tcPr>
+          <w:p>
+            <w:r>
+              <w:t>Ладья</w:t>
+            </w:r>
+          </w:p>
+        </w:tc>
+        <w:tc>
+          <w:tcPr>
+            <w:tcW w:w="1177" w:type="dxa"/>
+          </w:tcPr>
+          <w:p>
+            <w:pPr>
+              <w:jc w:val="center"/>
+            </w:pPr>
+            <w:r>
+              <w:t>+</w:t>
+            </w:r>
+          </w:p>
+        </w:tc>
+        <w:tc>
+          <w:tcPr>
+            <w:tcW w:w="1499" w:type="dxa"/>
+          </w:tcPr>
+          <w:p>
+            <w:pPr>
+              <w:jc w:val="center"/>
+            </w:pPr>
+            <w:r>
+              <w:t>+</w:t>
+            </w:r>
+          </w:p>
+        </w:tc>
+        <w:tc>
+          <w:tcPr>
+            <w:tcW w:w="1425" w:type="dxa"/>
+          </w:tcPr>
+          <w:p>
+            <w:pPr>
+              <w:jc w:val="center"/>
+            </w:pPr>
+            <w:r>
+              <w:t>+</w:t>
+            </w:r>
+          </w:p>
+        </w:tc>
+        <w:tc>
+          <w:tcPr>
+            <w:tcW w:w="1499" w:type="dxa"/>
+          </w:tcPr>
+          <w:p>
+            <w:pPr>
+              <w:jc w:val="center"/>
+            </w:pPr>
+            <w:r>
+              <w:t>+</w:t>
+            </w:r>
+          </w:p>
+        </w:tc>
+        <w:tc>
+          <w:tcPr>
+            <w:tcW w:w="1419" w:type="dxa"/>
+          </w:tcPr>
+          <w:p>
+            <w:pPr>
+              <w:jc w:val="center"/>
+            </w:pPr>
+            <w:r>
+              <w:t>-</w:t>
+            </w:r>
+          </w:p>
+        </w:tc>
+      </w:tr>
+      <w:tr>
+        <w:tc>
+          <w:tcPr>
+            <w:tcW w:w="1117" w:type="dxa"/>
+          </w:tcPr>
+          <w:p>
+            <w:r>
+              <w:t>Слон</w:t>
+            </w:r>
+          </w:p>
+        </w:tc>
+        <w:tc>
+          <w:tcPr>
+            <w:tcW w:w="1177" w:type="dxa"/>
+          </w:tcPr>
+          <w:p>
+            <w:pPr>
+              <w:jc w:val="center"/>
+            </w:pPr>
+            <w:r>
+              <w:t>+</w:t>
+            </w:r>
+          </w:p>
+        </w:tc>
+        <w:tc>
+          <w:tcPr>
+            <w:tcW w:w="1499" w:type="dxa"/>
+          </w:tcPr>
+          <w:p>
+            <w:pPr>
+              <w:jc w:val="center"/>
+            </w:pPr>
+            <w:r>
+              <w:t>+</w:t>
+            </w:r>
+          </w:p>
+        </w:tc>
+        <w:tc>
+          <w:tcPr>
+            <w:tcW w:w="1425" w:type="dxa"/>
+          </w:tcPr>
+          <w:p>
+            <w:pPr>
+              <w:jc w:val="center"/>
+            </w:pPr>
+            <w:r>
+              <w:t>+</w:t>
+            </w:r>
+          </w:p>
+        </w:tc>
+        <w:tc>
+          <w:tcPr>
+            <w:tcW w:w="1499" w:type="dxa"/>
+          </w:tcPr>
+          <w:p>
+            <w:pPr>
+              <w:jc w:val="center"/>
+            </w:pPr>
+            <w:r>
+              <w:t>+</w:t>
+            </w:r>
+          </w:p>
+        </w:tc>
+        <w:tc>
+          <w:tcPr>
+            <w:tcW w:w="1419" w:type="dxa"/>
+          </w:tcPr>
+          <w:p>
+            <w:pPr>
+              <w:jc w:val="center"/>
+            </w:pPr>
+            <w:r>
+              <w:t>-</w:t>
+            </w:r>
+          </w:p>
+        </w:tc>
+      </w:tr>
+      <w:tr>
+        <w:tc>
+          <w:tcPr>
+            <w:tcW w:w="1117" w:type="dxa"/>
+          </w:tcPr>
+          <w:p>
+            <w:r>
+              <w:t>Пешка</w:t>
+            </w:r>
+          </w:p>
+        </w:tc>
+        <w:tc>
+          <w:tcPr>
+            <w:tcW w:w="1177" w:type="dxa"/>
+          </w:tcPr>
+          <w:p>
+            <w:pPr>
+              <w:jc w:val="center"/>
+            </w:pPr>
+            <w:r>
+              <w:t>+</w:t>
+            </w:r>
+          </w:p>
+        </w:tc>
+        <w:tc>
+          <w:tcPr>
+            <w:tcW w:w="1499" w:type="dxa"/>
+          </w:tcPr>
+          <w:p>
+            <w:pPr>
+              <w:jc w:val="center"/>
+            </w:pPr>
+            <w:r>
+              <w:t>+</w:t>
+            </w:r>
+          </w:p>
+        </w:tc>
+        <w:tc>
+          <w:tcPr>
+            <w:tcW w:w="1425" w:type="dxa"/>
+          </w:tcPr>
+          <w:p>
+            <w:pPr>
+              <w:jc w:val="center"/>
+            </w:pPr>
+            <w:r>
+              <w:t>+</w:t>
+            </w:r>
+          </w:p>
+        </w:tc>
+        <w:tc>
+          <w:tcPr>
+            <w:tcW w:w="1499" w:type="dxa"/>
+          </w:tcPr>
+          <w:p>
+            <w:pPr>
+              <w:jc w:val="center"/>
+            </w:pPr>
+            <w:r>
+              <w:t>+</w:t>
+            </w:r>
+          </w:p>
+        </w:tc>
+        <w:tc>
+          <w:tcPr>
+            <w:tcW w:w="1419" w:type="dxa"/>
+          </w:tcPr>
+          <w:p>
+            <w:pPr>
+              <w:jc w:val="center"/>
+            </w:pPr>
+            <w:r>
+              <w:t>-</w:t>
+            </w:r>
+          </w:p>
+        </w:tc>
+      </w:tr>
+    </w:tbl>
+    <w:p/>
+    <w:p/>
     <w:p>
       <w:pPr>
         <w:pStyle w:val="3"/>
         <w:numPr>
           <w:ilvl w:val="1"/>
-          <w:numId w:val="4"/>
+          <w:numId w:val="9"/>
         </w:numPr>
         <w:spacing w:line="360" w:lineRule="auto"/>
         <w:rPr>
@@ -4757,48 +5781,39 @@
           <w:color w:val="auto"/>
           <w:sz w:val="28"/>
           <w:szCs w:val="28"/>
-          <w:lang w:val="en-US"/>
+        </w:rPr>
+        <w:t>Правила игры</w:t>
+      </w:r>
+      <w:bookmarkEnd w:id="23"/>
+    </w:p>
+    <w:p>
+      <w:pPr>
+        <w:spacing w:line="360" w:lineRule="auto"/>
+        <w:rPr>
+          <w:rFonts w:ascii="Times New Roman" w:hAnsi="Times New Roman" w:cs="Times New Roman"/>
+          <w:sz w:val="24"/>
+          <w:szCs w:val="24"/>
+        </w:rPr>
+      </w:pPr>
+      <w:r>
+        <w:rPr>
+          <w:rFonts w:ascii="Times New Roman" w:hAnsi="Times New Roman" w:cs="Times New Roman"/>
+          <w:sz w:val="24"/>
+          <w:szCs w:val="24"/>
+        </w:rPr>
+        <w:t>Игроки ходят поочередно, захватывая</w:t>
+      </w:r>
+      <w:r>
+        <w:rPr>
+          <w:rFonts w:ascii="Times New Roman" w:hAnsi="Times New Roman" w:cs="Times New Roman"/>
+          <w:sz w:val="24"/>
+          <w:szCs w:val="24"/>
         </w:rPr>
         <w:t xml:space="preserve"> </w:t>
       </w:r>
       <w:r>
         <w:rPr>
           <w:rFonts w:ascii="Times New Roman" w:hAnsi="Times New Roman" w:cs="Times New Roman"/>
-          <w:color w:val="auto"/>
-          <w:sz w:val="28"/>
-          <w:szCs w:val="28"/>
-        </w:rPr>
-        <w:t>Правила игры</w:t>
-      </w:r>
-    </w:p>
-    <w:p>
-      <w:pPr>
-        <w:spacing w:line="360" w:lineRule="auto"/>
-        <w:rPr>
-          <w:rFonts w:ascii="Times New Roman" w:hAnsi="Times New Roman" w:cs="Times New Roman"/>
-          <w:sz w:val="24"/>
-          <w:szCs w:val="24"/>
-        </w:rPr>
-      </w:pPr>
-      <w:r>
-        <w:rPr>
-          <w:rFonts w:ascii="Times New Roman" w:hAnsi="Times New Roman" w:cs="Times New Roman"/>
-          <w:sz w:val="24"/>
-          <w:szCs w:val="24"/>
-        </w:rPr>
-        <w:t>Игроки ходят поочередно, захватывая</w:t>
-      </w:r>
-      <w:r>
-        <w:rPr>
-          <w:rFonts w:ascii="Times New Roman" w:hAnsi="Times New Roman" w:cs="Times New Roman"/>
-          <w:sz w:val="24"/>
-          <w:szCs w:val="24"/>
-        </w:rPr>
-        <w:t xml:space="preserve"> </w:t>
-      </w:r>
-      <w:r>
-        <w:rPr>
-          <w:rFonts w:ascii="Times New Roman" w:hAnsi="Times New Roman" w:cs="Times New Roman"/>
           <w:sz w:val="24"/>
           <w:szCs w:val="24"/>
         </w:rPr>
@@ -4831,10 +5846,27 @@
     </w:p>
     <w:p>
       <w:pPr>
-        <w:pStyle w:val="1"/>
+        <w:rPr>
+          <w:rFonts w:ascii="Times New Roman" w:hAnsi="Times New Roman" w:cs="Times New Roman"/>
+          <w:sz w:val="24"/>
+          <w:szCs w:val="24"/>
+        </w:rPr>
+      </w:pPr>
+      <w:r>
+        <w:rPr>
+          <w:rFonts w:ascii="Times New Roman" w:hAnsi="Times New Roman" w:cs="Times New Roman"/>
+          <w:sz w:val="24"/>
+          <w:szCs w:val="24"/>
+        </w:rPr>
+        <w:br w:type="page"/>
+      </w:r>
+    </w:p>
+    <w:p>
+      <w:pPr>
+        <w:pStyle w:val="10"/>
         <w:numPr>
           <w:ilvl w:val="0"/>
-          <w:numId w:val="4"/>
+          <w:numId w:val="9"/>
         </w:numPr>
         <w:rPr>
           <w:rFonts w:ascii="Times New Roman" w:hAnsi="Times New Roman" w:cs="Times New Roman"/>
@@ -4843,7 +5875,7 @@
           <w:szCs w:val="28"/>
         </w:rPr>
       </w:pPr>
-      <w:bookmarkStart w:id="16" w:name="_Toc109596784"/>
+      <w:bookmarkStart w:id="24" w:name="_Toc109658629"/>
       <w:r>
         <w:rPr>
           <w:rFonts w:ascii="Times New Roman" w:hAnsi="Times New Roman" w:cs="Times New Roman"/>
@@ -4890,14 +5922,21 @@
         </w:rPr>
         <w:t xml:space="preserve"> и ее обоснование</w:t>
       </w:r>
-      <w:bookmarkEnd w:id="16"/>
-    </w:p>
-    <w:p>
-      <w:pPr>
-        <w:pStyle w:val="1"/>
+      <w:bookmarkEnd w:id="24"/>
+    </w:p>
+    <w:p/>
+    <w:p>
+      <w:r>
+        <w:br w:type="page"/>
+      </w:r>
+    </w:p>
+    <w:p/>
+    <w:p>
+      <w:pPr>
+        <w:pStyle w:val="10"/>
         <w:numPr>
           <w:ilvl w:val="0"/>
-          <w:numId w:val="4"/>
+          <w:numId w:val="9"/>
         </w:numPr>
         <w:rPr>
           <w:rFonts w:ascii="Times New Roman" w:hAnsi="Times New Roman" w:cs="Times New Roman"/>
@@ -4906,7 +5945,7 @@
           <w:szCs w:val="28"/>
         </w:rPr>
       </w:pPr>
-      <w:bookmarkStart w:id="17" w:name="_Toc109596785"/>
+      <w:bookmarkStart w:id="25" w:name="_Toc109658630"/>
       <w:r>
         <w:rPr>
           <w:rFonts w:ascii="Times New Roman" w:hAnsi="Times New Roman" w:cs="Times New Roman"/>
@@ -4916,14 +5955,14 @@
         </w:rPr>
         <w:t>Структура разработанного приложения</w:t>
       </w:r>
-      <w:bookmarkEnd w:id="17"/>
+      <w:bookmarkEnd w:id="25"/>
     </w:p>
     <w:p>
       <w:pPr>
         <w:pStyle w:val="2"/>
         <w:numPr>
           <w:ilvl w:val="1"/>
-          <w:numId w:val="4"/>
+          <w:numId w:val="9"/>
         </w:numPr>
         <w:rPr>
           <w:rFonts w:ascii="Times New Roman" w:hAnsi="Times New Roman" w:cs="Times New Roman"/>
@@ -4932,7 +5971,6 @@
           <w:szCs w:val="28"/>
         </w:rPr>
       </w:pPr>
-      <w:bookmarkStart w:id="18" w:name="_Toc109596786"/>
       <w:r>
         <w:rPr>
           <w:rFonts w:ascii="Times New Roman" w:hAnsi="Times New Roman" w:cs="Times New Roman"/>
@@ -4943,6 +5981,7 @@
         </w:rPr>
         <w:t xml:space="preserve"> </w:t>
       </w:r>
+      <w:bookmarkStart w:id="26" w:name="_Toc109658631"/>
       <w:r>
         <w:rPr>
           <w:rFonts w:ascii="Times New Roman" w:hAnsi="Times New Roman" w:cs="Times New Roman"/>
@@ -4952,14 +5991,14 @@
         </w:rPr>
         <w:t>Архитектура</w:t>
       </w:r>
-      <w:bookmarkEnd w:id="18"/>
+      <w:bookmarkEnd w:id="26"/>
     </w:p>
     <w:p>
       <w:pPr>
         <w:pStyle w:val="3"/>
         <w:numPr>
           <w:ilvl w:val="2"/>
-          <w:numId w:val="4"/>
+          <w:numId w:val="9"/>
         </w:numPr>
         <w:rPr>
           <w:rFonts w:ascii="Times New Roman" w:hAnsi="Times New Roman" w:cs="Times New Roman"/>
@@ -4968,7 +6007,7 @@
           <w:szCs w:val="28"/>
         </w:rPr>
       </w:pPr>
-      <w:bookmarkStart w:id="19" w:name="_Toc109596787"/>
+      <w:bookmarkStart w:id="27" w:name="_Toc109658632"/>
       <w:r>
         <w:rPr>
           <w:rFonts w:ascii="Times New Roman" w:hAnsi="Times New Roman" w:cs="Times New Roman"/>
@@ -4988,14 +6027,14 @@
         </w:rPr>
         <w:t>MVC</w:t>
       </w:r>
-      <w:bookmarkEnd w:id="19"/>
+      <w:bookmarkEnd w:id="27"/>
     </w:p>
     <w:p>
       <w:pPr>
         <w:pStyle w:val="3"/>
         <w:numPr>
           <w:ilvl w:val="2"/>
-          <w:numId w:val="4"/>
+          <w:numId w:val="9"/>
         </w:numPr>
         <w:rPr>
           <w:rFonts w:ascii="Times New Roman" w:hAnsi="Times New Roman" w:cs="Times New Roman"/>
@@ -5004,7 +6043,7 @@
           <w:szCs w:val="28"/>
         </w:rPr>
       </w:pPr>
-      <w:bookmarkStart w:id="20" w:name="_Toc109596788"/>
+      <w:bookmarkStart w:id="28" w:name="_Toc109658633"/>
       <w:r>
         <w:rPr>
           <w:rFonts w:ascii="Times New Roman" w:hAnsi="Times New Roman" w:cs="Times New Roman"/>
@@ -5023,14 +6062,14 @@
         </w:rPr>
         <w:t xml:space="preserve"> архитектурного паттерна</w:t>
       </w:r>
-      <w:bookmarkEnd w:id="20"/>
+      <w:bookmarkEnd w:id="28"/>
     </w:p>
     <w:p>
       <w:pPr>
         <w:pStyle w:val="2"/>
         <w:numPr>
           <w:ilvl w:val="1"/>
-          <w:numId w:val="4"/>
+          <w:numId w:val="9"/>
         </w:numPr>
         <w:rPr>
           <w:rFonts w:ascii="Times New Roman" w:hAnsi="Times New Roman" w:cs="Times New Roman"/>
@@ -5039,7 +6078,6 @@
           <w:szCs w:val="28"/>
         </w:rPr>
       </w:pPr>
-      <w:bookmarkStart w:id="21" w:name="_Toc109596789"/>
       <w:r>
         <w:rPr>
           <w:rFonts w:ascii="Times New Roman" w:hAnsi="Times New Roman" w:cs="Times New Roman"/>
@@ -5050,6 +6088,7 @@
         </w:rPr>
         <w:t xml:space="preserve"> </w:t>
       </w:r>
+      <w:bookmarkStart w:id="29" w:name="_Toc109658634"/>
       <w:r>
         <w:rPr>
           <w:rFonts w:ascii="Times New Roman" w:hAnsi="Times New Roman" w:cs="Times New Roman"/>
@@ -5059,14 +6098,14 @@
         </w:rPr>
         <w:t>Модель</w:t>
       </w:r>
-      <w:bookmarkEnd w:id="21"/>
+      <w:bookmarkEnd w:id="29"/>
     </w:p>
     <w:p>
       <w:pPr>
         <w:pStyle w:val="3"/>
         <w:numPr>
           <w:ilvl w:val="2"/>
-          <w:numId w:val="4"/>
+          <w:numId w:val="9"/>
         </w:numPr>
         <w:rPr>
           <w:rFonts w:ascii="Times New Roman" w:hAnsi="Times New Roman" w:cs="Times New Roman"/>
@@ -5075,7 +6114,7 @@
           <w:szCs w:val="28"/>
         </w:rPr>
       </w:pPr>
-      <w:bookmarkStart w:id="22" w:name="_Toc109596790"/>
+      <w:bookmarkStart w:id="30" w:name="_Toc109658635"/>
       <w:r>
         <w:rPr>
           <w:rFonts w:ascii="Times New Roman" w:hAnsi="Times New Roman" w:cs="Times New Roman"/>
@@ -5085,14 +6124,14 @@
         </w:rPr>
         <w:t>Структура модуля</w:t>
       </w:r>
-      <w:bookmarkEnd w:id="22"/>
+      <w:bookmarkEnd w:id="30"/>
     </w:p>
     <w:p>
       <w:pPr>
         <w:pStyle w:val="3"/>
         <w:numPr>
           <w:ilvl w:val="2"/>
-          <w:numId w:val="4"/>
+          <w:numId w:val="9"/>
         </w:numPr>
         <w:rPr>
           <w:rFonts w:ascii="Times New Roman" w:hAnsi="Times New Roman" w:cs="Times New Roman"/>
@@ -5101,7 +6140,7 @@
           <w:szCs w:val="28"/>
         </w:rPr>
       </w:pPr>
-      <w:bookmarkStart w:id="23" w:name="_Toc109596791"/>
+      <w:bookmarkStart w:id="31" w:name="_Toc109658636"/>
       <w:r>
         <w:rPr>
           <w:rFonts w:ascii="Times New Roman" w:hAnsi="Times New Roman" w:cs="Times New Roman"/>
@@ -5111,14 +6150,14 @@
         </w:rPr>
         <w:t>Основные классы</w:t>
       </w:r>
-      <w:bookmarkEnd w:id="23"/>
+      <w:bookmarkEnd w:id="31"/>
     </w:p>
     <w:p>
       <w:pPr>
         <w:pStyle w:val="2"/>
         <w:numPr>
           <w:ilvl w:val="1"/>
-          <w:numId w:val="4"/>
+          <w:numId w:val="9"/>
         </w:numPr>
         <w:rPr>
           <w:rFonts w:ascii="Times New Roman" w:hAnsi="Times New Roman" w:cs="Times New Roman"/>
@@ -5127,7 +6166,7 @@
           <w:szCs w:val="28"/>
         </w:rPr>
       </w:pPr>
-      <w:bookmarkStart w:id="24" w:name="_Toc109596792"/>
+      <w:bookmarkStart w:id="32" w:name="_Toc109658637"/>
       <w:r>
         <w:rPr>
           <w:rFonts w:ascii="Times New Roman" w:hAnsi="Times New Roman" w:cs="Times New Roman"/>
@@ -5137,14 +6176,14 @@
         </w:rPr>
         <w:t>Контроллеры</w:t>
       </w:r>
-      <w:bookmarkEnd w:id="24"/>
+      <w:bookmarkEnd w:id="32"/>
     </w:p>
     <w:p>
       <w:pPr>
         <w:pStyle w:val="3"/>
         <w:numPr>
           <w:ilvl w:val="2"/>
-          <w:numId w:val="4"/>
+          <w:numId w:val="9"/>
         </w:numPr>
         <w:rPr>
           <w:rFonts w:ascii="Times New Roman" w:hAnsi="Times New Roman" w:cs="Times New Roman"/>
@@ -5153,7 +6192,7 @@
           <w:szCs w:val="28"/>
         </w:rPr>
       </w:pPr>
-      <w:bookmarkStart w:id="25" w:name="_Toc109596793"/>
+      <w:bookmarkStart w:id="33" w:name="_Toc109658638"/>
       <w:r>
         <w:rPr>
           <w:rFonts w:ascii="Times New Roman" w:hAnsi="Times New Roman" w:cs="Times New Roman"/>
@@ -5163,14 +6202,14 @@
         </w:rPr>
         <w:t>Структура модуля</w:t>
       </w:r>
-      <w:bookmarkEnd w:id="25"/>
+      <w:bookmarkEnd w:id="33"/>
     </w:p>
     <w:p>
       <w:pPr>
         <w:pStyle w:val="3"/>
         <w:numPr>
           <w:ilvl w:val="2"/>
-          <w:numId w:val="4"/>
+          <w:numId w:val="9"/>
         </w:numPr>
         <w:rPr>
           <w:rFonts w:ascii="Times New Roman" w:hAnsi="Times New Roman" w:cs="Times New Roman"/>
@@ -5179,7 +6218,7 @@
           <w:szCs w:val="28"/>
         </w:rPr>
       </w:pPr>
-      <w:bookmarkStart w:id="26" w:name="_Toc109596794"/>
+      <w:bookmarkStart w:id="34" w:name="_Toc109658639"/>
       <w:r>
         <w:rPr>
           <w:rFonts w:ascii="Times New Roman" w:hAnsi="Times New Roman" w:cs="Times New Roman"/>
@@ -5189,14 +6228,14 @@
         </w:rPr>
         <w:t>Основные классы</w:t>
       </w:r>
-      <w:bookmarkEnd w:id="26"/>
+      <w:bookmarkEnd w:id="34"/>
     </w:p>
     <w:p>
       <w:pPr>
         <w:pStyle w:val="2"/>
         <w:numPr>
           <w:ilvl w:val="1"/>
-          <w:numId w:val="4"/>
+          <w:numId w:val="9"/>
         </w:numPr>
         <w:rPr>
           <w:rFonts w:ascii="Times New Roman" w:hAnsi="Times New Roman" w:cs="Times New Roman"/>
@@ -5205,7 +6244,7 @@
           <w:szCs w:val="28"/>
         </w:rPr>
       </w:pPr>
-      <w:bookmarkStart w:id="27" w:name="_Toc109596795"/>
+      <w:bookmarkStart w:id="35" w:name="_Toc109658640"/>
       <w:r>
         <w:rPr>
           <w:rFonts w:ascii="Times New Roman" w:hAnsi="Times New Roman" w:cs="Times New Roman"/>
@@ -5215,14 +6254,14 @@
         </w:rPr>
         <w:t>Представление</w:t>
       </w:r>
-      <w:bookmarkEnd w:id="27"/>
+      <w:bookmarkEnd w:id="35"/>
     </w:p>
     <w:p>
       <w:pPr>
         <w:pStyle w:val="3"/>
         <w:numPr>
           <w:ilvl w:val="2"/>
-          <w:numId w:val="4"/>
+          <w:numId w:val="9"/>
         </w:numPr>
         <w:rPr>
           <w:rFonts w:ascii="Times New Roman" w:hAnsi="Times New Roman" w:cs="Times New Roman"/>
@@ -5231,7 +6270,7 @@
           <w:szCs w:val="28"/>
         </w:rPr>
       </w:pPr>
-      <w:bookmarkStart w:id="28" w:name="_Toc109596796"/>
+      <w:bookmarkStart w:id="36" w:name="_Toc109658641"/>
       <w:r>
         <w:rPr>
           <w:rFonts w:ascii="Times New Roman" w:hAnsi="Times New Roman" w:cs="Times New Roman"/>
@@ -5241,14 +6280,14 @@
         </w:rPr>
         <w:t>Структура модуля</w:t>
       </w:r>
-      <w:bookmarkEnd w:id="28"/>
+      <w:bookmarkEnd w:id="36"/>
     </w:p>
     <w:p>
       <w:pPr>
         <w:pStyle w:val="3"/>
         <w:numPr>
           <w:ilvl w:val="2"/>
-          <w:numId w:val="4"/>
+          <w:numId w:val="9"/>
         </w:numPr>
         <w:rPr>
           <w:rFonts w:ascii="Times New Roman" w:hAnsi="Times New Roman" w:cs="Times New Roman"/>
@@ -5257,7 +6296,7 @@
           <w:szCs w:val="28"/>
         </w:rPr>
       </w:pPr>
-      <w:bookmarkStart w:id="29" w:name="_Toc109596797"/>
+      <w:bookmarkStart w:id="37" w:name="_Toc109658642"/>
       <w:r>
         <w:rPr>
           <w:rFonts w:ascii="Times New Roman" w:hAnsi="Times New Roman" w:cs="Times New Roman"/>
@@ -5267,14 +6306,19 @@
         </w:rPr>
         <w:t>Основные классы</w:t>
       </w:r>
-      <w:bookmarkEnd w:id="29"/>
-    </w:p>
-    <w:p>
-      <w:pPr>
-        <w:pStyle w:val="1"/>
+      <w:bookmarkEnd w:id="37"/>
+    </w:p>
+    <w:p>
+      <w:r>
+        <w:br w:type="page"/>
+      </w:r>
+    </w:p>
+    <w:p>
+      <w:pPr>
+        <w:pStyle w:val="10"/>
         <w:numPr>
           <w:ilvl w:val="0"/>
-          <w:numId w:val="4"/>
+          <w:numId w:val="9"/>
         </w:numPr>
         <w:rPr>
           <w:rFonts w:ascii="Times New Roman" w:hAnsi="Times New Roman" w:cs="Times New Roman"/>
@@ -5283,24 +6327,25 @@
           <w:szCs w:val="28"/>
         </w:rPr>
       </w:pPr>
-      <w:bookmarkStart w:id="30" w:name="_Toc109596798"/>
-      <w:r>
-        <w:rPr>
-          <w:rFonts w:ascii="Times New Roman" w:hAnsi="Times New Roman" w:cs="Times New Roman"/>
-          <w:color w:val="auto"/>
-          <w:sz w:val="28"/>
-          <w:szCs w:val="28"/>
-        </w:rPr>
+      <w:bookmarkStart w:id="38" w:name="_Toc109658643"/>
+      <w:r>
+        <w:rPr>
+          <w:rFonts w:ascii="Times New Roman" w:hAnsi="Times New Roman" w:cs="Times New Roman"/>
+          <w:color w:val="auto"/>
+          <w:sz w:val="28"/>
+          <w:szCs w:val="28"/>
+        </w:rPr>
+        <w:lastRenderedPageBreak/>
         <w:t>Алгоритмы игровой логики</w:t>
       </w:r>
-      <w:bookmarkEnd w:id="30"/>
+      <w:bookmarkEnd w:id="38"/>
     </w:p>
     <w:p>
       <w:pPr>
         <w:pStyle w:val="2"/>
         <w:numPr>
           <w:ilvl w:val="1"/>
-          <w:numId w:val="4"/>
+          <w:numId w:val="9"/>
         </w:numPr>
         <w:rPr>
           <w:rFonts w:ascii="Times New Roman" w:hAnsi="Times New Roman" w:cs="Times New Roman"/>
@@ -5309,7 +6354,6 @@
           <w:szCs w:val="28"/>
         </w:rPr>
       </w:pPr>
-      <w:bookmarkStart w:id="31" w:name="_Toc109596799"/>
       <w:r>
         <w:rPr>
           <w:rFonts w:ascii="Times New Roman" w:hAnsi="Times New Roman" w:cs="Times New Roman"/>
@@ -5320,6 +6364,7 @@
         </w:rPr>
         <w:t xml:space="preserve"> </w:t>
       </w:r>
+      <w:bookmarkStart w:id="39" w:name="_Toc109658644"/>
       <w:r>
         <w:rPr>
           <w:rFonts w:ascii="Times New Roman" w:hAnsi="Times New Roman" w:cs="Times New Roman"/>
@@ -5329,14 +6374,14 @@
         </w:rPr>
         <w:t>Фигуры</w:t>
       </w:r>
-      <w:bookmarkEnd w:id="31"/>
+      <w:bookmarkEnd w:id="39"/>
     </w:p>
     <w:p>
       <w:pPr>
         <w:pStyle w:val="2"/>
         <w:numPr>
           <w:ilvl w:val="1"/>
-          <w:numId w:val="4"/>
+          <w:numId w:val="9"/>
         </w:numPr>
         <w:rPr>
           <w:rFonts w:ascii="Times New Roman" w:hAnsi="Times New Roman" w:cs="Times New Roman"/>
@@ -5345,7 +6390,6 @@
           <w:szCs w:val="28"/>
         </w:rPr>
       </w:pPr>
-      <w:bookmarkStart w:id="32" w:name="_Toc109596800"/>
       <w:r>
         <w:rPr>
           <w:rFonts w:ascii="Times New Roman" w:hAnsi="Times New Roman" w:cs="Times New Roman"/>
@@ -5356,6 +6400,7 @@
         </w:rPr>
         <w:t xml:space="preserve"> </w:t>
       </w:r>
+      <w:bookmarkStart w:id="40" w:name="_Toc109658645"/>
       <w:r>
         <w:rPr>
           <w:rFonts w:ascii="Times New Roman" w:hAnsi="Times New Roman" w:cs="Times New Roman"/>
@@ -5365,14 +6410,14 @@
         </w:rPr>
         <w:t>Игровая доска</w:t>
       </w:r>
-      <w:bookmarkEnd w:id="32"/>
-    </w:p>
-    <w:p>
-      <w:pPr>
-        <w:pStyle w:val="1"/>
+      <w:bookmarkEnd w:id="40"/>
+    </w:p>
+    <w:p>
+      <w:pPr>
+        <w:pStyle w:val="10"/>
         <w:numPr>
           <w:ilvl w:val="1"/>
-          <w:numId w:val="4"/>
+          <w:numId w:val="9"/>
         </w:numPr>
         <w:rPr>
           <w:rFonts w:ascii="Times New Roman" w:hAnsi="Times New Roman" w:cs="Times New Roman"/>
@@ -5381,7 +6426,6 @@
           <w:szCs w:val="28"/>
         </w:rPr>
       </w:pPr>
-      <w:bookmarkStart w:id="33" w:name="_Toc109596801"/>
       <w:r>
         <w:rPr>
           <w:rFonts w:ascii="Times New Roman" w:hAnsi="Times New Roman" w:cs="Times New Roman"/>
@@ -5392,6 +6436,7 @@
         </w:rPr>
         <w:t xml:space="preserve"> </w:t>
       </w:r>
+      <w:bookmarkStart w:id="41" w:name="_Toc109658646"/>
       <w:r>
         <w:rPr>
           <w:rFonts w:ascii="Times New Roman" w:hAnsi="Times New Roman" w:cs="Times New Roman"/>
@@ -5401,25 +6446,23 @@
         </w:rPr>
         <w:t xml:space="preserve">Алгоритм искусственного </w:t>
       </w:r>
-      <w:proofErr w:type="spellStart"/>
-      <w:r>
-        <w:rPr>
-          <w:rFonts w:ascii="Times New Roman" w:hAnsi="Times New Roman" w:cs="Times New Roman"/>
-          <w:color w:val="auto"/>
-          <w:sz w:val="28"/>
-          <w:szCs w:val="28"/>
-        </w:rPr>
-        <w:t>интелекта</w:t>
-      </w:r>
-      <w:bookmarkEnd w:id="33"/>
-      <w:proofErr w:type="spellEnd"/>
+      <w:bookmarkEnd w:id="41"/>
+      <w:r>
+        <w:rPr>
+          <w:rFonts w:ascii="Times New Roman" w:hAnsi="Times New Roman" w:cs="Times New Roman"/>
+          <w:color w:val="auto"/>
+          <w:sz w:val="28"/>
+          <w:szCs w:val="28"/>
+        </w:rPr>
+        <w:t>интеллекта</w:t>
+      </w:r>
     </w:p>
     <w:p>
       <w:pPr>
         <w:pStyle w:val="2"/>
         <w:numPr>
           <w:ilvl w:val="2"/>
-          <w:numId w:val="4"/>
+          <w:numId w:val="9"/>
         </w:numPr>
         <w:rPr>
           <w:rFonts w:ascii="Times New Roman" w:hAnsi="Times New Roman" w:cs="Times New Roman"/>
@@ -5428,7 +6471,7 @@
           <w:szCs w:val="28"/>
         </w:rPr>
       </w:pPr>
-      <w:bookmarkStart w:id="34" w:name="_Toc109596802"/>
+      <w:bookmarkStart w:id="42" w:name="_Toc109658647"/>
       <w:r>
         <w:rPr>
           <w:rFonts w:ascii="Times New Roman" w:hAnsi="Times New Roman" w:cs="Times New Roman"/>
@@ -5438,14 +6481,14 @@
         </w:rPr>
         <w:t>Минимакс</w:t>
       </w:r>
-      <w:bookmarkEnd w:id="34"/>
+      <w:bookmarkEnd w:id="42"/>
     </w:p>
     <w:p>
       <w:pPr>
         <w:pStyle w:val="2"/>
         <w:numPr>
           <w:ilvl w:val="2"/>
-          <w:numId w:val="4"/>
+          <w:numId w:val="9"/>
         </w:numPr>
         <w:rPr>
           <w:rFonts w:ascii="Times New Roman" w:hAnsi="Times New Roman" w:cs="Times New Roman"/>
@@ -5454,7 +6497,7 @@
           <w:szCs w:val="28"/>
         </w:rPr>
       </w:pPr>
-      <w:bookmarkStart w:id="35" w:name="_Toc109596803"/>
+      <w:bookmarkStart w:id="43" w:name="_Toc109658648"/>
       <w:r>
         <w:rPr>
           <w:rFonts w:ascii="Times New Roman" w:hAnsi="Times New Roman" w:cs="Times New Roman"/>
@@ -5464,14 +6507,19 @@
         </w:rPr>
         <w:t>Оптимизации</w:t>
       </w:r>
-      <w:bookmarkEnd w:id="35"/>
-    </w:p>
-    <w:p>
-      <w:pPr>
-        <w:pStyle w:val="1"/>
+      <w:bookmarkEnd w:id="43"/>
+    </w:p>
+    <w:p>
+      <w:r>
+        <w:br w:type="page"/>
+      </w:r>
+    </w:p>
+    <w:p>
+      <w:pPr>
+        <w:pStyle w:val="10"/>
         <w:numPr>
           <w:ilvl w:val="0"/>
-          <w:numId w:val="4"/>
+          <w:numId w:val="9"/>
         </w:numPr>
         <w:rPr>
           <w:rFonts w:ascii="Times New Roman" w:hAnsi="Times New Roman" w:cs="Times New Roman"/>
@@ -5480,24 +6528,30 @@
           <w:szCs w:val="28"/>
         </w:rPr>
       </w:pPr>
-      <w:bookmarkStart w:id="36" w:name="_Toc109596804"/>
-      <w:r>
-        <w:rPr>
-          <w:rFonts w:ascii="Times New Roman" w:hAnsi="Times New Roman" w:cs="Times New Roman"/>
-          <w:color w:val="auto"/>
-          <w:sz w:val="28"/>
-          <w:szCs w:val="28"/>
-        </w:rPr>
+      <w:bookmarkStart w:id="44" w:name="_Toc109658649"/>
+      <w:r>
+        <w:rPr>
+          <w:rFonts w:ascii="Times New Roman" w:hAnsi="Times New Roman" w:cs="Times New Roman"/>
+          <w:color w:val="auto"/>
+          <w:sz w:val="28"/>
+          <w:szCs w:val="28"/>
+        </w:rPr>
+        <w:lastRenderedPageBreak/>
         <w:t>Сетевая часть</w:t>
       </w:r>
-      <w:bookmarkEnd w:id="36"/>
-    </w:p>
-    <w:p>
-      <w:pPr>
-        <w:pStyle w:val="1"/>
+      <w:bookmarkEnd w:id="44"/>
+    </w:p>
+    <w:p>
+      <w:r>
+        <w:br w:type="page"/>
+      </w:r>
+    </w:p>
+    <w:p>
+      <w:pPr>
+        <w:pStyle w:val="10"/>
         <w:numPr>
           <w:ilvl w:val="0"/>
-          <w:numId w:val="4"/>
+          <w:numId w:val="9"/>
         </w:numPr>
         <w:rPr>
           <w:rFonts w:ascii="Times New Roman" w:hAnsi="Times New Roman" w:cs="Times New Roman"/>
@@ -5506,24 +6560,30 @@
           <w:szCs w:val="28"/>
         </w:rPr>
       </w:pPr>
-      <w:bookmarkStart w:id="37" w:name="_Toc109596805"/>
-      <w:r>
-        <w:rPr>
-          <w:rFonts w:ascii="Times New Roman" w:hAnsi="Times New Roman" w:cs="Times New Roman"/>
-          <w:color w:val="auto"/>
-          <w:sz w:val="28"/>
-          <w:szCs w:val="28"/>
-        </w:rPr>
+      <w:bookmarkStart w:id="45" w:name="_Toc109658650"/>
+      <w:r>
+        <w:rPr>
+          <w:rFonts w:ascii="Times New Roman" w:hAnsi="Times New Roman" w:cs="Times New Roman"/>
+          <w:color w:val="auto"/>
+          <w:sz w:val="28"/>
+          <w:szCs w:val="28"/>
+        </w:rPr>
+        <w:lastRenderedPageBreak/>
         <w:t>Заключение</w:t>
       </w:r>
-      <w:bookmarkEnd w:id="37"/>
-    </w:p>
-    <w:p>
-      <w:pPr>
-        <w:pStyle w:val="1"/>
+      <w:bookmarkEnd w:id="45"/>
+    </w:p>
+    <w:p>
+      <w:r>
+        <w:br w:type="page"/>
+      </w:r>
+    </w:p>
+    <w:p>
+      <w:pPr>
+        <w:pStyle w:val="10"/>
         <w:numPr>
           <w:ilvl w:val="0"/>
-          <w:numId w:val="4"/>
+          <w:numId w:val="9"/>
         </w:numPr>
         <w:rPr>
           <w:rFonts w:ascii="Times New Roman" w:hAnsi="Times New Roman" w:cs="Times New Roman"/>
@@ -5532,24 +6592,30 @@
           <w:szCs w:val="28"/>
         </w:rPr>
       </w:pPr>
-      <w:bookmarkStart w:id="38" w:name="_Toc109596806"/>
-      <w:r>
-        <w:rPr>
-          <w:rFonts w:ascii="Times New Roman" w:hAnsi="Times New Roman" w:cs="Times New Roman"/>
-          <w:color w:val="auto"/>
-          <w:sz w:val="28"/>
-          <w:szCs w:val="28"/>
-        </w:rPr>
+      <w:bookmarkStart w:id="46" w:name="_Toc109658651"/>
+      <w:r>
+        <w:rPr>
+          <w:rFonts w:ascii="Times New Roman" w:hAnsi="Times New Roman" w:cs="Times New Roman"/>
+          <w:color w:val="auto"/>
+          <w:sz w:val="28"/>
+          <w:szCs w:val="28"/>
+        </w:rPr>
+        <w:lastRenderedPageBreak/>
         <w:t>Приложение</w:t>
       </w:r>
-      <w:bookmarkEnd w:id="38"/>
-    </w:p>
-    <w:p>
-      <w:pPr>
-        <w:pStyle w:val="1"/>
+      <w:bookmarkEnd w:id="46"/>
+    </w:p>
+    <w:p>
+      <w:r>
+        <w:br w:type="page"/>
+      </w:r>
+    </w:p>
+    <w:p>
+      <w:pPr>
+        <w:pStyle w:val="10"/>
         <w:numPr>
           <w:ilvl w:val="0"/>
-          <w:numId w:val="4"/>
+          <w:numId w:val="9"/>
         </w:numPr>
         <w:rPr>
           <w:rFonts w:ascii="Times New Roman" w:hAnsi="Times New Roman" w:cs="Times New Roman"/>
@@ -5558,17 +6624,18 @@
           <w:szCs w:val="28"/>
         </w:rPr>
       </w:pPr>
-      <w:bookmarkStart w:id="39" w:name="_Toc109596807"/>
-      <w:r>
-        <w:rPr>
-          <w:rFonts w:ascii="Times New Roman" w:hAnsi="Times New Roman" w:cs="Times New Roman"/>
-          <w:color w:val="auto"/>
-          <w:sz w:val="28"/>
-          <w:szCs w:val="28"/>
-        </w:rPr>
+      <w:bookmarkStart w:id="47" w:name="_Toc109658652"/>
+      <w:r>
+        <w:rPr>
+          <w:rFonts w:ascii="Times New Roman" w:hAnsi="Times New Roman" w:cs="Times New Roman"/>
+          <w:color w:val="auto"/>
+          <w:sz w:val="28"/>
+          <w:szCs w:val="28"/>
+        </w:rPr>
+        <w:lastRenderedPageBreak/>
         <w:t>Список литературы</w:t>
       </w:r>
-      <w:bookmarkEnd w:id="39"/>
+      <w:bookmarkEnd w:id="47"/>
     </w:p>
     <w:p>
       <w:pPr>
@@ -5712,8 +6779,8 @@
       </w:pPr>
     </w:p>
     <w:sectPr>
-      <w:footerReference w:type="default" r:id="rId9"/>
-      <w:footerReference w:type="first" r:id="rId10"/>
+      <w:footerReference w:type="default" r:id="rId16"/>
+      <w:footerReference w:type="first" r:id="rId17"/>
       <w:pgSz w:w="11906" w:h="16838"/>
       <w:pgMar w:top="1134" w:right="850" w:bottom="1134" w:left="1701" w:header="708" w:footer="708" w:gutter="0"/>
       <w:pgNumType w:start="4"/>
@@ -5861,6 +6928,207 @@
 <file path=word/numbering.xml><?xml version="1.0" encoding="utf-8"?>
 <w:numbering xmlns:wpc="http://schemas.microsoft.com/office/word/2010/wordprocessingCanvas" xmlns:cx="http://schemas.microsoft.com/office/drawing/2014/chartex" xmlns:cx1="http://schemas.microsoft.com/office/drawing/2015/9/8/chartex" xmlns:cx2="http://schemas.microsoft.com/office/drawing/2015/10/21/chartex" xmlns:cx3="http://schemas.microsoft.com/office/drawing/2016/5/9/chartex" xmlns:cx4="http://schemas.microsoft.com/office/drawing/2016/5/10/chartex" xmlns:cx5="http://schemas.microsoft.com/office/drawing/2016/5/11/chartex" xmlns:cx6="http://schemas.microsoft.com/office/drawing/2016/5/12/chartex" xmlns:cx7="http://schemas.microsoft.com/office/drawing/2016/5/13/chartex" xmlns:cx8="http://schemas.microsoft.com/office/drawing/2016/5/14/chartex" xmlns:mc="http://schemas.openxmlformats.org/markup-compatibility/2006" xmlns:aink="http://schemas.microsoft.com/office/drawing/2016/ink" xmlns:am3d="http://schemas.microsoft.com/office/drawing/2017/model3d" xmlns:o="urn:schemas-microsoft-com:office:office" xmlns:oel="http://schemas.microsoft.com/office/2019/extlst" xmlns:r="http://schemas.openxmlformats.org/officeDocument/2006/relationships" xmlns:m="http://schemas.openxmlformats.org/officeDocument/2006/math" xmlns:v="urn:schemas-microsoft-com:vml" xmlns:wp14="http://schemas.microsoft.com/office/word/2010/wordprocessingDrawing" xmlns:wp="http://schemas.openxmlformats.org/drawingml/2006/wordprocessingDrawing" xmlns:w10="urn:schemas-microsoft-com:office:word" xmlns:w="http://schemas.openxmlformats.org/wordprocessingml/2006/main" xmlns:w14="http://schemas.microsoft.com/office/word/2010/wordml" xmlns:w15="http://schemas.microsoft.com/office/word/2012/wordml" xmlns:w16cex="http://schemas.microsoft.com/office/word/2018/wordml/cex" xmlns:w16cid="http://schemas.microsoft.com/office/word/2016/wordml/cid" xmlns:w16="http://schemas.microsoft.com/office/word/2018/wordml" xmlns:w16sdtdh="http://schemas.microsoft.com/office/word/2020/wordml/sdtdatahash" xmlns:w16se="http://schemas.microsoft.com/office/word/2015/wordml/symex" xmlns:wpg="http://schemas.microsoft.com/office/word/2010/wordprocessingGroup" xmlns:wpi="http://schemas.microsoft.com/office/word/2010/wordprocessingInk" xmlns:wne="http://schemas.microsoft.com/office/word/2006/wordml" xmlns:wps="http://schemas.microsoft.com/office/word/2010/wordprocessingShape" mc:Ignorable="w14 w15 w16se w16cid w16 w16cex w16sdtdh wp14">
   <w:abstractNum w:abstractNumId="0" w15:restartNumberingAfterBreak="0">
+    <w:nsid w:val="0D397662"/>
+    <w:multiLevelType w:val="multilevel"/>
+    <w:tmpl w:val="F74CA2F0"/>
+    <w:styleLink w:val="1"/>
+    <w:lvl w:ilvl="0">
+      <w:start w:val="1"/>
+      <w:numFmt w:val="decimal"/>
+      <w:lvlText w:val="%1."/>
+      <w:lvlJc w:val="left"/>
+      <w:pPr>
+        <w:ind w:left="360" w:hanging="360"/>
+      </w:pPr>
+      <w:rPr>
+        <w:rFonts w:ascii="Times New Roman" w:hAnsi="Times New Roman" w:hint="default"/>
+        <w:sz w:val="24"/>
+      </w:rPr>
+    </w:lvl>
+    <w:lvl w:ilvl="1">
+      <w:start w:val="1"/>
+      <w:numFmt w:val="decimal"/>
+      <w:lvlText w:val="%1.%2."/>
+      <w:lvlJc w:val="left"/>
+      <w:pPr>
+        <w:ind w:left="1000" w:hanging="432"/>
+      </w:pPr>
+      <w:rPr>
+        <w:rFonts w:hint="default"/>
+      </w:rPr>
+    </w:lvl>
+    <w:lvl w:ilvl="2">
+      <w:start w:val="1"/>
+      <w:numFmt w:val="decimal"/>
+      <w:lvlText w:val="%1.%2.%3."/>
+      <w:lvlJc w:val="left"/>
+      <w:pPr>
+        <w:ind w:left="1224" w:hanging="504"/>
+      </w:pPr>
+      <w:rPr>
+        <w:rFonts w:hint="default"/>
+      </w:rPr>
+    </w:lvl>
+    <w:lvl w:ilvl="3">
+      <w:start w:val="1"/>
+      <w:numFmt w:val="decimal"/>
+      <w:lvlText w:val="%1.%2.%3.%4."/>
+      <w:lvlJc w:val="left"/>
+      <w:pPr>
+        <w:ind w:left="1728" w:hanging="648"/>
+      </w:pPr>
+      <w:rPr>
+        <w:rFonts w:hint="default"/>
+      </w:rPr>
+    </w:lvl>
+    <w:lvl w:ilvl="4">
+      <w:start w:val="1"/>
+      <w:numFmt w:val="decimal"/>
+      <w:lvlText w:val="%1.%2.%3.%4.%5."/>
+      <w:lvlJc w:val="left"/>
+      <w:pPr>
+        <w:ind w:left="2232" w:hanging="792"/>
+      </w:pPr>
+      <w:rPr>
+        <w:rFonts w:hint="default"/>
+      </w:rPr>
+    </w:lvl>
+    <w:lvl w:ilvl="5">
+      <w:start w:val="1"/>
+      <w:numFmt w:val="decimal"/>
+      <w:lvlText w:val="%1.%2.%3.%4.%5.%6."/>
+      <w:lvlJc w:val="left"/>
+      <w:pPr>
+        <w:ind w:left="2736" w:hanging="936"/>
+      </w:pPr>
+      <w:rPr>
+        <w:rFonts w:hint="default"/>
+      </w:rPr>
+    </w:lvl>
+    <w:lvl w:ilvl="6">
+      <w:start w:val="1"/>
+      <w:numFmt w:val="decimal"/>
+      <w:lvlText w:val="%1.%2.%3.%4.%5.%6.%7."/>
+      <w:lvlJc w:val="left"/>
+      <w:pPr>
+        <w:ind w:left="3240" w:hanging="1080"/>
+      </w:pPr>
+      <w:rPr>
+        <w:rFonts w:hint="default"/>
+      </w:rPr>
+    </w:lvl>
+    <w:lvl w:ilvl="7">
+      <w:start w:val="1"/>
+      <w:numFmt w:val="decimal"/>
+      <w:lvlText w:val="%1.%2.%3.%4.%5.%6.%7.%8."/>
+      <w:lvlJc w:val="left"/>
+      <w:pPr>
+        <w:ind w:left="3744" w:hanging="1224"/>
+      </w:pPr>
+      <w:rPr>
+        <w:rFonts w:hint="default"/>
+      </w:rPr>
+    </w:lvl>
+    <w:lvl w:ilvl="8">
+      <w:start w:val="1"/>
+      <w:numFmt w:val="decimal"/>
+      <w:lvlText w:val="%1.%2.%3.%4.%5.%6.%7.%8.%9."/>
+      <w:lvlJc w:val="left"/>
+      <w:pPr>
+        <w:ind w:left="4320" w:hanging="1440"/>
+      </w:pPr>
+      <w:rPr>
+        <w:rFonts w:hint="default"/>
+      </w:rPr>
+    </w:lvl>
+  </w:abstractNum>
+  <w:abstractNum w:abstractNumId="1" w15:restartNumberingAfterBreak="0">
+    <w:nsid w:val="28755C8E"/>
+    <w:multiLevelType w:val="multilevel"/>
+    <w:tmpl w:val="0419001F"/>
+    <w:lvl w:ilvl="0">
+      <w:start w:val="1"/>
+      <w:numFmt w:val="decimal"/>
+      <w:lvlText w:val="%1."/>
+      <w:lvlJc w:val="left"/>
+      <w:pPr>
+        <w:ind w:left="360" w:hanging="360"/>
+      </w:pPr>
+    </w:lvl>
+    <w:lvl w:ilvl="1">
+      <w:start w:val="1"/>
+      <w:numFmt w:val="decimal"/>
+      <w:lvlText w:val="%1.%2."/>
+      <w:lvlJc w:val="left"/>
+      <w:pPr>
+        <w:ind w:left="792" w:hanging="432"/>
+      </w:pPr>
+    </w:lvl>
+    <w:lvl w:ilvl="2">
+      <w:start w:val="1"/>
+      <w:numFmt w:val="decimal"/>
+      <w:lvlText w:val="%1.%2.%3."/>
+      <w:lvlJc w:val="left"/>
+      <w:pPr>
+        <w:ind w:left="1224" w:hanging="504"/>
+      </w:pPr>
+    </w:lvl>
+    <w:lvl w:ilvl="3">
+      <w:start w:val="1"/>
+      <w:numFmt w:val="decimal"/>
+      <w:lvlText w:val="%1.%2.%3.%4."/>
+      <w:lvlJc w:val="left"/>
+      <w:pPr>
+        <w:ind w:left="1728" w:hanging="648"/>
+      </w:pPr>
+    </w:lvl>
+    <w:lvl w:ilvl="4">
+      <w:start w:val="1"/>
+      <w:numFmt w:val="decimal"/>
+      <w:lvlText w:val="%1.%2.%3.%4.%5."/>
+      <w:lvlJc w:val="left"/>
+      <w:pPr>
+        <w:ind w:left="2232" w:hanging="792"/>
+      </w:pPr>
+    </w:lvl>
+    <w:lvl w:ilvl="5">
+      <w:start w:val="1"/>
+      <w:numFmt w:val="decimal"/>
+      <w:lvlText w:val="%1.%2.%3.%4.%5.%6."/>
+      <w:lvlJc w:val="left"/>
+      <w:pPr>
+        <w:ind w:left="2736" w:hanging="936"/>
+      </w:pPr>
+    </w:lvl>
+    <w:lvl w:ilvl="6">
+      <w:start w:val="1"/>
+      <w:numFmt w:val="decimal"/>
+      <w:lvlText w:val="%1.%2.%3.%4.%5.%6.%7."/>
+      <w:lvlJc w:val="left"/>
+      <w:pPr>
+        <w:ind w:left="3240" w:hanging="1080"/>
+      </w:pPr>
+    </w:lvl>
+    <w:lvl w:ilvl="7">
+      <w:start w:val="1"/>
+      <w:numFmt w:val="decimal"/>
+      <w:lvlText w:val="%1.%2.%3.%4.%5.%6.%7.%8."/>
+      <w:lvlJc w:val="left"/>
+      <w:pPr>
+        <w:ind w:left="3744" w:hanging="1224"/>
+      </w:pPr>
+    </w:lvl>
+    <w:lvl w:ilvl="8">
+      <w:start w:val="1"/>
+      <w:numFmt w:val="decimal"/>
+      <w:lvlText w:val="%1.%2.%3.%4.%5.%6.%7.%8.%9."/>
+      <w:lvlJc w:val="left"/>
+      <w:pPr>
+        <w:ind w:left="4320" w:hanging="1440"/>
+      </w:pPr>
+    </w:lvl>
+  </w:abstractNum>
+  <w:abstractNum w:abstractNumId="2" w15:restartNumberingAfterBreak="0">
     <w:nsid w:val="29671465"/>
     <w:multiLevelType w:val="multilevel"/>
     <w:tmpl w:val="0419001F"/>
@@ -5879,7 +7147,7 @@
       <w:lvlText w:val="%1.%2."/>
       <w:lvlJc w:val="left"/>
       <w:pPr>
-        <w:ind w:left="792" w:hanging="432"/>
+        <w:ind w:left="1000" w:hanging="432"/>
       </w:pPr>
     </w:lvl>
     <w:lvl w:ilvl="2">
@@ -5946,7 +7214,13 @@
       </w:pPr>
     </w:lvl>
   </w:abstractNum>
-  <w:abstractNum w:abstractNumId="1" w15:restartNumberingAfterBreak="0">
+  <w:abstractNum w:abstractNumId="3" w15:restartNumberingAfterBreak="0">
+    <w:nsid w:val="2F2D1A3D"/>
+    <w:multiLevelType w:val="multilevel"/>
+    <w:tmpl w:val="F74CA2F0"/>
+    <w:numStyleLink w:val="1"/>
+  </w:abstractNum>
+  <w:abstractNum w:abstractNumId="4" w15:restartNumberingAfterBreak="0">
     <w:nsid w:val="4A322F11"/>
     <w:multiLevelType w:val="multilevel"/>
     <w:tmpl w:val="0419001F"/>
@@ -6032,8 +7306,121 @@
       </w:pPr>
     </w:lvl>
   </w:abstractNum>
-  <w:abstractNum w:abstractNumId="2" w15:restartNumberingAfterBreak="0">
+  <w:abstractNum w:abstractNumId="5" w15:restartNumberingAfterBreak="0">
     <w:nsid w:val="4EC92804"/>
+    <w:multiLevelType w:val="multilevel"/>
+    <w:tmpl w:val="F74CA2F0"/>
+    <w:lvl w:ilvl="0">
+      <w:start w:val="1"/>
+      <w:numFmt w:val="decimal"/>
+      <w:lvlText w:val="%1."/>
+      <w:lvlJc w:val="left"/>
+      <w:pPr>
+        <w:ind w:left="360" w:hanging="360"/>
+      </w:pPr>
+      <w:rPr>
+        <w:rFonts w:hint="default"/>
+      </w:rPr>
+    </w:lvl>
+    <w:lvl w:ilvl="1">
+      <w:start w:val="1"/>
+      <w:numFmt w:val="decimal"/>
+      <w:lvlText w:val="%1.%2."/>
+      <w:lvlJc w:val="left"/>
+      <w:pPr>
+        <w:ind w:left="1000" w:hanging="432"/>
+      </w:pPr>
+      <w:rPr>
+        <w:rFonts w:hint="default"/>
+      </w:rPr>
+    </w:lvl>
+    <w:lvl w:ilvl="2">
+      <w:start w:val="1"/>
+      <w:numFmt w:val="decimal"/>
+      <w:lvlText w:val="%1.%2.%3."/>
+      <w:lvlJc w:val="left"/>
+      <w:pPr>
+        <w:ind w:left="1224" w:hanging="504"/>
+      </w:pPr>
+      <w:rPr>
+        <w:rFonts w:hint="default"/>
+      </w:rPr>
+    </w:lvl>
+    <w:lvl w:ilvl="3">
+      <w:start w:val="1"/>
+      <w:numFmt w:val="decimal"/>
+      <w:lvlText w:val="%1.%2.%3.%4."/>
+      <w:lvlJc w:val="left"/>
+      <w:pPr>
+        <w:ind w:left="1728" w:hanging="648"/>
+      </w:pPr>
+      <w:rPr>
+        <w:rFonts w:hint="default"/>
+      </w:rPr>
+    </w:lvl>
+    <w:lvl w:ilvl="4">
+      <w:start w:val="1"/>
+      <w:numFmt w:val="decimal"/>
+      <w:lvlText w:val="%1.%2.%3.%4.%5."/>
+      <w:lvlJc w:val="left"/>
+      <w:pPr>
+        <w:ind w:left="2232" w:hanging="792"/>
+      </w:pPr>
+      <w:rPr>
+        <w:rFonts w:hint="default"/>
+      </w:rPr>
+    </w:lvl>
+    <w:lvl w:ilvl="5">
+      <w:start w:val="1"/>
+      <w:numFmt w:val="decimal"/>
+      <w:lvlText w:val="%1.%2.%3.%4.%5.%6."/>
+      <w:lvlJc w:val="left"/>
+      <w:pPr>
+        <w:ind w:left="2736" w:hanging="936"/>
+      </w:pPr>
+      <w:rPr>
+        <w:rFonts w:hint="default"/>
+      </w:rPr>
+    </w:lvl>
+    <w:lvl w:ilvl="6">
+      <w:start w:val="1"/>
+      <w:numFmt w:val="decimal"/>
+      <w:lvlText w:val="%1.%2.%3.%4.%5.%6.%7."/>
+      <w:lvlJc w:val="left"/>
+      <w:pPr>
+        <w:ind w:left="3240" w:hanging="1080"/>
+      </w:pPr>
+      <w:rPr>
+        <w:rFonts w:hint="default"/>
+      </w:rPr>
+    </w:lvl>
+    <w:lvl w:ilvl="7">
+      <w:start w:val="1"/>
+      <w:numFmt w:val="decimal"/>
+      <w:lvlText w:val="%1.%2.%3.%4.%5.%6.%7.%8."/>
+      <w:lvlJc w:val="left"/>
+      <w:pPr>
+        <w:ind w:left="3744" w:hanging="1224"/>
+      </w:pPr>
+      <w:rPr>
+        <w:rFonts w:hint="default"/>
+      </w:rPr>
+    </w:lvl>
+    <w:lvl w:ilvl="8">
+      <w:start w:val="1"/>
+      <w:numFmt w:val="decimal"/>
+      <w:lvlText w:val="%1.%2.%3.%4.%5.%6.%7.%8.%9."/>
+      <w:lvlJc w:val="left"/>
+      <w:pPr>
+        <w:ind w:left="4320" w:hanging="1440"/>
+      </w:pPr>
+      <w:rPr>
+        <w:rFonts w:hint="default"/>
+      </w:rPr>
+    </w:lvl>
+  </w:abstractNum>
+  <w:abstractNum w:abstractNumId="6" w15:restartNumberingAfterBreak="0">
+    <w:nsid w:val="54603E43"/>
     <w:multiLevelType w:val="multilevel"/>
     <w:tmpl w:val="0419001F"/>
     <w:lvl w:ilvl="0">
@@ -6118,7 +7505,7 @@
       </w:pPr>
     </w:lvl>
   </w:abstractNum>
-  <w:abstractNum w:abstractNumId="3" w15:restartNumberingAfterBreak="0">
+  <w:abstractNum w:abstractNumId="7" w15:restartNumberingAfterBreak="0">
     <w:nsid w:val="621100FA"/>
     <w:multiLevelType w:val="multilevel"/>
     <w:tmpl w:val="3DCAC3CE"/>
@@ -6231,17 +7618,118 @@
       </w:rPr>
     </w:lvl>
   </w:abstractNum>
+  <w:abstractNum w:abstractNumId="8" w15:restartNumberingAfterBreak="0">
+    <w:nsid w:val="64666159"/>
+    <w:multiLevelType w:val="multilevel"/>
+    <w:tmpl w:val="0419001F"/>
+    <w:lvl w:ilvl="0">
+      <w:start w:val="1"/>
+      <w:numFmt w:val="decimal"/>
+      <w:lvlText w:val="%1."/>
+      <w:lvlJc w:val="left"/>
+      <w:pPr>
+        <w:ind w:left="360" w:hanging="360"/>
+      </w:pPr>
+    </w:lvl>
+    <w:lvl w:ilvl="1">
+      <w:start w:val="1"/>
+      <w:numFmt w:val="decimal"/>
+      <w:lvlText w:val="%1.%2."/>
+      <w:lvlJc w:val="left"/>
+      <w:pPr>
+        <w:ind w:left="792" w:hanging="432"/>
+      </w:pPr>
+    </w:lvl>
+    <w:lvl w:ilvl="2">
+      <w:start w:val="1"/>
+      <w:numFmt w:val="decimal"/>
+      <w:lvlText w:val="%1.%2.%3."/>
+      <w:lvlJc w:val="left"/>
+      <w:pPr>
+        <w:ind w:left="1224" w:hanging="504"/>
+      </w:pPr>
+    </w:lvl>
+    <w:lvl w:ilvl="3">
+      <w:start w:val="1"/>
+      <w:numFmt w:val="decimal"/>
+      <w:lvlText w:val="%1.%2.%3.%4."/>
+      <w:lvlJc w:val="left"/>
+      <w:pPr>
+        <w:ind w:left="1728" w:hanging="648"/>
+      </w:pPr>
+    </w:lvl>
+    <w:lvl w:ilvl="4">
+      <w:start w:val="1"/>
+      <w:numFmt w:val="decimal"/>
+      <w:lvlText w:val="%1.%2.%3.%4.%5."/>
+      <w:lvlJc w:val="left"/>
+      <w:pPr>
+        <w:ind w:left="2232" w:hanging="792"/>
+      </w:pPr>
+    </w:lvl>
+    <w:lvl w:ilvl="5">
+      <w:start w:val="1"/>
+      <w:numFmt w:val="decimal"/>
+      <w:lvlText w:val="%1.%2.%3.%4.%5.%6."/>
+      <w:lvlJc w:val="left"/>
+      <w:pPr>
+        <w:ind w:left="2736" w:hanging="936"/>
+      </w:pPr>
+    </w:lvl>
+    <w:lvl w:ilvl="6">
+      <w:start w:val="1"/>
+      <w:numFmt w:val="decimal"/>
+      <w:lvlText w:val="%1.%2.%3.%4.%5.%6.%7."/>
+      <w:lvlJc w:val="left"/>
+      <w:pPr>
+        <w:ind w:left="3240" w:hanging="1080"/>
+      </w:pPr>
+    </w:lvl>
+    <w:lvl w:ilvl="7">
+      <w:start w:val="1"/>
+      <w:numFmt w:val="decimal"/>
+      <w:lvlText w:val="%1.%2.%3.%4.%5.%6.%7.%8."/>
+      <w:lvlJc w:val="left"/>
+      <w:pPr>
+        <w:ind w:left="3744" w:hanging="1224"/>
+      </w:pPr>
+    </w:lvl>
+    <w:lvl w:ilvl="8">
+      <w:start w:val="1"/>
+      <w:numFmt w:val="decimal"/>
+      <w:lvlText w:val="%1.%2.%3.%4.%5.%6.%7.%8.%9."/>
+      <w:lvlJc w:val="left"/>
+      <w:pPr>
+        <w:ind w:left="4320" w:hanging="1440"/>
+      </w:pPr>
+    </w:lvl>
+  </w:abstractNum>
   <w:num w:numId="1" w16cid:durableId="597443718">
-    <w:abstractNumId w:val="3"/>
+    <w:abstractNumId w:val="7"/>
   </w:num>
   <w:num w:numId="2" w16cid:durableId="371611008">
+    <w:abstractNumId w:val="4"/>
+  </w:num>
+  <w:num w:numId="3" w16cid:durableId="1714958610">
+    <w:abstractNumId w:val="5"/>
+  </w:num>
+  <w:num w:numId="4" w16cid:durableId="209195314">
+    <w:abstractNumId w:val="2"/>
+  </w:num>
+  <w:num w:numId="5" w16cid:durableId="1834881023">
+    <w:abstractNumId w:val="6"/>
+  </w:num>
+  <w:num w:numId="6" w16cid:durableId="1596285559">
+    <w:abstractNumId w:val="8"/>
+  </w:num>
+  <w:num w:numId="7" w16cid:durableId="361326326">
     <w:abstractNumId w:val="1"/>
   </w:num>
-  <w:num w:numId="3" w16cid:durableId="1714958610">
-    <w:abstractNumId w:val="2"/>
+  <w:num w:numId="8" w16cid:durableId="1531530008">
+    <w:abstractNumId w:val="0"/>
   </w:num>
-  <w:num w:numId="4" w16cid:durableId="209195314">
-    <w:abstractNumId w:val="0"/>
+  <w:num w:numId="9" w16cid:durableId="366637561">
+    <w:abstractNumId w:val="3"/>
   </w:num>
 </w:numbering>
 </file>
@@ -6646,11 +8134,11 @@
     <w:qFormat/>
     <w:rsid w:val="001A645E"/>
   </w:style>
-  <w:style w:type="paragraph" w:styleId="1">
+  <w:style w:type="paragraph" w:styleId="10">
     <w:name w:val="heading 1"/>
     <w:basedOn w:val="a"/>
     <w:next w:val="a"/>
-    <w:link w:val="10"/>
+    <w:link w:val="11"/>
     <w:uiPriority w:val="9"/>
     <w:qFormat/>
     <w:rsid w:val="00B22544"/>
@@ -6794,10 +8282,10 @@
     <w:uiPriority w:val="99"/>
     <w:rsid w:val="006152E2"/>
   </w:style>
-  <w:style w:type="character" w:customStyle="1" w:styleId="10">
+  <w:style w:type="character" w:customStyle="1" w:styleId="11">
     <w:name w:val="Заголовок 1 Знак"/>
     <w:basedOn w:val="a0"/>
-    <w:link w:val="1"/>
+    <w:link w:val="10"/>
     <w:uiPriority w:val="9"/>
     <w:rsid w:val="00B22544"/>
     <w:rPr>
@@ -6809,7 +8297,7 @@
   </w:style>
   <w:style w:type="paragraph" w:styleId="a8">
     <w:name w:val="TOC Heading"/>
-    <w:basedOn w:val="1"/>
+    <w:basedOn w:val="10"/>
     <w:next w:val="a"/>
     <w:uiPriority w:val="39"/>
     <w:unhideWhenUsed/>
@@ -6822,7 +8310,7 @@
       <w:lang w:eastAsia="ru-RU"/>
     </w:rPr>
   </w:style>
-  <w:style w:type="paragraph" w:styleId="11">
+  <w:style w:type="paragraph" w:styleId="12">
     <w:name w:val="toc 1"/>
     <w:basedOn w:val="a"/>
     <w:next w:val="a"/>
@@ -6935,6 +8423,186 @@
     <w:rsid w:val="00A2124B"/>
     <w:rPr>
       <w:vertAlign w:val="superscript"/>
+    </w:rPr>
+  </w:style>
+  <w:style w:type="character" w:styleId="ad">
+    <w:name w:val="annotation reference"/>
+    <w:basedOn w:val="a0"/>
+    <w:uiPriority w:val="99"/>
+    <w:semiHidden/>
+    <w:unhideWhenUsed/>
+    <w:rsid w:val="00514247"/>
+    <w:rPr>
+      <w:sz w:val="16"/>
+      <w:szCs w:val="16"/>
+    </w:rPr>
+  </w:style>
+  <w:style w:type="paragraph" w:styleId="ae">
+    <w:name w:val="annotation text"/>
+    <w:basedOn w:val="a"/>
+    <w:link w:val="af"/>
+    <w:uiPriority w:val="99"/>
+    <w:semiHidden/>
+    <w:unhideWhenUsed/>
+    <w:rsid w:val="00514247"/>
+    <w:pPr>
+      <w:spacing w:line="240" w:lineRule="auto"/>
+    </w:pPr>
+    <w:rPr>
+      <w:sz w:val="20"/>
+      <w:szCs w:val="20"/>
+    </w:rPr>
+  </w:style>
+  <w:style w:type="character" w:customStyle="1" w:styleId="af">
+    <w:name w:val="Текст примечания Знак"/>
+    <w:basedOn w:val="a0"/>
+    <w:link w:val="ae"/>
+    <w:uiPriority w:val="99"/>
+    <w:semiHidden/>
+    <w:rsid w:val="00514247"/>
+    <w:rPr>
+      <w:sz w:val="20"/>
+      <w:szCs w:val="20"/>
+    </w:rPr>
+  </w:style>
+  <w:style w:type="paragraph" w:styleId="af0">
+    <w:name w:val="annotation subject"/>
+    <w:basedOn w:val="ae"/>
+    <w:next w:val="ae"/>
+    <w:link w:val="af1"/>
+    <w:uiPriority w:val="99"/>
+    <w:semiHidden/>
+    <w:unhideWhenUsed/>
+    <w:rsid w:val="00514247"/>
+    <w:rPr>
+      <w:b/>
+      <w:bCs/>
+    </w:rPr>
+  </w:style>
+  <w:style w:type="character" w:customStyle="1" w:styleId="af1">
+    <w:name w:val="Тема примечания Знак"/>
+    <w:basedOn w:val="af"/>
+    <w:link w:val="af0"/>
+    <w:uiPriority w:val="99"/>
+    <w:semiHidden/>
+    <w:rsid w:val="00514247"/>
+    <w:rPr>
+      <w:b/>
+      <w:bCs/>
+      <w:sz w:val="20"/>
+      <w:szCs w:val="20"/>
+    </w:rPr>
+  </w:style>
+  <w:style w:type="paragraph" w:customStyle="1" w:styleId="af2">
+    <w:name w:val="Основной текст в отчете"/>
+    <w:basedOn w:val="a"/>
+    <w:link w:val="af3"/>
+    <w:qFormat/>
+    <w:rsid w:val="00A115A6"/>
+    <w:rPr>
+      <w:rFonts w:ascii="Times New Roman" w:hAnsi="Times New Roman"/>
+      <w:sz w:val="24"/>
+    </w:rPr>
+  </w:style>
+  <w:style w:type="numbering" w:customStyle="1" w:styleId="1">
+    <w:name w:val="Стиль1"/>
+    <w:uiPriority w:val="99"/>
+    <w:rsid w:val="00BA7A77"/>
+    <w:pPr>
+      <w:numPr>
+        <w:numId w:val="8"/>
+      </w:numPr>
+    </w:pPr>
+  </w:style>
+  <w:style w:type="character" w:customStyle="1" w:styleId="af3">
+    <w:name w:val="Основной текст в отчете Знак"/>
+    <w:basedOn w:val="a0"/>
+    <w:link w:val="af2"/>
+    <w:rsid w:val="00A115A6"/>
+    <w:rPr>
+      <w:rFonts w:ascii="Times New Roman" w:hAnsi="Times New Roman"/>
+      <w:sz w:val="24"/>
+    </w:rPr>
+  </w:style>
+  <w:style w:type="table" w:styleId="af4">
+    <w:name w:val="Table Grid"/>
+    <w:basedOn w:val="a1"/>
+    <w:uiPriority w:val="39"/>
+    <w:rsid w:val="003765A1"/>
+    <w:pPr>
+      <w:spacing w:after="0" w:line="240" w:lineRule="auto"/>
+    </w:pPr>
+    <w:tblPr>
+      <w:tblBorders>
+        <w:top w:val="single" w:sz="4" w:space="0" w:color="auto"/>
+        <w:left w:val="single" w:sz="4" w:space="0" w:color="auto"/>
+        <w:bottom w:val="single" w:sz="4" w:space="0" w:color="auto"/>
+        <w:right w:val="single" w:sz="4" w:space="0" w:color="auto"/>
+        <w:insideH w:val="single" w:sz="4" w:space="0" w:color="auto"/>
+        <w:insideV w:val="single" w:sz="4" w:space="0" w:color="auto"/>
+      </w:tblBorders>
+    </w:tblPr>
+  </w:style>
+  <w:style w:type="paragraph" w:styleId="af5">
+    <w:name w:val="caption"/>
+    <w:basedOn w:val="a"/>
+    <w:next w:val="a"/>
+    <w:link w:val="af6"/>
+    <w:uiPriority w:val="35"/>
+    <w:unhideWhenUsed/>
+    <w:qFormat/>
+    <w:rsid w:val="002E4D7A"/>
+    <w:pPr>
+      <w:spacing w:after="200" w:line="240" w:lineRule="auto"/>
+    </w:pPr>
+    <w:rPr>
+      <w:i/>
+      <w:iCs/>
+      <w:color w:val="44546A" w:themeColor="text2"/>
+      <w:sz w:val="18"/>
+      <w:szCs w:val="18"/>
+    </w:rPr>
+  </w:style>
+  <w:style w:type="paragraph" w:customStyle="1" w:styleId="af7">
+    <w:name w:val="Название рисунков"/>
+    <w:basedOn w:val="af5"/>
+    <w:link w:val="af8"/>
+    <w:qFormat/>
+    <w:rsid w:val="00B80C2F"/>
+    <w:pPr>
+      <w:jc w:val="center"/>
+    </w:pPr>
+    <w:rPr>
+      <w:rFonts w:ascii="Times New Roman" w:hAnsi="Times New Roman"/>
+      <w:sz w:val="20"/>
+    </w:rPr>
+  </w:style>
+  <w:style w:type="character" w:customStyle="1" w:styleId="af6">
+    <w:name w:val="Название объекта Знак"/>
+    <w:basedOn w:val="a0"/>
+    <w:link w:val="af5"/>
+    <w:uiPriority w:val="35"/>
+    <w:rsid w:val="00B80C2F"/>
+    <w:rPr>
+      <w:i/>
+      <w:iCs/>
+      <w:color w:val="44546A" w:themeColor="text2"/>
+      <w:sz w:val="18"/>
+      <w:szCs w:val="18"/>
+    </w:rPr>
+  </w:style>
+  <w:style w:type="character" w:customStyle="1" w:styleId="af8">
+    <w:name w:val="Название рисунков Знак"/>
+    <w:basedOn w:val="af6"/>
+    <w:link w:val="af7"/>
+    <w:rsid w:val="00B80C2F"/>
+    <w:rPr>
+      <w:rFonts w:ascii="Times New Roman" w:hAnsi="Times New Roman"/>
+      <w:i/>
+      <w:iCs/>
+      <w:color w:val="44546A" w:themeColor="text2"/>
+      <w:sz w:val="20"/>
+      <w:szCs w:val="18"/>
     </w:rPr>
   </w:style>
 </w:styles>

--- a/Отчёт.docx
+++ b/Отчёт.docx
@@ -1160,6 +1160,7 @@
         <w:p>
           <w:pPr>
             <w:pStyle w:val="a8"/>
+            <w:jc w:val="center"/>
             <w:rPr>
               <w:noProof/>
             </w:rPr>
@@ -4429,14 +4430,7 @@
           <w:rFonts w:cs="Times New Roman"/>
           <w:highlight w:val="yellow"/>
         </w:rPr>
-        <w:t xml:space="preserve"> </w:t>
-      </w:r>
-      <w:r>
-        <w:rPr>
-          <w:rFonts w:cs="Times New Roman"/>
-          <w:highlight w:val="yellow"/>
-        </w:rPr>
-        <w:t>Пример на рисунке 1.</w:t>
+        <w:t xml:space="preserve"> Пример на рисунке 1.</w:t>
       </w:r>
       <w:r>
         <w:rPr>
@@ -4523,10 +4517,7 @@
         <w:t xml:space="preserve"> </w:t>
       </w:r>
       <w:r>
-        <w:t>- паттерн ходьбы Корол</w:t>
-      </w:r>
-      <w:r>
-        <w:t>евы</w:t>
+        <w:t>- паттерн ходьбы Королевы</w:t>
       </w:r>
     </w:p>
     <w:p>
@@ -4679,10 +4670,7 @@
         <w:t xml:space="preserve"> </w:t>
       </w:r>
       <w:r>
-        <w:t xml:space="preserve">- паттерн ходьбы </w:t>
-      </w:r>
-      <w:r>
-        <w:t>Коня</w:t>
+        <w:t>- паттерн ходьбы Коня</w:t>
       </w:r>
     </w:p>
     <w:p>
@@ -5920,11 +5908,184 @@
           <w:sz w:val="28"/>
           <w:szCs w:val="28"/>
         </w:rPr>
-        <w:t xml:space="preserve"> и ее обоснование</w:t>
+        <w:t xml:space="preserve"> и е</w:t>
+      </w:r>
+      <w:r>
+        <w:rPr>
+          <w:rFonts w:ascii="Times New Roman" w:hAnsi="Times New Roman" w:cs="Times New Roman"/>
+          <w:color w:val="auto"/>
+          <w:sz w:val="28"/>
+          <w:szCs w:val="28"/>
+        </w:rPr>
+        <w:t>го</w:t>
+      </w:r>
+      <w:r>
+        <w:rPr>
+          <w:rFonts w:ascii="Times New Roman" w:hAnsi="Times New Roman" w:cs="Times New Roman"/>
+          <w:color w:val="auto"/>
+          <w:sz w:val="28"/>
+          <w:szCs w:val="28"/>
+        </w:rPr>
+        <w:t xml:space="preserve"> обоснование</w:t>
       </w:r>
       <w:bookmarkEnd w:id="24"/>
     </w:p>
     <w:p/>
+    <w:p>
+      <w:pPr>
+        <w:pStyle w:val="af2"/>
+      </w:pPr>
+      <w:r>
+        <w:t xml:space="preserve">Для написания игры был выбран игровой движок </w:t>
+      </w:r>
+      <w:r>
+        <w:rPr>
+          <w:lang w:val="en-US"/>
+        </w:rPr>
+        <w:t>Unity</w:t>
+      </w:r>
+      <w:r>
+        <w:t xml:space="preserve"> </w:t>
+      </w:r>
+      <w:r>
+        <w:rPr>
+          <w:lang w:val="en-US"/>
+        </w:rPr>
+        <w:t>Engine</w:t>
+      </w:r>
+      <w:r>
+        <w:t xml:space="preserve"> - </w:t>
+      </w:r>
+      <w:r>
+        <w:t>кроссплатформенное средство разработки цифровых игр</w:t>
+      </w:r>
+      <w:r>
+        <w:t xml:space="preserve">. В редактор встроен физический движок, графическое </w:t>
+      </w:r>
+      <w:r>
+        <w:rPr>
+          <w:lang w:val="en-US"/>
+        </w:rPr>
+        <w:t>API</w:t>
+      </w:r>
+      <w:r>
+        <w:t>, визуальная среда разработки. Это позволяет сосредоточится на написании непосредственно игровой логики</w:t>
+      </w:r>
+      <w:r>
+        <w:t xml:space="preserve"> </w:t>
+      </w:r>
+      <w:r>
+        <w:t xml:space="preserve">и не вдаваться в низкоуровневую реализацию игрового движка. Для написания скриптов в </w:t>
+      </w:r>
+      <w:r>
+        <w:rPr>
+          <w:lang w:val="en-US"/>
+        </w:rPr>
+        <w:t>Unity</w:t>
+      </w:r>
+      <w:r>
+        <w:t xml:space="preserve"> используется язык </w:t>
+      </w:r>
+      <w:r>
+        <w:rPr>
+          <w:lang w:val="en-US"/>
+        </w:rPr>
+        <w:t>C</w:t>
+      </w:r>
+      <w:r>
+        <w:t>#. За счет этого достигается кроссплатформенность, проект можно скомпилировать под разные платформы, в том числе и мобильные.</w:t>
+      </w:r>
+      <w:r>
+        <w:t xml:space="preserve"> Так же это позволяет при разработке пользоваться различными библиотеками платформы .</w:t>
+      </w:r>
+      <w:r>
+        <w:rPr>
+          <w:lang w:val="en-US"/>
+        </w:rPr>
+        <w:t>NET</w:t>
+      </w:r>
+      <w:r>
+        <w:t>. Визуальная среда разработки представлена на рисунке 2.1.</w:t>
+      </w:r>
+    </w:p>
+    <w:p>
+      <w:pPr>
+        <w:rPr>
+          <w:noProof/>
+        </w:rPr>
+      </w:pPr>
+    </w:p>
+    <w:p>
+      <w:pPr>
+        <w:keepNext/>
+      </w:pPr>
+      <w:r>
+        <w:rPr>
+          <w:noProof/>
+        </w:rPr>
+        <w:drawing>
+          <wp:inline distT="0" distB="0" distL="0" distR="0" wp14:anchorId="3657C1E4" wp14:editId="2907CCBE">
+            <wp:extent cx="5531883" cy="2965836"/>
+            <wp:effectExtent l="0" t="0" r="0" b="6350"/>
+            <wp:docPr id="2" name="Рисунок 2"/>
+            <wp:cNvGraphicFramePr>
+              <a:graphicFrameLocks xmlns:a="http://schemas.openxmlformats.org/drawingml/2006/main" noChangeAspect="1"/>
+            </wp:cNvGraphicFramePr>
+            <a:graphic xmlns:a="http://schemas.openxmlformats.org/drawingml/2006/main">
+              <a:graphicData uri="http://schemas.openxmlformats.org/drawingml/2006/picture">
+                <pic:pic xmlns:pic="http://schemas.openxmlformats.org/drawingml/2006/picture">
+                  <pic:nvPicPr>
+                    <pic:cNvPr id="1" name=""/>
+                    <pic:cNvPicPr/>
+                  </pic:nvPicPr>
+                  <pic:blipFill rotWithShape="1">
+                    <a:blip r:embed="rId16"/>
+                    <a:srcRect t="2758" b="5265"/>
+                    <a:stretch/>
+                  </pic:blipFill>
+                  <pic:spPr bwMode="auto">
+                    <a:xfrm>
+                      <a:off x="0" y="0"/>
+                      <a:ext cx="5583287" cy="2993396"/>
+                    </a:xfrm>
+                    <a:prstGeom prst="rect">
+                      <a:avLst/>
+                    </a:prstGeom>
+                    <a:ln>
+                      <a:noFill/>
+                    </a:ln>
+                    <a:extLst>
+                      <a:ext uri="{53640926-AAD7-44D8-BBD7-CCE9431645EC}">
+                        <a14:shadowObscured xmlns:a14="http://schemas.microsoft.com/office/drawing/2010/main"/>
+                      </a:ext>
+                    </a:extLst>
+                  </pic:spPr>
+                </pic:pic>
+              </a:graphicData>
+            </a:graphic>
+          </wp:inline>
+        </w:drawing>
+      </w:r>
+    </w:p>
+    <w:p>
+      <w:pPr>
+        <w:pStyle w:val="af7"/>
+      </w:pPr>
+      <w:r>
+        <w:t xml:space="preserve">Рисунок </w:t>
+      </w:r>
+      <w:fldSimple w:instr=" SEQ Рисунок \* ARABIC ">
+        <w:r>
+          <w:rPr>
+            <w:noProof/>
+          </w:rPr>
+          <w:t>2</w:t>
+        </w:r>
+      </w:fldSimple>
+      <w:r>
+        <w:t>.1. - визуальная среда разработки</w:t>
+      </w:r>
+    </w:p>
     <w:p>
       <w:r>
         <w:br w:type="page"/>
@@ -5957,6 +6118,80 @@
       </w:r>
       <w:bookmarkEnd w:id="25"/>
     </w:p>
+    <w:p/>
+    <w:p>
+      <w:pPr>
+        <w:pStyle w:val="af2"/>
+      </w:pPr>
+      <w:r>
+        <w:t>Структура проекта должна соответствовать нескольким требованиям. Первое – модульность. Разбиение на модули позволяет упростить поиск ошибок в програм</w:t>
+      </w:r>
+      <w:r>
+        <w:t>ме</w:t>
+      </w:r>
+      <w:r>
+        <w:t xml:space="preserve">, а также упрощает интеграцию новых модулей. </w:t>
+      </w:r>
+      <w:r>
+        <w:t xml:space="preserve">Так же при командной разработке проще разделить работу – разные </w:t>
+      </w:r>
+      <w:r>
+        <w:t>люди</w:t>
+      </w:r>
+      <w:r>
+        <w:t xml:space="preserve"> занимаются разработкой разных модулей. Второе – ориентация на данные. </w:t>
+      </w:r>
+      <w:r>
+        <w:t>Данные</w:t>
+      </w:r>
+      <w:r>
+        <w:t>,</w:t>
+      </w:r>
+      <w:r>
+        <w:t xml:space="preserve"> описывающие игру</w:t>
+      </w:r>
+      <w:r>
+        <w:t>,</w:t>
+      </w:r>
+      <w:r>
+        <w:t xml:space="preserve"> должны быть отделены от других модулей. При таком подходе проще организовать работу алгоритма</w:t>
+      </w:r>
+      <w:r>
+        <w:t xml:space="preserve"> </w:t>
+      </w:r>
+      <w:r>
+        <w:rPr>
+          <w:lang w:val="en-US"/>
+        </w:rPr>
+        <w:t>AI</w:t>
+      </w:r>
+      <w:r>
+        <w:t>, при работе с данными не будут затр</w:t>
+      </w:r>
+      <w:r>
+        <w:t xml:space="preserve">агиваться другие части программы. Для сетевой составляющей это так же удобно, данные </w:t>
+      </w:r>
+      <w:r>
+        <w:t>легко</w:t>
+      </w:r>
+      <w:r>
+        <w:t xml:space="preserve"> передавать по сети. При наличии авторитарного сервера можно хранить </w:t>
+      </w:r>
+      <w:r>
+        <w:t xml:space="preserve">на нем </w:t>
+      </w:r>
+      <w:r>
+        <w:t xml:space="preserve">состояние игры и </w:t>
+      </w:r>
+      <w:proofErr w:type="spellStart"/>
+      <w:r>
+        <w:t>валидировать</w:t>
+      </w:r>
+      <w:proofErr w:type="spellEnd"/>
+      <w:r>
+        <w:t xml:space="preserve"> действия игроков.</w:t>
+      </w:r>
+    </w:p>
     <w:p>
       <w:pPr>
         <w:pStyle w:val="2"/>
@@ -5977,21 +6212,109 @@
           <w:color w:val="auto"/>
           <w:sz w:val="28"/>
           <w:szCs w:val="28"/>
+        </w:rPr>
+        <w:t xml:space="preserve"> </w:t>
+      </w:r>
+      <w:bookmarkStart w:id="26" w:name="_Toc109658631"/>
+      <w:r>
+        <w:rPr>
+          <w:rFonts w:ascii="Times New Roman" w:hAnsi="Times New Roman" w:cs="Times New Roman"/>
+          <w:color w:val="auto"/>
+          <w:sz w:val="28"/>
+          <w:szCs w:val="28"/>
+        </w:rPr>
+        <w:t>Архитектура</w:t>
+      </w:r>
+      <w:bookmarkEnd w:id="26"/>
+    </w:p>
+    <w:p>
+      <w:pPr>
+        <w:pStyle w:val="af2"/>
+      </w:pPr>
+      <w:r>
+        <w:t xml:space="preserve">Архитектура определяет структуру программной системы, ее основные элементы и механизмы их взаимодействия. По сути, требования к структуре проекта – это требования к архитектуре. </w:t>
+      </w:r>
+      <w:r>
+        <w:br/>
+      </w:r>
+      <w:r>
+        <w:t xml:space="preserve">Использование </w:t>
+      </w:r>
+      <w:r>
+        <w:rPr>
           <w:lang w:val="en-US"/>
         </w:rPr>
+        <w:t>Unity</w:t>
+      </w:r>
+      <w:r>
         <w:t xml:space="preserve"> </w:t>
       </w:r>
-      <w:bookmarkStart w:id="26" w:name="_Toc109658631"/>
-      <w:r>
-        <w:rPr>
-          <w:rFonts w:ascii="Times New Roman" w:hAnsi="Times New Roman" w:cs="Times New Roman"/>
-          <w:color w:val="auto"/>
-          <w:sz w:val="28"/>
-          <w:szCs w:val="28"/>
-        </w:rPr>
-        <w:t>Архитектура</w:t>
-      </w:r>
-      <w:bookmarkEnd w:id="26"/>
+      <w:r>
+        <w:rPr>
+          <w:lang w:val="en-US"/>
+        </w:rPr>
+        <w:t>Engine</w:t>
+      </w:r>
+      <w:r>
+        <w:t xml:space="preserve"> </w:t>
+      </w:r>
+      <w:r>
+        <w:t xml:space="preserve">подразумевает использование </w:t>
+      </w:r>
+      <w:r>
+        <w:rPr>
+          <w:lang w:val="en-US"/>
+        </w:rPr>
+        <w:t>Entity</w:t>
+      </w:r>
+      <w:r>
+        <w:t xml:space="preserve"> </w:t>
+      </w:r>
+      <w:r>
+        <w:rPr>
+          <w:lang w:val="en-US"/>
+        </w:rPr>
+        <w:t>Component</w:t>
+      </w:r>
+      <w:r>
+        <w:t xml:space="preserve"> </w:t>
+      </w:r>
+      <w:r>
+        <w:t>архитектуры.</w:t>
+      </w:r>
+      <w:r>
+        <w:br/>
+      </w:r>
+      <w:r>
+        <w:rPr>
+          <w:lang w:val="en-US"/>
+        </w:rPr>
+        <w:t>Entity</w:t>
+      </w:r>
+      <w:r>
+        <w:t xml:space="preserve"> – </w:t>
+      </w:r>
+      <w:r>
+        <w:t xml:space="preserve">это сущность, которая содержит в себе различные компоненты. </w:t>
+      </w:r>
+      <w:r>
+        <w:rPr>
+          <w:lang w:val="en-US"/>
+        </w:rPr>
+        <w:t>Component</w:t>
+      </w:r>
+      <w:r>
+        <w:t xml:space="preserve"> – </w:t>
+      </w:r>
+      <w:r>
+        <w:t xml:space="preserve">это данные и алгоритмы, которые реализуют какое-то поведение. Из различных сущностей с наборами компонентов и складывается игровой мир. Однако данная архитектура не подходит под </w:t>
+      </w:r>
+      <w:r>
+        <w:t xml:space="preserve">второе требование к структуре приложения. Компоненты содержат не только данные, они реализуют определенное поведение, исходя из них. Для выбора архитектуры </w:t>
+      </w:r>
+      <w:r>
+        <w:t>нужно придерживаться дизайна, ориентированного на данные.</w:t>
+      </w:r>
     </w:p>
     <w:p>
       <w:pPr>
@@ -6005,6 +6328,7 @@
           <w:color w:val="auto"/>
           <w:sz w:val="28"/>
           <w:szCs w:val="28"/>
+          <w:lang w:val="en-US"/>
         </w:rPr>
       </w:pPr>
       <w:bookmarkStart w:id="27" w:name="_Toc109658632"/>
@@ -6028,6 +6352,400 @@
         <w:t>MVC</w:t>
       </w:r>
       <w:bookmarkEnd w:id="27"/>
+    </w:p>
+    <w:p>
+      <w:pPr>
+        <w:pStyle w:val="af2"/>
+        <w:rPr>
+          <w:rFonts w:cs="Times New Roman"/>
+          <w:color w:val="111111"/>
+          <w:shd w:val="clear" w:color="auto" w:fill="FFFFFF"/>
+        </w:rPr>
+      </w:pPr>
+      <w:r>
+        <w:rPr>
+          <w:shd w:val="clear" w:color="auto" w:fill="FFFFFF"/>
+        </w:rPr>
+        <w:t>MVC</w:t>
+      </w:r>
+      <w:r>
+        <w:rPr>
+          <w:shd w:val="clear" w:color="auto" w:fill="FFFFFF"/>
+        </w:rPr>
+        <w:t xml:space="preserve"> </w:t>
+      </w:r>
+      <w:r>
+        <w:rPr>
+          <w:shd w:val="clear" w:color="auto" w:fill="FFFFFF"/>
+        </w:rPr>
+        <w:t xml:space="preserve">или </w:t>
+      </w:r>
+      <w:r>
+        <w:rPr>
+          <w:shd w:val="clear" w:color="auto" w:fill="FFFFFF"/>
+        </w:rPr>
+        <w:t xml:space="preserve">же </w:t>
+      </w:r>
+      <w:r>
+        <w:rPr>
+          <w:shd w:val="clear" w:color="auto" w:fill="FFFFFF"/>
+        </w:rPr>
+        <w:t>Model-View-</w:t>
+      </w:r>
+      <w:proofErr w:type="spellStart"/>
+      <w:r>
+        <w:rPr>
+          <w:shd w:val="clear" w:color="auto" w:fill="FFFFFF"/>
+        </w:rPr>
+        <w:t>Controller</w:t>
+      </w:r>
+      <w:proofErr w:type="spellEnd"/>
+      <w:r>
+        <w:rPr>
+          <w:shd w:val="clear" w:color="auto" w:fill="FFFFFF"/>
+        </w:rPr>
+        <w:t xml:space="preserve"> </w:t>
+      </w:r>
+      <w:r>
+        <w:rPr>
+          <w:shd w:val="clear" w:color="auto" w:fill="FFFFFF"/>
+        </w:rPr>
+        <w:t xml:space="preserve">- </w:t>
+      </w:r>
+      <w:r>
+        <w:rPr>
+          <w:shd w:val="clear" w:color="auto" w:fill="FFFFFF"/>
+        </w:rPr>
+        <w:t xml:space="preserve">архитектурный </w:t>
+      </w:r>
+      <w:r>
+        <w:rPr>
+          <w:shd w:val="clear" w:color="auto" w:fill="FFFFFF"/>
+        </w:rPr>
+        <w:t xml:space="preserve">паттерн, </w:t>
+      </w:r>
+      <w:r>
+        <w:rPr>
+          <w:shd w:val="clear" w:color="auto" w:fill="FFFFFF"/>
+        </w:rPr>
+        <w:t>нашедший</w:t>
+      </w:r>
+      <w:r>
+        <w:rPr>
+          <w:shd w:val="clear" w:color="auto" w:fill="FFFFFF"/>
+        </w:rPr>
+        <w:t xml:space="preserve"> применение во многих технологиях</w:t>
+      </w:r>
+      <w:r>
+        <w:rPr>
+          <w:shd w:val="clear" w:color="auto" w:fill="FFFFFF"/>
+        </w:rPr>
+        <w:t>.</w:t>
+      </w:r>
+      <w:r>
+        <w:rPr>
+          <w:shd w:val="clear" w:color="auto" w:fill="FFFFFF"/>
+        </w:rPr>
+        <w:t xml:space="preserve"> </w:t>
+      </w:r>
+      <w:r>
+        <w:rPr>
+          <w:rStyle w:val="af3"/>
+        </w:rPr>
+        <w:t>В</w:t>
+      </w:r>
+      <w:r>
+        <w:rPr>
+          <w:rStyle w:val="af3"/>
+        </w:rPr>
+        <w:t xml:space="preserve"> классическом варианте, MVC состоит из трех частей, которые и дали ему название.</w:t>
+      </w:r>
+      <w:r>
+        <w:rPr>
+          <w:rStyle w:val="af3"/>
+        </w:rPr>
+        <w:br/>
+      </w:r>
+      <w:r>
+        <w:t>Модель -</w:t>
+      </w:r>
+      <w:r>
+        <w:t xml:space="preserve"> часть</w:t>
+      </w:r>
+      <w:r>
+        <w:t>,</w:t>
+      </w:r>
+      <w:r>
+        <w:t xml:space="preserve"> содержащая в себе функциональную бизнес-логику приложения. Модель должна быть полностью независима от остальных частей </w:t>
+      </w:r>
+      <w:r>
+        <w:t>систем</w:t>
+      </w:r>
+      <w:r>
+        <w:t>.</w:t>
+      </w:r>
+      <w:r>
+        <w:t xml:space="preserve"> </w:t>
+      </w:r>
+      <w:r>
+        <w:br/>
+      </w:r>
+      <w:r>
+        <w:rPr>
+          <w:rFonts w:cs="Times New Roman"/>
+          <w:color w:val="111111"/>
+          <w:shd w:val="clear" w:color="auto" w:fill="FFFFFF"/>
+        </w:rPr>
+        <w:t>Представление – это часть ответственная за отображение данных</w:t>
+      </w:r>
+      <w:r>
+        <w:rPr>
+          <w:rFonts w:cs="Times New Roman"/>
+          <w:color w:val="111111"/>
+          <w:shd w:val="clear" w:color="auto" w:fill="FFFFFF"/>
+        </w:rPr>
+        <w:t xml:space="preserve">. </w:t>
+      </w:r>
+      <w:r>
+        <w:rPr>
+          <w:rFonts w:cs="Times New Roman"/>
+          <w:color w:val="111111"/>
+          <w:shd w:val="clear" w:color="auto" w:fill="FFFFFF"/>
+        </w:rPr>
+        <w:t>П</w:t>
+      </w:r>
+      <w:r>
+        <w:rPr>
+          <w:rFonts w:cs="Times New Roman"/>
+          <w:color w:val="111111"/>
+          <w:shd w:val="clear" w:color="auto" w:fill="FFFFFF"/>
+        </w:rPr>
+        <w:t xml:space="preserve">редставление не может напрямую влиять на модель. </w:t>
+      </w:r>
+      <w:r>
+        <w:rPr>
+          <w:rFonts w:cs="Times New Roman"/>
+          <w:color w:val="111111"/>
+          <w:shd w:val="clear" w:color="auto" w:fill="FFFFFF"/>
+        </w:rPr>
+        <w:br/>
+      </w:r>
+      <w:r>
+        <w:rPr>
+          <w:rFonts w:cs="Times New Roman"/>
+          <w:color w:val="111111"/>
+          <w:shd w:val="clear" w:color="auto" w:fill="FFFFFF"/>
+        </w:rPr>
+        <w:t>Контроллер</w:t>
+      </w:r>
+      <w:r>
+        <w:rPr>
+          <w:rFonts w:cs="Times New Roman"/>
+          <w:color w:val="111111"/>
+          <w:shd w:val="clear" w:color="auto" w:fill="FFFFFF"/>
+        </w:rPr>
+        <w:t xml:space="preserve"> </w:t>
+      </w:r>
+      <w:r>
+        <w:rPr>
+          <w:rFonts w:cs="Times New Roman"/>
+          <w:color w:val="111111"/>
+          <w:shd w:val="clear" w:color="auto" w:fill="FFFFFF"/>
+        </w:rPr>
+        <w:t>- это</w:t>
+      </w:r>
+      <w:r>
+        <w:rPr>
+          <w:rFonts w:cs="Times New Roman"/>
+          <w:color w:val="111111"/>
+          <w:shd w:val="clear" w:color="auto" w:fill="FFFFFF"/>
+        </w:rPr>
+        <w:t xml:space="preserve"> промежуточный слой, который организует взаимодействие между моделью и отображением, </w:t>
+      </w:r>
+      <w:r>
+        <w:rPr>
+          <w:rFonts w:cs="Times New Roman"/>
+          <w:color w:val="111111"/>
+          <w:shd w:val="clear" w:color="auto" w:fill="FFFFFF"/>
+        </w:rPr>
+        <w:t>и содерж</w:t>
+      </w:r>
+      <w:r>
+        <w:rPr>
+          <w:rFonts w:cs="Times New Roman"/>
+          <w:color w:val="111111"/>
+          <w:shd w:val="clear" w:color="auto" w:fill="FFFFFF"/>
+        </w:rPr>
+        <w:t>ит</w:t>
+      </w:r>
+      <w:r>
+        <w:rPr>
+          <w:rFonts w:cs="Times New Roman"/>
+          <w:color w:val="111111"/>
+          <w:shd w:val="clear" w:color="auto" w:fill="FFFFFF"/>
+        </w:rPr>
+        <w:t xml:space="preserve"> в себе</w:t>
+      </w:r>
+      <w:r>
+        <w:rPr>
+          <w:rFonts w:cs="Times New Roman"/>
+          <w:color w:val="111111"/>
+          <w:shd w:val="clear" w:color="auto" w:fill="FFFFFF"/>
+        </w:rPr>
+        <w:t xml:space="preserve"> определенную</w:t>
+      </w:r>
+      <w:r>
+        <w:rPr>
+          <w:rFonts w:cs="Times New Roman"/>
+          <w:color w:val="111111"/>
+          <w:shd w:val="clear" w:color="auto" w:fill="FFFFFF"/>
+        </w:rPr>
+        <w:t xml:space="preserve"> </w:t>
+      </w:r>
+      <w:r>
+        <w:rPr>
+          <w:rFonts w:cs="Times New Roman"/>
+          <w:color w:val="111111"/>
+          <w:shd w:val="clear" w:color="auto" w:fill="FFFFFF"/>
+        </w:rPr>
+        <w:t>промежуточную логику. Схема</w:t>
+      </w:r>
+      <w:r>
+        <w:rPr>
+          <w:rFonts w:cs="Times New Roman"/>
+          <w:color w:val="111111"/>
+          <w:shd w:val="clear" w:color="auto" w:fill="FFFFFF"/>
+        </w:rPr>
+        <w:t>,</w:t>
+      </w:r>
+      <w:r>
+        <w:rPr>
+          <w:rFonts w:cs="Times New Roman"/>
+          <w:color w:val="111111"/>
+          <w:shd w:val="clear" w:color="auto" w:fill="FFFFFF"/>
+        </w:rPr>
+        <w:t xml:space="preserve"> описывающая паттерн </w:t>
+      </w:r>
+      <w:r>
+        <w:rPr>
+          <w:rFonts w:cs="Times New Roman"/>
+          <w:color w:val="111111"/>
+          <w:shd w:val="clear" w:color="auto" w:fill="FFFFFF"/>
+          <w:lang w:val="en-US"/>
+        </w:rPr>
+        <w:t>MVC</w:t>
+      </w:r>
+      <w:r>
+        <w:rPr>
+          <w:rFonts w:cs="Times New Roman"/>
+          <w:color w:val="111111"/>
+          <w:shd w:val="clear" w:color="auto" w:fill="FFFFFF"/>
+        </w:rPr>
+        <w:t xml:space="preserve"> </w:t>
+      </w:r>
+      <w:r>
+        <w:rPr>
+          <w:rFonts w:cs="Times New Roman"/>
+          <w:color w:val="111111"/>
+          <w:shd w:val="clear" w:color="auto" w:fill="FFFFFF"/>
+        </w:rPr>
+        <w:t>изображена на рисунке 3.1.</w:t>
+      </w:r>
+    </w:p>
+    <w:p>
+      <w:pPr>
+        <w:pStyle w:val="af2"/>
+        <w:keepNext/>
+        <w:jc w:val="center"/>
+      </w:pPr>
+      <w:r>
+        <w:rPr>
+          <w:rFonts w:cs="Times New Roman"/>
+          <w:noProof/>
+          <w:color w:val="111111"/>
+          <w:shd w:val="clear" w:color="auto" w:fill="FFFFFF"/>
+        </w:rPr>
+        <w:lastRenderedPageBreak/>
+        <w:drawing>
+          <wp:inline distT="0" distB="0" distL="0" distR="0" wp14:anchorId="228E0499" wp14:editId="20892E59">
+            <wp:extent cx="4822466" cy="1728390"/>
+            <wp:effectExtent l="0" t="0" r="0" b="0"/>
+            <wp:docPr id="3" name="Рисунок 3"/>
+            <wp:cNvGraphicFramePr>
+              <a:graphicFrameLocks xmlns:a="http://schemas.openxmlformats.org/drawingml/2006/main" noChangeAspect="1"/>
+            </wp:cNvGraphicFramePr>
+            <a:graphic xmlns:a="http://schemas.openxmlformats.org/drawingml/2006/main">
+              <a:graphicData uri="http://schemas.openxmlformats.org/drawingml/2006/picture">
+                <pic:pic xmlns:pic="http://schemas.openxmlformats.org/drawingml/2006/picture">
+                  <pic:nvPicPr>
+                    <pic:cNvPr id="0" name="Picture 1"/>
+                    <pic:cNvPicPr>
+                      <a:picLocks noChangeAspect="1" noChangeArrowheads="1"/>
+                    </pic:cNvPicPr>
+                  </pic:nvPicPr>
+                  <pic:blipFill>
+                    <a:blip r:embed="rId17">
+                      <a:extLst>
+                        <a:ext uri="{28A0092B-C50C-407E-A947-70E740481C1C}">
+                          <a14:useLocalDpi xmlns:a14="http://schemas.microsoft.com/office/drawing/2010/main" val="0"/>
+                        </a:ext>
+                      </a:extLst>
+                    </a:blip>
+                    <a:srcRect/>
+                    <a:stretch>
+                      <a:fillRect/>
+                    </a:stretch>
+                  </pic:blipFill>
+                  <pic:spPr bwMode="auto">
+                    <a:xfrm>
+                      <a:off x="0" y="0"/>
+                      <a:ext cx="4833803" cy="1732453"/>
+                    </a:xfrm>
+                    <a:prstGeom prst="rect">
+                      <a:avLst/>
+                    </a:prstGeom>
+                    <a:noFill/>
+                    <a:ln>
+                      <a:noFill/>
+                    </a:ln>
+                  </pic:spPr>
+                </pic:pic>
+              </a:graphicData>
+            </a:graphic>
+          </wp:inline>
+        </w:drawing>
+      </w:r>
+    </w:p>
+    <w:p>
+      <w:pPr>
+        <w:pStyle w:val="af5"/>
+        <w:jc w:val="center"/>
+        <w:rPr>
+          <w:rFonts w:cs="Times New Roman"/>
+          <w:color w:val="111111"/>
+          <w:shd w:val="clear" w:color="auto" w:fill="FFFFFF"/>
+        </w:rPr>
+      </w:pPr>
+      <w:r>
+        <w:t xml:space="preserve">Рисунок </w:t>
+      </w:r>
+      <w:fldSimple w:instr=" SEQ Рисунок \* ARABIC ">
+        <w:r>
+          <w:rPr>
+            <w:noProof/>
+          </w:rPr>
+          <w:t>3</w:t>
+        </w:r>
+      </w:fldSimple>
+      <w:r>
+        <w:t xml:space="preserve">.1. - схема паттерна </w:t>
+      </w:r>
+      <w:r>
+        <w:rPr>
+          <w:lang w:val="en-US"/>
+        </w:rPr>
+        <w:t>MVC</w:t>
+      </w:r>
     </w:p>
     <w:p>
       <w:pPr>
@@ -6066,6 +6784,48 @@
     </w:p>
     <w:p>
       <w:pPr>
+        <w:pStyle w:val="af2"/>
+      </w:pPr>
+      <w:r>
+        <w:rPr>
+          <w:lang w:val="en-US"/>
+        </w:rPr>
+        <w:t>MVC</w:t>
+      </w:r>
+      <w:r>
+        <w:t xml:space="preserve"> </w:t>
+      </w:r>
+      <w:r>
+        <w:t>архитектура отвечает требованиям</w:t>
+      </w:r>
+      <w:r>
+        <w:t>,</w:t>
+      </w:r>
+      <w:r>
+        <w:t xml:space="preserve"> выдвинутым ранее</w:t>
+      </w:r>
+      <w:r>
+        <w:t>,</w:t>
+      </w:r>
+      <w:r>
+        <w:t xml:space="preserve"> к структуре проекта. Модульность обеспечивается разделением программы на слои модели, представления, и контроллера. </w:t>
+      </w:r>
+      <w:r>
+        <w:t xml:space="preserve">Внутри каждого слоя так же возможно разбиение на более мелкие модули со своей зоной ответственности. Требование к отделению данных от остальной программы так же легко реализовать внутри слоя модели. </w:t>
+      </w:r>
+      <w:r>
+        <w:t>Нужно отдельно</w:t>
+      </w:r>
+      <w:r>
+        <w:t xml:space="preserve"> выделить классы содержащие только данные, описывающие игровой мир и </w:t>
+      </w:r>
+      <w:r>
+        <w:t>классы, реализующие игровую логику. Получится что внутри модели будут отдельно выделены данные игры и алгоритмы, которые изменяют эти данные.</w:t>
+      </w:r>
+    </w:p>
+    <w:p/>
+    <w:p>
+      <w:pPr>
         <w:pStyle w:val="2"/>
         <w:numPr>
           <w:ilvl w:val="1"/>
@@ -6084,7 +6844,6 @@
           <w:color w:val="auto"/>
           <w:sz w:val="28"/>
           <w:szCs w:val="28"/>
-          <w:lang w:val="en-US"/>
         </w:rPr>
         <w:t xml:space="preserve"> </w:t>
       </w:r>
@@ -6779,8 +7538,8 @@
       </w:pPr>
     </w:p>
     <w:sectPr>
-      <w:footerReference w:type="default" r:id="rId16"/>
-      <w:footerReference w:type="first" r:id="rId17"/>
+      <w:footerReference w:type="default" r:id="rId18"/>
+      <w:footerReference w:type="first" r:id="rId19"/>
       <w:pgSz w:w="11906" w:h="16838"/>
       <w:pgMar w:top="1134" w:right="850" w:bottom="1134" w:left="1701" w:header="708" w:footer="708" w:gutter="0"/>
       <w:pgNumType w:start="4"/>
@@ -8200,6 +8959,26 @@
       <w:szCs w:val="24"/>
     </w:rPr>
   </w:style>
+  <w:style w:type="paragraph" w:styleId="6">
+    <w:name w:val="heading 6"/>
+    <w:basedOn w:val="a"/>
+    <w:next w:val="a"/>
+    <w:link w:val="60"/>
+    <w:uiPriority w:val="9"/>
+    <w:unhideWhenUsed/>
+    <w:qFormat/>
+    <w:rsid w:val="00515F48"/>
+    <w:pPr>
+      <w:keepNext/>
+      <w:keepLines/>
+      <w:spacing w:before="40" w:after="0"/>
+      <w:outlineLvl w:val="5"/>
+    </w:pPr>
+    <w:rPr>
+      <w:rFonts w:asciiTheme="majorHAnsi" w:eastAsiaTheme="majorEastAsia" w:hAnsiTheme="majorHAnsi" w:cstheme="majorBidi"/>
+      <w:color w:val="1F3763" w:themeColor="accent1" w:themeShade="7F"/>
+    </w:rPr>
+  </w:style>
   <w:style w:type="character" w:default="1" w:styleId="a0">
     <w:name w:val="Default Paragraph Font"/>
     <w:uiPriority w:val="1"/>
@@ -8498,7 +9277,10 @@
     <w:basedOn w:val="a"/>
     <w:link w:val="af3"/>
     <w:qFormat/>
-    <w:rsid w:val="00A115A6"/>
+    <w:rsid w:val="000D5824"/>
+    <w:pPr>
+      <w:spacing w:line="360" w:lineRule="auto"/>
+    </w:pPr>
     <w:rPr>
       <w:rFonts w:ascii="Times New Roman" w:hAnsi="Times New Roman"/>
       <w:sz w:val="24"/>
@@ -8518,7 +9300,7 @@
     <w:name w:val="Основной текст в отчете Знак"/>
     <w:basedOn w:val="a0"/>
     <w:link w:val="af2"/>
-    <w:rsid w:val="00A115A6"/>
+    <w:rsid w:val="000D5824"/>
     <w:rPr>
       <w:rFonts w:ascii="Times New Roman" w:hAnsi="Times New Roman"/>
       <w:sz w:val="24"/>
@@ -8603,6 +9385,17 @@
       <w:color w:val="44546A" w:themeColor="text2"/>
       <w:sz w:val="20"/>
       <w:szCs w:val="18"/>
+    </w:rPr>
+  </w:style>
+  <w:style w:type="character" w:customStyle="1" w:styleId="60">
+    <w:name w:val="Заголовок 6 Знак"/>
+    <w:basedOn w:val="a0"/>
+    <w:link w:val="6"/>
+    <w:uiPriority w:val="9"/>
+    <w:rsid w:val="00515F48"/>
+    <w:rPr>
+      <w:rFonts w:asciiTheme="majorHAnsi" w:eastAsiaTheme="majorEastAsia" w:hAnsiTheme="majorHAnsi" w:cstheme="majorBidi"/>
+      <w:color w:val="1F3763" w:themeColor="accent1" w:themeShade="7F"/>
     </w:rPr>
   </w:style>
 </w:styles>

--- a/Отчёт.docx
+++ b/Отчёт.docx
@@ -368,23 +368,7 @@
           <w:rFonts w:ascii="Times New Roman" w:hAnsi="Times New Roman" w:cs="Times New Roman"/>
           <w:u w:val="single"/>
         </w:rPr>
-        <w:t xml:space="preserve">      </w:t>
-      </w:r>
-      <w:proofErr w:type="spellStart"/>
-      <w:r>
-        <w:rPr>
-          <w:rFonts w:ascii="Times New Roman" w:hAnsi="Times New Roman" w:cs="Times New Roman"/>
-          <w:u w:val="single"/>
-        </w:rPr>
-        <w:t>Жевнерчук</w:t>
-      </w:r>
-      <w:proofErr w:type="spellEnd"/>
-      <w:r>
-        <w:rPr>
-          <w:rFonts w:ascii="Times New Roman" w:hAnsi="Times New Roman" w:cs="Times New Roman"/>
-          <w:u w:val="single"/>
-        </w:rPr>
-        <w:t xml:space="preserve"> Д.В,</w:t>
+        <w:t xml:space="preserve">      Жевнерчук Д.В,</w:t>
       </w:r>
       <w:r>
         <w:rPr>
@@ -3765,76 +3749,33 @@
     </w:p>
     <w:p>
       <w:pPr>
-        <w:spacing w:line="360" w:lineRule="auto"/>
-        <w:rPr>
-          <w:rFonts w:ascii="Times New Roman" w:hAnsi="Times New Roman" w:cs="Times New Roman"/>
-          <w:sz w:val="24"/>
-          <w:szCs w:val="24"/>
-        </w:rPr>
-      </w:pPr>
-      <w:r>
-        <w:rPr>
-          <w:rFonts w:ascii="Times New Roman" w:hAnsi="Times New Roman" w:cs="Times New Roman"/>
-          <w:sz w:val="24"/>
-          <w:szCs w:val="24"/>
-        </w:rPr>
+        <w:pStyle w:val="af2"/>
+      </w:pPr>
+      <w:r>
         <w:t xml:space="preserve">Разрабатываемое приложение – цифровая, настольная игра </w:t>
       </w:r>
       <w:r>
-        <w:rPr>
-          <w:rFonts w:ascii="Times New Roman" w:hAnsi="Times New Roman" w:cs="Times New Roman"/>
-          <w:sz w:val="24"/>
-          <w:szCs w:val="24"/>
-        </w:rPr>
         <w:t xml:space="preserve">на захват территории, </w:t>
       </w:r>
       <w:r>
-        <w:rPr>
-          <w:rFonts w:ascii="Times New Roman" w:hAnsi="Times New Roman" w:cs="Times New Roman"/>
-          <w:sz w:val="24"/>
-          <w:szCs w:val="24"/>
-        </w:rPr>
         <w:t>рассчитанная на 2 – 4 человек.</w:t>
       </w:r>
       <w:r>
-        <w:rPr>
-          <w:rFonts w:ascii="Times New Roman" w:hAnsi="Times New Roman" w:cs="Times New Roman"/>
-          <w:sz w:val="24"/>
-          <w:szCs w:val="24"/>
-        </w:rPr>
         <w:t xml:space="preserve"> </w:t>
       </w:r>
       <w:r>
-        <w:rPr>
-          <w:rFonts w:ascii="Times New Roman" w:hAnsi="Times New Roman" w:cs="Times New Roman"/>
-          <w:sz w:val="24"/>
-          <w:szCs w:val="24"/>
-        </w:rPr>
         <w:t>Есть возможность игры нескольких людей с одного устройства</w:t>
       </w:r>
       <w:r>
-        <w:rPr>
-          <w:rFonts w:ascii="Times New Roman" w:hAnsi="Times New Roman" w:cs="Times New Roman"/>
-          <w:sz w:val="24"/>
-          <w:szCs w:val="24"/>
-        </w:rPr>
         <w:t xml:space="preserve">, игры человека против </w:t>
       </w:r>
       <w:r>
         <w:rPr>
-          <w:rFonts w:ascii="Times New Roman" w:hAnsi="Times New Roman" w:cs="Times New Roman"/>
-          <w:sz w:val="24"/>
-          <w:szCs w:val="24"/>
           <w:lang w:val="en-US"/>
         </w:rPr>
         <w:t>AI</w:t>
       </w:r>
       <w:r>
-        <w:rPr>
-          <w:rFonts w:ascii="Times New Roman" w:hAnsi="Times New Roman" w:cs="Times New Roman"/>
-          <w:sz w:val="24"/>
-          <w:szCs w:val="24"/>
-        </w:rPr>
         <w:t>, а также игры нескольких людей по сети.</w:t>
       </w:r>
     </w:p>
@@ -3886,84 +3827,40 @@
     </w:p>
     <w:p>
       <w:pPr>
-        <w:spacing w:line="360" w:lineRule="auto"/>
-        <w:rPr>
-          <w:rFonts w:ascii="Times New Roman" w:hAnsi="Times New Roman" w:cs="Times New Roman"/>
-          <w:sz w:val="24"/>
-          <w:szCs w:val="24"/>
-        </w:rPr>
-      </w:pPr>
-      <w:r>
-        <w:rPr>
-          <w:rFonts w:ascii="Times New Roman" w:hAnsi="Times New Roman" w:cs="Times New Roman"/>
-          <w:sz w:val="24"/>
-          <w:szCs w:val="24"/>
-        </w:rPr>
+        <w:pStyle w:val="af2"/>
+      </w:pPr>
+      <w:r>
         <w:t xml:space="preserve">Игровая доска представляет из себя поле </w:t>
       </w:r>
       <w:r>
         <w:rPr>
-          <w:rFonts w:ascii="Times New Roman" w:hAnsi="Times New Roman" w:cs="Times New Roman"/>
-          <w:sz w:val="24"/>
-          <w:szCs w:val="24"/>
           <w:lang w:val="en-US"/>
         </w:rPr>
         <w:t>n</w:t>
       </w:r>
       <w:r>
-        <w:rPr>
-          <w:rFonts w:ascii="Times New Roman" w:hAnsi="Times New Roman" w:cs="Times New Roman"/>
-          <w:sz w:val="24"/>
-          <w:szCs w:val="24"/>
-        </w:rPr>
         <w:t xml:space="preserve"> на </w:t>
       </w:r>
       <w:r>
         <w:rPr>
-          <w:rFonts w:ascii="Times New Roman" w:hAnsi="Times New Roman" w:cs="Times New Roman"/>
-          <w:sz w:val="24"/>
-          <w:szCs w:val="24"/>
           <w:lang w:val="en-US"/>
         </w:rPr>
         <w:t>n</w:t>
       </w:r>
       <w:r>
-        <w:rPr>
-          <w:rFonts w:ascii="Times New Roman" w:hAnsi="Times New Roman" w:cs="Times New Roman"/>
-          <w:sz w:val="24"/>
-          <w:szCs w:val="24"/>
-        </w:rPr>
         <w:t xml:space="preserve"> квадратных клеток, где каждая клетка изначально окрашена в белый цвет. Если на клетке оказывается фигура игрока, то клетка принимает цвет </w:t>
       </w:r>
       <w:r>
-        <w:rPr>
-          <w:rFonts w:ascii="Times New Roman" w:hAnsi="Times New Roman" w:cs="Times New Roman"/>
-          <w:sz w:val="24"/>
-          <w:szCs w:val="24"/>
-        </w:rPr>
         <w:t>этого игрока и считается,</w:t>
       </w:r>
       <w:r>
-        <w:rPr>
-          <w:rFonts w:ascii="Times New Roman" w:hAnsi="Times New Roman" w:cs="Times New Roman"/>
-          <w:sz w:val="24"/>
-          <w:szCs w:val="24"/>
-        </w:rPr>
         <w:t xml:space="preserve"> что эта клетка под его контролем</w:t>
       </w:r>
       <w:r>
-        <w:rPr>
-          <w:rFonts w:ascii="Times New Roman" w:hAnsi="Times New Roman" w:cs="Times New Roman"/>
-          <w:sz w:val="24"/>
-          <w:szCs w:val="24"/>
-        </w:rPr>
         <w:t xml:space="preserve">. </w:t>
       </w:r>
       <w:r>
         <w:rPr>
-          <w:rFonts w:ascii="Times New Roman" w:hAnsi="Times New Roman" w:cs="Times New Roman"/>
-          <w:sz w:val="24"/>
-          <w:szCs w:val="24"/>
           <w:highlight w:val="yellow"/>
         </w:rPr>
         <w:t>Пример игровой доски представлен на рисунке 1.1</w:t>
@@ -4098,116 +3995,48 @@
     </w:p>
     <w:p>
       <w:pPr>
-        <w:spacing w:line="360" w:lineRule="auto"/>
-        <w:rPr>
-          <w:rFonts w:ascii="Times New Roman" w:hAnsi="Times New Roman" w:cs="Times New Roman"/>
-          <w:sz w:val="24"/>
-          <w:szCs w:val="24"/>
-        </w:rPr>
-      </w:pPr>
-      <w:r>
-        <w:rPr>
-          <w:rFonts w:ascii="Times New Roman" w:hAnsi="Times New Roman" w:cs="Times New Roman"/>
-          <w:sz w:val="24"/>
-          <w:szCs w:val="24"/>
-        </w:rPr>
+        <w:pStyle w:val="af2"/>
+      </w:pPr>
+      <w:r>
         <w:t>Игрок изначально име</w:t>
       </w:r>
       <w:r>
-        <w:rPr>
-          <w:rFonts w:ascii="Times New Roman" w:hAnsi="Times New Roman" w:cs="Times New Roman"/>
-          <w:sz w:val="24"/>
-          <w:szCs w:val="24"/>
-        </w:rPr>
         <w:t>ет</w:t>
       </w:r>
       <w:r>
-        <w:rPr>
-          <w:rFonts w:ascii="Times New Roman" w:hAnsi="Times New Roman" w:cs="Times New Roman"/>
-          <w:sz w:val="24"/>
-          <w:szCs w:val="24"/>
-        </w:rPr>
         <w:t xml:space="preserve"> некоторы</w:t>
       </w:r>
       <w:r>
-        <w:rPr>
-          <w:rFonts w:ascii="Times New Roman" w:hAnsi="Times New Roman" w:cs="Times New Roman"/>
-          <w:sz w:val="24"/>
-          <w:szCs w:val="24"/>
-        </w:rPr>
         <w:t>й</w:t>
       </w:r>
       <w:r>
-        <w:rPr>
-          <w:rFonts w:ascii="Times New Roman" w:hAnsi="Times New Roman" w:cs="Times New Roman"/>
-          <w:sz w:val="24"/>
-          <w:szCs w:val="24"/>
-        </w:rPr>
         <w:t xml:space="preserve"> набор фигур</w:t>
       </w:r>
       <w:r>
-        <w:rPr>
-          <w:rFonts w:ascii="Times New Roman" w:hAnsi="Times New Roman" w:cs="Times New Roman"/>
-          <w:sz w:val="24"/>
-          <w:szCs w:val="24"/>
-        </w:rPr>
         <w:t>, который расставлен в углу игровой доски.</w:t>
       </w:r>
       <w:r>
-        <w:rPr>
-          <w:rFonts w:ascii="Times New Roman" w:hAnsi="Times New Roman" w:cs="Times New Roman"/>
-          <w:sz w:val="24"/>
-          <w:szCs w:val="24"/>
-        </w:rPr>
         <w:t xml:space="preserve"> </w:t>
       </w:r>
       <w:r>
-        <w:rPr>
-          <w:rFonts w:ascii="Times New Roman" w:hAnsi="Times New Roman" w:cs="Times New Roman"/>
-          <w:sz w:val="24"/>
-          <w:szCs w:val="24"/>
-        </w:rPr>
         <w:t>Разные фигуры имеют разные паттерны передвижения по игровой доске. Некоторые фигуры могут перекрашивать вражеские клетки</w:t>
       </w:r>
       <w:r>
-        <w:rPr>
-          <w:rFonts w:ascii="Times New Roman" w:hAnsi="Times New Roman" w:cs="Times New Roman"/>
-          <w:sz w:val="24"/>
-          <w:szCs w:val="24"/>
-        </w:rPr>
         <w:t xml:space="preserve">, </w:t>
       </w:r>
       <w:r>
-        <w:rPr>
-          <w:rFonts w:ascii="Times New Roman" w:hAnsi="Times New Roman" w:cs="Times New Roman"/>
-          <w:sz w:val="24"/>
-          <w:szCs w:val="24"/>
-        </w:rPr>
         <w:t>некоторые фигуры могут есть вражеские фигуры.</w:t>
       </w:r>
       <w:r>
-        <w:rPr>
-          <w:rFonts w:ascii="Times New Roman" w:hAnsi="Times New Roman" w:cs="Times New Roman"/>
-          <w:sz w:val="24"/>
-          <w:szCs w:val="24"/>
-        </w:rPr>
         <w:t xml:space="preserve"> </w:t>
       </w:r>
       <w:r>
         <w:rPr>
-          <w:rFonts w:ascii="Times New Roman" w:hAnsi="Times New Roman" w:cs="Times New Roman"/>
-          <w:sz w:val="24"/>
-          <w:szCs w:val="24"/>
           <w:highlight w:val="yellow"/>
         </w:rPr>
         <w:t>Ниже представлена таблица реализованных фигур, паттерны их ходов, возможности перекрашивания вражеских клеток и поедания фигур</w:t>
       </w:r>
       <w:r>
-        <w:rPr>
-          <w:rFonts w:ascii="Times New Roman" w:hAnsi="Times New Roman" w:cs="Times New Roman"/>
-          <w:sz w:val="24"/>
-          <w:szCs w:val="24"/>
-        </w:rPr>
         <w:t>.</w:t>
       </w:r>
     </w:p>
@@ -4235,54 +4064,1551 @@
         <w:lastRenderedPageBreak/>
         <w:t xml:space="preserve"> Король</w:t>
       </w:r>
-      <w:r>
+    </w:p>
+    <w:p>
+      <w:pPr>
+        <w:pStyle w:val="af2"/>
+      </w:pPr>
+      <w:r>
+        <w:rPr>
+          <w:highlight w:val="yellow"/>
+        </w:rPr>
+        <w:t xml:space="preserve">Король может наступить на любую клетку на карте, которая ему доступна. Пример </w:t>
+      </w:r>
+      <w:bookmarkStart w:id="23" w:name="_Toc109658628"/>
+      <w:r>
+        <w:t xml:space="preserve"> </w:t>
+      </w:r>
+      <w:r>
+        <w:fldChar w:fldCharType="begin"/>
+      </w:r>
+      <w:r>
+        <w:instrText xml:space="preserve"> REF _Ref109693425 \h </w:instrText>
+      </w:r>
+      <w:r>
+        <w:fldChar w:fldCharType="separate"/>
+      </w:r>
+      <w:r>
+        <w:t xml:space="preserve">Рисунок А. </w:t>
+      </w:r>
+      <w:r>
+        <w:rPr>
+          <w:noProof/>
+        </w:rPr>
+        <w:t>1</w:t>
+      </w:r>
+      <w:r>
+        <w:t xml:space="preserve"> - паттерн ходьб</w:t>
+      </w:r>
+      <w:r>
+        <w:t>а</w:t>
+      </w:r>
+      <w:r>
+        <w:t xml:space="preserve"> Короля</w:t>
+      </w:r>
+      <w:r>
+        <w:fldChar w:fldCharType="end"/>
+      </w:r>
+    </w:p>
+    <w:p>
+      <w:pPr>
+        <w:pStyle w:val="3"/>
+        <w:numPr>
+          <w:ilvl w:val="2"/>
+          <w:numId w:val="3"/>
+        </w:numPr>
+        <w:spacing w:line="360" w:lineRule="auto"/>
         <w:rPr>
           <w:rFonts w:ascii="Times New Roman" w:hAnsi="Times New Roman" w:cs="Times New Roman"/>
           <w:color w:val="auto"/>
           <w:sz w:val="28"/>
           <w:szCs w:val="28"/>
         </w:rPr>
+      </w:pPr>
+      <w:r>
+        <w:rPr>
+          <w:rFonts w:ascii="Times New Roman" w:hAnsi="Times New Roman" w:cs="Times New Roman"/>
+          <w:color w:val="auto"/>
+          <w:sz w:val="28"/>
+          <w:szCs w:val="28"/>
+        </w:rPr>
+        <w:t>Королева</w:t>
+      </w:r>
+    </w:p>
+    <w:p>
+      <w:pPr>
+        <w:pStyle w:val="af2"/>
+        <w:rPr>
+          <w:rFonts w:cs="Times New Roman"/>
+        </w:rPr>
+      </w:pPr>
+      <w:r>
+        <w:rPr>
+          <w:highlight w:val="yellow"/>
+        </w:rPr>
+        <w:t>Королева может</w:t>
+      </w:r>
+      <w:r>
+        <w:rPr>
+          <w:highlight w:val="yellow"/>
+        </w:rPr>
+        <w:t xml:space="preserve"> ходить по диагонали</w:t>
+      </w:r>
+      <w:r>
+        <w:rPr>
+          <w:highlight w:val="yellow"/>
+        </w:rPr>
+        <w:t>, горизонтали</w:t>
+      </w:r>
+      <w:r>
+        <w:rPr>
+          <w:highlight w:val="yellow"/>
+        </w:rPr>
+        <w:t xml:space="preserve"> и вертикали в любые стороны куда может</w:t>
+      </w:r>
+      <w:r>
+        <w:rPr>
+          <w:highlight w:val="yellow"/>
+        </w:rPr>
+        <w:t>.</w:t>
+      </w:r>
+      <w:r>
+        <w:rPr>
+          <w:rFonts w:cs="Times New Roman"/>
+          <w:highlight w:val="yellow"/>
+        </w:rPr>
+        <w:t xml:space="preserve"> Пример </w:t>
+      </w:r>
+      <w:r>
+        <w:rPr>
+          <w:rFonts w:cs="Times New Roman"/>
+          <w:highlight w:val="yellow"/>
+        </w:rPr>
+        <w:fldChar w:fldCharType="begin"/>
+      </w:r>
+      <w:r>
+        <w:rPr>
+          <w:rFonts w:cs="Times New Roman"/>
+          <w:highlight w:val="yellow"/>
+        </w:rPr>
+        <w:instrText xml:space="preserve"> REF _Ref109693523 \h </w:instrText>
+      </w:r>
+      <w:r>
+        <w:rPr>
+          <w:rFonts w:cs="Times New Roman"/>
+          <w:highlight w:val="yellow"/>
+        </w:rPr>
+      </w:r>
+      <w:r>
+        <w:rPr>
+          <w:rFonts w:cs="Times New Roman"/>
+          <w:highlight w:val="yellow"/>
+        </w:rPr>
+        <w:fldChar w:fldCharType="separate"/>
+      </w:r>
+      <w:r>
+        <w:t>Рисунок А.</w:t>
+      </w:r>
+      <w:r>
+        <w:rPr>
+          <w:noProof/>
+        </w:rPr>
+        <w:t>2</w:t>
+      </w:r>
+      <w:r>
+        <w:t>. - Паттерн ходьбы Королевы</w:t>
+      </w:r>
+      <w:r>
+        <w:rPr>
+          <w:rFonts w:cs="Times New Roman"/>
+          <w:highlight w:val="yellow"/>
+        </w:rPr>
+        <w:fldChar w:fldCharType="end"/>
+      </w:r>
+    </w:p>
+    <w:p>
+      <w:pPr>
+        <w:pStyle w:val="3"/>
+        <w:numPr>
+          <w:ilvl w:val="2"/>
+          <w:numId w:val="3"/>
+        </w:numPr>
+        <w:spacing w:line="360" w:lineRule="auto"/>
+        <w:rPr>
+          <w:rFonts w:ascii="Times New Roman" w:hAnsi="Times New Roman" w:cs="Times New Roman"/>
+          <w:color w:val="auto"/>
+          <w:sz w:val="28"/>
+          <w:szCs w:val="28"/>
+        </w:rPr>
+      </w:pPr>
+      <w:r>
+        <w:rPr>
+          <w:rFonts w:ascii="Times New Roman" w:hAnsi="Times New Roman" w:cs="Times New Roman"/>
+          <w:color w:val="auto"/>
+          <w:sz w:val="28"/>
+          <w:szCs w:val="28"/>
+        </w:rPr>
+        <w:t xml:space="preserve"> Конь</w:t>
+      </w:r>
+    </w:p>
+    <w:p>
+      <w:pPr>
+        <w:pStyle w:val="af2"/>
+        <w:rPr>
+          <w:rFonts w:cs="Times New Roman"/>
+        </w:rPr>
+      </w:pPr>
+      <w:r>
+        <w:rPr>
+          <w:highlight w:val="yellow"/>
+        </w:rPr>
+        <w:t>Конь ходит буквой Г</w:t>
+      </w:r>
+      <w:r>
+        <w:t xml:space="preserve">. </w:t>
+      </w:r>
+      <w:r>
+        <w:rPr>
+          <w:rFonts w:cs="Times New Roman"/>
+          <w:highlight w:val="yellow"/>
+        </w:rPr>
+        <w:t>Пример</w:t>
+      </w:r>
+      <w:r>
+        <w:rPr>
+          <w:rFonts w:cs="Times New Roman"/>
+        </w:rPr>
+        <w:t xml:space="preserve"> </w:t>
+      </w:r>
+      <w:r>
+        <w:rPr>
+          <w:rFonts w:cs="Times New Roman"/>
+        </w:rPr>
+        <w:fldChar w:fldCharType="begin"/>
+      </w:r>
+      <w:r>
+        <w:rPr>
+          <w:rFonts w:cs="Times New Roman"/>
+        </w:rPr>
+        <w:instrText xml:space="preserve"> REF _Ref109693143 \h </w:instrText>
+      </w:r>
+      <w:r>
+        <w:rPr>
+          <w:rFonts w:cs="Times New Roman"/>
+        </w:rPr>
+      </w:r>
+      <w:r>
+        <w:rPr>
+          <w:rFonts w:cs="Times New Roman"/>
+        </w:rPr>
+        <w:fldChar w:fldCharType="separate"/>
+      </w:r>
+      <w:r>
+        <w:t>Рисунок А.</w:t>
+      </w:r>
+      <w:r>
+        <w:rPr>
+          <w:noProof/>
+        </w:rPr>
+        <w:t>3</w:t>
+      </w:r>
+      <w:r>
+        <w:t>. - паттерн ходьба Коня</w:t>
+      </w:r>
+      <w:r>
+        <w:rPr>
+          <w:rFonts w:cs="Times New Roman"/>
+        </w:rPr>
+        <w:fldChar w:fldCharType="end"/>
+      </w:r>
+    </w:p>
+    <w:p>
+      <w:pPr>
+        <w:pStyle w:val="3"/>
+        <w:numPr>
+          <w:ilvl w:val="2"/>
+          <w:numId w:val="3"/>
+        </w:numPr>
+        <w:spacing w:line="360" w:lineRule="auto"/>
+        <w:rPr>
+          <w:rFonts w:ascii="Times New Roman" w:hAnsi="Times New Roman" w:cs="Times New Roman"/>
+          <w:color w:val="auto"/>
+          <w:sz w:val="28"/>
+          <w:szCs w:val="28"/>
+        </w:rPr>
+      </w:pPr>
+      <w:r>
+        <w:rPr>
+          <w:rFonts w:ascii="Times New Roman" w:hAnsi="Times New Roman" w:cs="Times New Roman"/>
+          <w:color w:val="auto"/>
+          <w:sz w:val="28"/>
+          <w:szCs w:val="28"/>
+        </w:rPr>
+        <w:t xml:space="preserve"> Ладья</w:t>
+      </w:r>
+    </w:p>
+    <w:p>
+      <w:pPr>
+        <w:pStyle w:val="af2"/>
+        <w:rPr>
+          <w:rFonts w:cs="Times New Roman"/>
+        </w:rPr>
+      </w:pPr>
+      <w:r>
+        <w:rPr>
+          <w:highlight w:val="yellow"/>
+        </w:rPr>
+        <w:t>Ходит по диагонали</w:t>
+      </w:r>
+      <w:r>
+        <w:t xml:space="preserve">. </w:t>
+      </w:r>
+      <w:r>
+        <w:rPr>
+          <w:rFonts w:cs="Times New Roman"/>
+          <w:highlight w:val="yellow"/>
+        </w:rPr>
+        <w:t>Пример</w:t>
+      </w:r>
+      <w:r>
+        <w:rPr>
+          <w:rFonts w:cs="Times New Roman"/>
+          <w:highlight w:val="yellow"/>
+        </w:rPr>
+        <w:t xml:space="preserve"> </w:t>
+      </w:r>
+      <w:r>
+        <w:rPr>
+          <w:rFonts w:cs="Times New Roman"/>
+          <w:highlight w:val="yellow"/>
+        </w:rPr>
+        <w:fldChar w:fldCharType="begin"/>
+      </w:r>
+      <w:r>
+        <w:rPr>
+          <w:rFonts w:cs="Times New Roman"/>
+          <w:highlight w:val="yellow"/>
+        </w:rPr>
+        <w:instrText xml:space="preserve"> REF _Ref109693542 \h </w:instrText>
+      </w:r>
+      <w:r>
+        <w:rPr>
+          <w:rFonts w:cs="Times New Roman"/>
+          <w:highlight w:val="yellow"/>
+        </w:rPr>
+      </w:r>
+      <w:r>
+        <w:rPr>
+          <w:rFonts w:cs="Times New Roman"/>
+          <w:highlight w:val="yellow"/>
+        </w:rPr>
+        <w:fldChar w:fldCharType="separate"/>
+      </w:r>
+      <w:r>
+        <w:t>Рисунок А.</w:t>
+      </w:r>
+      <w:r>
+        <w:rPr>
+          <w:noProof/>
+        </w:rPr>
+        <w:t>4</w:t>
+      </w:r>
+      <w:r>
+        <w:t xml:space="preserve"> - паттерн ходьбы Ладьи</w:t>
+      </w:r>
+      <w:r>
+        <w:rPr>
+          <w:rFonts w:cs="Times New Roman"/>
+          <w:highlight w:val="yellow"/>
+        </w:rPr>
+        <w:fldChar w:fldCharType="end"/>
+      </w:r>
+      <w:r>
+        <w:rPr>
+          <w:rFonts w:cs="Times New Roman"/>
+          <w:highlight w:val="yellow"/>
+        </w:rPr>
+        <w:fldChar w:fldCharType="begin"/>
+      </w:r>
+      <w:r>
+        <w:rPr>
+          <w:rFonts w:cs="Times New Roman"/>
+          <w:highlight w:val="yellow"/>
+        </w:rPr>
+        <w:instrText xml:space="preserve"> REF _Ref109691470 \h </w:instrText>
+      </w:r>
+      <w:r>
+        <w:rPr>
+          <w:rFonts w:cs="Times New Roman"/>
+          <w:highlight w:val="yellow"/>
+        </w:rPr>
+      </w:r>
+      <w:r>
+        <w:rPr>
+          <w:rFonts w:cs="Times New Roman"/>
+          <w:highlight w:val="yellow"/>
+        </w:rPr>
+        <w:fldChar w:fldCharType="separate"/>
+      </w:r>
+      <w:r>
+        <w:rPr>
+          <w:rFonts w:cs="Times New Roman"/>
+          <w:highlight w:val="yellow"/>
+        </w:rPr>
+        <w:fldChar w:fldCharType="end"/>
+      </w:r>
+    </w:p>
+    <w:p>
+      <w:pPr>
+        <w:pStyle w:val="3"/>
+        <w:numPr>
+          <w:ilvl w:val="2"/>
+          <w:numId w:val="3"/>
+        </w:numPr>
+        <w:spacing w:line="360" w:lineRule="auto"/>
+        <w:rPr>
+          <w:rFonts w:ascii="Times New Roman" w:hAnsi="Times New Roman" w:cs="Times New Roman"/>
+          <w:color w:val="auto"/>
+          <w:sz w:val="28"/>
+          <w:szCs w:val="28"/>
+        </w:rPr>
+      </w:pPr>
+      <w:r>
+        <w:rPr>
+          <w:rFonts w:ascii="Times New Roman" w:hAnsi="Times New Roman" w:cs="Times New Roman"/>
+          <w:color w:val="auto"/>
+          <w:sz w:val="28"/>
+          <w:szCs w:val="28"/>
+        </w:rPr>
+        <w:t>Слон</w:t>
+      </w:r>
+    </w:p>
+    <w:p>
+      <w:pPr>
+        <w:pStyle w:val="af2"/>
+        <w:rPr>
+          <w:rFonts w:cs="Times New Roman"/>
+        </w:rPr>
+      </w:pPr>
+      <w:r>
+        <w:rPr>
+          <w:highlight w:val="yellow"/>
+        </w:rPr>
+        <w:t>Ходит по вертикали и горизонтали</w:t>
+      </w:r>
+      <w:r>
+        <w:t xml:space="preserve">. </w:t>
+      </w:r>
+      <w:r>
+        <w:rPr>
+          <w:rFonts w:cs="Times New Roman"/>
+          <w:highlight w:val="yellow"/>
+        </w:rPr>
+        <w:t>Пример</w:t>
+      </w:r>
+      <w:r>
+        <w:rPr>
+          <w:rFonts w:cs="Times New Roman"/>
+        </w:rPr>
+        <w:t xml:space="preserve"> </w:t>
+      </w:r>
+      <w:r>
+        <w:rPr>
+          <w:rFonts w:cs="Times New Roman"/>
+          <w:highlight w:val="yellow"/>
+        </w:rPr>
+        <w:fldChar w:fldCharType="begin"/>
+      </w:r>
+      <w:r>
+        <w:rPr>
+          <w:rFonts w:cs="Times New Roman"/>
+        </w:rPr>
+        <w:instrText xml:space="preserve"> REF _Ref109693551 \h </w:instrText>
+      </w:r>
+      <w:r>
+        <w:rPr>
+          <w:rFonts w:cs="Times New Roman"/>
+          <w:highlight w:val="yellow"/>
+        </w:rPr>
+      </w:r>
+      <w:r>
+        <w:rPr>
+          <w:rFonts w:cs="Times New Roman"/>
+          <w:highlight w:val="yellow"/>
+        </w:rPr>
+        <w:fldChar w:fldCharType="separate"/>
+      </w:r>
+      <w:r>
+        <w:t>Рисунок А.</w:t>
+      </w:r>
+      <w:r>
+        <w:rPr>
+          <w:noProof/>
+        </w:rPr>
+        <w:t>5</w:t>
+      </w:r>
+      <w:r>
+        <w:t>. - паттерн ходьба Слона</w:t>
+      </w:r>
+      <w:r>
+        <w:rPr>
+          <w:rFonts w:cs="Times New Roman"/>
+          <w:highlight w:val="yellow"/>
+        </w:rPr>
+        <w:fldChar w:fldCharType="end"/>
+      </w:r>
+    </w:p>
+    <w:p>
+      <w:pPr>
+        <w:pStyle w:val="3"/>
+        <w:numPr>
+          <w:ilvl w:val="2"/>
+          <w:numId w:val="3"/>
+        </w:numPr>
+        <w:spacing w:line="360" w:lineRule="auto"/>
+        <w:rPr>
+          <w:rFonts w:ascii="Times New Roman" w:hAnsi="Times New Roman" w:cs="Times New Roman"/>
+          <w:color w:val="auto"/>
+          <w:sz w:val="28"/>
+          <w:szCs w:val="28"/>
+        </w:rPr>
+      </w:pPr>
+      <w:r>
+        <w:rPr>
+          <w:rFonts w:ascii="Times New Roman" w:hAnsi="Times New Roman" w:cs="Times New Roman"/>
+          <w:color w:val="auto"/>
+          <w:sz w:val="28"/>
+          <w:szCs w:val="28"/>
+        </w:rPr>
+        <w:t xml:space="preserve"> </w:t>
+      </w:r>
+      <w:r>
+        <w:rPr>
+          <w:rFonts w:ascii="Times New Roman" w:hAnsi="Times New Roman" w:cs="Times New Roman"/>
+          <w:color w:val="auto"/>
+          <w:sz w:val="28"/>
+          <w:szCs w:val="28"/>
+        </w:rPr>
+        <w:t>Пешка</w:t>
+      </w:r>
+    </w:p>
+    <w:p>
+      <w:pPr>
+        <w:pStyle w:val="af2"/>
+        <w:rPr>
+          <w:rFonts w:cs="Times New Roman"/>
+        </w:rPr>
+      </w:pPr>
+      <w:r>
+        <w:rPr>
+          <w:highlight w:val="yellow"/>
+        </w:rPr>
+        <w:t xml:space="preserve">Может ходить в радиусе 1 около </w:t>
+      </w:r>
+      <w:r>
+        <w:rPr>
+          <w:highlight w:val="yellow"/>
+        </w:rPr>
+        <w:t>себя,</w:t>
+      </w:r>
+      <w:r>
+        <w:rPr>
+          <w:highlight w:val="yellow"/>
+        </w:rPr>
+        <w:t xml:space="preserve"> а еще может кушать другие фигуры</w:t>
+      </w:r>
+      <w:r>
+        <w:t xml:space="preserve">. </w:t>
+      </w:r>
+      <w:r>
+        <w:rPr>
+          <w:rFonts w:cs="Times New Roman"/>
+          <w:highlight w:val="yellow"/>
+        </w:rPr>
+        <w:t xml:space="preserve">Пример </w:t>
+      </w:r>
+      <w:r>
+        <w:rPr>
+          <w:rFonts w:cs="Times New Roman"/>
+          <w:highlight w:val="yellow"/>
+        </w:rPr>
+        <w:fldChar w:fldCharType="begin"/>
+      </w:r>
+      <w:r>
+        <w:rPr>
+          <w:rFonts w:cs="Times New Roman"/>
+          <w:highlight w:val="yellow"/>
+        </w:rPr>
+        <w:instrText xml:space="preserve"> REF _Ref109693563 \h </w:instrText>
+      </w:r>
+      <w:r>
+        <w:rPr>
+          <w:rFonts w:cs="Times New Roman"/>
+          <w:highlight w:val="yellow"/>
+        </w:rPr>
+      </w:r>
+      <w:r>
+        <w:rPr>
+          <w:rFonts w:cs="Times New Roman"/>
+          <w:highlight w:val="yellow"/>
+        </w:rPr>
+        <w:fldChar w:fldCharType="separate"/>
+      </w:r>
+      <w:r>
+        <w:t>Рисунок А.</w:t>
+      </w:r>
+      <w:r>
+        <w:rPr>
+          <w:noProof/>
+        </w:rPr>
+        <w:t>6</w:t>
+      </w:r>
+      <w:r>
+        <w:t>. - паттерн ходьбы Пешки</w:t>
+      </w:r>
+      <w:r>
+        <w:rPr>
+          <w:rFonts w:cs="Times New Roman"/>
+          <w:highlight w:val="yellow"/>
+        </w:rPr>
+        <w:fldChar w:fldCharType="end"/>
+      </w:r>
+    </w:p>
+    <w:p>
+      <w:pPr>
+        <w:pStyle w:val="3"/>
+        <w:numPr>
+          <w:ilvl w:val="2"/>
+          <w:numId w:val="3"/>
+        </w:numPr>
+        <w:spacing w:line="360" w:lineRule="auto"/>
+        <w:rPr>
+          <w:rFonts w:ascii="Times New Roman" w:hAnsi="Times New Roman" w:cs="Times New Roman"/>
+          <w:color w:val="auto"/>
+          <w:sz w:val="28"/>
+          <w:szCs w:val="28"/>
+        </w:rPr>
+      </w:pPr>
+      <w:r>
+        <w:rPr>
+          <w:rFonts w:ascii="Times New Roman" w:hAnsi="Times New Roman" w:cs="Times New Roman"/>
+          <w:color w:val="auto"/>
+          <w:sz w:val="28"/>
+          <w:szCs w:val="28"/>
+        </w:rPr>
+        <w:t xml:space="preserve"> </w:t>
+      </w:r>
+      <w:r>
+        <w:rPr>
+          <w:rFonts w:ascii="Times New Roman" w:hAnsi="Times New Roman" w:cs="Times New Roman"/>
+          <w:color w:val="auto"/>
+          <w:sz w:val="28"/>
+          <w:szCs w:val="28"/>
+          <w:highlight w:val="yellow"/>
+        </w:rPr>
+        <w:t>Кто куда может наступать представлена в Таблице 1.1</w:t>
+      </w:r>
+      <w:r>
+        <w:rPr>
+          <w:rFonts w:ascii="Times New Roman" w:hAnsi="Times New Roman" w:cs="Times New Roman"/>
+          <w:color w:val="auto"/>
+          <w:sz w:val="28"/>
+          <w:szCs w:val="28"/>
+        </w:rPr>
+        <w:t>.</w:t>
+      </w:r>
+    </w:p>
+    <w:p>
+      <w:pPr>
+        <w:pStyle w:val="af7"/>
+      </w:pPr>
+      <w:r>
+        <w:t>Таблица 1.1</w:t>
+      </w:r>
+      <w:r>
+        <w:t>.</w:t>
+      </w:r>
+    </w:p>
+    <w:tbl>
+      <w:tblPr>
+        <w:tblStyle w:val="af4"/>
+        <w:tblW w:w="0" w:type="auto"/>
+        <w:tblLook w:val="04A0" w:firstRow="1" w:lastRow="0" w:firstColumn="1" w:lastColumn="0" w:noHBand="0" w:noVBand="1"/>
+      </w:tblPr>
+      <w:tblGrid>
+        <w:gridCol w:w="1117"/>
+        <w:gridCol w:w="1177"/>
+        <w:gridCol w:w="1499"/>
+        <w:gridCol w:w="1425"/>
+        <w:gridCol w:w="1499"/>
+        <w:gridCol w:w="1425"/>
+      </w:tblGrid>
+      <w:tr>
+        <w:tc>
+          <w:tcPr>
+            <w:tcW w:w="1117" w:type="dxa"/>
+          </w:tcPr>
+          <w:p>
+            <w:pPr>
+              <w:jc w:val="center"/>
+            </w:pPr>
+            <w:r>
+              <w:t>Имя</w:t>
+            </w:r>
+          </w:p>
+        </w:tc>
+        <w:tc>
+          <w:tcPr>
+            <w:tcW w:w="1177" w:type="dxa"/>
+          </w:tcPr>
+          <w:p>
+            <w:pPr>
+              <w:jc w:val="center"/>
+              <w:rPr>
+                <w:highlight w:val="yellow"/>
+              </w:rPr>
+            </w:pPr>
+            <w:r>
+              <w:rPr>
+                <w:highlight w:val="yellow"/>
+              </w:rPr>
+              <w:t>На пустые клетки</w:t>
+            </w:r>
+          </w:p>
+        </w:tc>
+        <w:tc>
+          <w:tcPr>
+            <w:tcW w:w="1499" w:type="dxa"/>
+          </w:tcPr>
+          <w:p>
+            <w:pPr>
+              <w:jc w:val="center"/>
+              <w:rPr>
+                <w:highlight w:val="yellow"/>
+              </w:rPr>
+            </w:pPr>
+            <w:r>
+              <w:rPr>
+                <w:highlight w:val="yellow"/>
+              </w:rPr>
+              <w:t>На свои закрашенные</w:t>
+            </w:r>
+          </w:p>
+        </w:tc>
+        <w:tc>
+          <w:tcPr>
+            <w:tcW w:w="1425" w:type="dxa"/>
+          </w:tcPr>
+          <w:p>
+            <w:pPr>
+              <w:jc w:val="center"/>
+              <w:rPr>
+                <w:highlight w:val="yellow"/>
+              </w:rPr>
+            </w:pPr>
+            <w:r>
+              <w:rPr>
+                <w:highlight w:val="yellow"/>
+              </w:rPr>
+              <w:t>На свои захваченные</w:t>
+            </w:r>
+          </w:p>
+        </w:tc>
+        <w:tc>
+          <w:tcPr>
+            <w:tcW w:w="1499" w:type="dxa"/>
+          </w:tcPr>
+          <w:p>
+            <w:pPr>
+              <w:jc w:val="center"/>
+              <w:rPr>
+                <w:highlight w:val="yellow"/>
+              </w:rPr>
+            </w:pPr>
+            <w:r>
+              <w:rPr>
+                <w:highlight w:val="yellow"/>
+              </w:rPr>
+              <w:t>На чужие закрашенные</w:t>
+            </w:r>
+          </w:p>
+        </w:tc>
+        <w:tc>
+          <w:tcPr>
+            <w:tcW w:w="1419" w:type="dxa"/>
+          </w:tcPr>
+          <w:p>
+            <w:pPr>
+              <w:jc w:val="center"/>
+              <w:rPr>
+                <w:highlight w:val="yellow"/>
+              </w:rPr>
+            </w:pPr>
+            <w:r>
+              <w:rPr>
+                <w:highlight w:val="yellow"/>
+              </w:rPr>
+              <w:t>На чужие захваченные</w:t>
+            </w:r>
+          </w:p>
+        </w:tc>
+      </w:tr>
+      <w:tr>
+        <w:tc>
+          <w:tcPr>
+            <w:tcW w:w="1117" w:type="dxa"/>
+          </w:tcPr>
+          <w:p>
+            <w:r>
+              <w:t>Король</w:t>
+            </w:r>
+          </w:p>
+        </w:tc>
+        <w:tc>
+          <w:tcPr>
+            <w:tcW w:w="1177" w:type="dxa"/>
+          </w:tcPr>
+          <w:p>
+            <w:pPr>
+              <w:jc w:val="center"/>
+            </w:pPr>
+            <w:r>
+              <w:t>+</w:t>
+            </w:r>
+          </w:p>
+        </w:tc>
+        <w:tc>
+          <w:tcPr>
+            <w:tcW w:w="1499" w:type="dxa"/>
+          </w:tcPr>
+          <w:p>
+            <w:pPr>
+              <w:jc w:val="center"/>
+            </w:pPr>
+            <w:r>
+              <w:t>+</w:t>
+            </w:r>
+          </w:p>
+        </w:tc>
+        <w:tc>
+          <w:tcPr>
+            <w:tcW w:w="1425" w:type="dxa"/>
+          </w:tcPr>
+          <w:p>
+            <w:pPr>
+              <w:jc w:val="center"/>
+            </w:pPr>
+            <w:r>
+              <w:t>+</w:t>
+            </w:r>
+          </w:p>
+        </w:tc>
+        <w:tc>
+          <w:tcPr>
+            <w:tcW w:w="1499" w:type="dxa"/>
+          </w:tcPr>
+          <w:p>
+            <w:pPr>
+              <w:jc w:val="center"/>
+            </w:pPr>
+            <w:r>
+              <w:t>-</w:t>
+            </w:r>
+          </w:p>
+        </w:tc>
+        <w:tc>
+          <w:tcPr>
+            <w:tcW w:w="1419" w:type="dxa"/>
+          </w:tcPr>
+          <w:p>
+            <w:pPr>
+              <w:jc w:val="center"/>
+            </w:pPr>
+            <w:r>
+              <w:t>-</w:t>
+            </w:r>
+          </w:p>
+        </w:tc>
+      </w:tr>
+      <w:tr>
+        <w:tc>
+          <w:tcPr>
+            <w:tcW w:w="1117" w:type="dxa"/>
+          </w:tcPr>
+          <w:p>
+            <w:r>
+              <w:t>Королева</w:t>
+            </w:r>
+          </w:p>
+        </w:tc>
+        <w:tc>
+          <w:tcPr>
+            <w:tcW w:w="1177" w:type="dxa"/>
+          </w:tcPr>
+          <w:p>
+            <w:pPr>
+              <w:jc w:val="center"/>
+            </w:pPr>
+            <w:r>
+              <w:t>+</w:t>
+            </w:r>
+          </w:p>
+        </w:tc>
+        <w:tc>
+          <w:tcPr>
+            <w:tcW w:w="1499" w:type="dxa"/>
+          </w:tcPr>
+          <w:p>
+            <w:pPr>
+              <w:jc w:val="center"/>
+            </w:pPr>
+            <w:r>
+              <w:t>+</w:t>
+            </w:r>
+          </w:p>
+        </w:tc>
+        <w:tc>
+          <w:tcPr>
+            <w:tcW w:w="1425" w:type="dxa"/>
+          </w:tcPr>
+          <w:p>
+            <w:pPr>
+              <w:jc w:val="center"/>
+            </w:pPr>
+            <w:r>
+              <w:t>+</w:t>
+            </w:r>
+          </w:p>
+        </w:tc>
+        <w:tc>
+          <w:tcPr>
+            <w:tcW w:w="1499" w:type="dxa"/>
+          </w:tcPr>
+          <w:p>
+            <w:pPr>
+              <w:jc w:val="center"/>
+            </w:pPr>
+            <w:r>
+              <w:t>-</w:t>
+            </w:r>
+          </w:p>
+        </w:tc>
+        <w:tc>
+          <w:tcPr>
+            <w:tcW w:w="1419" w:type="dxa"/>
+          </w:tcPr>
+          <w:p>
+            <w:pPr>
+              <w:jc w:val="center"/>
+            </w:pPr>
+            <w:r>
+              <w:t>-</w:t>
+            </w:r>
+          </w:p>
+        </w:tc>
+      </w:tr>
+      <w:tr>
+        <w:tc>
+          <w:tcPr>
+            <w:tcW w:w="1117" w:type="dxa"/>
+          </w:tcPr>
+          <w:p>
+            <w:r>
+              <w:t>Конь</w:t>
+            </w:r>
+          </w:p>
+        </w:tc>
+        <w:tc>
+          <w:tcPr>
+            <w:tcW w:w="1177" w:type="dxa"/>
+          </w:tcPr>
+          <w:p>
+            <w:pPr>
+              <w:jc w:val="center"/>
+            </w:pPr>
+            <w:r>
+              <w:t>+</w:t>
+            </w:r>
+          </w:p>
+        </w:tc>
+        <w:tc>
+          <w:tcPr>
+            <w:tcW w:w="1499" w:type="dxa"/>
+          </w:tcPr>
+          <w:p>
+            <w:pPr>
+              <w:jc w:val="center"/>
+            </w:pPr>
+            <w:r>
+              <w:t>+</w:t>
+            </w:r>
+          </w:p>
+        </w:tc>
+        <w:tc>
+          <w:tcPr>
+            <w:tcW w:w="1425" w:type="dxa"/>
+          </w:tcPr>
+          <w:p>
+            <w:pPr>
+              <w:jc w:val="center"/>
+            </w:pPr>
+            <w:r>
+              <w:t>+</w:t>
+            </w:r>
+          </w:p>
+        </w:tc>
+        <w:tc>
+          <w:tcPr>
+            <w:tcW w:w="1499" w:type="dxa"/>
+          </w:tcPr>
+          <w:p>
+            <w:pPr>
+              <w:jc w:val="center"/>
+            </w:pPr>
+            <w:r>
+              <w:t>+</w:t>
+            </w:r>
+          </w:p>
+        </w:tc>
+        <w:tc>
+          <w:tcPr>
+            <w:tcW w:w="1419" w:type="dxa"/>
+          </w:tcPr>
+          <w:p>
+            <w:pPr>
+              <w:jc w:val="center"/>
+            </w:pPr>
+            <w:r>
+              <w:t>-</w:t>
+            </w:r>
+          </w:p>
+        </w:tc>
+      </w:tr>
+      <w:tr>
+        <w:tc>
+          <w:tcPr>
+            <w:tcW w:w="1117" w:type="dxa"/>
+          </w:tcPr>
+          <w:p>
+            <w:r>
+              <w:t>Ладья</w:t>
+            </w:r>
+          </w:p>
+        </w:tc>
+        <w:tc>
+          <w:tcPr>
+            <w:tcW w:w="1177" w:type="dxa"/>
+          </w:tcPr>
+          <w:p>
+            <w:pPr>
+              <w:jc w:val="center"/>
+            </w:pPr>
+            <w:r>
+              <w:t>+</w:t>
+            </w:r>
+          </w:p>
+        </w:tc>
+        <w:tc>
+          <w:tcPr>
+            <w:tcW w:w="1499" w:type="dxa"/>
+          </w:tcPr>
+          <w:p>
+            <w:pPr>
+              <w:jc w:val="center"/>
+            </w:pPr>
+            <w:r>
+              <w:t>+</w:t>
+            </w:r>
+          </w:p>
+        </w:tc>
+        <w:tc>
+          <w:tcPr>
+            <w:tcW w:w="1425" w:type="dxa"/>
+          </w:tcPr>
+          <w:p>
+            <w:pPr>
+              <w:jc w:val="center"/>
+            </w:pPr>
+            <w:r>
+              <w:t>+</w:t>
+            </w:r>
+          </w:p>
+        </w:tc>
+        <w:tc>
+          <w:tcPr>
+            <w:tcW w:w="1499" w:type="dxa"/>
+          </w:tcPr>
+          <w:p>
+            <w:pPr>
+              <w:jc w:val="center"/>
+            </w:pPr>
+            <w:r>
+              <w:t>+</w:t>
+            </w:r>
+          </w:p>
+        </w:tc>
+        <w:tc>
+          <w:tcPr>
+            <w:tcW w:w="1419" w:type="dxa"/>
+          </w:tcPr>
+          <w:p>
+            <w:pPr>
+              <w:jc w:val="center"/>
+            </w:pPr>
+            <w:r>
+              <w:t>-</w:t>
+            </w:r>
+          </w:p>
+        </w:tc>
+      </w:tr>
+      <w:tr>
+        <w:tc>
+          <w:tcPr>
+            <w:tcW w:w="1117" w:type="dxa"/>
+          </w:tcPr>
+          <w:p>
+            <w:r>
+              <w:t>Слон</w:t>
+            </w:r>
+          </w:p>
+        </w:tc>
+        <w:tc>
+          <w:tcPr>
+            <w:tcW w:w="1177" w:type="dxa"/>
+          </w:tcPr>
+          <w:p>
+            <w:pPr>
+              <w:jc w:val="center"/>
+            </w:pPr>
+            <w:r>
+              <w:t>+</w:t>
+            </w:r>
+          </w:p>
+        </w:tc>
+        <w:tc>
+          <w:tcPr>
+            <w:tcW w:w="1499" w:type="dxa"/>
+          </w:tcPr>
+          <w:p>
+            <w:pPr>
+              <w:jc w:val="center"/>
+            </w:pPr>
+            <w:r>
+              <w:t>+</w:t>
+            </w:r>
+          </w:p>
+        </w:tc>
+        <w:tc>
+          <w:tcPr>
+            <w:tcW w:w="1425" w:type="dxa"/>
+          </w:tcPr>
+          <w:p>
+            <w:pPr>
+              <w:jc w:val="center"/>
+            </w:pPr>
+            <w:r>
+              <w:t>+</w:t>
+            </w:r>
+          </w:p>
+        </w:tc>
+        <w:tc>
+          <w:tcPr>
+            <w:tcW w:w="1499" w:type="dxa"/>
+          </w:tcPr>
+          <w:p>
+            <w:pPr>
+              <w:jc w:val="center"/>
+            </w:pPr>
+            <w:r>
+              <w:t>+</w:t>
+            </w:r>
+          </w:p>
+        </w:tc>
+        <w:tc>
+          <w:tcPr>
+            <w:tcW w:w="1419" w:type="dxa"/>
+          </w:tcPr>
+          <w:p>
+            <w:pPr>
+              <w:jc w:val="center"/>
+            </w:pPr>
+            <w:r>
+              <w:t>-</w:t>
+            </w:r>
+          </w:p>
+        </w:tc>
+      </w:tr>
+      <w:tr>
+        <w:tc>
+          <w:tcPr>
+            <w:tcW w:w="1117" w:type="dxa"/>
+          </w:tcPr>
+          <w:p>
+            <w:r>
+              <w:t>Пешка</w:t>
+            </w:r>
+          </w:p>
+        </w:tc>
+        <w:tc>
+          <w:tcPr>
+            <w:tcW w:w="1177" w:type="dxa"/>
+          </w:tcPr>
+          <w:p>
+            <w:pPr>
+              <w:jc w:val="center"/>
+            </w:pPr>
+            <w:r>
+              <w:t>+</w:t>
+            </w:r>
+          </w:p>
+        </w:tc>
+        <w:tc>
+          <w:tcPr>
+            <w:tcW w:w="1499" w:type="dxa"/>
+          </w:tcPr>
+          <w:p>
+            <w:pPr>
+              <w:jc w:val="center"/>
+            </w:pPr>
+            <w:r>
+              <w:t>+</w:t>
+            </w:r>
+          </w:p>
+        </w:tc>
+        <w:tc>
+          <w:tcPr>
+            <w:tcW w:w="1425" w:type="dxa"/>
+          </w:tcPr>
+          <w:p>
+            <w:pPr>
+              <w:jc w:val="center"/>
+            </w:pPr>
+            <w:r>
+              <w:t>+</w:t>
+            </w:r>
+          </w:p>
+        </w:tc>
+        <w:tc>
+          <w:tcPr>
+            <w:tcW w:w="1499" w:type="dxa"/>
+          </w:tcPr>
+          <w:p>
+            <w:pPr>
+              <w:jc w:val="center"/>
+            </w:pPr>
+            <w:r>
+              <w:t>+</w:t>
+            </w:r>
+          </w:p>
+        </w:tc>
+        <w:tc>
+          <w:tcPr>
+            <w:tcW w:w="1419" w:type="dxa"/>
+          </w:tcPr>
+          <w:p>
+            <w:pPr>
+              <w:jc w:val="center"/>
+            </w:pPr>
+            <w:r>
+              <w:t>-</w:t>
+            </w:r>
+          </w:p>
+        </w:tc>
+      </w:tr>
+    </w:tbl>
+    <w:p/>
+    <w:p/>
+    <w:p>
+      <w:pPr>
+        <w:pStyle w:val="3"/>
+        <w:numPr>
+          <w:ilvl w:val="1"/>
+          <w:numId w:val="9"/>
+        </w:numPr>
+        <w:spacing w:line="360" w:lineRule="auto"/>
+        <w:rPr>
+          <w:rFonts w:ascii="Times New Roman" w:hAnsi="Times New Roman" w:cs="Times New Roman"/>
+          <w:color w:val="auto"/>
+          <w:sz w:val="28"/>
+          <w:szCs w:val="28"/>
+        </w:rPr>
+      </w:pPr>
+      <w:r>
+        <w:rPr>
+          <w:rFonts w:ascii="Times New Roman" w:hAnsi="Times New Roman" w:cs="Times New Roman"/>
+          <w:color w:val="auto"/>
+          <w:sz w:val="28"/>
+          <w:szCs w:val="28"/>
+        </w:rPr>
+        <w:t>Правила игры</w:t>
+      </w:r>
+      <w:bookmarkEnd w:id="23"/>
+    </w:p>
+    <w:p>
+      <w:pPr>
+        <w:pStyle w:val="af2"/>
+      </w:pPr>
+      <w:r>
+        <w:t>Игроки ходят поочередно, захватывая</w:t>
+      </w:r>
+      <w:r>
+        <w:t xml:space="preserve"> </w:t>
+      </w:r>
+      <w:r>
+        <w:t>территорию игровой доски. Цель игроков – захватить самую большую территорию.</w:t>
+      </w:r>
+      <w:r>
+        <w:t xml:space="preserve"> Игра заканчивается, когда на доске не остается белых клеток. Побеждает тот игрок, в чей цвет окрашено больше всего клеток.</w:t>
+      </w:r>
+      <w:r>
         <w:br/>
       </w:r>
       <w:r>
+        <w:t>Если игрок захватил квадратную область 3 на 3 клетки, то все эти клетки считаются окончательно захваченными. Они перекрашиваются в темный цвет игрока, и вражеские фигуры больше не могут на них ходить.</w:t>
+      </w:r>
+    </w:p>
+    <w:p>
+      <w:pPr>
+        <w:pStyle w:val="10"/>
+        <w:numPr>
+          <w:ilvl w:val="0"/>
+          <w:numId w:val="9"/>
+        </w:numPr>
         <w:rPr>
           <w:rFonts w:ascii="Times New Roman" w:hAnsi="Times New Roman" w:cs="Times New Roman"/>
           <w:color w:val="auto"/>
-          <w:highlight w:val="yellow"/>
-        </w:rPr>
-        <w:t>Король может наступить на любую клетку на карте, которая ему доступна</w:t>
-      </w:r>
+          <w:sz w:val="28"/>
+          <w:szCs w:val="28"/>
+        </w:rPr>
+      </w:pPr>
+      <w:bookmarkStart w:id="24" w:name="_Toc109658629"/>
       <w:r>
         <w:rPr>
           <w:rFonts w:ascii="Times New Roman" w:hAnsi="Times New Roman" w:cs="Times New Roman"/>
           <w:color w:val="auto"/>
-        </w:rPr>
+          <w:sz w:val="28"/>
+          <w:szCs w:val="28"/>
+        </w:rPr>
+        <w:lastRenderedPageBreak/>
+        <w:t>Выб</w:t>
+      </w:r>
+      <w:r>
+        <w:rPr>
+          <w:rFonts w:ascii="Times New Roman" w:hAnsi="Times New Roman" w:cs="Times New Roman"/>
+          <w:color w:val="auto"/>
+          <w:sz w:val="28"/>
+          <w:szCs w:val="28"/>
+        </w:rPr>
+        <w:t>ор</w:t>
+      </w:r>
+      <w:r>
+        <w:rPr>
+          <w:rFonts w:ascii="Times New Roman" w:hAnsi="Times New Roman" w:cs="Times New Roman"/>
+          <w:color w:val="auto"/>
+          <w:sz w:val="28"/>
+          <w:szCs w:val="28"/>
+        </w:rPr>
+        <w:t xml:space="preserve"> технологи</w:t>
+      </w:r>
+      <w:r>
+        <w:rPr>
+          <w:rFonts w:ascii="Times New Roman" w:hAnsi="Times New Roman" w:cs="Times New Roman"/>
+          <w:color w:val="auto"/>
+          <w:sz w:val="28"/>
+          <w:szCs w:val="28"/>
+        </w:rPr>
+        <w:t>и</w:t>
+      </w:r>
+      <w:r>
+        <w:rPr>
+          <w:rFonts w:ascii="Times New Roman" w:hAnsi="Times New Roman" w:cs="Times New Roman"/>
+          <w:color w:val="auto"/>
+          <w:sz w:val="28"/>
+          <w:szCs w:val="28"/>
+        </w:rPr>
+        <w:t xml:space="preserve"> и е</w:t>
+      </w:r>
+      <w:r>
+        <w:rPr>
+          <w:rFonts w:ascii="Times New Roman" w:hAnsi="Times New Roman" w:cs="Times New Roman"/>
+          <w:color w:val="auto"/>
+          <w:sz w:val="28"/>
+          <w:szCs w:val="28"/>
+        </w:rPr>
+        <w:t>го</w:t>
+      </w:r>
+      <w:r>
+        <w:rPr>
+          <w:rFonts w:ascii="Times New Roman" w:hAnsi="Times New Roman" w:cs="Times New Roman"/>
+          <w:color w:val="auto"/>
+          <w:sz w:val="28"/>
+          <w:szCs w:val="28"/>
+        </w:rPr>
+        <w:t xml:space="preserve"> обоснование</w:t>
+      </w:r>
+      <w:bookmarkEnd w:id="24"/>
+    </w:p>
+    <w:p/>
+    <w:p>
+      <w:pPr>
+        <w:pStyle w:val="af2"/>
+      </w:pPr>
+      <w:r>
+        <w:t xml:space="preserve">Для написания игры был выбран игровой движок </w:t>
+      </w:r>
+      <w:r>
+        <w:rPr>
+          <w:lang w:val="en-US"/>
+        </w:rPr>
+        <w:t>Unity</w:t>
+      </w:r>
+      <w:r>
         <w:t xml:space="preserve"> </w:t>
       </w:r>
-      <w:bookmarkStart w:id="23" w:name="_Toc109658628"/>
-      <w:r>
-        <w:rPr>
-          <w:rFonts w:ascii="Times New Roman" w:hAnsi="Times New Roman" w:cs="Times New Roman"/>
-          <w:color w:val="auto"/>
-          <w:highlight w:val="yellow"/>
-        </w:rPr>
-        <w:t>Пример на рисунке 1.2</w:t>
-      </w:r>
+      <w:r>
+        <w:rPr>
+          <w:lang w:val="en-US"/>
+        </w:rPr>
+        <w:t>Engine</w:t>
+      </w:r>
+      <w:r>
+        <w:t xml:space="preserve"> - </w:t>
+      </w:r>
+      <w:r>
+        <w:t>кроссплатформенное средство разработки цифровых игр</w:t>
+      </w:r>
+      <w:r>
+        <w:t xml:space="preserve">. В редактор встроен физический движок, графическое </w:t>
+      </w:r>
+      <w:r>
+        <w:rPr>
+          <w:lang w:val="en-US"/>
+        </w:rPr>
+        <w:t>API</w:t>
+      </w:r>
+      <w:r>
+        <w:t>, визуальная среда разработки</w:t>
+      </w:r>
+      <w:r>
+        <w:t xml:space="preserve"> </w:t>
+      </w:r>
+      <w:r>
+        <w:rPr>
+          <w:color w:val="2F5496" w:themeColor="accent1" w:themeShade="BF"/>
+          <w:sz w:val="16"/>
+          <w:szCs w:val="16"/>
+        </w:rPr>
+        <w:fldChar w:fldCharType="begin"/>
+      </w:r>
+      <w:r>
+        <w:rPr>
+          <w:color w:val="2F5496" w:themeColor="accent1" w:themeShade="BF"/>
+          <w:sz w:val="16"/>
+          <w:szCs w:val="16"/>
+        </w:rPr>
+        <w:instrText xml:space="preserve"> PAGEREF _Ref109694434 \h </w:instrText>
+      </w:r>
+      <w:r>
+        <w:rPr>
+          <w:color w:val="2F5496" w:themeColor="accent1" w:themeShade="BF"/>
+          <w:sz w:val="16"/>
+          <w:szCs w:val="16"/>
+        </w:rPr>
+      </w:r>
+      <w:r>
+        <w:rPr>
+          <w:color w:val="2F5496" w:themeColor="accent1" w:themeShade="BF"/>
+          <w:sz w:val="16"/>
+          <w:szCs w:val="16"/>
+        </w:rPr>
+        <w:fldChar w:fldCharType="separate"/>
+      </w:r>
+      <w:r>
+        <w:rPr>
+          <w:noProof/>
+          <w:color w:val="2F5496" w:themeColor="accent1" w:themeShade="BF"/>
+          <w:sz w:val="16"/>
+          <w:szCs w:val="16"/>
+        </w:rPr>
+        <w:t>[1</w:t>
+      </w:r>
+      <w:r>
+        <w:rPr>
+          <w:noProof/>
+          <w:color w:val="2F5496" w:themeColor="accent1" w:themeShade="BF"/>
+          <w:sz w:val="16"/>
+          <w:szCs w:val="16"/>
+        </w:rPr>
+        <w:t>]</w:t>
+      </w:r>
+      <w:r>
+        <w:rPr>
+          <w:color w:val="2F5496" w:themeColor="accent1" w:themeShade="BF"/>
+          <w:sz w:val="16"/>
+          <w:szCs w:val="16"/>
+        </w:rPr>
+        <w:fldChar w:fldCharType="end"/>
+      </w:r>
+      <w:r>
+        <w:t>. Это позволяет сосредоточится на написании непосредственно игровой логики</w:t>
+      </w:r>
+      <w:r>
+        <w:t xml:space="preserve"> </w:t>
+      </w:r>
+      <w:r>
+        <w:t xml:space="preserve">и не вдаваться в низкоуровневую реализацию игрового движка. Для написания скриптов в </w:t>
+      </w:r>
+      <w:r>
+        <w:rPr>
+          <w:lang w:val="en-US"/>
+        </w:rPr>
+        <w:t>Unity</w:t>
+      </w:r>
+      <w:r>
+        <w:t xml:space="preserve"> используется язык </w:t>
+      </w:r>
+      <w:r>
+        <w:rPr>
+          <w:lang w:val="en-US"/>
+        </w:rPr>
+        <w:t>C</w:t>
+      </w:r>
+      <w:r>
+        <w:t>#. За счет этого достигается кроссплатформенность, проект можно скомпилировать под разные платформы, в том числе и мобильные.</w:t>
+      </w:r>
+      <w:r>
+        <w:t xml:space="preserve"> Так же это позволяет при разработке пользоваться различными библиотеками платформы .</w:t>
+      </w:r>
+      <w:r>
+        <w:rPr>
+          <w:lang w:val="en-US"/>
+        </w:rPr>
+        <w:t>NET</w:t>
+      </w:r>
+      <w:r>
+        <w:t>. Визуальная среда разработки представлена на рисунке 2.1.</w:t>
+      </w:r>
+    </w:p>
+    <w:p>
+      <w:pPr>
+        <w:rPr>
+          <w:noProof/>
+        </w:rPr>
+      </w:pPr>
     </w:p>
     <w:p>
       <w:pPr>
         <w:keepNext/>
-        <w:jc w:val="center"/>
       </w:pPr>
       <w:r>
         <w:rPr>
           <w:noProof/>
         </w:rPr>
         <w:drawing>
-          <wp:inline distT="0" distB="0" distL="0" distR="0" wp14:anchorId="0E03750B" wp14:editId="620CC2E6">
-            <wp:extent cx="2880000" cy="3014297"/>
-            <wp:effectExtent l="0" t="0" r="0" b="0"/>
-            <wp:docPr id="6" name="Рисунок 6"/>
+          <wp:inline distT="0" distB="0" distL="0" distR="0" wp14:anchorId="3657C1E4" wp14:editId="2907CCBE">
+            <wp:extent cx="5531883" cy="2965836"/>
+            <wp:effectExtent l="0" t="0" r="0" b="6350"/>
+            <wp:docPr id="2" name="Рисунок 2"/>
             <wp:cNvGraphicFramePr>
               <a:graphicFrameLocks xmlns:a="http://schemas.openxmlformats.org/drawingml/2006/main" noChangeAspect="1"/>
             </wp:cNvGraphicFramePr>
@@ -4290,13 +5616,692 @@
               <a:graphicData uri="http://schemas.openxmlformats.org/drawingml/2006/picture">
                 <pic:pic xmlns:pic="http://schemas.openxmlformats.org/drawingml/2006/picture">
                   <pic:nvPicPr>
-                    <pic:cNvPr id="0" name="Picture 5"/>
+                    <pic:cNvPr id="1" name=""/>
+                    <pic:cNvPicPr/>
+                  </pic:nvPicPr>
+                  <pic:blipFill rotWithShape="1">
+                    <a:blip r:embed="rId10"/>
+                    <a:srcRect t="2758" b="5265"/>
+                    <a:stretch/>
+                  </pic:blipFill>
+                  <pic:spPr bwMode="auto">
+                    <a:xfrm>
+                      <a:off x="0" y="0"/>
+                      <a:ext cx="5583287" cy="2993396"/>
+                    </a:xfrm>
+                    <a:prstGeom prst="rect">
+                      <a:avLst/>
+                    </a:prstGeom>
+                    <a:ln>
+                      <a:noFill/>
+                    </a:ln>
+                    <a:extLst>
+                      <a:ext uri="{53640926-AAD7-44D8-BBD7-CCE9431645EC}">
+                        <a14:shadowObscured xmlns:a14="http://schemas.microsoft.com/office/drawing/2010/main"/>
+                      </a:ext>
+                    </a:extLst>
+                  </pic:spPr>
+                </pic:pic>
+              </a:graphicData>
+            </a:graphic>
+          </wp:inline>
+        </w:drawing>
+      </w:r>
+    </w:p>
+    <w:p>
+      <w:pPr>
+        <w:pStyle w:val="af7"/>
+      </w:pPr>
+      <w:r>
+        <w:t xml:space="preserve">Рисунок </w:t>
+      </w:r>
+      <w:r>
+        <w:rPr>
+          <w:lang w:val="en-US"/>
+        </w:rPr>
+        <w:t>2</w:t>
+      </w:r>
+      <w:r>
+        <w:t>.1. - визуальная среда разработки</w:t>
+      </w:r>
+    </w:p>
+    <w:p>
+      <w:r>
+        <w:br w:type="page"/>
+      </w:r>
+    </w:p>
+    <w:p/>
+    <w:p>
+      <w:pPr>
+        <w:pStyle w:val="10"/>
+        <w:numPr>
+          <w:ilvl w:val="0"/>
+          <w:numId w:val="9"/>
+        </w:numPr>
+        <w:rPr>
+          <w:rFonts w:ascii="Times New Roman" w:hAnsi="Times New Roman" w:cs="Times New Roman"/>
+          <w:color w:val="auto"/>
+          <w:sz w:val="28"/>
+          <w:szCs w:val="28"/>
+        </w:rPr>
+      </w:pPr>
+      <w:bookmarkStart w:id="25" w:name="_Toc109658630"/>
+      <w:r>
+        <w:rPr>
+          <w:rFonts w:ascii="Times New Roman" w:hAnsi="Times New Roman" w:cs="Times New Roman"/>
+          <w:color w:val="auto"/>
+          <w:sz w:val="28"/>
+          <w:szCs w:val="28"/>
+        </w:rPr>
+        <w:t>Структура разработанного приложения</w:t>
+      </w:r>
+      <w:bookmarkEnd w:id="25"/>
+    </w:p>
+    <w:p/>
+    <w:p>
+      <w:pPr>
+        <w:pStyle w:val="af2"/>
+      </w:pPr>
+      <w:r>
+        <w:t>Структура проекта должна соответствовать нескольким требованиям. Первое – модульность. Разбиение на модули позволяет упростить поиск ошибок в програм</w:t>
+      </w:r>
+      <w:r>
+        <w:t>ме</w:t>
+      </w:r>
+      <w:r>
+        <w:t xml:space="preserve">, а также упрощает интеграцию новых модулей. </w:t>
+      </w:r>
+      <w:r>
+        <w:t xml:space="preserve">Так же при командной разработке проще разделить работу – разные </w:t>
+      </w:r>
+      <w:r>
+        <w:t>люди</w:t>
+      </w:r>
+      <w:r>
+        <w:t xml:space="preserve"> занимаются разработкой разных модулей. Второе – ориентация на данные. </w:t>
+      </w:r>
+      <w:r>
+        <w:t>Данные</w:t>
+      </w:r>
+      <w:r>
+        <w:t>,</w:t>
+      </w:r>
+      <w:r>
+        <w:t xml:space="preserve"> описывающие игру</w:t>
+      </w:r>
+      <w:r>
+        <w:t>,</w:t>
+      </w:r>
+      <w:r>
+        <w:t xml:space="preserve"> должны быть отделены от других модулей. При таком подходе проще организовать работу алгоритма</w:t>
+      </w:r>
+      <w:r>
+        <w:t xml:space="preserve"> </w:t>
+      </w:r>
+      <w:r>
+        <w:rPr>
+          <w:lang w:val="en-US"/>
+        </w:rPr>
+        <w:t>AI</w:t>
+      </w:r>
+      <w:r>
+        <w:t>, при работе с данными не будут затр</w:t>
+      </w:r>
+      <w:r>
+        <w:t xml:space="preserve">агиваться другие части программы. Для сетевой составляющей это так же удобно, данные </w:t>
+      </w:r>
+      <w:r>
+        <w:t>легко</w:t>
+      </w:r>
+      <w:r>
+        <w:t xml:space="preserve"> передавать по сети. При наличии авторитарного сервера можно хранить </w:t>
+      </w:r>
+      <w:r>
+        <w:t xml:space="preserve">на нем </w:t>
+      </w:r>
+      <w:r>
+        <w:t>состояние игры и валидировать действия игроков.</w:t>
+      </w:r>
+    </w:p>
+    <w:p>
+      <w:pPr>
+        <w:pStyle w:val="2"/>
+        <w:numPr>
+          <w:ilvl w:val="1"/>
+          <w:numId w:val="9"/>
+        </w:numPr>
+        <w:rPr>
+          <w:rFonts w:ascii="Times New Roman" w:hAnsi="Times New Roman" w:cs="Times New Roman"/>
+          <w:color w:val="auto"/>
+          <w:sz w:val="28"/>
+          <w:szCs w:val="28"/>
+        </w:rPr>
+      </w:pPr>
+      <w:r>
+        <w:rPr>
+          <w:rFonts w:ascii="Times New Roman" w:hAnsi="Times New Roman" w:cs="Times New Roman"/>
+          <w:color w:val="auto"/>
+          <w:sz w:val="28"/>
+          <w:szCs w:val="28"/>
+        </w:rPr>
+        <w:t xml:space="preserve"> </w:t>
+      </w:r>
+      <w:bookmarkStart w:id="26" w:name="_Toc109658631"/>
+      <w:r>
+        <w:rPr>
+          <w:rFonts w:ascii="Times New Roman" w:hAnsi="Times New Roman" w:cs="Times New Roman"/>
+          <w:color w:val="auto"/>
+          <w:sz w:val="28"/>
+          <w:szCs w:val="28"/>
+        </w:rPr>
+        <w:t>Архитектура</w:t>
+      </w:r>
+      <w:bookmarkEnd w:id="26"/>
+    </w:p>
+    <w:p>
+      <w:pPr>
+        <w:pStyle w:val="af2"/>
+      </w:pPr>
+      <w:r>
+        <w:t xml:space="preserve">Архитектура определяет структуру программной системы, ее основные элементы и механизмы их взаимодействия. По сути, требования к структуре проекта – это требования к архитектуре. </w:t>
+      </w:r>
+      <w:r>
+        <w:br/>
+      </w:r>
+      <w:r>
+        <w:t xml:space="preserve">Использование </w:t>
+      </w:r>
+      <w:r>
+        <w:rPr>
+          <w:lang w:val="en-US"/>
+        </w:rPr>
+        <w:t>Unity</w:t>
+      </w:r>
+      <w:r>
+        <w:t xml:space="preserve"> </w:t>
+      </w:r>
+      <w:r>
+        <w:rPr>
+          <w:lang w:val="en-US"/>
+        </w:rPr>
+        <w:t>Engine</w:t>
+      </w:r>
+      <w:r>
+        <w:t xml:space="preserve"> </w:t>
+      </w:r>
+      <w:r>
+        <w:t xml:space="preserve">подразумевает использование </w:t>
+      </w:r>
+      <w:r>
+        <w:rPr>
+          <w:lang w:val="en-US"/>
+        </w:rPr>
+        <w:t>Entity</w:t>
+      </w:r>
+      <w:r>
+        <w:t xml:space="preserve"> </w:t>
+      </w:r>
+      <w:r>
+        <w:rPr>
+          <w:lang w:val="en-US"/>
+        </w:rPr>
+        <w:t>Component</w:t>
+      </w:r>
+      <w:r>
+        <w:t xml:space="preserve"> </w:t>
+      </w:r>
+      <w:r>
+        <w:t>архитектуры.</w:t>
+      </w:r>
+      <w:r>
+        <w:br/>
+      </w:r>
+      <w:r>
+        <w:rPr>
+          <w:lang w:val="en-US"/>
+        </w:rPr>
+        <w:t>Entity</w:t>
+      </w:r>
+      <w:r>
+        <w:t xml:space="preserve"> – </w:t>
+      </w:r>
+      <w:r>
+        <w:t xml:space="preserve">это сущность, которая содержит в себе различные компоненты. </w:t>
+      </w:r>
+      <w:r>
+        <w:rPr>
+          <w:lang w:val="en-US"/>
+        </w:rPr>
+        <w:t>Component</w:t>
+      </w:r>
+      <w:r>
+        <w:t xml:space="preserve"> – </w:t>
+      </w:r>
+      <w:r>
+        <w:t xml:space="preserve">это данные и алгоритмы, которые реализуют какое-то поведение. Из различных сущностей с наборами компонентов и складывается игровой мир. Однако данная архитектура не подходит под </w:t>
+      </w:r>
+      <w:r>
+        <w:t xml:space="preserve">второе требование к структуре приложения. Компоненты содержат не только данные, они реализуют определенное поведение, исходя из них. Для выбора архитектуры </w:t>
+      </w:r>
+      <w:r>
+        <w:t>нужно придерживаться дизайна, ориентированного на данные.</w:t>
+      </w:r>
+    </w:p>
+    <w:p>
+      <w:pPr>
+        <w:pStyle w:val="3"/>
+        <w:numPr>
+          <w:ilvl w:val="2"/>
+          <w:numId w:val="9"/>
+        </w:numPr>
+        <w:rPr>
+          <w:rFonts w:ascii="Times New Roman" w:hAnsi="Times New Roman" w:cs="Times New Roman"/>
+          <w:color w:val="auto"/>
+          <w:sz w:val="28"/>
+          <w:szCs w:val="28"/>
+          <w:lang w:val="en-US"/>
+        </w:rPr>
+      </w:pPr>
+      <w:bookmarkStart w:id="27" w:name="_Toc109658632"/>
+      <w:r>
+        <w:rPr>
+          <w:rFonts w:ascii="Times New Roman" w:hAnsi="Times New Roman" w:cs="Times New Roman"/>
+          <w:color w:val="auto"/>
+          <w:sz w:val="28"/>
+          <w:szCs w:val="28"/>
+        </w:rPr>
+        <w:t xml:space="preserve">Паттерн </w:t>
+      </w:r>
+      <w:r>
+        <w:rPr>
+          <w:rFonts w:ascii="Times New Roman" w:hAnsi="Times New Roman" w:cs="Times New Roman"/>
+          <w:color w:val="auto"/>
+          <w:sz w:val="28"/>
+          <w:szCs w:val="28"/>
+          <w:lang w:val="en-US"/>
+        </w:rPr>
+        <w:t>MVC</w:t>
+      </w:r>
+      <w:bookmarkEnd w:id="27"/>
+    </w:p>
+    <w:p>
+      <w:pPr>
+        <w:pStyle w:val="af2"/>
+        <w:rPr>
+          <w:rStyle w:val="af3"/>
+          <w:lang w:val="en-US"/>
+        </w:rPr>
+      </w:pPr>
+      <w:r>
+        <w:rPr>
+          <w:shd w:val="clear" w:color="auto" w:fill="FFFFFF"/>
+        </w:rPr>
+        <w:t>MVC</w:t>
+      </w:r>
+      <w:r>
+        <w:rPr>
+          <w:shd w:val="clear" w:color="auto" w:fill="FFFFFF"/>
+        </w:rPr>
+        <w:t xml:space="preserve"> </w:t>
+      </w:r>
+      <w:r>
+        <w:rPr>
+          <w:shd w:val="clear" w:color="auto" w:fill="FFFFFF"/>
+        </w:rPr>
+        <w:t xml:space="preserve">или </w:t>
+      </w:r>
+      <w:r>
+        <w:rPr>
+          <w:shd w:val="clear" w:color="auto" w:fill="FFFFFF"/>
+        </w:rPr>
+        <w:t xml:space="preserve">же </w:t>
+      </w:r>
+      <w:r>
+        <w:rPr>
+          <w:shd w:val="clear" w:color="auto" w:fill="FFFFFF"/>
+        </w:rPr>
+        <w:t xml:space="preserve">Model-View-Controller </w:t>
+      </w:r>
+      <w:r>
+        <w:rPr>
+          <w:shd w:val="clear" w:color="auto" w:fill="FFFFFF"/>
+        </w:rPr>
+        <w:t xml:space="preserve">- </w:t>
+      </w:r>
+      <w:r>
+        <w:rPr>
+          <w:shd w:val="clear" w:color="auto" w:fill="FFFFFF"/>
+        </w:rPr>
+        <w:t xml:space="preserve">архитектурный паттерн, </w:t>
+      </w:r>
+      <w:r>
+        <w:rPr>
+          <w:shd w:val="clear" w:color="auto" w:fill="FFFFFF"/>
+        </w:rPr>
+        <w:t>нашедший</w:t>
+      </w:r>
+      <w:r>
+        <w:rPr>
+          <w:shd w:val="clear" w:color="auto" w:fill="FFFFFF"/>
+        </w:rPr>
+        <w:t xml:space="preserve"> применение во многих технологиях.</w:t>
+      </w:r>
+      <w:r>
+        <w:rPr>
+          <w:shd w:val="clear" w:color="auto" w:fill="FFFFFF"/>
+        </w:rPr>
+        <w:t xml:space="preserve"> </w:t>
+      </w:r>
+      <w:r>
+        <w:rPr>
+          <w:rStyle w:val="af3"/>
+        </w:rPr>
+        <w:t>В</w:t>
+      </w:r>
+      <w:r>
+        <w:rPr>
+          <w:rStyle w:val="af3"/>
+        </w:rPr>
+        <w:t xml:space="preserve"> классическом варианте, MVC состоит из трех частей, которые и дали ему название.</w:t>
+      </w:r>
+      <w:r>
+        <w:rPr>
+          <w:rStyle w:val="af3"/>
+        </w:rPr>
+        <w:t xml:space="preserve"> </w:t>
+      </w:r>
+      <w:r>
+        <w:rPr>
+          <w:rStyle w:val="af3"/>
+          <w:color w:val="2F5496" w:themeColor="accent1" w:themeShade="BF"/>
+          <w:sz w:val="16"/>
+          <w:szCs w:val="14"/>
+          <w:lang w:val="en-US"/>
+        </w:rPr>
+        <w:fldChar w:fldCharType="begin"/>
+      </w:r>
+      <w:r>
+        <w:rPr>
+          <w:rStyle w:val="af3"/>
+          <w:color w:val="2F5496" w:themeColor="accent1" w:themeShade="BF"/>
+          <w:sz w:val="16"/>
+          <w:szCs w:val="14"/>
+        </w:rPr>
+        <w:instrText xml:space="preserve"> PAGEREF _Ref109694552 \h </w:instrText>
+      </w:r>
+      <w:r>
+        <w:rPr>
+          <w:rStyle w:val="af3"/>
+          <w:color w:val="2F5496" w:themeColor="accent1" w:themeShade="BF"/>
+          <w:sz w:val="16"/>
+          <w:szCs w:val="14"/>
+          <w:lang w:val="en-US"/>
+        </w:rPr>
+      </w:r>
+      <w:r>
+        <w:rPr>
+          <w:rStyle w:val="af3"/>
+          <w:color w:val="2F5496" w:themeColor="accent1" w:themeShade="BF"/>
+          <w:sz w:val="16"/>
+          <w:szCs w:val="14"/>
+          <w:lang w:val="en-US"/>
+        </w:rPr>
+        <w:fldChar w:fldCharType="separate"/>
+      </w:r>
+      <w:r>
+        <w:rPr>
+          <w:rStyle w:val="af3"/>
+          <w:noProof/>
+          <w:color w:val="2F5496" w:themeColor="accent1" w:themeShade="BF"/>
+          <w:sz w:val="16"/>
+          <w:szCs w:val="14"/>
+          <w:lang w:val="en-US"/>
+        </w:rPr>
+        <w:t>[2]</w:t>
+      </w:r>
+      <w:r>
+        <w:rPr>
+          <w:rStyle w:val="af3"/>
+          <w:color w:val="2F5496" w:themeColor="accent1" w:themeShade="BF"/>
+          <w:sz w:val="16"/>
+          <w:szCs w:val="14"/>
+          <w:lang w:val="en-US"/>
+        </w:rPr>
+        <w:fldChar w:fldCharType="end"/>
+      </w:r>
+    </w:p>
+    <w:p>
+      <w:pPr>
+        <w:pStyle w:val="af2"/>
+      </w:pPr>
+      <w:r>
+        <w:t>Модель -</w:t>
+      </w:r>
+      <w:r>
+        <w:t xml:space="preserve"> часть</w:t>
+      </w:r>
+      <w:r>
+        <w:t>,</w:t>
+      </w:r>
+      <w:r>
+        <w:t xml:space="preserve"> содержащая в себе функциональную бизнес-логику приложения. Модель должна быть полностью независима от остальных частей </w:t>
+      </w:r>
+      <w:r>
+        <w:t>систем</w:t>
+      </w:r>
+      <w:r>
+        <w:t>.</w:t>
+      </w:r>
+      <w:r>
+        <w:t xml:space="preserve"> </w:t>
+      </w:r>
+    </w:p>
+    <w:p>
+      <w:pPr>
+        <w:pStyle w:val="af2"/>
+        <w:rPr>
+          <w:rFonts w:cs="Times New Roman"/>
+          <w:color w:val="111111"/>
+          <w:shd w:val="clear" w:color="auto" w:fill="FFFFFF"/>
+        </w:rPr>
+      </w:pPr>
+      <w:r>
+        <w:rPr>
+          <w:rFonts w:cs="Times New Roman"/>
+          <w:color w:val="111111"/>
+          <w:shd w:val="clear" w:color="auto" w:fill="FFFFFF"/>
+        </w:rPr>
+        <w:t>Представление – это часть ответственная за отображение данных</w:t>
+      </w:r>
+      <w:r>
+        <w:rPr>
+          <w:rFonts w:cs="Times New Roman"/>
+          <w:color w:val="111111"/>
+          <w:shd w:val="clear" w:color="auto" w:fill="FFFFFF"/>
+        </w:rPr>
+        <w:t xml:space="preserve">. </w:t>
+      </w:r>
+      <w:r>
+        <w:rPr>
+          <w:rFonts w:cs="Times New Roman"/>
+          <w:color w:val="111111"/>
+          <w:shd w:val="clear" w:color="auto" w:fill="FFFFFF"/>
+        </w:rPr>
+        <w:t>П</w:t>
+      </w:r>
+      <w:r>
+        <w:rPr>
+          <w:rFonts w:cs="Times New Roman"/>
+          <w:color w:val="111111"/>
+          <w:shd w:val="clear" w:color="auto" w:fill="FFFFFF"/>
+        </w:rPr>
+        <w:t xml:space="preserve">редставление не может напрямую влиять на модель. </w:t>
+      </w:r>
+    </w:p>
+    <w:p>
+      <w:pPr>
+        <w:pStyle w:val="af2"/>
+        <w:rPr>
+          <w:rFonts w:cs="Times New Roman"/>
+          <w:color w:val="111111"/>
+          <w:shd w:val="clear" w:color="auto" w:fill="FFFFFF"/>
+        </w:rPr>
+      </w:pPr>
+      <w:r>
+        <w:rPr>
+          <w:rFonts w:cs="Times New Roman"/>
+          <w:color w:val="111111"/>
+          <w:shd w:val="clear" w:color="auto" w:fill="FFFFFF"/>
+        </w:rPr>
+        <w:lastRenderedPageBreak/>
+        <w:t>Контроллер</w:t>
+      </w:r>
+      <w:r>
+        <w:rPr>
+          <w:rFonts w:cs="Times New Roman"/>
+          <w:color w:val="111111"/>
+          <w:shd w:val="clear" w:color="auto" w:fill="FFFFFF"/>
+        </w:rPr>
+        <w:t xml:space="preserve"> </w:t>
+      </w:r>
+      <w:r>
+        <w:rPr>
+          <w:rFonts w:cs="Times New Roman"/>
+          <w:color w:val="111111"/>
+          <w:shd w:val="clear" w:color="auto" w:fill="FFFFFF"/>
+        </w:rPr>
+        <w:t>- это</w:t>
+      </w:r>
+      <w:r>
+        <w:rPr>
+          <w:rFonts w:cs="Times New Roman"/>
+          <w:color w:val="111111"/>
+          <w:shd w:val="clear" w:color="auto" w:fill="FFFFFF"/>
+        </w:rPr>
+        <w:t xml:space="preserve"> промежуточный слой, который организует взаимодействие между моделью и отображением, </w:t>
+      </w:r>
+      <w:r>
+        <w:rPr>
+          <w:rFonts w:cs="Times New Roman"/>
+          <w:color w:val="111111"/>
+          <w:shd w:val="clear" w:color="auto" w:fill="FFFFFF"/>
+        </w:rPr>
+        <w:t>и содерж</w:t>
+      </w:r>
+      <w:r>
+        <w:rPr>
+          <w:rFonts w:cs="Times New Roman"/>
+          <w:color w:val="111111"/>
+          <w:shd w:val="clear" w:color="auto" w:fill="FFFFFF"/>
+        </w:rPr>
+        <w:t>ит</w:t>
+      </w:r>
+      <w:r>
+        <w:rPr>
+          <w:rFonts w:cs="Times New Roman"/>
+          <w:color w:val="111111"/>
+          <w:shd w:val="clear" w:color="auto" w:fill="FFFFFF"/>
+        </w:rPr>
+        <w:t xml:space="preserve"> в себе</w:t>
+      </w:r>
+      <w:r>
+        <w:rPr>
+          <w:rFonts w:cs="Times New Roman"/>
+          <w:color w:val="111111"/>
+          <w:shd w:val="clear" w:color="auto" w:fill="FFFFFF"/>
+        </w:rPr>
+        <w:t xml:space="preserve"> определенную</w:t>
+      </w:r>
+      <w:r>
+        <w:rPr>
+          <w:rFonts w:cs="Times New Roman"/>
+          <w:color w:val="111111"/>
+          <w:shd w:val="clear" w:color="auto" w:fill="FFFFFF"/>
+        </w:rPr>
+        <w:t xml:space="preserve"> </w:t>
+      </w:r>
+      <w:r>
+        <w:rPr>
+          <w:rFonts w:cs="Times New Roman"/>
+          <w:color w:val="111111"/>
+          <w:shd w:val="clear" w:color="auto" w:fill="FFFFFF"/>
+        </w:rPr>
+        <w:t>промежуточную логику. Схема</w:t>
+      </w:r>
+      <w:r>
+        <w:rPr>
+          <w:rFonts w:cs="Times New Roman"/>
+          <w:color w:val="111111"/>
+          <w:shd w:val="clear" w:color="auto" w:fill="FFFFFF"/>
+        </w:rPr>
+        <w:t>,</w:t>
+      </w:r>
+      <w:r>
+        <w:rPr>
+          <w:rFonts w:cs="Times New Roman"/>
+          <w:color w:val="111111"/>
+          <w:shd w:val="clear" w:color="auto" w:fill="FFFFFF"/>
+        </w:rPr>
+        <w:t xml:space="preserve"> описывающая паттерн </w:t>
+      </w:r>
+      <w:r>
+        <w:rPr>
+          <w:rFonts w:cs="Times New Roman"/>
+          <w:color w:val="111111"/>
+          <w:shd w:val="clear" w:color="auto" w:fill="FFFFFF"/>
+          <w:lang w:val="en-US"/>
+        </w:rPr>
+        <w:t>MVC</w:t>
+      </w:r>
+      <w:r>
+        <w:rPr>
+          <w:rFonts w:cs="Times New Roman"/>
+          <w:color w:val="111111"/>
+          <w:shd w:val="clear" w:color="auto" w:fill="FFFFFF"/>
+        </w:rPr>
+        <w:t xml:space="preserve"> </w:t>
+      </w:r>
+      <w:r>
+        <w:rPr>
+          <w:rFonts w:cs="Times New Roman"/>
+          <w:color w:val="111111"/>
+          <w:shd w:val="clear" w:color="auto" w:fill="FFFFFF"/>
+        </w:rPr>
+        <w:t>изображена на рисунке 3.1.</w:t>
+      </w:r>
+    </w:p>
+    <w:p>
+      <w:pPr>
+        <w:pStyle w:val="af2"/>
+        <w:keepNext/>
+        <w:jc w:val="center"/>
+      </w:pPr>
+      <w:r>
+        <w:rPr>
+          <w:rFonts w:cs="Times New Roman"/>
+          <w:noProof/>
+          <w:color w:val="111111"/>
+          <w:shd w:val="clear" w:color="auto" w:fill="FFFFFF"/>
+        </w:rPr>
+        <w:drawing>
+          <wp:inline distT="0" distB="0" distL="0" distR="0" wp14:anchorId="228E0499" wp14:editId="20892E59">
+            <wp:extent cx="4822466" cy="1728390"/>
+            <wp:effectExtent l="0" t="0" r="0" b="0"/>
+            <wp:docPr id="3" name="Рисунок 3"/>
+            <wp:cNvGraphicFramePr>
+              <a:graphicFrameLocks xmlns:a="http://schemas.openxmlformats.org/drawingml/2006/main" noChangeAspect="1"/>
+            </wp:cNvGraphicFramePr>
+            <a:graphic xmlns:a="http://schemas.openxmlformats.org/drawingml/2006/main">
+              <a:graphicData uri="http://schemas.openxmlformats.org/drawingml/2006/picture">
+                <pic:pic xmlns:pic="http://schemas.openxmlformats.org/drawingml/2006/picture">
+                  <pic:nvPicPr>
+                    <pic:cNvPr id="0" name="Picture 1"/>
                     <pic:cNvPicPr>
                       <a:picLocks noChangeAspect="1" noChangeArrowheads="1"/>
                     </pic:cNvPicPr>
                   </pic:nvPicPr>
                   <pic:blipFill>
-                    <a:blip r:embed="rId10" cstate="print">
+                    <a:blip r:embed="rId11">
                       <a:extLst>
                         <a:ext uri="{28A0092B-C50C-407E-A947-70E740481C1C}">
                           <a14:useLocalDpi xmlns:a14="http://schemas.microsoft.com/office/drawing/2010/main" val="0"/>
@@ -4311,7 +6316,7 @@
                   <pic:spPr bwMode="auto">
                     <a:xfrm>
                       <a:off x="0" y="0"/>
-                      <a:ext cx="2880000" cy="3014297"/>
+                      <a:ext cx="4833803" cy="1732453"/>
                     </a:xfrm>
                     <a:prstGeom prst="rect">
                       <a:avLst/>
@@ -4330,47 +6335,42 @@
     </w:p>
     <w:p>
       <w:pPr>
-        <w:pStyle w:val="af7"/>
-      </w:pPr>
+        <w:pStyle w:val="af5"/>
+        <w:jc w:val="center"/>
+        <w:rPr>
+          <w:rFonts w:cs="Times New Roman"/>
+          <w:color w:val="111111"/>
+          <w:shd w:val="clear" w:color="auto" w:fill="FFFFFF"/>
+        </w:rPr>
+      </w:pPr>
+      <w:bookmarkStart w:id="28" w:name="_Ref109691470"/>
       <w:r>
         <w:t xml:space="preserve">Рисунок </w:t>
       </w:r>
-      <w:fldSimple w:instr=" SEQ Рисунок \* ARABIC ">
-        <w:r>
-          <w:rPr>
-            <w:noProof/>
-          </w:rPr>
-          <w:t>1</w:t>
-        </w:r>
-      </w:fldSimple>
       <w:r>
         <w:rPr>
           <w:lang w:val="en-US"/>
         </w:rPr>
-        <w:t>.2</w:t>
-      </w:r>
-      <w:r>
-        <w:t>.</w:t>
+        <w:t>3</w:t>
+      </w:r>
+      <w:r>
+        <w:t xml:space="preserve">.1. - схема паттерна </w:t>
       </w:r>
       <w:r>
         <w:rPr>
           <w:lang w:val="en-US"/>
         </w:rPr>
-        <w:t xml:space="preserve"> </w:t>
-      </w:r>
-      <w:r>
-        <w:t>- паттерн ходьбы Короля</w:t>
-      </w:r>
-    </w:p>
-    <w:p/>
+        <w:t>MVC</w:t>
+      </w:r>
+      <w:bookmarkEnd w:id="28"/>
+    </w:p>
     <w:p>
       <w:pPr>
         <w:pStyle w:val="3"/>
         <w:numPr>
           <w:ilvl w:val="2"/>
-          <w:numId w:val="3"/>
+          <w:numId w:val="9"/>
         </w:numPr>
-        <w:spacing w:line="360" w:lineRule="auto"/>
         <w:rPr>
           <w:rFonts w:ascii="Times New Roman" w:hAnsi="Times New Roman" w:cs="Times New Roman"/>
           <w:color w:val="auto"/>
@@ -4378,6 +6378,7 @@
           <w:szCs w:val="28"/>
         </w:rPr>
       </w:pPr>
+      <w:bookmarkStart w:id="29" w:name="_Toc109658633"/>
       <w:r>
         <w:rPr>
           <w:rFonts w:ascii="Times New Roman" w:hAnsi="Times New Roman" w:cs="Times New Roman"/>
@@ -4385,76 +6386,684 @@
           <w:sz w:val="28"/>
           <w:szCs w:val="28"/>
         </w:rPr>
-        <w:t>Королева</w:t>
-      </w:r>
+        <w:t>Обоснование выбора</w:t>
+      </w:r>
+      <w:r>
+        <w:rPr>
+          <w:rFonts w:ascii="Times New Roman" w:hAnsi="Times New Roman" w:cs="Times New Roman"/>
+          <w:color w:val="auto"/>
+          <w:sz w:val="28"/>
+          <w:szCs w:val="28"/>
+        </w:rPr>
+        <w:t xml:space="preserve"> архитектурного паттерна</w:t>
+      </w:r>
+      <w:bookmarkEnd w:id="29"/>
     </w:p>
     <w:p>
       <w:pPr>
         <w:pStyle w:val="af2"/>
-        <w:rPr>
-          <w:rFonts w:cs="Times New Roman"/>
-        </w:rPr>
-      </w:pPr>
-      <w:r>
-        <w:rPr>
+      </w:pPr>
+      <w:r>
+        <w:rPr>
+          <w:lang w:val="en-US"/>
+        </w:rPr>
+        <w:t>MVC</w:t>
+      </w:r>
+      <w:r>
+        <w:t xml:space="preserve"> </w:t>
+      </w:r>
+      <w:r>
+        <w:t>архитектура отвечает требованиям</w:t>
+      </w:r>
+      <w:r>
+        <w:t>,</w:t>
+      </w:r>
+      <w:r>
+        <w:t xml:space="preserve"> выдвинутым ранее</w:t>
+      </w:r>
+      <w:r>
+        <w:t>,</w:t>
+      </w:r>
+      <w:r>
+        <w:t xml:space="preserve"> к структуре проекта. Модульность обеспечивается разделением программы на слои модели, представления, и контроллера. </w:t>
+      </w:r>
+      <w:r>
+        <w:t xml:space="preserve">Внутри каждого слоя так же возможно разбиение на более мелкие модули со своей зоной ответственности. Требование к отделению данных от остальной программы так же легко реализовать внутри слоя модели. </w:t>
+      </w:r>
+      <w:r>
+        <w:t>Нужно отдельно</w:t>
+      </w:r>
+      <w:r>
+        <w:t xml:space="preserve"> выделить классы содержащие только данные, описывающие игровой мир и </w:t>
+      </w:r>
+      <w:r>
+        <w:t>классы, реализующие игровую логику. Получится что внутри модели будут отдельно выделены данные игры и алгоритмы, которые изменяют эти данные.</w:t>
+      </w:r>
+    </w:p>
+    <w:p/>
+    <w:p>
+      <w:pPr>
+        <w:pStyle w:val="2"/>
+        <w:numPr>
+          <w:ilvl w:val="1"/>
+          <w:numId w:val="9"/>
+        </w:numPr>
+        <w:rPr>
+          <w:rFonts w:ascii="Times New Roman" w:hAnsi="Times New Roman" w:cs="Times New Roman"/>
+          <w:color w:val="auto"/>
+          <w:sz w:val="28"/>
+          <w:szCs w:val="28"/>
+        </w:rPr>
+      </w:pPr>
+      <w:r>
+        <w:rPr>
+          <w:rFonts w:ascii="Times New Roman" w:hAnsi="Times New Roman" w:cs="Times New Roman"/>
+          <w:color w:val="auto"/>
+          <w:sz w:val="28"/>
+          <w:szCs w:val="28"/>
+        </w:rPr>
+        <w:t xml:space="preserve"> </w:t>
+      </w:r>
+      <w:bookmarkStart w:id="30" w:name="_Toc109658634"/>
+      <w:r>
+        <w:rPr>
+          <w:rFonts w:ascii="Times New Roman" w:hAnsi="Times New Roman" w:cs="Times New Roman"/>
+          <w:color w:val="auto"/>
+          <w:sz w:val="28"/>
+          <w:szCs w:val="28"/>
+        </w:rPr>
+        <w:t>Модель</w:t>
+      </w:r>
+      <w:bookmarkEnd w:id="30"/>
+    </w:p>
+    <w:p>
+      <w:pPr>
+        <w:pStyle w:val="3"/>
+        <w:numPr>
+          <w:ilvl w:val="2"/>
+          <w:numId w:val="9"/>
+        </w:numPr>
+        <w:rPr>
+          <w:rFonts w:ascii="Times New Roman" w:hAnsi="Times New Roman" w:cs="Times New Roman"/>
+          <w:color w:val="auto"/>
+          <w:sz w:val="28"/>
+          <w:szCs w:val="28"/>
+        </w:rPr>
+      </w:pPr>
+      <w:bookmarkStart w:id="31" w:name="_Toc109658635"/>
+      <w:r>
+        <w:rPr>
+          <w:rFonts w:ascii="Times New Roman" w:hAnsi="Times New Roman" w:cs="Times New Roman"/>
+          <w:color w:val="auto"/>
+          <w:sz w:val="28"/>
+          <w:szCs w:val="28"/>
+        </w:rPr>
+        <w:t>Структура модуля</w:t>
+      </w:r>
+      <w:bookmarkEnd w:id="31"/>
+    </w:p>
+    <w:p>
+      <w:pPr>
+        <w:pStyle w:val="3"/>
+        <w:numPr>
+          <w:ilvl w:val="2"/>
+          <w:numId w:val="9"/>
+        </w:numPr>
+        <w:rPr>
+          <w:rFonts w:ascii="Times New Roman" w:hAnsi="Times New Roman" w:cs="Times New Roman"/>
+          <w:color w:val="auto"/>
+          <w:sz w:val="28"/>
+          <w:szCs w:val="28"/>
+        </w:rPr>
+      </w:pPr>
+      <w:bookmarkStart w:id="32" w:name="_Toc109658636"/>
+      <w:r>
+        <w:rPr>
+          <w:rFonts w:ascii="Times New Roman" w:hAnsi="Times New Roman" w:cs="Times New Roman"/>
+          <w:color w:val="auto"/>
+          <w:sz w:val="28"/>
+          <w:szCs w:val="28"/>
+        </w:rPr>
+        <w:t>Основные классы</w:t>
+      </w:r>
+      <w:bookmarkEnd w:id="32"/>
+    </w:p>
+    <w:p>
+      <w:pPr>
+        <w:pStyle w:val="2"/>
+        <w:numPr>
+          <w:ilvl w:val="1"/>
+          <w:numId w:val="9"/>
+        </w:numPr>
+        <w:rPr>
+          <w:rFonts w:ascii="Times New Roman" w:hAnsi="Times New Roman" w:cs="Times New Roman"/>
+          <w:color w:val="auto"/>
+          <w:sz w:val="28"/>
+          <w:szCs w:val="28"/>
+        </w:rPr>
+      </w:pPr>
+      <w:bookmarkStart w:id="33" w:name="_Toc109658637"/>
+      <w:r>
+        <w:rPr>
+          <w:rFonts w:ascii="Times New Roman" w:hAnsi="Times New Roman" w:cs="Times New Roman"/>
+          <w:color w:val="auto"/>
+          <w:sz w:val="28"/>
+          <w:szCs w:val="28"/>
+        </w:rPr>
+        <w:t>Контроллеры</w:t>
+      </w:r>
+      <w:bookmarkEnd w:id="33"/>
+    </w:p>
+    <w:p>
+      <w:pPr>
+        <w:pStyle w:val="3"/>
+        <w:numPr>
+          <w:ilvl w:val="2"/>
+          <w:numId w:val="9"/>
+        </w:numPr>
+        <w:rPr>
+          <w:rFonts w:ascii="Times New Roman" w:hAnsi="Times New Roman" w:cs="Times New Roman"/>
+          <w:color w:val="auto"/>
+          <w:sz w:val="28"/>
+          <w:szCs w:val="28"/>
+        </w:rPr>
+      </w:pPr>
+      <w:bookmarkStart w:id="34" w:name="_Toc109658638"/>
+      <w:r>
+        <w:rPr>
+          <w:rFonts w:ascii="Times New Roman" w:hAnsi="Times New Roman" w:cs="Times New Roman"/>
+          <w:color w:val="auto"/>
+          <w:sz w:val="28"/>
+          <w:szCs w:val="28"/>
+        </w:rPr>
+        <w:t>Структура модуля</w:t>
+      </w:r>
+      <w:bookmarkEnd w:id="34"/>
+    </w:p>
+    <w:p>
+      <w:pPr>
+        <w:pStyle w:val="3"/>
+        <w:numPr>
+          <w:ilvl w:val="2"/>
+          <w:numId w:val="9"/>
+        </w:numPr>
+        <w:rPr>
+          <w:rFonts w:ascii="Times New Roman" w:hAnsi="Times New Roman" w:cs="Times New Roman"/>
+          <w:color w:val="auto"/>
+          <w:sz w:val="28"/>
+          <w:szCs w:val="28"/>
+        </w:rPr>
+      </w:pPr>
+      <w:bookmarkStart w:id="35" w:name="_Toc109658639"/>
+      <w:r>
+        <w:rPr>
+          <w:rFonts w:ascii="Times New Roman" w:hAnsi="Times New Roman" w:cs="Times New Roman"/>
+          <w:color w:val="auto"/>
+          <w:sz w:val="28"/>
+          <w:szCs w:val="28"/>
+        </w:rPr>
+        <w:t>Основные классы</w:t>
+      </w:r>
+      <w:bookmarkEnd w:id="35"/>
+    </w:p>
+    <w:p>
+      <w:pPr>
+        <w:pStyle w:val="2"/>
+        <w:numPr>
+          <w:ilvl w:val="1"/>
+          <w:numId w:val="9"/>
+        </w:numPr>
+        <w:rPr>
+          <w:rFonts w:ascii="Times New Roman" w:hAnsi="Times New Roman" w:cs="Times New Roman"/>
+          <w:color w:val="auto"/>
+          <w:sz w:val="28"/>
+          <w:szCs w:val="28"/>
+        </w:rPr>
+      </w:pPr>
+      <w:bookmarkStart w:id="36" w:name="_Toc109658640"/>
+      <w:r>
+        <w:rPr>
+          <w:rFonts w:ascii="Times New Roman" w:hAnsi="Times New Roman" w:cs="Times New Roman"/>
+          <w:color w:val="auto"/>
+          <w:sz w:val="28"/>
+          <w:szCs w:val="28"/>
+        </w:rPr>
+        <w:t>Представление</w:t>
+      </w:r>
+      <w:bookmarkEnd w:id="36"/>
+    </w:p>
+    <w:p>
+      <w:pPr>
+        <w:pStyle w:val="3"/>
+        <w:numPr>
+          <w:ilvl w:val="2"/>
+          <w:numId w:val="9"/>
+        </w:numPr>
+        <w:rPr>
+          <w:rFonts w:ascii="Times New Roman" w:hAnsi="Times New Roman" w:cs="Times New Roman"/>
+          <w:color w:val="auto"/>
+          <w:sz w:val="28"/>
+          <w:szCs w:val="28"/>
+        </w:rPr>
+      </w:pPr>
+      <w:bookmarkStart w:id="37" w:name="_Toc109658641"/>
+      <w:r>
+        <w:rPr>
+          <w:rFonts w:ascii="Times New Roman" w:hAnsi="Times New Roman" w:cs="Times New Roman"/>
+          <w:color w:val="auto"/>
+          <w:sz w:val="28"/>
+          <w:szCs w:val="28"/>
+        </w:rPr>
+        <w:t>Структура модуля</w:t>
+      </w:r>
+      <w:bookmarkEnd w:id="37"/>
+    </w:p>
+    <w:p>
+      <w:pPr>
+        <w:pStyle w:val="3"/>
+        <w:numPr>
+          <w:ilvl w:val="2"/>
+          <w:numId w:val="9"/>
+        </w:numPr>
+        <w:rPr>
+          <w:rFonts w:ascii="Times New Roman" w:hAnsi="Times New Roman" w:cs="Times New Roman"/>
+          <w:color w:val="auto"/>
+          <w:sz w:val="28"/>
+          <w:szCs w:val="28"/>
+        </w:rPr>
+      </w:pPr>
+      <w:bookmarkStart w:id="38" w:name="_Toc109658642"/>
+      <w:r>
+        <w:rPr>
+          <w:rFonts w:ascii="Times New Roman" w:hAnsi="Times New Roman" w:cs="Times New Roman"/>
+          <w:color w:val="auto"/>
+          <w:sz w:val="28"/>
+          <w:szCs w:val="28"/>
+        </w:rPr>
+        <w:t>Основные классы</w:t>
+      </w:r>
+      <w:bookmarkEnd w:id="38"/>
+    </w:p>
+    <w:p>
+      <w:r>
+        <w:br w:type="page"/>
+      </w:r>
+    </w:p>
+    <w:p>
+      <w:pPr>
+        <w:pStyle w:val="10"/>
+        <w:numPr>
+          <w:ilvl w:val="0"/>
+          <w:numId w:val="9"/>
+        </w:numPr>
+        <w:rPr>
+          <w:rFonts w:ascii="Times New Roman" w:hAnsi="Times New Roman" w:cs="Times New Roman"/>
+          <w:color w:val="auto"/>
+          <w:sz w:val="28"/>
+          <w:szCs w:val="28"/>
+        </w:rPr>
+      </w:pPr>
+      <w:bookmarkStart w:id="39" w:name="_Toc109658643"/>
+      <w:r>
+        <w:rPr>
+          <w:rFonts w:ascii="Times New Roman" w:hAnsi="Times New Roman" w:cs="Times New Roman"/>
+          <w:color w:val="auto"/>
+          <w:sz w:val="28"/>
+          <w:szCs w:val="28"/>
+        </w:rPr>
+        <w:lastRenderedPageBreak/>
+        <w:t>Алгоритмы игровой логики</w:t>
+      </w:r>
+      <w:bookmarkEnd w:id="39"/>
+    </w:p>
+    <w:p>
+      <w:pPr>
+        <w:pStyle w:val="2"/>
+        <w:numPr>
+          <w:ilvl w:val="1"/>
+          <w:numId w:val="9"/>
+        </w:numPr>
+        <w:rPr>
+          <w:rFonts w:ascii="Times New Roman" w:hAnsi="Times New Roman" w:cs="Times New Roman"/>
+          <w:color w:val="auto"/>
+          <w:sz w:val="28"/>
+          <w:szCs w:val="28"/>
+        </w:rPr>
+      </w:pPr>
+      <w:r>
+        <w:rPr>
+          <w:rFonts w:ascii="Times New Roman" w:hAnsi="Times New Roman" w:cs="Times New Roman"/>
+          <w:color w:val="auto"/>
+          <w:sz w:val="28"/>
+          <w:szCs w:val="28"/>
+          <w:lang w:val="en-US"/>
+        </w:rPr>
+        <w:t xml:space="preserve"> </w:t>
+      </w:r>
+      <w:bookmarkStart w:id="40" w:name="_Toc109658644"/>
+      <w:r>
+        <w:rPr>
+          <w:rFonts w:ascii="Times New Roman" w:hAnsi="Times New Roman" w:cs="Times New Roman"/>
+          <w:color w:val="auto"/>
+          <w:sz w:val="28"/>
+          <w:szCs w:val="28"/>
+        </w:rPr>
+        <w:t>Фигуры</w:t>
+      </w:r>
+      <w:bookmarkEnd w:id="40"/>
+    </w:p>
+    <w:p>
+      <w:pPr>
+        <w:pStyle w:val="2"/>
+        <w:numPr>
+          <w:ilvl w:val="1"/>
+          <w:numId w:val="9"/>
+        </w:numPr>
+        <w:rPr>
+          <w:rFonts w:ascii="Times New Roman" w:hAnsi="Times New Roman" w:cs="Times New Roman"/>
+          <w:color w:val="auto"/>
+          <w:sz w:val="28"/>
+          <w:szCs w:val="28"/>
+        </w:rPr>
+      </w:pPr>
+      <w:r>
+        <w:rPr>
+          <w:rFonts w:ascii="Times New Roman" w:hAnsi="Times New Roman" w:cs="Times New Roman"/>
+          <w:color w:val="auto"/>
+          <w:sz w:val="28"/>
+          <w:szCs w:val="28"/>
+          <w:lang w:val="en-US"/>
+        </w:rPr>
+        <w:t xml:space="preserve"> </w:t>
+      </w:r>
+      <w:bookmarkStart w:id="41" w:name="_Toc109658645"/>
+      <w:r>
+        <w:rPr>
+          <w:rFonts w:ascii="Times New Roman" w:hAnsi="Times New Roman" w:cs="Times New Roman"/>
+          <w:color w:val="auto"/>
+          <w:sz w:val="28"/>
+          <w:szCs w:val="28"/>
+        </w:rPr>
+        <w:t>Игровая доска</w:t>
+      </w:r>
+      <w:bookmarkEnd w:id="41"/>
+    </w:p>
+    <w:p>
+      <w:pPr>
+        <w:pStyle w:val="10"/>
+        <w:numPr>
+          <w:ilvl w:val="1"/>
+          <w:numId w:val="9"/>
+        </w:numPr>
+        <w:rPr>
+          <w:rFonts w:ascii="Times New Roman" w:hAnsi="Times New Roman" w:cs="Times New Roman"/>
+          <w:color w:val="auto"/>
+          <w:sz w:val="28"/>
+          <w:szCs w:val="28"/>
+        </w:rPr>
+      </w:pPr>
+      <w:r>
+        <w:rPr>
+          <w:rFonts w:ascii="Times New Roman" w:hAnsi="Times New Roman" w:cs="Times New Roman"/>
+          <w:color w:val="auto"/>
+          <w:sz w:val="28"/>
+          <w:szCs w:val="28"/>
+          <w:lang w:val="en-US"/>
+        </w:rPr>
+        <w:t xml:space="preserve"> </w:t>
+      </w:r>
+      <w:bookmarkStart w:id="42" w:name="_Toc109658646"/>
+      <w:r>
+        <w:rPr>
+          <w:rFonts w:ascii="Times New Roman" w:hAnsi="Times New Roman" w:cs="Times New Roman"/>
+          <w:color w:val="auto"/>
+          <w:sz w:val="28"/>
+          <w:szCs w:val="28"/>
+        </w:rPr>
+        <w:t xml:space="preserve">Алгоритм искусственного </w:t>
+      </w:r>
+      <w:bookmarkEnd w:id="42"/>
+      <w:r>
+        <w:rPr>
+          <w:rFonts w:ascii="Times New Roman" w:hAnsi="Times New Roman" w:cs="Times New Roman"/>
+          <w:color w:val="auto"/>
+          <w:sz w:val="28"/>
+          <w:szCs w:val="28"/>
+        </w:rPr>
+        <w:t>интеллекта</w:t>
+      </w:r>
+    </w:p>
+    <w:p>
+      <w:pPr>
+        <w:pStyle w:val="2"/>
+        <w:numPr>
+          <w:ilvl w:val="2"/>
+          <w:numId w:val="9"/>
+        </w:numPr>
+        <w:rPr>
+          <w:rFonts w:ascii="Times New Roman" w:hAnsi="Times New Roman" w:cs="Times New Roman"/>
+          <w:color w:val="auto"/>
+          <w:sz w:val="28"/>
+          <w:szCs w:val="28"/>
+        </w:rPr>
+      </w:pPr>
+      <w:bookmarkStart w:id="43" w:name="_Toc109658647"/>
+      <w:r>
+        <w:rPr>
+          <w:rFonts w:ascii="Times New Roman" w:hAnsi="Times New Roman" w:cs="Times New Roman"/>
+          <w:color w:val="auto"/>
+          <w:sz w:val="28"/>
+          <w:szCs w:val="28"/>
+        </w:rPr>
+        <w:t>Минимакс</w:t>
+      </w:r>
+      <w:bookmarkEnd w:id="43"/>
+    </w:p>
+    <w:p>
+      <w:pPr>
+        <w:pStyle w:val="2"/>
+        <w:numPr>
+          <w:ilvl w:val="2"/>
+          <w:numId w:val="9"/>
+        </w:numPr>
+        <w:rPr>
+          <w:rFonts w:ascii="Times New Roman" w:hAnsi="Times New Roman" w:cs="Times New Roman"/>
+          <w:color w:val="auto"/>
+          <w:sz w:val="28"/>
+          <w:szCs w:val="28"/>
+        </w:rPr>
+      </w:pPr>
+      <w:bookmarkStart w:id="44" w:name="_Toc109658648"/>
+      <w:r>
+        <w:rPr>
+          <w:rFonts w:ascii="Times New Roman" w:hAnsi="Times New Roman" w:cs="Times New Roman"/>
+          <w:color w:val="auto"/>
+          <w:sz w:val="28"/>
+          <w:szCs w:val="28"/>
+        </w:rPr>
+        <w:t>Оптимизации</w:t>
+      </w:r>
+      <w:bookmarkEnd w:id="44"/>
+    </w:p>
+    <w:p>
+      <w:pPr>
+        <w:keepNext/>
+      </w:pPr>
+      <w:r>
+        <w:br w:type="page"/>
+      </w:r>
+    </w:p>
+    <w:p>
+      <w:pPr>
+        <w:pStyle w:val="10"/>
+        <w:numPr>
+          <w:ilvl w:val="0"/>
+          <w:numId w:val="9"/>
+        </w:numPr>
+        <w:rPr>
+          <w:rFonts w:ascii="Times New Roman" w:hAnsi="Times New Roman" w:cs="Times New Roman"/>
+          <w:color w:val="auto"/>
+          <w:sz w:val="28"/>
+          <w:szCs w:val="28"/>
+        </w:rPr>
+      </w:pPr>
+      <w:bookmarkStart w:id="45" w:name="_Toc109658649"/>
+      <w:r>
+        <w:rPr>
+          <w:rFonts w:ascii="Times New Roman" w:hAnsi="Times New Roman" w:cs="Times New Roman"/>
+          <w:color w:val="auto"/>
+          <w:sz w:val="28"/>
+          <w:szCs w:val="28"/>
+        </w:rPr>
+        <w:lastRenderedPageBreak/>
+        <w:t>Сетевая часть</w:t>
+      </w:r>
+      <w:bookmarkEnd w:id="45"/>
+    </w:p>
+    <w:p>
+      <w:r>
+        <w:br w:type="page"/>
+      </w:r>
+    </w:p>
+    <w:p>
+      <w:pPr>
+        <w:pStyle w:val="10"/>
+        <w:numPr>
+          <w:ilvl w:val="0"/>
+          <w:numId w:val="9"/>
+        </w:numPr>
+        <w:rPr>
+          <w:rFonts w:ascii="Times New Roman" w:hAnsi="Times New Roman" w:cs="Times New Roman"/>
+          <w:color w:val="auto"/>
+          <w:sz w:val="28"/>
+          <w:szCs w:val="28"/>
+        </w:rPr>
+      </w:pPr>
+      <w:bookmarkStart w:id="46" w:name="_Toc109658650"/>
+      <w:r>
+        <w:rPr>
+          <w:rFonts w:ascii="Times New Roman" w:hAnsi="Times New Roman" w:cs="Times New Roman"/>
+          <w:color w:val="auto"/>
+          <w:sz w:val="28"/>
+          <w:szCs w:val="28"/>
+        </w:rPr>
+        <w:lastRenderedPageBreak/>
+        <w:t>Заключение</w:t>
+      </w:r>
+      <w:bookmarkEnd w:id="46"/>
+    </w:p>
+    <w:p>
+      <w:r>
+        <w:br w:type="page"/>
+      </w:r>
+    </w:p>
+    <w:p>
+      <w:pPr>
+        <w:pStyle w:val="10"/>
+        <w:numPr>
+          <w:ilvl w:val="0"/>
+          <w:numId w:val="9"/>
+        </w:numPr>
+        <w:rPr>
+          <w:rFonts w:ascii="Times New Roman" w:hAnsi="Times New Roman" w:cs="Times New Roman"/>
+          <w:color w:val="auto"/>
+          <w:sz w:val="28"/>
+          <w:szCs w:val="28"/>
+        </w:rPr>
+      </w:pPr>
+      <w:bookmarkStart w:id="47" w:name="_Toc109658651"/>
+      <w:r>
+        <w:rPr>
+          <w:rFonts w:ascii="Times New Roman" w:hAnsi="Times New Roman" w:cs="Times New Roman"/>
+          <w:color w:val="auto"/>
+          <w:sz w:val="28"/>
+          <w:szCs w:val="28"/>
+        </w:rPr>
+        <w:lastRenderedPageBreak/>
+        <w:t>Приложение</w:t>
+      </w:r>
+      <w:bookmarkEnd w:id="47"/>
+    </w:p>
+    <w:p>
+      <w:pPr>
+        <w:pStyle w:val="10"/>
+        <w:numPr>
+          <w:ilvl w:val="1"/>
+          <w:numId w:val="9"/>
+        </w:numPr>
+        <w:rPr>
+          <w:rFonts w:ascii="Times New Roman" w:hAnsi="Times New Roman" w:cs="Times New Roman"/>
+          <w:color w:val="auto"/>
+          <w:sz w:val="28"/>
+          <w:szCs w:val="28"/>
+        </w:rPr>
+      </w:pPr>
+      <w:bookmarkStart w:id="48" w:name="_Toc109658652"/>
+      <w:r>
+        <w:rPr>
+          <w:rFonts w:ascii="Times New Roman" w:hAnsi="Times New Roman" w:cs="Times New Roman"/>
+          <w:color w:val="auto"/>
+          <w:sz w:val="28"/>
+          <w:szCs w:val="28"/>
+        </w:rPr>
+        <w:t xml:space="preserve"> </w:t>
+      </w:r>
+      <w:bookmarkStart w:id="49" w:name="_Ref109691323"/>
+      <w:r>
+        <w:rPr>
+          <w:rFonts w:ascii="Times New Roman" w:hAnsi="Times New Roman" w:cs="Times New Roman"/>
+          <w:color w:val="auto"/>
+          <w:sz w:val="28"/>
+          <w:szCs w:val="28"/>
+        </w:rPr>
+        <w:t xml:space="preserve">Приложение А – </w:t>
+      </w:r>
+      <w:r>
+        <w:rPr>
+          <w:rFonts w:ascii="Times New Roman" w:hAnsi="Times New Roman" w:cs="Times New Roman"/>
+          <w:color w:val="auto"/>
+          <w:sz w:val="28"/>
+          <w:szCs w:val="28"/>
           <w:highlight w:val="yellow"/>
         </w:rPr>
-        <w:t>Королева может</w:t>
-      </w:r>
-      <w:r>
-        <w:rPr>
+        <w:t>Пример к</w:t>
+      </w:r>
+      <w:r>
+        <w:rPr>
+          <w:rFonts w:ascii="Times New Roman" w:hAnsi="Times New Roman" w:cs="Times New Roman"/>
+          <w:color w:val="auto"/>
+          <w:sz w:val="28"/>
+          <w:szCs w:val="28"/>
           <w:highlight w:val="yellow"/>
         </w:rPr>
-        <w:t xml:space="preserve"> ходить по диагонали</w:t>
-      </w:r>
-      <w:r>
-        <w:rPr>
-          <w:highlight w:val="yellow"/>
-        </w:rPr>
-        <w:t>, горизонтали</w:t>
-      </w:r>
-      <w:r>
-        <w:rPr>
-          <w:highlight w:val="yellow"/>
-        </w:rPr>
-        <w:t xml:space="preserve"> и вертикали в любые стороны куда может</w:t>
-      </w:r>
-      <w:r>
-        <w:rPr>
-          <w:highlight w:val="yellow"/>
-        </w:rPr>
-        <w:t>.</w:t>
-      </w:r>
-      <w:r>
-        <w:rPr>
-          <w:rFonts w:cs="Times New Roman"/>
-          <w:highlight w:val="yellow"/>
-        </w:rPr>
-        <w:t xml:space="preserve"> Пример на рисунке 1.</w:t>
-      </w:r>
-      <w:r>
-        <w:rPr>
-          <w:rFonts w:cs="Times New Roman"/>
-        </w:rPr>
-        <w:t>3</w:t>
-      </w:r>
-    </w:p>
-    <w:p>
-      <w:pPr>
-        <w:pStyle w:val="af5"/>
+        <w:t>ак ходят фигуры</w:t>
+      </w:r>
+      <w:bookmarkEnd w:id="49"/>
+      <w:r>
+        <w:rPr>
+          <w:rFonts w:ascii="Times New Roman" w:hAnsi="Times New Roman" w:cs="Times New Roman"/>
+          <w:color w:val="auto"/>
+          <w:sz w:val="28"/>
+          <w:szCs w:val="28"/>
+        </w:rPr>
+        <w:t xml:space="preserve"> </w:t>
+      </w:r>
+    </w:p>
+    <w:p/>
+    <w:p>
+      <w:pPr>
         <w:keepNext/>
         <w:jc w:val="center"/>
       </w:pPr>
       <w:r>
         <w:rPr>
-          <w:rFonts w:cs="Times New Roman"/>
           <w:noProof/>
         </w:rPr>
         <w:drawing>
-          <wp:inline distT="0" distB="0" distL="0" distR="0" wp14:anchorId="4AF2EC39" wp14:editId="4DF63DC5">
+          <wp:inline distT="0" distB="0" distL="0" distR="0" wp14:anchorId="41422885" wp14:editId="22195EFE">
             <wp:extent cx="2880000" cy="3014297"/>
             <wp:effectExtent l="0" t="0" r="0" b="0"/>
-            <wp:docPr id="7" name="Рисунок 7"/>
+            <wp:docPr id="6" name="Рисунок 6"/>
             <wp:cNvGraphicFramePr>
               <a:graphicFrameLocks xmlns:a="http://schemas.openxmlformats.org/drawingml/2006/main" noChangeAspect="1"/>
             </wp:cNvGraphicFramePr>
@@ -4462,148 +7071,7 @@
               <a:graphicData uri="http://schemas.openxmlformats.org/drawingml/2006/picture">
                 <pic:pic xmlns:pic="http://schemas.openxmlformats.org/drawingml/2006/picture">
                   <pic:nvPicPr>
-                    <pic:cNvPr id="0" name="Picture 6"/>
-                    <pic:cNvPicPr>
-                      <a:picLocks noChangeAspect="1" noChangeArrowheads="1"/>
-                    </pic:cNvPicPr>
-                  </pic:nvPicPr>
-                  <pic:blipFill>
-                    <a:blip r:embed="rId11" cstate="print">
-                      <a:extLst>
-                        <a:ext uri="{28A0092B-C50C-407E-A947-70E740481C1C}">
-                          <a14:useLocalDpi xmlns:a14="http://schemas.microsoft.com/office/drawing/2010/main" val="0"/>
-                        </a:ext>
-                      </a:extLst>
-                    </a:blip>
-                    <a:srcRect/>
-                    <a:stretch>
-                      <a:fillRect/>
-                    </a:stretch>
-                  </pic:blipFill>
-                  <pic:spPr bwMode="auto">
-                    <a:xfrm>
-                      <a:off x="0" y="0"/>
-                      <a:ext cx="2880000" cy="3014297"/>
-                    </a:xfrm>
-                    <a:prstGeom prst="rect">
-                      <a:avLst/>
-                    </a:prstGeom>
-                    <a:noFill/>
-                    <a:ln>
-                      <a:noFill/>
-                    </a:ln>
-                  </pic:spPr>
-                </pic:pic>
-              </a:graphicData>
-            </a:graphic>
-          </wp:inline>
-        </w:drawing>
-      </w:r>
-    </w:p>
-    <w:p>
-      <w:pPr>
-        <w:pStyle w:val="af7"/>
-      </w:pPr>
-      <w:r>
-        <w:t xml:space="preserve">Рисунок </w:t>
-      </w:r>
-      <w:r>
-        <w:t>1.3.</w:t>
-      </w:r>
-      <w:r>
-        <w:rPr>
-          <w:lang w:val="en-US"/>
-        </w:rPr>
-        <w:t xml:space="preserve"> </w:t>
-      </w:r>
-      <w:r>
-        <w:t>- паттерн ходьбы Королевы</w:t>
-      </w:r>
-    </w:p>
-    <w:p>
-      <w:pPr>
-        <w:pStyle w:val="af2"/>
-      </w:pPr>
-    </w:p>
-    <w:p>
-      <w:pPr>
-        <w:pStyle w:val="3"/>
-        <w:numPr>
-          <w:ilvl w:val="2"/>
-          <w:numId w:val="3"/>
-        </w:numPr>
-        <w:spacing w:line="360" w:lineRule="auto"/>
-        <w:rPr>
-          <w:rFonts w:ascii="Times New Roman" w:hAnsi="Times New Roman" w:cs="Times New Roman"/>
-          <w:color w:val="auto"/>
-          <w:sz w:val="28"/>
-          <w:szCs w:val="28"/>
-        </w:rPr>
-      </w:pPr>
-      <w:r>
-        <w:rPr>
-          <w:rFonts w:ascii="Times New Roman" w:hAnsi="Times New Roman" w:cs="Times New Roman"/>
-          <w:color w:val="auto"/>
-          <w:sz w:val="28"/>
-          <w:szCs w:val="28"/>
-        </w:rPr>
-        <w:lastRenderedPageBreak/>
-        <w:t xml:space="preserve"> Конь</w:t>
-      </w:r>
-    </w:p>
-    <w:p>
-      <w:pPr>
-        <w:pStyle w:val="af2"/>
-        <w:rPr>
-          <w:rFonts w:cs="Times New Roman"/>
-        </w:rPr>
-      </w:pPr>
-      <w:r>
-        <w:rPr>
-          <w:highlight w:val="yellow"/>
-        </w:rPr>
-        <w:t>Конь ходит буквой Г</w:t>
-      </w:r>
-      <w:r>
-        <w:t xml:space="preserve">. </w:t>
-      </w:r>
-      <w:r>
-        <w:rPr>
-          <w:rFonts w:cs="Times New Roman"/>
-          <w:highlight w:val="yellow"/>
-        </w:rPr>
-        <w:t>Пример на рисунке 1.</w:t>
-      </w:r>
-      <w:r>
-        <w:rPr>
-          <w:rFonts w:cs="Times New Roman"/>
-        </w:rPr>
-        <w:t>4</w:t>
-      </w:r>
-    </w:p>
-    <w:p>
-      <w:pPr>
-        <w:pStyle w:val="af2"/>
-        <w:keepNext/>
-        <w:jc w:val="center"/>
-      </w:pPr>
-      <w:r>
-        <w:rPr>
-          <w:noProof/>
-        </w:rPr>
-        <w:drawing>
-          <wp:inline distT="0" distB="0" distL="0" distR="0" wp14:anchorId="36F3811A" wp14:editId="200868E0">
-            <wp:extent cx="2880000" cy="3014297"/>
-            <wp:effectExtent l="0" t="0" r="0" b="0"/>
-            <wp:docPr id="9" name="Рисунок 9"/>
-            <wp:cNvGraphicFramePr>
-              <a:graphicFrameLocks xmlns:a="http://schemas.openxmlformats.org/drawingml/2006/main" noChangeAspect="1"/>
-            </wp:cNvGraphicFramePr>
-            <a:graphic xmlns:a="http://schemas.openxmlformats.org/drawingml/2006/main">
-              <a:graphicData uri="http://schemas.openxmlformats.org/drawingml/2006/picture">
-                <pic:pic xmlns:pic="http://schemas.openxmlformats.org/drawingml/2006/picture">
-                  <pic:nvPicPr>
-                    <pic:cNvPr id="0" name="Picture 8"/>
+                    <pic:cNvPr id="0" name="Picture 5"/>
                     <pic:cNvPicPr>
                       <a:picLocks noChangeAspect="1" noChangeArrowheads="1"/>
                     </pic:cNvPicPr>
@@ -4645,112 +7113,56 @@
       <w:pPr>
         <w:pStyle w:val="af7"/>
       </w:pPr>
-      <w:r>
-        <w:t xml:space="preserve">Рисунок </w:t>
-      </w:r>
-      <w:r>
+      <w:bookmarkStart w:id="50" w:name="_Toc109693198"/>
+      <w:bookmarkStart w:id="51" w:name="_Ref109693425"/>
+      <w:r>
+        <w:t>Рисунок А.</w:t>
+      </w:r>
+      <w:r>
+        <w:fldChar w:fldCharType="begin"/>
+      </w:r>
+      <w:r>
+        <w:instrText xml:space="preserve"> SEQ Рисунок_А. \* ARABIC </w:instrText>
+      </w:r>
+      <w:r>
+        <w:fldChar w:fldCharType="separate"/>
+      </w:r>
+      <w:r>
+        <w:rPr>
+          <w:noProof/>
+        </w:rPr>
         <w:t>1</w:t>
       </w:r>
       <w:r>
-        <w:rPr>
-          <w:lang w:val="en-US"/>
-        </w:rPr>
+        <w:fldChar w:fldCharType="end"/>
+      </w:r>
+      <w:r>
         <w:t>.</w:t>
       </w:r>
       <w:r>
-        <w:t>4</w:t>
-      </w:r>
-      <w:r>
-        <w:t>.</w:t>
-      </w:r>
-      <w:r>
-        <w:rPr>
-          <w:lang w:val="en-US"/>
-        </w:rPr>
-        <w:t xml:space="preserve"> </w:t>
-      </w:r>
-      <w:r>
-        <w:t>- паттерн ходьбы Коня</w:t>
-      </w:r>
-    </w:p>
-    <w:p>
-      <w:pPr>
-        <w:pStyle w:val="af2"/>
-        <w:rPr>
-          <w:lang w:val="en-US"/>
-        </w:rPr>
-      </w:pPr>
-    </w:p>
-    <w:p>
-      <w:pPr>
-        <w:pStyle w:val="3"/>
-        <w:numPr>
-          <w:ilvl w:val="2"/>
-          <w:numId w:val="3"/>
-        </w:numPr>
-        <w:spacing w:line="360" w:lineRule="auto"/>
-        <w:rPr>
-          <w:rFonts w:ascii="Times New Roman" w:hAnsi="Times New Roman" w:cs="Times New Roman"/>
-          <w:color w:val="auto"/>
-          <w:sz w:val="28"/>
-          <w:szCs w:val="28"/>
-        </w:rPr>
-      </w:pPr>
-      <w:r>
-        <w:rPr>
-          <w:rFonts w:ascii="Times New Roman" w:hAnsi="Times New Roman" w:cs="Times New Roman"/>
-          <w:color w:val="auto"/>
-          <w:sz w:val="28"/>
-          <w:szCs w:val="28"/>
-        </w:rPr>
-        <w:t xml:space="preserve"> Ладья</w:t>
-      </w:r>
-    </w:p>
-    <w:p>
-      <w:pPr>
-        <w:pStyle w:val="af2"/>
-        <w:rPr>
-          <w:rFonts w:cs="Times New Roman"/>
-        </w:rPr>
-      </w:pPr>
-      <w:r>
-        <w:rPr>
-          <w:highlight w:val="yellow"/>
-        </w:rPr>
-        <w:t>Ходит по диагонали</w:t>
-      </w:r>
-      <w:r>
-        <w:t xml:space="preserve">. </w:t>
-      </w:r>
-      <w:r>
-        <w:rPr>
-          <w:rFonts w:cs="Times New Roman"/>
-          <w:highlight w:val="yellow"/>
-        </w:rPr>
-        <w:t>Пример на рисунке 1.</w:t>
-      </w:r>
-      <w:r>
-        <w:rPr>
-          <w:rFonts w:cs="Times New Roman"/>
-        </w:rPr>
-        <w:t>5</w:t>
-      </w:r>
-    </w:p>
-    <w:p>
-      <w:pPr>
-        <w:pStyle w:val="af2"/>
-        <w:keepNext/>
-        <w:jc w:val="center"/>
+        <w:t xml:space="preserve"> - паттерн ходьба Короля</w:t>
+      </w:r>
+      <w:bookmarkEnd w:id="50"/>
+      <w:bookmarkEnd w:id="51"/>
+    </w:p>
+    <w:p>
+      <w:pPr>
+        <w:pStyle w:val="af7"/>
+      </w:pPr>
+    </w:p>
+    <w:p>
+      <w:pPr>
+        <w:pStyle w:val="af7"/>
       </w:pPr>
       <w:r>
         <w:rPr>
           <w:noProof/>
         </w:rPr>
         <w:drawing>
-          <wp:inline distT="0" distB="0" distL="0" distR="0" wp14:anchorId="00112F92" wp14:editId="1EF82279">
-            <wp:extent cx="2880000" cy="3014577"/>
+          <wp:inline distT="0" distB="0" distL="0" distR="0" wp14:anchorId="246AFCD6" wp14:editId="37725E55">
+            <wp:extent cx="2880000" cy="3014297"/>
             <wp:effectExtent l="0" t="0" r="0" b="0"/>
-            <wp:docPr id="10" name="Рисунок 10"/>
+            <wp:docPr id="7" name="Рисунок 7"/>
             <wp:cNvGraphicFramePr>
               <a:graphicFrameLocks xmlns:a="http://schemas.openxmlformats.org/drawingml/2006/main" noChangeAspect="1"/>
             </wp:cNvGraphicFramePr>
@@ -4758,7 +7170,7 @@
               <a:graphicData uri="http://schemas.openxmlformats.org/drawingml/2006/picture">
                 <pic:pic xmlns:pic="http://schemas.openxmlformats.org/drawingml/2006/picture">
                   <pic:nvPicPr>
-                    <pic:cNvPr id="0" name="Picture 9"/>
+                    <pic:cNvPr id="0" name="Picture 6"/>
                     <pic:cNvPicPr>
                       <a:picLocks noChangeAspect="1" noChangeArrowheads="1"/>
                     </pic:cNvPicPr>
@@ -4779,7 +7191,7 @@
                   <pic:spPr bwMode="auto">
                     <a:xfrm>
                       <a:off x="0" y="0"/>
-                      <a:ext cx="2880000" cy="3014577"/>
+                      <a:ext cx="2880000" cy="3014297"/>
                     </a:xfrm>
                     <a:prstGeom prst="rect">
                       <a:avLst/>
@@ -4800,97 +7212,55 @@
       <w:pPr>
         <w:pStyle w:val="af7"/>
       </w:pPr>
-      <w:r>
-        <w:t>Рисунок 1.5</w:t>
+      <w:bookmarkStart w:id="52" w:name="_Toc109693199"/>
+      <w:bookmarkStart w:id="53" w:name="_Ref109693523"/>
+      <w:r>
+        <w:t>Рисунок А.</w:t>
+      </w:r>
+      <w:r>
+        <w:fldChar w:fldCharType="begin"/>
+      </w:r>
+      <w:r>
+        <w:instrText xml:space="preserve"> SEQ Рисунок_А. \* ARABIC </w:instrText>
+      </w:r>
+      <w:r>
+        <w:fldChar w:fldCharType="separate"/>
+      </w:r>
+      <w:r>
+        <w:rPr>
+          <w:noProof/>
+        </w:rPr>
+        <w:t>2</w:t>
+      </w:r>
+      <w:r>
+        <w:fldChar w:fldCharType="end"/>
       </w:r>
       <w:r>
         <w:t>.</w:t>
       </w:r>
       <w:r>
-        <w:t xml:space="preserve"> – паттерн ходьбы Ладьи</w:t>
-      </w:r>
-    </w:p>
-    <w:p>
-      <w:pPr>
-        <w:pStyle w:val="3"/>
-        <w:numPr>
-          <w:ilvl w:val="2"/>
-          <w:numId w:val="3"/>
-        </w:numPr>
-        <w:spacing w:line="360" w:lineRule="auto"/>
-        <w:rPr>
-          <w:rFonts w:ascii="Times New Roman" w:hAnsi="Times New Roman" w:cs="Times New Roman"/>
-          <w:color w:val="auto"/>
-          <w:sz w:val="28"/>
-          <w:szCs w:val="28"/>
-        </w:rPr>
-      </w:pPr>
-      <w:r>
-        <w:rPr>
-          <w:rFonts w:ascii="Times New Roman" w:hAnsi="Times New Roman" w:cs="Times New Roman"/>
-          <w:color w:val="auto"/>
-          <w:sz w:val="28"/>
-          <w:szCs w:val="28"/>
-        </w:rPr>
-        <w:t xml:space="preserve"> </w:t>
-      </w:r>
-      <w:r>
-        <w:rPr>
-          <w:rFonts w:ascii="Times New Roman" w:hAnsi="Times New Roman" w:cs="Times New Roman"/>
-          <w:color w:val="auto"/>
-          <w:sz w:val="28"/>
-          <w:szCs w:val="28"/>
-        </w:rPr>
-        <w:t>Слон</w:t>
-      </w:r>
-    </w:p>
-    <w:p>
-      <w:pPr>
-        <w:pStyle w:val="af2"/>
-        <w:rPr>
-          <w:rFonts w:cs="Times New Roman"/>
-        </w:rPr>
-      </w:pPr>
-      <w:r>
-        <w:rPr>
-          <w:highlight w:val="yellow"/>
-        </w:rPr>
-        <w:t>Ходит по вертикали и горизонтали</w:t>
-      </w:r>
-      <w:r>
-        <w:t xml:space="preserve">. </w:t>
-      </w:r>
-      <w:r>
-        <w:rPr>
-          <w:rFonts w:cs="Times New Roman"/>
-          <w:highlight w:val="yellow"/>
-        </w:rPr>
-        <w:t>Пример на рисунке 1.</w:t>
-      </w:r>
-      <w:r>
-        <w:rPr>
-          <w:rFonts w:cs="Times New Roman"/>
-        </w:rPr>
-        <w:t>6</w:t>
-      </w:r>
+        <w:t xml:space="preserve"> - Паттерн ходьбы Королевы</w:t>
+      </w:r>
+      <w:bookmarkEnd w:id="52"/>
+      <w:bookmarkEnd w:id="53"/>
     </w:p>
     <w:p>
       <w:pPr>
         <w:pStyle w:val="af2"/>
         <w:keepNext/>
+        <w:ind w:firstLine="0"/>
         <w:jc w:val="center"/>
       </w:pPr>
       <w:r>
         <w:rPr>
-          <w:rFonts w:cs="Times New Roman"/>
           <w:noProof/>
         </w:rPr>
         <w:lastRenderedPageBreak/>
         <w:drawing>
-          <wp:inline distT="0" distB="0" distL="0" distR="0" wp14:anchorId="36A38562" wp14:editId="07DBC739">
+          <wp:inline distT="0" distB="0" distL="0" distR="0" wp14:anchorId="373746A3" wp14:editId="5E9DA0D2">
             <wp:extent cx="2880000" cy="3014297"/>
             <wp:effectExtent l="0" t="0" r="0" b="0"/>
-            <wp:docPr id="11" name="Рисунок 11"/>
+            <wp:docPr id="9" name="Рисунок 9"/>
             <wp:cNvGraphicFramePr>
               <a:graphicFrameLocks xmlns:a="http://schemas.openxmlformats.org/drawingml/2006/main" noChangeAspect="1"/>
             </wp:cNvGraphicFramePr>
@@ -4898,7 +7268,7 @@
               <a:graphicData uri="http://schemas.openxmlformats.org/drawingml/2006/picture">
                 <pic:pic xmlns:pic="http://schemas.openxmlformats.org/drawingml/2006/picture">
                   <pic:nvPicPr>
-                    <pic:cNvPr id="0" name="Picture 10"/>
+                    <pic:cNvPr id="0" name="Picture 8"/>
                     <pic:cNvPicPr>
                       <a:picLocks noChangeAspect="1" noChangeArrowheads="1"/>
                     </pic:cNvPicPr>
@@ -4939,99 +7309,49 @@
     <w:p>
       <w:pPr>
         <w:pStyle w:val="af7"/>
-        <w:rPr>
-          <w:rFonts w:cs="Times New Roman"/>
-        </w:rPr>
-      </w:pPr>
-      <w:r>
-        <w:t>Рисунок 1.6. – паттерн ходьбы Слона</w:t>
-      </w:r>
-    </w:p>
-    <w:p>
-      <w:pPr>
-        <w:pStyle w:val="af2"/>
-      </w:pPr>
-    </w:p>
-    <w:p>
-      <w:pPr>
-        <w:pStyle w:val="3"/>
-        <w:numPr>
-          <w:ilvl w:val="2"/>
-          <w:numId w:val="3"/>
-        </w:numPr>
-        <w:spacing w:line="360" w:lineRule="auto"/>
-        <w:rPr>
-          <w:rFonts w:ascii="Times New Roman" w:hAnsi="Times New Roman" w:cs="Times New Roman"/>
-          <w:color w:val="auto"/>
-          <w:sz w:val="28"/>
-          <w:szCs w:val="28"/>
-        </w:rPr>
-      </w:pPr>
-      <w:r>
-        <w:rPr>
-          <w:rFonts w:ascii="Times New Roman" w:hAnsi="Times New Roman" w:cs="Times New Roman"/>
-          <w:color w:val="auto"/>
-          <w:sz w:val="28"/>
-          <w:szCs w:val="28"/>
-        </w:rPr>
-        <w:t xml:space="preserve"> </w:t>
-      </w:r>
-      <w:r>
-        <w:rPr>
-          <w:rFonts w:ascii="Times New Roman" w:hAnsi="Times New Roman" w:cs="Times New Roman"/>
-          <w:color w:val="auto"/>
-          <w:sz w:val="28"/>
-          <w:szCs w:val="28"/>
-        </w:rPr>
-        <w:t>Пешка</w:t>
-      </w:r>
-    </w:p>
-    <w:p>
-      <w:pPr>
-        <w:pStyle w:val="af2"/>
-        <w:rPr>
-          <w:rFonts w:cs="Times New Roman"/>
-        </w:rPr>
-      </w:pPr>
-      <w:r>
-        <w:rPr>
-          <w:highlight w:val="yellow"/>
-        </w:rPr>
-        <w:t xml:space="preserve">Может ходить в радиусе 1 около </w:t>
-      </w:r>
-      <w:r>
-        <w:rPr>
-          <w:highlight w:val="yellow"/>
-        </w:rPr>
-        <w:t>себ</w:t>
-      </w:r>
-      <w:r>
-        <w:rPr>
-          <w:highlight w:val="yellow"/>
-        </w:rPr>
-        <w:t>я а еще может кушать другие фигуры</w:t>
-      </w:r>
-      <w:r>
-        <w:t xml:space="preserve">. </w:t>
-      </w:r>
-      <w:r>
-        <w:rPr>
-          <w:rFonts w:cs="Times New Roman"/>
-          <w:highlight w:val="yellow"/>
-        </w:rPr>
-        <w:t>Пример на рисунке 1.</w:t>
-      </w:r>
-      <w:r>
-        <w:rPr>
-          <w:rFonts w:cs="Times New Roman"/>
-        </w:rPr>
-        <w:t>7</w:t>
-      </w:r>
+      </w:pPr>
+      <w:bookmarkStart w:id="54" w:name="_Ref109693143"/>
+      <w:bookmarkStart w:id="55" w:name="_Toc109693200"/>
+      <w:r>
+        <w:t>Рисунок А.</w:t>
+      </w:r>
+      <w:r>
+        <w:fldChar w:fldCharType="begin"/>
+      </w:r>
+      <w:r>
+        <w:instrText xml:space="preserve"> SEQ Рисунок_А. \* ARABIC </w:instrText>
+      </w:r>
+      <w:r>
+        <w:fldChar w:fldCharType="separate"/>
+      </w:r>
+      <w:r>
+        <w:rPr>
+          <w:noProof/>
+        </w:rPr>
+        <w:t>3</w:t>
+      </w:r>
+      <w:r>
+        <w:fldChar w:fldCharType="end"/>
+      </w:r>
+      <w:r>
+        <w:t>.</w:t>
+      </w:r>
+      <w:r>
+        <w:t xml:space="preserve"> - паттерн ходьба Коня</w:t>
+      </w:r>
+      <w:bookmarkEnd w:id="54"/>
+      <w:bookmarkEnd w:id="55"/>
+    </w:p>
+    <w:p>
+      <w:pPr>
+        <w:pStyle w:val="af7"/>
+      </w:pPr>
     </w:p>
     <w:p>
       <w:pPr>
         <w:pStyle w:val="af2"/>
         <w:keepNext/>
+        <w:ind w:firstLine="0"/>
         <w:jc w:val="center"/>
       </w:pPr>
       <w:r>
@@ -5039,10 +7359,10 @@
           <w:noProof/>
         </w:rPr>
         <w:drawing>
-          <wp:inline distT="0" distB="0" distL="0" distR="0" wp14:anchorId="03E80150" wp14:editId="0799D854">
-            <wp:extent cx="2880000" cy="3014297"/>
+          <wp:inline distT="0" distB="0" distL="0" distR="0" wp14:anchorId="59B49F0C" wp14:editId="014679E9">
+            <wp:extent cx="2880000" cy="3014577"/>
             <wp:effectExtent l="0" t="0" r="0" b="0"/>
-            <wp:docPr id="12" name="Рисунок 12"/>
+            <wp:docPr id="10" name="Рисунок 10"/>
             <wp:cNvGraphicFramePr>
               <a:graphicFrameLocks xmlns:a="http://schemas.openxmlformats.org/drawingml/2006/main" noChangeAspect="1"/>
             </wp:cNvGraphicFramePr>
@@ -5050,13 +7370,109 @@
               <a:graphicData uri="http://schemas.openxmlformats.org/drawingml/2006/picture">
                 <pic:pic xmlns:pic="http://schemas.openxmlformats.org/drawingml/2006/picture">
                   <pic:nvPicPr>
-                    <pic:cNvPr id="0" name="Picture 11"/>
+                    <pic:cNvPr id="0" name="Picture 9"/>
                     <pic:cNvPicPr>
                       <a:picLocks noChangeAspect="1" noChangeArrowheads="1"/>
                     </pic:cNvPicPr>
                   </pic:nvPicPr>
                   <pic:blipFill>
                     <a:blip r:embed="rId15" cstate="print">
+                      <a:extLst>
+                        <a:ext uri="{28A0092B-C50C-407E-A947-70E740481C1C}">
+                          <a14:useLocalDpi xmlns:a14="http://schemas.microsoft.com/office/drawing/2010/main" val="0"/>
+                        </a:ext>
+                      </a:extLst>
+                    </a:blip>
+                    <a:srcRect/>
+                    <a:stretch>
+                      <a:fillRect/>
+                    </a:stretch>
+                  </pic:blipFill>
+                  <pic:spPr bwMode="auto">
+                    <a:xfrm>
+                      <a:off x="0" y="0"/>
+                      <a:ext cx="2880000" cy="3014577"/>
+                    </a:xfrm>
+                    <a:prstGeom prst="rect">
+                      <a:avLst/>
+                    </a:prstGeom>
+                    <a:noFill/>
+                    <a:ln>
+                      <a:noFill/>
+                    </a:ln>
+                  </pic:spPr>
+                </pic:pic>
+              </a:graphicData>
+            </a:graphic>
+          </wp:inline>
+        </w:drawing>
+      </w:r>
+    </w:p>
+    <w:p>
+      <w:pPr>
+        <w:pStyle w:val="af7"/>
+      </w:pPr>
+      <w:bookmarkStart w:id="56" w:name="_Toc109693201"/>
+      <w:bookmarkStart w:id="57" w:name="_Ref109693542"/>
+      <w:r>
+        <w:t>Рисунок А.</w:t>
+      </w:r>
+      <w:r>
+        <w:fldChar w:fldCharType="begin"/>
+      </w:r>
+      <w:r>
+        <w:instrText xml:space="preserve"> SEQ Рисунок_А. \* ARABIC </w:instrText>
+      </w:r>
+      <w:r>
+        <w:fldChar w:fldCharType="separate"/>
+      </w:r>
+      <w:r>
+        <w:rPr>
+          <w:noProof/>
+        </w:rPr>
+        <w:t>4</w:t>
+      </w:r>
+      <w:r>
+        <w:fldChar w:fldCharType="end"/>
+      </w:r>
+      <w:r>
+        <w:t xml:space="preserve"> - паттерн ходьбы Ладьи</w:t>
+      </w:r>
+      <w:bookmarkEnd w:id="56"/>
+      <w:bookmarkEnd w:id="57"/>
+    </w:p>
+    <w:p>
+      <w:pPr>
+        <w:pStyle w:val="af2"/>
+        <w:keepNext/>
+        <w:ind w:firstLine="0"/>
+        <w:jc w:val="center"/>
+      </w:pPr>
+      <w:r>
+        <w:rPr>
+          <w:rFonts w:cs="Times New Roman"/>
+          <w:noProof/>
+        </w:rPr>
+        <w:lastRenderedPageBreak/>
+        <w:drawing>
+          <wp:inline distT="0" distB="0" distL="0" distR="0" wp14:anchorId="65C80B40" wp14:editId="466487B1">
+            <wp:extent cx="2880000" cy="3014297"/>
+            <wp:effectExtent l="0" t="0" r="0" b="0"/>
+            <wp:docPr id="11" name="Рисунок 11"/>
+            <wp:cNvGraphicFramePr>
+              <a:graphicFrameLocks xmlns:a="http://schemas.openxmlformats.org/drawingml/2006/main" noChangeAspect="1"/>
+            </wp:cNvGraphicFramePr>
+            <a:graphic xmlns:a="http://schemas.openxmlformats.org/drawingml/2006/main">
+              <a:graphicData uri="http://schemas.openxmlformats.org/drawingml/2006/picture">
+                <pic:pic xmlns:pic="http://schemas.openxmlformats.org/drawingml/2006/picture">
+                  <pic:nvPicPr>
+                    <pic:cNvPr id="0" name="Picture 10"/>
+                    <pic:cNvPicPr>
+                      <a:picLocks noChangeAspect="1" noChangeArrowheads="1"/>
+                    </pic:cNvPicPr>
+                  </pic:nvPicPr>
+                  <pic:blipFill>
+                    <a:blip r:embed="rId16" cstate="print">
                       <a:extLst>
                         <a:ext uri="{28A0092B-C50C-407E-A947-70E740481C1C}">
                           <a14:useLocalDpi xmlns:a14="http://schemas.microsoft.com/office/drawing/2010/main" val="0"/>
@@ -5092,942 +7508,57 @@
       <w:pPr>
         <w:pStyle w:val="af7"/>
       </w:pPr>
-      <w:r>
-        <w:t>Рисунок 1.7. – паттерн ходьбы Пешки</w:t>
-      </w:r>
-    </w:p>
-    <w:p>
-      <w:pPr>
-        <w:pStyle w:val="af2"/>
-      </w:pPr>
-    </w:p>
-    <w:p>
-      <w:pPr>
-        <w:pStyle w:val="af2"/>
-      </w:pPr>
-    </w:p>
-    <w:p>
-      <w:pPr>
-        <w:pStyle w:val="af2"/>
-        <w:rPr>
-          <w:lang w:val="en-US"/>
-        </w:rPr>
-      </w:pPr>
-    </w:p>
-    <w:p>
-      <w:pPr>
-        <w:pStyle w:val="3"/>
-        <w:numPr>
-          <w:ilvl w:val="2"/>
-          <w:numId w:val="3"/>
-        </w:numPr>
-        <w:spacing w:line="360" w:lineRule="auto"/>
-        <w:rPr>
-          <w:rFonts w:ascii="Times New Roman" w:hAnsi="Times New Roman" w:cs="Times New Roman"/>
-          <w:color w:val="auto"/>
-          <w:sz w:val="28"/>
-          <w:szCs w:val="28"/>
-        </w:rPr>
-      </w:pPr>
-      <w:r>
-        <w:rPr>
-          <w:rFonts w:ascii="Times New Roman" w:hAnsi="Times New Roman" w:cs="Times New Roman"/>
-          <w:color w:val="auto"/>
-          <w:sz w:val="28"/>
-          <w:szCs w:val="28"/>
-        </w:rPr>
-        <w:lastRenderedPageBreak/>
-        <w:t xml:space="preserve"> </w:t>
-      </w:r>
-      <w:r>
-        <w:rPr>
-          <w:rFonts w:ascii="Times New Roman" w:hAnsi="Times New Roman" w:cs="Times New Roman"/>
-          <w:color w:val="auto"/>
-          <w:sz w:val="28"/>
-          <w:szCs w:val="28"/>
-          <w:highlight w:val="yellow"/>
-        </w:rPr>
-        <w:t>Кто куда может наступать представлена в Таблице 1.1</w:t>
-      </w:r>
-    </w:p>
-    <w:p/>
+      <w:bookmarkStart w:id="58" w:name="_Toc109693202"/>
+      <w:bookmarkStart w:id="59" w:name="_Ref109693551"/>
+      <w:r>
+        <w:t>Рисунок А.</w:t>
+      </w:r>
+      <w:r>
+        <w:fldChar w:fldCharType="begin"/>
+      </w:r>
+      <w:r>
+        <w:instrText xml:space="preserve"> SEQ Рисунок_А. \* ARABIC </w:instrText>
+      </w:r>
+      <w:r>
+        <w:fldChar w:fldCharType="separate"/>
+      </w:r>
+      <w:r>
+        <w:rPr>
+          <w:noProof/>
+        </w:rPr>
+        <w:t>5</w:t>
+      </w:r>
+      <w:r>
+        <w:fldChar w:fldCharType="end"/>
+      </w:r>
+      <w:r>
+        <w:t>.</w:t>
+      </w:r>
+      <w:r>
+        <w:t xml:space="preserve"> - паттерн ходьба Слона</w:t>
+      </w:r>
+      <w:bookmarkEnd w:id="58"/>
+      <w:bookmarkEnd w:id="59"/>
+    </w:p>
     <w:p>
       <w:pPr>
         <w:pStyle w:val="af7"/>
       </w:pPr>
-      <w:r>
-        <w:t>Таблица 1.1</w:t>
-      </w:r>
-    </w:p>
-    <w:tbl>
-      <w:tblPr>
-        <w:tblStyle w:val="af4"/>
-        <w:tblW w:w="0" w:type="auto"/>
-        <w:tblLook w:val="04A0" w:firstRow="1" w:lastRow="0" w:firstColumn="1" w:lastColumn="0" w:noHBand="0" w:noVBand="1"/>
-      </w:tblPr>
-      <w:tblGrid>
-        <w:gridCol w:w="1117"/>
-        <w:gridCol w:w="1177"/>
-        <w:gridCol w:w="1499"/>
-        <w:gridCol w:w="1425"/>
-        <w:gridCol w:w="1499"/>
-        <w:gridCol w:w="1425"/>
-      </w:tblGrid>
-      <w:tr>
-        <w:tc>
-          <w:tcPr>
-            <w:tcW w:w="1117" w:type="dxa"/>
-          </w:tcPr>
-          <w:p>
-            <w:pPr>
-              <w:jc w:val="center"/>
-            </w:pPr>
-            <w:r>
-              <w:t>Имя</w:t>
-            </w:r>
-          </w:p>
-        </w:tc>
-        <w:tc>
-          <w:tcPr>
-            <w:tcW w:w="1177" w:type="dxa"/>
-          </w:tcPr>
-          <w:p>
-            <w:pPr>
-              <w:jc w:val="center"/>
-              <w:rPr>
-                <w:highlight w:val="yellow"/>
-              </w:rPr>
-            </w:pPr>
-            <w:r>
-              <w:rPr>
-                <w:highlight w:val="yellow"/>
-              </w:rPr>
-              <w:t>На пустые клетки</w:t>
-            </w:r>
-          </w:p>
-        </w:tc>
-        <w:tc>
-          <w:tcPr>
-            <w:tcW w:w="1499" w:type="dxa"/>
-          </w:tcPr>
-          <w:p>
-            <w:pPr>
-              <w:jc w:val="center"/>
-              <w:rPr>
-                <w:highlight w:val="yellow"/>
-              </w:rPr>
-            </w:pPr>
-            <w:r>
-              <w:rPr>
-                <w:highlight w:val="yellow"/>
-              </w:rPr>
-              <w:t>На свои закрашенные</w:t>
-            </w:r>
-          </w:p>
-        </w:tc>
-        <w:tc>
-          <w:tcPr>
-            <w:tcW w:w="1425" w:type="dxa"/>
-          </w:tcPr>
-          <w:p>
-            <w:pPr>
-              <w:jc w:val="center"/>
-              <w:rPr>
-                <w:highlight w:val="yellow"/>
-              </w:rPr>
-            </w:pPr>
-            <w:r>
-              <w:rPr>
-                <w:highlight w:val="yellow"/>
-              </w:rPr>
-              <w:t>На свои захваченные</w:t>
-            </w:r>
-          </w:p>
-        </w:tc>
-        <w:tc>
-          <w:tcPr>
-            <w:tcW w:w="1499" w:type="dxa"/>
-          </w:tcPr>
-          <w:p>
-            <w:pPr>
-              <w:jc w:val="center"/>
-              <w:rPr>
-                <w:highlight w:val="yellow"/>
-              </w:rPr>
-            </w:pPr>
-            <w:r>
-              <w:rPr>
-                <w:highlight w:val="yellow"/>
-              </w:rPr>
-              <w:t>На чужие закрашенные</w:t>
-            </w:r>
-          </w:p>
-        </w:tc>
-        <w:tc>
-          <w:tcPr>
-            <w:tcW w:w="1419" w:type="dxa"/>
-          </w:tcPr>
-          <w:p>
-            <w:pPr>
-              <w:jc w:val="center"/>
-              <w:rPr>
-                <w:highlight w:val="yellow"/>
-              </w:rPr>
-            </w:pPr>
-            <w:r>
-              <w:rPr>
-                <w:highlight w:val="yellow"/>
-              </w:rPr>
-              <w:t>На чужие захваченные</w:t>
-            </w:r>
-          </w:p>
-        </w:tc>
-      </w:tr>
-      <w:tr>
-        <w:tc>
-          <w:tcPr>
-            <w:tcW w:w="1117" w:type="dxa"/>
-          </w:tcPr>
-          <w:p>
-            <w:r>
-              <w:t>Король</w:t>
-            </w:r>
-          </w:p>
-        </w:tc>
-        <w:tc>
-          <w:tcPr>
-            <w:tcW w:w="1177" w:type="dxa"/>
-          </w:tcPr>
-          <w:p>
-            <w:pPr>
-              <w:jc w:val="center"/>
-            </w:pPr>
-            <w:r>
-              <w:t>+</w:t>
-            </w:r>
-          </w:p>
-        </w:tc>
-        <w:tc>
-          <w:tcPr>
-            <w:tcW w:w="1499" w:type="dxa"/>
-          </w:tcPr>
-          <w:p>
-            <w:pPr>
-              <w:jc w:val="center"/>
-            </w:pPr>
-            <w:r>
-              <w:t>+</w:t>
-            </w:r>
-          </w:p>
-        </w:tc>
-        <w:tc>
-          <w:tcPr>
-            <w:tcW w:w="1425" w:type="dxa"/>
-          </w:tcPr>
-          <w:p>
-            <w:pPr>
-              <w:jc w:val="center"/>
-            </w:pPr>
-            <w:r>
-              <w:t>+</w:t>
-            </w:r>
-          </w:p>
-        </w:tc>
-        <w:tc>
-          <w:tcPr>
-            <w:tcW w:w="1499" w:type="dxa"/>
-          </w:tcPr>
-          <w:p>
-            <w:pPr>
-              <w:jc w:val="center"/>
-            </w:pPr>
-            <w:r>
-              <w:t>-</w:t>
-            </w:r>
-          </w:p>
-        </w:tc>
-        <w:tc>
-          <w:tcPr>
-            <w:tcW w:w="1419" w:type="dxa"/>
-          </w:tcPr>
-          <w:p>
-            <w:pPr>
-              <w:jc w:val="center"/>
-            </w:pPr>
-            <w:r>
-              <w:t>-</w:t>
-            </w:r>
-          </w:p>
-        </w:tc>
-      </w:tr>
-      <w:tr>
-        <w:tc>
-          <w:tcPr>
-            <w:tcW w:w="1117" w:type="dxa"/>
-          </w:tcPr>
-          <w:p>
-            <w:r>
-              <w:t>Королева</w:t>
-            </w:r>
-          </w:p>
-        </w:tc>
-        <w:tc>
-          <w:tcPr>
-            <w:tcW w:w="1177" w:type="dxa"/>
-          </w:tcPr>
-          <w:p>
-            <w:pPr>
-              <w:jc w:val="center"/>
-            </w:pPr>
-            <w:r>
-              <w:t>+</w:t>
-            </w:r>
-          </w:p>
-        </w:tc>
-        <w:tc>
-          <w:tcPr>
-            <w:tcW w:w="1499" w:type="dxa"/>
-          </w:tcPr>
-          <w:p>
-            <w:pPr>
-              <w:jc w:val="center"/>
-            </w:pPr>
-            <w:r>
-              <w:t>+</w:t>
-            </w:r>
-          </w:p>
-        </w:tc>
-        <w:tc>
-          <w:tcPr>
-            <w:tcW w:w="1425" w:type="dxa"/>
-          </w:tcPr>
-          <w:p>
-            <w:pPr>
-              <w:jc w:val="center"/>
-            </w:pPr>
-            <w:r>
-              <w:t>+</w:t>
-            </w:r>
-          </w:p>
-        </w:tc>
-        <w:tc>
-          <w:tcPr>
-            <w:tcW w:w="1499" w:type="dxa"/>
-          </w:tcPr>
-          <w:p>
-            <w:pPr>
-              <w:jc w:val="center"/>
-            </w:pPr>
-            <w:r>
-              <w:t>-</w:t>
-            </w:r>
-          </w:p>
-        </w:tc>
-        <w:tc>
-          <w:tcPr>
-            <w:tcW w:w="1419" w:type="dxa"/>
-          </w:tcPr>
-          <w:p>
-            <w:pPr>
-              <w:jc w:val="center"/>
-            </w:pPr>
-            <w:r>
-              <w:t>-</w:t>
-            </w:r>
-          </w:p>
-        </w:tc>
-      </w:tr>
-      <w:tr>
-        <w:tc>
-          <w:tcPr>
-            <w:tcW w:w="1117" w:type="dxa"/>
-          </w:tcPr>
-          <w:p>
-            <w:r>
-              <w:t>Конь</w:t>
-            </w:r>
-          </w:p>
-        </w:tc>
-        <w:tc>
-          <w:tcPr>
-            <w:tcW w:w="1177" w:type="dxa"/>
-          </w:tcPr>
-          <w:p>
-            <w:pPr>
-              <w:jc w:val="center"/>
-            </w:pPr>
-            <w:r>
-              <w:t>+</w:t>
-            </w:r>
-          </w:p>
-        </w:tc>
-        <w:tc>
-          <w:tcPr>
-            <w:tcW w:w="1499" w:type="dxa"/>
-          </w:tcPr>
-          <w:p>
-            <w:pPr>
-              <w:jc w:val="center"/>
-            </w:pPr>
-            <w:r>
-              <w:t>+</w:t>
-            </w:r>
-          </w:p>
-        </w:tc>
-        <w:tc>
-          <w:tcPr>
-            <w:tcW w:w="1425" w:type="dxa"/>
-          </w:tcPr>
-          <w:p>
-            <w:pPr>
-              <w:jc w:val="center"/>
-            </w:pPr>
-            <w:r>
-              <w:t>+</w:t>
-            </w:r>
-          </w:p>
-        </w:tc>
-        <w:tc>
-          <w:tcPr>
-            <w:tcW w:w="1499" w:type="dxa"/>
-          </w:tcPr>
-          <w:p>
-            <w:pPr>
-              <w:jc w:val="center"/>
-            </w:pPr>
-            <w:r>
-              <w:t>+</w:t>
-            </w:r>
-          </w:p>
-        </w:tc>
-        <w:tc>
-          <w:tcPr>
-            <w:tcW w:w="1419" w:type="dxa"/>
-          </w:tcPr>
-          <w:p>
-            <w:pPr>
-              <w:jc w:val="center"/>
-            </w:pPr>
-            <w:r>
-              <w:t>-</w:t>
-            </w:r>
-          </w:p>
-        </w:tc>
-      </w:tr>
-      <w:tr>
-        <w:tc>
-          <w:tcPr>
-            <w:tcW w:w="1117" w:type="dxa"/>
-          </w:tcPr>
-          <w:p>
-            <w:r>
-              <w:t>Ладья</w:t>
-            </w:r>
-          </w:p>
-        </w:tc>
-        <w:tc>
-          <w:tcPr>
-            <w:tcW w:w="1177" w:type="dxa"/>
-          </w:tcPr>
-          <w:p>
-            <w:pPr>
-              <w:jc w:val="center"/>
-            </w:pPr>
-            <w:r>
-              <w:t>+</w:t>
-            </w:r>
-          </w:p>
-        </w:tc>
-        <w:tc>
-          <w:tcPr>
-            <w:tcW w:w="1499" w:type="dxa"/>
-          </w:tcPr>
-          <w:p>
-            <w:pPr>
-              <w:jc w:val="center"/>
-            </w:pPr>
-            <w:r>
-              <w:t>+</w:t>
-            </w:r>
-          </w:p>
-        </w:tc>
-        <w:tc>
-          <w:tcPr>
-            <w:tcW w:w="1425" w:type="dxa"/>
-          </w:tcPr>
-          <w:p>
-            <w:pPr>
-              <w:jc w:val="center"/>
-            </w:pPr>
-            <w:r>
-              <w:t>+</w:t>
-            </w:r>
-          </w:p>
-        </w:tc>
-        <w:tc>
-          <w:tcPr>
-            <w:tcW w:w="1499" w:type="dxa"/>
-          </w:tcPr>
-          <w:p>
-            <w:pPr>
-              <w:jc w:val="center"/>
-            </w:pPr>
-            <w:r>
-              <w:t>+</w:t>
-            </w:r>
-          </w:p>
-        </w:tc>
-        <w:tc>
-          <w:tcPr>
-            <w:tcW w:w="1419" w:type="dxa"/>
-          </w:tcPr>
-          <w:p>
-            <w:pPr>
-              <w:jc w:val="center"/>
-            </w:pPr>
-            <w:r>
-              <w:t>-</w:t>
-            </w:r>
-          </w:p>
-        </w:tc>
-      </w:tr>
-      <w:tr>
-        <w:tc>
-          <w:tcPr>
-            <w:tcW w:w="1117" w:type="dxa"/>
-          </w:tcPr>
-          <w:p>
-            <w:r>
-              <w:t>Слон</w:t>
-            </w:r>
-          </w:p>
-        </w:tc>
-        <w:tc>
-          <w:tcPr>
-            <w:tcW w:w="1177" w:type="dxa"/>
-          </w:tcPr>
-          <w:p>
-            <w:pPr>
-              <w:jc w:val="center"/>
-            </w:pPr>
-            <w:r>
-              <w:t>+</w:t>
-            </w:r>
-          </w:p>
-        </w:tc>
-        <w:tc>
-          <w:tcPr>
-            <w:tcW w:w="1499" w:type="dxa"/>
-          </w:tcPr>
-          <w:p>
-            <w:pPr>
-              <w:jc w:val="center"/>
-            </w:pPr>
-            <w:r>
-              <w:t>+</w:t>
-            </w:r>
-          </w:p>
-        </w:tc>
-        <w:tc>
-          <w:tcPr>
-            <w:tcW w:w="1425" w:type="dxa"/>
-          </w:tcPr>
-          <w:p>
-            <w:pPr>
-              <w:jc w:val="center"/>
-            </w:pPr>
-            <w:r>
-              <w:t>+</w:t>
-            </w:r>
-          </w:p>
-        </w:tc>
-        <w:tc>
-          <w:tcPr>
-            <w:tcW w:w="1499" w:type="dxa"/>
-          </w:tcPr>
-          <w:p>
-            <w:pPr>
-              <w:jc w:val="center"/>
-            </w:pPr>
-            <w:r>
-              <w:t>+</w:t>
-            </w:r>
-          </w:p>
-        </w:tc>
-        <w:tc>
-          <w:tcPr>
-            <w:tcW w:w="1419" w:type="dxa"/>
-          </w:tcPr>
-          <w:p>
-            <w:pPr>
-              <w:jc w:val="center"/>
-            </w:pPr>
-            <w:r>
-              <w:t>-</w:t>
-            </w:r>
-          </w:p>
-        </w:tc>
-      </w:tr>
-      <w:tr>
-        <w:tc>
-          <w:tcPr>
-            <w:tcW w:w="1117" w:type="dxa"/>
-          </w:tcPr>
-          <w:p>
-            <w:r>
-              <w:t>Пешка</w:t>
-            </w:r>
-          </w:p>
-        </w:tc>
-        <w:tc>
-          <w:tcPr>
-            <w:tcW w:w="1177" w:type="dxa"/>
-          </w:tcPr>
-          <w:p>
-            <w:pPr>
-              <w:jc w:val="center"/>
-            </w:pPr>
-            <w:r>
-              <w:t>+</w:t>
-            </w:r>
-          </w:p>
-        </w:tc>
-        <w:tc>
-          <w:tcPr>
-            <w:tcW w:w="1499" w:type="dxa"/>
-          </w:tcPr>
-          <w:p>
-            <w:pPr>
-              <w:jc w:val="center"/>
-            </w:pPr>
-            <w:r>
-              <w:t>+</w:t>
-            </w:r>
-          </w:p>
-        </w:tc>
-        <w:tc>
-          <w:tcPr>
-            <w:tcW w:w="1425" w:type="dxa"/>
-          </w:tcPr>
-          <w:p>
-            <w:pPr>
-              <w:jc w:val="center"/>
-            </w:pPr>
-            <w:r>
-              <w:t>+</w:t>
-            </w:r>
-          </w:p>
-        </w:tc>
-        <w:tc>
-          <w:tcPr>
-            <w:tcW w:w="1499" w:type="dxa"/>
-          </w:tcPr>
-          <w:p>
-            <w:pPr>
-              <w:jc w:val="center"/>
-            </w:pPr>
-            <w:r>
-              <w:t>+</w:t>
-            </w:r>
-          </w:p>
-        </w:tc>
-        <w:tc>
-          <w:tcPr>
-            <w:tcW w:w="1419" w:type="dxa"/>
-          </w:tcPr>
-          <w:p>
-            <w:pPr>
-              <w:jc w:val="center"/>
-            </w:pPr>
-            <w:r>
-              <w:t>-</w:t>
-            </w:r>
-          </w:p>
-        </w:tc>
-      </w:tr>
-    </w:tbl>
-    <w:p/>
-    <w:p/>
-    <w:p>
-      <w:pPr>
-        <w:pStyle w:val="3"/>
-        <w:numPr>
-          <w:ilvl w:val="1"/>
-          <w:numId w:val="9"/>
-        </w:numPr>
-        <w:spacing w:line="360" w:lineRule="auto"/>
-        <w:rPr>
-          <w:rFonts w:ascii="Times New Roman" w:hAnsi="Times New Roman" w:cs="Times New Roman"/>
-          <w:color w:val="auto"/>
-          <w:sz w:val="28"/>
-          <w:szCs w:val="28"/>
-        </w:rPr>
-      </w:pPr>
-      <w:r>
-        <w:rPr>
-          <w:rFonts w:ascii="Times New Roman" w:hAnsi="Times New Roman" w:cs="Times New Roman"/>
-          <w:color w:val="auto"/>
-          <w:sz w:val="28"/>
-          <w:szCs w:val="28"/>
-        </w:rPr>
-        <w:t>Правила игры</w:t>
-      </w:r>
-      <w:bookmarkEnd w:id="23"/>
-    </w:p>
-    <w:p>
-      <w:pPr>
-        <w:spacing w:line="360" w:lineRule="auto"/>
-        <w:rPr>
-          <w:rFonts w:ascii="Times New Roman" w:hAnsi="Times New Roman" w:cs="Times New Roman"/>
-          <w:sz w:val="24"/>
-          <w:szCs w:val="24"/>
-        </w:rPr>
-      </w:pPr>
-      <w:r>
-        <w:rPr>
-          <w:rFonts w:ascii="Times New Roman" w:hAnsi="Times New Roman" w:cs="Times New Roman"/>
-          <w:sz w:val="24"/>
-          <w:szCs w:val="24"/>
-        </w:rPr>
-        <w:t>Игроки ходят поочередно, захватывая</w:t>
-      </w:r>
-      <w:r>
-        <w:rPr>
-          <w:rFonts w:ascii="Times New Roman" w:hAnsi="Times New Roman" w:cs="Times New Roman"/>
-          <w:sz w:val="24"/>
-          <w:szCs w:val="24"/>
-        </w:rPr>
-        <w:t xml:space="preserve"> </w:t>
-      </w:r>
-      <w:r>
-        <w:rPr>
-          <w:rFonts w:ascii="Times New Roman" w:hAnsi="Times New Roman" w:cs="Times New Roman"/>
-          <w:sz w:val="24"/>
-          <w:szCs w:val="24"/>
-        </w:rPr>
-        <w:t>территорию игровой доски. Цель игроков – захватить самую большую территорию.</w:t>
-      </w:r>
-      <w:r>
-        <w:rPr>
-          <w:rFonts w:ascii="Times New Roman" w:hAnsi="Times New Roman" w:cs="Times New Roman"/>
-          <w:sz w:val="24"/>
-          <w:szCs w:val="24"/>
-        </w:rPr>
-        <w:t xml:space="preserve"> Игра заканчивается, когда на доске не остается белых клеток. Побеждает тот игрок, в чей цвет окрашено больше всего клеток.</w:t>
-      </w:r>
-      <w:r>
-        <w:rPr>
-          <w:rFonts w:ascii="Times New Roman" w:hAnsi="Times New Roman" w:cs="Times New Roman"/>
-          <w:sz w:val="24"/>
-          <w:szCs w:val="24"/>
-        </w:rPr>
-        <w:br/>
-      </w:r>
-      <w:r>
-        <w:rPr>
-          <w:rFonts w:ascii="Times New Roman" w:hAnsi="Times New Roman" w:cs="Times New Roman"/>
-          <w:sz w:val="24"/>
-          <w:szCs w:val="24"/>
-        </w:rPr>
-        <w:t>Если игрок захватил квадратную область 3 на 3 клетки, то все эти клетки считаются окончательно захваченными. Они перекрашиваются в темный цвет игрока, и вражеские фигуры больше не могут на них ходить.</w:t>
-      </w:r>
-    </w:p>
-    <w:p>
-      <w:pPr>
-        <w:rPr>
-          <w:rFonts w:ascii="Times New Roman" w:hAnsi="Times New Roman" w:cs="Times New Roman"/>
-          <w:sz w:val="24"/>
-          <w:szCs w:val="24"/>
-        </w:rPr>
-      </w:pPr>
-      <w:r>
-        <w:rPr>
-          <w:rFonts w:ascii="Times New Roman" w:hAnsi="Times New Roman" w:cs="Times New Roman"/>
-          <w:sz w:val="24"/>
-          <w:szCs w:val="24"/>
-        </w:rPr>
-        <w:br w:type="page"/>
-      </w:r>
-    </w:p>
-    <w:p>
-      <w:pPr>
-        <w:pStyle w:val="10"/>
-        <w:numPr>
-          <w:ilvl w:val="0"/>
-          <w:numId w:val="9"/>
-        </w:numPr>
-        <w:rPr>
-          <w:rFonts w:ascii="Times New Roman" w:hAnsi="Times New Roman" w:cs="Times New Roman"/>
-          <w:color w:val="auto"/>
-          <w:sz w:val="28"/>
-          <w:szCs w:val="28"/>
-        </w:rPr>
-      </w:pPr>
-      <w:bookmarkStart w:id="24" w:name="_Toc109658629"/>
-      <w:r>
-        <w:rPr>
-          <w:rFonts w:ascii="Times New Roman" w:hAnsi="Times New Roman" w:cs="Times New Roman"/>
-          <w:color w:val="auto"/>
-          <w:sz w:val="28"/>
-          <w:szCs w:val="28"/>
-        </w:rPr>
-        <w:lastRenderedPageBreak/>
-        <w:t>Выб</w:t>
-      </w:r>
-      <w:r>
-        <w:rPr>
-          <w:rFonts w:ascii="Times New Roman" w:hAnsi="Times New Roman" w:cs="Times New Roman"/>
-          <w:color w:val="auto"/>
-          <w:sz w:val="28"/>
-          <w:szCs w:val="28"/>
-        </w:rPr>
-        <w:t>ор</w:t>
-      </w:r>
-      <w:r>
-        <w:rPr>
-          <w:rFonts w:ascii="Times New Roman" w:hAnsi="Times New Roman" w:cs="Times New Roman"/>
-          <w:color w:val="auto"/>
-          <w:sz w:val="28"/>
-          <w:szCs w:val="28"/>
-        </w:rPr>
-        <w:t xml:space="preserve"> технологи</w:t>
-      </w:r>
-      <w:r>
-        <w:rPr>
-          <w:rFonts w:ascii="Times New Roman" w:hAnsi="Times New Roman" w:cs="Times New Roman"/>
-          <w:color w:val="auto"/>
-          <w:sz w:val="28"/>
-          <w:szCs w:val="28"/>
-        </w:rPr>
-        <w:t>и</w:t>
-      </w:r>
-      <w:r>
-        <w:rPr>
-          <w:rFonts w:ascii="Times New Roman" w:hAnsi="Times New Roman" w:cs="Times New Roman"/>
-          <w:color w:val="auto"/>
-          <w:sz w:val="28"/>
-          <w:szCs w:val="28"/>
-        </w:rPr>
-        <w:t xml:space="preserve"> и е</w:t>
-      </w:r>
-      <w:r>
-        <w:rPr>
-          <w:rFonts w:ascii="Times New Roman" w:hAnsi="Times New Roman" w:cs="Times New Roman"/>
-          <w:color w:val="auto"/>
-          <w:sz w:val="28"/>
-          <w:szCs w:val="28"/>
-        </w:rPr>
-        <w:t>го</w:t>
-      </w:r>
-      <w:r>
-        <w:rPr>
-          <w:rFonts w:ascii="Times New Roman" w:hAnsi="Times New Roman" w:cs="Times New Roman"/>
-          <w:color w:val="auto"/>
-          <w:sz w:val="28"/>
-          <w:szCs w:val="28"/>
-        </w:rPr>
-        <w:t xml:space="preserve"> обоснование</w:t>
-      </w:r>
-      <w:bookmarkEnd w:id="24"/>
-    </w:p>
-    <w:p/>
-    <w:p>
-      <w:pPr>
-        <w:pStyle w:val="af2"/>
-      </w:pPr>
-      <w:r>
-        <w:t xml:space="preserve">Для написания игры был выбран игровой движок </w:t>
-      </w:r>
-      <w:r>
-        <w:rPr>
-          <w:lang w:val="en-US"/>
-        </w:rPr>
-        <w:t>Unity</w:t>
-      </w:r>
-      <w:r>
-        <w:t xml:space="preserve"> </w:t>
-      </w:r>
-      <w:r>
-        <w:rPr>
-          <w:lang w:val="en-US"/>
-        </w:rPr>
-        <w:t>Engine</w:t>
-      </w:r>
-      <w:r>
-        <w:t xml:space="preserve"> - </w:t>
-      </w:r>
-      <w:r>
-        <w:t>кроссплатформенное средство разработки цифровых игр</w:t>
-      </w:r>
-      <w:r>
-        <w:t xml:space="preserve">. В редактор встроен физический движок, графическое </w:t>
-      </w:r>
-      <w:r>
-        <w:rPr>
-          <w:lang w:val="en-US"/>
-        </w:rPr>
-        <w:t>API</w:t>
-      </w:r>
-      <w:r>
-        <w:t>, визуальная среда разработки. Это позволяет сосредоточится на написании непосредственно игровой логики</w:t>
-      </w:r>
-      <w:r>
-        <w:t xml:space="preserve"> </w:t>
-      </w:r>
-      <w:r>
-        <w:t xml:space="preserve">и не вдаваться в низкоуровневую реализацию игрового движка. Для написания скриптов в </w:t>
-      </w:r>
-      <w:r>
-        <w:rPr>
-          <w:lang w:val="en-US"/>
-        </w:rPr>
-        <w:t>Unity</w:t>
-      </w:r>
-      <w:r>
-        <w:t xml:space="preserve"> используется язык </w:t>
-      </w:r>
-      <w:r>
-        <w:rPr>
-          <w:lang w:val="en-US"/>
-        </w:rPr>
-        <w:t>C</w:t>
-      </w:r>
-      <w:r>
-        <w:t>#. За счет этого достигается кроссплатформенность, проект можно скомпилировать под разные платформы, в том числе и мобильные.</w:t>
-      </w:r>
-      <w:r>
-        <w:t xml:space="preserve"> Так же это позволяет при разработке пользоваться различными библиотеками платформы .</w:t>
-      </w:r>
-      <w:r>
-        <w:rPr>
-          <w:lang w:val="en-US"/>
-        </w:rPr>
-        <w:t>NET</w:t>
-      </w:r>
-      <w:r>
-        <w:t>. Визуальная среда разработки представлена на рисунке 2.1.</w:t>
-      </w:r>
-    </w:p>
-    <w:p>
-      <w:pPr>
+    </w:p>
+    <w:p>
+      <w:pPr>
+        <w:pStyle w:val="af7"/>
+        <w:keepNext/>
+      </w:pPr>
+      <w:r>
         <w:rPr>
           <w:noProof/>
         </w:rPr>
-      </w:pPr>
-    </w:p>
-    <w:p>
-      <w:pPr>
-        <w:keepNext/>
-      </w:pPr>
-      <w:r>
-        <w:rPr>
-          <w:noProof/>
-        </w:rPr>
         <w:drawing>
-          <wp:inline distT="0" distB="0" distL="0" distR="0" wp14:anchorId="3657C1E4" wp14:editId="2907CCBE">
-            <wp:extent cx="5531883" cy="2965836"/>
-            <wp:effectExtent l="0" t="0" r="0" b="6350"/>
-            <wp:docPr id="2" name="Рисунок 2"/>
+          <wp:inline distT="0" distB="0" distL="0" distR="0" wp14:anchorId="187DB7E4" wp14:editId="2A0451F6">
+            <wp:extent cx="2880000" cy="3014297"/>
+            <wp:effectExtent l="0" t="0" r="0" b="0"/>
+            <wp:docPr id="12" name="Рисунок 12"/>
             <wp:cNvGraphicFramePr>
               <a:graphicFrameLocks xmlns:a="http://schemas.openxmlformats.org/drawingml/2006/main" noChangeAspect="1"/>
             </wp:cNvGraphicFramePr>
@@ -6035,656 +7566,13 @@
               <a:graphicData uri="http://schemas.openxmlformats.org/drawingml/2006/picture">
                 <pic:pic xmlns:pic="http://schemas.openxmlformats.org/drawingml/2006/picture">
                   <pic:nvPicPr>
-                    <pic:cNvPr id="1" name=""/>
-                    <pic:cNvPicPr/>
-                  </pic:nvPicPr>
-                  <pic:blipFill rotWithShape="1">
-                    <a:blip r:embed="rId16"/>
-                    <a:srcRect t="2758" b="5265"/>
-                    <a:stretch/>
-                  </pic:blipFill>
-                  <pic:spPr bwMode="auto">
-                    <a:xfrm>
-                      <a:off x="0" y="0"/>
-                      <a:ext cx="5583287" cy="2993396"/>
-                    </a:xfrm>
-                    <a:prstGeom prst="rect">
-                      <a:avLst/>
-                    </a:prstGeom>
-                    <a:ln>
-                      <a:noFill/>
-                    </a:ln>
-                    <a:extLst>
-                      <a:ext uri="{53640926-AAD7-44D8-BBD7-CCE9431645EC}">
-                        <a14:shadowObscured xmlns:a14="http://schemas.microsoft.com/office/drawing/2010/main"/>
-                      </a:ext>
-                    </a:extLst>
-                  </pic:spPr>
-                </pic:pic>
-              </a:graphicData>
-            </a:graphic>
-          </wp:inline>
-        </w:drawing>
-      </w:r>
-    </w:p>
-    <w:p>
-      <w:pPr>
-        <w:pStyle w:val="af7"/>
-      </w:pPr>
-      <w:r>
-        <w:t xml:space="preserve">Рисунок </w:t>
-      </w:r>
-      <w:fldSimple w:instr=" SEQ Рисунок \* ARABIC ">
-        <w:r>
-          <w:rPr>
-            <w:noProof/>
-          </w:rPr>
-          <w:t>2</w:t>
-        </w:r>
-      </w:fldSimple>
-      <w:r>
-        <w:t>.1. - визуальная среда разработки</w:t>
-      </w:r>
-    </w:p>
-    <w:p>
-      <w:r>
-        <w:br w:type="page"/>
-      </w:r>
-    </w:p>
-    <w:p/>
-    <w:p>
-      <w:pPr>
-        <w:pStyle w:val="10"/>
-        <w:numPr>
-          <w:ilvl w:val="0"/>
-          <w:numId w:val="9"/>
-        </w:numPr>
-        <w:rPr>
-          <w:rFonts w:ascii="Times New Roman" w:hAnsi="Times New Roman" w:cs="Times New Roman"/>
-          <w:color w:val="auto"/>
-          <w:sz w:val="28"/>
-          <w:szCs w:val="28"/>
-        </w:rPr>
-      </w:pPr>
-      <w:bookmarkStart w:id="25" w:name="_Toc109658630"/>
-      <w:r>
-        <w:rPr>
-          <w:rFonts w:ascii="Times New Roman" w:hAnsi="Times New Roman" w:cs="Times New Roman"/>
-          <w:color w:val="auto"/>
-          <w:sz w:val="28"/>
-          <w:szCs w:val="28"/>
-        </w:rPr>
-        <w:t>Структура разработанного приложения</w:t>
-      </w:r>
-      <w:bookmarkEnd w:id="25"/>
-    </w:p>
-    <w:p/>
-    <w:p>
-      <w:pPr>
-        <w:pStyle w:val="af2"/>
-      </w:pPr>
-      <w:r>
-        <w:t>Структура проекта должна соответствовать нескольким требованиям. Первое – модульность. Разбиение на модули позволяет упростить поиск ошибок в програм</w:t>
-      </w:r>
-      <w:r>
-        <w:t>ме</w:t>
-      </w:r>
-      <w:r>
-        <w:t xml:space="preserve">, а также упрощает интеграцию новых модулей. </w:t>
-      </w:r>
-      <w:r>
-        <w:t xml:space="preserve">Так же при командной разработке проще разделить работу – разные </w:t>
-      </w:r>
-      <w:r>
-        <w:t>люди</w:t>
-      </w:r>
-      <w:r>
-        <w:t xml:space="preserve"> занимаются разработкой разных модулей. Второе – ориентация на данные. </w:t>
-      </w:r>
-      <w:r>
-        <w:t>Данные</w:t>
-      </w:r>
-      <w:r>
-        <w:t>,</w:t>
-      </w:r>
-      <w:r>
-        <w:t xml:space="preserve"> описывающие игру</w:t>
-      </w:r>
-      <w:r>
-        <w:t>,</w:t>
-      </w:r>
-      <w:r>
-        <w:t xml:space="preserve"> должны быть отделены от других модулей. При таком подходе проще организовать работу алгоритма</w:t>
-      </w:r>
-      <w:r>
-        <w:t xml:space="preserve"> </w:t>
-      </w:r>
-      <w:r>
-        <w:rPr>
-          <w:lang w:val="en-US"/>
-        </w:rPr>
-        <w:t>AI</w:t>
-      </w:r>
-      <w:r>
-        <w:t>, при работе с данными не будут затр</w:t>
-      </w:r>
-      <w:r>
-        <w:t xml:space="preserve">агиваться другие части программы. Для сетевой составляющей это так же удобно, данные </w:t>
-      </w:r>
-      <w:r>
-        <w:t>легко</w:t>
-      </w:r>
-      <w:r>
-        <w:t xml:space="preserve"> передавать по сети. При наличии авторитарного сервера можно хранить </w:t>
-      </w:r>
-      <w:r>
-        <w:t xml:space="preserve">на нем </w:t>
-      </w:r>
-      <w:r>
-        <w:t xml:space="preserve">состояние игры и </w:t>
-      </w:r>
-      <w:proofErr w:type="spellStart"/>
-      <w:r>
-        <w:t>валидировать</w:t>
-      </w:r>
-      <w:proofErr w:type="spellEnd"/>
-      <w:r>
-        <w:t xml:space="preserve"> действия игроков.</w:t>
-      </w:r>
-    </w:p>
-    <w:p>
-      <w:pPr>
-        <w:pStyle w:val="2"/>
-        <w:numPr>
-          <w:ilvl w:val="1"/>
-          <w:numId w:val="9"/>
-        </w:numPr>
-        <w:rPr>
-          <w:rFonts w:ascii="Times New Roman" w:hAnsi="Times New Roman" w:cs="Times New Roman"/>
-          <w:color w:val="auto"/>
-          <w:sz w:val="28"/>
-          <w:szCs w:val="28"/>
-        </w:rPr>
-      </w:pPr>
-      <w:r>
-        <w:rPr>
-          <w:rFonts w:ascii="Times New Roman" w:hAnsi="Times New Roman" w:cs="Times New Roman"/>
-          <w:color w:val="auto"/>
-          <w:sz w:val="28"/>
-          <w:szCs w:val="28"/>
-        </w:rPr>
-        <w:t xml:space="preserve"> </w:t>
-      </w:r>
-      <w:bookmarkStart w:id="26" w:name="_Toc109658631"/>
-      <w:r>
-        <w:rPr>
-          <w:rFonts w:ascii="Times New Roman" w:hAnsi="Times New Roman" w:cs="Times New Roman"/>
-          <w:color w:val="auto"/>
-          <w:sz w:val="28"/>
-          <w:szCs w:val="28"/>
-        </w:rPr>
-        <w:t>Архитектура</w:t>
-      </w:r>
-      <w:bookmarkEnd w:id="26"/>
-    </w:p>
-    <w:p>
-      <w:pPr>
-        <w:pStyle w:val="af2"/>
-      </w:pPr>
-      <w:r>
-        <w:t xml:space="preserve">Архитектура определяет структуру программной системы, ее основные элементы и механизмы их взаимодействия. По сути, требования к структуре проекта – это требования к архитектуре. </w:t>
-      </w:r>
-      <w:r>
-        <w:br/>
-      </w:r>
-      <w:r>
-        <w:t xml:space="preserve">Использование </w:t>
-      </w:r>
-      <w:r>
-        <w:rPr>
-          <w:lang w:val="en-US"/>
-        </w:rPr>
-        <w:t>Unity</w:t>
-      </w:r>
-      <w:r>
-        <w:t xml:space="preserve"> </w:t>
-      </w:r>
-      <w:r>
-        <w:rPr>
-          <w:lang w:val="en-US"/>
-        </w:rPr>
-        <w:t>Engine</w:t>
-      </w:r>
-      <w:r>
-        <w:t xml:space="preserve"> </w:t>
-      </w:r>
-      <w:r>
-        <w:t xml:space="preserve">подразумевает использование </w:t>
-      </w:r>
-      <w:r>
-        <w:rPr>
-          <w:lang w:val="en-US"/>
-        </w:rPr>
-        <w:t>Entity</w:t>
-      </w:r>
-      <w:r>
-        <w:t xml:space="preserve"> </w:t>
-      </w:r>
-      <w:r>
-        <w:rPr>
-          <w:lang w:val="en-US"/>
-        </w:rPr>
-        <w:t>Component</w:t>
-      </w:r>
-      <w:r>
-        <w:t xml:space="preserve"> </w:t>
-      </w:r>
-      <w:r>
-        <w:t>архитектуры.</w:t>
-      </w:r>
-      <w:r>
-        <w:br/>
-      </w:r>
-      <w:r>
-        <w:rPr>
-          <w:lang w:val="en-US"/>
-        </w:rPr>
-        <w:t>Entity</w:t>
-      </w:r>
-      <w:r>
-        <w:t xml:space="preserve"> – </w:t>
-      </w:r>
-      <w:r>
-        <w:t xml:space="preserve">это сущность, которая содержит в себе различные компоненты. </w:t>
-      </w:r>
-      <w:r>
-        <w:rPr>
-          <w:lang w:val="en-US"/>
-        </w:rPr>
-        <w:t>Component</w:t>
-      </w:r>
-      <w:r>
-        <w:t xml:space="preserve"> – </w:t>
-      </w:r>
-      <w:r>
-        <w:t xml:space="preserve">это данные и алгоритмы, которые реализуют какое-то поведение. Из различных сущностей с наборами компонентов и складывается игровой мир. Однако данная архитектура не подходит под </w:t>
-      </w:r>
-      <w:r>
-        <w:t xml:space="preserve">второе требование к структуре приложения. Компоненты содержат не только данные, они реализуют определенное поведение, исходя из них. Для выбора архитектуры </w:t>
-      </w:r>
-      <w:r>
-        <w:t>нужно придерживаться дизайна, ориентированного на данные.</w:t>
-      </w:r>
-    </w:p>
-    <w:p>
-      <w:pPr>
-        <w:pStyle w:val="3"/>
-        <w:numPr>
-          <w:ilvl w:val="2"/>
-          <w:numId w:val="9"/>
-        </w:numPr>
-        <w:rPr>
-          <w:rFonts w:ascii="Times New Roman" w:hAnsi="Times New Roman" w:cs="Times New Roman"/>
-          <w:color w:val="auto"/>
-          <w:sz w:val="28"/>
-          <w:szCs w:val="28"/>
-          <w:lang w:val="en-US"/>
-        </w:rPr>
-      </w:pPr>
-      <w:bookmarkStart w:id="27" w:name="_Toc109658632"/>
-      <w:r>
-        <w:rPr>
-          <w:rFonts w:ascii="Times New Roman" w:hAnsi="Times New Roman" w:cs="Times New Roman"/>
-          <w:color w:val="auto"/>
-          <w:sz w:val="28"/>
-          <w:szCs w:val="28"/>
-        </w:rPr>
-        <w:t xml:space="preserve">Паттерн </w:t>
-      </w:r>
-      <w:r>
-        <w:rPr>
-          <w:rFonts w:ascii="Times New Roman" w:hAnsi="Times New Roman" w:cs="Times New Roman"/>
-          <w:color w:val="auto"/>
-          <w:sz w:val="28"/>
-          <w:szCs w:val="28"/>
-          <w:lang w:val="en-US"/>
-        </w:rPr>
-        <w:t>MVC</w:t>
-      </w:r>
-      <w:bookmarkEnd w:id="27"/>
-    </w:p>
-    <w:p>
-      <w:pPr>
-        <w:pStyle w:val="af2"/>
-        <w:rPr>
-          <w:rFonts w:cs="Times New Roman"/>
-          <w:color w:val="111111"/>
-          <w:shd w:val="clear" w:color="auto" w:fill="FFFFFF"/>
-        </w:rPr>
-      </w:pPr>
-      <w:r>
-        <w:rPr>
-          <w:shd w:val="clear" w:color="auto" w:fill="FFFFFF"/>
-        </w:rPr>
-        <w:t>MVC</w:t>
-      </w:r>
-      <w:r>
-        <w:rPr>
-          <w:shd w:val="clear" w:color="auto" w:fill="FFFFFF"/>
-        </w:rPr>
-        <w:t xml:space="preserve"> </w:t>
-      </w:r>
-      <w:r>
-        <w:rPr>
-          <w:shd w:val="clear" w:color="auto" w:fill="FFFFFF"/>
-        </w:rPr>
-        <w:t xml:space="preserve">или </w:t>
-      </w:r>
-      <w:r>
-        <w:rPr>
-          <w:shd w:val="clear" w:color="auto" w:fill="FFFFFF"/>
-        </w:rPr>
-        <w:t xml:space="preserve">же </w:t>
-      </w:r>
-      <w:r>
-        <w:rPr>
-          <w:shd w:val="clear" w:color="auto" w:fill="FFFFFF"/>
-        </w:rPr>
-        <w:t>Model-View-</w:t>
-      </w:r>
-      <w:proofErr w:type="spellStart"/>
-      <w:r>
-        <w:rPr>
-          <w:shd w:val="clear" w:color="auto" w:fill="FFFFFF"/>
-        </w:rPr>
-        <w:t>Controller</w:t>
-      </w:r>
-      <w:proofErr w:type="spellEnd"/>
-      <w:r>
-        <w:rPr>
-          <w:shd w:val="clear" w:color="auto" w:fill="FFFFFF"/>
-        </w:rPr>
-        <w:t xml:space="preserve"> </w:t>
-      </w:r>
-      <w:r>
-        <w:rPr>
-          <w:shd w:val="clear" w:color="auto" w:fill="FFFFFF"/>
-        </w:rPr>
-        <w:t xml:space="preserve">- </w:t>
-      </w:r>
-      <w:r>
-        <w:rPr>
-          <w:shd w:val="clear" w:color="auto" w:fill="FFFFFF"/>
-        </w:rPr>
-        <w:t xml:space="preserve">архитектурный </w:t>
-      </w:r>
-      <w:r>
-        <w:rPr>
-          <w:shd w:val="clear" w:color="auto" w:fill="FFFFFF"/>
-        </w:rPr>
-        <w:t xml:space="preserve">паттерн, </w:t>
-      </w:r>
-      <w:r>
-        <w:rPr>
-          <w:shd w:val="clear" w:color="auto" w:fill="FFFFFF"/>
-        </w:rPr>
-        <w:t>нашедший</w:t>
-      </w:r>
-      <w:r>
-        <w:rPr>
-          <w:shd w:val="clear" w:color="auto" w:fill="FFFFFF"/>
-        </w:rPr>
-        <w:t xml:space="preserve"> применение во многих технологиях</w:t>
-      </w:r>
-      <w:r>
-        <w:rPr>
-          <w:shd w:val="clear" w:color="auto" w:fill="FFFFFF"/>
-        </w:rPr>
-        <w:t>.</w:t>
-      </w:r>
-      <w:r>
-        <w:rPr>
-          <w:shd w:val="clear" w:color="auto" w:fill="FFFFFF"/>
-        </w:rPr>
-        <w:t xml:space="preserve"> </w:t>
-      </w:r>
-      <w:r>
-        <w:rPr>
-          <w:rStyle w:val="af3"/>
-        </w:rPr>
-        <w:t>В</w:t>
-      </w:r>
-      <w:r>
-        <w:rPr>
-          <w:rStyle w:val="af3"/>
-        </w:rPr>
-        <w:t xml:space="preserve"> классическом варианте, MVC состоит из трех частей, которые и дали ему название.</w:t>
-      </w:r>
-      <w:r>
-        <w:rPr>
-          <w:rStyle w:val="af3"/>
-        </w:rPr>
-        <w:br/>
-      </w:r>
-      <w:r>
-        <w:t>Модель -</w:t>
-      </w:r>
-      <w:r>
-        <w:t xml:space="preserve"> часть</w:t>
-      </w:r>
-      <w:r>
-        <w:t>,</w:t>
-      </w:r>
-      <w:r>
-        <w:t xml:space="preserve"> содержащая в себе функциональную бизнес-логику приложения. Модель должна быть полностью независима от остальных частей </w:t>
-      </w:r>
-      <w:r>
-        <w:t>систем</w:t>
-      </w:r>
-      <w:r>
-        <w:t>.</w:t>
-      </w:r>
-      <w:r>
-        <w:t xml:space="preserve"> </w:t>
-      </w:r>
-      <w:r>
-        <w:br/>
-      </w:r>
-      <w:r>
-        <w:rPr>
-          <w:rFonts w:cs="Times New Roman"/>
-          <w:color w:val="111111"/>
-          <w:shd w:val="clear" w:color="auto" w:fill="FFFFFF"/>
-        </w:rPr>
-        <w:t>Представление – это часть ответственная за отображение данных</w:t>
-      </w:r>
-      <w:r>
-        <w:rPr>
-          <w:rFonts w:cs="Times New Roman"/>
-          <w:color w:val="111111"/>
-          <w:shd w:val="clear" w:color="auto" w:fill="FFFFFF"/>
-        </w:rPr>
-        <w:t xml:space="preserve">. </w:t>
-      </w:r>
-      <w:r>
-        <w:rPr>
-          <w:rFonts w:cs="Times New Roman"/>
-          <w:color w:val="111111"/>
-          <w:shd w:val="clear" w:color="auto" w:fill="FFFFFF"/>
-        </w:rPr>
-        <w:t>П</w:t>
-      </w:r>
-      <w:r>
-        <w:rPr>
-          <w:rFonts w:cs="Times New Roman"/>
-          <w:color w:val="111111"/>
-          <w:shd w:val="clear" w:color="auto" w:fill="FFFFFF"/>
-        </w:rPr>
-        <w:t xml:space="preserve">редставление не может напрямую влиять на модель. </w:t>
-      </w:r>
-      <w:r>
-        <w:rPr>
-          <w:rFonts w:cs="Times New Roman"/>
-          <w:color w:val="111111"/>
-          <w:shd w:val="clear" w:color="auto" w:fill="FFFFFF"/>
-        </w:rPr>
-        <w:br/>
-      </w:r>
-      <w:r>
-        <w:rPr>
-          <w:rFonts w:cs="Times New Roman"/>
-          <w:color w:val="111111"/>
-          <w:shd w:val="clear" w:color="auto" w:fill="FFFFFF"/>
-        </w:rPr>
-        <w:t>Контроллер</w:t>
-      </w:r>
-      <w:r>
-        <w:rPr>
-          <w:rFonts w:cs="Times New Roman"/>
-          <w:color w:val="111111"/>
-          <w:shd w:val="clear" w:color="auto" w:fill="FFFFFF"/>
-        </w:rPr>
-        <w:t xml:space="preserve"> </w:t>
-      </w:r>
-      <w:r>
-        <w:rPr>
-          <w:rFonts w:cs="Times New Roman"/>
-          <w:color w:val="111111"/>
-          <w:shd w:val="clear" w:color="auto" w:fill="FFFFFF"/>
-        </w:rPr>
-        <w:t>- это</w:t>
-      </w:r>
-      <w:r>
-        <w:rPr>
-          <w:rFonts w:cs="Times New Roman"/>
-          <w:color w:val="111111"/>
-          <w:shd w:val="clear" w:color="auto" w:fill="FFFFFF"/>
-        </w:rPr>
-        <w:t xml:space="preserve"> промежуточный слой, который организует взаимодействие между моделью и отображением, </w:t>
-      </w:r>
-      <w:r>
-        <w:rPr>
-          <w:rFonts w:cs="Times New Roman"/>
-          <w:color w:val="111111"/>
-          <w:shd w:val="clear" w:color="auto" w:fill="FFFFFF"/>
-        </w:rPr>
-        <w:t>и содерж</w:t>
-      </w:r>
-      <w:r>
-        <w:rPr>
-          <w:rFonts w:cs="Times New Roman"/>
-          <w:color w:val="111111"/>
-          <w:shd w:val="clear" w:color="auto" w:fill="FFFFFF"/>
-        </w:rPr>
-        <w:t>ит</w:t>
-      </w:r>
-      <w:r>
-        <w:rPr>
-          <w:rFonts w:cs="Times New Roman"/>
-          <w:color w:val="111111"/>
-          <w:shd w:val="clear" w:color="auto" w:fill="FFFFFF"/>
-        </w:rPr>
-        <w:t xml:space="preserve"> в себе</w:t>
-      </w:r>
-      <w:r>
-        <w:rPr>
-          <w:rFonts w:cs="Times New Roman"/>
-          <w:color w:val="111111"/>
-          <w:shd w:val="clear" w:color="auto" w:fill="FFFFFF"/>
-        </w:rPr>
-        <w:t xml:space="preserve"> определенную</w:t>
-      </w:r>
-      <w:r>
-        <w:rPr>
-          <w:rFonts w:cs="Times New Roman"/>
-          <w:color w:val="111111"/>
-          <w:shd w:val="clear" w:color="auto" w:fill="FFFFFF"/>
-        </w:rPr>
-        <w:t xml:space="preserve"> </w:t>
-      </w:r>
-      <w:r>
-        <w:rPr>
-          <w:rFonts w:cs="Times New Roman"/>
-          <w:color w:val="111111"/>
-          <w:shd w:val="clear" w:color="auto" w:fill="FFFFFF"/>
-        </w:rPr>
-        <w:t>промежуточную логику. Схема</w:t>
-      </w:r>
-      <w:r>
-        <w:rPr>
-          <w:rFonts w:cs="Times New Roman"/>
-          <w:color w:val="111111"/>
-          <w:shd w:val="clear" w:color="auto" w:fill="FFFFFF"/>
-        </w:rPr>
-        <w:t>,</w:t>
-      </w:r>
-      <w:r>
-        <w:rPr>
-          <w:rFonts w:cs="Times New Roman"/>
-          <w:color w:val="111111"/>
-          <w:shd w:val="clear" w:color="auto" w:fill="FFFFFF"/>
-        </w:rPr>
-        <w:t xml:space="preserve"> описывающая паттерн </w:t>
-      </w:r>
-      <w:r>
-        <w:rPr>
-          <w:rFonts w:cs="Times New Roman"/>
-          <w:color w:val="111111"/>
-          <w:shd w:val="clear" w:color="auto" w:fill="FFFFFF"/>
-          <w:lang w:val="en-US"/>
-        </w:rPr>
-        <w:t>MVC</w:t>
-      </w:r>
-      <w:r>
-        <w:rPr>
-          <w:rFonts w:cs="Times New Roman"/>
-          <w:color w:val="111111"/>
-          <w:shd w:val="clear" w:color="auto" w:fill="FFFFFF"/>
-        </w:rPr>
-        <w:t xml:space="preserve"> </w:t>
-      </w:r>
-      <w:r>
-        <w:rPr>
-          <w:rFonts w:cs="Times New Roman"/>
-          <w:color w:val="111111"/>
-          <w:shd w:val="clear" w:color="auto" w:fill="FFFFFF"/>
-        </w:rPr>
-        <w:t>изображена на рисунке 3.1.</w:t>
-      </w:r>
-    </w:p>
-    <w:p>
-      <w:pPr>
-        <w:pStyle w:val="af2"/>
-        <w:keepNext/>
-        <w:jc w:val="center"/>
-      </w:pPr>
-      <w:r>
-        <w:rPr>
-          <w:rFonts w:cs="Times New Roman"/>
-          <w:noProof/>
-          <w:color w:val="111111"/>
-          <w:shd w:val="clear" w:color="auto" w:fill="FFFFFF"/>
-        </w:rPr>
-        <w:lastRenderedPageBreak/>
-        <w:drawing>
-          <wp:inline distT="0" distB="0" distL="0" distR="0" wp14:anchorId="228E0499" wp14:editId="20892E59">
-            <wp:extent cx="4822466" cy="1728390"/>
-            <wp:effectExtent l="0" t="0" r="0" b="0"/>
-            <wp:docPr id="3" name="Рисунок 3"/>
-            <wp:cNvGraphicFramePr>
-              <a:graphicFrameLocks xmlns:a="http://schemas.openxmlformats.org/drawingml/2006/main" noChangeAspect="1"/>
-            </wp:cNvGraphicFramePr>
-            <a:graphic xmlns:a="http://schemas.openxmlformats.org/drawingml/2006/main">
-              <a:graphicData uri="http://schemas.openxmlformats.org/drawingml/2006/picture">
-                <pic:pic xmlns:pic="http://schemas.openxmlformats.org/drawingml/2006/picture">
-                  <pic:nvPicPr>
-                    <pic:cNvPr id="0" name="Picture 1"/>
+                    <pic:cNvPr id="0" name="Picture 11"/>
                     <pic:cNvPicPr>
                       <a:picLocks noChangeAspect="1" noChangeArrowheads="1"/>
                     </pic:cNvPicPr>
                   </pic:nvPicPr>
                   <pic:blipFill>
-                    <a:blip r:embed="rId17">
+                    <a:blip r:embed="rId17" cstate="print">
                       <a:extLst>
                         <a:ext uri="{28A0092B-C50C-407E-A947-70E740481C1C}">
                           <a14:useLocalDpi xmlns:a14="http://schemas.microsoft.com/office/drawing/2010/main" val="0"/>
@@ -6699,7 +7587,7 @@
                   <pic:spPr bwMode="auto">
                     <a:xfrm>
                       <a:off x="0" y="0"/>
-                      <a:ext cx="4833803" cy="1732453"/>
+                      <a:ext cx="2880000" cy="3014297"/>
                     </a:xfrm>
                     <a:prstGeom prst="rect">
                       <a:avLst/>
@@ -6720,352 +7608,38 @@
       <w:pPr>
         <w:pStyle w:val="af5"/>
         <w:jc w:val="center"/>
-        <w:rPr>
-          <w:rFonts w:cs="Times New Roman"/>
-          <w:color w:val="111111"/>
-          <w:shd w:val="clear" w:color="auto" w:fill="FFFFFF"/>
-        </w:rPr>
-      </w:pPr>
-      <w:r>
-        <w:t xml:space="preserve">Рисунок </w:t>
-      </w:r>
-      <w:fldSimple w:instr=" SEQ Рисунок \* ARABIC ">
-        <w:r>
-          <w:rPr>
-            <w:noProof/>
-          </w:rPr>
-          <w:t>3</w:t>
-        </w:r>
-      </w:fldSimple>
-      <w:r>
-        <w:t xml:space="preserve">.1. - схема паттерна </w:t>
-      </w:r>
-      <w:r>
-        <w:rPr>
-          <w:lang w:val="en-US"/>
-        </w:rPr>
-        <w:t>MVC</w:t>
-      </w:r>
-    </w:p>
-    <w:p>
-      <w:pPr>
-        <w:pStyle w:val="3"/>
-        <w:numPr>
-          <w:ilvl w:val="2"/>
-          <w:numId w:val="9"/>
-        </w:numPr>
-        <w:rPr>
-          <w:rFonts w:ascii="Times New Roman" w:hAnsi="Times New Roman" w:cs="Times New Roman"/>
-          <w:color w:val="auto"/>
-          <w:sz w:val="28"/>
-          <w:szCs w:val="28"/>
-        </w:rPr>
-      </w:pPr>
-      <w:bookmarkStart w:id="28" w:name="_Toc109658633"/>
-      <w:r>
-        <w:rPr>
-          <w:rFonts w:ascii="Times New Roman" w:hAnsi="Times New Roman" w:cs="Times New Roman"/>
-          <w:color w:val="auto"/>
-          <w:sz w:val="28"/>
-          <w:szCs w:val="28"/>
-        </w:rPr>
-        <w:t>Обоснование выбора</w:t>
-      </w:r>
-      <w:r>
-        <w:rPr>
-          <w:rFonts w:ascii="Times New Roman" w:hAnsi="Times New Roman" w:cs="Times New Roman"/>
-          <w:color w:val="auto"/>
-          <w:sz w:val="28"/>
-          <w:szCs w:val="28"/>
-        </w:rPr>
-        <w:t xml:space="preserve"> архитектурного паттерна</w:t>
-      </w:r>
-      <w:bookmarkEnd w:id="28"/>
-    </w:p>
-    <w:p>
-      <w:pPr>
-        <w:pStyle w:val="af2"/>
-      </w:pPr>
-      <w:r>
-        <w:rPr>
-          <w:lang w:val="en-US"/>
-        </w:rPr>
-        <w:t>MVC</w:t>
-      </w:r>
-      <w:r>
-        <w:t xml:space="preserve"> </w:t>
-      </w:r>
-      <w:r>
-        <w:t>архитектура отвечает требованиям</w:t>
-      </w:r>
-      <w:r>
-        <w:t>,</w:t>
-      </w:r>
-      <w:r>
-        <w:t xml:space="preserve"> выдвинутым ранее</w:t>
-      </w:r>
-      <w:r>
-        <w:t>,</w:t>
-      </w:r>
-      <w:r>
-        <w:t xml:space="preserve"> к структуре проекта. Модульность обеспечивается разделением программы на слои модели, представления, и контроллера. </w:t>
-      </w:r>
-      <w:r>
-        <w:t xml:space="preserve">Внутри каждого слоя так же возможно разбиение на более мелкие модули со своей зоной ответственности. Требование к отделению данных от остальной программы так же легко реализовать внутри слоя модели. </w:t>
-      </w:r>
-      <w:r>
-        <w:t>Нужно отдельно</w:t>
-      </w:r>
-      <w:r>
-        <w:t xml:space="preserve"> выделить классы содержащие только данные, описывающие игровой мир и </w:t>
-      </w:r>
-      <w:r>
-        <w:t>классы, реализующие игровую логику. Получится что внутри модели будут отдельно выделены данные игры и алгоритмы, которые изменяют эти данные.</w:t>
-      </w:r>
-    </w:p>
-    <w:p/>
-    <w:p>
-      <w:pPr>
-        <w:pStyle w:val="2"/>
-        <w:numPr>
-          <w:ilvl w:val="1"/>
-          <w:numId w:val="9"/>
-        </w:numPr>
-        <w:rPr>
-          <w:rFonts w:ascii="Times New Roman" w:hAnsi="Times New Roman" w:cs="Times New Roman"/>
-          <w:color w:val="auto"/>
-          <w:sz w:val="28"/>
-          <w:szCs w:val="28"/>
-        </w:rPr>
-      </w:pPr>
-      <w:r>
-        <w:rPr>
-          <w:rFonts w:ascii="Times New Roman" w:hAnsi="Times New Roman" w:cs="Times New Roman"/>
-          <w:color w:val="auto"/>
-          <w:sz w:val="28"/>
-          <w:szCs w:val="28"/>
-        </w:rPr>
-        <w:t xml:space="preserve"> </w:t>
-      </w:r>
-      <w:bookmarkStart w:id="29" w:name="_Toc109658634"/>
-      <w:r>
-        <w:rPr>
-          <w:rFonts w:ascii="Times New Roman" w:hAnsi="Times New Roman" w:cs="Times New Roman"/>
-          <w:color w:val="auto"/>
-          <w:sz w:val="28"/>
-          <w:szCs w:val="28"/>
-        </w:rPr>
-        <w:t>Модель</w:t>
-      </w:r>
-      <w:bookmarkEnd w:id="29"/>
-    </w:p>
-    <w:p>
-      <w:pPr>
-        <w:pStyle w:val="3"/>
-        <w:numPr>
-          <w:ilvl w:val="2"/>
-          <w:numId w:val="9"/>
-        </w:numPr>
-        <w:rPr>
-          <w:rFonts w:ascii="Times New Roman" w:hAnsi="Times New Roman" w:cs="Times New Roman"/>
-          <w:color w:val="auto"/>
-          <w:sz w:val="28"/>
-          <w:szCs w:val="28"/>
-        </w:rPr>
-      </w:pPr>
-      <w:bookmarkStart w:id="30" w:name="_Toc109658635"/>
-      <w:r>
-        <w:rPr>
-          <w:rFonts w:ascii="Times New Roman" w:hAnsi="Times New Roman" w:cs="Times New Roman"/>
-          <w:color w:val="auto"/>
-          <w:sz w:val="28"/>
-          <w:szCs w:val="28"/>
-        </w:rPr>
-        <w:t>Структура модуля</w:t>
-      </w:r>
-      <w:bookmarkEnd w:id="30"/>
-    </w:p>
-    <w:p>
-      <w:pPr>
-        <w:pStyle w:val="3"/>
-        <w:numPr>
-          <w:ilvl w:val="2"/>
-          <w:numId w:val="9"/>
-        </w:numPr>
-        <w:rPr>
-          <w:rFonts w:ascii="Times New Roman" w:hAnsi="Times New Roman" w:cs="Times New Roman"/>
-          <w:color w:val="auto"/>
-          <w:sz w:val="28"/>
-          <w:szCs w:val="28"/>
-        </w:rPr>
-      </w:pPr>
-      <w:bookmarkStart w:id="31" w:name="_Toc109658636"/>
-      <w:r>
-        <w:rPr>
-          <w:rFonts w:ascii="Times New Roman" w:hAnsi="Times New Roman" w:cs="Times New Roman"/>
-          <w:color w:val="auto"/>
-          <w:sz w:val="28"/>
-          <w:szCs w:val="28"/>
-        </w:rPr>
-        <w:t>Основные классы</w:t>
-      </w:r>
-      <w:bookmarkEnd w:id="31"/>
-    </w:p>
-    <w:p>
-      <w:pPr>
-        <w:pStyle w:val="2"/>
-        <w:numPr>
-          <w:ilvl w:val="1"/>
-          <w:numId w:val="9"/>
-        </w:numPr>
-        <w:rPr>
-          <w:rFonts w:ascii="Times New Roman" w:hAnsi="Times New Roman" w:cs="Times New Roman"/>
-          <w:color w:val="auto"/>
-          <w:sz w:val="28"/>
-          <w:szCs w:val="28"/>
-        </w:rPr>
-      </w:pPr>
-      <w:bookmarkStart w:id="32" w:name="_Toc109658637"/>
-      <w:r>
-        <w:rPr>
-          <w:rFonts w:ascii="Times New Roman" w:hAnsi="Times New Roman" w:cs="Times New Roman"/>
-          <w:color w:val="auto"/>
-          <w:sz w:val="28"/>
-          <w:szCs w:val="28"/>
-        </w:rPr>
-        <w:t>Контроллеры</w:t>
-      </w:r>
-      <w:bookmarkEnd w:id="32"/>
-    </w:p>
-    <w:p>
-      <w:pPr>
-        <w:pStyle w:val="3"/>
-        <w:numPr>
-          <w:ilvl w:val="2"/>
-          <w:numId w:val="9"/>
-        </w:numPr>
-        <w:rPr>
-          <w:rFonts w:ascii="Times New Roman" w:hAnsi="Times New Roman" w:cs="Times New Roman"/>
-          <w:color w:val="auto"/>
-          <w:sz w:val="28"/>
-          <w:szCs w:val="28"/>
-        </w:rPr>
-      </w:pPr>
-      <w:bookmarkStart w:id="33" w:name="_Toc109658638"/>
-      <w:r>
-        <w:rPr>
-          <w:rFonts w:ascii="Times New Roman" w:hAnsi="Times New Roman" w:cs="Times New Roman"/>
-          <w:color w:val="auto"/>
-          <w:sz w:val="28"/>
-          <w:szCs w:val="28"/>
-        </w:rPr>
-        <w:t>Структура модуля</w:t>
-      </w:r>
-      <w:bookmarkEnd w:id="33"/>
-    </w:p>
-    <w:p>
-      <w:pPr>
-        <w:pStyle w:val="3"/>
-        <w:numPr>
-          <w:ilvl w:val="2"/>
-          <w:numId w:val="9"/>
-        </w:numPr>
-        <w:rPr>
-          <w:rFonts w:ascii="Times New Roman" w:hAnsi="Times New Roman" w:cs="Times New Roman"/>
-          <w:color w:val="auto"/>
-          <w:sz w:val="28"/>
-          <w:szCs w:val="28"/>
-        </w:rPr>
-      </w:pPr>
-      <w:bookmarkStart w:id="34" w:name="_Toc109658639"/>
-      <w:r>
-        <w:rPr>
-          <w:rFonts w:ascii="Times New Roman" w:hAnsi="Times New Roman" w:cs="Times New Roman"/>
-          <w:color w:val="auto"/>
-          <w:sz w:val="28"/>
-          <w:szCs w:val="28"/>
-        </w:rPr>
-        <w:t>Основные классы</w:t>
-      </w:r>
-      <w:bookmarkEnd w:id="34"/>
-    </w:p>
-    <w:p>
-      <w:pPr>
-        <w:pStyle w:val="2"/>
-        <w:numPr>
-          <w:ilvl w:val="1"/>
-          <w:numId w:val="9"/>
-        </w:numPr>
-        <w:rPr>
-          <w:rFonts w:ascii="Times New Roman" w:hAnsi="Times New Roman" w:cs="Times New Roman"/>
-          <w:color w:val="auto"/>
-          <w:sz w:val="28"/>
-          <w:szCs w:val="28"/>
-        </w:rPr>
-      </w:pPr>
-      <w:bookmarkStart w:id="35" w:name="_Toc109658640"/>
-      <w:r>
-        <w:rPr>
-          <w:rFonts w:ascii="Times New Roman" w:hAnsi="Times New Roman" w:cs="Times New Roman"/>
-          <w:color w:val="auto"/>
-          <w:sz w:val="28"/>
-          <w:szCs w:val="28"/>
-        </w:rPr>
-        <w:t>Представление</w:t>
-      </w:r>
-      <w:bookmarkEnd w:id="35"/>
-    </w:p>
-    <w:p>
-      <w:pPr>
-        <w:pStyle w:val="3"/>
-        <w:numPr>
-          <w:ilvl w:val="2"/>
-          <w:numId w:val="9"/>
-        </w:numPr>
-        <w:rPr>
-          <w:rFonts w:ascii="Times New Roman" w:hAnsi="Times New Roman" w:cs="Times New Roman"/>
-          <w:color w:val="auto"/>
-          <w:sz w:val="28"/>
-          <w:szCs w:val="28"/>
-        </w:rPr>
-      </w:pPr>
-      <w:bookmarkStart w:id="36" w:name="_Toc109658641"/>
-      <w:r>
-        <w:rPr>
-          <w:rFonts w:ascii="Times New Roman" w:hAnsi="Times New Roman" w:cs="Times New Roman"/>
-          <w:color w:val="auto"/>
-          <w:sz w:val="28"/>
-          <w:szCs w:val="28"/>
-        </w:rPr>
-        <w:t>Структура модуля</w:t>
-      </w:r>
-      <w:bookmarkEnd w:id="36"/>
-    </w:p>
-    <w:p>
-      <w:pPr>
-        <w:pStyle w:val="3"/>
-        <w:numPr>
-          <w:ilvl w:val="2"/>
-          <w:numId w:val="9"/>
-        </w:numPr>
-        <w:rPr>
-          <w:rFonts w:ascii="Times New Roman" w:hAnsi="Times New Roman" w:cs="Times New Roman"/>
-          <w:color w:val="auto"/>
-          <w:sz w:val="28"/>
-          <w:szCs w:val="28"/>
-        </w:rPr>
-      </w:pPr>
-      <w:bookmarkStart w:id="37" w:name="_Toc109658642"/>
-      <w:r>
-        <w:rPr>
-          <w:rFonts w:ascii="Times New Roman" w:hAnsi="Times New Roman" w:cs="Times New Roman"/>
-          <w:color w:val="auto"/>
-          <w:sz w:val="28"/>
-          <w:szCs w:val="28"/>
-        </w:rPr>
-        <w:t>Основные классы</w:t>
-      </w:r>
-      <w:bookmarkEnd w:id="37"/>
+      </w:pPr>
+      <w:bookmarkStart w:id="60" w:name="_Toc109693203"/>
+      <w:bookmarkStart w:id="61" w:name="_Ref109693563"/>
+      <w:r>
+        <w:t>Рисунок А.</w:t>
+      </w:r>
+      <w:r>
+        <w:fldChar w:fldCharType="begin"/>
+      </w:r>
+      <w:r>
+        <w:instrText xml:space="preserve"> SEQ Рисунок_А. \* ARABIC </w:instrText>
+      </w:r>
+      <w:r>
+        <w:fldChar w:fldCharType="separate"/>
+      </w:r>
+      <w:r>
+        <w:rPr>
+          <w:noProof/>
+        </w:rPr>
+        <w:t>6</w:t>
+      </w:r>
+      <w:r>
+        <w:fldChar w:fldCharType="end"/>
+      </w:r>
+      <w:r>
+        <w:t>.</w:t>
+      </w:r>
+      <w:r>
+        <w:t xml:space="preserve"> - паттерн ходьбы Пешки</w:t>
+      </w:r>
+      <w:bookmarkEnd w:id="60"/>
+      <w:bookmarkEnd w:id="61"/>
     </w:p>
     <w:p>
       <w:r>
@@ -7086,7 +7660,6 @@
           <w:szCs w:val="28"/>
         </w:rPr>
       </w:pPr>
-      <w:bookmarkStart w:id="38" w:name="_Toc109658643"/>
       <w:r>
         <w:rPr>
           <w:rFonts w:ascii="Times New Roman" w:hAnsi="Times New Roman" w:cs="Times New Roman"/>
@@ -7095,319 +7668,67 @@
           <w:szCs w:val="28"/>
         </w:rPr>
         <w:lastRenderedPageBreak/>
-        <w:t>Алгоритмы игровой логики</w:t>
-      </w:r>
-      <w:bookmarkEnd w:id="38"/>
-    </w:p>
-    <w:p>
-      <w:pPr>
-        <w:pStyle w:val="2"/>
-        <w:numPr>
-          <w:ilvl w:val="1"/>
-          <w:numId w:val="9"/>
-        </w:numPr>
+        <w:t>Список литературы</w:t>
+      </w:r>
+      <w:bookmarkEnd w:id="48"/>
+      <w:r>
         <w:rPr>
           <w:rFonts w:ascii="Times New Roman" w:hAnsi="Times New Roman" w:cs="Times New Roman"/>
           <w:color w:val="auto"/>
           <w:sz w:val="28"/>
           <w:szCs w:val="28"/>
         </w:rPr>
-      </w:pPr>
-      <w:r>
-        <w:rPr>
-          <w:rFonts w:ascii="Times New Roman" w:hAnsi="Times New Roman" w:cs="Times New Roman"/>
-          <w:color w:val="auto"/>
-          <w:sz w:val="28"/>
-          <w:szCs w:val="28"/>
-          <w:lang w:val="en-US"/>
-        </w:rPr>
-        <w:t xml:space="preserve"> </w:t>
-      </w:r>
-      <w:bookmarkStart w:id="39" w:name="_Toc109658644"/>
-      <w:r>
-        <w:rPr>
-          <w:rFonts w:ascii="Times New Roman" w:hAnsi="Times New Roman" w:cs="Times New Roman"/>
-          <w:color w:val="auto"/>
-          <w:sz w:val="28"/>
-          <w:szCs w:val="28"/>
-        </w:rPr>
-        <w:t>Фигуры</w:t>
-      </w:r>
-      <w:bookmarkEnd w:id="39"/>
-    </w:p>
-    <w:p>
-      <w:pPr>
-        <w:pStyle w:val="2"/>
-        <w:numPr>
-          <w:ilvl w:val="1"/>
-          <w:numId w:val="9"/>
-        </w:numPr>
-        <w:rPr>
-          <w:rFonts w:ascii="Times New Roman" w:hAnsi="Times New Roman" w:cs="Times New Roman"/>
-          <w:color w:val="auto"/>
-          <w:sz w:val="28"/>
-          <w:szCs w:val="28"/>
-        </w:rPr>
-      </w:pPr>
-      <w:r>
-        <w:rPr>
-          <w:rFonts w:ascii="Times New Roman" w:hAnsi="Times New Roman" w:cs="Times New Roman"/>
-          <w:color w:val="auto"/>
-          <w:sz w:val="28"/>
-          <w:szCs w:val="28"/>
-          <w:lang w:val="en-US"/>
-        </w:rPr>
-        <w:t xml:space="preserve"> </w:t>
-      </w:r>
-      <w:bookmarkStart w:id="40" w:name="_Toc109658645"/>
-      <w:r>
-        <w:rPr>
-          <w:rFonts w:ascii="Times New Roman" w:hAnsi="Times New Roman" w:cs="Times New Roman"/>
-          <w:color w:val="auto"/>
-          <w:sz w:val="28"/>
-          <w:szCs w:val="28"/>
-        </w:rPr>
-        <w:t>Игровая доска</w:t>
-      </w:r>
-      <w:bookmarkEnd w:id="40"/>
-    </w:p>
-    <w:p>
-      <w:pPr>
-        <w:pStyle w:val="10"/>
-        <w:numPr>
-          <w:ilvl w:val="1"/>
-          <w:numId w:val="9"/>
-        </w:numPr>
-        <w:rPr>
-          <w:rFonts w:ascii="Times New Roman" w:hAnsi="Times New Roman" w:cs="Times New Roman"/>
-          <w:color w:val="auto"/>
-          <w:sz w:val="28"/>
-          <w:szCs w:val="28"/>
-        </w:rPr>
-      </w:pPr>
-      <w:r>
-        <w:rPr>
-          <w:rFonts w:ascii="Times New Roman" w:hAnsi="Times New Roman" w:cs="Times New Roman"/>
-          <w:color w:val="auto"/>
-          <w:sz w:val="28"/>
-          <w:szCs w:val="28"/>
-          <w:lang w:val="en-US"/>
-        </w:rPr>
-        <w:t xml:space="preserve"> </w:t>
-      </w:r>
-      <w:bookmarkStart w:id="41" w:name="_Toc109658646"/>
-      <w:r>
-        <w:rPr>
-          <w:rFonts w:ascii="Times New Roman" w:hAnsi="Times New Roman" w:cs="Times New Roman"/>
-          <w:color w:val="auto"/>
-          <w:sz w:val="28"/>
-          <w:szCs w:val="28"/>
-        </w:rPr>
-        <w:t xml:space="preserve">Алгоритм искусственного </w:t>
-      </w:r>
-      <w:bookmarkEnd w:id="41"/>
-      <w:r>
-        <w:rPr>
-          <w:rFonts w:ascii="Times New Roman" w:hAnsi="Times New Roman" w:cs="Times New Roman"/>
-          <w:color w:val="auto"/>
-          <w:sz w:val="28"/>
-          <w:szCs w:val="28"/>
-        </w:rPr>
-        <w:t>интеллекта</w:t>
-      </w:r>
-    </w:p>
-    <w:p>
-      <w:pPr>
-        <w:pStyle w:val="2"/>
-        <w:numPr>
-          <w:ilvl w:val="2"/>
-          <w:numId w:val="9"/>
-        </w:numPr>
-        <w:rPr>
-          <w:rFonts w:ascii="Times New Roman" w:hAnsi="Times New Roman" w:cs="Times New Roman"/>
-          <w:color w:val="auto"/>
-          <w:sz w:val="28"/>
-          <w:szCs w:val="28"/>
-        </w:rPr>
-      </w:pPr>
-      <w:bookmarkStart w:id="42" w:name="_Toc109658647"/>
-      <w:r>
-        <w:rPr>
-          <w:rFonts w:ascii="Times New Roman" w:hAnsi="Times New Roman" w:cs="Times New Roman"/>
-          <w:color w:val="auto"/>
-          <w:sz w:val="28"/>
-          <w:szCs w:val="28"/>
-        </w:rPr>
-        <w:t>Минимакс</w:t>
-      </w:r>
-      <w:bookmarkEnd w:id="42"/>
-    </w:p>
-    <w:p>
-      <w:pPr>
-        <w:pStyle w:val="2"/>
-        <w:numPr>
-          <w:ilvl w:val="2"/>
-          <w:numId w:val="9"/>
-        </w:numPr>
-        <w:rPr>
-          <w:rFonts w:ascii="Times New Roman" w:hAnsi="Times New Roman" w:cs="Times New Roman"/>
-          <w:color w:val="auto"/>
-          <w:sz w:val="28"/>
-          <w:szCs w:val="28"/>
-        </w:rPr>
-      </w:pPr>
-      <w:bookmarkStart w:id="43" w:name="_Toc109658648"/>
-      <w:r>
-        <w:rPr>
-          <w:rFonts w:ascii="Times New Roman" w:hAnsi="Times New Roman" w:cs="Times New Roman"/>
-          <w:color w:val="auto"/>
-          <w:sz w:val="28"/>
-          <w:szCs w:val="28"/>
-        </w:rPr>
-        <w:t>Оптимизации</w:t>
-      </w:r>
-      <w:bookmarkEnd w:id="43"/>
-    </w:p>
-    <w:p>
-      <w:r>
-        <w:br w:type="page"/>
-      </w:r>
-    </w:p>
-    <w:p>
-      <w:pPr>
-        <w:pStyle w:val="10"/>
+        <w:br/>
+      </w:r>
+    </w:p>
+    <w:p>
+      <w:pPr>
+        <w:pStyle w:val="a3"/>
         <w:numPr>
           <w:ilvl w:val="0"/>
-          <w:numId w:val="9"/>
+          <w:numId w:val="10"/>
         </w:numPr>
-        <w:rPr>
-          <w:rFonts w:ascii="Times New Roman" w:hAnsi="Times New Roman" w:cs="Times New Roman"/>
-          <w:color w:val="auto"/>
-          <w:sz w:val="28"/>
-          <w:szCs w:val="28"/>
-        </w:rPr>
-      </w:pPr>
-      <w:bookmarkStart w:id="44" w:name="_Toc109658649"/>
-      <w:r>
-        <w:rPr>
-          <w:rFonts w:ascii="Times New Roman" w:hAnsi="Times New Roman" w:cs="Times New Roman"/>
-          <w:color w:val="auto"/>
-          <w:sz w:val="28"/>
-          <w:szCs w:val="28"/>
-        </w:rPr>
-        <w:lastRenderedPageBreak/>
-        <w:t>Сетевая часть</w:t>
-      </w:r>
-      <w:bookmarkEnd w:id="44"/>
-    </w:p>
-    <w:p>
-      <w:r>
-        <w:br w:type="page"/>
-      </w:r>
-    </w:p>
-    <w:p>
-      <w:pPr>
-        <w:pStyle w:val="10"/>
+      </w:pPr>
+      <w:hyperlink r:id="rId18" w:history="1">
+        <w:r>
+          <w:rPr>
+            <w:rStyle w:val="a9"/>
+            <w:lang w:val="en-US"/>
+          </w:rPr>
+          <w:t>Wikipedia Unity</w:t>
+        </w:r>
+      </w:hyperlink>
+    </w:p>
+    <w:p>
+      <w:pPr>
+        <w:pStyle w:val="a3"/>
         <w:numPr>
           <w:ilvl w:val="0"/>
-          <w:numId w:val="9"/>
+          <w:numId w:val="10"/>
         </w:numPr>
-        <w:rPr>
-          <w:rFonts w:ascii="Times New Roman" w:hAnsi="Times New Roman" w:cs="Times New Roman"/>
-          <w:color w:val="auto"/>
-          <w:sz w:val="28"/>
-          <w:szCs w:val="28"/>
-        </w:rPr>
-      </w:pPr>
-      <w:bookmarkStart w:id="45" w:name="_Toc109658650"/>
-      <w:r>
-        <w:rPr>
-          <w:rFonts w:ascii="Times New Roman" w:hAnsi="Times New Roman" w:cs="Times New Roman"/>
-          <w:color w:val="auto"/>
-          <w:sz w:val="28"/>
-          <w:szCs w:val="28"/>
-        </w:rPr>
-        <w:lastRenderedPageBreak/>
-        <w:t>Заключение</w:t>
-      </w:r>
-      <w:bookmarkEnd w:id="45"/>
-    </w:p>
-    <w:p>
-      <w:r>
-        <w:br w:type="page"/>
-      </w:r>
-    </w:p>
-    <w:p>
-      <w:pPr>
-        <w:pStyle w:val="10"/>
-        <w:numPr>
-          <w:ilvl w:val="0"/>
-          <w:numId w:val="9"/>
-        </w:numPr>
-        <w:rPr>
-          <w:rFonts w:ascii="Times New Roman" w:hAnsi="Times New Roman" w:cs="Times New Roman"/>
-          <w:color w:val="auto"/>
-          <w:sz w:val="28"/>
-          <w:szCs w:val="28"/>
-        </w:rPr>
-      </w:pPr>
-      <w:bookmarkStart w:id="46" w:name="_Toc109658651"/>
-      <w:r>
-        <w:rPr>
-          <w:rFonts w:ascii="Times New Roman" w:hAnsi="Times New Roman" w:cs="Times New Roman"/>
-          <w:color w:val="auto"/>
-          <w:sz w:val="28"/>
-          <w:szCs w:val="28"/>
-        </w:rPr>
-        <w:lastRenderedPageBreak/>
-        <w:t>Приложение</w:t>
-      </w:r>
-      <w:bookmarkEnd w:id="46"/>
-    </w:p>
-    <w:p>
-      <w:r>
-        <w:br w:type="page"/>
-      </w:r>
-    </w:p>
-    <w:p>
-      <w:pPr>
-        <w:pStyle w:val="10"/>
-        <w:numPr>
-          <w:ilvl w:val="0"/>
-          <w:numId w:val="9"/>
-        </w:numPr>
-        <w:rPr>
-          <w:rFonts w:ascii="Times New Roman" w:hAnsi="Times New Roman" w:cs="Times New Roman"/>
-          <w:color w:val="auto"/>
-          <w:sz w:val="28"/>
-          <w:szCs w:val="28"/>
-        </w:rPr>
-      </w:pPr>
-      <w:bookmarkStart w:id="47" w:name="_Toc109658652"/>
-      <w:r>
-        <w:rPr>
-          <w:rFonts w:ascii="Times New Roman" w:hAnsi="Times New Roman" w:cs="Times New Roman"/>
-          <w:color w:val="auto"/>
-          <w:sz w:val="28"/>
-          <w:szCs w:val="28"/>
-        </w:rPr>
-        <w:lastRenderedPageBreak/>
-        <w:t>Список литературы</w:t>
-      </w:r>
-      <w:bookmarkEnd w:id="47"/>
-    </w:p>
-    <w:p>
-      <w:pPr>
-        <w:rPr>
-          <w:rFonts w:ascii="Times New Roman" w:hAnsi="Times New Roman" w:cs="Times New Roman"/>
-        </w:rPr>
-      </w:pPr>
-    </w:p>
-    <w:p>
-      <w:pPr>
-        <w:rPr>
-          <w:rFonts w:ascii="Times New Roman" w:hAnsi="Times New Roman" w:cs="Times New Roman"/>
-          <w:lang w:val="en-US"/>
+      </w:pPr>
+      <w:hyperlink r:id="rId19" w:history="1">
+        <w:bookmarkStart w:id="62" w:name="_Ref109694552"/>
+        <w:r>
+          <w:rPr>
+            <w:rStyle w:val="a9"/>
+          </w:rPr>
+          <w:t xml:space="preserve">Паттерн </w:t>
+        </w:r>
+        <w:r>
+          <w:rPr>
+            <w:rStyle w:val="a9"/>
+            <w:lang w:val="en-US"/>
+          </w:rPr>
+          <w:t>MVC</w:t>
+        </w:r>
+        <w:bookmarkEnd w:id="62"/>
+      </w:hyperlink>
+    </w:p>
+    <w:p>
+      <w:pPr>
+        <w:rPr>
+          <w:rFonts w:ascii="Times New Roman" w:hAnsi="Times New Roman" w:cs="Times New Roman"/>
         </w:rPr>
       </w:pPr>
     </w:p>
@@ -7538,8 +7859,8 @@
       </w:pPr>
     </w:p>
     <w:sectPr>
-      <w:footerReference w:type="default" r:id="rId18"/>
-      <w:footerReference w:type="first" r:id="rId19"/>
+      <w:footerReference w:type="default" r:id="rId20"/>
+      <w:footerReference w:type="first" r:id="rId21"/>
       <w:pgSz w:w="11906" w:h="16838"/>
       <w:pgMar w:top="1134" w:right="850" w:bottom="1134" w:left="1701" w:header="708" w:footer="708" w:gutter="0"/>
       <w:pgNumType w:start="4"/>
@@ -7980,6 +8301,95 @@
     <w:numStyleLink w:val="1"/>
   </w:abstractNum>
   <w:abstractNum w:abstractNumId="4" w15:restartNumberingAfterBreak="0">
+    <w:nsid w:val="3E342390"/>
+    <w:multiLevelType w:val="hybridMultilevel"/>
+    <w:tmpl w:val="D24646A8"/>
+    <w:lvl w:ilvl="0" w:tplc="8A8A744A">
+      <w:start w:val="1"/>
+      <w:numFmt w:val="decimal"/>
+      <w:lvlText w:val="%1."/>
+      <w:lvlJc w:val="left"/>
+      <w:pPr>
+        <w:ind w:left="720" w:hanging="360"/>
+      </w:pPr>
+      <w:rPr>
+        <w:rFonts w:hint="default"/>
+      </w:rPr>
+    </w:lvl>
+    <w:lvl w:ilvl="1" w:tplc="04190019" w:tentative="1">
+      <w:start w:val="1"/>
+      <w:numFmt w:val="lowerLetter"/>
+      <w:lvlText w:val="%2."/>
+      <w:lvlJc w:val="left"/>
+      <w:pPr>
+        <w:ind w:left="1440" w:hanging="360"/>
+      </w:pPr>
+    </w:lvl>
+    <w:lvl w:ilvl="2" w:tplc="0419001B" w:tentative="1">
+      <w:start w:val="1"/>
+      <w:numFmt w:val="lowerRoman"/>
+      <w:lvlText w:val="%3."/>
+      <w:lvlJc w:val="right"/>
+      <w:pPr>
+        <w:ind w:left="2160" w:hanging="180"/>
+      </w:pPr>
+    </w:lvl>
+    <w:lvl w:ilvl="3" w:tplc="0419000F" w:tentative="1">
+      <w:start w:val="1"/>
+      <w:numFmt w:val="decimal"/>
+      <w:lvlText w:val="%4."/>
+      <w:lvlJc w:val="left"/>
+      <w:pPr>
+        <w:ind w:left="2880" w:hanging="360"/>
+      </w:pPr>
+    </w:lvl>
+    <w:lvl w:ilvl="4" w:tplc="04190019" w:tentative="1">
+      <w:start w:val="1"/>
+      <w:numFmt w:val="lowerLetter"/>
+      <w:lvlText w:val="%5."/>
+      <w:lvlJc w:val="left"/>
+      <w:pPr>
+        <w:ind w:left="3600" w:hanging="360"/>
+      </w:pPr>
+    </w:lvl>
+    <w:lvl w:ilvl="5" w:tplc="0419001B" w:tentative="1">
+      <w:start w:val="1"/>
+      <w:numFmt w:val="lowerRoman"/>
+      <w:lvlText w:val="%6."/>
+      <w:lvlJc w:val="right"/>
+      <w:pPr>
+        <w:ind w:left="4320" w:hanging="180"/>
+      </w:pPr>
+    </w:lvl>
+    <w:lvl w:ilvl="6" w:tplc="0419000F" w:tentative="1">
+      <w:start w:val="1"/>
+      <w:numFmt w:val="decimal"/>
+      <w:lvlText w:val="%7."/>
+      <w:lvlJc w:val="left"/>
+      <w:pPr>
+        <w:ind w:left="5040" w:hanging="360"/>
+      </w:pPr>
+    </w:lvl>
+    <w:lvl w:ilvl="7" w:tplc="04190019" w:tentative="1">
+      <w:start w:val="1"/>
+      <w:numFmt w:val="lowerLetter"/>
+      <w:lvlText w:val="%8."/>
+      <w:lvlJc w:val="left"/>
+      <w:pPr>
+        <w:ind w:left="5760" w:hanging="360"/>
+      </w:pPr>
+    </w:lvl>
+    <w:lvl w:ilvl="8" w:tplc="0419001B" w:tentative="1">
+      <w:start w:val="1"/>
+      <w:numFmt w:val="lowerRoman"/>
+      <w:lvlText w:val="%9."/>
+      <w:lvlJc w:val="right"/>
+      <w:pPr>
+        <w:ind w:left="6480" w:hanging="180"/>
+      </w:pPr>
+    </w:lvl>
+  </w:abstractNum>
+  <w:abstractNum w:abstractNumId="5" w15:restartNumberingAfterBreak="0">
     <w:nsid w:val="4A322F11"/>
     <w:multiLevelType w:val="multilevel"/>
     <w:tmpl w:val="0419001F"/>
@@ -8065,10 +8475,10 @@
       </w:pPr>
     </w:lvl>
   </w:abstractNum>
-  <w:abstractNum w:abstractNumId="5" w15:restartNumberingAfterBreak="0">
+  <w:abstractNum w:abstractNumId="6" w15:restartNumberingAfterBreak="0">
     <w:nsid w:val="4EC92804"/>
     <w:multiLevelType w:val="multilevel"/>
-    <w:tmpl w:val="F74CA2F0"/>
+    <w:tmpl w:val="3EC09856"/>
     <w:lvl w:ilvl="0">
       <w:start w:val="1"/>
       <w:numFmt w:val="decimal"/>
@@ -8099,10 +8509,12 @@
       <w:lvlText w:val="%1.%2.%3."/>
       <w:lvlJc w:val="left"/>
       <w:pPr>
-        <w:ind w:left="1224" w:hanging="504"/>
+        <w:ind w:left="1214" w:hanging="504"/>
       </w:pPr>
       <w:rPr>
         <w:rFonts w:hint="default"/>
+        <w:sz w:val="28"/>
+        <w:szCs w:val="28"/>
       </w:rPr>
     </w:lvl>
     <w:lvl w:ilvl="3">
@@ -8178,7 +8590,7 @@
       </w:rPr>
     </w:lvl>
   </w:abstractNum>
-  <w:abstractNum w:abstractNumId="6" w15:restartNumberingAfterBreak="0">
+  <w:abstractNum w:abstractNumId="7" w15:restartNumberingAfterBreak="0">
     <w:nsid w:val="54603E43"/>
     <w:multiLevelType w:val="multilevel"/>
     <w:tmpl w:val="0419001F"/>
@@ -8264,7 +8676,7 @@
       </w:pPr>
     </w:lvl>
   </w:abstractNum>
-  <w:abstractNum w:abstractNumId="7" w15:restartNumberingAfterBreak="0">
+  <w:abstractNum w:abstractNumId="8" w15:restartNumberingAfterBreak="0">
     <w:nsid w:val="621100FA"/>
     <w:multiLevelType w:val="multilevel"/>
     <w:tmpl w:val="3DCAC3CE"/>
@@ -8377,7 +8789,7 @@
       </w:rPr>
     </w:lvl>
   </w:abstractNum>
-  <w:abstractNum w:abstractNumId="8" w15:restartNumberingAfterBreak="0">
+  <w:abstractNum w:abstractNumId="9" w15:restartNumberingAfterBreak="0">
     <w:nsid w:val="64666159"/>
     <w:multiLevelType w:val="multilevel"/>
     <w:tmpl w:val="0419001F"/>
@@ -8464,22 +8876,22 @@
     </w:lvl>
   </w:abstractNum>
   <w:num w:numId="1" w16cid:durableId="597443718">
-    <w:abstractNumId w:val="7"/>
+    <w:abstractNumId w:val="8"/>
   </w:num>
   <w:num w:numId="2" w16cid:durableId="371611008">
-    <w:abstractNumId w:val="4"/>
+    <w:abstractNumId w:val="5"/>
   </w:num>
   <w:num w:numId="3" w16cid:durableId="1714958610">
-    <w:abstractNumId w:val="5"/>
+    <w:abstractNumId w:val="6"/>
   </w:num>
   <w:num w:numId="4" w16cid:durableId="209195314">
     <w:abstractNumId w:val="2"/>
   </w:num>
   <w:num w:numId="5" w16cid:durableId="1834881023">
-    <w:abstractNumId w:val="6"/>
+    <w:abstractNumId w:val="7"/>
   </w:num>
   <w:num w:numId="6" w16cid:durableId="1596285559">
-    <w:abstractNumId w:val="8"/>
+    <w:abstractNumId w:val="9"/>
   </w:num>
   <w:num w:numId="7" w16cid:durableId="361326326">
     <w:abstractNumId w:val="1"/>
@@ -8489,6 +8901,9 @@
   </w:num>
   <w:num w:numId="9" w16cid:durableId="366637561">
     <w:abstractNumId w:val="3"/>
+  </w:num>
+  <w:num w:numId="10" w16cid:durableId="2114932365">
+    <w:abstractNumId w:val="4"/>
   </w:num>
 </w:numbering>
 </file>
@@ -8942,7 +9357,6 @@
     <w:next w:val="a"/>
     <w:link w:val="30"/>
     <w:uiPriority w:val="9"/>
-    <w:semiHidden/>
     <w:unhideWhenUsed/>
     <w:qFormat/>
     <w:rsid w:val="00B22544"/>
@@ -9130,7 +9544,6 @@
     <w:basedOn w:val="a0"/>
     <w:link w:val="3"/>
     <w:uiPriority w:val="9"/>
-    <w:semiHidden/>
     <w:rsid w:val="00B22544"/>
     <w:rPr>
       <w:rFonts w:asciiTheme="majorHAnsi" w:eastAsiaTheme="majorEastAsia" w:hAnsiTheme="majorHAnsi" w:cstheme="majorBidi"/>
@@ -9277,9 +9690,10 @@
     <w:basedOn w:val="a"/>
     <w:link w:val="af3"/>
     <w:qFormat/>
-    <w:rsid w:val="000D5824"/>
+    <w:rsid w:val="00B3638C"/>
     <w:pPr>
       <w:spacing w:line="360" w:lineRule="auto"/>
+      <w:ind w:firstLine="697"/>
     </w:pPr>
     <w:rPr>
       <w:rFonts w:ascii="Times New Roman" w:hAnsi="Times New Roman"/>
@@ -9300,7 +9714,7 @@
     <w:name w:val="Основной текст в отчете Знак"/>
     <w:basedOn w:val="a0"/>
     <w:link w:val="af2"/>
-    <w:rsid w:val="000D5824"/>
+    <w:rsid w:val="00B3638C"/>
     <w:rPr>
       <w:rFonts w:ascii="Times New Roman" w:hAnsi="Times New Roman"/>
       <w:sz w:val="24"/>
@@ -9396,6 +9810,41 @@
     <w:rPr>
       <w:rFonts w:asciiTheme="majorHAnsi" w:eastAsiaTheme="majorEastAsia" w:hAnsiTheme="majorHAnsi" w:cstheme="majorBidi"/>
       <w:color w:val="1F3763" w:themeColor="accent1" w:themeShade="7F"/>
+    </w:rPr>
+  </w:style>
+  <w:style w:type="character" w:styleId="af9">
+    <w:name w:val="Unresolved Mention"/>
+    <w:basedOn w:val="a0"/>
+    <w:uiPriority w:val="99"/>
+    <w:semiHidden/>
+    <w:unhideWhenUsed/>
+    <w:rsid w:val="001A109A"/>
+    <w:rPr>
+      <w:color w:val="605E5C"/>
+      <w:shd w:val="clear" w:color="auto" w:fill="E1DFDD"/>
+    </w:rPr>
+  </w:style>
+  <w:style w:type="paragraph" w:styleId="afa">
+    <w:name w:val="table of figures"/>
+    <w:basedOn w:val="a"/>
+    <w:next w:val="a"/>
+    <w:uiPriority w:val="99"/>
+    <w:unhideWhenUsed/>
+    <w:rsid w:val="00D93989"/>
+    <w:pPr>
+      <w:spacing w:after="0"/>
+    </w:pPr>
+  </w:style>
+  <w:style w:type="character" w:styleId="afb">
+    <w:name w:val="FollowedHyperlink"/>
+    <w:basedOn w:val="a0"/>
+    <w:uiPriority w:val="99"/>
+    <w:semiHidden/>
+    <w:unhideWhenUsed/>
+    <w:rsid w:val="001A109A"/>
+    <w:rPr>
+      <w:color w:val="954F72" w:themeColor="followedHyperlink"/>
+      <w:u w:val="single"/>
     </w:rPr>
   </w:style>
 </w:styles>

--- a/Отчёт.docx
+++ b/Отчёт.docx
@@ -368,13 +368,44 @@
           <w:rFonts w:ascii="Times New Roman" w:hAnsi="Times New Roman" w:cs="Times New Roman"/>
           <w:u w:val="single"/>
         </w:rPr>
-        <w:t xml:space="preserve">      Жевнерчук Д.В,</w:t>
-      </w:r>
-      <w:r>
-        <w:rPr>
-          <w:rFonts w:ascii="Times New Roman" w:hAnsi="Times New Roman" w:cs="Times New Roman"/>
-        </w:rPr>
-        <w:t>__</w:t>
+        <w:t xml:space="preserve">      </w:t>
+      </w:r>
+      <w:proofErr w:type="spellStart"/>
+      <w:r>
+        <w:rPr>
+          <w:rFonts w:ascii="Times New Roman" w:hAnsi="Times New Roman" w:cs="Times New Roman"/>
+          <w:u w:val="single"/>
+        </w:rPr>
+        <w:t>Жевнерчук</w:t>
+      </w:r>
+      <w:proofErr w:type="spellEnd"/>
+      <w:r>
+        <w:rPr>
+          <w:rFonts w:ascii="Times New Roman" w:hAnsi="Times New Roman" w:cs="Times New Roman"/>
+          <w:u w:val="single"/>
+        </w:rPr>
+        <w:t xml:space="preserve"> </w:t>
+      </w:r>
+      <w:proofErr w:type="gramStart"/>
+      <w:r>
+        <w:rPr>
+          <w:rFonts w:ascii="Times New Roman" w:hAnsi="Times New Roman" w:cs="Times New Roman"/>
+          <w:u w:val="single"/>
+        </w:rPr>
+        <w:t>Д.В,</w:t>
+      </w:r>
+      <w:r>
+        <w:rPr>
+          <w:rFonts w:ascii="Times New Roman" w:hAnsi="Times New Roman" w:cs="Times New Roman"/>
+        </w:rPr>
+        <w:t>_</w:t>
+      </w:r>
+      <w:proofErr w:type="gramEnd"/>
+      <w:r>
+        <w:rPr>
+          <w:rFonts w:ascii="Times New Roman" w:hAnsi="Times New Roman" w:cs="Times New Roman"/>
+        </w:rPr>
+        <w:t>_</w:t>
       </w:r>
     </w:p>
     <w:p>
@@ -479,7 +510,21 @@
         <w:rPr>
           <w:rFonts w:ascii="Times New Roman" w:hAnsi="Times New Roman" w:cs="Times New Roman"/>
         </w:rPr>
-        <w:t>________________         Корязин Е.А.</w:t>
+        <w:t xml:space="preserve">________________         </w:t>
+      </w:r>
+      <w:proofErr w:type="spellStart"/>
+      <w:r>
+        <w:rPr>
+          <w:rFonts w:ascii="Times New Roman" w:hAnsi="Times New Roman" w:cs="Times New Roman"/>
+        </w:rPr>
+        <w:t>Корязин</w:t>
+      </w:r>
+      <w:proofErr w:type="spellEnd"/>
+      <w:r>
+        <w:rPr>
+          <w:rFonts w:ascii="Times New Roman" w:hAnsi="Times New Roman" w:cs="Times New Roman"/>
+        </w:rPr>
+        <w:t xml:space="preserve"> Е.А.</w:t>
       </w:r>
       <w:r>
         <w:rPr>
@@ -4098,13 +4143,7 @@
         <w:t>1</w:t>
       </w:r>
       <w:r>
-        <w:t xml:space="preserve"> - паттерн ходьб</w:t>
-      </w:r>
-      <w:r>
-        <w:t>а</w:t>
-      </w:r>
-      <w:r>
-        <w:t xml:space="preserve"> Короля</w:t>
+        <w:t xml:space="preserve"> - паттерн ходьба Короля</w:t>
       </w:r>
       <w:r>
         <w:fldChar w:fldCharType="end"/>
@@ -5530,16 +5569,7 @@
           <w:sz w:val="16"/>
           <w:szCs w:val="16"/>
         </w:rPr>
-        <w:t>[1</w:t>
-      </w:r>
-      <w:r>
-        <w:rPr>
-          <w:noProof/>
-          <w:color w:val="2F5496" w:themeColor="accent1" w:themeShade="BF"/>
-          <w:sz w:val="16"/>
-          <w:szCs w:val="16"/>
-        </w:rPr>
-        <w:t>]</w:t>
+        <w:t>[1]</w:t>
       </w:r>
       <w:r>
         <w:rPr>
@@ -5760,7 +5790,15 @@
         <w:t xml:space="preserve">на нем </w:t>
       </w:r>
       <w:r>
-        <w:t>состояние игры и валидировать действия игроков.</w:t>
+        <w:t xml:space="preserve">состояние игры и </w:t>
+      </w:r>
+      <w:proofErr w:type="spellStart"/>
+      <w:r>
+        <w:t>валидировать</w:t>
+      </w:r>
+      <w:proofErr w:type="spellEnd"/>
+      <w:r>
+        <w:t xml:space="preserve"> действия игроков.</w:t>
       </w:r>
     </w:p>
     <w:p>
@@ -5927,10 +5965,6 @@
     <w:p>
       <w:pPr>
         <w:pStyle w:val="af2"/>
-        <w:rPr>
-          <w:rStyle w:val="af3"/>
-          <w:lang w:val="en-US"/>
-        </w:rPr>
       </w:pPr>
       <w:r>
         <w:rPr>
@@ -5960,7 +5994,21 @@
         <w:rPr>
           <w:shd w:val="clear" w:color="auto" w:fill="FFFFFF"/>
         </w:rPr>
-        <w:t xml:space="preserve">Model-View-Controller </w:t>
+        <w:t>Model-View-</w:t>
+      </w:r>
+      <w:proofErr w:type="spellStart"/>
+      <w:r>
+        <w:rPr>
+          <w:shd w:val="clear" w:color="auto" w:fill="FFFFFF"/>
+        </w:rPr>
+        <w:t>Controller</w:t>
+      </w:r>
+      <w:proofErr w:type="spellEnd"/>
+      <w:r>
+        <w:rPr>
+          <w:shd w:val="clear" w:color="auto" w:fill="FFFFFF"/>
+        </w:rPr>
+        <w:t xml:space="preserve"> </w:t>
       </w:r>
       <w:r>
         <w:rPr>
@@ -6055,7 +6103,6 @@
           <w:color w:val="2F5496" w:themeColor="accent1" w:themeShade="BF"/>
           <w:sz w:val="16"/>
           <w:szCs w:val="14"/>
-          <w:lang w:val="en-US"/>
         </w:rPr>
         <w:t>[2]</w:t>
       </w:r>
@@ -6069,11 +6116,12 @@
         </w:rPr>
         <w:fldChar w:fldCharType="end"/>
       </w:r>
-    </w:p>
-    <w:p>
-      <w:pPr>
-        <w:pStyle w:val="af2"/>
-      </w:pPr>
+      <w:r>
+        <w:rPr>
+          <w:rStyle w:val="af3"/>
+        </w:rPr>
+        <w:br/>
+      </w:r>
       <w:r>
         <w:t>Модель -</w:t>
       </w:r>
@@ -6095,23 +6143,24 @@
       <w:r>
         <w:t xml:space="preserve"> </w:t>
       </w:r>
-    </w:p>
-    <w:p>
-      <w:pPr>
-        <w:pStyle w:val="af2"/>
+      <w:r>
+        <w:br/>
+      </w:r>
+      <w:r>
         <w:rPr>
           <w:rFonts w:cs="Times New Roman"/>
           <w:color w:val="111111"/>
           <w:shd w:val="clear" w:color="auto" w:fill="FFFFFF"/>
         </w:rPr>
-      </w:pPr>
+        <w:t>Представление – это часть ответственная за отображение данных</w:t>
+      </w:r>
       <w:r>
         <w:rPr>
           <w:rFonts w:cs="Times New Roman"/>
           <w:color w:val="111111"/>
           <w:shd w:val="clear" w:color="auto" w:fill="FFFFFF"/>
         </w:rPr>
-        <w:t>Представление – это часть ответственная за отображение данных</w:t>
+        <w:t xml:space="preserve">. </w:t>
       </w:r>
       <w:r>
         <w:rPr>
@@ -6119,7 +6168,7 @@
           <w:color w:val="111111"/>
           <w:shd w:val="clear" w:color="auto" w:fill="FFFFFF"/>
         </w:rPr>
-        <w:t xml:space="preserve">. </w:t>
+        <w:t>П</w:t>
       </w:r>
       <w:r>
         <w:rPr>
@@ -6127,7 +6176,10 @@
           <w:color w:val="111111"/>
           <w:shd w:val="clear" w:color="auto" w:fill="FFFFFF"/>
         </w:rPr>
-        <w:t>П</w:t>
+        <w:t xml:space="preserve">редставление не может напрямую влиять на модель. </w:t>
+      </w:r>
+      <w:r>
+        <w:br/>
       </w:r>
       <w:r>
         <w:rPr>
@@ -6135,43 +6187,26 @@
           <w:color w:val="111111"/>
           <w:shd w:val="clear" w:color="auto" w:fill="FFFFFF"/>
         </w:rPr>
-        <w:t xml:space="preserve">редставление не может напрямую влиять на модель. </w:t>
-      </w:r>
-    </w:p>
-    <w:p>
-      <w:pPr>
-        <w:pStyle w:val="af2"/>
+        <w:t>Контроллер</w:t>
+      </w:r>
+      <w:r>
         <w:rPr>
           <w:rFonts w:cs="Times New Roman"/>
           <w:color w:val="111111"/>
           <w:shd w:val="clear" w:color="auto" w:fill="FFFFFF"/>
         </w:rPr>
-      </w:pPr>
+        <w:t xml:space="preserve"> </w:t>
+      </w:r>
+      <w:proofErr w:type="gramStart"/>
       <w:r>
         <w:rPr>
           <w:rFonts w:cs="Times New Roman"/>
           <w:color w:val="111111"/>
           <w:shd w:val="clear" w:color="auto" w:fill="FFFFFF"/>
         </w:rPr>
-        <w:lastRenderedPageBreak/>
-        <w:t>Контроллер</w:t>
-      </w:r>
-      <w:r>
-        <w:rPr>
-          <w:rFonts w:cs="Times New Roman"/>
-          <w:color w:val="111111"/>
-          <w:shd w:val="clear" w:color="auto" w:fill="FFFFFF"/>
-        </w:rPr>
-        <w:t xml:space="preserve"> </w:t>
-      </w:r>
-      <w:r>
-        <w:rPr>
-          <w:rFonts w:cs="Times New Roman"/>
-          <w:color w:val="111111"/>
-          <w:shd w:val="clear" w:color="auto" w:fill="FFFFFF"/>
-        </w:rPr>
         <w:t>- это</w:t>
       </w:r>
+      <w:proofErr w:type="gramEnd"/>
       <w:r>
         <w:rPr>
           <w:rFonts w:cs="Times New Roman"/>
@@ -6283,6 +6318,7 @@
           <w:color w:val="111111"/>
           <w:shd w:val="clear" w:color="auto" w:fill="FFFFFF"/>
         </w:rPr>
+        <w:lastRenderedPageBreak/>
         <w:drawing>
           <wp:inline distT="0" distB="0" distL="0" distR="0" wp14:anchorId="228E0499" wp14:editId="20892E59">
             <wp:extent cx="4822466" cy="1728390"/>
@@ -6478,6 +6514,50 @@
     </w:p>
     <w:p>
       <w:pPr>
+        <w:pStyle w:val="af2"/>
+      </w:pPr>
+      <w:r>
+        <w:t>В модели</w:t>
+      </w:r>
+      <w:r>
+        <w:t xml:space="preserve"> </w:t>
+      </w:r>
+      <w:r>
+        <w:t>должн</w:t>
+      </w:r>
+      <w:r>
+        <w:t>ы</w:t>
+      </w:r>
+      <w:r>
+        <w:t xml:space="preserve"> содержаться игровая </w:t>
+      </w:r>
+      <w:r>
+        <w:t>логика</w:t>
+      </w:r>
+      <w:r>
+        <w:t xml:space="preserve">, </w:t>
+      </w:r>
+      <w:r>
+        <w:t>и</w:t>
+      </w:r>
+      <w:r>
+        <w:t xml:space="preserve"> данные, о</w:t>
+      </w:r>
+      <w:r>
+        <w:t>п</w:t>
+      </w:r>
+      <w:r>
+        <w:t>исывающие игр</w:t>
+      </w:r>
+      <w:r>
+        <w:t>у. В рамках нашего проекта мы подразумеваем, что данные игрового мира – это игровая доска с клетками и фигурами игроков, их положение</w:t>
+      </w:r>
+      <w:r>
+        <w:t xml:space="preserve"> и состояние. Логика – это правила по которым обрабатываются ходы игроков и захватываются клетки. Паттерны ходов фигур, подсчет количества очков тоже часть логики.</w:t>
+      </w:r>
+    </w:p>
+    <w:p>
+      <w:pPr>
         <w:pStyle w:val="3"/>
         <w:numPr>
           <w:ilvl w:val="2"/>
@@ -6504,6 +6584,89 @@
     </w:p>
     <w:p>
       <w:pPr>
+        <w:pStyle w:val="af2"/>
+      </w:pPr>
+      <w:r>
+        <w:rPr>
+          <w:rStyle w:val="af3"/>
+        </w:rPr>
+        <w:t>Данный модуль состоит из нескольких систем, отвечающих за различные аспекты игровой логики, а также класса игрового состояния, агрегирующего в себе классы конкретных сущностей –</w:t>
+      </w:r>
+      <w:r>
+        <w:rPr>
+          <w:rStyle w:val="af3"/>
+        </w:rPr>
+        <w:t xml:space="preserve"> </w:t>
+      </w:r>
+      <w:r>
+        <w:rPr>
+          <w:rStyle w:val="af3"/>
+        </w:rPr>
+        <w:t>клеток, игроков</w:t>
+      </w:r>
+      <w:r>
+        <w:rPr>
+          <w:rStyle w:val="af3"/>
+        </w:rPr>
+        <w:t xml:space="preserve">, фигур. Структура модели изображена на </w:t>
+      </w:r>
+      <w:r>
+        <w:t>рисунке 3.2.</w:t>
+      </w:r>
+    </w:p>
+    <w:p>
+      <w:pPr>
+        <w:keepNext/>
+      </w:pPr>
+      <w:r>
+        <w:lastRenderedPageBreak/>
+        <w:drawing>
+          <wp:inline distT="0" distB="0" distL="0" distR="0" wp14:anchorId="324390BD" wp14:editId="0D660DC1">
+            <wp:extent cx="5597719" cy="4669652"/>
+            <wp:effectExtent l="0" t="0" r="3175" b="0"/>
+            <wp:docPr id="8" name="Рисунок 8"/>
+            <wp:cNvGraphicFramePr>
+              <a:graphicFrameLocks xmlns:a="http://schemas.openxmlformats.org/drawingml/2006/main" noChangeAspect="1"/>
+            </wp:cNvGraphicFramePr>
+            <a:graphic xmlns:a="http://schemas.openxmlformats.org/drawingml/2006/main">
+              <a:graphicData uri="http://schemas.openxmlformats.org/drawingml/2006/picture">
+                <pic:pic xmlns:pic="http://schemas.openxmlformats.org/drawingml/2006/picture">
+                  <pic:nvPicPr>
+                    <pic:cNvPr id="1" name=""/>
+                    <pic:cNvPicPr/>
+                  </pic:nvPicPr>
+                  <pic:blipFill>
+                    <a:blip r:embed="rId12"/>
+                    <a:stretch>
+                      <a:fillRect/>
+                    </a:stretch>
+                  </pic:blipFill>
+                  <pic:spPr>
+                    <a:xfrm>
+                      <a:off x="0" y="0"/>
+                      <a:ext cx="5610970" cy="4680706"/>
+                    </a:xfrm>
+                    <a:prstGeom prst="rect">
+                      <a:avLst/>
+                    </a:prstGeom>
+                  </pic:spPr>
+                </pic:pic>
+              </a:graphicData>
+            </a:graphic>
+          </wp:inline>
+        </w:drawing>
+      </w:r>
+    </w:p>
+    <w:p>
+      <w:pPr>
+        <w:pStyle w:val="af7"/>
+      </w:pPr>
+      <w:r>
+        <w:t>Рисунок 3.2. Структура модели</w:t>
+      </w:r>
+    </w:p>
+    <w:p>
+      <w:pPr>
         <w:pStyle w:val="3"/>
         <w:numPr>
           <w:ilvl w:val="2"/>
@@ -6530,6 +6693,151 @@
     </w:p>
     <w:p>
       <w:pPr>
+        <w:pStyle w:val="af2"/>
+        <w:rPr>
+          <w:rStyle w:val="af3"/>
+        </w:rPr>
+      </w:pPr>
+      <w:r>
+        <w:rPr>
+          <w:lang w:val="en-US"/>
+        </w:rPr>
+        <w:t>GameStateCalcSystem</w:t>
+      </w:r>
+      <w:r>
+        <w:t xml:space="preserve"> –</w:t>
+      </w:r>
+      <w:r>
+        <w:t xml:space="preserve"> класс, содержащий в себе статические методы для изменения текущего состояния игры</w:t>
+      </w:r>
+      <w:r>
+        <w:t>.</w:t>
+      </w:r>
+      <w:r>
+        <w:t xml:space="preserve"> </w:t>
+      </w:r>
+      <w:r>
+        <w:t>Он н</w:t>
+      </w:r>
+      <w:r>
+        <w:t>е содержит в себе данных</w:t>
+      </w:r>
+      <w:r>
+        <w:t xml:space="preserve"> и</w:t>
+      </w:r>
+      <w:r>
+        <w:t xml:space="preserve"> используется как набор </w:t>
+      </w:r>
+      <w:r>
+        <w:t>алгоритмов, создание объекта класса не подразумевается.</w:t>
+      </w:r>
+      <w:r>
+        <w:br/>
+        <w:t>Основные методы:</w:t>
+      </w:r>
+      <w:r>
+        <w:br/>
+        <w:t xml:space="preserve">- </w:t>
+      </w:r>
+      <w:r>
+        <w:rPr>
+          <w:lang w:val="en-US"/>
+        </w:rPr>
+        <w:t>Map</w:t>
+      </w:r>
+      <w:r>
+        <w:t xml:space="preserve"> </w:t>
+      </w:r>
+      <w:r>
+        <w:rPr>
+          <w:rStyle w:val="af3"/>
+        </w:rPr>
+        <w:t>UpdateGameState (</w:t>
+      </w:r>
+      <w:r>
+        <w:rPr>
+          <w:rStyle w:val="af3"/>
+        </w:rPr>
+        <w:t>Map)</w:t>
+      </w:r>
+      <w:r>
+        <w:rPr>
+          <w:rStyle w:val="af3"/>
+        </w:rPr>
+        <w:t xml:space="preserve"> </w:t>
+      </w:r>
+      <w:r>
+        <w:rPr>
+          <w:rStyle w:val="af3"/>
+        </w:rPr>
+        <w:t>метод принимает на вход игровое состояние, производит захват областей 3 на 3, и подсчитывает количество очков.</w:t>
+      </w:r>
+    </w:p>
+    <w:p>
+      <w:pPr>
+        <w:pStyle w:val="af2"/>
+        <w:ind w:firstLine="0"/>
+      </w:pPr>
+      <w:r>
+        <w:rPr>
+          <w:rStyle w:val="af3"/>
+        </w:rPr>
+        <w:t>-</w:t>
+      </w:r>
+      <w:r>
+        <w:rPr>
+          <w:lang w:val="en-US"/>
+        </w:rPr>
+        <w:t>Map</w:t>
+      </w:r>
+      <w:r>
+        <w:t xml:space="preserve"> </w:t>
+      </w:r>
+      <w:proofErr w:type="gramStart"/>
+      <w:r>
+        <w:rPr>
+          <w:lang w:val="en-US"/>
+        </w:rPr>
+        <w:t>ApplyStep</w:t>
+      </w:r>
+      <w:r>
+        <w:t>(</w:t>
+      </w:r>
+      <w:proofErr w:type="gramEnd"/>
+      <w:r>
+        <w:rPr>
+          <w:lang w:val="en-US"/>
+        </w:rPr>
+        <w:t>Map</w:t>
+      </w:r>
+      <w:r>
+        <w:t xml:space="preserve">, </w:t>
+      </w:r>
+      <w:r>
+        <w:rPr>
+          <w:lang w:val="en-US"/>
+        </w:rPr>
+        <w:t>Figure</w:t>
+      </w:r>
+      <w:r>
+        <w:t xml:space="preserve">, </w:t>
+      </w:r>
+      <w:r>
+        <w:rPr>
+          <w:lang w:val="en-US"/>
+        </w:rPr>
+        <w:t>Cell</w:t>
+      </w:r>
+      <w:r>
+        <w:t>)</w:t>
+      </w:r>
+      <w:r>
+        <w:t xml:space="preserve"> метод принимает на вход игровое состояние, фигуру, и клетку куда ходит фигура. Возвращает новое игровое состояние, входной параметр не изменяется.</w:t>
+      </w:r>
+    </w:p>
+    <w:p/>
+    <w:p>
+      <w:pPr>
         <w:pStyle w:val="2"/>
         <w:numPr>
           <w:ilvl w:val="1"/>
@@ -6550,6 +6858,7 @@
           <w:sz w:val="28"/>
           <w:szCs w:val="28"/>
         </w:rPr>
+        <w:lastRenderedPageBreak/>
         <w:t>Контроллеры</w:t>
       </w:r>
       <w:bookmarkEnd w:id="33"/>
@@ -7072,105 +7381,6 @@
                 <pic:pic xmlns:pic="http://schemas.openxmlformats.org/drawingml/2006/picture">
                   <pic:nvPicPr>
                     <pic:cNvPr id="0" name="Picture 5"/>
-                    <pic:cNvPicPr>
-                      <a:picLocks noChangeAspect="1" noChangeArrowheads="1"/>
-                    </pic:cNvPicPr>
-                  </pic:nvPicPr>
-                  <pic:blipFill>
-                    <a:blip r:embed="rId12" cstate="print">
-                      <a:extLst>
-                        <a:ext uri="{28A0092B-C50C-407E-A947-70E740481C1C}">
-                          <a14:useLocalDpi xmlns:a14="http://schemas.microsoft.com/office/drawing/2010/main" val="0"/>
-                        </a:ext>
-                      </a:extLst>
-                    </a:blip>
-                    <a:srcRect/>
-                    <a:stretch>
-                      <a:fillRect/>
-                    </a:stretch>
-                  </pic:blipFill>
-                  <pic:spPr bwMode="auto">
-                    <a:xfrm>
-                      <a:off x="0" y="0"/>
-                      <a:ext cx="2880000" cy="3014297"/>
-                    </a:xfrm>
-                    <a:prstGeom prst="rect">
-                      <a:avLst/>
-                    </a:prstGeom>
-                    <a:noFill/>
-                    <a:ln>
-                      <a:noFill/>
-                    </a:ln>
-                  </pic:spPr>
-                </pic:pic>
-              </a:graphicData>
-            </a:graphic>
-          </wp:inline>
-        </w:drawing>
-      </w:r>
-    </w:p>
-    <w:p>
-      <w:pPr>
-        <w:pStyle w:val="af7"/>
-      </w:pPr>
-      <w:bookmarkStart w:id="50" w:name="_Toc109693198"/>
-      <w:bookmarkStart w:id="51" w:name="_Ref109693425"/>
-      <w:r>
-        <w:t>Рисунок А.</w:t>
-      </w:r>
-      <w:r>
-        <w:fldChar w:fldCharType="begin"/>
-      </w:r>
-      <w:r>
-        <w:instrText xml:space="preserve"> SEQ Рисунок_А. \* ARABIC </w:instrText>
-      </w:r>
-      <w:r>
-        <w:fldChar w:fldCharType="separate"/>
-      </w:r>
-      <w:r>
-        <w:rPr>
-          <w:noProof/>
-        </w:rPr>
-        <w:t>1</w:t>
-      </w:r>
-      <w:r>
-        <w:fldChar w:fldCharType="end"/>
-      </w:r>
-      <w:r>
-        <w:t>.</w:t>
-      </w:r>
-      <w:r>
-        <w:t xml:space="preserve"> - паттерн ходьба Короля</w:t>
-      </w:r>
-      <w:bookmarkEnd w:id="50"/>
-      <w:bookmarkEnd w:id="51"/>
-    </w:p>
-    <w:p>
-      <w:pPr>
-        <w:pStyle w:val="af7"/>
-      </w:pPr>
-    </w:p>
-    <w:p>
-      <w:pPr>
-        <w:pStyle w:val="af7"/>
-      </w:pPr>
-      <w:r>
-        <w:rPr>
-          <w:noProof/>
-        </w:rPr>
-        <w:drawing>
-          <wp:inline distT="0" distB="0" distL="0" distR="0" wp14:anchorId="246AFCD6" wp14:editId="37725E55">
-            <wp:extent cx="2880000" cy="3014297"/>
-            <wp:effectExtent l="0" t="0" r="0" b="0"/>
-            <wp:docPr id="7" name="Рисунок 7"/>
-            <wp:cNvGraphicFramePr>
-              <a:graphicFrameLocks xmlns:a="http://schemas.openxmlformats.org/drawingml/2006/main" noChangeAspect="1"/>
-            </wp:cNvGraphicFramePr>
-            <a:graphic xmlns:a="http://schemas.openxmlformats.org/drawingml/2006/main">
-              <a:graphicData uri="http://schemas.openxmlformats.org/drawingml/2006/picture">
-                <pic:pic xmlns:pic="http://schemas.openxmlformats.org/drawingml/2006/picture">
-                  <pic:nvPicPr>
-                    <pic:cNvPr id="0" name="Picture 6"/>
                     <pic:cNvPicPr>
                       <a:picLocks noChangeAspect="1" noChangeArrowheads="1"/>
                     </pic:cNvPicPr>
@@ -7212,8 +7422,8 @@
       <w:pPr>
         <w:pStyle w:val="af7"/>
       </w:pPr>
-      <w:bookmarkStart w:id="52" w:name="_Toc109693199"/>
-      <w:bookmarkStart w:id="53" w:name="_Ref109693523"/>
+      <w:bookmarkStart w:id="50" w:name="_Toc109693198"/>
+      <w:bookmarkStart w:id="51" w:name="_Ref109693425"/>
       <w:r>
         <w:t>Рисунок А.</w:t>
       </w:r>
@@ -7230,7 +7440,7 @@
         <w:rPr>
           <w:noProof/>
         </w:rPr>
-        <w:t>2</w:t>
+        <w:t>1</w:t>
       </w:r>
       <w:r>
         <w:fldChar w:fldCharType="end"/>
@@ -7239,28 +7449,29 @@
         <w:t>.</w:t>
       </w:r>
       <w:r>
-        <w:t xml:space="preserve"> - Паттерн ходьбы Королевы</w:t>
-      </w:r>
-      <w:bookmarkEnd w:id="52"/>
-      <w:bookmarkEnd w:id="53"/>
-    </w:p>
-    <w:p>
-      <w:pPr>
-        <w:pStyle w:val="af2"/>
-        <w:keepNext/>
-        <w:ind w:firstLine="0"/>
-        <w:jc w:val="center"/>
+        <w:t xml:space="preserve"> - паттерн ходьба Короля</w:t>
+      </w:r>
+      <w:bookmarkEnd w:id="50"/>
+      <w:bookmarkEnd w:id="51"/>
+    </w:p>
+    <w:p>
+      <w:pPr>
+        <w:pStyle w:val="af7"/>
+      </w:pPr>
+    </w:p>
+    <w:p>
+      <w:pPr>
+        <w:pStyle w:val="af7"/>
       </w:pPr>
       <w:r>
         <w:rPr>
           <w:noProof/>
         </w:rPr>
-        <w:lastRenderedPageBreak/>
         <w:drawing>
-          <wp:inline distT="0" distB="0" distL="0" distR="0" wp14:anchorId="373746A3" wp14:editId="5E9DA0D2">
+          <wp:inline distT="0" distB="0" distL="0" distR="0" wp14:anchorId="246AFCD6" wp14:editId="37725E55">
             <wp:extent cx="2880000" cy="3014297"/>
             <wp:effectExtent l="0" t="0" r="0" b="0"/>
-            <wp:docPr id="9" name="Рисунок 9"/>
+            <wp:docPr id="7" name="Рисунок 7"/>
             <wp:cNvGraphicFramePr>
               <a:graphicFrameLocks xmlns:a="http://schemas.openxmlformats.org/drawingml/2006/main" noChangeAspect="1"/>
             </wp:cNvGraphicFramePr>
@@ -7268,7 +7479,7 @@
               <a:graphicData uri="http://schemas.openxmlformats.org/drawingml/2006/picture">
                 <pic:pic xmlns:pic="http://schemas.openxmlformats.org/drawingml/2006/picture">
                   <pic:nvPicPr>
-                    <pic:cNvPr id="0" name="Picture 8"/>
+                    <pic:cNvPr id="0" name="Picture 6"/>
                     <pic:cNvPicPr>
                       <a:picLocks noChangeAspect="1" noChangeArrowheads="1"/>
                     </pic:cNvPicPr>
@@ -7310,6 +7521,104 @@
       <w:pPr>
         <w:pStyle w:val="af7"/>
       </w:pPr>
+      <w:bookmarkStart w:id="52" w:name="_Toc109693199"/>
+      <w:bookmarkStart w:id="53" w:name="_Ref109693523"/>
+      <w:r>
+        <w:t>Рисунок А.</w:t>
+      </w:r>
+      <w:r>
+        <w:fldChar w:fldCharType="begin"/>
+      </w:r>
+      <w:r>
+        <w:instrText xml:space="preserve"> SEQ Рисунок_А. \* ARABIC </w:instrText>
+      </w:r>
+      <w:r>
+        <w:fldChar w:fldCharType="separate"/>
+      </w:r>
+      <w:r>
+        <w:rPr>
+          <w:noProof/>
+        </w:rPr>
+        <w:t>2</w:t>
+      </w:r>
+      <w:r>
+        <w:fldChar w:fldCharType="end"/>
+      </w:r>
+      <w:r>
+        <w:t>.</w:t>
+      </w:r>
+      <w:r>
+        <w:t xml:space="preserve"> - Паттерн ходьбы Королевы</w:t>
+      </w:r>
+      <w:bookmarkEnd w:id="52"/>
+      <w:bookmarkEnd w:id="53"/>
+    </w:p>
+    <w:p>
+      <w:pPr>
+        <w:pStyle w:val="af2"/>
+        <w:keepNext/>
+        <w:ind w:firstLine="0"/>
+        <w:jc w:val="center"/>
+      </w:pPr>
+      <w:r>
+        <w:rPr>
+          <w:noProof/>
+        </w:rPr>
+        <w:lastRenderedPageBreak/>
+        <w:drawing>
+          <wp:inline distT="0" distB="0" distL="0" distR="0" wp14:anchorId="373746A3" wp14:editId="5E9DA0D2">
+            <wp:extent cx="2880000" cy="3014297"/>
+            <wp:effectExtent l="0" t="0" r="0" b="0"/>
+            <wp:docPr id="9" name="Рисунок 9"/>
+            <wp:cNvGraphicFramePr>
+              <a:graphicFrameLocks xmlns:a="http://schemas.openxmlformats.org/drawingml/2006/main" noChangeAspect="1"/>
+            </wp:cNvGraphicFramePr>
+            <a:graphic xmlns:a="http://schemas.openxmlformats.org/drawingml/2006/main">
+              <a:graphicData uri="http://schemas.openxmlformats.org/drawingml/2006/picture">
+                <pic:pic xmlns:pic="http://schemas.openxmlformats.org/drawingml/2006/picture">
+                  <pic:nvPicPr>
+                    <pic:cNvPr id="0" name="Picture 8"/>
+                    <pic:cNvPicPr>
+                      <a:picLocks noChangeAspect="1" noChangeArrowheads="1"/>
+                    </pic:cNvPicPr>
+                  </pic:nvPicPr>
+                  <pic:blipFill>
+                    <a:blip r:embed="rId15" cstate="print">
+                      <a:extLst>
+                        <a:ext uri="{28A0092B-C50C-407E-A947-70E740481C1C}">
+                          <a14:useLocalDpi xmlns:a14="http://schemas.microsoft.com/office/drawing/2010/main" val="0"/>
+                        </a:ext>
+                      </a:extLst>
+                    </a:blip>
+                    <a:srcRect/>
+                    <a:stretch>
+                      <a:fillRect/>
+                    </a:stretch>
+                  </pic:blipFill>
+                  <pic:spPr bwMode="auto">
+                    <a:xfrm>
+                      <a:off x="0" y="0"/>
+                      <a:ext cx="2880000" cy="3014297"/>
+                    </a:xfrm>
+                    <a:prstGeom prst="rect">
+                      <a:avLst/>
+                    </a:prstGeom>
+                    <a:noFill/>
+                    <a:ln>
+                      <a:noFill/>
+                    </a:ln>
+                  </pic:spPr>
+                </pic:pic>
+              </a:graphicData>
+            </a:graphic>
+          </wp:inline>
+        </w:drawing>
+      </w:r>
+    </w:p>
+    <w:p>
+      <w:pPr>
+        <w:pStyle w:val="af7"/>
+      </w:pPr>
       <w:bookmarkStart w:id="54" w:name="_Ref109693143"/>
       <w:bookmarkStart w:id="55" w:name="_Toc109693200"/>
       <w:r>
@@ -7376,7 +7685,7 @@
                     </pic:cNvPicPr>
                   </pic:nvPicPr>
                   <pic:blipFill>
-                    <a:blip r:embed="rId15" cstate="print">
+                    <a:blip r:embed="rId16" cstate="print">
                       <a:extLst>
                         <a:ext uri="{28A0092B-C50C-407E-A947-70E740481C1C}">
                           <a14:useLocalDpi xmlns:a14="http://schemas.microsoft.com/office/drawing/2010/main" val="0"/>
@@ -7467,106 +7776,6 @@
                 <pic:pic xmlns:pic="http://schemas.openxmlformats.org/drawingml/2006/picture">
                   <pic:nvPicPr>
                     <pic:cNvPr id="0" name="Picture 10"/>
-                    <pic:cNvPicPr>
-                      <a:picLocks noChangeAspect="1" noChangeArrowheads="1"/>
-                    </pic:cNvPicPr>
-                  </pic:nvPicPr>
-                  <pic:blipFill>
-                    <a:blip r:embed="rId16" cstate="print">
-                      <a:extLst>
-                        <a:ext uri="{28A0092B-C50C-407E-A947-70E740481C1C}">
-                          <a14:useLocalDpi xmlns:a14="http://schemas.microsoft.com/office/drawing/2010/main" val="0"/>
-                        </a:ext>
-                      </a:extLst>
-                    </a:blip>
-                    <a:srcRect/>
-                    <a:stretch>
-                      <a:fillRect/>
-                    </a:stretch>
-                  </pic:blipFill>
-                  <pic:spPr bwMode="auto">
-                    <a:xfrm>
-                      <a:off x="0" y="0"/>
-                      <a:ext cx="2880000" cy="3014297"/>
-                    </a:xfrm>
-                    <a:prstGeom prst="rect">
-                      <a:avLst/>
-                    </a:prstGeom>
-                    <a:noFill/>
-                    <a:ln>
-                      <a:noFill/>
-                    </a:ln>
-                  </pic:spPr>
-                </pic:pic>
-              </a:graphicData>
-            </a:graphic>
-          </wp:inline>
-        </w:drawing>
-      </w:r>
-    </w:p>
-    <w:p>
-      <w:pPr>
-        <w:pStyle w:val="af7"/>
-      </w:pPr>
-      <w:bookmarkStart w:id="58" w:name="_Toc109693202"/>
-      <w:bookmarkStart w:id="59" w:name="_Ref109693551"/>
-      <w:r>
-        <w:t>Рисунок А.</w:t>
-      </w:r>
-      <w:r>
-        <w:fldChar w:fldCharType="begin"/>
-      </w:r>
-      <w:r>
-        <w:instrText xml:space="preserve"> SEQ Рисунок_А. \* ARABIC </w:instrText>
-      </w:r>
-      <w:r>
-        <w:fldChar w:fldCharType="separate"/>
-      </w:r>
-      <w:r>
-        <w:rPr>
-          <w:noProof/>
-        </w:rPr>
-        <w:t>5</w:t>
-      </w:r>
-      <w:r>
-        <w:fldChar w:fldCharType="end"/>
-      </w:r>
-      <w:r>
-        <w:t>.</w:t>
-      </w:r>
-      <w:r>
-        <w:t xml:space="preserve"> - паттерн ходьба Слона</w:t>
-      </w:r>
-      <w:bookmarkEnd w:id="58"/>
-      <w:bookmarkEnd w:id="59"/>
-    </w:p>
-    <w:p>
-      <w:pPr>
-        <w:pStyle w:val="af7"/>
-      </w:pPr>
-    </w:p>
-    <w:p>
-      <w:pPr>
-        <w:pStyle w:val="af7"/>
-        <w:keepNext/>
-      </w:pPr>
-      <w:r>
-        <w:rPr>
-          <w:noProof/>
-        </w:rPr>
-        <w:drawing>
-          <wp:inline distT="0" distB="0" distL="0" distR="0" wp14:anchorId="187DB7E4" wp14:editId="2A0451F6">
-            <wp:extent cx="2880000" cy="3014297"/>
-            <wp:effectExtent l="0" t="0" r="0" b="0"/>
-            <wp:docPr id="12" name="Рисунок 12"/>
-            <wp:cNvGraphicFramePr>
-              <a:graphicFrameLocks xmlns:a="http://schemas.openxmlformats.org/drawingml/2006/main" noChangeAspect="1"/>
-            </wp:cNvGraphicFramePr>
-            <a:graphic xmlns:a="http://schemas.openxmlformats.org/drawingml/2006/main">
-              <a:graphicData uri="http://schemas.openxmlformats.org/drawingml/2006/picture">
-                <pic:pic xmlns:pic="http://schemas.openxmlformats.org/drawingml/2006/picture">
-                  <pic:nvPicPr>
-                    <pic:cNvPr id="0" name="Picture 11"/>
                     <pic:cNvPicPr>
                       <a:picLocks noChangeAspect="1" noChangeArrowheads="1"/>
                     </pic:cNvPicPr>
@@ -7606,6 +7815,106 @@
     </w:p>
     <w:p>
       <w:pPr>
+        <w:pStyle w:val="af7"/>
+      </w:pPr>
+      <w:bookmarkStart w:id="58" w:name="_Toc109693202"/>
+      <w:bookmarkStart w:id="59" w:name="_Ref109693551"/>
+      <w:r>
+        <w:t>Рисунок А.</w:t>
+      </w:r>
+      <w:r>
+        <w:fldChar w:fldCharType="begin"/>
+      </w:r>
+      <w:r>
+        <w:instrText xml:space="preserve"> SEQ Рисунок_А. \* ARABIC </w:instrText>
+      </w:r>
+      <w:r>
+        <w:fldChar w:fldCharType="separate"/>
+      </w:r>
+      <w:r>
+        <w:rPr>
+          <w:noProof/>
+        </w:rPr>
+        <w:t>5</w:t>
+      </w:r>
+      <w:r>
+        <w:fldChar w:fldCharType="end"/>
+      </w:r>
+      <w:r>
+        <w:t>.</w:t>
+      </w:r>
+      <w:r>
+        <w:t xml:space="preserve"> - паттерн ходьба Слона</w:t>
+      </w:r>
+      <w:bookmarkEnd w:id="58"/>
+      <w:bookmarkEnd w:id="59"/>
+    </w:p>
+    <w:p>
+      <w:pPr>
+        <w:pStyle w:val="af7"/>
+      </w:pPr>
+    </w:p>
+    <w:p>
+      <w:pPr>
+        <w:pStyle w:val="af7"/>
+        <w:keepNext/>
+      </w:pPr>
+      <w:r>
+        <w:rPr>
+          <w:noProof/>
+        </w:rPr>
+        <w:drawing>
+          <wp:inline distT="0" distB="0" distL="0" distR="0" wp14:anchorId="187DB7E4" wp14:editId="2A0451F6">
+            <wp:extent cx="2880000" cy="3014297"/>
+            <wp:effectExtent l="0" t="0" r="0" b="0"/>
+            <wp:docPr id="12" name="Рисунок 12"/>
+            <wp:cNvGraphicFramePr>
+              <a:graphicFrameLocks xmlns:a="http://schemas.openxmlformats.org/drawingml/2006/main" noChangeAspect="1"/>
+            </wp:cNvGraphicFramePr>
+            <a:graphic xmlns:a="http://schemas.openxmlformats.org/drawingml/2006/main">
+              <a:graphicData uri="http://schemas.openxmlformats.org/drawingml/2006/picture">
+                <pic:pic xmlns:pic="http://schemas.openxmlformats.org/drawingml/2006/picture">
+                  <pic:nvPicPr>
+                    <pic:cNvPr id="0" name="Picture 11"/>
+                    <pic:cNvPicPr>
+                      <a:picLocks noChangeAspect="1" noChangeArrowheads="1"/>
+                    </pic:cNvPicPr>
+                  </pic:nvPicPr>
+                  <pic:blipFill>
+                    <a:blip r:embed="rId18" cstate="print">
+                      <a:extLst>
+                        <a:ext uri="{28A0092B-C50C-407E-A947-70E740481C1C}">
+                          <a14:useLocalDpi xmlns:a14="http://schemas.microsoft.com/office/drawing/2010/main" val="0"/>
+                        </a:ext>
+                      </a:extLst>
+                    </a:blip>
+                    <a:srcRect/>
+                    <a:stretch>
+                      <a:fillRect/>
+                    </a:stretch>
+                  </pic:blipFill>
+                  <pic:spPr bwMode="auto">
+                    <a:xfrm>
+                      <a:off x="0" y="0"/>
+                      <a:ext cx="2880000" cy="3014297"/>
+                    </a:xfrm>
+                    <a:prstGeom prst="rect">
+                      <a:avLst/>
+                    </a:prstGeom>
+                    <a:noFill/>
+                    <a:ln>
+                      <a:noFill/>
+                    </a:ln>
+                  </pic:spPr>
+                </pic:pic>
+              </a:graphicData>
+            </a:graphic>
+          </wp:inline>
+        </w:drawing>
+      </w:r>
+    </w:p>
+    <w:p>
+      <w:pPr>
         <w:pStyle w:val="af5"/>
         <w:jc w:val="center"/>
       </w:pPr>
@@ -7689,7 +7998,7 @@
           <w:numId w:val="10"/>
         </w:numPr>
       </w:pPr>
-      <w:hyperlink r:id="rId18" w:history="1">
+      <w:hyperlink r:id="rId19" w:history="1">
         <w:r>
           <w:rPr>
             <w:rStyle w:val="a9"/>
@@ -7707,7 +8016,7 @@
           <w:numId w:val="10"/>
         </w:numPr>
       </w:pPr>
-      <w:hyperlink r:id="rId19" w:history="1">
+      <w:hyperlink r:id="rId20" w:history="1">
         <w:bookmarkStart w:id="62" w:name="_Ref109694552"/>
         <w:r>
           <w:rPr>
@@ -7859,8 +8168,8 @@
       </w:pPr>
     </w:p>
     <w:sectPr>
-      <w:footerReference w:type="default" r:id="rId20"/>
-      <w:footerReference w:type="first" r:id="rId21"/>
+      <w:footerReference w:type="default" r:id="rId21"/>
+      <w:footerReference w:type="first" r:id="rId22"/>
       <w:pgSz w:w="11906" w:h="16838"/>
       <w:pgMar w:top="1134" w:right="850" w:bottom="1134" w:left="1701" w:header="708" w:footer="708" w:gutter="0"/>
       <w:pgNumType w:start="4"/>
@@ -9396,7 +9705,6 @@
   <w:style w:type="character" w:default="1" w:styleId="a0">
     <w:name w:val="Default Paragraph Font"/>
     <w:uiPriority w:val="1"/>
-    <w:semiHidden/>
     <w:unhideWhenUsed/>
   </w:style>
   <w:style w:type="table" w:default="1" w:styleId="a1">

--- a/Отчёт.docx
+++ b/Отчёт.docx
@@ -384,28 +384,13 @@
           <w:rFonts w:ascii="Times New Roman" w:hAnsi="Times New Roman" w:cs="Times New Roman"/>
           <w:u w:val="single"/>
         </w:rPr>
-        <w:t xml:space="preserve"> </w:t>
-      </w:r>
-      <w:proofErr w:type="gramStart"/>
-      <w:r>
-        <w:rPr>
-          <w:rFonts w:ascii="Times New Roman" w:hAnsi="Times New Roman" w:cs="Times New Roman"/>
-          <w:u w:val="single"/>
-        </w:rPr>
-        <w:t>Д.В,</w:t>
-      </w:r>
-      <w:r>
-        <w:rPr>
-          <w:rFonts w:ascii="Times New Roman" w:hAnsi="Times New Roman" w:cs="Times New Roman"/>
-        </w:rPr>
-        <w:t>_</w:t>
-      </w:r>
-      <w:proofErr w:type="gramEnd"/>
-      <w:r>
-        <w:rPr>
-          <w:rFonts w:ascii="Times New Roman" w:hAnsi="Times New Roman" w:cs="Times New Roman"/>
-        </w:rPr>
-        <w:t>_</w:t>
+        <w:t xml:space="preserve"> Д.В,</w:t>
+      </w:r>
+      <w:r>
+        <w:rPr>
+          <w:rFonts w:ascii="Times New Roman" w:hAnsi="Times New Roman" w:cs="Times New Roman"/>
+        </w:rPr>
+        <w:t>__</w:t>
       </w:r>
     </w:p>
     <w:p>
@@ -3905,10 +3890,28 @@
         <w:t xml:space="preserve">. </w:t>
       </w:r>
       <w:r>
-        <w:rPr>
-          <w:highlight w:val="yellow"/>
-        </w:rPr>
-        <w:t>Пример игровой доски представлен на рисунке 1.1</w:t>
+        <w:t>И</w:t>
+      </w:r>
+      <w:r>
+        <w:t>гров</w:t>
+      </w:r>
+      <w:r>
+        <w:t>ая</w:t>
+      </w:r>
+      <w:r>
+        <w:t xml:space="preserve"> доск</w:t>
+      </w:r>
+      <w:r>
+        <w:t>а</w:t>
+      </w:r>
+      <w:r>
+        <w:t xml:space="preserve"> представлен</w:t>
+      </w:r>
+      <w:r>
+        <w:t>а</w:t>
+      </w:r>
+      <w:r>
+        <w:t xml:space="preserve"> на рисунке 1.1</w:t>
       </w:r>
     </w:p>
     <w:p>
@@ -3989,7 +3992,16 @@
         <w:t>.</w:t>
       </w:r>
       <w:r>
-        <w:t xml:space="preserve"> – Пример доски</w:t>
+        <w:t xml:space="preserve"> – </w:t>
+      </w:r>
+      <w:r>
+        <w:t>Игровая</w:t>
+      </w:r>
+      <w:r>
+        <w:t xml:space="preserve"> доск</w:t>
+      </w:r>
+      <w:r>
+        <w:t>а</w:t>
       </w:r>
     </w:p>
     <w:p>
@@ -4076,173 +4088,244 @@
         <w:t xml:space="preserve"> </w:t>
       </w:r>
       <w:r>
-        <w:rPr>
-          <w:highlight w:val="yellow"/>
-        </w:rPr>
-        <w:t>Ниже представлена таблица реализованных фигур, паттерны их ходов, возможности перекрашивания вражеских клеток и поедания фигур</w:t>
-      </w:r>
-      <w:r>
-        <w:t>.</w:t>
-      </w:r>
-    </w:p>
-    <w:p>
-      <w:pPr>
-        <w:pStyle w:val="3"/>
-        <w:numPr>
-          <w:ilvl w:val="2"/>
-          <w:numId w:val="3"/>
-        </w:numPr>
-        <w:spacing w:line="360" w:lineRule="auto"/>
-        <w:ind w:left="0" w:firstLine="720"/>
-        <w:rPr>
-          <w:rFonts w:ascii="Times New Roman" w:hAnsi="Times New Roman" w:cs="Times New Roman"/>
-          <w:color w:val="auto"/>
-        </w:rPr>
-      </w:pPr>
-      <w:r>
-        <w:rPr>
-          <w:rFonts w:ascii="Times New Roman" w:hAnsi="Times New Roman" w:cs="Times New Roman"/>
-          <w:color w:val="auto"/>
+        <w:t>Ниже представлен</w:t>
+      </w:r>
+      <w:r>
+        <w:t xml:space="preserve"> список </w:t>
+      </w:r>
+      <w:r>
+        <w:t>реализованных фигур</w:t>
+      </w:r>
+      <w:r>
+        <w:t xml:space="preserve"> и </w:t>
+      </w:r>
+      <w:r>
+        <w:t>паттерны их ходов</w:t>
+      </w:r>
+      <w:r>
+        <w:t xml:space="preserve">. </w:t>
+      </w:r>
+      <w:r>
+        <w:t>Доступные для ходов фигур клетки</w:t>
+      </w:r>
+      <w:r>
+        <w:t xml:space="preserve"> представлены </w:t>
+      </w:r>
+      <w:r>
+        <w:t>в</w:t>
+      </w:r>
+      <w:r>
+        <w:t xml:space="preserve"> таблице 1.1.</w:t>
+      </w:r>
+      <w:r>
+        <w:rPr>
+          <w:rFonts w:cs="Times New Roman"/>
           <w:sz w:val="28"/>
           <w:szCs w:val="28"/>
         </w:rPr>
+        <w:t xml:space="preserve"> </w:t>
+      </w:r>
+    </w:p>
+    <w:p>
+      <w:pPr>
+        <w:pStyle w:val="af2"/>
+      </w:pPr>
+      <w:r>
+        <w:t xml:space="preserve">Король может </w:t>
+      </w:r>
+      <w:r>
+        <w:t xml:space="preserve">ходить </w:t>
+      </w:r>
+      <w:r>
+        <w:t>на любую клетку на карте, которая ему доступна.</w:t>
+      </w:r>
+      <w:r>
+        <w:br/>
+      </w:r>
+      <w:r>
+        <w:t xml:space="preserve"> Пример </w:t>
+      </w:r>
+      <w:bookmarkStart w:id="23" w:name="_Toc109658628"/>
+      <w:r>
+        <w:t xml:space="preserve"> </w:t>
+      </w:r>
+      <w:r>
+        <w:fldChar w:fldCharType="begin"/>
+      </w:r>
+      <w:r>
+        <w:instrText xml:space="preserve"> REF _Ref109693425 \h </w:instrText>
+      </w:r>
+      <w:r>
+        <w:instrText xml:space="preserve"> \* MERGEFORMAT </w:instrText>
+      </w:r>
+      <w:r>
+        <w:fldChar w:fldCharType="separate"/>
+      </w:r>
+      <w:r>
+        <w:t xml:space="preserve">Рисунок А. </w:t>
+      </w:r>
+      <w:r>
+        <w:rPr>
+          <w:noProof/>
+        </w:rPr>
+        <w:t>1</w:t>
+      </w:r>
+      <w:r>
+        <w:t xml:space="preserve"> - паттерн ход</w:t>
+      </w:r>
+      <w:r>
+        <w:t>а</w:t>
+      </w:r>
+      <w:r>
+        <w:t xml:space="preserve"> Короля</w:t>
+      </w:r>
+      <w:r>
+        <w:fldChar w:fldCharType="end"/>
+      </w:r>
+      <w:r>
+        <w:t>.</w:t>
+      </w:r>
+    </w:p>
+    <w:p>
+      <w:pPr>
+        <w:pStyle w:val="af2"/>
+        <w:rPr>
+          <w:rFonts w:cs="Times New Roman"/>
+        </w:rPr>
+      </w:pPr>
+      <w:r>
         <w:lastRenderedPageBreak/>
-        <w:t xml:space="preserve"> Король</w:t>
-      </w:r>
-    </w:p>
-    <w:p>
-      <w:pPr>
-        <w:pStyle w:val="af2"/>
-      </w:pPr>
-      <w:r>
-        <w:rPr>
-          <w:highlight w:val="yellow"/>
-        </w:rPr>
-        <w:t xml:space="preserve">Король может наступить на любую клетку на карте, которая ему доступна. Пример </w:t>
-      </w:r>
-      <w:bookmarkStart w:id="23" w:name="_Toc109658628"/>
-      <w:r>
-        <w:t xml:space="preserve"> </w:t>
-      </w:r>
-      <w:r>
-        <w:fldChar w:fldCharType="begin"/>
-      </w:r>
-      <w:r>
-        <w:instrText xml:space="preserve"> REF _Ref109693425 \h </w:instrText>
-      </w:r>
-      <w:r>
-        <w:fldChar w:fldCharType="separate"/>
-      </w:r>
-      <w:r>
-        <w:t xml:space="preserve">Рисунок А. </w:t>
-      </w:r>
-      <w:r>
-        <w:rPr>
-          <w:noProof/>
-        </w:rPr>
-        <w:t>1</w:t>
-      </w:r>
-      <w:r>
-        <w:t xml:space="preserve"> - паттерн ходьба Короля</w:t>
-      </w:r>
-      <w:r>
-        <w:fldChar w:fldCharType="end"/>
-      </w:r>
-    </w:p>
-    <w:p>
-      <w:pPr>
-        <w:pStyle w:val="3"/>
-        <w:numPr>
-          <w:ilvl w:val="2"/>
-          <w:numId w:val="3"/>
-        </w:numPr>
-        <w:spacing w:line="360" w:lineRule="auto"/>
-        <w:rPr>
-          <w:rFonts w:ascii="Times New Roman" w:hAnsi="Times New Roman" w:cs="Times New Roman"/>
-          <w:color w:val="auto"/>
-          <w:sz w:val="28"/>
-          <w:szCs w:val="28"/>
-        </w:rPr>
-      </w:pPr>
-      <w:r>
-        <w:rPr>
-          <w:rFonts w:ascii="Times New Roman" w:hAnsi="Times New Roman" w:cs="Times New Roman"/>
-          <w:color w:val="auto"/>
-          <w:sz w:val="28"/>
-          <w:szCs w:val="28"/>
-        </w:rPr>
-        <w:t>Королева</w:t>
-      </w:r>
-    </w:p>
-    <w:p>
-      <w:pPr>
-        <w:pStyle w:val="af2"/>
+        <w:t>Королева может</w:t>
+      </w:r>
+      <w:r>
+        <w:t xml:space="preserve"> ходить по диагонали, горизонтали и вертикали в любые стороны</w:t>
+      </w:r>
+      <w:r>
+        <w:t xml:space="preserve">. </w:t>
+      </w:r>
+      <w:r>
         <w:rPr>
           <w:rFonts w:cs="Times New Roman"/>
         </w:rPr>
-      </w:pPr>
-      <w:r>
-        <w:rPr>
-          <w:highlight w:val="yellow"/>
-        </w:rPr>
-        <w:t>Королева может</w:t>
-      </w:r>
-      <w:r>
-        <w:rPr>
-          <w:highlight w:val="yellow"/>
-        </w:rPr>
-        <w:t xml:space="preserve"> ходить по диагонали</w:t>
-      </w:r>
-      <w:r>
-        <w:rPr>
-          <w:highlight w:val="yellow"/>
-        </w:rPr>
-        <w:t>, горизонтали</w:t>
-      </w:r>
-      <w:r>
-        <w:rPr>
-          <w:highlight w:val="yellow"/>
-        </w:rPr>
-        <w:t xml:space="preserve"> и вертикали в любые стороны куда может</w:t>
-      </w:r>
-      <w:r>
-        <w:rPr>
-          <w:highlight w:val="yellow"/>
-        </w:rPr>
-        <w:t>.</w:t>
+        <w:t>Пример</w:t>
+      </w:r>
+      <w:r>
+        <w:rPr>
+          <w:rFonts w:cs="Times New Roman"/>
+        </w:rPr>
+        <w:t xml:space="preserve">  </w:t>
       </w:r>
       <w:r>
         <w:rPr>
           <w:rFonts w:cs="Times New Roman"/>
           <w:highlight w:val="yellow"/>
         </w:rPr>
-        <w:t xml:space="preserve"> Пример </w:t>
+        <w:fldChar w:fldCharType="begin"/>
       </w:r>
       <w:r>
         <w:rPr>
           <w:rFonts w:cs="Times New Roman"/>
           <w:highlight w:val="yellow"/>
         </w:rPr>
-        <w:fldChar w:fldCharType="begin"/>
+        <w:instrText xml:space="preserve"> REF _Ref109693523 \h </w:instrText>
       </w:r>
       <w:r>
         <w:rPr>
           <w:rFonts w:cs="Times New Roman"/>
           <w:highlight w:val="yellow"/>
         </w:rPr>
-        <w:instrText xml:space="preserve"> REF _Ref109693523 \h </w:instrText>
       </w:r>
       <w:r>
         <w:rPr>
           <w:rFonts w:cs="Times New Roman"/>
           <w:highlight w:val="yellow"/>
         </w:rPr>
+        <w:fldChar w:fldCharType="separate"/>
+      </w:r>
+      <w:r>
+        <w:t>Рисунок А.</w:t>
+      </w:r>
+      <w:r>
+        <w:rPr>
+          <w:noProof/>
+        </w:rPr>
+        <w:t>2</w:t>
+      </w:r>
+      <w:r>
+        <w:t>. - Паттерн ход</w:t>
+      </w:r>
+      <w:r>
+        <w:t>а</w:t>
+      </w:r>
+      <w:r>
+        <w:t xml:space="preserve"> Королевы</w:t>
       </w:r>
       <w:r>
         <w:rPr>
           <w:rFonts w:cs="Times New Roman"/>
           <w:highlight w:val="yellow"/>
         </w:rPr>
+        <w:fldChar w:fldCharType="end"/>
+      </w:r>
+      <w:r>
+        <w:rPr>
+          <w:rFonts w:cs="Times New Roman"/>
+        </w:rPr>
+        <w:t>.</w:t>
+      </w:r>
+    </w:p>
+    <w:p>
+      <w:pPr>
+        <w:pStyle w:val="af2"/>
+        <w:rPr>
+          <w:rFonts w:cs="Times New Roman"/>
+        </w:rPr>
+      </w:pPr>
+      <w:r>
+        <w:t>Конь ходит буквой Г</w:t>
+      </w:r>
+      <w:r>
+        <w:t xml:space="preserve"> – две клетки вперед и одна в сторону</w:t>
+      </w:r>
+      <w:r>
+        <w:t xml:space="preserve">. </w:t>
+      </w:r>
+      <w:r>
+        <w:br/>
+      </w:r>
+      <w:r>
+        <w:rPr>
+          <w:rFonts w:cs="Times New Roman"/>
+        </w:rPr>
+        <w:t>Пример</w:t>
+      </w:r>
+      <w:r>
+        <w:rPr>
+          <w:rFonts w:cs="Times New Roman"/>
+        </w:rPr>
+        <w:t xml:space="preserve"> </w:t>
+      </w:r>
+      <w:r>
+        <w:rPr>
+          <w:rFonts w:cs="Times New Roman"/>
+        </w:rPr>
+        <w:fldChar w:fldCharType="begin"/>
+      </w:r>
+      <w:r>
+        <w:rPr>
+          <w:rFonts w:cs="Times New Roman"/>
+        </w:rPr>
+        <w:instrText xml:space="preserve"> REF _Ref109693143 \h </w:instrText>
+      </w:r>
+      <w:r>
+        <w:rPr>
+          <w:rFonts w:cs="Times New Roman"/>
+        </w:rPr>
+      </w:r>
+      <w:r>
+        <w:rPr>
+          <w:rFonts w:cs="Times New Roman"/>
+        </w:rPr>
         <w:fldChar w:fldCharType="separate"/>
       </w:r>
       <w:r>
@@ -4252,274 +4335,231 @@
         <w:rPr>
           <w:noProof/>
         </w:rPr>
-        <w:t>2</w:t>
-      </w:r>
-      <w:r>
-        <w:t>. - Паттерн ходьбы Королевы</w:t>
+        <w:t>3</w:t>
+      </w:r>
+      <w:r>
+        <w:t>. - паттерн ход</w:t>
+      </w:r>
+      <w:r>
+        <w:t>а</w:t>
+      </w:r>
+      <w:r>
+        <w:t xml:space="preserve"> Коня</w:t>
+      </w:r>
+      <w:r>
+        <w:rPr>
+          <w:rFonts w:cs="Times New Roman"/>
+        </w:rPr>
+        <w:fldChar w:fldCharType="end"/>
+      </w:r>
+      <w:r>
+        <w:rPr>
+          <w:rFonts w:cs="Times New Roman"/>
+        </w:rPr>
+        <w:t>.</w:t>
+      </w:r>
+    </w:p>
+    <w:p>
+      <w:pPr>
+        <w:pStyle w:val="af2"/>
+        <w:rPr>
+          <w:rFonts w:cs="Times New Roman"/>
+        </w:rPr>
+      </w:pPr>
+      <w:r>
+        <w:t xml:space="preserve">Слон </w:t>
+      </w:r>
+      <w:r>
+        <w:t>х</w:t>
+      </w:r>
+      <w:r>
+        <w:t>одит по диагонали</w:t>
+      </w:r>
+      <w:r>
+        <w:t xml:space="preserve">. </w:t>
+      </w:r>
+      <w:r>
+        <w:br/>
+      </w:r>
+      <w:r>
+        <w:rPr>
+          <w:rFonts w:cs="Times New Roman"/>
+        </w:rPr>
+        <w:t>Пример</w:t>
+      </w:r>
+      <w:r>
+        <w:rPr>
+          <w:rFonts w:cs="Times New Roman"/>
+        </w:rPr>
+        <w:t xml:space="preserve"> </w:t>
       </w:r>
       <w:r>
         <w:rPr>
           <w:rFonts w:cs="Times New Roman"/>
           <w:highlight w:val="yellow"/>
         </w:rPr>
-        <w:fldChar w:fldCharType="end"/>
-      </w:r>
-    </w:p>
-    <w:p>
-      <w:pPr>
-        <w:pStyle w:val="3"/>
-        <w:numPr>
-          <w:ilvl w:val="2"/>
-          <w:numId w:val="3"/>
-        </w:numPr>
-        <w:spacing w:line="360" w:lineRule="auto"/>
-        <w:rPr>
-          <w:rFonts w:ascii="Times New Roman" w:hAnsi="Times New Roman" w:cs="Times New Roman"/>
-          <w:color w:val="auto"/>
-          <w:sz w:val="28"/>
-          <w:szCs w:val="28"/>
-        </w:rPr>
-      </w:pPr>
-      <w:r>
-        <w:rPr>
-          <w:rFonts w:ascii="Times New Roman" w:hAnsi="Times New Roman" w:cs="Times New Roman"/>
-          <w:color w:val="auto"/>
-          <w:sz w:val="28"/>
-          <w:szCs w:val="28"/>
-        </w:rPr>
-        <w:t xml:space="preserve"> Конь</w:t>
-      </w:r>
-    </w:p>
-    <w:p>
-      <w:pPr>
-        <w:pStyle w:val="af2"/>
-        <w:rPr>
-          <w:rFonts w:cs="Times New Roman"/>
-        </w:rPr>
-      </w:pPr>
-      <w:r>
-        <w:rPr>
-          <w:highlight w:val="yellow"/>
-        </w:rPr>
-        <w:t>Конь ходит буквой Г</w:t>
-      </w:r>
-      <w:r>
-        <w:t xml:space="preserve">. </w:t>
+        <w:fldChar w:fldCharType="begin"/>
       </w:r>
       <w:r>
         <w:rPr>
           <w:rFonts w:cs="Times New Roman"/>
           <w:highlight w:val="yellow"/>
         </w:rPr>
-        <w:t>Пример</w:t>
-      </w:r>
-      <w:r>
-        <w:rPr>
-          <w:rFonts w:cs="Times New Roman"/>
-        </w:rPr>
-        <w:t xml:space="preserve"> </w:t>
-      </w:r>
-      <w:r>
-        <w:rPr>
-          <w:rFonts w:cs="Times New Roman"/>
-        </w:rPr>
-        <w:fldChar w:fldCharType="begin"/>
-      </w:r>
-      <w:r>
-        <w:rPr>
-          <w:rFonts w:cs="Times New Roman"/>
-        </w:rPr>
-        <w:instrText xml:space="preserve"> REF _Ref109693143 \h </w:instrText>
-      </w:r>
-      <w:r>
-        <w:rPr>
-          <w:rFonts w:cs="Times New Roman"/>
-        </w:rPr>
-      </w:r>
-      <w:r>
-        <w:rPr>
-          <w:rFonts w:cs="Times New Roman"/>
-        </w:rPr>
-        <w:fldChar w:fldCharType="separate"/>
-      </w:r>
-      <w:r>
-        <w:t>Рисунок А.</w:t>
-      </w:r>
-      <w:r>
-        <w:rPr>
-          <w:noProof/>
-        </w:rPr>
-        <w:t>3</w:t>
-      </w:r>
-      <w:r>
-        <w:t>. - паттерн ходьба Коня</w:t>
-      </w:r>
-      <w:r>
-        <w:rPr>
-          <w:rFonts w:cs="Times New Roman"/>
-        </w:rPr>
-        <w:fldChar w:fldCharType="end"/>
-      </w:r>
-    </w:p>
-    <w:p>
-      <w:pPr>
-        <w:pStyle w:val="3"/>
-        <w:numPr>
-          <w:ilvl w:val="2"/>
-          <w:numId w:val="3"/>
-        </w:numPr>
-        <w:spacing w:line="360" w:lineRule="auto"/>
-        <w:rPr>
-          <w:rFonts w:ascii="Times New Roman" w:hAnsi="Times New Roman" w:cs="Times New Roman"/>
-          <w:color w:val="auto"/>
-          <w:sz w:val="28"/>
-          <w:szCs w:val="28"/>
-        </w:rPr>
-      </w:pPr>
-      <w:r>
-        <w:rPr>
-          <w:rFonts w:ascii="Times New Roman" w:hAnsi="Times New Roman" w:cs="Times New Roman"/>
-          <w:color w:val="auto"/>
-          <w:sz w:val="28"/>
-          <w:szCs w:val="28"/>
-        </w:rPr>
-        <w:t xml:space="preserve"> Ладья</w:t>
-      </w:r>
-    </w:p>
-    <w:p>
-      <w:pPr>
-        <w:pStyle w:val="af2"/>
-        <w:rPr>
-          <w:rFonts w:cs="Times New Roman"/>
-        </w:rPr>
-      </w:pPr>
-      <w:r>
-        <w:rPr>
-          <w:highlight w:val="yellow"/>
-        </w:rPr>
-        <w:t>Ходит по диагонали</w:t>
-      </w:r>
-      <w:r>
-        <w:t xml:space="preserve">. </w:t>
+        <w:instrText xml:space="preserve"> REF _Ref109693542 \h </w:instrText>
       </w:r>
       <w:r>
         <w:rPr>
           <w:rFonts w:cs="Times New Roman"/>
           <w:highlight w:val="yellow"/>
         </w:rPr>
-        <w:t>Пример</w:t>
       </w:r>
       <w:r>
         <w:rPr>
           <w:rFonts w:cs="Times New Roman"/>
           <w:highlight w:val="yellow"/>
         </w:rPr>
-        <w:t xml:space="preserve"> </w:t>
+        <w:fldChar w:fldCharType="separate"/>
+      </w:r>
+      <w:r>
+        <w:t>Рисунок А.</w:t>
+      </w:r>
+      <w:r>
+        <w:rPr>
+          <w:noProof/>
+        </w:rPr>
+        <w:t>4</w:t>
+      </w:r>
+      <w:r>
+        <w:t xml:space="preserve"> - паттерн ход</w:t>
+      </w:r>
+      <w:r>
+        <w:t>а</w:t>
+      </w:r>
+      <w:r>
+        <w:t xml:space="preserve"> Ладьи</w:t>
       </w:r>
       <w:r>
         <w:rPr>
           <w:rFonts w:cs="Times New Roman"/>
           <w:highlight w:val="yellow"/>
         </w:rPr>
-        <w:fldChar w:fldCharType="begin"/>
+        <w:fldChar w:fldCharType="end"/>
       </w:r>
       <w:r>
         <w:rPr>
           <w:rFonts w:cs="Times New Roman"/>
           <w:highlight w:val="yellow"/>
         </w:rPr>
-        <w:instrText xml:space="preserve"> REF _Ref109693542 \h </w:instrText>
+        <w:fldChar w:fldCharType="begin"/>
       </w:r>
       <w:r>
         <w:rPr>
           <w:rFonts w:cs="Times New Roman"/>
           <w:highlight w:val="yellow"/>
         </w:rPr>
+        <w:instrText xml:space="preserve"> REF _Ref109691470 \h </w:instrText>
       </w:r>
       <w:r>
         <w:rPr>
           <w:rFonts w:cs="Times New Roman"/>
           <w:highlight w:val="yellow"/>
         </w:rPr>
-        <w:fldChar w:fldCharType="separate"/>
-      </w:r>
-      <w:r>
-        <w:t>Рисунок А.</w:t>
-      </w:r>
-      <w:r>
-        <w:rPr>
-          <w:noProof/>
-        </w:rPr>
-        <w:t>4</w:t>
-      </w:r>
-      <w:r>
-        <w:t xml:space="preserve"> - паттерн ходьбы Ладьи</w:t>
       </w:r>
       <w:r>
         <w:rPr>
           <w:rFonts w:cs="Times New Roman"/>
           <w:highlight w:val="yellow"/>
         </w:rPr>
-        <w:fldChar w:fldCharType="end"/>
+        <w:fldChar w:fldCharType="separate"/>
       </w:r>
       <w:r>
         <w:rPr>
           <w:rFonts w:cs="Times New Roman"/>
           <w:highlight w:val="yellow"/>
         </w:rPr>
+        <w:fldChar w:fldCharType="end"/>
+      </w:r>
+    </w:p>
+    <w:p>
+      <w:pPr>
+        <w:pStyle w:val="af2"/>
+      </w:pPr>
+      <w:r>
+        <w:t>Ладья х</w:t>
+      </w:r>
+      <w:r>
+        <w:t>одит по вертикали и горизонтали</w:t>
+      </w:r>
+      <w:r>
+        <w:t>.</w:t>
+      </w:r>
+      <w:r>
+        <w:br/>
+      </w:r>
+      <w:r>
+        <w:rPr>
+          <w:rFonts w:cs="Times New Roman"/>
+        </w:rPr>
+        <w:t>Пример</w:t>
+      </w:r>
+      <w:r>
+        <w:rPr>
+          <w:rFonts w:cs="Times New Roman"/>
+        </w:rPr>
+        <w:t xml:space="preserve"> </w:t>
+      </w:r>
+      <w:r>
+        <w:rPr>
+          <w:rFonts w:cs="Times New Roman"/>
+        </w:rPr>
         <w:fldChar w:fldCharType="begin"/>
       </w:r>
       <w:r>
         <w:rPr>
           <w:rFonts w:cs="Times New Roman"/>
-          <w:highlight w:val="yellow"/>
-        </w:rPr>
-        <w:instrText xml:space="preserve"> REF _Ref109691470 \h </w:instrText>
+        </w:rPr>
+        <w:instrText xml:space="preserve"> REF _Ref109693551 \h </w:instrText>
       </w:r>
       <w:r>
         <w:rPr>
           <w:rFonts w:cs="Times New Roman"/>
-          <w:highlight w:val="yellow"/>
         </w:rPr>
       </w:r>
       <w:r>
         <w:rPr>
           <w:rFonts w:cs="Times New Roman"/>
-          <w:highlight w:val="yellow"/>
+        </w:rPr>
+        <w:instrText xml:space="preserve"> \* MERGEFORMAT </w:instrText>
+      </w:r>
+      <w:r>
+        <w:rPr>
+          <w:rFonts w:cs="Times New Roman"/>
         </w:rPr>
         <w:fldChar w:fldCharType="separate"/>
       </w:r>
       <w:r>
+        <w:t>Рисунок А.</w:t>
+      </w:r>
+      <w:r>
+        <w:rPr>
+          <w:noProof/>
+        </w:rPr>
+        <w:t>5</w:t>
+      </w:r>
+      <w:r>
+        <w:t>. - паттерн хода Слона</w:t>
+      </w:r>
+      <w:r>
         <w:rPr>
           <w:rFonts w:cs="Times New Roman"/>
-          <w:highlight w:val="yellow"/>
         </w:rPr>
         <w:fldChar w:fldCharType="end"/>
       </w:r>
-    </w:p>
-    <w:p>
-      <w:pPr>
-        <w:pStyle w:val="3"/>
-        <w:numPr>
-          <w:ilvl w:val="2"/>
-          <w:numId w:val="3"/>
-        </w:numPr>
-        <w:spacing w:line="360" w:lineRule="auto"/>
-        <w:rPr>
-          <w:rFonts w:ascii="Times New Roman" w:hAnsi="Times New Roman" w:cs="Times New Roman"/>
-          <w:color w:val="auto"/>
-          <w:sz w:val="28"/>
-          <w:szCs w:val="28"/>
-        </w:rPr>
-      </w:pPr>
-      <w:r>
-        <w:rPr>
-          <w:rFonts w:ascii="Times New Roman" w:hAnsi="Times New Roman" w:cs="Times New Roman"/>
-          <w:color w:val="auto"/>
-          <w:sz w:val="28"/>
-          <w:szCs w:val="28"/>
-        </w:rPr>
-        <w:t>Слон</w:t>
+      <w:r>
+        <w:rPr>
+          <w:rFonts w:cs="Times New Roman"/>
+        </w:rPr>
+        <w:t>.</w:t>
       </w:r>
     </w:p>
     <w:p>
@@ -4530,50 +4570,67 @@
         </w:rPr>
       </w:pPr>
       <w:r>
-        <w:rPr>
-          <w:highlight w:val="yellow"/>
-        </w:rPr>
-        <w:t>Ходит по вертикали и горизонтали</w:t>
-      </w:r>
-      <w:r>
-        <w:t xml:space="preserve">. </w:t>
+        <w:t>Пешка м</w:t>
+      </w:r>
+      <w:r>
+        <w:t xml:space="preserve">ожет ходить в радиусе </w:t>
+      </w:r>
+      <w:r>
+        <w:t>одной клетки</w:t>
+      </w:r>
+      <w:r>
+        <w:t xml:space="preserve"> </w:t>
+      </w:r>
+      <w:r>
+        <w:t>вокруг</w:t>
+      </w:r>
+      <w:r>
+        <w:t xml:space="preserve"> </w:t>
+      </w:r>
+      <w:r>
+        <w:t>себя,</w:t>
+      </w:r>
+      <w:r>
+        <w:t xml:space="preserve"> может</w:t>
+      </w:r>
+      <w:r>
+        <w:t xml:space="preserve"> есть</w:t>
+      </w:r>
+      <w:r>
+        <w:t xml:space="preserve"> другие фигуры. </w:t>
       </w:r>
       <w:r>
         <w:rPr>
           <w:rFonts w:cs="Times New Roman"/>
-          <w:highlight w:val="yellow"/>
-        </w:rPr>
-        <w:t>Пример</w:t>
+        </w:rPr>
+        <w:t xml:space="preserve">Пример </w:t>
       </w:r>
       <w:r>
         <w:rPr>
           <w:rFonts w:cs="Times New Roman"/>
         </w:rPr>
-        <w:t xml:space="preserve"> </w:t>
+        <w:fldChar w:fldCharType="begin"/>
       </w:r>
       <w:r>
         <w:rPr>
           <w:rFonts w:cs="Times New Roman"/>
-          <w:highlight w:val="yellow"/>
-        </w:rPr>
-        <w:fldChar w:fldCharType="begin"/>
+        </w:rPr>
+        <w:instrText xml:space="preserve"> REF _Ref109693563 \h </w:instrText>
       </w:r>
       <w:r>
         <w:rPr>
           <w:rFonts w:cs="Times New Roman"/>
         </w:rPr>
-        <w:instrText xml:space="preserve"> REF _Ref109693551 \h </w:instrText>
       </w:r>
       <w:r>
         <w:rPr>
           <w:rFonts w:cs="Times New Roman"/>
-          <w:highlight w:val="yellow"/>
-        </w:rPr>
+        </w:rPr>
+        <w:instrText xml:space="preserve"> \* MERGEFORMAT </w:instrText>
       </w:r>
       <w:r>
         <w:rPr>
           <w:rFonts w:cs="Times New Roman"/>
-          <w:highlight w:val="yellow"/>
         </w:rPr>
         <w:fldChar w:fldCharType="separate"/>
       </w:r>
@@ -4584,188 +4641,36 @@
         <w:rPr>
           <w:noProof/>
         </w:rPr>
-        <w:t>5</w:t>
-      </w:r>
-      <w:r>
-        <w:t>. - паттерн ходьба Слона</w:t>
+        <w:t>6</w:t>
+      </w:r>
+      <w:r>
+        <w:t>. - паттерн ход</w:t>
+      </w:r>
+      <w:r>
+        <w:t>а</w:t>
+      </w:r>
+      <w:r>
+        <w:t xml:space="preserve"> Пешки</w:t>
       </w:r>
       <w:r>
         <w:rPr>
           <w:rFonts w:cs="Times New Roman"/>
-          <w:highlight w:val="yellow"/>
         </w:rPr>
         <w:fldChar w:fldCharType="end"/>
       </w:r>
     </w:p>
     <w:p>
       <w:pPr>
-        <w:pStyle w:val="3"/>
-        <w:numPr>
-          <w:ilvl w:val="2"/>
-          <w:numId w:val="3"/>
-        </w:numPr>
-        <w:spacing w:line="360" w:lineRule="auto"/>
-        <w:rPr>
-          <w:rFonts w:ascii="Times New Roman" w:hAnsi="Times New Roman" w:cs="Times New Roman"/>
-          <w:color w:val="auto"/>
-          <w:sz w:val="28"/>
-          <w:szCs w:val="28"/>
-        </w:rPr>
-      </w:pPr>
-      <w:r>
-        <w:rPr>
-          <w:rFonts w:ascii="Times New Roman" w:hAnsi="Times New Roman" w:cs="Times New Roman"/>
-          <w:color w:val="auto"/>
-          <w:sz w:val="28"/>
-          <w:szCs w:val="28"/>
-        </w:rPr>
-        <w:t xml:space="preserve"> </w:t>
-      </w:r>
-      <w:r>
-        <w:rPr>
-          <w:rFonts w:ascii="Times New Roman" w:hAnsi="Times New Roman" w:cs="Times New Roman"/>
-          <w:color w:val="auto"/>
-          <w:sz w:val="28"/>
-          <w:szCs w:val="28"/>
-        </w:rPr>
-        <w:t>Пешка</w:t>
-      </w:r>
-    </w:p>
-    <w:p>
-      <w:pPr>
-        <w:pStyle w:val="af2"/>
-        <w:rPr>
-          <w:rFonts w:cs="Times New Roman"/>
-        </w:rPr>
-      </w:pPr>
-      <w:r>
-        <w:rPr>
-          <w:highlight w:val="yellow"/>
-        </w:rPr>
-        <w:t xml:space="preserve">Может ходить в радиусе 1 около </w:t>
-      </w:r>
-      <w:r>
-        <w:rPr>
-          <w:highlight w:val="yellow"/>
-        </w:rPr>
-        <w:t>себя,</w:t>
-      </w:r>
-      <w:r>
-        <w:rPr>
-          <w:highlight w:val="yellow"/>
-        </w:rPr>
-        <w:t xml:space="preserve"> а еще может кушать другие фигуры</w:t>
-      </w:r>
-      <w:r>
-        <w:t xml:space="preserve">. </w:t>
-      </w:r>
-      <w:r>
-        <w:rPr>
-          <w:rFonts w:cs="Times New Roman"/>
-          <w:highlight w:val="yellow"/>
-        </w:rPr>
-        <w:t xml:space="preserve">Пример </w:t>
-      </w:r>
-      <w:r>
-        <w:rPr>
-          <w:rFonts w:cs="Times New Roman"/>
-          <w:highlight w:val="yellow"/>
-        </w:rPr>
-        <w:fldChar w:fldCharType="begin"/>
-      </w:r>
-      <w:r>
-        <w:rPr>
-          <w:rFonts w:cs="Times New Roman"/>
-          <w:highlight w:val="yellow"/>
-        </w:rPr>
-        <w:instrText xml:space="preserve"> REF _Ref109693563 \h </w:instrText>
-      </w:r>
-      <w:r>
-        <w:rPr>
-          <w:rFonts w:cs="Times New Roman"/>
-          <w:highlight w:val="yellow"/>
-        </w:rPr>
-      </w:r>
-      <w:r>
-        <w:rPr>
-          <w:rFonts w:cs="Times New Roman"/>
-          <w:highlight w:val="yellow"/>
-        </w:rPr>
-        <w:fldChar w:fldCharType="separate"/>
-      </w:r>
-      <w:r>
-        <w:t>Рисунок А.</w:t>
-      </w:r>
-      <w:r>
-        <w:rPr>
-          <w:noProof/>
-        </w:rPr>
-        <w:t>6</w:t>
-      </w:r>
-      <w:r>
-        <w:t>. - паттерн ходьбы Пешки</w:t>
-      </w:r>
-      <w:r>
-        <w:rPr>
-          <w:rFonts w:cs="Times New Roman"/>
-          <w:highlight w:val="yellow"/>
-        </w:rPr>
-        <w:fldChar w:fldCharType="end"/>
-      </w:r>
-    </w:p>
-    <w:p>
-      <w:pPr>
-        <w:pStyle w:val="3"/>
-        <w:numPr>
-          <w:ilvl w:val="2"/>
-          <w:numId w:val="3"/>
-        </w:numPr>
-        <w:spacing w:line="360" w:lineRule="auto"/>
-        <w:rPr>
-          <w:rFonts w:ascii="Times New Roman" w:hAnsi="Times New Roman" w:cs="Times New Roman"/>
-          <w:color w:val="auto"/>
-          <w:sz w:val="28"/>
-          <w:szCs w:val="28"/>
-        </w:rPr>
-      </w:pPr>
-      <w:r>
-        <w:rPr>
-          <w:rFonts w:ascii="Times New Roman" w:hAnsi="Times New Roman" w:cs="Times New Roman"/>
-          <w:color w:val="auto"/>
-          <w:sz w:val="28"/>
-          <w:szCs w:val="28"/>
-        </w:rPr>
-        <w:t xml:space="preserve"> </w:t>
-      </w:r>
-      <w:r>
-        <w:rPr>
-          <w:rFonts w:ascii="Times New Roman" w:hAnsi="Times New Roman" w:cs="Times New Roman"/>
-          <w:color w:val="auto"/>
-          <w:sz w:val="28"/>
-          <w:szCs w:val="28"/>
-          <w:highlight w:val="yellow"/>
-        </w:rPr>
-        <w:t>Кто куда может наступать представлена в Таблице 1.1</w:t>
-      </w:r>
-      <w:r>
-        <w:rPr>
-          <w:rFonts w:ascii="Times New Roman" w:hAnsi="Times New Roman" w:cs="Times New Roman"/>
-          <w:color w:val="auto"/>
-          <w:sz w:val="28"/>
-          <w:szCs w:val="28"/>
-        </w:rPr>
+        <w:pStyle w:val="af7"/>
+      </w:pPr>
+      <w:r>
+        <w:t>Таблица 1.1</w:t>
+      </w:r>
+      <w:r>
         <w:t>.</w:t>
       </w:r>
-    </w:p>
-    <w:p>
-      <w:pPr>
-        <w:pStyle w:val="af7"/>
-      </w:pPr>
-      <w:r>
-        <w:t>Таблица 1.1</w:t>
-      </w:r>
-      <w:r>
-        <w:t>.</w:t>
+      <w:r>
+        <w:t xml:space="preserve"> Доступные для хода клетки</w:t>
       </w:r>
     </w:p>
     <w:tbl>
@@ -4808,10 +4713,7 @@
               </w:rPr>
             </w:pPr>
             <w:r>
-              <w:rPr>
-                <w:highlight w:val="yellow"/>
-              </w:rPr>
-              <w:t>На пустые клетки</w:t>
+              <w:t>Белые клетки</w:t>
             </w:r>
           </w:p>
         </w:tc>
@@ -4827,10 +4729,7 @@
               </w:rPr>
             </w:pPr>
             <w:r>
-              <w:rPr>
-                <w:highlight w:val="yellow"/>
-              </w:rPr>
-              <w:t>На свои закрашенные</w:t>
+              <w:t>Свои клетки</w:t>
             </w:r>
           </w:p>
         </w:tc>
@@ -4846,10 +4745,13 @@
               </w:rPr>
             </w:pPr>
             <w:r>
-              <w:rPr>
-                <w:highlight w:val="yellow"/>
-              </w:rPr>
-              <w:t>На свои захваченные</w:t>
+              <w:t>С</w:t>
+            </w:r>
+            <w:r>
+              <w:t>вои захваченные</w:t>
+            </w:r>
+            <w:r>
+              <w:t xml:space="preserve"> клетки</w:t>
             </w:r>
           </w:p>
         </w:tc>
@@ -4860,15 +4762,9 @@
           <w:p>
             <w:pPr>
               <w:jc w:val="center"/>
-              <w:rPr>
-                <w:highlight w:val="yellow"/>
-              </w:rPr>
             </w:pPr>
             <w:r>
-              <w:rPr>
-                <w:highlight w:val="yellow"/>
-              </w:rPr>
-              <w:t>На чужие закрашенные</w:t>
+              <w:t>Чужие клетки</w:t>
             </w:r>
           </w:p>
         </w:tc>
@@ -4879,15 +4775,23 @@
           <w:p>
             <w:pPr>
               <w:jc w:val="center"/>
+            </w:pPr>
+            <w:r>
+              <w:t>Ч</w:t>
+            </w:r>
+            <w:r>
+              <w:t>ужие захваченные</w:t>
+            </w:r>
+          </w:p>
+          <w:p>
+            <w:pPr>
+              <w:jc w:val="center"/>
               <w:rPr>
                 <w:highlight w:val="yellow"/>
               </w:rPr>
             </w:pPr>
             <w:r>
-              <w:rPr>
-                <w:highlight w:val="yellow"/>
-              </w:rPr>
-              <w:t>На чужие захваченные</w:t>
+              <w:t>клетки</w:t>
             </w:r>
           </w:p>
         </w:tc>
@@ -5428,7 +5332,6 @@
           <w:sz w:val="28"/>
           <w:szCs w:val="28"/>
         </w:rPr>
-        <w:lastRenderedPageBreak/>
         <w:t>Выб</w:t>
       </w:r>
       <w:r>
@@ -5586,7 +5489,11 @@
         <w:t xml:space="preserve"> </w:t>
       </w:r>
       <w:r>
-        <w:t xml:space="preserve">и не вдаваться в низкоуровневую реализацию игрового движка. Для написания скриптов в </w:t>
+        <w:t xml:space="preserve">и не вдаваться в низкоуровневую </w:t>
+      </w:r>
+      <w:r>
+        <w:lastRenderedPageBreak/>
+        <w:t xml:space="preserve">реализацию игрового движка. Для написания скриптов в </w:t>
       </w:r>
       <w:r>
         <w:rPr>
@@ -6197,7 +6104,6 @@
         </w:rPr>
         <w:t xml:space="preserve"> </w:t>
       </w:r>
-      <w:proofErr w:type="gramStart"/>
       <w:r>
         <w:rPr>
           <w:rFonts w:cs="Times New Roman"/>
@@ -6206,7 +6112,6 @@
         </w:rPr>
         <w:t>- это</w:t>
       </w:r>
-      <w:proofErr w:type="gramEnd"/>
       <w:r>
         <w:rPr>
           <w:rFonts w:cs="Times New Roman"/>
@@ -6619,6 +6524,9 @@
         <w:keepNext/>
       </w:pPr>
       <w:r>
+        <w:rPr>
+          <w:noProof/>
+        </w:rPr>
         <w:lastRenderedPageBreak/>
         <w:drawing>
           <wp:inline distT="0" distB="0" distL="0" distR="0" wp14:anchorId="324390BD" wp14:editId="0D660DC1">
@@ -6752,13 +6660,7 @@
         <w:rPr>
           <w:rStyle w:val="af3"/>
         </w:rPr>
-        <w:t>UpdateGameState (</w:t>
-      </w:r>
-      <w:r>
-        <w:rPr>
-          <w:rStyle w:val="af3"/>
-        </w:rPr>
-        <w:t>Map)</w:t>
+        <w:t>UpdateGameState (Map)</w:t>
       </w:r>
       <w:r>
         <w:rPr>
@@ -6793,7 +6695,6 @@
       <w:r>
         <w:t xml:space="preserve"> </w:t>
       </w:r>
-      <w:proofErr w:type="gramStart"/>
       <w:r>
         <w:rPr>
           <w:lang w:val="en-US"/>
@@ -6803,7 +6704,6 @@
       <w:r>
         <w:t>(</w:t>
       </w:r>
-      <w:proofErr w:type="gramEnd"/>
       <w:r>
         <w:rPr>
           <w:lang w:val="en-US"/>
@@ -6858,10 +6758,66 @@
           <w:sz w:val="28"/>
           <w:szCs w:val="28"/>
         </w:rPr>
+        <w:t>Контроллеры</w:t>
+      </w:r>
+      <w:bookmarkEnd w:id="33"/>
+    </w:p>
+    <w:p>
+      <w:pPr>
+        <w:pStyle w:val="af2"/>
+      </w:pPr>
+      <w:r>
+        <w:t xml:space="preserve">Слой контроллеров отвечает за взаимодействие модели и представления. Он состоит из главного игрового контроллера и контроллеров, ответственных </w:t>
+      </w:r>
+      <w:r>
+        <w:t xml:space="preserve">за различные аспекты игры. Эта часть проекта использует </w:t>
+      </w:r>
+      <w:r>
+        <w:rPr>
+          <w:lang w:val="en-US"/>
+        </w:rPr>
+        <w:t>Unity</w:t>
+      </w:r>
+      <w:r>
+        <w:t xml:space="preserve"> </w:t>
+      </w:r>
+      <w:r>
+        <w:rPr>
+          <w:lang w:val="en-US"/>
+        </w:rPr>
+        <w:t>API</w:t>
+      </w:r>
+      <w:r>
+        <w:t xml:space="preserve"> – </w:t>
+      </w:r>
+      <w:r>
+        <w:t xml:space="preserve">все контроллеры невидимые </w:t>
+      </w:r>
+      <w:r>
         <w:lastRenderedPageBreak/>
-        <w:t>Контроллеры</w:t>
-      </w:r>
-      <w:bookmarkEnd w:id="33"/>
+        <w:t>объекты игрового мира. Это позволяет внедрить зависимости в объекты</w:t>
+      </w:r>
+      <w:r>
+        <w:t xml:space="preserve"> </w:t>
+      </w:r>
+      <w:r>
+        <w:t>классов этого уровня</w:t>
+      </w:r>
+      <w:r>
+        <w:t xml:space="preserve"> при </w:t>
+      </w:r>
+      <w:r>
+        <w:t>создании</w:t>
+      </w:r>
+      <w:r>
+        <w:t xml:space="preserve"> </w:t>
+      </w:r>
+      <w:r>
+        <w:t>сцены в игровом движке</w:t>
+      </w:r>
+      <w:r>
+        <w:t xml:space="preserve">. </w:t>
+      </w:r>
     </w:p>
     <w:p>
       <w:pPr>
@@ -6888,6 +6844,103 @@
         <w:t>Структура модуля</w:t>
       </w:r>
       <w:bookmarkEnd w:id="34"/>
+    </w:p>
+    <w:p>
+      <w:pPr>
+        <w:pStyle w:val="af2"/>
+      </w:pPr>
+      <w:r>
+        <w:t>Слой контроллеров представляет собой иерархию, где на верху находится игровой контроллер. Он содержит в себе ссылки на объекты классов модели и взаимодействует с ними.</w:t>
+      </w:r>
+      <w:r>
+        <w:t xml:space="preserve"> Так же в нем содержаться ссылки на все остальные контроллеры, которые располагаются ниже по иерархии. </w:t>
+      </w:r>
+      <w:r>
+        <w:br/>
+        <w:t>Они в свою очередь, имеют ссылку на игровой контроллер, а также на объекты представления, за которые они ответственны.</w:t>
+      </w:r>
+      <w:r>
+        <w:br/>
+        <w:t>Дополнительно в этой части программы находится класс, содержащий игровые 3</w:t>
+      </w:r>
+      <w:r>
+        <w:rPr>
+          <w:lang w:val="en-US"/>
+        </w:rPr>
+        <w:t>D</w:t>
+      </w:r>
+      <w:r>
+        <w:t xml:space="preserve"> </w:t>
+      </w:r>
+      <w:r>
+        <w:t>модели фигур, клеток, а также материалы(цвета) игроков.</w:t>
+      </w:r>
+      <w:r>
+        <w:t xml:space="preserve"> </w:t>
+      </w:r>
+      <w:r>
+        <w:br/>
+      </w:r>
+      <w:r>
+        <w:t>Структура слоя контроллеров изображена на рисунке 3.3.</w:t>
+      </w:r>
+    </w:p>
+    <w:p>
+      <w:pPr>
+        <w:pStyle w:val="af2"/>
+        <w:keepNext/>
+        <w:ind w:firstLine="0"/>
+      </w:pPr>
+      <w:r>
+        <w:drawing>
+          <wp:inline distT="0" distB="0" distL="0" distR="0" wp14:anchorId="659E212F" wp14:editId="596EC4D0">
+            <wp:extent cx="6147159" cy="3771090"/>
+            <wp:effectExtent l="0" t="0" r="6350" b="1270"/>
+            <wp:docPr id="13" name="Рисунок 13"/>
+            <wp:cNvGraphicFramePr>
+              <a:graphicFrameLocks xmlns:a="http://schemas.openxmlformats.org/drawingml/2006/main" noChangeAspect="1"/>
+            </wp:cNvGraphicFramePr>
+            <a:graphic xmlns:a="http://schemas.openxmlformats.org/drawingml/2006/main">
+              <a:graphicData uri="http://schemas.openxmlformats.org/drawingml/2006/picture">
+                <pic:pic xmlns:pic="http://schemas.openxmlformats.org/drawingml/2006/picture">
+                  <pic:nvPicPr>
+                    <pic:cNvPr id="1" name=""/>
+                    <pic:cNvPicPr/>
+                  </pic:nvPicPr>
+                  <pic:blipFill>
+                    <a:blip r:embed="rId13"/>
+                    <a:stretch>
+                      <a:fillRect/>
+                    </a:stretch>
+                  </pic:blipFill>
+                  <pic:spPr>
+                    <a:xfrm>
+                      <a:off x="0" y="0"/>
+                      <a:ext cx="6171621" cy="3786097"/>
+                    </a:xfrm>
+                    <a:prstGeom prst="rect">
+                      <a:avLst/>
+                    </a:prstGeom>
+                  </pic:spPr>
+                </pic:pic>
+              </a:graphicData>
+            </a:graphic>
+          </wp:inline>
+        </w:drawing>
+      </w:r>
+    </w:p>
+    <w:p>
+      <w:pPr>
+        <w:pStyle w:val="af7"/>
+      </w:pPr>
+      <w:r>
+        <w:t>Рисунок 3.3. Структура слоя контроллеров.</w:t>
+      </w:r>
+    </w:p>
+    <w:p>
+      <w:pPr>
+        <w:pStyle w:val="af2"/>
+      </w:pPr>
     </w:p>
     <w:p>
       <w:pPr>
@@ -7381,105 +7434,6 @@
                 <pic:pic xmlns:pic="http://schemas.openxmlformats.org/drawingml/2006/picture">
                   <pic:nvPicPr>
                     <pic:cNvPr id="0" name="Picture 5"/>
-                    <pic:cNvPicPr>
-                      <a:picLocks noChangeAspect="1" noChangeArrowheads="1"/>
-                    </pic:cNvPicPr>
-                  </pic:nvPicPr>
-                  <pic:blipFill>
-                    <a:blip r:embed="rId13" cstate="print">
-                      <a:extLst>
-                        <a:ext uri="{28A0092B-C50C-407E-A947-70E740481C1C}">
-                          <a14:useLocalDpi xmlns:a14="http://schemas.microsoft.com/office/drawing/2010/main" val="0"/>
-                        </a:ext>
-                      </a:extLst>
-                    </a:blip>
-                    <a:srcRect/>
-                    <a:stretch>
-                      <a:fillRect/>
-                    </a:stretch>
-                  </pic:blipFill>
-                  <pic:spPr bwMode="auto">
-                    <a:xfrm>
-                      <a:off x="0" y="0"/>
-                      <a:ext cx="2880000" cy="3014297"/>
-                    </a:xfrm>
-                    <a:prstGeom prst="rect">
-                      <a:avLst/>
-                    </a:prstGeom>
-                    <a:noFill/>
-                    <a:ln>
-                      <a:noFill/>
-                    </a:ln>
-                  </pic:spPr>
-                </pic:pic>
-              </a:graphicData>
-            </a:graphic>
-          </wp:inline>
-        </w:drawing>
-      </w:r>
-    </w:p>
-    <w:p>
-      <w:pPr>
-        <w:pStyle w:val="af7"/>
-      </w:pPr>
-      <w:bookmarkStart w:id="50" w:name="_Toc109693198"/>
-      <w:bookmarkStart w:id="51" w:name="_Ref109693425"/>
-      <w:r>
-        <w:t>Рисунок А.</w:t>
-      </w:r>
-      <w:r>
-        <w:fldChar w:fldCharType="begin"/>
-      </w:r>
-      <w:r>
-        <w:instrText xml:space="preserve"> SEQ Рисунок_А. \* ARABIC </w:instrText>
-      </w:r>
-      <w:r>
-        <w:fldChar w:fldCharType="separate"/>
-      </w:r>
-      <w:r>
-        <w:rPr>
-          <w:noProof/>
-        </w:rPr>
-        <w:t>1</w:t>
-      </w:r>
-      <w:r>
-        <w:fldChar w:fldCharType="end"/>
-      </w:r>
-      <w:r>
-        <w:t>.</w:t>
-      </w:r>
-      <w:r>
-        <w:t xml:space="preserve"> - паттерн ходьба Короля</w:t>
-      </w:r>
-      <w:bookmarkEnd w:id="50"/>
-      <w:bookmarkEnd w:id="51"/>
-    </w:p>
-    <w:p>
-      <w:pPr>
-        <w:pStyle w:val="af7"/>
-      </w:pPr>
-    </w:p>
-    <w:p>
-      <w:pPr>
-        <w:pStyle w:val="af7"/>
-      </w:pPr>
-      <w:r>
-        <w:rPr>
-          <w:noProof/>
-        </w:rPr>
-        <w:drawing>
-          <wp:inline distT="0" distB="0" distL="0" distR="0" wp14:anchorId="246AFCD6" wp14:editId="37725E55">
-            <wp:extent cx="2880000" cy="3014297"/>
-            <wp:effectExtent l="0" t="0" r="0" b="0"/>
-            <wp:docPr id="7" name="Рисунок 7"/>
-            <wp:cNvGraphicFramePr>
-              <a:graphicFrameLocks xmlns:a="http://schemas.openxmlformats.org/drawingml/2006/main" noChangeAspect="1"/>
-            </wp:cNvGraphicFramePr>
-            <a:graphic xmlns:a="http://schemas.openxmlformats.org/drawingml/2006/main">
-              <a:graphicData uri="http://schemas.openxmlformats.org/drawingml/2006/picture">
-                <pic:pic xmlns:pic="http://schemas.openxmlformats.org/drawingml/2006/picture">
-                  <pic:nvPicPr>
-                    <pic:cNvPr id="0" name="Picture 6"/>
                     <pic:cNvPicPr>
                       <a:picLocks noChangeAspect="1" noChangeArrowheads="1"/>
                     </pic:cNvPicPr>
@@ -7521,55 +7475,46 @@
       <w:pPr>
         <w:pStyle w:val="af7"/>
       </w:pPr>
-      <w:bookmarkStart w:id="52" w:name="_Toc109693199"/>
-      <w:bookmarkStart w:id="53" w:name="_Ref109693523"/>
+      <w:bookmarkStart w:id="50" w:name="_Toc109693198"/>
+      <w:bookmarkStart w:id="51" w:name="_Ref109693425"/>
       <w:r>
         <w:t>Рисунок А.</w:t>
       </w:r>
-      <w:r>
-        <w:fldChar w:fldCharType="begin"/>
-      </w:r>
-      <w:r>
-        <w:instrText xml:space="preserve"> SEQ Рисунок_А. \* ARABIC </w:instrText>
-      </w:r>
-      <w:r>
-        <w:fldChar w:fldCharType="separate"/>
-      </w:r>
+      <w:fldSimple w:instr=" SEQ Рисунок_А. \* ARABIC ">
+        <w:r>
+          <w:rPr>
+            <w:noProof/>
+          </w:rPr>
+          <w:t>1</w:t>
+        </w:r>
+      </w:fldSimple>
+      <w:r>
+        <w:t>.</w:t>
+      </w:r>
+      <w:r>
+        <w:t xml:space="preserve"> - паттерн ходьба Короля</w:t>
+      </w:r>
+      <w:bookmarkEnd w:id="50"/>
+      <w:bookmarkEnd w:id="51"/>
+    </w:p>
+    <w:p>
+      <w:pPr>
+        <w:pStyle w:val="af7"/>
+      </w:pPr>
+    </w:p>
+    <w:p>
+      <w:pPr>
+        <w:pStyle w:val="af7"/>
+      </w:pPr>
       <w:r>
         <w:rPr>
           <w:noProof/>
         </w:rPr>
-        <w:t>2</w:t>
-      </w:r>
-      <w:r>
-        <w:fldChar w:fldCharType="end"/>
-      </w:r>
-      <w:r>
-        <w:t>.</w:t>
-      </w:r>
-      <w:r>
-        <w:t xml:space="preserve"> - Паттерн ходьбы Королевы</w:t>
-      </w:r>
-      <w:bookmarkEnd w:id="52"/>
-      <w:bookmarkEnd w:id="53"/>
-    </w:p>
-    <w:p>
-      <w:pPr>
-        <w:pStyle w:val="af2"/>
-        <w:keepNext/>
-        <w:ind w:firstLine="0"/>
-        <w:jc w:val="center"/>
-      </w:pPr>
-      <w:r>
-        <w:rPr>
-          <w:noProof/>
-        </w:rPr>
-        <w:lastRenderedPageBreak/>
         <w:drawing>
-          <wp:inline distT="0" distB="0" distL="0" distR="0" wp14:anchorId="373746A3" wp14:editId="5E9DA0D2">
+          <wp:inline distT="0" distB="0" distL="0" distR="0" wp14:anchorId="246AFCD6" wp14:editId="37725E55">
             <wp:extent cx="2880000" cy="3014297"/>
             <wp:effectExtent l="0" t="0" r="0" b="0"/>
-            <wp:docPr id="9" name="Рисунок 9"/>
+            <wp:docPr id="7" name="Рисунок 7"/>
             <wp:cNvGraphicFramePr>
               <a:graphicFrameLocks xmlns:a="http://schemas.openxmlformats.org/drawingml/2006/main" noChangeAspect="1"/>
             </wp:cNvGraphicFramePr>
@@ -7577,7 +7522,7 @@
               <a:graphicData uri="http://schemas.openxmlformats.org/drawingml/2006/picture">
                 <pic:pic xmlns:pic="http://schemas.openxmlformats.org/drawingml/2006/picture">
                   <pic:nvPicPr>
-                    <pic:cNvPr id="0" name="Picture 8"/>
+                    <pic:cNvPr id="0" name="Picture 6"/>
                     <pic:cNvPicPr>
                       <a:picLocks noChangeAspect="1" noChangeArrowheads="1"/>
                     </pic:cNvPicPr>
@@ -7619,29 +7564,107 @@
       <w:pPr>
         <w:pStyle w:val="af7"/>
       </w:pPr>
+      <w:bookmarkStart w:id="52" w:name="_Toc109693199"/>
+      <w:bookmarkStart w:id="53" w:name="_Ref109693523"/>
+      <w:r>
+        <w:t>Рисунок А.</w:t>
+      </w:r>
+      <w:fldSimple w:instr=" SEQ Рисунок_А. \* ARABIC ">
+        <w:r>
+          <w:rPr>
+            <w:noProof/>
+          </w:rPr>
+          <w:t>2</w:t>
+        </w:r>
+      </w:fldSimple>
+      <w:r>
+        <w:t>.</w:t>
+      </w:r>
+      <w:r>
+        <w:t xml:space="preserve"> - Паттерн ходьбы Королевы</w:t>
+      </w:r>
+      <w:bookmarkEnd w:id="52"/>
+      <w:bookmarkEnd w:id="53"/>
+    </w:p>
+    <w:p>
+      <w:pPr>
+        <w:pStyle w:val="af2"/>
+        <w:keepNext/>
+        <w:ind w:firstLine="0"/>
+        <w:jc w:val="center"/>
+      </w:pPr>
+      <w:r>
+        <w:rPr>
+          <w:noProof/>
+        </w:rPr>
+        <w:lastRenderedPageBreak/>
+        <w:drawing>
+          <wp:inline distT="0" distB="0" distL="0" distR="0" wp14:anchorId="373746A3" wp14:editId="5E9DA0D2">
+            <wp:extent cx="2880000" cy="3014297"/>
+            <wp:effectExtent l="0" t="0" r="0" b="0"/>
+            <wp:docPr id="9" name="Рисунок 9"/>
+            <wp:cNvGraphicFramePr>
+              <a:graphicFrameLocks xmlns:a="http://schemas.openxmlformats.org/drawingml/2006/main" noChangeAspect="1"/>
+            </wp:cNvGraphicFramePr>
+            <a:graphic xmlns:a="http://schemas.openxmlformats.org/drawingml/2006/main">
+              <a:graphicData uri="http://schemas.openxmlformats.org/drawingml/2006/picture">
+                <pic:pic xmlns:pic="http://schemas.openxmlformats.org/drawingml/2006/picture">
+                  <pic:nvPicPr>
+                    <pic:cNvPr id="0" name="Picture 8"/>
+                    <pic:cNvPicPr>
+                      <a:picLocks noChangeAspect="1" noChangeArrowheads="1"/>
+                    </pic:cNvPicPr>
+                  </pic:nvPicPr>
+                  <pic:blipFill>
+                    <a:blip r:embed="rId16" cstate="print">
+                      <a:extLst>
+                        <a:ext uri="{28A0092B-C50C-407E-A947-70E740481C1C}">
+                          <a14:useLocalDpi xmlns:a14="http://schemas.microsoft.com/office/drawing/2010/main" val="0"/>
+                        </a:ext>
+                      </a:extLst>
+                    </a:blip>
+                    <a:srcRect/>
+                    <a:stretch>
+                      <a:fillRect/>
+                    </a:stretch>
+                  </pic:blipFill>
+                  <pic:spPr bwMode="auto">
+                    <a:xfrm>
+                      <a:off x="0" y="0"/>
+                      <a:ext cx="2880000" cy="3014297"/>
+                    </a:xfrm>
+                    <a:prstGeom prst="rect">
+                      <a:avLst/>
+                    </a:prstGeom>
+                    <a:noFill/>
+                    <a:ln>
+                      <a:noFill/>
+                    </a:ln>
+                  </pic:spPr>
+                </pic:pic>
+              </a:graphicData>
+            </a:graphic>
+          </wp:inline>
+        </w:drawing>
+      </w:r>
+    </w:p>
+    <w:p>
+      <w:pPr>
+        <w:pStyle w:val="af7"/>
+      </w:pPr>
       <w:bookmarkStart w:id="54" w:name="_Ref109693143"/>
       <w:bookmarkStart w:id="55" w:name="_Toc109693200"/>
       <w:r>
         <w:t>Рисунок А.</w:t>
       </w:r>
-      <w:r>
-        <w:fldChar w:fldCharType="begin"/>
-      </w:r>
-      <w:r>
-        <w:instrText xml:space="preserve"> SEQ Рисунок_А. \* ARABIC </w:instrText>
-      </w:r>
-      <w:r>
-        <w:fldChar w:fldCharType="separate"/>
-      </w:r>
-      <w:r>
-        <w:rPr>
-          <w:noProof/>
-        </w:rPr>
-        <w:t>3</w:t>
-      </w:r>
-      <w:r>
-        <w:fldChar w:fldCharType="end"/>
-      </w:r>
+      <w:fldSimple w:instr=" SEQ Рисунок_А. \* ARABIC ">
+        <w:r>
+          <w:rPr>
+            <w:noProof/>
+          </w:rPr>
+          <w:t>3</w:t>
+        </w:r>
+      </w:fldSimple>
       <w:r>
         <w:t>.</w:t>
       </w:r>
@@ -7685,7 +7708,7 @@
                     </pic:cNvPicPr>
                   </pic:nvPicPr>
                   <pic:blipFill>
-                    <a:blip r:embed="rId16" cstate="print">
+                    <a:blip r:embed="rId17" cstate="print">
                       <a:extLst>
                         <a:ext uri="{28A0092B-C50C-407E-A947-70E740481C1C}">
                           <a14:useLocalDpi xmlns:a14="http://schemas.microsoft.com/office/drawing/2010/main" val="0"/>
@@ -7726,24 +7749,14 @@
       <w:r>
         <w:t>Рисунок А.</w:t>
       </w:r>
-      <w:r>
-        <w:fldChar w:fldCharType="begin"/>
-      </w:r>
-      <w:r>
-        <w:instrText xml:space="preserve"> SEQ Рисунок_А. \* ARABIC </w:instrText>
-      </w:r>
-      <w:r>
-        <w:fldChar w:fldCharType="separate"/>
-      </w:r>
-      <w:r>
-        <w:rPr>
-          <w:noProof/>
-        </w:rPr>
-        <w:t>4</w:t>
-      </w:r>
-      <w:r>
-        <w:fldChar w:fldCharType="end"/>
-      </w:r>
+      <w:fldSimple w:instr=" SEQ Рисунок_А. \* ARABIC ">
+        <w:r>
+          <w:rPr>
+            <w:noProof/>
+          </w:rPr>
+          <w:t>4</w:t>
+        </w:r>
+      </w:fldSimple>
       <w:r>
         <w:t xml:space="preserve"> - паттерн ходьбы Ладьи</w:t>
       </w:r>
@@ -7776,106 +7789,6 @@
                 <pic:pic xmlns:pic="http://schemas.openxmlformats.org/drawingml/2006/picture">
                   <pic:nvPicPr>
                     <pic:cNvPr id="0" name="Picture 10"/>
-                    <pic:cNvPicPr>
-                      <a:picLocks noChangeAspect="1" noChangeArrowheads="1"/>
-                    </pic:cNvPicPr>
-                  </pic:nvPicPr>
-                  <pic:blipFill>
-                    <a:blip r:embed="rId17" cstate="print">
-                      <a:extLst>
-                        <a:ext uri="{28A0092B-C50C-407E-A947-70E740481C1C}">
-                          <a14:useLocalDpi xmlns:a14="http://schemas.microsoft.com/office/drawing/2010/main" val="0"/>
-                        </a:ext>
-                      </a:extLst>
-                    </a:blip>
-                    <a:srcRect/>
-                    <a:stretch>
-                      <a:fillRect/>
-                    </a:stretch>
-                  </pic:blipFill>
-                  <pic:spPr bwMode="auto">
-                    <a:xfrm>
-                      <a:off x="0" y="0"/>
-                      <a:ext cx="2880000" cy="3014297"/>
-                    </a:xfrm>
-                    <a:prstGeom prst="rect">
-                      <a:avLst/>
-                    </a:prstGeom>
-                    <a:noFill/>
-                    <a:ln>
-                      <a:noFill/>
-                    </a:ln>
-                  </pic:spPr>
-                </pic:pic>
-              </a:graphicData>
-            </a:graphic>
-          </wp:inline>
-        </w:drawing>
-      </w:r>
-    </w:p>
-    <w:p>
-      <w:pPr>
-        <w:pStyle w:val="af7"/>
-      </w:pPr>
-      <w:bookmarkStart w:id="58" w:name="_Toc109693202"/>
-      <w:bookmarkStart w:id="59" w:name="_Ref109693551"/>
-      <w:r>
-        <w:t>Рисунок А.</w:t>
-      </w:r>
-      <w:r>
-        <w:fldChar w:fldCharType="begin"/>
-      </w:r>
-      <w:r>
-        <w:instrText xml:space="preserve"> SEQ Рисунок_А. \* ARABIC </w:instrText>
-      </w:r>
-      <w:r>
-        <w:fldChar w:fldCharType="separate"/>
-      </w:r>
-      <w:r>
-        <w:rPr>
-          <w:noProof/>
-        </w:rPr>
-        <w:t>5</w:t>
-      </w:r>
-      <w:r>
-        <w:fldChar w:fldCharType="end"/>
-      </w:r>
-      <w:r>
-        <w:t>.</w:t>
-      </w:r>
-      <w:r>
-        <w:t xml:space="preserve"> - паттерн ходьба Слона</w:t>
-      </w:r>
-      <w:bookmarkEnd w:id="58"/>
-      <w:bookmarkEnd w:id="59"/>
-    </w:p>
-    <w:p>
-      <w:pPr>
-        <w:pStyle w:val="af7"/>
-      </w:pPr>
-    </w:p>
-    <w:p>
-      <w:pPr>
-        <w:pStyle w:val="af7"/>
-        <w:keepNext/>
-      </w:pPr>
-      <w:r>
-        <w:rPr>
-          <w:noProof/>
-        </w:rPr>
-        <w:drawing>
-          <wp:inline distT="0" distB="0" distL="0" distR="0" wp14:anchorId="187DB7E4" wp14:editId="2A0451F6">
-            <wp:extent cx="2880000" cy="3014297"/>
-            <wp:effectExtent l="0" t="0" r="0" b="0"/>
-            <wp:docPr id="12" name="Рисунок 12"/>
-            <wp:cNvGraphicFramePr>
-              <a:graphicFrameLocks xmlns:a="http://schemas.openxmlformats.org/drawingml/2006/main" noChangeAspect="1"/>
-            </wp:cNvGraphicFramePr>
-            <a:graphic xmlns:a="http://schemas.openxmlformats.org/drawingml/2006/main">
-              <a:graphicData uri="http://schemas.openxmlformats.org/drawingml/2006/picture">
-                <pic:pic xmlns:pic="http://schemas.openxmlformats.org/drawingml/2006/picture">
-                  <pic:nvPicPr>
-                    <pic:cNvPr id="0" name="Picture 11"/>
                     <pic:cNvPicPr>
                       <a:picLocks noChangeAspect="1" noChangeArrowheads="1"/>
                     </pic:cNvPicPr>
@@ -7915,6 +7828,96 @@
     </w:p>
     <w:p>
       <w:pPr>
+        <w:pStyle w:val="af7"/>
+      </w:pPr>
+      <w:bookmarkStart w:id="58" w:name="_Toc109693202"/>
+      <w:bookmarkStart w:id="59" w:name="_Ref109693551"/>
+      <w:r>
+        <w:t>Рисунок А.</w:t>
+      </w:r>
+      <w:fldSimple w:instr=" SEQ Рисунок_А. \* ARABIC ">
+        <w:r>
+          <w:rPr>
+            <w:noProof/>
+          </w:rPr>
+          <w:t>5</w:t>
+        </w:r>
+      </w:fldSimple>
+      <w:r>
+        <w:t>.</w:t>
+      </w:r>
+      <w:r>
+        <w:t xml:space="preserve"> - паттерн ходьба Слона</w:t>
+      </w:r>
+      <w:bookmarkEnd w:id="58"/>
+      <w:bookmarkEnd w:id="59"/>
+    </w:p>
+    <w:p>
+      <w:pPr>
+        <w:pStyle w:val="af7"/>
+      </w:pPr>
+    </w:p>
+    <w:p>
+      <w:pPr>
+        <w:pStyle w:val="af7"/>
+        <w:keepNext/>
+      </w:pPr>
+      <w:r>
+        <w:rPr>
+          <w:noProof/>
+        </w:rPr>
+        <w:drawing>
+          <wp:inline distT="0" distB="0" distL="0" distR="0" wp14:anchorId="187DB7E4" wp14:editId="2A0451F6">
+            <wp:extent cx="2880000" cy="3014297"/>
+            <wp:effectExtent l="0" t="0" r="0" b="0"/>
+            <wp:docPr id="12" name="Рисунок 12"/>
+            <wp:cNvGraphicFramePr>
+              <a:graphicFrameLocks xmlns:a="http://schemas.openxmlformats.org/drawingml/2006/main" noChangeAspect="1"/>
+            </wp:cNvGraphicFramePr>
+            <a:graphic xmlns:a="http://schemas.openxmlformats.org/drawingml/2006/main">
+              <a:graphicData uri="http://schemas.openxmlformats.org/drawingml/2006/picture">
+                <pic:pic xmlns:pic="http://schemas.openxmlformats.org/drawingml/2006/picture">
+                  <pic:nvPicPr>
+                    <pic:cNvPr id="0" name="Picture 11"/>
+                    <pic:cNvPicPr>
+                      <a:picLocks noChangeAspect="1" noChangeArrowheads="1"/>
+                    </pic:cNvPicPr>
+                  </pic:nvPicPr>
+                  <pic:blipFill>
+                    <a:blip r:embed="rId19" cstate="print">
+                      <a:extLst>
+                        <a:ext uri="{28A0092B-C50C-407E-A947-70E740481C1C}">
+                          <a14:useLocalDpi xmlns:a14="http://schemas.microsoft.com/office/drawing/2010/main" val="0"/>
+                        </a:ext>
+                      </a:extLst>
+                    </a:blip>
+                    <a:srcRect/>
+                    <a:stretch>
+                      <a:fillRect/>
+                    </a:stretch>
+                  </pic:blipFill>
+                  <pic:spPr bwMode="auto">
+                    <a:xfrm>
+                      <a:off x="0" y="0"/>
+                      <a:ext cx="2880000" cy="3014297"/>
+                    </a:xfrm>
+                    <a:prstGeom prst="rect">
+                      <a:avLst/>
+                    </a:prstGeom>
+                    <a:noFill/>
+                    <a:ln>
+                      <a:noFill/>
+                    </a:ln>
+                  </pic:spPr>
+                </pic:pic>
+              </a:graphicData>
+            </a:graphic>
+          </wp:inline>
+        </w:drawing>
+      </w:r>
+    </w:p>
+    <w:p>
+      <w:pPr>
         <w:pStyle w:val="af5"/>
         <w:jc w:val="center"/>
       </w:pPr>
@@ -7923,24 +7926,14 @@
       <w:r>
         <w:t>Рисунок А.</w:t>
       </w:r>
-      <w:r>
-        <w:fldChar w:fldCharType="begin"/>
-      </w:r>
-      <w:r>
-        <w:instrText xml:space="preserve"> SEQ Рисунок_А. \* ARABIC </w:instrText>
-      </w:r>
-      <w:r>
-        <w:fldChar w:fldCharType="separate"/>
-      </w:r>
-      <w:r>
-        <w:rPr>
-          <w:noProof/>
-        </w:rPr>
-        <w:t>6</w:t>
-      </w:r>
-      <w:r>
-        <w:fldChar w:fldCharType="end"/>
-      </w:r>
+      <w:fldSimple w:instr=" SEQ Рисунок_А. \* ARABIC ">
+        <w:r>
+          <w:rPr>
+            <w:noProof/>
+          </w:rPr>
+          <w:t>6</w:t>
+        </w:r>
+      </w:fldSimple>
       <w:r>
         <w:t>.</w:t>
       </w:r>
@@ -7998,7 +7991,7 @@
           <w:numId w:val="10"/>
         </w:numPr>
       </w:pPr>
-      <w:hyperlink r:id="rId19" w:history="1">
+      <w:hyperlink r:id="rId20" w:history="1">
         <w:r>
           <w:rPr>
             <w:rStyle w:val="a9"/>
@@ -8016,7 +8009,7 @@
           <w:numId w:val="10"/>
         </w:numPr>
       </w:pPr>
-      <w:hyperlink r:id="rId20" w:history="1">
+      <w:hyperlink r:id="rId21" w:history="1">
         <w:bookmarkStart w:id="62" w:name="_Ref109694552"/>
         <w:r>
           <w:rPr>
@@ -8168,8 +8161,8 @@
       </w:pPr>
     </w:p>
     <w:sectPr>
-      <w:footerReference w:type="default" r:id="rId21"/>
-      <w:footerReference w:type="first" r:id="rId22"/>
+      <w:footerReference w:type="default" r:id="rId22"/>
+      <w:footerReference w:type="first" r:id="rId23"/>
       <w:pgSz w:w="11906" w:h="16838"/>
       <w:pgMar w:top="1134" w:right="850" w:bottom="1134" w:left="1701" w:header="708" w:footer="708" w:gutter="0"/>
       <w:pgNumType w:start="4"/>
@@ -9705,6 +9698,7 @@
   <w:style w:type="character" w:default="1" w:styleId="a0">
     <w:name w:val="Default Paragraph Font"/>
     <w:uiPriority w:val="1"/>
+    <w:semiHidden/>
     <w:unhideWhenUsed/>
   </w:style>
   <w:style w:type="table" w:default="1" w:styleId="a1">

--- a/Отчёт.docx
+++ b/Отчёт.docx
@@ -384,13 +384,28 @@
           <w:rFonts w:ascii="Times New Roman" w:hAnsi="Times New Roman" w:cs="Times New Roman"/>
           <w:u w:val="single"/>
         </w:rPr>
-        <w:t xml:space="preserve"> Д.В,</w:t>
-      </w:r>
-      <w:r>
-        <w:rPr>
-          <w:rFonts w:ascii="Times New Roman" w:hAnsi="Times New Roman" w:cs="Times New Roman"/>
-        </w:rPr>
-        <w:t>__</w:t>
+        <w:t xml:space="preserve"> </w:t>
+      </w:r>
+      <w:proofErr w:type="gramStart"/>
+      <w:r>
+        <w:rPr>
+          <w:rFonts w:ascii="Times New Roman" w:hAnsi="Times New Roman" w:cs="Times New Roman"/>
+          <w:u w:val="single"/>
+        </w:rPr>
+        <w:t>Д.В,</w:t>
+      </w:r>
+      <w:r>
+        <w:rPr>
+          <w:rFonts w:ascii="Times New Roman" w:hAnsi="Times New Roman" w:cs="Times New Roman"/>
+        </w:rPr>
+        <w:t>_</w:t>
+      </w:r>
+      <w:proofErr w:type="gramEnd"/>
+      <w:r>
+        <w:rPr>
+          <w:rFonts w:ascii="Times New Roman" w:hAnsi="Times New Roman" w:cs="Times New Roman"/>
+        </w:rPr>
+        <w:t>_</w:t>
       </w:r>
     </w:p>
     <w:p>
@@ -495,21 +510,7 @@
         <w:rPr>
           <w:rFonts w:ascii="Times New Roman" w:hAnsi="Times New Roman" w:cs="Times New Roman"/>
         </w:rPr>
-        <w:t xml:space="preserve">________________         </w:t>
-      </w:r>
-      <w:proofErr w:type="spellStart"/>
-      <w:r>
-        <w:rPr>
-          <w:rFonts w:ascii="Times New Roman" w:hAnsi="Times New Roman" w:cs="Times New Roman"/>
-        </w:rPr>
-        <w:t>Корязин</w:t>
-      </w:r>
-      <w:proofErr w:type="spellEnd"/>
-      <w:r>
-        <w:rPr>
-          <w:rFonts w:ascii="Times New Roman" w:hAnsi="Times New Roman" w:cs="Times New Roman"/>
-        </w:rPr>
-        <w:t xml:space="preserve"> Е.А.</w:t>
+        <w:t>________________         Корязин Е.А.</w:t>
       </w:r>
       <w:r>
         <w:rPr>
@@ -4524,109 +4525,109 @@
         <w:rPr>
           <w:rFonts w:cs="Times New Roman"/>
         </w:rPr>
+        <w:instrText xml:space="preserve"> \* MERGEFORMAT </w:instrText>
       </w:r>
       <w:r>
         <w:rPr>
           <w:rFonts w:cs="Times New Roman"/>
         </w:rPr>
+      </w:r>
+      <w:r>
+        <w:rPr>
+          <w:rFonts w:cs="Times New Roman"/>
+        </w:rPr>
+        <w:fldChar w:fldCharType="separate"/>
+      </w:r>
+      <w:r>
+        <w:t>Рисунок А.</w:t>
+      </w:r>
+      <w:r>
+        <w:rPr>
+          <w:noProof/>
+        </w:rPr>
+        <w:t>5</w:t>
+      </w:r>
+      <w:r>
+        <w:t>. - паттерн хода Слона</w:t>
+      </w:r>
+      <w:r>
+        <w:rPr>
+          <w:rFonts w:cs="Times New Roman"/>
+        </w:rPr>
+        <w:fldChar w:fldCharType="end"/>
+      </w:r>
+      <w:r>
+        <w:rPr>
+          <w:rFonts w:cs="Times New Roman"/>
+        </w:rPr>
+        <w:t>.</w:t>
+      </w:r>
+    </w:p>
+    <w:p>
+      <w:pPr>
+        <w:pStyle w:val="af2"/>
+        <w:rPr>
+          <w:rFonts w:cs="Times New Roman"/>
+        </w:rPr>
+      </w:pPr>
+      <w:r>
+        <w:t>Пешка м</w:t>
+      </w:r>
+      <w:r>
+        <w:t xml:space="preserve">ожет ходить в радиусе </w:t>
+      </w:r>
+      <w:r>
+        <w:t>одной клетки</w:t>
+      </w:r>
+      <w:r>
+        <w:t xml:space="preserve"> </w:t>
+      </w:r>
+      <w:r>
+        <w:t>вокруг</w:t>
+      </w:r>
+      <w:r>
+        <w:t xml:space="preserve"> </w:t>
+      </w:r>
+      <w:r>
+        <w:t>себя,</w:t>
+      </w:r>
+      <w:r>
+        <w:t xml:space="preserve"> может</w:t>
+      </w:r>
+      <w:r>
+        <w:t xml:space="preserve"> есть</w:t>
+      </w:r>
+      <w:r>
+        <w:t xml:space="preserve"> другие фигуры. </w:t>
+      </w:r>
+      <w:r>
+        <w:rPr>
+          <w:rFonts w:cs="Times New Roman"/>
+        </w:rPr>
+        <w:t xml:space="preserve">Пример </w:t>
+      </w:r>
+      <w:r>
+        <w:rPr>
+          <w:rFonts w:cs="Times New Roman"/>
+        </w:rPr>
+        <w:fldChar w:fldCharType="begin"/>
+      </w:r>
+      <w:r>
+        <w:rPr>
+          <w:rFonts w:cs="Times New Roman"/>
+        </w:rPr>
+        <w:instrText xml:space="preserve"> REF _Ref109693563 \h </w:instrText>
+      </w:r>
+      <w:r>
+        <w:rPr>
+          <w:rFonts w:cs="Times New Roman"/>
+        </w:rPr>
         <w:instrText xml:space="preserve"> \* MERGEFORMAT </w:instrText>
       </w:r>
       <w:r>
         <w:rPr>
           <w:rFonts w:cs="Times New Roman"/>
         </w:rPr>
-        <w:fldChar w:fldCharType="separate"/>
-      </w:r>
-      <w:r>
-        <w:t>Рисунок А.</w:t>
-      </w:r>
-      <w:r>
-        <w:rPr>
-          <w:noProof/>
-        </w:rPr>
-        <w:t>5</w:t>
-      </w:r>
-      <w:r>
-        <w:t>. - паттерн хода Слона</w:t>
-      </w:r>
-      <w:r>
-        <w:rPr>
-          <w:rFonts w:cs="Times New Roman"/>
-        </w:rPr>
-        <w:fldChar w:fldCharType="end"/>
-      </w:r>
-      <w:r>
-        <w:rPr>
-          <w:rFonts w:cs="Times New Roman"/>
-        </w:rPr>
-        <w:t>.</w:t>
-      </w:r>
-    </w:p>
-    <w:p>
-      <w:pPr>
-        <w:pStyle w:val="af2"/>
-        <w:rPr>
-          <w:rFonts w:cs="Times New Roman"/>
-        </w:rPr>
-      </w:pPr>
-      <w:r>
-        <w:t>Пешка м</w:t>
-      </w:r>
-      <w:r>
-        <w:t xml:space="preserve">ожет ходить в радиусе </w:t>
-      </w:r>
-      <w:r>
-        <w:t>одной клетки</w:t>
-      </w:r>
-      <w:r>
-        <w:t xml:space="preserve"> </w:t>
-      </w:r>
-      <w:r>
-        <w:t>вокруг</w:t>
-      </w:r>
-      <w:r>
-        <w:t xml:space="preserve"> </w:t>
-      </w:r>
-      <w:r>
-        <w:t>себя,</w:t>
-      </w:r>
-      <w:r>
-        <w:t xml:space="preserve"> может</w:t>
-      </w:r>
-      <w:r>
-        <w:t xml:space="preserve"> есть</w:t>
-      </w:r>
-      <w:r>
-        <w:t xml:space="preserve"> другие фигуры. </w:t>
-      </w:r>
-      <w:r>
-        <w:rPr>
-          <w:rFonts w:cs="Times New Roman"/>
-        </w:rPr>
-        <w:t xml:space="preserve">Пример </w:t>
-      </w:r>
-      <w:r>
-        <w:rPr>
-          <w:rFonts w:cs="Times New Roman"/>
-        </w:rPr>
-        <w:fldChar w:fldCharType="begin"/>
-      </w:r>
-      <w:r>
-        <w:rPr>
-          <w:rFonts w:cs="Times New Roman"/>
-        </w:rPr>
-        <w:instrText xml:space="preserve"> REF _Ref109693563 \h </w:instrText>
-      </w:r>
-      <w:r>
-        <w:rPr>
-          <w:rFonts w:cs="Times New Roman"/>
-        </w:rPr>
-      </w:r>
-      <w:r>
-        <w:rPr>
-          <w:rFonts w:cs="Times New Roman"/>
-        </w:rPr>
-        <w:instrText xml:space="preserve"> \* MERGEFORMAT </w:instrText>
       </w:r>
       <w:r>
         <w:rPr>
@@ -6104,6 +6105,7 @@
         </w:rPr>
         <w:t xml:space="preserve"> </w:t>
       </w:r>
+      <w:proofErr w:type="gramStart"/>
       <w:r>
         <w:rPr>
           <w:rFonts w:cs="Times New Roman"/>
@@ -6112,6 +6114,7 @@
         </w:rPr>
         <w:t>- это</w:t>
       </w:r>
+      <w:proofErr w:type="gramEnd"/>
       <w:r>
         <w:rPr>
           <w:rFonts w:cs="Times New Roman"/>
@@ -6602,12 +6605,280 @@
     <w:p>
       <w:pPr>
         <w:pStyle w:val="af2"/>
+      </w:pPr>
+      <w:r>
+        <w:rPr>
+          <w:b/>
+          <w:bCs/>
+          <w:lang w:val="en-US"/>
+        </w:rPr>
+        <w:t>Cell</w:t>
+      </w:r>
+      <w:r>
+        <w:t xml:space="preserve"> - </w:t>
+      </w:r>
+      <w:r>
+        <w:t xml:space="preserve">класс, характеризующий одну клетку. </w:t>
+      </w:r>
+      <w:r>
+        <w:br/>
+        <w:t xml:space="preserve">Содержит: </w:t>
+      </w:r>
+      <w:r>
+        <w:br/>
+        <w:t>- позицию</w:t>
+      </w:r>
+      <w:r>
+        <w:t>;</w:t>
+      </w:r>
+      <w:r>
+        <w:br/>
+        <w:t xml:space="preserve">- </w:t>
+      </w:r>
+      <w:r>
+        <w:t>состояние</w:t>
+      </w:r>
+      <w:r>
+        <w:t xml:space="preserve"> клетк</w:t>
+      </w:r>
+      <w:r>
+        <w:t>и (Пустая, Закрашенная, Захваченная);</w:t>
+      </w:r>
+      <w:r>
+        <w:br/>
+        <w:t>- ссылку на фигуру, которая в ней стоит</w:t>
+      </w:r>
+      <w:r>
+        <w:t>;</w:t>
+      </w:r>
+      <w:r>
+        <w:br/>
+        <w:t xml:space="preserve">- номер игрока, который её захватил. </w:t>
+      </w:r>
+    </w:p>
+    <w:p>
+      <w:pPr>
+        <w:pStyle w:val="af2"/>
+      </w:pPr>
+      <w:r>
+        <w:rPr>
+          <w:b/>
+          <w:bCs/>
+          <w:lang w:val="en-US"/>
+        </w:rPr>
+        <w:t>Figure</w:t>
+      </w:r>
+      <w:r>
+        <w:t xml:space="preserve"> - </w:t>
+      </w:r>
+      <w:r>
+        <w:t xml:space="preserve">класс, характеризующий одну фигуру. </w:t>
+      </w:r>
+      <w:r>
+        <w:br/>
+        <w:t xml:space="preserve">Содержит: </w:t>
+      </w:r>
+      <w:r>
+        <w:br/>
+        <w:t>- позицию</w:t>
+      </w:r>
+      <w:r>
+        <w:t>;</w:t>
+      </w:r>
+      <w:r>
+        <w:br/>
+        <w:t xml:space="preserve">- тип </w:t>
+      </w:r>
+      <w:r>
+        <w:t>фигуры (Пешка, Король, Конь…);</w:t>
+      </w:r>
+      <w:r>
+        <w:br/>
+        <w:t>- ссылку на игрока</w:t>
+      </w:r>
+      <w:r>
+        <w:t>;</w:t>
+      </w:r>
+      <w:r>
+        <w:br/>
+      </w:r>
+      <w:r>
+        <w:t xml:space="preserve">- </w:t>
+      </w:r>
+      <w:r>
+        <w:t>состояние</w:t>
+      </w:r>
+      <w:r>
+        <w:t xml:space="preserve"> клетки, при котором на неё может наступить данная фигура</w:t>
+      </w:r>
+      <w:r>
+        <w:t>.</w:t>
+      </w:r>
+    </w:p>
+    <w:p>
+      <w:pPr>
+        <w:pStyle w:val="af2"/>
+        <w:ind w:firstLine="0"/>
+      </w:pPr>
+    </w:p>
+    <w:p/>
+    <w:p>
+      <w:pPr>
+        <w:pStyle w:val="af2"/>
+      </w:pPr>
+      <w:r>
+        <w:rPr>
+          <w:b/>
+          <w:bCs/>
+          <w:lang w:val="en-US"/>
+        </w:rPr>
+        <w:lastRenderedPageBreak/>
+        <w:t>Player</w:t>
+      </w:r>
+      <w:r>
+        <w:t xml:space="preserve"> – </w:t>
+      </w:r>
+      <w:r>
+        <w:t>класс, характеризующий одного игрока.</w:t>
+      </w:r>
+      <w:r>
+        <w:br/>
+        <w:t xml:space="preserve">Содержит: </w:t>
+      </w:r>
+      <w:r>
+        <w:br/>
+        <w:t>- номер игрока</w:t>
+      </w:r>
+      <w:r>
+        <w:t>;</w:t>
+      </w:r>
+      <w:r>
+        <w:br/>
+      </w:r>
+      <w:r>
+        <w:t xml:space="preserve">- </w:t>
+      </w:r>
+      <w:r>
+        <w:t>угол</w:t>
+      </w:r>
+      <w:r>
+        <w:t xml:space="preserve"> доски, в котором располагаются фигуры игрока</w:t>
+      </w:r>
+      <w:r>
+        <w:t>;</w:t>
+      </w:r>
+      <w:r>
+        <w:br/>
+        <w:t>- цвет</w:t>
+      </w:r>
+      <w:r>
+        <w:t>;</w:t>
+      </w:r>
+      <w:r>
+        <w:br/>
+      </w:r>
+      <w:r>
+        <w:t xml:space="preserve">- </w:t>
+      </w:r>
+      <w:r>
+        <w:t>тип игро</w:t>
+      </w:r>
+      <w:r>
+        <w:t xml:space="preserve">ка (Человек, </w:t>
+      </w:r>
+      <w:r>
+        <w:rPr>
+          <w:lang w:val="en-US"/>
+        </w:rPr>
+        <w:t>AI</w:t>
+      </w:r>
+      <w:r>
+        <w:t xml:space="preserve">, </w:t>
+      </w:r>
+      <w:r>
+        <w:t>Сетевой игрок</w:t>
+      </w:r>
+      <w:r>
+        <w:t>);</w:t>
+      </w:r>
+      <w:r>
+        <w:br/>
+      </w:r>
+      <w:r>
+        <w:t xml:space="preserve">- список </w:t>
+      </w:r>
+      <w:r>
+        <w:t>ф</w:t>
+      </w:r>
+      <w:r>
+        <w:t>игур.</w:t>
+      </w:r>
+    </w:p>
+    <w:p>
+      <w:pPr>
+        <w:pStyle w:val="af2"/>
+      </w:pPr>
+      <w:r>
+        <w:rPr>
+          <w:b/>
+          <w:bCs/>
+          <w:lang w:val="en-US"/>
+        </w:rPr>
+        <w:t>Map</w:t>
+      </w:r>
+      <w:r>
+        <w:t xml:space="preserve"> – </w:t>
+      </w:r>
+      <w:r>
+        <w:t xml:space="preserve">класс, описывающий игровое состояния. </w:t>
+      </w:r>
+      <w:r>
+        <w:br/>
+        <w:t xml:space="preserve">Содержит: </w:t>
+      </w:r>
+      <w:r>
+        <w:br/>
+        <w:t>- двумерный массив клеток</w:t>
+      </w:r>
+      <w:r>
+        <w:t>;</w:t>
+      </w:r>
+      <w:r>
+        <w:br/>
+        <w:t xml:space="preserve">- </w:t>
+      </w:r>
+      <w:r>
+        <w:t>список игроков</w:t>
+      </w:r>
+      <w:r>
+        <w:t>;</w:t>
+      </w:r>
+      <w:r>
+        <w:br/>
+        <w:t>- номер хода</w:t>
+      </w:r>
+      <w:r>
+        <w:t>.</w:t>
+      </w:r>
+      <w:r>
+        <w:br/>
+        <w:t>- количество очков каждого игрока</w:t>
+      </w:r>
+      <w:r>
+        <w:t>;</w:t>
+      </w:r>
+    </w:p>
+    <w:p>
+      <w:pPr>
+        <w:pStyle w:val="af2"/>
         <w:rPr>
           <w:rStyle w:val="af3"/>
         </w:rPr>
       </w:pPr>
       <w:r>
         <w:rPr>
+          <w:b/>
+          <w:bCs/>
           <w:lang w:val="en-US"/>
         </w:rPr>
         <w:t>GameStateCalcSystem</w:t>
@@ -6695,6 +6966,7 @@
       <w:r>
         <w:t xml:space="preserve"> </w:t>
       </w:r>
+      <w:proofErr w:type="gramStart"/>
       <w:r>
         <w:rPr>
           <w:lang w:val="en-US"/>
@@ -6704,6 +6976,7 @@
       <w:r>
         <w:t>(</w:t>
       </w:r>
+      <w:proofErr w:type="gramEnd"/>
       <w:r>
         <w:rPr>
           <w:lang w:val="en-US"/>
@@ -6735,7 +7008,327 @@
         <w:t xml:space="preserve"> метод принимает на вход игровое состояние, фигуру, и клетку куда ходит фигура. Возвращает новое игровое состояние, входной параметр не изменяется.</w:t>
       </w:r>
     </w:p>
-    <w:p/>
+    <w:p>
+      <w:pPr>
+        <w:pStyle w:val="af2"/>
+      </w:pPr>
+      <w:r>
+        <w:rPr>
+          <w:b/>
+          <w:bCs/>
+          <w:lang w:val="en-US"/>
+        </w:rPr>
+        <w:t>WayCalcSystem</w:t>
+      </w:r>
+      <w:r>
+        <w:t xml:space="preserve"> – </w:t>
+      </w:r>
+      <w:r>
+        <w:t>класс, содержит в себе статические методы для</w:t>
+      </w:r>
+      <w:r>
+        <w:t xml:space="preserve"> расчёта всех возможных</w:t>
+      </w:r>
+      <w:r>
+        <w:t xml:space="preserve"> ходов</w:t>
+      </w:r>
+      <w:r>
+        <w:t xml:space="preserve"> </w:t>
+      </w:r>
+      <w:r>
+        <w:t xml:space="preserve">фигуры </w:t>
+      </w:r>
+      <w:r>
+        <w:t>и её пути при этих ходах</w:t>
+      </w:r>
+      <w:r>
+        <w:t xml:space="preserve">. Реализован с помощью паттерна Стратегия – в зависимости от переданной фигуры, сам выбирает какой алгоритм использовать для расчёта. </w:t>
+      </w:r>
+      <w:r>
+        <w:br/>
+        <w:t>Основные методы:</w:t>
+      </w:r>
+    </w:p>
+    <w:p>
+      <w:pPr>
+        <w:pStyle w:val="af2"/>
+        <w:ind w:firstLine="0"/>
+      </w:pPr>
+      <w:r>
+        <w:t xml:space="preserve">- </w:t>
+      </w:r>
+      <w:proofErr w:type="gramStart"/>
+      <w:r>
+        <w:rPr>
+          <w:lang w:val="en-US"/>
+        </w:rPr>
+        <w:t>List</w:t>
+      </w:r>
+      <w:r>
+        <w:t>&lt;</w:t>
+      </w:r>
+      <w:proofErr w:type="gramEnd"/>
+      <w:r>
+        <w:rPr>
+          <w:lang w:val="en-US"/>
+        </w:rPr>
+        <w:t>Cell</w:t>
+      </w:r>
+      <w:r>
+        <w:t xml:space="preserve">&gt; </w:t>
+      </w:r>
+      <w:r>
+        <w:rPr>
+          <w:lang w:val="en-US"/>
+        </w:rPr>
+        <w:t>CalcAllSteps</w:t>
+      </w:r>
+      <w:r>
+        <w:t xml:space="preserve"> (</w:t>
+      </w:r>
+      <w:r>
+        <w:rPr>
+          <w:lang w:val="en-US"/>
+        </w:rPr>
+        <w:t>Map</w:t>
+      </w:r>
+      <w:r>
+        <w:t xml:space="preserve">, </w:t>
+      </w:r>
+      <w:r>
+        <w:rPr>
+          <w:lang w:val="en-US"/>
+        </w:rPr>
+        <w:t>Figure</w:t>
+      </w:r>
+      <w:r>
+        <w:t>)</w:t>
+      </w:r>
+      <w:r>
+        <w:t xml:space="preserve"> </w:t>
+      </w:r>
+      <w:r>
+        <w:t xml:space="preserve">метод принимает игровое состояние и фигуру для которой нужно </w:t>
+      </w:r>
+      <w:r>
+        <w:t>вернуть список</w:t>
+      </w:r>
+      <w:r>
+        <w:t xml:space="preserve">  клеток, на которые может наступить данная фигура при данном игровом состояние. </w:t>
+      </w:r>
+    </w:p>
+    <w:p>
+      <w:pPr>
+        <w:pStyle w:val="af2"/>
+        <w:ind w:firstLine="0"/>
+      </w:pPr>
+      <w:r>
+        <w:lastRenderedPageBreak/>
+        <w:t xml:space="preserve">- </w:t>
+      </w:r>
+      <w:proofErr w:type="gramStart"/>
+      <w:r>
+        <w:rPr>
+          <w:lang w:val="en-US"/>
+        </w:rPr>
+        <w:t>List</w:t>
+      </w:r>
+      <w:r>
+        <w:t>&lt;</w:t>
+      </w:r>
+      <w:proofErr w:type="gramEnd"/>
+      <w:r>
+        <w:rPr>
+          <w:lang w:val="en-US"/>
+        </w:rPr>
+        <w:t>Cell</w:t>
+      </w:r>
+      <w:r>
+        <w:t xml:space="preserve">&gt; </w:t>
+      </w:r>
+      <w:r>
+        <w:rPr>
+          <w:lang w:val="en-US"/>
+        </w:rPr>
+        <w:t>CaclWay</w:t>
+      </w:r>
+      <w:r>
+        <w:t xml:space="preserve"> (</w:t>
+      </w:r>
+      <w:r>
+        <w:rPr>
+          <w:lang w:val="en-US"/>
+        </w:rPr>
+        <w:t>Map</w:t>
+      </w:r>
+      <w:r>
+        <w:t xml:space="preserve">, </w:t>
+      </w:r>
+      <w:r>
+        <w:rPr>
+          <w:lang w:val="en-US"/>
+        </w:rPr>
+        <w:t>Figure</w:t>
+      </w:r>
+      <w:r>
+        <w:t xml:space="preserve">, </w:t>
+      </w:r>
+      <w:r>
+        <w:rPr>
+          <w:lang w:val="en-US"/>
+        </w:rPr>
+        <w:t>Position</w:t>
+      </w:r>
+      <w:r>
+        <w:t xml:space="preserve">) </w:t>
+      </w:r>
+      <w:r>
+        <w:t>метод принимает игровое состояние, фигуру и позицию клетки, на которую он хочет наступить. Возвращ</w:t>
+      </w:r>
+      <w:r>
+        <w:t>ает список клеток</w:t>
+      </w:r>
+      <w:r>
+        <w:t xml:space="preserve">, по которым нужно пройти фигуре чтобы попасть в конечную клетку. </w:t>
+      </w:r>
+    </w:p>
+    <w:p>
+      <w:pPr>
+        <w:pStyle w:val="af2"/>
+        <w:ind w:firstLine="0"/>
+        <w:rPr>
+          <w:b/>
+          <w:bCs/>
+          <w:lang w:val="en-US"/>
+        </w:rPr>
+      </w:pPr>
+      <w:r>
+        <w:tab/>
+      </w:r>
+      <w:r>
+        <w:rPr>
+          <w:b/>
+          <w:bCs/>
+          <w:lang w:val="en-US"/>
+        </w:rPr>
+        <w:t>GameStateBuilder</w:t>
+      </w:r>
+      <w:r>
+        <w:t xml:space="preserve"> – </w:t>
+      </w:r>
+      <w:r>
+        <w:t>класс, отвечающий за гибкое создание начального игрового состояния. Содержит в себе три структуры, описывающие состояние игры, которое мы хотим получить. Есть возможность сформировать структуры извне, или выбрать шаблонные, реализованные внутри класса.</w:t>
+      </w:r>
+      <w:r>
+        <w:br/>
+        <w:t>Агрегирует</w:t>
+      </w:r>
+      <w:r>
+        <w:t xml:space="preserve"> </w:t>
+      </w:r>
+      <w:r>
+        <w:t>в</w:t>
+      </w:r>
+      <w:r>
+        <w:t xml:space="preserve"> </w:t>
+      </w:r>
+      <w:r>
+        <w:t>себе</w:t>
+      </w:r>
+      <w:r>
+        <w:t xml:space="preserve"> </w:t>
+      </w:r>
+      <w:r>
+        <w:t>три</w:t>
+      </w:r>
+      <w:r>
+        <w:t xml:space="preserve"> </w:t>
+      </w:r>
+      <w:r>
+        <w:t>класса</w:t>
+      </w:r>
+      <w:r>
+        <w:t xml:space="preserve">: </w:t>
+      </w:r>
+      <w:r>
+        <w:rPr>
+          <w:lang w:val="en-US"/>
+        </w:rPr>
+        <w:t>FigureBuilderDirector</w:t>
+      </w:r>
+      <w:r>
+        <w:t xml:space="preserve">, </w:t>
+      </w:r>
+      <w:r>
+        <w:rPr>
+          <w:lang w:val="en-US"/>
+        </w:rPr>
+        <w:t>CellBuilder</w:t>
+      </w:r>
+      <w:r>
+        <w:t xml:space="preserve">, </w:t>
+      </w:r>
+      <w:r>
+        <w:rPr>
+          <w:lang w:val="en-US"/>
+        </w:rPr>
+        <w:t>PlayerBuilder</w:t>
+      </w:r>
+      <w:r>
+        <w:t xml:space="preserve">. </w:t>
+      </w:r>
+      <w:r>
+        <w:rPr>
+          <w:lang w:val="en-US"/>
+        </w:rPr>
+        <w:t>FigureBuilderDirector</w:t>
+      </w:r>
+      <w:r>
+        <w:t xml:space="preserve"> </w:t>
+      </w:r>
+      <w:r>
+        <w:t>– содержит ссылки на конкретных строителей фигур.</w:t>
+      </w:r>
+      <w:r>
+        <w:br/>
+      </w:r>
+      <w:r>
+        <w:t>Основные методы:</w:t>
+      </w:r>
+      <w:r>
+        <w:br/>
+        <w:t xml:space="preserve">- </w:t>
+      </w:r>
+      <w:r>
+        <w:rPr>
+          <w:lang w:val="en-US"/>
+        </w:rPr>
+        <w:t xml:space="preserve">Map </w:t>
+      </w:r>
+      <w:proofErr w:type="gramStart"/>
+      <w:r>
+        <w:rPr>
+          <w:lang w:val="en-US"/>
+        </w:rPr>
+        <w:t>CreateGameState(</w:t>
+      </w:r>
+      <w:proofErr w:type="gramEnd"/>
+      <w:r>
+        <w:rPr>
+          <w:lang w:val="en-US"/>
+        </w:rPr>
+        <w:t xml:space="preserve">) – </w:t>
+      </w:r>
+      <w:r>
+        <w:t>создаёт начальное игровое состояние.</w:t>
+      </w:r>
+      <w:r>
+        <w:rPr>
+          <w:lang w:val="en-US"/>
+        </w:rPr>
+        <w:t xml:space="preserve"> </w:t>
+      </w:r>
+    </w:p>
     <w:p>
       <w:pPr>
         <w:pStyle w:val="2"/>
@@ -6791,17 +7384,10 @@
         <w:t xml:space="preserve"> – </w:t>
       </w:r>
       <w:r>
-        <w:t xml:space="preserve">все контроллеры невидимые </w:t>
-      </w:r>
-      <w:r>
-        <w:lastRenderedPageBreak/>
-        <w:t>объекты игрового мира. Это позволяет внедрить зависимости в объекты</w:t>
-      </w:r>
-      <w:r>
-        <w:t xml:space="preserve"> </w:t>
-      </w:r>
-      <w:r>
-        <w:t>классов этого уровня</w:t>
+        <w:t>все контроллеры невидимые объекты игрового мира. Это позволяет внедрить зависимости в объекты</w:t>
+      </w:r>
+      <w:r>
+        <w:t xml:space="preserve"> классов этого уровня</w:t>
       </w:r>
       <w:r>
         <w:t xml:space="preserve"> при </w:t>
@@ -6892,6 +7478,10 @@
         <w:ind w:firstLine="0"/>
       </w:pPr>
       <w:r>
+        <w:rPr>
+          <w:noProof/>
+        </w:rPr>
+        <w:lastRenderedPageBreak/>
         <w:drawing>
           <wp:inline distT="0" distB="0" distL="0" distR="0" wp14:anchorId="659E212F" wp14:editId="596EC4D0">
             <wp:extent cx="6147159" cy="3771090"/>
@@ -7197,6 +7787,29 @@
     </w:p>
     <w:p>
       <w:pPr>
+        <w:pStyle w:val="af2"/>
+      </w:pPr>
+      <w:r>
+        <w:t xml:space="preserve">Алгоритм искусственного интеллекта должен отвечать нескольким основным требованиям. Первое - достаточно быстро считать ходы, игрок не должен долго ждать своего хода. Второе – делать осмысленные ходы в рамках разработанной игровой механики. Также хорошим решением будет добавить вариативность стратегий искусственного интеллекта. </w:t>
+      </w:r>
+      <w:r>
+        <w:br/>
+      </w:r>
+      <w:r>
+        <w:t xml:space="preserve">Самый распространённый алгоритм искусственного интеллекта в цифровых версиях настольных игр - Минимакс [3 </w:t>
+      </w:r>
+      <w:r>
+        <w:rPr>
+          <w:lang w:val="en-US"/>
+        </w:rPr>
+        <w:t>c</w:t>
+      </w:r>
+      <w:r>
+        <w:t>. 39].</w:t>
+      </w:r>
+    </w:p>
+    <w:p>
+      <w:pPr>
         <w:pStyle w:val="2"/>
         <w:numPr>
           <w:ilvl w:val="2"/>
@@ -7223,6 +7836,230 @@
     </w:p>
     <w:p>
       <w:pPr>
+        <w:pStyle w:val="af2"/>
+      </w:pPr>
+      <w:r>
+        <w:t xml:space="preserve">Идея алгоритма заключается в том, чтобы найти наилучший ход путем полного перебора. Данный алгоритм является рекурсивным, и вызывается до тех пор, пока не выполнится условие остановки, например условие конца игры, или достижение максимальной глубины «дерева». </w:t>
+      </w:r>
+    </w:p>
+    <w:p>
+      <w:pPr>
+        <w:pStyle w:val="af2"/>
+      </w:pPr>
+      <w:r>
+        <w:t>Преимущество алгоритма в том, что он просчитывает все возможные ходы, и выбирает наилучший, основываясь на оценочной функции. Недостатком является время работы алгоритма при полном переборе.</w:t>
+      </w:r>
+    </w:p>
+    <w:p>
+      <w:pPr>
+        <w:pStyle w:val="af2"/>
+      </w:pPr>
+      <w:r>
+        <w:t>Для корректной работы Минимакса нужна оценочная функция – функция, которая оценивает состояние игры. По ее значению алгоритм определяет, насколько выгодно текущее состояние игры для определенного игрока.</w:t>
+      </w:r>
+    </w:p>
+    <w:p/>
+    <w:p/>
+    <w:p/>
+    <w:p/>
+    <w:p/>
+    <w:p>
+      <w:pPr>
+        <w:pStyle w:val="af2"/>
+      </w:pPr>
+      <w:r>
+        <w:t>Оценочная функция вычисляется по формуле:</w:t>
+      </w:r>
+    </w:p>
+    <w:p>
+      <w:pPr>
+        <w:pStyle w:val="af2"/>
+        <w:rPr>
+          <w:lang w:val="en-US"/>
+        </w:rPr>
+      </w:pPr>
+      <w:r>
+        <w:rPr>
+          <w:lang w:val="en-US"/>
+        </w:rPr>
+        <w:t xml:space="preserve">Eval = P1 * </w:t>
+      </w:r>
+      <w:proofErr w:type="spellStart"/>
+      <w:r>
+        <w:rPr>
+          <w:lang w:val="en-US"/>
+        </w:rPr>
+        <w:t>pricePaint</w:t>
+      </w:r>
+      <w:proofErr w:type="spellEnd"/>
+      <w:r>
+        <w:rPr>
+          <w:lang w:val="en-US"/>
+        </w:rPr>
+        <w:t xml:space="preserve"> + D1 * </w:t>
+      </w:r>
+      <w:proofErr w:type="spellStart"/>
+      <w:r>
+        <w:rPr>
+          <w:lang w:val="en-US"/>
+        </w:rPr>
+        <w:t>priceDark</w:t>
+      </w:r>
+      <w:proofErr w:type="spellEnd"/>
+      <w:r>
+        <w:rPr>
+          <w:lang w:val="en-US"/>
+        </w:rPr>
+        <w:t xml:space="preserve"> – (P2 * </w:t>
+      </w:r>
+      <w:proofErr w:type="spellStart"/>
+      <w:r>
+        <w:rPr>
+          <w:lang w:val="en-US"/>
+        </w:rPr>
+        <w:t>pricePaint</w:t>
+      </w:r>
+      <w:proofErr w:type="spellEnd"/>
+      <w:r>
+        <w:rPr>
+          <w:lang w:val="en-US"/>
+        </w:rPr>
+        <w:t xml:space="preserve"> + D2 * </w:t>
+      </w:r>
+      <w:proofErr w:type="spellStart"/>
+      <w:r>
+        <w:rPr>
+          <w:lang w:val="en-US"/>
+        </w:rPr>
+        <w:t>priceDark</w:t>
+      </w:r>
+      <w:proofErr w:type="spellEnd"/>
+      <w:r>
+        <w:rPr>
+          <w:lang w:val="en-US"/>
+        </w:rPr>
+        <w:t xml:space="preserve">) + (F1 – F2) * x </w:t>
+      </w:r>
+      <w:proofErr w:type="spellStart"/>
+      <w:r>
+        <w:rPr>
+          <w:lang w:val="en-US"/>
+        </w:rPr>
+        <w:t>priceKill</w:t>
+      </w:r>
+      <w:proofErr w:type="spellEnd"/>
+      <w:r>
+        <w:rPr>
+          <w:lang w:val="en-US"/>
+        </w:rPr>
+        <w:t>, (1)</w:t>
+      </w:r>
+    </w:p>
+    <w:p>
+      <w:pPr>
+        <w:pStyle w:val="af2"/>
+      </w:pPr>
+      <w:r>
+        <w:t>где      P1 – Количество закрашенных клеток Ботом;</w:t>
+      </w:r>
+    </w:p>
+    <w:p>
+      <w:pPr>
+        <w:pStyle w:val="af2"/>
+      </w:pPr>
+      <w:r>
+        <w:tab/>
+        <w:t>P2 – Количество закрашенных клеток Человеком;</w:t>
+      </w:r>
+    </w:p>
+    <w:p>
+      <w:pPr>
+        <w:pStyle w:val="af2"/>
+      </w:pPr>
+      <w:r>
+        <w:lastRenderedPageBreak/>
+        <w:tab/>
+        <w:t>D1 – Количество захваченных клеток Ботом;</w:t>
+      </w:r>
+    </w:p>
+    <w:p>
+      <w:pPr>
+        <w:pStyle w:val="af2"/>
+      </w:pPr>
+      <w:r>
+        <w:tab/>
+        <w:t>D2 – Количество захваченных клеток Человеком;</w:t>
+      </w:r>
+    </w:p>
+    <w:p>
+      <w:pPr>
+        <w:pStyle w:val="af2"/>
+      </w:pPr>
+      <w:r>
+        <w:tab/>
+        <w:t>F1 – Количество фигур Бота;</w:t>
+      </w:r>
+    </w:p>
+    <w:p>
+      <w:pPr>
+        <w:pStyle w:val="af2"/>
+      </w:pPr>
+      <w:r>
+        <w:tab/>
+        <w:t>F2 – Количество фигур Человека;</w:t>
+      </w:r>
+    </w:p>
+    <w:p>
+      <w:pPr>
+        <w:pStyle w:val="af2"/>
+      </w:pPr>
+      <w:r>
+        <w:tab/>
+      </w:r>
+      <w:proofErr w:type="spellStart"/>
+      <w:r>
+        <w:t>pricePaint</w:t>
+      </w:r>
+      <w:proofErr w:type="spellEnd"/>
+      <w:r>
+        <w:t xml:space="preserve"> – цена за одну закрашенную клетку;</w:t>
+      </w:r>
+    </w:p>
+    <w:p>
+      <w:pPr>
+        <w:pStyle w:val="af2"/>
+      </w:pPr>
+      <w:r>
+        <w:tab/>
+      </w:r>
+      <w:proofErr w:type="spellStart"/>
+      <w:r>
+        <w:t>priceDark</w:t>
+      </w:r>
+      <w:proofErr w:type="spellEnd"/>
+      <w:r>
+        <w:t xml:space="preserve"> – цена за одну захваченную клетку;</w:t>
+      </w:r>
+    </w:p>
+    <w:p>
+      <w:pPr>
+        <w:pStyle w:val="af2"/>
+      </w:pPr>
+      <w:r>
+        <w:tab/>
+      </w:r>
+      <w:proofErr w:type="spellStart"/>
+      <w:r>
+        <w:t>priceKill</w:t>
+      </w:r>
+      <w:proofErr w:type="spellEnd"/>
+      <w:r>
+        <w:t xml:space="preserve"> – цена за съедание одной фигуры;</w:t>
+      </w:r>
+    </w:p>
+    <w:p/>
+    <w:p>
+      <w:pPr>
         <w:pStyle w:val="2"/>
         <w:numPr>
           <w:ilvl w:val="2"/>
@@ -7249,11 +8086,1066 @@
     </w:p>
     <w:p>
       <w:pPr>
+        <w:pStyle w:val="af2"/>
+      </w:pPr>
+      <w:r>
+        <w:t>В проекте было применено две оптимизации - Альфа-</w:t>
+      </w:r>
+      <w:proofErr w:type="spellStart"/>
+      <w:r>
+        <w:t>Бетта</w:t>
+      </w:r>
+      <w:proofErr w:type="spellEnd"/>
+      <w:r>
+        <w:t xml:space="preserve"> и грубое отсечение на разных стадиях игры.</w:t>
+      </w:r>
+    </w:p>
+    <w:p>
+      <w:pPr>
+        <w:pStyle w:val="af2"/>
+      </w:pPr>
+      <w:r>
+        <w:t>Идея Альфа-</w:t>
+      </w:r>
+      <w:proofErr w:type="spellStart"/>
+      <w:r>
+        <w:t>Бетта</w:t>
+      </w:r>
+      <w:proofErr w:type="spellEnd"/>
+      <w:r>
+        <w:t xml:space="preserve"> отсечения заключается в том, что при оценивании ветви дерева можно досрочно прекратить вычисление, если понятно, что в любом случае значение этой ветви будет хуже, чем уже было найдено при расчете предыдущих ветвей. Так как отсечения происходит на каждом уровне, кроме последнего, количество рассматриваемых веток сильно сокращается.</w:t>
+      </w:r>
+    </w:p>
+    <w:p>
+      <w:pPr>
+        <w:pStyle w:val="af2"/>
+      </w:pPr>
+      <w:r>
+        <w:t>Увеличить количество отсекаемых веток можно, рассортировав ходы так, чтобы в начале были рассмотрены наилучшие варианты. Сделано это так, что в начале массива – доступных ходов, будут находиться клетки, которые дальше от самой фигуры. Смысл в том, что, чем большей путь пройдет фигура, тем больше клеток закрасит игрок, а значит получит больше очков.</w:t>
+      </w:r>
+    </w:p>
+    <w:p>
+      <w:pPr>
+        <w:pStyle w:val="af2"/>
+      </w:pPr>
+      <w:r>
+        <w:t xml:space="preserve">Оптимизация грубого отсечения на разных стадиях игры заключается в том, что рассматривается только некоторый процент возможных ходов. Вкупе с сортировкой это существенно улучшает работу алгоритма. Недостаток такой оптимизации в том, что алгоритм не проверит плохой ход, который может привести к лучшему исходу. </w:t>
+      </w:r>
+    </w:p>
+    <w:p>
+      <w:pPr>
+        <w:pStyle w:val="af2"/>
+      </w:pPr>
+      <w:r>
+        <w:t>Стадии игры различаются тем, сколько свободных клеток осталось:</w:t>
+      </w:r>
+    </w:p>
+    <w:p>
+      <w:pPr>
+        <w:pStyle w:val="af2"/>
+      </w:pPr>
+    </w:p>
+    <w:p>
+      <w:pPr>
+        <w:pStyle w:val="af2"/>
+      </w:pPr>
+    </w:p>
+    <w:p>
+      <w:pPr>
+        <w:pStyle w:val="af2"/>
+      </w:pPr>
+    </w:p>
+    <w:p>
+      <w:pPr>
+        <w:pStyle w:val="af2"/>
+      </w:pPr>
+      <w:r>
+        <w:lastRenderedPageBreak/>
+        <w:t>Таблица 4.1.</w:t>
+      </w:r>
+    </w:p>
+    <w:tbl>
+      <w:tblPr>
+        <w:tblStyle w:val="af4"/>
+        <w:tblW w:w="0" w:type="auto"/>
+        <w:tblLook w:val="04A0" w:firstRow="1" w:lastRow="0" w:firstColumn="1" w:lastColumn="0" w:noHBand="0" w:noVBand="1"/>
+      </w:tblPr>
+      <w:tblGrid>
+        <w:gridCol w:w="4672"/>
+        <w:gridCol w:w="4673"/>
+      </w:tblGrid>
+      <w:tr>
+        <w:tc>
+          <w:tcPr>
+            <w:tcW w:w="4672" w:type="dxa"/>
+          </w:tcPr>
+          <w:p>
+            <w:pPr>
+              <w:pStyle w:val="af2"/>
+            </w:pPr>
+            <w:r>
+              <w:t xml:space="preserve">Стадия </w:t>
+            </w:r>
+          </w:p>
+        </w:tc>
+        <w:tc>
+          <w:tcPr>
+            <w:tcW w:w="4673" w:type="dxa"/>
+          </w:tcPr>
+          <w:p>
+            <w:pPr>
+              <w:pStyle w:val="af2"/>
+            </w:pPr>
+            <w:r>
+              <w:t>Кол-во занятых клеток, в %</w:t>
+            </w:r>
+          </w:p>
+        </w:tc>
+      </w:tr>
+      <w:tr>
+        <w:tc>
+          <w:tcPr>
+            <w:tcW w:w="4672" w:type="dxa"/>
+          </w:tcPr>
+          <w:p>
+            <w:pPr>
+              <w:pStyle w:val="af2"/>
+            </w:pPr>
+            <w:r>
+              <w:t>Начало</w:t>
+            </w:r>
+            <w:r>
+              <w:t xml:space="preserve"> игры</w:t>
+            </w:r>
+          </w:p>
+        </w:tc>
+        <w:tc>
+          <w:tcPr>
+            <w:tcW w:w="4673" w:type="dxa"/>
+          </w:tcPr>
+          <w:p>
+            <w:pPr>
+              <w:pStyle w:val="af2"/>
+            </w:pPr>
+            <w:r>
+              <w:t>0 – 25</w:t>
+            </w:r>
+          </w:p>
+        </w:tc>
+      </w:tr>
+      <w:tr>
+        <w:tc>
+          <w:tcPr>
+            <w:tcW w:w="4672" w:type="dxa"/>
+          </w:tcPr>
+          <w:p>
+            <w:pPr>
+              <w:pStyle w:val="af2"/>
+            </w:pPr>
+            <w:r>
+              <w:t>Ранняя игра</w:t>
+            </w:r>
+          </w:p>
+        </w:tc>
+        <w:tc>
+          <w:tcPr>
+            <w:tcW w:w="4673" w:type="dxa"/>
+          </w:tcPr>
+          <w:p>
+            <w:pPr>
+              <w:pStyle w:val="af2"/>
+            </w:pPr>
+            <w:r>
+              <w:t>25 – 40</w:t>
+            </w:r>
+          </w:p>
+        </w:tc>
+      </w:tr>
+      <w:tr>
+        <w:tc>
+          <w:tcPr>
+            <w:tcW w:w="4672" w:type="dxa"/>
+          </w:tcPr>
+          <w:p>
+            <w:pPr>
+              <w:pStyle w:val="af2"/>
+            </w:pPr>
+            <w:r>
+              <w:t>Середина</w:t>
+            </w:r>
+            <w:r>
+              <w:t xml:space="preserve"> игры</w:t>
+            </w:r>
+          </w:p>
+        </w:tc>
+        <w:tc>
+          <w:tcPr>
+            <w:tcW w:w="4673" w:type="dxa"/>
+          </w:tcPr>
+          <w:p>
+            <w:pPr>
+              <w:pStyle w:val="af2"/>
+            </w:pPr>
+            <w:r>
+              <w:t xml:space="preserve">40 – 70 </w:t>
+            </w:r>
+          </w:p>
+        </w:tc>
+      </w:tr>
+      <w:tr>
+        <w:tc>
+          <w:tcPr>
+            <w:tcW w:w="4672" w:type="dxa"/>
+          </w:tcPr>
+          <w:p>
+            <w:pPr>
+              <w:pStyle w:val="af2"/>
+            </w:pPr>
+            <w:r>
+              <w:t>Поздняя игра</w:t>
+            </w:r>
+          </w:p>
+        </w:tc>
+        <w:tc>
+          <w:tcPr>
+            <w:tcW w:w="4673" w:type="dxa"/>
+          </w:tcPr>
+          <w:p>
+            <w:pPr>
+              <w:pStyle w:val="af2"/>
+            </w:pPr>
+            <w:r>
+              <w:t>70 – 90</w:t>
+            </w:r>
+          </w:p>
+        </w:tc>
+      </w:tr>
+      <w:tr>
+        <w:tc>
+          <w:tcPr>
+            <w:tcW w:w="4672" w:type="dxa"/>
+          </w:tcPr>
+          <w:p>
+            <w:pPr>
+              <w:pStyle w:val="af2"/>
+            </w:pPr>
+            <w:r>
+              <w:t>Эндшпиль</w:t>
+            </w:r>
+          </w:p>
+        </w:tc>
+        <w:tc>
+          <w:tcPr>
+            <w:tcW w:w="4673" w:type="dxa"/>
+          </w:tcPr>
+          <w:p>
+            <w:pPr>
+              <w:pStyle w:val="af2"/>
+            </w:pPr>
+            <w:r>
+              <w:t>90 – 100</w:t>
+            </w:r>
+          </w:p>
+        </w:tc>
+      </w:tr>
+    </w:tbl>
+    <w:p>
+      <w:pPr>
+        <w:pStyle w:val="af2"/>
+      </w:pPr>
+    </w:p>
+    <w:p>
+      <w:pPr>
+        <w:pStyle w:val="af2"/>
+      </w:pPr>
+      <w:r>
+        <w:t>Количество рассматриваемых ходов в процентах для каждой фигуры на разных стадиях игры.</w:t>
+      </w:r>
+      <w:r>
+        <w:br/>
+        <w:t>Таблица 4.2.</w:t>
+      </w:r>
+    </w:p>
+    <w:tbl>
+      <w:tblPr>
+        <w:tblStyle w:val="af4"/>
+        <w:tblW w:w="9493" w:type="dxa"/>
+        <w:tblLook w:val="04A0" w:firstRow="1" w:lastRow="0" w:firstColumn="1" w:lastColumn="0" w:noHBand="0" w:noVBand="1"/>
+      </w:tblPr>
+      <w:tblGrid>
+        <w:gridCol w:w="1880"/>
+        <w:gridCol w:w="1720"/>
+        <w:gridCol w:w="1655"/>
+        <w:gridCol w:w="1952"/>
+        <w:gridCol w:w="2170"/>
+        <w:gridCol w:w="1617"/>
+      </w:tblGrid>
+      <w:tr>
+        <w:tc>
+          <w:tcPr>
+            <w:tcW w:w="1331" w:type="dxa"/>
+          </w:tcPr>
+          <w:p>
+            <w:pPr>
+              <w:pStyle w:val="af2"/>
+            </w:pPr>
+            <w:r>
+              <w:t>Фигура</w:t>
+            </w:r>
+          </w:p>
+        </w:tc>
+        <w:tc>
+          <w:tcPr>
+            <w:tcW w:w="1499" w:type="dxa"/>
+          </w:tcPr>
+          <w:p>
+            <w:pPr>
+              <w:pStyle w:val="af2"/>
+              <w:rPr>
+                <w:lang w:val="en-US"/>
+              </w:rPr>
+            </w:pPr>
+            <w:r>
+              <w:t xml:space="preserve">Начало, в </w:t>
+            </w:r>
+            <w:r>
+              <w:rPr>
+                <w:lang w:val="en-US"/>
+              </w:rPr>
+              <w:t>%</w:t>
+            </w:r>
+          </w:p>
+        </w:tc>
+        <w:tc>
+          <w:tcPr>
+            <w:tcW w:w="1418" w:type="dxa"/>
+          </w:tcPr>
+          <w:p>
+            <w:pPr>
+              <w:pStyle w:val="af2"/>
+            </w:pPr>
+            <w:r>
+              <w:t xml:space="preserve">Разгон, в </w:t>
+            </w:r>
+            <w:r>
+              <w:rPr>
+                <w:lang w:val="en-US"/>
+              </w:rPr>
+              <w:t>%</w:t>
+            </w:r>
+          </w:p>
+        </w:tc>
+        <w:tc>
+          <w:tcPr>
+            <w:tcW w:w="1701" w:type="dxa"/>
+          </w:tcPr>
+          <w:p>
+            <w:pPr>
+              <w:pStyle w:val="af2"/>
+            </w:pPr>
+            <w:r>
+              <w:t xml:space="preserve">Середина, в </w:t>
+            </w:r>
+            <w:r>
+              <w:rPr>
+                <w:lang w:val="en-US"/>
+              </w:rPr>
+              <w:t>%</w:t>
+            </w:r>
+          </w:p>
+        </w:tc>
+        <w:tc>
+          <w:tcPr>
+            <w:tcW w:w="2126" w:type="dxa"/>
+          </w:tcPr>
+          <w:p>
+            <w:pPr>
+              <w:pStyle w:val="af2"/>
+            </w:pPr>
+            <w:r>
+              <w:t xml:space="preserve">Замедление, в </w:t>
+            </w:r>
+            <w:r>
+              <w:rPr>
+                <w:lang w:val="en-US"/>
+              </w:rPr>
+              <w:t>%</w:t>
+            </w:r>
+          </w:p>
+        </w:tc>
+        <w:tc>
+          <w:tcPr>
+            <w:tcW w:w="1418" w:type="dxa"/>
+          </w:tcPr>
+          <w:p>
+            <w:pPr>
+              <w:pStyle w:val="af2"/>
+            </w:pPr>
+            <w:r>
+              <w:t xml:space="preserve">Конец, в </w:t>
+            </w:r>
+            <w:r>
+              <w:rPr>
+                <w:lang w:val="en-US"/>
+              </w:rPr>
+              <w:t>%</w:t>
+            </w:r>
+          </w:p>
+        </w:tc>
+      </w:tr>
+      <w:tr>
+        <w:tc>
+          <w:tcPr>
+            <w:tcW w:w="1331" w:type="dxa"/>
+          </w:tcPr>
+          <w:p>
+            <w:pPr>
+              <w:pStyle w:val="af2"/>
+            </w:pPr>
+            <w:r>
+              <w:t>Пешка</w:t>
+            </w:r>
+          </w:p>
+        </w:tc>
+        <w:tc>
+          <w:tcPr>
+            <w:tcW w:w="1499" w:type="dxa"/>
+          </w:tcPr>
+          <w:p>
+            <w:pPr>
+              <w:pStyle w:val="af2"/>
+            </w:pPr>
+            <w:r>
+              <w:t>100</w:t>
+            </w:r>
+          </w:p>
+        </w:tc>
+        <w:tc>
+          <w:tcPr>
+            <w:tcW w:w="1418" w:type="dxa"/>
+          </w:tcPr>
+          <w:p>
+            <w:pPr>
+              <w:pStyle w:val="af2"/>
+              <w:rPr>
+                <w:lang w:val="en-US"/>
+              </w:rPr>
+            </w:pPr>
+            <w:r>
+              <w:rPr>
+                <w:lang w:val="en-US"/>
+              </w:rPr>
+              <w:t>50</w:t>
+            </w:r>
+          </w:p>
+        </w:tc>
+        <w:tc>
+          <w:tcPr>
+            <w:tcW w:w="1701" w:type="dxa"/>
+          </w:tcPr>
+          <w:p>
+            <w:pPr>
+              <w:pStyle w:val="af2"/>
+              <w:rPr>
+                <w:lang w:val="en-US"/>
+              </w:rPr>
+            </w:pPr>
+            <w:r>
+              <w:rPr>
+                <w:lang w:val="en-US"/>
+              </w:rPr>
+              <w:t>40</w:t>
+            </w:r>
+          </w:p>
+        </w:tc>
+        <w:tc>
+          <w:tcPr>
+            <w:tcW w:w="2126" w:type="dxa"/>
+          </w:tcPr>
+          <w:p>
+            <w:pPr>
+              <w:pStyle w:val="af2"/>
+              <w:rPr>
+                <w:lang w:val="en-US"/>
+              </w:rPr>
+            </w:pPr>
+            <w:r>
+              <w:rPr>
+                <w:lang w:val="en-US"/>
+              </w:rPr>
+              <w:t>100</w:t>
+            </w:r>
+          </w:p>
+        </w:tc>
+        <w:tc>
+          <w:tcPr>
+            <w:tcW w:w="1418" w:type="dxa"/>
+          </w:tcPr>
+          <w:p>
+            <w:pPr>
+              <w:pStyle w:val="af2"/>
+              <w:rPr>
+                <w:lang w:val="en-US"/>
+              </w:rPr>
+            </w:pPr>
+            <w:r>
+              <w:rPr>
+                <w:lang w:val="en-US"/>
+              </w:rPr>
+              <w:t>30</w:t>
+            </w:r>
+          </w:p>
+        </w:tc>
+      </w:tr>
+      <w:tr>
+        <w:tc>
+          <w:tcPr>
+            <w:tcW w:w="1331" w:type="dxa"/>
+          </w:tcPr>
+          <w:p>
+            <w:pPr>
+              <w:pStyle w:val="af2"/>
+              <w:rPr>
+                <w:lang w:val="en-US"/>
+              </w:rPr>
+            </w:pPr>
+            <w:r>
+              <w:rPr>
+                <w:lang w:val="en-US"/>
+              </w:rPr>
+              <w:t>Castle</w:t>
+            </w:r>
+          </w:p>
+        </w:tc>
+        <w:tc>
+          <w:tcPr>
+            <w:tcW w:w="1499" w:type="dxa"/>
+          </w:tcPr>
+          <w:p>
+            <w:pPr>
+              <w:pStyle w:val="af2"/>
+              <w:rPr>
+                <w:lang w:val="en-US"/>
+              </w:rPr>
+            </w:pPr>
+            <w:r>
+              <w:rPr>
+                <w:lang w:val="en-US"/>
+              </w:rPr>
+              <w:t>50</w:t>
+            </w:r>
+          </w:p>
+        </w:tc>
+        <w:tc>
+          <w:tcPr>
+            <w:tcW w:w="1418" w:type="dxa"/>
+          </w:tcPr>
+          <w:p>
+            <w:pPr>
+              <w:pStyle w:val="af2"/>
+              <w:rPr>
+                <w:lang w:val="en-US"/>
+              </w:rPr>
+            </w:pPr>
+            <w:r>
+              <w:rPr>
+                <w:lang w:val="en-US"/>
+              </w:rPr>
+              <w:t>40</w:t>
+            </w:r>
+          </w:p>
+        </w:tc>
+        <w:tc>
+          <w:tcPr>
+            <w:tcW w:w="1701" w:type="dxa"/>
+          </w:tcPr>
+          <w:p>
+            <w:pPr>
+              <w:pStyle w:val="af2"/>
+              <w:rPr>
+                <w:lang w:val="en-US"/>
+              </w:rPr>
+            </w:pPr>
+            <w:r>
+              <w:rPr>
+                <w:lang w:val="en-US"/>
+              </w:rPr>
+              <w:t>40</w:t>
+            </w:r>
+          </w:p>
+        </w:tc>
+        <w:tc>
+          <w:tcPr>
+            <w:tcW w:w="2126" w:type="dxa"/>
+          </w:tcPr>
+          <w:p>
+            <w:pPr>
+              <w:pStyle w:val="af2"/>
+              <w:rPr>
+                <w:lang w:val="en-US"/>
+              </w:rPr>
+            </w:pPr>
+            <w:r>
+              <w:rPr>
+                <w:lang w:val="en-US"/>
+              </w:rPr>
+              <w:t>40</w:t>
+            </w:r>
+          </w:p>
+        </w:tc>
+        <w:tc>
+          <w:tcPr>
+            <w:tcW w:w="1418" w:type="dxa"/>
+          </w:tcPr>
+          <w:p>
+            <w:pPr>
+              <w:pStyle w:val="af2"/>
+              <w:rPr>
+                <w:lang w:val="en-US"/>
+              </w:rPr>
+            </w:pPr>
+            <w:r>
+              <w:rPr>
+                <w:lang w:val="en-US"/>
+              </w:rPr>
+              <w:t>30</w:t>
+            </w:r>
+          </w:p>
+        </w:tc>
+      </w:tr>
+      <w:tr>
+        <w:tc>
+          <w:tcPr>
+            <w:tcW w:w="1331" w:type="dxa"/>
+          </w:tcPr>
+          <w:p>
+            <w:pPr>
+              <w:pStyle w:val="af2"/>
+            </w:pPr>
+            <w:r>
+              <w:t>Король</w:t>
+            </w:r>
+          </w:p>
+        </w:tc>
+        <w:tc>
+          <w:tcPr>
+            <w:tcW w:w="1499" w:type="dxa"/>
+          </w:tcPr>
+          <w:p>
+            <w:pPr>
+              <w:pStyle w:val="af2"/>
+              <w:rPr>
+                <w:lang w:val="en-US"/>
+              </w:rPr>
+            </w:pPr>
+            <w:r>
+              <w:rPr>
+                <w:lang w:val="en-US"/>
+              </w:rPr>
+              <w:t>10</w:t>
+            </w:r>
+          </w:p>
+        </w:tc>
+        <w:tc>
+          <w:tcPr>
+            <w:tcW w:w="1418" w:type="dxa"/>
+          </w:tcPr>
+          <w:p>
+            <w:pPr>
+              <w:pStyle w:val="af2"/>
+              <w:rPr>
+                <w:lang w:val="en-US"/>
+              </w:rPr>
+            </w:pPr>
+            <w:r>
+              <w:rPr>
+                <w:lang w:val="en-US"/>
+              </w:rPr>
+              <w:t>10</w:t>
+            </w:r>
+          </w:p>
+        </w:tc>
+        <w:tc>
+          <w:tcPr>
+            <w:tcW w:w="1701" w:type="dxa"/>
+          </w:tcPr>
+          <w:p>
+            <w:pPr>
+              <w:pStyle w:val="af2"/>
+              <w:rPr>
+                <w:lang w:val="en-US"/>
+              </w:rPr>
+            </w:pPr>
+            <w:r>
+              <w:rPr>
+                <w:lang w:val="en-US"/>
+              </w:rPr>
+              <w:t>30</w:t>
+            </w:r>
+          </w:p>
+        </w:tc>
+        <w:tc>
+          <w:tcPr>
+            <w:tcW w:w="2126" w:type="dxa"/>
+          </w:tcPr>
+          <w:p>
+            <w:pPr>
+              <w:pStyle w:val="af2"/>
+              <w:rPr>
+                <w:lang w:val="en-US"/>
+              </w:rPr>
+            </w:pPr>
+            <w:r>
+              <w:rPr>
+                <w:lang w:val="en-US"/>
+              </w:rPr>
+              <w:t>40</w:t>
+            </w:r>
+          </w:p>
+        </w:tc>
+        <w:tc>
+          <w:tcPr>
+            <w:tcW w:w="1418" w:type="dxa"/>
+          </w:tcPr>
+          <w:p>
+            <w:pPr>
+              <w:pStyle w:val="af2"/>
+              <w:rPr>
+                <w:lang w:val="en-US"/>
+              </w:rPr>
+            </w:pPr>
+            <w:r>
+              <w:rPr>
+                <w:lang w:val="en-US"/>
+              </w:rPr>
+              <w:t>50</w:t>
+            </w:r>
+          </w:p>
+        </w:tc>
+      </w:tr>
+      <w:tr>
+        <w:tc>
+          <w:tcPr>
+            <w:tcW w:w="1331" w:type="dxa"/>
+          </w:tcPr>
+          <w:p>
+            <w:pPr>
+              <w:pStyle w:val="af2"/>
+            </w:pPr>
+            <w:r>
+              <w:t>Королева</w:t>
+            </w:r>
+          </w:p>
+        </w:tc>
+        <w:tc>
+          <w:tcPr>
+            <w:tcW w:w="1499" w:type="dxa"/>
+          </w:tcPr>
+          <w:p>
+            <w:pPr>
+              <w:pStyle w:val="af2"/>
+              <w:rPr>
+                <w:lang w:val="en-US"/>
+              </w:rPr>
+            </w:pPr>
+            <w:r>
+              <w:rPr>
+                <w:lang w:val="en-US"/>
+              </w:rPr>
+              <w:t>40</w:t>
+            </w:r>
+          </w:p>
+        </w:tc>
+        <w:tc>
+          <w:tcPr>
+            <w:tcW w:w="1418" w:type="dxa"/>
+          </w:tcPr>
+          <w:p>
+            <w:pPr>
+              <w:pStyle w:val="af2"/>
+              <w:rPr>
+                <w:lang w:val="en-US"/>
+              </w:rPr>
+            </w:pPr>
+            <w:r>
+              <w:rPr>
+                <w:lang w:val="en-US"/>
+              </w:rPr>
+              <w:t>30</w:t>
+            </w:r>
+          </w:p>
+        </w:tc>
+        <w:tc>
+          <w:tcPr>
+            <w:tcW w:w="1701" w:type="dxa"/>
+          </w:tcPr>
+          <w:p>
+            <w:pPr>
+              <w:pStyle w:val="af2"/>
+              <w:rPr>
+                <w:lang w:val="en-US"/>
+              </w:rPr>
+            </w:pPr>
+            <w:r>
+              <w:rPr>
+                <w:lang w:val="en-US"/>
+              </w:rPr>
+              <w:t>20</w:t>
+            </w:r>
+          </w:p>
+        </w:tc>
+        <w:tc>
+          <w:tcPr>
+            <w:tcW w:w="2126" w:type="dxa"/>
+          </w:tcPr>
+          <w:p>
+            <w:pPr>
+              <w:pStyle w:val="af2"/>
+              <w:rPr>
+                <w:lang w:val="en-US"/>
+              </w:rPr>
+            </w:pPr>
+            <w:r>
+              <w:rPr>
+                <w:lang w:val="en-US"/>
+              </w:rPr>
+              <w:t>20</w:t>
+            </w:r>
+          </w:p>
+        </w:tc>
+        <w:tc>
+          <w:tcPr>
+            <w:tcW w:w="1418" w:type="dxa"/>
+          </w:tcPr>
+          <w:p>
+            <w:pPr>
+              <w:pStyle w:val="af2"/>
+            </w:pPr>
+            <w:r>
+              <w:t>20</w:t>
+            </w:r>
+          </w:p>
+        </w:tc>
+      </w:tr>
+      <w:tr>
+        <w:tc>
+          <w:tcPr>
+            <w:tcW w:w="1331" w:type="dxa"/>
+          </w:tcPr>
+          <w:p>
+            <w:pPr>
+              <w:pStyle w:val="af2"/>
+              <w:rPr>
+                <w:lang w:val="en-US"/>
+              </w:rPr>
+            </w:pPr>
+            <w:r>
+              <w:rPr>
+                <w:lang w:val="en-US"/>
+              </w:rPr>
+              <w:t>Bishop</w:t>
+            </w:r>
+          </w:p>
+        </w:tc>
+        <w:tc>
+          <w:tcPr>
+            <w:tcW w:w="1499" w:type="dxa"/>
+          </w:tcPr>
+          <w:p>
+            <w:pPr>
+              <w:pStyle w:val="af2"/>
+              <w:rPr>
+                <w:lang w:val="en-US"/>
+              </w:rPr>
+            </w:pPr>
+            <w:r>
+              <w:rPr>
+                <w:lang w:val="en-US"/>
+              </w:rPr>
+              <w:t>40</w:t>
+            </w:r>
+          </w:p>
+        </w:tc>
+        <w:tc>
+          <w:tcPr>
+            <w:tcW w:w="1418" w:type="dxa"/>
+          </w:tcPr>
+          <w:p>
+            <w:pPr>
+              <w:pStyle w:val="af2"/>
+              <w:rPr>
+                <w:lang w:val="en-US"/>
+              </w:rPr>
+            </w:pPr>
+            <w:r>
+              <w:rPr>
+                <w:lang w:val="en-US"/>
+              </w:rPr>
+              <w:t>30</w:t>
+            </w:r>
+          </w:p>
+        </w:tc>
+        <w:tc>
+          <w:tcPr>
+            <w:tcW w:w="1701" w:type="dxa"/>
+          </w:tcPr>
+          <w:p>
+            <w:pPr>
+              <w:pStyle w:val="af2"/>
+              <w:rPr>
+                <w:lang w:val="en-US"/>
+              </w:rPr>
+            </w:pPr>
+            <w:r>
+              <w:rPr>
+                <w:lang w:val="en-US"/>
+              </w:rPr>
+              <w:t>20</w:t>
+            </w:r>
+          </w:p>
+        </w:tc>
+        <w:tc>
+          <w:tcPr>
+            <w:tcW w:w="2126" w:type="dxa"/>
+          </w:tcPr>
+          <w:p>
+            <w:pPr>
+              <w:pStyle w:val="af2"/>
+              <w:rPr>
+                <w:lang w:val="en-US"/>
+              </w:rPr>
+            </w:pPr>
+            <w:r>
+              <w:rPr>
+                <w:lang w:val="en-US"/>
+              </w:rPr>
+              <w:t>30</w:t>
+            </w:r>
+          </w:p>
+        </w:tc>
+        <w:tc>
+          <w:tcPr>
+            <w:tcW w:w="1418" w:type="dxa"/>
+          </w:tcPr>
+          <w:p>
+            <w:pPr>
+              <w:pStyle w:val="af2"/>
+            </w:pPr>
+            <w:r>
+              <w:t>20</w:t>
+            </w:r>
+          </w:p>
+        </w:tc>
+      </w:tr>
+      <w:tr>
+        <w:tc>
+          <w:tcPr>
+            <w:tcW w:w="1331" w:type="dxa"/>
+          </w:tcPr>
+          <w:p>
+            <w:pPr>
+              <w:pStyle w:val="af2"/>
+            </w:pPr>
+            <w:r>
+              <w:t>Конь</w:t>
+            </w:r>
+          </w:p>
+        </w:tc>
+        <w:tc>
+          <w:tcPr>
+            <w:tcW w:w="1499" w:type="dxa"/>
+          </w:tcPr>
+          <w:p>
+            <w:pPr>
+              <w:pStyle w:val="af2"/>
+              <w:rPr>
+                <w:lang w:val="en-US"/>
+              </w:rPr>
+            </w:pPr>
+            <w:r>
+              <w:rPr>
+                <w:lang w:val="en-US"/>
+              </w:rPr>
+              <w:t>100</w:t>
+            </w:r>
+          </w:p>
+        </w:tc>
+        <w:tc>
+          <w:tcPr>
+            <w:tcW w:w="1418" w:type="dxa"/>
+          </w:tcPr>
+          <w:p>
+            <w:pPr>
+              <w:pStyle w:val="af2"/>
+              <w:rPr>
+                <w:lang w:val="en-US"/>
+              </w:rPr>
+            </w:pPr>
+            <w:r>
+              <w:rPr>
+                <w:lang w:val="en-US"/>
+              </w:rPr>
+              <w:t>100</w:t>
+            </w:r>
+          </w:p>
+        </w:tc>
+        <w:tc>
+          <w:tcPr>
+            <w:tcW w:w="1701" w:type="dxa"/>
+          </w:tcPr>
+          <w:p>
+            <w:pPr>
+              <w:pStyle w:val="af2"/>
+              <w:rPr>
+                <w:lang w:val="en-US"/>
+              </w:rPr>
+            </w:pPr>
+            <w:r>
+              <w:rPr>
+                <w:lang w:val="en-US"/>
+              </w:rPr>
+              <w:t>70</w:t>
+            </w:r>
+          </w:p>
+        </w:tc>
+        <w:tc>
+          <w:tcPr>
+            <w:tcW w:w="2126" w:type="dxa"/>
+          </w:tcPr>
+          <w:p>
+            <w:pPr>
+              <w:pStyle w:val="af2"/>
+              <w:rPr>
+                <w:lang w:val="en-US"/>
+              </w:rPr>
+            </w:pPr>
+            <w:r>
+              <w:rPr>
+                <w:lang w:val="en-US"/>
+              </w:rPr>
+              <w:t>50</w:t>
+            </w:r>
+          </w:p>
+        </w:tc>
+        <w:tc>
+          <w:tcPr>
+            <w:tcW w:w="1418" w:type="dxa"/>
+          </w:tcPr>
+          <w:p>
+            <w:pPr>
+              <w:pStyle w:val="af2"/>
+            </w:pPr>
+            <w:r>
+              <w:t>30</w:t>
+            </w:r>
+          </w:p>
+        </w:tc>
+      </w:tr>
+    </w:tbl>
+    <w:p>
+      <w:pPr>
         <w:keepNext/>
       </w:pPr>
-      <w:r>
-        <w:br w:type="page"/>
-      </w:r>
     </w:p>
     <w:p>
       <w:pPr>
@@ -7277,7 +9169,6 @@
           <w:sz w:val="28"/>
           <w:szCs w:val="28"/>
         </w:rPr>
-        <w:lastRenderedPageBreak/>
         <w:t>Сетевая часть</w:t>
       </w:r>
       <w:bookmarkEnd w:id="45"/>
@@ -8008,6 +9899,11 @@
           <w:ilvl w:val="0"/>
           <w:numId w:val="10"/>
         </w:numPr>
+        <w:rPr>
+          <w:rStyle w:val="a9"/>
+          <w:color w:val="auto"/>
+          <w:u w:val="none"/>
+        </w:rPr>
       </w:pPr>
       <w:hyperlink r:id="rId21" w:history="1">
         <w:bookmarkStart w:id="62" w:name="_Ref109694552"/>
@@ -8026,6 +9922,37 @@
         </w:r>
         <w:bookmarkEnd w:id="62"/>
       </w:hyperlink>
+    </w:p>
+    <w:p>
+      <w:pPr>
+        <w:pStyle w:val="a3"/>
+        <w:numPr>
+          <w:ilvl w:val="0"/>
+          <w:numId w:val="10"/>
+        </w:numPr>
+        <w:autoSpaceDE w:val="0"/>
+        <w:autoSpaceDN w:val="0"/>
+        <w:adjustRightInd w:val="0"/>
+        <w:spacing w:after="0" w:line="360" w:lineRule="auto"/>
+        <w:rPr>
+          <w:rFonts w:ascii="Times New Roman" w:hAnsi="Times New Roman" w:cs="Times New Roman"/>
+          <w:sz w:val="24"/>
+          <w:szCs w:val="24"/>
+        </w:rPr>
+      </w:pPr>
+      <w:r>
+        <w:rPr>
+          <w:rFonts w:ascii="Times New Roman" w:hAnsi="Times New Roman" w:cs="Times New Roman"/>
+          <w:sz w:val="24"/>
+          <w:szCs w:val="24"/>
+        </w:rPr>
+        <w:t xml:space="preserve">3. - Программирование шахмат и других логических игр. — СПб.: БХВ-Петербург, 2005. </w:t>
+      </w:r>
+    </w:p>
+    <w:p>
+      <w:pPr>
+        <w:pStyle w:val="a3"/>
+      </w:pPr>
     </w:p>
     <w:p>
       <w:pPr>

--- a/Отчёт.docx
+++ b/Отчёт.docx
@@ -384,28 +384,13 @@
           <w:rFonts w:ascii="Times New Roman" w:hAnsi="Times New Roman" w:cs="Times New Roman"/>
           <w:u w:val="single"/>
         </w:rPr>
-        <w:t xml:space="preserve"> </w:t>
-      </w:r>
-      <w:proofErr w:type="gramStart"/>
-      <w:r>
-        <w:rPr>
-          <w:rFonts w:ascii="Times New Roman" w:hAnsi="Times New Roman" w:cs="Times New Roman"/>
-          <w:u w:val="single"/>
-        </w:rPr>
-        <w:t>Д.В,</w:t>
-      </w:r>
-      <w:r>
-        <w:rPr>
-          <w:rFonts w:ascii="Times New Roman" w:hAnsi="Times New Roman" w:cs="Times New Roman"/>
-        </w:rPr>
-        <w:t>_</w:t>
-      </w:r>
-      <w:proofErr w:type="gramEnd"/>
-      <w:r>
-        <w:rPr>
-          <w:rFonts w:ascii="Times New Roman" w:hAnsi="Times New Roman" w:cs="Times New Roman"/>
-        </w:rPr>
-        <w:t>_</w:t>
+        <w:t xml:space="preserve"> Д.В,</w:t>
+      </w:r>
+      <w:r>
+        <w:rPr>
+          <w:rFonts w:ascii="Times New Roman" w:hAnsi="Times New Roman" w:cs="Times New Roman"/>
+        </w:rPr>
+        <w:t>__</w:t>
       </w:r>
     </w:p>
     <w:p>
@@ -3766,6 +3751,7 @@
         </w:rPr>
       </w:pPr>
       <w:bookmarkStart w:id="20" w:name="_Toc109658625"/>
+      <w:bookmarkStart w:id="21" w:name="_Ref109815153"/>
       <w:r>
         <w:rPr>
           <w:rFonts w:ascii="Times New Roman" w:hAnsi="Times New Roman" w:cs="Times New Roman"/>
@@ -3777,6 +3763,7 @@
         <w:t>Описание игры</w:t>
       </w:r>
       <w:bookmarkEnd w:id="20"/>
+      <w:bookmarkEnd w:id="21"/>
     </w:p>
     <w:p>
       <w:pPr>
@@ -3844,7 +3831,7 @@
         </w:rPr>
         <w:t xml:space="preserve"> </w:t>
       </w:r>
-      <w:bookmarkStart w:id="21" w:name="_Toc109658626"/>
+      <w:bookmarkStart w:id="22" w:name="_Toc109658626"/>
       <w:r>
         <w:rPr>
           <w:rFonts w:ascii="Times New Roman" w:hAnsi="Times New Roman" w:cs="Times New Roman"/>
@@ -3854,7 +3841,7 @@
         </w:rPr>
         <w:t>Игровая доска</w:t>
       </w:r>
-      <w:bookmarkEnd w:id="21"/>
+      <w:bookmarkEnd w:id="22"/>
     </w:p>
     <w:p>
       <w:pPr>
@@ -4039,7 +4026,7 @@
         </w:rPr>
         <w:t xml:space="preserve"> </w:t>
       </w:r>
-      <w:bookmarkStart w:id="22" w:name="_Toc109658627"/>
+      <w:bookmarkStart w:id="23" w:name="_Toc109658627"/>
       <w:r>
         <w:rPr>
           <w:rFonts w:ascii="Times New Roman" w:hAnsi="Times New Roman" w:cs="Times New Roman"/>
@@ -4049,7 +4036,7 @@
         </w:rPr>
         <w:t>Фигуры</w:t>
       </w:r>
-      <w:bookmarkEnd w:id="22"/>
+      <w:bookmarkEnd w:id="23"/>
     </w:p>
     <w:p>
       <w:pPr>
@@ -4146,7 +4133,7 @@
       <w:r>
         <w:t xml:space="preserve"> Пример </w:t>
       </w:r>
-      <w:bookmarkStart w:id="23" w:name="_Toc109658628"/>
+      <w:bookmarkStart w:id="24" w:name="_Toc109658628"/>
       <w:r>
         <w:t xml:space="preserve"> </w:t>
       </w:r>
@@ -5286,7 +5273,7 @@
         </w:rPr>
         <w:t>Правила игры</w:t>
       </w:r>
-      <w:bookmarkEnd w:id="23"/>
+      <w:bookmarkEnd w:id="24"/>
     </w:p>
     <w:p>
       <w:pPr>
@@ -5325,7 +5312,7 @@
           <w:szCs w:val="28"/>
         </w:rPr>
       </w:pPr>
-      <w:bookmarkStart w:id="24" w:name="_Toc109658629"/>
+      <w:bookmarkStart w:id="25" w:name="_Toc109658629"/>
       <w:r>
         <w:rPr>
           <w:rFonts w:ascii="Times New Roman" w:hAnsi="Times New Roman" w:cs="Times New Roman"/>
@@ -5389,7 +5376,7 @@
         </w:rPr>
         <w:t xml:space="preserve"> обоснование</w:t>
       </w:r>
-      <w:bookmarkEnd w:id="24"/>
+      <w:bookmarkEnd w:id="25"/>
     </w:p>
     <w:p/>
     <w:p>
@@ -5623,7 +5610,7 @@
           <w:szCs w:val="28"/>
         </w:rPr>
       </w:pPr>
-      <w:bookmarkStart w:id="25" w:name="_Toc109658630"/>
+      <w:bookmarkStart w:id="26" w:name="_Toc109658630"/>
       <w:r>
         <w:rPr>
           <w:rFonts w:ascii="Times New Roman" w:hAnsi="Times New Roman" w:cs="Times New Roman"/>
@@ -5633,7 +5620,7 @@
         </w:rPr>
         <w:t>Структура разработанного приложения</w:t>
       </w:r>
-      <w:bookmarkEnd w:id="25"/>
+      <w:bookmarkEnd w:id="26"/>
     </w:p>
     <w:p/>
     <w:p>
@@ -5732,7 +5719,7 @@
         </w:rPr>
         <w:t xml:space="preserve"> </w:t>
       </w:r>
-      <w:bookmarkStart w:id="26" w:name="_Toc109658631"/>
+      <w:bookmarkStart w:id="27" w:name="_Toc109658631"/>
       <w:r>
         <w:rPr>
           <w:rFonts w:ascii="Times New Roman" w:hAnsi="Times New Roman" w:cs="Times New Roman"/>
@@ -5742,7 +5729,7 @@
         </w:rPr>
         <w:t>Архитектура</w:t>
       </w:r>
-      <w:bookmarkEnd w:id="26"/>
+      <w:bookmarkEnd w:id="27"/>
     </w:p>
     <w:p>
       <w:pPr>
@@ -5848,7 +5835,7 @@
           <w:lang w:val="en-US"/>
         </w:rPr>
       </w:pPr>
-      <w:bookmarkStart w:id="27" w:name="_Toc109658632"/>
+      <w:bookmarkStart w:id="28" w:name="_Toc109658632"/>
       <w:r>
         <w:rPr>
           <w:rFonts w:ascii="Times New Roman" w:hAnsi="Times New Roman" w:cs="Times New Roman"/>
@@ -5868,7 +5855,7 @@
         </w:rPr>
         <w:t>MVC</w:t>
       </w:r>
-      <w:bookmarkEnd w:id="27"/>
+      <w:bookmarkEnd w:id="28"/>
     </w:p>
     <w:p>
       <w:pPr>
@@ -6105,7 +6092,6 @@
         </w:rPr>
         <w:t xml:space="preserve"> </w:t>
       </w:r>
-      <w:proofErr w:type="gramStart"/>
       <w:r>
         <w:rPr>
           <w:rFonts w:cs="Times New Roman"/>
@@ -6114,7 +6100,6 @@
         </w:rPr>
         <w:t>- это</w:t>
       </w:r>
-      <w:proofErr w:type="gramEnd"/>
       <w:r>
         <w:rPr>
           <w:rFonts w:cs="Times New Roman"/>
@@ -6287,7 +6272,7 @@
           <w:shd w:val="clear" w:color="auto" w:fill="FFFFFF"/>
         </w:rPr>
       </w:pPr>
-      <w:bookmarkStart w:id="28" w:name="_Ref109691470"/>
+      <w:bookmarkStart w:id="29" w:name="_Ref109691470"/>
       <w:r>
         <w:t xml:space="preserve">Рисунок </w:t>
       </w:r>
@@ -6306,7 +6291,7 @@
         </w:rPr>
         <w:t>MVC</w:t>
       </w:r>
-      <w:bookmarkEnd w:id="28"/>
+      <w:bookmarkEnd w:id="29"/>
     </w:p>
     <w:p>
       <w:pPr>
@@ -6322,7 +6307,7 @@
           <w:szCs w:val="28"/>
         </w:rPr>
       </w:pPr>
-      <w:bookmarkStart w:id="29" w:name="_Toc109658633"/>
+      <w:bookmarkStart w:id="30" w:name="_Toc109658633"/>
       <w:r>
         <w:rPr>
           <w:rFonts w:ascii="Times New Roman" w:hAnsi="Times New Roman" w:cs="Times New Roman"/>
@@ -6341,7 +6326,7 @@
         </w:rPr>
         <w:t xml:space="preserve"> архитектурного паттерна</w:t>
       </w:r>
-      <w:bookmarkEnd w:id="29"/>
+      <w:bookmarkEnd w:id="30"/>
     </w:p>
     <w:p>
       <w:pPr>
@@ -6408,7 +6393,7 @@
         </w:rPr>
         <w:t xml:space="preserve"> </w:t>
       </w:r>
-      <w:bookmarkStart w:id="30" w:name="_Toc109658634"/>
+      <w:bookmarkStart w:id="31" w:name="_Toc109658634"/>
       <w:r>
         <w:rPr>
           <w:rFonts w:ascii="Times New Roman" w:hAnsi="Times New Roman" w:cs="Times New Roman"/>
@@ -6418,7 +6403,7 @@
         </w:rPr>
         <w:t>Модель</w:t>
       </w:r>
-      <w:bookmarkEnd w:id="30"/>
+      <w:bookmarkEnd w:id="31"/>
     </w:p>
     <w:p>
       <w:pPr>
@@ -6478,7 +6463,7 @@
           <w:szCs w:val="28"/>
         </w:rPr>
       </w:pPr>
-      <w:bookmarkStart w:id="31" w:name="_Toc109658635"/>
+      <w:bookmarkStart w:id="32" w:name="_Toc109658635"/>
       <w:r>
         <w:rPr>
           <w:rFonts w:ascii="Times New Roman" w:hAnsi="Times New Roman" w:cs="Times New Roman"/>
@@ -6488,7 +6473,7 @@
         </w:rPr>
         <w:t>Структура модуля</w:t>
       </w:r>
-      <w:bookmarkEnd w:id="31"/>
+      <w:bookmarkEnd w:id="32"/>
     </w:p>
     <w:p>
       <w:pPr>
@@ -6590,7 +6575,7 @@
           <w:szCs w:val="28"/>
         </w:rPr>
       </w:pPr>
-      <w:bookmarkStart w:id="32" w:name="_Toc109658636"/>
+      <w:bookmarkStart w:id="33" w:name="_Toc109658636"/>
       <w:r>
         <w:rPr>
           <w:rFonts w:ascii="Times New Roman" w:hAnsi="Times New Roman" w:cs="Times New Roman"/>
@@ -6600,7 +6585,7 @@
         </w:rPr>
         <w:t>Основные классы</w:t>
       </w:r>
-      <w:bookmarkEnd w:id="32"/>
+      <w:bookmarkEnd w:id="33"/>
     </w:p>
     <w:p>
       <w:pPr>
@@ -6966,7 +6951,6 @@
       <w:r>
         <w:t xml:space="preserve"> </w:t>
       </w:r>
-      <w:proofErr w:type="gramStart"/>
       <w:r>
         <w:rPr>
           <w:lang w:val="en-US"/>
@@ -6976,7 +6960,6 @@
       <w:r>
         <w:t>(</w:t>
       </w:r>
-      <w:proofErr w:type="gramEnd"/>
       <w:r>
         <w:rPr>
           <w:lang w:val="en-US"/>
@@ -7057,7 +7040,6 @@
       <w:r>
         <w:t xml:space="preserve">- </w:t>
       </w:r>
-      <w:proofErr w:type="gramStart"/>
       <w:r>
         <w:rPr>
           <w:lang w:val="en-US"/>
@@ -7067,7 +7049,6 @@
       <w:r>
         <w:t>&lt;</w:t>
       </w:r>
-      <w:proofErr w:type="gramEnd"/>
       <w:r>
         <w:rPr>
           <w:lang w:val="en-US"/>
@@ -7126,7 +7107,6 @@
         <w:lastRenderedPageBreak/>
         <w:t xml:space="preserve">- </w:t>
       </w:r>
-      <w:proofErr w:type="gramStart"/>
       <w:r>
         <w:rPr>
           <w:lang w:val="en-US"/>
@@ -7136,7 +7116,6 @@
       <w:r>
         <w:t>&lt;</w:t>
       </w:r>
-      <w:proofErr w:type="gramEnd"/>
       <w:r>
         <w:rPr>
           <w:lang w:val="en-US"/>
@@ -7303,21 +7282,7 @@
         <w:rPr>
           <w:lang w:val="en-US"/>
         </w:rPr>
-        <w:t xml:space="preserve">Map </w:t>
-      </w:r>
-      <w:proofErr w:type="gramStart"/>
-      <w:r>
-        <w:rPr>
-          <w:lang w:val="en-US"/>
-        </w:rPr>
-        <w:t>CreateGameState(</w:t>
-      </w:r>
-      <w:proofErr w:type="gramEnd"/>
-      <w:r>
-        <w:rPr>
-          <w:lang w:val="en-US"/>
-        </w:rPr>
-        <w:t xml:space="preserve">) – </w:t>
+        <w:t xml:space="preserve">Map CreateGameState() – </w:t>
       </w:r>
       <w:r>
         <w:t>создаёт начальное игровое состояние.</w:t>
@@ -7343,7 +7308,7 @@
           <w:szCs w:val="28"/>
         </w:rPr>
       </w:pPr>
-      <w:bookmarkStart w:id="33" w:name="_Toc109658637"/>
+      <w:bookmarkStart w:id="34" w:name="_Toc109658637"/>
       <w:r>
         <w:rPr>
           <w:rFonts w:ascii="Times New Roman" w:hAnsi="Times New Roman" w:cs="Times New Roman"/>
@@ -7353,7 +7318,7 @@
         </w:rPr>
         <w:t>Контроллеры</w:t>
       </w:r>
-      <w:bookmarkEnd w:id="33"/>
+      <w:bookmarkEnd w:id="34"/>
     </w:p>
     <w:p>
       <w:pPr>
@@ -7419,7 +7384,7 @@
           <w:szCs w:val="28"/>
         </w:rPr>
       </w:pPr>
-      <w:bookmarkStart w:id="34" w:name="_Toc109658638"/>
+      <w:bookmarkStart w:id="35" w:name="_Toc109658638"/>
       <w:r>
         <w:rPr>
           <w:rFonts w:ascii="Times New Roman" w:hAnsi="Times New Roman" w:cs="Times New Roman"/>
@@ -7429,7 +7394,7 @@
         </w:rPr>
         <w:t>Структура модуля</w:t>
       </w:r>
-      <w:bookmarkEnd w:id="34"/>
+      <w:bookmarkEnd w:id="35"/>
     </w:p>
     <w:p>
       <w:pPr>
@@ -7546,7 +7511,7 @@
           <w:szCs w:val="28"/>
         </w:rPr>
       </w:pPr>
-      <w:bookmarkStart w:id="35" w:name="_Toc109658639"/>
+      <w:bookmarkStart w:id="36" w:name="_Toc109658639"/>
       <w:r>
         <w:rPr>
           <w:rFonts w:ascii="Times New Roman" w:hAnsi="Times New Roman" w:cs="Times New Roman"/>
@@ -7556,7 +7521,7 @@
         </w:rPr>
         <w:t>Основные классы</w:t>
       </w:r>
-      <w:bookmarkEnd w:id="35"/>
+      <w:bookmarkEnd w:id="36"/>
     </w:p>
     <w:p>
       <w:pPr>
@@ -7572,7 +7537,7 @@
           <w:szCs w:val="28"/>
         </w:rPr>
       </w:pPr>
-      <w:bookmarkStart w:id="36" w:name="_Toc109658640"/>
+      <w:bookmarkStart w:id="37" w:name="_Toc109658640"/>
       <w:r>
         <w:rPr>
           <w:rFonts w:ascii="Times New Roman" w:hAnsi="Times New Roman" w:cs="Times New Roman"/>
@@ -7582,7 +7547,7 @@
         </w:rPr>
         <w:t>Представление</w:t>
       </w:r>
-      <w:bookmarkEnd w:id="36"/>
+      <w:bookmarkEnd w:id="37"/>
     </w:p>
     <w:p>
       <w:pPr>
@@ -7598,7 +7563,7 @@
           <w:szCs w:val="28"/>
         </w:rPr>
       </w:pPr>
-      <w:bookmarkStart w:id="37" w:name="_Toc109658641"/>
+      <w:bookmarkStart w:id="38" w:name="_Toc109658641"/>
       <w:r>
         <w:rPr>
           <w:rFonts w:ascii="Times New Roman" w:hAnsi="Times New Roman" w:cs="Times New Roman"/>
@@ -7608,7 +7573,7 @@
         </w:rPr>
         <w:t>Структура модуля</w:t>
       </w:r>
-      <w:bookmarkEnd w:id="37"/>
+      <w:bookmarkEnd w:id="38"/>
     </w:p>
     <w:p>
       <w:pPr>
@@ -7624,7 +7589,7 @@
           <w:szCs w:val="28"/>
         </w:rPr>
       </w:pPr>
-      <w:bookmarkStart w:id="38" w:name="_Toc109658642"/>
+      <w:bookmarkStart w:id="39" w:name="_Toc109658642"/>
       <w:r>
         <w:rPr>
           <w:rFonts w:ascii="Times New Roman" w:hAnsi="Times New Roman" w:cs="Times New Roman"/>
@@ -7634,7 +7599,7 @@
         </w:rPr>
         <w:t>Основные классы</w:t>
       </w:r>
-      <w:bookmarkEnd w:id="38"/>
+      <w:bookmarkEnd w:id="39"/>
     </w:p>
     <w:p>
       <w:r>
@@ -7655,7 +7620,7 @@
           <w:szCs w:val="28"/>
         </w:rPr>
       </w:pPr>
-      <w:bookmarkStart w:id="39" w:name="_Toc109658643"/>
+      <w:bookmarkStart w:id="40" w:name="_Toc109658643"/>
       <w:r>
         <w:rPr>
           <w:rFonts w:ascii="Times New Roman" w:hAnsi="Times New Roman" w:cs="Times New Roman"/>
@@ -7666,7 +7631,7 @@
         <w:lastRenderedPageBreak/>
         <w:t>Алгоритмы игровой логики</w:t>
       </w:r>
-      <w:bookmarkEnd w:id="39"/>
+      <w:bookmarkEnd w:id="40"/>
     </w:p>
     <w:p>
       <w:pPr>
@@ -7692,7 +7657,7 @@
         </w:rPr>
         <w:t xml:space="preserve"> </w:t>
       </w:r>
-      <w:bookmarkStart w:id="40" w:name="_Toc109658644"/>
+      <w:bookmarkStart w:id="41" w:name="_Toc109658644"/>
       <w:r>
         <w:rPr>
           <w:rFonts w:ascii="Times New Roman" w:hAnsi="Times New Roman" w:cs="Times New Roman"/>
@@ -7702,7 +7667,7 @@
         </w:rPr>
         <w:t>Фигуры</w:t>
       </w:r>
-      <w:bookmarkEnd w:id="40"/>
+      <w:bookmarkEnd w:id="41"/>
     </w:p>
     <w:p>
       <w:pPr>
@@ -7728,7 +7693,7 @@
         </w:rPr>
         <w:t xml:space="preserve"> </w:t>
       </w:r>
-      <w:bookmarkStart w:id="41" w:name="_Toc109658645"/>
+      <w:bookmarkStart w:id="42" w:name="_Toc109658645"/>
       <w:r>
         <w:rPr>
           <w:rFonts w:ascii="Times New Roman" w:hAnsi="Times New Roman" w:cs="Times New Roman"/>
@@ -7738,7 +7703,7 @@
         </w:rPr>
         <w:t>Игровая доска</w:t>
       </w:r>
-      <w:bookmarkEnd w:id="41"/>
+      <w:bookmarkEnd w:id="42"/>
     </w:p>
     <w:p>
       <w:pPr>
@@ -7764,7 +7729,7 @@
         </w:rPr>
         <w:t xml:space="preserve"> </w:t>
       </w:r>
-      <w:bookmarkStart w:id="42" w:name="_Toc109658646"/>
+      <w:bookmarkStart w:id="43" w:name="_Toc109658646"/>
       <w:r>
         <w:rPr>
           <w:rFonts w:ascii="Times New Roman" w:hAnsi="Times New Roman" w:cs="Times New Roman"/>
@@ -7774,7 +7739,7 @@
         </w:rPr>
         <w:t xml:space="preserve">Алгоритм искусственного </w:t>
       </w:r>
-      <w:bookmarkEnd w:id="42"/>
+      <w:bookmarkEnd w:id="43"/>
       <w:r>
         <w:rPr>
           <w:rFonts w:ascii="Times New Roman" w:hAnsi="Times New Roman" w:cs="Times New Roman"/>
@@ -7796,16 +7761,85 @@
         <w:br/>
       </w:r>
       <w:r>
-        <w:t xml:space="preserve">Самый распространённый алгоритм искусственного интеллекта в цифровых версиях настольных игр - Минимакс [3 </w:t>
-      </w:r>
-      <w:r>
-        <w:rPr>
-          <w:lang w:val="en-US"/>
-        </w:rPr>
-        <w:t>c</w:t>
-      </w:r>
-      <w:r>
-        <w:t>. 39].</w:t>
+        <w:t xml:space="preserve">Самый распространённый алгоритм искусственного интеллекта в цифровых версиях настольных игр </w:t>
+      </w:r>
+      <w:r>
+        <w:t>–</w:t>
+      </w:r>
+      <w:r>
+        <w:t xml:space="preserve"> Минимакс</w:t>
+      </w:r>
+      <w:r>
+        <w:t>.</w:t>
+      </w:r>
+      <w:r>
+        <w:rPr>
+          <w:color w:val="2F5496" w:themeColor="accent1" w:themeShade="BF"/>
+        </w:rPr>
+        <w:t xml:space="preserve"> </w:t>
+      </w:r>
+      <w:r>
+        <w:rPr>
+          <w:color w:val="2F5496" w:themeColor="accent1" w:themeShade="BF"/>
+          <w:sz w:val="16"/>
+          <w:szCs w:val="14"/>
+        </w:rPr>
+        <w:fldChar w:fldCharType="begin"/>
+      </w:r>
+      <w:r>
+        <w:rPr>
+          <w:color w:val="2F5496" w:themeColor="accent1" w:themeShade="BF"/>
+          <w:sz w:val="16"/>
+          <w:szCs w:val="14"/>
+        </w:rPr>
+        <w:instrText xml:space="preserve"> REF _Ref109815134 \p \h </w:instrText>
+      </w:r>
+      <w:r>
+        <w:rPr>
+          <w:color w:val="2F5496" w:themeColor="accent1" w:themeShade="BF"/>
+          <w:sz w:val="16"/>
+          <w:szCs w:val="14"/>
+        </w:rPr>
+      </w:r>
+      <w:r>
+        <w:rPr>
+          <w:color w:val="2F5496" w:themeColor="accent1" w:themeShade="BF"/>
+          <w:sz w:val="16"/>
+          <w:szCs w:val="14"/>
+        </w:rPr>
+        <w:instrText xml:space="preserve"> \* MERGEFORMAT </w:instrText>
+      </w:r>
+      <w:r>
+        <w:rPr>
+          <w:color w:val="2F5496" w:themeColor="accent1" w:themeShade="BF"/>
+          <w:sz w:val="16"/>
+          <w:szCs w:val="14"/>
+        </w:rPr>
+        <w:fldChar w:fldCharType="separate"/>
+      </w:r>
+      <w:r>
+        <w:rPr>
+          <w:color w:val="2F5496" w:themeColor="accent1" w:themeShade="BF"/>
+          <w:sz w:val="16"/>
+          <w:szCs w:val="14"/>
+        </w:rPr>
+        <w:t>[3 с.39]</w:t>
+      </w:r>
+      <w:r>
+        <w:rPr>
+          <w:color w:val="2F5496" w:themeColor="accent1" w:themeShade="BF"/>
+          <w:sz w:val="16"/>
+          <w:szCs w:val="14"/>
+        </w:rPr>
+        <w:fldChar w:fldCharType="end"/>
+      </w:r>
+      <w:r>
+        <w:rPr>
+          <w:color w:val="2F5496" w:themeColor="accent1" w:themeShade="BF"/>
+          <w:sz w:val="16"/>
+          <w:szCs w:val="14"/>
+        </w:rPr>
+        <w:t xml:space="preserve"> </w:t>
       </w:r>
     </w:p>
     <w:p>
@@ -7822,7 +7856,7 @@
           <w:szCs w:val="28"/>
         </w:rPr>
       </w:pPr>
-      <w:bookmarkStart w:id="43" w:name="_Toc109658647"/>
+      <w:bookmarkStart w:id="44" w:name="_Toc109658647"/>
       <w:r>
         <w:rPr>
           <w:rFonts w:ascii="Times New Roman" w:hAnsi="Times New Roman" w:cs="Times New Roman"/>
@@ -7832,7 +7866,7 @@
         </w:rPr>
         <w:t>Минимакс</w:t>
       </w:r>
-      <w:bookmarkEnd w:id="43"/>
+      <w:bookmarkEnd w:id="44"/>
     </w:p>
     <w:p>
       <w:pPr>
@@ -7858,14 +7892,10 @@
         <w:t>Для корректной работы Минимакса нужна оценочная функция – функция, которая оценивает состояние игры. По ее значению алгоритм определяет, насколько выгодно текущее состояние игры для определенного игрока.</w:t>
       </w:r>
     </w:p>
-    <w:p/>
-    <w:p/>
-    <w:p/>
-    <w:p/>
-    <w:p/>
     <w:p>
       <w:pPr>
         <w:pStyle w:val="af2"/>
+        <w:ind w:firstLine="0"/>
       </w:pPr>
       <w:r>
         <w:t>Оценочная функция вычисляется по формуле:</w:t>
@@ -7874,6 +7904,7 @@
     <w:p>
       <w:pPr>
         <w:pStyle w:val="af2"/>
+        <w:jc w:val="center"/>
         <w:rPr>
           <w:lang w:val="en-US"/>
         </w:rPr>
@@ -7938,7 +7969,7 @@
         <w:rPr>
           <w:lang w:val="en-US"/>
         </w:rPr>
-        <w:t xml:space="preserve">) + (F1 – F2) * x </w:t>
+        <w:t xml:space="preserve">) + (F1 – F2) * </w:t>
       </w:r>
       <w:proofErr w:type="spellStart"/>
       <w:r>
@@ -7958,95 +7989,120 @@
     <w:p>
       <w:pPr>
         <w:pStyle w:val="af2"/>
-      </w:pPr>
-      <w:r>
-        <w:t>где      P1 – Количество закрашенных клеток Ботом;</w:t>
-      </w:r>
-    </w:p>
-    <w:p>
-      <w:pPr>
-        <w:pStyle w:val="af2"/>
-      </w:pPr>
+        <w:ind w:left="426" w:hanging="426"/>
+      </w:pPr>
+      <w:r>
+        <w:t xml:space="preserve">где </w:t>
+      </w:r>
+      <w:r>
+        <w:t>P</w:t>
+      </w:r>
+      <w:r>
+        <w:t xml:space="preserve">1 – Количество закрашенных клеток </w:t>
+      </w:r>
+      <w:r>
+        <w:rPr>
+          <w:lang w:val="en-US"/>
+        </w:rPr>
+        <w:t>AI</w:t>
+      </w:r>
+      <w:r>
+        <w:br/>
+      </w:r>
+      <w:r>
+        <w:t xml:space="preserve">P2 – Количество закрашенных клеток </w:t>
+      </w:r>
+      <w:r>
+        <w:t>остальными игроками</w:t>
+      </w:r>
+      <w:r>
+        <w:t>;</w:t>
+      </w:r>
+      <w:r>
+        <w:br/>
+      </w:r>
+      <w:r>
+        <w:t xml:space="preserve">D1 – Количество захваченных клеток </w:t>
+      </w:r>
+      <w:r>
+        <w:rPr>
+          <w:lang w:val="en-US"/>
+        </w:rPr>
+        <w:t>AI</w:t>
+      </w:r>
+      <w:r>
+        <w:t>;</w:t>
+      </w:r>
+      <w:r>
+        <w:t xml:space="preserve"> </w:t>
+      </w:r>
+      <w:r>
+        <w:br/>
+      </w:r>
+      <w:r>
+        <w:t xml:space="preserve">D2 – Количество захваченных клеток </w:t>
+      </w:r>
+      <w:r>
+        <w:t>остальными игроками</w:t>
+      </w:r>
+      <w:r>
+        <w:t>;</w:t>
+      </w:r>
       <w:r>
         <w:tab/>
-        <w:t>P2 – Количество закрашенных клеток Человеком;</w:t>
-      </w:r>
-    </w:p>
-    <w:p>
-      <w:pPr>
-        <w:pStyle w:val="af2"/>
-      </w:pPr>
+      </w:r>
+      <w:r>
+        <w:br/>
+      </w:r>
+      <w:r>
+        <w:t xml:space="preserve">F1 – Количество фигур </w:t>
+      </w:r>
+      <w:r>
+        <w:rPr>
+          <w:lang w:val="en-US"/>
+        </w:rPr>
+        <w:t>AI</w:t>
+      </w:r>
+      <w:r>
+        <w:t>;</w:t>
+      </w:r>
+      <w:r>
+        <w:br/>
+      </w:r>
+      <w:r>
+        <w:t xml:space="preserve">F2 – Количество фигур </w:t>
+      </w:r>
+      <w:r>
+        <w:t>остальных игроков</w:t>
+      </w:r>
+      <w:r>
+        <w:t>;</w:t>
+      </w:r>
+      <w:r>
+        <w:br/>
+      </w:r>
+      <w:proofErr w:type="spellStart"/>
+      <w:r>
+        <w:t>pricePaint</w:t>
+      </w:r>
+      <w:proofErr w:type="spellEnd"/>
+      <w:r>
+        <w:t xml:space="preserve"> – цена за одну закрашенную клетку;</w:t>
+      </w:r>
+      <w:r>
+        <w:br/>
+      </w:r>
+      <w:proofErr w:type="spellStart"/>
       <w:r>
         <w:lastRenderedPageBreak/>
-        <w:tab/>
-        <w:t>D1 – Количество захваченных клеток Ботом;</w:t>
-      </w:r>
-    </w:p>
-    <w:p>
-      <w:pPr>
-        <w:pStyle w:val="af2"/>
-      </w:pPr>
-      <w:r>
-        <w:tab/>
-        <w:t>D2 – Количество захваченных клеток Человеком;</w:t>
-      </w:r>
-    </w:p>
-    <w:p>
-      <w:pPr>
-        <w:pStyle w:val="af2"/>
-      </w:pPr>
-      <w:r>
-        <w:tab/>
-        <w:t>F1 – Количество фигур Бота;</w:t>
-      </w:r>
-    </w:p>
-    <w:p>
-      <w:pPr>
-        <w:pStyle w:val="af2"/>
-      </w:pPr>
-      <w:r>
-        <w:tab/>
-        <w:t>F2 – Количество фигур Человека;</w:t>
-      </w:r>
-    </w:p>
-    <w:p>
-      <w:pPr>
-        <w:pStyle w:val="af2"/>
-      </w:pPr>
-      <w:r>
-        <w:tab/>
-      </w:r>
-      <w:proofErr w:type="spellStart"/>
-      <w:r>
-        <w:t>pricePaint</w:t>
+        <w:t>priceDark</w:t>
       </w:r>
       <w:proofErr w:type="spellEnd"/>
       <w:r>
-        <w:t xml:space="preserve"> – цена за одну закрашенную клетку;</w:t>
-      </w:r>
-    </w:p>
-    <w:p>
-      <w:pPr>
-        <w:pStyle w:val="af2"/>
-      </w:pPr>
-      <w:r>
-        <w:tab/>
-      </w:r>
-      <w:proofErr w:type="spellStart"/>
-      <w:r>
-        <w:t>priceDark</w:t>
-      </w:r>
-      <w:proofErr w:type="spellEnd"/>
-      <w:r>
         <w:t xml:space="preserve"> – цена за одну захваченную клетку;</w:t>
       </w:r>
-    </w:p>
-    <w:p>
-      <w:pPr>
-        <w:pStyle w:val="af2"/>
-      </w:pPr>
-      <w:r>
-        <w:tab/>
+      <w:r>
+        <w:br/>
       </w:r>
       <w:proofErr w:type="spellStart"/>
       <w:r>
@@ -8072,7 +8128,7 @@
           <w:szCs w:val="28"/>
         </w:rPr>
       </w:pPr>
-      <w:bookmarkStart w:id="44" w:name="_Toc109658648"/>
+      <w:bookmarkStart w:id="45" w:name="_Toc109658648"/>
       <w:r>
         <w:rPr>
           <w:rFonts w:ascii="Times New Roman" w:hAnsi="Times New Roman" w:cs="Times New Roman"/>
@@ -8082,7 +8138,7 @@
         </w:rPr>
         <w:t>Оптимизации</w:t>
       </w:r>
-      <w:bookmarkEnd w:id="44"/>
+      <w:bookmarkEnd w:id="45"/>
     </w:p>
     <w:p>
       <w:pPr>
@@ -8137,51 +8193,54 @@
         <w:pStyle w:val="af2"/>
       </w:pPr>
       <w:r>
-        <w:t>Стадии игры различаются тем, сколько свободных клеток осталось:</w:t>
-      </w:r>
-    </w:p>
-    <w:p>
-      <w:pPr>
-        <w:pStyle w:val="af2"/>
-      </w:pPr>
-    </w:p>
-    <w:p>
-      <w:pPr>
-        <w:pStyle w:val="af2"/>
-      </w:pPr>
-    </w:p>
-    <w:p>
-      <w:pPr>
-        <w:pStyle w:val="af2"/>
-      </w:pPr>
-    </w:p>
-    <w:p>
-      <w:pPr>
-        <w:pStyle w:val="af2"/>
-      </w:pPr>
-      <w:r>
-        <w:lastRenderedPageBreak/>
-        <w:t>Таблица 4.1.</w:t>
+        <w:t>Стадии игры различаются тем, сколько свободных клеток осталось</w:t>
+      </w:r>
+      <w:r>
+        <w:t>. Список стадий игры представлен в таблице 4.1.</w:t>
+      </w:r>
+    </w:p>
+    <w:p>
+      <w:pPr>
+        <w:pStyle w:val="af7"/>
+      </w:pPr>
+      <w:r>
+        <w:t xml:space="preserve">Таблица </w:t>
+      </w:r>
+      <w:r>
+        <w:t>4</w:t>
+      </w:r>
+      <w:r>
+        <w:t>.1.</w:t>
+      </w:r>
+      <w:r>
+        <w:t xml:space="preserve"> Стадии игры</w:t>
       </w:r>
     </w:p>
     <w:tbl>
       <w:tblPr>
         <w:tblStyle w:val="af4"/>
         <w:tblW w:w="0" w:type="auto"/>
+        <w:jc w:val="center"/>
         <w:tblLook w:val="04A0" w:firstRow="1" w:lastRow="0" w:firstColumn="1" w:lastColumn="0" w:noHBand="0" w:noVBand="1"/>
+        <w:tblCaption w:val="ыываыва"/>
+        <w:tblDescription w:val="ывавыа"/>
       </w:tblPr>
       <w:tblGrid>
-        <w:gridCol w:w="4672"/>
-        <w:gridCol w:w="4673"/>
+        <w:gridCol w:w="2122"/>
+        <w:gridCol w:w="3402"/>
       </w:tblGrid>
       <w:tr>
+        <w:trPr>
+          <w:jc w:val="center"/>
+        </w:trPr>
         <w:tc>
           <w:tcPr>
-            <w:tcW w:w="4672" w:type="dxa"/>
+            <w:tcW w:w="2122" w:type="dxa"/>
           </w:tcPr>
           <w:p>
             <w:pPr>
               <w:pStyle w:val="af2"/>
+              <w:ind w:firstLine="0"/>
             </w:pPr>
             <w:r>
               <w:t xml:space="preserve">Стадия </w:t>
@@ -8190,11 +8249,12 @@
         </w:tc>
         <w:tc>
           <w:tcPr>
-            <w:tcW w:w="4673" w:type="dxa"/>
+            <w:tcW w:w="3402" w:type="dxa"/>
           </w:tcPr>
           <w:p>
             <w:pPr>
               <w:pStyle w:val="af2"/>
+              <w:ind w:firstLine="0"/>
             </w:pPr>
             <w:r>
               <w:t>Кол-во занятых клеток, в %</w:t>
@@ -8203,13 +8263,17 @@
         </w:tc>
       </w:tr>
       <w:tr>
+        <w:trPr>
+          <w:jc w:val="center"/>
+        </w:trPr>
         <w:tc>
           <w:tcPr>
-            <w:tcW w:w="4672" w:type="dxa"/>
+            <w:tcW w:w="2122" w:type="dxa"/>
           </w:tcPr>
           <w:p>
             <w:pPr>
               <w:pStyle w:val="af2"/>
+              <w:ind w:firstLine="0"/>
             </w:pPr>
             <w:r>
               <w:t>Начало</w:t>
@@ -8221,11 +8285,12 @@
         </w:tc>
         <w:tc>
           <w:tcPr>
-            <w:tcW w:w="4673" w:type="dxa"/>
+            <w:tcW w:w="3402" w:type="dxa"/>
           </w:tcPr>
           <w:p>
             <w:pPr>
               <w:pStyle w:val="af2"/>
+              <w:ind w:firstLine="0"/>
             </w:pPr>
             <w:r>
               <w:t>0 – 25</w:t>
@@ -8234,13 +8299,17 @@
         </w:tc>
       </w:tr>
       <w:tr>
+        <w:trPr>
+          <w:jc w:val="center"/>
+        </w:trPr>
         <w:tc>
           <w:tcPr>
-            <w:tcW w:w="4672" w:type="dxa"/>
+            <w:tcW w:w="2122" w:type="dxa"/>
           </w:tcPr>
           <w:p>
             <w:pPr>
               <w:pStyle w:val="af2"/>
+              <w:ind w:firstLine="0"/>
             </w:pPr>
             <w:r>
               <w:t>Ранняя игра</w:t>
@@ -8249,11 +8318,12 @@
         </w:tc>
         <w:tc>
           <w:tcPr>
-            <w:tcW w:w="4673" w:type="dxa"/>
+            <w:tcW w:w="3402" w:type="dxa"/>
           </w:tcPr>
           <w:p>
             <w:pPr>
               <w:pStyle w:val="af2"/>
+              <w:ind w:firstLine="0"/>
             </w:pPr>
             <w:r>
               <w:t>25 – 40</w:t>
@@ -8262,13 +8332,17 @@
         </w:tc>
       </w:tr>
       <w:tr>
+        <w:trPr>
+          <w:jc w:val="center"/>
+        </w:trPr>
         <w:tc>
           <w:tcPr>
-            <w:tcW w:w="4672" w:type="dxa"/>
+            <w:tcW w:w="2122" w:type="dxa"/>
           </w:tcPr>
           <w:p>
             <w:pPr>
               <w:pStyle w:val="af2"/>
+              <w:ind w:firstLine="0"/>
             </w:pPr>
             <w:r>
               <w:t>Середина</w:t>
@@ -8280,11 +8354,12 @@
         </w:tc>
         <w:tc>
           <w:tcPr>
-            <w:tcW w:w="4673" w:type="dxa"/>
+            <w:tcW w:w="3402" w:type="dxa"/>
           </w:tcPr>
           <w:p>
             <w:pPr>
               <w:pStyle w:val="af2"/>
+              <w:ind w:firstLine="0"/>
             </w:pPr>
             <w:r>
               <w:t xml:space="preserve">40 – 70 </w:t>
@@ -8293,13 +8368,17 @@
         </w:tc>
       </w:tr>
       <w:tr>
+        <w:trPr>
+          <w:jc w:val="center"/>
+        </w:trPr>
         <w:tc>
           <w:tcPr>
-            <w:tcW w:w="4672" w:type="dxa"/>
+            <w:tcW w:w="2122" w:type="dxa"/>
           </w:tcPr>
           <w:p>
             <w:pPr>
               <w:pStyle w:val="af2"/>
+              <w:ind w:firstLine="0"/>
             </w:pPr>
             <w:r>
               <w:t>Поздняя игра</w:t>
@@ -8308,11 +8387,12 @@
         </w:tc>
         <w:tc>
           <w:tcPr>
-            <w:tcW w:w="4673" w:type="dxa"/>
+            <w:tcW w:w="3402" w:type="dxa"/>
           </w:tcPr>
           <w:p>
             <w:pPr>
               <w:pStyle w:val="af2"/>
+              <w:ind w:firstLine="0"/>
             </w:pPr>
             <w:r>
               <w:t>70 – 90</w:t>
@@ -8321,13 +8401,17 @@
         </w:tc>
       </w:tr>
       <w:tr>
+        <w:trPr>
+          <w:jc w:val="center"/>
+        </w:trPr>
         <w:tc>
           <w:tcPr>
-            <w:tcW w:w="4672" w:type="dxa"/>
+            <w:tcW w:w="2122" w:type="dxa"/>
           </w:tcPr>
           <w:p>
             <w:pPr>
               <w:pStyle w:val="af2"/>
+              <w:ind w:firstLine="0"/>
             </w:pPr>
             <w:r>
               <w:t>Эндшпиль</w:t>
@@ -8336,11 +8420,12 @@
         </w:tc>
         <w:tc>
           <w:tcPr>
-            <w:tcW w:w="4673" w:type="dxa"/>
+            <w:tcW w:w="3402" w:type="dxa"/>
           </w:tcPr>
           <w:p>
             <w:pPr>
               <w:pStyle w:val="af2"/>
+              <w:ind w:firstLine="0"/>
             </w:pPr>
             <w:r>
               <w:t>90 – 100</w:t>
@@ -8359,35 +8444,61 @@
         <w:pStyle w:val="af2"/>
       </w:pPr>
       <w:r>
-        <w:t>Количество рассматриваемых ходов в процентах для каждой фигуры на разных стадиях игры.</w:t>
-      </w:r>
-      <w:r>
-        <w:br/>
-        <w:t>Таблица 4.2.</w:t>
+        <w:t>Количество рассматриваемых ходов в процентах для каждой фигуры на разных стадиях игры</w:t>
+      </w:r>
+      <w:r>
+        <w:t xml:space="preserve"> представлено в таблице 4.2</w:t>
+      </w:r>
+      <w:r>
+        <w:t>.</w:t>
+      </w:r>
+    </w:p>
+    <w:p>
+      <w:pPr>
+        <w:pStyle w:val="af7"/>
+      </w:pPr>
+      <w:r>
+        <w:lastRenderedPageBreak/>
+        <w:t>Таблица 4.</w:t>
+      </w:r>
+      <w:r>
+        <w:t>2</w:t>
+      </w:r>
+      <w:r>
+        <w:t xml:space="preserve">. </w:t>
+      </w:r>
+      <w:r>
+        <w:t xml:space="preserve"> Процент рассматриваемых ходов</w:t>
       </w:r>
     </w:p>
     <w:tbl>
       <w:tblPr>
         <w:tblStyle w:val="af4"/>
-        <w:tblW w:w="9493" w:type="dxa"/>
+        <w:tblW w:w="8031" w:type="dxa"/>
+        <w:jc w:val="center"/>
         <w:tblLook w:val="04A0" w:firstRow="1" w:lastRow="0" w:firstColumn="1" w:lastColumn="0" w:noHBand="0" w:noVBand="1"/>
       </w:tblPr>
       <w:tblGrid>
-        <w:gridCol w:w="1880"/>
-        <w:gridCol w:w="1720"/>
-        <w:gridCol w:w="1655"/>
-        <w:gridCol w:w="1952"/>
-        <w:gridCol w:w="2170"/>
-        <w:gridCol w:w="1617"/>
+        <w:gridCol w:w="1208"/>
+        <w:gridCol w:w="1259"/>
+        <w:gridCol w:w="1219"/>
+        <w:gridCol w:w="1460"/>
+        <w:gridCol w:w="1507"/>
+        <w:gridCol w:w="1378"/>
       </w:tblGrid>
       <w:tr>
+        <w:trPr>
+          <w:trHeight w:val="398"/>
+          <w:jc w:val="center"/>
+        </w:trPr>
         <w:tc>
           <w:tcPr>
-            <w:tcW w:w="1331" w:type="dxa"/>
+            <w:tcW w:w="279" w:type="dxa"/>
           </w:tcPr>
           <w:p>
             <w:pPr>
               <w:pStyle w:val="af2"/>
+              <w:ind w:firstLine="25"/>
             </w:pPr>
             <w:r>
               <w:t>Фигура</w:t>
@@ -8396,17 +8507,21 @@
         </w:tc>
         <w:tc>
           <w:tcPr>
-            <w:tcW w:w="1499" w:type="dxa"/>
+            <w:tcW w:w="1472" w:type="dxa"/>
           </w:tcPr>
           <w:p>
             <w:pPr>
               <w:pStyle w:val="af2"/>
+              <w:ind w:firstLine="0"/>
               <w:rPr>
                 <w:lang w:val="en-US"/>
               </w:rPr>
             </w:pPr>
             <w:r>
-              <w:t xml:space="preserve">Начало, в </w:t>
+              <w:t>Начало игры</w:t>
+            </w:r>
+            <w:r>
+              <w:t xml:space="preserve">, в </w:t>
             </w:r>
             <w:r>
               <w:rPr>
@@ -8418,14 +8533,18 @@
         </w:tc>
         <w:tc>
           <w:tcPr>
-            <w:tcW w:w="1418" w:type="dxa"/>
+            <w:tcW w:w="1422" w:type="dxa"/>
           </w:tcPr>
           <w:p>
             <w:pPr>
               <w:pStyle w:val="af2"/>
+              <w:ind w:firstLine="0"/>
             </w:pPr>
             <w:r>
-              <w:t xml:space="preserve">Разгон, в </w:t>
+              <w:t>Ранняя игра</w:t>
+            </w:r>
+            <w:r>
+              <w:t xml:space="preserve">, в </w:t>
             </w:r>
             <w:r>
               <w:rPr>
@@ -8437,14 +8556,18 @@
         </w:tc>
         <w:tc>
           <w:tcPr>
-            <w:tcW w:w="1701" w:type="dxa"/>
+            <w:tcW w:w="1649" w:type="dxa"/>
           </w:tcPr>
           <w:p>
             <w:pPr>
               <w:pStyle w:val="af2"/>
+              <w:ind w:firstLine="0"/>
             </w:pPr>
             <w:r>
-              <w:t xml:space="preserve">Середина, в </w:t>
+              <w:t>Середина игры</w:t>
+            </w:r>
+            <w:r>
+              <w:t xml:space="preserve">, в </w:t>
             </w:r>
             <w:r>
               <w:rPr>
@@ -8456,14 +8579,18 @@
         </w:tc>
         <w:tc>
           <w:tcPr>
-            <w:tcW w:w="2126" w:type="dxa"/>
+            <w:tcW w:w="1816" w:type="dxa"/>
           </w:tcPr>
           <w:p>
             <w:pPr>
               <w:pStyle w:val="af2"/>
+              <w:ind w:firstLine="0"/>
             </w:pPr>
             <w:r>
-              <w:t xml:space="preserve">Замедление, в </w:t>
+              <w:t>Поздняя игра</w:t>
+            </w:r>
+            <w:r>
+              <w:t xml:space="preserve">, в </w:t>
             </w:r>
             <w:r>
               <w:rPr>
@@ -8475,14 +8602,18 @@
         </w:tc>
         <w:tc>
           <w:tcPr>
-            <w:tcW w:w="1418" w:type="dxa"/>
+            <w:tcW w:w="1393" w:type="dxa"/>
           </w:tcPr>
           <w:p>
             <w:pPr>
               <w:pStyle w:val="af2"/>
+              <w:ind w:firstLine="0"/>
             </w:pPr>
             <w:r>
-              <w:t xml:space="preserve">Конец, в </w:t>
+              <w:t>Эндшпиль</w:t>
+            </w:r>
+            <w:r>
+              <w:t xml:space="preserve">, в </w:t>
             </w:r>
             <w:r>
               <w:rPr>
@@ -8494,13 +8625,18 @@
         </w:tc>
       </w:tr>
       <w:tr>
+        <w:trPr>
+          <w:trHeight w:val="410"/>
+          <w:jc w:val="center"/>
+        </w:trPr>
         <w:tc>
           <w:tcPr>
-            <w:tcW w:w="1331" w:type="dxa"/>
+            <w:tcW w:w="279" w:type="dxa"/>
           </w:tcPr>
           <w:p>
             <w:pPr>
               <w:pStyle w:val="af2"/>
+              <w:ind w:firstLine="25"/>
             </w:pPr>
             <w:r>
               <w:t>Пешка</w:t>
@@ -8509,11 +8645,12 @@
         </w:tc>
         <w:tc>
           <w:tcPr>
-            <w:tcW w:w="1499" w:type="dxa"/>
+            <w:tcW w:w="1472" w:type="dxa"/>
           </w:tcPr>
           <w:p>
             <w:pPr>
               <w:pStyle w:val="af2"/>
+              <w:ind w:firstLine="0"/>
             </w:pPr>
             <w:r>
               <w:t>100</w:t>
@@ -8522,11 +8659,12 @@
         </w:tc>
         <w:tc>
           <w:tcPr>
-            <w:tcW w:w="1418" w:type="dxa"/>
+            <w:tcW w:w="1422" w:type="dxa"/>
           </w:tcPr>
           <w:p>
             <w:pPr>
               <w:pStyle w:val="af2"/>
+              <w:ind w:firstLine="0"/>
               <w:rPr>
                 <w:lang w:val="en-US"/>
               </w:rPr>
@@ -8541,11 +8679,12 @@
         </w:tc>
         <w:tc>
           <w:tcPr>
-            <w:tcW w:w="1701" w:type="dxa"/>
+            <w:tcW w:w="1649" w:type="dxa"/>
           </w:tcPr>
           <w:p>
             <w:pPr>
               <w:pStyle w:val="af2"/>
+              <w:ind w:firstLine="0"/>
               <w:rPr>
                 <w:lang w:val="en-US"/>
               </w:rPr>
@@ -8560,11 +8699,12 @@
         </w:tc>
         <w:tc>
           <w:tcPr>
-            <w:tcW w:w="2126" w:type="dxa"/>
+            <w:tcW w:w="1816" w:type="dxa"/>
           </w:tcPr>
           <w:p>
             <w:pPr>
               <w:pStyle w:val="af2"/>
+              <w:ind w:firstLine="0"/>
               <w:rPr>
                 <w:lang w:val="en-US"/>
               </w:rPr>
@@ -8579,11 +8719,12 @@
         </w:tc>
         <w:tc>
           <w:tcPr>
-            <w:tcW w:w="1418" w:type="dxa"/>
+            <w:tcW w:w="1393" w:type="dxa"/>
           </w:tcPr>
           <w:p>
             <w:pPr>
               <w:pStyle w:val="af2"/>
+              <w:ind w:firstLine="0"/>
               <w:rPr>
                 <w:lang w:val="en-US"/>
               </w:rPr>
@@ -8598,13 +8739,18 @@
         </w:tc>
       </w:tr>
       <w:tr>
+        <w:trPr>
+          <w:trHeight w:val="410"/>
+          <w:jc w:val="center"/>
+        </w:trPr>
         <w:tc>
           <w:tcPr>
-            <w:tcW w:w="1331" w:type="dxa"/>
+            <w:tcW w:w="279" w:type="dxa"/>
           </w:tcPr>
           <w:p>
             <w:pPr>
               <w:pStyle w:val="af2"/>
+              <w:ind w:firstLine="25"/>
               <w:rPr>
                 <w:lang w:val="en-US"/>
               </w:rPr>
@@ -8619,11 +8765,12 @@
         </w:tc>
         <w:tc>
           <w:tcPr>
-            <w:tcW w:w="1499" w:type="dxa"/>
+            <w:tcW w:w="1472" w:type="dxa"/>
           </w:tcPr>
           <w:p>
             <w:pPr>
               <w:pStyle w:val="af2"/>
+              <w:ind w:firstLine="0"/>
               <w:rPr>
                 <w:lang w:val="en-US"/>
               </w:rPr>
@@ -8638,11 +8785,12 @@
         </w:tc>
         <w:tc>
           <w:tcPr>
-            <w:tcW w:w="1418" w:type="dxa"/>
+            <w:tcW w:w="1422" w:type="dxa"/>
           </w:tcPr>
           <w:p>
             <w:pPr>
               <w:pStyle w:val="af2"/>
+              <w:ind w:firstLine="0"/>
               <w:rPr>
                 <w:lang w:val="en-US"/>
               </w:rPr>
@@ -8657,11 +8805,12 @@
         </w:tc>
         <w:tc>
           <w:tcPr>
-            <w:tcW w:w="1701" w:type="dxa"/>
+            <w:tcW w:w="1649" w:type="dxa"/>
           </w:tcPr>
           <w:p>
             <w:pPr>
               <w:pStyle w:val="af2"/>
+              <w:ind w:firstLine="0"/>
               <w:rPr>
                 <w:lang w:val="en-US"/>
               </w:rPr>
@@ -8676,11 +8825,12 @@
         </w:tc>
         <w:tc>
           <w:tcPr>
-            <w:tcW w:w="2126" w:type="dxa"/>
+            <w:tcW w:w="1816" w:type="dxa"/>
           </w:tcPr>
           <w:p>
             <w:pPr>
               <w:pStyle w:val="af2"/>
+              <w:ind w:firstLine="0"/>
               <w:rPr>
                 <w:lang w:val="en-US"/>
               </w:rPr>
@@ -8695,11 +8845,12 @@
         </w:tc>
         <w:tc>
           <w:tcPr>
-            <w:tcW w:w="1418" w:type="dxa"/>
+            <w:tcW w:w="1393" w:type="dxa"/>
           </w:tcPr>
           <w:p>
             <w:pPr>
               <w:pStyle w:val="af2"/>
+              <w:ind w:firstLine="0"/>
               <w:rPr>
                 <w:lang w:val="en-US"/>
               </w:rPr>
@@ -8714,13 +8865,18 @@
         </w:tc>
       </w:tr>
       <w:tr>
+        <w:trPr>
+          <w:trHeight w:val="410"/>
+          <w:jc w:val="center"/>
+        </w:trPr>
         <w:tc>
           <w:tcPr>
-            <w:tcW w:w="1331" w:type="dxa"/>
+            <w:tcW w:w="279" w:type="dxa"/>
           </w:tcPr>
           <w:p>
             <w:pPr>
               <w:pStyle w:val="af2"/>
+              <w:ind w:firstLine="25"/>
             </w:pPr>
             <w:r>
               <w:t>Король</w:t>
@@ -8729,11 +8885,12 @@
         </w:tc>
         <w:tc>
           <w:tcPr>
-            <w:tcW w:w="1499" w:type="dxa"/>
+            <w:tcW w:w="1472" w:type="dxa"/>
           </w:tcPr>
           <w:p>
             <w:pPr>
               <w:pStyle w:val="af2"/>
+              <w:ind w:firstLine="0"/>
               <w:rPr>
                 <w:lang w:val="en-US"/>
               </w:rPr>
@@ -8748,11 +8905,12 @@
         </w:tc>
         <w:tc>
           <w:tcPr>
-            <w:tcW w:w="1418" w:type="dxa"/>
+            <w:tcW w:w="1422" w:type="dxa"/>
           </w:tcPr>
           <w:p>
             <w:pPr>
               <w:pStyle w:val="af2"/>
+              <w:ind w:firstLine="0"/>
               <w:rPr>
                 <w:lang w:val="en-US"/>
               </w:rPr>
@@ -8767,11 +8925,12 @@
         </w:tc>
         <w:tc>
           <w:tcPr>
-            <w:tcW w:w="1701" w:type="dxa"/>
+            <w:tcW w:w="1649" w:type="dxa"/>
           </w:tcPr>
           <w:p>
             <w:pPr>
               <w:pStyle w:val="af2"/>
+              <w:ind w:firstLine="0"/>
               <w:rPr>
                 <w:lang w:val="en-US"/>
               </w:rPr>
@@ -8786,11 +8945,12 @@
         </w:tc>
         <w:tc>
           <w:tcPr>
-            <w:tcW w:w="2126" w:type="dxa"/>
+            <w:tcW w:w="1816" w:type="dxa"/>
           </w:tcPr>
           <w:p>
             <w:pPr>
               <w:pStyle w:val="af2"/>
+              <w:ind w:firstLine="0"/>
               <w:rPr>
                 <w:lang w:val="en-US"/>
               </w:rPr>
@@ -8805,11 +8965,12 @@
         </w:tc>
         <w:tc>
           <w:tcPr>
-            <w:tcW w:w="1418" w:type="dxa"/>
+            <w:tcW w:w="1393" w:type="dxa"/>
           </w:tcPr>
           <w:p>
             <w:pPr>
               <w:pStyle w:val="af2"/>
+              <w:ind w:firstLine="0"/>
               <w:rPr>
                 <w:lang w:val="en-US"/>
               </w:rPr>
@@ -8824,13 +8985,18 @@
         </w:tc>
       </w:tr>
       <w:tr>
+        <w:trPr>
+          <w:trHeight w:val="422"/>
+          <w:jc w:val="center"/>
+        </w:trPr>
         <w:tc>
           <w:tcPr>
-            <w:tcW w:w="1331" w:type="dxa"/>
+            <w:tcW w:w="279" w:type="dxa"/>
           </w:tcPr>
           <w:p>
             <w:pPr>
               <w:pStyle w:val="af2"/>
+              <w:ind w:firstLine="25"/>
             </w:pPr>
             <w:r>
               <w:t>Королева</w:t>
@@ -8839,11 +9005,12 @@
         </w:tc>
         <w:tc>
           <w:tcPr>
-            <w:tcW w:w="1499" w:type="dxa"/>
+            <w:tcW w:w="1472" w:type="dxa"/>
           </w:tcPr>
           <w:p>
             <w:pPr>
               <w:pStyle w:val="af2"/>
+              <w:ind w:firstLine="0"/>
               <w:rPr>
                 <w:lang w:val="en-US"/>
               </w:rPr>
@@ -8858,11 +9025,12 @@
         </w:tc>
         <w:tc>
           <w:tcPr>
-            <w:tcW w:w="1418" w:type="dxa"/>
+            <w:tcW w:w="1422" w:type="dxa"/>
           </w:tcPr>
           <w:p>
             <w:pPr>
               <w:pStyle w:val="af2"/>
+              <w:ind w:firstLine="0"/>
               <w:rPr>
                 <w:lang w:val="en-US"/>
               </w:rPr>
@@ -8877,11 +9045,12 @@
         </w:tc>
         <w:tc>
           <w:tcPr>
-            <w:tcW w:w="1701" w:type="dxa"/>
+            <w:tcW w:w="1649" w:type="dxa"/>
           </w:tcPr>
           <w:p>
             <w:pPr>
               <w:pStyle w:val="af2"/>
+              <w:ind w:firstLine="0"/>
               <w:rPr>
                 <w:lang w:val="en-US"/>
               </w:rPr>
@@ -8896,11 +9065,12 @@
         </w:tc>
         <w:tc>
           <w:tcPr>
-            <w:tcW w:w="2126" w:type="dxa"/>
+            <w:tcW w:w="1816" w:type="dxa"/>
           </w:tcPr>
           <w:p>
             <w:pPr>
               <w:pStyle w:val="af2"/>
+              <w:ind w:firstLine="0"/>
               <w:rPr>
                 <w:lang w:val="en-US"/>
               </w:rPr>
@@ -8915,11 +9085,12 @@
         </w:tc>
         <w:tc>
           <w:tcPr>
-            <w:tcW w:w="1418" w:type="dxa"/>
+            <w:tcW w:w="1393" w:type="dxa"/>
           </w:tcPr>
           <w:p>
             <w:pPr>
               <w:pStyle w:val="af2"/>
+              <w:ind w:firstLine="0"/>
             </w:pPr>
             <w:r>
               <w:t>20</w:t>
@@ -8928,13 +9099,18 @@
         </w:tc>
       </w:tr>
       <w:tr>
+        <w:trPr>
+          <w:trHeight w:val="410"/>
+          <w:jc w:val="center"/>
+        </w:trPr>
         <w:tc>
           <w:tcPr>
-            <w:tcW w:w="1331" w:type="dxa"/>
+            <w:tcW w:w="279" w:type="dxa"/>
           </w:tcPr>
           <w:p>
             <w:pPr>
               <w:pStyle w:val="af2"/>
+              <w:ind w:firstLine="25"/>
               <w:rPr>
                 <w:lang w:val="en-US"/>
               </w:rPr>
@@ -8949,11 +9125,12 @@
         </w:tc>
         <w:tc>
           <w:tcPr>
-            <w:tcW w:w="1499" w:type="dxa"/>
+            <w:tcW w:w="1472" w:type="dxa"/>
           </w:tcPr>
           <w:p>
             <w:pPr>
               <w:pStyle w:val="af2"/>
+              <w:ind w:firstLine="0"/>
               <w:rPr>
                 <w:lang w:val="en-US"/>
               </w:rPr>
@@ -8968,11 +9145,12 @@
         </w:tc>
         <w:tc>
           <w:tcPr>
-            <w:tcW w:w="1418" w:type="dxa"/>
+            <w:tcW w:w="1422" w:type="dxa"/>
           </w:tcPr>
           <w:p>
             <w:pPr>
               <w:pStyle w:val="af2"/>
+              <w:ind w:firstLine="0"/>
               <w:rPr>
                 <w:lang w:val="en-US"/>
               </w:rPr>
@@ -8987,11 +9165,12 @@
         </w:tc>
         <w:tc>
           <w:tcPr>
-            <w:tcW w:w="1701" w:type="dxa"/>
+            <w:tcW w:w="1649" w:type="dxa"/>
           </w:tcPr>
           <w:p>
             <w:pPr>
               <w:pStyle w:val="af2"/>
+              <w:ind w:firstLine="0"/>
               <w:rPr>
                 <w:lang w:val="en-US"/>
               </w:rPr>
@@ -9006,11 +9185,12 @@
         </w:tc>
         <w:tc>
           <w:tcPr>
-            <w:tcW w:w="2126" w:type="dxa"/>
+            <w:tcW w:w="1816" w:type="dxa"/>
           </w:tcPr>
           <w:p>
             <w:pPr>
               <w:pStyle w:val="af2"/>
+              <w:ind w:firstLine="0"/>
               <w:rPr>
                 <w:lang w:val="en-US"/>
               </w:rPr>
@@ -9025,11 +9205,12 @@
         </w:tc>
         <w:tc>
           <w:tcPr>
-            <w:tcW w:w="1418" w:type="dxa"/>
+            <w:tcW w:w="1393" w:type="dxa"/>
           </w:tcPr>
           <w:p>
             <w:pPr>
               <w:pStyle w:val="af2"/>
+              <w:ind w:firstLine="0"/>
             </w:pPr>
             <w:r>
               <w:t>20</w:t>
@@ -9038,13 +9219,18 @@
         </w:tc>
       </w:tr>
       <w:tr>
+        <w:trPr>
+          <w:trHeight w:val="410"/>
+          <w:jc w:val="center"/>
+        </w:trPr>
         <w:tc>
           <w:tcPr>
-            <w:tcW w:w="1331" w:type="dxa"/>
+            <w:tcW w:w="279" w:type="dxa"/>
           </w:tcPr>
           <w:p>
             <w:pPr>
               <w:pStyle w:val="af2"/>
+              <w:ind w:firstLine="25"/>
             </w:pPr>
             <w:r>
               <w:t>Конь</w:t>
@@ -9053,11 +9239,12 @@
         </w:tc>
         <w:tc>
           <w:tcPr>
-            <w:tcW w:w="1499" w:type="dxa"/>
+            <w:tcW w:w="1472" w:type="dxa"/>
           </w:tcPr>
           <w:p>
             <w:pPr>
               <w:pStyle w:val="af2"/>
+              <w:ind w:firstLine="0"/>
               <w:rPr>
                 <w:lang w:val="en-US"/>
               </w:rPr>
@@ -9072,11 +9259,12 @@
         </w:tc>
         <w:tc>
           <w:tcPr>
-            <w:tcW w:w="1418" w:type="dxa"/>
+            <w:tcW w:w="1422" w:type="dxa"/>
           </w:tcPr>
           <w:p>
             <w:pPr>
               <w:pStyle w:val="af2"/>
+              <w:ind w:firstLine="0"/>
               <w:rPr>
                 <w:lang w:val="en-US"/>
               </w:rPr>
@@ -9091,11 +9279,12 @@
         </w:tc>
         <w:tc>
           <w:tcPr>
-            <w:tcW w:w="1701" w:type="dxa"/>
+            <w:tcW w:w="1649" w:type="dxa"/>
           </w:tcPr>
           <w:p>
             <w:pPr>
               <w:pStyle w:val="af2"/>
+              <w:ind w:firstLine="0"/>
               <w:rPr>
                 <w:lang w:val="en-US"/>
               </w:rPr>
@@ -9110,11 +9299,12 @@
         </w:tc>
         <w:tc>
           <w:tcPr>
-            <w:tcW w:w="2126" w:type="dxa"/>
+            <w:tcW w:w="1816" w:type="dxa"/>
           </w:tcPr>
           <w:p>
             <w:pPr>
               <w:pStyle w:val="af2"/>
+              <w:ind w:firstLine="0"/>
               <w:rPr>
                 <w:lang w:val="en-US"/>
               </w:rPr>
@@ -9129,11 +9319,12 @@
         </w:tc>
         <w:tc>
           <w:tcPr>
-            <w:tcW w:w="1418" w:type="dxa"/>
+            <w:tcW w:w="1393" w:type="dxa"/>
           </w:tcPr>
           <w:p>
             <w:pPr>
               <w:pStyle w:val="af2"/>
+              <w:ind w:firstLine="0"/>
             </w:pPr>
             <w:r>
               <w:t>30</w:t>
@@ -9147,6 +9338,980 @@
         <w:keepNext/>
       </w:pPr>
     </w:p>
+    <w:p>
+      <w:pPr>
+        <w:spacing w:line="360" w:lineRule="auto"/>
+        <w:rPr>
+          <w:rFonts w:ascii="Times New Roman" w:hAnsi="Times New Roman" w:cs="Times New Roman"/>
+          <w:sz w:val="24"/>
+          <w:szCs w:val="24"/>
+        </w:rPr>
+      </w:pPr>
+      <w:r>
+        <w:rPr>
+          <w:rFonts w:ascii="Times New Roman" w:hAnsi="Times New Roman" w:cs="Times New Roman"/>
+          <w:sz w:val="24"/>
+          <w:szCs w:val="24"/>
+        </w:rPr>
+        <w:t>Работа алгоритма Минимакса до и после оптимизации представлена на таблице 4.3.</w:t>
+      </w:r>
+    </w:p>
+    <w:p>
+      <w:pPr>
+        <w:pStyle w:val="af7"/>
+      </w:pPr>
+      <w:r>
+        <w:t>Таблица 4.</w:t>
+      </w:r>
+      <w:r>
+        <w:t>3</w:t>
+      </w:r>
+      <w:r>
+        <w:t xml:space="preserve">.  </w:t>
+      </w:r>
+      <w:r>
+        <w:t>Результаты оптимизации</w:t>
+      </w:r>
+    </w:p>
+    <w:tbl>
+      <w:tblPr>
+        <w:tblStyle w:val="af4"/>
+        <w:tblW w:w="0" w:type="auto"/>
+        <w:jc w:val="center"/>
+        <w:tblLook w:val="04A0" w:firstRow="1" w:lastRow="0" w:firstColumn="1" w:lastColumn="0" w:noHBand="0" w:noVBand="1"/>
+      </w:tblPr>
+      <w:tblGrid>
+        <w:gridCol w:w="1328"/>
+        <w:gridCol w:w="1546"/>
+        <w:gridCol w:w="1135"/>
+        <w:gridCol w:w="1546"/>
+        <w:gridCol w:w="1122"/>
+        <w:gridCol w:w="1546"/>
+        <w:gridCol w:w="1122"/>
+      </w:tblGrid>
+      <w:tr>
+        <w:trPr>
+          <w:jc w:val="center"/>
+        </w:trPr>
+        <w:tc>
+          <w:tcPr>
+            <w:tcW w:w="1300" w:type="dxa"/>
+          </w:tcPr>
+          <w:p>
+            <w:pPr>
+              <w:spacing w:line="360" w:lineRule="auto"/>
+              <w:rPr>
+                <w:rFonts w:ascii="Times New Roman" w:hAnsi="Times New Roman" w:cs="Times New Roman"/>
+                <w:sz w:val="24"/>
+                <w:szCs w:val="24"/>
+              </w:rPr>
+            </w:pPr>
+            <w:r>
+              <w:rPr>
+                <w:rFonts w:ascii="Times New Roman" w:hAnsi="Times New Roman" w:cs="Times New Roman"/>
+                <w:sz w:val="24"/>
+                <w:szCs w:val="24"/>
+              </w:rPr>
+              <w:t xml:space="preserve">Название </w:t>
+            </w:r>
+          </w:p>
+        </w:tc>
+        <w:tc>
+          <w:tcPr>
+            <w:tcW w:w="1672" w:type="dxa"/>
+          </w:tcPr>
+          <w:p>
+            <w:pPr>
+              <w:spacing w:line="360" w:lineRule="auto"/>
+              <w:rPr>
+                <w:rFonts w:ascii="Times New Roman" w:hAnsi="Times New Roman" w:cs="Times New Roman"/>
+                <w:sz w:val="24"/>
+                <w:szCs w:val="24"/>
+              </w:rPr>
+            </w:pPr>
+            <w:r>
+              <w:rPr>
+                <w:rFonts w:ascii="Times New Roman" w:hAnsi="Times New Roman" w:cs="Times New Roman"/>
+                <w:sz w:val="24"/>
+                <w:szCs w:val="24"/>
+              </w:rPr>
+              <w:t>Количество рекурсивных вызовов для первого хода</w:t>
+            </w:r>
+          </w:p>
+        </w:tc>
+        <w:tc>
+          <w:tcPr>
+            <w:tcW w:w="1213" w:type="dxa"/>
+          </w:tcPr>
+          <w:p>
+            <w:pPr>
+              <w:spacing w:line="360" w:lineRule="auto"/>
+              <w:rPr>
+                <w:rFonts w:ascii="Times New Roman" w:hAnsi="Times New Roman" w:cs="Times New Roman"/>
+                <w:sz w:val="24"/>
+                <w:szCs w:val="24"/>
+              </w:rPr>
+            </w:pPr>
+            <w:r>
+              <w:rPr>
+                <w:rFonts w:ascii="Times New Roman" w:hAnsi="Times New Roman" w:cs="Times New Roman"/>
+                <w:sz w:val="24"/>
+                <w:szCs w:val="24"/>
+              </w:rPr>
+              <w:t>Время просчета первого хода в секундах</w:t>
+            </w:r>
+          </w:p>
+        </w:tc>
+        <w:tc>
+          <w:tcPr>
+            <w:tcW w:w="1446" w:type="dxa"/>
+          </w:tcPr>
+          <w:p>
+            <w:pPr>
+              <w:spacing w:line="360" w:lineRule="auto"/>
+              <w:rPr>
+                <w:rFonts w:ascii="Times New Roman" w:hAnsi="Times New Roman" w:cs="Times New Roman"/>
+                <w:sz w:val="24"/>
+                <w:szCs w:val="24"/>
+              </w:rPr>
+            </w:pPr>
+            <w:r>
+              <w:rPr>
+                <w:rFonts w:ascii="Times New Roman" w:hAnsi="Times New Roman" w:cs="Times New Roman"/>
+                <w:sz w:val="24"/>
+                <w:szCs w:val="24"/>
+              </w:rPr>
+              <w:t>Количество рекурсивных вызовов для второго хода</w:t>
+            </w:r>
+          </w:p>
+        </w:tc>
+        <w:tc>
+          <w:tcPr>
+            <w:tcW w:w="1100" w:type="dxa"/>
+          </w:tcPr>
+          <w:p>
+            <w:pPr>
+              <w:spacing w:line="360" w:lineRule="auto"/>
+              <w:rPr>
+                <w:rFonts w:ascii="Times New Roman" w:hAnsi="Times New Roman" w:cs="Times New Roman"/>
+                <w:sz w:val="24"/>
+                <w:szCs w:val="24"/>
+              </w:rPr>
+            </w:pPr>
+            <w:r>
+              <w:rPr>
+                <w:rFonts w:ascii="Times New Roman" w:hAnsi="Times New Roman" w:cs="Times New Roman"/>
+                <w:sz w:val="24"/>
+                <w:szCs w:val="24"/>
+              </w:rPr>
+              <w:t>Время просчета второго хода</w:t>
+            </w:r>
+          </w:p>
+        </w:tc>
+        <w:tc>
+          <w:tcPr>
+            <w:tcW w:w="1514" w:type="dxa"/>
+          </w:tcPr>
+          <w:p>
+            <w:pPr>
+              <w:spacing w:line="360" w:lineRule="auto"/>
+              <w:rPr>
+                <w:rFonts w:ascii="Times New Roman" w:hAnsi="Times New Roman" w:cs="Times New Roman"/>
+                <w:sz w:val="24"/>
+                <w:szCs w:val="24"/>
+              </w:rPr>
+            </w:pPr>
+            <w:r>
+              <w:rPr>
+                <w:rFonts w:ascii="Times New Roman" w:hAnsi="Times New Roman" w:cs="Times New Roman"/>
+                <w:sz w:val="24"/>
+                <w:szCs w:val="24"/>
+              </w:rPr>
+              <w:t>Количество рекурсивных вызовов для третьего хода</w:t>
+            </w:r>
+          </w:p>
+        </w:tc>
+        <w:tc>
+          <w:tcPr>
+            <w:tcW w:w="1100" w:type="dxa"/>
+          </w:tcPr>
+          <w:p>
+            <w:pPr>
+              <w:spacing w:line="360" w:lineRule="auto"/>
+              <w:rPr>
+                <w:rFonts w:ascii="Times New Roman" w:hAnsi="Times New Roman" w:cs="Times New Roman"/>
+                <w:sz w:val="24"/>
+                <w:szCs w:val="24"/>
+              </w:rPr>
+            </w:pPr>
+            <w:r>
+              <w:rPr>
+                <w:rFonts w:ascii="Times New Roman" w:hAnsi="Times New Roman" w:cs="Times New Roman"/>
+                <w:sz w:val="24"/>
+                <w:szCs w:val="24"/>
+              </w:rPr>
+              <w:t>Время просчета третьего хода</w:t>
+            </w:r>
+          </w:p>
+        </w:tc>
+      </w:tr>
+      <w:tr>
+        <w:trPr>
+          <w:jc w:val="center"/>
+        </w:trPr>
+        <w:tc>
+          <w:tcPr>
+            <w:tcW w:w="1300" w:type="dxa"/>
+          </w:tcPr>
+          <w:p>
+            <w:pPr>
+              <w:spacing w:line="360" w:lineRule="auto"/>
+              <w:rPr>
+                <w:rFonts w:ascii="Times New Roman" w:hAnsi="Times New Roman" w:cs="Times New Roman"/>
+                <w:sz w:val="24"/>
+                <w:szCs w:val="24"/>
+              </w:rPr>
+            </w:pPr>
+            <w:r>
+              <w:rPr>
+                <w:rFonts w:ascii="Times New Roman" w:hAnsi="Times New Roman" w:cs="Times New Roman"/>
+                <w:sz w:val="24"/>
+                <w:szCs w:val="24"/>
+              </w:rPr>
+              <w:t>Минимакс</w:t>
+            </w:r>
+          </w:p>
+        </w:tc>
+        <w:tc>
+          <w:tcPr>
+            <w:tcW w:w="1672" w:type="dxa"/>
+          </w:tcPr>
+          <w:p>
+            <w:pPr>
+              <w:spacing w:line="360" w:lineRule="auto"/>
+              <w:rPr>
+                <w:rFonts w:ascii="Times New Roman" w:hAnsi="Times New Roman" w:cs="Times New Roman"/>
+                <w:sz w:val="24"/>
+                <w:szCs w:val="24"/>
+              </w:rPr>
+            </w:pPr>
+            <w:r>
+              <w:rPr>
+                <w:rFonts w:ascii="Times New Roman" w:hAnsi="Times New Roman" w:cs="Times New Roman"/>
+                <w:sz w:val="24"/>
+                <w:szCs w:val="24"/>
+                <w:lang w:val="en-US"/>
+              </w:rPr>
+              <w:t>&gt; 230 000 000</w:t>
+            </w:r>
+            <w:r>
+              <w:rPr>
+                <w:rFonts w:ascii="Times New Roman" w:hAnsi="Times New Roman" w:cs="Times New Roman"/>
+                <w:sz w:val="24"/>
+                <w:szCs w:val="24"/>
+              </w:rPr>
+              <w:t xml:space="preserve"> </w:t>
+            </w:r>
+          </w:p>
+        </w:tc>
+        <w:tc>
+          <w:tcPr>
+            <w:tcW w:w="1213" w:type="dxa"/>
+          </w:tcPr>
+          <w:p>
+            <w:pPr>
+              <w:spacing w:line="360" w:lineRule="auto"/>
+              <w:rPr>
+                <w:rFonts w:ascii="Times New Roman" w:hAnsi="Times New Roman" w:cs="Times New Roman"/>
+                <w:sz w:val="24"/>
+                <w:szCs w:val="24"/>
+                <w:lang w:val="en-US"/>
+              </w:rPr>
+            </w:pPr>
+            <w:r>
+              <w:rPr>
+                <w:rFonts w:ascii="Times New Roman" w:hAnsi="Times New Roman" w:cs="Times New Roman"/>
+                <w:sz w:val="24"/>
+                <w:szCs w:val="24"/>
+                <w:lang w:val="en-US"/>
+              </w:rPr>
+              <w:t>&gt;3 600</w:t>
+            </w:r>
+          </w:p>
+        </w:tc>
+        <w:tc>
+          <w:tcPr>
+            <w:tcW w:w="1446" w:type="dxa"/>
+          </w:tcPr>
+          <w:p>
+            <w:pPr>
+              <w:spacing w:line="360" w:lineRule="auto"/>
+              <w:rPr>
+                <w:rFonts w:ascii="Times New Roman" w:hAnsi="Times New Roman" w:cs="Times New Roman"/>
+                <w:sz w:val="24"/>
+                <w:szCs w:val="24"/>
+                <w:lang w:val="en-US"/>
+              </w:rPr>
+            </w:pPr>
+            <w:r>
+              <w:rPr>
+                <w:rFonts w:ascii="Times New Roman" w:hAnsi="Times New Roman" w:cs="Times New Roman"/>
+                <w:sz w:val="24"/>
+                <w:szCs w:val="24"/>
+                <w:lang w:val="en-US"/>
+              </w:rPr>
+              <w:t>?</w:t>
+            </w:r>
+          </w:p>
+        </w:tc>
+        <w:tc>
+          <w:tcPr>
+            <w:tcW w:w="1100" w:type="dxa"/>
+          </w:tcPr>
+          <w:p>
+            <w:pPr>
+              <w:spacing w:line="360" w:lineRule="auto"/>
+              <w:rPr>
+                <w:rFonts w:ascii="Times New Roman" w:hAnsi="Times New Roman" w:cs="Times New Roman"/>
+                <w:sz w:val="24"/>
+                <w:szCs w:val="24"/>
+                <w:lang w:val="en-US"/>
+              </w:rPr>
+            </w:pPr>
+            <w:r>
+              <w:rPr>
+                <w:rFonts w:ascii="Times New Roman" w:hAnsi="Times New Roman" w:cs="Times New Roman"/>
+                <w:sz w:val="24"/>
+                <w:szCs w:val="24"/>
+                <w:lang w:val="en-US"/>
+              </w:rPr>
+              <w:t>?</w:t>
+            </w:r>
+          </w:p>
+        </w:tc>
+        <w:tc>
+          <w:tcPr>
+            <w:tcW w:w="1514" w:type="dxa"/>
+          </w:tcPr>
+          <w:p>
+            <w:pPr>
+              <w:spacing w:line="360" w:lineRule="auto"/>
+              <w:rPr>
+                <w:rFonts w:ascii="Times New Roman" w:hAnsi="Times New Roman" w:cs="Times New Roman"/>
+                <w:sz w:val="24"/>
+                <w:szCs w:val="24"/>
+                <w:lang w:val="en-US"/>
+              </w:rPr>
+            </w:pPr>
+            <w:r>
+              <w:rPr>
+                <w:rFonts w:ascii="Times New Roman" w:hAnsi="Times New Roman" w:cs="Times New Roman"/>
+                <w:sz w:val="24"/>
+                <w:szCs w:val="24"/>
+                <w:lang w:val="en-US"/>
+              </w:rPr>
+              <w:t>?</w:t>
+            </w:r>
+          </w:p>
+        </w:tc>
+        <w:tc>
+          <w:tcPr>
+            <w:tcW w:w="1100" w:type="dxa"/>
+          </w:tcPr>
+          <w:p>
+            <w:pPr>
+              <w:spacing w:line="360" w:lineRule="auto"/>
+              <w:rPr>
+                <w:rFonts w:ascii="Times New Roman" w:hAnsi="Times New Roman" w:cs="Times New Roman"/>
+                <w:sz w:val="24"/>
+                <w:szCs w:val="24"/>
+                <w:lang w:val="en-US"/>
+              </w:rPr>
+            </w:pPr>
+            <w:r>
+              <w:rPr>
+                <w:rFonts w:ascii="Times New Roman" w:hAnsi="Times New Roman" w:cs="Times New Roman"/>
+                <w:sz w:val="24"/>
+                <w:szCs w:val="24"/>
+                <w:lang w:val="en-US"/>
+              </w:rPr>
+              <w:t>?</w:t>
+            </w:r>
+          </w:p>
+        </w:tc>
+      </w:tr>
+      <w:tr>
+        <w:trPr>
+          <w:jc w:val="center"/>
+        </w:trPr>
+        <w:tc>
+          <w:tcPr>
+            <w:tcW w:w="1300" w:type="dxa"/>
+          </w:tcPr>
+          <w:p>
+            <w:pPr>
+              <w:spacing w:line="360" w:lineRule="auto"/>
+              <w:rPr>
+                <w:rFonts w:ascii="Times New Roman" w:hAnsi="Times New Roman" w:cs="Times New Roman"/>
+                <w:sz w:val="24"/>
+                <w:szCs w:val="24"/>
+              </w:rPr>
+            </w:pPr>
+            <w:r>
+              <w:rPr>
+                <w:rFonts w:ascii="Times New Roman" w:hAnsi="Times New Roman" w:cs="Times New Roman"/>
+                <w:sz w:val="24"/>
+                <w:szCs w:val="24"/>
+              </w:rPr>
+              <w:t xml:space="preserve">Минимакс + </w:t>
+            </w:r>
+            <w:proofErr w:type="spellStart"/>
+            <w:r>
+              <w:rPr>
+                <w:rFonts w:ascii="Times New Roman" w:hAnsi="Times New Roman" w:cs="Times New Roman"/>
+                <w:sz w:val="24"/>
+                <w:szCs w:val="24"/>
+              </w:rPr>
+              <w:t>АльфаБета</w:t>
+            </w:r>
+            <w:proofErr w:type="spellEnd"/>
+          </w:p>
+        </w:tc>
+        <w:tc>
+          <w:tcPr>
+            <w:tcW w:w="1672" w:type="dxa"/>
+          </w:tcPr>
+          <w:p>
+            <w:pPr>
+              <w:spacing w:line="360" w:lineRule="auto"/>
+              <w:rPr>
+                <w:rFonts w:ascii="Times New Roman" w:hAnsi="Times New Roman" w:cs="Times New Roman"/>
+                <w:sz w:val="24"/>
+                <w:szCs w:val="24"/>
+              </w:rPr>
+            </w:pPr>
+            <w:r>
+              <w:rPr>
+                <w:rFonts w:ascii="Times New Roman" w:hAnsi="Times New Roman" w:cs="Times New Roman"/>
+                <w:sz w:val="24"/>
+                <w:szCs w:val="24"/>
+              </w:rPr>
+              <w:t>62 203</w:t>
+            </w:r>
+          </w:p>
+        </w:tc>
+        <w:tc>
+          <w:tcPr>
+            <w:tcW w:w="1213" w:type="dxa"/>
+          </w:tcPr>
+          <w:p>
+            <w:pPr>
+              <w:spacing w:line="360" w:lineRule="auto"/>
+              <w:rPr>
+                <w:rFonts w:ascii="Times New Roman" w:hAnsi="Times New Roman" w:cs="Times New Roman"/>
+                <w:sz w:val="24"/>
+                <w:szCs w:val="24"/>
+              </w:rPr>
+            </w:pPr>
+            <w:r>
+              <w:rPr>
+                <w:rFonts w:ascii="Times New Roman" w:hAnsi="Times New Roman" w:cs="Times New Roman"/>
+                <w:sz w:val="24"/>
+                <w:szCs w:val="24"/>
+              </w:rPr>
+              <w:t>5,89</w:t>
+            </w:r>
+          </w:p>
+        </w:tc>
+        <w:tc>
+          <w:tcPr>
+            <w:tcW w:w="1446" w:type="dxa"/>
+          </w:tcPr>
+          <w:p>
+            <w:pPr>
+              <w:spacing w:line="360" w:lineRule="auto"/>
+              <w:rPr>
+                <w:rFonts w:ascii="Times New Roman" w:hAnsi="Times New Roman" w:cs="Times New Roman"/>
+                <w:sz w:val="24"/>
+                <w:szCs w:val="24"/>
+              </w:rPr>
+            </w:pPr>
+            <w:r>
+              <w:rPr>
+                <w:rFonts w:ascii="Times New Roman" w:hAnsi="Times New Roman" w:cs="Times New Roman"/>
+                <w:sz w:val="24"/>
+                <w:szCs w:val="24"/>
+              </w:rPr>
+              <w:t>138880</w:t>
+            </w:r>
+          </w:p>
+        </w:tc>
+        <w:tc>
+          <w:tcPr>
+            <w:tcW w:w="1100" w:type="dxa"/>
+          </w:tcPr>
+          <w:p>
+            <w:pPr>
+              <w:spacing w:line="360" w:lineRule="auto"/>
+              <w:rPr>
+                <w:rFonts w:ascii="Times New Roman" w:hAnsi="Times New Roman" w:cs="Times New Roman"/>
+                <w:sz w:val="24"/>
+                <w:szCs w:val="24"/>
+              </w:rPr>
+            </w:pPr>
+            <w:r>
+              <w:rPr>
+                <w:rFonts w:ascii="Times New Roman" w:hAnsi="Times New Roman" w:cs="Times New Roman"/>
+                <w:sz w:val="24"/>
+                <w:szCs w:val="24"/>
+              </w:rPr>
+              <w:t>15,41</w:t>
+            </w:r>
+          </w:p>
+        </w:tc>
+        <w:tc>
+          <w:tcPr>
+            <w:tcW w:w="1514" w:type="dxa"/>
+          </w:tcPr>
+          <w:p>
+            <w:pPr>
+              <w:spacing w:line="360" w:lineRule="auto"/>
+              <w:rPr>
+                <w:rFonts w:ascii="Times New Roman" w:hAnsi="Times New Roman" w:cs="Times New Roman"/>
+                <w:sz w:val="24"/>
+                <w:szCs w:val="24"/>
+              </w:rPr>
+            </w:pPr>
+            <w:r>
+              <w:rPr>
+                <w:rFonts w:ascii="Times New Roman" w:hAnsi="Times New Roman" w:cs="Times New Roman"/>
+                <w:sz w:val="24"/>
+                <w:szCs w:val="24"/>
+              </w:rPr>
+              <w:t>249 258</w:t>
+            </w:r>
+          </w:p>
+        </w:tc>
+        <w:tc>
+          <w:tcPr>
+            <w:tcW w:w="1100" w:type="dxa"/>
+          </w:tcPr>
+          <w:p>
+            <w:pPr>
+              <w:spacing w:line="360" w:lineRule="auto"/>
+              <w:rPr>
+                <w:rFonts w:ascii="Times New Roman" w:hAnsi="Times New Roman" w:cs="Times New Roman"/>
+                <w:sz w:val="24"/>
+                <w:szCs w:val="24"/>
+              </w:rPr>
+            </w:pPr>
+            <w:r>
+              <w:rPr>
+                <w:rFonts w:ascii="Times New Roman" w:hAnsi="Times New Roman" w:cs="Times New Roman"/>
+                <w:sz w:val="24"/>
+                <w:szCs w:val="24"/>
+              </w:rPr>
+              <w:t>23,35</w:t>
+            </w:r>
+          </w:p>
+        </w:tc>
+      </w:tr>
+      <w:tr>
+        <w:trPr>
+          <w:jc w:val="center"/>
+        </w:trPr>
+        <w:tc>
+          <w:tcPr>
+            <w:tcW w:w="1300" w:type="dxa"/>
+          </w:tcPr>
+          <w:p>
+            <w:pPr>
+              <w:spacing w:line="360" w:lineRule="auto"/>
+              <w:rPr>
+                <w:rFonts w:ascii="Times New Roman" w:hAnsi="Times New Roman" w:cs="Times New Roman"/>
+                <w:sz w:val="24"/>
+                <w:szCs w:val="24"/>
+              </w:rPr>
+            </w:pPr>
+            <w:r>
+              <w:rPr>
+                <w:rFonts w:ascii="Times New Roman" w:hAnsi="Times New Roman" w:cs="Times New Roman"/>
+                <w:sz w:val="24"/>
+                <w:szCs w:val="24"/>
+              </w:rPr>
+              <w:t>Минимакс + грубое отсечение</w:t>
+            </w:r>
+          </w:p>
+        </w:tc>
+        <w:tc>
+          <w:tcPr>
+            <w:tcW w:w="1672" w:type="dxa"/>
+          </w:tcPr>
+          <w:p>
+            <w:pPr>
+              <w:spacing w:line="360" w:lineRule="auto"/>
+              <w:rPr>
+                <w:rFonts w:ascii="Times New Roman" w:hAnsi="Times New Roman" w:cs="Times New Roman"/>
+                <w:sz w:val="24"/>
+                <w:szCs w:val="24"/>
+              </w:rPr>
+            </w:pPr>
+            <w:r>
+              <w:rPr>
+                <w:rFonts w:ascii="Times New Roman" w:hAnsi="Times New Roman" w:cs="Times New Roman"/>
+                <w:sz w:val="24"/>
+                <w:szCs w:val="24"/>
+              </w:rPr>
+              <w:t>682 893</w:t>
+            </w:r>
+          </w:p>
+        </w:tc>
+        <w:tc>
+          <w:tcPr>
+            <w:tcW w:w="1213" w:type="dxa"/>
+          </w:tcPr>
+          <w:p>
+            <w:pPr>
+              <w:spacing w:line="360" w:lineRule="auto"/>
+              <w:rPr>
+                <w:rFonts w:ascii="Times New Roman" w:hAnsi="Times New Roman" w:cs="Times New Roman"/>
+                <w:sz w:val="24"/>
+                <w:szCs w:val="24"/>
+              </w:rPr>
+            </w:pPr>
+            <w:r>
+              <w:rPr>
+                <w:rFonts w:ascii="Times New Roman" w:hAnsi="Times New Roman" w:cs="Times New Roman"/>
+                <w:sz w:val="24"/>
+                <w:szCs w:val="24"/>
+              </w:rPr>
+              <w:t>51,19</w:t>
+            </w:r>
+          </w:p>
+        </w:tc>
+        <w:tc>
+          <w:tcPr>
+            <w:tcW w:w="1446" w:type="dxa"/>
+          </w:tcPr>
+          <w:p>
+            <w:pPr>
+              <w:spacing w:line="360" w:lineRule="auto"/>
+              <w:rPr>
+                <w:rFonts w:ascii="Times New Roman" w:hAnsi="Times New Roman" w:cs="Times New Roman"/>
+                <w:sz w:val="24"/>
+                <w:szCs w:val="24"/>
+              </w:rPr>
+            </w:pPr>
+            <w:r>
+              <w:rPr>
+                <w:rFonts w:ascii="Times New Roman" w:hAnsi="Times New Roman" w:cs="Times New Roman"/>
+                <w:sz w:val="24"/>
+                <w:szCs w:val="24"/>
+              </w:rPr>
+              <w:t>353 947</w:t>
+            </w:r>
+          </w:p>
+        </w:tc>
+        <w:tc>
+          <w:tcPr>
+            <w:tcW w:w="1100" w:type="dxa"/>
+          </w:tcPr>
+          <w:p>
+            <w:pPr>
+              <w:spacing w:line="360" w:lineRule="auto"/>
+              <w:rPr>
+                <w:rFonts w:ascii="Times New Roman" w:hAnsi="Times New Roman" w:cs="Times New Roman"/>
+                <w:sz w:val="24"/>
+                <w:szCs w:val="24"/>
+              </w:rPr>
+            </w:pPr>
+            <w:r>
+              <w:rPr>
+                <w:rFonts w:ascii="Times New Roman" w:hAnsi="Times New Roman" w:cs="Times New Roman"/>
+                <w:sz w:val="24"/>
+                <w:szCs w:val="24"/>
+              </w:rPr>
+              <w:t>29,14</w:t>
+            </w:r>
+          </w:p>
+        </w:tc>
+        <w:tc>
+          <w:tcPr>
+            <w:tcW w:w="1514" w:type="dxa"/>
+          </w:tcPr>
+          <w:p>
+            <w:pPr>
+              <w:spacing w:line="360" w:lineRule="auto"/>
+              <w:rPr>
+                <w:rFonts w:ascii="Times New Roman" w:hAnsi="Times New Roman" w:cs="Times New Roman"/>
+                <w:sz w:val="24"/>
+                <w:szCs w:val="24"/>
+              </w:rPr>
+            </w:pPr>
+            <w:r>
+              <w:rPr>
+                <w:rFonts w:ascii="Times New Roman" w:hAnsi="Times New Roman" w:cs="Times New Roman"/>
+                <w:sz w:val="24"/>
+                <w:szCs w:val="24"/>
+              </w:rPr>
+              <w:t>991 983</w:t>
+            </w:r>
+          </w:p>
+        </w:tc>
+        <w:tc>
+          <w:tcPr>
+            <w:tcW w:w="1100" w:type="dxa"/>
+          </w:tcPr>
+          <w:p>
+            <w:pPr>
+              <w:spacing w:line="360" w:lineRule="auto"/>
+              <w:rPr>
+                <w:rFonts w:ascii="Times New Roman" w:hAnsi="Times New Roman" w:cs="Times New Roman"/>
+                <w:sz w:val="24"/>
+                <w:szCs w:val="24"/>
+              </w:rPr>
+            </w:pPr>
+            <w:r>
+              <w:rPr>
+                <w:rFonts w:ascii="Times New Roman" w:hAnsi="Times New Roman" w:cs="Times New Roman"/>
+                <w:sz w:val="24"/>
+                <w:szCs w:val="24"/>
+              </w:rPr>
+              <w:t>79,46</w:t>
+            </w:r>
+          </w:p>
+        </w:tc>
+      </w:tr>
+      <w:tr>
+        <w:trPr>
+          <w:jc w:val="center"/>
+        </w:trPr>
+        <w:tc>
+          <w:tcPr>
+            <w:tcW w:w="1300" w:type="dxa"/>
+          </w:tcPr>
+          <w:p>
+            <w:pPr>
+              <w:spacing w:line="360" w:lineRule="auto"/>
+              <w:rPr>
+                <w:rFonts w:ascii="Times New Roman" w:hAnsi="Times New Roman" w:cs="Times New Roman"/>
+                <w:sz w:val="24"/>
+                <w:szCs w:val="24"/>
+              </w:rPr>
+            </w:pPr>
+            <w:r>
+              <w:rPr>
+                <w:rFonts w:ascii="Times New Roman" w:hAnsi="Times New Roman" w:cs="Times New Roman"/>
+                <w:sz w:val="24"/>
+                <w:szCs w:val="24"/>
+              </w:rPr>
+              <w:t xml:space="preserve">Минимакс + </w:t>
+            </w:r>
+            <w:proofErr w:type="spellStart"/>
+            <w:r>
+              <w:rPr>
+                <w:rFonts w:ascii="Times New Roman" w:hAnsi="Times New Roman" w:cs="Times New Roman"/>
+                <w:sz w:val="24"/>
+                <w:szCs w:val="24"/>
+              </w:rPr>
+              <w:t>АльфаБета</w:t>
+            </w:r>
+            <w:proofErr w:type="spellEnd"/>
+            <w:r>
+              <w:rPr>
+                <w:rFonts w:ascii="Times New Roman" w:hAnsi="Times New Roman" w:cs="Times New Roman"/>
+                <w:sz w:val="24"/>
+                <w:szCs w:val="24"/>
+              </w:rPr>
+              <w:t xml:space="preserve"> + грубое </w:t>
+            </w:r>
+            <w:proofErr w:type="spellStart"/>
+            <w:r>
+              <w:rPr>
+                <w:rFonts w:ascii="Times New Roman" w:hAnsi="Times New Roman" w:cs="Times New Roman"/>
+                <w:sz w:val="24"/>
+                <w:szCs w:val="24"/>
+              </w:rPr>
+              <w:t>отсченеие</w:t>
+            </w:r>
+            <w:proofErr w:type="spellEnd"/>
+          </w:p>
+        </w:tc>
+        <w:tc>
+          <w:tcPr>
+            <w:tcW w:w="1672" w:type="dxa"/>
+          </w:tcPr>
+          <w:p>
+            <w:pPr>
+              <w:spacing w:line="360" w:lineRule="auto"/>
+              <w:rPr>
+                <w:rFonts w:ascii="Times New Roman" w:hAnsi="Times New Roman" w:cs="Times New Roman"/>
+                <w:sz w:val="24"/>
+                <w:szCs w:val="24"/>
+                <w:lang w:val="en-US"/>
+              </w:rPr>
+            </w:pPr>
+            <w:r>
+              <w:rPr>
+                <w:rFonts w:ascii="Times New Roman" w:hAnsi="Times New Roman" w:cs="Times New Roman"/>
+                <w:sz w:val="24"/>
+                <w:szCs w:val="24"/>
+                <w:lang w:val="en-US"/>
+              </w:rPr>
+              <w:t>8</w:t>
+            </w:r>
+            <w:r>
+              <w:rPr>
+                <w:rFonts w:ascii="Times New Roman" w:hAnsi="Times New Roman" w:cs="Times New Roman"/>
+                <w:sz w:val="24"/>
+                <w:szCs w:val="24"/>
+              </w:rPr>
+              <w:t xml:space="preserve"> </w:t>
+            </w:r>
+            <w:r>
+              <w:rPr>
+                <w:rFonts w:ascii="Times New Roman" w:hAnsi="Times New Roman" w:cs="Times New Roman"/>
+                <w:sz w:val="24"/>
+                <w:szCs w:val="24"/>
+                <w:lang w:val="en-US"/>
+              </w:rPr>
+              <w:t>880</w:t>
+            </w:r>
+          </w:p>
+        </w:tc>
+        <w:tc>
+          <w:tcPr>
+            <w:tcW w:w="1213" w:type="dxa"/>
+          </w:tcPr>
+          <w:p>
+            <w:pPr>
+              <w:spacing w:line="360" w:lineRule="auto"/>
+              <w:rPr>
+                <w:rFonts w:ascii="Times New Roman" w:hAnsi="Times New Roman" w:cs="Times New Roman"/>
+                <w:sz w:val="24"/>
+                <w:szCs w:val="24"/>
+              </w:rPr>
+            </w:pPr>
+            <w:r>
+              <w:rPr>
+                <w:rFonts w:ascii="Times New Roman" w:hAnsi="Times New Roman" w:cs="Times New Roman"/>
+                <w:sz w:val="24"/>
+                <w:szCs w:val="24"/>
+                <w:lang w:val="en-US"/>
+              </w:rPr>
+              <w:t>0</w:t>
+            </w:r>
+            <w:r>
+              <w:rPr>
+                <w:rFonts w:ascii="Times New Roman" w:hAnsi="Times New Roman" w:cs="Times New Roman"/>
+                <w:sz w:val="24"/>
+                <w:szCs w:val="24"/>
+              </w:rPr>
+              <w:t>,87</w:t>
+            </w:r>
+          </w:p>
+        </w:tc>
+        <w:tc>
+          <w:tcPr>
+            <w:tcW w:w="1446" w:type="dxa"/>
+          </w:tcPr>
+          <w:p>
+            <w:pPr>
+              <w:spacing w:line="360" w:lineRule="auto"/>
+              <w:rPr>
+                <w:rFonts w:ascii="Times New Roman" w:hAnsi="Times New Roman" w:cs="Times New Roman"/>
+                <w:sz w:val="24"/>
+                <w:szCs w:val="24"/>
+              </w:rPr>
+            </w:pPr>
+            <w:r>
+              <w:rPr>
+                <w:rFonts w:ascii="Times New Roman" w:hAnsi="Times New Roman" w:cs="Times New Roman"/>
+                <w:sz w:val="24"/>
+                <w:szCs w:val="24"/>
+              </w:rPr>
+              <w:t>11 049</w:t>
+            </w:r>
+          </w:p>
+        </w:tc>
+        <w:tc>
+          <w:tcPr>
+            <w:tcW w:w="1100" w:type="dxa"/>
+          </w:tcPr>
+          <w:p>
+            <w:pPr>
+              <w:spacing w:line="360" w:lineRule="auto"/>
+              <w:rPr>
+                <w:rFonts w:ascii="Times New Roman" w:hAnsi="Times New Roman" w:cs="Times New Roman"/>
+                <w:sz w:val="24"/>
+                <w:szCs w:val="24"/>
+              </w:rPr>
+            </w:pPr>
+            <w:r>
+              <w:rPr>
+                <w:rFonts w:ascii="Times New Roman" w:hAnsi="Times New Roman" w:cs="Times New Roman"/>
+                <w:sz w:val="24"/>
+                <w:szCs w:val="24"/>
+              </w:rPr>
+              <w:t>1,24</w:t>
+            </w:r>
+          </w:p>
+        </w:tc>
+        <w:tc>
+          <w:tcPr>
+            <w:tcW w:w="1514" w:type="dxa"/>
+          </w:tcPr>
+          <w:p>
+            <w:pPr>
+              <w:spacing w:line="360" w:lineRule="auto"/>
+              <w:rPr>
+                <w:rFonts w:ascii="Times New Roman" w:hAnsi="Times New Roman" w:cs="Times New Roman"/>
+                <w:sz w:val="24"/>
+                <w:szCs w:val="24"/>
+              </w:rPr>
+            </w:pPr>
+            <w:r>
+              <w:rPr>
+                <w:rFonts w:ascii="Times New Roman" w:hAnsi="Times New Roman" w:cs="Times New Roman"/>
+                <w:sz w:val="24"/>
+                <w:szCs w:val="24"/>
+              </w:rPr>
+              <w:t>23 716</w:t>
+            </w:r>
+          </w:p>
+        </w:tc>
+        <w:tc>
+          <w:tcPr>
+            <w:tcW w:w="1100" w:type="dxa"/>
+          </w:tcPr>
+          <w:p>
+            <w:pPr>
+              <w:spacing w:line="360" w:lineRule="auto"/>
+              <w:rPr>
+                <w:rFonts w:ascii="Times New Roman" w:hAnsi="Times New Roman" w:cs="Times New Roman"/>
+                <w:sz w:val="24"/>
+                <w:szCs w:val="24"/>
+                <w:lang w:val="en-US"/>
+              </w:rPr>
+            </w:pPr>
+            <w:r>
+              <w:rPr>
+                <w:rFonts w:ascii="Times New Roman" w:hAnsi="Times New Roman" w:cs="Times New Roman"/>
+                <w:sz w:val="24"/>
+                <w:szCs w:val="24"/>
+              </w:rPr>
+              <w:t>2,39</w:t>
+            </w:r>
+          </w:p>
+        </w:tc>
+      </w:tr>
+    </w:tbl>
+    <w:p>
+      <w:pPr>
+        <w:keepNext/>
+      </w:pPr>
+    </w:p>
+    <w:p/>
     <w:p>
       <w:pPr>
         <w:pStyle w:val="10"/>
@@ -9161,7 +10326,7 @@
           <w:szCs w:val="28"/>
         </w:rPr>
       </w:pPr>
-      <w:bookmarkStart w:id="45" w:name="_Toc109658649"/>
+      <w:bookmarkStart w:id="46" w:name="_Toc109658649"/>
       <w:r>
         <w:rPr>
           <w:rFonts w:ascii="Times New Roman" w:hAnsi="Times New Roman" w:cs="Times New Roman"/>
@@ -9169,9 +10334,10 @@
           <w:sz w:val="28"/>
           <w:szCs w:val="28"/>
         </w:rPr>
+        <w:lastRenderedPageBreak/>
         <w:t>Сетевая часть</w:t>
       </w:r>
-      <w:bookmarkEnd w:id="45"/>
+      <w:bookmarkEnd w:id="46"/>
     </w:p>
     <w:p>
       <w:r>
@@ -9192,7 +10358,7 @@
           <w:szCs w:val="28"/>
         </w:rPr>
       </w:pPr>
-      <w:bookmarkStart w:id="46" w:name="_Toc109658650"/>
+      <w:bookmarkStart w:id="47" w:name="_Toc109658650"/>
       <w:r>
         <w:rPr>
           <w:rFonts w:ascii="Times New Roman" w:hAnsi="Times New Roman" w:cs="Times New Roman"/>
@@ -9203,7 +10369,7 @@
         <w:lastRenderedPageBreak/>
         <w:t>Заключение</w:t>
       </w:r>
-      <w:bookmarkEnd w:id="46"/>
+      <w:bookmarkEnd w:id="47"/>
     </w:p>
     <w:p>
       <w:r>
@@ -9224,7 +10390,7 @@
           <w:szCs w:val="28"/>
         </w:rPr>
       </w:pPr>
-      <w:bookmarkStart w:id="47" w:name="_Toc109658651"/>
+      <w:bookmarkStart w:id="48" w:name="_Toc109658651"/>
       <w:r>
         <w:rPr>
           <w:rFonts w:ascii="Times New Roman" w:hAnsi="Times New Roman" w:cs="Times New Roman"/>
@@ -9235,7 +10401,7 @@
         <w:lastRenderedPageBreak/>
         <w:t>Приложение</w:t>
       </w:r>
-      <w:bookmarkEnd w:id="47"/>
+      <w:bookmarkEnd w:id="48"/>
     </w:p>
     <w:p>
       <w:pPr>
@@ -9251,7 +10417,7 @@
           <w:szCs w:val="28"/>
         </w:rPr>
       </w:pPr>
-      <w:bookmarkStart w:id="48" w:name="_Toc109658652"/>
+      <w:bookmarkStart w:id="49" w:name="_Toc109658652"/>
       <w:r>
         <w:rPr>
           <w:rFonts w:ascii="Times New Roman" w:hAnsi="Times New Roman" w:cs="Times New Roman"/>
@@ -9261,7 +10427,7 @@
         </w:rPr>
         <w:t xml:space="preserve"> </w:t>
       </w:r>
-      <w:bookmarkStart w:id="49" w:name="_Ref109691323"/>
+      <w:bookmarkStart w:id="50" w:name="_Ref109691323"/>
       <w:r>
         <w:rPr>
           <w:rFonts w:ascii="Times New Roman" w:hAnsi="Times New Roman" w:cs="Times New Roman"/>
@@ -9291,7 +10457,7 @@
         </w:rPr>
         <w:t>ак ходят фигуры</w:t>
       </w:r>
-      <w:bookmarkEnd w:id="49"/>
+      <w:bookmarkEnd w:id="50"/>
       <w:r>
         <w:rPr>
           <w:rFonts w:ascii="Times New Roman" w:hAnsi="Times New Roman" w:cs="Times New Roman"/>
@@ -9366,8 +10532,8 @@
       <w:pPr>
         <w:pStyle w:val="af7"/>
       </w:pPr>
-      <w:bookmarkStart w:id="50" w:name="_Toc109693198"/>
-      <w:bookmarkStart w:id="51" w:name="_Ref109693425"/>
+      <w:bookmarkStart w:id="51" w:name="_Toc109693198"/>
+      <w:bookmarkStart w:id="52" w:name="_Ref109693425"/>
       <w:r>
         <w:t>Рисунок А.</w:t>
       </w:r>
@@ -9385,8 +10551,8 @@
       <w:r>
         <w:t xml:space="preserve"> - паттерн ходьба Короля</w:t>
       </w:r>
-      <w:bookmarkEnd w:id="50"/>
       <w:bookmarkEnd w:id="51"/>
+      <w:bookmarkEnd w:id="52"/>
     </w:p>
     <w:p>
       <w:pPr>
@@ -9455,8 +10621,8 @@
       <w:pPr>
         <w:pStyle w:val="af7"/>
       </w:pPr>
-      <w:bookmarkStart w:id="52" w:name="_Toc109693199"/>
-      <w:bookmarkStart w:id="53" w:name="_Ref109693523"/>
+      <w:bookmarkStart w:id="53" w:name="_Toc109693199"/>
+      <w:bookmarkStart w:id="54" w:name="_Ref109693523"/>
       <w:r>
         <w:t>Рисунок А.</w:t>
       </w:r>
@@ -9474,8 +10640,8 @@
       <w:r>
         <w:t xml:space="preserve"> - Паттерн ходьбы Королевы</w:t>
       </w:r>
-      <w:bookmarkEnd w:id="52"/>
       <w:bookmarkEnd w:id="53"/>
+      <w:bookmarkEnd w:id="54"/>
     </w:p>
     <w:p>
       <w:pPr>
@@ -9543,8 +10709,8 @@
       <w:pPr>
         <w:pStyle w:val="af7"/>
       </w:pPr>
-      <w:bookmarkStart w:id="54" w:name="_Ref109693143"/>
-      <w:bookmarkStart w:id="55" w:name="_Toc109693200"/>
+      <w:bookmarkStart w:id="55" w:name="_Ref109693143"/>
+      <w:bookmarkStart w:id="56" w:name="_Toc109693200"/>
       <w:r>
         <w:t>Рисунок А.</w:t>
       </w:r>
@@ -9562,8 +10728,8 @@
       <w:r>
         <w:t xml:space="preserve"> - паттерн ходьба Коня</w:t>
       </w:r>
-      <w:bookmarkEnd w:id="54"/>
       <w:bookmarkEnd w:id="55"/>
+      <w:bookmarkEnd w:id="56"/>
     </w:p>
     <w:p>
       <w:pPr>
@@ -9635,8 +10801,8 @@
       <w:pPr>
         <w:pStyle w:val="af7"/>
       </w:pPr>
-      <w:bookmarkStart w:id="56" w:name="_Toc109693201"/>
-      <w:bookmarkStart w:id="57" w:name="_Ref109693542"/>
+      <w:bookmarkStart w:id="57" w:name="_Toc109693201"/>
+      <w:bookmarkStart w:id="58" w:name="_Ref109693542"/>
       <w:r>
         <w:t>Рисунок А.</w:t>
       </w:r>
@@ -9651,8 +10817,8 @@
       <w:r>
         <w:t xml:space="preserve"> - паттерн ходьбы Ладьи</w:t>
       </w:r>
-      <w:bookmarkEnd w:id="56"/>
       <w:bookmarkEnd w:id="57"/>
+      <w:bookmarkEnd w:id="58"/>
     </w:p>
     <w:p>
       <w:pPr>
@@ -9721,8 +10887,8 @@
       <w:pPr>
         <w:pStyle w:val="af7"/>
       </w:pPr>
-      <w:bookmarkStart w:id="58" w:name="_Toc109693202"/>
-      <w:bookmarkStart w:id="59" w:name="_Ref109693551"/>
+      <w:bookmarkStart w:id="59" w:name="_Toc109693202"/>
+      <w:bookmarkStart w:id="60" w:name="_Ref109693551"/>
       <w:r>
         <w:t>Рисунок А.</w:t>
       </w:r>
@@ -9740,8 +10906,8 @@
       <w:r>
         <w:t xml:space="preserve"> - паттерн ходьба Слона</w:t>
       </w:r>
-      <w:bookmarkEnd w:id="58"/>
       <w:bookmarkEnd w:id="59"/>
+      <w:bookmarkEnd w:id="60"/>
     </w:p>
     <w:p>
       <w:pPr>
@@ -9812,8 +10978,8 @@
         <w:pStyle w:val="af5"/>
         <w:jc w:val="center"/>
       </w:pPr>
-      <w:bookmarkStart w:id="60" w:name="_Toc109693203"/>
-      <w:bookmarkStart w:id="61" w:name="_Ref109693563"/>
+      <w:bookmarkStart w:id="61" w:name="_Toc109693203"/>
+      <w:bookmarkStart w:id="62" w:name="_Ref109693563"/>
       <w:r>
         <w:t>Рисунок А.</w:t>
       </w:r>
@@ -9831,8 +10997,8 @@
       <w:r>
         <w:t xml:space="preserve"> - паттерн ходьбы Пешки</w:t>
       </w:r>
-      <w:bookmarkEnd w:id="60"/>
       <w:bookmarkEnd w:id="61"/>
+      <w:bookmarkEnd w:id="62"/>
     </w:p>
     <w:p>
       <w:r>
@@ -9863,7 +11029,7 @@
         <w:lastRenderedPageBreak/>
         <w:t>Список литературы</w:t>
       </w:r>
-      <w:bookmarkEnd w:id="48"/>
+      <w:bookmarkEnd w:id="49"/>
       <w:r>
         <w:rPr>
           <w:rFonts w:ascii="Times New Roman" w:hAnsi="Times New Roman" w:cs="Times New Roman"/>
@@ -9906,7 +11072,7 @@
         </w:rPr>
       </w:pPr>
       <w:hyperlink r:id="rId21" w:history="1">
-        <w:bookmarkStart w:id="62" w:name="_Ref109694552"/>
+        <w:bookmarkStart w:id="63" w:name="_Ref109694552"/>
         <w:r>
           <w:rPr>
             <w:rStyle w:val="a9"/>
@@ -9920,7 +11086,7 @@
           </w:rPr>
           <w:t>MVC</w:t>
         </w:r>
-        <w:bookmarkEnd w:id="62"/>
+        <w:bookmarkEnd w:id="63"/>
       </w:hyperlink>
     </w:p>
     <w:p>
@@ -9940,13 +11106,26 @@
           <w:szCs w:val="24"/>
         </w:rPr>
       </w:pPr>
+      <w:hyperlink r:id="rId22" w:history="1">
+        <w:bookmarkStart w:id="64" w:name="_Ref109815134"/>
+        <w:r>
+          <w:rPr>
+            <w:rStyle w:val="a9"/>
+            <w:rFonts w:ascii="Times New Roman" w:hAnsi="Times New Roman" w:cs="Times New Roman"/>
+            <w:sz w:val="24"/>
+            <w:szCs w:val="24"/>
+          </w:rPr>
+          <w:t>Программирование шахмат и других логических игр. — СПб.: БХВ-Петербург, 2005.</w:t>
+        </w:r>
+        <w:bookmarkEnd w:id="64"/>
+      </w:hyperlink>
       <w:r>
         <w:rPr>
           <w:rFonts w:ascii="Times New Roman" w:hAnsi="Times New Roman" w:cs="Times New Roman"/>
           <w:sz w:val="24"/>
           <w:szCs w:val="24"/>
         </w:rPr>
-        <w:t xml:space="preserve">3. - Программирование шахмат и других логических игр. — СПб.: БХВ-Петербург, 2005. </w:t>
+        <w:t xml:space="preserve"> </w:t>
       </w:r>
     </w:p>
     <w:p>
@@ -10088,8 +11267,8 @@
       </w:pPr>
     </w:p>
     <w:sectPr>
-      <w:footerReference w:type="default" r:id="rId22"/>
-      <w:footerReference w:type="first" r:id="rId23"/>
+      <w:footerReference w:type="default" r:id="rId23"/>
+      <w:footerReference w:type="first" r:id="rId24"/>
       <w:pgSz w:w="11906" w:h="16838"/>
       <w:pgMar w:top="1134" w:right="850" w:bottom="1134" w:left="1701" w:header="708" w:footer="708" w:gutter="0"/>
       <w:pgNumType w:start="4"/>
@@ -12076,6 +13255,15 @@
       <w:u w:val="single"/>
     </w:rPr>
   </w:style>
+  <w:style w:type="paragraph" w:styleId="afc">
+    <w:name w:val="No Spacing"/>
+    <w:uiPriority w:val="1"/>
+    <w:qFormat/>
+    <w:rsid w:val="001F6CCD"/>
+    <w:pPr>
+      <w:spacing w:after="0" w:line="240" w:lineRule="auto"/>
+    </w:pPr>
+  </w:style>
 </w:styles>
 </file>
 

--- a/Отчёт.docx
+++ b/Отчёт.docx
@@ -17,6 +17,8 @@
       <w:bookmarkStart w:id="1" w:name="_Toc109595473"/>
       <w:bookmarkStart w:id="2" w:name="_Toc109596775"/>
       <w:bookmarkStart w:id="3" w:name="_Toc109658620"/>
+      <w:bookmarkStart w:id="4" w:name="_Toc109840527"/>
+      <w:bookmarkStart w:id="5" w:name="_Toc109840835"/>
       <w:r>
         <w:rPr>
           <w:rFonts w:ascii="Times New Roman" w:hAnsi="Times New Roman" w:cs="Times New Roman"/>
@@ -27,6 +29,8 @@
       <w:bookmarkEnd w:id="1"/>
       <w:bookmarkEnd w:id="2"/>
       <w:bookmarkEnd w:id="3"/>
+      <w:bookmarkEnd w:id="4"/>
+      <w:bookmarkEnd w:id="5"/>
     </w:p>
     <w:p>
       <w:pPr>
@@ -124,10 +128,12 @@
           <w:szCs w:val="24"/>
         </w:rPr>
       </w:pPr>
-      <w:bookmarkStart w:id="4" w:name="_Toc109593981"/>
-      <w:bookmarkStart w:id="5" w:name="_Toc109595474"/>
-      <w:bookmarkStart w:id="6" w:name="_Toc109596776"/>
-      <w:bookmarkStart w:id="7" w:name="_Toc109658621"/>
+      <w:bookmarkStart w:id="6" w:name="_Toc109593981"/>
+      <w:bookmarkStart w:id="7" w:name="_Toc109595474"/>
+      <w:bookmarkStart w:id="8" w:name="_Toc109596776"/>
+      <w:bookmarkStart w:id="9" w:name="_Toc109658621"/>
+      <w:bookmarkStart w:id="10" w:name="_Toc109840528"/>
+      <w:bookmarkStart w:id="11" w:name="_Toc109840836"/>
       <w:r>
         <w:rPr>
           <w:rFonts w:ascii="Times New Roman" w:hAnsi="Times New Roman" w:cs="Times New Roman"/>
@@ -136,109 +142,8 @@
         </w:rPr>
         <w:t>НИЖЕГОРОДСКИЙ ГОСУДАРСТВЕННЫЙ ТЕХНИЧЕСКИЙ</w:t>
       </w:r>
-      <w:bookmarkEnd w:id="4"/>
-      <w:bookmarkEnd w:id="5"/>
       <w:bookmarkEnd w:id="6"/>
       <w:bookmarkEnd w:id="7"/>
-    </w:p>
-    <w:p>
-      <w:pPr>
-        <w:ind w:left="567"/>
-        <w:jc w:val="center"/>
-        <w:rPr>
-          <w:rFonts w:ascii="Times New Roman" w:hAnsi="Times New Roman" w:cs="Times New Roman"/>
-          <w:sz w:val="24"/>
-          <w:szCs w:val="24"/>
-        </w:rPr>
-      </w:pPr>
-      <w:r>
-        <w:rPr>
-          <w:rFonts w:ascii="Times New Roman" w:hAnsi="Times New Roman" w:cs="Times New Roman"/>
-          <w:sz w:val="24"/>
-          <w:szCs w:val="24"/>
-        </w:rPr>
-        <w:t>УНИВЕРСИТЕТ им. Р.Е.АЛЕКСЕЕВА</w:t>
-      </w:r>
-    </w:p>
-    <w:p>
-      <w:pPr>
-        <w:ind w:left="567"/>
-        <w:rPr>
-          <w:rFonts w:ascii="Times New Roman" w:hAnsi="Times New Roman" w:cs="Times New Roman"/>
-          <w:sz w:val="28"/>
-          <w:szCs w:val="28"/>
-        </w:rPr>
-      </w:pPr>
-    </w:p>
-    <w:p>
-      <w:pPr>
-        <w:ind w:left="567"/>
-        <w:jc w:val="center"/>
-        <w:rPr>
-          <w:rFonts w:ascii="Times New Roman" w:hAnsi="Times New Roman" w:cs="Times New Roman"/>
-          <w:sz w:val="28"/>
-          <w:szCs w:val="28"/>
-        </w:rPr>
-      </w:pPr>
-      <w:r>
-        <w:rPr>
-          <w:rFonts w:ascii="Times New Roman" w:hAnsi="Times New Roman" w:cs="Times New Roman"/>
-          <w:sz w:val="28"/>
-          <w:szCs w:val="28"/>
-        </w:rPr>
-        <w:t>Институт радиоэлектроники и информационных технологий</w:t>
-      </w:r>
-    </w:p>
-    <w:p>
-      <w:pPr>
-        <w:jc w:val="center"/>
-        <w:rPr>
-          <w:rFonts w:ascii="Times New Roman" w:hAnsi="Times New Roman" w:cs="Times New Roman"/>
-          <w:sz w:val="28"/>
-          <w:szCs w:val="28"/>
-        </w:rPr>
-      </w:pPr>
-      <w:r>
-        <w:rPr>
-          <w:rFonts w:ascii="Times New Roman" w:hAnsi="Times New Roman" w:cs="Times New Roman"/>
-          <w:sz w:val="28"/>
-          <w:szCs w:val="28"/>
-        </w:rPr>
-        <w:t>Кафедра информатики и систем управления</w:t>
-      </w:r>
-    </w:p>
-    <w:p>
-      <w:pPr>
-        <w:rPr>
-          <w:rFonts w:ascii="Times New Roman" w:hAnsi="Times New Roman" w:cs="Times New Roman"/>
-          <w:color w:val="7F7F7F"/>
-          <w:sz w:val="28"/>
-          <w:szCs w:val="28"/>
-        </w:rPr>
-      </w:pPr>
-    </w:p>
-    <w:p>
-      <w:pPr>
-        <w:jc w:val="center"/>
-        <w:outlineLvl w:val="0"/>
-        <w:rPr>
-          <w:rFonts w:ascii="Times New Roman" w:hAnsi="Times New Roman" w:cs="Times New Roman"/>
-          <w:sz w:val="36"/>
-          <w:szCs w:val="36"/>
-        </w:rPr>
-      </w:pPr>
-      <w:bookmarkStart w:id="8" w:name="_Toc109593982"/>
-      <w:bookmarkStart w:id="9" w:name="_Toc109595475"/>
-      <w:bookmarkStart w:id="10" w:name="_Toc109596777"/>
-      <w:bookmarkStart w:id="11" w:name="_Toc109658622"/>
-      <w:r>
-        <w:rPr>
-          <w:rFonts w:ascii="Times New Roman" w:hAnsi="Times New Roman" w:cs="Times New Roman"/>
-          <w:sz w:val="36"/>
-          <w:szCs w:val="36"/>
-        </w:rPr>
-        <w:t>ОТЧЕТ</w:t>
-      </w:r>
       <w:bookmarkEnd w:id="8"/>
       <w:bookmarkEnd w:id="9"/>
       <w:bookmarkEnd w:id="10"/>
@@ -246,54 +151,75 @@
     </w:p>
     <w:p>
       <w:pPr>
-        <w:spacing w:line="240" w:lineRule="auto"/>
+        <w:ind w:left="567"/>
         <w:jc w:val="center"/>
+        <w:rPr>
+          <w:rFonts w:ascii="Times New Roman" w:hAnsi="Times New Roman" w:cs="Times New Roman"/>
+          <w:sz w:val="24"/>
+          <w:szCs w:val="24"/>
+        </w:rPr>
+      </w:pPr>
+      <w:r>
+        <w:rPr>
+          <w:rFonts w:ascii="Times New Roman" w:hAnsi="Times New Roman" w:cs="Times New Roman"/>
+          <w:sz w:val="24"/>
+          <w:szCs w:val="24"/>
+        </w:rPr>
+        <w:t>УНИВЕРСИТЕТ им. Р.Е.АЛЕКСЕЕВА</w:t>
+      </w:r>
+    </w:p>
+    <w:p>
+      <w:pPr>
+        <w:ind w:left="567"/>
         <w:rPr>
           <w:rFonts w:ascii="Times New Roman" w:hAnsi="Times New Roman" w:cs="Times New Roman"/>
           <w:sz w:val="28"/>
           <w:szCs w:val="28"/>
         </w:rPr>
       </w:pPr>
-      <w:r>
+    </w:p>
+    <w:p>
+      <w:pPr>
+        <w:ind w:left="567"/>
+        <w:jc w:val="center"/>
         <w:rPr>
           <w:rFonts w:ascii="Times New Roman" w:hAnsi="Times New Roman" w:cs="Times New Roman"/>
           <w:sz w:val="28"/>
           <w:szCs w:val="28"/>
         </w:rPr>
-        <w:t>по летней практике</w:t>
-      </w:r>
-    </w:p>
-    <w:p>
-      <w:pPr>
+      </w:pPr>
+      <w:r>
         <w:rPr>
           <w:rFonts w:ascii="Times New Roman" w:hAnsi="Times New Roman" w:cs="Times New Roman"/>
           <w:sz w:val="28"/>
           <w:szCs w:val="28"/>
         </w:rPr>
-      </w:pPr>
-    </w:p>
-    <w:p>
-      <w:pPr>
+        <w:t>Институт радиоэлектроники и информационных технологий</w:t>
+      </w:r>
+    </w:p>
+    <w:p>
+      <w:pPr>
+        <w:jc w:val="center"/>
         <w:rPr>
           <w:rFonts w:ascii="Times New Roman" w:hAnsi="Times New Roman" w:cs="Times New Roman"/>
           <w:sz w:val="28"/>
           <w:szCs w:val="28"/>
         </w:rPr>
       </w:pPr>
-    </w:p>
-    <w:p>
-      <w:pPr>
+      <w:r>
         <w:rPr>
           <w:rFonts w:ascii="Times New Roman" w:hAnsi="Times New Roman" w:cs="Times New Roman"/>
           <w:sz w:val="28"/>
           <w:szCs w:val="28"/>
         </w:rPr>
-      </w:pPr>
-    </w:p>
-    <w:p>
-      <w:pPr>
-        <w:rPr>
-          <w:rFonts w:ascii="Times New Roman" w:hAnsi="Times New Roman" w:cs="Times New Roman"/>
+        <w:t>Кафедра информатики и систем управления</w:t>
+      </w:r>
+    </w:p>
+    <w:p>
+      <w:pPr>
+        <w:rPr>
+          <w:rFonts w:ascii="Times New Roman" w:hAnsi="Times New Roman" w:cs="Times New Roman"/>
+          <w:color w:val="7F7F7F"/>
           <w:sz w:val="28"/>
           <w:szCs w:val="28"/>
         </w:rPr>
@@ -301,53 +227,143 @@
     </w:p>
     <w:p>
       <w:pPr>
-        <w:rPr>
-          <w:rFonts w:ascii="Times New Roman" w:hAnsi="Times New Roman" w:cs="Times New Roman"/>
-          <w:sz w:val="28"/>
-          <w:szCs w:val="28"/>
-        </w:rPr>
-      </w:pPr>
-    </w:p>
-    <w:p>
-      <w:pPr>
-        <w:rPr>
-          <w:rFonts w:ascii="Times New Roman" w:hAnsi="Times New Roman" w:cs="Times New Roman"/>
-          <w:sz w:val="28"/>
-          <w:szCs w:val="28"/>
-        </w:rPr>
-      </w:pPr>
-    </w:p>
-    <w:p>
-      <w:pPr>
-        <w:rPr>
-          <w:rFonts w:ascii="Times New Roman" w:hAnsi="Times New Roman" w:cs="Times New Roman"/>
-          <w:sz w:val="28"/>
-          <w:szCs w:val="28"/>
-        </w:rPr>
-      </w:pPr>
-    </w:p>
-    <w:p>
-      <w:pPr>
-        <w:ind w:left="4678"/>
+        <w:jc w:val="center"/>
         <w:outlineLvl w:val="0"/>
         <w:rPr>
           <w:rFonts w:ascii="Times New Roman" w:hAnsi="Times New Roman" w:cs="Times New Roman"/>
-        </w:rPr>
-      </w:pPr>
-      <w:bookmarkStart w:id="12" w:name="_Toc109593983"/>
-      <w:bookmarkStart w:id="13" w:name="_Toc109595476"/>
-      <w:bookmarkStart w:id="14" w:name="_Toc109596778"/>
-      <w:bookmarkStart w:id="15" w:name="_Toc109658623"/>
-      <w:r>
-        <w:rPr>
-          <w:rFonts w:ascii="Times New Roman" w:hAnsi="Times New Roman" w:cs="Times New Roman"/>
-        </w:rPr>
-        <w:t>РУКОВОДИТЕЛЬ:</w:t>
+          <w:sz w:val="36"/>
+          <w:szCs w:val="36"/>
+        </w:rPr>
+      </w:pPr>
+      <w:bookmarkStart w:id="12" w:name="_Toc109593982"/>
+      <w:bookmarkStart w:id="13" w:name="_Toc109595475"/>
+      <w:bookmarkStart w:id="14" w:name="_Toc109596777"/>
+      <w:bookmarkStart w:id="15" w:name="_Toc109658622"/>
+      <w:bookmarkStart w:id="16" w:name="_Toc109840529"/>
+      <w:bookmarkStart w:id="17" w:name="_Toc109840837"/>
+      <w:r>
+        <w:rPr>
+          <w:rFonts w:ascii="Times New Roman" w:hAnsi="Times New Roman" w:cs="Times New Roman"/>
+          <w:sz w:val="36"/>
+          <w:szCs w:val="36"/>
+        </w:rPr>
+        <w:t>ОТЧЕТ</w:t>
       </w:r>
       <w:bookmarkEnd w:id="12"/>
       <w:bookmarkEnd w:id="13"/>
       <w:bookmarkEnd w:id="14"/>
       <w:bookmarkEnd w:id="15"/>
+      <w:bookmarkEnd w:id="16"/>
+      <w:bookmarkEnd w:id="17"/>
+    </w:p>
+    <w:p>
+      <w:pPr>
+        <w:spacing w:line="240" w:lineRule="auto"/>
+        <w:jc w:val="center"/>
+        <w:rPr>
+          <w:rFonts w:ascii="Times New Roman" w:hAnsi="Times New Roman" w:cs="Times New Roman"/>
+          <w:sz w:val="28"/>
+          <w:szCs w:val="28"/>
+        </w:rPr>
+      </w:pPr>
+      <w:r>
+        <w:rPr>
+          <w:rFonts w:ascii="Times New Roman" w:hAnsi="Times New Roman" w:cs="Times New Roman"/>
+          <w:sz w:val="28"/>
+          <w:szCs w:val="28"/>
+        </w:rPr>
+        <w:t>по летней практике</w:t>
+      </w:r>
+    </w:p>
+    <w:p>
+      <w:pPr>
+        <w:rPr>
+          <w:rFonts w:ascii="Times New Roman" w:hAnsi="Times New Roman" w:cs="Times New Roman"/>
+          <w:sz w:val="28"/>
+          <w:szCs w:val="28"/>
+        </w:rPr>
+      </w:pPr>
+    </w:p>
+    <w:p>
+      <w:pPr>
+        <w:rPr>
+          <w:rFonts w:ascii="Times New Roman" w:hAnsi="Times New Roman" w:cs="Times New Roman"/>
+          <w:sz w:val="28"/>
+          <w:szCs w:val="28"/>
+        </w:rPr>
+      </w:pPr>
+    </w:p>
+    <w:p>
+      <w:pPr>
+        <w:rPr>
+          <w:rFonts w:ascii="Times New Roman" w:hAnsi="Times New Roman" w:cs="Times New Roman"/>
+          <w:sz w:val="28"/>
+          <w:szCs w:val="28"/>
+        </w:rPr>
+      </w:pPr>
+    </w:p>
+    <w:p>
+      <w:pPr>
+        <w:rPr>
+          <w:rFonts w:ascii="Times New Roman" w:hAnsi="Times New Roman" w:cs="Times New Roman"/>
+          <w:sz w:val="28"/>
+          <w:szCs w:val="28"/>
+        </w:rPr>
+      </w:pPr>
+    </w:p>
+    <w:p>
+      <w:pPr>
+        <w:rPr>
+          <w:rFonts w:ascii="Times New Roman" w:hAnsi="Times New Roman" w:cs="Times New Roman"/>
+          <w:sz w:val="28"/>
+          <w:szCs w:val="28"/>
+        </w:rPr>
+      </w:pPr>
+    </w:p>
+    <w:p>
+      <w:pPr>
+        <w:rPr>
+          <w:rFonts w:ascii="Times New Roman" w:hAnsi="Times New Roman" w:cs="Times New Roman"/>
+          <w:sz w:val="28"/>
+          <w:szCs w:val="28"/>
+        </w:rPr>
+      </w:pPr>
+    </w:p>
+    <w:p>
+      <w:pPr>
+        <w:rPr>
+          <w:rFonts w:ascii="Times New Roman" w:hAnsi="Times New Roman" w:cs="Times New Roman"/>
+          <w:sz w:val="28"/>
+          <w:szCs w:val="28"/>
+        </w:rPr>
+      </w:pPr>
+    </w:p>
+    <w:p>
+      <w:pPr>
+        <w:ind w:left="4678"/>
+        <w:outlineLvl w:val="0"/>
+        <w:rPr>
+          <w:rFonts w:ascii="Times New Roman" w:hAnsi="Times New Roman" w:cs="Times New Roman"/>
+        </w:rPr>
+      </w:pPr>
+      <w:bookmarkStart w:id="18" w:name="_Toc109593983"/>
+      <w:bookmarkStart w:id="19" w:name="_Toc109595476"/>
+      <w:bookmarkStart w:id="20" w:name="_Toc109596778"/>
+      <w:bookmarkStart w:id="21" w:name="_Toc109658623"/>
+      <w:bookmarkStart w:id="22" w:name="_Toc109840530"/>
+      <w:bookmarkStart w:id="23" w:name="_Toc109840838"/>
+      <w:r>
+        <w:rPr>
+          <w:rFonts w:ascii="Times New Roman" w:hAnsi="Times New Roman" w:cs="Times New Roman"/>
+        </w:rPr>
+        <w:t>РУКОВОДИТЕЛЬ:</w:t>
+      </w:r>
+      <w:bookmarkEnd w:id="18"/>
+      <w:bookmarkEnd w:id="19"/>
+      <w:bookmarkEnd w:id="20"/>
+      <w:bookmarkEnd w:id="21"/>
+      <w:bookmarkEnd w:id="22"/>
+      <w:bookmarkEnd w:id="23"/>
     </w:p>
     <w:p>
       <w:pPr>
@@ -384,13 +400,28 @@
           <w:rFonts w:ascii="Times New Roman" w:hAnsi="Times New Roman" w:cs="Times New Roman"/>
           <w:u w:val="single"/>
         </w:rPr>
-        <w:t xml:space="preserve"> Д.В,</w:t>
-      </w:r>
-      <w:r>
-        <w:rPr>
-          <w:rFonts w:ascii="Times New Roman" w:hAnsi="Times New Roman" w:cs="Times New Roman"/>
-        </w:rPr>
-        <w:t>__</w:t>
+        <w:t xml:space="preserve"> </w:t>
+      </w:r>
+      <w:proofErr w:type="gramStart"/>
+      <w:r>
+        <w:rPr>
+          <w:rFonts w:ascii="Times New Roman" w:hAnsi="Times New Roman" w:cs="Times New Roman"/>
+          <w:u w:val="single"/>
+        </w:rPr>
+        <w:t>Д.В,</w:t>
+      </w:r>
+      <w:r>
+        <w:rPr>
+          <w:rFonts w:ascii="Times New Roman" w:hAnsi="Times New Roman" w:cs="Times New Roman"/>
+        </w:rPr>
+        <w:t>_</w:t>
+      </w:r>
+      <w:proofErr w:type="gramEnd"/>
+      <w:r>
+        <w:rPr>
+          <w:rFonts w:ascii="Times New Roman" w:hAnsi="Times New Roman" w:cs="Times New Roman"/>
+        </w:rPr>
+        <w:t>_</w:t>
       </w:r>
     </w:p>
     <w:p>
@@ -456,10 +487,12 @@
           <w:rFonts w:ascii="Times New Roman" w:hAnsi="Times New Roman" w:cs="Times New Roman"/>
         </w:rPr>
       </w:pPr>
-      <w:bookmarkStart w:id="16" w:name="_Toc109593984"/>
-      <w:bookmarkStart w:id="17" w:name="_Toc109595477"/>
-      <w:bookmarkStart w:id="18" w:name="_Toc109596779"/>
-      <w:bookmarkStart w:id="19" w:name="_Toc109658624"/>
+      <w:bookmarkStart w:id="24" w:name="_Toc109593984"/>
+      <w:bookmarkStart w:id="25" w:name="_Toc109595477"/>
+      <w:bookmarkStart w:id="26" w:name="_Toc109596779"/>
+      <w:bookmarkStart w:id="27" w:name="_Toc109658624"/>
+      <w:bookmarkStart w:id="28" w:name="_Toc109840531"/>
+      <w:bookmarkStart w:id="29" w:name="_Toc109840839"/>
       <w:r>
         <w:rPr>
           <w:rFonts w:ascii="Times New Roman" w:hAnsi="Times New Roman" w:cs="Times New Roman"/>
@@ -478,10 +511,12 @@
         </w:rPr>
         <w:t>:</w:t>
       </w:r>
-      <w:bookmarkEnd w:id="16"/>
-      <w:bookmarkEnd w:id="17"/>
-      <w:bookmarkEnd w:id="18"/>
-      <w:bookmarkEnd w:id="19"/>
+      <w:bookmarkEnd w:id="24"/>
+      <w:bookmarkEnd w:id="25"/>
+      <w:bookmarkEnd w:id="26"/>
+      <w:bookmarkEnd w:id="27"/>
+      <w:bookmarkEnd w:id="28"/>
+      <w:bookmarkEnd w:id="29"/>
     </w:p>
     <w:p>
       <w:pPr>
@@ -1212,7 +1247,7 @@
               <w:lang w:eastAsia="ru-RU"/>
             </w:rPr>
           </w:pPr>
-          <w:hyperlink w:anchor="_Toc109658625" w:history="1">
+          <w:hyperlink w:anchor="_Toc109840840" w:history="1">
             <w:r>
               <w:rPr>
                 <w:rStyle w:val="a9"/>
@@ -1256,7 +1291,7 @@
                 <w:noProof/>
                 <w:webHidden/>
               </w:rPr>
-              <w:instrText xml:space="preserve"> PAGEREF _Toc109658625 \h </w:instrText>
+              <w:instrText xml:space="preserve"> PAGEREF _Toc109840840 \h </w:instrText>
             </w:r>
             <w:r>
               <w:rPr>
@@ -1300,7 +1335,7 @@
               <w:lang w:eastAsia="ru-RU"/>
             </w:rPr>
           </w:pPr>
-          <w:hyperlink w:anchor="_Toc109658626" w:history="1">
+          <w:hyperlink w:anchor="_Toc109840841" w:history="1">
             <w:r>
               <w:rPr>
                 <w:rStyle w:val="a9"/>
@@ -1344,7 +1379,7 @@
                 <w:noProof/>
                 <w:webHidden/>
               </w:rPr>
-              <w:instrText xml:space="preserve"> PAGEREF _Toc109658626 \h </w:instrText>
+              <w:instrText xml:space="preserve"> PAGEREF _Toc109840841 \h </w:instrText>
             </w:r>
             <w:r>
               <w:rPr>
@@ -1377,9 +1412,9 @@
         </w:p>
         <w:p>
           <w:pPr>
-            <w:pStyle w:val="31"/>
+            <w:pStyle w:val="21"/>
             <w:tabs>
-              <w:tab w:val="left" w:pos="1100"/>
+              <w:tab w:val="left" w:pos="880"/>
               <w:tab w:val="right" w:leader="dot" w:pos="9345"/>
             </w:tabs>
             <w:rPr>
@@ -1388,7 +1423,7 @@
               <w:lang w:eastAsia="ru-RU"/>
             </w:rPr>
           </w:pPr>
-          <w:hyperlink w:anchor="_Toc109658627" w:history="1">
+          <w:hyperlink w:anchor="_Toc109840842" w:history="1">
             <w:r>
               <w:rPr>
                 <w:rStyle w:val="a9"/>
@@ -1432,7 +1467,7 @@
                 <w:noProof/>
                 <w:webHidden/>
               </w:rPr>
-              <w:instrText xml:space="preserve"> PAGEREF _Toc109658627 \h </w:instrText>
+              <w:instrText xml:space="preserve"> PAGEREF _Toc109840842 \h </w:instrText>
             </w:r>
             <w:r>
               <w:rPr>
@@ -1465,9 +1500,9 @@
         </w:p>
         <w:p>
           <w:pPr>
-            <w:pStyle w:val="31"/>
+            <w:pStyle w:val="21"/>
             <w:tabs>
-              <w:tab w:val="left" w:pos="1100"/>
+              <w:tab w:val="left" w:pos="880"/>
               <w:tab w:val="right" w:leader="dot" w:pos="9345"/>
             </w:tabs>
             <w:rPr>
@@ -1476,7 +1511,7 @@
               <w:lang w:eastAsia="ru-RU"/>
             </w:rPr>
           </w:pPr>
-          <w:hyperlink w:anchor="_Toc109658628" w:history="1">
+          <w:hyperlink w:anchor="_Toc109840843" w:history="1">
             <w:r>
               <w:rPr>
                 <w:rStyle w:val="a9"/>
@@ -1520,7 +1555,7 @@
                 <w:noProof/>
                 <w:webHidden/>
               </w:rPr>
-              <w:instrText xml:space="preserve"> PAGEREF _Toc109658628 \h </w:instrText>
+              <w:instrText xml:space="preserve"> PAGEREF _Toc109840843 \h </w:instrText>
             </w:r>
             <w:r>
               <w:rPr>
@@ -1540,7 +1575,7 @@
                 <w:noProof/>
                 <w:webHidden/>
               </w:rPr>
-              <w:t>4</w:t>
+              <w:t>5</w:t>
             </w:r>
             <w:r>
               <w:rPr>
@@ -1564,7 +1599,7 @@
               <w:lang w:eastAsia="ru-RU"/>
             </w:rPr>
           </w:pPr>
-          <w:hyperlink w:anchor="_Toc109658629" w:history="1">
+          <w:hyperlink w:anchor="_Toc109840844" w:history="1">
             <w:r>
               <w:rPr>
                 <w:rStyle w:val="a9"/>
@@ -1587,7 +1622,7 @@
                 <w:rFonts w:ascii="Times New Roman" w:hAnsi="Times New Roman" w:cs="Times New Roman"/>
                 <w:noProof/>
               </w:rPr>
-              <w:t>Выбор технологии и ее обоснование</w:t>
+              <w:t>Выбор технологии и его обоснование</w:t>
             </w:r>
             <w:r>
               <w:rPr>
@@ -1608,7 +1643,7 @@
                 <w:noProof/>
                 <w:webHidden/>
               </w:rPr>
-              <w:instrText xml:space="preserve"> PAGEREF _Toc109658629 \h </w:instrText>
+              <w:instrText xml:space="preserve"> PAGEREF _Toc109840844 \h </w:instrText>
             </w:r>
             <w:r>
               <w:rPr>
@@ -1628,7 +1663,7 @@
                 <w:noProof/>
                 <w:webHidden/>
               </w:rPr>
-              <w:t>5</w:t>
+              <w:t>6</w:t>
             </w:r>
             <w:r>
               <w:rPr>
@@ -1652,7 +1687,7 @@
               <w:lang w:eastAsia="ru-RU"/>
             </w:rPr>
           </w:pPr>
-          <w:hyperlink w:anchor="_Toc109658630" w:history="1">
+          <w:hyperlink w:anchor="_Toc109840845" w:history="1">
             <w:r>
               <w:rPr>
                 <w:rStyle w:val="a9"/>
@@ -1696,7 +1731,7 @@
                 <w:noProof/>
                 <w:webHidden/>
               </w:rPr>
-              <w:instrText xml:space="preserve"> PAGEREF _Toc109658630 \h </w:instrText>
+              <w:instrText xml:space="preserve"> PAGEREF _Toc109840845 \h </w:instrText>
             </w:r>
             <w:r>
               <w:rPr>
@@ -1716,7 +1751,7 @@
                 <w:noProof/>
                 <w:webHidden/>
               </w:rPr>
-              <w:t>5</w:t>
+              <w:t>7</w:t>
             </w:r>
             <w:r>
               <w:rPr>
@@ -1740,7 +1775,7 @@
               <w:lang w:eastAsia="ru-RU"/>
             </w:rPr>
           </w:pPr>
-          <w:hyperlink w:anchor="_Toc109658631" w:history="1">
+          <w:hyperlink w:anchor="_Toc109840846" w:history="1">
             <w:r>
               <w:rPr>
                 <w:rStyle w:val="a9"/>
@@ -1784,7 +1819,7 @@
                 <w:noProof/>
                 <w:webHidden/>
               </w:rPr>
-              <w:instrText xml:space="preserve"> PAGEREF _Toc109658631 \h </w:instrText>
+              <w:instrText xml:space="preserve"> PAGEREF _Toc109840846 \h </w:instrText>
             </w:r>
             <w:r>
               <w:rPr>
@@ -1804,7 +1839,7 @@
                 <w:noProof/>
                 <w:webHidden/>
               </w:rPr>
-              <w:t>5</w:t>
+              <w:t>7</w:t>
             </w:r>
             <w:r>
               <w:rPr>
@@ -1828,12 +1863,13 @@
               <w:lang w:eastAsia="ru-RU"/>
             </w:rPr>
           </w:pPr>
-          <w:hyperlink w:anchor="_Toc109658632" w:history="1">
+          <w:hyperlink w:anchor="_Toc109840847" w:history="1">
             <w:r>
               <w:rPr>
                 <w:rStyle w:val="a9"/>
                 <w:rFonts w:ascii="Times New Roman" w:hAnsi="Times New Roman" w:cs="Times New Roman"/>
                 <w:noProof/>
+                <w:lang w:val="en-US"/>
               </w:rPr>
               <w:t>3.1.1.</w:t>
             </w:r>
@@ -1881,7 +1917,7 @@
                 <w:noProof/>
                 <w:webHidden/>
               </w:rPr>
-              <w:instrText xml:space="preserve"> PAGEREF _Toc109658632 \h </w:instrText>
+              <w:instrText xml:space="preserve"> PAGEREF _Toc109840847 \h </w:instrText>
             </w:r>
             <w:r>
               <w:rPr>
@@ -1901,7 +1937,7 @@
                 <w:noProof/>
                 <w:webHidden/>
               </w:rPr>
-              <w:t>5</w:t>
+              <w:t>7</w:t>
             </w:r>
             <w:r>
               <w:rPr>
@@ -1925,7 +1961,7 @@
               <w:lang w:eastAsia="ru-RU"/>
             </w:rPr>
           </w:pPr>
-          <w:hyperlink w:anchor="_Toc109658633" w:history="1">
+          <w:hyperlink w:anchor="_Toc109840848" w:history="1">
             <w:r>
               <w:rPr>
                 <w:rStyle w:val="a9"/>
@@ -1969,7 +2005,7 @@
                 <w:noProof/>
                 <w:webHidden/>
               </w:rPr>
-              <w:instrText xml:space="preserve"> PAGEREF _Toc109658633 \h </w:instrText>
+              <w:instrText xml:space="preserve"> PAGEREF _Toc109840848 \h </w:instrText>
             </w:r>
             <w:r>
               <w:rPr>
@@ -1989,7 +2025,7 @@
                 <w:noProof/>
                 <w:webHidden/>
               </w:rPr>
-              <w:t>5</w:t>
+              <w:t>8</w:t>
             </w:r>
             <w:r>
               <w:rPr>
@@ -2013,7 +2049,7 @@
               <w:lang w:eastAsia="ru-RU"/>
             </w:rPr>
           </w:pPr>
-          <w:hyperlink w:anchor="_Toc109658634" w:history="1">
+          <w:hyperlink w:anchor="_Toc109840849" w:history="1">
             <w:r>
               <w:rPr>
                 <w:rStyle w:val="a9"/>
@@ -2057,7 +2093,7 @@
                 <w:noProof/>
                 <w:webHidden/>
               </w:rPr>
-              <w:instrText xml:space="preserve"> PAGEREF _Toc109658634 \h </w:instrText>
+              <w:instrText xml:space="preserve"> PAGEREF _Toc109840849 \h </w:instrText>
             </w:r>
             <w:r>
               <w:rPr>
@@ -2077,7 +2113,7 @@
                 <w:noProof/>
                 <w:webHidden/>
               </w:rPr>
-              <w:t>5</w:t>
+              <w:t>8</w:t>
             </w:r>
             <w:r>
               <w:rPr>
@@ -2101,7 +2137,7 @@
               <w:lang w:eastAsia="ru-RU"/>
             </w:rPr>
           </w:pPr>
-          <w:hyperlink w:anchor="_Toc109658635" w:history="1">
+          <w:hyperlink w:anchor="_Toc109840850" w:history="1">
             <w:r>
               <w:rPr>
                 <w:rStyle w:val="a9"/>
@@ -2145,7 +2181,7 @@
                 <w:noProof/>
                 <w:webHidden/>
               </w:rPr>
-              <w:instrText xml:space="preserve"> PAGEREF _Toc109658635 \h </w:instrText>
+              <w:instrText xml:space="preserve"> PAGEREF _Toc109840850 \h </w:instrText>
             </w:r>
             <w:r>
               <w:rPr>
@@ -2165,7 +2201,7 @@
                 <w:noProof/>
                 <w:webHidden/>
               </w:rPr>
-              <w:t>5</w:t>
+              <w:t>8</w:t>
             </w:r>
             <w:r>
               <w:rPr>
@@ -2189,7 +2225,7 @@
               <w:lang w:eastAsia="ru-RU"/>
             </w:rPr>
           </w:pPr>
-          <w:hyperlink w:anchor="_Toc109658636" w:history="1">
+          <w:hyperlink w:anchor="_Toc109840851" w:history="1">
             <w:r>
               <w:rPr>
                 <w:rStyle w:val="a9"/>
@@ -2233,7 +2269,7 @@
                 <w:noProof/>
                 <w:webHidden/>
               </w:rPr>
-              <w:instrText xml:space="preserve"> PAGEREF _Toc109658636 \h </w:instrText>
+              <w:instrText xml:space="preserve"> PAGEREF _Toc109840851 \h </w:instrText>
             </w:r>
             <w:r>
               <w:rPr>
@@ -2253,7 +2289,7 @@
                 <w:noProof/>
                 <w:webHidden/>
               </w:rPr>
-              <w:t>5</w:t>
+              <w:t>9</w:t>
             </w:r>
             <w:r>
               <w:rPr>
@@ -2277,7 +2313,7 @@
               <w:lang w:eastAsia="ru-RU"/>
             </w:rPr>
           </w:pPr>
-          <w:hyperlink w:anchor="_Toc109658637" w:history="1">
+          <w:hyperlink w:anchor="_Toc109840852" w:history="1">
             <w:r>
               <w:rPr>
                 <w:rStyle w:val="a9"/>
@@ -2321,7 +2357,7 @@
                 <w:noProof/>
                 <w:webHidden/>
               </w:rPr>
-              <w:instrText xml:space="preserve"> PAGEREF _Toc109658637 \h </w:instrText>
+              <w:instrText xml:space="preserve"> PAGEREF _Toc109840852 \h </w:instrText>
             </w:r>
             <w:r>
               <w:rPr>
@@ -2341,7 +2377,7 @@
                 <w:noProof/>
                 <w:webHidden/>
               </w:rPr>
-              <w:t>5</w:t>
+              <w:t>11</w:t>
             </w:r>
             <w:r>
               <w:rPr>
@@ -2365,7 +2401,7 @@
               <w:lang w:eastAsia="ru-RU"/>
             </w:rPr>
           </w:pPr>
-          <w:hyperlink w:anchor="_Toc109658638" w:history="1">
+          <w:hyperlink w:anchor="_Toc109840853" w:history="1">
             <w:r>
               <w:rPr>
                 <w:rStyle w:val="a9"/>
@@ -2409,7 +2445,7 @@
                 <w:noProof/>
                 <w:webHidden/>
               </w:rPr>
-              <w:instrText xml:space="preserve"> PAGEREF _Toc109658638 \h </w:instrText>
+              <w:instrText xml:space="preserve"> PAGEREF _Toc109840853 \h </w:instrText>
             </w:r>
             <w:r>
               <w:rPr>
@@ -2429,7 +2465,7 @@
                 <w:noProof/>
                 <w:webHidden/>
               </w:rPr>
-              <w:t>5</w:t>
+              <w:t>11</w:t>
             </w:r>
             <w:r>
               <w:rPr>
@@ -2453,7 +2489,7 @@
               <w:lang w:eastAsia="ru-RU"/>
             </w:rPr>
           </w:pPr>
-          <w:hyperlink w:anchor="_Toc109658639" w:history="1">
+          <w:hyperlink w:anchor="_Toc109840854" w:history="1">
             <w:r>
               <w:rPr>
                 <w:rStyle w:val="a9"/>
@@ -2497,7 +2533,7 @@
                 <w:noProof/>
                 <w:webHidden/>
               </w:rPr>
-              <w:instrText xml:space="preserve"> PAGEREF _Toc109658639 \h </w:instrText>
+              <w:instrText xml:space="preserve"> PAGEREF _Toc109840854 \h </w:instrText>
             </w:r>
             <w:r>
               <w:rPr>
@@ -2517,7 +2553,7 @@
                 <w:noProof/>
                 <w:webHidden/>
               </w:rPr>
-              <w:t>5</w:t>
+              <w:t>12</w:t>
             </w:r>
             <w:r>
               <w:rPr>
@@ -2541,7 +2577,7 @@
               <w:lang w:eastAsia="ru-RU"/>
             </w:rPr>
           </w:pPr>
-          <w:hyperlink w:anchor="_Toc109658640" w:history="1">
+          <w:hyperlink w:anchor="_Toc109840855" w:history="1">
             <w:r>
               <w:rPr>
                 <w:rStyle w:val="a9"/>
@@ -2585,7 +2621,7 @@
                 <w:noProof/>
                 <w:webHidden/>
               </w:rPr>
-              <w:instrText xml:space="preserve"> PAGEREF _Toc109658640 \h </w:instrText>
+              <w:instrText xml:space="preserve"> PAGEREF _Toc109840855 \h </w:instrText>
             </w:r>
             <w:r>
               <w:rPr>
@@ -2605,7 +2641,7 @@
                 <w:noProof/>
                 <w:webHidden/>
               </w:rPr>
-              <w:t>5</w:t>
+              <w:t>12</w:t>
             </w:r>
             <w:r>
               <w:rPr>
@@ -2629,7 +2665,7 @@
               <w:lang w:eastAsia="ru-RU"/>
             </w:rPr>
           </w:pPr>
-          <w:hyperlink w:anchor="_Toc109658641" w:history="1">
+          <w:hyperlink w:anchor="_Toc109840856" w:history="1">
             <w:r>
               <w:rPr>
                 <w:rStyle w:val="a9"/>
@@ -2673,7 +2709,7 @@
                 <w:noProof/>
                 <w:webHidden/>
               </w:rPr>
-              <w:instrText xml:space="preserve"> PAGEREF _Toc109658641 \h </w:instrText>
+              <w:instrText xml:space="preserve"> PAGEREF _Toc109840856 \h </w:instrText>
             </w:r>
             <w:r>
               <w:rPr>
@@ -2693,7 +2729,7 @@
                 <w:noProof/>
                 <w:webHidden/>
               </w:rPr>
-              <w:t>5</w:t>
+              <w:t>12</w:t>
             </w:r>
             <w:r>
               <w:rPr>
@@ -2717,7 +2753,7 @@
               <w:lang w:eastAsia="ru-RU"/>
             </w:rPr>
           </w:pPr>
-          <w:hyperlink w:anchor="_Toc109658642" w:history="1">
+          <w:hyperlink w:anchor="_Toc109840857" w:history="1">
             <w:r>
               <w:rPr>
                 <w:rStyle w:val="a9"/>
@@ -2761,7 +2797,7 @@
                 <w:noProof/>
                 <w:webHidden/>
               </w:rPr>
-              <w:instrText xml:space="preserve"> PAGEREF _Toc109658642 \h </w:instrText>
+              <w:instrText xml:space="preserve"> PAGEREF _Toc109840857 \h </w:instrText>
             </w:r>
             <w:r>
               <w:rPr>
@@ -2781,7 +2817,7 @@
                 <w:noProof/>
                 <w:webHidden/>
               </w:rPr>
-              <w:t>5</w:t>
+              <w:t>12</w:t>
             </w:r>
             <w:r>
               <w:rPr>
@@ -2805,7 +2841,7 @@
               <w:lang w:eastAsia="ru-RU"/>
             </w:rPr>
           </w:pPr>
-          <w:hyperlink w:anchor="_Toc109658643" w:history="1">
+          <w:hyperlink w:anchor="_Toc109840858" w:history="1">
             <w:r>
               <w:rPr>
                 <w:rStyle w:val="a9"/>
@@ -2849,7 +2885,7 @@
                 <w:noProof/>
                 <w:webHidden/>
               </w:rPr>
-              <w:instrText xml:space="preserve"> PAGEREF _Toc109658643 \h </w:instrText>
+              <w:instrText xml:space="preserve"> PAGEREF _Toc109840858 \h </w:instrText>
             </w:r>
             <w:r>
               <w:rPr>
@@ -2869,7 +2905,7 @@
                 <w:noProof/>
                 <w:webHidden/>
               </w:rPr>
-              <w:t>5</w:t>
+              <w:t>13</w:t>
             </w:r>
             <w:r>
               <w:rPr>
@@ -2893,7 +2929,7 @@
               <w:lang w:eastAsia="ru-RU"/>
             </w:rPr>
           </w:pPr>
-          <w:hyperlink w:anchor="_Toc109658644" w:history="1">
+          <w:hyperlink w:anchor="_Toc109840859" w:history="1">
             <w:r>
               <w:rPr>
                 <w:rStyle w:val="a9"/>
@@ -2937,7 +2973,7 @@
                 <w:noProof/>
                 <w:webHidden/>
               </w:rPr>
-              <w:instrText xml:space="preserve"> PAGEREF _Toc109658644 \h </w:instrText>
+              <w:instrText xml:space="preserve"> PAGEREF _Toc109840859 \h </w:instrText>
             </w:r>
             <w:r>
               <w:rPr>
@@ -2957,7 +2993,7 @@
                 <w:noProof/>
                 <w:webHidden/>
               </w:rPr>
-              <w:t>5</w:t>
+              <w:t>13</w:t>
             </w:r>
             <w:r>
               <w:rPr>
@@ -2981,7 +3017,7 @@
               <w:lang w:eastAsia="ru-RU"/>
             </w:rPr>
           </w:pPr>
-          <w:hyperlink w:anchor="_Toc109658645" w:history="1">
+          <w:hyperlink w:anchor="_Toc109840860" w:history="1">
             <w:r>
               <w:rPr>
                 <w:rStyle w:val="a9"/>
@@ -3025,7 +3061,7 @@
                 <w:noProof/>
                 <w:webHidden/>
               </w:rPr>
-              <w:instrText xml:space="preserve"> PAGEREF _Toc109658645 \h </w:instrText>
+              <w:instrText xml:space="preserve"> PAGEREF _Toc109840860 \h </w:instrText>
             </w:r>
             <w:r>
               <w:rPr>
@@ -3045,7 +3081,7 @@
                 <w:noProof/>
                 <w:webHidden/>
               </w:rPr>
-              <w:t>5</w:t>
+              <w:t>13</w:t>
             </w:r>
             <w:r>
               <w:rPr>
@@ -3069,7 +3105,7 @@
               <w:lang w:eastAsia="ru-RU"/>
             </w:rPr>
           </w:pPr>
-          <w:hyperlink w:anchor="_Toc109658646" w:history="1">
+          <w:hyperlink w:anchor="_Toc109840861" w:history="1">
             <w:r>
               <w:rPr>
                 <w:rStyle w:val="a9"/>
@@ -3092,7 +3128,7 @@
                 <w:rFonts w:ascii="Times New Roman" w:hAnsi="Times New Roman" w:cs="Times New Roman"/>
                 <w:noProof/>
               </w:rPr>
-              <w:t>Алгоритм искусственного интелекта</w:t>
+              <w:t>Алгоритм искусственного интеллекта</w:t>
             </w:r>
             <w:r>
               <w:rPr>
@@ -3113,7 +3149,7 @@
                 <w:noProof/>
                 <w:webHidden/>
               </w:rPr>
-              <w:instrText xml:space="preserve"> PAGEREF _Toc109658646 \h </w:instrText>
+              <w:instrText xml:space="preserve"> PAGEREF _Toc109840861 \h </w:instrText>
             </w:r>
             <w:r>
               <w:rPr>
@@ -3133,7 +3169,7 @@
                 <w:noProof/>
                 <w:webHidden/>
               </w:rPr>
-              <w:t>5</w:t>
+              <w:t>13</w:t>
             </w:r>
             <w:r>
               <w:rPr>
@@ -3157,7 +3193,7 @@
               <w:lang w:eastAsia="ru-RU"/>
             </w:rPr>
           </w:pPr>
-          <w:hyperlink w:anchor="_Toc109658647" w:history="1">
+          <w:hyperlink w:anchor="_Toc109840862" w:history="1">
             <w:r>
               <w:rPr>
                 <w:rStyle w:val="a9"/>
@@ -3201,7 +3237,7 @@
                 <w:noProof/>
                 <w:webHidden/>
               </w:rPr>
-              <w:instrText xml:space="preserve"> PAGEREF _Toc109658647 \h </w:instrText>
+              <w:instrText xml:space="preserve"> PAGEREF _Toc109840862 \h </w:instrText>
             </w:r>
             <w:r>
               <w:rPr>
@@ -3221,7 +3257,7 @@
                 <w:noProof/>
                 <w:webHidden/>
               </w:rPr>
-              <w:t>5</w:t>
+              <w:t>13</w:t>
             </w:r>
             <w:r>
               <w:rPr>
@@ -3245,7 +3281,7 @@
               <w:lang w:eastAsia="ru-RU"/>
             </w:rPr>
           </w:pPr>
-          <w:hyperlink w:anchor="_Toc109658648" w:history="1">
+          <w:hyperlink w:anchor="_Toc109840863" w:history="1">
             <w:r>
               <w:rPr>
                 <w:rStyle w:val="a9"/>
@@ -3289,7 +3325,7 @@
                 <w:noProof/>
                 <w:webHidden/>
               </w:rPr>
-              <w:instrText xml:space="preserve"> PAGEREF _Toc109658648 \h </w:instrText>
+              <w:instrText xml:space="preserve"> PAGEREF _Toc109840863 \h </w:instrText>
             </w:r>
             <w:r>
               <w:rPr>
@@ -3309,7 +3345,7 @@
                 <w:noProof/>
                 <w:webHidden/>
               </w:rPr>
-              <w:t>5</w:t>
+              <w:t>14</w:t>
             </w:r>
             <w:r>
               <w:rPr>
@@ -3333,7 +3369,7 @@
               <w:lang w:eastAsia="ru-RU"/>
             </w:rPr>
           </w:pPr>
-          <w:hyperlink w:anchor="_Toc109658649" w:history="1">
+          <w:hyperlink w:anchor="_Toc109840864" w:history="1">
             <w:r>
               <w:rPr>
                 <w:rStyle w:val="a9"/>
@@ -3377,7 +3413,7 @@
                 <w:noProof/>
                 <w:webHidden/>
               </w:rPr>
-              <w:instrText xml:space="preserve"> PAGEREF _Toc109658649 \h </w:instrText>
+              <w:instrText xml:space="preserve"> PAGEREF _Toc109840864 \h </w:instrText>
             </w:r>
             <w:r>
               <w:rPr>
@@ -3397,7 +3433,7 @@
                 <w:noProof/>
                 <w:webHidden/>
               </w:rPr>
-              <w:t>5</w:t>
+              <w:t>16</w:t>
             </w:r>
             <w:r>
               <w:rPr>
@@ -3421,7 +3457,7 @@
               <w:lang w:eastAsia="ru-RU"/>
             </w:rPr>
           </w:pPr>
-          <w:hyperlink w:anchor="_Toc109658650" w:history="1">
+          <w:hyperlink w:anchor="_Toc109840865" w:history="1">
             <w:r>
               <w:rPr>
                 <w:rStyle w:val="a9"/>
@@ -3465,7 +3501,7 @@
                 <w:noProof/>
                 <w:webHidden/>
               </w:rPr>
-              <w:instrText xml:space="preserve"> PAGEREF _Toc109658650 \h </w:instrText>
+              <w:instrText xml:space="preserve"> PAGEREF _Toc109840865 \h </w:instrText>
             </w:r>
             <w:r>
               <w:rPr>
@@ -3485,7 +3521,7 @@
                 <w:noProof/>
                 <w:webHidden/>
               </w:rPr>
-              <w:t>5</w:t>
+              <w:t>17</w:t>
             </w:r>
             <w:r>
               <w:rPr>
@@ -3509,7 +3545,7 @@
               <w:lang w:eastAsia="ru-RU"/>
             </w:rPr>
           </w:pPr>
-          <w:hyperlink w:anchor="_Toc109658651" w:history="1">
+          <w:hyperlink w:anchor="_Toc109840866" w:history="1">
             <w:r>
               <w:rPr>
                 <w:rStyle w:val="a9"/>
@@ -3553,7 +3589,7 @@
                 <w:noProof/>
                 <w:webHidden/>
               </w:rPr>
-              <w:instrText xml:space="preserve"> PAGEREF _Toc109658651 \h </w:instrText>
+              <w:instrText xml:space="preserve"> PAGEREF _Toc109840866 \h </w:instrText>
             </w:r>
             <w:r>
               <w:rPr>
@@ -3573,7 +3609,104 @@
                 <w:noProof/>
                 <w:webHidden/>
               </w:rPr>
-              <w:t>5</w:t>
+              <w:t>18</w:t>
+            </w:r>
+            <w:r>
+              <w:rPr>
+                <w:noProof/>
+                <w:webHidden/>
+              </w:rPr>
+              <w:fldChar w:fldCharType="end"/>
+            </w:r>
+          </w:hyperlink>
+        </w:p>
+        <w:p>
+          <w:pPr>
+            <w:pStyle w:val="12"/>
+            <w:tabs>
+              <w:tab w:val="left" w:pos="660"/>
+              <w:tab w:val="right" w:leader="dot" w:pos="9345"/>
+            </w:tabs>
+            <w:rPr>
+              <w:rFonts w:eastAsiaTheme="minorEastAsia"/>
+              <w:noProof/>
+              <w:lang w:eastAsia="ru-RU"/>
+            </w:rPr>
+          </w:pPr>
+          <w:hyperlink w:anchor="_Toc109840867" w:history="1">
+            <w:r>
+              <w:rPr>
+                <w:rStyle w:val="a9"/>
+                <w:rFonts w:ascii="Times New Roman" w:hAnsi="Times New Roman" w:cs="Times New Roman"/>
+                <w:noProof/>
+              </w:rPr>
+              <w:t>7.1.</w:t>
+            </w:r>
+            <w:r>
+              <w:rPr>
+                <w:rFonts w:eastAsiaTheme="minorEastAsia"/>
+                <w:noProof/>
+                <w:lang w:eastAsia="ru-RU"/>
+              </w:rPr>
+              <w:tab/>
+            </w:r>
+            <w:r>
+              <w:rPr>
+                <w:rStyle w:val="a9"/>
+                <w:rFonts w:ascii="Times New Roman" w:hAnsi="Times New Roman" w:cs="Times New Roman"/>
+                <w:noProof/>
+              </w:rPr>
+              <w:t xml:space="preserve">Приложение А – </w:t>
+            </w:r>
+            <w:r>
+              <w:rPr>
+                <w:rStyle w:val="a9"/>
+                <w:rFonts w:ascii="Times New Roman" w:hAnsi="Times New Roman" w:cs="Times New Roman"/>
+                <w:noProof/>
+                <w:highlight w:val="yellow"/>
+              </w:rPr>
+              <w:t>Пример как ходят фигуры</w:t>
+            </w:r>
+            <w:r>
+              <w:rPr>
+                <w:noProof/>
+                <w:webHidden/>
+              </w:rPr>
+              <w:tab/>
+            </w:r>
+            <w:r>
+              <w:rPr>
+                <w:noProof/>
+                <w:webHidden/>
+              </w:rPr>
+              <w:fldChar w:fldCharType="begin"/>
+            </w:r>
+            <w:r>
+              <w:rPr>
+                <w:noProof/>
+                <w:webHidden/>
+              </w:rPr>
+              <w:instrText xml:space="preserve"> PAGEREF _Toc109840867 \h </w:instrText>
+            </w:r>
+            <w:r>
+              <w:rPr>
+                <w:noProof/>
+                <w:webHidden/>
+              </w:rPr>
+            </w:r>
+            <w:r>
+              <w:rPr>
+                <w:noProof/>
+                <w:webHidden/>
+              </w:rPr>
+              <w:fldChar w:fldCharType="separate"/>
+            </w:r>
+            <w:r>
+              <w:rPr>
+                <w:noProof/>
+                <w:webHidden/>
+              </w:rPr>
+              <w:t>18</w:t>
             </w:r>
             <w:r>
               <w:rPr>
@@ -3597,7 +3730,7 @@
               <w:lang w:eastAsia="ru-RU"/>
             </w:rPr>
           </w:pPr>
-          <w:hyperlink w:anchor="_Toc109658652" w:history="1">
+          <w:hyperlink w:anchor="_Toc109840868" w:history="1">
             <w:r>
               <w:rPr>
                 <w:rStyle w:val="a9"/>
@@ -3641,7 +3774,7 @@
                 <w:noProof/>
                 <w:webHidden/>
               </w:rPr>
-              <w:instrText xml:space="preserve"> PAGEREF _Toc109658652 \h </w:instrText>
+              <w:instrText xml:space="preserve"> PAGEREF _Toc109840868 \h </w:instrText>
             </w:r>
             <w:r>
               <w:rPr>
@@ -3661,7 +3794,7 @@
                 <w:noProof/>
                 <w:webHidden/>
               </w:rPr>
-              <w:t>5</w:t>
+              <w:t>21</w:t>
             </w:r>
             <w:r>
               <w:rPr>
@@ -3750,8 +3883,8 @@
           <w:szCs w:val="28"/>
         </w:rPr>
       </w:pPr>
-      <w:bookmarkStart w:id="20" w:name="_Toc109658625"/>
-      <w:bookmarkStart w:id="21" w:name="_Ref109815153"/>
+      <w:bookmarkStart w:id="30" w:name="_Ref109815153"/>
+      <w:bookmarkStart w:id="31" w:name="_Toc109840840"/>
       <w:r>
         <w:rPr>
           <w:rFonts w:ascii="Times New Roman" w:hAnsi="Times New Roman" w:cs="Times New Roman"/>
@@ -3762,8 +3895,8 @@
         <w:lastRenderedPageBreak/>
         <w:t>Описание игры</w:t>
       </w:r>
-      <w:bookmarkEnd w:id="20"/>
-      <w:bookmarkEnd w:id="21"/>
+      <w:bookmarkEnd w:id="30"/>
+      <w:bookmarkEnd w:id="31"/>
     </w:p>
     <w:p>
       <w:pPr>
@@ -3796,16 +3929,6 @@
       <w:r>
         <w:t>, а также игры нескольких людей по сети.</w:t>
       </w:r>
-    </w:p>
-    <w:p>
-      <w:pPr>
-        <w:spacing w:line="360" w:lineRule="auto"/>
-        <w:rPr>
-          <w:rFonts w:ascii="Times New Roman" w:hAnsi="Times New Roman" w:cs="Times New Roman"/>
-          <w:sz w:val="24"/>
-          <w:szCs w:val="24"/>
-        </w:rPr>
-      </w:pPr>
     </w:p>
     <w:p>
       <w:pPr>
@@ -3831,7 +3954,7 @@
         </w:rPr>
         <w:t xml:space="preserve"> </w:t>
       </w:r>
-      <w:bookmarkStart w:id="22" w:name="_Toc109658626"/>
+      <w:bookmarkStart w:id="32" w:name="_Toc109840841"/>
       <w:r>
         <w:rPr>
           <w:rFonts w:ascii="Times New Roman" w:hAnsi="Times New Roman" w:cs="Times New Roman"/>
@@ -3841,7 +3964,7 @@
         </w:rPr>
         <w:t>Игровая доска</w:t>
       </w:r>
-      <w:bookmarkEnd w:id="22"/>
+      <w:bookmarkEnd w:id="32"/>
     </w:p>
     <w:p>
       <w:pPr>
@@ -3866,40 +3989,13 @@
         <w:t>n</w:t>
       </w:r>
       <w:r>
-        <w:t xml:space="preserve"> квадратных клеток, где каждая клетка изначально окрашена в белый цвет. Если на клетке оказывается фигура игрока, то клетка принимает цвет </w:t>
-      </w:r>
-      <w:r>
-        <w:t>этого игрока и считается,</w:t>
-      </w:r>
-      <w:r>
-        <w:t xml:space="preserve"> что эта клетка под его контролем</w:t>
-      </w:r>
-      <w:r>
-        <w:t xml:space="preserve">. </w:t>
-      </w:r>
-      <w:r>
-        <w:t>И</w:t>
-      </w:r>
-      <w:r>
-        <w:t>гров</w:t>
-      </w:r>
-      <w:r>
-        <w:t>ая</w:t>
-      </w:r>
-      <w:r>
-        <w:t xml:space="preserve"> доск</w:t>
-      </w:r>
-      <w:r>
-        <w:t>а</w:t>
-      </w:r>
-      <w:r>
-        <w:t xml:space="preserve"> представлен</w:t>
-      </w:r>
-      <w:r>
-        <w:t>а</w:t>
-      </w:r>
-      <w:r>
-        <w:t xml:space="preserve"> на рисунке 1.1</w:t>
+        <w:t xml:space="preserve"> квадратных клеток, где каждая клетка изначально окрашена в белый цвет. Если на клетке оказывается фигура игрока, то клетка принимает цвет этого игрока и считается,</w:t>
+      </w:r>
+      <w:r>
+        <w:t xml:space="preserve"> что эта клетка под его контролем. </w:t>
+      </w:r>
+      <w:r>
+        <w:t>Игровая доска представлена на рисунке 1.1</w:t>
       </w:r>
     </w:p>
     <w:p>
@@ -3916,7 +4012,7 @@
           <w:szCs w:val="24"/>
         </w:rPr>
         <w:drawing>
-          <wp:inline distT="0" distB="0" distL="0" distR="0" wp14:anchorId="13266F1B" wp14:editId="57B09B74">
+          <wp:inline distT="0" distB="0" distL="0" distR="0" wp14:anchorId="3D65DB79" wp14:editId="07A1834F">
             <wp:extent cx="2880000" cy="2995200"/>
             <wp:effectExtent l="0" t="0" r="0" b="0"/>
             <wp:docPr id="1" name="Рисунок 1"/>
@@ -3994,17 +4090,7 @@
     </w:p>
     <w:p>
       <w:pPr>
-        <w:spacing w:line="360" w:lineRule="auto"/>
-        <w:rPr>
-          <w:rFonts w:ascii="Times New Roman" w:hAnsi="Times New Roman" w:cs="Times New Roman"/>
-          <w:sz w:val="24"/>
-          <w:szCs w:val="24"/>
-        </w:rPr>
-      </w:pPr>
-    </w:p>
-    <w:p>
-      <w:pPr>
-        <w:pStyle w:val="3"/>
+        <w:pStyle w:val="2"/>
         <w:numPr>
           <w:ilvl w:val="1"/>
           <w:numId w:val="3"/>
@@ -4026,7 +4112,7 @@
         </w:rPr>
         <w:t xml:space="preserve"> </w:t>
       </w:r>
-      <w:bookmarkStart w:id="23" w:name="_Toc109658627"/>
+      <w:bookmarkStart w:id="33" w:name="_Toc109840842"/>
       <w:r>
         <w:rPr>
           <w:rFonts w:ascii="Times New Roman" w:hAnsi="Times New Roman" w:cs="Times New Roman"/>
@@ -4036,29 +4122,14 @@
         </w:rPr>
         <w:t>Фигуры</w:t>
       </w:r>
-      <w:bookmarkEnd w:id="23"/>
+      <w:bookmarkEnd w:id="33"/>
     </w:p>
     <w:p>
       <w:pPr>
         <w:pStyle w:val="af2"/>
       </w:pPr>
       <w:r>
-        <w:t>Игрок изначально име</w:t>
-      </w:r>
-      <w:r>
-        <w:t>ет</w:t>
-      </w:r>
-      <w:r>
-        <w:t xml:space="preserve"> некоторы</w:t>
-      </w:r>
-      <w:r>
-        <w:t>й</w:t>
-      </w:r>
-      <w:r>
-        <w:t xml:space="preserve"> набор фигур</w:t>
-      </w:r>
-      <w:r>
-        <w:t>, который расставлен в углу игровой доски.</w:t>
+        <w:t>Игрок изначально имеет некоторый набор фигур, который расставлен в углу игровой доски.</w:t>
       </w:r>
       <w:r>
         <w:t xml:space="preserve"> </w:t>
@@ -4067,43 +4138,13 @@
         <w:t>Разные фигуры имеют разные паттерны передвижения по игровой доске. Некоторые фигуры могут перекрашивать вражеские клетки</w:t>
       </w:r>
       <w:r>
-        <w:t xml:space="preserve">, </w:t>
-      </w:r>
-      <w:r>
-        <w:t>некоторые фигуры могут есть вражеские фигуры.</w:t>
-      </w:r>
-      <w:r>
-        <w:t xml:space="preserve"> </w:t>
-      </w:r>
-      <w:r>
-        <w:t>Ниже представлен</w:t>
-      </w:r>
-      <w:r>
-        <w:t xml:space="preserve"> список </w:t>
-      </w:r>
-      <w:r>
-        <w:t>реализованных фигур</w:t>
-      </w:r>
-      <w:r>
-        <w:t xml:space="preserve"> и </w:t>
-      </w:r>
-      <w:r>
-        <w:t>паттерны их ходов</w:t>
-      </w:r>
-      <w:r>
-        <w:t xml:space="preserve">. </w:t>
-      </w:r>
-      <w:r>
-        <w:t>Доступные для ходов фигур клетки</w:t>
-      </w:r>
-      <w:r>
-        <w:t xml:space="preserve"> представлены </w:t>
-      </w:r>
-      <w:r>
-        <w:t>в</w:t>
-      </w:r>
-      <w:r>
-        <w:t xml:space="preserve"> таблице 1.1.</w:t>
+        <w:t xml:space="preserve">, некоторые фигуры могут есть вражеские фигуры. </w:t>
+      </w:r>
+      <w:r>
+        <w:t xml:space="preserve">Ниже представлен список реализованных фигур и паттерны их ходов. </w:t>
+      </w:r>
+      <w:r>
+        <w:t>Доступные для ходов фигур клетки представлены в таблице 1.1.</w:t>
       </w:r>
       <w:r>
         <w:rPr>
@@ -4119,58 +4160,244 @@
         <w:pStyle w:val="af2"/>
       </w:pPr>
       <w:r>
-        <w:t xml:space="preserve">Король может </w:t>
-      </w:r>
-      <w:r>
-        <w:t xml:space="preserve">ходить </w:t>
-      </w:r>
-      <w:r>
-        <w:t>на любую клетку на карте, которая ему доступна.</w:t>
+        <w:t>Король может ходить на любую клетку на карте, которая ему доступна.</w:t>
       </w:r>
       <w:r>
         <w:br/>
       </w:r>
       <w:r>
-        <w:t xml:space="preserve"> Пример </w:t>
-      </w:r>
-      <w:bookmarkStart w:id="24" w:name="_Toc109658628"/>
-      <w:r>
+        <w:t xml:space="preserve"> Пример  </w:t>
+      </w:r>
+      <w:r>
+        <w:rPr>
+          <w:color w:val="2F5496" w:themeColor="accent1" w:themeShade="BF"/>
+        </w:rPr>
+        <w:fldChar w:fldCharType="begin"/>
+      </w:r>
+      <w:r>
+        <w:rPr>
+          <w:color w:val="2F5496" w:themeColor="accent1" w:themeShade="BF"/>
+        </w:rPr>
+        <w:instrText xml:space="preserve"> REF _Ref109693425 \h  \* MERGEFORMAT </w:instrText>
+      </w:r>
+      <w:r>
+        <w:rPr>
+          <w:color w:val="2F5496" w:themeColor="accent1" w:themeShade="BF"/>
+        </w:rPr>
+      </w:r>
+      <w:r>
+        <w:rPr>
+          <w:color w:val="2F5496" w:themeColor="accent1" w:themeShade="BF"/>
+        </w:rPr>
+        <w:fldChar w:fldCharType="separate"/>
+      </w:r>
+      <w:r>
+        <w:rPr>
+          <w:color w:val="2F5496" w:themeColor="accent1" w:themeShade="BF"/>
+        </w:rPr>
+        <w:t xml:space="preserve">Рисунок А. </w:t>
+      </w:r>
+      <w:r>
+        <w:rPr>
+          <w:noProof/>
+          <w:color w:val="2F5496" w:themeColor="accent1" w:themeShade="BF"/>
+        </w:rPr>
+        <w:t>1</w:t>
+      </w:r>
+      <w:r>
+        <w:rPr>
+          <w:color w:val="2F5496" w:themeColor="accent1" w:themeShade="BF"/>
+        </w:rPr>
+        <w:t xml:space="preserve"> - паттерн хода Короля</w:t>
+      </w:r>
+      <w:r>
+        <w:rPr>
+          <w:color w:val="2F5496" w:themeColor="accent1" w:themeShade="BF"/>
+        </w:rPr>
+        <w:fldChar w:fldCharType="end"/>
+      </w:r>
+      <w:r>
+        <w:rPr>
+          <w:color w:val="2F5496" w:themeColor="accent1" w:themeShade="BF"/>
+        </w:rPr>
+        <w:t>.</w:t>
+      </w:r>
+    </w:p>
+    <w:p>
+      <w:pPr>
+        <w:pStyle w:val="af2"/>
+        <w:rPr>
+          <w:rFonts w:cs="Times New Roman"/>
+        </w:rPr>
+      </w:pPr>
+      <w:r>
+        <w:t>Королева может ходить по диагонали, горизонтали и вертикали в любые стороны</w:t>
+      </w:r>
+      <w:r>
+        <w:t xml:space="preserve">. </w:t>
+      </w:r>
+      <w:r>
+        <w:rPr>
+          <w:rFonts w:cs="Times New Roman"/>
+        </w:rPr>
+        <w:t xml:space="preserve">Пример  </w:t>
+      </w:r>
+      <w:r>
+        <w:rPr>
+          <w:rFonts w:cs="Times New Roman"/>
+          <w:color w:val="2F5496" w:themeColor="accent1" w:themeShade="BF"/>
+          <w:highlight w:val="yellow"/>
+        </w:rPr>
+        <w:fldChar w:fldCharType="begin"/>
+      </w:r>
+      <w:r>
+        <w:rPr>
+          <w:rFonts w:cs="Times New Roman"/>
+          <w:color w:val="2F5496" w:themeColor="accent1" w:themeShade="BF"/>
+          <w:highlight w:val="yellow"/>
+        </w:rPr>
+        <w:instrText xml:space="preserve"> REF _Ref109693523 \h </w:instrText>
+      </w:r>
+      <w:r>
+        <w:rPr>
+          <w:rFonts w:cs="Times New Roman"/>
+          <w:color w:val="2F5496" w:themeColor="accent1" w:themeShade="BF"/>
+          <w:highlight w:val="yellow"/>
+        </w:rPr>
+      </w:r>
+      <w:r>
+        <w:rPr>
+          <w:rFonts w:cs="Times New Roman"/>
+          <w:color w:val="2F5496" w:themeColor="accent1" w:themeShade="BF"/>
+          <w:highlight w:val="yellow"/>
+        </w:rPr>
+        <w:fldChar w:fldCharType="separate"/>
+      </w:r>
+      <w:r>
+        <w:rPr>
+          <w:color w:val="2F5496" w:themeColor="accent1" w:themeShade="BF"/>
+        </w:rPr>
+        <w:t>Рисунок А.</w:t>
+      </w:r>
+      <w:r>
+        <w:rPr>
+          <w:noProof/>
+          <w:color w:val="2F5496" w:themeColor="accent1" w:themeShade="BF"/>
+        </w:rPr>
+        <w:t>2</w:t>
+      </w:r>
+      <w:r>
+        <w:rPr>
+          <w:color w:val="2F5496" w:themeColor="accent1" w:themeShade="BF"/>
+        </w:rPr>
+        <w:t>. - Паттерн хода Королевы</w:t>
+      </w:r>
+      <w:r>
+        <w:rPr>
+          <w:rFonts w:cs="Times New Roman"/>
+          <w:color w:val="2F5496" w:themeColor="accent1" w:themeShade="BF"/>
+          <w:highlight w:val="yellow"/>
+        </w:rPr>
+        <w:fldChar w:fldCharType="end"/>
+      </w:r>
+      <w:r>
+        <w:rPr>
+          <w:rFonts w:cs="Times New Roman"/>
+          <w:color w:val="2F5496" w:themeColor="accent1" w:themeShade="BF"/>
+        </w:rPr>
+        <w:t>.</w:t>
+      </w:r>
+    </w:p>
+    <w:p>
+      <w:pPr>
+        <w:pStyle w:val="af2"/>
+        <w:rPr>
+          <w:rFonts w:cs="Times New Roman"/>
+        </w:rPr>
+      </w:pPr>
+      <w:r>
+        <w:lastRenderedPageBreak/>
+        <w:t>Конь ходит буквой Г</w:t>
+      </w:r>
+      <w:r>
+        <w:t xml:space="preserve"> – две клетки вперед и одна в сторону</w:t>
+      </w:r>
+      <w:r>
+        <w:t xml:space="preserve">. </w:t>
+      </w:r>
+      <w:r>
+        <w:br/>
+      </w:r>
+      <w:r>
+        <w:rPr>
+          <w:rFonts w:cs="Times New Roman"/>
+        </w:rPr>
+        <w:t>Пример</w:t>
+      </w:r>
+      <w:r>
+        <w:rPr>
+          <w:rFonts w:cs="Times New Roman"/>
+        </w:rPr>
         <w:t xml:space="preserve"> </w:t>
       </w:r>
       <w:r>
+        <w:rPr>
+          <w:rFonts w:cs="Times New Roman"/>
+          <w:color w:val="2F5496" w:themeColor="accent1" w:themeShade="BF"/>
+        </w:rPr>
         <w:fldChar w:fldCharType="begin"/>
       </w:r>
       <w:r>
-        <w:instrText xml:space="preserve"> REF _Ref109693425 \h </w:instrText>
-      </w:r>
-      <w:r>
-        <w:instrText xml:space="preserve"> \* MERGEFORMAT </w:instrText>
-      </w:r>
-      <w:r>
+        <w:rPr>
+          <w:rFonts w:cs="Times New Roman"/>
+          <w:color w:val="2F5496" w:themeColor="accent1" w:themeShade="BF"/>
+        </w:rPr>
+        <w:instrText xml:space="preserve"> REF _Ref109693143 \h </w:instrText>
+      </w:r>
+      <w:r>
+        <w:rPr>
+          <w:rFonts w:cs="Times New Roman"/>
+          <w:color w:val="2F5496" w:themeColor="accent1" w:themeShade="BF"/>
+        </w:rPr>
+      </w:r>
+      <w:r>
+        <w:rPr>
+          <w:rFonts w:cs="Times New Roman"/>
+          <w:color w:val="2F5496" w:themeColor="accent1" w:themeShade="BF"/>
+        </w:rPr>
         <w:fldChar w:fldCharType="separate"/>
       </w:r>
       <w:r>
-        <w:t xml:space="preserve">Рисунок А. </w:t>
+        <w:rPr>
+          <w:color w:val="2F5496" w:themeColor="accent1" w:themeShade="BF"/>
+        </w:rPr>
+        <w:t>Рисунок А.</w:t>
       </w:r>
       <w:r>
         <w:rPr>
           <w:noProof/>
-        </w:rPr>
-        <w:t>1</w:t>
-      </w:r>
-      <w:r>
-        <w:t xml:space="preserve"> - паттерн ход</w:t>
-      </w:r>
-      <w:r>
-        <w:t>а</w:t>
-      </w:r>
-      <w:r>
-        <w:t xml:space="preserve"> Короля</w:t>
-      </w:r>
-      <w:r>
+          <w:color w:val="2F5496" w:themeColor="accent1" w:themeShade="BF"/>
+        </w:rPr>
+        <w:t>3</w:t>
+      </w:r>
+      <w:r>
+        <w:rPr>
+          <w:color w:val="2F5496" w:themeColor="accent1" w:themeShade="BF"/>
+        </w:rPr>
+        <w:t>. - паттерн хода Коня</w:t>
+      </w:r>
+      <w:r>
+        <w:rPr>
+          <w:rFonts w:cs="Times New Roman"/>
+          <w:color w:val="2F5496" w:themeColor="accent1" w:themeShade="BF"/>
+        </w:rPr>
         <w:fldChar w:fldCharType="end"/>
       </w:r>
       <w:r>
+        <w:rPr>
+          <w:rFonts w:cs="Times New Roman"/>
+          <w:color w:val="2F5496" w:themeColor="accent1" w:themeShade="BF"/>
+        </w:rPr>
         <w:t>.</w:t>
       </w:r>
     </w:p>
@@ -4182,26 +4409,83 @@
         </w:rPr>
       </w:pPr>
       <w:r>
-        <w:lastRenderedPageBreak/>
-        <w:t>Королева может</w:t>
-      </w:r>
-      <w:r>
-        <w:t xml:space="preserve"> ходить по диагонали, горизонтали и вертикали в любые стороны</w:t>
+        <w:t xml:space="preserve">Слон </w:t>
+      </w:r>
+      <w:r>
+        <w:t>х</w:t>
+      </w:r>
+      <w:r>
+        <w:t>одит по диагонали</w:t>
       </w:r>
       <w:r>
         <w:t xml:space="preserve">. </w:t>
       </w:r>
       <w:r>
+        <w:br/>
+      </w:r>
+      <w:r>
         <w:rPr>
           <w:rFonts w:cs="Times New Roman"/>
         </w:rPr>
-        <w:t>Пример</w:t>
+        <w:t xml:space="preserve">Пример </w:t>
       </w:r>
       <w:r>
         <w:rPr>
           <w:rFonts w:cs="Times New Roman"/>
-        </w:rPr>
-        <w:t xml:space="preserve">  </w:t>
+          <w:color w:val="2F5496" w:themeColor="accent1" w:themeShade="BF"/>
+          <w:highlight w:val="yellow"/>
+        </w:rPr>
+        <w:fldChar w:fldCharType="begin"/>
+      </w:r>
+      <w:r>
+        <w:rPr>
+          <w:rFonts w:cs="Times New Roman"/>
+          <w:color w:val="2F5496" w:themeColor="accent1" w:themeShade="BF"/>
+          <w:highlight w:val="yellow"/>
+        </w:rPr>
+        <w:instrText xml:space="preserve"> REF _Ref109693542 \h </w:instrText>
+      </w:r>
+      <w:r>
+        <w:rPr>
+          <w:rFonts w:cs="Times New Roman"/>
+          <w:color w:val="2F5496" w:themeColor="accent1" w:themeShade="BF"/>
+          <w:highlight w:val="yellow"/>
+        </w:rPr>
+      </w:r>
+      <w:r>
+        <w:rPr>
+          <w:rFonts w:cs="Times New Roman"/>
+          <w:color w:val="2F5496" w:themeColor="accent1" w:themeShade="BF"/>
+          <w:highlight w:val="yellow"/>
+        </w:rPr>
+        <w:fldChar w:fldCharType="separate"/>
+      </w:r>
+      <w:r>
+        <w:rPr>
+          <w:color w:val="2F5496" w:themeColor="accent1" w:themeShade="BF"/>
+        </w:rPr>
+        <w:t>Рисунок А.</w:t>
+      </w:r>
+      <w:r>
+        <w:rPr>
+          <w:noProof/>
+          <w:color w:val="2F5496" w:themeColor="accent1" w:themeShade="BF"/>
+        </w:rPr>
+        <w:t>4</w:t>
+      </w:r>
+      <w:r>
+        <w:rPr>
+          <w:color w:val="2F5496" w:themeColor="accent1" w:themeShade="BF"/>
+        </w:rPr>
+        <w:t xml:space="preserve"> - паттерн хода Ладьи</w:t>
+      </w:r>
+      <w:r>
+        <w:rPr>
+          <w:rFonts w:cs="Times New Roman"/>
+          <w:color w:val="2F5496" w:themeColor="accent1" w:themeShade="BF"/>
+          <w:highlight w:val="yellow"/>
+        </w:rPr>
+        <w:fldChar w:fldCharType="end"/>
       </w:r>
       <w:r>
         <w:rPr>
@@ -4215,7 +4499,7 @@
           <w:rFonts w:cs="Times New Roman"/>
           <w:highlight w:val="yellow"/>
         </w:rPr>
-        <w:instrText xml:space="preserve"> REF _Ref109693523 \h </w:instrText>
+        <w:instrText xml:space="preserve"> REF _Ref109691470 \h </w:instrText>
       </w:r>
       <w:r>
         <w:rPr>
@@ -4231,34 +4515,87 @@
         <w:fldChar w:fldCharType="separate"/>
       </w:r>
       <w:r>
-        <w:t>Рисунок А.</w:t>
-      </w:r>
-      <w:r>
-        <w:rPr>
-          <w:noProof/>
-        </w:rPr>
-        <w:t>2</w:t>
-      </w:r>
-      <w:r>
-        <w:t>. - Паттерн ход</w:t>
-      </w:r>
-      <w:r>
-        <w:t>а</w:t>
-      </w:r>
-      <w:r>
-        <w:t xml:space="preserve"> Королевы</w:t>
-      </w:r>
-      <w:r>
         <w:rPr>
           <w:rFonts w:cs="Times New Roman"/>
           <w:highlight w:val="yellow"/>
         </w:rPr>
         <w:fldChar w:fldCharType="end"/>
       </w:r>
+    </w:p>
+    <w:p>
+      <w:pPr>
+        <w:pStyle w:val="af2"/>
+      </w:pPr>
+      <w:r>
+        <w:t>Ладья ходит по вертикали и горизонтали.</w:t>
+      </w:r>
+      <w:r>
+        <w:br/>
+      </w:r>
       <w:r>
         <w:rPr>
           <w:rFonts w:cs="Times New Roman"/>
         </w:rPr>
+        <w:t xml:space="preserve">Пример </w:t>
+      </w:r>
+      <w:r>
+        <w:rPr>
+          <w:rFonts w:cs="Times New Roman"/>
+          <w:color w:val="2F5496" w:themeColor="accent1" w:themeShade="BF"/>
+        </w:rPr>
+        <w:fldChar w:fldCharType="begin"/>
+      </w:r>
+      <w:r>
+        <w:rPr>
+          <w:rFonts w:cs="Times New Roman"/>
+          <w:color w:val="2F5496" w:themeColor="accent1" w:themeShade="BF"/>
+        </w:rPr>
+        <w:instrText xml:space="preserve"> REF _Ref109693551 \h  \* MERGEFORMAT </w:instrText>
+      </w:r>
+      <w:r>
+        <w:rPr>
+          <w:rFonts w:cs="Times New Roman"/>
+          <w:color w:val="2F5496" w:themeColor="accent1" w:themeShade="BF"/>
+        </w:rPr>
+      </w:r>
+      <w:r>
+        <w:rPr>
+          <w:rFonts w:cs="Times New Roman"/>
+          <w:color w:val="2F5496" w:themeColor="accent1" w:themeShade="BF"/>
+        </w:rPr>
+        <w:fldChar w:fldCharType="separate"/>
+      </w:r>
+      <w:r>
+        <w:rPr>
+          <w:color w:val="2F5496" w:themeColor="accent1" w:themeShade="BF"/>
+        </w:rPr>
+        <w:t>Рисунок А.</w:t>
+      </w:r>
+      <w:r>
+        <w:rPr>
+          <w:noProof/>
+          <w:color w:val="2F5496" w:themeColor="accent1" w:themeShade="BF"/>
+        </w:rPr>
+        <w:t>5</w:t>
+      </w:r>
+      <w:r>
+        <w:rPr>
+          <w:color w:val="2F5496" w:themeColor="accent1" w:themeShade="BF"/>
+        </w:rPr>
+        <w:t>. - паттерн хода Слона</w:t>
+      </w:r>
+      <w:r>
+        <w:rPr>
+          <w:rFonts w:cs="Times New Roman"/>
+          <w:color w:val="2F5496" w:themeColor="accent1" w:themeShade="BF"/>
+        </w:rPr>
+        <w:fldChar w:fldCharType="end"/>
+      </w:r>
+      <w:r>
+        <w:rPr>
+          <w:rFonts w:cs="Times New Roman"/>
+          <w:color w:val="2F5496" w:themeColor="accent1" w:themeShade="BF"/>
+        </w:rPr>
         <w:t>.</w:t>
       </w:r>
     </w:p>
@@ -4270,395 +4607,86 @@
         </w:rPr>
       </w:pPr>
       <w:r>
-        <w:t>Конь ходит буквой Г</w:t>
-      </w:r>
-      <w:r>
-        <w:t xml:space="preserve"> – две клетки вперед и одна в сторону</w:t>
-      </w:r>
-      <w:r>
-        <w:t xml:space="preserve">. </w:t>
-      </w:r>
-      <w:r>
-        <w:br/>
+        <w:t xml:space="preserve">Пешка может ходить в радиусе одной клетки </w:t>
+      </w:r>
+      <w:r>
+        <w:t>вокруг</w:t>
+      </w:r>
+      <w:r>
+        <w:t xml:space="preserve"> себя, может</w:t>
+      </w:r>
+      <w:r>
+        <w:t xml:space="preserve"> есть</w:t>
+      </w:r>
+      <w:r>
+        <w:t xml:space="preserve"> другие фигуры. </w:t>
       </w:r>
       <w:r>
         <w:rPr>
           <w:rFonts w:cs="Times New Roman"/>
         </w:rPr>
-        <w:t>Пример</w:t>
+        <w:t xml:space="preserve">Пример </w:t>
       </w:r>
       <w:r>
         <w:rPr>
           <w:rFonts w:cs="Times New Roman"/>
-        </w:rPr>
-        <w:t xml:space="preserve"> </w:t>
+          <w:color w:val="2F5496" w:themeColor="accent1" w:themeShade="BF"/>
+        </w:rPr>
+        <w:fldChar w:fldCharType="begin"/>
       </w:r>
       <w:r>
         <w:rPr>
           <w:rFonts w:cs="Times New Roman"/>
-        </w:rPr>
-        <w:fldChar w:fldCharType="begin"/>
+          <w:color w:val="2F5496" w:themeColor="accent1" w:themeShade="BF"/>
+        </w:rPr>
+        <w:instrText xml:space="preserve"> REF _Ref109693563 \h  \* MERGEFORMAT </w:instrText>
       </w:r>
       <w:r>
         <w:rPr>
           <w:rFonts w:cs="Times New Roman"/>
-        </w:rPr>
-        <w:instrText xml:space="preserve"> REF _Ref109693143 \h </w:instrText>
+          <w:color w:val="2F5496" w:themeColor="accent1" w:themeShade="BF"/>
+        </w:rPr>
       </w:r>
       <w:r>
         <w:rPr>
           <w:rFonts w:cs="Times New Roman"/>
-        </w:rPr>
+          <w:color w:val="2F5496" w:themeColor="accent1" w:themeShade="BF"/>
+        </w:rPr>
+        <w:fldChar w:fldCharType="separate"/>
+      </w:r>
+      <w:r>
+        <w:rPr>
+          <w:color w:val="2F5496" w:themeColor="accent1" w:themeShade="BF"/>
+        </w:rPr>
+        <w:t>Рисунок А.</w:t>
+      </w:r>
+      <w:r>
+        <w:rPr>
+          <w:noProof/>
+          <w:color w:val="2F5496" w:themeColor="accent1" w:themeShade="BF"/>
+        </w:rPr>
+        <w:t>6</w:t>
+      </w:r>
+      <w:r>
+        <w:rPr>
+          <w:color w:val="2F5496" w:themeColor="accent1" w:themeShade="BF"/>
+        </w:rPr>
+        <w:t>. - паттерн хода Пешки</w:t>
       </w:r>
       <w:r>
         <w:rPr>
           <w:rFonts w:cs="Times New Roman"/>
-        </w:rPr>
-        <w:fldChar w:fldCharType="separate"/>
-      </w:r>
-      <w:r>
-        <w:t>Рисунок А.</w:t>
-      </w:r>
-      <w:r>
-        <w:rPr>
-          <w:noProof/>
-        </w:rPr>
-        <w:t>3</w:t>
-      </w:r>
-      <w:r>
-        <w:t>. - паттерн ход</w:t>
-      </w:r>
-      <w:r>
-        <w:t>а</w:t>
-      </w:r>
-      <w:r>
-        <w:t xml:space="preserve"> Коня</w:t>
-      </w:r>
-      <w:r>
-        <w:rPr>
-          <w:rFonts w:cs="Times New Roman"/>
+          <w:color w:val="2F5496" w:themeColor="accent1" w:themeShade="BF"/>
         </w:rPr>
         <w:fldChar w:fldCharType="end"/>
       </w:r>
-      <w:r>
-        <w:rPr>
-          <w:rFonts w:cs="Times New Roman"/>
-        </w:rPr>
-        <w:t>.</w:t>
-      </w:r>
-    </w:p>
-    <w:p>
-      <w:pPr>
-        <w:pStyle w:val="af2"/>
-        <w:rPr>
-          <w:rFonts w:cs="Times New Roman"/>
-        </w:rPr>
-      </w:pPr>
-      <w:r>
-        <w:t xml:space="preserve">Слон </w:t>
-      </w:r>
-      <w:r>
-        <w:t>х</w:t>
-      </w:r>
-      <w:r>
-        <w:t>одит по диагонали</w:t>
-      </w:r>
-      <w:r>
-        <w:t xml:space="preserve">. </w:t>
-      </w:r>
-      <w:r>
-        <w:br/>
-      </w:r>
-      <w:r>
-        <w:rPr>
-          <w:rFonts w:cs="Times New Roman"/>
-        </w:rPr>
-        <w:t>Пример</w:t>
-      </w:r>
-      <w:r>
-        <w:rPr>
-          <w:rFonts w:cs="Times New Roman"/>
-        </w:rPr>
-        <w:t xml:space="preserve"> </w:t>
-      </w:r>
-      <w:r>
-        <w:rPr>
-          <w:rFonts w:cs="Times New Roman"/>
-          <w:highlight w:val="yellow"/>
-        </w:rPr>
-        <w:fldChar w:fldCharType="begin"/>
-      </w:r>
-      <w:r>
-        <w:rPr>
-          <w:rFonts w:cs="Times New Roman"/>
-          <w:highlight w:val="yellow"/>
-        </w:rPr>
-        <w:instrText xml:space="preserve"> REF _Ref109693542 \h </w:instrText>
-      </w:r>
-      <w:r>
-        <w:rPr>
-          <w:rFonts w:cs="Times New Roman"/>
-          <w:highlight w:val="yellow"/>
-        </w:rPr>
-      </w:r>
-      <w:r>
-        <w:rPr>
-          <w:rFonts w:cs="Times New Roman"/>
-          <w:highlight w:val="yellow"/>
-        </w:rPr>
-        <w:fldChar w:fldCharType="separate"/>
-      </w:r>
-      <w:r>
-        <w:t>Рисунок А.</w:t>
-      </w:r>
-      <w:r>
-        <w:rPr>
-          <w:noProof/>
-        </w:rPr>
-        <w:t>4</w:t>
-      </w:r>
-      <w:r>
-        <w:t xml:space="preserve"> - паттерн ход</w:t>
-      </w:r>
-      <w:r>
-        <w:t>а</w:t>
-      </w:r>
-      <w:r>
-        <w:t xml:space="preserve"> Ладьи</w:t>
-      </w:r>
-      <w:r>
-        <w:rPr>
-          <w:rFonts w:cs="Times New Roman"/>
-          <w:highlight w:val="yellow"/>
-        </w:rPr>
-        <w:fldChar w:fldCharType="end"/>
-      </w:r>
-      <w:r>
-        <w:rPr>
-          <w:rFonts w:cs="Times New Roman"/>
-          <w:highlight w:val="yellow"/>
-        </w:rPr>
-        <w:fldChar w:fldCharType="begin"/>
-      </w:r>
-      <w:r>
-        <w:rPr>
-          <w:rFonts w:cs="Times New Roman"/>
-          <w:highlight w:val="yellow"/>
-        </w:rPr>
-        <w:instrText xml:space="preserve"> REF _Ref109691470 \h </w:instrText>
-      </w:r>
-      <w:r>
-        <w:rPr>
-          <w:rFonts w:cs="Times New Roman"/>
-          <w:highlight w:val="yellow"/>
-        </w:rPr>
-      </w:r>
-      <w:r>
-        <w:rPr>
-          <w:rFonts w:cs="Times New Roman"/>
-          <w:highlight w:val="yellow"/>
-        </w:rPr>
-        <w:fldChar w:fldCharType="separate"/>
-      </w:r>
-      <w:r>
-        <w:rPr>
-          <w:rFonts w:cs="Times New Roman"/>
-          <w:highlight w:val="yellow"/>
-        </w:rPr>
-        <w:fldChar w:fldCharType="end"/>
-      </w:r>
-    </w:p>
-    <w:p>
-      <w:pPr>
-        <w:pStyle w:val="af2"/>
-      </w:pPr>
-      <w:r>
-        <w:t>Ладья х</w:t>
-      </w:r>
-      <w:r>
-        <w:t>одит по вертикали и горизонтали</w:t>
-      </w:r>
-      <w:r>
-        <w:t>.</w:t>
-      </w:r>
-      <w:r>
-        <w:br/>
-      </w:r>
-      <w:r>
-        <w:rPr>
-          <w:rFonts w:cs="Times New Roman"/>
-        </w:rPr>
-        <w:t>Пример</w:t>
-      </w:r>
-      <w:r>
-        <w:rPr>
-          <w:rFonts w:cs="Times New Roman"/>
-        </w:rPr>
-        <w:t xml:space="preserve"> </w:t>
-      </w:r>
-      <w:r>
-        <w:rPr>
-          <w:rFonts w:cs="Times New Roman"/>
-        </w:rPr>
-        <w:fldChar w:fldCharType="begin"/>
-      </w:r>
-      <w:r>
-        <w:rPr>
-          <w:rFonts w:cs="Times New Roman"/>
-        </w:rPr>
-        <w:instrText xml:space="preserve"> REF _Ref109693551 \h </w:instrText>
-      </w:r>
-      <w:r>
-        <w:rPr>
-          <w:rFonts w:cs="Times New Roman"/>
-        </w:rPr>
-        <w:instrText xml:space="preserve"> \* MERGEFORMAT </w:instrText>
-      </w:r>
-      <w:r>
-        <w:rPr>
-          <w:rFonts w:cs="Times New Roman"/>
-        </w:rPr>
-      </w:r>
-      <w:r>
-        <w:rPr>
-          <w:rFonts w:cs="Times New Roman"/>
-        </w:rPr>
-        <w:fldChar w:fldCharType="separate"/>
-      </w:r>
-      <w:r>
-        <w:t>Рисунок А.</w:t>
-      </w:r>
-      <w:r>
-        <w:rPr>
-          <w:noProof/>
-        </w:rPr>
-        <w:t>5</w:t>
-      </w:r>
-      <w:r>
-        <w:t>. - паттерн хода Слона</w:t>
-      </w:r>
-      <w:r>
-        <w:rPr>
-          <w:rFonts w:cs="Times New Roman"/>
-        </w:rPr>
-        <w:fldChar w:fldCharType="end"/>
-      </w:r>
-      <w:r>
-        <w:rPr>
-          <w:rFonts w:cs="Times New Roman"/>
-        </w:rPr>
-        <w:t>.</w:t>
-      </w:r>
-    </w:p>
-    <w:p>
-      <w:pPr>
-        <w:pStyle w:val="af2"/>
-        <w:rPr>
-          <w:rFonts w:cs="Times New Roman"/>
-        </w:rPr>
-      </w:pPr>
-      <w:r>
-        <w:t>Пешка м</w:t>
-      </w:r>
-      <w:r>
-        <w:t xml:space="preserve">ожет ходить в радиусе </w:t>
-      </w:r>
-      <w:r>
-        <w:t>одной клетки</w:t>
-      </w:r>
-      <w:r>
-        <w:t xml:space="preserve"> </w:t>
-      </w:r>
-      <w:r>
-        <w:t>вокруг</w:t>
-      </w:r>
-      <w:r>
-        <w:t xml:space="preserve"> </w:t>
-      </w:r>
-      <w:r>
-        <w:t>себя,</w:t>
-      </w:r>
-      <w:r>
-        <w:t xml:space="preserve"> может</w:t>
-      </w:r>
-      <w:r>
-        <w:t xml:space="preserve"> есть</w:t>
-      </w:r>
-      <w:r>
-        <w:t xml:space="preserve"> другие фигуры. </w:t>
-      </w:r>
-      <w:r>
-        <w:rPr>
-          <w:rFonts w:cs="Times New Roman"/>
-        </w:rPr>
-        <w:t xml:space="preserve">Пример </w:t>
-      </w:r>
-      <w:r>
-        <w:rPr>
-          <w:rFonts w:cs="Times New Roman"/>
-        </w:rPr>
-        <w:fldChar w:fldCharType="begin"/>
-      </w:r>
-      <w:r>
-        <w:rPr>
-          <w:rFonts w:cs="Times New Roman"/>
-        </w:rPr>
-        <w:instrText xml:space="preserve"> REF _Ref109693563 \h </w:instrText>
-      </w:r>
-      <w:r>
-        <w:rPr>
-          <w:rFonts w:cs="Times New Roman"/>
-        </w:rPr>
-        <w:instrText xml:space="preserve"> \* MERGEFORMAT </w:instrText>
-      </w:r>
-      <w:r>
-        <w:rPr>
-          <w:rFonts w:cs="Times New Roman"/>
-        </w:rPr>
-      </w:r>
-      <w:r>
-        <w:rPr>
-          <w:rFonts w:cs="Times New Roman"/>
-        </w:rPr>
-        <w:fldChar w:fldCharType="separate"/>
-      </w:r>
-      <w:r>
-        <w:t>Рисунок А.</w:t>
-      </w:r>
-      <w:r>
-        <w:rPr>
-          <w:noProof/>
-        </w:rPr>
-        <w:t>6</w:t>
-      </w:r>
-      <w:r>
-        <w:t>. - паттерн ход</w:t>
-      </w:r>
-      <w:r>
-        <w:t>а</w:t>
-      </w:r>
-      <w:r>
-        <w:t xml:space="preserve"> Пешки</w:t>
-      </w:r>
-      <w:r>
-        <w:rPr>
-          <w:rFonts w:cs="Times New Roman"/>
-        </w:rPr>
-        <w:fldChar w:fldCharType="end"/>
-      </w:r>
     </w:p>
     <w:p>
       <w:pPr>
         <w:pStyle w:val="af7"/>
       </w:pPr>
       <w:r>
-        <w:t>Таблица 1.1</w:t>
-      </w:r>
-      <w:r>
-        <w:t>.</w:t>
-      </w:r>
-      <w:r>
-        <w:t xml:space="preserve"> Доступные для хода клетки</w:t>
+        <w:t>Таблица 1.1. Доступные для хода клетки</w:t>
       </w:r>
     </w:p>
     <w:tbl>
@@ -4765,10 +4793,7 @@
               <w:jc w:val="center"/>
             </w:pPr>
             <w:r>
-              <w:t>Ч</w:t>
-            </w:r>
-            <w:r>
-              <w:t>ужие захваченные</w:t>
+              <w:t>Чужие захваченные</w:t>
             </w:r>
           </w:p>
           <w:p>
@@ -5248,13 +5273,12 @@
       </w:tr>
     </w:tbl>
     <w:p/>
-    <w:p/>
-    <w:p>
-      <w:pPr>
-        <w:pStyle w:val="3"/>
+    <w:p>
+      <w:pPr>
+        <w:pStyle w:val="2"/>
         <w:numPr>
           <w:ilvl w:val="1"/>
-          <w:numId w:val="9"/>
+          <w:numId w:val="3"/>
         </w:numPr>
         <w:spacing w:line="360" w:lineRule="auto"/>
         <w:rPr>
@@ -5271,31 +5295,43 @@
           <w:sz w:val="28"/>
           <w:szCs w:val="28"/>
         </w:rPr>
+        <w:t xml:space="preserve"> </w:t>
+      </w:r>
+      <w:bookmarkStart w:id="34" w:name="_Toc109840843"/>
+      <w:r>
+        <w:rPr>
+          <w:rFonts w:ascii="Times New Roman" w:hAnsi="Times New Roman" w:cs="Times New Roman"/>
+          <w:color w:val="auto"/>
+          <w:sz w:val="28"/>
+          <w:szCs w:val="28"/>
+        </w:rPr>
         <w:t>Правила игры</w:t>
       </w:r>
-      <w:bookmarkEnd w:id="24"/>
+      <w:bookmarkEnd w:id="34"/>
     </w:p>
     <w:p>
       <w:pPr>
         <w:pStyle w:val="af2"/>
       </w:pPr>
       <w:r>
-        <w:t>Игроки ходят поочередно, захватывая</w:t>
-      </w:r>
-      <w:r>
-        <w:t xml:space="preserve"> </w:t>
-      </w:r>
-      <w:r>
-        <w:t>территорию игровой доски. Цель игроков – захватить самую большую территорию.</w:t>
-      </w:r>
-      <w:r>
-        <w:t xml:space="preserve"> Игра заканчивается, когда на доске не остается белых клеток. Побеждает тот игрок, в чей цвет окрашено больше всего клеток.</w:t>
+        <w:t>Игроки ходят поочередно, захватывая территорию игровой доски. Цель игроков – захватить самую большую территорию. Игра заканчивается, когда на доске не остается белых клеток. Побеждает тот игрок, в чей цвет окрашено больше всего клеток.</w:t>
       </w:r>
       <w:r>
         <w:br/>
       </w:r>
       <w:r>
         <w:t>Если игрок захватил квадратную область 3 на 3 клетки, то все эти клетки считаются окончательно захваченными. Они перекрашиваются в темный цвет игрока, и вражеские фигуры больше не могут на них ходить.</w:t>
+      </w:r>
+    </w:p>
+    <w:p>
+      <w:pPr>
+        <w:rPr>
+          <w:rFonts w:ascii="Times New Roman" w:hAnsi="Times New Roman"/>
+          <w:sz w:val="24"/>
+        </w:rPr>
+      </w:pPr>
+      <w:r>
+        <w:br w:type="page"/>
       </w:r>
     </w:p>
     <w:p>
@@ -5312,7 +5348,7 @@
           <w:szCs w:val="28"/>
         </w:rPr>
       </w:pPr>
-      <w:bookmarkStart w:id="25" w:name="_Toc109658629"/>
+      <w:bookmarkStart w:id="35" w:name="_Toc109840844"/>
       <w:r>
         <w:rPr>
           <w:rFonts w:ascii="Times New Roman" w:hAnsi="Times New Roman" w:cs="Times New Roman"/>
@@ -5320,6 +5356,7 @@
           <w:sz w:val="28"/>
           <w:szCs w:val="28"/>
         </w:rPr>
+        <w:lastRenderedPageBreak/>
         <w:t>Выб</w:t>
       </w:r>
       <w:r>
@@ -5376,7 +5413,7 @@
         </w:rPr>
         <w:t xml:space="preserve"> обоснование</w:t>
       </w:r>
-      <w:bookmarkEnd w:id="25"/>
+      <w:bookmarkEnd w:id="35"/>
     </w:p>
     <w:p/>
     <w:p>
@@ -5477,11 +5514,7 @@
         <w:t xml:space="preserve"> </w:t>
       </w:r>
       <w:r>
-        <w:t xml:space="preserve">и не вдаваться в низкоуровневую </w:t>
-      </w:r>
-      <w:r>
-        <w:lastRenderedPageBreak/>
-        <w:t xml:space="preserve">реализацию игрового движка. Для написания скриптов в </w:t>
+        <w:t xml:space="preserve">и не вдаваться в низкоуровневую реализацию игрового движка. Для написания скриптов в </w:t>
       </w:r>
       <w:r>
         <w:rPr>
@@ -5595,7 +5628,6 @@
         <w:br w:type="page"/>
       </w:r>
     </w:p>
-    <w:p/>
     <w:p>
       <w:pPr>
         <w:pStyle w:val="10"/>
@@ -5610,7 +5642,7 @@
           <w:szCs w:val="28"/>
         </w:rPr>
       </w:pPr>
-      <w:bookmarkStart w:id="26" w:name="_Toc109658630"/>
+      <w:bookmarkStart w:id="36" w:name="_Toc109840845"/>
       <w:r>
         <w:rPr>
           <w:rFonts w:ascii="Times New Roman" w:hAnsi="Times New Roman" w:cs="Times New Roman"/>
@@ -5618,9 +5650,10 @@
           <w:sz w:val="28"/>
           <w:szCs w:val="28"/>
         </w:rPr>
+        <w:lastRenderedPageBreak/>
         <w:t>Структура разработанного приложения</w:t>
       </w:r>
-      <w:bookmarkEnd w:id="26"/>
+      <w:bookmarkEnd w:id="36"/>
     </w:p>
     <w:p/>
     <w:p>
@@ -5719,7 +5752,7 @@
         </w:rPr>
         <w:t xml:space="preserve"> </w:t>
       </w:r>
-      <w:bookmarkStart w:id="27" w:name="_Toc109658631"/>
+      <w:bookmarkStart w:id="37" w:name="_Toc109840846"/>
       <w:r>
         <w:rPr>
           <w:rFonts w:ascii="Times New Roman" w:hAnsi="Times New Roman" w:cs="Times New Roman"/>
@@ -5729,7 +5762,7 @@
         </w:rPr>
         <w:t>Архитектура</w:t>
       </w:r>
-      <w:bookmarkEnd w:id="27"/>
+      <w:bookmarkEnd w:id="37"/>
     </w:p>
     <w:p>
       <w:pPr>
@@ -5835,7 +5868,7 @@
           <w:lang w:val="en-US"/>
         </w:rPr>
       </w:pPr>
-      <w:bookmarkStart w:id="28" w:name="_Toc109658632"/>
+      <w:bookmarkStart w:id="38" w:name="_Toc109840847"/>
       <w:r>
         <w:rPr>
           <w:rFonts w:ascii="Times New Roman" w:hAnsi="Times New Roman" w:cs="Times New Roman"/>
@@ -5855,7 +5888,7 @@
         </w:rPr>
         <w:t>MVC</w:t>
       </w:r>
-      <w:bookmarkEnd w:id="28"/>
+      <w:bookmarkEnd w:id="38"/>
     </w:p>
     <w:p>
       <w:pPr>
@@ -6092,6 +6125,7 @@
         </w:rPr>
         <w:t xml:space="preserve"> </w:t>
       </w:r>
+      <w:proofErr w:type="gramStart"/>
       <w:r>
         <w:rPr>
           <w:rFonts w:cs="Times New Roman"/>
@@ -6100,6 +6134,7 @@
         </w:rPr>
         <w:t>- это</w:t>
       </w:r>
+      <w:proofErr w:type="gramEnd"/>
       <w:r>
         <w:rPr>
           <w:rFonts w:cs="Times New Roman"/>
@@ -6272,7 +6307,7 @@
           <w:shd w:val="clear" w:color="auto" w:fill="FFFFFF"/>
         </w:rPr>
       </w:pPr>
-      <w:bookmarkStart w:id="29" w:name="_Ref109691470"/>
+      <w:bookmarkStart w:id="39" w:name="_Ref109691470"/>
       <w:r>
         <w:t xml:space="preserve">Рисунок </w:t>
       </w:r>
@@ -6291,7 +6326,7 @@
         </w:rPr>
         <w:t>MVC</w:t>
       </w:r>
-      <w:bookmarkEnd w:id="29"/>
+      <w:bookmarkEnd w:id="39"/>
     </w:p>
     <w:p>
       <w:pPr>
@@ -6307,7 +6342,7 @@
           <w:szCs w:val="28"/>
         </w:rPr>
       </w:pPr>
-      <w:bookmarkStart w:id="30" w:name="_Toc109658633"/>
+      <w:bookmarkStart w:id="40" w:name="_Toc109840848"/>
       <w:r>
         <w:rPr>
           <w:rFonts w:ascii="Times New Roman" w:hAnsi="Times New Roman" w:cs="Times New Roman"/>
@@ -6326,7 +6361,7 @@
         </w:rPr>
         <w:t xml:space="preserve"> архитектурного паттерна</w:t>
       </w:r>
-      <w:bookmarkEnd w:id="30"/>
+      <w:bookmarkEnd w:id="40"/>
     </w:p>
     <w:p>
       <w:pPr>
@@ -6369,7 +6404,6 @@
         <w:t>классы, реализующие игровую логику. Получится что внутри модели будут отдельно выделены данные игры и алгоритмы, которые изменяют эти данные.</w:t>
       </w:r>
     </w:p>
-    <w:p/>
     <w:p>
       <w:pPr>
         <w:pStyle w:val="2"/>
@@ -6393,7 +6427,7 @@
         </w:rPr>
         <w:t xml:space="preserve"> </w:t>
       </w:r>
-      <w:bookmarkStart w:id="31" w:name="_Toc109658634"/>
+      <w:bookmarkStart w:id="41" w:name="_Toc109840849"/>
       <w:r>
         <w:rPr>
           <w:rFonts w:ascii="Times New Roman" w:hAnsi="Times New Roman" w:cs="Times New Roman"/>
@@ -6403,7 +6437,7 @@
         </w:rPr>
         <w:t>Модель</w:t>
       </w:r>
-      <w:bookmarkEnd w:id="31"/>
+      <w:bookmarkEnd w:id="41"/>
     </w:p>
     <w:p>
       <w:pPr>
@@ -6463,7 +6497,7 @@
           <w:szCs w:val="28"/>
         </w:rPr>
       </w:pPr>
-      <w:bookmarkStart w:id="32" w:name="_Toc109658635"/>
+      <w:bookmarkStart w:id="42" w:name="_Toc109840850"/>
       <w:r>
         <w:rPr>
           <w:rFonts w:ascii="Times New Roman" w:hAnsi="Times New Roman" w:cs="Times New Roman"/>
@@ -6473,7 +6507,7 @@
         </w:rPr>
         <w:t>Структура модуля</w:t>
       </w:r>
-      <w:bookmarkEnd w:id="32"/>
+      <w:bookmarkEnd w:id="42"/>
     </w:p>
     <w:p>
       <w:pPr>
@@ -6575,7 +6609,7 @@
           <w:szCs w:val="28"/>
         </w:rPr>
       </w:pPr>
-      <w:bookmarkStart w:id="33" w:name="_Toc109658636"/>
+      <w:bookmarkStart w:id="43" w:name="_Toc109840851"/>
       <w:r>
         <w:rPr>
           <w:rFonts w:ascii="Times New Roman" w:hAnsi="Times New Roman" w:cs="Times New Roman"/>
@@ -6585,7 +6619,7 @@
         </w:rPr>
         <w:t>Основные классы</w:t>
       </w:r>
-      <w:bookmarkEnd w:id="33"/>
+      <w:bookmarkEnd w:id="43"/>
     </w:p>
     <w:p>
       <w:pPr>
@@ -6618,13 +6652,7 @@
       </w:r>
       <w:r>
         <w:br/>
-        <w:t xml:space="preserve">- </w:t>
-      </w:r>
-      <w:r>
-        <w:t>состояние</w:t>
-      </w:r>
-      <w:r>
-        <w:t xml:space="preserve"> клетк</w:t>
+        <w:t>- состояние клетк</w:t>
       </w:r>
       <w:r>
         <w:t>и (Пустая, Закрашенная, Захваченная);</w:t>
@@ -6688,10 +6716,7 @@
         <w:br/>
       </w:r>
       <w:r>
-        <w:t xml:space="preserve">- </w:t>
-      </w:r>
-      <w:r>
-        <w:t>состояние</w:t>
+        <w:t>- состояние</w:t>
       </w:r>
       <w:r>
         <w:t xml:space="preserve"> клетки, при котором на неё может наступить данная фигура</w:t>
@@ -6951,6 +6976,7 @@
       <w:r>
         <w:t xml:space="preserve"> </w:t>
       </w:r>
+      <w:proofErr w:type="gramStart"/>
       <w:r>
         <w:rPr>
           <w:lang w:val="en-US"/>
@@ -6960,6 +6986,7 @@
       <w:r>
         <w:t>(</w:t>
       </w:r>
+      <w:proofErr w:type="gramEnd"/>
       <w:r>
         <w:rPr>
           <w:lang w:val="en-US"/>
@@ -7007,25 +7034,7 @@
         <w:t xml:space="preserve"> – </w:t>
       </w:r>
       <w:r>
-        <w:t>класс, содержит в себе статические методы для</w:t>
-      </w:r>
-      <w:r>
-        <w:t xml:space="preserve"> расчёта всех возможных</w:t>
-      </w:r>
-      <w:r>
-        <w:t xml:space="preserve"> ходов</w:t>
-      </w:r>
-      <w:r>
-        <w:t xml:space="preserve"> </w:t>
-      </w:r>
-      <w:r>
-        <w:t xml:space="preserve">фигуры </w:t>
-      </w:r>
-      <w:r>
-        <w:t>и её пути при этих ходах</w:t>
-      </w:r>
-      <w:r>
-        <w:t xml:space="preserve">. Реализован с помощью паттерна Стратегия – в зависимости от переданной фигуры, сам выбирает какой алгоритм использовать для расчёта. </w:t>
+        <w:t xml:space="preserve">класс, содержит в себе статические методы для расчёта всех возможных ходов фигуры и её пути при этих ходах. Реализован с помощью паттерна Стратегия – в зависимости от переданной фигуры, сам выбирает какой алгоритм использовать для расчёта. </w:t>
       </w:r>
       <w:r>
         <w:br/>
@@ -7040,6 +7049,7 @@
       <w:r>
         <w:t xml:space="preserve">- </w:t>
       </w:r>
+      <w:proofErr w:type="gramStart"/>
       <w:r>
         <w:rPr>
           <w:lang w:val="en-US"/>
@@ -7049,6 +7059,7 @@
       <w:r>
         <w:t>&lt;</w:t>
       </w:r>
+      <w:proofErr w:type="gramEnd"/>
       <w:r>
         <w:rPr>
           <w:lang w:val="en-US"/>
@@ -7107,6 +7118,7 @@
         <w:lastRenderedPageBreak/>
         <w:t xml:space="preserve">- </w:t>
       </w:r>
+      <w:proofErr w:type="gramStart"/>
       <w:r>
         <w:rPr>
           <w:lang w:val="en-US"/>
@@ -7116,6 +7128,7 @@
       <w:r>
         <w:t>&lt;</w:t>
       </w:r>
+      <w:proofErr w:type="gramEnd"/>
       <w:r>
         <w:rPr>
           <w:lang w:val="en-US"/>
@@ -7270,8 +7283,6 @@
       </w:r>
       <w:r>
         <w:br/>
-      </w:r>
-      <w:r>
         <w:t>Основные методы:</w:t>
       </w:r>
       <w:r>
@@ -7282,7 +7293,21 @@
         <w:rPr>
           <w:lang w:val="en-US"/>
         </w:rPr>
-        <w:t xml:space="preserve">Map CreateGameState() – </w:t>
+        <w:t xml:space="preserve">Map </w:t>
+      </w:r>
+      <w:proofErr w:type="gramStart"/>
+      <w:r>
+        <w:rPr>
+          <w:lang w:val="en-US"/>
+        </w:rPr>
+        <w:t>CreateGameState(</w:t>
+      </w:r>
+      <w:proofErr w:type="gramEnd"/>
+      <w:r>
+        <w:rPr>
+          <w:lang w:val="en-US"/>
+        </w:rPr>
+        <w:t xml:space="preserve">) – </w:t>
       </w:r>
       <w:r>
         <w:t>создаёт начальное игровое состояние.</w:t>
@@ -7308,7 +7333,7 @@
           <w:szCs w:val="28"/>
         </w:rPr>
       </w:pPr>
-      <w:bookmarkStart w:id="34" w:name="_Toc109658637"/>
+      <w:bookmarkStart w:id="44" w:name="_Toc109840852"/>
       <w:r>
         <w:rPr>
           <w:rFonts w:ascii="Times New Roman" w:hAnsi="Times New Roman" w:cs="Times New Roman"/>
@@ -7318,7 +7343,7 @@
         </w:rPr>
         <w:t>Контроллеры</w:t>
       </w:r>
-      <w:bookmarkEnd w:id="34"/>
+      <w:bookmarkEnd w:id="44"/>
     </w:p>
     <w:p>
       <w:pPr>
@@ -7384,7 +7409,7 @@
           <w:szCs w:val="28"/>
         </w:rPr>
       </w:pPr>
-      <w:bookmarkStart w:id="35" w:name="_Toc109658638"/>
+      <w:bookmarkStart w:id="45" w:name="_Toc109840853"/>
       <w:r>
         <w:rPr>
           <w:rFonts w:ascii="Times New Roman" w:hAnsi="Times New Roman" w:cs="Times New Roman"/>
@@ -7394,7 +7419,7 @@
         </w:rPr>
         <w:t>Структура модуля</w:t>
       </w:r>
-      <w:bookmarkEnd w:id="35"/>
+      <w:bookmarkEnd w:id="45"/>
     </w:p>
     <w:p>
       <w:pPr>
@@ -7511,7 +7536,7 @@
           <w:szCs w:val="28"/>
         </w:rPr>
       </w:pPr>
-      <w:bookmarkStart w:id="36" w:name="_Toc109658639"/>
+      <w:bookmarkStart w:id="46" w:name="_Toc109840854"/>
       <w:r>
         <w:rPr>
           <w:rFonts w:ascii="Times New Roman" w:hAnsi="Times New Roman" w:cs="Times New Roman"/>
@@ -7521,7 +7546,7 @@
         </w:rPr>
         <w:t>Основные классы</w:t>
       </w:r>
-      <w:bookmarkEnd w:id="36"/>
+      <w:bookmarkEnd w:id="46"/>
     </w:p>
     <w:p>
       <w:pPr>
@@ -7537,7 +7562,7 @@
           <w:szCs w:val="28"/>
         </w:rPr>
       </w:pPr>
-      <w:bookmarkStart w:id="37" w:name="_Toc109658640"/>
+      <w:bookmarkStart w:id="47" w:name="_Toc109840855"/>
       <w:r>
         <w:rPr>
           <w:rFonts w:ascii="Times New Roman" w:hAnsi="Times New Roman" w:cs="Times New Roman"/>
@@ -7547,7 +7572,7 @@
         </w:rPr>
         <w:t>Представление</w:t>
       </w:r>
-      <w:bookmarkEnd w:id="37"/>
+      <w:bookmarkEnd w:id="47"/>
     </w:p>
     <w:p>
       <w:pPr>
@@ -7563,7 +7588,7 @@
           <w:szCs w:val="28"/>
         </w:rPr>
       </w:pPr>
-      <w:bookmarkStart w:id="38" w:name="_Toc109658641"/>
+      <w:bookmarkStart w:id="48" w:name="_Toc109840856"/>
       <w:r>
         <w:rPr>
           <w:rFonts w:ascii="Times New Roman" w:hAnsi="Times New Roman" w:cs="Times New Roman"/>
@@ -7573,7 +7598,7 @@
         </w:rPr>
         <w:t>Структура модуля</w:t>
       </w:r>
-      <w:bookmarkEnd w:id="38"/>
+      <w:bookmarkEnd w:id="48"/>
     </w:p>
     <w:p>
       <w:pPr>
@@ -7589,7 +7614,7 @@
           <w:szCs w:val="28"/>
         </w:rPr>
       </w:pPr>
-      <w:bookmarkStart w:id="39" w:name="_Toc109658642"/>
+      <w:bookmarkStart w:id="49" w:name="_Toc109840857"/>
       <w:r>
         <w:rPr>
           <w:rFonts w:ascii="Times New Roman" w:hAnsi="Times New Roman" w:cs="Times New Roman"/>
@@ -7599,7 +7624,7 @@
         </w:rPr>
         <w:t>Основные классы</w:t>
       </w:r>
-      <w:bookmarkEnd w:id="39"/>
+      <w:bookmarkEnd w:id="49"/>
     </w:p>
     <w:p>
       <w:r>
@@ -7620,7 +7645,7 @@
           <w:szCs w:val="28"/>
         </w:rPr>
       </w:pPr>
-      <w:bookmarkStart w:id="40" w:name="_Toc109658643"/>
+      <w:bookmarkStart w:id="50" w:name="_Toc109840858"/>
       <w:r>
         <w:rPr>
           <w:rFonts w:ascii="Times New Roman" w:hAnsi="Times New Roman" w:cs="Times New Roman"/>
@@ -7631,7 +7656,7 @@
         <w:lastRenderedPageBreak/>
         <w:t>Алгоритмы игровой логики</w:t>
       </w:r>
-      <w:bookmarkEnd w:id="40"/>
+      <w:bookmarkEnd w:id="50"/>
     </w:p>
     <w:p>
       <w:pPr>
@@ -7657,7 +7682,7 @@
         </w:rPr>
         <w:t xml:space="preserve"> </w:t>
       </w:r>
-      <w:bookmarkStart w:id="41" w:name="_Toc109658644"/>
+      <w:bookmarkStart w:id="51" w:name="_Toc109840859"/>
       <w:r>
         <w:rPr>
           <w:rFonts w:ascii="Times New Roman" w:hAnsi="Times New Roman" w:cs="Times New Roman"/>
@@ -7667,7 +7692,7 @@
         </w:rPr>
         <w:t>Фигуры</w:t>
       </w:r>
-      <w:bookmarkEnd w:id="41"/>
+      <w:bookmarkEnd w:id="51"/>
     </w:p>
     <w:p>
       <w:pPr>
@@ -7693,7 +7718,7 @@
         </w:rPr>
         <w:t xml:space="preserve"> </w:t>
       </w:r>
-      <w:bookmarkStart w:id="42" w:name="_Toc109658645"/>
+      <w:bookmarkStart w:id="52" w:name="_Toc109840860"/>
       <w:r>
         <w:rPr>
           <w:rFonts w:ascii="Times New Roman" w:hAnsi="Times New Roman" w:cs="Times New Roman"/>
@@ -7703,7 +7728,7 @@
         </w:rPr>
         <w:t>Игровая доска</w:t>
       </w:r>
-      <w:bookmarkEnd w:id="42"/>
+      <w:bookmarkEnd w:id="52"/>
     </w:p>
     <w:p>
       <w:pPr>
@@ -7729,7 +7754,7 @@
         </w:rPr>
         <w:t xml:space="preserve"> </w:t>
       </w:r>
-      <w:bookmarkStart w:id="43" w:name="_Toc109658646"/>
+      <w:bookmarkStart w:id="53" w:name="_Toc109840861"/>
       <w:r>
         <w:rPr>
           <w:rFonts w:ascii="Times New Roman" w:hAnsi="Times New Roman" w:cs="Times New Roman"/>
@@ -7739,7 +7764,6 @@
         </w:rPr>
         <w:t xml:space="preserve">Алгоритм искусственного </w:t>
       </w:r>
-      <w:bookmarkEnd w:id="43"/>
       <w:r>
         <w:rPr>
           <w:rFonts w:ascii="Times New Roman" w:hAnsi="Times New Roman" w:cs="Times New Roman"/>
@@ -7749,6 +7773,7 @@
         </w:rPr>
         <w:t>интеллекта</w:t>
       </w:r>
+      <w:bookmarkEnd w:id="53"/>
     </w:p>
     <w:p>
       <w:pPr>
@@ -7792,7 +7817,7 @@
           <w:sz w:val="16"/>
           <w:szCs w:val="14"/>
         </w:rPr>
-        <w:instrText xml:space="preserve"> REF _Ref109815134 \p \h </w:instrText>
+        <w:instrText xml:space="preserve"> REF _Ref109815134 \p \h  \* MERGEFORMAT </w:instrText>
       </w:r>
       <w:r>
         <w:rPr>
@@ -7800,14 +7825,6 @@
           <w:sz w:val="16"/>
           <w:szCs w:val="14"/>
         </w:rPr>
-      </w:r>
-      <w:r>
-        <w:rPr>
-          <w:color w:val="2F5496" w:themeColor="accent1" w:themeShade="BF"/>
-          <w:sz w:val="16"/>
-          <w:szCs w:val="14"/>
-        </w:rPr>
-        <w:instrText xml:space="preserve"> \* MERGEFORMAT </w:instrText>
       </w:r>
       <w:r>
         <w:rPr>
@@ -7856,7 +7873,7 @@
           <w:szCs w:val="28"/>
         </w:rPr>
       </w:pPr>
-      <w:bookmarkStart w:id="44" w:name="_Toc109658647"/>
+      <w:bookmarkStart w:id="54" w:name="_Toc109840862"/>
       <w:r>
         <w:rPr>
           <w:rFonts w:ascii="Times New Roman" w:hAnsi="Times New Roman" w:cs="Times New Roman"/>
@@ -7866,7 +7883,7 @@
         </w:rPr>
         <w:t>Минимакс</w:t>
       </w:r>
-      <w:bookmarkEnd w:id="44"/>
+      <w:bookmarkEnd w:id="54"/>
     </w:p>
     <w:p>
       <w:pPr>
@@ -8113,7 +8130,6 @@
         <w:t xml:space="preserve"> – цена за съедание одной фигуры;</w:t>
       </w:r>
     </w:p>
-    <w:p/>
     <w:p>
       <w:pPr>
         <w:pStyle w:val="2"/>
@@ -8128,7 +8144,7 @@
           <w:szCs w:val="28"/>
         </w:rPr>
       </w:pPr>
-      <w:bookmarkStart w:id="45" w:name="_Toc109658648"/>
+      <w:bookmarkStart w:id="55" w:name="_Toc109840863"/>
       <w:r>
         <w:rPr>
           <w:rFonts w:ascii="Times New Roman" w:hAnsi="Times New Roman" w:cs="Times New Roman"/>
@@ -8138,7 +8154,7 @@
         </w:rPr>
         <w:t>Оптимизации</w:t>
       </w:r>
-      <w:bookmarkEnd w:id="45"/>
+      <w:bookmarkEnd w:id="55"/>
     </w:p>
     <w:p>
       <w:pPr>
@@ -8204,16 +8220,7 @@
         <w:pStyle w:val="af7"/>
       </w:pPr>
       <w:r>
-        <w:t xml:space="preserve">Таблица </w:t>
-      </w:r>
-      <w:r>
-        <w:t>4</w:t>
-      </w:r>
-      <w:r>
-        <w:t>.1.</w:t>
-      </w:r>
-      <w:r>
-        <w:t xml:space="preserve"> Стадии игры</w:t>
+        <w:t>Таблица 4.1. Стадии игры</w:t>
       </w:r>
     </w:p>
     <w:tbl>
@@ -8452,6 +8459,9 @@
       <w:r>
         <w:t>.</w:t>
       </w:r>
+      <w:r>
+        <w:br/>
+      </w:r>
     </w:p>
     <w:p>
       <w:pPr>
@@ -8459,16 +8469,7 @@
       </w:pPr>
       <w:r>
         <w:lastRenderedPageBreak/>
-        <w:t>Таблица 4.</w:t>
-      </w:r>
-      <w:r>
-        <w:t>2</w:t>
-      </w:r>
-      <w:r>
-        <w:t xml:space="preserve">. </w:t>
-      </w:r>
-      <w:r>
-        <w:t xml:space="preserve"> Процент рассматриваемых ходов</w:t>
+        <w:t>Таблица 4.2.  Процент рассматриваемых ходов</w:t>
       </w:r>
     </w:p>
     <w:tbl>
@@ -9361,16 +9362,7 @@
         <w:pStyle w:val="af7"/>
       </w:pPr>
       <w:r>
-        <w:t>Таблица 4.</w:t>
-      </w:r>
-      <w:r>
-        <w:t>3</w:t>
-      </w:r>
-      <w:r>
-        <w:t xml:space="preserve">.  </w:t>
-      </w:r>
-      <w:r>
-        <w:t>Результаты оптимизации</w:t>
+        <w:t>Таблица 4.3.  Результаты оптимизации</w:t>
       </w:r>
     </w:p>
     <w:tbl>
@@ -10326,7 +10318,7 @@
           <w:szCs w:val="28"/>
         </w:rPr>
       </w:pPr>
-      <w:bookmarkStart w:id="46" w:name="_Toc109658649"/>
+      <w:bookmarkStart w:id="56" w:name="_Toc109840864"/>
       <w:r>
         <w:rPr>
           <w:rFonts w:ascii="Times New Roman" w:hAnsi="Times New Roman" w:cs="Times New Roman"/>
@@ -10337,7 +10329,7 @@
         <w:lastRenderedPageBreak/>
         <w:t>Сетевая часть</w:t>
       </w:r>
-      <w:bookmarkEnd w:id="46"/>
+      <w:bookmarkEnd w:id="56"/>
     </w:p>
     <w:p>
       <w:r>
@@ -10358,7 +10350,7 @@
           <w:szCs w:val="28"/>
         </w:rPr>
       </w:pPr>
-      <w:bookmarkStart w:id="47" w:name="_Toc109658650"/>
+      <w:bookmarkStart w:id="57" w:name="_Toc109840865"/>
       <w:r>
         <w:rPr>
           <w:rFonts w:ascii="Times New Roman" w:hAnsi="Times New Roman" w:cs="Times New Roman"/>
@@ -10369,7 +10361,7 @@
         <w:lastRenderedPageBreak/>
         <w:t>Заключение</w:t>
       </w:r>
-      <w:bookmarkEnd w:id="47"/>
+      <w:bookmarkEnd w:id="57"/>
     </w:p>
     <w:p>
       <w:r>
@@ -10390,7 +10382,7 @@
           <w:szCs w:val="28"/>
         </w:rPr>
       </w:pPr>
-      <w:bookmarkStart w:id="48" w:name="_Toc109658651"/>
+      <w:bookmarkStart w:id="58" w:name="_Toc109840866"/>
       <w:r>
         <w:rPr>
           <w:rFonts w:ascii="Times New Roman" w:hAnsi="Times New Roman" w:cs="Times New Roman"/>
@@ -10401,7 +10393,7 @@
         <w:lastRenderedPageBreak/>
         <w:t>Приложение</w:t>
       </w:r>
-      <w:bookmarkEnd w:id="48"/>
+      <w:bookmarkEnd w:id="58"/>
     </w:p>
     <w:p>
       <w:pPr>
@@ -10417,7 +10409,6 @@
           <w:szCs w:val="28"/>
         </w:rPr>
       </w:pPr>
-      <w:bookmarkStart w:id="49" w:name="_Toc109658652"/>
       <w:r>
         <w:rPr>
           <w:rFonts w:ascii="Times New Roman" w:hAnsi="Times New Roman" w:cs="Times New Roman"/>
@@ -10427,7 +10418,8 @@
         </w:rPr>
         <w:t xml:space="preserve"> </w:t>
       </w:r>
-      <w:bookmarkStart w:id="50" w:name="_Ref109691323"/>
+      <w:bookmarkStart w:id="59" w:name="_Ref109691323"/>
+      <w:bookmarkStart w:id="60" w:name="_Toc109840867"/>
       <w:r>
         <w:rPr>
           <w:rFonts w:ascii="Times New Roman" w:hAnsi="Times New Roman" w:cs="Times New Roman"/>
@@ -10457,7 +10449,8 @@
         </w:rPr>
         <w:t>ак ходят фигуры</w:t>
       </w:r>
-      <w:bookmarkEnd w:id="50"/>
+      <w:bookmarkEnd w:id="59"/>
+      <w:bookmarkEnd w:id="60"/>
       <w:r>
         <w:rPr>
           <w:rFonts w:ascii="Times New Roman" w:hAnsi="Times New Roman" w:cs="Times New Roman"/>
@@ -10532,8 +10525,8 @@
       <w:pPr>
         <w:pStyle w:val="af7"/>
       </w:pPr>
-      <w:bookmarkStart w:id="51" w:name="_Toc109693198"/>
-      <w:bookmarkStart w:id="52" w:name="_Ref109693425"/>
+      <w:bookmarkStart w:id="61" w:name="_Toc109693198"/>
+      <w:bookmarkStart w:id="62" w:name="_Ref109693425"/>
       <w:r>
         <w:t>Рисунок А.</w:t>
       </w:r>
@@ -10551,8 +10544,8 @@
       <w:r>
         <w:t xml:space="preserve"> - паттерн ходьба Короля</w:t>
       </w:r>
-      <w:bookmarkEnd w:id="51"/>
-      <w:bookmarkEnd w:id="52"/>
+      <w:bookmarkEnd w:id="61"/>
+      <w:bookmarkEnd w:id="62"/>
     </w:p>
     <w:p>
       <w:pPr>
@@ -10621,8 +10614,8 @@
       <w:pPr>
         <w:pStyle w:val="af7"/>
       </w:pPr>
-      <w:bookmarkStart w:id="53" w:name="_Toc109693199"/>
-      <w:bookmarkStart w:id="54" w:name="_Ref109693523"/>
+      <w:bookmarkStart w:id="63" w:name="_Toc109693199"/>
+      <w:bookmarkStart w:id="64" w:name="_Ref109693523"/>
       <w:r>
         <w:t>Рисунок А.</w:t>
       </w:r>
@@ -10638,10 +10631,16 @@
         <w:t>.</w:t>
       </w:r>
       <w:r>
-        <w:t xml:space="preserve"> - Паттерн ходьбы Королевы</w:t>
-      </w:r>
-      <w:bookmarkEnd w:id="53"/>
-      <w:bookmarkEnd w:id="54"/>
+        <w:t xml:space="preserve"> - </w:t>
+      </w:r>
+      <w:r>
+        <w:t>п</w:t>
+      </w:r>
+      <w:r>
+        <w:t>аттерн ходьбы Королевы</w:t>
+      </w:r>
+      <w:bookmarkEnd w:id="63"/>
+      <w:bookmarkEnd w:id="64"/>
     </w:p>
     <w:p>
       <w:pPr>
@@ -10709,8 +10708,8 @@
       <w:pPr>
         <w:pStyle w:val="af7"/>
       </w:pPr>
-      <w:bookmarkStart w:id="55" w:name="_Ref109693143"/>
-      <w:bookmarkStart w:id="56" w:name="_Toc109693200"/>
+      <w:bookmarkStart w:id="65" w:name="_Ref109693143"/>
+      <w:bookmarkStart w:id="66" w:name="_Toc109693200"/>
       <w:r>
         <w:t>Рисунок А.</w:t>
       </w:r>
@@ -10728,8 +10727,8 @@
       <w:r>
         <w:t xml:space="preserve"> - паттерн ходьба Коня</w:t>
       </w:r>
-      <w:bookmarkEnd w:id="55"/>
-      <w:bookmarkEnd w:id="56"/>
+      <w:bookmarkEnd w:id="65"/>
+      <w:bookmarkEnd w:id="66"/>
     </w:p>
     <w:p>
       <w:pPr>
@@ -10801,8 +10800,8 @@
       <w:pPr>
         <w:pStyle w:val="af7"/>
       </w:pPr>
-      <w:bookmarkStart w:id="57" w:name="_Toc109693201"/>
-      <w:bookmarkStart w:id="58" w:name="_Ref109693542"/>
+      <w:bookmarkStart w:id="67" w:name="_Toc109693201"/>
+      <w:bookmarkStart w:id="68" w:name="_Ref109693542"/>
       <w:r>
         <w:t>Рисунок А.</w:t>
       </w:r>
@@ -10817,8 +10816,8 @@
       <w:r>
         <w:t xml:space="preserve"> - паттерн ходьбы Ладьи</w:t>
       </w:r>
-      <w:bookmarkEnd w:id="57"/>
-      <w:bookmarkEnd w:id="58"/>
+      <w:bookmarkEnd w:id="67"/>
+      <w:bookmarkEnd w:id="68"/>
     </w:p>
     <w:p>
       <w:pPr>
@@ -10887,8 +10886,8 @@
       <w:pPr>
         <w:pStyle w:val="af7"/>
       </w:pPr>
-      <w:bookmarkStart w:id="59" w:name="_Toc109693202"/>
-      <w:bookmarkStart w:id="60" w:name="_Ref109693551"/>
+      <w:bookmarkStart w:id="69" w:name="_Toc109693202"/>
+      <w:bookmarkStart w:id="70" w:name="_Ref109693551"/>
       <w:r>
         <w:t>Рисунок А.</w:t>
       </w:r>
@@ -10906,8 +10905,8 @@
       <w:r>
         <w:t xml:space="preserve"> - паттерн ходьба Слона</w:t>
       </w:r>
-      <w:bookmarkEnd w:id="59"/>
-      <w:bookmarkEnd w:id="60"/>
+      <w:bookmarkEnd w:id="69"/>
+      <w:bookmarkEnd w:id="70"/>
     </w:p>
     <w:p>
       <w:pPr>
@@ -10978,8 +10977,8 @@
         <w:pStyle w:val="af5"/>
         <w:jc w:val="center"/>
       </w:pPr>
-      <w:bookmarkStart w:id="61" w:name="_Toc109693203"/>
-      <w:bookmarkStart w:id="62" w:name="_Ref109693563"/>
+      <w:bookmarkStart w:id="71" w:name="_Toc109693203"/>
+      <w:bookmarkStart w:id="72" w:name="_Ref109693563"/>
       <w:r>
         <w:t>Рисунок А.</w:t>
       </w:r>
@@ -10997,8 +10996,8 @@
       <w:r>
         <w:t xml:space="preserve"> - паттерн ходьбы Пешки</w:t>
       </w:r>
-      <w:bookmarkEnd w:id="61"/>
-      <w:bookmarkEnd w:id="62"/>
+      <w:bookmarkEnd w:id="71"/>
+      <w:bookmarkEnd w:id="72"/>
     </w:p>
     <w:p>
       <w:r>
@@ -11019,6 +11018,7 @@
           <w:szCs w:val="28"/>
         </w:rPr>
       </w:pPr>
+      <w:bookmarkStart w:id="73" w:name="_Toc109840868"/>
       <w:r>
         <w:rPr>
           <w:rFonts w:ascii="Times New Roman" w:hAnsi="Times New Roman" w:cs="Times New Roman"/>
@@ -11029,7 +11029,7 @@
         <w:lastRenderedPageBreak/>
         <w:t>Список литературы</w:t>
       </w:r>
-      <w:bookmarkEnd w:id="49"/>
+      <w:bookmarkEnd w:id="73"/>
       <w:r>
         <w:rPr>
           <w:rFonts w:ascii="Times New Roman" w:hAnsi="Times New Roman" w:cs="Times New Roman"/>
@@ -11072,7 +11072,7 @@
         </w:rPr>
       </w:pPr>
       <w:hyperlink r:id="rId21" w:history="1">
-        <w:bookmarkStart w:id="63" w:name="_Ref109694552"/>
+        <w:bookmarkStart w:id="74" w:name="_Ref109694552"/>
         <w:r>
           <w:rPr>
             <w:rStyle w:val="a9"/>
@@ -11086,7 +11086,7 @@
           </w:rPr>
           <w:t>MVC</w:t>
         </w:r>
-        <w:bookmarkEnd w:id="63"/>
+        <w:bookmarkEnd w:id="74"/>
       </w:hyperlink>
     </w:p>
     <w:p>
@@ -11107,7 +11107,7 @@
         </w:rPr>
       </w:pPr>
       <w:hyperlink r:id="rId22" w:history="1">
-        <w:bookmarkStart w:id="64" w:name="_Ref109815134"/>
+        <w:bookmarkStart w:id="75" w:name="_Ref109815134"/>
         <w:r>
           <w:rPr>
             <w:rStyle w:val="a9"/>
@@ -11117,7 +11117,7 @@
           </w:rPr>
           <w:t>Программирование шахмат и других логических игр. — СПб.: БХВ-Петербург, 2005.</w:t>
         </w:r>
-        <w:bookmarkEnd w:id="64"/>
+        <w:bookmarkEnd w:id="75"/>
       </w:hyperlink>
       <w:r>
         <w:rPr>
@@ -11705,8 +11705,116 @@
   <w:abstractNum w:abstractNumId="3" w15:restartNumberingAfterBreak="0">
     <w:nsid w:val="2F2D1A3D"/>
     <w:multiLevelType w:val="multilevel"/>
-    <w:tmpl w:val="F74CA2F0"/>
-    <w:numStyleLink w:val="1"/>
+    <w:tmpl w:val="6CDCC3EC"/>
+    <w:lvl w:ilvl="0">
+      <w:start w:val="2"/>
+      <w:numFmt w:val="decimal"/>
+      <w:lvlText w:val="%1."/>
+      <w:lvlJc w:val="left"/>
+      <w:pPr>
+        <w:ind w:left="360" w:hanging="360"/>
+      </w:pPr>
+      <w:rPr>
+        <w:rFonts w:ascii="Times New Roman" w:hAnsi="Times New Roman" w:hint="default"/>
+        <w:sz w:val="24"/>
+      </w:rPr>
+    </w:lvl>
+    <w:lvl w:ilvl="1">
+      <w:start w:val="1"/>
+      <w:numFmt w:val="decimal"/>
+      <w:lvlText w:val="%1.%2."/>
+      <w:lvlJc w:val="left"/>
+      <w:pPr>
+        <w:ind w:left="1000" w:hanging="432"/>
+      </w:pPr>
+      <w:rPr>
+        <w:rFonts w:hint="default"/>
+      </w:rPr>
+    </w:lvl>
+    <w:lvl w:ilvl="2">
+      <w:start w:val="1"/>
+      <w:numFmt w:val="decimal"/>
+      <w:lvlText w:val="%1.%2.%3."/>
+      <w:lvlJc w:val="left"/>
+      <w:pPr>
+        <w:ind w:left="1224" w:hanging="504"/>
+      </w:pPr>
+      <w:rPr>
+        <w:rFonts w:hint="default"/>
+      </w:rPr>
+    </w:lvl>
+    <w:lvl w:ilvl="3">
+      <w:start w:val="1"/>
+      <w:numFmt w:val="decimal"/>
+      <w:lvlText w:val="%1.%2.%3.%4."/>
+      <w:lvlJc w:val="left"/>
+      <w:pPr>
+        <w:ind w:left="1728" w:hanging="648"/>
+      </w:pPr>
+      <w:rPr>
+        <w:rFonts w:hint="default"/>
+      </w:rPr>
+    </w:lvl>
+    <w:lvl w:ilvl="4">
+      <w:start w:val="1"/>
+      <w:numFmt w:val="decimal"/>
+      <w:lvlText w:val="%1.%2.%3.%4.%5."/>
+      <w:lvlJc w:val="left"/>
+      <w:pPr>
+        <w:ind w:left="2232" w:hanging="792"/>
+      </w:pPr>
+      <w:rPr>
+        <w:rFonts w:hint="default"/>
+      </w:rPr>
+    </w:lvl>
+    <w:lvl w:ilvl="5">
+      <w:start w:val="1"/>
+      <w:numFmt w:val="decimal"/>
+      <w:lvlText w:val="%1.%2.%3.%4.%5.%6."/>
+      <w:lvlJc w:val="left"/>
+      <w:pPr>
+        <w:ind w:left="2736" w:hanging="936"/>
+      </w:pPr>
+      <w:rPr>
+        <w:rFonts w:hint="default"/>
+      </w:rPr>
+    </w:lvl>
+    <w:lvl w:ilvl="6">
+      <w:start w:val="1"/>
+      <w:numFmt w:val="decimal"/>
+      <w:lvlText w:val="%1.%2.%3.%4.%5.%6.%7."/>
+      <w:lvlJc w:val="left"/>
+      <w:pPr>
+        <w:ind w:left="3240" w:hanging="1080"/>
+      </w:pPr>
+      <w:rPr>
+        <w:rFonts w:hint="default"/>
+      </w:rPr>
+    </w:lvl>
+    <w:lvl w:ilvl="7">
+      <w:start w:val="1"/>
+      <w:numFmt w:val="decimal"/>
+      <w:lvlText w:val="%1.%2.%3.%4.%5.%6.%7.%8."/>
+      <w:lvlJc w:val="left"/>
+      <w:pPr>
+        <w:ind w:left="3744" w:hanging="1224"/>
+      </w:pPr>
+      <w:rPr>
+        <w:rFonts w:hint="default"/>
+      </w:rPr>
+    </w:lvl>
+    <w:lvl w:ilvl="8">
+      <w:start w:val="1"/>
+      <w:numFmt w:val="decimal"/>
+      <w:lvlText w:val="%1.%2.%3.%4.%5.%6.%7.%8.%9."/>
+      <w:lvlJc w:val="left"/>
+      <w:pPr>
+        <w:ind w:left="4320" w:hanging="1440"/>
+      </w:pPr>
+      <w:rPr>
+        <w:rFonts w:hint="default"/>
+      </w:rPr>
+    </w:lvl>
   </w:abstractNum>
   <w:abstractNum w:abstractNumId="4" w15:restartNumberingAfterBreak="0">
     <w:nsid w:val="3E342390"/>
@@ -12085,6 +12193,121 @@
     </w:lvl>
   </w:abstractNum>
   <w:abstractNum w:abstractNumId="8" w15:restartNumberingAfterBreak="0">
+    <w:nsid w:val="575F2BAF"/>
+    <w:multiLevelType w:val="multilevel"/>
+    <w:tmpl w:val="3EC09856"/>
+    <w:lvl w:ilvl="0">
+      <w:start w:val="1"/>
+      <w:numFmt w:val="decimal"/>
+      <w:lvlText w:val="%1."/>
+      <w:lvlJc w:val="left"/>
+      <w:pPr>
+        <w:ind w:left="360" w:hanging="360"/>
+      </w:pPr>
+      <w:rPr>
+        <w:rFonts w:hint="default"/>
+      </w:rPr>
+    </w:lvl>
+    <w:lvl w:ilvl="1">
+      <w:start w:val="1"/>
+      <w:numFmt w:val="decimal"/>
+      <w:lvlText w:val="%1.%2."/>
+      <w:lvlJc w:val="left"/>
+      <w:pPr>
+        <w:ind w:left="1000" w:hanging="432"/>
+      </w:pPr>
+      <w:rPr>
+        <w:rFonts w:hint="default"/>
+      </w:rPr>
+    </w:lvl>
+    <w:lvl w:ilvl="2">
+      <w:start w:val="1"/>
+      <w:numFmt w:val="decimal"/>
+      <w:lvlText w:val="%1.%2.%3."/>
+      <w:lvlJc w:val="left"/>
+      <w:pPr>
+        <w:ind w:left="1214" w:hanging="504"/>
+      </w:pPr>
+      <w:rPr>
+        <w:rFonts w:hint="default"/>
+        <w:sz w:val="28"/>
+        <w:szCs w:val="28"/>
+      </w:rPr>
+    </w:lvl>
+    <w:lvl w:ilvl="3">
+      <w:start w:val="1"/>
+      <w:numFmt w:val="decimal"/>
+      <w:lvlText w:val="%1.%2.%3.%4."/>
+      <w:lvlJc w:val="left"/>
+      <w:pPr>
+        <w:ind w:left="1728" w:hanging="648"/>
+      </w:pPr>
+      <w:rPr>
+        <w:rFonts w:hint="default"/>
+      </w:rPr>
+    </w:lvl>
+    <w:lvl w:ilvl="4">
+      <w:start w:val="1"/>
+      <w:numFmt w:val="decimal"/>
+      <w:lvlText w:val="%1.%2.%3.%4.%5."/>
+      <w:lvlJc w:val="left"/>
+      <w:pPr>
+        <w:ind w:left="2232" w:hanging="792"/>
+      </w:pPr>
+      <w:rPr>
+        <w:rFonts w:hint="default"/>
+      </w:rPr>
+    </w:lvl>
+    <w:lvl w:ilvl="5">
+      <w:start w:val="1"/>
+      <w:numFmt w:val="decimal"/>
+      <w:lvlText w:val="%1.%2.%3.%4.%5.%6."/>
+      <w:lvlJc w:val="left"/>
+      <w:pPr>
+        <w:ind w:left="2736" w:hanging="936"/>
+      </w:pPr>
+      <w:rPr>
+        <w:rFonts w:hint="default"/>
+      </w:rPr>
+    </w:lvl>
+    <w:lvl w:ilvl="6">
+      <w:start w:val="1"/>
+      <w:numFmt w:val="decimal"/>
+      <w:lvlText w:val="%1.%2.%3.%4.%5.%6.%7."/>
+      <w:lvlJc w:val="left"/>
+      <w:pPr>
+        <w:ind w:left="3240" w:hanging="1080"/>
+      </w:pPr>
+      <w:rPr>
+        <w:rFonts w:hint="default"/>
+      </w:rPr>
+    </w:lvl>
+    <w:lvl w:ilvl="7">
+      <w:start w:val="1"/>
+      <w:numFmt w:val="decimal"/>
+      <w:lvlText w:val="%1.%2.%3.%4.%5.%6.%7.%8."/>
+      <w:lvlJc w:val="left"/>
+      <w:pPr>
+        <w:ind w:left="3744" w:hanging="1224"/>
+      </w:pPr>
+      <w:rPr>
+        <w:rFonts w:hint="default"/>
+      </w:rPr>
+    </w:lvl>
+    <w:lvl w:ilvl="8">
+      <w:start w:val="1"/>
+      <w:numFmt w:val="decimal"/>
+      <w:lvlText w:val="%1.%2.%3.%4.%5.%6.%7.%8.%9."/>
+      <w:lvlJc w:val="left"/>
+      <w:pPr>
+        <w:ind w:left="4320" w:hanging="1440"/>
+      </w:pPr>
+      <w:rPr>
+        <w:rFonts w:hint="default"/>
+      </w:rPr>
+    </w:lvl>
+  </w:abstractNum>
+  <w:abstractNum w:abstractNumId="9" w15:restartNumberingAfterBreak="0">
     <w:nsid w:val="621100FA"/>
     <w:multiLevelType w:val="multilevel"/>
     <w:tmpl w:val="3DCAC3CE"/>
@@ -12197,7 +12420,7 @@
       </w:rPr>
     </w:lvl>
   </w:abstractNum>
-  <w:abstractNum w:abstractNumId="9" w15:restartNumberingAfterBreak="0">
+  <w:abstractNum w:abstractNumId="10" w15:restartNumberingAfterBreak="0">
     <w:nsid w:val="64666159"/>
     <w:multiLevelType w:val="multilevel"/>
     <w:tmpl w:val="0419001F"/>
@@ -12284,7 +12507,7 @@
     </w:lvl>
   </w:abstractNum>
   <w:num w:numId="1" w16cid:durableId="597443718">
-    <w:abstractNumId w:val="8"/>
+    <w:abstractNumId w:val="9"/>
   </w:num>
   <w:num w:numId="2" w16cid:durableId="371611008">
     <w:abstractNumId w:val="5"/>
@@ -12299,7 +12522,7 @@
     <w:abstractNumId w:val="7"/>
   </w:num>
   <w:num w:numId="6" w16cid:durableId="1596285559">
-    <w:abstractNumId w:val="9"/>
+    <w:abstractNumId w:val="10"/>
   </w:num>
   <w:num w:numId="7" w16cid:durableId="361326326">
     <w:abstractNumId w:val="1"/>
@@ -12312,6 +12535,9 @@
   </w:num>
   <w:num w:numId="10" w16cid:durableId="2114932365">
     <w:abstractNumId w:val="4"/>
+  </w:num>
+  <w:num w:numId="11" w16cid:durableId="261765620">
+    <w:abstractNumId w:val="8"/>
   </w:num>
 </w:numbering>
 </file>

--- a/Отчёт.docx
+++ b/Отчёт.docx
@@ -384,44 +384,13 @@
           <w:rFonts w:ascii="Times New Roman" w:hAnsi="Times New Roman" w:cs="Times New Roman"/>
           <w:u w:val="single"/>
         </w:rPr>
-        <w:t xml:space="preserve">      </w:t>
-      </w:r>
-      <w:proofErr w:type="spellStart"/>
-      <w:r>
-        <w:rPr>
-          <w:rFonts w:ascii="Times New Roman" w:hAnsi="Times New Roman" w:cs="Times New Roman"/>
-          <w:u w:val="single"/>
-        </w:rPr>
-        <w:t>Жевнерчук</w:t>
-      </w:r>
-      <w:proofErr w:type="spellEnd"/>
-      <w:r>
-        <w:rPr>
-          <w:rFonts w:ascii="Times New Roman" w:hAnsi="Times New Roman" w:cs="Times New Roman"/>
-          <w:u w:val="single"/>
-        </w:rPr>
-        <w:t xml:space="preserve"> </w:t>
-      </w:r>
-      <w:proofErr w:type="gramStart"/>
-      <w:r>
-        <w:rPr>
-          <w:rFonts w:ascii="Times New Roman" w:hAnsi="Times New Roman" w:cs="Times New Roman"/>
-          <w:u w:val="single"/>
-        </w:rPr>
-        <w:t>Д.В,</w:t>
-      </w:r>
-      <w:r>
-        <w:rPr>
-          <w:rFonts w:ascii="Times New Roman" w:hAnsi="Times New Roman" w:cs="Times New Roman"/>
-        </w:rPr>
-        <w:t>_</w:t>
-      </w:r>
-      <w:proofErr w:type="gramEnd"/>
-      <w:r>
-        <w:rPr>
-          <w:rFonts w:ascii="Times New Roman" w:hAnsi="Times New Roman" w:cs="Times New Roman"/>
-        </w:rPr>
-        <w:t>_</w:t>
+        <w:t xml:space="preserve">      Жевнерчук Д.В,</w:t>
+      </w:r>
+      <w:r>
+        <w:rPr>
+          <w:rFonts w:ascii="Times New Roman" w:hAnsi="Times New Roman" w:cs="Times New Roman"/>
+        </w:rPr>
+        <w:t>__</w:t>
       </w:r>
     </w:p>
     <w:p>
@@ -3105,6 +3074,9 @@
               <w:lang w:eastAsia="ru-RU"/>
             </w:rPr>
           </w:pPr>
+          <w:r>
+            <w:t xml:space="preserve">    </w:t>
+          </w:r>
           <w:hyperlink w:anchor="_Toc109840861" w:history="1">
             <w:r>
               <w:rPr>
@@ -5718,15 +5690,7 @@
         <w:t xml:space="preserve">на нем </w:t>
       </w:r>
       <w:r>
-        <w:t xml:space="preserve">состояние игры и </w:t>
-      </w:r>
-      <w:proofErr w:type="spellStart"/>
-      <w:r>
-        <w:t>валидировать</w:t>
-      </w:r>
-      <w:proofErr w:type="spellEnd"/>
-      <w:r>
-        <w:t xml:space="preserve"> действия игроков.</w:t>
+        <w:t>состояние игры и валидировать действия игроков.</w:t>
       </w:r>
     </w:p>
     <w:p>
@@ -5922,21 +5886,7 @@
         <w:rPr>
           <w:shd w:val="clear" w:color="auto" w:fill="FFFFFF"/>
         </w:rPr>
-        <w:t>Model-View-</w:t>
-      </w:r>
-      <w:proofErr w:type="spellStart"/>
-      <w:r>
-        <w:rPr>
-          <w:shd w:val="clear" w:color="auto" w:fill="FFFFFF"/>
-        </w:rPr>
-        <w:t>Controller</w:t>
-      </w:r>
-      <w:proofErr w:type="spellEnd"/>
-      <w:r>
-        <w:rPr>
-          <w:shd w:val="clear" w:color="auto" w:fill="FFFFFF"/>
-        </w:rPr>
-        <w:t xml:space="preserve"> </w:t>
+        <w:t xml:space="preserve">Model-View-Controller </w:t>
       </w:r>
       <w:r>
         <w:rPr>
@@ -6125,7 +6075,6 @@
         </w:rPr>
         <w:t xml:space="preserve"> </w:t>
       </w:r>
-      <w:proofErr w:type="gramStart"/>
       <w:r>
         <w:rPr>
           <w:rFonts w:cs="Times New Roman"/>
@@ -6134,7 +6083,6 @@
         </w:rPr>
         <w:t>- это</w:t>
       </w:r>
-      <w:proofErr w:type="gramEnd"/>
       <w:r>
         <w:rPr>
           <w:rFonts w:cs="Times New Roman"/>
@@ -6401,7 +6349,19 @@
         <w:t xml:space="preserve"> выделить классы содержащие только данные, описывающие игровой мир и </w:t>
       </w:r>
       <w:r>
-        <w:t>классы, реализующие игровую логику. Получится что внутри модели будут отдельно выделены данные игры и алгоритмы, которые изменяют эти данные.</w:t>
+        <w:t>классы, реализующие игровую логику. Получится</w:t>
+      </w:r>
+      <w:r>
+        <w:t>,</w:t>
+      </w:r>
+      <w:r>
+        <w:t xml:space="preserve"> что внутри модели будут </w:t>
+      </w:r>
+      <w:r>
+        <w:t>разделены</w:t>
+      </w:r>
+      <w:r>
+        <w:t xml:space="preserve"> данные игры и алгоритмы, которые изменяют эти данные.</w:t>
       </w:r>
     </w:p>
     <w:p>
@@ -6976,7 +6936,6 @@
       <w:r>
         <w:t xml:space="preserve"> </w:t>
       </w:r>
-      <w:proofErr w:type="gramStart"/>
       <w:r>
         <w:rPr>
           <w:lang w:val="en-US"/>
@@ -6986,7 +6945,6 @@
       <w:r>
         <w:t>(</w:t>
       </w:r>
-      <w:proofErr w:type="gramEnd"/>
       <w:r>
         <w:rPr>
           <w:lang w:val="en-US"/>
@@ -7049,7 +7007,6 @@
       <w:r>
         <w:t xml:space="preserve">- </w:t>
       </w:r>
-      <w:proofErr w:type="gramStart"/>
       <w:r>
         <w:rPr>
           <w:lang w:val="en-US"/>
@@ -7059,7 +7016,6 @@
       <w:r>
         <w:t>&lt;</w:t>
       </w:r>
-      <w:proofErr w:type="gramEnd"/>
       <w:r>
         <w:rPr>
           <w:lang w:val="en-US"/>
@@ -7118,7 +7074,6 @@
         <w:lastRenderedPageBreak/>
         <w:t xml:space="preserve">- </w:t>
       </w:r>
-      <w:proofErr w:type="gramStart"/>
       <w:r>
         <w:rPr>
           <w:lang w:val="en-US"/>
@@ -7128,7 +7083,6 @@
       <w:r>
         <w:t>&lt;</w:t>
       </w:r>
-      <w:proofErr w:type="gramEnd"/>
       <w:r>
         <w:rPr>
           <w:lang w:val="en-US"/>
@@ -7188,21 +7142,20 @@
       <w:pPr>
         <w:pStyle w:val="af2"/>
         <w:ind w:firstLine="0"/>
+        <w:rPr>
+          <w:b/>
+          <w:bCs/>
+        </w:rPr>
+      </w:pPr>
+      <w:r>
+        <w:tab/>
+      </w:r>
+      <w:r>
         <w:rPr>
           <w:b/>
           <w:bCs/>
           <w:lang w:val="en-US"/>
         </w:rPr>
-      </w:pPr>
-      <w:r>
-        <w:tab/>
-      </w:r>
-      <w:r>
-        <w:rPr>
-          <w:b/>
-          <w:bCs/>
-          <w:lang w:val="en-US"/>
-        </w:rPr>
         <w:t>GameStateBuilder</w:t>
       </w:r>
       <w:r>
@@ -7293,29 +7246,24 @@
         <w:rPr>
           <w:lang w:val="en-US"/>
         </w:rPr>
-        <w:t xml:space="preserve">Map </w:t>
-      </w:r>
-      <w:proofErr w:type="gramStart"/>
+        <w:t>Map</w:t>
+      </w:r>
+      <w:r>
+        <w:t xml:space="preserve"> </w:t>
+      </w:r>
       <w:r>
         <w:rPr>
           <w:lang w:val="en-US"/>
         </w:rPr>
-        <w:t>CreateGameState(</w:t>
-      </w:r>
-      <w:proofErr w:type="gramEnd"/>
-      <w:r>
-        <w:rPr>
-          <w:lang w:val="en-US"/>
-        </w:rPr>
-        <w:t xml:space="preserve">) – </w:t>
+        <w:t>CreateGameState</w:t>
+      </w:r>
+      <w:r>
+        <w:t xml:space="preserve">() – </w:t>
       </w:r>
       <w:r>
         <w:t>создаёт начальное игровое состояние.</w:t>
       </w:r>
       <w:r>
-        <w:rPr>
-          <w:lang w:val="en-US"/>
-        </w:rPr>
         <w:t xml:space="preserve"> </w:t>
       </w:r>
     </w:p>
@@ -7576,6 +7524,149 @@
     </w:p>
     <w:p>
       <w:pPr>
+        <w:pStyle w:val="af2"/>
+      </w:pPr>
+      <w:r>
+        <w:t>Слой представления отвечает за визуализацию элементов игры. В Unity Engine все игровые объекты - это сущности с набором определенных компонентов. Каждый объект этого слоя содержит следующие компоненты:</w:t>
+      </w:r>
+      <w:r>
+        <w:br/>
+      </w:r>
+      <w:r>
+        <w:t xml:space="preserve">- </w:t>
+      </w:r>
+      <w:r>
+        <w:rPr>
+          <w:lang w:val="en-US"/>
+        </w:rPr>
+        <w:t>Transoform</w:t>
+      </w:r>
+      <w:r>
+        <w:t xml:space="preserve"> </w:t>
+      </w:r>
+      <w:r>
+        <w:t>- компонент, содержащий данные о положении и повороте игрового объекта в сцене.</w:t>
+      </w:r>
+      <w:r>
+        <w:br/>
+      </w:r>
+      <w:r>
+        <w:t>- Mesh</w:t>
+      </w:r>
+      <w:r>
+        <w:rPr>
+          <w:lang w:val="en-US"/>
+        </w:rPr>
+        <w:t>Render</w:t>
+      </w:r>
+      <w:r>
+        <w:t xml:space="preserve"> </w:t>
+      </w:r>
+      <w:r>
+        <w:t>- компонент, отвечающий за визуализацию 3</w:t>
+      </w:r>
+      <w:r>
+        <w:rPr>
+          <w:lang w:val="en-US"/>
+        </w:rPr>
+        <w:t>D</w:t>
+      </w:r>
+      <w:r>
+        <w:t xml:space="preserve"> </w:t>
+      </w:r>
+      <w:r>
+        <w:t>модели</w:t>
+      </w:r>
+      <w:r>
+        <w:br/>
+      </w:r>
+      <w:r>
+        <w:t xml:space="preserve">- </w:t>
+      </w:r>
+      <w:r>
+        <w:rPr>
+          <w:lang w:val="en-US"/>
+        </w:rPr>
+        <w:t>BoxCollider</w:t>
+      </w:r>
+      <w:r>
+        <w:t xml:space="preserve"> </w:t>
+      </w:r>
+      <w:r>
+        <w:t>-</w:t>
+      </w:r>
+      <w:r>
+        <w:t xml:space="preserve"> компонент, добавляющий объекту коллизию. Данный компонент реагирует на пользовательский ввод, распознавая клики по объектам.</w:t>
+      </w:r>
+      <w:r>
+        <w:br/>
+      </w:r>
+      <w:r>
+        <w:t>-</w:t>
+      </w:r>
+      <w:r>
+        <w:t xml:space="preserve"> </w:t>
+      </w:r>
+      <w:r>
+        <w:t>С</w:t>
+      </w:r>
+      <w:r>
+        <w:t xml:space="preserve"># </w:t>
+      </w:r>
+      <w:r>
+        <w:rPr>
+          <w:lang w:val="en-US"/>
+        </w:rPr>
+        <w:t>script</w:t>
+      </w:r>
+      <w:r>
+        <w:t xml:space="preserve"> </w:t>
+      </w:r>
+      <w:r>
+        <w:t>–</w:t>
+      </w:r>
+      <w:r>
+        <w:t xml:space="preserve"> </w:t>
+      </w:r>
+      <w:r>
+        <w:t xml:space="preserve">код, реализующий определенное поведение игрового объекта. Классы здесь наследуются от </w:t>
+      </w:r>
+      <w:r>
+        <w:rPr>
+          <w:lang w:val="en-US"/>
+        </w:rPr>
+        <w:t>Unity</w:t>
+      </w:r>
+      <w:r>
+        <w:t xml:space="preserve"> </w:t>
+      </w:r>
+      <w:r>
+        <w:rPr>
+          <w:lang w:val="en-US"/>
+        </w:rPr>
+        <w:t>GameObject</w:t>
+      </w:r>
+      <w:r>
+        <w:t xml:space="preserve">, что позволяет из кода обращаться к другим компонентам и изменять в них </w:t>
+      </w:r>
+      <w:r>
+        <w:t>данные</w:t>
+      </w:r>
+      <w:r>
+        <w:t>.</w:t>
+      </w:r>
+    </w:p>
+    <w:p>
+      <w:pPr>
+        <w:pStyle w:val="af2"/>
+      </w:pPr>
+      <w:r>
+        <w:t>Уровень представления связан с уровнем контроллеров. Игровые объекты имеют ссылку на одноименный контроллер, который обрабатывает клики игрока по ним.</w:t>
+      </w:r>
+    </w:p>
+    <w:p/>
+    <w:p>
+      <w:pPr>
         <w:pStyle w:val="3"/>
         <w:numPr>
           <w:ilvl w:val="2"/>
@@ -7596,9 +7687,45 @@
           <w:sz w:val="28"/>
           <w:szCs w:val="28"/>
         </w:rPr>
+        <w:lastRenderedPageBreak/>
         <w:t>Структура модуля</w:t>
       </w:r>
       <w:bookmarkEnd w:id="48"/>
+    </w:p>
+    <w:p>
+      <w:pPr>
+        <w:pStyle w:val="af2"/>
+      </w:pPr>
+      <w:r>
+        <w:t xml:space="preserve">Структурно данный </w:t>
+      </w:r>
+      <w:r>
+        <w:t>слой</w:t>
+      </w:r>
+      <w:r>
+        <w:t xml:space="preserve"> представляет из себя набор различных игровых объектов. </w:t>
+      </w:r>
+      <w:r>
+        <w:t xml:space="preserve">Их поведение определяет </w:t>
+      </w:r>
+      <w:r>
+        <w:rPr>
+          <w:lang w:val="en-US"/>
+        </w:rPr>
+        <w:t>C</w:t>
+      </w:r>
+      <w:r>
+        <w:t xml:space="preserve"># </w:t>
+      </w:r>
+      <w:r>
+        <w:t>скрипт, поэтому для описания</w:t>
+      </w:r>
+      <w:r>
+        <w:t xml:space="preserve"> модуля</w:t>
+      </w:r>
+      <w:r>
+        <w:t xml:space="preserve"> достаточно описать основные классы уровня представления.</w:t>
+      </w:r>
     </w:p>
     <w:p>
       <w:pPr>
@@ -7659,6 +7786,23 @@
       <w:bookmarkEnd w:id="50"/>
     </w:p>
     <w:p>
+      <w:r>
+        <w:t xml:space="preserve">Алгоритмы обработки захвата территории, </w:t>
+      </w:r>
+      <w:r>
+        <w:t>расчета пути фигур и подсчета очков составляют основу игровой механики.</w:t>
+      </w:r>
+      <w:r>
+        <w:t xml:space="preserve"> Их реализация, по сути, задает правила игры.</w:t>
+      </w:r>
+      <w:r>
+        <w:t xml:space="preserve"> Как было сказано ранее, они являются частью модели, и работают с классом игрового состояния</w:t>
+      </w:r>
+      <w:r>
+        <w:t>. Ниже представлены основные алгоритмы игровой логики.</w:t>
+      </w:r>
+    </w:p>
+    <w:p>
       <w:pPr>
         <w:pStyle w:val="2"/>
         <w:numPr>
@@ -7678,7 +7822,6 @@
           <w:color w:val="auto"/>
           <w:sz w:val="28"/>
           <w:szCs w:val="28"/>
-          <w:lang w:val="en-US"/>
         </w:rPr>
         <w:t xml:space="preserve"> </w:t>
       </w:r>
@@ -7930,77 +8073,7 @@
         <w:rPr>
           <w:lang w:val="en-US"/>
         </w:rPr>
-        <w:t xml:space="preserve">Eval = P1 * </w:t>
-      </w:r>
-      <w:proofErr w:type="spellStart"/>
-      <w:r>
-        <w:rPr>
-          <w:lang w:val="en-US"/>
-        </w:rPr>
-        <w:t>pricePaint</w:t>
-      </w:r>
-      <w:proofErr w:type="spellEnd"/>
-      <w:r>
-        <w:rPr>
-          <w:lang w:val="en-US"/>
-        </w:rPr>
-        <w:t xml:space="preserve"> + D1 * </w:t>
-      </w:r>
-      <w:proofErr w:type="spellStart"/>
-      <w:r>
-        <w:rPr>
-          <w:lang w:val="en-US"/>
-        </w:rPr>
-        <w:t>priceDark</w:t>
-      </w:r>
-      <w:proofErr w:type="spellEnd"/>
-      <w:r>
-        <w:rPr>
-          <w:lang w:val="en-US"/>
-        </w:rPr>
-        <w:t xml:space="preserve"> – (P2 * </w:t>
-      </w:r>
-      <w:proofErr w:type="spellStart"/>
-      <w:r>
-        <w:rPr>
-          <w:lang w:val="en-US"/>
-        </w:rPr>
-        <w:t>pricePaint</w:t>
-      </w:r>
-      <w:proofErr w:type="spellEnd"/>
-      <w:r>
-        <w:rPr>
-          <w:lang w:val="en-US"/>
-        </w:rPr>
-        <w:t xml:space="preserve"> + D2 * </w:t>
-      </w:r>
-      <w:proofErr w:type="spellStart"/>
-      <w:r>
-        <w:rPr>
-          <w:lang w:val="en-US"/>
-        </w:rPr>
-        <w:t>priceDark</w:t>
-      </w:r>
-      <w:proofErr w:type="spellEnd"/>
-      <w:r>
-        <w:rPr>
-          <w:lang w:val="en-US"/>
-        </w:rPr>
-        <w:t xml:space="preserve">) + (F1 – F2) * </w:t>
-      </w:r>
-      <w:proofErr w:type="spellStart"/>
-      <w:r>
-        <w:rPr>
-          <w:lang w:val="en-US"/>
-        </w:rPr>
-        <w:t>priceKill</w:t>
-      </w:r>
-      <w:proofErr w:type="spellEnd"/>
-      <w:r>
-        <w:rPr>
-          <w:lang w:val="en-US"/>
-        </w:rPr>
-        <w:t>, (1)</w:t>
+        <w:t>Eval = P1 * pricePaint + D1 * priceDark – (P2 * pricePaint + D2 * priceDark) + (F1 – F2) * priceKill, (1)</w:t>
       </w:r>
     </w:p>
     <w:p>
@@ -8072,6 +8145,7 @@
         <w:br/>
       </w:r>
       <w:r>
+        <w:lastRenderedPageBreak/>
         <w:t xml:space="preserve">F1 – Количество фигур </w:t>
       </w:r>
       <w:r>
@@ -8098,36 +8172,20 @@
       <w:r>
         <w:br/>
       </w:r>
-      <w:proofErr w:type="spellStart"/>
-      <w:r>
-        <w:t>pricePaint</w:t>
-      </w:r>
-      <w:proofErr w:type="spellEnd"/>
-      <w:r>
-        <w:t xml:space="preserve"> – цена за одну закрашенную клетку;</w:t>
+      <w:r>
+        <w:t>pricePaint – цена за одну закрашенную клетку;</w:t>
       </w:r>
       <w:r>
         <w:br/>
       </w:r>
-      <w:proofErr w:type="spellStart"/>
-      <w:r>
-        <w:lastRenderedPageBreak/>
-        <w:t>priceDark</w:t>
-      </w:r>
-      <w:proofErr w:type="spellEnd"/>
-      <w:r>
-        <w:t xml:space="preserve"> – цена за одну захваченную клетку;</w:t>
+      <w:r>
+        <w:t>priceDark – цена за одну захваченную клетку;</w:t>
       </w:r>
       <w:r>
         <w:br/>
       </w:r>
-      <w:proofErr w:type="spellStart"/>
-      <w:r>
-        <w:t>priceKill</w:t>
-      </w:r>
-      <w:proofErr w:type="spellEnd"/>
-      <w:r>
-        <w:t xml:space="preserve"> – цена за съедание одной фигуры;</w:t>
+      <w:r>
+        <w:t>priceKill – цена за съедание одной фигуры;</w:t>
       </w:r>
     </w:p>
     <w:p>
@@ -8161,15 +8219,7 @@
         <w:pStyle w:val="af2"/>
       </w:pPr>
       <w:r>
-        <w:t>В проекте было применено две оптимизации - Альфа-</w:t>
-      </w:r>
-      <w:proofErr w:type="spellStart"/>
-      <w:r>
-        <w:t>Бетта</w:t>
-      </w:r>
-      <w:proofErr w:type="spellEnd"/>
-      <w:r>
-        <w:t xml:space="preserve"> и грубое отсечение на разных стадиях игры.</w:t>
+        <w:t>В проекте было применено две оптимизации - Альфа-Бетта и грубое отсечение на разных стадиях игры.</w:t>
       </w:r>
     </w:p>
     <w:p>
@@ -8177,15 +8227,7 @@
         <w:pStyle w:val="af2"/>
       </w:pPr>
       <w:r>
-        <w:t>Идея Альфа-</w:t>
-      </w:r>
-      <w:proofErr w:type="spellStart"/>
-      <w:r>
-        <w:t>Бетта</w:t>
-      </w:r>
-      <w:proofErr w:type="spellEnd"/>
-      <w:r>
-        <w:t xml:space="preserve"> отсечения заключается в том, что при оценивании ветви дерева можно досрочно прекратить вычисление, если понятно, что в любом случае значение этой ветви будет хуже, чем уже было найдено при расчете предыдущих ветвей. Так как отсечения происходит на каждом уровне, кроме последнего, количество рассматриваемых веток сильно сокращается.</w:t>
+        <w:t>Идея Альфа-Бетта отсечения заключается в том, что при оценивании ветви дерева можно досрочно прекратить вычисление, если понятно, что в любом случае значение этой ветви будет хуже, чем уже было найдено при расчете предыдущих ветвей. Так как отсечения происходит на каждом уровне, кроме последнего, количество рассматриваемых веток сильно сокращается.</w:t>
       </w:r>
     </w:p>
     <w:p>
@@ -8451,6 +8493,7 @@
         <w:pStyle w:val="af2"/>
       </w:pPr>
       <w:r>
+        <w:lastRenderedPageBreak/>
         <w:t>Количество рассматриваемых ходов в процентах для каждой фигуры на разных стадиях игры</w:t>
       </w:r>
       <w:r>
@@ -8468,7 +8511,6 @@
         <w:pStyle w:val="af7"/>
       </w:pPr>
       <w:r>
-        <w:lastRenderedPageBreak/>
         <w:t>Таблица 4.2.  Процент рассматриваемых ходов</w:t>
       </w:r>
     </w:p>
@@ -9755,18 +9797,8 @@
                 <w:sz w:val="24"/>
                 <w:szCs w:val="24"/>
               </w:rPr>
-              <w:t xml:space="preserve">Минимакс + </w:t>
-            </w:r>
-            <w:proofErr w:type="spellStart"/>
-            <w:r>
-              <w:rPr>
-                <w:rFonts w:ascii="Times New Roman" w:hAnsi="Times New Roman" w:cs="Times New Roman"/>
-                <w:sz w:val="24"/>
-                <w:szCs w:val="24"/>
-              </w:rPr>
-              <w:t>АльфаБета</w:t>
-            </w:r>
-            <w:proofErr w:type="spellEnd"/>
+              <w:t>Минимакс + АльфаБета</w:t>
+            </w:r>
           </w:p>
         </w:tc>
         <w:tc>
@@ -10097,36 +10129,17 @@
                 <w:sz w:val="24"/>
                 <w:szCs w:val="24"/>
               </w:rPr>
-              <w:t xml:space="preserve">Минимакс + </w:t>
-            </w:r>
-            <w:proofErr w:type="spellStart"/>
+              <w:t>Минимакс + АльфаБет</w:t>
+            </w:r>
             <w:r>
               <w:rPr>
                 <w:rFonts w:ascii="Times New Roman" w:hAnsi="Times New Roman" w:cs="Times New Roman"/>
                 <w:sz w:val="24"/>
                 <w:szCs w:val="24"/>
               </w:rPr>
-              <w:t>АльфаБета</w:t>
-            </w:r>
-            <w:proofErr w:type="spellEnd"/>
-            <w:r>
-              <w:rPr>
-                <w:rFonts w:ascii="Times New Roman" w:hAnsi="Times New Roman" w:cs="Times New Roman"/>
-                <w:sz w:val="24"/>
-                <w:szCs w:val="24"/>
-              </w:rPr>
-              <w:t xml:space="preserve"> + грубое </w:t>
-            </w:r>
-            <w:proofErr w:type="spellStart"/>
-            <w:r>
-              <w:rPr>
-                <w:rFonts w:ascii="Times New Roman" w:hAnsi="Times New Roman" w:cs="Times New Roman"/>
-                <w:sz w:val="24"/>
-                <w:szCs w:val="24"/>
-              </w:rPr>
-              <w:t>отсченеие</w:t>
-            </w:r>
-            <w:proofErr w:type="spellEnd"/>
+              <w:lastRenderedPageBreak/>
+              <w:t>а + грубое отсченеие</w:t>
+            </w:r>
           </w:p>
         </w:tc>
         <w:tc>
@@ -10150,6 +10163,7 @@
                 <w:szCs w:val="24"/>
                 <w:lang w:val="en-US"/>
               </w:rPr>
+              <w:lastRenderedPageBreak/>
               <w:t>8</w:t>
             </w:r>
             <w:r>
@@ -10326,7 +10340,6 @@
           <w:sz w:val="28"/>
           <w:szCs w:val="28"/>
         </w:rPr>
-        <w:lastRenderedPageBreak/>
         <w:t>Сетевая часть</w:t>
       </w:r>
       <w:bookmarkEnd w:id="56"/>

--- a/Отчёт.docx
+++ b/Отчёт.docx
@@ -19,6 +19,8 @@
       <w:bookmarkStart w:id="3" w:name="_Toc109658620"/>
       <w:bookmarkStart w:id="4" w:name="_Toc109840527"/>
       <w:bookmarkStart w:id="5" w:name="_Toc109840835"/>
+      <w:bookmarkStart w:id="6" w:name="_Hlk109948697"/>
+      <w:bookmarkEnd w:id="6"/>
       <w:r>
         <w:rPr>
           <w:rFonts w:ascii="Times New Roman" w:hAnsi="Times New Roman" w:cs="Times New Roman"/>
@@ -128,12 +130,12 @@
           <w:szCs w:val="24"/>
         </w:rPr>
       </w:pPr>
-      <w:bookmarkStart w:id="6" w:name="_Toc109593981"/>
-      <w:bookmarkStart w:id="7" w:name="_Toc109595474"/>
-      <w:bookmarkStart w:id="8" w:name="_Toc109596776"/>
-      <w:bookmarkStart w:id="9" w:name="_Toc109658621"/>
-      <w:bookmarkStart w:id="10" w:name="_Toc109840528"/>
-      <w:bookmarkStart w:id="11" w:name="_Toc109840836"/>
+      <w:bookmarkStart w:id="7" w:name="_Toc109593981"/>
+      <w:bookmarkStart w:id="8" w:name="_Toc109595474"/>
+      <w:bookmarkStart w:id="9" w:name="_Toc109596776"/>
+      <w:bookmarkStart w:id="10" w:name="_Toc109658621"/>
+      <w:bookmarkStart w:id="11" w:name="_Toc109840528"/>
+      <w:bookmarkStart w:id="12" w:name="_Toc109840836"/>
       <w:r>
         <w:rPr>
           <w:rFonts w:ascii="Times New Roman" w:hAnsi="Times New Roman" w:cs="Times New Roman"/>
@@ -142,12 +144,12 @@
         </w:rPr>
         <w:t>НИЖЕГОРОДСКИЙ ГОСУДАРСТВЕННЫЙ ТЕХНИЧЕСКИЙ</w:t>
       </w:r>
-      <w:bookmarkEnd w:id="6"/>
       <w:bookmarkEnd w:id="7"/>
       <w:bookmarkEnd w:id="8"/>
       <w:bookmarkEnd w:id="9"/>
       <w:bookmarkEnd w:id="10"/>
       <w:bookmarkEnd w:id="11"/>
+      <w:bookmarkEnd w:id="12"/>
     </w:p>
     <w:p>
       <w:pPr>
@@ -235,12 +237,12 @@
           <w:szCs w:val="36"/>
         </w:rPr>
       </w:pPr>
-      <w:bookmarkStart w:id="12" w:name="_Toc109593982"/>
-      <w:bookmarkStart w:id="13" w:name="_Toc109595475"/>
-      <w:bookmarkStart w:id="14" w:name="_Toc109596777"/>
-      <w:bookmarkStart w:id="15" w:name="_Toc109658622"/>
-      <w:bookmarkStart w:id="16" w:name="_Toc109840529"/>
-      <w:bookmarkStart w:id="17" w:name="_Toc109840837"/>
+      <w:bookmarkStart w:id="13" w:name="_Toc109593982"/>
+      <w:bookmarkStart w:id="14" w:name="_Toc109595475"/>
+      <w:bookmarkStart w:id="15" w:name="_Toc109596777"/>
+      <w:bookmarkStart w:id="16" w:name="_Toc109658622"/>
+      <w:bookmarkStart w:id="17" w:name="_Toc109840529"/>
+      <w:bookmarkStart w:id="18" w:name="_Toc109840837"/>
       <w:r>
         <w:rPr>
           <w:rFonts w:ascii="Times New Roman" w:hAnsi="Times New Roman" w:cs="Times New Roman"/>
@@ -249,12 +251,12 @@
         </w:rPr>
         <w:t>ОТЧЕТ</w:t>
       </w:r>
-      <w:bookmarkEnd w:id="12"/>
       <w:bookmarkEnd w:id="13"/>
       <w:bookmarkEnd w:id="14"/>
       <w:bookmarkEnd w:id="15"/>
       <w:bookmarkEnd w:id="16"/>
       <w:bookmarkEnd w:id="17"/>
+      <w:bookmarkEnd w:id="18"/>
     </w:p>
     <w:p>
       <w:pPr>
@@ -346,24 +348,24 @@
           <w:rFonts w:ascii="Times New Roman" w:hAnsi="Times New Roman" w:cs="Times New Roman"/>
         </w:rPr>
       </w:pPr>
-      <w:bookmarkStart w:id="18" w:name="_Toc109593983"/>
-      <w:bookmarkStart w:id="19" w:name="_Toc109595476"/>
-      <w:bookmarkStart w:id="20" w:name="_Toc109596778"/>
-      <w:bookmarkStart w:id="21" w:name="_Toc109658623"/>
-      <w:bookmarkStart w:id="22" w:name="_Toc109840530"/>
-      <w:bookmarkStart w:id="23" w:name="_Toc109840838"/>
+      <w:bookmarkStart w:id="19" w:name="_Toc109593983"/>
+      <w:bookmarkStart w:id="20" w:name="_Toc109595476"/>
+      <w:bookmarkStart w:id="21" w:name="_Toc109596778"/>
+      <w:bookmarkStart w:id="22" w:name="_Toc109658623"/>
+      <w:bookmarkStart w:id="23" w:name="_Toc109840530"/>
+      <w:bookmarkStart w:id="24" w:name="_Toc109840838"/>
       <w:r>
         <w:rPr>
           <w:rFonts w:ascii="Times New Roman" w:hAnsi="Times New Roman" w:cs="Times New Roman"/>
         </w:rPr>
         <w:t>РУКОВОДИТЕЛЬ:</w:t>
       </w:r>
-      <w:bookmarkEnd w:id="18"/>
       <w:bookmarkEnd w:id="19"/>
       <w:bookmarkEnd w:id="20"/>
       <w:bookmarkEnd w:id="21"/>
       <w:bookmarkEnd w:id="22"/>
       <w:bookmarkEnd w:id="23"/>
+      <w:bookmarkEnd w:id="24"/>
     </w:p>
     <w:p>
       <w:pPr>
@@ -384,13 +386,44 @@
           <w:rFonts w:ascii="Times New Roman" w:hAnsi="Times New Roman" w:cs="Times New Roman"/>
           <w:u w:val="single"/>
         </w:rPr>
-        <w:t xml:space="preserve">      Жевнерчук Д.В,</w:t>
-      </w:r>
-      <w:r>
-        <w:rPr>
-          <w:rFonts w:ascii="Times New Roman" w:hAnsi="Times New Roman" w:cs="Times New Roman"/>
-        </w:rPr>
-        <w:t>__</w:t>
+        <w:t xml:space="preserve">      </w:t>
+      </w:r>
+      <w:proofErr w:type="spellStart"/>
+      <w:r>
+        <w:rPr>
+          <w:rFonts w:ascii="Times New Roman" w:hAnsi="Times New Roman" w:cs="Times New Roman"/>
+          <w:u w:val="single"/>
+        </w:rPr>
+        <w:t>Жевнерчук</w:t>
+      </w:r>
+      <w:proofErr w:type="spellEnd"/>
+      <w:r>
+        <w:rPr>
+          <w:rFonts w:ascii="Times New Roman" w:hAnsi="Times New Roman" w:cs="Times New Roman"/>
+          <w:u w:val="single"/>
+        </w:rPr>
+        <w:t xml:space="preserve"> </w:t>
+      </w:r>
+      <w:proofErr w:type="gramStart"/>
+      <w:r>
+        <w:rPr>
+          <w:rFonts w:ascii="Times New Roman" w:hAnsi="Times New Roman" w:cs="Times New Roman"/>
+          <w:u w:val="single"/>
+        </w:rPr>
+        <w:t>Д.В,</w:t>
+      </w:r>
+      <w:r>
+        <w:rPr>
+          <w:rFonts w:ascii="Times New Roman" w:hAnsi="Times New Roman" w:cs="Times New Roman"/>
+        </w:rPr>
+        <w:t>_</w:t>
+      </w:r>
+      <w:proofErr w:type="gramEnd"/>
+      <w:r>
+        <w:rPr>
+          <w:rFonts w:ascii="Times New Roman" w:hAnsi="Times New Roman" w:cs="Times New Roman"/>
+        </w:rPr>
+        <w:t>_</w:t>
       </w:r>
     </w:p>
     <w:p>
@@ -456,12 +489,12 @@
           <w:rFonts w:ascii="Times New Roman" w:hAnsi="Times New Roman" w:cs="Times New Roman"/>
         </w:rPr>
       </w:pPr>
-      <w:bookmarkStart w:id="24" w:name="_Toc109593984"/>
-      <w:bookmarkStart w:id="25" w:name="_Toc109595477"/>
-      <w:bookmarkStart w:id="26" w:name="_Toc109596779"/>
-      <w:bookmarkStart w:id="27" w:name="_Toc109658624"/>
-      <w:bookmarkStart w:id="28" w:name="_Toc109840531"/>
-      <w:bookmarkStart w:id="29" w:name="_Toc109840839"/>
+      <w:bookmarkStart w:id="25" w:name="_Toc109593984"/>
+      <w:bookmarkStart w:id="26" w:name="_Toc109595477"/>
+      <w:bookmarkStart w:id="27" w:name="_Toc109596779"/>
+      <w:bookmarkStart w:id="28" w:name="_Toc109658624"/>
+      <w:bookmarkStart w:id="29" w:name="_Toc109840531"/>
+      <w:bookmarkStart w:id="30" w:name="_Toc109840839"/>
       <w:r>
         <w:rPr>
           <w:rFonts w:ascii="Times New Roman" w:hAnsi="Times New Roman" w:cs="Times New Roman"/>
@@ -480,12 +513,12 @@
         </w:rPr>
         <w:t>:</w:t>
       </w:r>
-      <w:bookmarkEnd w:id="24"/>
       <w:bookmarkEnd w:id="25"/>
       <w:bookmarkEnd w:id="26"/>
       <w:bookmarkEnd w:id="27"/>
       <w:bookmarkEnd w:id="28"/>
       <w:bookmarkEnd w:id="29"/>
+      <w:bookmarkEnd w:id="30"/>
     </w:p>
     <w:p>
       <w:pPr>
@@ -3855,8 +3888,8 @@
           <w:szCs w:val="28"/>
         </w:rPr>
       </w:pPr>
-      <w:bookmarkStart w:id="30" w:name="_Ref109815153"/>
-      <w:bookmarkStart w:id="31" w:name="_Toc109840840"/>
+      <w:bookmarkStart w:id="31" w:name="_Ref109815153"/>
+      <w:bookmarkStart w:id="32" w:name="_Toc109840840"/>
       <w:r>
         <w:rPr>
           <w:rFonts w:ascii="Times New Roman" w:hAnsi="Times New Roman" w:cs="Times New Roman"/>
@@ -3867,8 +3900,8 @@
         <w:lastRenderedPageBreak/>
         <w:t>Описание игры</w:t>
       </w:r>
-      <w:bookmarkEnd w:id="30"/>
       <w:bookmarkEnd w:id="31"/>
+      <w:bookmarkEnd w:id="32"/>
     </w:p>
     <w:p>
       <w:pPr>
@@ -3926,7 +3959,7 @@
         </w:rPr>
         <w:t xml:space="preserve"> </w:t>
       </w:r>
-      <w:bookmarkStart w:id="32" w:name="_Toc109840841"/>
+      <w:bookmarkStart w:id="33" w:name="_Toc109840841"/>
       <w:r>
         <w:rPr>
           <w:rFonts w:ascii="Times New Roman" w:hAnsi="Times New Roman" w:cs="Times New Roman"/>
@@ -3936,7 +3969,7 @@
         </w:rPr>
         <w:t>Игровая доска</w:t>
       </w:r>
-      <w:bookmarkEnd w:id="32"/>
+      <w:bookmarkEnd w:id="33"/>
     </w:p>
     <w:p>
       <w:pPr>
@@ -4084,7 +4117,7 @@
         </w:rPr>
         <w:t xml:space="preserve"> </w:t>
       </w:r>
-      <w:bookmarkStart w:id="33" w:name="_Toc109840842"/>
+      <w:bookmarkStart w:id="34" w:name="_Toc109840842"/>
       <w:r>
         <w:rPr>
           <w:rFonts w:ascii="Times New Roman" w:hAnsi="Times New Roman" w:cs="Times New Roman"/>
@@ -4094,7 +4127,7 @@
         </w:rPr>
         <w:t>Фигуры</w:t>
       </w:r>
-      <w:bookmarkEnd w:id="33"/>
+      <w:bookmarkEnd w:id="34"/>
     </w:p>
     <w:p>
       <w:pPr>
@@ -5269,7 +5302,7 @@
         </w:rPr>
         <w:t xml:space="preserve"> </w:t>
       </w:r>
-      <w:bookmarkStart w:id="34" w:name="_Toc109840843"/>
+      <w:bookmarkStart w:id="35" w:name="_Toc109840843"/>
       <w:r>
         <w:rPr>
           <w:rFonts w:ascii="Times New Roman" w:hAnsi="Times New Roman" w:cs="Times New Roman"/>
@@ -5279,7 +5312,7 @@
         </w:rPr>
         <w:t>Правила игры</w:t>
       </w:r>
-      <w:bookmarkEnd w:id="34"/>
+      <w:bookmarkEnd w:id="35"/>
     </w:p>
     <w:p>
       <w:pPr>
@@ -5320,7 +5353,7 @@
           <w:szCs w:val="28"/>
         </w:rPr>
       </w:pPr>
-      <w:bookmarkStart w:id="35" w:name="_Toc109840844"/>
+      <w:bookmarkStart w:id="36" w:name="_Toc109840844"/>
       <w:r>
         <w:rPr>
           <w:rFonts w:ascii="Times New Roman" w:hAnsi="Times New Roman" w:cs="Times New Roman"/>
@@ -5385,7 +5418,7 @@
         </w:rPr>
         <w:t xml:space="preserve"> обоснование</w:t>
       </w:r>
-      <w:bookmarkEnd w:id="35"/>
+      <w:bookmarkEnd w:id="36"/>
     </w:p>
     <w:p/>
     <w:p>
@@ -5614,7 +5647,7 @@
           <w:szCs w:val="28"/>
         </w:rPr>
       </w:pPr>
-      <w:bookmarkStart w:id="36" w:name="_Toc109840845"/>
+      <w:bookmarkStart w:id="37" w:name="_Toc109840845"/>
       <w:r>
         <w:rPr>
           <w:rFonts w:ascii="Times New Roman" w:hAnsi="Times New Roman" w:cs="Times New Roman"/>
@@ -5625,7 +5658,7 @@
         <w:lastRenderedPageBreak/>
         <w:t>Структура разработанного приложения</w:t>
       </w:r>
-      <w:bookmarkEnd w:id="36"/>
+      <w:bookmarkEnd w:id="37"/>
     </w:p>
     <w:p/>
     <w:p>
@@ -5690,7 +5723,15 @@
         <w:t xml:space="preserve">на нем </w:t>
       </w:r>
       <w:r>
-        <w:t>состояние игры и валидировать действия игроков.</w:t>
+        <w:t xml:space="preserve">состояние игры и </w:t>
+      </w:r>
+      <w:proofErr w:type="spellStart"/>
+      <w:r>
+        <w:t>валидировать</w:t>
+      </w:r>
+      <w:proofErr w:type="spellEnd"/>
+      <w:r>
+        <w:t xml:space="preserve"> действия игроков.</w:t>
       </w:r>
     </w:p>
     <w:p>
@@ -5716,7 +5757,7 @@
         </w:rPr>
         <w:t xml:space="preserve"> </w:t>
       </w:r>
-      <w:bookmarkStart w:id="37" w:name="_Toc109840846"/>
+      <w:bookmarkStart w:id="38" w:name="_Toc109840846"/>
       <w:r>
         <w:rPr>
           <w:rFonts w:ascii="Times New Roman" w:hAnsi="Times New Roman" w:cs="Times New Roman"/>
@@ -5726,7 +5767,7 @@
         </w:rPr>
         <w:t>Архитектура</w:t>
       </w:r>
-      <w:bookmarkEnd w:id="37"/>
+      <w:bookmarkEnd w:id="38"/>
     </w:p>
     <w:p>
       <w:pPr>
@@ -5832,7 +5873,7 @@
           <w:lang w:val="en-US"/>
         </w:rPr>
       </w:pPr>
-      <w:bookmarkStart w:id="38" w:name="_Toc109840847"/>
+      <w:bookmarkStart w:id="39" w:name="_Toc109840847"/>
       <w:r>
         <w:rPr>
           <w:rFonts w:ascii="Times New Roman" w:hAnsi="Times New Roman" w:cs="Times New Roman"/>
@@ -5852,7 +5893,7 @@
         </w:rPr>
         <w:t>MVC</w:t>
       </w:r>
-      <w:bookmarkEnd w:id="38"/>
+      <w:bookmarkEnd w:id="39"/>
     </w:p>
     <w:p>
       <w:pPr>
@@ -5886,7 +5927,21 @@
         <w:rPr>
           <w:shd w:val="clear" w:color="auto" w:fill="FFFFFF"/>
         </w:rPr>
-        <w:t xml:space="preserve">Model-View-Controller </w:t>
+        <w:t>Model-View-</w:t>
+      </w:r>
+      <w:proofErr w:type="spellStart"/>
+      <w:r>
+        <w:rPr>
+          <w:shd w:val="clear" w:color="auto" w:fill="FFFFFF"/>
+        </w:rPr>
+        <w:t>Controller</w:t>
+      </w:r>
+      <w:proofErr w:type="spellEnd"/>
+      <w:r>
+        <w:rPr>
+          <w:shd w:val="clear" w:color="auto" w:fill="FFFFFF"/>
+        </w:rPr>
+        <w:t xml:space="preserve"> </w:t>
       </w:r>
       <w:r>
         <w:rPr>
@@ -6075,6 +6130,7 @@
         </w:rPr>
         <w:t xml:space="preserve"> </w:t>
       </w:r>
+      <w:proofErr w:type="gramStart"/>
       <w:r>
         <w:rPr>
           <w:rFonts w:cs="Times New Roman"/>
@@ -6083,6 +6139,7 @@
         </w:rPr>
         <w:t>- это</w:t>
       </w:r>
+      <w:proofErr w:type="gramEnd"/>
       <w:r>
         <w:rPr>
           <w:rFonts w:cs="Times New Roman"/>
@@ -6255,7 +6312,7 @@
           <w:shd w:val="clear" w:color="auto" w:fill="FFFFFF"/>
         </w:rPr>
       </w:pPr>
-      <w:bookmarkStart w:id="39" w:name="_Ref109691470"/>
+      <w:bookmarkStart w:id="40" w:name="_Ref109691470"/>
       <w:r>
         <w:t xml:space="preserve">Рисунок </w:t>
       </w:r>
@@ -6274,7 +6331,7 @@
         </w:rPr>
         <w:t>MVC</w:t>
       </w:r>
-      <w:bookmarkEnd w:id="39"/>
+      <w:bookmarkEnd w:id="40"/>
     </w:p>
     <w:p>
       <w:pPr>
@@ -6290,7 +6347,7 @@
           <w:szCs w:val="28"/>
         </w:rPr>
       </w:pPr>
-      <w:bookmarkStart w:id="40" w:name="_Toc109840848"/>
+      <w:bookmarkStart w:id="41" w:name="_Toc109840848"/>
       <w:r>
         <w:rPr>
           <w:rFonts w:ascii="Times New Roman" w:hAnsi="Times New Roman" w:cs="Times New Roman"/>
@@ -6309,7 +6366,7 @@
         </w:rPr>
         <w:t xml:space="preserve"> архитектурного паттерна</w:t>
       </w:r>
-      <w:bookmarkEnd w:id="40"/>
+      <w:bookmarkEnd w:id="41"/>
     </w:p>
     <w:p>
       <w:pPr>
@@ -6387,7 +6444,7 @@
         </w:rPr>
         <w:t xml:space="preserve"> </w:t>
       </w:r>
-      <w:bookmarkStart w:id="41" w:name="_Toc109840849"/>
+      <w:bookmarkStart w:id="42" w:name="_Toc109840849"/>
       <w:r>
         <w:rPr>
           <w:rFonts w:ascii="Times New Roman" w:hAnsi="Times New Roman" w:cs="Times New Roman"/>
@@ -6397,7 +6454,7 @@
         </w:rPr>
         <w:t>Модель</w:t>
       </w:r>
-      <w:bookmarkEnd w:id="41"/>
+      <w:bookmarkEnd w:id="42"/>
     </w:p>
     <w:p>
       <w:pPr>
@@ -6457,7 +6514,7 @@
           <w:szCs w:val="28"/>
         </w:rPr>
       </w:pPr>
-      <w:bookmarkStart w:id="42" w:name="_Toc109840850"/>
+      <w:bookmarkStart w:id="43" w:name="_Toc109840850"/>
       <w:r>
         <w:rPr>
           <w:rFonts w:ascii="Times New Roman" w:hAnsi="Times New Roman" w:cs="Times New Roman"/>
@@ -6467,7 +6524,7 @@
         </w:rPr>
         <w:t>Структура модуля</w:t>
       </w:r>
-      <w:bookmarkEnd w:id="42"/>
+      <w:bookmarkEnd w:id="43"/>
     </w:p>
     <w:p>
       <w:pPr>
@@ -6569,7 +6626,7 @@
           <w:szCs w:val="28"/>
         </w:rPr>
       </w:pPr>
-      <w:bookmarkStart w:id="43" w:name="_Toc109840851"/>
+      <w:bookmarkStart w:id="44" w:name="_Toc109840851"/>
       <w:r>
         <w:rPr>
           <w:rFonts w:ascii="Times New Roman" w:hAnsi="Times New Roman" w:cs="Times New Roman"/>
@@ -6579,7 +6636,7 @@
         </w:rPr>
         <w:t>Основные классы</w:t>
       </w:r>
-      <w:bookmarkEnd w:id="43"/>
+      <w:bookmarkEnd w:id="44"/>
     </w:p>
     <w:p>
       <w:pPr>
@@ -6897,11 +6954,33 @@
       <w:r>
         <w:t xml:space="preserve"> </w:t>
       </w:r>
+      <w:proofErr w:type="spellStart"/>
       <w:r>
         <w:rPr>
           <w:rStyle w:val="af3"/>
         </w:rPr>
-        <w:t>UpdateGameState (Map)</w:t>
+        <w:t>UpdateGameState</w:t>
+      </w:r>
+      <w:proofErr w:type="spellEnd"/>
+      <w:r>
+        <w:rPr>
+          <w:rStyle w:val="af3"/>
+        </w:rPr>
+        <w:t xml:space="preserve"> (</w:t>
+      </w:r>
+      <w:proofErr w:type="spellStart"/>
+      <w:r>
+        <w:rPr>
+          <w:rStyle w:val="af3"/>
+        </w:rPr>
+        <w:t>Map</w:t>
+      </w:r>
+      <w:proofErr w:type="spellEnd"/>
+      <w:r>
+        <w:rPr>
+          <w:rStyle w:val="af3"/>
+        </w:rPr>
+        <w:t>)</w:t>
       </w:r>
       <w:r>
         <w:rPr>
@@ -6936,15 +7015,19 @@
       <w:r>
         <w:t xml:space="preserve"> </w:t>
       </w:r>
+      <w:proofErr w:type="spellStart"/>
+      <w:proofErr w:type="gramStart"/>
       <w:r>
         <w:rPr>
           <w:lang w:val="en-US"/>
         </w:rPr>
         <w:t>ApplyStep</w:t>
       </w:r>
+      <w:proofErr w:type="spellEnd"/>
       <w:r>
         <w:t>(</w:t>
       </w:r>
+      <w:proofErr w:type="gramEnd"/>
       <w:r>
         <w:rPr>
           <w:lang w:val="en-US"/>
@@ -7007,6 +7090,7 @@
       <w:r>
         <w:t xml:space="preserve">- </w:t>
       </w:r>
+      <w:proofErr w:type="gramStart"/>
       <w:r>
         <w:rPr>
           <w:lang w:val="en-US"/>
@@ -7016,6 +7100,7 @@
       <w:r>
         <w:t>&lt;</w:t>
       </w:r>
+      <w:proofErr w:type="gramEnd"/>
       <w:r>
         <w:rPr>
           <w:lang w:val="en-US"/>
@@ -7074,6 +7159,7 @@
         <w:lastRenderedPageBreak/>
         <w:t xml:space="preserve">- </w:t>
       </w:r>
+      <w:proofErr w:type="gramStart"/>
       <w:r>
         <w:rPr>
           <w:lang w:val="en-US"/>
@@ -7083,6 +7169,7 @@
       <w:r>
         <w:t>&lt;</w:t>
       </w:r>
+      <w:proofErr w:type="gramEnd"/>
       <w:r>
         <w:rPr>
           <w:lang w:val="en-US"/>
@@ -7251,6 +7338,7 @@
       <w:r>
         <w:t xml:space="preserve"> </w:t>
       </w:r>
+      <w:proofErr w:type="gramStart"/>
       <w:r>
         <w:rPr>
           <w:lang w:val="en-US"/>
@@ -7258,7 +7346,11 @@
         <w:t>CreateGameState</w:t>
       </w:r>
       <w:r>
-        <w:t xml:space="preserve">() – </w:t>
+        <w:t>(</w:t>
+      </w:r>
+      <w:proofErr w:type="gramEnd"/>
+      <w:r>
+        <w:t xml:space="preserve">) – </w:t>
       </w:r>
       <w:r>
         <w:t>создаёт начальное игровое состояние.</w:t>
@@ -7281,7 +7373,7 @@
           <w:szCs w:val="28"/>
         </w:rPr>
       </w:pPr>
-      <w:bookmarkStart w:id="44" w:name="_Toc109840852"/>
+      <w:bookmarkStart w:id="45" w:name="_Toc109840852"/>
       <w:r>
         <w:rPr>
           <w:rFonts w:ascii="Times New Roman" w:hAnsi="Times New Roman" w:cs="Times New Roman"/>
@@ -7291,7 +7383,7 @@
         </w:rPr>
         <w:t>Контроллеры</w:t>
       </w:r>
-      <w:bookmarkEnd w:id="44"/>
+      <w:bookmarkEnd w:id="45"/>
     </w:p>
     <w:p>
       <w:pPr>
@@ -7357,7 +7449,7 @@
           <w:szCs w:val="28"/>
         </w:rPr>
       </w:pPr>
-      <w:bookmarkStart w:id="45" w:name="_Toc109840853"/>
+      <w:bookmarkStart w:id="46" w:name="_Toc109840853"/>
       <w:r>
         <w:rPr>
           <w:rFonts w:ascii="Times New Roman" w:hAnsi="Times New Roman" w:cs="Times New Roman"/>
@@ -7367,7 +7459,7 @@
         </w:rPr>
         <w:t>Структура модуля</w:t>
       </w:r>
-      <w:bookmarkEnd w:id="45"/>
+      <w:bookmarkEnd w:id="46"/>
     </w:p>
     <w:p>
       <w:pPr>
@@ -7484,7 +7576,7 @@
           <w:szCs w:val="28"/>
         </w:rPr>
       </w:pPr>
-      <w:bookmarkStart w:id="46" w:name="_Toc109840854"/>
+      <w:bookmarkStart w:id="47" w:name="_Toc109840854"/>
       <w:r>
         <w:rPr>
           <w:rFonts w:ascii="Times New Roman" w:hAnsi="Times New Roman" w:cs="Times New Roman"/>
@@ -7494,19 +7586,13 @@
         </w:rPr>
         <w:t>Основные классы</w:t>
       </w:r>
-      <w:bookmarkEnd w:id="46"/>
+      <w:bookmarkEnd w:id="47"/>
     </w:p>
     <w:p>
       <w:pPr>
         <w:pStyle w:val="af2"/>
-        <w:ind w:left="360" w:firstLine="0"/>
-      </w:pPr>
-      <w:r>
-        <w:t>-</w:t>
-      </w:r>
-      <w:r>
-        <w:t xml:space="preserve"> </w:t>
-      </w:r>
+      </w:pPr>
+      <w:proofErr w:type="spellStart"/>
       <w:r>
         <w:rPr>
           <w:b/>
@@ -7515,6 +7601,7 @@
         </w:rPr>
         <w:t>GameController</w:t>
       </w:r>
+      <w:proofErr w:type="spellEnd"/>
       <w:r>
         <w:t xml:space="preserve"> – </w:t>
       </w:r>
@@ -7530,14 +7617,23 @@
         <w:t>- Ссылки на остальные контроллеры</w:t>
       </w:r>
       <w:r>
+        <w:t>;</w:t>
+      </w:r>
+      <w:r>
         <w:br/>
         <w:t>- Список игровых состояний</w:t>
       </w:r>
       <w:r>
+        <w:t>;</w:t>
+      </w:r>
+      <w:r>
         <w:br/>
         <w:t>- Строителя для создания начального игрового состояния</w:t>
       </w:r>
       <w:r>
+        <w:t>.</w:t>
+      </w:r>
+      <w:r>
         <w:br/>
         <w:t>Основные методы:</w:t>
       </w:r>
@@ -7545,18 +7641,58 @@
         <w:br/>
         <w:t xml:space="preserve">- </w:t>
       </w:r>
-      <w:r>
-        <w:t>void SelectGameMode(GameModeType)</w:t>
+      <w:proofErr w:type="spellStart"/>
+      <w:r>
+        <w:t>void</w:t>
+      </w:r>
+      <w:proofErr w:type="spellEnd"/>
+      <w:r>
+        <w:t xml:space="preserve"> </w:t>
+      </w:r>
+      <w:proofErr w:type="spellStart"/>
+      <w:r>
+        <w:t>SelectGameMode</w:t>
+      </w:r>
+      <w:proofErr w:type="spellEnd"/>
+      <w:r>
+        <w:t>(</w:t>
+      </w:r>
+      <w:proofErr w:type="spellStart"/>
+      <w:r>
+        <w:t>GameModeType</w:t>
+      </w:r>
+      <w:proofErr w:type="spellEnd"/>
+      <w:r>
+        <w:t>)</w:t>
       </w:r>
       <w:r>
         <w:t xml:space="preserve"> – устанавливает определенное состояние строителя, в зависимости от выбранного игрового режима</w:t>
+      </w:r>
+      <w:r>
+        <w:t>;</w:t>
       </w:r>
       <w:r>
         <w:br/>
         <w:t>-</w:t>
       </w:r>
       <w:r>
-        <w:t xml:space="preserve"> void StartGame() </w:t>
+        <w:t xml:space="preserve"> </w:t>
+      </w:r>
+      <w:proofErr w:type="spellStart"/>
+      <w:r>
+        <w:t>void</w:t>
+      </w:r>
+      <w:proofErr w:type="spellEnd"/>
+      <w:r>
+        <w:t xml:space="preserve"> </w:t>
+      </w:r>
+      <w:proofErr w:type="spellStart"/>
+      <w:r>
+        <w:t>StartGame</w:t>
+      </w:r>
+      <w:proofErr w:type="spellEnd"/>
+      <w:r>
+        <w:t xml:space="preserve">() </w:t>
       </w:r>
       <w:r>
         <w:t>–</w:t>
@@ -7565,58 +7701,170 @@
         <w:t xml:space="preserve"> </w:t>
       </w:r>
       <w:r>
-        <w:t>создает начальное состояние игры, вызывает у различных контроллеров методы для создания игровых объектов.</w:t>
+        <w:t>создает начальное состояние игры, вызывает у различных контроллеров методы для создания игровых объектов</w:t>
+      </w:r>
+      <w:r>
+        <w:t>;</w:t>
       </w:r>
       <w:r>
         <w:br/>
         <w:t xml:space="preserve">- </w:t>
       </w:r>
-      <w:r>
-        <w:t>void FigureOnClicked(FigureView)</w:t>
-      </w:r>
-      <w:r>
-        <w:t xml:space="preserve"> – вызывает методы модели и других контроллеров, для отрисовки подсказок возможных ходов, выбранной игроком фигуры.</w:t>
+      <w:proofErr w:type="spellStart"/>
+      <w:r>
+        <w:t>void</w:t>
+      </w:r>
+      <w:proofErr w:type="spellEnd"/>
+      <w:r>
+        <w:t xml:space="preserve"> </w:t>
+      </w:r>
+      <w:proofErr w:type="spellStart"/>
+      <w:r>
+        <w:t>FigureOnClicked</w:t>
+      </w:r>
+      <w:proofErr w:type="spellEnd"/>
+      <w:r>
+        <w:t>(</w:t>
+      </w:r>
+      <w:proofErr w:type="spellStart"/>
+      <w:r>
+        <w:t>FigureView</w:t>
+      </w:r>
+      <w:proofErr w:type="spellEnd"/>
+      <w:r>
+        <w:t>)</w:t>
+      </w:r>
+      <w:r>
+        <w:t xml:space="preserve"> – вызывает методы модели и других контроллеров, для отрисовки подсказок возможных ходов, выбранной игроком фигуры</w:t>
+      </w:r>
+      <w:r>
+        <w:t>;</w:t>
       </w:r>
       <w:r>
         <w:br/>
         <w:t xml:space="preserve">- </w:t>
       </w:r>
-      <w:r>
-        <w:t>void CellOnClicked(CellView)</w:t>
-      </w:r>
-      <w:r>
-        <w:t xml:space="preserve"> – применяет выбранный игроком ход к актуальному игровому состоянию.</w:t>
+      <w:proofErr w:type="spellStart"/>
+      <w:r>
+        <w:t>void</w:t>
+      </w:r>
+      <w:proofErr w:type="spellEnd"/>
+      <w:r>
+        <w:t xml:space="preserve"> </w:t>
+      </w:r>
+      <w:proofErr w:type="spellStart"/>
+      <w:r>
+        <w:t>CellOnClicked</w:t>
+      </w:r>
+      <w:proofErr w:type="spellEnd"/>
+      <w:r>
+        <w:t>(</w:t>
+      </w:r>
+      <w:proofErr w:type="spellStart"/>
+      <w:r>
+        <w:t>CellView</w:t>
+      </w:r>
+      <w:proofErr w:type="spellEnd"/>
+      <w:r>
+        <w:t>)</w:t>
+      </w:r>
+      <w:r>
+        <w:t xml:space="preserve"> – применяет выбранный игроком ход к актуальному игровому состоянию</w:t>
+      </w:r>
+      <w:r>
+        <w:t>;</w:t>
       </w:r>
       <w:r>
         <w:br/>
         <w:t xml:space="preserve">- </w:t>
       </w:r>
-      <w:r>
-        <w:t>void DrawNewGameState(Map)</w:t>
+      <w:proofErr w:type="spellStart"/>
+      <w:r>
+        <w:t>void</w:t>
+      </w:r>
+      <w:proofErr w:type="spellEnd"/>
+      <w:r>
+        <w:t xml:space="preserve"> </w:t>
+      </w:r>
+      <w:proofErr w:type="spellStart"/>
+      <w:r>
+        <w:t>DrawNewGameState</w:t>
+      </w:r>
+      <w:proofErr w:type="spellEnd"/>
+      <w:r>
+        <w:t>(</w:t>
+      </w:r>
+      <w:proofErr w:type="spellStart"/>
+      <w:r>
+        <w:t>Map</w:t>
+      </w:r>
+      <w:proofErr w:type="spellEnd"/>
+      <w:r>
+        <w:t>)</w:t>
       </w:r>
       <w:r>
         <w:t xml:space="preserve"> – вызывает у контроллеров методы, для отрисовки </w:t>
       </w:r>
       <w:r>
         <w:lastRenderedPageBreak/>
-        <w:t>актуального игрового состояния.</w:t>
+        <w:t>актуального игрового состояния</w:t>
+      </w:r>
+      <w:r>
+        <w:t>;</w:t>
       </w:r>
       <w:r>
         <w:br/>
         <w:t xml:space="preserve">- </w:t>
       </w:r>
-      <w:r>
-        <w:t>void ApplyStepView(Cell, Figure)</w:t>
-      </w:r>
-      <w:r>
-        <w:t xml:space="preserve"> – запускает анимацию передвижения фигуры.</w:t>
+      <w:proofErr w:type="spellStart"/>
+      <w:r>
+        <w:t>void</w:t>
+      </w:r>
+      <w:proofErr w:type="spellEnd"/>
+      <w:r>
+        <w:t xml:space="preserve"> </w:t>
+      </w:r>
+      <w:proofErr w:type="spellStart"/>
+      <w:r>
+        <w:t>ApplyStepView</w:t>
+      </w:r>
+      <w:proofErr w:type="spellEnd"/>
+      <w:r>
+        <w:t xml:space="preserve">(Cell, </w:t>
+      </w:r>
+      <w:proofErr w:type="spellStart"/>
+      <w:r>
+        <w:t>Figure</w:t>
+      </w:r>
+      <w:proofErr w:type="spellEnd"/>
+      <w:r>
+        <w:t>)</w:t>
+      </w:r>
+      <w:r>
+        <w:t xml:space="preserve"> – запускает анимацию передвижения фигуры</w:t>
+      </w:r>
+      <w:r>
+        <w:t>;</w:t>
       </w:r>
       <w:r>
         <w:br/>
         <w:t xml:space="preserve">- </w:t>
       </w:r>
-      <w:r>
-        <w:t>void EndGame()</w:t>
+      <w:proofErr w:type="spellStart"/>
+      <w:r>
+        <w:t>void</w:t>
+      </w:r>
+      <w:proofErr w:type="spellEnd"/>
+      <w:r>
+        <w:t xml:space="preserve"> </w:t>
+      </w:r>
+      <w:proofErr w:type="spellStart"/>
+      <w:r>
+        <w:t>EndGame</w:t>
+      </w:r>
+      <w:proofErr w:type="spellEnd"/>
+      <w:r>
+        <w:t>()</w:t>
       </w:r>
       <w:r>
         <w:t xml:space="preserve"> – вызывает методы контроллеров для уничтожения игровых объектов, очищает список игровых состояний.</w:t>
@@ -7625,11 +7873,7 @@
     <w:p>
       <w:pPr>
         <w:pStyle w:val="af2"/>
-        <w:ind w:left="360" w:firstLine="0"/>
-      </w:pPr>
-      <w:r>
-        <w:t>-</w:t>
-      </w:r>
+      </w:pPr>
       <w:r>
         <w:rPr>
           <w:b/>
@@ -7659,14 +7903,23 @@
         <w:t>-Все игровые объекты фигур</w:t>
       </w:r>
       <w:r>
+        <w:t>;</w:t>
+      </w:r>
+      <w:r>
         <w:br/>
         <w:t>-Игровой объект доски</w:t>
       </w:r>
       <w:r>
+        <w:t>;</w:t>
+      </w:r>
+      <w:r>
         <w:br/>
         <w:t>-Все цвета игроков</w:t>
       </w:r>
       <w:r>
+        <w:t>.</w:t>
+      </w:r>
+      <w:r>
         <w:br/>
         <w:t>Основные методы:</w:t>
       </w:r>
@@ -7683,21 +7936,27 @@
       <w:r>
         <w:t xml:space="preserve"> </w:t>
       </w:r>
+      <w:proofErr w:type="spellStart"/>
+      <w:proofErr w:type="gramStart"/>
       <w:r>
         <w:rPr>
           <w:lang w:val="en-US"/>
         </w:rPr>
         <w:t>GetColor</w:t>
       </w:r>
+      <w:proofErr w:type="spellEnd"/>
       <w:r>
         <w:t>(</w:t>
       </w:r>
+      <w:proofErr w:type="spellStart"/>
+      <w:proofErr w:type="gramEnd"/>
       <w:r>
         <w:rPr>
           <w:lang w:val="en-US"/>
         </w:rPr>
         <w:t>ColorType</w:t>
       </w:r>
+      <w:proofErr w:type="spellEnd"/>
       <w:r>
         <w:t xml:space="preserve">) </w:t>
       </w:r>
@@ -7708,36 +7967,45 @@
         <w:t xml:space="preserve"> </w:t>
       </w:r>
       <w:r>
-        <w:t>возвращает материал, с цветом аргумента.</w:t>
+        <w:t>возвращает материал, с цветом аргумента</w:t>
+      </w:r>
+      <w:r>
+        <w:t>;</w:t>
       </w:r>
       <w:r>
         <w:br/>
         <w:t>-</w:t>
       </w:r>
+      <w:proofErr w:type="spellStart"/>
       <w:r>
         <w:rPr>
           <w:lang w:val="en-US"/>
         </w:rPr>
         <w:t>GameObject</w:t>
       </w:r>
+      <w:proofErr w:type="spellEnd"/>
       <w:r>
         <w:t xml:space="preserve"> </w:t>
       </w:r>
+      <w:proofErr w:type="spellStart"/>
       <w:r>
         <w:rPr>
           <w:lang w:val="en-US"/>
         </w:rPr>
         <w:t>GetFigure</w:t>
       </w:r>
+      <w:proofErr w:type="spellEnd"/>
       <w:r>
         <w:t>(</w:t>
       </w:r>
+      <w:proofErr w:type="spellStart"/>
       <w:r>
         <w:rPr>
           <w:lang w:val="en-US"/>
         </w:rPr>
         <w:t>FigureType</w:t>
       </w:r>
+      <w:proofErr w:type="spellEnd"/>
       <w:r>
         <w:t xml:space="preserve">) </w:t>
       </w:r>
@@ -7748,17 +8016,17 @@
         <w:t xml:space="preserve"> </w:t>
       </w:r>
       <w:r>
-        <w:t>возвращает игровой объект фигуры типа аргумента.</w:t>
+        <w:t>возвращает игровой объект фигуры типа аргумента</w:t>
+      </w:r>
+      <w:r>
+        <w:t>.</w:t>
       </w:r>
     </w:p>
     <w:p>
       <w:pPr>
         <w:pStyle w:val="af2"/>
-        <w:ind w:left="360" w:firstLine="0"/>
-      </w:pPr>
-      <w:r>
-        <w:t>-</w:t>
-      </w:r>
+      </w:pPr>
+      <w:proofErr w:type="spellStart"/>
       <w:r>
         <w:rPr>
           <w:b/>
@@ -7767,6 +8035,7 @@
         </w:rPr>
         <w:t>CellController</w:t>
       </w:r>
+      <w:proofErr w:type="spellEnd"/>
       <w:r>
         <w:t xml:space="preserve"> – </w:t>
       </w:r>
@@ -7787,11 +8056,16 @@
         <w:br/>
         <w:t xml:space="preserve">-Ссылку на </w:t>
       </w:r>
+      <w:proofErr w:type="spellStart"/>
       <w:r>
         <w:rPr>
           <w:lang w:val="en-US"/>
         </w:rPr>
         <w:t>GameController</w:t>
+      </w:r>
+      <w:proofErr w:type="spellEnd"/>
+      <w:r>
+        <w:t>;</w:t>
       </w:r>
       <w:r>
         <w:br/>
@@ -7807,6 +8081,9 @@
         <w:t>Prefabs</w:t>
       </w:r>
       <w:r>
+        <w:t>.</w:t>
+      </w:r>
+      <w:r>
         <w:br/>
         <w:t>-</w:t>
       </w:r>
@@ -7821,67 +8098,209 @@
         <w:br/>
         <w:t>-</w:t>
       </w:r>
-      <w:r>
-        <w:t>void CreateCells(Map)</w:t>
-      </w:r>
-      <w:r>
-        <w:t xml:space="preserve"> – создает игровые объекты клеток.</w:t>
+      <w:proofErr w:type="spellStart"/>
+      <w:r>
+        <w:t>void</w:t>
+      </w:r>
+      <w:proofErr w:type="spellEnd"/>
+      <w:r>
+        <w:t xml:space="preserve"> </w:t>
+      </w:r>
+      <w:proofErr w:type="spellStart"/>
+      <w:r>
+        <w:t>CreateCells</w:t>
+      </w:r>
+      <w:proofErr w:type="spellEnd"/>
+      <w:r>
+        <w:t>(</w:t>
+      </w:r>
+      <w:proofErr w:type="spellStart"/>
+      <w:r>
+        <w:t>Map</w:t>
+      </w:r>
+      <w:proofErr w:type="spellEnd"/>
+      <w:r>
+        <w:t>)</w:t>
+      </w:r>
+      <w:r>
+        <w:t xml:space="preserve"> – создает игровые объекты клеток</w:t>
+      </w:r>
+      <w:r>
+        <w:t>;</w:t>
       </w:r>
       <w:r>
         <w:br/>
         <w:t>-</w:t>
       </w:r>
-      <w:r>
-        <w:t>void ChangeMaterialCell(int, int, Map)</w:t>
-      </w:r>
-      <w:r>
-        <w:t xml:space="preserve"> – изменяет материал представления определенной клетки в соответствии с передаваемым игровым состоянием.</w:t>
+      <w:proofErr w:type="spellStart"/>
+      <w:r>
+        <w:t>void</w:t>
+      </w:r>
+      <w:proofErr w:type="spellEnd"/>
+      <w:r>
+        <w:t xml:space="preserve"> </w:t>
+      </w:r>
+      <w:proofErr w:type="spellStart"/>
+      <w:r>
+        <w:t>ChangeMaterialCell</w:t>
+      </w:r>
+      <w:proofErr w:type="spellEnd"/>
+      <w:r>
+        <w:t>(</w:t>
+      </w:r>
+      <w:proofErr w:type="spellStart"/>
+      <w:r>
+        <w:t>int</w:t>
+      </w:r>
+      <w:proofErr w:type="spellEnd"/>
+      <w:r>
+        <w:t xml:space="preserve">, </w:t>
+      </w:r>
+      <w:proofErr w:type="spellStart"/>
+      <w:r>
+        <w:t>int</w:t>
+      </w:r>
+      <w:proofErr w:type="spellEnd"/>
+      <w:r>
+        <w:t xml:space="preserve">, </w:t>
+      </w:r>
+      <w:proofErr w:type="spellStart"/>
+      <w:r>
+        <w:t>Map</w:t>
+      </w:r>
+      <w:proofErr w:type="spellEnd"/>
+      <w:r>
+        <w:t>)</w:t>
+      </w:r>
+      <w:r>
+        <w:t xml:space="preserve"> – изменяет материал представления определенной клетки в соответствии с передаваемым игровым состоянием</w:t>
+      </w:r>
+      <w:r>
+        <w:t>;</w:t>
       </w:r>
       <w:r>
         <w:br/>
         <w:t>-</w:t>
       </w:r>
-      <w:r>
-        <w:t>void ShowAllSteps(List&lt; Cell&gt; way)</w:t>
-      </w:r>
-      <w:r>
-        <w:t xml:space="preserve"> – включает подсказки у определенного набора клеток.</w:t>
+      <w:proofErr w:type="spellStart"/>
+      <w:r>
+        <w:t>void</w:t>
+      </w:r>
+      <w:proofErr w:type="spellEnd"/>
+      <w:r>
+        <w:t xml:space="preserve"> </w:t>
+      </w:r>
+      <w:proofErr w:type="spellStart"/>
+      <w:r>
+        <w:t>ShowAllSteps</w:t>
+      </w:r>
+      <w:proofErr w:type="spellEnd"/>
+      <w:r>
+        <w:t xml:space="preserve">(List&lt; Cell&gt; </w:t>
+      </w:r>
+      <w:proofErr w:type="spellStart"/>
+      <w:r>
+        <w:t>way</w:t>
+      </w:r>
+      <w:proofErr w:type="spellEnd"/>
+      <w:r>
+        <w:t>)</w:t>
+      </w:r>
+      <w:r>
+        <w:t xml:space="preserve"> – включает подсказки у определенного набора клеток</w:t>
+      </w:r>
+      <w:r>
+        <w:t>;</w:t>
       </w:r>
       <w:r>
         <w:br/>
         <w:t>-</w:t>
       </w:r>
-      <w:r>
-        <w:t>void OnBoxColidersForList(List&lt; Cell&gt; way)</w:t>
-      </w:r>
-      <w:r>
-        <w:t xml:space="preserve"> – включает боксы коллизии для списка клеток. Так игрок сможет кликнуть по клетке, что бы выбрать ход.</w:t>
+      <w:proofErr w:type="spellStart"/>
+      <w:r>
+        <w:t>void</w:t>
+      </w:r>
+      <w:proofErr w:type="spellEnd"/>
+      <w:r>
+        <w:t xml:space="preserve"> </w:t>
+      </w:r>
+      <w:proofErr w:type="spellStart"/>
+      <w:r>
+        <w:t>OnBoxColidersForList</w:t>
+      </w:r>
+      <w:proofErr w:type="spellEnd"/>
+      <w:r>
+        <w:t xml:space="preserve">(List&lt; Cell&gt; </w:t>
+      </w:r>
+      <w:proofErr w:type="spellStart"/>
+      <w:r>
+        <w:t>way</w:t>
+      </w:r>
+      <w:proofErr w:type="spellEnd"/>
+      <w:r>
+        <w:t>)</w:t>
+      </w:r>
+      <w:r>
+        <w:t xml:space="preserve"> – включает боксы коллизии для списка клеток. Так игрок сможет кликнуть по клетке, что бы выбрать ход</w:t>
+      </w:r>
+      <w:r>
+        <w:t>;</w:t>
       </w:r>
       <w:r>
         <w:br/>
         <w:t>-</w:t>
       </w:r>
-      <w:r>
-        <w:t>void OnClicked</w:t>
-      </w:r>
-      <w:r>
-        <w:t xml:space="preserve">() – вызывает метод для применения хода к игровому состоянию у </w:t>
-      </w:r>
+      <w:proofErr w:type="spellStart"/>
+      <w:r>
+        <w:t>void</w:t>
+      </w:r>
+      <w:proofErr w:type="spellEnd"/>
+      <w:r>
+        <w:t xml:space="preserve"> </w:t>
+      </w:r>
+      <w:proofErr w:type="spellStart"/>
+      <w:proofErr w:type="gramStart"/>
+      <w:r>
+        <w:t>OnClicked</w:t>
+      </w:r>
+      <w:proofErr w:type="spellEnd"/>
+      <w:r>
+        <w:t>(</w:t>
+      </w:r>
+      <w:proofErr w:type="gramEnd"/>
+      <w:r>
+        <w:t xml:space="preserve">) – вызывает метод для применения хода к игровому состоянию у </w:t>
+      </w:r>
+      <w:proofErr w:type="spellStart"/>
       <w:r>
         <w:rPr>
           <w:lang w:val="en-US"/>
         </w:rPr>
         <w:t>GameController</w:t>
       </w:r>
-      <w:r>
-        <w:t>.</w:t>
+      <w:proofErr w:type="spellEnd"/>
+      <w:r>
+        <w:t>;</w:t>
       </w:r>
       <w:r>
         <w:br/>
         <w:t>-</w:t>
       </w:r>
-      <w:r>
-        <w:t>void DestroyAll()</w:t>
+      <w:proofErr w:type="spellStart"/>
+      <w:r>
+        <w:t>void</w:t>
+      </w:r>
+      <w:proofErr w:type="spellEnd"/>
+      <w:r>
+        <w:t xml:space="preserve"> </w:t>
+      </w:r>
+      <w:proofErr w:type="spellStart"/>
+      <w:r>
+        <w:t>DestroyAll</w:t>
+      </w:r>
+      <w:proofErr w:type="spellEnd"/>
+      <w:r>
+        <w:t>()</w:t>
       </w:r>
       <w:r>
         <w:t xml:space="preserve"> – уничтожает игровые объекты клеток.</w:t>
@@ -7890,11 +8309,8 @@
     <w:p>
       <w:pPr>
         <w:pStyle w:val="af2"/>
-        <w:ind w:left="360" w:firstLine="0"/>
-      </w:pPr>
-      <w:r>
-        <w:t>-</w:t>
-      </w:r>
+      </w:pPr>
+      <w:proofErr w:type="spellStart"/>
       <w:r>
         <w:rPr>
           <w:b/>
@@ -7911,6 +8327,7 @@
         </w:rPr>
         <w:t>Controller</w:t>
       </w:r>
+      <w:proofErr w:type="spellEnd"/>
       <w:r>
         <w:t xml:space="preserve"> – </w:t>
       </w:r>
@@ -7931,11 +8348,16 @@
         <w:br/>
         <w:t xml:space="preserve">-Ссылку на </w:t>
       </w:r>
+      <w:proofErr w:type="spellStart"/>
       <w:r>
         <w:rPr>
           <w:lang w:val="en-US"/>
         </w:rPr>
         <w:t>GameController</w:t>
+      </w:r>
+      <w:proofErr w:type="spellEnd"/>
+      <w:r>
+        <w:t>;</w:t>
       </w:r>
       <w:r>
         <w:br/>
@@ -7951,6 +8373,9 @@
         <w:t>Prefabs</w:t>
       </w:r>
       <w:r>
+        <w:t>;</w:t>
+      </w:r>
+      <w:r>
         <w:br/>
         <w:t>-</w:t>
       </w:r>
@@ -7958,11 +8383,14 @@
         <w:t>Список списков представлений фигур</w:t>
       </w:r>
       <w:r>
+        <w:t>;</w:t>
+      </w:r>
+      <w:r>
         <w:br/>
-      </w:r>
-      <w:r>
-        <w:lastRenderedPageBreak/>
         <w:t>-Ссылку на игровой объект последней поднятой фигуры</w:t>
+      </w:r>
+      <w:r>
+        <w:t>.</w:t>
       </w:r>
       <w:r>
         <w:br/>
@@ -7970,11 +8398,24 @@
       </w:r>
       <w:r>
         <w:br/>
+      </w:r>
+      <w:r>
+        <w:lastRenderedPageBreak/>
         <w:t>-</w:t>
       </w:r>
-      <w:r>
-        <w:t>void Create</w:t>
-      </w:r>
+      <w:proofErr w:type="spellStart"/>
+      <w:r>
+        <w:t>void</w:t>
+      </w:r>
+      <w:proofErr w:type="spellEnd"/>
+      <w:r>
+        <w:t xml:space="preserve"> </w:t>
+      </w:r>
+      <w:proofErr w:type="spellStart"/>
+      <w:r>
+        <w:t>Create</w:t>
+      </w:r>
+      <w:proofErr w:type="spellEnd"/>
       <w:r>
         <w:rPr>
           <w:lang w:val="en-US"/>
@@ -7982,39 +8423,56 @@
         <w:t>Figures</w:t>
       </w:r>
       <w:r>
-        <w:t>(Map)</w:t>
-      </w:r>
-      <w:r>
-        <w:t xml:space="preserve"> – создает игровые объекты фигур.</w:t>
+        <w:t>(</w:t>
+      </w:r>
+      <w:proofErr w:type="spellStart"/>
+      <w:r>
+        <w:t>Map</w:t>
+      </w:r>
+      <w:proofErr w:type="spellEnd"/>
+      <w:r>
+        <w:t>)</w:t>
+      </w:r>
+      <w:r>
+        <w:t xml:space="preserve"> – создает игровые объекты фигур</w:t>
+      </w:r>
+      <w:r>
+        <w:t>;</w:t>
       </w:r>
       <w:r>
         <w:br/>
         <w:t xml:space="preserve">- </w:t>
       </w:r>
+      <w:proofErr w:type="spellStart"/>
       <w:r>
         <w:rPr>
           <w:lang w:val="en-US"/>
         </w:rPr>
         <w:t>IEnumerator</w:t>
       </w:r>
+      <w:proofErr w:type="spellEnd"/>
       <w:r>
         <w:t xml:space="preserve"> </w:t>
       </w:r>
+      <w:proofErr w:type="spellStart"/>
       <w:r>
         <w:rPr>
           <w:lang w:val="en-US"/>
         </w:rPr>
         <w:t>AnimateMoveFigure</w:t>
       </w:r>
+      <w:proofErr w:type="spellEnd"/>
       <w:r>
         <w:t>(</w:t>
       </w:r>
+      <w:proofErr w:type="spellStart"/>
       <w:r>
         <w:rPr>
           <w:lang w:val="en-US"/>
         </w:rPr>
         <w:t>FigureView</w:t>
       </w:r>
+      <w:proofErr w:type="spellEnd"/>
       <w:r>
         <w:t xml:space="preserve">, </w:t>
       </w:r>
@@ -8037,76 +8495,179 @@
         <w:t>3&gt;)</w:t>
       </w:r>
       <w:r>
-        <w:t xml:space="preserve"> – анимирует фигуру при ходе.</w:t>
+        <w:t xml:space="preserve"> – анимирует фигуру при ходе</w:t>
+      </w:r>
+      <w:r>
+        <w:t>;</w:t>
       </w:r>
       <w:r>
         <w:br/>
         <w:t>-</w:t>
       </w:r>
-      <w:r>
-        <w:t>void OnClicked(FigureView figureView)</w:t>
+      <w:proofErr w:type="spellStart"/>
+      <w:r>
+        <w:t>void</w:t>
+      </w:r>
+      <w:proofErr w:type="spellEnd"/>
+      <w:r>
+        <w:t xml:space="preserve"> </w:t>
+      </w:r>
+      <w:proofErr w:type="spellStart"/>
+      <w:r>
+        <w:t>OnClicked</w:t>
+      </w:r>
+      <w:proofErr w:type="spellEnd"/>
+      <w:r>
+        <w:t>(</w:t>
+      </w:r>
+      <w:proofErr w:type="spellStart"/>
+      <w:r>
+        <w:t>FigureView</w:t>
+      </w:r>
+      <w:proofErr w:type="spellEnd"/>
+      <w:r>
+        <w:t xml:space="preserve"> </w:t>
+      </w:r>
+      <w:proofErr w:type="spellStart"/>
+      <w:r>
+        <w:t>figureView</w:t>
+      </w:r>
+      <w:proofErr w:type="spellEnd"/>
+      <w:r>
+        <w:t>)</w:t>
       </w:r>
       <w:r>
         <w:t xml:space="preserve"> – вызывает методы </w:t>
       </w:r>
+      <w:proofErr w:type="spellStart"/>
       <w:r>
         <w:rPr>
           <w:lang w:val="en-US"/>
         </w:rPr>
         <w:t>GameController</w:t>
       </w:r>
+      <w:proofErr w:type="spellEnd"/>
       <w:r>
         <w:t xml:space="preserve"> </w:t>
       </w:r>
       <w:r>
-        <w:t>для отрисовки подсказок, опускает последнюю выбранную фигуру и поднимает текущую.</w:t>
+        <w:t>для отрисовки подсказок, опускает последнюю выбранную фигуру и поднимает текущую</w:t>
+      </w:r>
+      <w:r>
+        <w:t>;</w:t>
       </w:r>
       <w:r>
         <w:br/>
         <w:t>-</w:t>
       </w:r>
-      <w:r>
-        <w:t>void OnBoxColiders(int)</w:t>
-      </w:r>
-      <w:r>
-        <w:t xml:space="preserve"> – включает боксы коллизии фигур определенного игрока. Так игрок сможет выбрать фигуру для хода.</w:t>
+      <w:proofErr w:type="spellStart"/>
+      <w:r>
+        <w:t>void</w:t>
+      </w:r>
+      <w:proofErr w:type="spellEnd"/>
+      <w:r>
+        <w:t xml:space="preserve"> </w:t>
+      </w:r>
+      <w:proofErr w:type="spellStart"/>
+      <w:r>
+        <w:t>OnBoxColiders</w:t>
+      </w:r>
+      <w:proofErr w:type="spellEnd"/>
+      <w:r>
+        <w:t>(</w:t>
+      </w:r>
+      <w:proofErr w:type="spellStart"/>
+      <w:r>
+        <w:t>int</w:t>
+      </w:r>
+      <w:proofErr w:type="spellEnd"/>
+      <w:r>
+        <w:t>)</w:t>
+      </w:r>
+      <w:r>
+        <w:t xml:space="preserve"> – включает боксы коллизии фигур определенного игрока. Так игрок сможет выбрать фигуру для хода</w:t>
+      </w:r>
+      <w:r>
+        <w:t>;</w:t>
       </w:r>
       <w:r>
         <w:br/>
         <w:t>-</w:t>
       </w:r>
-      <w:r>
-        <w:t>void EatFigureView(Figure, Map)</w:t>
-      </w:r>
-      <w:r>
-        <w:t xml:space="preserve"> – съедение фигуры. Уничтожает игровой объект фигуры и удаляет ее из списка.</w:t>
+      <w:proofErr w:type="spellStart"/>
+      <w:r>
+        <w:t>void</w:t>
+      </w:r>
+      <w:proofErr w:type="spellEnd"/>
+      <w:r>
+        <w:t xml:space="preserve"> </w:t>
+      </w:r>
+      <w:proofErr w:type="spellStart"/>
+      <w:proofErr w:type="gramStart"/>
+      <w:r>
+        <w:t>EatFigureView</w:t>
+      </w:r>
+      <w:proofErr w:type="spellEnd"/>
+      <w:r>
+        <w:t>(</w:t>
+      </w:r>
+      <w:proofErr w:type="spellStart"/>
+      <w:proofErr w:type="gramEnd"/>
+      <w:r>
+        <w:t>Figure</w:t>
+      </w:r>
+      <w:proofErr w:type="spellEnd"/>
+      <w:r>
+        <w:t xml:space="preserve">, </w:t>
+      </w:r>
+      <w:proofErr w:type="spellStart"/>
+      <w:r>
+        <w:t>Map</w:t>
+      </w:r>
+      <w:proofErr w:type="spellEnd"/>
+      <w:r>
+        <w:t>)</w:t>
+      </w:r>
+      <w:r>
+        <w:t xml:space="preserve"> – съедение фигуры. Уничтожает игровой объект фигуры и удаляет ее из списка</w:t>
+      </w:r>
+      <w:r>
+        <w:t>;</w:t>
       </w:r>
       <w:r>
         <w:br/>
         <w:t>-</w:t>
       </w:r>
-      <w:r>
-        <w:t>void DestroyAll()</w:t>
+      <w:proofErr w:type="spellStart"/>
+      <w:r>
+        <w:t>void</w:t>
+      </w:r>
+      <w:proofErr w:type="spellEnd"/>
+      <w:r>
+        <w:t xml:space="preserve"> </w:t>
+      </w:r>
+      <w:proofErr w:type="spellStart"/>
+      <w:proofErr w:type="gramStart"/>
+      <w:r>
+        <w:t>DestroyAll</w:t>
+      </w:r>
+      <w:proofErr w:type="spellEnd"/>
+      <w:r>
+        <w:t>(</w:t>
+      </w:r>
+      <w:proofErr w:type="gramEnd"/>
+      <w:r>
+        <w:t>)</w:t>
       </w:r>
       <w:r>
         <w:t xml:space="preserve"> – уничтожает все игровые объекты фигур.</w:t>
       </w:r>
-      <w:r>
-        <w:br/>
-      </w:r>
     </w:p>
     <w:p>
       <w:pPr>
         <w:pStyle w:val="af2"/>
-        <w:ind w:left="360" w:firstLine="0"/>
-      </w:pPr>
-      <w:r>
-        <w:rPr>
-          <w:b/>
-          <w:bCs/>
-        </w:rPr>
-        <w:t>-</w:t>
-      </w:r>
+      </w:pPr>
+      <w:proofErr w:type="spellStart"/>
       <w:r>
         <w:rPr>
           <w:b/>
@@ -8115,6 +8676,7 @@
         </w:rPr>
         <w:t>CameraController</w:t>
       </w:r>
+      <w:proofErr w:type="spellEnd"/>
       <w:r>
         <w:rPr>
           <w:b/>
@@ -8134,14 +8696,23 @@
         <w:t>-Ссылку на главную камеру</w:t>
       </w:r>
       <w:r>
+        <w:t>;</w:t>
+      </w:r>
+      <w:r>
         <w:br/>
         <w:t>-Список игровых камер</w:t>
       </w:r>
       <w:r>
+        <w:t>;</w:t>
+      </w:r>
+      <w:r>
         <w:br/>
         <w:t>-Ссылку на треки по которым передвигаются игровые камеры</w:t>
       </w:r>
       <w:r>
+        <w:t>.</w:t>
+      </w:r>
+      <w:r>
         <w:br/>
         <w:t>Основные методы:</w:t>
       </w:r>
@@ -8149,24 +8720,65 @@
         <w:br/>
         <w:t>-</w:t>
       </w:r>
-      <w:r>
-        <w:t>SwitchCameraWithDelay(CameraViewType )</w:t>
-      </w:r>
-      <w:r>
-        <w:t xml:space="preserve"> – меняет игровую камеру.</w:t>
+      <w:proofErr w:type="spellStart"/>
+      <w:proofErr w:type="gramStart"/>
+      <w:r>
+        <w:t>SwitchCameraWithDelay</w:t>
+      </w:r>
+      <w:proofErr w:type="spellEnd"/>
+      <w:r>
+        <w:t>(</w:t>
+      </w:r>
+      <w:proofErr w:type="spellStart"/>
+      <w:proofErr w:type="gramEnd"/>
+      <w:r>
+        <w:t>CameraViewType</w:t>
+      </w:r>
+      <w:proofErr w:type="spellEnd"/>
+      <w:r>
+        <w:t xml:space="preserve"> )</w:t>
+      </w:r>
+      <w:r>
+        <w:t xml:space="preserve"> – меняет игровую камеру</w:t>
+      </w:r>
+      <w:r>
+        <w:t>;</w:t>
       </w:r>
       <w:r>
         <w:br/>
         <w:t>-</w:t>
       </w:r>
       <w:r>
-        <w:t xml:space="preserve"> void ChangeCamersRotation(float)</w:t>
+        <w:t xml:space="preserve"> </w:t>
+      </w:r>
+      <w:proofErr w:type="spellStart"/>
+      <w:r>
+        <w:t>void</w:t>
+      </w:r>
+      <w:proofErr w:type="spellEnd"/>
+      <w:r>
+        <w:t xml:space="preserve"> </w:t>
+      </w:r>
+      <w:proofErr w:type="spellStart"/>
+      <w:r>
+        <w:t>ChangeCamersRotation</w:t>
+      </w:r>
+      <w:proofErr w:type="spellEnd"/>
+      <w:r>
+        <w:t>(</w:t>
+      </w:r>
+      <w:proofErr w:type="spellStart"/>
+      <w:r>
+        <w:t>float</w:t>
+      </w:r>
+      <w:proofErr w:type="spellEnd"/>
+      <w:r>
+        <w:t>)</w:t>
       </w:r>
       <w:r>
         <w:t xml:space="preserve"> – передвигает игровые камеры по треку. В игре изменяется угол наклона камер над доской.</w:t>
       </w:r>
     </w:p>
-    <w:p/>
     <w:p>
       <w:pPr>
         <w:pStyle w:val="2"/>
@@ -8181,7 +8793,7 @@
           <w:szCs w:val="28"/>
         </w:rPr>
       </w:pPr>
-      <w:bookmarkStart w:id="47" w:name="_Toc109840855"/>
+      <w:bookmarkStart w:id="48" w:name="_Toc109840855"/>
       <w:r>
         <w:rPr>
           <w:rFonts w:ascii="Times New Roman" w:hAnsi="Times New Roman" w:cs="Times New Roman"/>
@@ -8191,14 +8803,22 @@
         </w:rPr>
         <w:t>Представление</w:t>
       </w:r>
-      <w:bookmarkEnd w:id="47"/>
+      <w:bookmarkEnd w:id="48"/>
     </w:p>
     <w:p>
       <w:pPr>
         <w:pStyle w:val="af2"/>
       </w:pPr>
       <w:r>
-        <w:t xml:space="preserve">Слой представления отвечает за визуализацию элементов игры. В Unity Engine все игровые объекты </w:t>
+        <w:t xml:space="preserve">Слой представления отвечает за визуализацию элементов игры. В </w:t>
+      </w:r>
+      <w:proofErr w:type="spellStart"/>
+      <w:r>
+        <w:t>Unity</w:t>
+      </w:r>
+      <w:proofErr w:type="spellEnd"/>
+      <w:r>
+        <w:t xml:space="preserve"> Engine все игровые объекты </w:t>
       </w:r>
       <w:r>
         <w:t>–</w:t>
@@ -8212,12 +8832,14 @@
       <w:r>
         <w:t xml:space="preserve">- </w:t>
       </w:r>
+      <w:proofErr w:type="spellStart"/>
       <w:r>
         <w:rPr>
           <w:lang w:val="en-US"/>
         </w:rPr>
         <w:t>Transoform</w:t>
       </w:r>
+      <w:proofErr w:type="spellEnd"/>
       <w:r>
         <w:t xml:space="preserve"> </w:t>
       </w:r>
@@ -8225,14 +8847,22 @@
         <w:t>–</w:t>
       </w:r>
       <w:r>
-        <w:t xml:space="preserve"> компонент, содержащий данные о положении и повороте игрового объекта в сцене.</w:t>
+        <w:t xml:space="preserve"> компонент, содержащий данные о положении и повороте игрового объекта в сцене</w:t>
+      </w:r>
+      <w:r>
+        <w:t>;</w:t>
       </w:r>
       <w:r>
         <w:br/>
       </w:r>
       <w:r>
-        <w:t>- Mesh</w:t>
-      </w:r>
+        <w:t xml:space="preserve">- </w:t>
+      </w:r>
+      <w:proofErr w:type="spellStart"/>
+      <w:r>
+        <w:t>Mesh</w:t>
+      </w:r>
+      <w:proofErr w:type="spellEnd"/>
       <w:r>
         <w:rPr>
           <w:lang w:val="en-US"/>
@@ -8261,17 +8891,22 @@
         <w:t>модели</w:t>
       </w:r>
       <w:r>
+        <w:t>;</w:t>
+      </w:r>
+      <w:r>
         <w:br/>
       </w:r>
       <w:r>
         <w:t xml:space="preserve">- </w:t>
       </w:r>
+      <w:proofErr w:type="spellStart"/>
       <w:r>
         <w:rPr>
           <w:lang w:val="en-US"/>
         </w:rPr>
         <w:t>BoxCollider</w:t>
       </w:r>
+      <w:proofErr w:type="spellEnd"/>
       <w:r>
         <w:t xml:space="preserve"> </w:t>
       </w:r>
@@ -8279,7 +8914,10 @@
         <w:t>–</w:t>
       </w:r>
       <w:r>
-        <w:t xml:space="preserve"> компонент, добавляющий объекту коллизию. Данный компонент реагирует на пользовательский ввод, распознавая клики по объектам.</w:t>
+        <w:t xml:space="preserve"> компонент, добавляющий объекту коллизию. Данный компонент реагирует на пользовательский ввод, распознавая клики по объектам</w:t>
+      </w:r>
+      <w:r>
+        <w:t>;</w:t>
       </w:r>
       <w:r>
         <w:br/>
@@ -8312,11 +8950,7 @@
         <w:t xml:space="preserve"> </w:t>
       </w:r>
       <w:r>
-        <w:t xml:space="preserve">код, реализующий определенное поведение игрового объекта. Классы здесь </w:t>
-      </w:r>
-      <w:r>
-        <w:lastRenderedPageBreak/>
-        <w:t xml:space="preserve">наследуются от </w:t>
+        <w:t xml:space="preserve">код, реализующий определенное поведение игрового объекта. Классы здесь наследуются от </w:t>
       </w:r>
       <w:r>
         <w:rPr>
@@ -8327,12 +8961,14 @@
       <w:r>
         <w:t xml:space="preserve"> </w:t>
       </w:r>
+      <w:proofErr w:type="spellStart"/>
       <w:r>
         <w:rPr>
           <w:lang w:val="en-US"/>
         </w:rPr>
         <w:t>GameObject</w:t>
       </w:r>
+      <w:proofErr w:type="spellEnd"/>
       <w:r>
         <w:t>, что позволяет из кода обращаться к другим компонентам и изменять в них данные.</w:t>
       </w:r>
@@ -8345,7 +8981,6 @@
         <w:t>Уровень представления связан с уровнем контроллеров. Игровые объекты имеют ссылку на одноименный контроллер, который обрабатывает клики игрока по ним.</w:t>
       </w:r>
     </w:p>
-    <w:p/>
     <w:p>
       <w:pPr>
         <w:pStyle w:val="3"/>
@@ -8360,7 +8995,7 @@
           <w:szCs w:val="28"/>
         </w:rPr>
       </w:pPr>
-      <w:bookmarkStart w:id="48" w:name="_Toc109840856"/>
+      <w:bookmarkStart w:id="49" w:name="_Toc109840856"/>
       <w:r>
         <w:rPr>
           <w:rFonts w:ascii="Times New Roman" w:hAnsi="Times New Roman" w:cs="Times New Roman"/>
@@ -8368,9 +9003,10 @@
           <w:sz w:val="28"/>
           <w:szCs w:val="28"/>
         </w:rPr>
+        <w:lastRenderedPageBreak/>
         <w:t>Структура модуля</w:t>
       </w:r>
-      <w:bookmarkEnd w:id="48"/>
+      <w:bookmarkEnd w:id="49"/>
     </w:p>
     <w:p>
       <w:pPr>
@@ -8421,7 +9057,7 @@
           <w:szCs w:val="28"/>
         </w:rPr>
       </w:pPr>
-      <w:bookmarkStart w:id="49" w:name="_Toc109840857"/>
+      <w:bookmarkStart w:id="50" w:name="_Toc109840857"/>
       <w:r>
         <w:rPr>
           <w:rFonts w:ascii="Times New Roman" w:hAnsi="Times New Roman" w:cs="Times New Roman"/>
@@ -8431,15 +9067,13 @@
         </w:rPr>
         <w:t>Основные классы</w:t>
       </w:r>
-      <w:bookmarkEnd w:id="49"/>
+      <w:bookmarkEnd w:id="50"/>
     </w:p>
     <w:p>
       <w:pPr>
         <w:pStyle w:val="af2"/>
       </w:pPr>
-      <w:r>
-        <w:t>-</w:t>
-      </w:r>
+      <w:proofErr w:type="spellStart"/>
       <w:r>
         <w:rPr>
           <w:b/>
@@ -8448,6 +9082,7 @@
         </w:rPr>
         <w:t>CellView</w:t>
       </w:r>
+      <w:proofErr w:type="spellEnd"/>
       <w:r>
         <w:rPr>
           <w:b/>
@@ -8490,25 +9125,27 @@
         <w:t>игрового объекта</w:t>
       </w:r>
       <w:r>
-        <w:t>.</w:t>
+        <w:t>;</w:t>
       </w:r>
       <w:r>
         <w:br/>
         <w:t>-Ссылка на игровой объект подсказки</w:t>
       </w:r>
       <w:r>
-        <w:t>.</w:t>
+        <w:t>;</w:t>
       </w:r>
       <w:r>
         <w:br/>
         <w:t xml:space="preserve">-Ссылка на </w:t>
       </w:r>
+      <w:proofErr w:type="spellStart"/>
       <w:r>
         <w:rPr>
           <w:lang w:val="en-US"/>
         </w:rPr>
         <w:t>CellController</w:t>
       </w:r>
+      <w:proofErr w:type="spellEnd"/>
       <w:r>
         <w:t>.</w:t>
       </w:r>
@@ -8537,12 +9174,14 @@
       <w:r>
         <w:t xml:space="preserve"> </w:t>
       </w:r>
+      <w:proofErr w:type="spellStart"/>
       <w:r>
         <w:rPr>
           <w:lang w:val="en-US"/>
         </w:rPr>
         <w:t>ChangeColor</w:t>
       </w:r>
+      <w:proofErr w:type="spellEnd"/>
       <w:r>
         <w:t>(</w:t>
       </w:r>
@@ -8556,7 +9195,10 @@
         <w:t xml:space="preserve">) </w:t>
       </w:r>
       <w:r>
-        <w:t>– изменяет цвет клетки.</w:t>
+        <w:t>– изменяет цвет клетки</w:t>
+      </w:r>
+      <w:r>
+        <w:t>;</w:t>
       </w:r>
       <w:r>
         <w:br/>
@@ -8571,12 +9213,14 @@
       <w:r>
         <w:t xml:space="preserve"> </w:t>
       </w:r>
+      <w:proofErr w:type="spellStart"/>
       <w:r>
         <w:rPr>
           <w:lang w:val="en-US"/>
         </w:rPr>
         <w:t>ShowPrompt</w:t>
       </w:r>
+      <w:proofErr w:type="spellEnd"/>
       <w:r>
         <w:t xml:space="preserve">() </w:t>
       </w:r>
@@ -8587,7 +9231,10 @@
         <w:t xml:space="preserve"> </w:t>
       </w:r>
       <w:r>
-        <w:t>включает подсказку в клетке.</w:t>
+        <w:t>включает подсказку в клетке</w:t>
+      </w:r>
+      <w:r>
+        <w:t>;</w:t>
       </w:r>
       <w:r>
         <w:br/>
@@ -8602,12 +9249,14 @@
       <w:r>
         <w:t xml:space="preserve"> </w:t>
       </w:r>
+      <w:proofErr w:type="spellStart"/>
       <w:r>
         <w:rPr>
           <w:lang w:val="en-US"/>
         </w:rPr>
         <w:t>HidePrompt</w:t>
       </w:r>
+      <w:proofErr w:type="spellEnd"/>
       <w:r>
         <w:t xml:space="preserve">() </w:t>
       </w:r>
@@ -8618,7 +9267,10 @@
         <w:t xml:space="preserve"> </w:t>
       </w:r>
       <w:r>
-        <w:t>выключает подсказку.</w:t>
+        <w:t>выключает подсказку</w:t>
+      </w:r>
+      <w:r>
+        <w:t>;</w:t>
       </w:r>
       <w:r>
         <w:br/>
@@ -8635,12 +9287,14 @@
       <w:r>
         <w:t xml:space="preserve"> </w:t>
       </w:r>
+      <w:proofErr w:type="spellStart"/>
       <w:r>
         <w:rPr>
           <w:lang w:val="en-US"/>
         </w:rPr>
         <w:t>OnBoxCollider</w:t>
       </w:r>
+      <w:proofErr w:type="spellEnd"/>
       <w:r>
         <w:t xml:space="preserve"> </w:t>
       </w:r>
@@ -8662,29 +9316,22 @@
       <w:r>
         <w:t xml:space="preserve"> </w:t>
       </w:r>
+      <w:proofErr w:type="spellStart"/>
       <w:r>
         <w:rPr>
           <w:lang w:val="en-US"/>
         </w:rPr>
-        <w:t>Off</w:t>
-      </w:r>
-      <w:r>
-        <w:rPr>
-          <w:lang w:val="en-US"/>
-        </w:rPr>
-        <w:t>BoxCollider</w:t>
-      </w:r>
+        <w:t>OffBoxCollider</w:t>
+      </w:r>
+      <w:proofErr w:type="spellEnd"/>
       <w:r>
         <w:t xml:space="preserve"> </w:t>
       </w:r>
       <w:r>
-        <w:t>– в</w:t>
-      </w:r>
-      <w:r>
-        <w:t>ы</w:t>
-      </w:r>
-      <w:r>
-        <w:t>ключает бокс коллизии клетки.</w:t>
+        <w:t>– выключает бокс коллизии клетки</w:t>
+      </w:r>
+      <w:r>
+        <w:t>;</w:t>
       </w:r>
       <w:r>
         <w:br/>
@@ -8699,12 +9346,14 @@
       <w:r>
         <w:t xml:space="preserve"> </w:t>
       </w:r>
+      <w:proofErr w:type="spellStart"/>
       <w:r>
         <w:rPr>
           <w:lang w:val="en-US"/>
         </w:rPr>
         <w:t>OnMouseUp</w:t>
       </w:r>
+      <w:proofErr w:type="spellEnd"/>
       <w:r>
         <w:t xml:space="preserve">() </w:t>
       </w:r>
@@ -8722,29 +9371,19 @@
       <w:pPr>
         <w:pStyle w:val="af2"/>
       </w:pPr>
-      <w:r>
-        <w:t>-</w:t>
-      </w:r>
+      <w:proofErr w:type="spellStart"/>
       <w:r>
         <w:rPr>
           <w:b/>
           <w:bCs/>
-          <w:lang w:val="en-US"/>
-        </w:rPr>
-        <w:t>Figure</w:t>
-      </w:r>
+        </w:rPr>
+        <w:t>FigureView</w:t>
+      </w:r>
+      <w:proofErr w:type="spellEnd"/>
       <w:r>
         <w:rPr>
           <w:b/>
           <w:bCs/>
-          <w:lang w:val="en-US"/>
-        </w:rPr>
-        <w:t>View</w:t>
-      </w:r>
-      <w:r>
-        <w:rPr>
-          <w:b/>
-          <w:bCs/>
         </w:rPr>
         <w:t xml:space="preserve"> – </w:t>
       </w:r>
@@ -8757,7 +9396,10 @@
       </w:r>
       <w:r>
         <w:br/>
-        <w:t>-Ссылки на компоненты игрового объекта.</w:t>
+        <w:t>-Ссылки на компоненты игрового объекта</w:t>
+      </w:r>
+      <w:r>
+        <w:t>;</w:t>
       </w:r>
       <w:r>
         <w:br/>
@@ -8767,13 +9409,20 @@
         <w:t>Тип фигуры</w:t>
       </w:r>
       <w:r>
+        <w:t>;</w:t>
+      </w:r>
+      <w:r>
         <w:br/>
         <w:t>-Номер игрока</w:t>
       </w:r>
       <w:r>
+        <w:t>;</w:t>
+      </w:r>
+      <w:r>
         <w:br/>
         <w:t xml:space="preserve">-Ссылка на </w:t>
       </w:r>
+      <w:proofErr w:type="spellStart"/>
       <w:r>
         <w:rPr>
           <w:lang w:val="en-US"/>
@@ -8786,6 +9435,7 @@
         </w:rPr>
         <w:t>Controller</w:t>
       </w:r>
+      <w:proofErr w:type="spellEnd"/>
       <w:r>
         <w:t>.</w:t>
       </w:r>
@@ -8850,7 +9500,10 @@
         <w:t xml:space="preserve"> </w:t>
       </w:r>
       <w:r>
-        <w:t>игровой объект фигуры.</w:t>
+        <w:t>игровой объект фигуры</w:t>
+      </w:r>
+      <w:r>
+        <w:t>;</w:t>
       </w:r>
       <w:r>
         <w:br/>
@@ -8878,10 +9531,12 @@
         <w:t>– опускает игровой объект фигуры</w:t>
       </w:r>
       <w:r>
+        <w:t>;</w:t>
+      </w:r>
+      <w:r>
         <w:br/>
       </w:r>
       <w:r>
-        <w:lastRenderedPageBreak/>
         <w:t xml:space="preserve">- </w:t>
       </w:r>
       <w:r>
@@ -8893,12 +9548,14 @@
       <w:r>
         <w:t xml:space="preserve"> </w:t>
       </w:r>
+      <w:proofErr w:type="spellStart"/>
       <w:r>
         <w:rPr>
           <w:lang w:val="en-US"/>
         </w:rPr>
         <w:t>SetBoxCollider</w:t>
       </w:r>
+      <w:proofErr w:type="spellEnd"/>
       <w:r>
         <w:t>(</w:t>
       </w:r>
@@ -8915,18 +9572,23 @@
         <w:t xml:space="preserve"> </w:t>
       </w:r>
       <w:r>
-        <w:t>– устанавливает состояние бокса коллизии.</w:t>
+        <w:t>– устанавливает состояние бокса коллизии</w:t>
+      </w:r>
+      <w:r>
+        <w:t>;</w:t>
       </w:r>
       <w:r>
         <w:br/>
         <w:t>-</w:t>
       </w:r>
+      <w:proofErr w:type="spellStart"/>
       <w:r>
         <w:rPr>
           <w:lang w:val="en-US"/>
         </w:rPr>
         <w:t>OnMouseUp</w:t>
       </w:r>
+      <w:proofErr w:type="spellEnd"/>
       <w:r>
         <w:t xml:space="preserve">() </w:t>
       </w:r>
@@ -8942,8 +9604,14 @@
     </w:p>
     <w:p>
       <w:pPr>
-        <w:pStyle w:val="af2"/>
-      </w:pPr>
+        <w:rPr>
+          <w:rFonts w:ascii="Times New Roman" w:hAnsi="Times New Roman"/>
+          <w:sz w:val="24"/>
+        </w:rPr>
+      </w:pPr>
+      <w:r>
+        <w:br w:type="page"/>
+      </w:r>
     </w:p>
     <w:p>
       <w:pPr>
@@ -8959,7 +9627,7 @@
           <w:szCs w:val="28"/>
         </w:rPr>
       </w:pPr>
-      <w:bookmarkStart w:id="50" w:name="_Toc109840858"/>
+      <w:bookmarkStart w:id="51" w:name="_Toc109840858"/>
       <w:r>
         <w:rPr>
           <w:rFonts w:ascii="Times New Roman" w:hAnsi="Times New Roman" w:cs="Times New Roman"/>
@@ -8967,11 +9635,16 @@
           <w:sz w:val="28"/>
           <w:szCs w:val="28"/>
         </w:rPr>
+        <w:lastRenderedPageBreak/>
         <w:t>Алгоритмы игровой логики</w:t>
       </w:r>
-      <w:bookmarkEnd w:id="50"/>
-    </w:p>
-    <w:p>
+      <w:bookmarkEnd w:id="51"/>
+    </w:p>
+    <w:p/>
+    <w:p>
+      <w:pPr>
+        <w:pStyle w:val="af2"/>
+      </w:pPr>
       <w:r>
         <w:t xml:space="preserve">Алгоритмы обработки захвата территории, </w:t>
       </w:r>
@@ -9011,7 +9684,7 @@
         </w:rPr>
         <w:t xml:space="preserve"> </w:t>
       </w:r>
-      <w:bookmarkStart w:id="51" w:name="_Toc109840859"/>
+      <w:bookmarkStart w:id="52" w:name="_Toc109840859"/>
       <w:r>
         <w:rPr>
           <w:rFonts w:ascii="Times New Roman" w:hAnsi="Times New Roman" w:cs="Times New Roman"/>
@@ -9021,8 +9694,255 @@
         </w:rPr>
         <w:t>Фигуры</w:t>
       </w:r>
-      <w:bookmarkEnd w:id="51"/>
-    </w:p>
+      <w:bookmarkEnd w:id="52"/>
+    </w:p>
+    <w:p>
+      <w:pPr>
+        <w:pStyle w:val="af2"/>
+      </w:pPr>
+      <w:r>
+        <w:t>Король – алгоритм просчёта всех доступных ходов самый легкий для Короля, так как он может наступить на любую клетку, в которой нет фигуры и которая не перекрашена в цвет другого игрока. Здесь просто запускается цикл по всей карте делается проверка на незанята ли клетка и может ли Король наступить на клетку, подробнее на блок-схеме где-то там.</w:t>
+      </w:r>
+    </w:p>
+    <w:p>
+      <w:pPr>
+        <w:pStyle w:val="af2"/>
+      </w:pPr>
+      <w:r>
+        <w:t xml:space="preserve">Пешка – алгоритм просчёта тоже легкий, нужно просто запустить цикл от -1 до 1 по Х </w:t>
+      </w:r>
+      <w:proofErr w:type="gramStart"/>
+      <w:r>
+        <w:t>и У</w:t>
+      </w:r>
+      <w:proofErr w:type="gramEnd"/>
+      <w:r>
+        <w:t xml:space="preserve"> позиции фигуры, проверить на выход за пределы, но проверять если там фигура не надо, так как пешка может </w:t>
+      </w:r>
+      <w:proofErr w:type="spellStart"/>
+      <w:r>
+        <w:t>килять</w:t>
+      </w:r>
+      <w:proofErr w:type="spellEnd"/>
+      <w:r>
+        <w:t xml:space="preserve"> другие фигуры, но надо сделать проверку чтобы свою фигуру не съели, подробнее на блок-схеме где-то там.</w:t>
+      </w:r>
+    </w:p>
+    <w:p>
+      <w:pPr>
+        <w:pStyle w:val="af2"/>
+      </w:pPr>
+      <w:r>
+        <w:t xml:space="preserve">Конь – он </w:t>
+      </w:r>
+      <w:proofErr w:type="spellStart"/>
+      <w:r>
+        <w:t>кароче</w:t>
+      </w:r>
+      <w:proofErr w:type="spellEnd"/>
+      <w:r>
+        <w:t xml:space="preserve"> ходит </w:t>
+      </w:r>
+      <w:proofErr w:type="spellStart"/>
+      <w:r>
+        <w:t>чото</w:t>
+      </w:r>
+      <w:proofErr w:type="spellEnd"/>
+      <w:r>
+        <w:t xml:space="preserve"> вот как-то по такой логике</w:t>
+      </w:r>
+      <w:r>
+        <w:t xml:space="preserve"> на рисунке 4.1.</w:t>
+      </w:r>
+    </w:p>
+    <w:p>
+      <w:pPr>
+        <w:keepNext/>
+        <w:jc w:val="center"/>
+      </w:pPr>
+      <w:r>
+        <w:rPr>
+          <w:b/>
+          <w:bCs/>
+          <w:noProof/>
+        </w:rPr>
+        <w:drawing>
+          <wp:inline distT="0" distB="0" distL="0" distR="0" wp14:anchorId="491ADF7C" wp14:editId="1DF0CCA6">
+            <wp:extent cx="3921210" cy="4078410"/>
+            <wp:effectExtent l="0" t="0" r="0" b="0"/>
+            <wp:docPr id="19" name="Рисунок 19"/>
+            <wp:cNvGraphicFramePr>
+              <a:graphicFrameLocks xmlns:a="http://schemas.openxmlformats.org/drawingml/2006/main" noChangeAspect="1"/>
+            </wp:cNvGraphicFramePr>
+            <a:graphic xmlns:a="http://schemas.openxmlformats.org/drawingml/2006/main">
+              <a:graphicData uri="http://schemas.openxmlformats.org/drawingml/2006/picture">
+                <pic:pic xmlns:pic="http://schemas.openxmlformats.org/drawingml/2006/picture">
+                  <pic:nvPicPr>
+                    <pic:cNvPr id="0" name="Picture 1"/>
+                    <pic:cNvPicPr>
+                      <a:picLocks noChangeAspect="1" noChangeArrowheads="1"/>
+                    </pic:cNvPicPr>
+                  </pic:nvPicPr>
+                  <pic:blipFill>
+                    <a:blip r:embed="rId14" cstate="print">
+                      <a:extLst>
+                        <a:ext uri="{28A0092B-C50C-407E-A947-70E740481C1C}">
+                          <a14:useLocalDpi xmlns:a14="http://schemas.microsoft.com/office/drawing/2010/main" val="0"/>
+                        </a:ext>
+                      </a:extLst>
+                    </a:blip>
+                    <a:srcRect/>
+                    <a:stretch>
+                      <a:fillRect/>
+                    </a:stretch>
+                  </pic:blipFill>
+                  <pic:spPr bwMode="auto">
+                    <a:xfrm>
+                      <a:off x="0" y="0"/>
+                      <a:ext cx="3948551" cy="4106847"/>
+                    </a:xfrm>
+                    <a:prstGeom prst="rect">
+                      <a:avLst/>
+                    </a:prstGeom>
+                    <a:noFill/>
+                    <a:ln>
+                      <a:noFill/>
+                    </a:ln>
+                  </pic:spPr>
+                </pic:pic>
+              </a:graphicData>
+            </a:graphic>
+          </wp:inline>
+        </w:drawing>
+      </w:r>
+    </w:p>
+    <w:p>
+      <w:pPr>
+        <w:pStyle w:val="af7"/>
+      </w:pPr>
+      <w:r>
+        <w:t xml:space="preserve">Рисунок </w:t>
+      </w:r>
+      <w:fldSimple w:instr=" STYLEREF 1 \s ">
+        <w:r>
+          <w:rPr>
+            <w:noProof/>
+          </w:rPr>
+          <w:t>4</w:t>
+        </w:r>
+      </w:fldSimple>
+      <w:r>
+        <w:t>.</w:t>
+      </w:r>
+      <w:fldSimple w:instr=" SEQ Рисунок \* ARABIC \s 1 ">
+        <w:r>
+          <w:rPr>
+            <w:noProof/>
+          </w:rPr>
+          <w:t>1</w:t>
+        </w:r>
+      </w:fldSimple>
+      <w:r>
+        <w:t>. - получение формулы для расчёта всех ходов Коня</w:t>
+      </w:r>
+    </w:p>
+    <w:p>
+      <w:pPr>
+        <w:pStyle w:val="af2"/>
+      </w:pPr>
+      <w:r>
+        <w:rPr>
+          <w:lang w:val="en-US"/>
+        </w:rPr>
+        <w:lastRenderedPageBreak/>
+        <w:t>Castle</w:t>
+      </w:r>
+      <w:r>
+        <w:t xml:space="preserve"> – запускается </w:t>
+      </w:r>
+      <w:proofErr w:type="spellStart"/>
+      <w:r>
+        <w:t>кароче</w:t>
+      </w:r>
+      <w:proofErr w:type="spellEnd"/>
+      <w:r>
+        <w:t xml:space="preserve"> </w:t>
+      </w:r>
+      <w:proofErr w:type="spellStart"/>
+      <w:r>
+        <w:t>рейкаст</w:t>
+      </w:r>
+      <w:proofErr w:type="spellEnd"/>
+      <w:r>
+        <w:t xml:space="preserve"> по вертикали и </w:t>
+      </w:r>
+      <w:r>
+        <w:t>горизонтали</w:t>
+      </w:r>
+    </w:p>
+    <w:p>
+      <w:pPr>
+        <w:pStyle w:val="af2"/>
+      </w:pPr>
+      <w:r>
+        <w:rPr>
+          <w:lang w:val="en-US"/>
+        </w:rPr>
+        <w:t>Bishop</w:t>
+      </w:r>
+      <w:r>
+        <w:t xml:space="preserve"> – запускается </w:t>
+      </w:r>
+      <w:proofErr w:type="spellStart"/>
+      <w:r>
+        <w:t>кароче</w:t>
+      </w:r>
+      <w:proofErr w:type="spellEnd"/>
+      <w:r>
+        <w:t xml:space="preserve"> </w:t>
+      </w:r>
+      <w:proofErr w:type="spellStart"/>
+      <w:r>
+        <w:t>рейкаст</w:t>
+      </w:r>
+      <w:proofErr w:type="spellEnd"/>
+      <w:r>
+        <w:t xml:space="preserve"> по диагоналям</w:t>
+      </w:r>
+    </w:p>
+    <w:p>
+      <w:pPr>
+        <w:pStyle w:val="af2"/>
+      </w:pPr>
+      <w:r>
+        <w:t xml:space="preserve">Королева – это </w:t>
+      </w:r>
+      <w:proofErr w:type="spellStart"/>
+      <w:r>
+        <w:t>кароче</w:t>
+      </w:r>
+      <w:proofErr w:type="spellEnd"/>
+      <w:r>
+        <w:t xml:space="preserve"> алгоритм Castle</w:t>
+      </w:r>
+      <w:r>
+        <w:t xml:space="preserve"> </w:t>
+      </w:r>
+      <w:r>
+        <w:t xml:space="preserve">+ </w:t>
+      </w:r>
+      <w:r>
+        <w:rPr>
+          <w:lang w:val="en-US"/>
+        </w:rPr>
+        <w:t>Bishop</w:t>
+      </w:r>
+      <w:r>
+        <w:t xml:space="preserve"> и всё</w:t>
+      </w:r>
+    </w:p>
+    <w:p/>
+    <w:p/>
     <w:p>
       <w:pPr>
         <w:pStyle w:val="2"/>
@@ -9043,11 +9963,10 @@
           <w:color w:val="auto"/>
           <w:sz w:val="28"/>
           <w:szCs w:val="28"/>
-          <w:lang w:val="en-US"/>
         </w:rPr>
         <w:t xml:space="preserve"> </w:t>
       </w:r>
-      <w:bookmarkStart w:id="52" w:name="_Toc109840860"/>
+      <w:bookmarkStart w:id="53" w:name="_Toc109840860"/>
       <w:r>
         <w:rPr>
           <w:rFonts w:ascii="Times New Roman" w:hAnsi="Times New Roman" w:cs="Times New Roman"/>
@@ -9057,7 +9976,7 @@
         </w:rPr>
         <w:t>Игровая доска</w:t>
       </w:r>
-      <w:bookmarkEnd w:id="52"/>
+      <w:bookmarkEnd w:id="53"/>
     </w:p>
     <w:p>
       <w:pPr>
@@ -9083,7 +10002,7 @@
         </w:rPr>
         <w:t xml:space="preserve"> </w:t>
       </w:r>
-      <w:bookmarkStart w:id="53" w:name="_Toc109840861"/>
+      <w:bookmarkStart w:id="54" w:name="_Toc109840861"/>
       <w:r>
         <w:rPr>
           <w:rFonts w:ascii="Times New Roman" w:hAnsi="Times New Roman" w:cs="Times New Roman"/>
@@ -9102,7 +10021,7 @@
         </w:rPr>
         <w:t>интеллекта</w:t>
       </w:r>
-      <w:bookmarkEnd w:id="53"/>
+      <w:bookmarkEnd w:id="54"/>
     </w:p>
     <w:p>
       <w:pPr>
@@ -9202,7 +10121,7 @@
           <w:szCs w:val="28"/>
         </w:rPr>
       </w:pPr>
-      <w:bookmarkStart w:id="54" w:name="_Toc109840862"/>
+      <w:bookmarkStart w:id="55" w:name="_Toc109840862"/>
       <w:r>
         <w:rPr>
           <w:rFonts w:ascii="Times New Roman" w:hAnsi="Times New Roman" w:cs="Times New Roman"/>
@@ -9212,7 +10131,7 @@
         </w:rPr>
         <w:t>Минимакс</w:t>
       </w:r>
-      <w:bookmarkEnd w:id="54"/>
+      <w:bookmarkEnd w:id="55"/>
     </w:p>
     <w:p>
       <w:pPr>
@@ -9259,7 +10178,77 @@
         <w:rPr>
           <w:lang w:val="en-US"/>
         </w:rPr>
-        <w:t>Eval = P1 * pricePaint + D1 * priceDark – (P2 * pricePaint + D2 * priceDark) + (F1 – F2) * priceKill, (1)</w:t>
+        <w:t xml:space="preserve">Eval = P1 * </w:t>
+      </w:r>
+      <w:proofErr w:type="spellStart"/>
+      <w:r>
+        <w:rPr>
+          <w:lang w:val="en-US"/>
+        </w:rPr>
+        <w:t>pricePaint</w:t>
+      </w:r>
+      <w:proofErr w:type="spellEnd"/>
+      <w:r>
+        <w:rPr>
+          <w:lang w:val="en-US"/>
+        </w:rPr>
+        <w:t xml:space="preserve"> + D1 * </w:t>
+      </w:r>
+      <w:proofErr w:type="spellStart"/>
+      <w:r>
+        <w:rPr>
+          <w:lang w:val="en-US"/>
+        </w:rPr>
+        <w:t>priceDark</w:t>
+      </w:r>
+      <w:proofErr w:type="spellEnd"/>
+      <w:r>
+        <w:rPr>
+          <w:lang w:val="en-US"/>
+        </w:rPr>
+        <w:t xml:space="preserve"> – (P2 * </w:t>
+      </w:r>
+      <w:proofErr w:type="spellStart"/>
+      <w:r>
+        <w:rPr>
+          <w:lang w:val="en-US"/>
+        </w:rPr>
+        <w:t>pricePaint</w:t>
+      </w:r>
+      <w:proofErr w:type="spellEnd"/>
+      <w:r>
+        <w:rPr>
+          <w:lang w:val="en-US"/>
+        </w:rPr>
+        <w:t xml:space="preserve"> + D2 * </w:t>
+      </w:r>
+      <w:proofErr w:type="spellStart"/>
+      <w:r>
+        <w:rPr>
+          <w:lang w:val="en-US"/>
+        </w:rPr>
+        <w:t>priceDark</w:t>
+      </w:r>
+      <w:proofErr w:type="spellEnd"/>
+      <w:r>
+        <w:rPr>
+          <w:lang w:val="en-US"/>
+        </w:rPr>
+        <w:t xml:space="preserve">) + (F1 – F2) * </w:t>
+      </w:r>
+      <w:proofErr w:type="spellStart"/>
+      <w:r>
+        <w:rPr>
+          <w:lang w:val="en-US"/>
+        </w:rPr>
+        <w:t>priceKill</w:t>
+      </w:r>
+      <w:proofErr w:type="spellEnd"/>
+      <w:r>
+        <w:rPr>
+          <w:lang w:val="en-US"/>
+        </w:rPr>
+        <w:t>, (1)</w:t>
       </w:r>
     </w:p>
     <w:p>
@@ -9268,14 +10257,71 @@
         <w:ind w:left="426" w:hanging="426"/>
       </w:pPr>
       <w:r>
+        <w:t xml:space="preserve">где </w:t>
+      </w:r>
+      <w:r>
+        <w:t>P</w:t>
+      </w:r>
+      <w:r>
+        <w:t xml:space="preserve">1 – Количество закрашенных клеток </w:t>
+      </w:r>
+      <w:r>
+        <w:rPr>
+          <w:lang w:val="en-US"/>
+        </w:rPr>
+        <w:t>AI</w:t>
+      </w:r>
+      <w:r>
+        <w:br/>
+      </w:r>
+      <w:r>
+        <w:t xml:space="preserve">P2 – Количество закрашенных клеток </w:t>
+      </w:r>
+      <w:r>
+        <w:t>остальными игроками</w:t>
+      </w:r>
+      <w:r>
+        <w:t>;</w:t>
+      </w:r>
+      <w:r>
+        <w:br/>
+      </w:r>
+      <w:r>
+        <w:t xml:space="preserve">D1 – Количество захваченных клеток </w:t>
+      </w:r>
+      <w:r>
+        <w:rPr>
+          <w:lang w:val="en-US"/>
+        </w:rPr>
+        <w:t>AI</w:t>
+      </w:r>
+      <w:r>
+        <w:t>;</w:t>
+      </w:r>
+      <w:r>
+        <w:t xml:space="preserve"> </w:t>
+      </w:r>
+      <w:r>
+        <w:br/>
+      </w:r>
+      <w:r>
         <w:lastRenderedPageBreak/>
-        <w:t xml:space="preserve">где </w:t>
-      </w:r>
-      <w:r>
-        <w:t>P</w:t>
-      </w:r>
-      <w:r>
-        <w:t xml:space="preserve">1 – Количество закрашенных клеток </w:t>
+        <w:t xml:space="preserve">D2 – Количество захваченных клеток </w:t>
+      </w:r>
+      <w:r>
+        <w:t>остальными игроками</w:t>
+      </w:r>
+      <w:r>
+        <w:t>;</w:t>
+      </w:r>
+      <w:r>
+        <w:tab/>
+      </w:r>
+      <w:r>
+        <w:br/>
+      </w:r>
+      <w:r>
+        <w:t xml:space="preserve">F1 – Количество фигур </w:t>
       </w:r>
       <w:r>
         <w:rPr>
@@ -9284,13 +10330,16 @@
         <w:t>AI</w:t>
       </w:r>
       <w:r>
+        <w:t>;</w:t>
+      </w:r>
+      <w:r>
         <w:br/>
       </w:r>
       <w:r>
-        <w:t xml:space="preserve">P2 – Количество закрашенных клеток </w:t>
-      </w:r>
-      <w:r>
-        <w:t>остальными игроками</w:t>
+        <w:t xml:space="preserve">F2 – Количество фигур </w:t>
+      </w:r>
+      <w:r>
+        <w:t>остальных игроков</w:t>
       </w:r>
       <w:r>
         <w:t>;</w:t>
@@ -9298,80 +10347,35 @@
       <w:r>
         <w:br/>
       </w:r>
-      <w:r>
-        <w:t xml:space="preserve">D1 – Количество захваченных клеток </w:t>
-      </w:r>
-      <w:r>
-        <w:rPr>
-          <w:lang w:val="en-US"/>
-        </w:rPr>
-        <w:t>AI</w:t>
-      </w:r>
-      <w:r>
-        <w:t>;</w:t>
-      </w:r>
-      <w:r>
-        <w:t xml:space="preserve"> </w:t>
+      <w:proofErr w:type="spellStart"/>
+      <w:r>
+        <w:t>pricePaint</w:t>
+      </w:r>
+      <w:proofErr w:type="spellEnd"/>
+      <w:r>
+        <w:t xml:space="preserve"> – цена за одну закрашенную клетку;</w:t>
       </w:r>
       <w:r>
         <w:br/>
       </w:r>
-      <w:r>
-        <w:t xml:space="preserve">D2 – Количество захваченных клеток </w:t>
-      </w:r>
-      <w:r>
-        <w:t>остальными игроками</w:t>
-      </w:r>
-      <w:r>
-        <w:t>;</w:t>
-      </w:r>
-      <w:r>
-        <w:tab/>
+      <w:proofErr w:type="spellStart"/>
+      <w:r>
+        <w:t>priceDark</w:t>
+      </w:r>
+      <w:proofErr w:type="spellEnd"/>
+      <w:r>
+        <w:t xml:space="preserve"> – цена за одну захваченную клетку;</w:t>
       </w:r>
       <w:r>
         <w:br/>
       </w:r>
-      <w:r>
-        <w:t xml:space="preserve">F1 – Количество фигур </w:t>
-      </w:r>
-      <w:r>
-        <w:rPr>
-          <w:lang w:val="en-US"/>
-        </w:rPr>
-        <w:t>AI</w:t>
-      </w:r>
-      <w:r>
-        <w:t>;</w:t>
-      </w:r>
-      <w:r>
-        <w:br/>
-      </w:r>
-      <w:r>
-        <w:t xml:space="preserve">F2 – Количество фигур </w:t>
-      </w:r>
-      <w:r>
-        <w:t>остальных игроков</w:t>
-      </w:r>
-      <w:r>
-        <w:t>;</w:t>
-      </w:r>
-      <w:r>
-        <w:br/>
-      </w:r>
-      <w:r>
-        <w:t>pricePaint – цена за одну закрашенную клетку;</w:t>
-      </w:r>
-      <w:r>
-        <w:br/>
-      </w:r>
-      <w:r>
-        <w:t>priceDark – цена за одну захваченную клетку;</w:t>
-      </w:r>
-      <w:r>
-        <w:br/>
-      </w:r>
-      <w:r>
-        <w:t>priceKill – цена за съедание одной фигуры;</w:t>
+      <w:proofErr w:type="spellStart"/>
+      <w:r>
+        <w:t>priceKill</w:t>
+      </w:r>
+      <w:proofErr w:type="spellEnd"/>
+      <w:r>
+        <w:t xml:space="preserve"> – цена за съедание одной фигуры;</w:t>
       </w:r>
     </w:p>
     <w:p>
@@ -9388,7 +10392,7 @@
           <w:szCs w:val="28"/>
         </w:rPr>
       </w:pPr>
-      <w:bookmarkStart w:id="55" w:name="_Toc109840863"/>
+      <w:bookmarkStart w:id="56" w:name="_Toc109840863"/>
       <w:r>
         <w:rPr>
           <w:rFonts w:ascii="Times New Roman" w:hAnsi="Times New Roman" w:cs="Times New Roman"/>
@@ -9398,14 +10402,22 @@
         </w:rPr>
         <w:t>Оптимизации</w:t>
       </w:r>
-      <w:bookmarkEnd w:id="55"/>
+      <w:bookmarkEnd w:id="56"/>
     </w:p>
     <w:p>
       <w:pPr>
         <w:pStyle w:val="af2"/>
       </w:pPr>
       <w:r>
-        <w:t>В проекте было применено две оптимизации - Альфа-Бетта и грубое отсечение на разных стадиях игры.</w:t>
+        <w:t>В проекте было применено две оптимизации - Альфа-</w:t>
+      </w:r>
+      <w:proofErr w:type="spellStart"/>
+      <w:r>
+        <w:t>Бетта</w:t>
+      </w:r>
+      <w:proofErr w:type="spellEnd"/>
+      <w:r>
+        <w:t xml:space="preserve"> и грубое отсечение на разных стадиях игры.</w:t>
       </w:r>
     </w:p>
     <w:p>
@@ -9413,7 +10425,15 @@
         <w:pStyle w:val="af2"/>
       </w:pPr>
       <w:r>
-        <w:t>Идея Альфа-Бетта отсечения заключается в том, что при оценивании ветви дерева можно досрочно прекратить вычисление, если понятно, что в любом случае значение этой ветви будет хуже, чем уже было найдено при расчете предыдущих ветвей. Так как отсечения происходит на каждом уровне, кроме последнего, количество рассматриваемых веток сильно сокращается.</w:t>
+        <w:t>Идея Альфа-</w:t>
+      </w:r>
+      <w:proofErr w:type="spellStart"/>
+      <w:r>
+        <w:t>Бетта</w:t>
+      </w:r>
+      <w:proofErr w:type="spellEnd"/>
+      <w:r>
+        <w:t xml:space="preserve"> отсечения заключается в том, что при оценивании ветви дерева можно досрочно прекратить вычисление, если понятно, что в любом случае значение этой ветви будет хуже, чем уже было найдено при расчете предыдущих ветвей. Так как отсечения происходит на каждом уровне, кроме последнего, количество рассматриваемых веток сильно сокращается.</w:t>
       </w:r>
     </w:p>
     <w:p>
@@ -9580,7 +10600,6 @@
               <w:ind w:firstLine="0"/>
             </w:pPr>
             <w:r>
-              <w:lastRenderedPageBreak/>
               <w:t>Середина</w:t>
             </w:r>
             <w:r>
@@ -10983,8 +12002,18 @@
                 <w:sz w:val="24"/>
                 <w:szCs w:val="24"/>
               </w:rPr>
-              <w:t>Минимакс + АльфаБета</w:t>
-            </w:r>
+              <w:t xml:space="preserve">Минимакс + </w:t>
+            </w:r>
+            <w:proofErr w:type="spellStart"/>
+            <w:r>
+              <w:rPr>
+                <w:rFonts w:ascii="Times New Roman" w:hAnsi="Times New Roman" w:cs="Times New Roman"/>
+                <w:sz w:val="24"/>
+                <w:szCs w:val="24"/>
+              </w:rPr>
+              <w:t>АльфаБета</w:t>
+            </w:r>
+            <w:proofErr w:type="spellEnd"/>
           </w:p>
         </w:tc>
         <w:tc>
@@ -11149,7 +12178,6 @@
                 <w:sz w:val="24"/>
                 <w:szCs w:val="24"/>
               </w:rPr>
-              <w:lastRenderedPageBreak/>
               <w:t>Минимакс + грубое отсечение</w:t>
             </w:r>
           </w:p>
@@ -11316,8 +12344,37 @@
                 <w:sz w:val="24"/>
                 <w:szCs w:val="24"/>
               </w:rPr>
-              <w:t>Минимакс + АльфаБета + грубое отсченеие</w:t>
-            </w:r>
+              <w:t xml:space="preserve">Минимакс + </w:t>
+            </w:r>
+            <w:proofErr w:type="spellStart"/>
+            <w:r>
+              <w:rPr>
+                <w:rFonts w:ascii="Times New Roman" w:hAnsi="Times New Roman" w:cs="Times New Roman"/>
+                <w:sz w:val="24"/>
+                <w:szCs w:val="24"/>
+              </w:rPr>
+              <w:lastRenderedPageBreak/>
+              <w:t>АльфаБета</w:t>
+            </w:r>
+            <w:proofErr w:type="spellEnd"/>
+            <w:r>
+              <w:rPr>
+                <w:rFonts w:ascii="Times New Roman" w:hAnsi="Times New Roman" w:cs="Times New Roman"/>
+                <w:sz w:val="24"/>
+                <w:szCs w:val="24"/>
+              </w:rPr>
+              <w:t xml:space="preserve"> + грубое </w:t>
+            </w:r>
+            <w:proofErr w:type="spellStart"/>
+            <w:r>
+              <w:rPr>
+                <w:rFonts w:ascii="Times New Roman" w:hAnsi="Times New Roman" w:cs="Times New Roman"/>
+                <w:sz w:val="24"/>
+                <w:szCs w:val="24"/>
+              </w:rPr>
+              <w:t>отсченеие</w:t>
+            </w:r>
+            <w:proofErr w:type="spellEnd"/>
           </w:p>
         </w:tc>
         <w:tc>
@@ -11341,6 +12398,7 @@
                 <w:szCs w:val="24"/>
                 <w:lang w:val="en-US"/>
               </w:rPr>
+              <w:lastRenderedPageBreak/>
               <w:t>8</w:t>
             </w:r>
             <w:r>
@@ -11494,7 +12552,11 @@
         <w:keepNext/>
       </w:pPr>
     </w:p>
-    <w:p/>
+    <w:p>
+      <w:r>
+        <w:br w:type="page"/>
+      </w:r>
+    </w:p>
     <w:p>
       <w:pPr>
         <w:pStyle w:val="10"/>
@@ -11509,7 +12571,7 @@
           <w:szCs w:val="28"/>
         </w:rPr>
       </w:pPr>
-      <w:bookmarkStart w:id="56" w:name="_Toc109840864"/>
+      <w:bookmarkStart w:id="57" w:name="_Toc109840864"/>
       <w:r>
         <w:rPr>
           <w:rFonts w:ascii="Times New Roman" w:hAnsi="Times New Roman" w:cs="Times New Roman"/>
@@ -11517,9 +12579,10 @@
           <w:sz w:val="28"/>
           <w:szCs w:val="28"/>
         </w:rPr>
+        <w:lastRenderedPageBreak/>
         <w:t>Сетевая часть</w:t>
       </w:r>
-      <w:bookmarkEnd w:id="56"/>
+      <w:bookmarkEnd w:id="57"/>
     </w:p>
     <w:p>
       <w:r>
@@ -11540,7 +12603,7 @@
           <w:szCs w:val="28"/>
         </w:rPr>
       </w:pPr>
-      <w:bookmarkStart w:id="57" w:name="_Toc109840865"/>
+      <w:bookmarkStart w:id="58" w:name="_Toc109840865"/>
       <w:r>
         <w:rPr>
           <w:rFonts w:ascii="Times New Roman" w:hAnsi="Times New Roman" w:cs="Times New Roman"/>
@@ -11551,7 +12614,7 @@
         <w:lastRenderedPageBreak/>
         <w:t>Заключение</w:t>
       </w:r>
-      <w:bookmarkEnd w:id="57"/>
+      <w:bookmarkEnd w:id="58"/>
     </w:p>
     <w:p>
       <w:r>
@@ -11572,7 +12635,7 @@
           <w:szCs w:val="28"/>
         </w:rPr>
       </w:pPr>
-      <w:bookmarkStart w:id="58" w:name="_Toc109840866"/>
+      <w:bookmarkStart w:id="59" w:name="_Toc109840866"/>
       <w:r>
         <w:rPr>
           <w:rFonts w:ascii="Times New Roman" w:hAnsi="Times New Roman" w:cs="Times New Roman"/>
@@ -11583,7 +12646,7 @@
         <w:lastRenderedPageBreak/>
         <w:t>Приложение</w:t>
       </w:r>
-      <w:bookmarkEnd w:id="58"/>
+      <w:bookmarkEnd w:id="59"/>
     </w:p>
     <w:p>
       <w:pPr>
@@ -11608,8 +12671,8 @@
         </w:rPr>
         <w:t xml:space="preserve"> </w:t>
       </w:r>
-      <w:bookmarkStart w:id="59" w:name="_Ref109691323"/>
-      <w:bookmarkStart w:id="60" w:name="_Toc109840867"/>
+      <w:bookmarkStart w:id="60" w:name="_Ref109691323"/>
+      <w:bookmarkStart w:id="61" w:name="_Toc109840867"/>
       <w:r>
         <w:rPr>
           <w:rFonts w:ascii="Times New Roman" w:hAnsi="Times New Roman" w:cs="Times New Roman"/>
@@ -11639,8 +12702,8 @@
         </w:rPr>
         <w:t>ак ходят фигуры</w:t>
       </w:r>
-      <w:bookmarkEnd w:id="59"/>
       <w:bookmarkEnd w:id="60"/>
+      <w:bookmarkEnd w:id="61"/>
       <w:r>
         <w:rPr>
           <w:rFonts w:ascii="Times New Roman" w:hAnsi="Times New Roman" w:cs="Times New Roman"/>
@@ -11674,95 +12737,6 @@
                 <pic:pic xmlns:pic="http://schemas.openxmlformats.org/drawingml/2006/picture">
                   <pic:nvPicPr>
                     <pic:cNvPr id="0" name="Picture 5"/>
-                    <pic:cNvPicPr>
-                      <a:picLocks noChangeAspect="1" noChangeArrowheads="1"/>
-                    </pic:cNvPicPr>
-                  </pic:nvPicPr>
-                  <pic:blipFill>
-                    <a:blip r:embed="rId14" cstate="print">
-                      <a:extLst>
-                        <a:ext uri="{28A0092B-C50C-407E-A947-70E740481C1C}">
-                          <a14:useLocalDpi xmlns:a14="http://schemas.microsoft.com/office/drawing/2010/main" val="0"/>
-                        </a:ext>
-                      </a:extLst>
-                    </a:blip>
-                    <a:srcRect/>
-                    <a:stretch>
-                      <a:fillRect/>
-                    </a:stretch>
-                  </pic:blipFill>
-                  <pic:spPr bwMode="auto">
-                    <a:xfrm>
-                      <a:off x="0" y="0"/>
-                      <a:ext cx="2880000" cy="3014297"/>
-                    </a:xfrm>
-                    <a:prstGeom prst="rect">
-                      <a:avLst/>
-                    </a:prstGeom>
-                    <a:noFill/>
-                    <a:ln>
-                      <a:noFill/>
-                    </a:ln>
-                  </pic:spPr>
-                </pic:pic>
-              </a:graphicData>
-            </a:graphic>
-          </wp:inline>
-        </w:drawing>
-      </w:r>
-    </w:p>
-    <w:p>
-      <w:pPr>
-        <w:pStyle w:val="af7"/>
-      </w:pPr>
-      <w:bookmarkStart w:id="61" w:name="_Toc109693198"/>
-      <w:bookmarkStart w:id="62" w:name="_Ref109693425"/>
-      <w:r>
-        <w:t>Рисунок А.</w:t>
-      </w:r>
-      <w:fldSimple w:instr=" SEQ Рисунок_А. \* ARABIC ">
-        <w:r>
-          <w:rPr>
-            <w:noProof/>
-          </w:rPr>
-          <w:t>1</w:t>
-        </w:r>
-      </w:fldSimple>
-      <w:r>
-        <w:t>.</w:t>
-      </w:r>
-      <w:r>
-        <w:t xml:space="preserve"> - паттерн ходьба Короля</w:t>
-      </w:r>
-      <w:bookmarkEnd w:id="61"/>
-      <w:bookmarkEnd w:id="62"/>
-    </w:p>
-    <w:p>
-      <w:pPr>
-        <w:pStyle w:val="af7"/>
-      </w:pPr>
-    </w:p>
-    <w:p>
-      <w:pPr>
-        <w:pStyle w:val="af7"/>
-      </w:pPr>
-      <w:r>
-        <w:rPr>
-          <w:noProof/>
-        </w:rPr>
-        <w:drawing>
-          <wp:inline distT="0" distB="0" distL="0" distR="0" wp14:anchorId="246AFCD6" wp14:editId="37725E55">
-            <wp:extent cx="2880000" cy="3014297"/>
-            <wp:effectExtent l="0" t="0" r="0" b="0"/>
-            <wp:docPr id="7" name="Рисунок 7"/>
-            <wp:cNvGraphicFramePr>
-              <a:graphicFrameLocks xmlns:a="http://schemas.openxmlformats.org/drawingml/2006/main" noChangeAspect="1"/>
-            </wp:cNvGraphicFramePr>
-            <a:graphic xmlns:a="http://schemas.openxmlformats.org/drawingml/2006/main">
-              <a:graphicData uri="http://schemas.openxmlformats.org/drawingml/2006/picture">
-                <pic:pic xmlns:pic="http://schemas.openxmlformats.org/drawingml/2006/picture">
-                  <pic:nvPicPr>
-                    <pic:cNvPr id="0" name="Picture 6"/>
                     <pic:cNvPicPr>
                       <a:picLocks noChangeAspect="1" noChangeArrowheads="1"/>
                     </pic:cNvPicPr>
@@ -11804,8 +12778,8 @@
       <w:pPr>
         <w:pStyle w:val="af7"/>
       </w:pPr>
-      <w:bookmarkStart w:id="63" w:name="_Toc109693199"/>
-      <w:bookmarkStart w:id="64" w:name="_Ref109693523"/>
+      <w:bookmarkStart w:id="62" w:name="_Toc109693198"/>
+      <w:bookmarkStart w:id="63" w:name="_Ref109693425"/>
       <w:r>
         <w:t>Рисунок А.</w:t>
       </w:r>
@@ -11814,41 +12788,36 @@
           <w:rPr>
             <w:noProof/>
           </w:rPr>
-          <w:t>2</w:t>
+          <w:t>1</w:t>
         </w:r>
       </w:fldSimple>
       <w:r>
         <w:t>.</w:t>
       </w:r>
       <w:r>
-        <w:t xml:space="preserve"> - </w:t>
-      </w:r>
-      <w:r>
-        <w:t>п</w:t>
-      </w:r>
-      <w:r>
-        <w:t>аттерн ходьбы Королевы</w:t>
-      </w:r>
+        <w:t xml:space="preserve"> - паттерн ходьба Короля</w:t>
+      </w:r>
+      <w:bookmarkEnd w:id="62"/>
       <w:bookmarkEnd w:id="63"/>
-      <w:bookmarkEnd w:id="64"/>
-    </w:p>
-    <w:p>
-      <w:pPr>
-        <w:pStyle w:val="af2"/>
-        <w:keepNext/>
-        <w:ind w:firstLine="0"/>
-        <w:jc w:val="center"/>
+    </w:p>
+    <w:p>
+      <w:pPr>
+        <w:pStyle w:val="af7"/>
+      </w:pPr>
+    </w:p>
+    <w:p>
+      <w:pPr>
+        <w:pStyle w:val="af7"/>
       </w:pPr>
       <w:r>
         <w:rPr>
           <w:noProof/>
         </w:rPr>
-        <w:lastRenderedPageBreak/>
         <w:drawing>
-          <wp:inline distT="0" distB="0" distL="0" distR="0" wp14:anchorId="373746A3" wp14:editId="5E9DA0D2">
+          <wp:inline distT="0" distB="0" distL="0" distR="0" wp14:anchorId="246AFCD6" wp14:editId="37725E55">
             <wp:extent cx="2880000" cy="3014297"/>
             <wp:effectExtent l="0" t="0" r="0" b="0"/>
-            <wp:docPr id="9" name="Рисунок 9"/>
+            <wp:docPr id="7" name="Рисунок 7"/>
             <wp:cNvGraphicFramePr>
               <a:graphicFrameLocks xmlns:a="http://schemas.openxmlformats.org/drawingml/2006/main" noChangeAspect="1"/>
             </wp:cNvGraphicFramePr>
@@ -11856,7 +12825,7 @@
               <a:graphicData uri="http://schemas.openxmlformats.org/drawingml/2006/picture">
                 <pic:pic xmlns:pic="http://schemas.openxmlformats.org/drawingml/2006/picture">
                   <pic:nvPicPr>
-                    <pic:cNvPr id="0" name="Picture 8"/>
+                    <pic:cNvPr id="0" name="Picture 6"/>
                     <pic:cNvPicPr>
                       <a:picLocks noChangeAspect="1" noChangeArrowheads="1"/>
                     </pic:cNvPicPr>
@@ -11898,8 +12867,102 @@
       <w:pPr>
         <w:pStyle w:val="af7"/>
       </w:pPr>
-      <w:bookmarkStart w:id="65" w:name="_Ref109693143"/>
-      <w:bookmarkStart w:id="66" w:name="_Toc109693200"/>
+      <w:bookmarkStart w:id="64" w:name="_Toc109693199"/>
+      <w:bookmarkStart w:id="65" w:name="_Ref109693523"/>
+      <w:r>
+        <w:t>Рисунок А.</w:t>
+      </w:r>
+      <w:fldSimple w:instr=" SEQ Рисунок_А. \* ARABIC ">
+        <w:r>
+          <w:rPr>
+            <w:noProof/>
+          </w:rPr>
+          <w:t>2</w:t>
+        </w:r>
+      </w:fldSimple>
+      <w:r>
+        <w:t>.</w:t>
+      </w:r>
+      <w:r>
+        <w:t xml:space="preserve"> - </w:t>
+      </w:r>
+      <w:r>
+        <w:t>п</w:t>
+      </w:r>
+      <w:r>
+        <w:t>аттерн ходьбы Королевы</w:t>
+      </w:r>
+      <w:bookmarkEnd w:id="64"/>
+      <w:bookmarkEnd w:id="65"/>
+    </w:p>
+    <w:p>
+      <w:pPr>
+        <w:pStyle w:val="af2"/>
+        <w:keepNext/>
+        <w:ind w:firstLine="0"/>
+        <w:jc w:val="center"/>
+      </w:pPr>
+      <w:r>
+        <w:rPr>
+          <w:noProof/>
+        </w:rPr>
+        <w:lastRenderedPageBreak/>
+        <w:drawing>
+          <wp:inline distT="0" distB="0" distL="0" distR="0" wp14:anchorId="373746A3" wp14:editId="5E9DA0D2">
+            <wp:extent cx="2880000" cy="3014297"/>
+            <wp:effectExtent l="0" t="0" r="0" b="0"/>
+            <wp:docPr id="9" name="Рисунок 9"/>
+            <wp:cNvGraphicFramePr>
+              <a:graphicFrameLocks xmlns:a="http://schemas.openxmlformats.org/drawingml/2006/main" noChangeAspect="1"/>
+            </wp:cNvGraphicFramePr>
+            <a:graphic xmlns:a="http://schemas.openxmlformats.org/drawingml/2006/main">
+              <a:graphicData uri="http://schemas.openxmlformats.org/drawingml/2006/picture">
+                <pic:pic xmlns:pic="http://schemas.openxmlformats.org/drawingml/2006/picture">
+                  <pic:nvPicPr>
+                    <pic:cNvPr id="0" name="Picture 8"/>
+                    <pic:cNvPicPr>
+                      <a:picLocks noChangeAspect="1" noChangeArrowheads="1"/>
+                    </pic:cNvPicPr>
+                  </pic:nvPicPr>
+                  <pic:blipFill>
+                    <a:blip r:embed="rId17" cstate="print">
+                      <a:extLst>
+                        <a:ext uri="{28A0092B-C50C-407E-A947-70E740481C1C}">
+                          <a14:useLocalDpi xmlns:a14="http://schemas.microsoft.com/office/drawing/2010/main" val="0"/>
+                        </a:ext>
+                      </a:extLst>
+                    </a:blip>
+                    <a:srcRect/>
+                    <a:stretch>
+                      <a:fillRect/>
+                    </a:stretch>
+                  </pic:blipFill>
+                  <pic:spPr bwMode="auto">
+                    <a:xfrm>
+                      <a:off x="0" y="0"/>
+                      <a:ext cx="2880000" cy="3014297"/>
+                    </a:xfrm>
+                    <a:prstGeom prst="rect">
+                      <a:avLst/>
+                    </a:prstGeom>
+                    <a:noFill/>
+                    <a:ln>
+                      <a:noFill/>
+                    </a:ln>
+                  </pic:spPr>
+                </pic:pic>
+              </a:graphicData>
+            </a:graphic>
+          </wp:inline>
+        </w:drawing>
+      </w:r>
+    </w:p>
+    <w:p>
+      <w:pPr>
+        <w:pStyle w:val="af7"/>
+      </w:pPr>
+      <w:bookmarkStart w:id="66" w:name="_Ref109693143"/>
+      <w:bookmarkStart w:id="67" w:name="_Toc109693200"/>
       <w:r>
         <w:t>Рисунок А.</w:t>
       </w:r>
@@ -11917,8 +12980,8 @@
       <w:r>
         <w:t xml:space="preserve"> - паттерн ходьба Коня</w:t>
       </w:r>
-      <w:bookmarkEnd w:id="65"/>
       <w:bookmarkEnd w:id="66"/>
+      <w:bookmarkEnd w:id="67"/>
     </w:p>
     <w:p>
       <w:pPr>
@@ -11954,7 +13017,7 @@
                     </pic:cNvPicPr>
                   </pic:nvPicPr>
                   <pic:blipFill>
-                    <a:blip r:embed="rId17" cstate="print">
+                    <a:blip r:embed="rId18" cstate="print">
                       <a:extLst>
                         <a:ext uri="{28A0092B-C50C-407E-A947-70E740481C1C}">
                           <a14:useLocalDpi xmlns:a14="http://schemas.microsoft.com/office/drawing/2010/main" val="0"/>
@@ -11990,8 +13053,8 @@
       <w:pPr>
         <w:pStyle w:val="af7"/>
       </w:pPr>
-      <w:bookmarkStart w:id="67" w:name="_Toc109693201"/>
-      <w:bookmarkStart w:id="68" w:name="_Ref109693542"/>
+      <w:bookmarkStart w:id="68" w:name="_Toc109693201"/>
+      <w:bookmarkStart w:id="69" w:name="_Ref109693542"/>
       <w:r>
         <w:t>Рисунок А.</w:t>
       </w:r>
@@ -12006,8 +13069,8 @@
       <w:r>
         <w:t xml:space="preserve"> - паттерн ходьбы Ладьи</w:t>
       </w:r>
-      <w:bookmarkEnd w:id="67"/>
       <w:bookmarkEnd w:id="68"/>
+      <w:bookmarkEnd w:id="69"/>
     </w:p>
     <w:p>
       <w:pPr>
@@ -12035,96 +13098,6 @@
                 <pic:pic xmlns:pic="http://schemas.openxmlformats.org/drawingml/2006/picture">
                   <pic:nvPicPr>
                     <pic:cNvPr id="0" name="Picture 10"/>
-                    <pic:cNvPicPr>
-                      <a:picLocks noChangeAspect="1" noChangeArrowheads="1"/>
-                    </pic:cNvPicPr>
-                  </pic:nvPicPr>
-                  <pic:blipFill>
-                    <a:blip r:embed="rId18" cstate="print">
-                      <a:extLst>
-                        <a:ext uri="{28A0092B-C50C-407E-A947-70E740481C1C}">
-                          <a14:useLocalDpi xmlns:a14="http://schemas.microsoft.com/office/drawing/2010/main" val="0"/>
-                        </a:ext>
-                      </a:extLst>
-                    </a:blip>
-                    <a:srcRect/>
-                    <a:stretch>
-                      <a:fillRect/>
-                    </a:stretch>
-                  </pic:blipFill>
-                  <pic:spPr bwMode="auto">
-                    <a:xfrm>
-                      <a:off x="0" y="0"/>
-                      <a:ext cx="2880000" cy="3014297"/>
-                    </a:xfrm>
-                    <a:prstGeom prst="rect">
-                      <a:avLst/>
-                    </a:prstGeom>
-                    <a:noFill/>
-                    <a:ln>
-                      <a:noFill/>
-                    </a:ln>
-                  </pic:spPr>
-                </pic:pic>
-              </a:graphicData>
-            </a:graphic>
-          </wp:inline>
-        </w:drawing>
-      </w:r>
-    </w:p>
-    <w:p>
-      <w:pPr>
-        <w:pStyle w:val="af7"/>
-      </w:pPr>
-      <w:bookmarkStart w:id="69" w:name="_Toc109693202"/>
-      <w:bookmarkStart w:id="70" w:name="_Ref109693551"/>
-      <w:r>
-        <w:t>Рисунок А.</w:t>
-      </w:r>
-      <w:fldSimple w:instr=" SEQ Рисунок_А. \* ARABIC ">
-        <w:r>
-          <w:rPr>
-            <w:noProof/>
-          </w:rPr>
-          <w:t>5</w:t>
-        </w:r>
-      </w:fldSimple>
-      <w:r>
-        <w:t>.</w:t>
-      </w:r>
-      <w:r>
-        <w:t xml:space="preserve"> - паттерн ходьба Слона</w:t>
-      </w:r>
-      <w:bookmarkEnd w:id="69"/>
-      <w:bookmarkEnd w:id="70"/>
-    </w:p>
-    <w:p>
-      <w:pPr>
-        <w:pStyle w:val="af7"/>
-      </w:pPr>
-    </w:p>
-    <w:p>
-      <w:pPr>
-        <w:pStyle w:val="af7"/>
-        <w:keepNext/>
-      </w:pPr>
-      <w:r>
-        <w:rPr>
-          <w:noProof/>
-        </w:rPr>
-        <w:drawing>
-          <wp:inline distT="0" distB="0" distL="0" distR="0" wp14:anchorId="187DB7E4" wp14:editId="2A0451F6">
-            <wp:extent cx="2880000" cy="3014297"/>
-            <wp:effectExtent l="0" t="0" r="0" b="0"/>
-            <wp:docPr id="12" name="Рисунок 12"/>
-            <wp:cNvGraphicFramePr>
-              <a:graphicFrameLocks xmlns:a="http://schemas.openxmlformats.org/drawingml/2006/main" noChangeAspect="1"/>
-            </wp:cNvGraphicFramePr>
-            <a:graphic xmlns:a="http://schemas.openxmlformats.org/drawingml/2006/main">
-              <a:graphicData uri="http://schemas.openxmlformats.org/drawingml/2006/picture">
-                <pic:pic xmlns:pic="http://schemas.openxmlformats.org/drawingml/2006/picture">
-                  <pic:nvPicPr>
-                    <pic:cNvPr id="0" name="Picture 11"/>
                     <pic:cNvPicPr>
                       <a:picLocks noChangeAspect="1" noChangeArrowheads="1"/>
                     </pic:cNvPicPr>
@@ -12164,11 +13137,100 @@
     </w:p>
     <w:p>
       <w:pPr>
-        <w:pStyle w:val="af5"/>
-        <w:jc w:val="center"/>
-      </w:pPr>
-      <w:bookmarkStart w:id="71" w:name="_Toc109693203"/>
-      <w:bookmarkStart w:id="72" w:name="_Ref109693563"/>
+        <w:pStyle w:val="af7"/>
+      </w:pPr>
+      <w:bookmarkStart w:id="70" w:name="_Toc109693202"/>
+      <w:bookmarkStart w:id="71" w:name="_Ref109693551"/>
+      <w:r>
+        <w:t>Рисунок А.</w:t>
+      </w:r>
+      <w:fldSimple w:instr=" SEQ Рисунок_А. \* ARABIC ">
+        <w:r>
+          <w:rPr>
+            <w:noProof/>
+          </w:rPr>
+          <w:t>5</w:t>
+        </w:r>
+      </w:fldSimple>
+      <w:r>
+        <w:t>.</w:t>
+      </w:r>
+      <w:r>
+        <w:t xml:space="preserve"> - паттерн ходьба Слона</w:t>
+      </w:r>
+      <w:bookmarkEnd w:id="70"/>
+      <w:bookmarkEnd w:id="71"/>
+    </w:p>
+    <w:p>
+      <w:pPr>
+        <w:pStyle w:val="af7"/>
+      </w:pPr>
+    </w:p>
+    <w:p>
+      <w:pPr>
+        <w:pStyle w:val="af7"/>
+        <w:keepNext/>
+      </w:pPr>
+      <w:r>
+        <w:rPr>
+          <w:noProof/>
+        </w:rPr>
+        <w:drawing>
+          <wp:inline distT="0" distB="0" distL="0" distR="0" wp14:anchorId="187DB7E4" wp14:editId="2A0451F6">
+            <wp:extent cx="2880000" cy="3014297"/>
+            <wp:effectExtent l="0" t="0" r="0" b="0"/>
+            <wp:docPr id="12" name="Рисунок 12"/>
+            <wp:cNvGraphicFramePr>
+              <a:graphicFrameLocks xmlns:a="http://schemas.openxmlformats.org/drawingml/2006/main" noChangeAspect="1"/>
+            </wp:cNvGraphicFramePr>
+            <a:graphic xmlns:a="http://schemas.openxmlformats.org/drawingml/2006/main">
+              <a:graphicData uri="http://schemas.openxmlformats.org/drawingml/2006/picture">
+                <pic:pic xmlns:pic="http://schemas.openxmlformats.org/drawingml/2006/picture">
+                  <pic:nvPicPr>
+                    <pic:cNvPr id="0" name="Picture 11"/>
+                    <pic:cNvPicPr>
+                      <a:picLocks noChangeAspect="1" noChangeArrowheads="1"/>
+                    </pic:cNvPicPr>
+                  </pic:nvPicPr>
+                  <pic:blipFill>
+                    <a:blip r:embed="rId20" cstate="print">
+                      <a:extLst>
+                        <a:ext uri="{28A0092B-C50C-407E-A947-70E740481C1C}">
+                          <a14:useLocalDpi xmlns:a14="http://schemas.microsoft.com/office/drawing/2010/main" val="0"/>
+                        </a:ext>
+                      </a:extLst>
+                    </a:blip>
+                    <a:srcRect/>
+                    <a:stretch>
+                      <a:fillRect/>
+                    </a:stretch>
+                  </pic:blipFill>
+                  <pic:spPr bwMode="auto">
+                    <a:xfrm>
+                      <a:off x="0" y="0"/>
+                      <a:ext cx="2880000" cy="3014297"/>
+                    </a:xfrm>
+                    <a:prstGeom prst="rect">
+                      <a:avLst/>
+                    </a:prstGeom>
+                    <a:noFill/>
+                    <a:ln>
+                      <a:noFill/>
+                    </a:ln>
+                  </pic:spPr>
+                </pic:pic>
+              </a:graphicData>
+            </a:graphic>
+          </wp:inline>
+        </w:drawing>
+      </w:r>
+    </w:p>
+    <w:p>
+      <w:pPr>
+        <w:pStyle w:val="af7"/>
+      </w:pPr>
+      <w:bookmarkStart w:id="72" w:name="_Toc109693203"/>
+      <w:bookmarkStart w:id="73" w:name="_Ref109693563"/>
       <w:r>
         <w:t>Рисунок А.</w:t>
       </w:r>
@@ -12186,8 +13248,657 @@
       <w:r>
         <w:t xml:space="preserve"> - паттерн ходьбы Пешки</w:t>
       </w:r>
-      <w:bookmarkEnd w:id="71"/>
       <w:bookmarkEnd w:id="72"/>
+      <w:bookmarkEnd w:id="73"/>
+    </w:p>
+    <w:p>
+      <w:r>
+        <w:br w:type="page"/>
+      </w:r>
+    </w:p>
+    <w:p>
+      <w:pPr>
+        <w:pStyle w:val="a3"/>
+        <w:numPr>
+          <w:ilvl w:val="0"/>
+          <w:numId w:val="12"/>
+        </w:numPr>
+        <w:spacing w:line="360" w:lineRule="auto"/>
+        <w:contextualSpacing w:val="0"/>
+        <w:rPr>
+          <w:rFonts w:ascii="Times New Roman" w:hAnsi="Times New Roman"/>
+          <w:vanish/>
+          <w:sz w:val="24"/>
+          <w:lang w:val="en-US"/>
+        </w:rPr>
+      </w:pPr>
+    </w:p>
+    <w:p>
+      <w:pPr>
+        <w:pStyle w:val="a3"/>
+        <w:numPr>
+          <w:ilvl w:val="0"/>
+          <w:numId w:val="12"/>
+        </w:numPr>
+        <w:spacing w:line="360" w:lineRule="auto"/>
+        <w:contextualSpacing w:val="0"/>
+        <w:rPr>
+          <w:rFonts w:ascii="Times New Roman" w:hAnsi="Times New Roman"/>
+          <w:vanish/>
+          <w:sz w:val="24"/>
+          <w:lang w:val="en-US"/>
+        </w:rPr>
+      </w:pPr>
+    </w:p>
+    <w:p>
+      <w:pPr>
+        <w:pStyle w:val="a3"/>
+        <w:numPr>
+          <w:ilvl w:val="0"/>
+          <w:numId w:val="12"/>
+        </w:numPr>
+        <w:spacing w:line="360" w:lineRule="auto"/>
+        <w:contextualSpacing w:val="0"/>
+        <w:rPr>
+          <w:rFonts w:ascii="Times New Roman" w:hAnsi="Times New Roman"/>
+          <w:vanish/>
+          <w:sz w:val="24"/>
+          <w:lang w:val="en-US"/>
+        </w:rPr>
+      </w:pPr>
+    </w:p>
+    <w:p>
+      <w:pPr>
+        <w:pStyle w:val="a3"/>
+        <w:numPr>
+          <w:ilvl w:val="0"/>
+          <w:numId w:val="12"/>
+        </w:numPr>
+        <w:spacing w:line="360" w:lineRule="auto"/>
+        <w:contextualSpacing w:val="0"/>
+        <w:rPr>
+          <w:rFonts w:ascii="Times New Roman" w:hAnsi="Times New Roman"/>
+          <w:vanish/>
+          <w:sz w:val="24"/>
+          <w:lang w:val="en-US"/>
+        </w:rPr>
+      </w:pPr>
+    </w:p>
+    <w:p>
+      <w:pPr>
+        <w:pStyle w:val="a3"/>
+        <w:numPr>
+          <w:ilvl w:val="0"/>
+          <w:numId w:val="12"/>
+        </w:numPr>
+        <w:spacing w:line="360" w:lineRule="auto"/>
+        <w:contextualSpacing w:val="0"/>
+        <w:rPr>
+          <w:rFonts w:ascii="Times New Roman" w:hAnsi="Times New Roman"/>
+          <w:vanish/>
+          <w:sz w:val="24"/>
+          <w:lang w:val="en-US"/>
+        </w:rPr>
+      </w:pPr>
+    </w:p>
+    <w:p>
+      <w:pPr>
+        <w:pStyle w:val="a3"/>
+        <w:numPr>
+          <w:ilvl w:val="0"/>
+          <w:numId w:val="12"/>
+        </w:numPr>
+        <w:spacing w:line="360" w:lineRule="auto"/>
+        <w:contextualSpacing w:val="0"/>
+        <w:rPr>
+          <w:rFonts w:ascii="Times New Roman" w:hAnsi="Times New Roman"/>
+          <w:vanish/>
+          <w:sz w:val="24"/>
+          <w:lang w:val="en-US"/>
+        </w:rPr>
+      </w:pPr>
+    </w:p>
+    <w:p>
+      <w:pPr>
+        <w:pStyle w:val="a3"/>
+        <w:numPr>
+          <w:ilvl w:val="0"/>
+          <w:numId w:val="12"/>
+        </w:numPr>
+        <w:spacing w:line="360" w:lineRule="auto"/>
+        <w:contextualSpacing w:val="0"/>
+        <w:rPr>
+          <w:rFonts w:ascii="Times New Roman" w:hAnsi="Times New Roman"/>
+          <w:vanish/>
+          <w:sz w:val="24"/>
+          <w:lang w:val="en-US"/>
+        </w:rPr>
+      </w:pPr>
+    </w:p>
+    <w:p>
+      <w:pPr>
+        <w:pStyle w:val="a3"/>
+        <w:numPr>
+          <w:ilvl w:val="1"/>
+          <w:numId w:val="12"/>
+        </w:numPr>
+        <w:spacing w:line="360" w:lineRule="auto"/>
+        <w:contextualSpacing w:val="0"/>
+        <w:rPr>
+          <w:rFonts w:ascii="Times New Roman" w:hAnsi="Times New Roman"/>
+          <w:vanish/>
+          <w:sz w:val="24"/>
+          <w:lang w:val="en-US"/>
+        </w:rPr>
+      </w:pPr>
+    </w:p>
+    <w:p>
+      <w:pPr>
+        <w:pStyle w:val="af2"/>
+        <w:numPr>
+          <w:ilvl w:val="1"/>
+          <w:numId w:val="12"/>
+        </w:numPr>
+      </w:pPr>
+      <w:r>
+        <w:rPr>
+          <w:rFonts w:cs="Times New Roman"/>
+          <w:sz w:val="28"/>
+          <w:szCs w:val="28"/>
+        </w:rPr>
+        <w:t xml:space="preserve">Приложение </w:t>
+      </w:r>
+      <w:r>
+        <w:rPr>
+          <w:rFonts w:cs="Times New Roman"/>
+          <w:sz w:val="28"/>
+          <w:szCs w:val="28"/>
+        </w:rPr>
+        <w:t>Б</w:t>
+      </w:r>
+      <w:r>
+        <w:rPr>
+          <w:rFonts w:cs="Times New Roman"/>
+          <w:sz w:val="28"/>
+          <w:szCs w:val="28"/>
+        </w:rPr>
+        <w:t xml:space="preserve"> – </w:t>
+      </w:r>
+      <w:r>
+        <w:rPr>
+          <w:rFonts w:cs="Times New Roman"/>
+          <w:sz w:val="28"/>
+          <w:szCs w:val="28"/>
+        </w:rPr>
+        <w:t>Блок-схемы расчёта всех доступных ходов</w:t>
+      </w:r>
+      <w:r>
+        <w:rPr>
+          <w:rFonts w:cs="Times New Roman"/>
+          <w:sz w:val="28"/>
+          <w:szCs w:val="28"/>
+        </w:rPr>
+        <w:t xml:space="preserve"> </w:t>
+      </w:r>
+    </w:p>
+    <w:p>
+      <w:pPr>
+        <w:pStyle w:val="af2"/>
+        <w:keepNext/>
+        <w:ind w:left="360" w:firstLine="0"/>
+        <w:jc w:val="center"/>
+      </w:pPr>
+      <w:r>
+        <w:rPr>
+          <w:rFonts w:cs="Times New Roman"/>
+          <w:noProof/>
+          <w:sz w:val="28"/>
+          <w:szCs w:val="28"/>
+        </w:rPr>
+        <w:drawing>
+          <wp:inline distT="0" distB="0" distL="0" distR="0" wp14:anchorId="6C95D609" wp14:editId="152D5C78">
+            <wp:extent cx="3861881" cy="6761204"/>
+            <wp:effectExtent l="0" t="0" r="5715" b="1905"/>
+            <wp:docPr id="4" name="Рисунок 4"/>
+            <wp:cNvGraphicFramePr>
+              <a:graphicFrameLocks xmlns:a="http://schemas.openxmlformats.org/drawingml/2006/main" noChangeAspect="1"/>
+            </wp:cNvGraphicFramePr>
+            <a:graphic xmlns:a="http://schemas.openxmlformats.org/drawingml/2006/main">
+              <a:graphicData uri="http://schemas.openxmlformats.org/drawingml/2006/picture">
+                <pic:pic xmlns:pic="http://schemas.openxmlformats.org/drawingml/2006/picture">
+                  <pic:nvPicPr>
+                    <pic:cNvPr id="0" name="Picture 1"/>
+                    <pic:cNvPicPr>
+                      <a:picLocks noChangeAspect="1" noChangeArrowheads="1"/>
+                    </pic:cNvPicPr>
+                  </pic:nvPicPr>
+                  <pic:blipFill>
+                    <a:blip r:embed="rId21">
+                      <a:extLst>
+                        <a:ext uri="{28A0092B-C50C-407E-A947-70E740481C1C}">
+                          <a14:useLocalDpi xmlns:a14="http://schemas.microsoft.com/office/drawing/2010/main" val="0"/>
+                        </a:ext>
+                      </a:extLst>
+                    </a:blip>
+                    <a:srcRect/>
+                    <a:stretch>
+                      <a:fillRect/>
+                    </a:stretch>
+                  </pic:blipFill>
+                  <pic:spPr bwMode="auto">
+                    <a:xfrm>
+                      <a:off x="0" y="0"/>
+                      <a:ext cx="3888661" cy="6808089"/>
+                    </a:xfrm>
+                    <a:prstGeom prst="rect">
+                      <a:avLst/>
+                    </a:prstGeom>
+                    <a:noFill/>
+                    <a:ln>
+                      <a:noFill/>
+                    </a:ln>
+                  </pic:spPr>
+                </pic:pic>
+              </a:graphicData>
+            </a:graphic>
+          </wp:inline>
+        </w:drawing>
+      </w:r>
+    </w:p>
+    <w:p>
+      <w:pPr>
+        <w:pStyle w:val="af7"/>
+      </w:pPr>
+      <w:r>
+        <w:t>Рисунок Б.</w:t>
+      </w:r>
+      <w:fldSimple w:instr=" SEQ Рисунок_Б. \* ARABIC ">
+        <w:r>
+          <w:rPr>
+            <w:noProof/>
+          </w:rPr>
+          <w:t>1</w:t>
+        </w:r>
+      </w:fldSimple>
+      <w:r>
+        <w:t>.</w:t>
+      </w:r>
+      <w:r>
+        <w:t xml:space="preserve"> – блок-схема расчёта всех ходов Короля</w:t>
+      </w:r>
+    </w:p>
+    <w:p>
+      <w:pPr>
+        <w:pStyle w:val="af2"/>
+        <w:ind w:left="360" w:firstLine="0"/>
+        <w:jc w:val="center"/>
+      </w:pPr>
+    </w:p>
+    <w:p>
+      <w:pPr>
+        <w:pStyle w:val="af2"/>
+        <w:keepNext/>
+        <w:ind w:left="360" w:firstLine="0"/>
+        <w:jc w:val="center"/>
+      </w:pPr>
+      <w:r>
+        <w:rPr>
+          <w:rFonts w:cs="Times New Roman"/>
+          <w:noProof/>
+          <w:sz w:val="28"/>
+          <w:szCs w:val="28"/>
+        </w:rPr>
+        <w:lastRenderedPageBreak/>
+        <w:drawing>
+          <wp:inline distT="0" distB="0" distL="0" distR="0" wp14:anchorId="47A3D785" wp14:editId="1B87E0E1">
+            <wp:extent cx="3747654" cy="6603462"/>
+            <wp:effectExtent l="0" t="0" r="5715" b="6985"/>
+            <wp:docPr id="14" name="Рисунок 14"/>
+            <wp:cNvGraphicFramePr>
+              <a:graphicFrameLocks xmlns:a="http://schemas.openxmlformats.org/drawingml/2006/main" noChangeAspect="1"/>
+            </wp:cNvGraphicFramePr>
+            <a:graphic xmlns:a="http://schemas.openxmlformats.org/drawingml/2006/main">
+              <a:graphicData uri="http://schemas.openxmlformats.org/drawingml/2006/picture">
+                <pic:pic xmlns:pic="http://schemas.openxmlformats.org/drawingml/2006/picture">
+                  <pic:nvPicPr>
+                    <pic:cNvPr id="0" name="Picture 2"/>
+                    <pic:cNvPicPr>
+                      <a:picLocks noChangeAspect="1" noChangeArrowheads="1"/>
+                    </pic:cNvPicPr>
+                  </pic:nvPicPr>
+                  <pic:blipFill>
+                    <a:blip r:embed="rId22">
+                      <a:extLst>
+                        <a:ext uri="{28A0092B-C50C-407E-A947-70E740481C1C}">
+                          <a14:useLocalDpi xmlns:a14="http://schemas.microsoft.com/office/drawing/2010/main" val="0"/>
+                        </a:ext>
+                      </a:extLst>
+                    </a:blip>
+                    <a:srcRect/>
+                    <a:stretch>
+                      <a:fillRect/>
+                    </a:stretch>
+                  </pic:blipFill>
+                  <pic:spPr bwMode="auto">
+                    <a:xfrm>
+                      <a:off x="0" y="0"/>
+                      <a:ext cx="3767896" cy="6639129"/>
+                    </a:xfrm>
+                    <a:prstGeom prst="rect">
+                      <a:avLst/>
+                    </a:prstGeom>
+                    <a:noFill/>
+                    <a:ln>
+                      <a:noFill/>
+                    </a:ln>
+                  </pic:spPr>
+                </pic:pic>
+              </a:graphicData>
+            </a:graphic>
+          </wp:inline>
+        </w:drawing>
+      </w:r>
+    </w:p>
+    <w:p>
+      <w:pPr>
+        <w:pStyle w:val="af7"/>
+      </w:pPr>
+      <w:r>
+        <w:t>Рисунок Б.</w:t>
+      </w:r>
+      <w:fldSimple w:instr=" SEQ Рисунок_Б. \* ARABIC ">
+        <w:r>
+          <w:rPr>
+            <w:noProof/>
+          </w:rPr>
+          <w:t>2</w:t>
+        </w:r>
+      </w:fldSimple>
+      <w:r>
+        <w:t>.</w:t>
+      </w:r>
+      <w:r>
+        <w:t xml:space="preserve"> – блок-схема расчёта всех ходов </w:t>
+      </w:r>
+      <w:r>
+        <w:t>Коня</w:t>
+      </w:r>
+    </w:p>
+    <w:p>
+      <w:pPr>
+        <w:pStyle w:val="af2"/>
+        <w:keepNext/>
+        <w:ind w:left="360" w:firstLine="0"/>
+        <w:jc w:val="center"/>
+      </w:pPr>
+      <w:r>
+        <w:br w:type="page"/>
+      </w:r>
+      <w:r>
+        <w:rPr>
+          <w:noProof/>
+        </w:rPr>
+        <w:lastRenderedPageBreak/>
+        <w:drawing>
+          <wp:inline distT="0" distB="0" distL="0" distR="0" wp14:anchorId="686FD20C" wp14:editId="6D609C67">
+            <wp:extent cx="3810000" cy="7314636"/>
+            <wp:effectExtent l="0" t="0" r="0" b="635"/>
+            <wp:docPr id="15" name="Рисунок 15"/>
+            <wp:cNvGraphicFramePr>
+              <a:graphicFrameLocks xmlns:a="http://schemas.openxmlformats.org/drawingml/2006/main" noChangeAspect="1"/>
+            </wp:cNvGraphicFramePr>
+            <a:graphic xmlns:a="http://schemas.openxmlformats.org/drawingml/2006/main">
+              <a:graphicData uri="http://schemas.openxmlformats.org/drawingml/2006/picture">
+                <pic:pic xmlns:pic="http://schemas.openxmlformats.org/drawingml/2006/picture">
+                  <pic:nvPicPr>
+                    <pic:cNvPr id="0" name="Picture 3"/>
+                    <pic:cNvPicPr>
+                      <a:picLocks noChangeAspect="1" noChangeArrowheads="1"/>
+                    </pic:cNvPicPr>
+                  </pic:nvPicPr>
+                  <pic:blipFill>
+                    <a:blip r:embed="rId23">
+                      <a:extLst>
+                        <a:ext uri="{28A0092B-C50C-407E-A947-70E740481C1C}">
+                          <a14:useLocalDpi xmlns:a14="http://schemas.microsoft.com/office/drawing/2010/main" val="0"/>
+                        </a:ext>
+                      </a:extLst>
+                    </a:blip>
+                    <a:srcRect/>
+                    <a:stretch>
+                      <a:fillRect/>
+                    </a:stretch>
+                  </pic:blipFill>
+                  <pic:spPr bwMode="auto">
+                    <a:xfrm>
+                      <a:off x="0" y="0"/>
+                      <a:ext cx="3827174" cy="7347608"/>
+                    </a:xfrm>
+                    <a:prstGeom prst="rect">
+                      <a:avLst/>
+                    </a:prstGeom>
+                    <a:noFill/>
+                    <a:ln>
+                      <a:noFill/>
+                    </a:ln>
+                  </pic:spPr>
+                </pic:pic>
+              </a:graphicData>
+            </a:graphic>
+          </wp:inline>
+        </w:drawing>
+      </w:r>
+    </w:p>
+    <w:p>
+      <w:pPr>
+        <w:pStyle w:val="af7"/>
+      </w:pPr>
+      <w:r>
+        <w:t>Рисунок Б.</w:t>
+      </w:r>
+      <w:fldSimple w:instr=" SEQ Рисунок_Б. \* ARABIC ">
+        <w:r>
+          <w:rPr>
+            <w:noProof/>
+          </w:rPr>
+          <w:t>3</w:t>
+        </w:r>
+      </w:fldSimple>
+      <w:r>
+        <w:t>.</w:t>
+      </w:r>
+      <w:r>
+        <w:t xml:space="preserve"> </w:t>
+      </w:r>
+      <w:r>
+        <w:t xml:space="preserve">- блок-схема расчёта всех ходов </w:t>
+      </w:r>
+      <w:r>
+        <w:t>Ладьи</w:t>
+      </w:r>
+    </w:p>
+    <w:p>
+      <w:pPr>
+        <w:pStyle w:val="af7"/>
+      </w:pPr>
+    </w:p>
+    <w:p>
+      <w:pPr>
+        <w:pStyle w:val="af7"/>
+        <w:keepNext/>
+      </w:pPr>
+      <w:r>
+        <w:rPr>
+          <w:noProof/>
+        </w:rPr>
+        <w:lastRenderedPageBreak/>
+        <w:drawing>
+          <wp:inline distT="0" distB="0" distL="0" distR="0" wp14:anchorId="02418327" wp14:editId="63BC287A">
+            <wp:extent cx="4027191" cy="8208819"/>
+            <wp:effectExtent l="0" t="0" r="0" b="1905"/>
+            <wp:docPr id="16" name="Рисунок 16"/>
+            <wp:cNvGraphicFramePr>
+              <a:graphicFrameLocks xmlns:a="http://schemas.openxmlformats.org/drawingml/2006/main" noChangeAspect="1"/>
+            </wp:cNvGraphicFramePr>
+            <a:graphic xmlns:a="http://schemas.openxmlformats.org/drawingml/2006/main">
+              <a:graphicData uri="http://schemas.openxmlformats.org/drawingml/2006/picture">
+                <pic:pic xmlns:pic="http://schemas.openxmlformats.org/drawingml/2006/picture">
+                  <pic:nvPicPr>
+                    <pic:cNvPr id="0" name="Picture 4"/>
+                    <pic:cNvPicPr>
+                      <a:picLocks noChangeAspect="1" noChangeArrowheads="1"/>
+                    </pic:cNvPicPr>
+                  </pic:nvPicPr>
+                  <pic:blipFill>
+                    <a:blip r:embed="rId24">
+                      <a:extLst>
+                        <a:ext uri="{28A0092B-C50C-407E-A947-70E740481C1C}">
+                          <a14:useLocalDpi xmlns:a14="http://schemas.microsoft.com/office/drawing/2010/main" val="0"/>
+                        </a:ext>
+                      </a:extLst>
+                    </a:blip>
+                    <a:srcRect/>
+                    <a:stretch>
+                      <a:fillRect/>
+                    </a:stretch>
+                  </pic:blipFill>
+                  <pic:spPr bwMode="auto">
+                    <a:xfrm>
+                      <a:off x="0" y="0"/>
+                      <a:ext cx="4029091" cy="8212691"/>
+                    </a:xfrm>
+                    <a:prstGeom prst="rect">
+                      <a:avLst/>
+                    </a:prstGeom>
+                    <a:noFill/>
+                    <a:ln>
+                      <a:noFill/>
+                    </a:ln>
+                  </pic:spPr>
+                </pic:pic>
+              </a:graphicData>
+            </a:graphic>
+          </wp:inline>
+        </w:drawing>
+      </w:r>
+    </w:p>
+    <w:p>
+      <w:pPr>
+        <w:pStyle w:val="af7"/>
+      </w:pPr>
+      <w:r>
+        <w:t>Рисунок Б.</w:t>
+      </w:r>
+      <w:fldSimple w:instr=" SEQ Рисунок_Б. \* ARABIC ">
+        <w:r>
+          <w:rPr>
+            <w:noProof/>
+          </w:rPr>
+          <w:t>4</w:t>
+        </w:r>
+      </w:fldSimple>
+      <w:r>
+        <w:t>.</w:t>
+      </w:r>
+      <w:r>
+        <w:t xml:space="preserve"> </w:t>
+      </w:r>
+      <w:r>
+        <w:t xml:space="preserve">- блок-схема расчёта всех ходов </w:t>
+      </w:r>
+      <w:r>
+        <w:t>Слона</w:t>
+      </w:r>
+    </w:p>
+    <w:p/>
+    <w:p/>
+    <w:p>
+      <w:pPr>
+        <w:keepNext/>
+        <w:jc w:val="center"/>
+      </w:pPr>
+      <w:r>
+        <w:rPr>
+          <w:noProof/>
+        </w:rPr>
+        <w:lastRenderedPageBreak/>
+        <w:drawing>
+          <wp:inline distT="0" distB="0" distL="0" distR="0" wp14:anchorId="0862108E" wp14:editId="57E92741">
+            <wp:extent cx="3347709" cy="7536873"/>
+            <wp:effectExtent l="0" t="0" r="5715" b="6985"/>
+            <wp:docPr id="17" name="Рисунок 17"/>
+            <wp:cNvGraphicFramePr>
+              <a:graphicFrameLocks xmlns:a="http://schemas.openxmlformats.org/drawingml/2006/main" noChangeAspect="1"/>
+            </wp:cNvGraphicFramePr>
+            <a:graphic xmlns:a="http://schemas.openxmlformats.org/drawingml/2006/main">
+              <a:graphicData uri="http://schemas.openxmlformats.org/drawingml/2006/picture">
+                <pic:pic xmlns:pic="http://schemas.openxmlformats.org/drawingml/2006/picture">
+                  <pic:nvPicPr>
+                    <pic:cNvPr id="0" name="Picture 5"/>
+                    <pic:cNvPicPr>
+                      <a:picLocks noChangeAspect="1" noChangeArrowheads="1"/>
+                    </pic:cNvPicPr>
+                  </pic:nvPicPr>
+                  <pic:blipFill>
+                    <a:blip r:embed="rId25">
+                      <a:extLst>
+                        <a:ext uri="{28A0092B-C50C-407E-A947-70E740481C1C}">
+                          <a14:useLocalDpi xmlns:a14="http://schemas.microsoft.com/office/drawing/2010/main" val="0"/>
+                        </a:ext>
+                      </a:extLst>
+                    </a:blip>
+                    <a:srcRect/>
+                    <a:stretch>
+                      <a:fillRect/>
+                    </a:stretch>
+                  </pic:blipFill>
+                  <pic:spPr bwMode="auto">
+                    <a:xfrm>
+                      <a:off x="0" y="0"/>
+                      <a:ext cx="3351185" cy="7544698"/>
+                    </a:xfrm>
+                    <a:prstGeom prst="rect">
+                      <a:avLst/>
+                    </a:prstGeom>
+                    <a:noFill/>
+                    <a:ln>
+                      <a:noFill/>
+                    </a:ln>
+                  </pic:spPr>
+                </pic:pic>
+              </a:graphicData>
+            </a:graphic>
+          </wp:inline>
+        </w:drawing>
+      </w:r>
+    </w:p>
+    <w:p>
+      <w:pPr>
+        <w:pStyle w:val="af7"/>
+      </w:pPr>
+      <w:r>
+        <w:t>Рисунок Б.</w:t>
+      </w:r>
+      <w:fldSimple w:instr=" SEQ Рисунок_Б. \* ARABIC ">
+        <w:r>
+          <w:rPr>
+            <w:noProof/>
+          </w:rPr>
+          <w:t>5</w:t>
+        </w:r>
+      </w:fldSimple>
+      <w:r>
+        <w:t>.</w:t>
+      </w:r>
+      <w:r>
+        <w:t xml:space="preserve"> </w:t>
+      </w:r>
+      <w:r>
+        <w:t xml:space="preserve">- блок-схема расчёта всех ходов </w:t>
+      </w:r>
+      <w:r>
+        <w:t>Пешки</w:t>
+      </w:r>
     </w:p>
     <w:p>
       <w:r>
@@ -12208,7 +13919,7 @@
           <w:szCs w:val="28"/>
         </w:rPr>
       </w:pPr>
-      <w:bookmarkStart w:id="73" w:name="_Toc109840868"/>
+      <w:bookmarkStart w:id="74" w:name="_Toc109840868"/>
       <w:r>
         <w:rPr>
           <w:rFonts w:ascii="Times New Roman" w:hAnsi="Times New Roman" w:cs="Times New Roman"/>
@@ -12219,7 +13930,7 @@
         <w:lastRenderedPageBreak/>
         <w:t>Список литературы</w:t>
       </w:r>
-      <w:bookmarkEnd w:id="73"/>
+      <w:bookmarkEnd w:id="74"/>
       <w:r>
         <w:rPr>
           <w:rFonts w:ascii="Times New Roman" w:hAnsi="Times New Roman" w:cs="Times New Roman"/>
@@ -12238,7 +13949,7 @@
           <w:numId w:val="10"/>
         </w:numPr>
       </w:pPr>
-      <w:hyperlink r:id="rId20" w:history="1">
+      <w:hyperlink r:id="rId26" w:history="1">
         <w:r>
           <w:rPr>
             <w:rStyle w:val="a9"/>
@@ -12261,8 +13972,8 @@
           <w:u w:val="none"/>
         </w:rPr>
       </w:pPr>
-      <w:hyperlink r:id="rId21" w:history="1">
-        <w:bookmarkStart w:id="74" w:name="_Ref109694552"/>
+      <w:hyperlink r:id="rId27" w:history="1">
+        <w:bookmarkStart w:id="75" w:name="_Ref109694552"/>
         <w:r>
           <w:rPr>
             <w:rStyle w:val="a9"/>
@@ -12276,7 +13987,7 @@
           </w:rPr>
           <w:t>MVC</w:t>
         </w:r>
-        <w:bookmarkEnd w:id="74"/>
+        <w:bookmarkEnd w:id="75"/>
       </w:hyperlink>
     </w:p>
     <w:p>
@@ -12296,8 +14007,8 @@
           <w:szCs w:val="24"/>
         </w:rPr>
       </w:pPr>
-      <w:hyperlink r:id="rId22" w:history="1">
-        <w:bookmarkStart w:id="75" w:name="_Ref109815134"/>
+      <w:hyperlink r:id="rId28" w:history="1">
+        <w:bookmarkStart w:id="76" w:name="_Ref109815134"/>
         <w:r>
           <w:rPr>
             <w:rStyle w:val="a9"/>
@@ -12307,7 +14018,7 @@
           </w:rPr>
           <w:t>Программирование шахмат и других логических игр. — СПб.: БХВ-Петербург, 2005.</w:t>
         </w:r>
-        <w:bookmarkEnd w:id="75"/>
+        <w:bookmarkEnd w:id="76"/>
       </w:hyperlink>
       <w:r>
         <w:rPr>
@@ -12457,8 +14168,8 @@
       </w:pPr>
     </w:p>
     <w:sectPr>
-      <w:footerReference w:type="default" r:id="rId23"/>
-      <w:footerReference w:type="first" r:id="rId24"/>
+      <w:footerReference w:type="default" r:id="rId29"/>
+      <w:footerReference w:type="first" r:id="rId30"/>
       <w:pgSz w:w="11906" w:h="16838"/>
       <w:pgMar w:top="1134" w:right="850" w:bottom="1134" w:left="1701" w:header="708" w:footer="708" w:gutter="0"/>
       <w:pgNumType w:start="4"/>
@@ -13696,6 +15407,92 @@
       </w:pPr>
     </w:lvl>
   </w:abstractNum>
+  <w:abstractNum w:abstractNumId="11" w15:restartNumberingAfterBreak="0">
+    <w:nsid w:val="7B5F415C"/>
+    <w:multiLevelType w:val="multilevel"/>
+    <w:tmpl w:val="0419001F"/>
+    <w:lvl w:ilvl="0">
+      <w:start w:val="1"/>
+      <w:numFmt w:val="decimal"/>
+      <w:lvlText w:val="%1."/>
+      <w:lvlJc w:val="left"/>
+      <w:pPr>
+        <w:ind w:left="360" w:hanging="360"/>
+      </w:pPr>
+    </w:lvl>
+    <w:lvl w:ilvl="1">
+      <w:start w:val="1"/>
+      <w:numFmt w:val="decimal"/>
+      <w:lvlText w:val="%1.%2."/>
+      <w:lvlJc w:val="left"/>
+      <w:pPr>
+        <w:ind w:left="792" w:hanging="432"/>
+      </w:pPr>
+    </w:lvl>
+    <w:lvl w:ilvl="2">
+      <w:start w:val="1"/>
+      <w:numFmt w:val="decimal"/>
+      <w:lvlText w:val="%1.%2.%3."/>
+      <w:lvlJc w:val="left"/>
+      <w:pPr>
+        <w:ind w:left="1224" w:hanging="504"/>
+      </w:pPr>
+    </w:lvl>
+    <w:lvl w:ilvl="3">
+      <w:start w:val="1"/>
+      <w:numFmt w:val="decimal"/>
+      <w:lvlText w:val="%1.%2.%3.%4."/>
+      <w:lvlJc w:val="left"/>
+      <w:pPr>
+        <w:ind w:left="1728" w:hanging="648"/>
+      </w:pPr>
+    </w:lvl>
+    <w:lvl w:ilvl="4">
+      <w:start w:val="1"/>
+      <w:numFmt w:val="decimal"/>
+      <w:lvlText w:val="%1.%2.%3.%4.%5."/>
+      <w:lvlJc w:val="left"/>
+      <w:pPr>
+        <w:ind w:left="2232" w:hanging="792"/>
+      </w:pPr>
+    </w:lvl>
+    <w:lvl w:ilvl="5">
+      <w:start w:val="1"/>
+      <w:numFmt w:val="decimal"/>
+      <w:lvlText w:val="%1.%2.%3.%4.%5.%6."/>
+      <w:lvlJc w:val="left"/>
+      <w:pPr>
+        <w:ind w:left="2736" w:hanging="936"/>
+      </w:pPr>
+    </w:lvl>
+    <w:lvl w:ilvl="6">
+      <w:start w:val="1"/>
+      <w:numFmt w:val="decimal"/>
+      <w:lvlText w:val="%1.%2.%3.%4.%5.%6.%7."/>
+      <w:lvlJc w:val="left"/>
+      <w:pPr>
+        <w:ind w:left="3240" w:hanging="1080"/>
+      </w:pPr>
+    </w:lvl>
+    <w:lvl w:ilvl="7">
+      <w:start w:val="1"/>
+      <w:numFmt w:val="decimal"/>
+      <w:lvlText w:val="%1.%2.%3.%4.%5.%6.%7.%8."/>
+      <w:lvlJc w:val="left"/>
+      <w:pPr>
+        <w:ind w:left="3744" w:hanging="1224"/>
+      </w:pPr>
+    </w:lvl>
+    <w:lvl w:ilvl="8">
+      <w:start w:val="1"/>
+      <w:numFmt w:val="decimal"/>
+      <w:lvlText w:val="%1.%2.%3.%4.%5.%6.%7.%8.%9."/>
+      <w:lvlJc w:val="left"/>
+      <w:pPr>
+        <w:ind w:left="4320" w:hanging="1440"/>
+      </w:pPr>
+    </w:lvl>
+  </w:abstractNum>
   <w:num w:numId="1" w16cid:durableId="597443718">
     <w:abstractNumId w:val="9"/>
   </w:num>
@@ -13728,6 +15525,9 @@
   </w:num>
   <w:num w:numId="11" w16cid:durableId="261765620">
     <w:abstractNumId w:val="8"/>
+  </w:num>
+  <w:num w:numId="12" w16cid:durableId="1651330135">
+    <w:abstractNumId w:val="11"/>
   </w:num>
 </w:numbering>
 </file>
@@ -14220,6 +16020,7 @@
   <w:style w:type="character" w:default="1" w:styleId="a0">
     <w:name w:val="Default Paragraph Font"/>
     <w:uiPriority w:val="1"/>
+    <w:semiHidden/>
     <w:unhideWhenUsed/>
   </w:style>
   <w:style w:type="table" w:default="1" w:styleId="a1">

--- a/Отчёт.docx
+++ b/Отчёт.docx
@@ -402,28 +402,13 @@
           <w:rFonts w:ascii="Times New Roman" w:hAnsi="Times New Roman" w:cs="Times New Roman"/>
           <w:u w:val="single"/>
         </w:rPr>
-        <w:t xml:space="preserve"> </w:t>
-      </w:r>
-      <w:proofErr w:type="gramStart"/>
-      <w:r>
-        <w:rPr>
-          <w:rFonts w:ascii="Times New Roman" w:hAnsi="Times New Roman" w:cs="Times New Roman"/>
-          <w:u w:val="single"/>
-        </w:rPr>
-        <w:t>Д.В,</w:t>
-      </w:r>
-      <w:r>
-        <w:rPr>
-          <w:rFonts w:ascii="Times New Roman" w:hAnsi="Times New Roman" w:cs="Times New Roman"/>
-        </w:rPr>
-        <w:t>_</w:t>
-      </w:r>
-      <w:proofErr w:type="gramEnd"/>
-      <w:r>
-        <w:rPr>
-          <w:rFonts w:ascii="Times New Roman" w:hAnsi="Times New Roman" w:cs="Times New Roman"/>
-        </w:rPr>
-        <w:t>_</w:t>
+        <w:t xml:space="preserve"> Д.В,</w:t>
+      </w:r>
+      <w:r>
+        <w:rPr>
+          <w:rFonts w:ascii="Times New Roman" w:hAnsi="Times New Roman" w:cs="Times New Roman"/>
+        </w:rPr>
+        <w:t>__</w:t>
       </w:r>
     </w:p>
     <w:p>
@@ -6130,7 +6115,6 @@
         </w:rPr>
         <w:t xml:space="preserve"> </w:t>
       </w:r>
-      <w:proofErr w:type="gramStart"/>
       <w:r>
         <w:rPr>
           <w:rFonts w:cs="Times New Roman"/>
@@ -6139,7 +6123,6 @@
         </w:rPr>
         <w:t>- это</w:t>
       </w:r>
-      <w:proofErr w:type="gramEnd"/>
       <w:r>
         <w:rPr>
           <w:rFonts w:cs="Times New Roman"/>
@@ -7016,7 +6999,6 @@
         <w:t xml:space="preserve"> </w:t>
       </w:r>
       <w:proofErr w:type="spellStart"/>
-      <w:proofErr w:type="gramStart"/>
       <w:r>
         <w:rPr>
           <w:lang w:val="en-US"/>
@@ -7027,7 +7009,6 @@
       <w:r>
         <w:t>(</w:t>
       </w:r>
-      <w:proofErr w:type="gramEnd"/>
       <w:r>
         <w:rPr>
           <w:lang w:val="en-US"/>
@@ -7090,7 +7071,6 @@
       <w:r>
         <w:t xml:space="preserve">- </w:t>
       </w:r>
-      <w:proofErr w:type="gramStart"/>
       <w:r>
         <w:rPr>
           <w:lang w:val="en-US"/>
@@ -7100,7 +7080,6 @@
       <w:r>
         <w:t>&lt;</w:t>
       </w:r>
-      <w:proofErr w:type="gramEnd"/>
       <w:r>
         <w:rPr>
           <w:lang w:val="en-US"/>
@@ -7159,7 +7138,6 @@
         <w:lastRenderedPageBreak/>
         <w:t xml:space="preserve">- </w:t>
       </w:r>
-      <w:proofErr w:type="gramStart"/>
       <w:r>
         <w:rPr>
           <w:lang w:val="en-US"/>
@@ -7169,7 +7147,6 @@
       <w:r>
         <w:t>&lt;</w:t>
       </w:r>
-      <w:proofErr w:type="gramEnd"/>
       <w:r>
         <w:rPr>
           <w:lang w:val="en-US"/>
@@ -7338,7 +7315,6 @@
       <w:r>
         <w:t xml:space="preserve"> </w:t>
       </w:r>
-      <w:proofErr w:type="gramStart"/>
       <w:r>
         <w:rPr>
           <w:lang w:val="en-US"/>
@@ -7346,11 +7322,7 @@
         <w:t>CreateGameState</w:t>
       </w:r>
       <w:r>
-        <w:t>(</w:t>
-      </w:r>
-      <w:proofErr w:type="gramEnd"/>
-      <w:r>
-        <w:t xml:space="preserve">) – </w:t>
+        <w:t xml:space="preserve">() – </w:t>
       </w:r>
       <w:r>
         <w:t>создаёт начальное игровое состояние.</w:t>
@@ -7937,7 +7909,6 @@
         <w:t xml:space="preserve"> </w:t>
       </w:r>
       <w:proofErr w:type="spellStart"/>
-      <w:proofErr w:type="gramStart"/>
       <w:r>
         <w:rPr>
           <w:lang w:val="en-US"/>
@@ -7949,7 +7920,6 @@
         <w:t>(</w:t>
       </w:r>
       <w:proofErr w:type="spellStart"/>
-      <w:proofErr w:type="gramEnd"/>
       <w:r>
         <w:rPr>
           <w:lang w:val="en-US"/>
@@ -8259,17 +8229,12 @@
         <w:t xml:space="preserve"> </w:t>
       </w:r>
       <w:proofErr w:type="spellStart"/>
-      <w:proofErr w:type="gramStart"/>
       <w:r>
         <w:t>OnClicked</w:t>
       </w:r>
       <w:proofErr w:type="spellEnd"/>
       <w:r>
-        <w:t>(</w:t>
-      </w:r>
-      <w:proofErr w:type="gramEnd"/>
-      <w:r>
-        <w:t xml:space="preserve">) – вызывает метод для применения хода к игровому состоянию у </w:t>
+        <w:t xml:space="preserve">() – вызывает метод для применения хода к игровому состоянию у </w:t>
       </w:r>
       <w:proofErr w:type="spellStart"/>
       <w:r>
@@ -8603,7 +8568,6 @@
         <w:t xml:space="preserve"> </w:t>
       </w:r>
       <w:proofErr w:type="spellStart"/>
-      <w:proofErr w:type="gramStart"/>
       <w:r>
         <w:t>EatFigureView</w:t>
       </w:r>
@@ -8612,7 +8576,6 @@
         <w:t>(</w:t>
       </w:r>
       <w:proofErr w:type="spellStart"/>
-      <w:proofErr w:type="gramEnd"/>
       <w:r>
         <w:t>Figure</w:t>
       </w:r>
@@ -8647,17 +8610,12 @@
         <w:t xml:space="preserve"> </w:t>
       </w:r>
       <w:proofErr w:type="spellStart"/>
-      <w:proofErr w:type="gramStart"/>
       <w:r>
         <w:t>DestroyAll</w:t>
       </w:r>
       <w:proofErr w:type="spellEnd"/>
       <w:r>
-        <w:t>(</w:t>
-      </w:r>
-      <w:proofErr w:type="gramEnd"/>
-      <w:r>
-        <w:t>)</w:t>
+        <w:t>()</w:t>
       </w:r>
       <w:r>
         <w:t xml:space="preserve"> – уничтожает все игровые объекты фигур.</w:t>
@@ -8721,7 +8679,6 @@
         <w:t>-</w:t>
       </w:r>
       <w:proofErr w:type="spellStart"/>
-      <w:proofErr w:type="gramStart"/>
       <w:r>
         <w:t>SwitchCameraWithDelay</w:t>
       </w:r>
@@ -8730,7 +8687,6 @@
         <w:t>(</w:t>
       </w:r>
       <w:proofErr w:type="spellStart"/>
-      <w:proofErr w:type="gramEnd"/>
       <w:r>
         <w:t>CameraViewType</w:t>
       </w:r>
@@ -9703,21 +9659,24 @@
       <w:r>
         <w:t>Король – алгоритм просчёта всех доступных ходов самый легкий для Короля, так как он может наступить на любую клетку, в которой нет фигуры и которая не перекрашена в цвет другого игрока. Здесь просто запускается цикл по всей карте делается проверка на незанята ли клетка и может ли Король наступить на клетку, подробнее на блок-схеме где-то там.</w:t>
       </w:r>
+      <w:r>
+        <w:t xml:space="preserve"> </w:t>
+      </w:r>
+      <w:proofErr w:type="spellStart"/>
+      <w:r>
+        <w:t>Кста</w:t>
+      </w:r>
+      <w:proofErr w:type="spellEnd"/>
+      <w:r>
+        <w:t xml:space="preserve"> на рисунке Б.1 блок-схема этого говна.</w:t>
+      </w:r>
     </w:p>
     <w:p>
       <w:pPr>
         <w:pStyle w:val="af2"/>
       </w:pPr>
       <w:r>
-        <w:t xml:space="preserve">Пешка – алгоритм просчёта тоже легкий, нужно просто запустить цикл от -1 до 1 по Х </w:t>
-      </w:r>
-      <w:proofErr w:type="gramStart"/>
-      <w:r>
-        <w:t>и У</w:t>
-      </w:r>
-      <w:proofErr w:type="gramEnd"/>
-      <w:r>
-        <w:t xml:space="preserve"> позиции фигуры, проверить на выход за пределы, но проверять если там фигура не надо, так как пешка может </w:t>
+        <w:t xml:space="preserve">Пешка – алгоритм просчёта тоже легкий, нужно просто запустить цикл от -1 до 1 по Х и У позиции фигуры, проверить на выход за пределы, но проверять если там фигура не надо, так как пешка может </w:t>
       </w:r>
       <w:proofErr w:type="spellStart"/>
       <w:r>
@@ -9727,6 +9686,26 @@
       <w:r>
         <w:t xml:space="preserve"> другие фигуры, но надо сделать проверку чтобы свою фигуру не съели, подробнее на блок-схеме где-то там.</w:t>
       </w:r>
+      <w:r>
+        <w:t xml:space="preserve"> </w:t>
+      </w:r>
+      <w:r>
+        <w:t xml:space="preserve"> </w:t>
+      </w:r>
+      <w:proofErr w:type="spellStart"/>
+      <w:r>
+        <w:t>Кста</w:t>
+      </w:r>
+      <w:proofErr w:type="spellEnd"/>
+      <w:r>
+        <w:t xml:space="preserve"> на рисунке Б.</w:t>
+      </w:r>
+      <w:r>
+        <w:t>5</w:t>
+      </w:r>
+      <w:r>
+        <w:t xml:space="preserve"> блок-схема этого говна.</w:t>
+      </w:r>
     </w:p>
     <w:p>
       <w:pPr>
@@ -9753,6 +9732,23 @@
       </w:r>
       <w:r>
         <w:t xml:space="preserve"> на рисунке 4.1.</w:t>
+      </w:r>
+      <w:r>
+        <w:t xml:space="preserve"> </w:t>
+      </w:r>
+      <w:proofErr w:type="spellStart"/>
+      <w:r>
+        <w:t>Кста</w:t>
+      </w:r>
+      <w:proofErr w:type="spellEnd"/>
+      <w:r>
+        <w:t xml:space="preserve"> на рисунке Б.</w:t>
+      </w:r>
+      <w:r>
+        <w:t>2</w:t>
+      </w:r>
+      <w:r>
+        <w:t xml:space="preserve"> блок-схема этого говна.</w:t>
       </w:r>
     </w:p>
     <w:p>
@@ -9766,9 +9762,10 @@
           <w:bCs/>
           <w:noProof/>
         </w:rPr>
+        <w:lastRenderedPageBreak/>
         <w:drawing>
-          <wp:inline distT="0" distB="0" distL="0" distR="0" wp14:anchorId="491ADF7C" wp14:editId="1DF0CCA6">
-            <wp:extent cx="3921210" cy="4078410"/>
+          <wp:inline distT="0" distB="0" distL="0" distR="0" wp14:anchorId="491ADF7C" wp14:editId="6850EA09">
+            <wp:extent cx="5229461" cy="5439109"/>
             <wp:effectExtent l="0" t="0" r="0" b="0"/>
             <wp:docPr id="19" name="Рисунок 19"/>
             <wp:cNvGraphicFramePr>
@@ -9799,7 +9796,7 @@
                   <pic:spPr bwMode="auto">
                     <a:xfrm>
                       <a:off x="0" y="0"/>
-                      <a:ext cx="3948551" cy="4106847"/>
+                      <a:ext cx="5284291" cy="5496138"/>
                     </a:xfrm>
                     <a:prstGeom prst="rect">
                       <a:avLst/>
@@ -9854,7 +9851,6 @@
         <w:rPr>
           <w:lang w:val="en-US"/>
         </w:rPr>
-        <w:lastRenderedPageBreak/>
         <w:t>Castle</w:t>
       </w:r>
       <w:r>
@@ -9879,6 +9875,23 @@
       <w:r>
         <w:t>горизонтали</w:t>
       </w:r>
+      <w:r>
+        <w:t xml:space="preserve"> </w:t>
+      </w:r>
+      <w:proofErr w:type="spellStart"/>
+      <w:r>
+        <w:t>Кста</w:t>
+      </w:r>
+      <w:proofErr w:type="spellEnd"/>
+      <w:r>
+        <w:t xml:space="preserve"> на рисунке Б.</w:t>
+      </w:r>
+      <w:r>
+        <w:t>4</w:t>
+      </w:r>
+      <w:r>
+        <w:t xml:space="preserve"> блок-схема этого говна.</w:t>
+      </w:r>
     </w:p>
     <w:p>
       <w:pPr>
@@ -9908,6 +9921,23 @@
       <w:proofErr w:type="spellEnd"/>
       <w:r>
         <w:t xml:space="preserve"> по диагоналям</w:t>
+      </w:r>
+      <w:r>
+        <w:t xml:space="preserve"> </w:t>
+      </w:r>
+      <w:proofErr w:type="spellStart"/>
+      <w:r>
+        <w:t>Кста</w:t>
+      </w:r>
+      <w:proofErr w:type="spellEnd"/>
+      <w:r>
+        <w:t xml:space="preserve"> на рисунке Б.</w:t>
+      </w:r>
+      <w:r>
+        <w:t>3</w:t>
+      </w:r>
+      <w:r>
+        <w:t xml:space="preserve"> блок-схема этого говна.</w:t>
       </w:r>
     </w:p>
     <w:p>
@@ -9979,6 +10009,36 @@
       <w:bookmarkEnd w:id="53"/>
     </w:p>
     <w:p>
+      <w:r>
+        <w:t xml:space="preserve">Пук </w:t>
+      </w:r>
+      <w:proofErr w:type="spellStart"/>
+      <w:r>
+        <w:t>пук</w:t>
+      </w:r>
+      <w:proofErr w:type="spellEnd"/>
+      <w:r>
+        <w:t xml:space="preserve"> на рисунке Б.6 – </w:t>
+      </w:r>
+      <w:proofErr w:type="spellStart"/>
+      <w:r>
+        <w:rPr>
+          <w:lang w:val="en-US"/>
+        </w:rPr>
+        <w:t>ApplyStep</w:t>
+      </w:r>
+      <w:proofErr w:type="spellEnd"/>
+      <w:r>
+        <w:t xml:space="preserve"> </w:t>
+      </w:r>
+      <w:r>
+        <w:t xml:space="preserve">а на рисунке Б.7 – как блок-схема как </w:t>
+      </w:r>
+      <w:r>
+        <w:t xml:space="preserve">закрашивается 3 на 3 </w:t>
+      </w:r>
+    </w:p>
+    <w:p>
       <w:pPr>
         <w:pStyle w:val="10"/>
         <w:numPr>
@@ -9998,8 +10058,8 @@
           <w:color w:val="auto"/>
           <w:sz w:val="28"/>
           <w:szCs w:val="28"/>
-          <w:lang w:val="en-US"/>
-        </w:rPr>
+        </w:rPr>
+        <w:lastRenderedPageBreak/>
         <w:t xml:space="preserve"> </w:t>
       </w:r>
       <w:bookmarkStart w:id="54" w:name="_Toc109840861"/>
@@ -10305,7 +10365,6 @@
         <w:br/>
       </w:r>
       <w:r>
-        <w:lastRenderedPageBreak/>
         <w:t xml:space="preserve">D2 – Количество захваченных клеток </w:t>
       </w:r>
       <w:r>
@@ -10400,6 +10459,7 @@
           <w:sz w:val="28"/>
           <w:szCs w:val="28"/>
         </w:rPr>
+        <w:lastRenderedPageBreak/>
         <w:t>Оптимизации</w:t>
       </w:r>
       <w:bookmarkEnd w:id="56"/>
@@ -10749,6 +10809,7 @@
               <w:ind w:firstLine="25"/>
             </w:pPr>
             <w:r>
+              <w:lastRenderedPageBreak/>
               <w:t>Фигура</w:t>
             </w:r>
           </w:p>
@@ -12353,7 +12414,6 @@
                 <w:sz w:val="24"/>
                 <w:szCs w:val="24"/>
               </w:rPr>
-              <w:lastRenderedPageBreak/>
               <w:t>АльфаБета</w:t>
             </w:r>
             <w:proofErr w:type="spellEnd"/>
@@ -12398,7 +12458,6 @@
                 <w:szCs w:val="24"/>
                 <w:lang w:val="en-US"/>
               </w:rPr>
-              <w:lastRenderedPageBreak/>
               <w:t>8</w:t>
             </w:r>
             <w:r>
@@ -13430,15 +13489,7 @@
           <w:sz w:val="28"/>
           <w:szCs w:val="28"/>
         </w:rPr>
-        <w:t>Блок-схемы расчёта всех доступных ходов</w:t>
-      </w:r>
-      <w:r>
-        <w:rPr>
-          <w:rFonts w:cs="Times New Roman"/>
-          <w:sz w:val="28"/>
-          <w:szCs w:val="28"/>
-        </w:rPr>
-        <w:t xml:space="preserve"> </w:t>
+        <w:t xml:space="preserve">Блок-схемы </w:t>
       </w:r>
     </w:p>
     <w:p>
@@ -13907,6 +13958,196 @@
     </w:p>
     <w:p>
       <w:pPr>
+        <w:keepNext/>
+        <w:jc w:val="center"/>
+      </w:pPr>
+      <w:r>
+        <w:rPr>
+          <w:noProof/>
+        </w:rPr>
+        <w:lastRenderedPageBreak/>
+        <w:drawing>
+          <wp:inline distT="0" distB="0" distL="0" distR="0" wp14:anchorId="403944C9" wp14:editId="0F1FE7E2">
+            <wp:extent cx="3045460" cy="4859020"/>
+            <wp:effectExtent l="0" t="0" r="2540" b="0"/>
+            <wp:docPr id="20" name="Рисунок 20"/>
+            <wp:cNvGraphicFramePr>
+              <a:graphicFrameLocks xmlns:a="http://schemas.openxmlformats.org/drawingml/2006/main" noChangeAspect="1"/>
+            </wp:cNvGraphicFramePr>
+            <a:graphic xmlns:a="http://schemas.openxmlformats.org/drawingml/2006/main">
+              <a:graphicData uri="http://schemas.openxmlformats.org/drawingml/2006/picture">
+                <pic:pic xmlns:pic="http://schemas.openxmlformats.org/drawingml/2006/picture">
+                  <pic:nvPicPr>
+                    <pic:cNvPr id="0" name="Picture 6"/>
+                    <pic:cNvPicPr>
+                      <a:picLocks noChangeAspect="1" noChangeArrowheads="1"/>
+                    </pic:cNvPicPr>
+                  </pic:nvPicPr>
+                  <pic:blipFill>
+                    <a:blip r:embed="rId26">
+                      <a:extLst>
+                        <a:ext uri="{28A0092B-C50C-407E-A947-70E740481C1C}">
+                          <a14:useLocalDpi xmlns:a14="http://schemas.microsoft.com/office/drawing/2010/main" val="0"/>
+                        </a:ext>
+                      </a:extLst>
+                    </a:blip>
+                    <a:srcRect/>
+                    <a:stretch>
+                      <a:fillRect/>
+                    </a:stretch>
+                  </pic:blipFill>
+                  <pic:spPr bwMode="auto">
+                    <a:xfrm>
+                      <a:off x="0" y="0"/>
+                      <a:ext cx="3045460" cy="4859020"/>
+                    </a:xfrm>
+                    <a:prstGeom prst="rect">
+                      <a:avLst/>
+                    </a:prstGeom>
+                    <a:noFill/>
+                    <a:ln>
+                      <a:noFill/>
+                    </a:ln>
+                  </pic:spPr>
+                </pic:pic>
+              </a:graphicData>
+            </a:graphic>
+          </wp:inline>
+        </w:drawing>
+      </w:r>
+    </w:p>
+    <w:p>
+      <w:pPr>
+        <w:pStyle w:val="af7"/>
+      </w:pPr>
+      <w:r>
+        <w:t xml:space="preserve">Рисунок Б. </w:t>
+      </w:r>
+      <w:fldSimple w:instr=" SEQ Рисунок_Б. \* ARABIC ">
+        <w:r>
+          <w:rPr>
+            <w:noProof/>
+          </w:rPr>
+          <w:t>6</w:t>
+        </w:r>
+      </w:fldSimple>
+      <w:r>
+        <w:t xml:space="preserve"> - блок-</w:t>
+      </w:r>
+      <w:r>
+        <w:rPr>
+          <w:highlight w:val="yellow"/>
+        </w:rPr>
+        <w:t>схема обработка хода</w:t>
+      </w:r>
+    </w:p>
+    <w:p>
+      <w:pPr>
+        <w:pStyle w:val="af7"/>
+        <w:keepNext/>
+      </w:pPr>
+      <w:r>
+        <w:rPr>
+          <w:noProof/>
+        </w:rPr>
+        <w:lastRenderedPageBreak/>
+        <w:drawing>
+          <wp:inline distT="0" distB="0" distL="0" distR="0" wp14:anchorId="048506CD" wp14:editId="267E267E">
+            <wp:extent cx="3635303" cy="8410969"/>
+            <wp:effectExtent l="0" t="0" r="3810" b="0"/>
+            <wp:docPr id="21" name="Рисунок 21"/>
+            <wp:cNvGraphicFramePr>
+              <a:graphicFrameLocks xmlns:a="http://schemas.openxmlformats.org/drawingml/2006/main" noChangeAspect="1"/>
+            </wp:cNvGraphicFramePr>
+            <a:graphic xmlns:a="http://schemas.openxmlformats.org/drawingml/2006/main">
+              <a:graphicData uri="http://schemas.openxmlformats.org/drawingml/2006/picture">
+                <pic:pic xmlns:pic="http://schemas.openxmlformats.org/drawingml/2006/picture">
+                  <pic:nvPicPr>
+                    <pic:cNvPr id="0" name="Picture 7"/>
+                    <pic:cNvPicPr>
+                      <a:picLocks noChangeAspect="1" noChangeArrowheads="1"/>
+                    </pic:cNvPicPr>
+                  </pic:nvPicPr>
+                  <pic:blipFill>
+                    <a:blip r:embed="rId27">
+                      <a:extLst>
+                        <a:ext uri="{28A0092B-C50C-407E-A947-70E740481C1C}">
+                          <a14:useLocalDpi xmlns:a14="http://schemas.microsoft.com/office/drawing/2010/main" val="0"/>
+                        </a:ext>
+                      </a:extLst>
+                    </a:blip>
+                    <a:srcRect/>
+                    <a:stretch>
+                      <a:fillRect/>
+                    </a:stretch>
+                  </pic:blipFill>
+                  <pic:spPr bwMode="auto">
+                    <a:xfrm>
+                      <a:off x="0" y="0"/>
+                      <a:ext cx="3638448" cy="8418247"/>
+                    </a:xfrm>
+                    <a:prstGeom prst="rect">
+                      <a:avLst/>
+                    </a:prstGeom>
+                    <a:noFill/>
+                    <a:ln>
+                      <a:noFill/>
+                    </a:ln>
+                  </pic:spPr>
+                </pic:pic>
+              </a:graphicData>
+            </a:graphic>
+          </wp:inline>
+        </w:drawing>
+      </w:r>
+    </w:p>
+    <w:p>
+      <w:pPr>
+        <w:pStyle w:val="af7"/>
+      </w:pPr>
+      <w:r>
+        <w:t xml:space="preserve">Рисунок Б. </w:t>
+      </w:r>
+      <w:r>
+        <w:rPr>
+          <w:highlight w:val="yellow"/>
+        </w:rPr>
+        <w:fldChar w:fldCharType="begin"/>
+      </w:r>
+      <w:r>
+        <w:rPr>
+          <w:highlight w:val="yellow"/>
+        </w:rPr>
+        <w:instrText xml:space="preserve"> SEQ Рисунок_Б. \* ARABIC </w:instrText>
+      </w:r>
+      <w:r>
+        <w:rPr>
+          <w:highlight w:val="yellow"/>
+        </w:rPr>
+        <w:fldChar w:fldCharType="separate"/>
+      </w:r>
+      <w:r>
+        <w:rPr>
+          <w:noProof/>
+          <w:highlight w:val="yellow"/>
+        </w:rPr>
+        <w:t>7</w:t>
+      </w:r>
+      <w:r>
+        <w:rPr>
+          <w:highlight w:val="yellow"/>
+        </w:rPr>
+        <w:fldChar w:fldCharType="end"/>
+      </w:r>
+      <w:r>
+        <w:rPr>
+          <w:highlight w:val="yellow"/>
+        </w:rPr>
+        <w:t>- блок-схема закрашивания 3 на 3</w:t>
+      </w:r>
+    </w:p>
+    <w:p>
+      <w:pPr>
         <w:pStyle w:val="10"/>
         <w:numPr>
           <w:ilvl w:val="0"/>
@@ -13949,7 +14190,7 @@
           <w:numId w:val="10"/>
         </w:numPr>
       </w:pPr>
-      <w:hyperlink r:id="rId26" w:history="1">
+      <w:hyperlink r:id="rId28" w:history="1">
         <w:r>
           <w:rPr>
             <w:rStyle w:val="a9"/>
@@ -13972,7 +14213,7 @@
           <w:u w:val="none"/>
         </w:rPr>
       </w:pPr>
-      <w:hyperlink r:id="rId27" w:history="1">
+      <w:hyperlink r:id="rId29" w:history="1">
         <w:bookmarkStart w:id="75" w:name="_Ref109694552"/>
         <w:r>
           <w:rPr>
@@ -14007,7 +14248,7 @@
           <w:szCs w:val="24"/>
         </w:rPr>
       </w:pPr>
-      <w:hyperlink r:id="rId28" w:history="1">
+      <w:hyperlink r:id="rId30" w:history="1">
         <w:bookmarkStart w:id="76" w:name="_Ref109815134"/>
         <w:r>
           <w:rPr>
@@ -14168,8 +14409,8 @@
       </w:pPr>
     </w:p>
     <w:sectPr>
-      <w:footerReference w:type="default" r:id="rId29"/>
-      <w:footerReference w:type="first" r:id="rId30"/>
+      <w:footerReference w:type="default" r:id="rId31"/>
+      <w:footerReference w:type="first" r:id="rId32"/>
       <w:pgSz w:w="11906" w:h="16838"/>
       <w:pgMar w:top="1134" w:right="850" w:bottom="1134" w:left="1701" w:header="708" w:footer="708" w:gutter="0"/>
       <w:pgNumType w:start="4"/>

--- a/Отчёт.docx
+++ b/Отчёт.docx
@@ -13,26 +13,26 @@
           <w:szCs w:val="24"/>
         </w:rPr>
       </w:pPr>
-      <w:bookmarkStart w:id="0" w:name="_Toc109593980"/>
-      <w:bookmarkStart w:id="1" w:name="_Toc109595473"/>
-      <w:bookmarkStart w:id="2" w:name="_Toc109596775"/>
-      <w:bookmarkStart w:id="3" w:name="_Toc109658620"/>
-      <w:bookmarkStart w:id="4" w:name="_Toc109840527"/>
-      <w:bookmarkStart w:id="5" w:name="_Toc109840835"/>
-      <w:bookmarkStart w:id="6" w:name="_Hlk109948697"/>
-      <w:bookmarkEnd w:id="6"/>
+      <w:bookmarkStart w:id="0" w:name="_Hlk109948697"/>
+      <w:bookmarkStart w:id="1" w:name="_Toc109593980"/>
+      <w:bookmarkStart w:id="2" w:name="_Toc109595473"/>
+      <w:bookmarkStart w:id="3" w:name="_Toc109596775"/>
+      <w:bookmarkStart w:id="4" w:name="_Toc109658620"/>
+      <w:bookmarkStart w:id="5" w:name="_Toc109840527"/>
+      <w:bookmarkStart w:id="6" w:name="_Toc109840835"/>
+      <w:bookmarkEnd w:id="0"/>
       <w:r>
         <w:rPr>
           <w:rFonts w:ascii="Times New Roman" w:hAnsi="Times New Roman" w:cs="Times New Roman"/>
         </w:rPr>
         <w:t>МИНОБРНАУКИ РОССИИ</w:t>
       </w:r>
-      <w:bookmarkEnd w:id="0"/>
       <w:bookmarkEnd w:id="1"/>
       <w:bookmarkEnd w:id="2"/>
       <w:bookmarkEnd w:id="3"/>
       <w:bookmarkEnd w:id="4"/>
       <w:bookmarkEnd w:id="5"/>
+      <w:bookmarkEnd w:id="6"/>
     </w:p>
     <w:p>
       <w:pPr>
@@ -386,23 +386,7 @@
           <w:rFonts w:ascii="Times New Roman" w:hAnsi="Times New Roman" w:cs="Times New Roman"/>
           <w:u w:val="single"/>
         </w:rPr>
-        <w:t xml:space="preserve">      </w:t>
-      </w:r>
-      <w:proofErr w:type="spellStart"/>
-      <w:r>
-        <w:rPr>
-          <w:rFonts w:ascii="Times New Roman" w:hAnsi="Times New Roman" w:cs="Times New Roman"/>
-          <w:u w:val="single"/>
-        </w:rPr>
-        <w:t>Жевнерчук</w:t>
-      </w:r>
-      <w:proofErr w:type="spellEnd"/>
-      <w:r>
-        <w:rPr>
-          <w:rFonts w:ascii="Times New Roman" w:hAnsi="Times New Roman" w:cs="Times New Roman"/>
-          <w:u w:val="single"/>
-        </w:rPr>
-        <w:t xml:space="preserve"> Д.В,</w:t>
+        <w:t xml:space="preserve">      Жевнерчук Д.В,</w:t>
       </w:r>
       <w:r>
         <w:rPr>
@@ -5708,15 +5692,7 @@
         <w:t xml:space="preserve">на нем </w:t>
       </w:r>
       <w:r>
-        <w:t xml:space="preserve">состояние игры и </w:t>
-      </w:r>
-      <w:proofErr w:type="spellStart"/>
-      <w:r>
-        <w:t>валидировать</w:t>
-      </w:r>
-      <w:proofErr w:type="spellEnd"/>
-      <w:r>
-        <w:t xml:space="preserve"> действия игроков.</w:t>
+        <w:t>состояние игры и валидировать действия игроков.</w:t>
       </w:r>
     </w:p>
     <w:p>
@@ -5912,21 +5888,7 @@
         <w:rPr>
           <w:shd w:val="clear" w:color="auto" w:fill="FFFFFF"/>
         </w:rPr>
-        <w:t>Model-View-</w:t>
-      </w:r>
-      <w:proofErr w:type="spellStart"/>
-      <w:r>
-        <w:rPr>
-          <w:shd w:val="clear" w:color="auto" w:fill="FFFFFF"/>
-        </w:rPr>
-        <w:t>Controller</w:t>
-      </w:r>
-      <w:proofErr w:type="spellEnd"/>
-      <w:r>
-        <w:rPr>
-          <w:shd w:val="clear" w:color="auto" w:fill="FFFFFF"/>
-        </w:rPr>
-        <w:t xml:space="preserve"> </w:t>
+        <w:t xml:space="preserve">Model-View-Controller </w:t>
       </w:r>
       <w:r>
         <w:rPr>
@@ -6937,33 +6899,11 @@
       <w:r>
         <w:t xml:space="preserve"> </w:t>
       </w:r>
-      <w:proofErr w:type="spellStart"/>
       <w:r>
         <w:rPr>
           <w:rStyle w:val="af3"/>
         </w:rPr>
-        <w:t>UpdateGameState</w:t>
-      </w:r>
-      <w:proofErr w:type="spellEnd"/>
-      <w:r>
-        <w:rPr>
-          <w:rStyle w:val="af3"/>
-        </w:rPr>
-        <w:t xml:space="preserve"> (</w:t>
-      </w:r>
-      <w:proofErr w:type="spellStart"/>
-      <w:r>
-        <w:rPr>
-          <w:rStyle w:val="af3"/>
-        </w:rPr>
-        <w:t>Map</w:t>
-      </w:r>
-      <w:proofErr w:type="spellEnd"/>
-      <w:r>
-        <w:rPr>
-          <w:rStyle w:val="af3"/>
-        </w:rPr>
-        <w:t>)</w:t>
+        <w:t>UpdateGameState (Map)</w:t>
       </w:r>
       <w:r>
         <w:rPr>
@@ -6998,14 +6938,12 @@
       <w:r>
         <w:t xml:space="preserve"> </w:t>
       </w:r>
-      <w:proofErr w:type="spellStart"/>
       <w:r>
         <w:rPr>
           <w:lang w:val="en-US"/>
         </w:rPr>
         <w:t>ApplyStep</w:t>
       </w:r>
-      <w:proofErr w:type="spellEnd"/>
       <w:r>
         <w:t>(</w:t>
       </w:r>
@@ -7564,7 +7502,6 @@
       <w:pPr>
         <w:pStyle w:val="af2"/>
       </w:pPr>
-      <w:proofErr w:type="spellStart"/>
       <w:r>
         <w:rPr>
           <w:b/>
@@ -7573,7 +7510,6 @@
         </w:rPr>
         <w:t>GameController</w:t>
       </w:r>
-      <w:proofErr w:type="spellEnd"/>
       <w:r>
         <w:t xml:space="preserve"> – </w:t>
       </w:r>
@@ -7613,29 +7549,8 @@
         <w:br/>
         <w:t xml:space="preserve">- </w:t>
       </w:r>
-      <w:proofErr w:type="spellStart"/>
-      <w:r>
-        <w:t>void</w:t>
-      </w:r>
-      <w:proofErr w:type="spellEnd"/>
-      <w:r>
-        <w:t xml:space="preserve"> </w:t>
-      </w:r>
-      <w:proofErr w:type="spellStart"/>
-      <w:r>
-        <w:t>SelectGameMode</w:t>
-      </w:r>
-      <w:proofErr w:type="spellEnd"/>
-      <w:r>
-        <w:t>(</w:t>
-      </w:r>
-      <w:proofErr w:type="spellStart"/>
-      <w:r>
-        <w:t>GameModeType</w:t>
-      </w:r>
-      <w:proofErr w:type="spellEnd"/>
-      <w:r>
-        <w:t>)</w:t>
+      <w:r>
+        <w:t>void SelectGameMode(GameModeType)</w:t>
       </w:r>
       <w:r>
         <w:t xml:space="preserve"> – устанавливает определенное состояние строителя, в зависимости от выбранного игрового режима</w:t>
@@ -7648,23 +7563,7 @@
         <w:t>-</w:t>
       </w:r>
       <w:r>
-        <w:t xml:space="preserve"> </w:t>
-      </w:r>
-      <w:proofErr w:type="spellStart"/>
-      <w:r>
-        <w:t>void</w:t>
-      </w:r>
-      <w:proofErr w:type="spellEnd"/>
-      <w:r>
-        <w:t xml:space="preserve"> </w:t>
-      </w:r>
-      <w:proofErr w:type="spellStart"/>
-      <w:r>
-        <w:t>StartGame</w:t>
-      </w:r>
-      <w:proofErr w:type="spellEnd"/>
-      <w:r>
-        <w:t xml:space="preserve">() </w:t>
+        <w:t xml:space="preserve"> void StartGame() </w:t>
       </w:r>
       <w:r>
         <w:t>–</w:t>
@@ -7682,29 +7581,8 @@
         <w:br/>
         <w:t xml:space="preserve">- </w:t>
       </w:r>
-      <w:proofErr w:type="spellStart"/>
-      <w:r>
-        <w:t>void</w:t>
-      </w:r>
-      <w:proofErr w:type="spellEnd"/>
-      <w:r>
-        <w:t xml:space="preserve"> </w:t>
-      </w:r>
-      <w:proofErr w:type="spellStart"/>
-      <w:r>
-        <w:t>FigureOnClicked</w:t>
-      </w:r>
-      <w:proofErr w:type="spellEnd"/>
-      <w:r>
-        <w:t>(</w:t>
-      </w:r>
-      <w:proofErr w:type="spellStart"/>
-      <w:r>
-        <w:t>FigureView</w:t>
-      </w:r>
-      <w:proofErr w:type="spellEnd"/>
-      <w:r>
-        <w:t>)</w:t>
+      <w:r>
+        <w:t>void FigureOnClicked(FigureView)</w:t>
       </w:r>
       <w:r>
         <w:t xml:space="preserve"> – вызывает методы модели и других контроллеров, для отрисовки подсказок возможных ходов, выбранной игроком фигуры</w:t>
@@ -7716,29 +7594,8 @@
         <w:br/>
         <w:t xml:space="preserve">- </w:t>
       </w:r>
-      <w:proofErr w:type="spellStart"/>
-      <w:r>
-        <w:t>void</w:t>
-      </w:r>
-      <w:proofErr w:type="spellEnd"/>
-      <w:r>
-        <w:t xml:space="preserve"> </w:t>
-      </w:r>
-      <w:proofErr w:type="spellStart"/>
-      <w:r>
-        <w:t>CellOnClicked</w:t>
-      </w:r>
-      <w:proofErr w:type="spellEnd"/>
-      <w:r>
-        <w:t>(</w:t>
-      </w:r>
-      <w:proofErr w:type="spellStart"/>
-      <w:r>
-        <w:t>CellView</w:t>
-      </w:r>
-      <w:proofErr w:type="spellEnd"/>
-      <w:r>
-        <w:t>)</w:t>
+      <w:r>
+        <w:t>void CellOnClicked(CellView)</w:t>
       </w:r>
       <w:r>
         <w:t xml:space="preserve"> – применяет выбранный игроком ход к актуальному игровому состоянию</w:t>
@@ -7750,29 +7607,8 @@
         <w:br/>
         <w:t xml:space="preserve">- </w:t>
       </w:r>
-      <w:proofErr w:type="spellStart"/>
-      <w:r>
-        <w:t>void</w:t>
-      </w:r>
-      <w:proofErr w:type="spellEnd"/>
-      <w:r>
-        <w:t xml:space="preserve"> </w:t>
-      </w:r>
-      <w:proofErr w:type="spellStart"/>
-      <w:r>
-        <w:t>DrawNewGameState</w:t>
-      </w:r>
-      <w:proofErr w:type="spellEnd"/>
-      <w:r>
-        <w:t>(</w:t>
-      </w:r>
-      <w:proofErr w:type="spellStart"/>
-      <w:r>
-        <w:t>Map</w:t>
-      </w:r>
-      <w:proofErr w:type="spellEnd"/>
-      <w:r>
-        <w:t>)</w:t>
+      <w:r>
+        <w:t>void DrawNewGameState(Map)</w:t>
       </w:r>
       <w:r>
         <w:t xml:space="preserve"> – вызывает у контроллеров методы, для отрисовки </w:t>
@@ -7788,29 +7624,8 @@
         <w:br/>
         <w:t xml:space="preserve">- </w:t>
       </w:r>
-      <w:proofErr w:type="spellStart"/>
-      <w:r>
-        <w:t>void</w:t>
-      </w:r>
-      <w:proofErr w:type="spellEnd"/>
-      <w:r>
-        <w:t xml:space="preserve"> </w:t>
-      </w:r>
-      <w:proofErr w:type="spellStart"/>
-      <w:r>
-        <w:t>ApplyStepView</w:t>
-      </w:r>
-      <w:proofErr w:type="spellEnd"/>
-      <w:r>
-        <w:t xml:space="preserve">(Cell, </w:t>
-      </w:r>
-      <w:proofErr w:type="spellStart"/>
-      <w:r>
-        <w:t>Figure</w:t>
-      </w:r>
-      <w:proofErr w:type="spellEnd"/>
-      <w:r>
-        <w:t>)</w:t>
+      <w:r>
+        <w:t>void ApplyStepView(Cell, Figure)</w:t>
       </w:r>
       <w:r>
         <w:t xml:space="preserve"> – запускает анимацию передвижения фигуры</w:t>
@@ -7822,21 +7637,8 @@
         <w:br/>
         <w:t xml:space="preserve">- </w:t>
       </w:r>
-      <w:proofErr w:type="spellStart"/>
-      <w:r>
-        <w:t>void</w:t>
-      </w:r>
-      <w:proofErr w:type="spellEnd"/>
-      <w:r>
-        <w:t xml:space="preserve"> </w:t>
-      </w:r>
-      <w:proofErr w:type="spellStart"/>
-      <w:r>
-        <w:t>EndGame</w:t>
-      </w:r>
-      <w:proofErr w:type="spellEnd"/>
-      <w:r>
-        <w:t>()</w:t>
+      <w:r>
+        <w:t>void EndGame()</w:t>
       </w:r>
       <w:r>
         <w:t xml:space="preserve"> – вызывает методы контроллеров для уничтожения игровых объектов, очищает список игровых состояний.</w:t>
@@ -7908,25 +7710,21 @@
       <w:r>
         <w:t xml:space="preserve"> </w:t>
       </w:r>
-      <w:proofErr w:type="spellStart"/>
       <w:r>
         <w:rPr>
           <w:lang w:val="en-US"/>
         </w:rPr>
         <w:t>GetColor</w:t>
       </w:r>
-      <w:proofErr w:type="spellEnd"/>
       <w:r>
         <w:t>(</w:t>
       </w:r>
-      <w:proofErr w:type="spellStart"/>
       <w:r>
         <w:rPr>
           <w:lang w:val="en-US"/>
         </w:rPr>
         <w:t>ColorType</w:t>
       </w:r>
-      <w:proofErr w:type="spellEnd"/>
       <w:r>
         <w:t xml:space="preserve">) </w:t>
       </w:r>
@@ -7946,36 +7744,30 @@
         <w:br/>
         <w:t>-</w:t>
       </w:r>
-      <w:proofErr w:type="spellStart"/>
       <w:r>
         <w:rPr>
           <w:lang w:val="en-US"/>
         </w:rPr>
         <w:t>GameObject</w:t>
       </w:r>
-      <w:proofErr w:type="spellEnd"/>
       <w:r>
         <w:t xml:space="preserve"> </w:t>
       </w:r>
-      <w:proofErr w:type="spellStart"/>
       <w:r>
         <w:rPr>
           <w:lang w:val="en-US"/>
         </w:rPr>
         <w:t>GetFigure</w:t>
       </w:r>
-      <w:proofErr w:type="spellEnd"/>
       <w:r>
         <w:t>(</w:t>
       </w:r>
-      <w:proofErr w:type="spellStart"/>
       <w:r>
         <w:rPr>
           <w:lang w:val="en-US"/>
         </w:rPr>
         <w:t>FigureType</w:t>
       </w:r>
-      <w:proofErr w:type="spellEnd"/>
       <w:r>
         <w:t xml:space="preserve">) </w:t>
       </w:r>
@@ -7996,7 +7788,6 @@
       <w:pPr>
         <w:pStyle w:val="af2"/>
       </w:pPr>
-      <w:proofErr w:type="spellStart"/>
       <w:r>
         <w:rPr>
           <w:b/>
@@ -8005,7 +7796,6 @@
         </w:rPr>
         <w:t>CellController</w:t>
       </w:r>
-      <w:proofErr w:type="spellEnd"/>
       <w:r>
         <w:t xml:space="preserve"> – </w:t>
       </w:r>
@@ -8026,14 +7816,12 @@
         <w:br/>
         <w:t xml:space="preserve">-Ссылку на </w:t>
       </w:r>
-      <w:proofErr w:type="spellStart"/>
       <w:r>
         <w:rPr>
           <w:lang w:val="en-US"/>
         </w:rPr>
         <w:t>GameController</w:t>
       </w:r>
-      <w:proofErr w:type="spellEnd"/>
       <w:r>
         <w:t>;</w:t>
       </w:r>
@@ -8068,29 +7856,8 @@
         <w:br/>
         <w:t>-</w:t>
       </w:r>
-      <w:proofErr w:type="spellStart"/>
-      <w:r>
-        <w:t>void</w:t>
-      </w:r>
-      <w:proofErr w:type="spellEnd"/>
-      <w:r>
-        <w:t xml:space="preserve"> </w:t>
-      </w:r>
-      <w:proofErr w:type="spellStart"/>
-      <w:r>
-        <w:t>CreateCells</w:t>
-      </w:r>
-      <w:proofErr w:type="spellEnd"/>
-      <w:r>
-        <w:t>(</w:t>
-      </w:r>
-      <w:proofErr w:type="spellStart"/>
-      <w:r>
-        <w:t>Map</w:t>
-      </w:r>
-      <w:proofErr w:type="spellEnd"/>
-      <w:r>
-        <w:t>)</w:t>
+      <w:r>
+        <w:t>void CreateCells(Map)</w:t>
       </w:r>
       <w:r>
         <w:t xml:space="preserve"> – создает игровые объекты клеток</w:t>
@@ -8102,45 +7869,8 @@
         <w:br/>
         <w:t>-</w:t>
       </w:r>
-      <w:proofErr w:type="spellStart"/>
-      <w:r>
-        <w:t>void</w:t>
-      </w:r>
-      <w:proofErr w:type="spellEnd"/>
-      <w:r>
-        <w:t xml:space="preserve"> </w:t>
-      </w:r>
-      <w:proofErr w:type="spellStart"/>
-      <w:r>
-        <w:t>ChangeMaterialCell</w:t>
-      </w:r>
-      <w:proofErr w:type="spellEnd"/>
-      <w:r>
-        <w:t>(</w:t>
-      </w:r>
-      <w:proofErr w:type="spellStart"/>
-      <w:r>
-        <w:t>int</w:t>
-      </w:r>
-      <w:proofErr w:type="spellEnd"/>
-      <w:r>
-        <w:t xml:space="preserve">, </w:t>
-      </w:r>
-      <w:proofErr w:type="spellStart"/>
-      <w:r>
-        <w:t>int</w:t>
-      </w:r>
-      <w:proofErr w:type="spellEnd"/>
-      <w:r>
-        <w:t xml:space="preserve">, </w:t>
-      </w:r>
-      <w:proofErr w:type="spellStart"/>
-      <w:r>
-        <w:t>Map</w:t>
-      </w:r>
-      <w:proofErr w:type="spellEnd"/>
-      <w:r>
-        <w:t>)</w:t>
+      <w:r>
+        <w:t>void ChangeMaterialCell(int, int, Map)</w:t>
       </w:r>
       <w:r>
         <w:t xml:space="preserve"> – изменяет материал представления определенной клетки в соответствии с передаваемым игровым состоянием</w:t>
@@ -8152,29 +7882,8 @@
         <w:br/>
         <w:t>-</w:t>
       </w:r>
-      <w:proofErr w:type="spellStart"/>
-      <w:r>
-        <w:t>void</w:t>
-      </w:r>
-      <w:proofErr w:type="spellEnd"/>
-      <w:r>
-        <w:t xml:space="preserve"> </w:t>
-      </w:r>
-      <w:proofErr w:type="spellStart"/>
-      <w:r>
-        <w:t>ShowAllSteps</w:t>
-      </w:r>
-      <w:proofErr w:type="spellEnd"/>
-      <w:r>
-        <w:t xml:space="preserve">(List&lt; Cell&gt; </w:t>
-      </w:r>
-      <w:proofErr w:type="spellStart"/>
-      <w:r>
-        <w:t>way</w:t>
-      </w:r>
-      <w:proofErr w:type="spellEnd"/>
-      <w:r>
-        <w:t>)</w:t>
+      <w:r>
+        <w:t>void ShowAllSteps(List&lt; Cell&gt; way)</w:t>
       </w:r>
       <w:r>
         <w:t xml:space="preserve"> – включает подсказки у определенного набора клеток</w:t>
@@ -8186,29 +7895,8 @@
         <w:br/>
         <w:t>-</w:t>
       </w:r>
-      <w:proofErr w:type="spellStart"/>
-      <w:r>
-        <w:t>void</w:t>
-      </w:r>
-      <w:proofErr w:type="spellEnd"/>
-      <w:r>
-        <w:t xml:space="preserve"> </w:t>
-      </w:r>
-      <w:proofErr w:type="spellStart"/>
-      <w:r>
-        <w:t>OnBoxColidersForList</w:t>
-      </w:r>
-      <w:proofErr w:type="spellEnd"/>
-      <w:r>
-        <w:t xml:space="preserve">(List&lt; Cell&gt; </w:t>
-      </w:r>
-      <w:proofErr w:type="spellStart"/>
-      <w:r>
-        <w:t>way</w:t>
-      </w:r>
-      <w:proofErr w:type="spellEnd"/>
-      <w:r>
-        <w:t>)</w:t>
+      <w:r>
+        <w:t>void OnBoxColidersForList(List&lt; Cell&gt; way)</w:t>
       </w:r>
       <w:r>
         <w:t xml:space="preserve"> – включает боксы коллизии для списка клеток. Так игрок сможет кликнуть по клетке, что бы выбрать ход</w:t>
@@ -8220,30 +7908,18 @@
         <w:br/>
         <w:t>-</w:t>
       </w:r>
-      <w:proofErr w:type="spellStart"/>
-      <w:r>
-        <w:t>void</w:t>
-      </w:r>
-      <w:proofErr w:type="spellEnd"/>
-      <w:r>
-        <w:t xml:space="preserve"> </w:t>
-      </w:r>
-      <w:proofErr w:type="spellStart"/>
-      <w:r>
-        <w:t>OnClicked</w:t>
-      </w:r>
-      <w:proofErr w:type="spellEnd"/>
+      <w:r>
+        <w:t>void OnClicked</w:t>
+      </w:r>
       <w:r>
         <w:t xml:space="preserve">() – вызывает метод для применения хода к игровому состоянию у </w:t>
       </w:r>
-      <w:proofErr w:type="spellStart"/>
       <w:r>
         <w:rPr>
           <w:lang w:val="en-US"/>
         </w:rPr>
         <w:t>GameController</w:t>
       </w:r>
-      <w:proofErr w:type="spellEnd"/>
       <w:r>
         <w:t>;</w:t>
       </w:r>
@@ -8251,21 +7927,8 @@
         <w:br/>
         <w:t>-</w:t>
       </w:r>
-      <w:proofErr w:type="spellStart"/>
-      <w:r>
-        <w:t>void</w:t>
-      </w:r>
-      <w:proofErr w:type="spellEnd"/>
-      <w:r>
-        <w:t xml:space="preserve"> </w:t>
-      </w:r>
-      <w:proofErr w:type="spellStart"/>
-      <w:r>
-        <w:t>DestroyAll</w:t>
-      </w:r>
-      <w:proofErr w:type="spellEnd"/>
-      <w:r>
-        <w:t>()</w:t>
+      <w:r>
+        <w:t>void DestroyAll()</w:t>
       </w:r>
       <w:r>
         <w:t xml:space="preserve"> – уничтожает игровые объекты клеток.</w:t>
@@ -8275,7 +7938,6 @@
       <w:pPr>
         <w:pStyle w:val="af2"/>
       </w:pPr>
-      <w:proofErr w:type="spellStart"/>
       <w:r>
         <w:rPr>
           <w:b/>
@@ -8292,7 +7954,6 @@
         </w:rPr>
         <w:t>Controller</w:t>
       </w:r>
-      <w:proofErr w:type="spellEnd"/>
       <w:r>
         <w:t xml:space="preserve"> – </w:t>
       </w:r>
@@ -8313,14 +7974,12 @@
         <w:br/>
         <w:t xml:space="preserve">-Ссылку на </w:t>
       </w:r>
-      <w:proofErr w:type="spellStart"/>
       <w:r>
         <w:rPr>
           <w:lang w:val="en-US"/>
         </w:rPr>
         <w:t>GameController</w:t>
       </w:r>
-      <w:proofErr w:type="spellEnd"/>
       <w:r>
         <w:t>;</w:t>
       </w:r>
@@ -8368,19 +8027,9 @@
         <w:lastRenderedPageBreak/>
         <w:t>-</w:t>
       </w:r>
-      <w:proofErr w:type="spellStart"/>
-      <w:r>
-        <w:t>void</w:t>
-      </w:r>
-      <w:proofErr w:type="spellEnd"/>
-      <w:r>
-        <w:t xml:space="preserve"> </w:t>
-      </w:r>
-      <w:proofErr w:type="spellStart"/>
-      <w:r>
-        <w:t>Create</w:t>
-      </w:r>
-      <w:proofErr w:type="spellEnd"/>
+      <w:r>
+        <w:t>void Create</w:t>
+      </w:r>
       <w:r>
         <w:rPr>
           <w:lang w:val="en-US"/>
@@ -8388,15 +8037,7 @@
         <w:t>Figures</w:t>
       </w:r>
       <w:r>
-        <w:t>(</w:t>
-      </w:r>
-      <w:proofErr w:type="spellStart"/>
-      <w:r>
-        <w:t>Map</w:t>
-      </w:r>
-      <w:proofErr w:type="spellEnd"/>
-      <w:r>
-        <w:t>)</w:t>
+        <w:t>(Map)</w:t>
       </w:r>
       <w:r>
         <w:t xml:space="preserve"> – создает игровые объекты фигур</w:t>
@@ -8408,36 +8049,30 @@
         <w:br/>
         <w:t xml:space="preserve">- </w:t>
       </w:r>
-      <w:proofErr w:type="spellStart"/>
       <w:r>
         <w:rPr>
           <w:lang w:val="en-US"/>
         </w:rPr>
         <w:t>IEnumerator</w:t>
       </w:r>
-      <w:proofErr w:type="spellEnd"/>
       <w:r>
         <w:t xml:space="preserve"> </w:t>
       </w:r>
-      <w:proofErr w:type="spellStart"/>
       <w:r>
         <w:rPr>
           <w:lang w:val="en-US"/>
         </w:rPr>
         <w:t>AnimateMoveFigure</w:t>
       </w:r>
-      <w:proofErr w:type="spellEnd"/>
       <w:r>
         <w:t>(</w:t>
       </w:r>
-      <w:proofErr w:type="spellStart"/>
       <w:r>
         <w:rPr>
           <w:lang w:val="en-US"/>
         </w:rPr>
         <w:t>FigureView</w:t>
       </w:r>
-      <w:proofErr w:type="spellEnd"/>
       <w:r>
         <w:t xml:space="preserve">, </w:t>
       </w:r>
@@ -8469,49 +8104,18 @@
         <w:br/>
         <w:t>-</w:t>
       </w:r>
-      <w:proofErr w:type="spellStart"/>
-      <w:r>
-        <w:t>void</w:t>
-      </w:r>
-      <w:proofErr w:type="spellEnd"/>
-      <w:r>
-        <w:t xml:space="preserve"> </w:t>
-      </w:r>
-      <w:proofErr w:type="spellStart"/>
-      <w:r>
-        <w:t>OnClicked</w:t>
-      </w:r>
-      <w:proofErr w:type="spellEnd"/>
-      <w:r>
-        <w:t>(</w:t>
-      </w:r>
-      <w:proofErr w:type="spellStart"/>
-      <w:r>
-        <w:t>FigureView</w:t>
-      </w:r>
-      <w:proofErr w:type="spellEnd"/>
-      <w:r>
-        <w:t xml:space="preserve"> </w:t>
-      </w:r>
-      <w:proofErr w:type="spellStart"/>
-      <w:r>
-        <w:t>figureView</w:t>
-      </w:r>
-      <w:proofErr w:type="spellEnd"/>
-      <w:r>
-        <w:t>)</w:t>
+      <w:r>
+        <w:t>void OnClicked(FigureView figureView)</w:t>
       </w:r>
       <w:r>
         <w:t xml:space="preserve"> – вызывает методы </w:t>
       </w:r>
-      <w:proofErr w:type="spellStart"/>
       <w:r>
         <w:rPr>
           <w:lang w:val="en-US"/>
         </w:rPr>
         <w:t>GameController</w:t>
       </w:r>
-      <w:proofErr w:type="spellEnd"/>
       <w:r>
         <w:t xml:space="preserve"> </w:t>
       </w:r>
@@ -8525,29 +8129,8 @@
         <w:br/>
         <w:t>-</w:t>
       </w:r>
-      <w:proofErr w:type="spellStart"/>
-      <w:r>
-        <w:t>void</w:t>
-      </w:r>
-      <w:proofErr w:type="spellEnd"/>
-      <w:r>
-        <w:t xml:space="preserve"> </w:t>
-      </w:r>
-      <w:proofErr w:type="spellStart"/>
-      <w:r>
-        <w:t>OnBoxColiders</w:t>
-      </w:r>
-      <w:proofErr w:type="spellEnd"/>
-      <w:r>
-        <w:t>(</w:t>
-      </w:r>
-      <w:proofErr w:type="spellStart"/>
-      <w:r>
-        <w:t>int</w:t>
-      </w:r>
-      <w:proofErr w:type="spellEnd"/>
-      <w:r>
-        <w:t>)</w:t>
+      <w:r>
+        <w:t>void OnBoxColiders(int)</w:t>
       </w:r>
       <w:r>
         <w:t xml:space="preserve"> – включает боксы коллизии фигур определенного игрока. Так игрок сможет выбрать фигуру для хода</w:t>
@@ -8559,37 +8142,8 @@
         <w:br/>
         <w:t>-</w:t>
       </w:r>
-      <w:proofErr w:type="spellStart"/>
-      <w:r>
-        <w:t>void</w:t>
-      </w:r>
-      <w:proofErr w:type="spellEnd"/>
-      <w:r>
-        <w:t xml:space="preserve"> </w:t>
-      </w:r>
-      <w:proofErr w:type="spellStart"/>
-      <w:r>
-        <w:t>EatFigureView</w:t>
-      </w:r>
-      <w:proofErr w:type="spellEnd"/>
-      <w:r>
-        <w:t>(</w:t>
-      </w:r>
-      <w:proofErr w:type="spellStart"/>
-      <w:r>
-        <w:t>Figure</w:t>
-      </w:r>
-      <w:proofErr w:type="spellEnd"/>
-      <w:r>
-        <w:t xml:space="preserve">, </w:t>
-      </w:r>
-      <w:proofErr w:type="spellStart"/>
-      <w:r>
-        <w:t>Map</w:t>
-      </w:r>
-      <w:proofErr w:type="spellEnd"/>
-      <w:r>
-        <w:t>)</w:t>
+      <w:r>
+        <w:t>void EatFigureView(Figure, Map)</w:t>
       </w:r>
       <w:r>
         <w:t xml:space="preserve"> – съедение фигуры. Уничтожает игровой объект фигуры и удаляет ее из списка</w:t>
@@ -8601,21 +8155,8 @@
         <w:br/>
         <w:t>-</w:t>
       </w:r>
-      <w:proofErr w:type="spellStart"/>
-      <w:r>
-        <w:t>void</w:t>
-      </w:r>
-      <w:proofErr w:type="spellEnd"/>
-      <w:r>
-        <w:t xml:space="preserve"> </w:t>
-      </w:r>
-      <w:proofErr w:type="spellStart"/>
-      <w:r>
-        <w:t>DestroyAll</w:t>
-      </w:r>
-      <w:proofErr w:type="spellEnd"/>
-      <w:r>
-        <w:t>()</w:t>
+      <w:r>
+        <w:t>void DestroyAll()</w:t>
       </w:r>
       <w:r>
         <w:t xml:space="preserve"> – уничтожает все игровые объекты фигур.</w:t>
@@ -8625,7 +8166,6 @@
       <w:pPr>
         <w:pStyle w:val="af2"/>
       </w:pPr>
-      <w:proofErr w:type="spellStart"/>
       <w:r>
         <w:rPr>
           <w:b/>
@@ -8634,7 +8174,6 @@
         </w:rPr>
         <w:t>CameraController</w:t>
       </w:r>
-      <w:proofErr w:type="spellEnd"/>
       <w:r>
         <w:rPr>
           <w:b/>
@@ -8678,21 +8217,8 @@
         <w:br/>
         <w:t>-</w:t>
       </w:r>
-      <w:proofErr w:type="spellStart"/>
-      <w:r>
-        <w:t>SwitchCameraWithDelay</w:t>
-      </w:r>
-      <w:proofErr w:type="spellEnd"/>
-      <w:r>
-        <w:t>(</w:t>
-      </w:r>
-      <w:proofErr w:type="spellStart"/>
-      <w:r>
-        <w:t>CameraViewType</w:t>
-      </w:r>
-      <w:proofErr w:type="spellEnd"/>
-      <w:r>
-        <w:t xml:space="preserve"> )</w:t>
+      <w:r>
+        <w:t>SwitchCameraWithDelay(CameraViewType )</w:t>
       </w:r>
       <w:r>
         <w:t xml:space="preserve"> – меняет игровую камеру</w:t>
@@ -8705,31 +8231,7 @@
         <w:t>-</w:t>
       </w:r>
       <w:r>
-        <w:t xml:space="preserve"> </w:t>
-      </w:r>
-      <w:proofErr w:type="spellStart"/>
-      <w:r>
-        <w:t>void</w:t>
-      </w:r>
-      <w:proofErr w:type="spellEnd"/>
-      <w:r>
-        <w:t xml:space="preserve"> </w:t>
-      </w:r>
-      <w:proofErr w:type="spellStart"/>
-      <w:r>
-        <w:t>ChangeCamersRotation</w:t>
-      </w:r>
-      <w:proofErr w:type="spellEnd"/>
-      <w:r>
-        <w:t>(</w:t>
-      </w:r>
-      <w:proofErr w:type="spellStart"/>
-      <w:r>
-        <w:t>float</w:t>
-      </w:r>
-      <w:proofErr w:type="spellEnd"/>
-      <w:r>
-        <w:t>)</w:t>
+        <w:t xml:space="preserve"> void ChangeCamersRotation(float)</w:t>
       </w:r>
       <w:r>
         <w:t xml:space="preserve"> – передвигает игровые камеры по треку. В игре изменяется угол наклона камер над доской.</w:t>
@@ -8766,165 +8268,146 @@
         <w:pStyle w:val="af2"/>
       </w:pPr>
       <w:r>
-        <w:t xml:space="preserve">Слой представления отвечает за визуализацию элементов игры. В </w:t>
-      </w:r>
-      <w:proofErr w:type="spellStart"/>
-      <w:r>
+        <w:t xml:space="preserve">Слой представления отвечает за визуализацию элементов игры. В Unity Engine все игровые объекты </w:t>
+      </w:r>
+      <w:r>
+        <w:t>–</w:t>
+      </w:r>
+      <w:r>
+        <w:t xml:space="preserve"> это сущности с набором определенных компонентов. Каждый объект этого слоя содержит следующие компоненты:</w:t>
+      </w:r>
+      <w:r>
+        <w:br/>
+      </w:r>
+      <w:r>
+        <w:t xml:space="preserve">- </w:t>
+      </w:r>
+      <w:r>
+        <w:rPr>
+          <w:lang w:val="en-US"/>
+        </w:rPr>
+        <w:t>Transoform</w:t>
+      </w:r>
+      <w:r>
+        <w:t xml:space="preserve"> </w:t>
+      </w:r>
+      <w:r>
+        <w:t>–</w:t>
+      </w:r>
+      <w:r>
+        <w:t xml:space="preserve"> компонент, содержащий данные о положении и повороте игрового объекта в сцене</w:t>
+      </w:r>
+      <w:r>
+        <w:t>;</w:t>
+      </w:r>
+      <w:r>
+        <w:br/>
+      </w:r>
+      <w:r>
+        <w:t>- Mesh</w:t>
+      </w:r>
+      <w:r>
+        <w:rPr>
+          <w:lang w:val="en-US"/>
+        </w:rPr>
+        <w:t>Render</w:t>
+      </w:r>
+      <w:r>
+        <w:t xml:space="preserve"> </w:t>
+      </w:r>
+      <w:r>
+        <w:t>–</w:t>
+      </w:r>
+      <w:r>
+        <w:t xml:space="preserve"> компонент, отвечающий за визуализацию 3</w:t>
+      </w:r>
+      <w:r>
+        <w:rPr>
+          <w:lang w:val="en-US"/>
+        </w:rPr>
+        <w:t>D</w:t>
+      </w:r>
+      <w:r>
+        <w:t xml:space="preserve"> </w:t>
+      </w:r>
+      <w:r>
+        <w:t>модели</w:t>
+      </w:r>
+      <w:r>
+        <w:t>;</w:t>
+      </w:r>
+      <w:r>
+        <w:br/>
+      </w:r>
+      <w:r>
+        <w:t xml:space="preserve">- </w:t>
+      </w:r>
+      <w:r>
+        <w:rPr>
+          <w:lang w:val="en-US"/>
+        </w:rPr>
+        <w:t>BoxCollider</w:t>
+      </w:r>
+      <w:r>
+        <w:t xml:space="preserve"> </w:t>
+      </w:r>
+      <w:r>
+        <w:t>–</w:t>
+      </w:r>
+      <w:r>
+        <w:t xml:space="preserve"> компонент, добавляющий объекту коллизию. Данный компонент реагирует на пользовательский ввод, распознавая клики по объектам</w:t>
+      </w:r>
+      <w:r>
+        <w:t>;</w:t>
+      </w:r>
+      <w:r>
+        <w:br/>
+      </w:r>
+      <w:r>
+        <w:t>-</w:t>
+      </w:r>
+      <w:r>
+        <w:t xml:space="preserve"> </w:t>
+      </w:r>
+      <w:r>
+        <w:t>С</w:t>
+      </w:r>
+      <w:r>
+        <w:t xml:space="preserve"># </w:t>
+      </w:r>
+      <w:r>
+        <w:rPr>
+          <w:lang w:val="en-US"/>
+        </w:rPr>
+        <w:t>script</w:t>
+      </w:r>
+      <w:r>
+        <w:t xml:space="preserve"> </w:t>
+      </w:r>
+      <w:r>
+        <w:t>–</w:t>
+      </w:r>
+      <w:r>
+        <w:t xml:space="preserve"> </w:t>
+      </w:r>
+      <w:r>
+        <w:t xml:space="preserve">код, реализующий определенное поведение игрового объекта. Классы здесь наследуются от </w:t>
+      </w:r>
+      <w:r>
+        <w:rPr>
+          <w:lang w:val="en-US"/>
+        </w:rPr>
         <w:t>Unity</w:t>
       </w:r>
-      <w:proofErr w:type="spellEnd"/>
-      <w:r>
-        <w:t xml:space="preserve"> Engine все игровые объекты </w:t>
-      </w:r>
-      <w:r>
-        <w:t>–</w:t>
-      </w:r>
-      <w:r>
-        <w:t xml:space="preserve"> это сущности с набором определенных компонентов. Каждый объект этого слоя содержит следующие компоненты:</w:t>
-      </w:r>
-      <w:r>
-        <w:br/>
-      </w:r>
-      <w:r>
-        <w:t xml:space="preserve">- </w:t>
-      </w:r>
-      <w:proofErr w:type="spellStart"/>
+      <w:r>
+        <w:t xml:space="preserve"> </w:t>
+      </w:r>
       <w:r>
         <w:rPr>
           <w:lang w:val="en-US"/>
         </w:rPr>
-        <w:t>Transoform</w:t>
-      </w:r>
-      <w:proofErr w:type="spellEnd"/>
-      <w:r>
-        <w:t xml:space="preserve"> </w:t>
-      </w:r>
-      <w:r>
-        <w:t>–</w:t>
-      </w:r>
-      <w:r>
-        <w:t xml:space="preserve"> компонент, содержащий данные о положении и повороте игрового объекта в сцене</w:t>
-      </w:r>
-      <w:r>
-        <w:t>;</w:t>
-      </w:r>
-      <w:r>
-        <w:br/>
-      </w:r>
-      <w:r>
-        <w:t xml:space="preserve">- </w:t>
-      </w:r>
-      <w:proofErr w:type="spellStart"/>
-      <w:r>
-        <w:t>Mesh</w:t>
-      </w:r>
-      <w:proofErr w:type="spellEnd"/>
-      <w:r>
-        <w:rPr>
-          <w:lang w:val="en-US"/>
-        </w:rPr>
-        <w:t>Render</w:t>
-      </w:r>
-      <w:r>
-        <w:t xml:space="preserve"> </w:t>
-      </w:r>
-      <w:r>
-        <w:t>–</w:t>
-      </w:r>
-      <w:r>
-        <w:t xml:space="preserve"> компонент, отвечающий за визуализацию 3</w:t>
-      </w:r>
-      <w:r>
-        <w:rPr>
-          <w:lang w:val="en-US"/>
-        </w:rPr>
-        <w:t>D</w:t>
-      </w:r>
-      <w:r>
-        <w:t xml:space="preserve"> </w:t>
-      </w:r>
-      <w:r>
-        <w:t>модели</w:t>
-      </w:r>
-      <w:r>
-        <w:t>;</w:t>
-      </w:r>
-      <w:r>
-        <w:br/>
-      </w:r>
-      <w:r>
-        <w:t xml:space="preserve">- </w:t>
-      </w:r>
-      <w:proofErr w:type="spellStart"/>
-      <w:r>
-        <w:rPr>
-          <w:lang w:val="en-US"/>
-        </w:rPr>
-        <w:t>BoxCollider</w:t>
-      </w:r>
-      <w:proofErr w:type="spellEnd"/>
-      <w:r>
-        <w:t xml:space="preserve"> </w:t>
-      </w:r>
-      <w:r>
-        <w:t>–</w:t>
-      </w:r>
-      <w:r>
-        <w:t xml:space="preserve"> компонент, добавляющий объекту коллизию. Данный компонент реагирует на пользовательский ввод, распознавая клики по объектам</w:t>
-      </w:r>
-      <w:r>
-        <w:t>;</w:t>
-      </w:r>
-      <w:r>
-        <w:br/>
-      </w:r>
-      <w:r>
-        <w:t>-</w:t>
-      </w:r>
-      <w:r>
-        <w:t xml:space="preserve"> </w:t>
-      </w:r>
-      <w:r>
-        <w:t>С</w:t>
-      </w:r>
-      <w:r>
-        <w:t xml:space="preserve"># </w:t>
-      </w:r>
-      <w:r>
-        <w:rPr>
-          <w:lang w:val="en-US"/>
-        </w:rPr>
-        <w:t>script</w:t>
-      </w:r>
-      <w:r>
-        <w:t xml:space="preserve"> </w:t>
-      </w:r>
-      <w:r>
-        <w:t>–</w:t>
-      </w:r>
-      <w:r>
-        <w:t xml:space="preserve"> </w:t>
-      </w:r>
-      <w:r>
-        <w:t xml:space="preserve">код, реализующий определенное поведение игрового объекта. Классы здесь наследуются от </w:t>
-      </w:r>
-      <w:r>
-        <w:rPr>
-          <w:lang w:val="en-US"/>
-        </w:rPr>
-        <w:t>Unity</w:t>
-      </w:r>
-      <w:r>
-        <w:t xml:space="preserve"> </w:t>
-      </w:r>
-      <w:proofErr w:type="spellStart"/>
-      <w:r>
-        <w:rPr>
-          <w:lang w:val="en-US"/>
-        </w:rPr>
         <w:t>GameObject</w:t>
       </w:r>
-      <w:proofErr w:type="spellEnd"/>
       <w:r>
         <w:t>, что позволяет из кода обращаться к другим компонентам и изменять в них данные.</w:t>
       </w:r>
@@ -9029,7 +8512,6 @@
       <w:pPr>
         <w:pStyle w:val="af2"/>
       </w:pPr>
-      <w:proofErr w:type="spellStart"/>
       <w:r>
         <w:rPr>
           <w:b/>
@@ -9038,7 +8520,6 @@
         </w:rPr>
         <w:t>CellView</w:t>
       </w:r>
-      <w:proofErr w:type="spellEnd"/>
       <w:r>
         <w:rPr>
           <w:b/>
@@ -9094,14 +8575,12 @@
         <w:br/>
         <w:t xml:space="preserve">-Ссылка на </w:t>
       </w:r>
-      <w:proofErr w:type="spellStart"/>
       <w:r>
         <w:rPr>
           <w:lang w:val="en-US"/>
         </w:rPr>
         <w:t>CellController</w:t>
       </w:r>
-      <w:proofErr w:type="spellEnd"/>
       <w:r>
         <w:t>.</w:t>
       </w:r>
@@ -9130,14 +8609,12 @@
       <w:r>
         <w:t xml:space="preserve"> </w:t>
       </w:r>
-      <w:proofErr w:type="spellStart"/>
       <w:r>
         <w:rPr>
           <w:lang w:val="en-US"/>
         </w:rPr>
         <w:t>ChangeColor</w:t>
       </w:r>
-      <w:proofErr w:type="spellEnd"/>
       <w:r>
         <w:t>(</w:t>
       </w:r>
@@ -9169,14 +8646,12 @@
       <w:r>
         <w:t xml:space="preserve"> </w:t>
       </w:r>
-      <w:proofErr w:type="spellStart"/>
       <w:r>
         <w:rPr>
           <w:lang w:val="en-US"/>
         </w:rPr>
         <w:t>ShowPrompt</w:t>
       </w:r>
-      <w:proofErr w:type="spellEnd"/>
       <w:r>
         <w:t xml:space="preserve">() </w:t>
       </w:r>
@@ -9205,14 +8680,12 @@
       <w:r>
         <w:t xml:space="preserve"> </w:t>
       </w:r>
-      <w:proofErr w:type="spellStart"/>
       <w:r>
         <w:rPr>
           <w:lang w:val="en-US"/>
         </w:rPr>
         <w:t>HidePrompt</w:t>
       </w:r>
-      <w:proofErr w:type="spellEnd"/>
       <w:r>
         <w:t xml:space="preserve">() </w:t>
       </w:r>
@@ -9243,14 +8716,12 @@
       <w:r>
         <w:t xml:space="preserve"> </w:t>
       </w:r>
-      <w:proofErr w:type="spellStart"/>
       <w:r>
         <w:rPr>
           <w:lang w:val="en-US"/>
         </w:rPr>
         <w:t>OnBoxCollider</w:t>
       </w:r>
-      <w:proofErr w:type="spellEnd"/>
       <w:r>
         <w:t xml:space="preserve"> </w:t>
       </w:r>
@@ -9272,14 +8743,12 @@
       <w:r>
         <w:t xml:space="preserve"> </w:t>
       </w:r>
-      <w:proofErr w:type="spellStart"/>
       <w:r>
         <w:rPr>
           <w:lang w:val="en-US"/>
         </w:rPr>
         <w:t>OffBoxCollider</w:t>
       </w:r>
-      <w:proofErr w:type="spellEnd"/>
       <w:r>
         <w:t xml:space="preserve"> </w:t>
       </w:r>
@@ -9302,14 +8771,12 @@
       <w:r>
         <w:t xml:space="preserve"> </w:t>
       </w:r>
-      <w:proofErr w:type="spellStart"/>
       <w:r>
         <w:rPr>
           <w:lang w:val="en-US"/>
         </w:rPr>
         <w:t>OnMouseUp</w:t>
       </w:r>
-      <w:proofErr w:type="spellEnd"/>
       <w:r>
         <w:t xml:space="preserve">() </w:t>
       </w:r>
@@ -9327,7 +8794,6 @@
       <w:pPr>
         <w:pStyle w:val="af2"/>
       </w:pPr>
-      <w:proofErr w:type="spellStart"/>
       <w:r>
         <w:rPr>
           <w:b/>
@@ -9335,7 +8801,6 @@
         </w:rPr>
         <w:t>FigureView</w:t>
       </w:r>
-      <w:proofErr w:type="spellEnd"/>
       <w:r>
         <w:rPr>
           <w:b/>
@@ -9378,7 +8843,6 @@
         <w:br/>
         <w:t xml:space="preserve">-Ссылка на </w:t>
       </w:r>
-      <w:proofErr w:type="spellStart"/>
       <w:r>
         <w:rPr>
           <w:lang w:val="en-US"/>
@@ -9391,7 +8855,6 @@
         </w:rPr>
         <w:t>Controller</w:t>
       </w:r>
-      <w:proofErr w:type="spellEnd"/>
       <w:r>
         <w:t>.</w:t>
       </w:r>
@@ -9504,14 +8967,12 @@
       <w:r>
         <w:t xml:space="preserve"> </w:t>
       </w:r>
-      <w:proofErr w:type="spellStart"/>
       <w:r>
         <w:rPr>
           <w:lang w:val="en-US"/>
         </w:rPr>
         <w:t>SetBoxCollider</w:t>
       </w:r>
-      <w:proofErr w:type="spellEnd"/>
       <w:r>
         <w:t>(</w:t>
       </w:r>
@@ -9537,14 +8998,12 @@
         <w:br/>
         <w:t>-</w:t>
       </w:r>
-      <w:proofErr w:type="spellStart"/>
       <w:r>
         <w:rPr>
           <w:lang w:val="en-US"/>
         </w:rPr>
         <w:t>OnMouseUp</w:t>
       </w:r>
-      <w:proofErr w:type="spellEnd"/>
       <w:r>
         <w:t xml:space="preserve">() </w:t>
       </w:r>
@@ -9657,54 +9116,113 @@
         <w:pStyle w:val="af2"/>
       </w:pPr>
       <w:r>
-        <w:t>Король – алгоритм просчёта всех доступных ходов самый легкий для Короля, так как он может наступить на любую клетку, в которой нет фигуры и которая не перекрашена в цвет другого игрока. Здесь просто запускается цикл по всей карте делается проверка на незанята ли клетка и может ли Король наступить на клетку, подробнее на блок-схеме где-то там.</w:t>
+        <w:rPr>
+          <w:b/>
+          <w:bCs/>
+        </w:rPr>
+        <w:t>Король</w:t>
+      </w:r>
+      <w:r>
+        <w:t xml:space="preserve">. </w:t>
+      </w:r>
+      <w:r>
+        <w:br/>
+        <w:t>Так как данная фигура может наступить на любую доступную клетку карты, в которой нет фигуры, то алгоритм будет заключатся в переборе всех клеток игровой доски, проверке на наличие фигуры и проверке статуса клетки. Блок схема алгоритма изображена на рисунке Б.1.</w:t>
+      </w:r>
+    </w:p>
+    <w:p>
+      <w:pPr>
+        <w:pStyle w:val="af2"/>
+      </w:pPr>
+      <w:r>
+        <w:rPr>
+          <w:b/>
+          <w:bCs/>
+        </w:rPr>
+        <w:t>Пешка</w:t>
+      </w:r>
+      <w:r>
+        <w:t>.</w:t>
+      </w:r>
+      <w:r>
+        <w:br/>
+      </w:r>
+      <w:r>
+        <w:t xml:space="preserve">Алгоритм расчёта доступных ходов </w:t>
+      </w:r>
+      <w:r>
+        <w:t>следующий:</w:t>
+      </w:r>
+      <w:r>
+        <w:t xml:space="preserve"> нужно запустить цикл от -1 до 1 по Х и У </w:t>
+      </w:r>
+      <w:r>
+        <w:t>координате</w:t>
       </w:r>
       <w:r>
         <w:t xml:space="preserve"> </w:t>
       </w:r>
-      <w:proofErr w:type="spellStart"/>
-      <w:r>
-        <w:t>Кста</w:t>
-      </w:r>
-      <w:proofErr w:type="spellEnd"/>
-      <w:r>
-        <w:t xml:space="preserve"> на рисунке Б.1 блок-схема этого говна.</w:t>
+      <w:r>
+        <w:t>фигуры</w:t>
+      </w:r>
+      <w:r>
+        <w:t>, проверить выход за пределы</w:t>
+      </w:r>
+      <w:r>
+        <w:t xml:space="preserve"> игровой доски, проверить статус клетки и</w:t>
+      </w:r>
+      <w:r>
+        <w:t xml:space="preserve"> </w:t>
+      </w:r>
+      <w:r>
+        <w:t>наличие</w:t>
+      </w:r>
+      <w:r>
+        <w:t xml:space="preserve"> </w:t>
+      </w:r>
+      <w:r>
+        <w:t xml:space="preserve">в ней </w:t>
+      </w:r>
+      <w:r>
+        <w:t>фигур</w:t>
+      </w:r>
+      <w:r>
+        <w:t>ы</w:t>
+      </w:r>
+      <w:r>
+        <w:t xml:space="preserve"> </w:t>
+      </w:r>
+      <w:r>
+        <w:t xml:space="preserve">этого же игрока. Блок-схема алгоритма представлена на рисунке </w:t>
+      </w:r>
+      <w:r>
+        <w:t>Б.5</w:t>
+      </w:r>
+      <w:r>
+        <w:t>.</w:t>
       </w:r>
     </w:p>
     <w:p>
       <w:pPr>
         <w:pStyle w:val="af2"/>
-      </w:pPr>
-      <w:r>
-        <w:t xml:space="preserve">Пешка – алгоритм просчёта тоже легкий, нужно просто запустить цикл от -1 до 1 по Х и У позиции фигуры, проверить на выход за пределы, но проверять если там фигура не надо, так как пешка может </w:t>
-      </w:r>
-      <w:proofErr w:type="spellStart"/>
-      <w:r>
-        <w:t>килять</w:t>
-      </w:r>
-      <w:proofErr w:type="spellEnd"/>
-      <w:r>
-        <w:t xml:space="preserve"> другие фигуры, но надо сделать проверку чтобы свою фигуру не съели, подробнее на блок-схеме где-то там.</w:t>
-      </w:r>
-      <w:r>
-        <w:t xml:space="preserve"> </w:t>
-      </w:r>
-      <w:r>
-        <w:t xml:space="preserve"> </w:t>
-      </w:r>
-      <w:proofErr w:type="spellStart"/>
-      <w:r>
-        <w:t>Кста</w:t>
-      </w:r>
-      <w:proofErr w:type="spellEnd"/>
-      <w:r>
-        <w:t xml:space="preserve"> на рисунке Б.</w:t>
-      </w:r>
-      <w:r>
-        <w:t>5</w:t>
-      </w:r>
-      <w:r>
-        <w:t xml:space="preserve"> блок-схема этого говна.</w:t>
+        <w:rPr>
+          <w:b/>
+          <w:bCs/>
+        </w:rPr>
+      </w:pPr>
+      <w:r>
+        <w:rPr>
+          <w:b/>
+          <w:bCs/>
+        </w:rPr>
+        <w:t>Конь</w:t>
+      </w:r>
+      <w:r>
+        <w:rPr>
+          <w:b/>
+          <w:bCs/>
+        </w:rPr>
+        <w:t>.</w:t>
       </w:r>
     </w:p>
     <w:p>
@@ -9712,49 +9230,55 @@
         <w:pStyle w:val="af2"/>
       </w:pPr>
       <w:r>
-        <w:t xml:space="preserve">Конь – он </w:t>
-      </w:r>
-      <w:proofErr w:type="spellStart"/>
-      <w:r>
-        <w:t>кароче</w:t>
-      </w:r>
-      <w:proofErr w:type="spellEnd"/>
-      <w:r>
-        <w:t xml:space="preserve"> ходит </w:t>
-      </w:r>
-      <w:proofErr w:type="spellStart"/>
-      <w:r>
-        <w:t>чото</w:t>
-      </w:r>
-      <w:proofErr w:type="spellEnd"/>
-      <w:r>
-        <w:t xml:space="preserve"> вот как-то по такой логике</w:t>
-      </w:r>
-      <w:r>
-        <w:t xml:space="preserve"> на рисунке 4.1.</w:t>
-      </w:r>
-      <w:r>
-        <w:t xml:space="preserve"> </w:t>
-      </w:r>
-      <w:proofErr w:type="spellStart"/>
-      <w:r>
-        <w:t>Кста</w:t>
-      </w:r>
-      <w:proofErr w:type="spellEnd"/>
-      <w:r>
-        <w:t xml:space="preserve"> на рисунке Б.</w:t>
+        <w:t xml:space="preserve">Для коня нужно запустить цикл </w:t>
+      </w:r>
+      <w:r>
+        <w:t>от -</w:t>
       </w:r>
       <w:r>
         <w:t>2</w:t>
       </w:r>
       <w:r>
-        <w:t xml:space="preserve"> блок-схема этого говна.</w:t>
-      </w:r>
-    </w:p>
-    <w:p>
-      <w:pPr>
-        <w:keepNext/>
-        <w:jc w:val="center"/>
+        <w:t xml:space="preserve"> до </w:t>
+      </w:r>
+      <w:r>
+        <w:t>2</w:t>
+      </w:r>
+      <w:r>
+        <w:t xml:space="preserve"> по Х и У координате </w:t>
+      </w:r>
+      <w:r>
+        <w:t>фигуры</w:t>
+      </w:r>
+      <w:r>
+        <w:t xml:space="preserve">, проверить координату клетки на соответствие определенному логическому выражению, </w:t>
+      </w:r>
+      <w:r>
+        <w:t xml:space="preserve">проверить статус клетки и наличие </w:t>
+      </w:r>
+      <w:r>
+        <w:t xml:space="preserve">в ней </w:t>
+      </w:r>
+      <w:r>
+        <w:t>фигуры</w:t>
+      </w:r>
+      <w:r>
+        <w:t>. Логическое выражение представлено на рисунке 4.1.</w:t>
+      </w:r>
+      <w:r>
+        <w:t xml:space="preserve"> Блок-схема</w:t>
+      </w:r>
+      <w:r>
+        <w:t xml:space="preserve"> алгоритма</w:t>
+      </w:r>
+      <w:r>
+        <w:t xml:space="preserve"> представлена на рисунке Б.2.</w:t>
+      </w:r>
+    </w:p>
+    <w:p>
+      <w:pPr>
+        <w:pStyle w:val="af2"/>
+        <w:ind w:firstLine="0"/>
       </w:pPr>
       <w:r>
         <w:rPr>
@@ -9764,8 +9288,8 @@
         </w:rPr>
         <w:lastRenderedPageBreak/>
         <w:drawing>
-          <wp:inline distT="0" distB="0" distL="0" distR="0" wp14:anchorId="491ADF7C" wp14:editId="6850EA09">
-            <wp:extent cx="5229461" cy="5439109"/>
+          <wp:inline distT="0" distB="0" distL="0" distR="0" wp14:anchorId="0E624BC1" wp14:editId="7436ED2B">
+            <wp:extent cx="5229225" cy="5438775"/>
             <wp:effectExtent l="0" t="0" r="0" b="0"/>
             <wp:docPr id="19" name="Рисунок 19"/>
             <wp:cNvGraphicFramePr>
@@ -9796,7 +9320,7 @@
                   <pic:spPr bwMode="auto">
                     <a:xfrm>
                       <a:off x="0" y="0"/>
-                      <a:ext cx="5284291" cy="5496138"/>
+                      <a:ext cx="5229225" cy="5438775"/>
                     </a:xfrm>
                     <a:prstGeom prst="rect">
                       <a:avLst/>
@@ -9812,6 +9336,23 @@
           </wp:inline>
         </w:drawing>
       </w:r>
+      <w:r>
+        <w:t>.</w:t>
+      </w:r>
+      <w:r>
+        <w:rPr>
+          <w:b/>
+          <w:bCs/>
+          <w:noProof/>
+        </w:rPr>
+        <w:t xml:space="preserve"> </w:t>
+      </w:r>
+    </w:p>
+    <w:p>
+      <w:pPr>
+        <w:keepNext/>
+        <w:jc w:val="center"/>
+      </w:pPr>
     </w:p>
     <w:p>
       <w:pPr>
@@ -9849,126 +9390,87 @@
       </w:pPr>
       <w:r>
         <w:rPr>
-          <w:lang w:val="en-US"/>
-        </w:rPr>
-        <w:t>Castle</w:t>
-      </w:r>
-      <w:r>
-        <w:t xml:space="preserve"> – запускается </w:t>
-      </w:r>
-      <w:proofErr w:type="spellStart"/>
-      <w:r>
-        <w:t>кароче</w:t>
-      </w:r>
-      <w:proofErr w:type="spellEnd"/>
+          <w:b/>
+          <w:bCs/>
+        </w:rPr>
+        <w:t>Ладья</w:t>
+      </w:r>
+      <w:r>
+        <w:t>.</w:t>
+      </w:r>
+    </w:p>
+    <w:p>
+      <w:pPr>
+        <w:pStyle w:val="af2"/>
+      </w:pPr>
+      <w:r>
+        <w:t>– запускается кароче рейкаст по вертикали и горизонтали</w:t>
+      </w:r>
+      <w:r>
+        <w:t xml:space="preserve"> Кста на рисунке Б.4 блок-схема этого говна.</w:t>
+      </w:r>
+    </w:p>
+    <w:p>
+      <w:pPr>
+        <w:pStyle w:val="af2"/>
+      </w:pPr>
+      <w:r>
+        <w:rPr>
+          <w:b/>
+          <w:bCs/>
+        </w:rPr>
+        <w:t>Слон</w:t>
+      </w:r>
+      <w:r>
+        <w:t>.</w:t>
+      </w:r>
+    </w:p>
+    <w:p>
+      <w:pPr>
+        <w:pStyle w:val="af2"/>
+      </w:pPr>
+      <w:r>
+        <w:t>– запускается кароче рейкаст по диагоналям</w:t>
+      </w:r>
+      <w:r>
+        <w:t xml:space="preserve"> Кста на рисунке Б.3 блок-схема этого говна.</w:t>
+      </w:r>
+    </w:p>
+    <w:p>
+      <w:pPr>
+        <w:pStyle w:val="af2"/>
+        <w:rPr>
+          <w:b/>
+          <w:bCs/>
+        </w:rPr>
+      </w:pPr>
+      <w:r>
+        <w:rPr>
+          <w:b/>
+          <w:bCs/>
+        </w:rPr>
+        <w:t>Королева</w:t>
+      </w:r>
+      <w:r>
+        <w:rPr>
+          <w:b/>
+          <w:bCs/>
+        </w:rPr>
+        <w:t>.</w:t>
+      </w:r>
+    </w:p>
+    <w:p>
+      <w:pPr>
+        <w:pStyle w:val="af2"/>
+      </w:pPr>
       <w:r>
         <w:t xml:space="preserve"> </w:t>
       </w:r>
-      <w:proofErr w:type="spellStart"/>
-      <w:r>
-        <w:t>рейкаст</w:t>
-      </w:r>
-      <w:proofErr w:type="spellEnd"/>
-      <w:r>
-        <w:t xml:space="preserve"> по вертикали и </w:t>
-      </w:r>
-      <w:r>
-        <w:t>горизонтали</w:t>
-      </w:r>
-      <w:r>
-        <w:t xml:space="preserve"> </w:t>
-      </w:r>
-      <w:proofErr w:type="spellStart"/>
-      <w:r>
-        <w:t>Кста</w:t>
-      </w:r>
-      <w:proofErr w:type="spellEnd"/>
-      <w:r>
-        <w:t xml:space="preserve"> на рисунке Б.</w:t>
-      </w:r>
-      <w:r>
-        <w:t>4</w:t>
-      </w:r>
-      <w:r>
-        <w:t xml:space="preserve"> блок-схема этого говна.</w:t>
-      </w:r>
-    </w:p>
-    <w:p>
-      <w:pPr>
-        <w:pStyle w:val="af2"/>
-      </w:pPr>
-      <w:r>
-        <w:rPr>
-          <w:lang w:val="en-US"/>
-        </w:rPr>
-        <w:t>Bishop</w:t>
-      </w:r>
-      <w:r>
-        <w:t xml:space="preserve"> – запускается </w:t>
-      </w:r>
-      <w:proofErr w:type="spellStart"/>
-      <w:r>
-        <w:t>кароче</w:t>
-      </w:r>
-      <w:proofErr w:type="spellEnd"/>
-      <w:r>
-        <w:t xml:space="preserve"> </w:t>
-      </w:r>
-      <w:proofErr w:type="spellStart"/>
-      <w:r>
-        <w:t>рейкаст</w:t>
-      </w:r>
-      <w:proofErr w:type="spellEnd"/>
-      <w:r>
-        <w:t xml:space="preserve"> по диагоналям</w:t>
-      </w:r>
-      <w:r>
-        <w:t xml:space="preserve"> </w:t>
-      </w:r>
-      <w:proofErr w:type="spellStart"/>
-      <w:r>
-        <w:t>Кста</w:t>
-      </w:r>
-      <w:proofErr w:type="spellEnd"/>
-      <w:r>
-        <w:t xml:space="preserve"> на рисунке Б.</w:t>
-      </w:r>
-      <w:r>
-        <w:t>3</w:t>
-      </w:r>
-      <w:r>
-        <w:t xml:space="preserve"> блок-схема этого говна.</w:t>
-      </w:r>
-    </w:p>
-    <w:p>
-      <w:pPr>
-        <w:pStyle w:val="af2"/>
-      </w:pPr>
-      <w:r>
-        <w:t xml:space="preserve">Королева – это </w:t>
-      </w:r>
-      <w:proofErr w:type="spellStart"/>
-      <w:r>
-        <w:t>кароче</w:t>
-      </w:r>
-      <w:proofErr w:type="spellEnd"/>
-      <w:r>
-        <w:t xml:space="preserve"> алгоритм Castle</w:t>
-      </w:r>
-      <w:r>
-        <w:t xml:space="preserve"> </w:t>
-      </w:r>
-      <w:r>
-        <w:t xml:space="preserve">+ </w:t>
-      </w:r>
-      <w:r>
-        <w:rPr>
-          <w:lang w:val="en-US"/>
-        </w:rPr>
-        <w:t>Bishop</w:t>
-      </w:r>
-      <w:r>
-        <w:t xml:space="preserve"> и всё</w:t>
+      <w:r>
+        <w:t xml:space="preserve">Королева это </w:t>
+      </w:r>
+      <w:r>
+        <w:t>комбинация ладьи и слона, алгоритм расчёта доступных для неё ходов – объединение результатов алгоритмов слона и ладьи.</w:t>
       </w:r>
     </w:p>
     <w:p/>
@@ -10010,24 +9512,14 @@
     </w:p>
     <w:p>
       <w:r>
-        <w:t xml:space="preserve">Пук </w:t>
-      </w:r>
-      <w:proofErr w:type="spellStart"/>
-      <w:r>
-        <w:t>пук</w:t>
-      </w:r>
-      <w:proofErr w:type="spellEnd"/>
-      <w:r>
-        <w:t xml:space="preserve"> на рисунке Б.6 – </w:t>
-      </w:r>
-      <w:proofErr w:type="spellStart"/>
+        <w:t xml:space="preserve">Б.6 – </w:t>
+      </w:r>
       <w:r>
         <w:rPr>
           <w:lang w:val="en-US"/>
         </w:rPr>
         <w:t>ApplyStep</w:t>
       </w:r>
-      <w:proofErr w:type="spellEnd"/>
       <w:r>
         <w:t xml:space="preserve"> </w:t>
       </w:r>
@@ -10059,7 +9551,6 @@
           <w:sz w:val="28"/>
           <w:szCs w:val="28"/>
         </w:rPr>
-        <w:lastRenderedPageBreak/>
         <w:t xml:space="preserve"> </w:t>
       </w:r>
       <w:bookmarkStart w:id="54" w:name="_Toc109840861"/>
@@ -10238,77 +9729,7 @@
         <w:rPr>
           <w:lang w:val="en-US"/>
         </w:rPr>
-        <w:t xml:space="preserve">Eval = P1 * </w:t>
-      </w:r>
-      <w:proofErr w:type="spellStart"/>
-      <w:r>
-        <w:rPr>
-          <w:lang w:val="en-US"/>
-        </w:rPr>
-        <w:t>pricePaint</w:t>
-      </w:r>
-      <w:proofErr w:type="spellEnd"/>
-      <w:r>
-        <w:rPr>
-          <w:lang w:val="en-US"/>
-        </w:rPr>
-        <w:t xml:space="preserve"> + D1 * </w:t>
-      </w:r>
-      <w:proofErr w:type="spellStart"/>
-      <w:r>
-        <w:rPr>
-          <w:lang w:val="en-US"/>
-        </w:rPr>
-        <w:t>priceDark</w:t>
-      </w:r>
-      <w:proofErr w:type="spellEnd"/>
-      <w:r>
-        <w:rPr>
-          <w:lang w:val="en-US"/>
-        </w:rPr>
-        <w:t xml:space="preserve"> – (P2 * </w:t>
-      </w:r>
-      <w:proofErr w:type="spellStart"/>
-      <w:r>
-        <w:rPr>
-          <w:lang w:val="en-US"/>
-        </w:rPr>
-        <w:t>pricePaint</w:t>
-      </w:r>
-      <w:proofErr w:type="spellEnd"/>
-      <w:r>
-        <w:rPr>
-          <w:lang w:val="en-US"/>
-        </w:rPr>
-        <w:t xml:space="preserve"> + D2 * </w:t>
-      </w:r>
-      <w:proofErr w:type="spellStart"/>
-      <w:r>
-        <w:rPr>
-          <w:lang w:val="en-US"/>
-        </w:rPr>
-        <w:t>priceDark</w:t>
-      </w:r>
-      <w:proofErr w:type="spellEnd"/>
-      <w:r>
-        <w:rPr>
-          <w:lang w:val="en-US"/>
-        </w:rPr>
-        <w:t xml:space="preserve">) + (F1 – F2) * </w:t>
-      </w:r>
-      <w:proofErr w:type="spellStart"/>
-      <w:r>
-        <w:rPr>
-          <w:lang w:val="en-US"/>
-        </w:rPr>
-        <w:t>priceKill</w:t>
-      </w:r>
-      <w:proofErr w:type="spellEnd"/>
-      <w:r>
-        <w:rPr>
-          <w:lang w:val="en-US"/>
-        </w:rPr>
-        <w:t>, (1)</w:t>
+        <w:t>Eval = P1 * pricePaint + D1 * priceDark – (P2 * pricePaint + D2 * priceDark) + (F1 – F2) * priceKill, (1)</w:t>
       </w:r>
     </w:p>
     <w:p>
@@ -10406,35 +9827,21 @@
       <w:r>
         <w:br/>
       </w:r>
-      <w:proofErr w:type="spellStart"/>
-      <w:r>
-        <w:t>pricePaint</w:t>
-      </w:r>
-      <w:proofErr w:type="spellEnd"/>
-      <w:r>
-        <w:t xml:space="preserve"> – цена за одну закрашенную клетку;</w:t>
+      <w:r>
+        <w:lastRenderedPageBreak/>
+        <w:t>pricePaint – цена за одну закрашенную клетку;</w:t>
       </w:r>
       <w:r>
         <w:br/>
       </w:r>
-      <w:proofErr w:type="spellStart"/>
-      <w:r>
-        <w:t>priceDark</w:t>
-      </w:r>
-      <w:proofErr w:type="spellEnd"/>
-      <w:r>
-        <w:t xml:space="preserve"> – цена за одну захваченную клетку;</w:t>
+      <w:r>
+        <w:t>priceDark – цена за одну захваченную клетку;</w:t>
       </w:r>
       <w:r>
         <w:br/>
       </w:r>
-      <w:proofErr w:type="spellStart"/>
-      <w:r>
-        <w:t>priceKill</w:t>
-      </w:r>
-      <w:proofErr w:type="spellEnd"/>
-      <w:r>
-        <w:t xml:space="preserve"> – цена за съедание одной фигуры;</w:t>
+      <w:r>
+        <w:t>priceKill – цена за съедание одной фигуры;</w:t>
       </w:r>
     </w:p>
     <w:p>
@@ -10459,7 +9866,6 @@
           <w:sz w:val="28"/>
           <w:szCs w:val="28"/>
         </w:rPr>
-        <w:lastRenderedPageBreak/>
         <w:t>Оптимизации</w:t>
       </w:r>
       <w:bookmarkEnd w:id="56"/>
@@ -10469,15 +9875,7 @@
         <w:pStyle w:val="af2"/>
       </w:pPr>
       <w:r>
-        <w:t>В проекте было применено две оптимизации - Альфа-</w:t>
-      </w:r>
-      <w:proofErr w:type="spellStart"/>
-      <w:r>
-        <w:t>Бетта</w:t>
-      </w:r>
-      <w:proofErr w:type="spellEnd"/>
-      <w:r>
-        <w:t xml:space="preserve"> и грубое отсечение на разных стадиях игры.</w:t>
+        <w:t>В проекте было применено две оптимизации - Альфа-Бетта и грубое отсечение на разных стадиях игры.</w:t>
       </w:r>
     </w:p>
     <w:p>
@@ -10485,15 +9883,7 @@
         <w:pStyle w:val="af2"/>
       </w:pPr>
       <w:r>
-        <w:t>Идея Альфа-</w:t>
-      </w:r>
-      <w:proofErr w:type="spellStart"/>
-      <w:r>
-        <w:t>Бетта</w:t>
-      </w:r>
-      <w:proofErr w:type="spellEnd"/>
-      <w:r>
-        <w:t xml:space="preserve"> отсечения заключается в том, что при оценивании ветви дерева можно досрочно прекратить вычисление, если понятно, что в любом случае значение этой ветви будет хуже, чем уже было найдено при расчете предыдущих ветвей. Так как отсечения происходит на каждом уровне, кроме последнего, количество рассматриваемых веток сильно сокращается.</w:t>
+        <w:t>Идея Альфа-Бетта отсечения заключается в том, что при оценивании ветви дерева можно досрочно прекратить вычисление, если понятно, что в любом случае значение этой ветви будет хуже, чем уже было найдено при расчете предыдущих ветвей. Так как отсечения происходит на каждом уровне, кроме последнего, количество рассматриваемых веток сильно сокращается.</w:t>
       </w:r>
     </w:p>
     <w:p>
@@ -10759,6 +10149,7 @@
         <w:pStyle w:val="af2"/>
       </w:pPr>
       <w:r>
+        <w:lastRenderedPageBreak/>
         <w:t>Количество рассматриваемых ходов в процентах для каждой фигуры на разных стадиях игры</w:t>
       </w:r>
       <w:r>
@@ -10809,7 +10200,6 @@
               <w:ind w:firstLine="25"/>
             </w:pPr>
             <w:r>
-              <w:lastRenderedPageBreak/>
               <w:t>Фигура</w:t>
             </w:r>
           </w:p>
@@ -12063,18 +11453,8 @@
                 <w:sz w:val="24"/>
                 <w:szCs w:val="24"/>
               </w:rPr>
-              <w:t xml:space="preserve">Минимакс + </w:t>
-            </w:r>
-            <w:proofErr w:type="spellStart"/>
-            <w:r>
-              <w:rPr>
-                <w:rFonts w:ascii="Times New Roman" w:hAnsi="Times New Roman" w:cs="Times New Roman"/>
-                <w:sz w:val="24"/>
-                <w:szCs w:val="24"/>
-              </w:rPr>
-              <w:t>АльфаБета</w:t>
-            </w:r>
-            <w:proofErr w:type="spellEnd"/>
+              <w:t>Минимакс + АльфаБета</w:t>
+            </w:r>
           </w:p>
         </w:tc>
         <w:tc>
@@ -12405,36 +11785,17 @@
                 <w:sz w:val="24"/>
                 <w:szCs w:val="24"/>
               </w:rPr>
-              <w:t xml:space="preserve">Минимакс + </w:t>
-            </w:r>
-            <w:proofErr w:type="spellStart"/>
+              <w:t>Минимакс + АльфаБет</w:t>
+            </w:r>
             <w:r>
               <w:rPr>
                 <w:rFonts w:ascii="Times New Roman" w:hAnsi="Times New Roman" w:cs="Times New Roman"/>
                 <w:sz w:val="24"/>
                 <w:szCs w:val="24"/>
               </w:rPr>
-              <w:t>АльфаБета</w:t>
-            </w:r>
-            <w:proofErr w:type="spellEnd"/>
-            <w:r>
-              <w:rPr>
-                <w:rFonts w:ascii="Times New Roman" w:hAnsi="Times New Roman" w:cs="Times New Roman"/>
-                <w:sz w:val="24"/>
-                <w:szCs w:val="24"/>
-              </w:rPr>
-              <w:t xml:space="preserve"> + грубое </w:t>
-            </w:r>
-            <w:proofErr w:type="spellStart"/>
-            <w:r>
-              <w:rPr>
-                <w:rFonts w:ascii="Times New Roman" w:hAnsi="Times New Roman" w:cs="Times New Roman"/>
-                <w:sz w:val="24"/>
-                <w:szCs w:val="24"/>
-              </w:rPr>
-              <w:t>отсченеие</w:t>
-            </w:r>
-            <w:proofErr w:type="spellEnd"/>
+              <w:lastRenderedPageBreak/>
+              <w:t>а + грубое отсченеие</w:t>
+            </w:r>
           </w:p>
         </w:tc>
         <w:tc>
@@ -12458,6 +11819,7 @@
                 <w:szCs w:val="24"/>
                 <w:lang w:val="en-US"/>
               </w:rPr>
+              <w:lastRenderedPageBreak/>
               <w:t>8</w:t>
             </w:r>
             <w:r>
@@ -12644,8 +12006,16 @@
       <w:bookmarkEnd w:id="57"/>
     </w:p>
     <w:p>
-      <w:r>
-        <w:br w:type="page"/>
+      <w:pPr>
+        <w:rPr>
+          <w:lang w:val="en-US"/>
+        </w:rPr>
+      </w:pPr>
+      <w:r>
+        <w:rPr>
+          <w:lang w:val="en-US"/>
+        </w:rPr>
+        <w:t>In progress…</w:t>
       </w:r>
     </w:p>
     <w:p>
@@ -12670,39 +12040,288 @@
           <w:sz w:val="28"/>
           <w:szCs w:val="28"/>
         </w:rPr>
-        <w:lastRenderedPageBreak/>
         <w:t>Заключение</w:t>
       </w:r>
       <w:bookmarkEnd w:id="58"/>
     </w:p>
-    <w:p>
-      <w:r>
-        <w:br w:type="page"/>
-      </w:r>
-    </w:p>
-    <w:p>
-      <w:pPr>
-        <w:pStyle w:val="10"/>
-        <w:numPr>
-          <w:ilvl w:val="0"/>
-          <w:numId w:val="9"/>
-        </w:numPr>
-        <w:rPr>
-          <w:rFonts w:ascii="Times New Roman" w:hAnsi="Times New Roman" w:cs="Times New Roman"/>
-          <w:color w:val="auto"/>
+    <w:p/>
+    <w:p>
+      <w:pPr>
+        <w:pStyle w:val="af2"/>
+      </w:pPr>
+      <w:r>
+        <w:t>В рамках данной работы:</w:t>
+      </w:r>
+    </w:p>
+    <w:p>
+      <w:pPr>
+        <w:pStyle w:val="af2"/>
+        <w:ind w:firstLine="0"/>
+      </w:pPr>
+      <w:r>
+        <w:t xml:space="preserve"> </w:t>
+      </w:r>
+      <w:r>
+        <w:t xml:space="preserve">- </w:t>
+      </w:r>
+      <w:r>
+        <w:t>Был получен опыт</w:t>
+      </w:r>
+      <w:r>
+        <w:t xml:space="preserve"> работы с различными инструментами разработки цифровых </w:t>
+      </w:r>
+      <w:r>
+        <w:t>видео</w:t>
+      </w:r>
+      <w:r>
+        <w:t xml:space="preserve">игр. Главным инструментом был игровой движок </w:t>
+      </w:r>
+      <w:r>
+        <w:rPr>
+          <w:lang w:val="en-US"/>
+        </w:rPr>
+        <w:t>Unity</w:t>
+      </w:r>
+      <w:r>
+        <w:t xml:space="preserve"> </w:t>
+      </w:r>
+      <w:r>
+        <w:rPr>
+          <w:lang w:val="en-US"/>
+        </w:rPr>
+        <w:t>Engine</w:t>
+      </w:r>
+      <w:r>
+        <w:t>, который позволил сосредоточится на написании игровой логики, не вдаваясь в реализацию систем рендера и физики. Для создания 3</w:t>
+      </w:r>
+      <w:r>
+        <w:rPr>
+          <w:lang w:val="en-US"/>
+        </w:rPr>
+        <w:t>D</w:t>
+      </w:r>
+      <w:r>
+        <w:t xml:space="preserve"> </w:t>
+      </w:r>
+      <w:r>
+        <w:t xml:space="preserve">моделей использовался </w:t>
+      </w:r>
+      <w:r>
+        <w:rPr>
+          <w:lang w:val="en-US"/>
+        </w:rPr>
+        <w:t>Blender</w:t>
+      </w:r>
+      <w:r>
+        <w:t xml:space="preserve">, а для </w:t>
+      </w:r>
+      <w:r>
+        <w:t>2</w:t>
+      </w:r>
+      <w:r>
+        <w:rPr>
+          <w:lang w:val="en-US"/>
+        </w:rPr>
+        <w:t>D</w:t>
+      </w:r>
+      <w:r>
+        <w:t xml:space="preserve"> </w:t>
+      </w:r>
+      <w:r>
+        <w:t>графики</w:t>
+      </w:r>
+      <w:r>
+        <w:t xml:space="preserve"> –</w:t>
+      </w:r>
+      <w:r>
+        <w:t xml:space="preserve"> </w:t>
+      </w:r>
+      <w:r>
+        <w:rPr>
+          <w:lang w:val="en-US"/>
+        </w:rPr>
+        <w:t>Adobe</w:t>
+      </w:r>
+      <w:r>
+        <w:t xml:space="preserve"> </w:t>
+      </w:r>
+      <w:r>
+        <w:rPr>
+          <w:lang w:val="en-US"/>
+        </w:rPr>
+        <w:t>Photoshop</w:t>
+      </w:r>
+      <w:r>
+        <w:t xml:space="preserve">. </w:t>
+      </w:r>
+    </w:p>
+    <w:p>
+      <w:pPr>
+        <w:pStyle w:val="af2"/>
+        <w:ind w:firstLine="0"/>
+      </w:pPr>
+      <w:r>
+        <w:t xml:space="preserve">- </w:t>
+      </w:r>
+      <w:r>
+        <w:t xml:space="preserve">Были </w:t>
+      </w:r>
+      <w:r>
+        <w:t>улучш</w:t>
+      </w:r>
+      <w:r>
+        <w:t>ены</w:t>
+      </w:r>
+      <w:r>
+        <w:t xml:space="preserve"> навыки проектирования программных систем. При </w:t>
+      </w:r>
+      <w:r>
+        <w:t xml:space="preserve">работе над </w:t>
+      </w:r>
+      <w:r>
+        <w:t>проект</w:t>
+      </w:r>
+      <w:r>
+        <w:t>ом</w:t>
+      </w:r>
+      <w:r>
+        <w:t xml:space="preserve"> </w:t>
+      </w:r>
+      <w:r>
+        <w:t xml:space="preserve">было пройдено несколько стадий. Первая – выработка технического задания. На ней были сформулированы требования к функционалу и структуре системы. Вторая стадия – </w:t>
+      </w:r>
+      <w:r>
+        <w:t>выбор архитектуры</w:t>
+      </w:r>
+      <w:r>
+        <w:t xml:space="preserve">. </w:t>
+      </w:r>
+      <w:r>
+        <w:t xml:space="preserve">На ней </w:t>
+      </w:r>
+      <w:r>
+        <w:t>было</w:t>
+      </w:r>
+      <w:r>
+        <w:t xml:space="preserve"> </w:t>
+      </w:r>
+      <w:r>
+        <w:t>изучение</w:t>
+      </w:r>
+      <w:r>
+        <w:t xml:space="preserve"> различны</w:t>
+      </w:r>
+      <w:r>
+        <w:t xml:space="preserve">х </w:t>
+      </w:r>
+      <w:r>
+        <w:t>архитектурны</w:t>
+      </w:r>
+      <w:r>
+        <w:t xml:space="preserve">х </w:t>
+      </w:r>
+      <w:r>
+        <w:t>паттерн</w:t>
+      </w:r>
+      <w:r>
+        <w:t xml:space="preserve">ов </w:t>
+      </w:r>
+      <w:r>
+        <w:t>и подход</w:t>
+      </w:r>
+      <w:r>
+        <w:t>ов</w:t>
+      </w:r>
+      <w:r>
+        <w:t xml:space="preserve"> к дизайну </w:t>
+      </w:r>
+      <w:r>
+        <w:t>программных систем</w:t>
+      </w:r>
+      <w:r>
+        <w:t xml:space="preserve">. </w:t>
+      </w:r>
+      <w:r>
+        <w:t xml:space="preserve">После этого был выбран </w:t>
+      </w:r>
+      <w:r>
+        <w:t xml:space="preserve">подходящий для </w:t>
+      </w:r>
+      <w:r>
+        <w:t xml:space="preserve">проекта </w:t>
+      </w:r>
+      <w:r>
+        <w:t xml:space="preserve">шаблон </w:t>
+      </w:r>
+      <w:r>
+        <w:t>и адаптирова</w:t>
+      </w:r>
+      <w:r>
+        <w:t>н</w:t>
+      </w:r>
+      <w:r>
+        <w:t xml:space="preserve"> под </w:t>
+      </w:r>
+      <w:r>
+        <w:t>ТЗ</w:t>
+      </w:r>
+      <w:r>
+        <w:t>.</w:t>
+      </w:r>
+      <w:r>
+        <w:t xml:space="preserve"> Последняя стадия – проектирование. </w:t>
+      </w:r>
+      <w:r>
+        <w:t xml:space="preserve">На ней описывались конкретные игровые системы и применялись различные шаблоны проектирования. </w:t>
+      </w:r>
+      <w:r>
+        <w:t xml:space="preserve">Все это позволило существенно улучшить расширяемость и тестируемость системы за счет низкой связности кода. </w:t>
+      </w:r>
+    </w:p>
+    <w:p>
+      <w:pPr>
+        <w:pStyle w:val="af2"/>
+        <w:ind w:firstLine="0"/>
+      </w:pPr>
+      <w:r>
+        <w:t>- Было разработано игровое приложение</w:t>
+      </w:r>
+      <w:r>
+        <w:t xml:space="preserve">. В нем реализованы: задуманная игровая механика, несколько игровых режимов, пользовательский интерфейс, визуальная составляющая. Исходный код проекта </w:t>
+      </w:r>
+      <w:r>
+        <w:t xml:space="preserve">- </w:t>
+      </w:r>
+      <w:r>
+        <w:t>(</w:t>
+      </w:r>
+      <w:r>
+        <w:t xml:space="preserve">прикрепим ссылку в приложении). </w:t>
+      </w:r>
+      <w:r>
+        <w:t>Рабочая версия проекта – (прикрепим ссылку в приложении).</w:t>
+      </w:r>
+    </w:p>
+    <w:p>
+      <w:pPr>
+        <w:pStyle w:val="af2"/>
+        <w:ind w:firstLine="0"/>
+        <w:rPr>
+          <w:rFonts w:cs="Times New Roman"/>
           <w:sz w:val="28"/>
           <w:szCs w:val="28"/>
         </w:rPr>
       </w:pPr>
+      <w:r>
+        <w:t xml:space="preserve"> </w:t>
+      </w:r>
       <w:bookmarkStart w:id="59" w:name="_Toc109840866"/>
       <w:r>
         <w:rPr>
-          <w:rFonts w:ascii="Times New Roman" w:hAnsi="Times New Roman" w:cs="Times New Roman"/>
-          <w:color w:val="auto"/>
+          <w:rFonts w:cs="Times New Roman"/>
           <w:sz w:val="28"/>
           <w:szCs w:val="28"/>
         </w:rPr>
-        <w:lastRenderedPageBreak/>
         <w:t>Приложение</w:t>
       </w:r>
       <w:bookmarkEnd w:id="59"/>
@@ -12783,6 +12402,7 @@
         <w:rPr>
           <w:noProof/>
         </w:rPr>
+        <w:lastRenderedPageBreak/>
         <w:drawing>
           <wp:inline distT="0" distB="0" distL="0" distR="0" wp14:anchorId="41422885" wp14:editId="22195EFE">
             <wp:extent cx="2880000" cy="3014297"/>
@@ -14035,10 +13655,13 @@
         <w:t xml:space="preserve"> - блок-</w:t>
       </w:r>
       <w:r>
-        <w:rPr>
-          <w:highlight w:val="yellow"/>
-        </w:rPr>
-        <w:t>схема обработка хода</w:t>
+        <w:t xml:space="preserve">схема </w:t>
+      </w:r>
+      <w:r>
+        <w:t xml:space="preserve">алгоритма </w:t>
+      </w:r>
+      <w:r>
+        <w:t>обработка хода</w:t>
       </w:r>
     </w:p>
     <w:p>
@@ -14108,42 +13731,28 @@
       <w:r>
         <w:t xml:space="preserve">Рисунок Б. </w:t>
       </w:r>
-      <w:r>
-        <w:rPr>
-          <w:highlight w:val="yellow"/>
-        </w:rPr>
-        <w:fldChar w:fldCharType="begin"/>
-      </w:r>
-      <w:r>
-        <w:rPr>
-          <w:highlight w:val="yellow"/>
-        </w:rPr>
-        <w:instrText xml:space="preserve"> SEQ Рисунок_Б. \* ARABIC </w:instrText>
-      </w:r>
-      <w:r>
-        <w:rPr>
-          <w:highlight w:val="yellow"/>
-        </w:rPr>
-        <w:fldChar w:fldCharType="separate"/>
-      </w:r>
-      <w:r>
-        <w:rPr>
-          <w:noProof/>
-          <w:highlight w:val="yellow"/>
-        </w:rPr>
-        <w:t>7</w:t>
-      </w:r>
-      <w:r>
-        <w:rPr>
-          <w:highlight w:val="yellow"/>
-        </w:rPr>
-        <w:fldChar w:fldCharType="end"/>
-      </w:r>
-      <w:r>
-        <w:rPr>
-          <w:highlight w:val="yellow"/>
-        </w:rPr>
-        <w:t>- блок-схема закрашивания 3 на 3</w:t>
+      <w:fldSimple w:instr=" SEQ Рисунок_Б. \* ARABIC ">
+        <w:r>
+          <w:rPr>
+            <w:noProof/>
+          </w:rPr>
+          <w:t>7</w:t>
+        </w:r>
+      </w:fldSimple>
+      <w:r>
+        <w:t xml:space="preserve"> </w:t>
+      </w:r>
+      <w:r>
+        <w:t xml:space="preserve">- блок-схема </w:t>
+      </w:r>
+      <w:r>
+        <w:t>захвата территории размером</w:t>
+      </w:r>
+      <w:r>
+        <w:t xml:space="preserve"> 3 на 3</w:t>
+      </w:r>
+      <w:r>
+        <w:t xml:space="preserve"> клетки.</w:t>
       </w:r>
     </w:p>
     <w:p>

--- a/Отчёт.docx
+++ b/Отчёт.docx
@@ -386,13 +386,44 @@
           <w:rFonts w:ascii="Times New Roman" w:hAnsi="Times New Roman" w:cs="Times New Roman"/>
           <w:u w:val="single"/>
         </w:rPr>
-        <w:t xml:space="preserve">      Жевнерчук Д.В,</w:t>
-      </w:r>
-      <w:r>
-        <w:rPr>
-          <w:rFonts w:ascii="Times New Roman" w:hAnsi="Times New Roman" w:cs="Times New Roman"/>
-        </w:rPr>
-        <w:t>__</w:t>
+        <w:t xml:space="preserve">      </w:t>
+      </w:r>
+      <w:proofErr w:type="spellStart"/>
+      <w:r>
+        <w:rPr>
+          <w:rFonts w:ascii="Times New Roman" w:hAnsi="Times New Roman" w:cs="Times New Roman"/>
+          <w:u w:val="single"/>
+        </w:rPr>
+        <w:t>Жевнерчук</w:t>
+      </w:r>
+      <w:proofErr w:type="spellEnd"/>
+      <w:r>
+        <w:rPr>
+          <w:rFonts w:ascii="Times New Roman" w:hAnsi="Times New Roman" w:cs="Times New Roman"/>
+          <w:u w:val="single"/>
+        </w:rPr>
+        <w:t xml:space="preserve"> </w:t>
+      </w:r>
+      <w:proofErr w:type="gramStart"/>
+      <w:r>
+        <w:rPr>
+          <w:rFonts w:ascii="Times New Roman" w:hAnsi="Times New Roman" w:cs="Times New Roman"/>
+          <w:u w:val="single"/>
+        </w:rPr>
+        <w:t>Д.В,</w:t>
+      </w:r>
+      <w:r>
+        <w:rPr>
+          <w:rFonts w:ascii="Times New Roman" w:hAnsi="Times New Roman" w:cs="Times New Roman"/>
+        </w:rPr>
+        <w:t>_</w:t>
+      </w:r>
+      <w:proofErr w:type="gramEnd"/>
+      <w:r>
+        <w:rPr>
+          <w:rFonts w:ascii="Times New Roman" w:hAnsi="Times New Roman" w:cs="Times New Roman"/>
+        </w:rPr>
+        <w:t>_</w:t>
       </w:r>
     </w:p>
     <w:p>
@@ -5692,7 +5723,15 @@
         <w:t xml:space="preserve">на нем </w:t>
       </w:r>
       <w:r>
-        <w:t>состояние игры и валидировать действия игроков.</w:t>
+        <w:t xml:space="preserve">состояние игры и </w:t>
+      </w:r>
+      <w:proofErr w:type="spellStart"/>
+      <w:r>
+        <w:t>валидировать</w:t>
+      </w:r>
+      <w:proofErr w:type="spellEnd"/>
+      <w:r>
+        <w:t xml:space="preserve"> действия игроков.</w:t>
       </w:r>
     </w:p>
     <w:p>
@@ -5888,7 +5927,21 @@
         <w:rPr>
           <w:shd w:val="clear" w:color="auto" w:fill="FFFFFF"/>
         </w:rPr>
-        <w:t xml:space="preserve">Model-View-Controller </w:t>
+        <w:t>Model-View-</w:t>
+      </w:r>
+      <w:proofErr w:type="spellStart"/>
+      <w:r>
+        <w:rPr>
+          <w:shd w:val="clear" w:color="auto" w:fill="FFFFFF"/>
+        </w:rPr>
+        <w:t>Controller</w:t>
+      </w:r>
+      <w:proofErr w:type="spellEnd"/>
+      <w:r>
+        <w:rPr>
+          <w:shd w:val="clear" w:color="auto" w:fill="FFFFFF"/>
+        </w:rPr>
+        <w:t xml:space="preserve"> </w:t>
       </w:r>
       <w:r>
         <w:rPr>
@@ -6077,6 +6130,7 @@
         </w:rPr>
         <w:t xml:space="preserve"> </w:t>
       </w:r>
+      <w:proofErr w:type="gramStart"/>
       <w:r>
         <w:rPr>
           <w:rFonts w:cs="Times New Roman"/>
@@ -6085,6 +6139,7 @@
         </w:rPr>
         <w:t>- это</w:t>
       </w:r>
+      <w:proofErr w:type="gramEnd"/>
       <w:r>
         <w:rPr>
           <w:rFonts w:cs="Times New Roman"/>
@@ -6899,11 +6954,33 @@
       <w:r>
         <w:t xml:space="preserve"> </w:t>
       </w:r>
+      <w:proofErr w:type="spellStart"/>
       <w:r>
         <w:rPr>
           <w:rStyle w:val="af3"/>
         </w:rPr>
-        <w:t>UpdateGameState (Map)</w:t>
+        <w:t>UpdateGameState</w:t>
+      </w:r>
+      <w:proofErr w:type="spellEnd"/>
+      <w:r>
+        <w:rPr>
+          <w:rStyle w:val="af3"/>
+        </w:rPr>
+        <w:t xml:space="preserve"> (</w:t>
+      </w:r>
+      <w:proofErr w:type="spellStart"/>
+      <w:r>
+        <w:rPr>
+          <w:rStyle w:val="af3"/>
+        </w:rPr>
+        <w:t>Map</w:t>
+      </w:r>
+      <w:proofErr w:type="spellEnd"/>
+      <w:r>
+        <w:rPr>
+          <w:rStyle w:val="af3"/>
+        </w:rPr>
+        <w:t>)</w:t>
       </w:r>
       <w:r>
         <w:rPr>
@@ -6938,15 +7015,19 @@
       <w:r>
         <w:t xml:space="preserve"> </w:t>
       </w:r>
+      <w:proofErr w:type="spellStart"/>
+      <w:proofErr w:type="gramStart"/>
       <w:r>
         <w:rPr>
           <w:lang w:val="en-US"/>
         </w:rPr>
         <w:t>ApplyStep</w:t>
       </w:r>
+      <w:proofErr w:type="spellEnd"/>
       <w:r>
         <w:t>(</w:t>
       </w:r>
+      <w:proofErr w:type="gramEnd"/>
       <w:r>
         <w:rPr>
           <w:lang w:val="en-US"/>
@@ -7009,6 +7090,7 @@
       <w:r>
         <w:t xml:space="preserve">- </w:t>
       </w:r>
+      <w:proofErr w:type="gramStart"/>
       <w:r>
         <w:rPr>
           <w:lang w:val="en-US"/>
@@ -7018,6 +7100,7 @@
       <w:r>
         <w:t>&lt;</w:t>
       </w:r>
+      <w:proofErr w:type="gramEnd"/>
       <w:r>
         <w:rPr>
           <w:lang w:val="en-US"/>
@@ -7076,6 +7159,7 @@
         <w:lastRenderedPageBreak/>
         <w:t xml:space="preserve">- </w:t>
       </w:r>
+      <w:proofErr w:type="gramStart"/>
       <w:r>
         <w:rPr>
           <w:lang w:val="en-US"/>
@@ -7085,6 +7169,7 @@
       <w:r>
         <w:t>&lt;</w:t>
       </w:r>
+      <w:proofErr w:type="gramEnd"/>
       <w:r>
         <w:rPr>
           <w:lang w:val="en-US"/>
@@ -7253,6 +7338,7 @@
       <w:r>
         <w:t xml:space="preserve"> </w:t>
       </w:r>
+      <w:proofErr w:type="gramStart"/>
       <w:r>
         <w:rPr>
           <w:lang w:val="en-US"/>
@@ -7260,7 +7346,11 @@
         <w:t>CreateGameState</w:t>
       </w:r>
       <w:r>
-        <w:t xml:space="preserve">() – </w:t>
+        <w:t>(</w:t>
+      </w:r>
+      <w:proofErr w:type="gramEnd"/>
+      <w:r>
+        <w:t xml:space="preserve">) – </w:t>
       </w:r>
       <w:r>
         <w:t>создаёт начальное игровое состояние.</w:t>
@@ -7502,6 +7592,7 @@
       <w:pPr>
         <w:pStyle w:val="af2"/>
       </w:pPr>
+      <w:proofErr w:type="spellStart"/>
       <w:r>
         <w:rPr>
           <w:b/>
@@ -7510,6 +7601,7 @@
         </w:rPr>
         <w:t>GameController</w:t>
       </w:r>
+      <w:proofErr w:type="spellEnd"/>
       <w:r>
         <w:t xml:space="preserve"> – </w:t>
       </w:r>
@@ -7549,8 +7641,29 @@
         <w:br/>
         <w:t xml:space="preserve">- </w:t>
       </w:r>
-      <w:r>
-        <w:t>void SelectGameMode(GameModeType)</w:t>
+      <w:proofErr w:type="spellStart"/>
+      <w:r>
+        <w:t>void</w:t>
+      </w:r>
+      <w:proofErr w:type="spellEnd"/>
+      <w:r>
+        <w:t xml:space="preserve"> </w:t>
+      </w:r>
+      <w:proofErr w:type="spellStart"/>
+      <w:r>
+        <w:t>SelectGameMode</w:t>
+      </w:r>
+      <w:proofErr w:type="spellEnd"/>
+      <w:r>
+        <w:t>(</w:t>
+      </w:r>
+      <w:proofErr w:type="spellStart"/>
+      <w:r>
+        <w:t>GameModeType</w:t>
+      </w:r>
+      <w:proofErr w:type="spellEnd"/>
+      <w:r>
+        <w:t>)</w:t>
       </w:r>
       <w:r>
         <w:t xml:space="preserve"> – устанавливает определенное состояние строителя, в зависимости от выбранного игрового режима</w:t>
@@ -7563,7 +7676,23 @@
         <w:t>-</w:t>
       </w:r>
       <w:r>
-        <w:t xml:space="preserve"> void StartGame() </w:t>
+        <w:t xml:space="preserve"> </w:t>
+      </w:r>
+      <w:proofErr w:type="spellStart"/>
+      <w:r>
+        <w:t>void</w:t>
+      </w:r>
+      <w:proofErr w:type="spellEnd"/>
+      <w:r>
+        <w:t xml:space="preserve"> </w:t>
+      </w:r>
+      <w:proofErr w:type="spellStart"/>
+      <w:r>
+        <w:t>StartGame</w:t>
+      </w:r>
+      <w:proofErr w:type="spellEnd"/>
+      <w:r>
+        <w:t xml:space="preserve">() </w:t>
       </w:r>
       <w:r>
         <w:t>–</w:t>
@@ -7581,8 +7710,29 @@
         <w:br/>
         <w:t xml:space="preserve">- </w:t>
       </w:r>
-      <w:r>
-        <w:t>void FigureOnClicked(FigureView)</w:t>
+      <w:proofErr w:type="spellStart"/>
+      <w:r>
+        <w:t>void</w:t>
+      </w:r>
+      <w:proofErr w:type="spellEnd"/>
+      <w:r>
+        <w:t xml:space="preserve"> </w:t>
+      </w:r>
+      <w:proofErr w:type="spellStart"/>
+      <w:r>
+        <w:t>FigureOnClicked</w:t>
+      </w:r>
+      <w:proofErr w:type="spellEnd"/>
+      <w:r>
+        <w:t>(</w:t>
+      </w:r>
+      <w:proofErr w:type="spellStart"/>
+      <w:r>
+        <w:t>FigureView</w:t>
+      </w:r>
+      <w:proofErr w:type="spellEnd"/>
+      <w:r>
+        <w:t>)</w:t>
       </w:r>
       <w:r>
         <w:t xml:space="preserve"> – вызывает методы модели и других контроллеров, для отрисовки подсказок возможных ходов, выбранной игроком фигуры</w:t>
@@ -7594,8 +7744,29 @@
         <w:br/>
         <w:t xml:space="preserve">- </w:t>
       </w:r>
-      <w:r>
-        <w:t>void CellOnClicked(CellView)</w:t>
+      <w:proofErr w:type="spellStart"/>
+      <w:r>
+        <w:t>void</w:t>
+      </w:r>
+      <w:proofErr w:type="spellEnd"/>
+      <w:r>
+        <w:t xml:space="preserve"> </w:t>
+      </w:r>
+      <w:proofErr w:type="spellStart"/>
+      <w:r>
+        <w:t>CellOnClicked</w:t>
+      </w:r>
+      <w:proofErr w:type="spellEnd"/>
+      <w:r>
+        <w:t>(</w:t>
+      </w:r>
+      <w:proofErr w:type="spellStart"/>
+      <w:r>
+        <w:t>CellView</w:t>
+      </w:r>
+      <w:proofErr w:type="spellEnd"/>
+      <w:r>
+        <w:t>)</w:t>
       </w:r>
       <w:r>
         <w:t xml:space="preserve"> – применяет выбранный игроком ход к актуальному игровому состоянию</w:t>
@@ -7607,8 +7778,29 @@
         <w:br/>
         <w:t xml:space="preserve">- </w:t>
       </w:r>
-      <w:r>
-        <w:t>void DrawNewGameState(Map)</w:t>
+      <w:proofErr w:type="spellStart"/>
+      <w:r>
+        <w:t>void</w:t>
+      </w:r>
+      <w:proofErr w:type="spellEnd"/>
+      <w:r>
+        <w:t xml:space="preserve"> </w:t>
+      </w:r>
+      <w:proofErr w:type="spellStart"/>
+      <w:r>
+        <w:t>DrawNewGameState</w:t>
+      </w:r>
+      <w:proofErr w:type="spellEnd"/>
+      <w:r>
+        <w:t>(</w:t>
+      </w:r>
+      <w:proofErr w:type="spellStart"/>
+      <w:r>
+        <w:t>Map</w:t>
+      </w:r>
+      <w:proofErr w:type="spellEnd"/>
+      <w:r>
+        <w:t>)</w:t>
       </w:r>
       <w:r>
         <w:t xml:space="preserve"> – вызывает у контроллеров методы, для отрисовки </w:t>
@@ -7624,8 +7816,29 @@
         <w:br/>
         <w:t xml:space="preserve">- </w:t>
       </w:r>
-      <w:r>
-        <w:t>void ApplyStepView(Cell, Figure)</w:t>
+      <w:proofErr w:type="spellStart"/>
+      <w:r>
+        <w:t>void</w:t>
+      </w:r>
+      <w:proofErr w:type="spellEnd"/>
+      <w:r>
+        <w:t xml:space="preserve"> </w:t>
+      </w:r>
+      <w:proofErr w:type="spellStart"/>
+      <w:r>
+        <w:t>ApplyStepView</w:t>
+      </w:r>
+      <w:proofErr w:type="spellEnd"/>
+      <w:r>
+        <w:t xml:space="preserve">(Cell, </w:t>
+      </w:r>
+      <w:proofErr w:type="spellStart"/>
+      <w:r>
+        <w:t>Figure</w:t>
+      </w:r>
+      <w:proofErr w:type="spellEnd"/>
+      <w:r>
+        <w:t>)</w:t>
       </w:r>
       <w:r>
         <w:t xml:space="preserve"> – запускает анимацию передвижения фигуры</w:t>
@@ -7637,8 +7850,21 @@
         <w:br/>
         <w:t xml:space="preserve">- </w:t>
       </w:r>
-      <w:r>
-        <w:t>void EndGame()</w:t>
+      <w:proofErr w:type="spellStart"/>
+      <w:r>
+        <w:t>void</w:t>
+      </w:r>
+      <w:proofErr w:type="spellEnd"/>
+      <w:r>
+        <w:t xml:space="preserve"> </w:t>
+      </w:r>
+      <w:proofErr w:type="spellStart"/>
+      <w:r>
+        <w:t>EndGame</w:t>
+      </w:r>
+      <w:proofErr w:type="spellEnd"/>
+      <w:r>
+        <w:t>()</w:t>
       </w:r>
       <w:r>
         <w:t xml:space="preserve"> – вызывает методы контроллеров для уничтожения игровых объектов, очищает список игровых состояний.</w:t>
@@ -7710,21 +7936,27 @@
       <w:r>
         <w:t xml:space="preserve"> </w:t>
       </w:r>
+      <w:proofErr w:type="spellStart"/>
+      <w:proofErr w:type="gramStart"/>
       <w:r>
         <w:rPr>
           <w:lang w:val="en-US"/>
         </w:rPr>
         <w:t>GetColor</w:t>
       </w:r>
+      <w:proofErr w:type="spellEnd"/>
       <w:r>
         <w:t>(</w:t>
       </w:r>
+      <w:proofErr w:type="spellStart"/>
+      <w:proofErr w:type="gramEnd"/>
       <w:r>
         <w:rPr>
           <w:lang w:val="en-US"/>
         </w:rPr>
         <w:t>ColorType</w:t>
       </w:r>
+      <w:proofErr w:type="spellEnd"/>
       <w:r>
         <w:t xml:space="preserve">) </w:t>
       </w:r>
@@ -7744,30 +7976,36 @@
         <w:br/>
         <w:t>-</w:t>
       </w:r>
+      <w:proofErr w:type="spellStart"/>
       <w:r>
         <w:rPr>
           <w:lang w:val="en-US"/>
         </w:rPr>
         <w:t>GameObject</w:t>
       </w:r>
+      <w:proofErr w:type="spellEnd"/>
       <w:r>
         <w:t xml:space="preserve"> </w:t>
       </w:r>
+      <w:proofErr w:type="spellStart"/>
       <w:r>
         <w:rPr>
           <w:lang w:val="en-US"/>
         </w:rPr>
         <w:t>GetFigure</w:t>
       </w:r>
+      <w:proofErr w:type="spellEnd"/>
       <w:r>
         <w:t>(</w:t>
       </w:r>
+      <w:proofErr w:type="spellStart"/>
       <w:r>
         <w:rPr>
           <w:lang w:val="en-US"/>
         </w:rPr>
         <w:t>FigureType</w:t>
       </w:r>
+      <w:proofErr w:type="spellEnd"/>
       <w:r>
         <w:t xml:space="preserve">) </w:t>
       </w:r>
@@ -7788,6 +8026,7 @@
       <w:pPr>
         <w:pStyle w:val="af2"/>
       </w:pPr>
+      <w:proofErr w:type="spellStart"/>
       <w:r>
         <w:rPr>
           <w:b/>
@@ -7796,6 +8035,7 @@
         </w:rPr>
         <w:t>CellController</w:t>
       </w:r>
+      <w:proofErr w:type="spellEnd"/>
       <w:r>
         <w:t xml:space="preserve"> – </w:t>
       </w:r>
@@ -7816,12 +8056,14 @@
         <w:br/>
         <w:t xml:space="preserve">-Ссылку на </w:t>
       </w:r>
+      <w:proofErr w:type="spellStart"/>
       <w:r>
         <w:rPr>
           <w:lang w:val="en-US"/>
         </w:rPr>
         <w:t>GameController</w:t>
       </w:r>
+      <w:proofErr w:type="spellEnd"/>
       <w:r>
         <w:t>;</w:t>
       </w:r>
@@ -7856,8 +8098,29 @@
         <w:br/>
         <w:t>-</w:t>
       </w:r>
-      <w:r>
-        <w:t>void CreateCells(Map)</w:t>
+      <w:proofErr w:type="spellStart"/>
+      <w:r>
+        <w:t>void</w:t>
+      </w:r>
+      <w:proofErr w:type="spellEnd"/>
+      <w:r>
+        <w:t xml:space="preserve"> </w:t>
+      </w:r>
+      <w:proofErr w:type="spellStart"/>
+      <w:r>
+        <w:t>CreateCells</w:t>
+      </w:r>
+      <w:proofErr w:type="spellEnd"/>
+      <w:r>
+        <w:t>(</w:t>
+      </w:r>
+      <w:proofErr w:type="spellStart"/>
+      <w:r>
+        <w:t>Map</w:t>
+      </w:r>
+      <w:proofErr w:type="spellEnd"/>
+      <w:r>
+        <w:t>)</w:t>
       </w:r>
       <w:r>
         <w:t xml:space="preserve"> – создает игровые объекты клеток</w:t>
@@ -7869,8 +8132,45 @@
         <w:br/>
         <w:t>-</w:t>
       </w:r>
-      <w:r>
-        <w:t>void ChangeMaterialCell(int, int, Map)</w:t>
+      <w:proofErr w:type="spellStart"/>
+      <w:r>
+        <w:t>void</w:t>
+      </w:r>
+      <w:proofErr w:type="spellEnd"/>
+      <w:r>
+        <w:t xml:space="preserve"> </w:t>
+      </w:r>
+      <w:proofErr w:type="spellStart"/>
+      <w:r>
+        <w:t>ChangeMaterialCell</w:t>
+      </w:r>
+      <w:proofErr w:type="spellEnd"/>
+      <w:r>
+        <w:t>(</w:t>
+      </w:r>
+      <w:proofErr w:type="spellStart"/>
+      <w:r>
+        <w:t>int</w:t>
+      </w:r>
+      <w:proofErr w:type="spellEnd"/>
+      <w:r>
+        <w:t xml:space="preserve">, </w:t>
+      </w:r>
+      <w:proofErr w:type="spellStart"/>
+      <w:r>
+        <w:t>int</w:t>
+      </w:r>
+      <w:proofErr w:type="spellEnd"/>
+      <w:r>
+        <w:t xml:space="preserve">, </w:t>
+      </w:r>
+      <w:proofErr w:type="spellStart"/>
+      <w:r>
+        <w:t>Map</w:t>
+      </w:r>
+      <w:proofErr w:type="spellEnd"/>
+      <w:r>
+        <w:t>)</w:t>
       </w:r>
       <w:r>
         <w:t xml:space="preserve"> – изменяет материал представления определенной клетки в соответствии с передаваемым игровым состоянием</w:t>
@@ -7882,8 +8182,29 @@
         <w:br/>
         <w:t>-</w:t>
       </w:r>
-      <w:r>
-        <w:t>void ShowAllSteps(List&lt; Cell&gt; way)</w:t>
+      <w:proofErr w:type="spellStart"/>
+      <w:r>
+        <w:t>void</w:t>
+      </w:r>
+      <w:proofErr w:type="spellEnd"/>
+      <w:r>
+        <w:t xml:space="preserve"> </w:t>
+      </w:r>
+      <w:proofErr w:type="spellStart"/>
+      <w:r>
+        <w:t>ShowAllSteps</w:t>
+      </w:r>
+      <w:proofErr w:type="spellEnd"/>
+      <w:r>
+        <w:t xml:space="preserve">(List&lt; Cell&gt; </w:t>
+      </w:r>
+      <w:proofErr w:type="spellStart"/>
+      <w:r>
+        <w:t>way</w:t>
+      </w:r>
+      <w:proofErr w:type="spellEnd"/>
+      <w:r>
+        <w:t>)</w:t>
       </w:r>
       <w:r>
         <w:t xml:space="preserve"> – включает подсказки у определенного набора клеток</w:t>
@@ -7895,8 +8216,29 @@
         <w:br/>
         <w:t>-</w:t>
       </w:r>
-      <w:r>
-        <w:t>void OnBoxColidersForList(List&lt; Cell&gt; way)</w:t>
+      <w:proofErr w:type="spellStart"/>
+      <w:r>
+        <w:t>void</w:t>
+      </w:r>
+      <w:proofErr w:type="spellEnd"/>
+      <w:r>
+        <w:t xml:space="preserve"> </w:t>
+      </w:r>
+      <w:proofErr w:type="spellStart"/>
+      <w:r>
+        <w:t>OnBoxColidersForList</w:t>
+      </w:r>
+      <w:proofErr w:type="spellEnd"/>
+      <w:r>
+        <w:t xml:space="preserve">(List&lt; Cell&gt; </w:t>
+      </w:r>
+      <w:proofErr w:type="spellStart"/>
+      <w:r>
+        <w:t>way</w:t>
+      </w:r>
+      <w:proofErr w:type="spellEnd"/>
+      <w:r>
+        <w:t>)</w:t>
       </w:r>
       <w:r>
         <w:t xml:space="preserve"> – включает боксы коллизии для списка клеток. Так игрок сможет кликнуть по клетке, что бы выбрать ход</w:t>
@@ -7908,18 +8250,35 @@
         <w:br/>
         <w:t>-</w:t>
       </w:r>
-      <w:r>
-        <w:t>void OnClicked</w:t>
-      </w:r>
-      <w:r>
-        <w:t xml:space="preserve">() – вызывает метод для применения хода к игровому состоянию у </w:t>
-      </w:r>
+      <w:proofErr w:type="spellStart"/>
+      <w:r>
+        <w:t>void</w:t>
+      </w:r>
+      <w:proofErr w:type="spellEnd"/>
+      <w:r>
+        <w:t xml:space="preserve"> </w:t>
+      </w:r>
+      <w:proofErr w:type="spellStart"/>
+      <w:proofErr w:type="gramStart"/>
+      <w:r>
+        <w:t>OnClicked</w:t>
+      </w:r>
+      <w:proofErr w:type="spellEnd"/>
+      <w:r>
+        <w:t>(</w:t>
+      </w:r>
+      <w:proofErr w:type="gramEnd"/>
+      <w:r>
+        <w:t xml:space="preserve">) – вызывает метод для применения хода к игровому состоянию у </w:t>
+      </w:r>
+      <w:proofErr w:type="spellStart"/>
       <w:r>
         <w:rPr>
           <w:lang w:val="en-US"/>
         </w:rPr>
         <w:t>GameController</w:t>
       </w:r>
+      <w:proofErr w:type="spellEnd"/>
       <w:r>
         <w:t>;</w:t>
       </w:r>
@@ -7927,8 +8286,21 @@
         <w:br/>
         <w:t>-</w:t>
       </w:r>
-      <w:r>
-        <w:t>void DestroyAll()</w:t>
+      <w:proofErr w:type="spellStart"/>
+      <w:r>
+        <w:t>void</w:t>
+      </w:r>
+      <w:proofErr w:type="spellEnd"/>
+      <w:r>
+        <w:t xml:space="preserve"> </w:t>
+      </w:r>
+      <w:proofErr w:type="spellStart"/>
+      <w:r>
+        <w:t>DestroyAll</w:t>
+      </w:r>
+      <w:proofErr w:type="spellEnd"/>
+      <w:r>
+        <w:t>()</w:t>
       </w:r>
       <w:r>
         <w:t xml:space="preserve"> – уничтожает игровые объекты клеток.</w:t>
@@ -7938,6 +8310,7 @@
       <w:pPr>
         <w:pStyle w:val="af2"/>
       </w:pPr>
+      <w:proofErr w:type="spellStart"/>
       <w:r>
         <w:rPr>
           <w:b/>
@@ -7954,6 +8327,7 @@
         </w:rPr>
         <w:t>Controller</w:t>
       </w:r>
+      <w:proofErr w:type="spellEnd"/>
       <w:r>
         <w:t xml:space="preserve"> – </w:t>
       </w:r>
@@ -7974,12 +8348,14 @@
         <w:br/>
         <w:t xml:space="preserve">-Ссылку на </w:t>
       </w:r>
+      <w:proofErr w:type="spellStart"/>
       <w:r>
         <w:rPr>
           <w:lang w:val="en-US"/>
         </w:rPr>
         <w:t>GameController</w:t>
       </w:r>
+      <w:proofErr w:type="spellEnd"/>
       <w:r>
         <w:t>;</w:t>
       </w:r>
@@ -8027,9 +8403,19 @@
         <w:lastRenderedPageBreak/>
         <w:t>-</w:t>
       </w:r>
-      <w:r>
-        <w:t>void Create</w:t>
-      </w:r>
+      <w:proofErr w:type="spellStart"/>
+      <w:r>
+        <w:t>void</w:t>
+      </w:r>
+      <w:proofErr w:type="spellEnd"/>
+      <w:r>
+        <w:t xml:space="preserve"> </w:t>
+      </w:r>
+      <w:proofErr w:type="spellStart"/>
+      <w:r>
+        <w:t>Create</w:t>
+      </w:r>
+      <w:proofErr w:type="spellEnd"/>
       <w:r>
         <w:rPr>
           <w:lang w:val="en-US"/>
@@ -8037,7 +8423,15 @@
         <w:t>Figures</w:t>
       </w:r>
       <w:r>
-        <w:t>(Map)</w:t>
+        <w:t>(</w:t>
+      </w:r>
+      <w:proofErr w:type="spellStart"/>
+      <w:r>
+        <w:t>Map</w:t>
+      </w:r>
+      <w:proofErr w:type="spellEnd"/>
+      <w:r>
+        <w:t>)</w:t>
       </w:r>
       <w:r>
         <w:t xml:space="preserve"> – создает игровые объекты фигур</w:t>
@@ -8049,30 +8443,36 @@
         <w:br/>
         <w:t xml:space="preserve">- </w:t>
       </w:r>
+      <w:proofErr w:type="spellStart"/>
       <w:r>
         <w:rPr>
           <w:lang w:val="en-US"/>
         </w:rPr>
         <w:t>IEnumerator</w:t>
       </w:r>
+      <w:proofErr w:type="spellEnd"/>
       <w:r>
         <w:t xml:space="preserve"> </w:t>
       </w:r>
+      <w:proofErr w:type="spellStart"/>
       <w:r>
         <w:rPr>
           <w:lang w:val="en-US"/>
         </w:rPr>
         <w:t>AnimateMoveFigure</w:t>
       </w:r>
+      <w:proofErr w:type="spellEnd"/>
       <w:r>
         <w:t>(</w:t>
       </w:r>
+      <w:proofErr w:type="spellStart"/>
       <w:r>
         <w:rPr>
           <w:lang w:val="en-US"/>
         </w:rPr>
         <w:t>FigureView</w:t>
       </w:r>
+      <w:proofErr w:type="spellEnd"/>
       <w:r>
         <w:t xml:space="preserve">, </w:t>
       </w:r>
@@ -8104,18 +8504,49 @@
         <w:br/>
         <w:t>-</w:t>
       </w:r>
-      <w:r>
-        <w:t>void OnClicked(FigureView figureView)</w:t>
+      <w:proofErr w:type="spellStart"/>
+      <w:r>
+        <w:t>void</w:t>
+      </w:r>
+      <w:proofErr w:type="spellEnd"/>
+      <w:r>
+        <w:t xml:space="preserve"> </w:t>
+      </w:r>
+      <w:proofErr w:type="spellStart"/>
+      <w:r>
+        <w:t>OnClicked</w:t>
+      </w:r>
+      <w:proofErr w:type="spellEnd"/>
+      <w:r>
+        <w:t>(</w:t>
+      </w:r>
+      <w:proofErr w:type="spellStart"/>
+      <w:r>
+        <w:t>FigureView</w:t>
+      </w:r>
+      <w:proofErr w:type="spellEnd"/>
+      <w:r>
+        <w:t xml:space="preserve"> </w:t>
+      </w:r>
+      <w:proofErr w:type="spellStart"/>
+      <w:r>
+        <w:t>figureView</w:t>
+      </w:r>
+      <w:proofErr w:type="spellEnd"/>
+      <w:r>
+        <w:t>)</w:t>
       </w:r>
       <w:r>
         <w:t xml:space="preserve"> – вызывает методы </w:t>
       </w:r>
+      <w:proofErr w:type="spellStart"/>
       <w:r>
         <w:rPr>
           <w:lang w:val="en-US"/>
         </w:rPr>
         <w:t>GameController</w:t>
       </w:r>
+      <w:proofErr w:type="spellEnd"/>
       <w:r>
         <w:t xml:space="preserve"> </w:t>
       </w:r>
@@ -8129,8 +8560,29 @@
         <w:br/>
         <w:t>-</w:t>
       </w:r>
-      <w:r>
-        <w:t>void OnBoxColiders(int)</w:t>
+      <w:proofErr w:type="spellStart"/>
+      <w:r>
+        <w:t>void</w:t>
+      </w:r>
+      <w:proofErr w:type="spellEnd"/>
+      <w:r>
+        <w:t xml:space="preserve"> </w:t>
+      </w:r>
+      <w:proofErr w:type="spellStart"/>
+      <w:r>
+        <w:t>OnBoxColiders</w:t>
+      </w:r>
+      <w:proofErr w:type="spellEnd"/>
+      <w:r>
+        <w:t>(</w:t>
+      </w:r>
+      <w:proofErr w:type="spellStart"/>
+      <w:r>
+        <w:t>int</w:t>
+      </w:r>
+      <w:proofErr w:type="spellEnd"/>
+      <w:r>
+        <w:t>)</w:t>
       </w:r>
       <w:r>
         <w:t xml:space="preserve"> – включает боксы коллизии фигур определенного игрока. Так игрок сможет выбрать фигуру для хода</w:t>
@@ -8142,8 +8594,39 @@
         <w:br/>
         <w:t>-</w:t>
       </w:r>
-      <w:r>
-        <w:t>void EatFigureView(Figure, Map)</w:t>
+      <w:proofErr w:type="spellStart"/>
+      <w:r>
+        <w:t>void</w:t>
+      </w:r>
+      <w:proofErr w:type="spellEnd"/>
+      <w:r>
+        <w:t xml:space="preserve"> </w:t>
+      </w:r>
+      <w:proofErr w:type="spellStart"/>
+      <w:proofErr w:type="gramStart"/>
+      <w:r>
+        <w:t>EatFigureView</w:t>
+      </w:r>
+      <w:proofErr w:type="spellEnd"/>
+      <w:r>
+        <w:t>(</w:t>
+      </w:r>
+      <w:proofErr w:type="spellStart"/>
+      <w:proofErr w:type="gramEnd"/>
+      <w:r>
+        <w:t>Figure</w:t>
+      </w:r>
+      <w:proofErr w:type="spellEnd"/>
+      <w:r>
+        <w:t xml:space="preserve">, </w:t>
+      </w:r>
+      <w:proofErr w:type="spellStart"/>
+      <w:r>
+        <w:t>Map</w:t>
+      </w:r>
+      <w:proofErr w:type="spellEnd"/>
+      <w:r>
+        <w:t>)</w:t>
       </w:r>
       <w:r>
         <w:t xml:space="preserve"> – съедение фигуры. Уничтожает игровой объект фигуры и удаляет ее из списка</w:t>
@@ -8155,8 +8638,26 @@
         <w:br/>
         <w:t>-</w:t>
       </w:r>
-      <w:r>
-        <w:t>void DestroyAll()</w:t>
+      <w:proofErr w:type="spellStart"/>
+      <w:r>
+        <w:t>void</w:t>
+      </w:r>
+      <w:proofErr w:type="spellEnd"/>
+      <w:r>
+        <w:t xml:space="preserve"> </w:t>
+      </w:r>
+      <w:proofErr w:type="spellStart"/>
+      <w:proofErr w:type="gramStart"/>
+      <w:r>
+        <w:t>DestroyAll</w:t>
+      </w:r>
+      <w:proofErr w:type="spellEnd"/>
+      <w:r>
+        <w:t>(</w:t>
+      </w:r>
+      <w:proofErr w:type="gramEnd"/>
+      <w:r>
+        <w:t>)</w:t>
       </w:r>
       <w:r>
         <w:t xml:space="preserve"> – уничтожает все игровые объекты фигур.</w:t>
@@ -8166,6 +8667,7 @@
       <w:pPr>
         <w:pStyle w:val="af2"/>
       </w:pPr>
+      <w:proofErr w:type="spellStart"/>
       <w:r>
         <w:rPr>
           <w:b/>
@@ -8174,6 +8676,7 @@
         </w:rPr>
         <w:t>CameraController</w:t>
       </w:r>
+      <w:proofErr w:type="spellEnd"/>
       <w:r>
         <w:rPr>
           <w:b/>
@@ -8217,8 +8720,23 @@
         <w:br/>
         <w:t>-</w:t>
       </w:r>
-      <w:r>
-        <w:t>SwitchCameraWithDelay(CameraViewType )</w:t>
+      <w:proofErr w:type="spellStart"/>
+      <w:proofErr w:type="gramStart"/>
+      <w:r>
+        <w:t>SwitchCameraWithDelay</w:t>
+      </w:r>
+      <w:proofErr w:type="spellEnd"/>
+      <w:r>
+        <w:t>(</w:t>
+      </w:r>
+      <w:proofErr w:type="spellStart"/>
+      <w:proofErr w:type="gramEnd"/>
+      <w:r>
+        <w:t>CameraViewType</w:t>
+      </w:r>
+      <w:proofErr w:type="spellEnd"/>
+      <w:r>
+        <w:t xml:space="preserve"> )</w:t>
       </w:r>
       <w:r>
         <w:t xml:space="preserve"> – меняет игровую камеру</w:t>
@@ -8231,7 +8749,31 @@
         <w:t>-</w:t>
       </w:r>
       <w:r>
-        <w:t xml:space="preserve"> void ChangeCamersRotation(float)</w:t>
+        <w:t xml:space="preserve"> </w:t>
+      </w:r>
+      <w:proofErr w:type="spellStart"/>
+      <w:r>
+        <w:t>void</w:t>
+      </w:r>
+      <w:proofErr w:type="spellEnd"/>
+      <w:r>
+        <w:t xml:space="preserve"> </w:t>
+      </w:r>
+      <w:proofErr w:type="spellStart"/>
+      <w:r>
+        <w:t>ChangeCamersRotation</w:t>
+      </w:r>
+      <w:proofErr w:type="spellEnd"/>
+      <w:r>
+        <w:t>(</w:t>
+      </w:r>
+      <w:proofErr w:type="spellStart"/>
+      <w:r>
+        <w:t>float</w:t>
+      </w:r>
+      <w:proofErr w:type="spellEnd"/>
+      <w:r>
+        <w:t>)</w:t>
       </w:r>
       <w:r>
         <w:t xml:space="preserve"> – передвигает игровые камеры по треку. В игре изменяется угол наклона камер над доской.</w:t>
@@ -8268,7 +8810,15 @@
         <w:pStyle w:val="af2"/>
       </w:pPr>
       <w:r>
-        <w:t xml:space="preserve">Слой представления отвечает за визуализацию элементов игры. В Unity Engine все игровые объекты </w:t>
+        <w:t xml:space="preserve">Слой представления отвечает за визуализацию элементов игры. В </w:t>
+      </w:r>
+      <w:proofErr w:type="spellStart"/>
+      <w:r>
+        <w:t>Unity</w:t>
+      </w:r>
+      <w:proofErr w:type="spellEnd"/>
+      <w:r>
+        <w:t xml:space="preserve"> Engine все игровые объекты </w:t>
       </w:r>
       <w:r>
         <w:t>–</w:t>
@@ -8282,12 +8832,14 @@
       <w:r>
         <w:t xml:space="preserve">- </w:t>
       </w:r>
+      <w:proofErr w:type="spellStart"/>
       <w:r>
         <w:rPr>
           <w:lang w:val="en-US"/>
         </w:rPr>
         <w:t>Transoform</w:t>
       </w:r>
+      <w:proofErr w:type="spellEnd"/>
       <w:r>
         <w:t xml:space="preserve"> </w:t>
       </w:r>
@@ -8304,8 +8856,13 @@
         <w:br/>
       </w:r>
       <w:r>
-        <w:t>- Mesh</w:t>
-      </w:r>
+        <w:t xml:space="preserve">- </w:t>
+      </w:r>
+      <w:proofErr w:type="spellStart"/>
+      <w:r>
+        <w:t>Mesh</w:t>
+      </w:r>
+      <w:proofErr w:type="spellEnd"/>
       <w:r>
         <w:rPr>
           <w:lang w:val="en-US"/>
@@ -8342,12 +8899,14 @@
       <w:r>
         <w:t xml:space="preserve">- </w:t>
       </w:r>
+      <w:proofErr w:type="spellStart"/>
       <w:r>
         <w:rPr>
           <w:lang w:val="en-US"/>
         </w:rPr>
         <w:t>BoxCollider</w:t>
       </w:r>
+      <w:proofErr w:type="spellEnd"/>
       <w:r>
         <w:t xml:space="preserve"> </w:t>
       </w:r>
@@ -8402,12 +8961,14 @@
       <w:r>
         <w:t xml:space="preserve"> </w:t>
       </w:r>
+      <w:proofErr w:type="spellStart"/>
       <w:r>
         <w:rPr>
           <w:lang w:val="en-US"/>
         </w:rPr>
         <w:t>GameObject</w:t>
       </w:r>
+      <w:proofErr w:type="spellEnd"/>
       <w:r>
         <w:t>, что позволяет из кода обращаться к другим компонентам и изменять в них данные.</w:t>
       </w:r>
@@ -8512,6 +9073,7 @@
       <w:pPr>
         <w:pStyle w:val="af2"/>
       </w:pPr>
+      <w:proofErr w:type="spellStart"/>
       <w:r>
         <w:rPr>
           <w:b/>
@@ -8520,6 +9082,7 @@
         </w:rPr>
         <w:t>CellView</w:t>
       </w:r>
+      <w:proofErr w:type="spellEnd"/>
       <w:r>
         <w:rPr>
           <w:b/>
@@ -8575,12 +9138,14 @@
         <w:br/>
         <w:t xml:space="preserve">-Ссылка на </w:t>
       </w:r>
+      <w:proofErr w:type="spellStart"/>
       <w:r>
         <w:rPr>
           <w:lang w:val="en-US"/>
         </w:rPr>
         <w:t>CellController</w:t>
       </w:r>
+      <w:proofErr w:type="spellEnd"/>
       <w:r>
         <w:t>.</w:t>
       </w:r>
@@ -8609,12 +9174,14 @@
       <w:r>
         <w:t xml:space="preserve"> </w:t>
       </w:r>
+      <w:proofErr w:type="spellStart"/>
       <w:r>
         <w:rPr>
           <w:lang w:val="en-US"/>
         </w:rPr>
         <w:t>ChangeColor</w:t>
       </w:r>
+      <w:proofErr w:type="spellEnd"/>
       <w:r>
         <w:t>(</w:t>
       </w:r>
@@ -8646,12 +9213,14 @@
       <w:r>
         <w:t xml:space="preserve"> </w:t>
       </w:r>
+      <w:proofErr w:type="spellStart"/>
       <w:r>
         <w:rPr>
           <w:lang w:val="en-US"/>
         </w:rPr>
         <w:t>ShowPrompt</w:t>
       </w:r>
+      <w:proofErr w:type="spellEnd"/>
       <w:r>
         <w:t xml:space="preserve">() </w:t>
       </w:r>
@@ -8680,12 +9249,14 @@
       <w:r>
         <w:t xml:space="preserve"> </w:t>
       </w:r>
+      <w:proofErr w:type="spellStart"/>
       <w:r>
         <w:rPr>
           <w:lang w:val="en-US"/>
         </w:rPr>
         <w:t>HidePrompt</w:t>
       </w:r>
+      <w:proofErr w:type="spellEnd"/>
       <w:r>
         <w:t xml:space="preserve">() </w:t>
       </w:r>
@@ -8716,12 +9287,14 @@
       <w:r>
         <w:t xml:space="preserve"> </w:t>
       </w:r>
+      <w:proofErr w:type="spellStart"/>
       <w:r>
         <w:rPr>
           <w:lang w:val="en-US"/>
         </w:rPr>
         <w:t>OnBoxCollider</w:t>
       </w:r>
+      <w:proofErr w:type="spellEnd"/>
       <w:r>
         <w:t xml:space="preserve"> </w:t>
       </w:r>
@@ -8743,12 +9316,14 @@
       <w:r>
         <w:t xml:space="preserve"> </w:t>
       </w:r>
+      <w:proofErr w:type="spellStart"/>
       <w:r>
         <w:rPr>
           <w:lang w:val="en-US"/>
         </w:rPr>
         <w:t>OffBoxCollider</w:t>
       </w:r>
+      <w:proofErr w:type="spellEnd"/>
       <w:r>
         <w:t xml:space="preserve"> </w:t>
       </w:r>
@@ -8771,12 +9346,14 @@
       <w:r>
         <w:t xml:space="preserve"> </w:t>
       </w:r>
+      <w:proofErr w:type="spellStart"/>
       <w:r>
         <w:rPr>
           <w:lang w:val="en-US"/>
         </w:rPr>
         <w:t>OnMouseUp</w:t>
       </w:r>
+      <w:proofErr w:type="spellEnd"/>
       <w:r>
         <w:t xml:space="preserve">() </w:t>
       </w:r>
@@ -8794,6 +9371,7 @@
       <w:pPr>
         <w:pStyle w:val="af2"/>
       </w:pPr>
+      <w:proofErr w:type="spellStart"/>
       <w:r>
         <w:rPr>
           <w:b/>
@@ -8801,6 +9379,7 @@
         </w:rPr>
         <w:t>FigureView</w:t>
       </w:r>
+      <w:proofErr w:type="spellEnd"/>
       <w:r>
         <w:rPr>
           <w:b/>
@@ -8843,6 +9422,7 @@
         <w:br/>
         <w:t xml:space="preserve">-Ссылка на </w:t>
       </w:r>
+      <w:proofErr w:type="spellStart"/>
       <w:r>
         <w:rPr>
           <w:lang w:val="en-US"/>
@@ -8855,6 +9435,7 @@
         </w:rPr>
         <w:t>Controller</w:t>
       </w:r>
+      <w:proofErr w:type="spellEnd"/>
       <w:r>
         <w:t>.</w:t>
       </w:r>
@@ -8967,12 +9548,14 @@
       <w:r>
         <w:t xml:space="preserve"> </w:t>
       </w:r>
+      <w:proofErr w:type="spellStart"/>
       <w:r>
         <w:rPr>
           <w:lang w:val="en-US"/>
         </w:rPr>
         <w:t>SetBoxCollider</w:t>
       </w:r>
+      <w:proofErr w:type="spellEnd"/>
       <w:r>
         <w:t>(</w:t>
       </w:r>
@@ -8998,12 +9581,14 @@
         <w:br/>
         <w:t>-</w:t>
       </w:r>
+      <w:proofErr w:type="spellStart"/>
       <w:r>
         <w:rPr>
           <w:lang w:val="en-US"/>
         </w:rPr>
         <w:t>OnMouseUp</w:t>
       </w:r>
+      <w:proofErr w:type="spellEnd"/>
       <w:r>
         <w:t xml:space="preserve">() </w:t>
       </w:r>
@@ -9147,8 +9732,13 @@
       <w:r>
         <w:br/>
       </w:r>
-      <w:r>
-        <w:t xml:space="preserve">Алгоритм расчёта доступных ходов </w:t>
+      <w:proofErr w:type="gramStart"/>
+      <w:r>
+        <w:t>Алгоритм расчёта доступных ходов</w:t>
+      </w:r>
+      <w:proofErr w:type="gramEnd"/>
+      <w:r>
+        <w:t xml:space="preserve"> </w:t>
       </w:r>
       <w:r>
         <w:t>следующий:</w:t>
@@ -9230,40 +9820,19 @@
         <w:pStyle w:val="af2"/>
       </w:pPr>
       <w:r>
-        <w:t xml:space="preserve">Для коня нужно запустить цикл </w:t>
-      </w:r>
-      <w:r>
-        <w:t>от -</w:t>
-      </w:r>
-      <w:r>
-        <w:t>2</w:t>
-      </w:r>
-      <w:r>
-        <w:t xml:space="preserve"> до </w:t>
-      </w:r>
-      <w:r>
-        <w:t>2</w:t>
-      </w:r>
-      <w:r>
-        <w:t xml:space="preserve"> по Х и У координате </w:t>
+        <w:t xml:space="preserve">Для коня нужно запустить цикл от -2 до 2 по Х и У координате </w:t>
       </w:r>
       <w:r>
         <w:t>фигуры</w:t>
       </w:r>
       <w:r>
-        <w:t xml:space="preserve">, проверить координату клетки на соответствие определенному логическому выражению, </w:t>
-      </w:r>
-      <w:r>
-        <w:t xml:space="preserve">проверить статус клетки и наличие </w:t>
+        <w:t xml:space="preserve">, проверить координату клетки на соответствие определенному логическому выражению, проверить статус клетки и наличие </w:t>
       </w:r>
       <w:r>
         <w:t xml:space="preserve">в ней </w:t>
       </w:r>
       <w:r>
-        <w:t>фигуры</w:t>
-      </w:r>
-      <w:r>
-        <w:t>. Логическое выражение представлено на рисунке 4.1.</w:t>
+        <w:t>фигуры. Логическое выражение представлено на рисунке 4.1.</w:t>
       </w:r>
       <w:r>
         <w:t xml:space="preserve"> Блок-схема</w:t>
@@ -9404,10 +9973,34 @@
         <w:pStyle w:val="af2"/>
       </w:pPr>
       <w:r>
-        <w:t>– запускается кароче рейкаст по вертикали и горизонтали</w:t>
-      </w:r>
-      <w:r>
-        <w:t xml:space="preserve"> Кста на рисунке Б.4 блок-схема этого говна.</w:t>
+        <w:t xml:space="preserve">– запускается </w:t>
+      </w:r>
+      <w:proofErr w:type="spellStart"/>
+      <w:r>
+        <w:t>кароче</w:t>
+      </w:r>
+      <w:proofErr w:type="spellEnd"/>
+      <w:r>
+        <w:t xml:space="preserve"> </w:t>
+      </w:r>
+      <w:proofErr w:type="spellStart"/>
+      <w:r>
+        <w:t>рейкаст</w:t>
+      </w:r>
+      <w:proofErr w:type="spellEnd"/>
+      <w:r>
+        <w:t xml:space="preserve"> по вертикали и горизонтали</w:t>
+      </w:r>
+      <w:r>
+        <w:t xml:space="preserve"> </w:t>
+      </w:r>
+      <w:proofErr w:type="spellStart"/>
+      <w:r>
+        <w:t>Кста</w:t>
+      </w:r>
+      <w:proofErr w:type="spellEnd"/>
+      <w:r>
+        <w:t xml:space="preserve"> на рисунке Б.4 блок-схема этого говна.</w:t>
       </w:r>
     </w:p>
     <w:p>
@@ -9430,10 +10023,34 @@
         <w:pStyle w:val="af2"/>
       </w:pPr>
       <w:r>
-        <w:t>– запускается кароче рейкаст по диагоналям</w:t>
-      </w:r>
-      <w:r>
-        <w:t xml:space="preserve"> Кста на рисунке Б.3 блок-схема этого говна.</w:t>
+        <w:t xml:space="preserve">– запускается </w:t>
+      </w:r>
+      <w:proofErr w:type="spellStart"/>
+      <w:r>
+        <w:t>кароче</w:t>
+      </w:r>
+      <w:proofErr w:type="spellEnd"/>
+      <w:r>
+        <w:t xml:space="preserve"> </w:t>
+      </w:r>
+      <w:proofErr w:type="spellStart"/>
+      <w:r>
+        <w:t>рейкаст</w:t>
+      </w:r>
+      <w:proofErr w:type="spellEnd"/>
+      <w:r>
+        <w:t xml:space="preserve"> по диагоналям</w:t>
+      </w:r>
+      <w:r>
+        <w:t xml:space="preserve"> </w:t>
+      </w:r>
+      <w:proofErr w:type="spellStart"/>
+      <w:r>
+        <w:t>Кста</w:t>
+      </w:r>
+      <w:proofErr w:type="spellEnd"/>
+      <w:r>
+        <w:t xml:space="preserve"> на рисунке Б.3 блок-схема этого говна.</w:t>
       </w:r>
     </w:p>
     <w:p>
@@ -9466,14 +10083,18 @@
       <w:r>
         <w:t xml:space="preserve"> </w:t>
       </w:r>
-      <w:r>
-        <w:t xml:space="preserve">Королева это </w:t>
+      <w:proofErr w:type="gramStart"/>
+      <w:r>
+        <w:t>Королева это</w:t>
+      </w:r>
+      <w:proofErr w:type="gramEnd"/>
+      <w:r>
+        <w:t xml:space="preserve"> </w:t>
       </w:r>
       <w:r>
         <w:t>комбинация ладьи и слона, алгоритм расчёта доступных для неё ходов – объединение результатов алгоритмов слона и ладьи.</w:t>
       </w:r>
     </w:p>
-    <w:p/>
     <w:p/>
     <w:p>
       <w:pPr>
@@ -9489,6 +10110,7 @@
           <w:szCs w:val="28"/>
         </w:rPr>
       </w:pPr>
+      <w:bookmarkStart w:id="53" w:name="_Toc109840860"/>
       <w:r>
         <w:rPr>
           <w:rFonts w:ascii="Times New Roman" w:hAnsi="Times New Roman" w:cs="Times New Roman"/>
@@ -9498,7 +10120,6 @@
         </w:rPr>
         <w:t xml:space="preserve"> </w:t>
       </w:r>
-      <w:bookmarkStart w:id="53" w:name="_Toc109840860"/>
       <w:r>
         <w:rPr>
           <w:rFonts w:ascii="Times New Roman" w:hAnsi="Times New Roman" w:cs="Times New Roman"/>
@@ -9514,12 +10135,16 @@
       <w:r>
         <w:t xml:space="preserve">Б.6 – </w:t>
       </w:r>
+      <w:proofErr w:type="spellStart"/>
+      <w:proofErr w:type="gramStart"/>
       <w:r>
         <w:rPr>
           <w:lang w:val="en-US"/>
         </w:rPr>
         <w:t>ApplyStep</w:t>
       </w:r>
+      <w:proofErr w:type="spellEnd"/>
+      <w:proofErr w:type="gramEnd"/>
       <w:r>
         <w:t xml:space="preserve"> </w:t>
       </w:r>
@@ -9729,7 +10354,77 @@
         <w:rPr>
           <w:lang w:val="en-US"/>
         </w:rPr>
-        <w:t>Eval = P1 * pricePaint + D1 * priceDark – (P2 * pricePaint + D2 * priceDark) + (F1 – F2) * priceKill, (1)</w:t>
+        <w:t xml:space="preserve">Eval = P1 * </w:t>
+      </w:r>
+      <w:proofErr w:type="spellStart"/>
+      <w:r>
+        <w:rPr>
+          <w:lang w:val="en-US"/>
+        </w:rPr>
+        <w:t>pricePaint</w:t>
+      </w:r>
+      <w:proofErr w:type="spellEnd"/>
+      <w:r>
+        <w:rPr>
+          <w:lang w:val="en-US"/>
+        </w:rPr>
+        <w:t xml:space="preserve"> + D1 * </w:t>
+      </w:r>
+      <w:proofErr w:type="spellStart"/>
+      <w:r>
+        <w:rPr>
+          <w:lang w:val="en-US"/>
+        </w:rPr>
+        <w:t>priceDark</w:t>
+      </w:r>
+      <w:proofErr w:type="spellEnd"/>
+      <w:r>
+        <w:rPr>
+          <w:lang w:val="en-US"/>
+        </w:rPr>
+        <w:t xml:space="preserve"> – (P2 * </w:t>
+      </w:r>
+      <w:proofErr w:type="spellStart"/>
+      <w:r>
+        <w:rPr>
+          <w:lang w:val="en-US"/>
+        </w:rPr>
+        <w:t>pricePaint</w:t>
+      </w:r>
+      <w:proofErr w:type="spellEnd"/>
+      <w:r>
+        <w:rPr>
+          <w:lang w:val="en-US"/>
+        </w:rPr>
+        <w:t xml:space="preserve"> + D2 * </w:t>
+      </w:r>
+      <w:proofErr w:type="spellStart"/>
+      <w:r>
+        <w:rPr>
+          <w:lang w:val="en-US"/>
+        </w:rPr>
+        <w:t>priceDark</w:t>
+      </w:r>
+      <w:proofErr w:type="spellEnd"/>
+      <w:r>
+        <w:rPr>
+          <w:lang w:val="en-US"/>
+        </w:rPr>
+        <w:t xml:space="preserve">) + (F1 – F2) * </w:t>
+      </w:r>
+      <w:proofErr w:type="spellStart"/>
+      <w:r>
+        <w:rPr>
+          <w:lang w:val="en-US"/>
+        </w:rPr>
+        <w:t>priceKill</w:t>
+      </w:r>
+      <w:proofErr w:type="spellEnd"/>
+      <w:r>
+        <w:rPr>
+          <w:lang w:val="en-US"/>
+        </w:rPr>
+        <w:t>, (1)</w:t>
       </w:r>
     </w:p>
     <w:p>
@@ -9827,21 +10522,36 @@
       <w:r>
         <w:br/>
       </w:r>
+      <w:proofErr w:type="spellStart"/>
+      <w:r>
+        <w:t>pricePaint</w:t>
+      </w:r>
+      <w:proofErr w:type="spellEnd"/>
+      <w:r>
+        <w:t xml:space="preserve"> – цена за одну закрашенную клетку;</w:t>
+      </w:r>
+      <w:r>
+        <w:br/>
+      </w:r>
+      <w:proofErr w:type="spellStart"/>
       <w:r>
         <w:lastRenderedPageBreak/>
-        <w:t>pricePaint – цена за одну закрашенную клетку;</w:t>
+        <w:t>priceDark</w:t>
+      </w:r>
+      <w:proofErr w:type="spellEnd"/>
+      <w:r>
+        <w:t xml:space="preserve"> – цена за одну захваченную клетку;</w:t>
       </w:r>
       <w:r>
         <w:br/>
       </w:r>
-      <w:r>
-        <w:t>priceDark – цена за одну захваченную клетку;</w:t>
-      </w:r>
-      <w:r>
-        <w:br/>
-      </w:r>
-      <w:r>
-        <w:t>priceKill – цена за съедание одной фигуры;</w:t>
+      <w:proofErr w:type="spellStart"/>
+      <w:r>
+        <w:t>priceKill</w:t>
+      </w:r>
+      <w:proofErr w:type="spellEnd"/>
+      <w:r>
+        <w:t xml:space="preserve"> – цена за съедание одной фигуры;</w:t>
       </w:r>
     </w:p>
     <w:p>
@@ -9875,7 +10585,15 @@
         <w:pStyle w:val="af2"/>
       </w:pPr>
       <w:r>
-        <w:t>В проекте было применено две оптимизации - Альфа-Бетта и грубое отсечение на разных стадиях игры.</w:t>
+        <w:t>В проекте было применено две оптимизации - Альфа-</w:t>
+      </w:r>
+      <w:proofErr w:type="spellStart"/>
+      <w:r>
+        <w:t>Бетта</w:t>
+      </w:r>
+      <w:proofErr w:type="spellEnd"/>
+      <w:r>
+        <w:t xml:space="preserve"> и грубое отсечение на разных стадиях игры.</w:t>
       </w:r>
     </w:p>
     <w:p>
@@ -9883,7 +10601,15 @@
         <w:pStyle w:val="af2"/>
       </w:pPr>
       <w:r>
-        <w:t>Идея Альфа-Бетта отсечения заключается в том, что при оценивании ветви дерева можно досрочно прекратить вычисление, если понятно, что в любом случае значение этой ветви будет хуже, чем уже было найдено при расчете предыдущих ветвей. Так как отсечения происходит на каждом уровне, кроме последнего, количество рассматриваемых веток сильно сокращается.</w:t>
+        <w:t>Идея Альфа-</w:t>
+      </w:r>
+      <w:proofErr w:type="spellStart"/>
+      <w:r>
+        <w:t>Бетта</w:t>
+      </w:r>
+      <w:proofErr w:type="spellEnd"/>
+      <w:r>
+        <w:t xml:space="preserve"> отсечения заключается в том, что при оценивании ветви дерева можно досрочно прекратить вычисление, если понятно, что в любом случае значение этой ветви будет хуже, чем уже было найдено при расчете предыдущих ветвей. Так как отсечения происходит на каждом уровне, кроме последнего, количество рассматриваемых веток сильно сокращается.</w:t>
       </w:r>
     </w:p>
     <w:p>
@@ -10149,24 +10875,24 @@
         <w:pStyle w:val="af2"/>
       </w:pPr>
       <w:r>
+        <w:t>Количество рассматриваемых ходов в процентах для каждой фигуры на разных стадиях игры</w:t>
+      </w:r>
+      <w:r>
+        <w:t xml:space="preserve"> представлено в таблице 4.2</w:t>
+      </w:r>
+      <w:r>
+        <w:t>.</w:t>
+      </w:r>
+      <w:r>
+        <w:br/>
+      </w:r>
+    </w:p>
+    <w:p>
+      <w:pPr>
+        <w:pStyle w:val="af7"/>
+      </w:pPr>
+      <w:r>
         <w:lastRenderedPageBreak/>
-        <w:t>Количество рассматриваемых ходов в процентах для каждой фигуры на разных стадиях игры</w:t>
-      </w:r>
-      <w:r>
-        <w:t xml:space="preserve"> представлено в таблице 4.2</w:t>
-      </w:r>
-      <w:r>
-        <w:t>.</w:t>
-      </w:r>
-      <w:r>
-        <w:br/>
-      </w:r>
-    </w:p>
-    <w:p>
-      <w:pPr>
-        <w:pStyle w:val="af7"/>
-      </w:pPr>
-      <w:r>
         <w:t>Таблица 4.2.  Процент рассматриваемых ходов</w:t>
       </w:r>
     </w:p>
@@ -11453,8 +12179,18 @@
                 <w:sz w:val="24"/>
                 <w:szCs w:val="24"/>
               </w:rPr>
-              <w:t>Минимакс + АльфаБета</w:t>
-            </w:r>
+              <w:t xml:space="preserve">Минимакс + </w:t>
+            </w:r>
+            <w:proofErr w:type="spellStart"/>
+            <w:r>
+              <w:rPr>
+                <w:rFonts w:ascii="Times New Roman" w:hAnsi="Times New Roman" w:cs="Times New Roman"/>
+                <w:sz w:val="24"/>
+                <w:szCs w:val="24"/>
+              </w:rPr>
+              <w:t>АльфаБета</w:t>
+            </w:r>
+            <w:proofErr w:type="spellEnd"/>
           </w:p>
         </w:tc>
         <w:tc>
@@ -11785,17 +12521,36 @@
                 <w:sz w:val="24"/>
                 <w:szCs w:val="24"/>
               </w:rPr>
-              <w:t>Минимакс + АльфаБет</w:t>
-            </w:r>
+              <w:t xml:space="preserve">Минимакс + </w:t>
+            </w:r>
+            <w:proofErr w:type="spellStart"/>
             <w:r>
               <w:rPr>
                 <w:rFonts w:ascii="Times New Roman" w:hAnsi="Times New Roman" w:cs="Times New Roman"/>
                 <w:sz w:val="24"/>
                 <w:szCs w:val="24"/>
               </w:rPr>
-              <w:lastRenderedPageBreak/>
-              <w:t>а + грубое отсченеие</w:t>
-            </w:r>
+              <w:t>АльфаБета</w:t>
+            </w:r>
+            <w:proofErr w:type="spellEnd"/>
+            <w:r>
+              <w:rPr>
+                <w:rFonts w:ascii="Times New Roman" w:hAnsi="Times New Roman" w:cs="Times New Roman"/>
+                <w:sz w:val="24"/>
+                <w:szCs w:val="24"/>
+              </w:rPr>
+              <w:t xml:space="preserve"> + грубое </w:t>
+            </w:r>
+            <w:proofErr w:type="spellStart"/>
+            <w:r>
+              <w:rPr>
+                <w:rFonts w:ascii="Times New Roman" w:hAnsi="Times New Roman" w:cs="Times New Roman"/>
+                <w:sz w:val="24"/>
+                <w:szCs w:val="24"/>
+              </w:rPr>
+              <w:t>отсченеие</w:t>
+            </w:r>
+            <w:proofErr w:type="spellEnd"/>
           </w:p>
         </w:tc>
         <w:tc>
@@ -11819,7 +12574,6 @@
                 <w:szCs w:val="24"/>
                 <w:lang w:val="en-US"/>
               </w:rPr>
-              <w:lastRenderedPageBreak/>
               <w:t>8</w:t>
             </w:r>
             <w:r>
@@ -12020,6 +12774,19 @@
     </w:p>
     <w:p>
       <w:pPr>
+        <w:rPr>
+          <w:lang w:val="en-US"/>
+        </w:rPr>
+      </w:pPr>
+      <w:r>
+        <w:rPr>
+          <w:lang w:val="en-US"/>
+        </w:rPr>
+        <w:br w:type="page"/>
+      </w:r>
+    </w:p>
+    <w:p>
+      <w:pPr>
         <w:pStyle w:val="10"/>
         <w:numPr>
           <w:ilvl w:val="0"/>
@@ -12040,6 +12807,7 @@
           <w:sz w:val="28"/>
           <w:szCs w:val="28"/>
         </w:rPr>
+        <w:lastRenderedPageBreak/>
         <w:t>Заключение</w:t>
       </w:r>
       <w:bookmarkEnd w:id="58"/>
@@ -12260,13 +13028,7 @@
         <w:t>н</w:t>
       </w:r>
       <w:r>
-        <w:t xml:space="preserve"> под </w:t>
-      </w:r>
-      <w:r>
-        <w:t>ТЗ</w:t>
-      </w:r>
-      <w:r>
-        <w:t>.</w:t>
+        <w:t xml:space="preserve"> под ТЗ.</w:t>
       </w:r>
       <w:r>
         <w:t xml:space="preserve"> Последняя стадия – проектирование. </w:t>
@@ -12287,34 +13049,101 @@
         <w:t>- Было разработано игровое приложение</w:t>
       </w:r>
       <w:r>
-        <w:t xml:space="preserve">. В нем реализованы: задуманная игровая механика, несколько игровых режимов, пользовательский интерфейс, визуальная составляющая. Исходный код проекта </w:t>
-      </w:r>
-      <w:r>
-        <w:t xml:space="preserve">- </w:t>
-      </w:r>
-      <w:r>
-        <w:t>(</w:t>
-      </w:r>
-      <w:r>
-        <w:t xml:space="preserve">прикрепим ссылку в приложении). </w:t>
-      </w:r>
-      <w:r>
-        <w:t>Рабочая версия проекта – (прикрепим ссылку в приложении).</w:t>
+        <w:t xml:space="preserve">. В нем реализованы: задуманная игровая механика, несколько игровых режимов, пользовательский интерфейс, визуальная составляющая. Исходный код </w:t>
+      </w:r>
+      <w:r>
+        <w:t>и рабочие версии проекта –</w:t>
+      </w:r>
+      <w:r>
+        <w:t xml:space="preserve"> </w:t>
+      </w:r>
+      <w:r>
+        <w:rPr>
+          <w:color w:val="2F5496" w:themeColor="accent1" w:themeShade="BF"/>
+        </w:rPr>
+        <w:fldChar w:fldCharType="begin"/>
+      </w:r>
+      <w:r>
+        <w:rPr>
+          <w:color w:val="2F5496" w:themeColor="accent1" w:themeShade="BF"/>
+        </w:rPr>
+        <w:instrText xml:space="preserve"> REF _Ref109991328 \h </w:instrText>
+      </w:r>
+      <w:r>
+        <w:rPr>
+          <w:color w:val="2F5496" w:themeColor="accent1" w:themeShade="BF"/>
+        </w:rPr>
+      </w:r>
+      <w:r>
+        <w:rPr>
+          <w:color w:val="2F5496" w:themeColor="accent1" w:themeShade="BF"/>
+        </w:rPr>
+        <w:fldChar w:fldCharType="separate"/>
+      </w:r>
+      <w:r>
+        <w:rPr>
+          <w:rStyle w:val="a9"/>
+          <w:rFonts w:cs="Times New Roman"/>
+          <w:color w:val="2F5496" w:themeColor="accent1" w:themeShade="BF"/>
+          <w:szCs w:val="24"/>
+        </w:rPr>
+        <w:t>Прило</w:t>
+      </w:r>
+      <w:r>
+        <w:rPr>
+          <w:rStyle w:val="a9"/>
+          <w:rFonts w:cs="Times New Roman"/>
+          <w:color w:val="2F5496" w:themeColor="accent1" w:themeShade="BF"/>
+          <w:szCs w:val="24"/>
+        </w:rPr>
+        <w:t>ж</w:t>
+      </w:r>
+      <w:r>
+        <w:rPr>
+          <w:rStyle w:val="a9"/>
+          <w:rFonts w:cs="Times New Roman"/>
+          <w:color w:val="2F5496" w:themeColor="accent1" w:themeShade="BF"/>
+          <w:szCs w:val="24"/>
+        </w:rPr>
+        <w:t>ение В</w:t>
+      </w:r>
+      <w:r>
+        <w:rPr>
+          <w:color w:val="2F5496" w:themeColor="accent1" w:themeShade="BF"/>
+        </w:rPr>
+        <w:fldChar w:fldCharType="end"/>
+      </w:r>
+      <w:r>
+        <w:rPr>
+          <w:color w:val="2F5496" w:themeColor="accent1" w:themeShade="BF"/>
+        </w:rPr>
+        <w:t xml:space="preserve">. </w:t>
+      </w:r>
+    </w:p>
+    <w:p>
+      <w:pPr>
+        <w:rPr>
+          <w:rFonts w:ascii="Times New Roman" w:hAnsi="Times New Roman"/>
+          <w:sz w:val="24"/>
+        </w:rPr>
+      </w:pPr>
+      <w:r>
+        <w:br w:type="page"/>
       </w:r>
     </w:p>
     <w:p>
       <w:pPr>
         <w:pStyle w:val="af2"/>
-        <w:ind w:firstLine="0"/>
+        <w:numPr>
+          <w:ilvl w:val="0"/>
+          <w:numId w:val="13"/>
+        </w:numPr>
         <w:rPr>
           <w:rFonts w:cs="Times New Roman"/>
           <w:sz w:val="28"/>
           <w:szCs w:val="28"/>
         </w:rPr>
       </w:pPr>
-      <w:r>
-        <w:t xml:space="preserve"> </w:t>
-      </w:r>
       <w:bookmarkStart w:id="59" w:name="_Toc109840866"/>
       <w:r>
         <w:rPr>
@@ -12322,9 +13151,30 @@
           <w:sz w:val="28"/>
           <w:szCs w:val="28"/>
         </w:rPr>
+        <w:lastRenderedPageBreak/>
         <w:t>Приложение</w:t>
       </w:r>
       <w:bookmarkEnd w:id="59"/>
+    </w:p>
+    <w:p>
+      <w:pPr>
+        <w:pStyle w:val="a3"/>
+        <w:keepNext/>
+        <w:keepLines/>
+        <w:numPr>
+          <w:ilvl w:val="0"/>
+          <w:numId w:val="9"/>
+        </w:numPr>
+        <w:spacing w:before="240" w:after="0"/>
+        <w:contextualSpacing w:val="0"/>
+        <w:outlineLvl w:val="0"/>
+        <w:rPr>
+          <w:rFonts w:ascii="Times New Roman" w:eastAsiaTheme="majorEastAsia" w:hAnsi="Times New Roman" w:cs="Times New Roman"/>
+          <w:vanish/>
+          <w:sz w:val="28"/>
+          <w:szCs w:val="28"/>
+        </w:rPr>
+      </w:pPr>
     </w:p>
     <w:p>
       <w:pPr>
@@ -12402,7 +13252,6 @@
         <w:rPr>
           <w:noProof/>
         </w:rPr>
-        <w:lastRenderedPageBreak/>
         <w:drawing>
           <wp:inline distT="0" distB="0" distL="0" distR="0" wp14:anchorId="41422885" wp14:editId="22195EFE">
             <wp:extent cx="2880000" cy="3014297"/>
@@ -13757,6 +14606,342 @@
     </w:p>
     <w:p>
       <w:pPr>
+        <w:pStyle w:val="af7"/>
+      </w:pPr>
+    </w:p>
+    <w:p>
+      <w:pPr>
+        <w:pStyle w:val="a3"/>
+        <w:numPr>
+          <w:ilvl w:val="0"/>
+          <w:numId w:val="14"/>
+        </w:numPr>
+        <w:spacing w:line="360" w:lineRule="auto"/>
+        <w:contextualSpacing w:val="0"/>
+        <w:rPr>
+          <w:rFonts w:ascii="Times New Roman" w:hAnsi="Times New Roman" w:cs="Times New Roman"/>
+          <w:vanish/>
+          <w:sz w:val="28"/>
+          <w:szCs w:val="28"/>
+        </w:rPr>
+      </w:pPr>
+    </w:p>
+    <w:p>
+      <w:pPr>
+        <w:pStyle w:val="a3"/>
+        <w:numPr>
+          <w:ilvl w:val="0"/>
+          <w:numId w:val="14"/>
+        </w:numPr>
+        <w:spacing w:line="360" w:lineRule="auto"/>
+        <w:contextualSpacing w:val="0"/>
+        <w:rPr>
+          <w:rFonts w:ascii="Times New Roman" w:hAnsi="Times New Roman" w:cs="Times New Roman"/>
+          <w:vanish/>
+          <w:sz w:val="28"/>
+          <w:szCs w:val="28"/>
+        </w:rPr>
+      </w:pPr>
+    </w:p>
+    <w:p>
+      <w:pPr>
+        <w:pStyle w:val="a3"/>
+        <w:numPr>
+          <w:ilvl w:val="0"/>
+          <w:numId w:val="14"/>
+        </w:numPr>
+        <w:spacing w:line="360" w:lineRule="auto"/>
+        <w:contextualSpacing w:val="0"/>
+        <w:rPr>
+          <w:rFonts w:ascii="Times New Roman" w:hAnsi="Times New Roman" w:cs="Times New Roman"/>
+          <w:vanish/>
+          <w:sz w:val="28"/>
+          <w:szCs w:val="28"/>
+        </w:rPr>
+      </w:pPr>
+    </w:p>
+    <w:p>
+      <w:pPr>
+        <w:pStyle w:val="a3"/>
+        <w:numPr>
+          <w:ilvl w:val="0"/>
+          <w:numId w:val="14"/>
+        </w:numPr>
+        <w:spacing w:line="360" w:lineRule="auto"/>
+        <w:contextualSpacing w:val="0"/>
+        <w:rPr>
+          <w:rFonts w:ascii="Times New Roman" w:hAnsi="Times New Roman" w:cs="Times New Roman"/>
+          <w:vanish/>
+          <w:sz w:val="28"/>
+          <w:szCs w:val="28"/>
+        </w:rPr>
+      </w:pPr>
+    </w:p>
+    <w:p>
+      <w:pPr>
+        <w:pStyle w:val="a3"/>
+        <w:numPr>
+          <w:ilvl w:val="0"/>
+          <w:numId w:val="14"/>
+        </w:numPr>
+        <w:spacing w:line="360" w:lineRule="auto"/>
+        <w:contextualSpacing w:val="0"/>
+        <w:rPr>
+          <w:rFonts w:ascii="Times New Roman" w:hAnsi="Times New Roman" w:cs="Times New Roman"/>
+          <w:vanish/>
+          <w:sz w:val="28"/>
+          <w:szCs w:val="28"/>
+        </w:rPr>
+      </w:pPr>
+    </w:p>
+    <w:p>
+      <w:pPr>
+        <w:pStyle w:val="a3"/>
+        <w:numPr>
+          <w:ilvl w:val="0"/>
+          <w:numId w:val="14"/>
+        </w:numPr>
+        <w:spacing w:line="360" w:lineRule="auto"/>
+        <w:contextualSpacing w:val="0"/>
+        <w:rPr>
+          <w:rFonts w:ascii="Times New Roman" w:hAnsi="Times New Roman" w:cs="Times New Roman"/>
+          <w:vanish/>
+          <w:sz w:val="28"/>
+          <w:szCs w:val="28"/>
+        </w:rPr>
+      </w:pPr>
+    </w:p>
+    <w:p>
+      <w:pPr>
+        <w:pStyle w:val="a3"/>
+        <w:numPr>
+          <w:ilvl w:val="0"/>
+          <w:numId w:val="14"/>
+        </w:numPr>
+        <w:spacing w:line="360" w:lineRule="auto"/>
+        <w:contextualSpacing w:val="0"/>
+        <w:rPr>
+          <w:rFonts w:ascii="Times New Roman" w:hAnsi="Times New Roman" w:cs="Times New Roman"/>
+          <w:vanish/>
+          <w:sz w:val="28"/>
+          <w:szCs w:val="28"/>
+        </w:rPr>
+      </w:pPr>
+    </w:p>
+    <w:p>
+      <w:pPr>
+        <w:pStyle w:val="a3"/>
+        <w:numPr>
+          <w:ilvl w:val="1"/>
+          <w:numId w:val="14"/>
+        </w:numPr>
+        <w:spacing w:line="360" w:lineRule="auto"/>
+        <w:contextualSpacing w:val="0"/>
+        <w:rPr>
+          <w:rFonts w:ascii="Times New Roman" w:hAnsi="Times New Roman" w:cs="Times New Roman"/>
+          <w:vanish/>
+          <w:sz w:val="28"/>
+          <w:szCs w:val="28"/>
+        </w:rPr>
+      </w:pPr>
+    </w:p>
+    <w:p>
+      <w:pPr>
+        <w:pStyle w:val="a3"/>
+        <w:numPr>
+          <w:ilvl w:val="1"/>
+          <w:numId w:val="14"/>
+        </w:numPr>
+        <w:spacing w:line="360" w:lineRule="auto"/>
+        <w:contextualSpacing w:val="0"/>
+        <w:rPr>
+          <w:rFonts w:ascii="Times New Roman" w:hAnsi="Times New Roman" w:cs="Times New Roman"/>
+          <w:vanish/>
+          <w:sz w:val="28"/>
+          <w:szCs w:val="28"/>
+        </w:rPr>
+      </w:pPr>
+    </w:p>
+    <w:p>
+      <w:pPr>
+        <w:pStyle w:val="af2"/>
+        <w:numPr>
+          <w:ilvl w:val="1"/>
+          <w:numId w:val="14"/>
+        </w:numPr>
+      </w:pPr>
+      <w:r>
+        <w:rPr>
+          <w:rFonts w:cs="Times New Roman"/>
+          <w:sz w:val="28"/>
+          <w:szCs w:val="28"/>
+        </w:rPr>
+        <w:t xml:space="preserve">Приложение </w:t>
+      </w:r>
+      <w:r>
+        <w:rPr>
+          <w:rFonts w:cs="Times New Roman"/>
+          <w:sz w:val="28"/>
+          <w:szCs w:val="28"/>
+        </w:rPr>
+        <w:t>В</w:t>
+      </w:r>
+      <w:r>
+        <w:rPr>
+          <w:rFonts w:cs="Times New Roman"/>
+          <w:sz w:val="28"/>
+          <w:szCs w:val="28"/>
+        </w:rPr>
+        <w:t xml:space="preserve"> – </w:t>
+      </w:r>
+      <w:r>
+        <w:rPr>
+          <w:rFonts w:cs="Times New Roman"/>
+          <w:sz w:val="28"/>
+          <w:szCs w:val="28"/>
+        </w:rPr>
+        <w:t>Ссылки</w:t>
+      </w:r>
+      <w:r>
+        <w:rPr>
+          <w:rFonts w:cs="Times New Roman"/>
+          <w:sz w:val="28"/>
+          <w:szCs w:val="28"/>
+        </w:rPr>
+        <w:t xml:space="preserve"> </w:t>
+      </w:r>
+    </w:p>
+    <w:p>
+      <w:pPr>
+        <w:pStyle w:val="a3"/>
+        <w:numPr>
+          <w:ilvl w:val="0"/>
+          <w:numId w:val="15"/>
+        </w:numPr>
+        <w:autoSpaceDE w:val="0"/>
+        <w:autoSpaceDN w:val="0"/>
+        <w:adjustRightInd w:val="0"/>
+        <w:spacing w:after="0" w:line="360" w:lineRule="auto"/>
+        <w:rPr>
+          <w:rFonts w:ascii="Times New Roman" w:hAnsi="Times New Roman" w:cs="Times New Roman"/>
+          <w:sz w:val="24"/>
+          <w:szCs w:val="24"/>
+        </w:rPr>
+      </w:pPr>
+      <w:hyperlink r:id="rId28" w:history="1">
+        <w:bookmarkStart w:id="74" w:name="_Ref109991328"/>
+        <w:r>
+          <w:rPr>
+            <w:rStyle w:val="a9"/>
+            <w:rFonts w:ascii="Times New Roman" w:hAnsi="Times New Roman" w:cs="Times New Roman"/>
+            <w:sz w:val="24"/>
+            <w:szCs w:val="24"/>
+          </w:rPr>
+          <w:t>Исходный код проекта</w:t>
+        </w:r>
+        <w:bookmarkEnd w:id="74"/>
+      </w:hyperlink>
+    </w:p>
+    <w:p>
+      <w:pPr>
+        <w:pStyle w:val="a3"/>
+        <w:numPr>
+          <w:ilvl w:val="0"/>
+          <w:numId w:val="15"/>
+        </w:numPr>
+        <w:autoSpaceDE w:val="0"/>
+        <w:autoSpaceDN w:val="0"/>
+        <w:adjustRightInd w:val="0"/>
+        <w:spacing w:after="0" w:line="360" w:lineRule="auto"/>
+        <w:rPr>
+          <w:rFonts w:ascii="Times New Roman" w:hAnsi="Times New Roman" w:cs="Times New Roman"/>
+          <w:sz w:val="24"/>
+          <w:szCs w:val="24"/>
+        </w:rPr>
+      </w:pPr>
+      <w:hyperlink r:id="rId29" w:history="1">
+        <w:r>
+          <w:rPr>
+            <w:rStyle w:val="a9"/>
+            <w:rFonts w:ascii="Times New Roman" w:hAnsi="Times New Roman" w:cs="Times New Roman"/>
+            <w:sz w:val="24"/>
+            <w:szCs w:val="24"/>
+          </w:rPr>
+          <w:t>Рабочая версия игры (ПК)</w:t>
+        </w:r>
+      </w:hyperlink>
+    </w:p>
+    <w:p>
+      <w:pPr>
+        <w:pStyle w:val="a3"/>
+        <w:numPr>
+          <w:ilvl w:val="0"/>
+          <w:numId w:val="15"/>
+        </w:numPr>
+        <w:autoSpaceDE w:val="0"/>
+        <w:autoSpaceDN w:val="0"/>
+        <w:adjustRightInd w:val="0"/>
+        <w:spacing w:after="0" w:line="360" w:lineRule="auto"/>
+        <w:rPr>
+          <w:rFonts w:ascii="Times New Roman" w:hAnsi="Times New Roman" w:cs="Times New Roman"/>
+          <w:sz w:val="24"/>
+          <w:szCs w:val="24"/>
+        </w:rPr>
+      </w:pPr>
+      <w:hyperlink r:id="rId30" w:history="1">
+        <w:r>
+          <w:rPr>
+            <w:rStyle w:val="a9"/>
+            <w:rFonts w:ascii="Times New Roman" w:hAnsi="Times New Roman" w:cs="Times New Roman"/>
+            <w:sz w:val="24"/>
+            <w:szCs w:val="24"/>
+          </w:rPr>
+          <w:t>Рабочая версия игры (</w:t>
+        </w:r>
+        <w:r>
+          <w:rPr>
+            <w:rStyle w:val="a9"/>
+            <w:rFonts w:ascii="Times New Roman" w:hAnsi="Times New Roman" w:cs="Times New Roman"/>
+            <w:sz w:val="24"/>
+            <w:szCs w:val="24"/>
+            <w:lang w:val="en-US"/>
+          </w:rPr>
+          <w:t>Android</w:t>
+        </w:r>
+        <w:r>
+          <w:rPr>
+            <w:rStyle w:val="a9"/>
+            <w:rFonts w:ascii="Times New Roman" w:hAnsi="Times New Roman" w:cs="Times New Roman"/>
+            <w:sz w:val="24"/>
+            <w:szCs w:val="24"/>
+          </w:rPr>
+          <w:t>)</w:t>
+        </w:r>
+      </w:hyperlink>
+    </w:p>
+    <w:p>
+      <w:pPr>
+        <w:pStyle w:val="af2"/>
+        <w:ind w:left="360" w:firstLine="0"/>
+      </w:pPr>
+    </w:p>
+    <w:p>
+      <w:pPr>
+        <w:rPr>
+          <w:rFonts w:ascii="Times New Roman" w:hAnsi="Times New Roman"/>
+          <w:i/>
+          <w:iCs/>
+          <w:color w:val="44546A" w:themeColor="text2"/>
+          <w:sz w:val="20"/>
+          <w:szCs w:val="18"/>
+        </w:rPr>
+      </w:pPr>
+      <w:r>
+        <w:br w:type="page"/>
+      </w:r>
+    </w:p>
+    <w:p>
+      <w:pPr>
         <w:pStyle w:val="10"/>
         <w:numPr>
           <w:ilvl w:val="0"/>
@@ -13769,7 +14954,7 @@
           <w:szCs w:val="28"/>
         </w:rPr>
       </w:pPr>
-      <w:bookmarkStart w:id="74" w:name="_Toc109840868"/>
+      <w:bookmarkStart w:id="75" w:name="_Toc109840868"/>
       <w:r>
         <w:rPr>
           <w:rFonts w:ascii="Times New Roman" w:hAnsi="Times New Roman" w:cs="Times New Roman"/>
@@ -13780,7 +14965,7 @@
         <w:lastRenderedPageBreak/>
         <w:t>Список литературы</w:t>
       </w:r>
-      <w:bookmarkEnd w:id="74"/>
+      <w:bookmarkEnd w:id="75"/>
       <w:r>
         <w:rPr>
           <w:rFonts w:ascii="Times New Roman" w:hAnsi="Times New Roman" w:cs="Times New Roman"/>
@@ -13799,7 +14984,7 @@
           <w:numId w:val="10"/>
         </w:numPr>
       </w:pPr>
-      <w:hyperlink r:id="rId28" w:history="1">
+      <w:hyperlink r:id="rId31" w:history="1">
         <w:r>
           <w:rPr>
             <w:rStyle w:val="a9"/>
@@ -13822,8 +15007,8 @@
           <w:u w:val="none"/>
         </w:rPr>
       </w:pPr>
-      <w:hyperlink r:id="rId29" w:history="1">
-        <w:bookmarkStart w:id="75" w:name="_Ref109694552"/>
+      <w:hyperlink r:id="rId32" w:history="1">
+        <w:bookmarkStart w:id="76" w:name="_Ref109694552"/>
         <w:r>
           <w:rPr>
             <w:rStyle w:val="a9"/>
@@ -13837,7 +15022,7 @@
           </w:rPr>
           <w:t>MVC</w:t>
         </w:r>
-        <w:bookmarkEnd w:id="75"/>
+        <w:bookmarkEnd w:id="76"/>
       </w:hyperlink>
     </w:p>
     <w:p>
@@ -13857,8 +15042,8 @@
           <w:szCs w:val="24"/>
         </w:rPr>
       </w:pPr>
-      <w:hyperlink r:id="rId30" w:history="1">
-        <w:bookmarkStart w:id="76" w:name="_Ref109815134"/>
+      <w:hyperlink r:id="rId33" w:history="1">
+        <w:bookmarkStart w:id="77" w:name="_Ref109815134"/>
         <w:r>
           <w:rPr>
             <w:rStyle w:val="a9"/>
@@ -13868,7 +15053,7 @@
           </w:rPr>
           <w:t>Программирование шахмат и других логических игр. — СПб.: БХВ-Петербург, 2005.</w:t>
         </w:r>
-        <w:bookmarkEnd w:id="76"/>
+        <w:bookmarkEnd w:id="77"/>
       </w:hyperlink>
       <w:r>
         <w:rPr>
@@ -14018,8 +15203,8 @@
       </w:pPr>
     </w:p>
     <w:sectPr>
-      <w:footerReference w:type="default" r:id="rId31"/>
-      <w:footerReference w:type="first" r:id="rId32"/>
+      <w:footerReference w:type="default" r:id="rId34"/>
+      <w:footerReference w:type="first" r:id="rId35"/>
       <w:pgSz w:w="11906" w:h="16838"/>
       <w:pgMar w:top="1134" w:right="850" w:bottom="1134" w:left="1701" w:header="708" w:footer="708" w:gutter="0"/>
       <w:pgNumType w:start="4"/>
@@ -14282,6 +15467,205 @@
     </w:lvl>
   </w:abstractNum>
   <w:abstractNum w:abstractNumId="1" w15:restartNumberingAfterBreak="0">
+    <w:nsid w:val="1F0A74E3"/>
+    <w:multiLevelType w:val="multilevel"/>
+    <w:tmpl w:val="0419001F"/>
+    <w:lvl w:ilvl="0">
+      <w:start w:val="1"/>
+      <w:numFmt w:val="decimal"/>
+      <w:lvlText w:val="%1."/>
+      <w:lvlJc w:val="left"/>
+      <w:pPr>
+        <w:ind w:left="360" w:hanging="360"/>
+      </w:pPr>
+    </w:lvl>
+    <w:lvl w:ilvl="1">
+      <w:start w:val="1"/>
+      <w:numFmt w:val="decimal"/>
+      <w:lvlText w:val="%1.%2."/>
+      <w:lvlJc w:val="left"/>
+      <w:pPr>
+        <w:ind w:left="792" w:hanging="432"/>
+      </w:pPr>
+    </w:lvl>
+    <w:lvl w:ilvl="2">
+      <w:start w:val="1"/>
+      <w:numFmt w:val="decimal"/>
+      <w:lvlText w:val="%1.%2.%3."/>
+      <w:lvlJc w:val="left"/>
+      <w:pPr>
+        <w:ind w:left="1224" w:hanging="504"/>
+      </w:pPr>
+    </w:lvl>
+    <w:lvl w:ilvl="3">
+      <w:start w:val="1"/>
+      <w:numFmt w:val="decimal"/>
+      <w:lvlText w:val="%1.%2.%3.%4."/>
+      <w:lvlJc w:val="left"/>
+      <w:pPr>
+        <w:ind w:left="1728" w:hanging="648"/>
+      </w:pPr>
+    </w:lvl>
+    <w:lvl w:ilvl="4">
+      <w:start w:val="1"/>
+      <w:numFmt w:val="decimal"/>
+      <w:lvlText w:val="%1.%2.%3.%4.%5."/>
+      <w:lvlJc w:val="left"/>
+      <w:pPr>
+        <w:ind w:left="2232" w:hanging="792"/>
+      </w:pPr>
+    </w:lvl>
+    <w:lvl w:ilvl="5">
+      <w:start w:val="1"/>
+      <w:numFmt w:val="decimal"/>
+      <w:lvlText w:val="%1.%2.%3.%4.%5.%6."/>
+      <w:lvlJc w:val="left"/>
+      <w:pPr>
+        <w:ind w:left="2736" w:hanging="936"/>
+      </w:pPr>
+    </w:lvl>
+    <w:lvl w:ilvl="6">
+      <w:start w:val="1"/>
+      <w:numFmt w:val="decimal"/>
+      <w:lvlText w:val="%1.%2.%3.%4.%5.%6.%7."/>
+      <w:lvlJc w:val="left"/>
+      <w:pPr>
+        <w:ind w:left="3240" w:hanging="1080"/>
+      </w:pPr>
+    </w:lvl>
+    <w:lvl w:ilvl="7">
+      <w:start w:val="1"/>
+      <w:numFmt w:val="decimal"/>
+      <w:lvlText w:val="%1.%2.%3.%4.%5.%6.%7.%8."/>
+      <w:lvlJc w:val="left"/>
+      <w:pPr>
+        <w:ind w:left="3744" w:hanging="1224"/>
+      </w:pPr>
+    </w:lvl>
+    <w:lvl w:ilvl="8">
+      <w:start w:val="1"/>
+      <w:numFmt w:val="decimal"/>
+      <w:lvlText w:val="%1.%2.%3.%4.%5.%6.%7.%8.%9."/>
+      <w:lvlJc w:val="left"/>
+      <w:pPr>
+        <w:ind w:left="4320" w:hanging="1440"/>
+      </w:pPr>
+    </w:lvl>
+  </w:abstractNum>
+  <w:abstractNum w:abstractNumId="2" w15:restartNumberingAfterBreak="0">
+    <w:nsid w:val="271F7B6C"/>
+    <w:multiLevelType w:val="multilevel"/>
+    <w:tmpl w:val="92BE11A8"/>
+    <w:lvl w:ilvl="0">
+      <w:start w:val="7"/>
+      <w:numFmt w:val="decimal"/>
+      <w:lvlText w:val="%1."/>
+      <w:lvlJc w:val="left"/>
+      <w:pPr>
+        <w:ind w:left="360" w:hanging="360"/>
+      </w:pPr>
+      <w:rPr>
+        <w:rFonts w:hint="default"/>
+      </w:rPr>
+    </w:lvl>
+    <w:lvl w:ilvl="1">
+      <w:start w:val="1"/>
+      <w:numFmt w:val="decimal"/>
+      <w:lvlText w:val="%1.%2."/>
+      <w:lvlJc w:val="left"/>
+      <w:pPr>
+        <w:ind w:left="792" w:hanging="432"/>
+      </w:pPr>
+      <w:rPr>
+        <w:rFonts w:hint="default"/>
+      </w:rPr>
+    </w:lvl>
+    <w:lvl w:ilvl="2">
+      <w:start w:val="1"/>
+      <w:numFmt w:val="decimal"/>
+      <w:lvlText w:val="%1.%2.%3."/>
+      <w:lvlJc w:val="left"/>
+      <w:pPr>
+        <w:ind w:left="1224" w:hanging="504"/>
+      </w:pPr>
+      <w:rPr>
+        <w:rFonts w:hint="default"/>
+      </w:rPr>
+    </w:lvl>
+    <w:lvl w:ilvl="3">
+      <w:start w:val="1"/>
+      <w:numFmt w:val="decimal"/>
+      <w:lvlText w:val="%1.%2.%3.%4."/>
+      <w:lvlJc w:val="left"/>
+      <w:pPr>
+        <w:ind w:left="1728" w:hanging="648"/>
+      </w:pPr>
+      <w:rPr>
+        <w:rFonts w:hint="default"/>
+      </w:rPr>
+    </w:lvl>
+    <w:lvl w:ilvl="4">
+      <w:start w:val="1"/>
+      <w:numFmt w:val="decimal"/>
+      <w:lvlText w:val="%1.%2.%3.%4.%5."/>
+      <w:lvlJc w:val="left"/>
+      <w:pPr>
+        <w:ind w:left="2232" w:hanging="792"/>
+      </w:pPr>
+      <w:rPr>
+        <w:rFonts w:hint="default"/>
+      </w:rPr>
+    </w:lvl>
+    <w:lvl w:ilvl="5">
+      <w:start w:val="1"/>
+      <w:numFmt w:val="decimal"/>
+      <w:lvlText w:val="%1.%2.%3.%4.%5.%6."/>
+      <w:lvlJc w:val="left"/>
+      <w:pPr>
+        <w:ind w:left="2736" w:hanging="936"/>
+      </w:pPr>
+      <w:rPr>
+        <w:rFonts w:hint="default"/>
+      </w:rPr>
+    </w:lvl>
+    <w:lvl w:ilvl="6">
+      <w:start w:val="1"/>
+      <w:numFmt w:val="decimal"/>
+      <w:lvlText w:val="%1.%2.%3.%4.%5.%6.%7."/>
+      <w:lvlJc w:val="left"/>
+      <w:pPr>
+        <w:ind w:left="3240" w:hanging="1080"/>
+      </w:pPr>
+      <w:rPr>
+        <w:rFonts w:hint="default"/>
+      </w:rPr>
+    </w:lvl>
+    <w:lvl w:ilvl="7">
+      <w:start w:val="1"/>
+      <w:numFmt w:val="decimal"/>
+      <w:lvlText w:val="%1.%2.%3.%4.%5.%6.%7.%8."/>
+      <w:lvlJc w:val="left"/>
+      <w:pPr>
+        <w:ind w:left="3744" w:hanging="1224"/>
+      </w:pPr>
+      <w:rPr>
+        <w:rFonts w:hint="default"/>
+      </w:rPr>
+    </w:lvl>
+    <w:lvl w:ilvl="8">
+      <w:start w:val="1"/>
+      <w:numFmt w:val="decimal"/>
+      <w:lvlText w:val="%1.%2.%3.%4.%5.%6.%7.%8.%9."/>
+      <w:lvlJc w:val="left"/>
+      <w:pPr>
+        <w:ind w:left="4320" w:hanging="1440"/>
+      </w:pPr>
+      <w:rPr>
+        <w:rFonts w:hint="default"/>
+      </w:rPr>
+    </w:lvl>
+  </w:abstractNum>
+  <w:abstractNum w:abstractNumId="3" w15:restartNumberingAfterBreak="0">
     <w:nsid w:val="28755C8E"/>
     <w:multiLevelType w:val="multilevel"/>
     <w:tmpl w:val="0419001F"/>
@@ -14367,7 +15751,7 @@
       </w:pPr>
     </w:lvl>
   </w:abstractNum>
-  <w:abstractNum w:abstractNumId="2" w15:restartNumberingAfterBreak="0">
+  <w:abstractNum w:abstractNumId="4" w15:restartNumberingAfterBreak="0">
     <w:nsid w:val="29671465"/>
     <w:multiLevelType w:val="multilevel"/>
     <w:tmpl w:val="0419001F"/>
@@ -14453,7 +15837,7 @@
       </w:pPr>
     </w:lvl>
   </w:abstractNum>
-  <w:abstractNum w:abstractNumId="3" w15:restartNumberingAfterBreak="0">
+  <w:abstractNum w:abstractNumId="5" w15:restartNumberingAfterBreak="0">
     <w:nsid w:val="2F2D1A3D"/>
     <w:multiLevelType w:val="multilevel"/>
     <w:tmpl w:val="6CDCC3EC"/>
@@ -14567,7 +15951,7 @@
       </w:rPr>
     </w:lvl>
   </w:abstractNum>
-  <w:abstractNum w:abstractNumId="4" w15:restartNumberingAfterBreak="0">
+  <w:abstractNum w:abstractNumId="6" w15:restartNumberingAfterBreak="0">
     <w:nsid w:val="3E342390"/>
     <w:multiLevelType w:val="hybridMultilevel"/>
     <w:tmpl w:val="D24646A8"/>
@@ -14656,7 +16040,7 @@
       </w:pPr>
     </w:lvl>
   </w:abstractNum>
-  <w:abstractNum w:abstractNumId="5" w15:restartNumberingAfterBreak="0">
+  <w:abstractNum w:abstractNumId="7" w15:restartNumberingAfterBreak="0">
     <w:nsid w:val="4A322F11"/>
     <w:multiLevelType w:val="multilevel"/>
     <w:tmpl w:val="0419001F"/>
@@ -14742,7 +16126,7 @@
       </w:pPr>
     </w:lvl>
   </w:abstractNum>
-  <w:abstractNum w:abstractNumId="6" w15:restartNumberingAfterBreak="0">
+  <w:abstractNum w:abstractNumId="8" w15:restartNumberingAfterBreak="0">
     <w:nsid w:val="4EC92804"/>
     <w:multiLevelType w:val="multilevel"/>
     <w:tmpl w:val="3EC09856"/>
@@ -14857,7 +16241,7 @@
       </w:rPr>
     </w:lvl>
   </w:abstractNum>
-  <w:abstractNum w:abstractNumId="7" w15:restartNumberingAfterBreak="0">
+  <w:abstractNum w:abstractNumId="9" w15:restartNumberingAfterBreak="0">
     <w:nsid w:val="54603E43"/>
     <w:multiLevelType w:val="multilevel"/>
     <w:tmpl w:val="0419001F"/>
@@ -14943,7 +16327,93 @@
       </w:pPr>
     </w:lvl>
   </w:abstractNum>
-  <w:abstractNum w:abstractNumId="8" w15:restartNumberingAfterBreak="0">
+  <w:abstractNum w:abstractNumId="10" w15:restartNumberingAfterBreak="0">
+    <w:nsid w:val="55590459"/>
+    <w:multiLevelType w:val="multilevel"/>
+    <w:tmpl w:val="0419001F"/>
+    <w:lvl w:ilvl="0">
+      <w:start w:val="1"/>
+      <w:numFmt w:val="decimal"/>
+      <w:lvlText w:val="%1."/>
+      <w:lvlJc w:val="left"/>
+      <w:pPr>
+        <w:ind w:left="360" w:hanging="360"/>
+      </w:pPr>
+    </w:lvl>
+    <w:lvl w:ilvl="1">
+      <w:start w:val="1"/>
+      <w:numFmt w:val="decimal"/>
+      <w:lvlText w:val="%1.%2."/>
+      <w:lvlJc w:val="left"/>
+      <w:pPr>
+        <w:ind w:left="792" w:hanging="432"/>
+      </w:pPr>
+    </w:lvl>
+    <w:lvl w:ilvl="2">
+      <w:start w:val="1"/>
+      <w:numFmt w:val="decimal"/>
+      <w:lvlText w:val="%1.%2.%3."/>
+      <w:lvlJc w:val="left"/>
+      <w:pPr>
+        <w:ind w:left="1224" w:hanging="504"/>
+      </w:pPr>
+    </w:lvl>
+    <w:lvl w:ilvl="3">
+      <w:start w:val="1"/>
+      <w:numFmt w:val="decimal"/>
+      <w:lvlText w:val="%1.%2.%3.%4."/>
+      <w:lvlJc w:val="left"/>
+      <w:pPr>
+        <w:ind w:left="1728" w:hanging="648"/>
+      </w:pPr>
+    </w:lvl>
+    <w:lvl w:ilvl="4">
+      <w:start w:val="1"/>
+      <w:numFmt w:val="decimal"/>
+      <w:lvlText w:val="%1.%2.%3.%4.%5."/>
+      <w:lvlJc w:val="left"/>
+      <w:pPr>
+        <w:ind w:left="2232" w:hanging="792"/>
+      </w:pPr>
+    </w:lvl>
+    <w:lvl w:ilvl="5">
+      <w:start w:val="1"/>
+      <w:numFmt w:val="decimal"/>
+      <w:lvlText w:val="%1.%2.%3.%4.%5.%6."/>
+      <w:lvlJc w:val="left"/>
+      <w:pPr>
+        <w:ind w:left="2736" w:hanging="936"/>
+      </w:pPr>
+    </w:lvl>
+    <w:lvl w:ilvl="6">
+      <w:start w:val="1"/>
+      <w:numFmt w:val="decimal"/>
+      <w:lvlText w:val="%1.%2.%3.%4.%5.%6.%7."/>
+      <w:lvlJc w:val="left"/>
+      <w:pPr>
+        <w:ind w:left="3240" w:hanging="1080"/>
+      </w:pPr>
+    </w:lvl>
+    <w:lvl w:ilvl="7">
+      <w:start w:val="1"/>
+      <w:numFmt w:val="decimal"/>
+      <w:lvlText w:val="%1.%2.%3.%4.%5.%6.%7.%8."/>
+      <w:lvlJc w:val="left"/>
+      <w:pPr>
+        <w:ind w:left="3744" w:hanging="1224"/>
+      </w:pPr>
+    </w:lvl>
+    <w:lvl w:ilvl="8">
+      <w:start w:val="1"/>
+      <w:numFmt w:val="decimal"/>
+      <w:lvlText w:val="%1.%2.%3.%4.%5.%6.%7.%8.%9."/>
+      <w:lvlJc w:val="left"/>
+      <w:pPr>
+        <w:ind w:left="4320" w:hanging="1440"/>
+      </w:pPr>
+    </w:lvl>
+  </w:abstractNum>
+  <w:abstractNum w:abstractNumId="11" w15:restartNumberingAfterBreak="0">
     <w:nsid w:val="575F2BAF"/>
     <w:multiLevelType w:val="multilevel"/>
     <w:tmpl w:val="3EC09856"/>
@@ -15058,7 +16528,7 @@
       </w:rPr>
     </w:lvl>
   </w:abstractNum>
-  <w:abstractNum w:abstractNumId="9" w15:restartNumberingAfterBreak="0">
+  <w:abstractNum w:abstractNumId="12" w15:restartNumberingAfterBreak="0">
     <w:nsid w:val="621100FA"/>
     <w:multiLevelType w:val="multilevel"/>
     <w:tmpl w:val="3DCAC3CE"/>
@@ -15171,7 +16641,7 @@
       </w:rPr>
     </w:lvl>
   </w:abstractNum>
-  <w:abstractNum w:abstractNumId="10" w15:restartNumberingAfterBreak="0">
+  <w:abstractNum w:abstractNumId="13" w15:restartNumberingAfterBreak="0">
     <w:nsid w:val="64666159"/>
     <w:multiLevelType w:val="multilevel"/>
     <w:tmpl w:val="0419001F"/>
@@ -15257,7 +16727,7 @@
       </w:pPr>
     </w:lvl>
   </w:abstractNum>
-  <w:abstractNum w:abstractNumId="11" w15:restartNumberingAfterBreak="0">
+  <w:abstractNum w:abstractNumId="14" w15:restartNumberingAfterBreak="0">
     <w:nsid w:val="7B5F415C"/>
     <w:multiLevelType w:val="multilevel"/>
     <w:tmpl w:val="0419001F"/>
@@ -15344,40 +16814,49 @@
     </w:lvl>
   </w:abstractNum>
   <w:num w:numId="1" w16cid:durableId="597443718">
+    <w:abstractNumId w:val="12"/>
+  </w:num>
+  <w:num w:numId="2" w16cid:durableId="371611008">
+    <w:abstractNumId w:val="7"/>
+  </w:num>
+  <w:num w:numId="3" w16cid:durableId="1714958610">
+    <w:abstractNumId w:val="8"/>
+  </w:num>
+  <w:num w:numId="4" w16cid:durableId="209195314">
+    <w:abstractNumId w:val="4"/>
+  </w:num>
+  <w:num w:numId="5" w16cid:durableId="1834881023">
     <w:abstractNumId w:val="9"/>
   </w:num>
-  <w:num w:numId="2" w16cid:durableId="371611008">
-    <w:abstractNumId w:val="5"/>
-  </w:num>
-  <w:num w:numId="3" w16cid:durableId="1714958610">
-    <w:abstractNumId w:val="6"/>
-  </w:num>
-  <w:num w:numId="4" w16cid:durableId="209195314">
-    <w:abstractNumId w:val="2"/>
-  </w:num>
-  <w:num w:numId="5" w16cid:durableId="1834881023">
-    <w:abstractNumId w:val="7"/>
-  </w:num>
   <w:num w:numId="6" w16cid:durableId="1596285559">
-    <w:abstractNumId w:val="10"/>
+    <w:abstractNumId w:val="13"/>
   </w:num>
   <w:num w:numId="7" w16cid:durableId="361326326">
-    <w:abstractNumId w:val="1"/>
+    <w:abstractNumId w:val="3"/>
   </w:num>
   <w:num w:numId="8" w16cid:durableId="1531530008">
     <w:abstractNumId w:val="0"/>
   </w:num>
   <w:num w:numId="9" w16cid:durableId="366637561">
-    <w:abstractNumId w:val="3"/>
+    <w:abstractNumId w:val="5"/>
   </w:num>
   <w:num w:numId="10" w16cid:durableId="2114932365">
-    <w:abstractNumId w:val="4"/>
+    <w:abstractNumId w:val="6"/>
   </w:num>
   <w:num w:numId="11" w16cid:durableId="261765620">
-    <w:abstractNumId w:val="8"/>
+    <w:abstractNumId w:val="11"/>
   </w:num>
   <w:num w:numId="12" w16cid:durableId="1651330135">
-    <w:abstractNumId w:val="11"/>
+    <w:abstractNumId w:val="14"/>
+  </w:num>
+  <w:num w:numId="13" w16cid:durableId="1654213534">
+    <w:abstractNumId w:val="2"/>
+  </w:num>
+  <w:num w:numId="14" w16cid:durableId="1767070550">
+    <w:abstractNumId w:val="1"/>
+  </w:num>
+  <w:num w:numId="15" w16cid:durableId="1860316336">
+    <w:abstractNumId w:val="10"/>
   </w:num>
 </w:numbering>
 </file>
